--- a/7COM1079_Final report_template.docx
+++ b/7COM1079_Final report_template.docx
@@ -11,59 +11,16 @@
           <w:rFonts w:ascii="Times New Roman" w:eastAsia="Times New Roman" w:hAnsi="Times New Roman" w:cs="Times New Roman"/>
           <w:color w:val="2D3B45"/>
           <w:kern w:val="0"/>
-          <w:highlight w:val="yellow"/>
           <w:lang w:eastAsia="en-GB"/>
           <w14:ligatures w14:val="none"/>
         </w:rPr>
       </w:pPr>
-      <w:r>
-        <w:rPr>
-          <w:rFonts w:ascii="Times New Roman" w:eastAsia="Times New Roman" w:hAnsi="Times New Roman" w:cs="Times New Roman"/>
-          <w:i/>
-          <w:color w:val="2D3B45"/>
-          <w:kern w:val="0"/>
-          <w:highlight w:val="yellow"/>
-          <w:lang w:eastAsia="en-GB"/>
-          <w14:ligatures w14:val="none"/>
-        </w:rPr>
-        <w:t xml:space="preserve">Please delete all the </w:t>
-      </w:r>
-      <w:r>
-        <w:rPr>
-          <w:rFonts w:ascii="Times New Roman" w:eastAsia="Times New Roman" w:hAnsi="Times New Roman" w:cs="Times New Roman"/>
-          <w:i/>
-          <w:color w:val="2D3B45"/>
-          <w:kern w:val="0"/>
-          <w:highlight w:val="yellow"/>
-          <w:lang w:eastAsia="en-GB"/>
-          <w14:ligatures w14:val="none"/>
-        </w:rPr>
-        <w:t>italic</w:t>
-      </w:r>
-      <w:r>
-        <w:rPr>
-          <w:rFonts w:ascii="Times New Roman" w:eastAsia="Times New Roman" w:hAnsi="Times New Roman" w:cs="Times New Roman"/>
-          <w:i/>
-          <w:color w:val="2D3B45"/>
-          <w:kern w:val="0"/>
-          <w:highlight w:val="yellow"/>
-          <w:lang w:eastAsia="en-GB"/>
-          <w14:ligatures w14:val="none"/>
-        </w:rPr>
-        <w:t xml:space="preserve"> text before submission. It is here just for your reference</w:t>
-      </w:r>
-      <w:r>
-        <w:rPr>
-          <w:rFonts w:ascii="Times New Roman" w:eastAsia="Times New Roman" w:hAnsi="Times New Roman" w:cs="Times New Roman"/>
-          <w:color w:val="2D3B45"/>
-          <w:kern w:val="0"/>
-          <w:highlight w:val="yellow"/>
-          <w:lang w:eastAsia="en-GB"/>
-          <w14:ligatures w14:val="none"/>
-        </w:rPr>
-        <w:t>.</w:t>
-      </w:r>
-      <w:r>
+    </w:p>
+    <w:p>
+      <w:pPr>
+        <w:shd w:val="clear" w:color="auto" w:fill="FFFFFF" w:themeFill="background1"/>
+        <w:jc w:val="center"/>
+        <w:outlineLvl w:val="1"/>
         <w:rPr>
           <w:rFonts w:ascii="Times New Roman" w:eastAsia="Times New Roman" w:hAnsi="Times New Roman" w:cs="Times New Roman"/>
           <w:color w:val="2D3B45"/>
@@ -71,8 +28,7 @@
           <w:lang w:eastAsia="en-GB"/>
           <w14:ligatures w14:val="none"/>
         </w:rPr>
-        <w:t xml:space="preserve"> </w:t>
-      </w:r>
+      </w:pPr>
     </w:p>
     <w:p>
       <w:pPr>
@@ -81,122 +37,12 @@
         <w:outlineLvl w:val="1"/>
         <w:rPr>
           <w:rFonts w:ascii="Times New Roman" w:eastAsia="Times New Roman" w:hAnsi="Times New Roman" w:cs="Times New Roman"/>
-          <w:i/>
-          <w:color w:val="2D3B45"/>
-          <w:kern w:val="0"/>
-          <w:highlight w:val="yellow"/>
-          <w:lang w:eastAsia="en-GB"/>
-          <w14:ligatures w14:val="none"/>
-        </w:rPr>
-      </w:pPr>
-      <w:r>
-        <w:rPr>
-          <w:rFonts w:ascii="Times New Roman" w:eastAsia="Times New Roman" w:hAnsi="Times New Roman" w:cs="Times New Roman"/>
-          <w:i/>
-          <w:color w:val="2D3B45"/>
-          <w:kern w:val="0"/>
-          <w:highlight w:val="yellow"/>
-          <w:lang w:eastAsia="en-GB"/>
-          <w14:ligatures w14:val="none"/>
-        </w:rPr>
-        <w:t>Further: data set – DS, research question – RQ</w:t>
-      </w:r>
-    </w:p>
-    <w:p>
-      <w:pPr>
-        <w:shd w:val="clear" w:color="auto" w:fill="FFFFFF" w:themeFill="background1"/>
-        <w:jc w:val="center"/>
-        <w:outlineLvl w:val="1"/>
-        <w:rPr>
-          <w:rFonts w:ascii="Times New Roman" w:eastAsia="Times New Roman" w:hAnsi="Times New Roman" w:cs="Times New Roman"/>
-          <w:i/>
-          <w:iCs/>
-          <w:color w:val="2D3B45"/>
-          <w:kern w:val="0"/>
-          <w:highlight w:val="yellow"/>
-          <w:lang w:eastAsia="en-GB"/>
-          <w14:ligatures w14:val="none"/>
-        </w:rPr>
-      </w:pPr>
-      <w:r>
-        <w:rPr>
-          <w:rFonts w:ascii="Times New Roman" w:eastAsia="Times New Roman" w:hAnsi="Times New Roman" w:cs="Times New Roman"/>
-          <w:i/>
-          <w:iCs/>
-          <w:color w:val="2D3B45"/>
-          <w:kern w:val="0"/>
-          <w:highlight w:val="yellow"/>
-          <w:lang w:eastAsia="en-GB"/>
-          <w14:ligatures w14:val="none"/>
-        </w:rPr>
-        <w:t>The mark (</w:t>
-      </w:r>
-      <w:r>
-        <w:rPr>
-          <w:rFonts w:ascii="Times New Roman" w:eastAsia="Times New Roman" w:hAnsi="Times New Roman" w:cs="Times New Roman"/>
-          <w:b/>
-          <w:bCs/>
-          <w:i/>
-          <w:iCs/>
-          <w:color w:val="2D3B45"/>
-          <w:kern w:val="0"/>
-          <w:highlight w:val="yellow"/>
-          <w:lang w:eastAsia="en-GB"/>
-          <w14:ligatures w14:val="none"/>
-        </w:rPr>
-        <w:t>x words</w:t>
-      </w:r>
-      <w:r>
-        <w:rPr>
-          <w:rFonts w:ascii="Times New Roman" w:eastAsia="Times New Roman" w:hAnsi="Times New Roman" w:cs="Times New Roman"/>
-          <w:i/>
-          <w:iCs/>
-          <w:color w:val="2D3B45"/>
-          <w:kern w:val="0"/>
-          <w:highlight w:val="yellow"/>
-          <w:lang w:eastAsia="en-GB"/>
-          <w14:ligatures w14:val="none"/>
-        </w:rPr>
-        <w:t xml:space="preserve">) after each subchapter states the word count limit. This indicates the expected amount of information which you can exceed </w:t>
-      </w:r>
-      <w:r>
-        <w:rPr>
-          <w:rFonts w:ascii="Times New Roman" w:eastAsia="Times New Roman" w:hAnsi="Times New Roman" w:cs="Times New Roman"/>
-          <w:i/>
-          <w:iCs/>
-          <w:color w:val="2D3B45"/>
-          <w:kern w:val="0"/>
-          <w:highlight w:val="yellow"/>
-          <w:lang w:eastAsia="en-GB"/>
-          <w14:ligatures w14:val="none"/>
-        </w:rPr>
-        <w:t>by</w:t>
-      </w:r>
-      <w:r>
-        <w:rPr>
-          <w:rFonts w:ascii="Times New Roman" w:eastAsia="Times New Roman" w:hAnsi="Times New Roman" w:cs="Times New Roman"/>
-          <w:i/>
-          <w:iCs/>
-          <w:color w:val="2D3B45"/>
-          <w:kern w:val="0"/>
-          <w:highlight w:val="yellow"/>
-          <w:lang w:eastAsia="en-GB"/>
-          <w14:ligatures w14:val="none"/>
-        </w:rPr>
-        <w:t xml:space="preserve"> 10% without losing the mark.</w:t>
-      </w:r>
-      <w:r>
-        <w:rPr>
-          <w:rFonts w:ascii="Times New Roman" w:eastAsia="Times New Roman" w:hAnsi="Times New Roman" w:cs="Times New Roman"/>
-          <w:i/>
-          <w:iCs/>
           <w:color w:val="2D3B45"/>
           <w:kern w:val="0"/>
           <w:lang w:eastAsia="en-GB"/>
           <w14:ligatures w14:val="none"/>
         </w:rPr>
-        <w:t xml:space="preserve"> </w:t>
-      </w:r>
+      </w:pPr>
     </w:p>
     <w:p>
       <w:pPr>
@@ -211,12 +57,7 @@
           <w14:ligatures w14:val="none"/>
         </w:rPr>
       </w:pPr>
-    </w:p>
-    <w:p>
-      <w:pPr>
-        <w:shd w:val="clear" w:color="auto" w:fill="FFFFFF" w:themeFill="background1"/>
-        <w:jc w:val="center"/>
-        <w:outlineLvl w:val="1"/>
+      <w:r>
         <w:rPr>
           <w:rFonts w:ascii="Times New Roman" w:eastAsia="Times New Roman" w:hAnsi="Times New Roman" w:cs="Times New Roman"/>
           <w:color w:val="2D3B45"/>
@@ -224,13 +65,9 @@
           <w:lang w:eastAsia="en-GB"/>
           <w14:ligatures w14:val="none"/>
         </w:rPr>
-      </w:pPr>
-    </w:p>
-    <w:p>
-      <w:pPr>
-        <w:shd w:val="clear" w:color="auto" w:fill="FFFFFF" w:themeFill="background1"/>
-        <w:jc w:val="center"/>
-        <w:outlineLvl w:val="1"/>
+        <w:t>7COM1079-0901-202</w:t>
+      </w:r>
+      <w:r>
         <w:rPr>
           <w:rFonts w:ascii="Times New Roman" w:eastAsia="Times New Roman" w:hAnsi="Times New Roman" w:cs="Times New Roman"/>
           <w:color w:val="2D3B45"/>
@@ -238,13 +75,9 @@
           <w:lang w:eastAsia="en-GB"/>
           <w14:ligatures w14:val="none"/>
         </w:rPr>
-      </w:pPr>
-    </w:p>
-    <w:p>
-      <w:pPr>
-        <w:shd w:val="clear" w:color="auto" w:fill="FFFFFF" w:themeFill="background1"/>
-        <w:jc w:val="center"/>
-        <w:outlineLvl w:val="1"/>
+        <w:t>5</w:t>
+      </w:r>
+      <w:r>
         <w:rPr>
           <w:rFonts w:ascii="Times New Roman" w:eastAsia="Times New Roman" w:hAnsi="Times New Roman" w:cs="Times New Roman"/>
           <w:color w:val="2D3B45"/>
@@ -252,537 +85,421 @@
           <w:lang w:eastAsia="en-GB"/>
           <w14:ligatures w14:val="none"/>
         </w:rPr>
-      </w:pPr>
-      <w:r>
-        <w:rPr>
-          <w:rFonts w:ascii="Times New Roman" w:eastAsia="Times New Roman" w:hAnsi="Times New Roman" w:cs="Times New Roman"/>
-          <w:color w:val="2D3B45"/>
-          <w:kern w:val="0"/>
-          <w:lang w:eastAsia="en-GB"/>
-          <w14:ligatures w14:val="none"/>
-        </w:rPr>
-        <w:t>7COM1079-0901-202</w:t>
-      </w:r>
-      <w:r>
-        <w:rPr>
-          <w:rFonts w:ascii="Times New Roman" w:eastAsia="Times New Roman" w:hAnsi="Times New Roman" w:cs="Times New Roman"/>
-          <w:color w:val="2D3B45"/>
-          <w:kern w:val="0"/>
-          <w:lang w:eastAsia="en-GB"/>
-          <w14:ligatures w14:val="none"/>
+        <w:t xml:space="preserve"> - Team Research and Development Project</w:t>
+      </w:r>
+    </w:p>
+    <w:p>
+      <w:pPr>
+        <w:rPr>
+          <w:rFonts w:ascii="Times New Roman" w:eastAsia="Times New Roman" w:hAnsi="Times New Roman" w:cs="Times New Roman"/>
+        </w:rPr>
+      </w:pPr>
+    </w:p>
+    <w:p>
+      <w:pPr>
+        <w:rPr>
+          <w:rFonts w:ascii="Times New Roman" w:eastAsia="Times New Roman" w:hAnsi="Times New Roman" w:cs="Times New Roman"/>
+        </w:rPr>
+      </w:pPr>
+    </w:p>
+    <w:p>
+      <w:pPr>
+        <w:rPr>
+          <w:rFonts w:ascii="Times New Roman" w:eastAsia="Times New Roman" w:hAnsi="Times New Roman" w:cs="Times New Roman"/>
+        </w:rPr>
+      </w:pPr>
+      <w:r>
+        <w:rPr>
+          <w:rFonts w:ascii="Times New Roman" w:eastAsia="Times New Roman" w:hAnsi="Times New Roman" w:cs="Times New Roman"/>
+        </w:rPr>
+        <w:t xml:space="preserve">Final report title: </w:t>
+      </w:r>
+      <w:r>
+        <w:rPr>
+          <w:rFonts w:ascii="Times New Roman" w:hAnsi="Times New Roman" w:cs="Times New Roman"/>
+          <w:b/>
+          <w:bCs/>
+        </w:rPr>
+        <w:t>The Relationship Between Alcohol Consumption and Life Expectancy: A Cross-National Analysis</w:t>
+      </w:r>
+    </w:p>
+    <w:p>
+      <w:pPr>
+        <w:rPr>
+          <w:rFonts w:ascii="Times New Roman" w:eastAsia="Times New Roman" w:hAnsi="Times New Roman" w:cs="Times New Roman"/>
+        </w:rPr>
+      </w:pPr>
+    </w:p>
+    <w:p>
+      <w:pPr>
+        <w:rPr>
+          <w:rFonts w:ascii="Times New Roman" w:eastAsia="Times New Roman" w:hAnsi="Times New Roman" w:cs="Times New Roman"/>
+        </w:rPr>
+      </w:pPr>
+      <w:r>
+        <w:rPr>
+          <w:rFonts w:ascii="Times New Roman" w:eastAsia="Times New Roman" w:hAnsi="Times New Roman" w:cs="Times New Roman"/>
+        </w:rPr>
+        <w:t xml:space="preserve">Group </w:t>
+      </w:r>
+      <w:r>
+        <w:rPr>
+          <w:rFonts w:ascii="Times New Roman" w:eastAsia="Times New Roman" w:hAnsi="Times New Roman" w:cs="Times New Roman"/>
+        </w:rPr>
+        <w:t>ID</w:t>
+      </w:r>
+      <w:r>
+        <w:rPr>
+          <w:rFonts w:ascii="Times New Roman" w:eastAsia="Times New Roman" w:hAnsi="Times New Roman" w:cs="Times New Roman"/>
+        </w:rPr>
+        <w:t>:</w:t>
+      </w:r>
+      <w:r>
+        <w:rPr>
+          <w:rFonts w:ascii="Times New Roman" w:eastAsia="Times New Roman" w:hAnsi="Times New Roman" w:cs="Times New Roman"/>
+        </w:rPr>
+        <w:t xml:space="preserve"> A168</w:t>
+      </w:r>
+    </w:p>
+    <w:p>
+      <w:pPr>
+        <w:rPr>
+          <w:rFonts w:ascii="Times New Roman" w:eastAsia="Times New Roman" w:hAnsi="Times New Roman" w:cs="Times New Roman"/>
+        </w:rPr>
+      </w:pPr>
+    </w:p>
+    <w:p>
+      <w:pPr>
+        <w:rPr>
+          <w:rFonts w:ascii="Times New Roman" w:eastAsia="Times New Roman" w:hAnsi="Times New Roman" w:cs="Times New Roman"/>
+        </w:rPr>
+      </w:pPr>
+      <w:r>
+        <w:rPr>
+          <w:rFonts w:ascii="Times New Roman" w:eastAsia="Times New Roman" w:hAnsi="Times New Roman" w:cs="Times New Roman"/>
+        </w:rPr>
+        <w:t xml:space="preserve">Dataset number: </w:t>
+      </w:r>
+      <w:r>
+        <w:rPr>
+          <w:rFonts w:ascii="Times New Roman" w:eastAsia="Times New Roman" w:hAnsi="Times New Roman" w:cs="Times New Roman"/>
+        </w:rPr>
+        <w:t>ds033</w:t>
+      </w:r>
+    </w:p>
+    <w:p>
+      <w:pPr>
+        <w:rPr>
+          <w:rFonts w:ascii="Times New Roman" w:eastAsia="Times New Roman" w:hAnsi="Times New Roman" w:cs="Times New Roman"/>
+        </w:rPr>
+      </w:pPr>
+    </w:p>
+    <w:p>
+      <w:pPr>
+        <w:rPr>
+          <w:rFonts w:ascii="Times New Roman" w:eastAsia="Times New Roman" w:hAnsi="Times New Roman" w:cs="Times New Roman"/>
+          <w:iCs/>
+        </w:rPr>
+      </w:pPr>
+      <w:r>
+        <w:rPr>
+          <w:rFonts w:ascii="Times New Roman" w:eastAsia="Times New Roman" w:hAnsi="Times New Roman" w:cs="Times New Roman"/>
+        </w:rPr>
+        <w:t xml:space="preserve">Prepared </w:t>
+      </w:r>
+      <w:r>
+        <w:rPr>
+          <w:rFonts w:ascii="Times New Roman" w:eastAsia="Times New Roman" w:hAnsi="Times New Roman" w:cs="Times New Roman"/>
+        </w:rPr>
+        <w:t xml:space="preserve">by: </w:t>
+      </w:r>
+      <w:r>
+        <w:rPr>
+          <w:rFonts w:ascii="Times New Roman" w:eastAsia="Times New Roman" w:hAnsi="Times New Roman" w:cs="Times New Roman"/>
+          <w:iCs/>
+        </w:rPr>
+        <w:t>Hyndavi Yasarapu 24090531</w:t>
+      </w:r>
+    </w:p>
+    <w:p>
+      <w:pPr>
+        <w:rPr>
+          <w:rFonts w:ascii="Times New Roman" w:eastAsia="Times New Roman" w:hAnsi="Times New Roman" w:cs="Times New Roman"/>
+          <w:iCs/>
+        </w:rPr>
+      </w:pPr>
+      <w:r>
+        <w:rPr>
+          <w:rFonts w:ascii="Times New Roman" w:eastAsia="Times New Roman" w:hAnsi="Times New Roman" w:cs="Times New Roman"/>
+          <w:iCs/>
+        </w:rPr>
+        <w:tab/>
+        <w:t xml:space="preserve">         Tarun </w:t>
+      </w:r>
+      <w:proofErr w:type="spellStart"/>
+      <w:r>
+        <w:rPr>
+          <w:rFonts w:ascii="Times New Roman" w:eastAsia="Times New Roman" w:hAnsi="Times New Roman" w:cs="Times New Roman"/>
+          <w:iCs/>
+        </w:rPr>
+        <w:t>Cherupally</w:t>
+      </w:r>
+      <w:proofErr w:type="spellEnd"/>
+      <w:r>
+        <w:rPr>
+          <w:rFonts w:ascii="Times New Roman" w:eastAsia="Times New Roman" w:hAnsi="Times New Roman" w:cs="Times New Roman"/>
+          <w:iCs/>
+        </w:rPr>
+        <w:t xml:space="preserve"> </w:t>
+      </w:r>
+    </w:p>
+    <w:p>
+      <w:pPr>
+        <w:rPr>
+          <w:rFonts w:ascii="Times New Roman" w:eastAsia="Times New Roman" w:hAnsi="Times New Roman" w:cs="Times New Roman"/>
+          <w:iCs/>
+        </w:rPr>
+      </w:pPr>
+      <w:r>
+        <w:rPr>
+          <w:rFonts w:ascii="Times New Roman" w:eastAsia="Times New Roman" w:hAnsi="Times New Roman" w:cs="Times New Roman"/>
+          <w:iCs/>
+        </w:rPr>
+        <w:tab/>
+        <w:t xml:space="preserve">          </w:t>
+      </w:r>
+      <w:r>
+        <w:rPr>
+          <w:rFonts w:ascii="Times New Roman" w:eastAsia="Times New Roman" w:hAnsi="Times New Roman" w:cs="Times New Roman"/>
+          <w:iCs/>
+        </w:rPr>
+        <w:t xml:space="preserve">Venumadhav </w:t>
+      </w:r>
+      <w:proofErr w:type="spellStart"/>
+      <w:r>
+        <w:rPr>
+          <w:rFonts w:ascii="Times New Roman" w:eastAsia="Times New Roman" w:hAnsi="Times New Roman" w:cs="Times New Roman"/>
+          <w:iCs/>
+        </w:rPr>
+        <w:t>reddy</w:t>
+      </w:r>
+      <w:proofErr w:type="spellEnd"/>
+      <w:r>
+        <w:rPr>
+          <w:rFonts w:ascii="Times New Roman" w:eastAsia="Times New Roman" w:hAnsi="Times New Roman" w:cs="Times New Roman"/>
+          <w:iCs/>
+        </w:rPr>
+        <w:t xml:space="preserve"> </w:t>
+      </w:r>
+      <w:proofErr w:type="spellStart"/>
+      <w:r>
+        <w:rPr>
+          <w:rFonts w:ascii="Times New Roman" w:eastAsia="Times New Roman" w:hAnsi="Times New Roman" w:cs="Times New Roman"/>
+          <w:iCs/>
+        </w:rPr>
+        <w:t>Marapally</w:t>
+      </w:r>
+      <w:proofErr w:type="spellEnd"/>
+    </w:p>
+    <w:p>
+      <w:pPr>
+        <w:ind w:firstLine="720"/>
+        <w:rPr>
+          <w:rFonts w:ascii="Times New Roman" w:eastAsia="Times New Roman" w:hAnsi="Times New Roman" w:cs="Times New Roman"/>
+          <w:iCs/>
+        </w:rPr>
+      </w:pPr>
+      <w:r>
+        <w:rPr>
+          <w:rFonts w:ascii="Times New Roman" w:eastAsia="Times New Roman" w:hAnsi="Times New Roman" w:cs="Times New Roman"/>
+          <w:iCs/>
+        </w:rPr>
+        <w:t xml:space="preserve">          </w:t>
+      </w:r>
+      <w:r>
+        <w:rPr>
+          <w:rFonts w:ascii="Times New Roman" w:eastAsia="Times New Roman" w:hAnsi="Times New Roman" w:cs="Times New Roman"/>
+          <w:iCs/>
+        </w:rPr>
+        <w:t>Vinay Kumar Andoju</w:t>
+      </w:r>
+    </w:p>
+    <w:p>
+      <w:pPr>
+        <w:rPr>
+          <w:rFonts w:ascii="Times New Roman" w:eastAsia="Times New Roman" w:hAnsi="Times New Roman" w:cs="Times New Roman"/>
+          <w:iCs/>
+        </w:rPr>
+      </w:pPr>
+      <w:r>
+        <w:rPr>
+          <w:rFonts w:ascii="Times New Roman" w:eastAsia="Times New Roman" w:hAnsi="Times New Roman" w:cs="Times New Roman"/>
+          <w:iCs/>
+        </w:rPr>
+        <w:tab/>
+        <w:t xml:space="preserve">         </w:t>
+      </w:r>
+    </w:p>
+    <w:p>
+      <w:pPr>
+        <w:ind w:left="720"/>
+        <w:rPr>
+          <w:rFonts w:ascii="Times New Roman" w:eastAsia="Times New Roman" w:hAnsi="Times New Roman" w:cs="Times New Roman"/>
+          <w:i/>
+        </w:rPr>
+      </w:pPr>
+    </w:p>
+    <w:p>
+      <w:pPr>
+        <w:ind w:left="720"/>
+        <w:rPr>
+          <w:rFonts w:ascii="Times New Roman" w:eastAsia="Times New Roman" w:hAnsi="Times New Roman" w:cs="Times New Roman"/>
+          <w:i/>
+        </w:rPr>
+      </w:pPr>
+    </w:p>
+    <w:p>
+      <w:pPr>
+        <w:ind w:left="720"/>
+        <w:rPr>
+          <w:rFonts w:ascii="Times New Roman" w:eastAsia="Times New Roman" w:hAnsi="Times New Roman" w:cs="Times New Roman"/>
+          <w:i/>
+        </w:rPr>
+      </w:pPr>
+    </w:p>
+    <w:p>
+      <w:pPr>
+        <w:rPr>
+          <w:rFonts w:ascii="Times New Roman" w:eastAsia="Times New Roman" w:hAnsi="Times New Roman" w:cs="Times New Roman"/>
+        </w:rPr>
+      </w:pPr>
+    </w:p>
+    <w:p>
+      <w:pPr>
+        <w:rPr>
+          <w:rFonts w:ascii="Times New Roman" w:eastAsia="Times New Roman" w:hAnsi="Times New Roman" w:cs="Times New Roman"/>
+        </w:rPr>
+      </w:pPr>
+    </w:p>
+    <w:p>
+      <w:pPr>
+        <w:rPr>
+          <w:rFonts w:ascii="Times New Roman" w:eastAsia="Times New Roman" w:hAnsi="Times New Roman" w:cs="Times New Roman"/>
+        </w:rPr>
+      </w:pPr>
+    </w:p>
+    <w:p>
+      <w:pPr>
+        <w:rPr>
+          <w:rFonts w:ascii="Times New Roman" w:eastAsia="Times New Roman" w:hAnsi="Times New Roman" w:cs="Times New Roman"/>
+        </w:rPr>
+      </w:pPr>
+    </w:p>
+    <w:p>
+      <w:pPr>
+        <w:rPr>
+          <w:rFonts w:ascii="Times New Roman" w:eastAsia="Times New Roman" w:hAnsi="Times New Roman" w:cs="Times New Roman"/>
+        </w:rPr>
+      </w:pPr>
+    </w:p>
+    <w:p>
+      <w:pPr>
+        <w:rPr>
+          <w:rFonts w:ascii="Times New Roman" w:eastAsia="Times New Roman" w:hAnsi="Times New Roman" w:cs="Times New Roman"/>
+        </w:rPr>
+      </w:pPr>
+    </w:p>
+    <w:p>
+      <w:pPr>
+        <w:rPr>
+          <w:rFonts w:ascii="Times New Roman" w:eastAsia="Times New Roman" w:hAnsi="Times New Roman" w:cs="Times New Roman"/>
+        </w:rPr>
+      </w:pPr>
+    </w:p>
+    <w:p>
+      <w:pPr>
+        <w:rPr>
+          <w:rFonts w:ascii="Times New Roman" w:eastAsia="Times New Roman" w:hAnsi="Times New Roman" w:cs="Times New Roman"/>
+        </w:rPr>
+      </w:pPr>
+    </w:p>
+    <w:p>
+      <w:pPr>
+        <w:rPr>
+          <w:rFonts w:ascii="Times New Roman" w:eastAsia="Times New Roman" w:hAnsi="Times New Roman" w:cs="Times New Roman"/>
+        </w:rPr>
+      </w:pPr>
+    </w:p>
+    <w:p>
+      <w:pPr>
+        <w:rPr>
+          <w:rFonts w:ascii="Times New Roman" w:eastAsia="Times New Roman" w:hAnsi="Times New Roman" w:cs="Times New Roman"/>
+        </w:rPr>
+      </w:pPr>
+    </w:p>
+    <w:p>
+      <w:pPr>
+        <w:jc w:val="center"/>
+        <w:rPr>
+          <w:rFonts w:ascii="Times New Roman" w:eastAsia="Times New Roman" w:hAnsi="Times New Roman" w:cs="Times New Roman"/>
+        </w:rPr>
+      </w:pPr>
+      <w:r>
+        <w:rPr>
+          <w:rFonts w:ascii="Times New Roman" w:eastAsia="Times New Roman" w:hAnsi="Times New Roman" w:cs="Times New Roman"/>
+        </w:rPr>
+        <w:t>University of Hertfordshire</w:t>
+      </w:r>
+    </w:p>
+    <w:p>
+      <w:pPr>
+        <w:jc w:val="center"/>
+        <w:rPr>
+          <w:rFonts w:ascii="Times New Roman" w:eastAsia="Times New Roman" w:hAnsi="Times New Roman" w:cs="Times New Roman"/>
+        </w:rPr>
+      </w:pPr>
+      <w:r>
+        <w:rPr>
+          <w:rFonts w:ascii="Times New Roman" w:eastAsia="Times New Roman" w:hAnsi="Times New Roman" w:cs="Times New Roman"/>
+        </w:rPr>
+        <w:t>Hatfield, 202</w:t>
+      </w:r>
+      <w:r>
+        <w:rPr>
+          <w:rFonts w:ascii="Times New Roman" w:eastAsia="Times New Roman" w:hAnsi="Times New Roman" w:cs="Times New Roman"/>
         </w:rPr>
         <w:t>5</w:t>
       </w:r>
-      <w:r>
-        <w:rPr>
-          <w:rFonts w:ascii="Times New Roman" w:eastAsia="Times New Roman" w:hAnsi="Times New Roman" w:cs="Times New Roman"/>
-          <w:color w:val="2D3B45"/>
-          <w:kern w:val="0"/>
-          <w:lang w:eastAsia="en-GB"/>
-          <w14:ligatures w14:val="none"/>
-        </w:rPr>
-        <w:t xml:space="preserve"> - Team Research and Development Project</w:t>
-      </w:r>
-    </w:p>
-    <w:p>
-      <w:pPr>
-        <w:rPr>
-          <w:rFonts w:ascii="Times New Roman" w:eastAsia="Times New Roman" w:hAnsi="Times New Roman" w:cs="Times New Roman"/>
-        </w:rPr>
-      </w:pPr>
-    </w:p>
-    <w:p>
-      <w:pPr>
-        <w:rPr>
-          <w:rFonts w:ascii="Times New Roman" w:eastAsia="Times New Roman" w:hAnsi="Times New Roman" w:cs="Times New Roman"/>
-        </w:rPr>
-      </w:pPr>
-    </w:p>
-    <w:p>
-      <w:pPr>
-        <w:rPr>
-          <w:rFonts w:ascii="Times New Roman" w:eastAsia="Times New Roman" w:hAnsi="Times New Roman" w:cs="Times New Roman"/>
-        </w:rPr>
-      </w:pPr>
-      <w:r>
-        <w:rPr>
-          <w:rFonts w:ascii="Times New Roman" w:eastAsia="Times New Roman" w:hAnsi="Times New Roman" w:cs="Times New Roman"/>
-        </w:rPr>
-        <w:t xml:space="preserve">Final report title: </w:t>
-      </w:r>
-      <w:r>
-        <w:rPr>
-          <w:rFonts w:ascii="Times New Roman" w:eastAsia="Times New Roman" w:hAnsi="Times New Roman" w:cs="Times New Roman"/>
-        </w:rPr>
-        <w:t>(</w:t>
-      </w:r>
-      <w:r>
-        <w:rPr>
-          <w:rFonts w:ascii="Times New Roman" w:eastAsia="Times New Roman" w:hAnsi="Times New Roman" w:cs="Times New Roman"/>
-          <w:i/>
-        </w:rPr>
-        <w:t>t</w:t>
-      </w:r>
-      <w:r>
-        <w:rPr>
-          <w:rFonts w:ascii="Times New Roman" w:eastAsia="Times New Roman" w:hAnsi="Times New Roman" w:cs="Times New Roman"/>
-          <w:i/>
-        </w:rPr>
-        <w:t xml:space="preserve">he </w:t>
-      </w:r>
-      <w:r>
-        <w:rPr>
-          <w:rFonts w:ascii="Times New Roman" w:eastAsia="Times New Roman" w:hAnsi="Times New Roman" w:cs="Times New Roman"/>
-          <w:i/>
-        </w:rPr>
-        <w:t>t</w:t>
-      </w:r>
-      <w:r>
-        <w:rPr>
-          <w:rFonts w:ascii="Times New Roman" w:eastAsia="Times New Roman" w:hAnsi="Times New Roman" w:cs="Times New Roman"/>
-          <w:i/>
-        </w:rPr>
-        <w:t>opic of your research.</w:t>
-      </w:r>
-      <w:r>
-        <w:rPr>
-          <w:rFonts w:ascii="Times New Roman" w:eastAsia="Times New Roman" w:hAnsi="Times New Roman" w:cs="Times New Roman"/>
-          <w:i/>
-        </w:rPr>
-        <w:t>)</w:t>
-      </w:r>
-    </w:p>
-    <w:p>
-      <w:pPr>
-        <w:rPr>
-          <w:rFonts w:ascii="Times New Roman" w:eastAsia="Times New Roman" w:hAnsi="Times New Roman" w:cs="Times New Roman"/>
-        </w:rPr>
-      </w:pPr>
-    </w:p>
-    <w:p>
-      <w:pPr>
-        <w:rPr>
-          <w:rFonts w:ascii="Times New Roman" w:eastAsia="Times New Roman" w:hAnsi="Times New Roman" w:cs="Times New Roman"/>
-        </w:rPr>
-      </w:pPr>
-      <w:r>
-        <w:rPr>
-          <w:rFonts w:ascii="Times New Roman" w:eastAsia="Times New Roman" w:hAnsi="Times New Roman" w:cs="Times New Roman"/>
-        </w:rPr>
-        <w:t xml:space="preserve">Group </w:t>
-      </w:r>
-      <w:r>
-        <w:rPr>
-          <w:rFonts w:ascii="Times New Roman" w:eastAsia="Times New Roman" w:hAnsi="Times New Roman" w:cs="Times New Roman"/>
-        </w:rPr>
-        <w:t>ID</w:t>
-      </w:r>
-      <w:r>
-        <w:rPr>
-          <w:rFonts w:ascii="Times New Roman" w:eastAsia="Times New Roman" w:hAnsi="Times New Roman" w:cs="Times New Roman"/>
-        </w:rPr>
-        <w:t>:</w:t>
-      </w:r>
-    </w:p>
-    <w:p>
-      <w:pPr>
-        <w:rPr>
-          <w:rFonts w:ascii="Times New Roman" w:eastAsia="Times New Roman" w:hAnsi="Times New Roman" w:cs="Times New Roman"/>
-        </w:rPr>
-      </w:pPr>
-    </w:p>
-    <w:p>
-      <w:pPr>
-        <w:rPr>
-          <w:rFonts w:ascii="Times New Roman" w:eastAsia="Times New Roman" w:hAnsi="Times New Roman" w:cs="Times New Roman"/>
-        </w:rPr>
-      </w:pPr>
-      <w:r>
-        <w:rPr>
-          <w:rFonts w:ascii="Times New Roman" w:eastAsia="Times New Roman" w:hAnsi="Times New Roman" w:cs="Times New Roman"/>
-        </w:rPr>
-        <w:t xml:space="preserve">Dataset number: </w:t>
-      </w:r>
-    </w:p>
-    <w:p>
-      <w:pPr>
-        <w:rPr>
-          <w:rFonts w:ascii="Times New Roman" w:eastAsia="Times New Roman" w:hAnsi="Times New Roman" w:cs="Times New Roman"/>
-        </w:rPr>
-      </w:pPr>
-    </w:p>
-    <w:p>
-      <w:pPr>
-        <w:rPr>
-          <w:rFonts w:ascii="Times New Roman" w:eastAsia="Times New Roman" w:hAnsi="Times New Roman" w:cs="Times New Roman"/>
-          <w:i/>
-          <w:highlight w:val="yellow"/>
-        </w:rPr>
-      </w:pPr>
-      <w:r>
-        <w:rPr>
-          <w:rFonts w:ascii="Times New Roman" w:eastAsia="Times New Roman" w:hAnsi="Times New Roman" w:cs="Times New Roman"/>
-        </w:rPr>
-        <w:t xml:space="preserve">Prepared </w:t>
-      </w:r>
-      <w:r>
-        <w:rPr>
-          <w:rFonts w:ascii="Times New Roman" w:eastAsia="Times New Roman" w:hAnsi="Times New Roman" w:cs="Times New Roman"/>
-        </w:rPr>
-        <w:t xml:space="preserve">by: </w:t>
-      </w:r>
-      <w:r>
-        <w:rPr>
-          <w:rFonts w:ascii="Times New Roman" w:eastAsia="Times New Roman" w:hAnsi="Times New Roman" w:cs="Times New Roman"/>
-          <w:i/>
-          <w:highlight w:val="yellow"/>
-        </w:rPr>
-        <w:t>[Name and ID of submitting student</w:t>
-      </w:r>
-      <w:r>
-        <w:rPr>
-          <w:rFonts w:ascii="Times New Roman" w:eastAsia="Times New Roman" w:hAnsi="Times New Roman" w:cs="Times New Roman"/>
-          <w:i/>
-          <w:highlight w:val="yellow"/>
-        </w:rPr>
-        <w:t xml:space="preserve"> first</w:t>
-      </w:r>
-      <w:r>
-        <w:rPr>
-          <w:rFonts w:ascii="Times New Roman" w:eastAsia="Times New Roman" w:hAnsi="Times New Roman" w:cs="Times New Roman"/>
-          <w:i/>
-          <w:highlight w:val="yellow"/>
-        </w:rPr>
-        <w:t>],</w:t>
-      </w:r>
-      <w:r>
-        <w:rPr>
-          <w:rFonts w:ascii="Times New Roman" w:eastAsia="Times New Roman" w:hAnsi="Times New Roman" w:cs="Times New Roman"/>
-          <w:i/>
+    </w:p>
+    <w:p>
+      <w:pPr>
+        <w:sectPr>
+          <w:footerReference w:type="even" r:id="rId8"/>
+          <w:footerReference w:type="default" r:id="rId9"/>
+          <w:pgSz w:w="11906" w:h="16838"/>
+          <w:pgMar w:top="1440" w:right="1440" w:bottom="1440" w:left="1440" w:header="708" w:footer="708" w:gutter="0"/>
+          <w:cols w:space="708"/>
+          <w:titlePg/>
+          <w:docGrid w:linePitch="360"/>
+        </w:sectPr>
+      </w:pPr>
+    </w:p>
+    <w:p>
+      <w:pPr>
+        <w:jc w:val="center"/>
+      </w:pPr>
+      <w:r>
+        <w:rPr>
+          <w:rFonts w:ascii="Times New Roman" w:eastAsia="Times New Roman" w:hAnsi="Times New Roman" w:cs="Times New Roman"/>
+        </w:rPr>
+        <w:lastRenderedPageBreak/>
+        <w:t>Table of Contents</w:t>
+      </w:r>
+      <w:r>
+        <w:rPr>
+          <w:rFonts w:ascii="Times New Roman" w:eastAsia="Times New Roman" w:hAnsi="Times New Roman" w:cs="Times New Roman"/>
         </w:rPr>
         <w:t xml:space="preserve"> </w:t>
-      </w:r>
-    </w:p>
-    <w:p>
-      <w:pPr>
-        <w:ind w:left="720"/>
-        <w:rPr>
-          <w:rFonts w:ascii="Times New Roman" w:eastAsia="Times New Roman" w:hAnsi="Times New Roman" w:cs="Times New Roman"/>
-          <w:i/>
-          <w:highlight w:val="yellow"/>
-        </w:rPr>
-      </w:pPr>
-      <w:r>
-        <w:rPr>
-          <w:rFonts w:ascii="Times New Roman" w:eastAsia="Times New Roman" w:hAnsi="Times New Roman" w:cs="Times New Roman"/>
-          <w:i/>
-        </w:rPr>
-        <w:t xml:space="preserve">      </w:t>
-      </w:r>
-      <w:r>
-        <w:rPr>
-          <w:rFonts w:ascii="Times New Roman" w:eastAsia="Times New Roman" w:hAnsi="Times New Roman" w:cs="Times New Roman"/>
-          <w:i/>
-        </w:rPr>
-        <w:t xml:space="preserve"> </w:t>
-      </w:r>
-      <w:r>
-        <w:rPr>
-          <w:rFonts w:ascii="Times New Roman" w:eastAsia="Times New Roman" w:hAnsi="Times New Roman" w:cs="Times New Roman"/>
-          <w:i/>
-        </w:rPr>
-        <w:t xml:space="preserve">  </w:t>
-      </w:r>
-      <w:r>
-        <w:rPr>
-          <w:rFonts w:ascii="Times New Roman" w:eastAsia="Times New Roman" w:hAnsi="Times New Roman" w:cs="Times New Roman"/>
-          <w:i/>
-          <w:highlight w:val="yellow"/>
-        </w:rPr>
-        <w:t>[Name and ID of other group members]</w:t>
-      </w:r>
-    </w:p>
-    <w:p>
-      <w:pPr>
-        <w:ind w:left="720"/>
-        <w:rPr>
-          <w:rFonts w:ascii="Times New Roman" w:eastAsia="Times New Roman" w:hAnsi="Times New Roman" w:cs="Times New Roman"/>
-          <w:i/>
-        </w:rPr>
-      </w:pPr>
-    </w:p>
-    <w:p>
-      <w:pPr>
-        <w:ind w:left="720"/>
-        <w:rPr>
-          <w:rFonts w:ascii="Times New Roman" w:eastAsia="Times New Roman" w:hAnsi="Times New Roman" w:cs="Times New Roman"/>
-          <w:i/>
-        </w:rPr>
-      </w:pPr>
-    </w:p>
-    <w:p>
-      <w:pPr>
-        <w:ind w:left="720"/>
-        <w:rPr>
-          <w:rFonts w:ascii="Times New Roman" w:eastAsia="Times New Roman" w:hAnsi="Times New Roman" w:cs="Times New Roman"/>
-          <w:i/>
-        </w:rPr>
-      </w:pPr>
-    </w:p>
-    <w:p>
-      <w:pPr>
-        <w:ind w:left="720"/>
-        <w:rPr>
-          <w:rFonts w:ascii="Times New Roman" w:eastAsia="Times New Roman" w:hAnsi="Times New Roman" w:cs="Times New Roman"/>
-          <w:i/>
-        </w:rPr>
-      </w:pPr>
-    </w:p>
-    <w:p>
-      <w:pPr>
-        <w:rPr>
-          <w:rFonts w:ascii="Times New Roman" w:eastAsia="Times New Roman" w:hAnsi="Times New Roman" w:cs="Times New Roman"/>
-        </w:rPr>
-      </w:pPr>
-    </w:p>
-    <w:p>
-      <w:pPr>
-        <w:rPr>
-          <w:rFonts w:ascii="Times New Roman" w:eastAsia="Times New Roman" w:hAnsi="Times New Roman" w:cs="Times New Roman"/>
-        </w:rPr>
-      </w:pPr>
-    </w:p>
-    <w:p>
-      <w:pPr>
-        <w:rPr>
-          <w:rFonts w:ascii="Times New Roman" w:eastAsia="Times New Roman" w:hAnsi="Times New Roman" w:cs="Times New Roman"/>
-        </w:rPr>
-      </w:pPr>
-    </w:p>
-    <w:p>
-      <w:pPr>
-        <w:rPr>
-          <w:rFonts w:ascii="Times New Roman" w:eastAsia="Times New Roman" w:hAnsi="Times New Roman" w:cs="Times New Roman"/>
-        </w:rPr>
-      </w:pPr>
-    </w:p>
-    <w:p>
-      <w:pPr>
-        <w:rPr>
-          <w:rFonts w:ascii="Times New Roman" w:eastAsia="Times New Roman" w:hAnsi="Times New Roman" w:cs="Times New Roman"/>
-        </w:rPr>
-      </w:pPr>
-    </w:p>
-    <w:p>
-      <w:pPr>
-        <w:rPr>
-          <w:rFonts w:ascii="Times New Roman" w:eastAsia="Times New Roman" w:hAnsi="Times New Roman" w:cs="Times New Roman"/>
-        </w:rPr>
-      </w:pPr>
-    </w:p>
-    <w:p>
-      <w:pPr>
-        <w:pStyle w:val="ListParagraph"/>
-        <w:rPr>
-          <w:rFonts w:ascii="Times New Roman" w:eastAsia="Times New Roman" w:hAnsi="Times New Roman" w:cs="Times New Roman"/>
-          <w:i/>
-          <w:highlight w:val="yellow"/>
-        </w:rPr>
-      </w:pPr>
-      <w:r>
-        <w:rPr>
-          <w:rStyle w:val="Strong"/>
-          <w:rFonts w:ascii="Times New Roman" w:eastAsia="Times New Roman" w:hAnsi="Times New Roman" w:cs="Times New Roman"/>
-          <w:i/>
-          <w:highlight w:val="yellow"/>
-        </w:rPr>
-        <w:t>Please make sure</w:t>
-      </w:r>
-      <w:r>
-        <w:rPr>
-          <w:rFonts w:ascii="Times New Roman" w:eastAsia="Times New Roman" w:hAnsi="Times New Roman" w:cs="Times New Roman"/>
-          <w:i/>
-          <w:highlight w:val="yellow"/>
-        </w:rPr>
-        <w:t xml:space="preserve"> the document spelled correctly (including image labels, section headings, and table of contents</w:t>
-      </w:r>
-      <w:r>
-        <w:rPr>
-          <w:rFonts w:ascii="Times New Roman" w:eastAsia="Times New Roman" w:hAnsi="Times New Roman" w:cs="Times New Roman"/>
-          <w:i/>
-          <w:highlight w:val="yellow"/>
-        </w:rPr>
-        <w:t>)</w:t>
-      </w:r>
-      <w:r>
-        <w:rPr>
-          <w:rFonts w:ascii="Times New Roman" w:eastAsia="Times New Roman" w:hAnsi="Times New Roman" w:cs="Times New Roman"/>
-          <w:i/>
-          <w:highlight w:val="yellow"/>
-        </w:rPr>
-        <w:t>.</w:t>
-      </w:r>
-      <w:r>
-        <w:rPr>
-          <w:rFonts w:ascii="Times New Roman" w:eastAsia="Times New Roman" w:hAnsi="Times New Roman" w:cs="Times New Roman"/>
-          <w:i/>
-          <w:highlight w:val="yellow"/>
-        </w:rPr>
-        <w:t xml:space="preserve"> Please use correct punctuation.</w:t>
-      </w:r>
-    </w:p>
-    <w:p>
-      <w:pPr>
-        <w:pStyle w:val="ListParagraph"/>
-        <w:rPr>
-          <w:rFonts w:ascii="Times New Roman" w:eastAsia="Times New Roman" w:hAnsi="Times New Roman" w:cs="Times New Roman"/>
-        </w:rPr>
-      </w:pPr>
-      <w:r>
-        <w:rPr>
-          <w:rFonts w:ascii="Times New Roman" w:eastAsia="Times New Roman" w:hAnsi="Times New Roman" w:cs="Times New Roman"/>
-          <w:i/>
-          <w:highlight w:val="yellow"/>
-        </w:rPr>
-        <w:t>Make sure your report is grammatically correct</w:t>
-      </w:r>
-      <w:r>
-        <w:rPr>
-          <w:rFonts w:ascii="Times New Roman" w:eastAsia="Times New Roman" w:hAnsi="Times New Roman" w:cs="Times New Roman"/>
-          <w:i/>
-          <w:highlight w:val="yellow"/>
-        </w:rPr>
-        <w:t>.</w:t>
-      </w:r>
-      <w:r>
-        <w:rPr>
-          <w:rFonts w:ascii="Times New Roman" w:eastAsia="Times New Roman" w:hAnsi="Times New Roman" w:cs="Times New Roman"/>
-        </w:rPr>
-        <w:t xml:space="preserve"> </w:t>
-      </w:r>
-    </w:p>
-    <w:p>
-      <w:pPr>
-        <w:rPr>
-          <w:rFonts w:ascii="Times New Roman" w:eastAsia="Times New Roman" w:hAnsi="Times New Roman" w:cs="Times New Roman"/>
-        </w:rPr>
-      </w:pPr>
-    </w:p>
-    <w:p>
-      <w:pPr>
-        <w:rPr>
-          <w:rFonts w:ascii="Times New Roman" w:eastAsia="Times New Roman" w:hAnsi="Times New Roman" w:cs="Times New Roman"/>
-        </w:rPr>
-      </w:pPr>
-    </w:p>
-    <w:p>
-      <w:pPr>
-        <w:rPr>
-          <w:rFonts w:ascii="Times New Roman" w:eastAsia="Times New Roman" w:hAnsi="Times New Roman" w:cs="Times New Roman"/>
-        </w:rPr>
-      </w:pPr>
-    </w:p>
-    <w:p>
-      <w:pPr>
-        <w:jc w:val="center"/>
-        <w:rPr>
-          <w:rFonts w:ascii="Times New Roman" w:eastAsia="Times New Roman" w:hAnsi="Times New Roman" w:cs="Times New Roman"/>
-        </w:rPr>
-      </w:pPr>
-      <w:r>
-        <w:rPr>
-          <w:rFonts w:ascii="Times New Roman" w:eastAsia="Times New Roman" w:hAnsi="Times New Roman" w:cs="Times New Roman"/>
-        </w:rPr>
-        <w:t>University of Hertfordshire</w:t>
-      </w:r>
-    </w:p>
-    <w:p>
-      <w:pPr>
-        <w:jc w:val="center"/>
-        <w:rPr>
-          <w:rFonts w:ascii="Times New Roman" w:eastAsia="Times New Roman" w:hAnsi="Times New Roman" w:cs="Times New Roman"/>
-        </w:rPr>
-      </w:pPr>
-      <w:r>
-        <w:rPr>
-          <w:rFonts w:ascii="Times New Roman" w:eastAsia="Times New Roman" w:hAnsi="Times New Roman" w:cs="Times New Roman"/>
-        </w:rPr>
-        <w:t>Hatfield, 202</w:t>
-      </w:r>
-      <w:r>
-        <w:rPr>
-          <w:rFonts w:ascii="Times New Roman" w:eastAsia="Times New Roman" w:hAnsi="Times New Roman" w:cs="Times New Roman"/>
-        </w:rPr>
-        <w:t>5</w:t>
-      </w:r>
-    </w:p>
-    <w:p>
-      <w:r>
-        <w:br w:type="page"/>
-      </w:r>
-    </w:p>
-    <w:p>
-      <w:pPr>
-        <w:jc w:val="center"/>
-        <w:rPr>
-          <w:rFonts w:ascii="Times New Roman" w:eastAsia="Times New Roman" w:hAnsi="Times New Roman" w:cs="Times New Roman"/>
-        </w:rPr>
-      </w:pPr>
-    </w:p>
-    <w:p>
-      <w:pPr>
-        <w:rPr>
-          <w:rFonts w:ascii="Times New Roman" w:eastAsia="Times New Roman" w:hAnsi="Times New Roman" w:cs="Times New Roman"/>
-        </w:rPr>
-      </w:pPr>
-    </w:p>
-    <w:p>
-      <w:pPr>
-        <w:jc w:val="center"/>
-        <w:rPr>
-          <w:rFonts w:ascii="Times New Roman" w:eastAsia="Times New Roman" w:hAnsi="Times New Roman" w:cs="Times New Roman"/>
-          <w:i/>
-          <w:highlight w:val="yellow"/>
-        </w:rPr>
-      </w:pPr>
-      <w:r>
-        <w:rPr>
-          <w:rFonts w:ascii="Times New Roman" w:eastAsia="Times New Roman" w:hAnsi="Times New Roman" w:cs="Times New Roman"/>
-        </w:rPr>
-        <w:t>Table of Contents</w:t>
-      </w:r>
-      <w:r>
-        <w:rPr>
-          <w:rFonts w:ascii="Times New Roman" w:eastAsia="Times New Roman" w:hAnsi="Times New Roman" w:cs="Times New Roman"/>
-        </w:rPr>
-        <w:t xml:space="preserve"> </w:t>
-      </w:r>
-      <w:r>
-        <w:rPr>
-          <w:rFonts w:ascii="Times New Roman" w:eastAsia="Times New Roman" w:hAnsi="Times New Roman" w:cs="Times New Roman"/>
-          <w:i/>
-          <w:iCs/>
-          <w:highlight w:val="yellow"/>
-        </w:rPr>
-        <w:t xml:space="preserve">add page numbers </w:t>
-      </w:r>
-      <w:r>
-        <w:rPr>
-          <w:rFonts w:ascii="Times New Roman" w:eastAsia="Times New Roman" w:hAnsi="Times New Roman" w:cs="Times New Roman"/>
-          <w:i/>
-          <w:iCs/>
-          <w:highlight w:val="yellow"/>
-        </w:rPr>
-        <w:t xml:space="preserve">from </w:t>
-      </w:r>
-      <w:r>
-        <w:rPr>
-          <w:rFonts w:ascii="Times New Roman" w:eastAsia="Times New Roman" w:hAnsi="Times New Roman" w:cs="Times New Roman"/>
-          <w:i/>
-          <w:iCs/>
-          <w:highlight w:val="yellow"/>
-        </w:rPr>
-        <w:t>here</w:t>
       </w:r>
     </w:p>
     <w:p>
@@ -1042,119 +759,14 @@
           <w:rFonts w:ascii="Times New Roman" w:eastAsia="Times New Roman" w:hAnsi="Times New Roman" w:cs="Times New Roman"/>
           <w:iCs/>
         </w:rPr>
-        <w:t xml:space="preserve"> and r</w:t>
-      </w:r>
-      <w:r>
-        <w:rPr>
-          <w:rFonts w:ascii="Times New Roman" w:eastAsia="Times New Roman" w:hAnsi="Times New Roman" w:cs="Times New Roman"/>
-          <w:iCs/>
-        </w:rPr>
-        <w:t xml:space="preserve">equired </w:t>
-      </w:r>
-      <w:r>
-        <w:rPr>
-          <w:rFonts w:ascii="Times New Roman" w:eastAsia="Times New Roman" w:hAnsi="Times New Roman" w:cs="Times New Roman"/>
-          <w:iCs/>
-        </w:rPr>
-        <w:t>s</w:t>
-      </w:r>
-      <w:r>
-        <w:rPr>
-          <w:rFonts w:ascii="Times New Roman" w:eastAsia="Times New Roman" w:hAnsi="Times New Roman" w:cs="Times New Roman"/>
-          <w:iCs/>
-        </w:rPr>
-        <w:t xml:space="preserve">upplementary </w:t>
-      </w:r>
-      <w:r>
-        <w:rPr>
-          <w:rFonts w:ascii="Times New Roman" w:eastAsia="Times New Roman" w:hAnsi="Times New Roman" w:cs="Times New Roman"/>
-          <w:iCs/>
-        </w:rPr>
-        <w:t>g</w:t>
-      </w:r>
-      <w:r>
-        <w:rPr>
-          <w:rFonts w:ascii="Times New Roman" w:eastAsia="Times New Roman" w:hAnsi="Times New Roman" w:cs="Times New Roman"/>
-          <w:iCs/>
-        </w:rPr>
-        <w:t>raph/</w:t>
-      </w:r>
-      <w:r>
-        <w:rPr>
-          <w:rFonts w:ascii="Times New Roman" w:eastAsia="Times New Roman" w:hAnsi="Times New Roman" w:cs="Times New Roman"/>
-          <w:iCs/>
-        </w:rPr>
-        <w:t>t</w:t>
-      </w:r>
-      <w:r>
-        <w:rPr>
-          <w:rFonts w:ascii="Times New Roman" w:eastAsia="Times New Roman" w:hAnsi="Times New Roman" w:cs="Times New Roman"/>
-          <w:iCs/>
-        </w:rPr>
-        <w:t>able</w:t>
-      </w:r>
-      <w:r>
-        <w:rPr>
-          <w:rFonts w:ascii="Times New Roman" w:eastAsia="Times New Roman" w:hAnsi="Times New Roman" w:cs="Times New Roman"/>
-          <w:iCs/>
-        </w:rPr>
-        <w:t xml:space="preserve"> </w:t>
-      </w:r>
-      <w:r>
-        <w:rPr>
-          <w:rFonts w:ascii="Times New Roman" w:eastAsia="Times New Roman" w:hAnsi="Times New Roman" w:cs="Times New Roman"/>
-          <w:i/>
-        </w:rPr>
-        <w:t>(</w:t>
-      </w:r>
-      <w:r>
-        <w:rPr>
-          <w:rFonts w:ascii="Times New Roman" w:eastAsia="Times New Roman" w:hAnsi="Times New Roman" w:cs="Times New Roman"/>
-          <w:i/>
-        </w:rPr>
-        <w:t>include histogram</w:t>
-      </w:r>
-      <w:r>
-        <w:rPr>
-          <w:rFonts w:ascii="Times New Roman" w:eastAsia="Times New Roman" w:hAnsi="Times New Roman" w:cs="Times New Roman"/>
-          <w:i/>
-        </w:rPr>
-        <w:t xml:space="preserve"> f</w:t>
-      </w:r>
-      <w:r>
-        <w:rPr>
-          <w:rFonts w:ascii="Times New Roman" w:eastAsia="Times New Roman" w:hAnsi="Times New Roman" w:cs="Times New Roman"/>
-          <w:i/>
-        </w:rPr>
-        <w:t>or correlation/comparison of means RQs</w:t>
-      </w:r>
-      <w:r>
-        <w:rPr>
-          <w:rFonts w:ascii="Times New Roman" w:eastAsia="Times New Roman" w:hAnsi="Times New Roman" w:cs="Times New Roman"/>
-          <w:i/>
-        </w:rPr>
-        <w:t xml:space="preserve">, </w:t>
-      </w:r>
-      <w:r>
-        <w:rPr>
-          <w:rFonts w:ascii="Times New Roman" w:eastAsia="Times New Roman" w:hAnsi="Times New Roman" w:cs="Times New Roman"/>
-          <w:i/>
-        </w:rPr>
-        <w:t>include contingency table</w:t>
-      </w:r>
-      <w:r>
-        <w:rPr>
-          <w:rFonts w:ascii="Times New Roman" w:eastAsia="Times New Roman" w:hAnsi="Times New Roman" w:cs="Times New Roman"/>
-          <w:i/>
-        </w:rPr>
-        <w:t xml:space="preserve"> f</w:t>
-      </w:r>
-      <w:r>
-        <w:rPr>
-          <w:rFonts w:ascii="Times New Roman" w:eastAsia="Times New Roman" w:hAnsi="Times New Roman" w:cs="Times New Roman"/>
-          <w:i/>
-        </w:rPr>
-        <w:t xml:space="preserve">or comparison of proportions </w:t>
+        <w:t xml:space="preserve"> and required supplementary graph/table </w:t>
+      </w:r>
+      <w:r>
+        <w:rPr>
+          <w:rFonts w:ascii="Times New Roman" w:eastAsia="Times New Roman" w:hAnsi="Times New Roman" w:cs="Times New Roman"/>
+          <w:i/>
+        </w:rPr>
+        <w:t xml:space="preserve">(include histogram for correlation/comparison of means RQs, include contingency table for comparison of proportions </w:t>
       </w:r>
       <w:r>
         <w:rPr>
@@ -1769,109 +1381,358 @@
       <w:pPr>
         <w:rPr>
           <w:rFonts w:ascii="Times New Roman" w:eastAsia="Times New Roman" w:hAnsi="Times New Roman" w:cs="Times New Roman"/>
-        </w:rPr>
-      </w:pPr>
-    </w:p>
-    <w:p>
-      <w:pPr>
-        <w:pStyle w:val="ListParagraph"/>
-        <w:ind w:left="1440" w:hanging="720"/>
-        <w:rPr>
-          <w:rFonts w:ascii="Times New Roman" w:eastAsia="Times New Roman" w:hAnsi="Times New Roman" w:cs="Times New Roman"/>
-          <w:i/>
-          <w:iCs/>
-          <w:highlight w:val="yellow"/>
-        </w:rPr>
-      </w:pPr>
-      <w:r>
-        <w:rPr>
-          <w:rFonts w:ascii="Times New Roman" w:eastAsia="Times New Roman" w:hAnsi="Times New Roman" w:cs="Times New Roman"/>
-          <w:i/>
-          <w:iCs/>
-          <w:highlight w:val="yellow"/>
-        </w:rPr>
-        <w:t>The list below outlines the chapter/subchapter numbers, names, word count limits, and explanations of what to write in each section.</w:t>
-      </w:r>
-    </w:p>
-    <w:p>
-      <w:pPr>
-        <w:pStyle w:val="ListParagraph"/>
-        <w:ind w:left="1440" w:hanging="720"/>
-        <w:rPr>
-          <w:rFonts w:ascii="Times New Roman" w:eastAsia="Times New Roman" w:hAnsi="Times New Roman" w:cs="Times New Roman"/>
-          <w:i/>
-          <w:iCs/>
-          <w:highlight w:val="yellow"/>
-        </w:rPr>
-      </w:pPr>
-    </w:p>
-    <w:p>
-      <w:pPr>
-        <w:ind w:left="450"/>
-        <w:rPr>
-          <w:rFonts w:ascii="Times New Roman" w:eastAsia="Times New Roman" w:hAnsi="Times New Roman" w:cs="Times New Roman"/>
-        </w:rPr>
-      </w:pPr>
-      <w:r>
-        <w:rPr>
-          <w:rFonts w:ascii="Times New Roman" w:eastAsia="Times New Roman" w:hAnsi="Times New Roman" w:cs="Times New Roman"/>
-        </w:rPr>
-        <w:t xml:space="preserve">1. </w:t>
-      </w:r>
-      <w:r>
-        <w:rPr>
-          <w:rFonts w:ascii="Times New Roman" w:eastAsia="Times New Roman" w:hAnsi="Times New Roman" w:cs="Times New Roman"/>
-        </w:rPr>
-        <w:t>Introduction</w:t>
-      </w:r>
-    </w:p>
-    <w:p>
-      <w:pPr>
-        <w:pStyle w:val="ListParagraph"/>
-        <w:ind w:left="1440" w:hanging="720"/>
-        <w:rPr>
-          <w:rFonts w:ascii="Times New Roman" w:eastAsia="Times New Roman" w:hAnsi="Times New Roman" w:cs="Times New Roman"/>
-          <w:i/>
-          <w:iCs/>
-          <w:highlight w:val="yellow"/>
-        </w:rPr>
-      </w:pPr>
-    </w:p>
-    <w:p>
-      <w:pPr>
-        <w:ind w:left="1440" w:hanging="720"/>
-        <w:rPr>
-          <w:rFonts w:ascii="Times New Roman" w:eastAsia="Times New Roman" w:hAnsi="Times New Roman" w:cs="Times New Roman"/>
-          <w:i/>
-          <w:iCs/>
-        </w:rPr>
-      </w:pPr>
+          <w:i/>
+          <w:iCs/>
+          <w:highlight w:val="yellow"/>
+        </w:rPr>
+      </w:pPr>
+    </w:p>
+    <w:p>
+      <w:pPr>
+        <w:spacing w:after="160" w:line="278" w:lineRule="auto"/>
+        <w:rPr>
+          <w:rFonts w:ascii="Times New Roman" w:hAnsi="Times New Roman" w:cs="Times New Roman"/>
+          <w:b/>
+          <w:bCs/>
+          <w:sz w:val="32"/>
+          <w:szCs w:val="32"/>
+        </w:rPr>
+      </w:pPr>
+      <w:r>
+        <w:rPr>
+          <w:rFonts w:ascii="Times New Roman" w:hAnsi="Times New Roman" w:cs="Times New Roman"/>
+          <w:b/>
+          <w:bCs/>
+          <w:sz w:val="32"/>
+          <w:szCs w:val="32"/>
+        </w:rPr>
+        <w:t>1. Introduction</w:t>
+      </w:r>
     </w:p>
     <w:p>
       <w:pPr>
         <w:pStyle w:val="ListParagraph"/>
         <w:numPr>
           <w:ilvl w:val="1"/>
-          <w:numId w:val="32"/>
+          <w:numId w:val="35"/>
         </w:numPr>
-        <w:ind w:hanging="720"/>
-        <w:rPr>
-          <w:rFonts w:ascii="Times New Roman" w:eastAsia="Times New Roman" w:hAnsi="Times New Roman" w:cs="Times New Roman"/>
-        </w:rPr>
-      </w:pPr>
-      <w:r>
-        <w:rPr>
-          <w:rFonts w:ascii="Times New Roman" w:eastAsia="Times New Roman" w:hAnsi="Times New Roman" w:cs="Times New Roman"/>
-        </w:rPr>
-        <w:t xml:space="preserve">Problem statement and research motivation </w:t>
-      </w:r>
-      <w:r>
-        <w:rPr>
-          <w:rFonts w:ascii="Times New Roman" w:eastAsia="Times New Roman" w:hAnsi="Times New Roman" w:cs="Times New Roman"/>
+        <w:spacing w:after="160" w:line="278" w:lineRule="auto"/>
+        <w:rPr>
+          <w:rFonts w:ascii="Times New Roman" w:hAnsi="Times New Roman" w:cs="Times New Roman"/>
           <w:b/>
           <w:bCs/>
-        </w:rPr>
-        <w:t>(100 words)</w:t>
+          <w:sz w:val="28"/>
+          <w:szCs w:val="28"/>
+        </w:rPr>
+      </w:pPr>
+      <w:r>
+        <w:rPr>
+          <w:rFonts w:ascii="Times New Roman" w:hAnsi="Times New Roman" w:cs="Times New Roman"/>
+          <w:b/>
+          <w:bCs/>
+          <w:sz w:val="28"/>
+          <w:szCs w:val="28"/>
+        </w:rPr>
+        <w:t xml:space="preserve">Problem statement and research motivation </w:t>
+      </w:r>
+    </w:p>
+    <w:p>
+      <w:pPr>
+        <w:jc w:val="both"/>
+        <w:rPr>
+          <w:rFonts w:ascii="Times New Roman" w:eastAsia="Times New Roman" w:hAnsi="Times New Roman" w:cs="Times New Roman"/>
+          <w:kern w:val="0"/>
+          <w:lang w:val="en-IN" w:eastAsia="ko-KR"/>
+          <w14:ligatures w14:val="none"/>
+        </w:rPr>
+      </w:pPr>
+      <w:r>
+        <w:rPr>
+          <w:rFonts w:ascii="Times New Roman" w:eastAsia="Times New Roman" w:hAnsi="Times New Roman" w:cs="Times New Roman"/>
+          <w:kern w:val="0"/>
+          <w:lang w:val="en-IN" w:eastAsia="ko-KR"/>
+          <w14:ligatures w14:val="none"/>
+        </w:rPr>
+        <w:t>According to estimates from the World Health Organisation, alcohol causes 2.6 million deaths annually, making it a significant public health issue (Manthey et al., 2024). Excessive alcohol consumption is associated with liver disease, heart issues, and some types of cancer, while moderate drinking may have few advantages. It's critical to comprehend the relationship between population life expectancy and national alcohol use. In order to fill a gap in cross-national health research and inform alcohol-harm reduction strategies, this study investigates whether nations with higher per-capita alcohol consumption have noticeably different life expectancy results.</w:t>
+      </w:r>
+    </w:p>
+    <w:p>
+      <w:pPr>
+        <w:rPr>
+          <w:rFonts w:ascii="Times New Roman" w:eastAsia="Times New Roman" w:hAnsi="Times New Roman" w:cs="Times New Roman"/>
+          <w:kern w:val="0"/>
+          <w:lang w:val="en-IN" w:eastAsia="ko-KR"/>
+          <w14:ligatures w14:val="none"/>
+        </w:rPr>
+      </w:pPr>
+    </w:p>
+    <w:p>
+      <w:pPr>
+        <w:pStyle w:val="ListParagraph"/>
+        <w:numPr>
+          <w:ilvl w:val="1"/>
+          <w:numId w:val="35"/>
+        </w:numPr>
+        <w:spacing w:after="160" w:line="278" w:lineRule="auto"/>
+        <w:rPr>
+          <w:rFonts w:ascii="Times New Roman" w:hAnsi="Times New Roman" w:cs="Times New Roman"/>
+          <w:b/>
+          <w:bCs/>
+          <w:sz w:val="28"/>
+          <w:szCs w:val="28"/>
+        </w:rPr>
+      </w:pPr>
+      <w:r>
+        <w:rPr>
+          <w:rFonts w:ascii="Times New Roman" w:hAnsi="Times New Roman" w:cs="Times New Roman"/>
+          <w:b/>
+          <w:bCs/>
+          <w:sz w:val="28"/>
+          <w:szCs w:val="28"/>
+        </w:rPr>
+        <w:t xml:space="preserve">The data set </w:t>
+      </w:r>
+    </w:p>
+    <w:p>
+      <w:pPr>
+        <w:jc w:val="both"/>
+        <w:rPr>
+          <w:rFonts w:ascii="Times New Roman" w:eastAsia="Times New Roman" w:hAnsi="Times New Roman" w:cs="Times New Roman"/>
+          <w:kern w:val="0"/>
+          <w:lang w:val="en-IN" w:eastAsia="ko-KR"/>
+          <w14:ligatures w14:val="none"/>
+        </w:rPr>
+      </w:pPr>
+      <w:r>
+        <w:rPr>
+          <w:rFonts w:ascii="Times New Roman" w:eastAsia="Times New Roman" w:hAnsi="Times New Roman" w:cs="Times New Roman"/>
+          <w:kern w:val="0"/>
+          <w:lang w:val="en-IN" w:eastAsia="ko-KR"/>
+          <w14:ligatures w14:val="none"/>
+        </w:rPr>
+        <w:t>The dataset includes cross-sectional information on life expectancy and alcohol consumption in several different nations. The name of the nation, the amount of pure alcohol consumed per person in litres for those over 15, and the years of life expectancy at birth are important factors. It makes it possible to compare the association between longevity and alcohol intake across various geographical areas with disparate healthcare systems and cultural perspectives.</w:t>
+      </w:r>
+    </w:p>
+    <w:p>
+      <w:pPr>
+        <w:jc w:val="both"/>
+        <w:rPr>
+          <w:rFonts w:ascii="Times New Roman" w:eastAsia="Times New Roman" w:hAnsi="Times New Roman" w:cs="Times New Roman"/>
+          <w:kern w:val="0"/>
+          <w:lang w:val="en-IN" w:eastAsia="ko-KR"/>
+          <w14:ligatures w14:val="none"/>
+        </w:rPr>
+      </w:pPr>
+    </w:p>
+    <w:p>
+      <w:pPr>
+        <w:pStyle w:val="ListParagraph"/>
+        <w:numPr>
+          <w:ilvl w:val="1"/>
+          <w:numId w:val="35"/>
+        </w:numPr>
+        <w:rPr>
+          <w:rFonts w:ascii="Times New Roman" w:eastAsia="Times New Roman" w:hAnsi="Times New Roman" w:cs="Times New Roman"/>
+          <w:b/>
+          <w:bCs/>
+          <w:kern w:val="0"/>
+          <w:sz w:val="28"/>
+          <w:szCs w:val="28"/>
+          <w:lang w:val="en-IN" w:eastAsia="ko-KR"/>
+          <w14:ligatures w14:val="none"/>
+        </w:rPr>
+      </w:pPr>
+      <w:r>
+        <w:rPr>
+          <w:rFonts w:ascii="Times New Roman" w:eastAsia="Times New Roman" w:hAnsi="Times New Roman" w:cs="Times New Roman"/>
+          <w:b/>
+          <w:bCs/>
+          <w:kern w:val="0"/>
+          <w:sz w:val="28"/>
+          <w:szCs w:val="28"/>
+          <w:lang w:val="en-IN" w:eastAsia="ko-KR"/>
+          <w14:ligatures w14:val="none"/>
+        </w:rPr>
+        <w:t>Research Question</w:t>
+      </w:r>
+    </w:p>
+    <w:p>
+      <w:pPr>
+        <w:rPr>
+          <w:rFonts w:ascii="Times New Roman" w:eastAsia="Times New Roman" w:hAnsi="Times New Roman" w:cs="Times New Roman"/>
+          <w:lang w:val="en-IN"/>
+        </w:rPr>
+      </w:pPr>
+    </w:p>
+    <w:p>
+      <w:pPr>
+        <w:spacing w:after="160" w:line="278" w:lineRule="auto"/>
+        <w:jc w:val="both"/>
+        <w:rPr>
+          <w:rFonts w:ascii="Times New Roman" w:hAnsi="Times New Roman" w:cs="Times New Roman"/>
+          <w:lang w:val="en-IN"/>
+        </w:rPr>
+      </w:pPr>
+      <w:r>
+        <w:rPr>
+          <w:rFonts w:ascii="Times New Roman" w:hAnsi="Times New Roman" w:cs="Times New Roman"/>
+          <w:b/>
+          <w:bCs/>
+        </w:rPr>
+        <w:t>Is there a statistically significant correlation between alcohol consumption per capita (litres of pure alcohol, ages 15+) and life expectancy at birth (years) across countries?</w:t>
+      </w:r>
+      <w:r>
+        <w:rPr>
+          <w:rFonts w:ascii="Times New Roman" w:eastAsia="Times New Roman" w:hAnsi="Times New Roman" w:cs="Times New Roman"/>
+          <w:lang w:val="en-IN"/>
+        </w:rPr>
+        <w:br/>
+      </w:r>
+      <w:r>
+        <w:rPr>
+          <w:rFonts w:ascii="Times New Roman" w:hAnsi="Times New Roman" w:cs="Times New Roman"/>
+          <w:lang w:val="en-IN"/>
+        </w:rPr>
+        <w:t>This study evaluates the direction and strength of any association between national alcohol consumption patterns and population longevity.</w:t>
+      </w:r>
+    </w:p>
+    <w:p>
+      <w:pPr>
+        <w:pStyle w:val="ListParagraph"/>
+        <w:numPr>
+          <w:ilvl w:val="1"/>
+          <w:numId w:val="35"/>
+        </w:numPr>
+        <w:rPr>
+          <w:rFonts w:ascii="Times New Roman" w:eastAsia="Times New Roman" w:hAnsi="Times New Roman" w:cs="Times New Roman"/>
+          <w:b/>
+          <w:bCs/>
+          <w:sz w:val="28"/>
+          <w:szCs w:val="28"/>
+        </w:rPr>
+      </w:pPr>
+      <w:r>
+        <w:rPr>
+          <w:rFonts w:ascii="Times New Roman" w:eastAsia="Times New Roman" w:hAnsi="Times New Roman" w:cs="Times New Roman"/>
+          <w:b/>
+          <w:bCs/>
+          <w:sz w:val="28"/>
+          <w:szCs w:val="28"/>
+        </w:rPr>
+        <w:t>Null hypothesis and alternative hypothesis (H0/H1) (100 words)</w:t>
+      </w:r>
+    </w:p>
+    <w:p>
+      <w:pPr>
+        <w:pStyle w:val="ListParagraph"/>
+        <w:ind w:left="420"/>
+        <w:rPr>
+          <w:rFonts w:ascii="Times New Roman" w:eastAsia="Times New Roman" w:hAnsi="Times New Roman" w:cs="Times New Roman"/>
+          <w:b/>
+          <w:bCs/>
+          <w:sz w:val="28"/>
+          <w:szCs w:val="28"/>
+        </w:rPr>
+      </w:pPr>
+    </w:p>
+    <w:p>
+      <w:pPr>
+        <w:spacing w:after="160" w:line="278" w:lineRule="auto"/>
+        <w:jc w:val="both"/>
+        <w:rPr>
+          <w:rFonts w:ascii="Times New Roman" w:hAnsi="Times New Roman" w:cs="Times New Roman"/>
+          <w:lang w:val="en-IN"/>
+        </w:rPr>
+      </w:pPr>
+      <w:r>
+        <w:rPr>
+          <w:rFonts w:ascii="Times New Roman" w:hAnsi="Times New Roman" w:cs="Times New Roman"/>
+          <w:b/>
+          <w:bCs/>
+          <w:lang w:val="en-IN"/>
+        </w:rPr>
+        <w:t xml:space="preserve">Null Hypothesis (H0): </w:t>
+      </w:r>
+      <w:r>
+        <w:rPr>
+          <w:rFonts w:ascii="Times New Roman" w:hAnsi="Times New Roman" w:cs="Times New Roman"/>
+          <w:lang w:val="en-IN"/>
+        </w:rPr>
+        <w:t xml:space="preserve">Life expectancy at birth does not significantly correlate with alcohol use per capita across nations. The population correlation coefficient, represented by ρ = 0, indicates that any observable association is the result of random chance. </w:t>
+      </w:r>
+      <w:r>
+        <w:rPr>
+          <w:rFonts w:ascii="Times New Roman" w:hAnsi="Times New Roman" w:cs="Times New Roman"/>
+          <w:lang w:val="en-IN"/>
+        </w:rPr>
+        <w:br/>
+      </w:r>
+      <w:r>
+        <w:rPr>
+          <w:rFonts w:ascii="Times New Roman" w:hAnsi="Times New Roman" w:cs="Times New Roman"/>
+          <w:b/>
+          <w:bCs/>
+          <w:lang w:val="en-IN"/>
+        </w:rPr>
+        <w:t xml:space="preserve">Alternative Hypothesis (H1): </w:t>
+      </w:r>
+      <w:r>
+        <w:rPr>
+          <w:rFonts w:ascii="Times New Roman" w:hAnsi="Times New Roman" w:cs="Times New Roman"/>
+          <w:lang w:val="en-IN"/>
+        </w:rPr>
+        <w:t>Life expectancy at birth is significantly correlated with per capita alcohol use across nations. The correlation coefficient (ρ ≠ 0) differs significantly from zero. This two-tailed hypothesis acknowledges that, depending on confounding variables like economic development, healthcare access, and cultural customs, the link may theoretically work in either direction and enables for the detection of positive and negative correlations.</w:t>
+      </w:r>
+    </w:p>
+    <w:p>
+      <w:pPr>
+        <w:spacing w:after="160" w:line="278" w:lineRule="auto"/>
+        <w:rPr>
+          <w:lang w:val="en-IN"/>
+        </w:rPr>
+      </w:pPr>
+    </w:p>
+    <w:p>
+      <w:pPr>
+        <w:spacing w:after="160" w:line="278" w:lineRule="auto"/>
+        <w:rPr>
+          <w:lang w:val="en-IN"/>
+        </w:rPr>
+      </w:pPr>
+    </w:p>
+    <w:p>
+      <w:pPr>
+        <w:spacing w:after="160" w:line="278" w:lineRule="auto"/>
+      </w:pPr>
+    </w:p>
+    <w:p>
+      <w:pPr>
+        <w:rPr>
+          <w:rFonts w:ascii="Times New Roman" w:eastAsia="Times New Roman" w:hAnsi="Times New Roman" w:cs="Times New Roman"/>
+          <w:lang w:val="en-IN"/>
+        </w:rPr>
+      </w:pPr>
+    </w:p>
+    <w:p>
+      <w:pPr>
+        <w:pStyle w:val="ListParagraph"/>
+        <w:rPr>
+          <w:rFonts w:ascii="Times New Roman" w:eastAsia="Times New Roman" w:hAnsi="Times New Roman" w:cs="Times New Roman"/>
+        </w:rPr>
+      </w:pPr>
+    </w:p>
+    <w:p>
+      <w:pPr>
+        <w:ind w:left="1440"/>
+        <w:rPr>
+          <w:rFonts w:ascii="Times New Roman" w:eastAsia="Times New Roman" w:hAnsi="Times New Roman" w:cs="Times New Roman"/>
+        </w:rPr>
+      </w:pPr>
+      <w:r>
+        <w:rPr>
+          <w:rFonts w:ascii="Times New Roman" w:eastAsia="Times New Roman" w:hAnsi="Times New Roman" w:cs="Times New Roman"/>
+        </w:rPr>
+        <w:t xml:space="preserve"> </w:t>
       </w:r>
     </w:p>
     <w:p>
@@ -1879,98 +1740,18 @@
         <w:pStyle w:val="ListParagraph"/>
         <w:numPr>
           <w:ilvl w:val="0"/>
-          <w:numId w:val="31"/>
+          <w:numId w:val="35"/>
         </w:numPr>
-        <w:ind w:left="2160"/>
-        <w:rPr>
-          <w:rFonts w:ascii="Times New Roman" w:eastAsia="Times New Roman" w:hAnsi="Times New Roman" w:cs="Times New Roman"/>
-          <w:i/>
-          <w:iCs/>
-          <w:color w:val="000000" w:themeColor="text1"/>
-          <w:highlight w:val="yellow"/>
-        </w:rPr>
-      </w:pPr>
-      <w:r>
-        <w:rPr>
-          <w:rFonts w:ascii="Times New Roman" w:eastAsia="Times New Roman" w:hAnsi="Times New Roman" w:cs="Times New Roman"/>
-          <w:i/>
-          <w:iCs/>
-          <w:color w:val="000000" w:themeColor="text1"/>
-          <w:highlight w:val="yellow"/>
-        </w:rPr>
-        <w:t xml:space="preserve">What is </w:t>
-      </w:r>
-      <w:r>
-        <w:rPr>
-          <w:rFonts w:ascii="Times New Roman" w:eastAsia="Times New Roman" w:hAnsi="Times New Roman" w:cs="Times New Roman"/>
-          <w:i/>
-          <w:iCs/>
-          <w:color w:val="000000" w:themeColor="text1"/>
-          <w:highlight w:val="yellow"/>
-        </w:rPr>
-        <w:t xml:space="preserve">the </w:t>
-      </w:r>
-      <w:r>
-        <w:rPr>
-          <w:rFonts w:ascii="Times New Roman" w:eastAsia="Times New Roman" w:hAnsi="Times New Roman" w:cs="Times New Roman"/>
-          <w:i/>
-          <w:iCs/>
-          <w:color w:val="000000" w:themeColor="text1"/>
-          <w:highlight w:val="yellow"/>
-        </w:rPr>
-        <w:t xml:space="preserve">problem in </w:t>
-      </w:r>
-      <w:r>
-        <w:rPr>
-          <w:rFonts w:ascii="Times New Roman" w:eastAsia="Times New Roman" w:hAnsi="Times New Roman" w:cs="Times New Roman"/>
-          <w:i/>
-          <w:iCs/>
-          <w:color w:val="000000" w:themeColor="text1"/>
-          <w:highlight w:val="yellow"/>
-        </w:rPr>
-        <w:t xml:space="preserve">the </w:t>
-      </w:r>
-      <w:r>
-        <w:rPr>
-          <w:rFonts w:ascii="Times New Roman" w:eastAsia="Times New Roman" w:hAnsi="Times New Roman" w:cs="Times New Roman"/>
-          <w:i/>
-          <w:iCs/>
-          <w:color w:val="000000" w:themeColor="text1"/>
-          <w:highlight w:val="yellow"/>
-        </w:rPr>
-        <w:t>area we want to learn more about (motivation for study).</w:t>
-      </w:r>
-    </w:p>
-    <w:p>
-      <w:pPr>
-        <w:pStyle w:val="ListParagraph"/>
-        <w:numPr>
-          <w:ilvl w:val="0"/>
-          <w:numId w:val="31"/>
-        </w:numPr>
-        <w:ind w:left="2160"/>
-        <w:rPr>
-          <w:rFonts w:ascii="Times New Roman" w:eastAsia="Times New Roman" w:hAnsi="Times New Roman" w:cs="Times New Roman"/>
-          <w:color w:val="000000" w:themeColor="text1"/>
-          <w:highlight w:val="yellow"/>
-        </w:rPr>
-      </w:pPr>
-      <w:r>
-        <w:rPr>
-          <w:rFonts w:ascii="Times New Roman" w:eastAsia="Times New Roman" w:hAnsi="Times New Roman" w:cs="Times New Roman"/>
-          <w:i/>
-          <w:iCs/>
-          <w:color w:val="000000" w:themeColor="text1"/>
-          <w:highlight w:val="yellow"/>
-        </w:rPr>
-        <w:t>Use at least one citation from related literature for top marks.</w:t>
-      </w:r>
-      <w:r>
-        <w:rPr>
-          <w:rFonts w:ascii="Times New Roman" w:eastAsia="Times New Roman" w:hAnsi="Times New Roman" w:cs="Times New Roman"/>
-          <w:color w:val="000000" w:themeColor="text1"/>
-        </w:rPr>
-        <w:t xml:space="preserve"> </w:t>
+        <w:rPr>
+          <w:rFonts w:ascii="Times New Roman" w:eastAsia="Times New Roman" w:hAnsi="Times New Roman" w:cs="Times New Roman"/>
+        </w:rPr>
+      </w:pPr>
+      <w:r>
+        <w:rPr>
+          <w:rFonts w:ascii="Times New Roman" w:eastAsia="Times New Roman" w:hAnsi="Times New Roman" w:cs="Times New Roman"/>
+        </w:rPr>
+        <w:lastRenderedPageBreak/>
+        <w:t>Background research</w:t>
       </w:r>
     </w:p>
     <w:p>
@@ -1978,174 +1759,7 @@
         <w:pStyle w:val="ListParagraph"/>
         <w:numPr>
           <w:ilvl w:val="1"/>
-          <w:numId w:val="32"/>
-        </w:numPr>
-        <w:ind w:hanging="720"/>
-        <w:rPr>
-          <w:rFonts w:ascii="Times New Roman" w:eastAsia="Times New Roman" w:hAnsi="Times New Roman" w:cs="Times New Roman"/>
-        </w:rPr>
-      </w:pPr>
-      <w:r>
-        <w:rPr>
-          <w:rFonts w:ascii="Times New Roman" w:eastAsia="Times New Roman" w:hAnsi="Times New Roman" w:cs="Times New Roman"/>
-        </w:rPr>
-        <w:t xml:space="preserve">The data set </w:t>
-      </w:r>
-      <w:r>
-        <w:rPr>
-          <w:rFonts w:ascii="Times New Roman" w:eastAsia="Times New Roman" w:hAnsi="Times New Roman" w:cs="Times New Roman"/>
-          <w:b/>
-        </w:rPr>
-        <w:t>(75 words)</w:t>
-      </w:r>
-    </w:p>
-    <w:p>
-      <w:pPr>
-        <w:pStyle w:val="ListParagraph"/>
-        <w:numPr>
-          <w:ilvl w:val="1"/>
-          <w:numId w:val="32"/>
-        </w:numPr>
-        <w:ind w:hanging="720"/>
-        <w:rPr>
-          <w:rFonts w:ascii="Times New Roman" w:eastAsia="Times New Roman" w:hAnsi="Times New Roman" w:cs="Times New Roman"/>
-          <w:b/>
-          <w:bCs/>
-        </w:rPr>
-      </w:pPr>
-      <w:r>
-        <w:rPr>
-          <w:rFonts w:ascii="Times New Roman" w:eastAsia="Times New Roman" w:hAnsi="Times New Roman" w:cs="Times New Roman"/>
-        </w:rPr>
-        <w:t>R</w:t>
-      </w:r>
-      <w:r>
-        <w:rPr>
-          <w:rFonts w:ascii="Times New Roman" w:eastAsia="Times New Roman" w:hAnsi="Times New Roman" w:cs="Times New Roman"/>
-        </w:rPr>
-        <w:t>esearch question</w:t>
-      </w:r>
-      <w:r>
-        <w:rPr>
-          <w:rFonts w:ascii="Times New Roman" w:eastAsia="Times New Roman" w:hAnsi="Times New Roman" w:cs="Times New Roman"/>
-        </w:rPr>
-        <w:t xml:space="preserve"> </w:t>
-      </w:r>
-      <w:r>
-        <w:rPr>
-          <w:rFonts w:ascii="Times New Roman" w:eastAsia="Times New Roman" w:hAnsi="Times New Roman" w:cs="Times New Roman"/>
-          <w:b/>
-          <w:bCs/>
-        </w:rPr>
-        <w:t>(50 words)</w:t>
-      </w:r>
-      <w:r>
-        <w:rPr>
-          <w:rFonts w:ascii="Times New Roman" w:eastAsia="Times New Roman" w:hAnsi="Times New Roman" w:cs="Times New Roman"/>
-          <w:b/>
-          <w:bCs/>
-        </w:rPr>
-        <w:t xml:space="preserve">. </w:t>
-      </w:r>
-      <w:r>
-        <w:rPr>
-          <w:rFonts w:ascii="Times New Roman" w:eastAsia="Times New Roman" w:hAnsi="Times New Roman" w:cs="Times New Roman"/>
-          <w:i/>
-          <w:iCs/>
-          <w:highlight w:val="yellow"/>
-        </w:rPr>
-        <w:t>State your RQ</w:t>
-      </w:r>
-      <w:r>
-        <w:rPr>
-          <w:rFonts w:ascii="Times New Roman" w:eastAsia="Times New Roman" w:hAnsi="Times New Roman" w:cs="Times New Roman"/>
-          <w:i/>
-          <w:iCs/>
-        </w:rPr>
-        <w:t xml:space="preserve"> </w:t>
-      </w:r>
-      <w:r>
-        <w:rPr>
-          <w:rFonts w:ascii="Times New Roman" w:eastAsia="Times New Roman" w:hAnsi="Times New Roman" w:cs="Times New Roman"/>
-          <w:b/>
-          <w:bCs/>
-        </w:rPr>
-        <w:t>(50 words)</w:t>
-      </w:r>
-    </w:p>
-    <w:p>
-      <w:pPr>
-        <w:pStyle w:val="ListParagraph"/>
-        <w:numPr>
-          <w:ilvl w:val="1"/>
-          <w:numId w:val="32"/>
-        </w:numPr>
-        <w:ind w:hanging="720"/>
-        <w:rPr>
-          <w:rFonts w:ascii="Times New Roman" w:eastAsia="Times New Roman" w:hAnsi="Times New Roman" w:cs="Times New Roman"/>
-        </w:rPr>
-      </w:pPr>
-      <w:r>
-        <w:rPr>
-          <w:rFonts w:ascii="Times New Roman" w:eastAsia="Times New Roman" w:hAnsi="Times New Roman" w:cs="Times New Roman"/>
-        </w:rPr>
-        <w:t xml:space="preserve">Null hypothesis and alternative hypothesis (H0/H1) </w:t>
-      </w:r>
-      <w:r>
-        <w:rPr>
-          <w:rFonts w:ascii="Times New Roman" w:eastAsia="Times New Roman" w:hAnsi="Times New Roman" w:cs="Times New Roman"/>
-          <w:b/>
-          <w:bCs/>
-        </w:rPr>
-        <w:t>(100 words)</w:t>
-      </w:r>
-    </w:p>
-    <w:p>
-      <w:pPr>
-        <w:pStyle w:val="ListParagraph"/>
-        <w:rPr>
-          <w:rFonts w:ascii="Times New Roman" w:eastAsia="Times New Roman" w:hAnsi="Times New Roman" w:cs="Times New Roman"/>
-        </w:rPr>
-      </w:pPr>
-    </w:p>
-    <w:p>
-      <w:pPr>
-        <w:ind w:left="1440"/>
-        <w:rPr>
-          <w:rFonts w:ascii="Times New Roman" w:eastAsia="Times New Roman" w:hAnsi="Times New Roman" w:cs="Times New Roman"/>
-        </w:rPr>
-      </w:pPr>
-      <w:r>
-        <w:rPr>
-          <w:rFonts w:ascii="Times New Roman" w:eastAsia="Times New Roman" w:hAnsi="Times New Roman" w:cs="Times New Roman"/>
-        </w:rPr>
-        <w:t xml:space="preserve"> </w:t>
-      </w:r>
-    </w:p>
-    <w:p>
-      <w:pPr>
-        <w:pStyle w:val="ListParagraph"/>
-        <w:numPr>
-          <w:ilvl w:val="0"/>
-          <w:numId w:val="32"/>
-        </w:numPr>
-        <w:rPr>
-          <w:rFonts w:ascii="Times New Roman" w:eastAsia="Times New Roman" w:hAnsi="Times New Roman" w:cs="Times New Roman"/>
-        </w:rPr>
-      </w:pPr>
-      <w:r>
-        <w:rPr>
-          <w:rFonts w:ascii="Times New Roman" w:eastAsia="Times New Roman" w:hAnsi="Times New Roman" w:cs="Times New Roman"/>
-        </w:rPr>
-        <w:t>Background research</w:t>
-      </w:r>
-    </w:p>
-    <w:p>
-      <w:pPr>
-        <w:pStyle w:val="ListParagraph"/>
-        <w:numPr>
-          <w:ilvl w:val="1"/>
-          <w:numId w:val="32"/>
+          <w:numId w:val="35"/>
         </w:numPr>
         <w:ind w:hanging="720"/>
         <w:rPr>
@@ -2249,7 +1863,7 @@
         </w:rPr>
         <w:t xml:space="preserve"> See </w:t>
       </w:r>
-      <w:hyperlink r:id="rId7" w:history="1">
+      <w:hyperlink r:id="rId10" w:history="1">
         <w:r>
           <w:rPr>
             <w:rStyle w:val="Hyperlink"/>
@@ -2290,7 +1904,7 @@
         <w:pStyle w:val="ListParagraph"/>
         <w:numPr>
           <w:ilvl w:val="1"/>
-          <w:numId w:val="32"/>
+          <w:numId w:val="35"/>
         </w:numPr>
         <w:ind w:hanging="720"/>
         <w:rPr>
@@ -2343,7 +1957,7 @@
         <w:pStyle w:val="ListParagraph"/>
         <w:numPr>
           <w:ilvl w:val="0"/>
-          <w:numId w:val="32"/>
+          <w:numId w:val="35"/>
         </w:numPr>
         <w:rPr>
           <w:rFonts w:ascii="Times New Roman" w:eastAsia="Times New Roman" w:hAnsi="Times New Roman" w:cs="Times New Roman"/>
@@ -2361,7 +1975,7 @@
         <w:pStyle w:val="ListParagraph"/>
         <w:numPr>
           <w:ilvl w:val="1"/>
-          <w:numId w:val="32"/>
+          <w:numId w:val="35"/>
         </w:numPr>
         <w:ind w:hanging="720"/>
         <w:rPr>
@@ -2864,7 +2478,7 @@
         <w:pStyle w:val="ListParagraph"/>
         <w:numPr>
           <w:ilvl w:val="1"/>
-          <w:numId w:val="32"/>
+          <w:numId w:val="35"/>
         </w:numPr>
         <w:ind w:hanging="720"/>
         <w:rPr>
@@ -2950,7 +2564,7 @@
         <w:pStyle w:val="ListParagraph"/>
         <w:numPr>
           <w:ilvl w:val="1"/>
-          <w:numId w:val="32"/>
+          <w:numId w:val="35"/>
         </w:numPr>
         <w:ind w:hanging="720"/>
         <w:rPr>
@@ -3047,7 +2661,7 @@
         <w:pStyle w:val="ListParagraph"/>
         <w:numPr>
           <w:ilvl w:val="0"/>
-          <w:numId w:val="32"/>
+          <w:numId w:val="35"/>
         </w:numPr>
         <w:rPr>
           <w:rFonts w:ascii="Times New Roman" w:eastAsia="Times New Roman" w:hAnsi="Times New Roman" w:cs="Times New Roman"/>
@@ -3065,7 +2679,7 @@
         <w:pStyle w:val="ListParagraph"/>
         <w:numPr>
           <w:ilvl w:val="1"/>
-          <w:numId w:val="32"/>
+          <w:numId w:val="35"/>
         </w:numPr>
         <w:ind w:hanging="720"/>
         <w:rPr>
@@ -3078,7 +2692,6 @@
         <w:rPr>
           <w:rFonts w:ascii="Times New Roman" w:eastAsia="Times New Roman" w:hAnsi="Times New Roman" w:cs="Times New Roman"/>
         </w:rPr>
-        <w:lastRenderedPageBreak/>
         <w:t>Statistical test used to test the hypotheses and output</w:t>
       </w:r>
       <w:r>
@@ -3208,7 +2821,7 @@
         <w:pStyle w:val="ListParagraph"/>
         <w:numPr>
           <w:ilvl w:val="1"/>
-          <w:numId w:val="32"/>
+          <w:numId w:val="35"/>
         </w:numPr>
         <w:ind w:hanging="720"/>
         <w:rPr>
@@ -3281,7 +2894,7 @@
         <w:pStyle w:val="ListParagraph"/>
         <w:numPr>
           <w:ilvl w:val="0"/>
-          <w:numId w:val="32"/>
+          <w:numId w:val="35"/>
         </w:numPr>
         <w:rPr>
           <w:rFonts w:ascii="Times New Roman" w:eastAsia="Times New Roman" w:hAnsi="Times New Roman" w:cs="Times New Roman"/>
@@ -3299,7 +2912,7 @@
         <w:pStyle w:val="ListParagraph"/>
         <w:numPr>
           <w:ilvl w:val="1"/>
-          <w:numId w:val="32"/>
+          <w:numId w:val="35"/>
         </w:numPr>
         <w:ind w:hanging="720"/>
         <w:rPr>
@@ -3332,7 +2945,7 @@
         <w:pStyle w:val="ListParagraph"/>
         <w:numPr>
           <w:ilvl w:val="1"/>
-          <w:numId w:val="32"/>
+          <w:numId w:val="35"/>
         </w:numPr>
         <w:ind w:hanging="720"/>
         <w:rPr>
@@ -3365,7 +2978,7 @@
         <w:pStyle w:val="ListParagraph"/>
         <w:numPr>
           <w:ilvl w:val="1"/>
-          <w:numId w:val="32"/>
+          <w:numId w:val="35"/>
         </w:numPr>
         <w:ind w:hanging="720"/>
         <w:rPr>
@@ -3391,7 +3004,7 @@
         <w:pStyle w:val="ListParagraph"/>
         <w:numPr>
           <w:ilvl w:val="1"/>
-          <w:numId w:val="32"/>
+          <w:numId w:val="35"/>
         </w:numPr>
         <w:ind w:hanging="720"/>
         <w:rPr>
@@ -3417,7 +3030,7 @@
         <w:pStyle w:val="ListParagraph"/>
         <w:numPr>
           <w:ilvl w:val="1"/>
-          <w:numId w:val="32"/>
+          <w:numId w:val="35"/>
         </w:numPr>
         <w:ind w:hanging="720"/>
         <w:rPr>
@@ -3526,7 +3139,7 @@
         <w:pStyle w:val="ListParagraph"/>
         <w:numPr>
           <w:ilvl w:val="1"/>
-          <w:numId w:val="32"/>
+          <w:numId w:val="35"/>
         </w:numPr>
         <w:ind w:hanging="720"/>
         <w:rPr>
@@ -3643,6 +3256,7 @@
           <w:iCs/>
           <w:highlight w:val="yellow"/>
         </w:rPr>
+        <w:lastRenderedPageBreak/>
         <w:t>From your Git log, select three most significant commits during this project and include the following for each:</w:t>
       </w:r>
     </w:p>
@@ -3832,7 +3446,7 @@
         <w:pStyle w:val="ListParagraph"/>
         <w:numPr>
           <w:ilvl w:val="0"/>
-          <w:numId w:val="32"/>
+          <w:numId w:val="35"/>
         </w:numPr>
         <w:rPr>
           <w:rFonts w:ascii="Times New Roman" w:eastAsia="Times New Roman" w:hAnsi="Times New Roman" w:cs="Times New Roman"/>
@@ -3850,7 +3464,7 @@
         <w:pStyle w:val="ListParagraph"/>
         <w:numPr>
           <w:ilvl w:val="1"/>
-          <w:numId w:val="32"/>
+          <w:numId w:val="35"/>
         </w:numPr>
         <w:ind w:hanging="720"/>
         <w:rPr>
@@ -3883,7 +3497,7 @@
         <w:pStyle w:val="ListParagraph"/>
         <w:numPr>
           <w:ilvl w:val="1"/>
-          <w:numId w:val="32"/>
+          <w:numId w:val="35"/>
         </w:numPr>
         <w:ind w:hanging="720"/>
         <w:rPr>
@@ -3983,7 +3597,7 @@
         <w:pStyle w:val="ListParagraph"/>
         <w:numPr>
           <w:ilvl w:val="1"/>
-          <w:numId w:val="32"/>
+          <w:numId w:val="35"/>
         </w:numPr>
         <w:ind w:hanging="720"/>
         <w:rPr>
@@ -4030,7 +3644,7 @@
         <w:pStyle w:val="ListParagraph"/>
         <w:numPr>
           <w:ilvl w:val="0"/>
-          <w:numId w:val="32"/>
+          <w:numId w:val="35"/>
         </w:numPr>
         <w:rPr>
           <w:rFonts w:ascii="Times New Roman" w:eastAsia="Times New Roman" w:hAnsi="Times New Roman" w:cs="Times New Roman"/>
@@ -4130,7 +3744,7 @@
         <w:pStyle w:val="ListParagraph"/>
         <w:numPr>
           <w:ilvl w:val="0"/>
-          <w:numId w:val="32"/>
+          <w:numId w:val="35"/>
         </w:numPr>
         <w:rPr>
           <w:rFonts w:ascii="Times New Roman" w:eastAsia="Times New Roman" w:hAnsi="Times New Roman" w:cs="Times New Roman"/>
@@ -4377,10 +3991,10 @@
       </w:pPr>
     </w:p>
     <w:sectPr>
-      <w:footerReference w:type="even" r:id="rId8"/>
-      <w:footerReference w:type="default" r:id="rId9"/>
+      <w:footerReference w:type="first" r:id="rId11"/>
       <w:pgSz w:w="11906" w:h="16838"/>
       <w:pgMar w:top="1440" w:right="1440" w:bottom="1440" w:left="1440" w:header="708" w:footer="708" w:gutter="0"/>
+      <w:pgNumType w:start="1"/>
       <w:cols w:space="708"/>
       <w:titlePg/>
       <w:docGrid w:linePitch="360"/>
@@ -4480,7 +4094,7 @@
       <w:p>
         <w:pPr>
           <w:pStyle w:val="Footer"/>
-          <w:framePr w:wrap="none" w:vAnchor="text" w:hAnchor="margin" w:xAlign="right" w:y="1"/>
+          <w:framePr w:w="373" w:wrap="none" w:vAnchor="text" w:hAnchor="margin" w:xAlign="right" w:y="4"/>
           <w:rPr>
             <w:rStyle w:val="PageNumber"/>
           </w:rPr>
@@ -4523,6 +4137,45 @@
     <w:pPr>
       <w:pStyle w:val="Footer"/>
       <w:ind w:right="360"/>
+      <w:rPr>
+        <w:lang w:val="en-IN"/>
+      </w:rPr>
+    </w:pPr>
+  </w:p>
+</w:ftr>
+</file>
+
+<file path=word/footer3.xml><?xml version="1.0" encoding="utf-8"?>
+<w:ftr xmlns:wpc="http://schemas.microsoft.com/office/word/2010/wordprocessingCanvas" xmlns:cx="http://schemas.microsoft.com/office/drawing/2014/chartex" xmlns:cx1="http://schemas.microsoft.com/office/drawing/2015/9/8/chartex" xmlns:cx2="http://schemas.microsoft.com/office/drawing/2015/10/21/chartex" xmlns:cx3="http://schemas.microsoft.com/office/drawing/2016/5/9/chartex" xmlns:cx4="http://schemas.microsoft.com/office/drawing/2016/5/10/chartex" xmlns:cx5="http://schemas.microsoft.com/office/drawing/2016/5/11/chartex" xmlns:cx6="http://schemas.microsoft.com/office/drawing/2016/5/12/chartex" xmlns:cx7="http://schemas.microsoft.com/office/drawing/2016/5/13/chartex" xmlns:cx8="http://schemas.microsoft.com/office/drawing/2016/5/14/chartex" xmlns:mc="http://schemas.openxmlformats.org/markup-compatibility/2006" xmlns:aink="http://schemas.microsoft.com/office/drawing/2016/ink" xmlns:am3d="http://schemas.microsoft.com/office/drawing/2017/model3d" xmlns:o="urn:schemas-microsoft-com:office:office" xmlns:oel="http://schemas.microsoft.com/office/2019/extlst" xmlns:r="http://schemas.openxmlformats.org/officeDocument/2006/relationships" xmlns:m="http://schemas.openxmlformats.org/officeDocument/2006/math" xmlns:v="urn:schemas-microsoft-com:vml" xmlns:wp14="http://schemas.microsoft.com/office/word/2010/wordprocessingDrawing" xmlns:wp="http://schemas.openxmlformats.org/drawingml/2006/wordprocessingDrawing" xmlns:w10="urn:schemas-microsoft-com:office:word" xmlns:w="http://schemas.openxmlformats.org/wordprocessingml/2006/main" xmlns:w14="http://schemas.microsoft.com/office/word/2010/wordml" xmlns:w15="http://schemas.microsoft.com/office/word/2012/wordml" xmlns:w16cex="http://schemas.microsoft.com/office/word/2018/wordml/cex" xmlns:w16cid="http://schemas.microsoft.com/office/word/2016/wordml/cid" xmlns:w16="http://schemas.microsoft.com/office/word/2018/wordml" xmlns:w16du="http://schemas.microsoft.com/office/word/2023/wordml/word16du" xmlns:w16sdtdh="http://schemas.microsoft.com/office/word/2020/wordml/sdtdatahash" xmlns:w16sdtfl="http://schemas.microsoft.com/office/word/2024/wordml/sdtformatlock" xmlns:w16se="http://schemas.microsoft.com/office/word/2015/wordml/symex" xmlns:wpg="http://schemas.microsoft.com/office/word/2010/wordprocessingGroup" xmlns:wpi="http://schemas.microsoft.com/office/word/2010/wordprocessingInk" xmlns:wne="http://schemas.microsoft.com/office/word/2006/wordml" xmlns:wps="http://schemas.microsoft.com/office/word/2010/wordprocessingShape" mc:Ignorable="w14 w15 w16se w16cid w16 w16cex w16sdtdh w16sdtfl w16du wp14">
+  <w:sdt>
+    <w:sdtPr>
+      <w:id w:val="-436516227"/>
+      <w:docPartObj>
+        <w:docPartGallery w:val="Page Numbers (Bottom of Page)"/>
+        <w:docPartUnique/>
+      </w:docPartObj>
+    </w:sdtPr>
+    <w:sdtContent>
+      <w:p>
+        <w:pPr>
+          <w:pStyle w:val="Footer"/>
+          <w:jc w:val="right"/>
+        </w:pPr>
+      </w:p>
+      <w:p>
+        <w:pPr>
+          <w:pStyle w:val="Footer"/>
+          <w:jc w:val="right"/>
+        </w:pPr>
+        <w:r>
+          <w:t>1</w:t>
+        </w:r>
+      </w:p>
+    </w:sdtContent>
+  </w:sdt>
+  <w:p>
+    <w:pPr>
+      <w:pStyle w:val="Footer"/>
     </w:pPr>
   </w:p>
 </w:ftr>
@@ -4932,6 +4585,119 @@
     </w:lvl>
   </w:abstractNum>
   <w:abstractNum w:abstractNumId="4" w15:restartNumberingAfterBreak="0">
+    <w:nsid w:val="064B1E91"/>
+    <w:multiLevelType w:val="multilevel"/>
+    <w:tmpl w:val="97C62892"/>
+    <w:lvl w:ilvl="0">
+      <w:start w:val="1"/>
+      <w:numFmt w:val="decimal"/>
+      <w:lvlText w:val="%1"/>
+      <w:lvlJc w:val="left"/>
+      <w:pPr>
+        <w:ind w:left="420" w:hanging="420"/>
+      </w:pPr>
+      <w:rPr>
+        <w:rFonts w:hint="default"/>
+      </w:rPr>
+    </w:lvl>
+    <w:lvl w:ilvl="1">
+      <w:start w:val="1"/>
+      <w:numFmt w:val="decimal"/>
+      <w:lvlText w:val="%1.%2"/>
+      <w:lvlJc w:val="left"/>
+      <w:pPr>
+        <w:ind w:left="420" w:hanging="420"/>
+      </w:pPr>
+      <w:rPr>
+        <w:rFonts w:hint="default"/>
+      </w:rPr>
+    </w:lvl>
+    <w:lvl w:ilvl="2">
+      <w:start w:val="1"/>
+      <w:numFmt w:val="decimal"/>
+      <w:lvlText w:val="%1.%2.%3"/>
+      <w:lvlJc w:val="left"/>
+      <w:pPr>
+        <w:ind w:left="720" w:hanging="720"/>
+      </w:pPr>
+      <w:rPr>
+        <w:rFonts w:hint="default"/>
+      </w:rPr>
+    </w:lvl>
+    <w:lvl w:ilvl="3">
+      <w:start w:val="1"/>
+      <w:numFmt w:val="decimal"/>
+      <w:lvlText w:val="%1.%2.%3.%4"/>
+      <w:lvlJc w:val="left"/>
+      <w:pPr>
+        <w:ind w:left="1080" w:hanging="1080"/>
+      </w:pPr>
+      <w:rPr>
+        <w:rFonts w:hint="default"/>
+      </w:rPr>
+    </w:lvl>
+    <w:lvl w:ilvl="4">
+      <w:start w:val="1"/>
+      <w:numFmt w:val="decimal"/>
+      <w:lvlText w:val="%1.%2.%3.%4.%5"/>
+      <w:lvlJc w:val="left"/>
+      <w:pPr>
+        <w:ind w:left="1080" w:hanging="1080"/>
+      </w:pPr>
+      <w:rPr>
+        <w:rFonts w:hint="default"/>
+      </w:rPr>
+    </w:lvl>
+    <w:lvl w:ilvl="5">
+      <w:start w:val="1"/>
+      <w:numFmt w:val="decimal"/>
+      <w:lvlText w:val="%1.%2.%3.%4.%5.%6"/>
+      <w:lvlJc w:val="left"/>
+      <w:pPr>
+        <w:ind w:left="1440" w:hanging="1440"/>
+      </w:pPr>
+      <w:rPr>
+        <w:rFonts w:hint="default"/>
+      </w:rPr>
+    </w:lvl>
+    <w:lvl w:ilvl="6">
+      <w:start w:val="1"/>
+      <w:numFmt w:val="decimal"/>
+      <w:lvlText w:val="%1.%2.%3.%4.%5.%6.%7"/>
+      <w:lvlJc w:val="left"/>
+      <w:pPr>
+        <w:ind w:left="1440" w:hanging="1440"/>
+      </w:pPr>
+      <w:rPr>
+        <w:rFonts w:hint="default"/>
+      </w:rPr>
+    </w:lvl>
+    <w:lvl w:ilvl="7">
+      <w:start w:val="1"/>
+      <w:numFmt w:val="decimal"/>
+      <w:lvlText w:val="%1.%2.%3.%4.%5.%6.%7.%8"/>
+      <w:lvlJc w:val="left"/>
+      <w:pPr>
+        <w:ind w:left="1800" w:hanging="1800"/>
+      </w:pPr>
+      <w:rPr>
+        <w:rFonts w:hint="default"/>
+      </w:rPr>
+    </w:lvl>
+    <w:lvl w:ilvl="8">
+      <w:start w:val="1"/>
+      <w:numFmt w:val="decimal"/>
+      <w:lvlText w:val="%1.%2.%3.%4.%5.%6.%7.%8.%9"/>
+      <w:lvlJc w:val="left"/>
+      <w:pPr>
+        <w:ind w:left="2160" w:hanging="2160"/>
+      </w:pPr>
+      <w:rPr>
+        <w:rFonts w:hint="default"/>
+      </w:rPr>
+    </w:lvl>
+  </w:abstractNum>
+  <w:abstractNum w:abstractNumId="5" w15:restartNumberingAfterBreak="0">
     <w:nsid w:val="08BB5A03"/>
     <w:multiLevelType w:val="hybridMultilevel"/>
     <w:tmpl w:val="FFFFFFFF"/>
@@ -5044,7 +4810,7 @@
       </w:rPr>
     </w:lvl>
   </w:abstractNum>
-  <w:abstractNum w:abstractNumId="5" w15:restartNumberingAfterBreak="0">
+  <w:abstractNum w:abstractNumId="6" w15:restartNumberingAfterBreak="0">
     <w:nsid w:val="09ED0321"/>
     <w:multiLevelType w:val="multilevel"/>
     <w:tmpl w:val="4DA4E65A"/>
@@ -5165,7 +4931,7 @@
       </w:rPr>
     </w:lvl>
   </w:abstractNum>
-  <w:abstractNum w:abstractNumId="6" w15:restartNumberingAfterBreak="0">
+  <w:abstractNum w:abstractNumId="7" w15:restartNumberingAfterBreak="0">
     <w:nsid w:val="0E890F98"/>
     <w:multiLevelType w:val="hybridMultilevel"/>
     <w:tmpl w:val="FFFFFFFF"/>
@@ -5278,7 +5044,7 @@
       </w:rPr>
     </w:lvl>
   </w:abstractNum>
-  <w:abstractNum w:abstractNumId="7" w15:restartNumberingAfterBreak="0">
+  <w:abstractNum w:abstractNumId="8" w15:restartNumberingAfterBreak="0">
     <w:nsid w:val="126901FE"/>
     <w:multiLevelType w:val="multilevel"/>
     <w:tmpl w:val="0B3671C4"/>
@@ -5399,7 +5165,7 @@
       </w:rPr>
     </w:lvl>
   </w:abstractNum>
-  <w:abstractNum w:abstractNumId="8" w15:restartNumberingAfterBreak="0">
+  <w:abstractNum w:abstractNumId="9" w15:restartNumberingAfterBreak="0">
     <w:nsid w:val="1B21B0F4"/>
     <w:multiLevelType w:val="hybridMultilevel"/>
     <w:tmpl w:val="72720076"/>
@@ -5512,7 +5278,7 @@
       </w:rPr>
     </w:lvl>
   </w:abstractNum>
-  <w:abstractNum w:abstractNumId="9" w15:restartNumberingAfterBreak="0">
+  <w:abstractNum w:abstractNumId="10" w15:restartNumberingAfterBreak="0">
     <w:nsid w:val="1C5D3AF2"/>
     <w:multiLevelType w:val="hybridMultilevel"/>
     <w:tmpl w:val="FFFFFFFF"/>
@@ -5625,7 +5391,7 @@
       </w:rPr>
     </w:lvl>
   </w:abstractNum>
-  <w:abstractNum w:abstractNumId="10" w15:restartNumberingAfterBreak="0">
+  <w:abstractNum w:abstractNumId="11" w15:restartNumberingAfterBreak="0">
     <w:nsid w:val="1CFC5493"/>
     <w:multiLevelType w:val="hybridMultilevel"/>
     <w:tmpl w:val="FFFFFFFF"/>
@@ -5711,7 +5477,7 @@
       </w:pPr>
     </w:lvl>
   </w:abstractNum>
-  <w:abstractNum w:abstractNumId="11" w15:restartNumberingAfterBreak="0">
+  <w:abstractNum w:abstractNumId="12" w15:restartNumberingAfterBreak="0">
     <w:nsid w:val="1E875941"/>
     <w:multiLevelType w:val="hybridMultilevel"/>
     <w:tmpl w:val="CD722D48"/>
@@ -5824,7 +5590,7 @@
       </w:rPr>
     </w:lvl>
   </w:abstractNum>
-  <w:abstractNum w:abstractNumId="12" w15:restartNumberingAfterBreak="0">
+  <w:abstractNum w:abstractNumId="13" w15:restartNumberingAfterBreak="0">
     <w:nsid w:val="215ED53B"/>
     <w:multiLevelType w:val="hybridMultilevel"/>
     <w:tmpl w:val="FFFFFFFF"/>
@@ -5937,7 +5703,7 @@
       </w:rPr>
     </w:lvl>
   </w:abstractNum>
-  <w:abstractNum w:abstractNumId="13" w15:restartNumberingAfterBreak="0">
+  <w:abstractNum w:abstractNumId="14" w15:restartNumberingAfterBreak="0">
     <w:nsid w:val="25481131"/>
     <w:multiLevelType w:val="hybridMultilevel"/>
     <w:tmpl w:val="FFFFFFFF"/>
@@ -6050,7 +5816,7 @@
       </w:rPr>
     </w:lvl>
   </w:abstractNum>
-  <w:abstractNum w:abstractNumId="14" w15:restartNumberingAfterBreak="0">
+  <w:abstractNum w:abstractNumId="15" w15:restartNumberingAfterBreak="0">
     <w:nsid w:val="2BEF301D"/>
     <w:multiLevelType w:val="hybridMultilevel"/>
     <w:tmpl w:val="2B3AA896"/>
@@ -6163,7 +5929,93 @@
       </w:rPr>
     </w:lvl>
   </w:abstractNum>
-  <w:abstractNum w:abstractNumId="15" w15:restartNumberingAfterBreak="0">
+  <w:abstractNum w:abstractNumId="16" w15:restartNumberingAfterBreak="0">
+    <w:nsid w:val="3588683D"/>
+    <w:multiLevelType w:val="hybridMultilevel"/>
+    <w:tmpl w:val="53264F6E"/>
+    <w:lvl w:ilvl="0" w:tplc="4009000F">
+      <w:start w:val="1"/>
+      <w:numFmt w:val="decimal"/>
+      <w:lvlText w:val="%1."/>
+      <w:lvlJc w:val="left"/>
+      <w:pPr>
+        <w:ind w:left="720" w:hanging="360"/>
+      </w:pPr>
+    </w:lvl>
+    <w:lvl w:ilvl="1" w:tplc="40090019">
+      <w:start w:val="1"/>
+      <w:numFmt w:val="lowerLetter"/>
+      <w:lvlText w:val="%2."/>
+      <w:lvlJc w:val="left"/>
+      <w:pPr>
+        <w:ind w:left="1440" w:hanging="360"/>
+      </w:pPr>
+    </w:lvl>
+    <w:lvl w:ilvl="2" w:tplc="4009001B" w:tentative="1">
+      <w:start w:val="1"/>
+      <w:numFmt w:val="lowerRoman"/>
+      <w:lvlText w:val="%3."/>
+      <w:lvlJc w:val="right"/>
+      <w:pPr>
+        <w:ind w:left="2160" w:hanging="180"/>
+      </w:pPr>
+    </w:lvl>
+    <w:lvl w:ilvl="3" w:tplc="4009000F" w:tentative="1">
+      <w:start w:val="1"/>
+      <w:numFmt w:val="decimal"/>
+      <w:lvlText w:val="%4."/>
+      <w:lvlJc w:val="left"/>
+      <w:pPr>
+        <w:ind w:left="2880" w:hanging="360"/>
+      </w:pPr>
+    </w:lvl>
+    <w:lvl w:ilvl="4" w:tplc="40090019" w:tentative="1">
+      <w:start w:val="1"/>
+      <w:numFmt w:val="lowerLetter"/>
+      <w:lvlText w:val="%5."/>
+      <w:lvlJc w:val="left"/>
+      <w:pPr>
+        <w:ind w:left="3600" w:hanging="360"/>
+      </w:pPr>
+    </w:lvl>
+    <w:lvl w:ilvl="5" w:tplc="4009001B" w:tentative="1">
+      <w:start w:val="1"/>
+      <w:numFmt w:val="lowerRoman"/>
+      <w:lvlText w:val="%6."/>
+      <w:lvlJc w:val="right"/>
+      <w:pPr>
+        <w:ind w:left="4320" w:hanging="180"/>
+      </w:pPr>
+    </w:lvl>
+    <w:lvl w:ilvl="6" w:tplc="4009000F" w:tentative="1">
+      <w:start w:val="1"/>
+      <w:numFmt w:val="decimal"/>
+      <w:lvlText w:val="%7."/>
+      <w:lvlJc w:val="left"/>
+      <w:pPr>
+        <w:ind w:left="5040" w:hanging="360"/>
+      </w:pPr>
+    </w:lvl>
+    <w:lvl w:ilvl="7" w:tplc="40090019" w:tentative="1">
+      <w:start w:val="1"/>
+      <w:numFmt w:val="lowerLetter"/>
+      <w:lvlText w:val="%8."/>
+      <w:lvlJc w:val="left"/>
+      <w:pPr>
+        <w:ind w:left="5760" w:hanging="360"/>
+      </w:pPr>
+    </w:lvl>
+    <w:lvl w:ilvl="8" w:tplc="4009001B" w:tentative="1">
+      <w:start w:val="1"/>
+      <w:numFmt w:val="lowerRoman"/>
+      <w:lvlText w:val="%9."/>
+      <w:lvlJc w:val="right"/>
+      <w:pPr>
+        <w:ind w:left="6480" w:hanging="180"/>
+      </w:pPr>
+    </w:lvl>
+  </w:abstractNum>
+  <w:abstractNum w:abstractNumId="17" w15:restartNumberingAfterBreak="0">
     <w:nsid w:val="360E79A9"/>
     <w:multiLevelType w:val="multilevel"/>
     <w:tmpl w:val="FFFFFFFF"/>
@@ -6276,7 +6128,7 @@
       </w:rPr>
     </w:lvl>
   </w:abstractNum>
-  <w:abstractNum w:abstractNumId="16" w15:restartNumberingAfterBreak="0">
+  <w:abstractNum w:abstractNumId="18" w15:restartNumberingAfterBreak="0">
     <w:nsid w:val="3AE77EFC"/>
     <w:multiLevelType w:val="hybridMultilevel"/>
     <w:tmpl w:val="BF34E8AA"/>
@@ -6389,7 +6241,7 @@
       </w:rPr>
     </w:lvl>
   </w:abstractNum>
-  <w:abstractNum w:abstractNumId="17" w15:restartNumberingAfterBreak="0">
+  <w:abstractNum w:abstractNumId="19" w15:restartNumberingAfterBreak="0">
     <w:nsid w:val="3BD0A676"/>
     <w:multiLevelType w:val="hybridMultilevel"/>
     <w:tmpl w:val="FFFFFFFF"/>
@@ -6502,7 +6354,7 @@
       </w:rPr>
     </w:lvl>
   </w:abstractNum>
-  <w:abstractNum w:abstractNumId="18" w15:restartNumberingAfterBreak="0">
+  <w:abstractNum w:abstractNumId="20" w15:restartNumberingAfterBreak="0">
     <w:nsid w:val="3CEA41A4"/>
     <w:multiLevelType w:val="hybridMultilevel"/>
     <w:tmpl w:val="FFFFFFFF"/>
@@ -6588,7 +6440,7 @@
       </w:pPr>
     </w:lvl>
   </w:abstractNum>
-  <w:abstractNum w:abstractNumId="19" w15:restartNumberingAfterBreak="0">
+  <w:abstractNum w:abstractNumId="21" w15:restartNumberingAfterBreak="0">
     <w:nsid w:val="3F9AADF4"/>
     <w:multiLevelType w:val="hybridMultilevel"/>
     <w:tmpl w:val="FFFFFFFF"/>
@@ -6674,7 +6526,7 @@
       </w:pPr>
     </w:lvl>
   </w:abstractNum>
-  <w:abstractNum w:abstractNumId="20" w15:restartNumberingAfterBreak="0">
+  <w:abstractNum w:abstractNumId="22" w15:restartNumberingAfterBreak="0">
     <w:nsid w:val="41A2DE95"/>
     <w:multiLevelType w:val="hybridMultilevel"/>
     <w:tmpl w:val="FFFFFFFF"/>
@@ -6787,7 +6639,7 @@
       </w:rPr>
     </w:lvl>
   </w:abstractNum>
-  <w:abstractNum w:abstractNumId="21" w15:restartNumberingAfterBreak="0">
+  <w:abstractNum w:abstractNumId="23" w15:restartNumberingAfterBreak="0">
     <w:nsid w:val="42202A9B"/>
     <w:multiLevelType w:val="hybridMultilevel"/>
     <w:tmpl w:val="FFFFFFFF"/>
@@ -6900,7 +6752,7 @@
       </w:rPr>
     </w:lvl>
   </w:abstractNum>
-  <w:abstractNum w:abstractNumId="22" w15:restartNumberingAfterBreak="0">
+  <w:abstractNum w:abstractNumId="24" w15:restartNumberingAfterBreak="0">
     <w:nsid w:val="43DCB8F2"/>
     <w:multiLevelType w:val="hybridMultilevel"/>
     <w:tmpl w:val="FFFFFFFF"/>
@@ -7013,7 +6865,7 @@
       </w:rPr>
     </w:lvl>
   </w:abstractNum>
-  <w:abstractNum w:abstractNumId="23" w15:restartNumberingAfterBreak="0">
+  <w:abstractNum w:abstractNumId="25" w15:restartNumberingAfterBreak="0">
     <w:nsid w:val="453E2DC6"/>
     <w:multiLevelType w:val="multilevel"/>
     <w:tmpl w:val="4DA4E65A"/>
@@ -7134,7 +6986,7 @@
       </w:rPr>
     </w:lvl>
   </w:abstractNum>
-  <w:abstractNum w:abstractNumId="24" w15:restartNumberingAfterBreak="0">
+  <w:abstractNum w:abstractNumId="26" w15:restartNumberingAfterBreak="0">
     <w:nsid w:val="4D557C4F"/>
     <w:multiLevelType w:val="hybridMultilevel"/>
     <w:tmpl w:val="E482CF54"/>
@@ -7223,7 +7075,7 @@
       </w:pPr>
     </w:lvl>
   </w:abstractNum>
-  <w:abstractNum w:abstractNumId="25" w15:restartNumberingAfterBreak="0">
+  <w:abstractNum w:abstractNumId="27" w15:restartNumberingAfterBreak="0">
     <w:nsid w:val="52DF187A"/>
     <w:multiLevelType w:val="hybridMultilevel"/>
     <w:tmpl w:val="FFFFFFFF"/>
@@ -7336,7 +7188,7 @@
       </w:rPr>
     </w:lvl>
   </w:abstractNum>
-  <w:abstractNum w:abstractNumId="26" w15:restartNumberingAfterBreak="0">
+  <w:abstractNum w:abstractNumId="28" w15:restartNumberingAfterBreak="0">
     <w:nsid w:val="573E3B79"/>
     <w:multiLevelType w:val="hybridMultilevel"/>
     <w:tmpl w:val="FFFFFFFF"/>
@@ -7422,7 +7274,7 @@
       </w:pPr>
     </w:lvl>
   </w:abstractNum>
-  <w:abstractNum w:abstractNumId="27" w15:restartNumberingAfterBreak="0">
+  <w:abstractNum w:abstractNumId="29" w15:restartNumberingAfterBreak="0">
     <w:nsid w:val="5A72411A"/>
     <w:multiLevelType w:val="hybridMultilevel"/>
     <w:tmpl w:val="C31A5862"/>
@@ -7508,7 +7360,7 @@
       </w:pPr>
     </w:lvl>
   </w:abstractNum>
-  <w:abstractNum w:abstractNumId="28" w15:restartNumberingAfterBreak="0">
+  <w:abstractNum w:abstractNumId="30" w15:restartNumberingAfterBreak="0">
     <w:nsid w:val="64424843"/>
     <w:multiLevelType w:val="hybridMultilevel"/>
     <w:tmpl w:val="FFFFFFFF"/>
@@ -7594,7 +7446,7 @@
       </w:pPr>
     </w:lvl>
   </w:abstractNum>
-  <w:abstractNum w:abstractNumId="29" w15:restartNumberingAfterBreak="0">
+  <w:abstractNum w:abstractNumId="31" w15:restartNumberingAfterBreak="0">
     <w:nsid w:val="64803963"/>
     <w:multiLevelType w:val="multilevel"/>
     <w:tmpl w:val="FFFFFFFF"/>
@@ -7680,7 +7532,7 @@
       </w:pPr>
     </w:lvl>
   </w:abstractNum>
-  <w:abstractNum w:abstractNumId="30" w15:restartNumberingAfterBreak="0">
+  <w:abstractNum w:abstractNumId="32" w15:restartNumberingAfterBreak="0">
     <w:nsid w:val="662D2694"/>
     <w:multiLevelType w:val="hybridMultilevel"/>
     <w:tmpl w:val="FFFFFFFF"/>
@@ -7766,7 +7618,7 @@
       </w:pPr>
     </w:lvl>
   </w:abstractNum>
-  <w:abstractNum w:abstractNumId="31" w15:restartNumberingAfterBreak="0">
+  <w:abstractNum w:abstractNumId="33" w15:restartNumberingAfterBreak="0">
     <w:nsid w:val="6989EEEE"/>
     <w:multiLevelType w:val="multilevel"/>
     <w:tmpl w:val="FFFFFFFF"/>
@@ -7852,7 +7704,93 @@
       </w:pPr>
     </w:lvl>
   </w:abstractNum>
-  <w:abstractNum w:abstractNumId="32" w15:restartNumberingAfterBreak="0">
+  <w:abstractNum w:abstractNumId="34" w15:restartNumberingAfterBreak="0">
+    <w:nsid w:val="69FD6100"/>
+    <w:multiLevelType w:val="hybridMultilevel"/>
+    <w:tmpl w:val="19FAEE92"/>
+    <w:lvl w:ilvl="0" w:tplc="4009000F">
+      <w:start w:val="1"/>
+      <w:numFmt w:val="decimal"/>
+      <w:lvlText w:val="%1."/>
+      <w:lvlJc w:val="left"/>
+      <w:pPr>
+        <w:ind w:left="720" w:hanging="360"/>
+      </w:pPr>
+    </w:lvl>
+    <w:lvl w:ilvl="1" w:tplc="40090019" w:tentative="1">
+      <w:start w:val="1"/>
+      <w:numFmt w:val="lowerLetter"/>
+      <w:lvlText w:val="%2."/>
+      <w:lvlJc w:val="left"/>
+      <w:pPr>
+        <w:ind w:left="1440" w:hanging="360"/>
+      </w:pPr>
+    </w:lvl>
+    <w:lvl w:ilvl="2" w:tplc="4009001B" w:tentative="1">
+      <w:start w:val="1"/>
+      <w:numFmt w:val="lowerRoman"/>
+      <w:lvlText w:val="%3."/>
+      <w:lvlJc w:val="right"/>
+      <w:pPr>
+        <w:ind w:left="2160" w:hanging="180"/>
+      </w:pPr>
+    </w:lvl>
+    <w:lvl w:ilvl="3" w:tplc="4009000F" w:tentative="1">
+      <w:start w:val="1"/>
+      <w:numFmt w:val="decimal"/>
+      <w:lvlText w:val="%4."/>
+      <w:lvlJc w:val="left"/>
+      <w:pPr>
+        <w:ind w:left="2880" w:hanging="360"/>
+      </w:pPr>
+    </w:lvl>
+    <w:lvl w:ilvl="4" w:tplc="40090019" w:tentative="1">
+      <w:start w:val="1"/>
+      <w:numFmt w:val="lowerLetter"/>
+      <w:lvlText w:val="%5."/>
+      <w:lvlJc w:val="left"/>
+      <w:pPr>
+        <w:ind w:left="3600" w:hanging="360"/>
+      </w:pPr>
+    </w:lvl>
+    <w:lvl w:ilvl="5" w:tplc="4009001B" w:tentative="1">
+      <w:start w:val="1"/>
+      <w:numFmt w:val="lowerRoman"/>
+      <w:lvlText w:val="%6."/>
+      <w:lvlJc w:val="right"/>
+      <w:pPr>
+        <w:ind w:left="4320" w:hanging="180"/>
+      </w:pPr>
+    </w:lvl>
+    <w:lvl w:ilvl="6" w:tplc="4009000F" w:tentative="1">
+      <w:start w:val="1"/>
+      <w:numFmt w:val="decimal"/>
+      <w:lvlText w:val="%7."/>
+      <w:lvlJc w:val="left"/>
+      <w:pPr>
+        <w:ind w:left="5040" w:hanging="360"/>
+      </w:pPr>
+    </w:lvl>
+    <w:lvl w:ilvl="7" w:tplc="40090019" w:tentative="1">
+      <w:start w:val="1"/>
+      <w:numFmt w:val="lowerLetter"/>
+      <w:lvlText w:val="%8."/>
+      <w:lvlJc w:val="left"/>
+      <w:pPr>
+        <w:ind w:left="5760" w:hanging="360"/>
+      </w:pPr>
+    </w:lvl>
+    <w:lvl w:ilvl="8" w:tplc="4009001B" w:tentative="1">
+      <w:start w:val="1"/>
+      <w:numFmt w:val="lowerRoman"/>
+      <w:lvlText w:val="%9."/>
+      <w:lvlJc w:val="right"/>
+      <w:pPr>
+        <w:ind w:left="6480" w:hanging="180"/>
+      </w:pPr>
+    </w:lvl>
+  </w:abstractNum>
+  <w:abstractNum w:abstractNumId="35" w15:restartNumberingAfterBreak="0">
     <w:nsid w:val="717456F8"/>
     <w:multiLevelType w:val="hybridMultilevel"/>
     <w:tmpl w:val="FFFFFFFF"/>
@@ -7966,103 +7904,112 @@
     </w:lvl>
   </w:abstractNum>
   <w:num w:numId="1" w16cid:durableId="193809708">
-    <w:abstractNumId w:val="27"/>
+    <w:abstractNumId w:val="29"/>
   </w:num>
   <w:num w:numId="2" w16cid:durableId="439304008">
     <w:abstractNumId w:val="0"/>
   </w:num>
   <w:num w:numId="3" w16cid:durableId="1814369601">
+    <w:abstractNumId w:val="9"/>
+  </w:num>
+  <w:num w:numId="4" w16cid:durableId="2006858979">
+    <w:abstractNumId w:val="30"/>
+  </w:num>
+  <w:num w:numId="5" w16cid:durableId="1839346339">
+    <w:abstractNumId w:val="20"/>
+  </w:num>
+  <w:num w:numId="6" w16cid:durableId="1380855808">
+    <w:abstractNumId w:val="11"/>
+  </w:num>
+  <w:num w:numId="7" w16cid:durableId="565338146">
+    <w:abstractNumId w:val="32"/>
+  </w:num>
+  <w:num w:numId="8" w16cid:durableId="522136554">
+    <w:abstractNumId w:val="21"/>
+  </w:num>
+  <w:num w:numId="9" w16cid:durableId="729496021">
+    <w:abstractNumId w:val="26"/>
+  </w:num>
+  <w:num w:numId="10" w16cid:durableId="417485858">
     <w:abstractNumId w:val="8"/>
   </w:num>
-  <w:num w:numId="4" w16cid:durableId="2006858979">
-    <w:abstractNumId w:val="28"/>
+  <w:num w:numId="11" w16cid:durableId="1035351234">
+    <w:abstractNumId w:val="25"/>
   </w:num>
-  <w:num w:numId="5" w16cid:durableId="1839346339">
+  <w:num w:numId="12" w16cid:durableId="837691969">
+    <w:abstractNumId w:val="6"/>
+  </w:num>
+  <w:num w:numId="13" w16cid:durableId="979849249">
     <w:abstractNumId w:val="18"/>
   </w:num>
-  <w:num w:numId="6" w16cid:durableId="1380855808">
-    <w:abstractNumId w:val="10"/>
-  </w:num>
-  <w:num w:numId="7" w16cid:durableId="565338146">
-    <w:abstractNumId w:val="30"/>
-  </w:num>
-  <w:num w:numId="8" w16cid:durableId="522136554">
-    <w:abstractNumId w:val="19"/>
-  </w:num>
-  <w:num w:numId="9" w16cid:durableId="729496021">
-    <w:abstractNumId w:val="24"/>
-  </w:num>
-  <w:num w:numId="10" w16cid:durableId="417485858">
-    <w:abstractNumId w:val="7"/>
-  </w:num>
-  <w:num w:numId="11" w16cid:durableId="1035351234">
-    <w:abstractNumId w:val="23"/>
-  </w:num>
-  <w:num w:numId="12" w16cid:durableId="837691969">
-    <w:abstractNumId w:val="5"/>
-  </w:num>
-  <w:num w:numId="13" w16cid:durableId="979849249">
-    <w:abstractNumId w:val="16"/>
-  </w:num>
   <w:num w:numId="14" w16cid:durableId="387188096">
-    <w:abstractNumId w:val="11"/>
+    <w:abstractNumId w:val="12"/>
   </w:num>
   <w:num w:numId="15" w16cid:durableId="1770663035">
-    <w:abstractNumId w:val="14"/>
+    <w:abstractNumId w:val="15"/>
   </w:num>
   <w:num w:numId="16" w16cid:durableId="642200228">
-    <w:abstractNumId w:val="15"/>
+    <w:abstractNumId w:val="17"/>
   </w:num>
   <w:num w:numId="17" w16cid:durableId="595553950">
-    <w:abstractNumId w:val="6"/>
+    <w:abstractNumId w:val="7"/>
   </w:num>
   <w:num w:numId="18" w16cid:durableId="1839729133">
     <w:abstractNumId w:val="1"/>
   </w:num>
   <w:num w:numId="19" w16cid:durableId="1430350645">
-    <w:abstractNumId w:val="17"/>
+    <w:abstractNumId w:val="19"/>
   </w:num>
   <w:num w:numId="20" w16cid:durableId="609823634">
-    <w:abstractNumId w:val="9"/>
+    <w:abstractNumId w:val="10"/>
   </w:num>
   <w:num w:numId="21" w16cid:durableId="1595891774">
-    <w:abstractNumId w:val="13"/>
+    <w:abstractNumId w:val="14"/>
   </w:num>
   <w:num w:numId="22" w16cid:durableId="1857501887">
-    <w:abstractNumId w:val="4"/>
+    <w:abstractNumId w:val="5"/>
   </w:num>
   <w:num w:numId="23" w16cid:durableId="1424566782">
-    <w:abstractNumId w:val="20"/>
+    <w:abstractNumId w:val="22"/>
   </w:num>
   <w:num w:numId="24" w16cid:durableId="983385615">
-    <w:abstractNumId w:val="22"/>
+    <w:abstractNumId w:val="24"/>
   </w:num>
   <w:num w:numId="25" w16cid:durableId="1303582182">
-    <w:abstractNumId w:val="25"/>
+    <w:abstractNumId w:val="27"/>
   </w:num>
   <w:num w:numId="26" w16cid:durableId="2138447778">
     <w:abstractNumId w:val="2"/>
   </w:num>
   <w:num w:numId="27" w16cid:durableId="715280916">
-    <w:abstractNumId w:val="12"/>
+    <w:abstractNumId w:val="13"/>
   </w:num>
   <w:num w:numId="28" w16cid:durableId="296570619">
-    <w:abstractNumId w:val="26"/>
+    <w:abstractNumId w:val="28"/>
   </w:num>
   <w:num w:numId="29" w16cid:durableId="266351746">
-    <w:abstractNumId w:val="32"/>
+    <w:abstractNumId w:val="35"/>
   </w:num>
   <w:num w:numId="30" w16cid:durableId="1027947511">
-    <w:abstractNumId w:val="29"/>
+    <w:abstractNumId w:val="31"/>
   </w:num>
   <w:num w:numId="31" w16cid:durableId="1358778646">
-    <w:abstractNumId w:val="21"/>
+    <w:abstractNumId w:val="23"/>
   </w:num>
   <w:num w:numId="32" w16cid:durableId="186406669">
-    <w:abstractNumId w:val="31"/>
+    <w:abstractNumId w:val="33"/>
   </w:num>
   <w:num w:numId="33" w16cid:durableId="364215154">
     <w:abstractNumId w:val="3"/>
+  </w:num>
+  <w:num w:numId="34" w16cid:durableId="1603416196">
+    <w:abstractNumId w:val="34"/>
+  </w:num>
+  <w:num w:numId="35" w16cid:durableId="1979143889">
+    <w:abstractNumId w:val="4"/>
+  </w:num>
+  <w:num w:numId="36" w16cid:durableId="1377850721">
+    <w:abstractNumId w:val="16"/>
   </w:num>
 </w:numbering>
 </file>
@@ -8663,7 +8610,6 @@
   <w:style w:type="character" w:default="1" w:styleId="DefaultParagraphFont">
     <w:name w:val="Default Paragraph Font"/>
     <w:uiPriority w:val="1"/>
-    <w:semiHidden/>
     <w:unhideWhenUsed/>
   </w:style>
   <w:style w:type="table" w:default="1" w:styleId="TableNormal">
@@ -9022,7 +8968,6 @@
     <w:basedOn w:val="Normal"/>
     <w:link w:val="HeaderChar"/>
     <w:uiPriority w:val="99"/>
-    <w:semiHidden/>
     <w:unhideWhenUsed/>
     <w:rsid w:val="00BC4CBB"/>
     <w:pPr>
@@ -9037,7 +8982,6 @@
     <w:basedOn w:val="DefaultParagraphFont"/>
     <w:link w:val="Header"/>
     <w:uiPriority w:val="99"/>
-    <w:semiHidden/>
     <w:rsid w:val="00BC4CBB"/>
   </w:style>
   <w:style w:type="character" w:styleId="CommentReference">
@@ -9422,4 +9366,16 @@
     </a:ext>
   </a:extLst>
 </a:theme>
+</file>
+
+<file path=customXml/item1.xml><?xml version="1.0" encoding="utf-8"?>
+<b:Sources xmlns:b="http://schemas.openxmlformats.org/officeDocument/2006/bibliography" xmlns="http://schemas.openxmlformats.org/officeDocument/2006/bibliography" SelectedStyle="\APASixthEditionOfficeOnline.xsl" StyleName="APA" Version="6"/>
+</file>
+
+<file path=customXml/itemProps1.xml><?xml version="1.0" encoding="utf-8"?>
+<ds:datastoreItem xmlns:ds="http://schemas.openxmlformats.org/officeDocument/2006/customXml" ds:itemID="{3AB5A224-2A8F-4425-B95F-7AA308F42803}">
+  <ds:schemaRefs>
+    <ds:schemaRef ds:uri="http://schemas.openxmlformats.org/officeDocument/2006/bibliography"/>
+  </ds:schemaRefs>
+</ds:datastoreItem>
 </file>
--- a/7COM1079_Final report_template.docx
+++ b/7COM1079_Final report_template.docx
@@ -266,14 +266,7 @@
           <w:iCs/>
         </w:rPr>
         <w:tab/>
-        <w:t xml:space="preserve">          </w:t>
-      </w:r>
-      <w:r>
-        <w:rPr>
-          <w:rFonts w:ascii="Times New Roman" w:eastAsia="Times New Roman" w:hAnsi="Times New Roman" w:cs="Times New Roman"/>
-          <w:iCs/>
-        </w:rPr>
-        <w:t xml:space="preserve">Venumadhav </w:t>
+        <w:t xml:space="preserve">          Venumadhav </w:t>
       </w:r>
       <w:proofErr w:type="spellStart"/>
       <w:r>
@@ -314,14 +307,7 @@
           <w:rFonts w:ascii="Times New Roman" w:eastAsia="Times New Roman" w:hAnsi="Times New Roman" w:cs="Times New Roman"/>
           <w:iCs/>
         </w:rPr>
-        <w:t xml:space="preserve">          </w:t>
-      </w:r>
-      <w:r>
-        <w:rPr>
-          <w:rFonts w:ascii="Times New Roman" w:eastAsia="Times New Roman" w:hAnsi="Times New Roman" w:cs="Times New Roman"/>
-          <w:iCs/>
-        </w:rPr>
-        <w:t>Vinay Kumar Andoju</w:t>
+        <w:t xml:space="preserve">          Vinay Kumar Andoju</w:t>
       </w:r>
     </w:p>
     <w:p>
@@ -1389,6 +1375,11 @@
     </w:p>
     <w:p>
       <w:pPr>
+        <w:pStyle w:val="ListParagraph"/>
+        <w:numPr>
+          <w:ilvl w:val="0"/>
+          <w:numId w:val="35"/>
+        </w:numPr>
         <w:spacing w:after="160" w:line="278" w:lineRule="auto"/>
         <w:rPr>
           <w:rFonts w:ascii="Times New Roman" w:hAnsi="Times New Roman" w:cs="Times New Roman"/>
@@ -1406,7 +1397,7 @@
           <w:sz w:val="32"/>
           <w:szCs w:val="32"/>
         </w:rPr>
-        <w:t>1. Introduction</w:t>
+        <w:t xml:space="preserve"> Introduction</w:t>
       </w:r>
     </w:p>
     <w:p>
@@ -1737,22 +1728,158 @@
     </w:p>
     <w:p>
       <w:pPr>
+        <w:rPr>
+          <w:rFonts w:ascii="Times New Roman" w:eastAsia="Times New Roman" w:hAnsi="Times New Roman" w:cs="Times New Roman"/>
+          <w:b/>
+          <w:bCs/>
+          <w:sz w:val="32"/>
+          <w:szCs w:val="32"/>
+        </w:rPr>
+      </w:pPr>
+    </w:p>
+    <w:p>
+      <w:pPr>
         <w:pStyle w:val="ListParagraph"/>
         <w:numPr>
           <w:ilvl w:val="0"/>
           <w:numId w:val="35"/>
         </w:numPr>
-        <w:rPr>
-          <w:rFonts w:ascii="Times New Roman" w:eastAsia="Times New Roman" w:hAnsi="Times New Roman" w:cs="Times New Roman"/>
-        </w:rPr>
-      </w:pPr>
-      <w:r>
-        <w:rPr>
-          <w:rFonts w:ascii="Times New Roman" w:eastAsia="Times New Roman" w:hAnsi="Times New Roman" w:cs="Times New Roman"/>
-        </w:rPr>
-        <w:lastRenderedPageBreak/>
+        <w:ind w:left="142"/>
+        <w:rPr>
+          <w:rFonts w:ascii="Times New Roman" w:eastAsia="Times New Roman" w:hAnsi="Times New Roman" w:cs="Times New Roman"/>
+          <w:b/>
+          <w:bCs/>
+          <w:sz w:val="32"/>
+          <w:szCs w:val="32"/>
+        </w:rPr>
+      </w:pPr>
+      <w:r>
+        <w:rPr>
+          <w:rFonts w:ascii="Times New Roman" w:eastAsia="Times New Roman" w:hAnsi="Times New Roman" w:cs="Times New Roman"/>
+          <w:b/>
+          <w:bCs/>
+          <w:sz w:val="32"/>
+          <w:szCs w:val="32"/>
+        </w:rPr>
         <w:t>Background research</w:t>
       </w:r>
+    </w:p>
+    <w:p>
+      <w:pPr>
+        <w:rPr>
+          <w:rFonts w:ascii="Times New Roman" w:eastAsia="Times New Roman" w:hAnsi="Times New Roman" w:cs="Times New Roman"/>
+          <w:b/>
+          <w:bCs/>
+          <w:sz w:val="28"/>
+          <w:szCs w:val="28"/>
+        </w:rPr>
+      </w:pPr>
+    </w:p>
+    <w:p>
+      <w:pPr>
+        <w:pStyle w:val="ListParagraph"/>
+        <w:numPr>
+          <w:ilvl w:val="1"/>
+          <w:numId w:val="35"/>
+        </w:numPr>
+        <w:ind w:left="142"/>
+        <w:rPr>
+          <w:rFonts w:ascii="Times New Roman" w:eastAsia="Times New Roman" w:hAnsi="Times New Roman" w:cs="Times New Roman"/>
+          <w:b/>
+          <w:bCs/>
+          <w:sz w:val="28"/>
+          <w:szCs w:val="28"/>
+        </w:rPr>
+      </w:pPr>
+      <w:r>
+        <w:rPr>
+          <w:rFonts w:ascii="Times New Roman" w:eastAsia="Times New Roman" w:hAnsi="Times New Roman" w:cs="Times New Roman"/>
+          <w:b/>
+          <w:bCs/>
+          <w:sz w:val="28"/>
+          <w:szCs w:val="28"/>
+        </w:rPr>
+        <w:t>Research papers (at least 3 relevant to your topic / DS)</w:t>
+      </w:r>
+      <w:r>
+        <w:rPr>
+          <w:rFonts w:ascii="Times New Roman" w:eastAsia="Times New Roman" w:hAnsi="Times New Roman" w:cs="Times New Roman"/>
+          <w:b/>
+          <w:bCs/>
+          <w:sz w:val="28"/>
+          <w:szCs w:val="28"/>
+        </w:rPr>
+        <w:t xml:space="preserve"> </w:t>
+      </w:r>
+    </w:p>
+    <w:p>
+      <w:pPr>
+        <w:ind w:left="-300"/>
+        <w:rPr>
+          <w:rFonts w:ascii="Times New Roman" w:eastAsia="Times New Roman" w:hAnsi="Times New Roman" w:cs="Times New Roman"/>
+          <w:kern w:val="0"/>
+          <w:lang w:val="en-IN" w:eastAsia="ko-KR"/>
+          <w14:ligatures w14:val="none"/>
+        </w:rPr>
+      </w:pPr>
+    </w:p>
+    <w:p>
+      <w:pPr>
+        <w:ind w:left="-300"/>
+        <w:jc w:val="both"/>
+        <w:rPr>
+          <w:rFonts w:ascii="Times New Roman" w:eastAsia="Times New Roman" w:hAnsi="Times New Roman" w:cs="Times New Roman"/>
+          <w:kern w:val="0"/>
+          <w:lang w:val="en-IN" w:eastAsia="ko-KR"/>
+          <w14:ligatures w14:val="none"/>
+        </w:rPr>
+      </w:pPr>
+      <w:r>
+        <w:rPr>
+          <w:rFonts w:ascii="Times New Roman" w:eastAsia="Times New Roman" w:hAnsi="Times New Roman" w:cs="Times New Roman"/>
+          <w:kern w:val="0"/>
+          <w:lang w:val="en-IN" w:eastAsia="ko-KR"/>
+          <w14:ligatures w14:val="none"/>
+        </w:rPr>
+        <w:t>A thorough worldwide analysis of alcohol consumption trends and the associated illness burden from 2000 to 2020 was carried out by Manthey et al. (2024). According to their estimate, alcohol use was responsible for 2.6 million deaths and 116 million disability-adjusted life years lost in 2019, with an average global adult per capita intake of 5.5 litres. Their research highlighted the intricate relationships between alcohol consumption and population health, emphasising significant geographical differences in consumption and health effects. According to Rehm et al. (2009), alcohol is responsible for roughly 3.8% of all deaths globally. Their research developed methodological frameworks that included both direct impacts and alcohol-related injuries when attributing health outcomes to alcohol.</w:t>
+      </w:r>
+      <w:r>
+        <w:rPr>
+          <w:rFonts w:ascii="Times New Roman" w:eastAsia="Times New Roman" w:hAnsi="Times New Roman" w:cs="Times New Roman"/>
+          <w:kern w:val="0"/>
+          <w:lang w:val="en-IN" w:eastAsia="ko-KR"/>
+          <w14:ligatures w14:val="none"/>
+        </w:rPr>
+        <w:t xml:space="preserve"> </w:t>
+      </w:r>
+      <w:r>
+        <w:rPr>
+          <w:rFonts w:ascii="Times New Roman" w:eastAsia="Times New Roman" w:hAnsi="Times New Roman" w:cs="Times New Roman"/>
+          <w:kern w:val="0"/>
+          <w:lang w:val="en-IN" w:eastAsia="ko-KR"/>
+          <w14:ligatures w14:val="none"/>
+        </w:rPr>
+        <w:t>While high episodic drinking consistently demonstrated detrimental effects, they observed contradictory results for moderate usage in certain populations. When taking into account all disease categories, the GBD 2016 Alcohol Collaborators (2018) evaluated alcohol use and its effects in 195 countries and came to the conclusion that no level of consumption improves health. Based on 23 causally related health outcomes, they discovered that the ideal amount for reducing health risks is zero grammes per day, defying previous recommendations of benefits from moderate drinking.</w:t>
+      </w:r>
+    </w:p>
+    <w:p>
+      <w:pPr>
+        <w:ind w:left="-300"/>
+        <w:rPr>
+          <w:rFonts w:ascii="Times New Roman" w:eastAsia="Times New Roman" w:hAnsi="Times New Roman" w:cs="Times New Roman"/>
+          <w:kern w:val="0"/>
+          <w:lang w:val="en-IN" w:eastAsia="ko-KR"/>
+          <w14:ligatures w14:val="none"/>
+        </w:rPr>
+      </w:pPr>
+    </w:p>
+    <w:p>
+      <w:pPr>
+        <w:rPr>
+          <w:rFonts w:ascii="Times New Roman" w:eastAsia="Times New Roman" w:hAnsi="Times New Roman" w:cs="Times New Roman"/>
+          <w:lang w:val="en-IN"/>
+        </w:rPr>
+      </w:pPr>
     </w:p>
     <w:p>
       <w:pPr>
@@ -1766,27 +1893,77 @@
           <w:rFonts w:ascii="Times New Roman" w:eastAsia="Times New Roman" w:hAnsi="Times New Roman" w:cs="Times New Roman"/>
           <w:b/>
           <w:bCs/>
-        </w:rPr>
-      </w:pPr>
-      <w:r>
-        <w:rPr>
-          <w:rFonts w:ascii="Times New Roman" w:eastAsia="Times New Roman" w:hAnsi="Times New Roman" w:cs="Times New Roman"/>
-        </w:rPr>
-        <w:t>Research papers (at least 3 relevant to your topic / DS)</w:t>
-      </w:r>
-      <w:r>
-        <w:rPr>
-          <w:rFonts w:ascii="Times New Roman" w:eastAsia="Times New Roman" w:hAnsi="Times New Roman" w:cs="Times New Roman"/>
-        </w:rPr>
-        <w:t xml:space="preserve"> </w:t>
-      </w:r>
+          <w:sz w:val="28"/>
+          <w:szCs w:val="28"/>
+        </w:rPr>
+      </w:pPr>
       <w:r>
         <w:rPr>
           <w:rFonts w:ascii="Times New Roman" w:eastAsia="Times New Roman" w:hAnsi="Times New Roman" w:cs="Times New Roman"/>
           <w:b/>
           <w:bCs/>
-        </w:rPr>
-        <w:t>(200 words)</w:t>
+          <w:sz w:val="28"/>
+          <w:szCs w:val="28"/>
+        </w:rPr>
+        <w:t>Why RQ is of interest (research gap and future directions according to the literature)</w:t>
+      </w:r>
+      <w:r>
+        <w:rPr>
+          <w:rFonts w:ascii="Times New Roman" w:eastAsia="Times New Roman" w:hAnsi="Times New Roman" w:cs="Times New Roman"/>
+          <w:b/>
+          <w:bCs/>
+          <w:sz w:val="28"/>
+          <w:szCs w:val="28"/>
+        </w:rPr>
+        <w:t xml:space="preserve"> </w:t>
+      </w:r>
+    </w:p>
+    <w:p>
+      <w:pPr>
+        <w:ind w:left="-300"/>
+        <w:rPr>
+          <w:rFonts w:ascii="Times New Roman" w:eastAsia="Times New Roman" w:hAnsi="Times New Roman" w:cs="Times New Roman"/>
+        </w:rPr>
+      </w:pPr>
+    </w:p>
+    <w:p>
+      <w:pPr>
+        <w:ind w:left="-300"/>
+        <w:jc w:val="both"/>
+        <w:rPr>
+          <w:rFonts w:ascii="Times New Roman" w:eastAsia="Times New Roman" w:hAnsi="Times New Roman" w:cs="Times New Roman"/>
+          <w:lang w:val="en-IN"/>
+        </w:rPr>
+      </w:pPr>
+      <w:r>
+        <w:rPr>
+          <w:rFonts w:ascii="Times New Roman" w:eastAsia="Times New Roman" w:hAnsi="Times New Roman" w:cs="Times New Roman"/>
+          <w:lang w:val="en-IN"/>
+        </w:rPr>
+        <w:t>There is still a lack of knowledge regarding the overall relationship between national consumption levels and population lifespan, despite substantial study on alcohol-related health effects. Instead of using life expectancy as a more general measure of health, the majority of research concentrate on effects at the individual level or results related to a particular condition. Further research is also necessary due to contradictory results among communities and consumption levels. In order to provide more complex and situation-specific policy recommendations, future research should look at temporal patterns, investigate any non-linear relationships, and take socioeconomic confounders into consideration.</w:t>
+      </w:r>
+    </w:p>
+    <w:p>
+      <w:pPr>
+        <w:ind w:left="-300"/>
+        <w:rPr>
+          <w:rFonts w:ascii="Times New Roman" w:eastAsia="Times New Roman" w:hAnsi="Times New Roman" w:cs="Times New Roman"/>
+          <w:lang w:val="en-IN"/>
+        </w:rPr>
+      </w:pPr>
+    </w:p>
+    <w:p>
+      <w:pPr>
+        <w:ind w:left="1440"/>
+        <w:rPr>
+          <w:rFonts w:ascii="Times New Roman" w:eastAsia="Times New Roman" w:hAnsi="Times New Roman" w:cs="Times New Roman"/>
+        </w:rPr>
+      </w:pPr>
+      <w:r>
+        <w:rPr>
+          <w:rFonts w:ascii="Times New Roman" w:eastAsia="Times New Roman" w:hAnsi="Times New Roman" w:cs="Times New Roman"/>
+        </w:rPr>
+        <w:t xml:space="preserve"> </w:t>
       </w:r>
     </w:p>
     <w:p>
@@ -1794,7 +1971,7 @@
         <w:pStyle w:val="ListParagraph"/>
         <w:numPr>
           <w:ilvl w:val="0"/>
-          <w:numId w:val="25"/>
+          <w:numId w:val="35"/>
         </w:numPr>
         <w:rPr>
           <w:rFonts w:ascii="Times New Roman" w:eastAsia="Times New Roman" w:hAnsi="Times New Roman" w:cs="Times New Roman"/>
@@ -1803,101 +1980,9 @@
       <w:r>
         <w:rPr>
           <w:rFonts w:ascii="Times New Roman" w:eastAsia="Times New Roman" w:hAnsi="Times New Roman" w:cs="Times New Roman"/>
-          <w:i/>
-          <w:highlight w:val="yellow"/>
-        </w:rPr>
-        <w:t>Was the data set used for some research papers?</w:t>
-      </w:r>
-      <w:r>
-        <w:rPr>
-          <w:rFonts w:ascii="Times New Roman" w:eastAsia="Times New Roman" w:hAnsi="Times New Roman" w:cs="Times New Roman"/>
-          <w:highlight w:val="yellow"/>
-        </w:rPr>
-        <w:t xml:space="preserve"> </w:t>
-      </w:r>
-      <w:r>
-        <w:rPr>
-          <w:rFonts w:ascii="Times New Roman" w:eastAsia="Times New Roman" w:hAnsi="Times New Roman" w:cs="Times New Roman"/>
-          <w:i/>
-          <w:iCs/>
-          <w:highlight w:val="yellow"/>
-        </w:rPr>
-        <w:t>Summarise and</w:t>
-      </w:r>
-      <w:r>
-        <w:rPr>
-          <w:rFonts w:ascii="Times New Roman" w:eastAsia="Times New Roman" w:hAnsi="Times New Roman" w:cs="Times New Roman"/>
-          <w:highlight w:val="yellow"/>
-        </w:rPr>
-        <w:t xml:space="preserve"> </w:t>
-      </w:r>
-      <w:r>
-        <w:rPr>
-          <w:rFonts w:ascii="Times New Roman" w:eastAsia="Times New Roman" w:hAnsi="Times New Roman" w:cs="Times New Roman"/>
-          <w:i/>
-          <w:highlight w:val="yellow"/>
-        </w:rPr>
-        <w:t>r</w:t>
-      </w:r>
-      <w:r>
-        <w:rPr>
-          <w:rFonts w:ascii="Times New Roman" w:eastAsia="Times New Roman" w:hAnsi="Times New Roman" w:cs="Times New Roman"/>
-          <w:i/>
-          <w:highlight w:val="yellow"/>
-        </w:rPr>
-        <w:t>eference at least 3 relevant research papers to your topic / DS</w:t>
-      </w:r>
-      <w:r>
-        <w:rPr>
-          <w:rFonts w:ascii="Times New Roman" w:eastAsia="Times New Roman" w:hAnsi="Times New Roman" w:cs="Times New Roman"/>
-          <w:i/>
-          <w:highlight w:val="yellow"/>
-        </w:rPr>
-        <w:t>.</w:t>
-      </w:r>
-      <w:r>
-        <w:rPr>
-          <w:rFonts w:ascii="Times New Roman" w:eastAsia="Times New Roman" w:hAnsi="Times New Roman" w:cs="Times New Roman"/>
-          <w:i/>
-          <w:highlight w:val="yellow"/>
-        </w:rPr>
-        <w:t xml:space="preserve"> See </w:t>
-      </w:r>
-      <w:hyperlink r:id="rId10" w:history="1">
-        <w:r>
-          <w:rPr>
-            <w:rStyle w:val="Hyperlink"/>
-            <w:rFonts w:ascii="Times New Roman" w:eastAsia="Times New Roman" w:hAnsi="Times New Roman" w:cs="Times New Roman"/>
-            <w:i/>
-            <w:highlight w:val="yellow"/>
-          </w:rPr>
-          <w:t>https://herts.instructure.com/courses/61421/modules</w:t>
-        </w:r>
-      </w:hyperlink>
-      <w:r>
-        <w:rPr>
-          <w:rFonts w:ascii="Times New Roman" w:eastAsia="Times New Roman" w:hAnsi="Times New Roman" w:cs="Times New Roman"/>
-          <w:i/>
-          <w:highlight w:val="yellow"/>
-        </w:rPr>
-        <w:t xml:space="preserve"> for writing.</w:t>
-      </w:r>
-      <w:r>
-        <w:rPr>
-          <w:rFonts w:ascii="Times New Roman" w:eastAsia="Times New Roman" w:hAnsi="Times New Roman" w:cs="Times New Roman"/>
-          <w:i/>
-        </w:rPr>
-        <w:t xml:space="preserve"> </w:t>
-      </w:r>
-    </w:p>
-    <w:p>
-      <w:pPr>
-        <w:pStyle w:val="ListParagraph"/>
-        <w:ind w:left="1440" w:hanging="720"/>
-        <w:rPr>
-          <w:rFonts w:ascii="Times New Roman" w:eastAsia="Times New Roman" w:hAnsi="Times New Roman" w:cs="Times New Roman"/>
-        </w:rPr>
-      </w:pPr>
+        </w:rPr>
+        <w:t>Visualisation</w:t>
+      </w:r>
     </w:p>
     <w:p>
       <w:pPr>
@@ -1915,13 +2000,42 @@
         <w:rPr>
           <w:rFonts w:ascii="Times New Roman" w:eastAsia="Times New Roman" w:hAnsi="Times New Roman" w:cs="Times New Roman"/>
         </w:rPr>
-        <w:t>Why RQ is of interest (research gap and future directions according to the literature)</w:t>
-      </w:r>
-      <w:r>
-        <w:rPr>
-          <w:rFonts w:ascii="Times New Roman" w:eastAsia="Times New Roman" w:hAnsi="Times New Roman" w:cs="Times New Roman"/>
+        <w:t xml:space="preserve">Appropriate </w:t>
+      </w:r>
+      <w:r>
+        <w:rPr>
+          <w:rFonts w:ascii="Times New Roman" w:eastAsia="Times New Roman" w:hAnsi="Times New Roman" w:cs="Times New Roman"/>
+        </w:rPr>
+        <w:t>graphs</w:t>
+      </w:r>
+      <w:r>
+        <w:rPr>
+          <w:rFonts w:ascii="Times New Roman" w:eastAsia="Times New Roman" w:hAnsi="Times New Roman" w:cs="Times New Roman"/>
+        </w:rPr>
+        <w:t xml:space="preserve"> for the RQ </w:t>
+      </w:r>
+      <w:r>
+        <w:rPr>
+          <w:rFonts w:ascii="Times New Roman" w:eastAsia="Times New Roman" w:hAnsi="Times New Roman" w:cs="Times New Roman"/>
+          <w:i/>
+          <w:iCs/>
+          <w:highlight w:val="yellow"/>
+        </w:rPr>
+        <w:t>output of an R script (NOT a screenshot)</w:t>
+      </w:r>
+      <w:r>
+        <w:rPr>
+          <w:rFonts w:ascii="Times New Roman" w:eastAsia="Times New Roman" w:hAnsi="Times New Roman" w:cs="Times New Roman"/>
+          <w:i/>
+          <w:iCs/>
         </w:rPr>
         <w:t xml:space="preserve"> </w:t>
+      </w:r>
+      <w:r>
+        <w:rPr>
+          <w:rFonts w:ascii="Times New Roman" w:eastAsia="Times New Roman" w:hAnsi="Times New Roman" w:cs="Times New Roman"/>
+        </w:rPr>
+        <w:t>(</w:t>
       </w:r>
       <w:r>
         <w:rPr>
@@ -1929,22 +2043,8 @@
           <w:b/>
           <w:bCs/>
         </w:rPr>
-        <w:t>(100 word</w:t>
-      </w:r>
-      <w:r>
-        <w:rPr>
-          <w:rFonts w:ascii="Times New Roman" w:eastAsia="Times New Roman" w:hAnsi="Times New Roman" w:cs="Times New Roman"/>
-        </w:rPr>
-        <w:t>s)</w:t>
-      </w:r>
-    </w:p>
-    <w:p>
-      <w:pPr>
-        <w:ind w:left="1440"/>
-        <w:rPr>
-          <w:rFonts w:ascii="Times New Roman" w:eastAsia="Times New Roman" w:hAnsi="Times New Roman" w:cs="Times New Roman"/>
-        </w:rPr>
-      </w:pPr>
+        <w:t>50 words)</w:t>
+      </w:r>
       <w:r>
         <w:rPr>
           <w:rFonts w:ascii="Times New Roman" w:eastAsia="Times New Roman" w:hAnsi="Times New Roman" w:cs="Times New Roman"/>
@@ -1957,18 +2057,435 @@
         <w:pStyle w:val="ListParagraph"/>
         <w:numPr>
           <w:ilvl w:val="0"/>
-          <w:numId w:val="35"/>
+          <w:numId w:val="23"/>
         </w:numPr>
-        <w:rPr>
-          <w:rFonts w:ascii="Times New Roman" w:eastAsia="Times New Roman" w:hAnsi="Times New Roman" w:cs="Times New Roman"/>
-        </w:rPr>
-      </w:pPr>
-      <w:r>
-        <w:rPr>
-          <w:rFonts w:ascii="Times New Roman" w:eastAsia="Times New Roman" w:hAnsi="Times New Roman" w:cs="Times New Roman"/>
-        </w:rPr>
-        <w:t>Visualisation</w:t>
-      </w:r>
+        <w:ind w:left="1800"/>
+        <w:rPr>
+          <w:rFonts w:ascii="Times New Roman" w:eastAsia="Times New Roman" w:hAnsi="Times New Roman" w:cs="Times New Roman"/>
+          <w:i/>
+          <w:iCs/>
+          <w:highlight w:val="yellow"/>
+        </w:rPr>
+      </w:pPr>
+      <w:r>
+        <w:rPr>
+          <w:rFonts w:ascii="Times New Roman" w:eastAsia="Times New Roman" w:hAnsi="Times New Roman" w:cs="Times New Roman"/>
+          <w:i/>
+          <w:iCs/>
+          <w:highlight w:val="yellow"/>
+        </w:rPr>
+        <w:t>E</w:t>
+      </w:r>
+      <w:r>
+        <w:rPr>
+          <w:rFonts w:ascii="Times New Roman" w:eastAsia="Times New Roman" w:hAnsi="Times New Roman" w:cs="Times New Roman"/>
+          <w:i/>
+          <w:iCs/>
+          <w:highlight w:val="yellow"/>
+        </w:rPr>
+        <w:t>xplain the choice of</w:t>
+      </w:r>
+      <w:r>
+        <w:rPr>
+          <w:rFonts w:ascii="Times New Roman" w:eastAsia="Times New Roman" w:hAnsi="Times New Roman" w:cs="Times New Roman"/>
+          <w:i/>
+          <w:iCs/>
+          <w:highlight w:val="yellow"/>
+        </w:rPr>
+        <w:t xml:space="preserve"> the</w:t>
+      </w:r>
+      <w:r>
+        <w:rPr>
+          <w:rFonts w:ascii="Times New Roman" w:eastAsia="Times New Roman" w:hAnsi="Times New Roman" w:cs="Times New Roman"/>
+          <w:i/>
+          <w:iCs/>
+          <w:highlight w:val="yellow"/>
+        </w:rPr>
+        <w:t xml:space="preserve"> plot</w:t>
+      </w:r>
+      <w:r>
+        <w:rPr>
+          <w:rFonts w:ascii="Times New Roman" w:eastAsia="Times New Roman" w:hAnsi="Times New Roman" w:cs="Times New Roman"/>
+          <w:i/>
+          <w:iCs/>
+          <w:highlight w:val="yellow"/>
+        </w:rPr>
+        <w:t>.</w:t>
+      </w:r>
+    </w:p>
+    <w:p>
+      <w:pPr>
+        <w:pStyle w:val="ListParagraph"/>
+        <w:numPr>
+          <w:ilvl w:val="0"/>
+          <w:numId w:val="23"/>
+        </w:numPr>
+        <w:ind w:left="1800"/>
+        <w:rPr>
+          <w:rFonts w:ascii="Times New Roman" w:eastAsia="Times New Roman" w:hAnsi="Times New Roman" w:cs="Times New Roman"/>
+          <w:i/>
+          <w:iCs/>
+          <w:highlight w:val="yellow"/>
+        </w:rPr>
+      </w:pPr>
+      <w:r>
+        <w:rPr>
+          <w:rFonts w:ascii="Times New Roman" w:eastAsia="Times New Roman" w:hAnsi="Times New Roman" w:cs="Times New Roman"/>
+          <w:i/>
+          <w:iCs/>
+          <w:highlight w:val="yellow"/>
+        </w:rPr>
+        <w:t xml:space="preserve">Include your main plot relevant to the RQ type. </w:t>
+      </w:r>
+    </w:p>
+    <w:p>
+      <w:pPr>
+        <w:pStyle w:val="ListParagraph"/>
+        <w:numPr>
+          <w:ilvl w:val="0"/>
+          <w:numId w:val="23"/>
+        </w:numPr>
+        <w:ind w:left="1800"/>
+        <w:rPr>
+          <w:rFonts w:ascii="Times New Roman" w:eastAsia="Times New Roman" w:hAnsi="Times New Roman" w:cs="Times New Roman"/>
+          <w:i/>
+          <w:iCs/>
+          <w:highlight w:val="yellow"/>
+        </w:rPr>
+      </w:pPr>
+      <w:r>
+        <w:rPr>
+          <w:rFonts w:ascii="Times New Roman" w:hAnsi="Times New Roman" w:cs="Times New Roman"/>
+          <w:i/>
+          <w:iCs/>
+          <w:color w:val="273540"/>
+          <w:highlight w:val="yellow"/>
+          <w:shd w:val="clear" w:color="auto" w:fill="FFFFFF"/>
+        </w:rPr>
+        <w:t xml:space="preserve">Include </w:t>
+      </w:r>
+      <w:r>
+        <w:rPr>
+          <w:rFonts w:ascii="Times New Roman" w:hAnsi="Times New Roman" w:cs="Times New Roman"/>
+          <w:i/>
+          <w:iCs/>
+          <w:color w:val="273540"/>
+          <w:highlight w:val="yellow"/>
+          <w:shd w:val="clear" w:color="auto" w:fill="FFFFFF"/>
+        </w:rPr>
+        <w:t>histogram</w:t>
+      </w:r>
+      <w:r>
+        <w:rPr>
+          <w:rFonts w:ascii="Times New Roman" w:hAnsi="Times New Roman" w:cs="Times New Roman"/>
+          <w:i/>
+          <w:iCs/>
+          <w:color w:val="273540"/>
+          <w:highlight w:val="yellow"/>
+          <w:shd w:val="clear" w:color="auto" w:fill="FFFFFF"/>
+        </w:rPr>
+        <w:t xml:space="preserve"> or </w:t>
+      </w:r>
+      <w:r>
+        <w:rPr>
+          <w:rFonts w:ascii="Times New Roman" w:hAnsi="Times New Roman" w:cs="Times New Roman"/>
+          <w:i/>
+          <w:iCs/>
+          <w:color w:val="273540"/>
+          <w:highlight w:val="yellow"/>
+          <w:shd w:val="clear" w:color="auto" w:fill="FFFFFF"/>
+        </w:rPr>
+        <w:t>contingency table</w:t>
+      </w:r>
+      <w:r>
+        <w:rPr>
+          <w:rFonts w:ascii="Times New Roman" w:hAnsi="Times New Roman" w:cs="Times New Roman"/>
+          <w:i/>
+          <w:iCs/>
+          <w:color w:val="273540"/>
+          <w:highlight w:val="yellow"/>
+          <w:shd w:val="clear" w:color="auto" w:fill="FFFFFF"/>
+        </w:rPr>
+        <w:t xml:space="preserve"> (think what is suitable)</w:t>
+      </w:r>
+      <w:r>
+        <w:rPr>
+          <w:rFonts w:ascii="Times New Roman" w:hAnsi="Times New Roman" w:cs="Times New Roman"/>
+          <w:i/>
+          <w:iCs/>
+          <w:color w:val="273540"/>
+          <w:highlight w:val="yellow"/>
+          <w:shd w:val="clear" w:color="auto" w:fill="FFFFFF"/>
+        </w:rPr>
+        <w:t xml:space="preserve"> </w:t>
+      </w:r>
+      <w:r>
+        <w:rPr>
+          <w:rFonts w:ascii="Times New Roman" w:hAnsi="Times New Roman" w:cs="Times New Roman"/>
+          <w:i/>
+          <w:iCs/>
+          <w:color w:val="273540"/>
+          <w:highlight w:val="yellow"/>
+          <w:shd w:val="clear" w:color="auto" w:fill="FFFFFF"/>
+        </w:rPr>
+        <w:t>in addition to the main plot</w:t>
+      </w:r>
+      <w:r>
+        <w:rPr>
+          <w:rFonts w:ascii="Times New Roman" w:hAnsi="Times New Roman" w:cs="Times New Roman"/>
+          <w:i/>
+          <w:iCs/>
+          <w:color w:val="273540"/>
+          <w:highlight w:val="yellow"/>
+        </w:rPr>
+        <w:t>.</w:t>
+      </w:r>
+    </w:p>
+    <w:p>
+      <w:pPr>
+        <w:pStyle w:val="ListParagraph"/>
+        <w:numPr>
+          <w:ilvl w:val="0"/>
+          <w:numId w:val="23"/>
+        </w:numPr>
+        <w:ind w:left="1800"/>
+        <w:rPr>
+          <w:rFonts w:ascii="Times New Roman" w:eastAsia="Times New Roman" w:hAnsi="Times New Roman" w:cs="Times New Roman"/>
+          <w:i/>
+          <w:highlight w:val="yellow"/>
+        </w:rPr>
+      </w:pPr>
+      <w:r>
+        <w:rPr>
+          <w:rFonts w:ascii="Times New Roman" w:eastAsia="Times New Roman" w:hAnsi="Times New Roman" w:cs="Times New Roman"/>
+          <w:i/>
+          <w:highlight w:val="yellow"/>
+        </w:rPr>
+        <w:t>A</w:t>
+      </w:r>
+      <w:r>
+        <w:rPr>
+          <w:rFonts w:ascii="Times New Roman" w:eastAsia="Times New Roman" w:hAnsi="Times New Roman" w:cs="Times New Roman"/>
+          <w:i/>
+          <w:highlight w:val="yellow"/>
+        </w:rPr>
+        <w:t>nything on the plot from R is not counted towards word count limit</w:t>
+      </w:r>
+      <w:r>
+        <w:rPr>
+          <w:rFonts w:ascii="Times New Roman" w:eastAsia="Times New Roman" w:hAnsi="Times New Roman" w:cs="Times New Roman"/>
+          <w:i/>
+          <w:highlight w:val="yellow"/>
+        </w:rPr>
+        <w:t xml:space="preserve"> (e.g. legend, axes titles, name). </w:t>
+      </w:r>
+    </w:p>
+    <w:p>
+      <w:pPr>
+        <w:pStyle w:val="ListParagraph"/>
+        <w:numPr>
+          <w:ilvl w:val="0"/>
+          <w:numId w:val="23"/>
+        </w:numPr>
+        <w:ind w:left="1800"/>
+        <w:rPr>
+          <w:rFonts w:ascii="Times New Roman" w:eastAsia="Times New Roman" w:hAnsi="Times New Roman" w:cs="Times New Roman"/>
+          <w:i/>
+          <w:highlight w:val="yellow"/>
+        </w:rPr>
+      </w:pPr>
+      <w:r>
+        <w:rPr>
+          <w:rFonts w:ascii="Times New Roman" w:eastAsia="Times New Roman" w:hAnsi="Times New Roman" w:cs="Times New Roman"/>
+          <w:i/>
+          <w:highlight w:val="yellow"/>
+        </w:rPr>
+        <w:t xml:space="preserve">Make sure that the plot </w:t>
+      </w:r>
+      <w:r>
+        <w:rPr>
+          <w:rFonts w:ascii="Times New Roman" w:eastAsia="Times New Roman" w:hAnsi="Times New Roman" w:cs="Times New Roman"/>
+          <w:i/>
+          <w:highlight w:val="yellow"/>
+        </w:rPr>
+        <w:t xml:space="preserve">is </w:t>
+      </w:r>
+      <w:r>
+        <w:rPr>
+          <w:rFonts w:ascii="Times New Roman" w:eastAsia="Times New Roman" w:hAnsi="Times New Roman" w:cs="Times New Roman"/>
+          <w:i/>
+          <w:highlight w:val="yellow"/>
+        </w:rPr>
+        <w:t>from output of an R script (NOT a screenshot</w:t>
+      </w:r>
+      <w:r>
+        <w:rPr>
+          <w:rFonts w:ascii="Times New Roman" w:eastAsia="Times New Roman" w:hAnsi="Times New Roman" w:cs="Times New Roman"/>
+          <w:i/>
+          <w:highlight w:val="yellow"/>
+        </w:rPr>
+        <w:t>)</w:t>
+      </w:r>
+      <w:r>
+        <w:rPr>
+          <w:rFonts w:ascii="Times New Roman" w:eastAsia="Times New Roman" w:hAnsi="Times New Roman" w:cs="Times New Roman"/>
+          <w:i/>
+          <w:highlight w:val="yellow"/>
+        </w:rPr>
+        <w:t>.</w:t>
+      </w:r>
+    </w:p>
+    <w:p>
+      <w:pPr>
+        <w:pStyle w:val="ListParagraph"/>
+        <w:numPr>
+          <w:ilvl w:val="0"/>
+          <w:numId w:val="23"/>
+        </w:numPr>
+        <w:ind w:left="1800"/>
+        <w:rPr>
+          <w:rFonts w:ascii="Times New Roman" w:eastAsia="Times New Roman" w:hAnsi="Times New Roman" w:cs="Times New Roman"/>
+          <w:i/>
+          <w:highlight w:val="yellow"/>
+        </w:rPr>
+      </w:pPr>
+      <w:r>
+        <w:rPr>
+          <w:rFonts w:ascii="Times New Roman" w:eastAsia="Times New Roman" w:hAnsi="Times New Roman" w:cs="Times New Roman"/>
+          <w:i/>
+          <w:highlight w:val="yellow"/>
+        </w:rPr>
+        <w:t xml:space="preserve">Make sure that the </w:t>
+      </w:r>
+      <w:r>
+        <w:rPr>
+          <w:rFonts w:ascii="Times New Roman" w:eastAsia="Times New Roman" w:hAnsi="Times New Roman" w:cs="Times New Roman"/>
+          <w:i/>
+          <w:highlight w:val="yellow"/>
+        </w:rPr>
+        <w:t>plot</w:t>
+      </w:r>
+      <w:r>
+        <w:rPr>
+          <w:rFonts w:ascii="Times New Roman" w:eastAsia="Times New Roman" w:hAnsi="Times New Roman" w:cs="Times New Roman"/>
+          <w:i/>
+          <w:highlight w:val="yellow"/>
+        </w:rPr>
+        <w:t xml:space="preserve"> </w:t>
+      </w:r>
+      <w:r>
+        <w:rPr>
+          <w:rFonts w:ascii="Times New Roman" w:eastAsia="Times New Roman" w:hAnsi="Times New Roman" w:cs="Times New Roman"/>
+          <w:i/>
+          <w:highlight w:val="yellow"/>
+        </w:rPr>
+        <w:t>has</w:t>
+      </w:r>
+      <w:r>
+        <w:rPr>
+          <w:rFonts w:ascii="Times New Roman" w:eastAsia="Times New Roman" w:hAnsi="Times New Roman" w:cs="Times New Roman"/>
+          <w:i/>
+          <w:highlight w:val="yellow"/>
+        </w:rPr>
+        <w:t xml:space="preserve"> a caption or title, X and Y-axis labels</w:t>
+      </w:r>
+      <w:r>
+        <w:rPr>
+          <w:rFonts w:ascii="Times New Roman" w:eastAsia="Times New Roman" w:hAnsi="Times New Roman" w:cs="Times New Roman"/>
+          <w:i/>
+          <w:highlight w:val="yellow"/>
+        </w:rPr>
+        <w:t xml:space="preserve"> with units where appropriate</w:t>
+      </w:r>
+      <w:r>
+        <w:rPr>
+          <w:rFonts w:ascii="Times New Roman" w:eastAsia="Times New Roman" w:hAnsi="Times New Roman" w:cs="Times New Roman"/>
+          <w:i/>
+          <w:highlight w:val="yellow"/>
+        </w:rPr>
+        <w:t>,</w:t>
+      </w:r>
+      <w:r>
+        <w:rPr>
+          <w:rFonts w:ascii="Times New Roman" w:eastAsia="Times New Roman" w:hAnsi="Times New Roman" w:cs="Times New Roman"/>
+          <w:i/>
+          <w:highlight w:val="yellow"/>
+        </w:rPr>
+        <w:t xml:space="preserve"> and legend</w:t>
+      </w:r>
+      <w:r>
+        <w:rPr>
+          <w:rFonts w:ascii="Times New Roman" w:eastAsia="Times New Roman" w:hAnsi="Times New Roman" w:cs="Times New Roman"/>
+          <w:i/>
+          <w:highlight w:val="yellow"/>
+        </w:rPr>
+        <w:t>.</w:t>
+      </w:r>
+    </w:p>
+    <w:p>
+      <w:pPr>
+        <w:pStyle w:val="ListParagraph"/>
+        <w:numPr>
+          <w:ilvl w:val="0"/>
+          <w:numId w:val="23"/>
+        </w:numPr>
+        <w:ind w:left="1800"/>
+        <w:rPr>
+          <w:rFonts w:ascii="Times New Roman" w:eastAsia="Times New Roman" w:hAnsi="Times New Roman" w:cs="Times New Roman"/>
+          <w:i/>
+          <w:highlight w:val="yellow"/>
+        </w:rPr>
+      </w:pPr>
+      <w:r>
+        <w:rPr>
+          <w:rFonts w:ascii="Times New Roman" w:eastAsia="Times New Roman" w:hAnsi="Times New Roman" w:cs="Times New Roman"/>
+          <w:i/>
+          <w:highlight w:val="yellow"/>
+        </w:rPr>
+        <w:t>Make sure the title or caption and axis labels</w:t>
+      </w:r>
+      <w:r>
+        <w:rPr>
+          <w:rFonts w:ascii="Times New Roman" w:eastAsia="Times New Roman" w:hAnsi="Times New Roman" w:cs="Times New Roman"/>
+          <w:i/>
+          <w:highlight w:val="yellow"/>
+        </w:rPr>
+        <w:t xml:space="preserve"> are</w:t>
+      </w:r>
+      <w:r>
+        <w:rPr>
+          <w:rFonts w:ascii="Times New Roman" w:eastAsia="Times New Roman" w:hAnsi="Times New Roman" w:cs="Times New Roman"/>
+          <w:i/>
+          <w:highlight w:val="yellow"/>
+        </w:rPr>
+        <w:t xml:space="preserve"> informative</w:t>
+      </w:r>
+      <w:r>
+        <w:rPr>
+          <w:rFonts w:ascii="Times New Roman" w:eastAsia="Times New Roman" w:hAnsi="Times New Roman" w:cs="Times New Roman"/>
+          <w:i/>
+          <w:highlight w:val="yellow"/>
+        </w:rPr>
+        <w:t xml:space="preserve"> and written in English</w:t>
+      </w:r>
+      <w:r>
+        <w:rPr>
+          <w:rFonts w:ascii="Times New Roman" w:eastAsia="Times New Roman" w:hAnsi="Times New Roman" w:cs="Times New Roman"/>
+          <w:i/>
+          <w:highlight w:val="yellow"/>
+        </w:rPr>
+        <w:t>.</w:t>
+      </w:r>
+    </w:p>
+    <w:p>
+      <w:pPr>
+        <w:pStyle w:val="ListParagraph"/>
+        <w:rPr>
+          <w:rFonts w:ascii="Times New Roman" w:eastAsia="Times New Roman" w:hAnsi="Times New Roman" w:cs="Times New Roman"/>
+          <w:i/>
+          <w:iCs/>
+        </w:rPr>
+      </w:pPr>
     </w:p>
     <w:p>
       <w:pPr>
@@ -1980,48 +2497,21 @@
         <w:ind w:hanging="720"/>
         <w:rPr>
           <w:rFonts w:ascii="Times New Roman" w:eastAsia="Times New Roman" w:hAnsi="Times New Roman" w:cs="Times New Roman"/>
-        </w:rPr>
-      </w:pPr>
-      <w:r>
-        <w:rPr>
-          <w:rFonts w:ascii="Times New Roman" w:eastAsia="Times New Roman" w:hAnsi="Times New Roman" w:cs="Times New Roman"/>
-        </w:rPr>
-        <w:t xml:space="preserve">Appropriate </w:t>
-      </w:r>
-      <w:r>
-        <w:rPr>
-          <w:rFonts w:ascii="Times New Roman" w:eastAsia="Times New Roman" w:hAnsi="Times New Roman" w:cs="Times New Roman"/>
-        </w:rPr>
-        <w:t>graphs</w:t>
-      </w:r>
-      <w:r>
-        <w:rPr>
-          <w:rFonts w:ascii="Times New Roman" w:eastAsia="Times New Roman" w:hAnsi="Times New Roman" w:cs="Times New Roman"/>
-        </w:rPr>
-        <w:t xml:space="preserve"> for the RQ </w:t>
-      </w:r>
-      <w:r>
-        <w:rPr>
-          <w:rFonts w:ascii="Times New Roman" w:eastAsia="Times New Roman" w:hAnsi="Times New Roman" w:cs="Times New Roman"/>
-          <w:i/>
-          <w:iCs/>
-          <w:highlight w:val="yellow"/>
-        </w:rPr>
-        <w:t>output of an R script (NOT a screenshot)</w:t>
-      </w:r>
-      <w:r>
-        <w:rPr>
-          <w:rFonts w:ascii="Times New Roman" w:eastAsia="Times New Roman" w:hAnsi="Times New Roman" w:cs="Times New Roman"/>
-          <w:i/>
-          <w:iCs/>
-        </w:rPr>
-        <w:t xml:space="preserve"> </w:t>
-      </w:r>
-      <w:r>
-        <w:rPr>
-          <w:rFonts w:ascii="Times New Roman" w:eastAsia="Times New Roman" w:hAnsi="Times New Roman" w:cs="Times New Roman"/>
-        </w:rPr>
-        <w:t>(</w:t>
+          <w:i/>
+          <w:iCs/>
+        </w:rPr>
+      </w:pPr>
+      <w:r>
+        <w:rPr>
+          <w:rFonts w:ascii="Times New Roman" w:eastAsia="Times New Roman" w:hAnsi="Times New Roman" w:cs="Times New Roman"/>
+        </w:rPr>
+        <w:t>Additional information relating to understanding the data (optional)</w:t>
+      </w:r>
+      <w:r>
+        <w:rPr>
+          <w:rFonts w:ascii="Times New Roman" w:eastAsia="Times New Roman" w:hAnsi="Times New Roman" w:cs="Times New Roman"/>
+        </w:rPr>
+        <w:t xml:space="preserve"> (</w:t>
       </w:r>
       <w:r>
         <w:rPr>
@@ -2034,6 +2524,8 @@
       <w:r>
         <w:rPr>
           <w:rFonts w:ascii="Times New Roman" w:eastAsia="Times New Roman" w:hAnsi="Times New Roman" w:cs="Times New Roman"/>
+          <w:i/>
+          <w:iCs/>
         </w:rPr>
         <w:t xml:space="preserve"> </w:t>
       </w:r>
@@ -2043,7 +2535,7 @@
         <w:pStyle w:val="ListParagraph"/>
         <w:numPr>
           <w:ilvl w:val="0"/>
-          <w:numId w:val="23"/>
+          <w:numId w:val="22"/>
         </w:numPr>
         <w:ind w:left="1800"/>
         <w:rPr>
@@ -2060,7 +2552,7 @@
           <w:iCs/>
           <w:highlight w:val="yellow"/>
         </w:rPr>
-        <w:t>E</w:t>
+        <w:t>P</w:t>
       </w:r>
       <w:r>
         <w:rPr>
@@ -2069,407 +2561,15 @@
           <w:iCs/>
           <w:highlight w:val="yellow"/>
         </w:rPr>
-        <w:t>xplain the choice of</w:t>
-      </w:r>
-      <w:r>
-        <w:rPr>
-          <w:rFonts w:ascii="Times New Roman" w:eastAsia="Times New Roman" w:hAnsi="Times New Roman" w:cs="Times New Roman"/>
-          <w:i/>
-          <w:iCs/>
-          <w:highlight w:val="yellow"/>
-        </w:rPr>
-        <w:t xml:space="preserve"> the</w:t>
-      </w:r>
-      <w:r>
-        <w:rPr>
-          <w:rFonts w:ascii="Times New Roman" w:eastAsia="Times New Roman" w:hAnsi="Times New Roman" w:cs="Times New Roman"/>
-          <w:i/>
-          <w:iCs/>
-          <w:highlight w:val="yellow"/>
-        </w:rPr>
-        <w:t xml:space="preserve"> plot</w:t>
-      </w:r>
-      <w:r>
-        <w:rPr>
-          <w:rFonts w:ascii="Times New Roman" w:eastAsia="Times New Roman" w:hAnsi="Times New Roman" w:cs="Times New Roman"/>
-          <w:i/>
-          <w:iCs/>
-          <w:highlight w:val="yellow"/>
-        </w:rPr>
-        <w:t>.</w:t>
+        <w:t>er plot: explain the purpose and insights.</w:t>
       </w:r>
     </w:p>
     <w:p>
       <w:pPr>
         <w:pStyle w:val="ListParagraph"/>
-        <w:numPr>
-          <w:ilvl w:val="0"/>
-          <w:numId w:val="23"/>
-        </w:numPr>
-        <w:ind w:left="1800"/>
-        <w:rPr>
-          <w:rFonts w:ascii="Times New Roman" w:eastAsia="Times New Roman" w:hAnsi="Times New Roman" w:cs="Times New Roman"/>
-          <w:i/>
-          <w:iCs/>
-          <w:highlight w:val="yellow"/>
-        </w:rPr>
-      </w:pPr>
-      <w:r>
-        <w:rPr>
-          <w:rFonts w:ascii="Times New Roman" w:eastAsia="Times New Roman" w:hAnsi="Times New Roman" w:cs="Times New Roman"/>
-          <w:i/>
-          <w:iCs/>
-          <w:highlight w:val="yellow"/>
-        </w:rPr>
-        <w:t xml:space="preserve">Include your main plot relevant to the RQ type. </w:t>
-      </w:r>
-    </w:p>
-    <w:p>
-      <w:pPr>
-        <w:pStyle w:val="ListParagraph"/>
-        <w:numPr>
-          <w:ilvl w:val="0"/>
-          <w:numId w:val="23"/>
-        </w:numPr>
-        <w:ind w:left="1800"/>
-        <w:rPr>
-          <w:rFonts w:ascii="Times New Roman" w:eastAsia="Times New Roman" w:hAnsi="Times New Roman" w:cs="Times New Roman"/>
-          <w:i/>
-          <w:iCs/>
-          <w:highlight w:val="yellow"/>
-        </w:rPr>
-      </w:pPr>
-      <w:r>
-        <w:rPr>
-          <w:rFonts w:ascii="Times New Roman" w:hAnsi="Times New Roman" w:cs="Times New Roman"/>
-          <w:i/>
-          <w:iCs/>
-          <w:color w:val="273540"/>
-          <w:highlight w:val="yellow"/>
-          <w:shd w:val="clear" w:color="auto" w:fill="FFFFFF"/>
-        </w:rPr>
-        <w:t xml:space="preserve">Include </w:t>
-      </w:r>
-      <w:r>
-        <w:rPr>
-          <w:rFonts w:ascii="Times New Roman" w:hAnsi="Times New Roman" w:cs="Times New Roman"/>
-          <w:i/>
-          <w:iCs/>
-          <w:color w:val="273540"/>
-          <w:highlight w:val="yellow"/>
-          <w:shd w:val="clear" w:color="auto" w:fill="FFFFFF"/>
-        </w:rPr>
-        <w:t>histogram</w:t>
-      </w:r>
-      <w:r>
-        <w:rPr>
-          <w:rFonts w:ascii="Times New Roman" w:hAnsi="Times New Roman" w:cs="Times New Roman"/>
-          <w:i/>
-          <w:iCs/>
-          <w:color w:val="273540"/>
-          <w:highlight w:val="yellow"/>
-          <w:shd w:val="clear" w:color="auto" w:fill="FFFFFF"/>
-        </w:rPr>
-        <w:t xml:space="preserve"> or </w:t>
-      </w:r>
-      <w:r>
-        <w:rPr>
-          <w:rFonts w:ascii="Times New Roman" w:hAnsi="Times New Roman" w:cs="Times New Roman"/>
-          <w:i/>
-          <w:iCs/>
-          <w:color w:val="273540"/>
-          <w:highlight w:val="yellow"/>
-          <w:shd w:val="clear" w:color="auto" w:fill="FFFFFF"/>
-        </w:rPr>
-        <w:t>contingency table</w:t>
-      </w:r>
-      <w:r>
-        <w:rPr>
-          <w:rFonts w:ascii="Times New Roman" w:hAnsi="Times New Roman" w:cs="Times New Roman"/>
-          <w:i/>
-          <w:iCs/>
-          <w:color w:val="273540"/>
-          <w:highlight w:val="yellow"/>
-          <w:shd w:val="clear" w:color="auto" w:fill="FFFFFF"/>
-        </w:rPr>
-        <w:t xml:space="preserve"> (think what is suitable)</w:t>
-      </w:r>
-      <w:r>
-        <w:rPr>
-          <w:rFonts w:ascii="Times New Roman" w:hAnsi="Times New Roman" w:cs="Times New Roman"/>
-          <w:i/>
-          <w:iCs/>
-          <w:color w:val="273540"/>
-          <w:highlight w:val="yellow"/>
-          <w:shd w:val="clear" w:color="auto" w:fill="FFFFFF"/>
-        </w:rPr>
-        <w:t xml:space="preserve"> </w:t>
-      </w:r>
-      <w:r>
-        <w:rPr>
-          <w:rFonts w:ascii="Times New Roman" w:hAnsi="Times New Roman" w:cs="Times New Roman"/>
-          <w:i/>
-          <w:iCs/>
-          <w:color w:val="273540"/>
-          <w:highlight w:val="yellow"/>
-          <w:shd w:val="clear" w:color="auto" w:fill="FFFFFF"/>
-        </w:rPr>
-        <w:t>in addition to the main plot</w:t>
-      </w:r>
-      <w:r>
-        <w:rPr>
-          <w:rFonts w:ascii="Times New Roman" w:hAnsi="Times New Roman" w:cs="Times New Roman"/>
-          <w:i/>
-          <w:iCs/>
-          <w:color w:val="273540"/>
-          <w:highlight w:val="yellow"/>
-        </w:rPr>
-        <w:t>.</w:t>
-      </w:r>
-    </w:p>
-    <w:p>
-      <w:pPr>
-        <w:pStyle w:val="ListParagraph"/>
-        <w:numPr>
-          <w:ilvl w:val="0"/>
-          <w:numId w:val="23"/>
-        </w:numPr>
-        <w:ind w:left="1800"/>
-        <w:rPr>
-          <w:rFonts w:ascii="Times New Roman" w:eastAsia="Times New Roman" w:hAnsi="Times New Roman" w:cs="Times New Roman"/>
-          <w:i/>
-          <w:highlight w:val="yellow"/>
-        </w:rPr>
-      </w:pPr>
-      <w:r>
-        <w:rPr>
-          <w:rFonts w:ascii="Times New Roman" w:eastAsia="Times New Roman" w:hAnsi="Times New Roman" w:cs="Times New Roman"/>
-          <w:i/>
-          <w:highlight w:val="yellow"/>
-        </w:rPr>
-        <w:t>A</w:t>
-      </w:r>
-      <w:r>
-        <w:rPr>
-          <w:rFonts w:ascii="Times New Roman" w:eastAsia="Times New Roman" w:hAnsi="Times New Roman" w:cs="Times New Roman"/>
-          <w:i/>
-          <w:highlight w:val="yellow"/>
-        </w:rPr>
-        <w:t>nything on the plot from R is not counted towards word count limit</w:t>
-      </w:r>
-      <w:r>
-        <w:rPr>
-          <w:rFonts w:ascii="Times New Roman" w:eastAsia="Times New Roman" w:hAnsi="Times New Roman" w:cs="Times New Roman"/>
-          <w:i/>
-          <w:highlight w:val="yellow"/>
-        </w:rPr>
-        <w:t xml:space="preserve"> (e.g. legend, axes titles, name). </w:t>
-      </w:r>
-    </w:p>
-    <w:p>
-      <w:pPr>
-        <w:pStyle w:val="ListParagraph"/>
-        <w:numPr>
-          <w:ilvl w:val="0"/>
-          <w:numId w:val="23"/>
-        </w:numPr>
-        <w:ind w:left="1800"/>
-        <w:rPr>
-          <w:rFonts w:ascii="Times New Roman" w:eastAsia="Times New Roman" w:hAnsi="Times New Roman" w:cs="Times New Roman"/>
-          <w:i/>
-          <w:highlight w:val="yellow"/>
-        </w:rPr>
-      </w:pPr>
-      <w:r>
-        <w:rPr>
-          <w:rFonts w:ascii="Times New Roman" w:eastAsia="Times New Roman" w:hAnsi="Times New Roman" w:cs="Times New Roman"/>
-          <w:i/>
-          <w:highlight w:val="yellow"/>
-        </w:rPr>
-        <w:t xml:space="preserve">Make sure that the plot </w:t>
-      </w:r>
-      <w:r>
-        <w:rPr>
-          <w:rFonts w:ascii="Times New Roman" w:eastAsia="Times New Roman" w:hAnsi="Times New Roman" w:cs="Times New Roman"/>
-          <w:i/>
-          <w:highlight w:val="yellow"/>
-        </w:rPr>
-        <w:t xml:space="preserve">is </w:t>
-      </w:r>
-      <w:r>
-        <w:rPr>
-          <w:rFonts w:ascii="Times New Roman" w:eastAsia="Times New Roman" w:hAnsi="Times New Roman" w:cs="Times New Roman"/>
-          <w:i/>
-          <w:highlight w:val="yellow"/>
-        </w:rPr>
-        <w:t>from output of an R script (NOT a screenshot</w:t>
-      </w:r>
-      <w:r>
-        <w:rPr>
-          <w:rFonts w:ascii="Times New Roman" w:eastAsia="Times New Roman" w:hAnsi="Times New Roman" w:cs="Times New Roman"/>
-          <w:i/>
-          <w:highlight w:val="yellow"/>
-        </w:rPr>
-        <w:t>)</w:t>
-      </w:r>
-      <w:r>
-        <w:rPr>
-          <w:rFonts w:ascii="Times New Roman" w:eastAsia="Times New Roman" w:hAnsi="Times New Roman" w:cs="Times New Roman"/>
-          <w:i/>
-          <w:highlight w:val="yellow"/>
-        </w:rPr>
-        <w:t>.</w:t>
-      </w:r>
-    </w:p>
-    <w:p>
-      <w:pPr>
-        <w:pStyle w:val="ListParagraph"/>
-        <w:numPr>
-          <w:ilvl w:val="0"/>
-          <w:numId w:val="23"/>
-        </w:numPr>
-        <w:ind w:left="1800"/>
-        <w:rPr>
-          <w:rFonts w:ascii="Times New Roman" w:eastAsia="Times New Roman" w:hAnsi="Times New Roman" w:cs="Times New Roman"/>
-          <w:i/>
-          <w:highlight w:val="yellow"/>
-        </w:rPr>
-      </w:pPr>
-      <w:r>
-        <w:rPr>
-          <w:rFonts w:ascii="Times New Roman" w:eastAsia="Times New Roman" w:hAnsi="Times New Roman" w:cs="Times New Roman"/>
-          <w:i/>
-          <w:highlight w:val="yellow"/>
-        </w:rPr>
-        <w:t xml:space="preserve">Make sure that the </w:t>
-      </w:r>
-      <w:r>
-        <w:rPr>
-          <w:rFonts w:ascii="Times New Roman" w:eastAsia="Times New Roman" w:hAnsi="Times New Roman" w:cs="Times New Roman"/>
-          <w:i/>
-          <w:highlight w:val="yellow"/>
-        </w:rPr>
-        <w:t>plot</w:t>
-      </w:r>
-      <w:r>
-        <w:rPr>
-          <w:rFonts w:ascii="Times New Roman" w:eastAsia="Times New Roman" w:hAnsi="Times New Roman" w:cs="Times New Roman"/>
-          <w:i/>
-          <w:highlight w:val="yellow"/>
-        </w:rPr>
-        <w:t xml:space="preserve"> </w:t>
-      </w:r>
-      <w:r>
-        <w:rPr>
-          <w:rFonts w:ascii="Times New Roman" w:eastAsia="Times New Roman" w:hAnsi="Times New Roman" w:cs="Times New Roman"/>
-          <w:i/>
-          <w:highlight w:val="yellow"/>
-        </w:rPr>
-        <w:t>has</w:t>
-      </w:r>
-      <w:r>
-        <w:rPr>
-          <w:rFonts w:ascii="Times New Roman" w:eastAsia="Times New Roman" w:hAnsi="Times New Roman" w:cs="Times New Roman"/>
-          <w:i/>
-          <w:highlight w:val="yellow"/>
-        </w:rPr>
-        <w:t xml:space="preserve"> a caption or title, X and Y-axis labels</w:t>
-      </w:r>
-      <w:r>
-        <w:rPr>
-          <w:rFonts w:ascii="Times New Roman" w:eastAsia="Times New Roman" w:hAnsi="Times New Roman" w:cs="Times New Roman"/>
-          <w:i/>
-          <w:highlight w:val="yellow"/>
-        </w:rPr>
-        <w:t xml:space="preserve"> with units where appropriate</w:t>
-      </w:r>
-      <w:r>
-        <w:rPr>
-          <w:rFonts w:ascii="Times New Roman" w:eastAsia="Times New Roman" w:hAnsi="Times New Roman" w:cs="Times New Roman"/>
-          <w:i/>
-          <w:highlight w:val="yellow"/>
-        </w:rPr>
-        <w:t>,</w:t>
-      </w:r>
-      <w:r>
-        <w:rPr>
-          <w:rFonts w:ascii="Times New Roman" w:eastAsia="Times New Roman" w:hAnsi="Times New Roman" w:cs="Times New Roman"/>
-          <w:i/>
-          <w:highlight w:val="yellow"/>
-        </w:rPr>
-        <w:t xml:space="preserve"> and legend</w:t>
-      </w:r>
-      <w:r>
-        <w:rPr>
-          <w:rFonts w:ascii="Times New Roman" w:eastAsia="Times New Roman" w:hAnsi="Times New Roman" w:cs="Times New Roman"/>
-          <w:i/>
-          <w:highlight w:val="yellow"/>
-        </w:rPr>
-        <w:t>.</w:t>
-      </w:r>
-    </w:p>
-    <w:p>
-      <w:pPr>
-        <w:pStyle w:val="ListParagraph"/>
-        <w:numPr>
-          <w:ilvl w:val="0"/>
-          <w:numId w:val="23"/>
-        </w:numPr>
-        <w:ind w:left="1800"/>
-        <w:rPr>
-          <w:rFonts w:ascii="Times New Roman" w:eastAsia="Times New Roman" w:hAnsi="Times New Roman" w:cs="Times New Roman"/>
-          <w:i/>
-          <w:highlight w:val="yellow"/>
-        </w:rPr>
-      </w:pPr>
-      <w:r>
-        <w:rPr>
-          <w:rFonts w:ascii="Times New Roman" w:eastAsia="Times New Roman" w:hAnsi="Times New Roman" w:cs="Times New Roman"/>
-          <w:i/>
-          <w:highlight w:val="yellow"/>
-        </w:rPr>
-        <w:t>Make sure the title or caption and axis labels</w:t>
-      </w:r>
-      <w:r>
-        <w:rPr>
-          <w:rFonts w:ascii="Times New Roman" w:eastAsia="Times New Roman" w:hAnsi="Times New Roman" w:cs="Times New Roman"/>
-          <w:i/>
-          <w:highlight w:val="yellow"/>
-        </w:rPr>
-        <w:t xml:space="preserve"> are</w:t>
-      </w:r>
-      <w:r>
-        <w:rPr>
-          <w:rFonts w:ascii="Times New Roman" w:eastAsia="Times New Roman" w:hAnsi="Times New Roman" w:cs="Times New Roman"/>
-          <w:i/>
-          <w:highlight w:val="yellow"/>
-        </w:rPr>
-        <w:t xml:space="preserve"> informative</w:t>
-      </w:r>
-      <w:r>
-        <w:rPr>
-          <w:rFonts w:ascii="Times New Roman" w:eastAsia="Times New Roman" w:hAnsi="Times New Roman" w:cs="Times New Roman"/>
-          <w:i/>
-          <w:highlight w:val="yellow"/>
-        </w:rPr>
-        <w:t xml:space="preserve"> and written in English</w:t>
-      </w:r>
-      <w:r>
-        <w:rPr>
-          <w:rFonts w:ascii="Times New Roman" w:eastAsia="Times New Roman" w:hAnsi="Times New Roman" w:cs="Times New Roman"/>
-          <w:i/>
-          <w:highlight w:val="yellow"/>
-        </w:rPr>
-        <w:t>.</w:t>
-      </w:r>
-    </w:p>
-    <w:p>
-      <w:pPr>
-        <w:pStyle w:val="ListParagraph"/>
-        <w:rPr>
-          <w:rFonts w:ascii="Times New Roman" w:eastAsia="Times New Roman" w:hAnsi="Times New Roman" w:cs="Times New Roman"/>
-          <w:i/>
-          <w:iCs/>
+        <w:ind w:left="1440" w:hanging="720"/>
+        <w:rPr>
+          <w:rFonts w:ascii="Times New Roman" w:eastAsia="Times New Roman" w:hAnsi="Times New Roman" w:cs="Times New Roman"/>
         </w:rPr>
       </w:pPr>
     </w:p>
@@ -2491,7 +2591,7 @@
         <w:rPr>
           <w:rFonts w:ascii="Times New Roman" w:eastAsia="Times New Roman" w:hAnsi="Times New Roman" w:cs="Times New Roman"/>
         </w:rPr>
-        <w:t>Additional information relating to understanding the data (optional)</w:t>
+        <w:t>Useful information for the data understanding</w:t>
       </w:r>
       <w:r>
         <w:rPr>
@@ -2510,8 +2610,6 @@
       <w:r>
         <w:rPr>
           <w:rFonts w:ascii="Times New Roman" w:eastAsia="Times New Roman" w:hAnsi="Times New Roman" w:cs="Times New Roman"/>
-          <w:i/>
-          <w:iCs/>
         </w:rPr>
         <w:t xml:space="preserve"> </w:t>
       </w:r>
@@ -2521,7 +2619,7 @@
         <w:pStyle w:val="ListParagraph"/>
         <w:numPr>
           <w:ilvl w:val="0"/>
-          <w:numId w:val="22"/>
+          <w:numId w:val="21"/>
         </w:numPr>
         <w:ind w:left="1800"/>
         <w:rPr>
@@ -2538,7 +2636,7 @@
           <w:iCs/>
           <w:highlight w:val="yellow"/>
         </w:rPr>
-        <w:t>P</w:t>
+        <w:t>S</w:t>
       </w:r>
       <w:r>
         <w:rPr>
@@ -2547,17 +2645,48 @@
           <w:iCs/>
           <w:highlight w:val="yellow"/>
         </w:rPr>
-        <w:t>er plot: explain the purpose and insights.</w:t>
+        <w:t>ummarise key observations from the plot.</w:t>
       </w:r>
     </w:p>
     <w:p>
       <w:pPr>
         <w:pStyle w:val="ListParagraph"/>
-        <w:ind w:left="1440" w:hanging="720"/>
-        <w:rPr>
-          <w:rFonts w:ascii="Times New Roman" w:eastAsia="Times New Roman" w:hAnsi="Times New Roman" w:cs="Times New Roman"/>
-        </w:rPr>
-      </w:pPr>
+        <w:rPr>
+          <w:rFonts w:ascii="Times New Roman" w:eastAsia="Times New Roman" w:hAnsi="Times New Roman" w:cs="Times New Roman"/>
+        </w:rPr>
+      </w:pPr>
+    </w:p>
+    <w:p>
+      <w:pPr>
+        <w:ind w:left="1440"/>
+        <w:rPr>
+          <w:rFonts w:ascii="Times New Roman" w:eastAsia="Times New Roman" w:hAnsi="Times New Roman" w:cs="Times New Roman"/>
+        </w:rPr>
+      </w:pPr>
+      <w:r>
+        <w:rPr>
+          <w:rFonts w:ascii="Times New Roman" w:eastAsia="Times New Roman" w:hAnsi="Times New Roman" w:cs="Times New Roman"/>
+        </w:rPr>
+        <w:t xml:space="preserve"> </w:t>
+      </w:r>
+    </w:p>
+    <w:p>
+      <w:pPr>
+        <w:pStyle w:val="ListParagraph"/>
+        <w:numPr>
+          <w:ilvl w:val="0"/>
+          <w:numId w:val="35"/>
+        </w:numPr>
+        <w:rPr>
+          <w:rFonts w:ascii="Times New Roman" w:eastAsia="Times New Roman" w:hAnsi="Times New Roman" w:cs="Times New Roman"/>
+        </w:rPr>
+      </w:pPr>
+      <w:r>
+        <w:rPr>
+          <w:rFonts w:ascii="Times New Roman" w:eastAsia="Times New Roman" w:hAnsi="Times New Roman" w:cs="Times New Roman"/>
+        </w:rPr>
+        <w:t>Analysis</w:t>
+      </w:r>
     </w:p>
     <w:p>
       <w:pPr>
@@ -2577,7 +2706,7 @@
         <w:rPr>
           <w:rFonts w:ascii="Times New Roman" w:eastAsia="Times New Roman" w:hAnsi="Times New Roman" w:cs="Times New Roman"/>
         </w:rPr>
-        <w:t>Useful information for the data understanding</w:t>
+        <w:t>Statistical test used to test the hypotheses and output</w:t>
       </w:r>
       <w:r>
         <w:rPr>
@@ -2591,7 +2720,7 @@
           <w:b/>
           <w:bCs/>
         </w:rPr>
-        <w:t>50 words)</w:t>
+        <w:t>75 words)</w:t>
       </w:r>
       <w:r>
         <w:rPr>
@@ -2605,9 +2734,8 @@
         <w:pStyle w:val="ListParagraph"/>
         <w:numPr>
           <w:ilvl w:val="0"/>
-          <w:numId w:val="21"/>
+          <w:numId w:val="20"/>
         </w:numPr>
-        <w:ind w:left="1800"/>
         <w:rPr>
           <w:rFonts w:ascii="Times New Roman" w:eastAsia="Times New Roman" w:hAnsi="Times New Roman" w:cs="Times New Roman"/>
           <w:i/>
@@ -2622,7 +2750,7 @@
           <w:iCs/>
           <w:highlight w:val="yellow"/>
         </w:rPr>
-        <w:t>S</w:t>
+        <w:t>E</w:t>
       </w:r>
       <w:r>
         <w:rPr>
@@ -2631,27 +2759,40 @@
           <w:iCs/>
           <w:highlight w:val="yellow"/>
         </w:rPr>
-        <w:t>ummarise key observations from the plot.</w:t>
-      </w:r>
-    </w:p>
-    <w:p>
-      <w:pPr>
-        <w:pStyle w:val="ListParagraph"/>
-        <w:rPr>
-          <w:rFonts w:ascii="Times New Roman" w:eastAsia="Times New Roman" w:hAnsi="Times New Roman" w:cs="Times New Roman"/>
-        </w:rPr>
-      </w:pPr>
-    </w:p>
-    <w:p>
-      <w:pPr>
-        <w:ind w:left="1440"/>
-        <w:rPr>
-          <w:rFonts w:ascii="Times New Roman" w:eastAsia="Times New Roman" w:hAnsi="Times New Roman" w:cs="Times New Roman"/>
-        </w:rPr>
-      </w:pPr>
-      <w:r>
-        <w:rPr>
-          <w:rFonts w:ascii="Times New Roman" w:eastAsia="Times New Roman" w:hAnsi="Times New Roman" w:cs="Times New Roman"/>
+        <w:t xml:space="preserve">xplain the choice of </w:t>
+      </w:r>
+      <w:r>
+        <w:rPr>
+          <w:rFonts w:ascii="Times New Roman" w:eastAsia="Times New Roman" w:hAnsi="Times New Roman" w:cs="Times New Roman"/>
+          <w:i/>
+          <w:iCs/>
+          <w:highlight w:val="yellow"/>
+        </w:rPr>
+        <w:t xml:space="preserve">the </w:t>
+      </w:r>
+      <w:r>
+        <w:rPr>
+          <w:rFonts w:ascii="Times New Roman" w:eastAsia="Times New Roman" w:hAnsi="Times New Roman" w:cs="Times New Roman"/>
+          <w:i/>
+          <w:iCs/>
+          <w:highlight w:val="yellow"/>
+        </w:rPr>
+        <w:t xml:space="preserve">statistical </w:t>
+      </w:r>
+      <w:r>
+        <w:rPr>
+          <w:rFonts w:ascii="Times New Roman" w:eastAsia="Times New Roman" w:hAnsi="Times New Roman" w:cs="Times New Roman"/>
+          <w:i/>
+          <w:iCs/>
+          <w:highlight w:val="yellow"/>
+        </w:rPr>
+        <w:t>test.</w:t>
+      </w:r>
+      <w:r>
+        <w:rPr>
+          <w:rFonts w:ascii="Times New Roman" w:eastAsia="Times New Roman" w:hAnsi="Times New Roman" w:cs="Times New Roman"/>
+          <w:i/>
+          <w:iCs/>
         </w:rPr>
         <w:t xml:space="preserve"> </w:t>
       </w:r>
@@ -2661,18 +2802,33 @@
         <w:pStyle w:val="ListParagraph"/>
         <w:numPr>
           <w:ilvl w:val="0"/>
-          <w:numId w:val="35"/>
+          <w:numId w:val="20"/>
         </w:numPr>
         <w:rPr>
           <w:rFonts w:ascii="Times New Roman" w:eastAsia="Times New Roman" w:hAnsi="Times New Roman" w:cs="Times New Roman"/>
-        </w:rPr>
-      </w:pPr>
-      <w:r>
-        <w:rPr>
-          <w:rFonts w:ascii="Times New Roman" w:eastAsia="Times New Roman" w:hAnsi="Times New Roman" w:cs="Times New Roman"/>
-        </w:rPr>
-        <w:t>Analysis</w:t>
-      </w:r>
+          <w:i/>
+          <w:iCs/>
+          <w:highlight w:val="yellow"/>
+        </w:rPr>
+      </w:pPr>
+      <w:r>
+        <w:rPr>
+          <w:rFonts w:ascii="Times New Roman" w:eastAsia="Times New Roman" w:hAnsi="Times New Roman" w:cs="Times New Roman"/>
+          <w:i/>
+          <w:iCs/>
+          <w:highlight w:val="yellow"/>
+        </w:rPr>
+        <w:t>Make sure the test is appropriate for the RQ and data.</w:t>
+      </w:r>
+    </w:p>
+    <w:p>
+      <w:pPr>
+        <w:pStyle w:val="ListParagraph"/>
+        <w:ind w:left="1440" w:hanging="720"/>
+        <w:rPr>
+          <w:rFonts w:ascii="Times New Roman" w:eastAsia="Times New Roman" w:hAnsi="Times New Roman" w:cs="Times New Roman"/>
+        </w:rPr>
+      </w:pPr>
     </w:p>
     <w:p>
       <w:pPr>
@@ -2686,13 +2842,14 @@
           <w:rFonts w:ascii="Times New Roman" w:eastAsia="Times New Roman" w:hAnsi="Times New Roman" w:cs="Times New Roman"/>
           <w:i/>
           <w:iCs/>
-        </w:rPr>
-      </w:pPr>
-      <w:r>
-        <w:rPr>
-          <w:rFonts w:ascii="Times New Roman" w:eastAsia="Times New Roman" w:hAnsi="Times New Roman" w:cs="Times New Roman"/>
-        </w:rPr>
-        <w:t>Statistical test used to test the hypotheses and output</w:t>
+          <w:highlight w:val="yellow"/>
+        </w:rPr>
+      </w:pPr>
+      <w:r>
+        <w:rPr>
+          <w:rFonts w:ascii="Times New Roman" w:eastAsia="Times New Roman" w:hAnsi="Times New Roman" w:cs="Times New Roman"/>
+        </w:rPr>
+        <w:t>The null hypothesis is rejected /not rejected based on the p-value</w:t>
       </w:r>
       <w:r>
         <w:rPr>
@@ -2706,8 +2863,39 @@
           <w:b/>
           <w:bCs/>
         </w:rPr>
-        <w:t>75 words)</w:t>
-      </w:r>
+        <w:t>10</w:t>
+      </w:r>
+      <w:r>
+        <w:rPr>
+          <w:rFonts w:ascii="Times New Roman" w:eastAsia="Times New Roman" w:hAnsi="Times New Roman" w:cs="Times New Roman"/>
+          <w:b/>
+          <w:bCs/>
+        </w:rPr>
+        <w:t>0 words)</w:t>
+      </w:r>
+      <w:r>
+        <w:rPr>
+          <w:rFonts w:ascii="Times New Roman" w:eastAsia="Times New Roman" w:hAnsi="Times New Roman" w:cs="Times New Roman"/>
+        </w:rPr>
+        <w:t xml:space="preserve"> </w:t>
+      </w:r>
+      <w:r>
+        <w:rPr>
+          <w:rFonts w:ascii="Times New Roman" w:eastAsia="Times New Roman" w:hAnsi="Times New Roman" w:cs="Times New Roman"/>
+          <w:i/>
+          <w:iCs/>
+          <w:highlight w:val="yellow"/>
+        </w:rPr>
+        <w:t>(interpret the results)</w:t>
+      </w:r>
+    </w:p>
+    <w:p>
+      <w:pPr>
+        <w:ind w:left="1440"/>
+        <w:rPr>
+          <w:rFonts w:ascii="Times New Roman" w:eastAsia="Times New Roman" w:hAnsi="Times New Roman" w:cs="Times New Roman"/>
+        </w:rPr>
+      </w:pPr>
       <w:r>
         <w:rPr>
           <w:rFonts w:ascii="Times New Roman" w:eastAsia="Times New Roman" w:hAnsi="Times New Roman" w:cs="Times New Roman"/>
@@ -2720,101 +2908,18 @@
         <w:pStyle w:val="ListParagraph"/>
         <w:numPr>
           <w:ilvl w:val="0"/>
-          <w:numId w:val="20"/>
+          <w:numId w:val="35"/>
         </w:numPr>
         <w:rPr>
           <w:rFonts w:ascii="Times New Roman" w:eastAsia="Times New Roman" w:hAnsi="Times New Roman" w:cs="Times New Roman"/>
-          <w:i/>
-          <w:iCs/>
-          <w:highlight w:val="yellow"/>
-        </w:rPr>
-      </w:pPr>
-      <w:r>
-        <w:rPr>
-          <w:rFonts w:ascii="Times New Roman" w:eastAsia="Times New Roman" w:hAnsi="Times New Roman" w:cs="Times New Roman"/>
-          <w:i/>
-          <w:iCs/>
-          <w:highlight w:val="yellow"/>
-        </w:rPr>
-        <w:t>E</w:t>
-      </w:r>
-      <w:r>
-        <w:rPr>
-          <w:rFonts w:ascii="Times New Roman" w:eastAsia="Times New Roman" w:hAnsi="Times New Roman" w:cs="Times New Roman"/>
-          <w:i/>
-          <w:iCs/>
-          <w:highlight w:val="yellow"/>
-        </w:rPr>
-        <w:t xml:space="preserve">xplain the choice of </w:t>
-      </w:r>
-      <w:r>
-        <w:rPr>
-          <w:rFonts w:ascii="Times New Roman" w:eastAsia="Times New Roman" w:hAnsi="Times New Roman" w:cs="Times New Roman"/>
-          <w:i/>
-          <w:iCs/>
-          <w:highlight w:val="yellow"/>
-        </w:rPr>
-        <w:t xml:space="preserve">the </w:t>
-      </w:r>
-      <w:r>
-        <w:rPr>
-          <w:rFonts w:ascii="Times New Roman" w:eastAsia="Times New Roman" w:hAnsi="Times New Roman" w:cs="Times New Roman"/>
-          <w:i/>
-          <w:iCs/>
-          <w:highlight w:val="yellow"/>
-        </w:rPr>
-        <w:t xml:space="preserve">statistical </w:t>
-      </w:r>
-      <w:r>
-        <w:rPr>
-          <w:rFonts w:ascii="Times New Roman" w:eastAsia="Times New Roman" w:hAnsi="Times New Roman" w:cs="Times New Roman"/>
-          <w:i/>
-          <w:iCs/>
-          <w:highlight w:val="yellow"/>
-        </w:rPr>
-        <w:t>test.</w:t>
-      </w:r>
-      <w:r>
-        <w:rPr>
-          <w:rFonts w:ascii="Times New Roman" w:eastAsia="Times New Roman" w:hAnsi="Times New Roman" w:cs="Times New Roman"/>
-          <w:i/>
-          <w:iCs/>
-        </w:rPr>
-        <w:t xml:space="preserve"> </w:t>
-      </w:r>
-    </w:p>
-    <w:p>
-      <w:pPr>
-        <w:pStyle w:val="ListParagraph"/>
-        <w:numPr>
-          <w:ilvl w:val="0"/>
-          <w:numId w:val="20"/>
-        </w:numPr>
-        <w:rPr>
-          <w:rFonts w:ascii="Times New Roman" w:eastAsia="Times New Roman" w:hAnsi="Times New Roman" w:cs="Times New Roman"/>
-          <w:i/>
-          <w:iCs/>
-          <w:highlight w:val="yellow"/>
-        </w:rPr>
-      </w:pPr>
-      <w:r>
-        <w:rPr>
-          <w:rFonts w:ascii="Times New Roman" w:eastAsia="Times New Roman" w:hAnsi="Times New Roman" w:cs="Times New Roman"/>
-          <w:i/>
-          <w:iCs/>
-          <w:highlight w:val="yellow"/>
-        </w:rPr>
-        <w:t>Make sure the test is appropriate for the RQ and data.</w:t>
-      </w:r>
-    </w:p>
-    <w:p>
-      <w:pPr>
-        <w:pStyle w:val="ListParagraph"/>
-        <w:ind w:left="1440" w:hanging="720"/>
-        <w:rPr>
-          <w:rFonts w:ascii="Times New Roman" w:eastAsia="Times New Roman" w:hAnsi="Times New Roman" w:cs="Times New Roman"/>
-        </w:rPr>
-      </w:pPr>
+        </w:rPr>
+      </w:pPr>
+      <w:r>
+        <w:rPr>
+          <w:rFonts w:ascii="Times New Roman" w:eastAsia="Times New Roman" w:hAnsi="Times New Roman" w:cs="Times New Roman"/>
+        </w:rPr>
+        <w:t>Evaluation – group’s experience at 7COM1079</w:t>
+      </w:r>
     </w:p>
     <w:p>
       <w:pPr>
@@ -2826,22 +2931,19 @@
         <w:ind w:hanging="720"/>
         <w:rPr>
           <w:rFonts w:ascii="Times New Roman" w:eastAsia="Times New Roman" w:hAnsi="Times New Roman" w:cs="Times New Roman"/>
-          <w:i/>
-          <w:iCs/>
-          <w:highlight w:val="yellow"/>
-        </w:rPr>
-      </w:pPr>
-      <w:r>
-        <w:rPr>
-          <w:rFonts w:ascii="Times New Roman" w:eastAsia="Times New Roman" w:hAnsi="Times New Roman" w:cs="Times New Roman"/>
-        </w:rPr>
-        <w:t>The null hypothesis is rejected /not rejected based on the p-value</w:t>
-      </w:r>
-      <w:r>
-        <w:rPr>
-          <w:rFonts w:ascii="Times New Roman" w:eastAsia="Times New Roman" w:hAnsi="Times New Roman" w:cs="Times New Roman"/>
-        </w:rPr>
-        <w:t xml:space="preserve"> (</w:t>
+        </w:rPr>
+      </w:pPr>
+      <w:r>
+        <w:rPr>
+          <w:rFonts w:ascii="Times New Roman" w:eastAsia="Times New Roman" w:hAnsi="Times New Roman" w:cs="Times New Roman"/>
+        </w:rPr>
+        <w:t>What went well</w:t>
+      </w:r>
+      <w:r>
+        <w:rPr>
+          <w:rFonts w:ascii="Times New Roman" w:eastAsia="Times New Roman" w:hAnsi="Times New Roman" w:cs="Times New Roman"/>
+        </w:rPr>
+        <w:t xml:space="preserve"> </w:t>
       </w:r>
       <w:r>
         <w:rPr>
@@ -2849,62 +2951,7 @@
           <w:b/>
           <w:bCs/>
         </w:rPr>
-        <w:t>10</w:t>
-      </w:r>
-      <w:r>
-        <w:rPr>
-          <w:rFonts w:ascii="Times New Roman" w:eastAsia="Times New Roman" w:hAnsi="Times New Roman" w:cs="Times New Roman"/>
-          <w:b/>
-          <w:bCs/>
-        </w:rPr>
-        <w:t>0 words)</w:t>
-      </w:r>
-      <w:r>
-        <w:rPr>
-          <w:rFonts w:ascii="Times New Roman" w:eastAsia="Times New Roman" w:hAnsi="Times New Roman" w:cs="Times New Roman"/>
-        </w:rPr>
-        <w:t xml:space="preserve"> </w:t>
-      </w:r>
-      <w:r>
-        <w:rPr>
-          <w:rFonts w:ascii="Times New Roman" w:eastAsia="Times New Roman" w:hAnsi="Times New Roman" w:cs="Times New Roman"/>
-          <w:i/>
-          <w:iCs/>
-          <w:highlight w:val="yellow"/>
-        </w:rPr>
-        <w:t>(interpret the results)</w:t>
-      </w:r>
-    </w:p>
-    <w:p>
-      <w:pPr>
-        <w:ind w:left="1440"/>
-        <w:rPr>
-          <w:rFonts w:ascii="Times New Roman" w:eastAsia="Times New Roman" w:hAnsi="Times New Roman" w:cs="Times New Roman"/>
-        </w:rPr>
-      </w:pPr>
-      <w:r>
-        <w:rPr>
-          <w:rFonts w:ascii="Times New Roman" w:eastAsia="Times New Roman" w:hAnsi="Times New Roman" w:cs="Times New Roman"/>
-        </w:rPr>
-        <w:t xml:space="preserve"> </w:t>
-      </w:r>
-    </w:p>
-    <w:p>
-      <w:pPr>
-        <w:pStyle w:val="ListParagraph"/>
-        <w:numPr>
-          <w:ilvl w:val="0"/>
-          <w:numId w:val="35"/>
-        </w:numPr>
-        <w:rPr>
-          <w:rFonts w:ascii="Times New Roman" w:eastAsia="Times New Roman" w:hAnsi="Times New Roman" w:cs="Times New Roman"/>
-        </w:rPr>
-      </w:pPr>
-      <w:r>
-        <w:rPr>
-          <w:rFonts w:ascii="Times New Roman" w:eastAsia="Times New Roman" w:hAnsi="Times New Roman" w:cs="Times New Roman"/>
-        </w:rPr>
-        <w:t>Evaluation – group’s experience at 7COM1079</w:t>
+        <w:t>(75 words)</w:t>
       </w:r>
     </w:p>
     <w:p>
@@ -2923,7 +2970,7 @@
         <w:rPr>
           <w:rFonts w:ascii="Times New Roman" w:eastAsia="Times New Roman" w:hAnsi="Times New Roman" w:cs="Times New Roman"/>
         </w:rPr>
-        <w:t>What went well</w:t>
+        <w:t>Points for improvement</w:t>
       </w:r>
       <w:r>
         <w:rPr>
@@ -2956,21 +3003,14 @@
         <w:rPr>
           <w:rFonts w:ascii="Times New Roman" w:eastAsia="Times New Roman" w:hAnsi="Times New Roman" w:cs="Times New Roman"/>
         </w:rPr>
-        <w:t>Points for improvement</w:t>
-      </w:r>
-      <w:r>
-        <w:rPr>
-          <w:rFonts w:ascii="Times New Roman" w:eastAsia="Times New Roman" w:hAnsi="Times New Roman" w:cs="Times New Roman"/>
-        </w:rPr>
-        <w:t xml:space="preserve"> </w:t>
+        <w:t>Group’s time management (</w:t>
       </w:r>
       <w:r>
         <w:rPr>
           <w:rFonts w:ascii="Times New Roman" w:eastAsia="Times New Roman" w:hAnsi="Times New Roman" w:cs="Times New Roman"/>
           <w:b/>
-          <w:bCs/>
-        </w:rPr>
-        <w:t>(75 words)</w:t>
+        </w:rPr>
+        <w:t>50 words)</w:t>
       </w:r>
     </w:p>
     <w:p>
@@ -2989,7 +3029,7 @@
         <w:rPr>
           <w:rFonts w:ascii="Times New Roman" w:eastAsia="Times New Roman" w:hAnsi="Times New Roman" w:cs="Times New Roman"/>
         </w:rPr>
-        <w:t>Group’s time management (</w:t>
+        <w:t>Project’s overall judgement (</w:t>
       </w:r>
       <w:r>
         <w:rPr>
@@ -3009,20 +3049,103 @@
         <w:ind w:hanging="720"/>
         <w:rPr>
           <w:rFonts w:ascii="Times New Roman" w:eastAsia="Times New Roman" w:hAnsi="Times New Roman" w:cs="Times New Roman"/>
-        </w:rPr>
-      </w:pPr>
-      <w:r>
-        <w:rPr>
-          <w:rFonts w:ascii="Times New Roman" w:eastAsia="Times New Roman" w:hAnsi="Times New Roman" w:cs="Times New Roman"/>
-        </w:rPr>
-        <w:t>Project’s overall judgement (</w:t>
-      </w:r>
-      <w:r>
-        <w:rPr>
-          <w:rFonts w:ascii="Times New Roman" w:eastAsia="Times New Roman" w:hAnsi="Times New Roman" w:cs="Times New Roman"/>
           <w:b/>
-        </w:rPr>
-        <w:t>50 words)</w:t>
+          <w:bCs/>
+        </w:rPr>
+      </w:pPr>
+      <w:r>
+        <w:rPr>
+          <w:rFonts w:ascii="Times New Roman" w:eastAsia="Times New Roman" w:hAnsi="Times New Roman" w:cs="Times New Roman"/>
+          <w:i/>
+          <w:iCs/>
+        </w:rPr>
+        <w:t xml:space="preserve">Note any </w:t>
+      </w:r>
+      <w:r>
+        <w:rPr>
+          <w:rFonts w:ascii="Times New Roman" w:eastAsia="Times New Roman" w:hAnsi="Times New Roman" w:cs="Times New Roman"/>
+          <w:i/>
+          <w:iCs/>
+        </w:rPr>
+        <w:t>changes</w:t>
+      </w:r>
+      <w:r>
+        <w:rPr>
+          <w:rFonts w:ascii="Times New Roman" w:eastAsia="Times New Roman" w:hAnsi="Times New Roman" w:cs="Times New Roman"/>
+          <w:i/>
+          <w:iCs/>
+        </w:rPr>
+        <w:t xml:space="preserve"> </w:t>
+      </w:r>
+      <w:r>
+        <w:rPr>
+          <w:rFonts w:ascii="Times New Roman" w:eastAsia="Times New Roman" w:hAnsi="Times New Roman" w:cs="Times New Roman"/>
+          <w:i/>
+          <w:iCs/>
+        </w:rPr>
+        <w:t>t</w:t>
+      </w:r>
+      <w:r>
+        <w:rPr>
+          <w:rFonts w:ascii="Times New Roman" w:eastAsia="Times New Roman" w:hAnsi="Times New Roman" w:cs="Times New Roman"/>
+          <w:i/>
+          <w:iCs/>
+        </w:rPr>
+        <w:t xml:space="preserve">o group since </w:t>
+      </w:r>
+      <w:r>
+        <w:rPr>
+          <w:rFonts w:ascii="Times New Roman" w:eastAsia="Times New Roman" w:hAnsi="Times New Roman" w:cs="Times New Roman"/>
+          <w:i/>
+          <w:iCs/>
+        </w:rPr>
+        <w:t>original allocation if applicable</w:t>
+      </w:r>
+      <w:r>
+        <w:rPr>
+          <w:rFonts w:ascii="Times New Roman" w:eastAsia="Times New Roman" w:hAnsi="Times New Roman" w:cs="Times New Roman"/>
+          <w:i/>
+          <w:iCs/>
+        </w:rPr>
+        <w:t xml:space="preserve">. </w:t>
+      </w:r>
+      <w:r>
+        <w:rPr>
+          <w:rFonts w:ascii="Times New Roman" w:eastAsia="Times New Roman" w:hAnsi="Times New Roman" w:cs="Times New Roman"/>
+          <w:i/>
+          <w:iCs/>
+        </w:rPr>
+        <w:t xml:space="preserve">Add new </w:t>
+      </w:r>
+      <w:r>
+        <w:rPr>
+          <w:rFonts w:ascii="Times New Roman" w:eastAsia="Times New Roman" w:hAnsi="Times New Roman" w:cs="Times New Roman"/>
+          <w:i/>
+          <w:iCs/>
+        </w:rPr>
+        <w:t xml:space="preserve">or amended </w:t>
+      </w:r>
+      <w:r>
+        <w:rPr>
+          <w:rFonts w:ascii="Times New Roman" w:eastAsia="Times New Roman" w:hAnsi="Times New Roman" w:cs="Times New Roman"/>
+          <w:i/>
+          <w:iCs/>
+        </w:rPr>
+        <w:t>GitHub Ids for new members</w:t>
+      </w:r>
+      <w:r>
+        <w:rPr>
+          <w:rFonts w:ascii="Times New Roman" w:eastAsia="Times New Roman" w:hAnsi="Times New Roman" w:cs="Times New Roman"/>
+        </w:rPr>
+        <w:t xml:space="preserve"> </w:t>
+      </w:r>
+      <w:r>
+        <w:rPr>
+          <w:rFonts w:ascii="Times New Roman" w:eastAsia="Times New Roman" w:hAnsi="Times New Roman" w:cs="Times New Roman"/>
+          <w:b/>
+          <w:bCs/>
+        </w:rPr>
+        <w:t>(75 words, write only if applies to your group arrangements)</w:t>
       </w:r>
     </w:p>
     <w:p>
@@ -3042,88 +3165,20 @@
       <w:r>
         <w:rPr>
           <w:rFonts w:ascii="Times New Roman" w:eastAsia="Times New Roman" w:hAnsi="Times New Roman" w:cs="Times New Roman"/>
-          <w:i/>
-          <w:iCs/>
-        </w:rPr>
-        <w:t xml:space="preserve">Note any </w:t>
-      </w:r>
-      <w:r>
-        <w:rPr>
-          <w:rFonts w:ascii="Times New Roman" w:eastAsia="Times New Roman" w:hAnsi="Times New Roman" w:cs="Times New Roman"/>
-          <w:i/>
-          <w:iCs/>
-        </w:rPr>
-        <w:t>changes</w:t>
-      </w:r>
-      <w:r>
-        <w:rPr>
-          <w:rFonts w:ascii="Times New Roman" w:eastAsia="Times New Roman" w:hAnsi="Times New Roman" w:cs="Times New Roman"/>
-          <w:i/>
-          <w:iCs/>
-        </w:rPr>
-        <w:t xml:space="preserve"> </w:t>
-      </w:r>
-      <w:r>
-        <w:rPr>
-          <w:rFonts w:ascii="Times New Roman" w:eastAsia="Times New Roman" w:hAnsi="Times New Roman" w:cs="Times New Roman"/>
-          <w:i/>
-          <w:iCs/>
-        </w:rPr>
-        <w:t>t</w:t>
-      </w:r>
-      <w:r>
-        <w:rPr>
-          <w:rFonts w:ascii="Times New Roman" w:eastAsia="Times New Roman" w:hAnsi="Times New Roman" w:cs="Times New Roman"/>
-          <w:i/>
-          <w:iCs/>
-        </w:rPr>
-        <w:t xml:space="preserve">o group since </w:t>
-      </w:r>
-      <w:r>
-        <w:rPr>
-          <w:rFonts w:ascii="Times New Roman" w:eastAsia="Times New Roman" w:hAnsi="Times New Roman" w:cs="Times New Roman"/>
-          <w:i/>
-          <w:iCs/>
-        </w:rPr>
-        <w:t>original allocation if applicable</w:t>
-      </w:r>
-      <w:r>
-        <w:rPr>
-          <w:rFonts w:ascii="Times New Roman" w:eastAsia="Times New Roman" w:hAnsi="Times New Roman" w:cs="Times New Roman"/>
-          <w:i/>
-          <w:iCs/>
-        </w:rPr>
-        <w:t xml:space="preserve">. </w:t>
-      </w:r>
-      <w:r>
-        <w:rPr>
-          <w:rFonts w:ascii="Times New Roman" w:eastAsia="Times New Roman" w:hAnsi="Times New Roman" w:cs="Times New Roman"/>
-          <w:i/>
-          <w:iCs/>
-        </w:rPr>
-        <w:t xml:space="preserve">Add new </w:t>
-      </w:r>
-      <w:r>
-        <w:rPr>
-          <w:rFonts w:ascii="Times New Roman" w:eastAsia="Times New Roman" w:hAnsi="Times New Roman" w:cs="Times New Roman"/>
-          <w:i/>
-          <w:iCs/>
-        </w:rPr>
-        <w:t xml:space="preserve">or amended </w:t>
-      </w:r>
-      <w:r>
-        <w:rPr>
-          <w:rFonts w:ascii="Times New Roman" w:eastAsia="Times New Roman" w:hAnsi="Times New Roman" w:cs="Times New Roman"/>
-          <w:i/>
-          <w:iCs/>
-        </w:rPr>
-        <w:t>GitHub Ids for new members</w:t>
-      </w:r>
-      <w:r>
-        <w:rPr>
-          <w:rFonts w:ascii="Times New Roman" w:eastAsia="Times New Roman" w:hAnsi="Times New Roman" w:cs="Times New Roman"/>
-        </w:rPr>
-        <w:t xml:space="preserve"> </w:t>
+        </w:rPr>
+        <w:t>Comment on the Git</w:t>
+      </w:r>
+      <w:r>
+        <w:rPr>
+          <w:rFonts w:ascii="Times New Roman" w:eastAsia="Times New Roman" w:hAnsi="Times New Roman" w:cs="Times New Roman"/>
+        </w:rPr>
+        <w:t>Hub</w:t>
+      </w:r>
+      <w:r>
+        <w:rPr>
+          <w:rFonts w:ascii="Times New Roman" w:eastAsia="Times New Roman" w:hAnsi="Times New Roman" w:cs="Times New Roman"/>
+        </w:rPr>
+        <w:t xml:space="preserve"> log output </w:t>
       </w:r>
       <w:r>
         <w:rPr>
@@ -3131,17 +3186,13 @@
           <w:b/>
           <w:bCs/>
         </w:rPr>
-        <w:t>(75 words, write only if applies to your group arrangements)</w:t>
+        <w:t xml:space="preserve">(50 words) </w:t>
       </w:r>
     </w:p>
     <w:p>
       <w:pPr>
         <w:pStyle w:val="ListParagraph"/>
-        <w:numPr>
-          <w:ilvl w:val="1"/>
-          <w:numId w:val="35"/>
-        </w:numPr>
-        <w:ind w:hanging="720"/>
+        <w:ind w:left="1440"/>
         <w:rPr>
           <w:rFonts w:ascii="Times New Roman" w:eastAsia="Times New Roman" w:hAnsi="Times New Roman" w:cs="Times New Roman"/>
           <w:b/>
@@ -3151,20 +3202,29 @@
       <w:r>
         <w:rPr>
           <w:rFonts w:ascii="Times New Roman" w:eastAsia="Times New Roman" w:hAnsi="Times New Roman" w:cs="Times New Roman"/>
-        </w:rPr>
-        <w:t>Comment on the Git</w:t>
-      </w:r>
-      <w:r>
-        <w:rPr>
-          <w:rFonts w:ascii="Times New Roman" w:eastAsia="Times New Roman" w:hAnsi="Times New Roman" w:cs="Times New Roman"/>
-        </w:rPr>
-        <w:t>Hub</w:t>
-      </w:r>
-      <w:r>
-        <w:rPr>
-          <w:rFonts w:ascii="Times New Roman" w:eastAsia="Times New Roman" w:hAnsi="Times New Roman" w:cs="Times New Roman"/>
-        </w:rPr>
-        <w:t xml:space="preserve"> log output </w:t>
+          <w:i/>
+          <w:iCs/>
+          <w:highlight w:val="yellow"/>
+        </w:rPr>
+        <w:t>Please comment on the GitHub log output, and refer to it as being</w:t>
+      </w:r>
+      <w:r>
+        <w:rPr>
+          <w:rFonts w:ascii="Times New Roman" w:eastAsia="Times New Roman" w:hAnsi="Times New Roman" w:cs="Times New Roman"/>
+          <w:i/>
+          <w:iCs/>
+          <w:highlight w:val="yellow"/>
+        </w:rPr>
+        <w:t xml:space="preserve"> </w:t>
+      </w:r>
+      <w:r>
+        <w:rPr>
+          <w:rFonts w:ascii="Times New Roman" w:eastAsia="Times New Roman" w:hAnsi="Times New Roman" w:cs="Times New Roman"/>
+          <w:i/>
+          <w:iCs/>
+          <w:highlight w:val="yellow"/>
+        </w:rPr>
+        <w:t>placed into</w:t>
       </w:r>
       <w:r>
         <w:rPr>
@@ -3172,69 +3232,23 @@
           <w:b/>
           <w:bCs/>
         </w:rPr>
-        <w:t xml:space="preserve">(50 words) </w:t>
-      </w:r>
-    </w:p>
-    <w:p>
-      <w:pPr>
-        <w:pStyle w:val="ListParagraph"/>
-        <w:ind w:left="1440"/>
+        <w:t xml:space="preserve"> </w:t>
+      </w:r>
+      <w:r>
+        <w:rPr>
+          <w:rFonts w:ascii="Times New Roman" w:eastAsiaTheme="minorEastAsia" w:hAnsi="Times New Roman" w:cs="Times New Roman"/>
+          <w:i/>
+          <w:iCs/>
+          <w:highlight w:val="yellow"/>
+        </w:rPr>
+        <w:t>Appendix B.</w:t>
+      </w:r>
+      <w:r>
         <w:rPr>
           <w:rFonts w:ascii="Times New Roman" w:eastAsia="Times New Roman" w:hAnsi="Times New Roman" w:cs="Times New Roman"/>
           <w:b/>
           <w:bCs/>
         </w:rPr>
-      </w:pPr>
-      <w:r>
-        <w:rPr>
-          <w:rFonts w:ascii="Times New Roman" w:eastAsia="Times New Roman" w:hAnsi="Times New Roman" w:cs="Times New Roman"/>
-          <w:i/>
-          <w:iCs/>
-          <w:highlight w:val="yellow"/>
-        </w:rPr>
-        <w:t>Please comment on the GitHub log output, and refer to it as being</w:t>
-      </w:r>
-      <w:r>
-        <w:rPr>
-          <w:rFonts w:ascii="Times New Roman" w:eastAsia="Times New Roman" w:hAnsi="Times New Roman" w:cs="Times New Roman"/>
-          <w:i/>
-          <w:iCs/>
-          <w:highlight w:val="yellow"/>
-        </w:rPr>
-        <w:t xml:space="preserve"> </w:t>
-      </w:r>
-      <w:r>
-        <w:rPr>
-          <w:rFonts w:ascii="Times New Roman" w:eastAsia="Times New Roman" w:hAnsi="Times New Roman" w:cs="Times New Roman"/>
-          <w:i/>
-          <w:iCs/>
-          <w:highlight w:val="yellow"/>
-        </w:rPr>
-        <w:t>placed into</w:t>
-      </w:r>
-      <w:r>
-        <w:rPr>
-          <w:rFonts w:ascii="Times New Roman" w:eastAsia="Times New Roman" w:hAnsi="Times New Roman" w:cs="Times New Roman"/>
-          <w:b/>
-          <w:bCs/>
-        </w:rPr>
-        <w:t xml:space="preserve"> </w:t>
-      </w:r>
-      <w:r>
-        <w:rPr>
-          <w:rFonts w:ascii="Times New Roman" w:eastAsiaTheme="minorEastAsia" w:hAnsi="Times New Roman" w:cs="Times New Roman"/>
-          <w:i/>
-          <w:iCs/>
-          <w:highlight w:val="yellow"/>
-        </w:rPr>
-        <w:t>Appendix B.</w:t>
-      </w:r>
-      <w:r>
-        <w:rPr>
-          <w:rFonts w:ascii="Times New Roman" w:eastAsia="Times New Roman" w:hAnsi="Times New Roman" w:cs="Times New Roman"/>
-          <w:b/>
-          <w:bCs/>
-        </w:rPr>
         <w:t xml:space="preserve"> </w:t>
       </w:r>
     </w:p>
@@ -3256,7 +3270,6 @@
           <w:iCs/>
           <w:highlight w:val="yellow"/>
         </w:rPr>
-        <w:lastRenderedPageBreak/>
         <w:t>From your Git log, select three most significant commits during this project and include the following for each:</w:t>
       </w:r>
     </w:p>
@@ -3642,6 +3655,60 @@
     <w:p>
       <w:pPr>
         <w:pStyle w:val="ListParagraph"/>
+        <w:ind w:left="420"/>
+        <w:rPr>
+          <w:rFonts w:ascii="Times New Roman" w:eastAsia="Times New Roman" w:hAnsi="Times New Roman" w:cs="Times New Roman"/>
+        </w:rPr>
+      </w:pPr>
+    </w:p>
+    <w:p>
+      <w:pPr>
+        <w:pStyle w:val="ListParagraph"/>
+        <w:ind w:left="420"/>
+        <w:rPr>
+          <w:rFonts w:ascii="Times New Roman" w:eastAsia="Times New Roman" w:hAnsi="Times New Roman" w:cs="Times New Roman"/>
+        </w:rPr>
+      </w:pPr>
+    </w:p>
+    <w:p>
+      <w:pPr>
+        <w:pStyle w:val="ListParagraph"/>
+        <w:ind w:left="420"/>
+        <w:rPr>
+          <w:rFonts w:ascii="Times New Roman" w:eastAsia="Times New Roman" w:hAnsi="Times New Roman" w:cs="Times New Roman"/>
+        </w:rPr>
+      </w:pPr>
+    </w:p>
+    <w:p>
+      <w:pPr>
+        <w:pStyle w:val="ListParagraph"/>
+        <w:ind w:left="420"/>
+        <w:rPr>
+          <w:rFonts w:ascii="Times New Roman" w:eastAsia="Times New Roman" w:hAnsi="Times New Roman" w:cs="Times New Roman"/>
+        </w:rPr>
+      </w:pPr>
+    </w:p>
+    <w:p>
+      <w:pPr>
+        <w:pStyle w:val="ListParagraph"/>
+        <w:ind w:left="420"/>
+        <w:rPr>
+          <w:rFonts w:ascii="Times New Roman" w:eastAsia="Times New Roman" w:hAnsi="Times New Roman" w:cs="Times New Roman"/>
+        </w:rPr>
+      </w:pPr>
+    </w:p>
+    <w:p>
+      <w:pPr>
+        <w:pStyle w:val="ListParagraph"/>
+        <w:ind w:left="420"/>
+        <w:rPr>
+          <w:rFonts w:ascii="Times New Roman" w:eastAsia="Times New Roman" w:hAnsi="Times New Roman" w:cs="Times New Roman"/>
+        </w:rPr>
+      </w:pPr>
+    </w:p>
+    <w:p>
+      <w:pPr>
+        <w:pStyle w:val="ListParagraph"/>
         <w:numPr>
           <w:ilvl w:val="0"/>
           <w:numId w:val="35"/>
@@ -3652,69 +3719,19 @@
           <w:bCs/>
           <w:i/>
           <w:iCs/>
-        </w:rPr>
-      </w:pPr>
-      <w:r>
-        <w:rPr>
-          <w:rFonts w:ascii="Times New Roman" w:eastAsia="Times New Roman" w:hAnsi="Times New Roman" w:cs="Times New Roman"/>
-        </w:rPr>
-        <w:t>Reference list</w:t>
-      </w:r>
-      <w:r>
-        <w:rPr>
-          <w:rFonts w:ascii="Times New Roman" w:eastAsia="Times New Roman" w:hAnsi="Times New Roman" w:cs="Times New Roman"/>
-        </w:rPr>
-        <w:t xml:space="preserve"> </w:t>
-      </w:r>
+          <w:sz w:val="32"/>
+          <w:szCs w:val="32"/>
+        </w:rPr>
+      </w:pPr>
       <w:r>
         <w:rPr>
           <w:rFonts w:ascii="Times New Roman" w:eastAsia="Times New Roman" w:hAnsi="Times New Roman" w:cs="Times New Roman"/>
           <w:b/>
           <w:bCs/>
-          <w:i/>
-          <w:iCs/>
-        </w:rPr>
-        <w:t>(not included in</w:t>
-      </w:r>
-      <w:r>
-        <w:rPr>
-          <w:rFonts w:ascii="Times New Roman" w:eastAsia="Times New Roman" w:hAnsi="Times New Roman" w:cs="Times New Roman"/>
-          <w:b/>
-          <w:bCs/>
-          <w:i/>
-          <w:iCs/>
-        </w:rPr>
-        <w:t xml:space="preserve"> the</w:t>
-      </w:r>
-      <w:r>
-        <w:rPr>
-          <w:rFonts w:ascii="Times New Roman" w:eastAsia="Times New Roman" w:hAnsi="Times New Roman" w:cs="Times New Roman"/>
-          <w:b/>
-          <w:bCs/>
-          <w:i/>
-          <w:iCs/>
-        </w:rPr>
-        <w:t xml:space="preserve"> wor</w:t>
-      </w:r>
-      <w:r>
-        <w:rPr>
-          <w:rFonts w:ascii="Times New Roman" w:eastAsia="Times New Roman" w:hAnsi="Times New Roman" w:cs="Times New Roman"/>
-          <w:b/>
-          <w:bCs/>
-          <w:i/>
-          <w:iCs/>
-        </w:rPr>
-        <w:t>d</w:t>
-      </w:r>
-      <w:r>
-        <w:rPr>
-          <w:rFonts w:ascii="Times New Roman" w:eastAsia="Times New Roman" w:hAnsi="Times New Roman" w:cs="Times New Roman"/>
-          <w:b/>
-          <w:bCs/>
-          <w:i/>
-          <w:iCs/>
-        </w:rPr>
-        <w:t xml:space="preserve"> count)</w:t>
+          <w:sz w:val="32"/>
+          <w:szCs w:val="32"/>
+        </w:rPr>
+        <w:t>Reference list</w:t>
       </w:r>
     </w:p>
     <w:p>
@@ -3724,11 +3741,179 @@
           <w:rFonts w:ascii="Times New Roman" w:eastAsia="Times New Roman" w:hAnsi="Times New Roman" w:cs="Times New Roman"/>
         </w:rPr>
       </w:pPr>
-      <w:r>
-        <w:rPr>
-          <w:rFonts w:ascii="Times New Roman" w:eastAsia="Times New Roman" w:hAnsi="Times New Roman" w:cs="Times New Roman"/>
-        </w:rPr>
-        <w:t>Harvard (author, date) format.</w:t>
+    </w:p>
+    <w:p>
+      <w:pPr>
+        <w:pStyle w:val="ListParagraph"/>
+        <w:numPr>
+          <w:ilvl w:val="0"/>
+          <w:numId w:val="38"/>
+        </w:numPr>
+        <w:jc w:val="both"/>
+        <w:rPr>
+          <w:rFonts w:ascii="Times New Roman" w:hAnsi="Times New Roman" w:cs="Times New Roman"/>
+        </w:rPr>
+      </w:pPr>
+      <w:r>
+        <w:rPr>
+          <w:rFonts w:ascii="Times New Roman" w:hAnsi="Times New Roman" w:cs="Times New Roman"/>
+        </w:rPr>
+        <w:t xml:space="preserve">GBD 2016 Alcohol Collaborators (2018) 'Alcohol use and burden for 195 countries and territories, 1990–2016: a systematic analysis for the Global Burden of Disease Study 2016', </w:t>
+      </w:r>
+      <w:r>
+        <w:rPr>
+          <w:rFonts w:ascii="Times New Roman" w:hAnsi="Times New Roman" w:cs="Times New Roman"/>
+          <w:i/>
+          <w:iCs/>
+        </w:rPr>
+        <w:t>The Lancet</w:t>
+      </w:r>
+      <w:r>
+        <w:rPr>
+          <w:rFonts w:ascii="Times New Roman" w:hAnsi="Times New Roman" w:cs="Times New Roman"/>
+        </w:rPr>
+        <w:t xml:space="preserve">, 392(10152), pp. 1015-1035. </w:t>
+      </w:r>
+      <w:proofErr w:type="spellStart"/>
+      <w:r>
+        <w:rPr>
+          <w:rFonts w:ascii="Times New Roman" w:hAnsi="Times New Roman" w:cs="Times New Roman"/>
+        </w:rPr>
+        <w:t>doi</w:t>
+      </w:r>
+      <w:proofErr w:type="spellEnd"/>
+      <w:r>
+        <w:rPr>
+          <w:rFonts w:ascii="Times New Roman" w:hAnsi="Times New Roman" w:cs="Times New Roman"/>
+        </w:rPr>
+        <w:t>: 10.1016/S0140-6736(18)31310-2.</w:t>
+      </w:r>
+    </w:p>
+    <w:p>
+      <w:pPr>
+        <w:pStyle w:val="ListParagraph"/>
+        <w:numPr>
+          <w:ilvl w:val="0"/>
+          <w:numId w:val="38"/>
+        </w:numPr>
+        <w:jc w:val="both"/>
+        <w:rPr>
+          <w:rFonts w:ascii="Times New Roman" w:hAnsi="Times New Roman" w:cs="Times New Roman"/>
+        </w:rPr>
+      </w:pPr>
+      <w:r>
+        <w:rPr>
+          <w:rFonts w:ascii="Times New Roman" w:hAnsi="Times New Roman" w:cs="Times New Roman"/>
+        </w:rPr>
+        <w:t xml:space="preserve">Manthey, J. et al. (2024) 'National, regional, and global statistics on alcohol consumption and associated burden of disease 2000–20: a modelling study and comparative risk assessment', </w:t>
+      </w:r>
+      <w:r>
+        <w:rPr>
+          <w:rFonts w:ascii="Times New Roman" w:hAnsi="Times New Roman" w:cs="Times New Roman"/>
+          <w:i/>
+          <w:iCs/>
+        </w:rPr>
+        <w:t>The Lancet Public Health</w:t>
+      </w:r>
+      <w:r>
+        <w:rPr>
+          <w:rFonts w:ascii="Times New Roman" w:hAnsi="Times New Roman" w:cs="Times New Roman"/>
+        </w:rPr>
+        <w:t xml:space="preserve">, 9(11), e825-e843. </w:t>
+      </w:r>
+      <w:proofErr w:type="spellStart"/>
+      <w:r>
+        <w:rPr>
+          <w:rFonts w:ascii="Times New Roman" w:hAnsi="Times New Roman" w:cs="Times New Roman"/>
+        </w:rPr>
+        <w:t>doi</w:t>
+      </w:r>
+      <w:proofErr w:type="spellEnd"/>
+      <w:r>
+        <w:rPr>
+          <w:rFonts w:ascii="Times New Roman" w:hAnsi="Times New Roman" w:cs="Times New Roman"/>
+        </w:rPr>
+        <w:t>: 10.1016/S2468-2667(24)00199-9.</w:t>
+      </w:r>
+    </w:p>
+    <w:p>
+      <w:pPr>
+        <w:pStyle w:val="ListParagraph"/>
+        <w:numPr>
+          <w:ilvl w:val="0"/>
+          <w:numId w:val="38"/>
+        </w:numPr>
+        <w:jc w:val="both"/>
+        <w:rPr>
+          <w:rFonts w:ascii="Times New Roman" w:hAnsi="Times New Roman" w:cs="Times New Roman"/>
+        </w:rPr>
+      </w:pPr>
+      <w:r>
+        <w:rPr>
+          <w:rFonts w:ascii="Times New Roman" w:hAnsi="Times New Roman" w:cs="Times New Roman"/>
+        </w:rPr>
+        <w:t xml:space="preserve">Rehm, J. et al. (2009) 'Global burden of disease and injury and economic cost attributable to alcohol use and alcohol-use disorders', </w:t>
+      </w:r>
+      <w:r>
+        <w:rPr>
+          <w:rFonts w:ascii="Times New Roman" w:hAnsi="Times New Roman" w:cs="Times New Roman"/>
+          <w:i/>
+          <w:iCs/>
+        </w:rPr>
+        <w:t>The Lancet</w:t>
+      </w:r>
+      <w:r>
+        <w:rPr>
+          <w:rFonts w:ascii="Times New Roman" w:hAnsi="Times New Roman" w:cs="Times New Roman"/>
+        </w:rPr>
+        <w:t xml:space="preserve">, 373(9682), pp. 2223-2233. </w:t>
+      </w:r>
+      <w:proofErr w:type="spellStart"/>
+      <w:r>
+        <w:rPr>
+          <w:rFonts w:ascii="Times New Roman" w:hAnsi="Times New Roman" w:cs="Times New Roman"/>
+        </w:rPr>
+        <w:t>doi</w:t>
+      </w:r>
+      <w:proofErr w:type="spellEnd"/>
+      <w:r>
+        <w:rPr>
+          <w:rFonts w:ascii="Times New Roman" w:hAnsi="Times New Roman" w:cs="Times New Roman"/>
+        </w:rPr>
+        <w:t>: 10.1016/S0140-6736(09)60746-7.</w:t>
+      </w:r>
+    </w:p>
+    <w:p>
+      <w:pPr>
+        <w:pStyle w:val="ListParagraph"/>
+        <w:numPr>
+          <w:ilvl w:val="0"/>
+          <w:numId w:val="38"/>
+        </w:numPr>
+        <w:jc w:val="both"/>
+        <w:rPr>
+          <w:rFonts w:ascii="Times New Roman" w:hAnsi="Times New Roman" w:cs="Times New Roman"/>
+        </w:rPr>
+      </w:pPr>
+      <w:r>
+        <w:rPr>
+          <w:rFonts w:ascii="Times New Roman" w:hAnsi="Times New Roman" w:cs="Times New Roman"/>
+        </w:rPr>
+        <w:t xml:space="preserve">World Health Organization (2024) </w:t>
+      </w:r>
+      <w:r>
+        <w:rPr>
+          <w:rFonts w:ascii="Times New Roman" w:hAnsi="Times New Roman" w:cs="Times New Roman"/>
+          <w:i/>
+          <w:iCs/>
+        </w:rPr>
+        <w:t>Global Health Estimates 2021: Deaths by Cause, Age, Sex, by Country and by Region, 2000-2021</w:t>
+      </w:r>
+      <w:r>
+        <w:rPr>
+          <w:rFonts w:ascii="Times New Roman" w:hAnsi="Times New Roman" w:cs="Times New Roman"/>
+        </w:rPr>
+        <w:t>. Geneva: World Health Organization. Available at: https://www.who.int/data/gho/data/themes/mortality-and-global-health-estimates (Accessed: 6 December 2025).</w:t>
       </w:r>
     </w:p>
     <w:p>
@@ -3991,7 +4176,7 @@
       </w:pPr>
     </w:p>
     <w:sectPr>
-      <w:footerReference w:type="first" r:id="rId11"/>
+      <w:footerReference w:type="first" r:id="rId10"/>
       <w:pgSz w:w="11906" w:h="16838"/>
       <w:pgMar w:top="1440" w:right="1440" w:bottom="1440" w:left="1440" w:header="708" w:footer="708" w:gutter="0"/>
       <w:pgNumType w:start="1"/>
@@ -4587,17 +4772,17 @@
   <w:abstractNum w:abstractNumId="4" w15:restartNumberingAfterBreak="0">
     <w:nsid w:val="064B1E91"/>
     <w:multiLevelType w:val="multilevel"/>
-    <w:tmpl w:val="97C62892"/>
+    <w:tmpl w:val="340C31BA"/>
     <w:lvl w:ilvl="0">
       <w:start w:val="1"/>
       <w:numFmt w:val="decimal"/>
-      <w:lvlText w:val="%1"/>
+      <w:lvlText w:val="%1."/>
       <w:lvlJc w:val="left"/>
       <w:pPr>
         <w:ind w:left="420" w:hanging="420"/>
       </w:pPr>
       <w:rPr>
-        <w:rFonts w:hint="default"/>
+        <w:rFonts w:ascii="Times New Roman" w:eastAsiaTheme="minorHAnsi" w:hAnsi="Times New Roman" w:cs="Times New Roman"/>
       </w:rPr>
     </w:lvl>
     <w:lvl w:ilvl="1">
@@ -7361,6 +7546,95 @@
     </w:lvl>
   </w:abstractNum>
   <w:abstractNum w:abstractNumId="30" w15:restartNumberingAfterBreak="0">
+    <w:nsid w:val="6092794D"/>
+    <w:multiLevelType w:val="hybridMultilevel"/>
+    <w:tmpl w:val="736C64F0"/>
+    <w:lvl w:ilvl="0" w:tplc="4009000F">
+      <w:start w:val="2"/>
+      <w:numFmt w:val="decimal"/>
+      <w:lvlText w:val="%1."/>
+      <w:lvlJc w:val="left"/>
+      <w:pPr>
+        <w:ind w:left="720" w:hanging="360"/>
+      </w:pPr>
+      <w:rPr>
+        <w:rFonts w:hint="default"/>
+      </w:rPr>
+    </w:lvl>
+    <w:lvl w:ilvl="1" w:tplc="40090019" w:tentative="1">
+      <w:start w:val="1"/>
+      <w:numFmt w:val="lowerLetter"/>
+      <w:lvlText w:val="%2."/>
+      <w:lvlJc w:val="left"/>
+      <w:pPr>
+        <w:ind w:left="1440" w:hanging="360"/>
+      </w:pPr>
+    </w:lvl>
+    <w:lvl w:ilvl="2" w:tplc="4009001B" w:tentative="1">
+      <w:start w:val="1"/>
+      <w:numFmt w:val="lowerRoman"/>
+      <w:lvlText w:val="%3."/>
+      <w:lvlJc w:val="right"/>
+      <w:pPr>
+        <w:ind w:left="2160" w:hanging="180"/>
+      </w:pPr>
+    </w:lvl>
+    <w:lvl w:ilvl="3" w:tplc="4009000F" w:tentative="1">
+      <w:start w:val="1"/>
+      <w:numFmt w:val="decimal"/>
+      <w:lvlText w:val="%4."/>
+      <w:lvlJc w:val="left"/>
+      <w:pPr>
+        <w:ind w:left="2880" w:hanging="360"/>
+      </w:pPr>
+    </w:lvl>
+    <w:lvl w:ilvl="4" w:tplc="40090019" w:tentative="1">
+      <w:start w:val="1"/>
+      <w:numFmt w:val="lowerLetter"/>
+      <w:lvlText w:val="%5."/>
+      <w:lvlJc w:val="left"/>
+      <w:pPr>
+        <w:ind w:left="3600" w:hanging="360"/>
+      </w:pPr>
+    </w:lvl>
+    <w:lvl w:ilvl="5" w:tplc="4009001B" w:tentative="1">
+      <w:start w:val="1"/>
+      <w:numFmt w:val="lowerRoman"/>
+      <w:lvlText w:val="%6."/>
+      <w:lvlJc w:val="right"/>
+      <w:pPr>
+        <w:ind w:left="4320" w:hanging="180"/>
+      </w:pPr>
+    </w:lvl>
+    <w:lvl w:ilvl="6" w:tplc="4009000F" w:tentative="1">
+      <w:start w:val="1"/>
+      <w:numFmt w:val="decimal"/>
+      <w:lvlText w:val="%7."/>
+      <w:lvlJc w:val="left"/>
+      <w:pPr>
+        <w:ind w:left="5040" w:hanging="360"/>
+      </w:pPr>
+    </w:lvl>
+    <w:lvl w:ilvl="7" w:tplc="40090019" w:tentative="1">
+      <w:start w:val="1"/>
+      <w:numFmt w:val="lowerLetter"/>
+      <w:lvlText w:val="%8."/>
+      <w:lvlJc w:val="left"/>
+      <w:pPr>
+        <w:ind w:left="5760" w:hanging="360"/>
+      </w:pPr>
+    </w:lvl>
+    <w:lvl w:ilvl="8" w:tplc="4009001B" w:tentative="1">
+      <w:start w:val="1"/>
+      <w:numFmt w:val="lowerRoman"/>
+      <w:lvlText w:val="%9."/>
+      <w:lvlJc w:val="right"/>
+      <w:pPr>
+        <w:ind w:left="6480" w:hanging="180"/>
+      </w:pPr>
+    </w:lvl>
+  </w:abstractNum>
+  <w:abstractNum w:abstractNumId="31" w15:restartNumberingAfterBreak="0">
     <w:nsid w:val="64424843"/>
     <w:multiLevelType w:val="hybridMultilevel"/>
     <w:tmpl w:val="FFFFFFFF"/>
@@ -7446,7 +7720,7 @@
       </w:pPr>
     </w:lvl>
   </w:abstractNum>
-  <w:abstractNum w:abstractNumId="31" w15:restartNumberingAfterBreak="0">
+  <w:abstractNum w:abstractNumId="32" w15:restartNumberingAfterBreak="0">
     <w:nsid w:val="64803963"/>
     <w:multiLevelType w:val="multilevel"/>
     <w:tmpl w:val="FFFFFFFF"/>
@@ -7532,7 +7806,7 @@
       </w:pPr>
     </w:lvl>
   </w:abstractNum>
-  <w:abstractNum w:abstractNumId="32" w15:restartNumberingAfterBreak="0">
+  <w:abstractNum w:abstractNumId="33" w15:restartNumberingAfterBreak="0">
     <w:nsid w:val="662D2694"/>
     <w:multiLevelType w:val="hybridMultilevel"/>
     <w:tmpl w:val="FFFFFFFF"/>
@@ -7618,7 +7892,7 @@
       </w:pPr>
     </w:lvl>
   </w:abstractNum>
-  <w:abstractNum w:abstractNumId="33" w15:restartNumberingAfterBreak="0">
+  <w:abstractNum w:abstractNumId="34" w15:restartNumberingAfterBreak="0">
     <w:nsid w:val="6989EEEE"/>
     <w:multiLevelType w:val="multilevel"/>
     <w:tmpl w:val="FFFFFFFF"/>
@@ -7704,7 +7978,7 @@
       </w:pPr>
     </w:lvl>
   </w:abstractNum>
-  <w:abstractNum w:abstractNumId="34" w15:restartNumberingAfterBreak="0">
+  <w:abstractNum w:abstractNumId="35" w15:restartNumberingAfterBreak="0">
     <w:nsid w:val="69FD6100"/>
     <w:multiLevelType w:val="hybridMultilevel"/>
     <w:tmpl w:val="19FAEE92"/>
@@ -7790,7 +8064,120 @@
       </w:pPr>
     </w:lvl>
   </w:abstractNum>
-  <w:abstractNum w:abstractNumId="35" w15:restartNumberingAfterBreak="0">
+  <w:abstractNum w:abstractNumId="36" w15:restartNumberingAfterBreak="0">
+    <w:nsid w:val="6F3356D3"/>
+    <w:multiLevelType w:val="hybridMultilevel"/>
+    <w:tmpl w:val="6E20625E"/>
+    <w:lvl w:ilvl="0" w:tplc="40090001">
+      <w:start w:val="1"/>
+      <w:numFmt w:val="bullet"/>
+      <w:lvlText w:val=""/>
+      <w:lvlJc w:val="left"/>
+      <w:pPr>
+        <w:ind w:left="720" w:hanging="360"/>
+      </w:pPr>
+      <w:rPr>
+        <w:rFonts w:ascii="Symbol" w:hAnsi="Symbol" w:hint="default"/>
+      </w:rPr>
+    </w:lvl>
+    <w:lvl w:ilvl="1" w:tplc="40090003" w:tentative="1">
+      <w:start w:val="1"/>
+      <w:numFmt w:val="bullet"/>
+      <w:lvlText w:val="o"/>
+      <w:lvlJc w:val="left"/>
+      <w:pPr>
+        <w:ind w:left="1440" w:hanging="360"/>
+      </w:pPr>
+      <w:rPr>
+        <w:rFonts w:ascii="Courier New" w:hAnsi="Courier New" w:cs="Courier New" w:hint="default"/>
+      </w:rPr>
+    </w:lvl>
+    <w:lvl w:ilvl="2" w:tplc="40090005" w:tentative="1">
+      <w:start w:val="1"/>
+      <w:numFmt w:val="bullet"/>
+      <w:lvlText w:val=""/>
+      <w:lvlJc w:val="left"/>
+      <w:pPr>
+        <w:ind w:left="2160" w:hanging="360"/>
+      </w:pPr>
+      <w:rPr>
+        <w:rFonts w:ascii="Wingdings" w:hAnsi="Wingdings" w:hint="default"/>
+      </w:rPr>
+    </w:lvl>
+    <w:lvl w:ilvl="3" w:tplc="40090001" w:tentative="1">
+      <w:start w:val="1"/>
+      <w:numFmt w:val="bullet"/>
+      <w:lvlText w:val=""/>
+      <w:lvlJc w:val="left"/>
+      <w:pPr>
+        <w:ind w:left="2880" w:hanging="360"/>
+      </w:pPr>
+      <w:rPr>
+        <w:rFonts w:ascii="Symbol" w:hAnsi="Symbol" w:hint="default"/>
+      </w:rPr>
+    </w:lvl>
+    <w:lvl w:ilvl="4" w:tplc="40090003" w:tentative="1">
+      <w:start w:val="1"/>
+      <w:numFmt w:val="bullet"/>
+      <w:lvlText w:val="o"/>
+      <w:lvlJc w:val="left"/>
+      <w:pPr>
+        <w:ind w:left="3600" w:hanging="360"/>
+      </w:pPr>
+      <w:rPr>
+        <w:rFonts w:ascii="Courier New" w:hAnsi="Courier New" w:cs="Courier New" w:hint="default"/>
+      </w:rPr>
+    </w:lvl>
+    <w:lvl w:ilvl="5" w:tplc="40090005" w:tentative="1">
+      <w:start w:val="1"/>
+      <w:numFmt w:val="bullet"/>
+      <w:lvlText w:val=""/>
+      <w:lvlJc w:val="left"/>
+      <w:pPr>
+        <w:ind w:left="4320" w:hanging="360"/>
+      </w:pPr>
+      <w:rPr>
+        <w:rFonts w:ascii="Wingdings" w:hAnsi="Wingdings" w:hint="default"/>
+      </w:rPr>
+    </w:lvl>
+    <w:lvl w:ilvl="6" w:tplc="40090001" w:tentative="1">
+      <w:start w:val="1"/>
+      <w:numFmt w:val="bullet"/>
+      <w:lvlText w:val=""/>
+      <w:lvlJc w:val="left"/>
+      <w:pPr>
+        <w:ind w:left="5040" w:hanging="360"/>
+      </w:pPr>
+      <w:rPr>
+        <w:rFonts w:ascii="Symbol" w:hAnsi="Symbol" w:hint="default"/>
+      </w:rPr>
+    </w:lvl>
+    <w:lvl w:ilvl="7" w:tplc="40090003" w:tentative="1">
+      <w:start w:val="1"/>
+      <w:numFmt w:val="bullet"/>
+      <w:lvlText w:val="o"/>
+      <w:lvlJc w:val="left"/>
+      <w:pPr>
+        <w:ind w:left="5760" w:hanging="360"/>
+      </w:pPr>
+      <w:rPr>
+        <w:rFonts w:ascii="Courier New" w:hAnsi="Courier New" w:cs="Courier New" w:hint="default"/>
+      </w:rPr>
+    </w:lvl>
+    <w:lvl w:ilvl="8" w:tplc="40090005" w:tentative="1">
+      <w:start w:val="1"/>
+      <w:numFmt w:val="bullet"/>
+      <w:lvlText w:val=""/>
+      <w:lvlJc w:val="left"/>
+      <w:pPr>
+        <w:ind w:left="6480" w:hanging="360"/>
+      </w:pPr>
+      <w:rPr>
+        <w:rFonts w:ascii="Wingdings" w:hAnsi="Wingdings" w:hint="default"/>
+      </w:rPr>
+    </w:lvl>
+  </w:abstractNum>
+  <w:abstractNum w:abstractNumId="37" w15:restartNumberingAfterBreak="0">
     <w:nsid w:val="717456F8"/>
     <w:multiLevelType w:val="hybridMultilevel"/>
     <w:tmpl w:val="FFFFFFFF"/>
@@ -7913,7 +8300,7 @@
     <w:abstractNumId w:val="9"/>
   </w:num>
   <w:num w:numId="4" w16cid:durableId="2006858979">
-    <w:abstractNumId w:val="30"/>
+    <w:abstractNumId w:val="31"/>
   </w:num>
   <w:num w:numId="5" w16cid:durableId="1839346339">
     <w:abstractNumId w:val="20"/>
@@ -7922,7 +8309,7 @@
     <w:abstractNumId w:val="11"/>
   </w:num>
   <w:num w:numId="7" w16cid:durableId="565338146">
-    <w:abstractNumId w:val="32"/>
+    <w:abstractNumId w:val="33"/>
   </w:num>
   <w:num w:numId="8" w16cid:durableId="522136554">
     <w:abstractNumId w:val="21"/>
@@ -7988,28 +8375,34 @@
     <w:abstractNumId w:val="28"/>
   </w:num>
   <w:num w:numId="29" w16cid:durableId="266351746">
-    <w:abstractNumId w:val="35"/>
+    <w:abstractNumId w:val="37"/>
   </w:num>
   <w:num w:numId="30" w16cid:durableId="1027947511">
-    <w:abstractNumId w:val="31"/>
+    <w:abstractNumId w:val="32"/>
   </w:num>
   <w:num w:numId="31" w16cid:durableId="1358778646">
     <w:abstractNumId w:val="23"/>
   </w:num>
   <w:num w:numId="32" w16cid:durableId="186406669">
-    <w:abstractNumId w:val="33"/>
+    <w:abstractNumId w:val="34"/>
   </w:num>
   <w:num w:numId="33" w16cid:durableId="364215154">
     <w:abstractNumId w:val="3"/>
   </w:num>
   <w:num w:numId="34" w16cid:durableId="1603416196">
-    <w:abstractNumId w:val="34"/>
+    <w:abstractNumId w:val="35"/>
   </w:num>
   <w:num w:numId="35" w16cid:durableId="1979143889">
     <w:abstractNumId w:val="4"/>
   </w:num>
   <w:num w:numId="36" w16cid:durableId="1377850721">
     <w:abstractNumId w:val="16"/>
+  </w:num>
+  <w:num w:numId="37" w16cid:durableId="1166286677">
+    <w:abstractNumId w:val="30"/>
+  </w:num>
+  <w:num w:numId="38" w16cid:durableId="1158306841">
+    <w:abstractNumId w:val="36"/>
   </w:num>
 </w:numbering>
 </file>

--- a/7COM1079_Final report_template.docx
+++ b/7COM1079_Final report_template.docx
@@ -1841,25 +1841,7 @@
           <w:lang w:val="en-IN" w:eastAsia="ko-KR"/>
           <w14:ligatures w14:val="none"/>
         </w:rPr>
-        <w:t>A thorough worldwide analysis of alcohol consumption trends and the associated illness burden from 2000 to 2020 was carried out by Manthey et al. (2024). According to their estimate, alcohol use was responsible for 2.6 million deaths and 116 million disability-adjusted life years lost in 2019, with an average global adult per capita intake of 5.5 litres. Their research highlighted the intricate relationships between alcohol consumption and population health, emphasising significant geographical differences in consumption and health effects. According to Rehm et al. (2009), alcohol is responsible for roughly 3.8% of all deaths globally. Their research developed methodological frameworks that included both direct impacts and alcohol-related injuries when attributing health outcomes to alcohol.</w:t>
-      </w:r>
-      <w:r>
-        <w:rPr>
-          <w:rFonts w:ascii="Times New Roman" w:eastAsia="Times New Roman" w:hAnsi="Times New Roman" w:cs="Times New Roman"/>
-          <w:kern w:val="0"/>
-          <w:lang w:val="en-IN" w:eastAsia="ko-KR"/>
-          <w14:ligatures w14:val="none"/>
-        </w:rPr>
-        <w:t xml:space="preserve"> </w:t>
-      </w:r>
-      <w:r>
-        <w:rPr>
-          <w:rFonts w:ascii="Times New Roman" w:eastAsia="Times New Roman" w:hAnsi="Times New Roman" w:cs="Times New Roman"/>
-          <w:kern w:val="0"/>
-          <w:lang w:val="en-IN" w:eastAsia="ko-KR"/>
-          <w14:ligatures w14:val="none"/>
-        </w:rPr>
-        <w:t>While high episodic drinking consistently demonstrated detrimental effects, they observed contradictory results for moderate usage in certain populations. When taking into account all disease categories, the GBD 2016 Alcohol Collaborators (2018) evaluated alcohol use and its effects in 195 countries and came to the conclusion that no level of consumption improves health. Based on 23 causally related health outcomes, they discovered that the ideal amount for reducing health risks is zero grammes per day, defying previous recommendations of benefits from moderate drinking.</w:t>
+        <w:t>A thorough worldwide analysis of alcohol consumption trends and the associated illness burden from 2000 to 2020 was carried out by Manthey et al. (2024). According to their estimate, alcohol use was responsible for 2.6 million deaths and 116 million disability-adjusted life years lost in 2019, with an average global adult per capita intake of 5.5 litres. Their research highlighted the intricate relationships between alcohol consumption and population health, emphasising significant geographical differences in consumption and health effects. According to Rehm et al. (2009), alcohol is responsible for roughly 3.8% of all deaths globally. Their research developed methodological frameworks that included both direct impacts and alcohol-related injuries when attributing health outcomes to alcohol. While high episodic drinking consistently demonstrated detrimental effects, they observed contradictory results for moderate usage in certain populations. When taking into account all disease categories, the GBD 2016 Alcohol Collaborators (2018) evaluated alcohol use and its effects in 195 countries and came to the conclusion that no level of consumption improves health. Based on 23 causally related health outcomes, they discovered that the ideal amount for reducing health risks is zero grammes per day, defying previous recommendations of benefits from moderate drinking.</w:t>
       </w:r>
     </w:p>
     <w:p>
@@ -3907,7 +3889,25 @@
           <w:i/>
           <w:iCs/>
         </w:rPr>
-        <w:t>Global Health Estimates 2021: Deaths by Cause, Age, Sex, by Country and by Region, 2000-2021</w:t>
+        <w:t xml:space="preserve">Global Health Estimates 2021: Deaths by Cause, Age, Sex, by Country and by </w:t>
+      </w:r>
+      <w:proofErr w:type="gramStart"/>
+      <w:r>
+        <w:rPr>
+          <w:rFonts w:ascii="Times New Roman" w:hAnsi="Times New Roman" w:cs="Times New Roman"/>
+          <w:i/>
+          <w:iCs/>
+        </w:rPr>
+        <w:t>Region</w:t>
+      </w:r>
+      <w:proofErr w:type="gramEnd"/>
+      <w:r>
+        <w:rPr>
+          <w:rFonts w:ascii="Times New Roman" w:hAnsi="Times New Roman" w:cs="Times New Roman"/>
+          <w:i/>
+          <w:iCs/>
+        </w:rPr>
+        <w:t>, 2000-2021</w:t>
       </w:r>
       <w:r>
         <w:rPr>
@@ -3933,14 +3933,28 @@
         </w:numPr>
         <w:rPr>
           <w:rFonts w:ascii="Times New Roman" w:eastAsia="Times New Roman" w:hAnsi="Times New Roman" w:cs="Times New Roman"/>
+          <w:b/>
+          <w:bCs/>
           <w:color w:val="333333"/>
         </w:rPr>
       </w:pPr>
       <w:r>
         <w:rPr>
           <w:rFonts w:ascii="Times New Roman" w:eastAsia="Times New Roman" w:hAnsi="Times New Roman" w:cs="Times New Roman"/>
-        </w:rPr>
-        <w:t xml:space="preserve">Appendices </w:t>
+          <w:b/>
+          <w:bCs/>
+          <w:sz w:val="32"/>
+          <w:szCs w:val="32"/>
+        </w:rPr>
+        <w:t>Appendices</w:t>
+      </w:r>
+      <w:r>
+        <w:rPr>
+          <w:rFonts w:ascii="Times New Roman" w:eastAsia="Times New Roman" w:hAnsi="Times New Roman" w:cs="Times New Roman"/>
+          <w:b/>
+          <w:bCs/>
+        </w:rPr>
+        <w:t xml:space="preserve"> </w:t>
       </w:r>
     </w:p>
     <w:p>
@@ -3950,6 +3964,7 @@
           <w:ilvl w:val="0"/>
           <w:numId w:val="4"/>
         </w:numPr>
+        <w:ind w:left="426"/>
         <w:rPr>
           <w:rFonts w:ascii="Times New Roman" w:eastAsia="Times New Roman" w:hAnsi="Times New Roman" w:cs="Times New Roman"/>
           <w:b/>
@@ -3961,182 +3976,4600 @@
       <w:r>
         <w:rPr>
           <w:rFonts w:ascii="Times New Roman" w:eastAsia="Times New Roman" w:hAnsi="Times New Roman" w:cs="Times New Roman"/>
-          <w:color w:val="333333"/>
-        </w:rPr>
-        <w:t>R code used for analysis and visualisation</w:t>
-      </w:r>
-      <w:r>
-        <w:rPr>
-          <w:rFonts w:ascii="Times New Roman" w:eastAsia="Times New Roman" w:hAnsi="Times New Roman" w:cs="Times New Roman"/>
-          <w:color w:val="333333"/>
-        </w:rPr>
-        <w:t xml:space="preserve"> </w:t>
-      </w:r>
-      <w:r>
-        <w:rPr>
-          <w:rFonts w:ascii="Times New Roman" w:eastAsia="Times New Roman" w:hAnsi="Times New Roman" w:cs="Times New Roman"/>
           <w:b/>
           <w:bCs/>
-          <w:i/>
-          <w:iCs/>
-        </w:rPr>
-        <w:t>(not included in</w:t>
+          <w:color w:val="333333"/>
+        </w:rPr>
+        <w:t xml:space="preserve">R code used </w:t>
       </w:r>
       <w:r>
         <w:rPr>
           <w:rFonts w:ascii="Times New Roman" w:eastAsia="Times New Roman" w:hAnsi="Times New Roman" w:cs="Times New Roman"/>
           <w:b/>
           <w:bCs/>
-          <w:i/>
-          <w:iCs/>
-        </w:rPr>
-        <w:t xml:space="preserve"> the</w:t>
+          <w:color w:val="333333"/>
+          <w:sz w:val="28"/>
+          <w:szCs w:val="28"/>
+        </w:rPr>
+        <w:t>for</w:t>
       </w:r>
       <w:r>
         <w:rPr>
           <w:rFonts w:ascii="Times New Roman" w:eastAsia="Times New Roman" w:hAnsi="Times New Roman" w:cs="Times New Roman"/>
           <w:b/>
           <w:bCs/>
-          <w:i/>
-          <w:iCs/>
-        </w:rPr>
-        <w:t xml:space="preserve"> wor</w:t>
+          <w:color w:val="333333"/>
+        </w:rPr>
+        <w:t xml:space="preserve"> analysis and</w:t>
+      </w:r>
+      <w:r>
+        <w:rPr>
+          <w:rFonts w:ascii="Times New Roman" w:eastAsia="Times New Roman" w:hAnsi="Times New Roman" w:cs="Times New Roman"/>
+          <w:color w:val="333333"/>
+        </w:rPr>
+        <w:t xml:space="preserve"> </w:t>
       </w:r>
       <w:r>
         <w:rPr>
           <w:rFonts w:ascii="Times New Roman" w:eastAsia="Times New Roman" w:hAnsi="Times New Roman" w:cs="Times New Roman"/>
           <w:b/>
           <w:bCs/>
-          <w:i/>
-          <w:iCs/>
-        </w:rPr>
-        <w:t>d</w:t>
-      </w:r>
-      <w:r>
+          <w:color w:val="333333"/>
+        </w:rPr>
+        <w:t>visualisation</w:t>
+      </w:r>
+      <w:r>
+        <w:rPr>
+          <w:rFonts w:ascii="Times New Roman" w:eastAsia="Times New Roman" w:hAnsi="Times New Roman" w:cs="Times New Roman"/>
+          <w:color w:val="333333"/>
+        </w:rPr>
+        <w:t xml:space="preserve"> </w:t>
+      </w:r>
+    </w:p>
+    <w:tbl>
+      <w:tblPr>
+        <w:tblStyle w:val="TableGrid"/>
+        <w:tblW w:w="0" w:type="auto"/>
+        <w:tblLook w:val="04A0" w:firstRow="1" w:lastRow="0" w:firstColumn="1" w:lastColumn="0" w:noHBand="0" w:noVBand="1"/>
+      </w:tblPr>
+      <w:tblGrid>
+        <w:gridCol w:w="9016"/>
+      </w:tblGrid>
+      <w:tr>
+        <w:tc>
+          <w:tcPr>
+            <w:tcW w:w="9016" w:type="dxa"/>
+          </w:tcPr>
+          <w:p>
+            <w:pPr>
+              <w:ind w:left="34"/>
+              <w:rPr>
+                <w:rFonts w:ascii="Times New Roman" w:eastAsia="Times New Roman" w:hAnsi="Times New Roman" w:cs="Times New Roman"/>
+              </w:rPr>
+            </w:pPr>
+            <w:r>
+              <w:rPr>
+                <w:rFonts w:ascii="Times New Roman" w:eastAsia="Times New Roman" w:hAnsi="Times New Roman" w:cs="Times New Roman"/>
+              </w:rPr>
+              <w:t># ============================================================================</w:t>
+            </w:r>
+          </w:p>
+          <w:p>
+            <w:pPr>
+              <w:ind w:left="34"/>
+              <w:rPr>
+                <w:rFonts w:ascii="Times New Roman" w:eastAsia="Times New Roman" w:hAnsi="Times New Roman" w:cs="Times New Roman"/>
+                <w:b/>
+                <w:bCs/>
+              </w:rPr>
+            </w:pPr>
+            <w:r>
+              <w:rPr>
+                <w:rFonts w:ascii="Times New Roman" w:eastAsia="Times New Roman" w:hAnsi="Times New Roman" w:cs="Times New Roman"/>
+                <w:b/>
+                <w:bCs/>
+              </w:rPr>
+              <w:t># ALCOHOL CONSUMPTION VS LIFE EXPECTANCY ANALYSIS</w:t>
+            </w:r>
+          </w:p>
+          <w:p>
+            <w:pPr>
+              <w:ind w:left="34"/>
+              <w:rPr>
+                <w:rFonts w:ascii="Times New Roman" w:eastAsia="Times New Roman" w:hAnsi="Times New Roman" w:cs="Times New Roman"/>
+                <w:b/>
+                <w:bCs/>
+              </w:rPr>
+            </w:pPr>
+            <w:r>
+              <w:rPr>
+                <w:rFonts w:ascii="Times New Roman" w:eastAsia="Times New Roman" w:hAnsi="Times New Roman" w:cs="Times New Roman"/>
+                <w:b/>
+                <w:bCs/>
+              </w:rPr>
+              <w:t># 7COM1079 - Team Research and Development Project</w:t>
+            </w:r>
+          </w:p>
+          <w:p>
+            <w:pPr>
+              <w:ind w:left="34"/>
+              <w:rPr>
+                <w:rFonts w:ascii="Times New Roman" w:eastAsia="Times New Roman" w:hAnsi="Times New Roman" w:cs="Times New Roman"/>
+              </w:rPr>
+            </w:pPr>
+            <w:r>
+              <w:rPr>
+                <w:rFonts w:ascii="Times New Roman" w:eastAsia="Times New Roman" w:hAnsi="Times New Roman" w:cs="Times New Roman"/>
+              </w:rPr>
+              <w:t># ============================================================================</w:t>
+            </w:r>
+          </w:p>
+          <w:p>
+            <w:pPr>
+              <w:ind w:left="34"/>
+              <w:rPr>
+                <w:rFonts w:ascii="Times New Roman" w:eastAsia="Times New Roman" w:hAnsi="Times New Roman" w:cs="Times New Roman"/>
+              </w:rPr>
+            </w:pPr>
+          </w:p>
+          <w:p>
+            <w:pPr>
+              <w:ind w:left="34"/>
+              <w:rPr>
+                <w:rFonts w:ascii="Times New Roman" w:eastAsia="Times New Roman" w:hAnsi="Times New Roman" w:cs="Times New Roman"/>
+              </w:rPr>
+            </w:pPr>
+            <w:r>
+              <w:rPr>
+                <w:rFonts w:ascii="Times New Roman" w:eastAsia="Times New Roman" w:hAnsi="Times New Roman" w:cs="Times New Roman"/>
+              </w:rPr>
+              <w:t># Load required libraries</w:t>
+            </w:r>
+          </w:p>
+          <w:p>
+            <w:pPr>
+              <w:ind w:left="34"/>
+              <w:rPr>
+                <w:rFonts w:ascii="Times New Roman" w:eastAsia="Times New Roman" w:hAnsi="Times New Roman" w:cs="Times New Roman"/>
+              </w:rPr>
+            </w:pPr>
+            <w:r>
+              <w:rPr>
+                <w:rFonts w:ascii="Times New Roman" w:eastAsia="Times New Roman" w:hAnsi="Times New Roman" w:cs="Times New Roman"/>
+              </w:rPr>
+              <w:t>library(ggplot2)</w:t>
+            </w:r>
+          </w:p>
+          <w:p>
+            <w:pPr>
+              <w:ind w:left="34"/>
+              <w:rPr>
+                <w:rFonts w:ascii="Times New Roman" w:eastAsia="Times New Roman" w:hAnsi="Times New Roman" w:cs="Times New Roman"/>
+              </w:rPr>
+            </w:pPr>
+            <w:r>
+              <w:rPr>
+                <w:rFonts w:ascii="Times New Roman" w:eastAsia="Times New Roman" w:hAnsi="Times New Roman" w:cs="Times New Roman"/>
+              </w:rPr>
+              <w:t>library(</w:t>
+            </w:r>
+            <w:proofErr w:type="spellStart"/>
+            <w:r>
+              <w:rPr>
+                <w:rFonts w:ascii="Times New Roman" w:eastAsia="Times New Roman" w:hAnsi="Times New Roman" w:cs="Times New Roman"/>
+              </w:rPr>
+              <w:t>dplyr</w:t>
+            </w:r>
+            <w:proofErr w:type="spellEnd"/>
+            <w:r>
+              <w:rPr>
+                <w:rFonts w:ascii="Times New Roman" w:eastAsia="Times New Roman" w:hAnsi="Times New Roman" w:cs="Times New Roman"/>
+              </w:rPr>
+              <w:t>)</w:t>
+            </w:r>
+          </w:p>
+          <w:p>
+            <w:pPr>
+              <w:ind w:left="34"/>
+              <w:rPr>
+                <w:rFonts w:ascii="Times New Roman" w:eastAsia="Times New Roman" w:hAnsi="Times New Roman" w:cs="Times New Roman"/>
+              </w:rPr>
+            </w:pPr>
+          </w:p>
+          <w:p>
+            <w:pPr>
+              <w:ind w:left="34"/>
+              <w:rPr>
+                <w:rFonts w:ascii="Times New Roman" w:eastAsia="Times New Roman" w:hAnsi="Times New Roman" w:cs="Times New Roman"/>
+              </w:rPr>
+            </w:pPr>
+            <w:r>
+              <w:rPr>
+                <w:rFonts w:ascii="Times New Roman" w:eastAsia="Times New Roman" w:hAnsi="Times New Roman" w:cs="Times New Roman"/>
+              </w:rPr>
+              <w:t># ============================================================================</w:t>
+            </w:r>
+          </w:p>
+          <w:p>
+            <w:pPr>
+              <w:ind w:left="34"/>
+              <w:rPr>
+                <w:rFonts w:ascii="Times New Roman" w:eastAsia="Times New Roman" w:hAnsi="Times New Roman" w:cs="Times New Roman"/>
+                <w:b/>
+                <w:bCs/>
+              </w:rPr>
+            </w:pPr>
+            <w:r>
+              <w:rPr>
+                <w:rFonts w:ascii="Times New Roman" w:eastAsia="Times New Roman" w:hAnsi="Times New Roman" w:cs="Times New Roman"/>
+                <w:b/>
+                <w:bCs/>
+              </w:rPr>
+              <w:t># 1. DATA LOADING AND PREPARATION</w:t>
+            </w:r>
+          </w:p>
+          <w:p>
+            <w:pPr>
+              <w:ind w:left="34"/>
+              <w:rPr>
+                <w:rFonts w:ascii="Times New Roman" w:eastAsia="Times New Roman" w:hAnsi="Times New Roman" w:cs="Times New Roman"/>
+              </w:rPr>
+            </w:pPr>
+            <w:r>
+              <w:rPr>
+                <w:rFonts w:ascii="Times New Roman" w:eastAsia="Times New Roman" w:hAnsi="Times New Roman" w:cs="Times New Roman"/>
+              </w:rPr>
+              <w:t># ============================================================================</w:t>
+            </w:r>
+          </w:p>
+          <w:p>
+            <w:pPr>
+              <w:ind w:left="34"/>
+              <w:rPr>
+                <w:rFonts w:ascii="Times New Roman" w:eastAsia="Times New Roman" w:hAnsi="Times New Roman" w:cs="Times New Roman"/>
+              </w:rPr>
+            </w:pPr>
+          </w:p>
+          <w:p>
+            <w:pPr>
+              <w:ind w:left="34"/>
+              <w:rPr>
+                <w:rFonts w:ascii="Times New Roman" w:eastAsia="Times New Roman" w:hAnsi="Times New Roman" w:cs="Times New Roman"/>
+              </w:rPr>
+            </w:pPr>
+            <w:proofErr w:type="gramStart"/>
+            <w:r>
+              <w:rPr>
+                <w:rFonts w:ascii="Times New Roman" w:eastAsia="Times New Roman" w:hAnsi="Times New Roman" w:cs="Times New Roman"/>
+              </w:rPr>
+              <w:t>cat(</w:t>
+            </w:r>
+            <w:proofErr w:type="gramEnd"/>
+            <w:r>
+              <w:rPr>
+                <w:rFonts w:ascii="Times New Roman" w:eastAsia="Times New Roman" w:hAnsi="Times New Roman" w:cs="Times New Roman"/>
+              </w:rPr>
+              <w:t>"=== LOADING DATASETS ===\n\n")</w:t>
+            </w:r>
+          </w:p>
+          <w:p>
+            <w:pPr>
+              <w:ind w:left="1080"/>
+              <w:rPr>
+                <w:rFonts w:ascii="Times New Roman" w:eastAsia="Times New Roman" w:hAnsi="Times New Roman" w:cs="Times New Roman"/>
+              </w:rPr>
+            </w:pPr>
+          </w:p>
+          <w:p>
+            <w:pPr>
+              <w:rPr>
+                <w:rFonts w:ascii="Times New Roman" w:eastAsia="Times New Roman" w:hAnsi="Times New Roman" w:cs="Times New Roman"/>
+              </w:rPr>
+            </w:pPr>
+            <w:r>
+              <w:rPr>
+                <w:rFonts w:ascii="Times New Roman" w:eastAsia="Times New Roman" w:hAnsi="Times New Roman" w:cs="Times New Roman"/>
+              </w:rPr>
+              <w:t># Read the TWO dataset files</w:t>
+            </w:r>
+          </w:p>
+          <w:p>
+            <w:pPr>
+              <w:rPr>
+                <w:rFonts w:ascii="Times New Roman" w:eastAsia="Times New Roman" w:hAnsi="Times New Roman" w:cs="Times New Roman"/>
+              </w:rPr>
+            </w:pPr>
+            <w:r>
+              <w:rPr>
+                <w:rFonts w:ascii="Times New Roman" w:eastAsia="Times New Roman" w:hAnsi="Times New Roman" w:cs="Times New Roman"/>
+              </w:rPr>
+              <w:t>drinks &lt;- read.csv("C:\\Users\\hynda\\Downloads\\drinks.csv")</w:t>
+            </w:r>
+          </w:p>
+          <w:p>
+            <w:pPr>
+              <w:rPr>
+                <w:rFonts w:ascii="Times New Roman" w:eastAsia="Times New Roman" w:hAnsi="Times New Roman" w:cs="Times New Roman"/>
+              </w:rPr>
+            </w:pPr>
+            <w:proofErr w:type="spellStart"/>
+            <w:r>
+              <w:rPr>
+                <w:rFonts w:ascii="Times New Roman" w:eastAsia="Times New Roman" w:hAnsi="Times New Roman" w:cs="Times New Roman"/>
+              </w:rPr>
+              <w:t>life_exp</w:t>
+            </w:r>
+            <w:proofErr w:type="spellEnd"/>
+            <w:r>
+              <w:rPr>
+                <w:rFonts w:ascii="Times New Roman" w:eastAsia="Times New Roman" w:hAnsi="Times New Roman" w:cs="Times New Roman"/>
+              </w:rPr>
+              <w:t xml:space="preserve"> &lt;- read.csv("C:\\Users\\hynda\\Downloads\\lifeexpectancy.csv")</w:t>
+            </w:r>
+          </w:p>
+          <w:p>
+            <w:pPr>
+              <w:rPr>
+                <w:rFonts w:ascii="Times New Roman" w:eastAsia="Times New Roman" w:hAnsi="Times New Roman" w:cs="Times New Roman"/>
+              </w:rPr>
+            </w:pPr>
+          </w:p>
+          <w:p>
+            <w:pPr>
+              <w:rPr>
+                <w:rFonts w:ascii="Times New Roman" w:eastAsia="Times New Roman" w:hAnsi="Times New Roman" w:cs="Times New Roman"/>
+              </w:rPr>
+            </w:pPr>
+            <w:r>
+              <w:rPr>
+                <w:rFonts w:ascii="Times New Roman" w:eastAsia="Times New Roman" w:hAnsi="Times New Roman" w:cs="Times New Roman"/>
+              </w:rPr>
+              <w:t># Display drinks dataset structure</w:t>
+            </w:r>
+          </w:p>
+          <w:p>
+            <w:pPr>
+              <w:rPr>
+                <w:rFonts w:ascii="Times New Roman" w:eastAsia="Times New Roman" w:hAnsi="Times New Roman" w:cs="Times New Roman"/>
+              </w:rPr>
+            </w:pPr>
+            <w:proofErr w:type="gramStart"/>
+            <w:r>
+              <w:rPr>
+                <w:rFonts w:ascii="Times New Roman" w:eastAsia="Times New Roman" w:hAnsi="Times New Roman" w:cs="Times New Roman"/>
+              </w:rPr>
+              <w:lastRenderedPageBreak/>
+              <w:t>cat(</w:t>
+            </w:r>
+            <w:proofErr w:type="gramEnd"/>
+            <w:r>
+              <w:rPr>
+                <w:rFonts w:ascii="Times New Roman" w:eastAsia="Times New Roman" w:hAnsi="Times New Roman" w:cs="Times New Roman"/>
+              </w:rPr>
+              <w:t>"--- DRINKS DATASET ---\n")</w:t>
+            </w:r>
+          </w:p>
+          <w:p>
+            <w:pPr>
+              <w:rPr>
+                <w:rFonts w:ascii="Times New Roman" w:eastAsia="Times New Roman" w:hAnsi="Times New Roman" w:cs="Times New Roman"/>
+              </w:rPr>
+            </w:pPr>
+            <w:proofErr w:type="gramStart"/>
+            <w:r>
+              <w:rPr>
+                <w:rFonts w:ascii="Times New Roman" w:eastAsia="Times New Roman" w:hAnsi="Times New Roman" w:cs="Times New Roman"/>
+              </w:rPr>
+              <w:t>cat(</w:t>
+            </w:r>
+            <w:proofErr w:type="gramEnd"/>
+            <w:r>
+              <w:rPr>
+                <w:rFonts w:ascii="Times New Roman" w:eastAsia="Times New Roman" w:hAnsi="Times New Roman" w:cs="Times New Roman"/>
+              </w:rPr>
+              <w:t>"Columns:", paste(</w:t>
+            </w:r>
+            <w:proofErr w:type="spellStart"/>
+            <w:r>
+              <w:rPr>
+                <w:rFonts w:ascii="Times New Roman" w:eastAsia="Times New Roman" w:hAnsi="Times New Roman" w:cs="Times New Roman"/>
+              </w:rPr>
+              <w:t>colnames</w:t>
+            </w:r>
+            <w:proofErr w:type="spellEnd"/>
+            <w:r>
+              <w:rPr>
+                <w:rFonts w:ascii="Times New Roman" w:eastAsia="Times New Roman" w:hAnsi="Times New Roman" w:cs="Times New Roman"/>
+              </w:rPr>
+              <w:t>(drinks), collapse=", "), "\n")</w:t>
+            </w:r>
+          </w:p>
+          <w:p>
+            <w:pPr>
+              <w:rPr>
+                <w:rFonts w:ascii="Times New Roman" w:eastAsia="Times New Roman" w:hAnsi="Times New Roman" w:cs="Times New Roman"/>
+              </w:rPr>
+            </w:pPr>
+            <w:proofErr w:type="gramStart"/>
+            <w:r>
+              <w:rPr>
+                <w:rFonts w:ascii="Times New Roman" w:eastAsia="Times New Roman" w:hAnsi="Times New Roman" w:cs="Times New Roman"/>
+              </w:rPr>
+              <w:t>cat(</w:t>
+            </w:r>
+            <w:proofErr w:type="gramEnd"/>
+            <w:r>
+              <w:rPr>
+                <w:rFonts w:ascii="Times New Roman" w:eastAsia="Times New Roman" w:hAnsi="Times New Roman" w:cs="Times New Roman"/>
+              </w:rPr>
+              <w:t xml:space="preserve">"Dimensions:", </w:t>
+            </w:r>
+            <w:proofErr w:type="spellStart"/>
+            <w:r>
+              <w:rPr>
+                <w:rFonts w:ascii="Times New Roman" w:eastAsia="Times New Roman" w:hAnsi="Times New Roman" w:cs="Times New Roman"/>
+              </w:rPr>
+              <w:t>nrow</w:t>
+            </w:r>
+            <w:proofErr w:type="spellEnd"/>
+            <w:r>
+              <w:rPr>
+                <w:rFonts w:ascii="Times New Roman" w:eastAsia="Times New Roman" w:hAnsi="Times New Roman" w:cs="Times New Roman"/>
+              </w:rPr>
+              <w:t xml:space="preserve">(drinks), "rows x", </w:t>
+            </w:r>
+            <w:proofErr w:type="spellStart"/>
+            <w:r>
+              <w:rPr>
+                <w:rFonts w:ascii="Times New Roman" w:eastAsia="Times New Roman" w:hAnsi="Times New Roman" w:cs="Times New Roman"/>
+              </w:rPr>
+              <w:t>ncol</w:t>
+            </w:r>
+            <w:proofErr w:type="spellEnd"/>
+            <w:r>
+              <w:rPr>
+                <w:rFonts w:ascii="Times New Roman" w:eastAsia="Times New Roman" w:hAnsi="Times New Roman" w:cs="Times New Roman"/>
+              </w:rPr>
+              <w:t>(drinks), "columns\n\n")</w:t>
+            </w:r>
+          </w:p>
+          <w:p>
+            <w:pPr>
+              <w:rPr>
+                <w:rFonts w:ascii="Times New Roman" w:eastAsia="Times New Roman" w:hAnsi="Times New Roman" w:cs="Times New Roman"/>
+              </w:rPr>
+            </w:pPr>
+            <w:r>
+              <w:rPr>
+                <w:rFonts w:ascii="Times New Roman" w:eastAsia="Times New Roman" w:hAnsi="Times New Roman" w:cs="Times New Roman"/>
+              </w:rPr>
+              <w:t>str(drinks)</w:t>
+            </w:r>
+          </w:p>
+          <w:p>
+            <w:pPr>
+              <w:rPr>
+                <w:rFonts w:ascii="Times New Roman" w:eastAsia="Times New Roman" w:hAnsi="Times New Roman" w:cs="Times New Roman"/>
+              </w:rPr>
+            </w:pPr>
+            <w:r>
+              <w:rPr>
+                <w:rFonts w:ascii="Times New Roman" w:eastAsia="Times New Roman" w:hAnsi="Times New Roman" w:cs="Times New Roman"/>
+              </w:rPr>
+              <w:t>summary(drinks)</w:t>
+            </w:r>
+          </w:p>
+          <w:p>
+            <w:pPr>
+              <w:rPr>
+                <w:rFonts w:ascii="Times New Roman" w:eastAsia="Times New Roman" w:hAnsi="Times New Roman" w:cs="Times New Roman"/>
+              </w:rPr>
+            </w:pPr>
+          </w:p>
+          <w:p>
+            <w:pPr>
+              <w:rPr>
+                <w:rFonts w:ascii="Times New Roman" w:eastAsia="Times New Roman" w:hAnsi="Times New Roman" w:cs="Times New Roman"/>
+              </w:rPr>
+            </w:pPr>
+            <w:r>
+              <w:rPr>
+                <w:rFonts w:ascii="Times New Roman" w:eastAsia="Times New Roman" w:hAnsi="Times New Roman" w:cs="Times New Roman"/>
+              </w:rPr>
+              <w:t># Display life expectancy dataset structure</w:t>
+            </w:r>
+          </w:p>
+          <w:p>
+            <w:pPr>
+              <w:rPr>
+                <w:rFonts w:ascii="Times New Roman" w:eastAsia="Times New Roman" w:hAnsi="Times New Roman" w:cs="Times New Roman"/>
+              </w:rPr>
+            </w:pPr>
+            <w:proofErr w:type="gramStart"/>
+            <w:r>
+              <w:rPr>
+                <w:rFonts w:ascii="Times New Roman" w:eastAsia="Times New Roman" w:hAnsi="Times New Roman" w:cs="Times New Roman"/>
+              </w:rPr>
+              <w:t>cat(</w:t>
+            </w:r>
+            <w:proofErr w:type="gramEnd"/>
+            <w:r>
+              <w:rPr>
+                <w:rFonts w:ascii="Times New Roman" w:eastAsia="Times New Roman" w:hAnsi="Times New Roman" w:cs="Times New Roman"/>
+              </w:rPr>
+              <w:t>"\n--- LIFE EXPECTANCY DATASET ---\n")</w:t>
+            </w:r>
+          </w:p>
+          <w:p>
+            <w:pPr>
+              <w:rPr>
+                <w:rFonts w:ascii="Times New Roman" w:eastAsia="Times New Roman" w:hAnsi="Times New Roman" w:cs="Times New Roman"/>
+              </w:rPr>
+            </w:pPr>
+            <w:proofErr w:type="gramStart"/>
+            <w:r>
+              <w:rPr>
+                <w:rFonts w:ascii="Times New Roman" w:eastAsia="Times New Roman" w:hAnsi="Times New Roman" w:cs="Times New Roman"/>
+              </w:rPr>
+              <w:t>cat(</w:t>
+            </w:r>
+            <w:proofErr w:type="gramEnd"/>
+            <w:r>
+              <w:rPr>
+                <w:rFonts w:ascii="Times New Roman" w:eastAsia="Times New Roman" w:hAnsi="Times New Roman" w:cs="Times New Roman"/>
+              </w:rPr>
+              <w:t>"Columns:", paste(</w:t>
+            </w:r>
+            <w:proofErr w:type="spellStart"/>
+            <w:r>
+              <w:rPr>
+                <w:rFonts w:ascii="Times New Roman" w:eastAsia="Times New Roman" w:hAnsi="Times New Roman" w:cs="Times New Roman"/>
+              </w:rPr>
+              <w:t>colnames</w:t>
+            </w:r>
+            <w:proofErr w:type="spellEnd"/>
+            <w:r>
+              <w:rPr>
+                <w:rFonts w:ascii="Times New Roman" w:eastAsia="Times New Roman" w:hAnsi="Times New Roman" w:cs="Times New Roman"/>
+              </w:rPr>
+              <w:t>(</w:t>
+            </w:r>
+            <w:proofErr w:type="spellStart"/>
+            <w:r>
+              <w:rPr>
+                <w:rFonts w:ascii="Times New Roman" w:eastAsia="Times New Roman" w:hAnsi="Times New Roman" w:cs="Times New Roman"/>
+              </w:rPr>
+              <w:t>life_exp</w:t>
+            </w:r>
+            <w:proofErr w:type="spellEnd"/>
+            <w:r>
+              <w:rPr>
+                <w:rFonts w:ascii="Times New Roman" w:eastAsia="Times New Roman" w:hAnsi="Times New Roman" w:cs="Times New Roman"/>
+              </w:rPr>
+              <w:t>), collapse=", "), "\n")</w:t>
+            </w:r>
+          </w:p>
+          <w:p>
+            <w:pPr>
+              <w:rPr>
+                <w:rFonts w:ascii="Times New Roman" w:eastAsia="Times New Roman" w:hAnsi="Times New Roman" w:cs="Times New Roman"/>
+              </w:rPr>
+            </w:pPr>
+            <w:proofErr w:type="gramStart"/>
+            <w:r>
+              <w:rPr>
+                <w:rFonts w:ascii="Times New Roman" w:eastAsia="Times New Roman" w:hAnsi="Times New Roman" w:cs="Times New Roman"/>
+              </w:rPr>
+              <w:t>cat(</w:t>
+            </w:r>
+            <w:proofErr w:type="gramEnd"/>
+            <w:r>
+              <w:rPr>
+                <w:rFonts w:ascii="Times New Roman" w:eastAsia="Times New Roman" w:hAnsi="Times New Roman" w:cs="Times New Roman"/>
+              </w:rPr>
+              <w:t xml:space="preserve">"Dimensions:", </w:t>
+            </w:r>
+            <w:proofErr w:type="spellStart"/>
+            <w:r>
+              <w:rPr>
+                <w:rFonts w:ascii="Times New Roman" w:eastAsia="Times New Roman" w:hAnsi="Times New Roman" w:cs="Times New Roman"/>
+              </w:rPr>
+              <w:t>nrow</w:t>
+            </w:r>
+            <w:proofErr w:type="spellEnd"/>
+            <w:r>
+              <w:rPr>
+                <w:rFonts w:ascii="Times New Roman" w:eastAsia="Times New Roman" w:hAnsi="Times New Roman" w:cs="Times New Roman"/>
+              </w:rPr>
+              <w:t>(</w:t>
+            </w:r>
+            <w:proofErr w:type="spellStart"/>
+            <w:r>
+              <w:rPr>
+                <w:rFonts w:ascii="Times New Roman" w:eastAsia="Times New Roman" w:hAnsi="Times New Roman" w:cs="Times New Roman"/>
+              </w:rPr>
+              <w:t>life_exp</w:t>
+            </w:r>
+            <w:proofErr w:type="spellEnd"/>
+            <w:r>
+              <w:rPr>
+                <w:rFonts w:ascii="Times New Roman" w:eastAsia="Times New Roman" w:hAnsi="Times New Roman" w:cs="Times New Roman"/>
+              </w:rPr>
+              <w:t xml:space="preserve">), "rows x", </w:t>
+            </w:r>
+            <w:proofErr w:type="spellStart"/>
+            <w:r>
+              <w:rPr>
+                <w:rFonts w:ascii="Times New Roman" w:eastAsia="Times New Roman" w:hAnsi="Times New Roman" w:cs="Times New Roman"/>
+              </w:rPr>
+              <w:t>ncol</w:t>
+            </w:r>
+            <w:proofErr w:type="spellEnd"/>
+            <w:r>
+              <w:rPr>
+                <w:rFonts w:ascii="Times New Roman" w:eastAsia="Times New Roman" w:hAnsi="Times New Roman" w:cs="Times New Roman"/>
+              </w:rPr>
+              <w:t>(</w:t>
+            </w:r>
+            <w:proofErr w:type="spellStart"/>
+            <w:r>
+              <w:rPr>
+                <w:rFonts w:ascii="Times New Roman" w:eastAsia="Times New Roman" w:hAnsi="Times New Roman" w:cs="Times New Roman"/>
+              </w:rPr>
+              <w:t>life_exp</w:t>
+            </w:r>
+            <w:proofErr w:type="spellEnd"/>
+            <w:r>
+              <w:rPr>
+                <w:rFonts w:ascii="Times New Roman" w:eastAsia="Times New Roman" w:hAnsi="Times New Roman" w:cs="Times New Roman"/>
+              </w:rPr>
+              <w:t>), "columns\n\n")</w:t>
+            </w:r>
+          </w:p>
+          <w:p>
+            <w:pPr>
+              <w:rPr>
+                <w:rFonts w:ascii="Times New Roman" w:eastAsia="Times New Roman" w:hAnsi="Times New Roman" w:cs="Times New Roman"/>
+              </w:rPr>
+            </w:pPr>
+            <w:r>
+              <w:rPr>
+                <w:rFonts w:ascii="Times New Roman" w:eastAsia="Times New Roman" w:hAnsi="Times New Roman" w:cs="Times New Roman"/>
+              </w:rPr>
+              <w:t>str(</w:t>
+            </w:r>
+            <w:proofErr w:type="spellStart"/>
+            <w:r>
+              <w:rPr>
+                <w:rFonts w:ascii="Times New Roman" w:eastAsia="Times New Roman" w:hAnsi="Times New Roman" w:cs="Times New Roman"/>
+              </w:rPr>
+              <w:t>life_exp</w:t>
+            </w:r>
+            <w:proofErr w:type="spellEnd"/>
+            <w:r>
+              <w:rPr>
+                <w:rFonts w:ascii="Times New Roman" w:eastAsia="Times New Roman" w:hAnsi="Times New Roman" w:cs="Times New Roman"/>
+              </w:rPr>
+              <w:t>)</w:t>
+            </w:r>
+          </w:p>
+          <w:p>
+            <w:pPr>
+              <w:rPr>
+                <w:rFonts w:ascii="Times New Roman" w:eastAsia="Times New Roman" w:hAnsi="Times New Roman" w:cs="Times New Roman"/>
+              </w:rPr>
+            </w:pPr>
+            <w:r>
+              <w:rPr>
+                <w:rFonts w:ascii="Times New Roman" w:eastAsia="Times New Roman" w:hAnsi="Times New Roman" w:cs="Times New Roman"/>
+              </w:rPr>
+              <w:t>summary(</w:t>
+            </w:r>
+            <w:proofErr w:type="spellStart"/>
+            <w:r>
+              <w:rPr>
+                <w:rFonts w:ascii="Times New Roman" w:eastAsia="Times New Roman" w:hAnsi="Times New Roman" w:cs="Times New Roman"/>
+              </w:rPr>
+              <w:t>life_exp</w:t>
+            </w:r>
+            <w:proofErr w:type="spellEnd"/>
+            <w:r>
+              <w:rPr>
+                <w:rFonts w:ascii="Times New Roman" w:eastAsia="Times New Roman" w:hAnsi="Times New Roman" w:cs="Times New Roman"/>
+              </w:rPr>
+              <w:t>)</w:t>
+            </w:r>
+          </w:p>
+          <w:p>
+            <w:pPr>
+              <w:rPr>
+                <w:rFonts w:ascii="Times New Roman" w:eastAsia="Times New Roman" w:hAnsi="Times New Roman" w:cs="Times New Roman"/>
+              </w:rPr>
+            </w:pPr>
+          </w:p>
+          <w:p>
+            <w:pPr>
+              <w:rPr>
+                <w:rFonts w:ascii="Times New Roman" w:eastAsia="Times New Roman" w:hAnsi="Times New Roman" w:cs="Times New Roman"/>
+              </w:rPr>
+            </w:pPr>
+            <w:r>
+              <w:rPr>
+                <w:rFonts w:ascii="Times New Roman" w:eastAsia="Times New Roman" w:hAnsi="Times New Roman" w:cs="Times New Roman"/>
+              </w:rPr>
+              <w:t># Check for missing values in both datasets</w:t>
+            </w:r>
+          </w:p>
+          <w:p>
+            <w:pPr>
+              <w:rPr>
+                <w:rFonts w:ascii="Times New Roman" w:eastAsia="Times New Roman" w:hAnsi="Times New Roman" w:cs="Times New Roman"/>
+              </w:rPr>
+            </w:pPr>
+            <w:proofErr w:type="gramStart"/>
+            <w:r>
+              <w:rPr>
+                <w:rFonts w:ascii="Times New Roman" w:eastAsia="Times New Roman" w:hAnsi="Times New Roman" w:cs="Times New Roman"/>
+              </w:rPr>
+              <w:t>cat(</w:t>
+            </w:r>
+            <w:proofErr w:type="gramEnd"/>
+            <w:r>
+              <w:rPr>
+                <w:rFonts w:ascii="Times New Roman" w:eastAsia="Times New Roman" w:hAnsi="Times New Roman" w:cs="Times New Roman"/>
+              </w:rPr>
+              <w:t>"\n--- MISSING VALUES CHECK ---\n")</w:t>
+            </w:r>
+          </w:p>
+          <w:p>
+            <w:pPr>
+              <w:rPr>
+                <w:rFonts w:ascii="Times New Roman" w:eastAsia="Times New Roman" w:hAnsi="Times New Roman" w:cs="Times New Roman"/>
+              </w:rPr>
+            </w:pPr>
+            <w:proofErr w:type="gramStart"/>
+            <w:r>
+              <w:rPr>
+                <w:rFonts w:ascii="Times New Roman" w:eastAsia="Times New Roman" w:hAnsi="Times New Roman" w:cs="Times New Roman"/>
+              </w:rPr>
+              <w:t>cat(</w:t>
+            </w:r>
+            <w:proofErr w:type="gramEnd"/>
+            <w:r>
+              <w:rPr>
+                <w:rFonts w:ascii="Times New Roman" w:eastAsia="Times New Roman" w:hAnsi="Times New Roman" w:cs="Times New Roman"/>
+              </w:rPr>
+              <w:t>"Missing values in drinks:", sum(is.na(drinks)), "\n")</w:t>
+            </w:r>
+          </w:p>
+          <w:p>
+            <w:pPr>
+              <w:rPr>
+                <w:rFonts w:ascii="Times New Roman" w:eastAsia="Times New Roman" w:hAnsi="Times New Roman" w:cs="Times New Roman"/>
+              </w:rPr>
+            </w:pPr>
+            <w:proofErr w:type="gramStart"/>
+            <w:r>
+              <w:rPr>
+                <w:rFonts w:ascii="Times New Roman" w:eastAsia="Times New Roman" w:hAnsi="Times New Roman" w:cs="Times New Roman"/>
+              </w:rPr>
+              <w:t>cat(</w:t>
+            </w:r>
+            <w:proofErr w:type="gramEnd"/>
+            <w:r>
+              <w:rPr>
+                <w:rFonts w:ascii="Times New Roman" w:eastAsia="Times New Roman" w:hAnsi="Times New Roman" w:cs="Times New Roman"/>
+              </w:rPr>
+              <w:t>"Missing values in life expectancy:", sum(is.na(</w:t>
+            </w:r>
+            <w:proofErr w:type="spellStart"/>
+            <w:r>
+              <w:rPr>
+                <w:rFonts w:ascii="Times New Roman" w:eastAsia="Times New Roman" w:hAnsi="Times New Roman" w:cs="Times New Roman"/>
+              </w:rPr>
+              <w:t>life_exp</w:t>
+            </w:r>
+            <w:proofErr w:type="spellEnd"/>
+            <w:r>
+              <w:rPr>
+                <w:rFonts w:ascii="Times New Roman" w:eastAsia="Times New Roman" w:hAnsi="Times New Roman" w:cs="Times New Roman"/>
+              </w:rPr>
+              <w:t>)), "\n\n")</w:t>
+            </w:r>
+          </w:p>
+          <w:p>
+            <w:pPr>
+              <w:rPr>
+                <w:rFonts w:ascii="Times New Roman" w:eastAsia="Times New Roman" w:hAnsi="Times New Roman" w:cs="Times New Roman"/>
+              </w:rPr>
+            </w:pPr>
+          </w:p>
+          <w:p>
+            <w:pPr>
+              <w:rPr>
+                <w:rFonts w:ascii="Times New Roman" w:eastAsia="Times New Roman" w:hAnsi="Times New Roman" w:cs="Times New Roman"/>
+              </w:rPr>
+            </w:pPr>
+            <w:r>
+              <w:rPr>
+                <w:rFonts w:ascii="Times New Roman" w:eastAsia="Times New Roman" w:hAnsi="Times New Roman" w:cs="Times New Roman"/>
+              </w:rPr>
+              <w:t># ============================================================================</w:t>
+            </w:r>
+          </w:p>
+          <w:p>
+            <w:pPr>
+              <w:rPr>
+                <w:rFonts w:ascii="Times New Roman" w:eastAsia="Times New Roman" w:hAnsi="Times New Roman" w:cs="Times New Roman"/>
+                <w:b/>
+                <w:bCs/>
+              </w:rPr>
+            </w:pPr>
+            <w:r>
+              <w:rPr>
+                <w:rFonts w:ascii="Times New Roman" w:eastAsia="Times New Roman" w:hAnsi="Times New Roman" w:cs="Times New Roman"/>
+                <w:b/>
+                <w:bCs/>
+              </w:rPr>
+              <w:t># 2. DATA MERGING</w:t>
+            </w:r>
+          </w:p>
+          <w:p>
+            <w:pPr>
+              <w:rPr>
+                <w:rFonts w:ascii="Times New Roman" w:eastAsia="Times New Roman" w:hAnsi="Times New Roman" w:cs="Times New Roman"/>
+              </w:rPr>
+            </w:pPr>
+            <w:r>
+              <w:rPr>
+                <w:rFonts w:ascii="Times New Roman" w:eastAsia="Times New Roman" w:hAnsi="Times New Roman" w:cs="Times New Roman"/>
+              </w:rPr>
+              <w:t># ============================================================================</w:t>
+            </w:r>
+          </w:p>
+          <w:p>
+            <w:pPr>
+              <w:rPr>
+                <w:rFonts w:ascii="Times New Roman" w:eastAsia="Times New Roman" w:hAnsi="Times New Roman" w:cs="Times New Roman"/>
+              </w:rPr>
+            </w:pPr>
+          </w:p>
+          <w:p>
+            <w:pPr>
+              <w:rPr>
+                <w:rFonts w:ascii="Times New Roman" w:eastAsia="Times New Roman" w:hAnsi="Times New Roman" w:cs="Times New Roman"/>
+              </w:rPr>
+            </w:pPr>
+            <w:proofErr w:type="gramStart"/>
+            <w:r>
+              <w:rPr>
+                <w:rFonts w:ascii="Times New Roman" w:eastAsia="Times New Roman" w:hAnsi="Times New Roman" w:cs="Times New Roman"/>
+              </w:rPr>
+              <w:t>cat(</w:t>
+            </w:r>
+            <w:proofErr w:type="gramEnd"/>
+            <w:r>
+              <w:rPr>
+                <w:rFonts w:ascii="Times New Roman" w:eastAsia="Times New Roman" w:hAnsi="Times New Roman" w:cs="Times New Roman"/>
+              </w:rPr>
+              <w:t>"=== MERGING DATASETS ===\n\n")</w:t>
+            </w:r>
+          </w:p>
+          <w:p>
+            <w:pPr>
+              <w:rPr>
+                <w:rFonts w:ascii="Times New Roman" w:eastAsia="Times New Roman" w:hAnsi="Times New Roman" w:cs="Times New Roman"/>
+              </w:rPr>
+            </w:pPr>
+          </w:p>
+          <w:p>
+            <w:pPr>
+              <w:rPr>
+                <w:rFonts w:ascii="Times New Roman" w:eastAsia="Times New Roman" w:hAnsi="Times New Roman" w:cs="Times New Roman"/>
+              </w:rPr>
+            </w:pPr>
+            <w:r>
+              <w:rPr>
+                <w:rFonts w:ascii="Times New Roman" w:eastAsia="Times New Roman" w:hAnsi="Times New Roman" w:cs="Times New Roman"/>
+              </w:rPr>
+              <w:t># Merge the two datasets by country</w:t>
+            </w:r>
+          </w:p>
+          <w:p>
+            <w:pPr>
+              <w:rPr>
+                <w:rFonts w:ascii="Times New Roman" w:eastAsia="Times New Roman" w:hAnsi="Times New Roman" w:cs="Times New Roman"/>
+              </w:rPr>
+            </w:pPr>
+            <w:r>
+              <w:rPr>
+                <w:rFonts w:ascii="Times New Roman" w:eastAsia="Times New Roman" w:hAnsi="Times New Roman" w:cs="Times New Roman"/>
+              </w:rPr>
+              <w:t># IMPORTANT: Adjust column names based on your actual data</w:t>
+            </w:r>
+          </w:p>
+          <w:p>
+            <w:pPr>
+              <w:rPr>
+                <w:rFonts w:ascii="Times New Roman" w:eastAsia="Times New Roman" w:hAnsi="Times New Roman" w:cs="Times New Roman"/>
+              </w:rPr>
+            </w:pPr>
+            <w:r>
+              <w:rPr>
+                <w:rFonts w:ascii="Times New Roman" w:eastAsia="Times New Roman" w:hAnsi="Times New Roman" w:cs="Times New Roman"/>
+              </w:rPr>
+              <w:t># Common variations in drinks.csv: "country" or "Country"</w:t>
+            </w:r>
+          </w:p>
+          <w:p>
+            <w:pPr>
+              <w:rPr>
+                <w:rFonts w:ascii="Times New Roman" w:eastAsia="Times New Roman" w:hAnsi="Times New Roman" w:cs="Times New Roman"/>
+              </w:rPr>
+            </w:pPr>
+            <w:r>
+              <w:rPr>
+                <w:rFonts w:ascii="Times New Roman" w:eastAsia="Times New Roman" w:hAnsi="Times New Roman" w:cs="Times New Roman"/>
+              </w:rPr>
+              <w:t># Common variations in life expectancy: "Country", "country", "</w:t>
+            </w:r>
+            <w:proofErr w:type="spellStart"/>
+            <w:r>
+              <w:rPr>
+                <w:rFonts w:ascii="Times New Roman" w:eastAsia="Times New Roman" w:hAnsi="Times New Roman" w:cs="Times New Roman"/>
+              </w:rPr>
+              <w:t>country_name</w:t>
+            </w:r>
+            <w:proofErr w:type="spellEnd"/>
+            <w:r>
+              <w:rPr>
+                <w:rFonts w:ascii="Times New Roman" w:eastAsia="Times New Roman" w:hAnsi="Times New Roman" w:cs="Times New Roman"/>
+              </w:rPr>
+              <w:t>"</w:t>
+            </w:r>
+          </w:p>
+          <w:p>
+            <w:pPr>
+              <w:rPr>
+                <w:rFonts w:ascii="Times New Roman" w:eastAsia="Times New Roman" w:hAnsi="Times New Roman" w:cs="Times New Roman"/>
+              </w:rPr>
+            </w:pPr>
+          </w:p>
+          <w:p>
+            <w:pPr>
+              <w:rPr>
+                <w:rFonts w:ascii="Times New Roman" w:eastAsia="Times New Roman" w:hAnsi="Times New Roman" w:cs="Times New Roman"/>
+              </w:rPr>
+            </w:pPr>
+            <w:r>
+              <w:rPr>
+                <w:rFonts w:ascii="Times New Roman" w:eastAsia="Times New Roman" w:hAnsi="Times New Roman" w:cs="Times New Roman"/>
+              </w:rPr>
+              <w:t># Check column names to determine merge keys</w:t>
+            </w:r>
+          </w:p>
+          <w:p>
+            <w:pPr>
+              <w:rPr>
+                <w:rFonts w:ascii="Times New Roman" w:eastAsia="Times New Roman" w:hAnsi="Times New Roman" w:cs="Times New Roman"/>
+              </w:rPr>
+            </w:pPr>
+            <w:proofErr w:type="gramStart"/>
+            <w:r>
+              <w:rPr>
+                <w:rFonts w:ascii="Times New Roman" w:eastAsia="Times New Roman" w:hAnsi="Times New Roman" w:cs="Times New Roman"/>
+              </w:rPr>
+              <w:t>cat(</w:t>
+            </w:r>
+            <w:proofErr w:type="gramEnd"/>
+            <w:r>
+              <w:rPr>
+                <w:rFonts w:ascii="Times New Roman" w:eastAsia="Times New Roman" w:hAnsi="Times New Roman" w:cs="Times New Roman"/>
+              </w:rPr>
+              <w:t xml:space="preserve">"Drinks column names:", </w:t>
+            </w:r>
+            <w:proofErr w:type="spellStart"/>
+            <w:r>
+              <w:rPr>
+                <w:rFonts w:ascii="Times New Roman" w:eastAsia="Times New Roman" w:hAnsi="Times New Roman" w:cs="Times New Roman"/>
+              </w:rPr>
+              <w:t>colnames</w:t>
+            </w:r>
+            <w:proofErr w:type="spellEnd"/>
+            <w:r>
+              <w:rPr>
+                <w:rFonts w:ascii="Times New Roman" w:eastAsia="Times New Roman" w:hAnsi="Times New Roman" w:cs="Times New Roman"/>
+              </w:rPr>
+              <w:t>(drinks), "\n")</w:t>
+            </w:r>
+          </w:p>
+          <w:p>
+            <w:pPr>
+              <w:rPr>
+                <w:rFonts w:ascii="Times New Roman" w:eastAsia="Times New Roman" w:hAnsi="Times New Roman" w:cs="Times New Roman"/>
+              </w:rPr>
+            </w:pPr>
+            <w:proofErr w:type="gramStart"/>
+            <w:r>
+              <w:rPr>
+                <w:rFonts w:ascii="Times New Roman" w:eastAsia="Times New Roman" w:hAnsi="Times New Roman" w:cs="Times New Roman"/>
+              </w:rPr>
+              <w:t>cat(</w:t>
+            </w:r>
+            <w:proofErr w:type="gramEnd"/>
+            <w:r>
+              <w:rPr>
+                <w:rFonts w:ascii="Times New Roman" w:eastAsia="Times New Roman" w:hAnsi="Times New Roman" w:cs="Times New Roman"/>
+              </w:rPr>
+              <w:t xml:space="preserve">"Life expectancy column names:", </w:t>
+            </w:r>
+            <w:proofErr w:type="spellStart"/>
+            <w:r>
+              <w:rPr>
+                <w:rFonts w:ascii="Times New Roman" w:eastAsia="Times New Roman" w:hAnsi="Times New Roman" w:cs="Times New Roman"/>
+              </w:rPr>
+              <w:t>colnames</w:t>
+            </w:r>
+            <w:proofErr w:type="spellEnd"/>
+            <w:r>
+              <w:rPr>
+                <w:rFonts w:ascii="Times New Roman" w:eastAsia="Times New Roman" w:hAnsi="Times New Roman" w:cs="Times New Roman"/>
+              </w:rPr>
+              <w:t>(</w:t>
+            </w:r>
+            <w:proofErr w:type="spellStart"/>
+            <w:r>
+              <w:rPr>
+                <w:rFonts w:ascii="Times New Roman" w:eastAsia="Times New Roman" w:hAnsi="Times New Roman" w:cs="Times New Roman"/>
+              </w:rPr>
+              <w:t>life_exp</w:t>
+            </w:r>
+            <w:proofErr w:type="spellEnd"/>
+            <w:r>
+              <w:rPr>
+                <w:rFonts w:ascii="Times New Roman" w:eastAsia="Times New Roman" w:hAnsi="Times New Roman" w:cs="Times New Roman"/>
+              </w:rPr>
+              <w:t>), "\n\n")</w:t>
+            </w:r>
+          </w:p>
+          <w:p>
+            <w:pPr>
+              <w:rPr>
+                <w:rFonts w:ascii="Times New Roman" w:eastAsia="Times New Roman" w:hAnsi="Times New Roman" w:cs="Times New Roman"/>
+              </w:rPr>
+            </w:pPr>
+          </w:p>
+          <w:p>
+            <w:pPr>
+              <w:rPr>
+                <w:rFonts w:ascii="Times New Roman" w:eastAsia="Times New Roman" w:hAnsi="Times New Roman" w:cs="Times New Roman"/>
+              </w:rPr>
+            </w:pPr>
+            <w:r>
+              <w:rPr>
+                <w:rFonts w:ascii="Times New Roman" w:eastAsia="Times New Roman" w:hAnsi="Times New Roman" w:cs="Times New Roman"/>
+              </w:rPr>
+              <w:t xml:space="preserve"># Merge - adjust the </w:t>
+            </w:r>
+            <w:proofErr w:type="spellStart"/>
+            <w:r>
+              <w:rPr>
+                <w:rFonts w:ascii="Times New Roman" w:eastAsia="Times New Roman" w:hAnsi="Times New Roman" w:cs="Times New Roman"/>
+              </w:rPr>
+              <w:t>by.x</w:t>
+            </w:r>
+            <w:proofErr w:type="spellEnd"/>
+            <w:r>
+              <w:rPr>
+                <w:rFonts w:ascii="Times New Roman" w:eastAsia="Times New Roman" w:hAnsi="Times New Roman" w:cs="Times New Roman"/>
+              </w:rPr>
+              <w:t xml:space="preserve"> and </w:t>
+            </w:r>
+            <w:proofErr w:type="spellStart"/>
+            <w:proofErr w:type="gramStart"/>
+            <w:r>
+              <w:rPr>
+                <w:rFonts w:ascii="Times New Roman" w:eastAsia="Times New Roman" w:hAnsi="Times New Roman" w:cs="Times New Roman"/>
+              </w:rPr>
+              <w:t>by.y</w:t>
+            </w:r>
+            <w:proofErr w:type="spellEnd"/>
+            <w:proofErr w:type="gramEnd"/>
+            <w:r>
+              <w:rPr>
+                <w:rFonts w:ascii="Times New Roman" w:eastAsia="Times New Roman" w:hAnsi="Times New Roman" w:cs="Times New Roman"/>
+              </w:rPr>
+              <w:t xml:space="preserve"> parameters to match your actual column names</w:t>
+            </w:r>
+          </w:p>
+          <w:p>
+            <w:pPr>
+              <w:rPr>
+                <w:rFonts w:ascii="Times New Roman" w:eastAsia="Times New Roman" w:hAnsi="Times New Roman" w:cs="Times New Roman"/>
+              </w:rPr>
+            </w:pPr>
+            <w:r>
+              <w:rPr>
+                <w:rFonts w:ascii="Times New Roman" w:eastAsia="Times New Roman" w:hAnsi="Times New Roman" w:cs="Times New Roman"/>
+              </w:rPr>
+              <w:t xml:space="preserve"># Example assuming drinks has "country" and </w:t>
+            </w:r>
+            <w:proofErr w:type="spellStart"/>
+            <w:r>
+              <w:rPr>
+                <w:rFonts w:ascii="Times New Roman" w:eastAsia="Times New Roman" w:hAnsi="Times New Roman" w:cs="Times New Roman"/>
+              </w:rPr>
+              <w:t>life_exp</w:t>
+            </w:r>
+            <w:proofErr w:type="spellEnd"/>
+            <w:r>
+              <w:rPr>
+                <w:rFonts w:ascii="Times New Roman" w:eastAsia="Times New Roman" w:hAnsi="Times New Roman" w:cs="Times New Roman"/>
+              </w:rPr>
+              <w:t xml:space="preserve"> has "</w:t>
+            </w:r>
+            <w:proofErr w:type="spellStart"/>
+            <w:r>
+              <w:rPr>
+                <w:rFonts w:ascii="Times New Roman" w:eastAsia="Times New Roman" w:hAnsi="Times New Roman" w:cs="Times New Roman"/>
+              </w:rPr>
+              <w:t>CountryDisplay</w:t>
+            </w:r>
+            <w:proofErr w:type="spellEnd"/>
+            <w:r>
+              <w:rPr>
+                <w:rFonts w:ascii="Times New Roman" w:eastAsia="Times New Roman" w:hAnsi="Times New Roman" w:cs="Times New Roman"/>
+              </w:rPr>
+              <w:t>"</w:t>
+            </w:r>
+          </w:p>
+          <w:p>
+            <w:pPr>
+              <w:rPr>
+                <w:rFonts w:ascii="Times New Roman" w:eastAsia="Times New Roman" w:hAnsi="Times New Roman" w:cs="Times New Roman"/>
+              </w:rPr>
+            </w:pPr>
+            <w:proofErr w:type="spellStart"/>
+            <w:r>
+              <w:rPr>
+                <w:rFonts w:ascii="Times New Roman" w:eastAsia="Times New Roman" w:hAnsi="Times New Roman" w:cs="Times New Roman"/>
+              </w:rPr>
+              <w:t>data_merged</w:t>
+            </w:r>
+            <w:proofErr w:type="spellEnd"/>
+            <w:r>
+              <w:rPr>
+                <w:rFonts w:ascii="Times New Roman" w:eastAsia="Times New Roman" w:hAnsi="Times New Roman" w:cs="Times New Roman"/>
+              </w:rPr>
+              <w:t xml:space="preserve"> &lt;- </w:t>
+            </w:r>
+            <w:proofErr w:type="gramStart"/>
+            <w:r>
+              <w:rPr>
+                <w:rFonts w:ascii="Times New Roman" w:eastAsia="Times New Roman" w:hAnsi="Times New Roman" w:cs="Times New Roman"/>
+              </w:rPr>
+              <w:t>merge(</w:t>
+            </w:r>
+            <w:proofErr w:type="gramEnd"/>
+            <w:r>
+              <w:rPr>
+                <w:rFonts w:ascii="Times New Roman" w:eastAsia="Times New Roman" w:hAnsi="Times New Roman" w:cs="Times New Roman"/>
+              </w:rPr>
+              <w:t xml:space="preserve">drinks, </w:t>
+            </w:r>
+            <w:proofErr w:type="spellStart"/>
+            <w:r>
+              <w:rPr>
+                <w:rFonts w:ascii="Times New Roman" w:eastAsia="Times New Roman" w:hAnsi="Times New Roman" w:cs="Times New Roman"/>
+              </w:rPr>
+              <w:t>life_exp</w:t>
+            </w:r>
+            <w:proofErr w:type="spellEnd"/>
+            <w:r>
+              <w:rPr>
+                <w:rFonts w:ascii="Times New Roman" w:eastAsia="Times New Roman" w:hAnsi="Times New Roman" w:cs="Times New Roman"/>
+              </w:rPr>
+              <w:t xml:space="preserve">, </w:t>
+            </w:r>
+            <w:proofErr w:type="spellStart"/>
+            <w:r>
+              <w:rPr>
+                <w:rFonts w:ascii="Times New Roman" w:eastAsia="Times New Roman" w:hAnsi="Times New Roman" w:cs="Times New Roman"/>
+              </w:rPr>
+              <w:t>by.x</w:t>
+            </w:r>
+            <w:proofErr w:type="spellEnd"/>
+            <w:r>
+              <w:rPr>
+                <w:rFonts w:ascii="Times New Roman" w:eastAsia="Times New Roman" w:hAnsi="Times New Roman" w:cs="Times New Roman"/>
+              </w:rPr>
+              <w:t xml:space="preserve"> = "country", </w:t>
+            </w:r>
+            <w:proofErr w:type="spellStart"/>
+            <w:proofErr w:type="gramStart"/>
+            <w:r>
+              <w:rPr>
+                <w:rFonts w:ascii="Times New Roman" w:eastAsia="Times New Roman" w:hAnsi="Times New Roman" w:cs="Times New Roman"/>
+              </w:rPr>
+              <w:t>by.y</w:t>
+            </w:r>
+            <w:proofErr w:type="spellEnd"/>
+            <w:proofErr w:type="gramEnd"/>
+            <w:r>
+              <w:rPr>
+                <w:rFonts w:ascii="Times New Roman" w:eastAsia="Times New Roman" w:hAnsi="Times New Roman" w:cs="Times New Roman"/>
+              </w:rPr>
+              <w:t xml:space="preserve"> = "</w:t>
+            </w:r>
+            <w:proofErr w:type="spellStart"/>
+            <w:r>
+              <w:rPr>
+                <w:rFonts w:ascii="Times New Roman" w:eastAsia="Times New Roman" w:hAnsi="Times New Roman" w:cs="Times New Roman"/>
+              </w:rPr>
+              <w:t>CountryDisplay</w:t>
+            </w:r>
+            <w:proofErr w:type="spellEnd"/>
+            <w:r>
+              <w:rPr>
+                <w:rFonts w:ascii="Times New Roman" w:eastAsia="Times New Roman" w:hAnsi="Times New Roman" w:cs="Times New Roman"/>
+              </w:rPr>
+              <w:t>", all = FALSE)</w:t>
+            </w:r>
+          </w:p>
+          <w:p>
+            <w:pPr>
+              <w:rPr>
+                <w:rFonts w:ascii="Times New Roman" w:eastAsia="Times New Roman" w:hAnsi="Times New Roman" w:cs="Times New Roman"/>
+              </w:rPr>
+            </w:pPr>
+          </w:p>
+          <w:p>
+            <w:pPr>
+              <w:rPr>
+                <w:rFonts w:ascii="Times New Roman" w:eastAsia="Times New Roman" w:hAnsi="Times New Roman" w:cs="Times New Roman"/>
+              </w:rPr>
+            </w:pPr>
+            <w:proofErr w:type="gramStart"/>
+            <w:r>
+              <w:rPr>
+                <w:rFonts w:ascii="Times New Roman" w:eastAsia="Times New Roman" w:hAnsi="Times New Roman" w:cs="Times New Roman"/>
+              </w:rPr>
+              <w:t>cat(</w:t>
+            </w:r>
+            <w:proofErr w:type="gramEnd"/>
+            <w:r>
+              <w:rPr>
+                <w:rFonts w:ascii="Times New Roman" w:eastAsia="Times New Roman" w:hAnsi="Times New Roman" w:cs="Times New Roman"/>
+              </w:rPr>
+              <w:t xml:space="preserve">"Number of countries after merge:", </w:t>
+            </w:r>
+            <w:proofErr w:type="spellStart"/>
+            <w:r>
+              <w:rPr>
+                <w:rFonts w:ascii="Times New Roman" w:eastAsia="Times New Roman" w:hAnsi="Times New Roman" w:cs="Times New Roman"/>
+              </w:rPr>
+              <w:t>nrow</w:t>
+            </w:r>
+            <w:proofErr w:type="spellEnd"/>
+            <w:r>
+              <w:rPr>
+                <w:rFonts w:ascii="Times New Roman" w:eastAsia="Times New Roman" w:hAnsi="Times New Roman" w:cs="Times New Roman"/>
+              </w:rPr>
+              <w:t>(</w:t>
+            </w:r>
+            <w:proofErr w:type="spellStart"/>
+            <w:r>
+              <w:rPr>
+                <w:rFonts w:ascii="Times New Roman" w:eastAsia="Times New Roman" w:hAnsi="Times New Roman" w:cs="Times New Roman"/>
+              </w:rPr>
+              <w:t>data_merged</w:t>
+            </w:r>
+            <w:proofErr w:type="spellEnd"/>
+            <w:r>
+              <w:rPr>
+                <w:rFonts w:ascii="Times New Roman" w:eastAsia="Times New Roman" w:hAnsi="Times New Roman" w:cs="Times New Roman"/>
+              </w:rPr>
+              <w:t>), "\n\n")</w:t>
+            </w:r>
+          </w:p>
+          <w:p>
+            <w:pPr>
+              <w:rPr>
+                <w:rFonts w:ascii="Times New Roman" w:eastAsia="Times New Roman" w:hAnsi="Times New Roman" w:cs="Times New Roman"/>
+              </w:rPr>
+            </w:pPr>
+          </w:p>
+          <w:p>
+            <w:pPr>
+              <w:rPr>
+                <w:rFonts w:ascii="Times New Roman" w:eastAsia="Times New Roman" w:hAnsi="Times New Roman" w:cs="Times New Roman"/>
+              </w:rPr>
+            </w:pPr>
+          </w:p>
+          <w:p>
+            <w:pPr>
+              <w:rPr>
+                <w:rFonts w:ascii="Times New Roman" w:eastAsia="Times New Roman" w:hAnsi="Times New Roman" w:cs="Times New Roman"/>
+              </w:rPr>
+            </w:pPr>
+          </w:p>
+          <w:p>
+            <w:pPr>
+              <w:rPr>
+                <w:rFonts w:ascii="Times New Roman" w:eastAsia="Times New Roman" w:hAnsi="Times New Roman" w:cs="Times New Roman"/>
+              </w:rPr>
+            </w:pPr>
+          </w:p>
+          <w:p>
+            <w:pPr>
+              <w:rPr>
+                <w:rFonts w:ascii="Times New Roman" w:eastAsia="Times New Roman" w:hAnsi="Times New Roman" w:cs="Times New Roman"/>
+              </w:rPr>
+            </w:pPr>
+          </w:p>
+          <w:p>
+            <w:pPr>
+              <w:rPr>
+                <w:rFonts w:ascii="Times New Roman" w:eastAsia="Times New Roman" w:hAnsi="Times New Roman" w:cs="Times New Roman"/>
+              </w:rPr>
+            </w:pPr>
+          </w:p>
+          <w:p>
+            <w:pPr>
+              <w:rPr>
+                <w:rFonts w:ascii="Times New Roman" w:eastAsia="Times New Roman" w:hAnsi="Times New Roman" w:cs="Times New Roman"/>
+              </w:rPr>
+            </w:pPr>
+          </w:p>
+          <w:p>
+            <w:pPr>
+              <w:rPr>
+                <w:rFonts w:ascii="Times New Roman" w:eastAsia="Times New Roman" w:hAnsi="Times New Roman" w:cs="Times New Roman"/>
+              </w:rPr>
+            </w:pPr>
+          </w:p>
+          <w:p>
+            <w:pPr>
+              <w:rPr>
+                <w:rFonts w:ascii="Times New Roman" w:eastAsia="Times New Roman" w:hAnsi="Times New Roman" w:cs="Times New Roman"/>
+              </w:rPr>
+            </w:pPr>
+            <w:r>
+              <w:rPr>
+                <w:rFonts w:ascii="Times New Roman" w:eastAsia="Times New Roman" w:hAnsi="Times New Roman" w:cs="Times New Roman"/>
+              </w:rPr>
+              <w:t># ============================================================================</w:t>
+            </w:r>
+          </w:p>
+          <w:p>
+            <w:pPr>
+              <w:rPr>
+                <w:rFonts w:ascii="Times New Roman" w:eastAsia="Times New Roman" w:hAnsi="Times New Roman" w:cs="Times New Roman"/>
+                <w:b/>
+                <w:bCs/>
+              </w:rPr>
+            </w:pPr>
+            <w:r>
+              <w:rPr>
+                <w:rFonts w:ascii="Times New Roman" w:eastAsia="Times New Roman" w:hAnsi="Times New Roman" w:cs="Times New Roman"/>
+                <w:b/>
+                <w:bCs/>
+              </w:rPr>
+              <w:t># 3. DATA CLEANING AND SELECTION</w:t>
+            </w:r>
+          </w:p>
+          <w:p>
+            <w:pPr>
+              <w:rPr>
+                <w:rFonts w:ascii="Times New Roman" w:eastAsia="Times New Roman" w:hAnsi="Times New Roman" w:cs="Times New Roman"/>
+              </w:rPr>
+            </w:pPr>
+            <w:r>
+              <w:rPr>
+                <w:rFonts w:ascii="Times New Roman" w:eastAsia="Times New Roman" w:hAnsi="Times New Roman" w:cs="Times New Roman"/>
+              </w:rPr>
+              <w:t># ============================================================================</w:t>
+            </w:r>
+          </w:p>
+          <w:p>
+            <w:pPr>
+              <w:rPr>
+                <w:rFonts w:ascii="Times New Roman" w:eastAsia="Times New Roman" w:hAnsi="Times New Roman" w:cs="Times New Roman"/>
+              </w:rPr>
+            </w:pPr>
+            <w:proofErr w:type="spellStart"/>
+            <w:r>
+              <w:rPr>
+                <w:rFonts w:ascii="Times New Roman" w:eastAsia="Times New Roman" w:hAnsi="Times New Roman" w:cs="Times New Roman"/>
+              </w:rPr>
+              <w:t>colnames</w:t>
+            </w:r>
+            <w:proofErr w:type="spellEnd"/>
+            <w:r>
+              <w:rPr>
+                <w:rFonts w:ascii="Times New Roman" w:eastAsia="Times New Roman" w:hAnsi="Times New Roman" w:cs="Times New Roman"/>
+              </w:rPr>
+              <w:t>(</w:t>
+            </w:r>
+            <w:proofErr w:type="spellStart"/>
+            <w:r>
+              <w:rPr>
+                <w:rFonts w:ascii="Times New Roman" w:eastAsia="Times New Roman" w:hAnsi="Times New Roman" w:cs="Times New Roman"/>
+              </w:rPr>
+              <w:t>data_merged</w:t>
+            </w:r>
+            <w:proofErr w:type="spellEnd"/>
+            <w:r>
+              <w:rPr>
+                <w:rFonts w:ascii="Times New Roman" w:eastAsia="Times New Roman" w:hAnsi="Times New Roman" w:cs="Times New Roman"/>
+              </w:rPr>
+              <w:t>)</w:t>
+            </w:r>
+          </w:p>
+          <w:p>
+            <w:pPr>
+              <w:rPr>
+                <w:rFonts w:ascii="Times New Roman" w:eastAsia="Times New Roman" w:hAnsi="Times New Roman" w:cs="Times New Roman"/>
+              </w:rPr>
+            </w:pPr>
+            <w:proofErr w:type="gramStart"/>
+            <w:r>
+              <w:rPr>
+                <w:rFonts w:ascii="Times New Roman" w:eastAsia="Times New Roman" w:hAnsi="Times New Roman" w:cs="Times New Roman"/>
+              </w:rPr>
+              <w:t>cat(</w:t>
+            </w:r>
+            <w:proofErr w:type="gramEnd"/>
+            <w:r>
+              <w:rPr>
+                <w:rFonts w:ascii="Times New Roman" w:eastAsia="Times New Roman" w:hAnsi="Times New Roman" w:cs="Times New Roman"/>
+              </w:rPr>
+              <w:t>"=== DATA CLEANING ===\n\n")</w:t>
+            </w:r>
+          </w:p>
+          <w:p>
+            <w:pPr>
+              <w:rPr>
+                <w:rFonts w:ascii="Times New Roman" w:eastAsia="Times New Roman" w:hAnsi="Times New Roman" w:cs="Times New Roman"/>
+              </w:rPr>
+            </w:pPr>
+          </w:p>
+          <w:p>
+            <w:pPr>
+              <w:rPr>
+                <w:rFonts w:ascii="Times New Roman" w:eastAsia="Times New Roman" w:hAnsi="Times New Roman" w:cs="Times New Roman"/>
+              </w:rPr>
+            </w:pPr>
+            <w:r>
+              <w:rPr>
+                <w:rFonts w:ascii="Times New Roman" w:eastAsia="Times New Roman" w:hAnsi="Times New Roman" w:cs="Times New Roman"/>
+              </w:rPr>
+              <w:t># Remove rows with missing values</w:t>
+            </w:r>
+          </w:p>
+          <w:p>
+            <w:pPr>
+              <w:rPr>
+                <w:rFonts w:ascii="Times New Roman" w:eastAsia="Times New Roman" w:hAnsi="Times New Roman" w:cs="Times New Roman"/>
+              </w:rPr>
+            </w:pPr>
+            <w:proofErr w:type="spellStart"/>
+            <w:r>
+              <w:rPr>
+                <w:rFonts w:ascii="Times New Roman" w:eastAsia="Times New Roman" w:hAnsi="Times New Roman" w:cs="Times New Roman"/>
+              </w:rPr>
+              <w:t>data_clean</w:t>
+            </w:r>
+            <w:proofErr w:type="spellEnd"/>
+            <w:r>
+              <w:rPr>
+                <w:rFonts w:ascii="Times New Roman" w:eastAsia="Times New Roman" w:hAnsi="Times New Roman" w:cs="Times New Roman"/>
+              </w:rPr>
+              <w:t xml:space="preserve"> &lt;- </w:t>
+            </w:r>
+            <w:proofErr w:type="spellStart"/>
+            <w:proofErr w:type="gramStart"/>
+            <w:r>
+              <w:rPr>
+                <w:rFonts w:ascii="Times New Roman" w:eastAsia="Times New Roman" w:hAnsi="Times New Roman" w:cs="Times New Roman"/>
+              </w:rPr>
+              <w:t>na.omit</w:t>
+            </w:r>
+            <w:proofErr w:type="spellEnd"/>
+            <w:proofErr w:type="gramEnd"/>
+            <w:r>
+              <w:rPr>
+                <w:rFonts w:ascii="Times New Roman" w:eastAsia="Times New Roman" w:hAnsi="Times New Roman" w:cs="Times New Roman"/>
+              </w:rPr>
+              <w:t>(</w:t>
+            </w:r>
+            <w:proofErr w:type="spellStart"/>
+            <w:r>
+              <w:rPr>
+                <w:rFonts w:ascii="Times New Roman" w:eastAsia="Times New Roman" w:hAnsi="Times New Roman" w:cs="Times New Roman"/>
+              </w:rPr>
+              <w:t>data_merged</w:t>
+            </w:r>
+            <w:proofErr w:type="spellEnd"/>
+            <w:r>
+              <w:rPr>
+                <w:rFonts w:ascii="Times New Roman" w:eastAsia="Times New Roman" w:hAnsi="Times New Roman" w:cs="Times New Roman"/>
+              </w:rPr>
+              <w:t>)</w:t>
+            </w:r>
+          </w:p>
+          <w:p>
+            <w:pPr>
+              <w:rPr>
+                <w:rFonts w:ascii="Times New Roman" w:eastAsia="Times New Roman" w:hAnsi="Times New Roman" w:cs="Times New Roman"/>
+              </w:rPr>
+            </w:pPr>
+            <w:proofErr w:type="gramStart"/>
+            <w:r>
+              <w:rPr>
+                <w:rFonts w:ascii="Times New Roman" w:eastAsia="Times New Roman" w:hAnsi="Times New Roman" w:cs="Times New Roman"/>
+              </w:rPr>
+              <w:t>cat(</w:t>
+            </w:r>
+            <w:proofErr w:type="gramEnd"/>
+            <w:r>
+              <w:rPr>
+                <w:rFonts w:ascii="Times New Roman" w:eastAsia="Times New Roman" w:hAnsi="Times New Roman" w:cs="Times New Roman"/>
+              </w:rPr>
+              <w:t xml:space="preserve">"Number of countries after removing NA:", </w:t>
+            </w:r>
+            <w:proofErr w:type="spellStart"/>
+            <w:r>
+              <w:rPr>
+                <w:rFonts w:ascii="Times New Roman" w:eastAsia="Times New Roman" w:hAnsi="Times New Roman" w:cs="Times New Roman"/>
+              </w:rPr>
+              <w:t>nrow</w:t>
+            </w:r>
+            <w:proofErr w:type="spellEnd"/>
+            <w:r>
+              <w:rPr>
+                <w:rFonts w:ascii="Times New Roman" w:eastAsia="Times New Roman" w:hAnsi="Times New Roman" w:cs="Times New Roman"/>
+              </w:rPr>
+              <w:t>(</w:t>
+            </w:r>
+            <w:proofErr w:type="spellStart"/>
+            <w:r>
+              <w:rPr>
+                <w:rFonts w:ascii="Times New Roman" w:eastAsia="Times New Roman" w:hAnsi="Times New Roman" w:cs="Times New Roman"/>
+              </w:rPr>
+              <w:t>data_clean</w:t>
+            </w:r>
+            <w:proofErr w:type="spellEnd"/>
+            <w:r>
+              <w:rPr>
+                <w:rFonts w:ascii="Times New Roman" w:eastAsia="Times New Roman" w:hAnsi="Times New Roman" w:cs="Times New Roman"/>
+              </w:rPr>
+              <w:t>), "\n\n")</w:t>
+            </w:r>
+          </w:p>
+          <w:p>
+            <w:pPr>
+              <w:rPr>
+                <w:rFonts w:ascii="Times New Roman" w:eastAsia="Times New Roman" w:hAnsi="Times New Roman" w:cs="Times New Roman"/>
+              </w:rPr>
+            </w:pPr>
+          </w:p>
+          <w:p>
+            <w:pPr>
+              <w:rPr>
+                <w:rFonts w:ascii="Times New Roman" w:eastAsia="Times New Roman" w:hAnsi="Times New Roman" w:cs="Times New Roman"/>
+              </w:rPr>
+            </w:pPr>
+            <w:r>
+              <w:rPr>
+                <w:rFonts w:ascii="Times New Roman" w:eastAsia="Times New Roman" w:hAnsi="Times New Roman" w:cs="Times New Roman"/>
+              </w:rPr>
+              <w:t># Select and rename relevant columns for analysis</w:t>
+            </w:r>
+          </w:p>
+          <w:p>
+            <w:pPr>
+              <w:rPr>
+                <w:rFonts w:ascii="Times New Roman" w:eastAsia="Times New Roman" w:hAnsi="Times New Roman" w:cs="Times New Roman"/>
+              </w:rPr>
+            </w:pPr>
+            <w:r>
+              <w:rPr>
+                <w:rFonts w:ascii="Times New Roman" w:eastAsia="Times New Roman" w:hAnsi="Times New Roman" w:cs="Times New Roman"/>
+              </w:rPr>
+              <w:t xml:space="preserve"># drinks.csv columns: country, </w:t>
+            </w:r>
+            <w:proofErr w:type="spellStart"/>
+            <w:r>
+              <w:rPr>
+                <w:rFonts w:ascii="Times New Roman" w:eastAsia="Times New Roman" w:hAnsi="Times New Roman" w:cs="Times New Roman"/>
+              </w:rPr>
+              <w:t>beer_servings</w:t>
+            </w:r>
+            <w:proofErr w:type="spellEnd"/>
+            <w:r>
+              <w:rPr>
+                <w:rFonts w:ascii="Times New Roman" w:eastAsia="Times New Roman" w:hAnsi="Times New Roman" w:cs="Times New Roman"/>
+              </w:rPr>
+              <w:t xml:space="preserve">, </w:t>
+            </w:r>
+            <w:proofErr w:type="spellStart"/>
+            <w:r>
+              <w:rPr>
+                <w:rFonts w:ascii="Times New Roman" w:eastAsia="Times New Roman" w:hAnsi="Times New Roman" w:cs="Times New Roman"/>
+              </w:rPr>
+              <w:t>spirit_servings</w:t>
+            </w:r>
+            <w:proofErr w:type="spellEnd"/>
+            <w:r>
+              <w:rPr>
+                <w:rFonts w:ascii="Times New Roman" w:eastAsia="Times New Roman" w:hAnsi="Times New Roman" w:cs="Times New Roman"/>
+              </w:rPr>
+              <w:t xml:space="preserve">, </w:t>
+            </w:r>
+            <w:proofErr w:type="spellStart"/>
+            <w:r>
+              <w:rPr>
+                <w:rFonts w:ascii="Times New Roman" w:eastAsia="Times New Roman" w:hAnsi="Times New Roman" w:cs="Times New Roman"/>
+              </w:rPr>
+              <w:t>wine_servings</w:t>
+            </w:r>
+            <w:proofErr w:type="spellEnd"/>
+            <w:r>
+              <w:rPr>
+                <w:rFonts w:ascii="Times New Roman" w:eastAsia="Times New Roman" w:hAnsi="Times New Roman" w:cs="Times New Roman"/>
+              </w:rPr>
+              <w:t xml:space="preserve">, </w:t>
+            </w:r>
+            <w:proofErr w:type="spellStart"/>
+            <w:r>
+              <w:rPr>
+                <w:rFonts w:ascii="Times New Roman" w:eastAsia="Times New Roman" w:hAnsi="Times New Roman" w:cs="Times New Roman"/>
+              </w:rPr>
+              <w:t>total_litres_of_pure_alcohol</w:t>
+            </w:r>
+            <w:proofErr w:type="spellEnd"/>
+          </w:p>
+          <w:p>
+            <w:pPr>
+              <w:rPr>
+                <w:rFonts w:ascii="Times New Roman" w:eastAsia="Times New Roman" w:hAnsi="Times New Roman" w:cs="Times New Roman"/>
+              </w:rPr>
+            </w:pPr>
+            <w:r>
+              <w:rPr>
+                <w:rFonts w:ascii="Times New Roman" w:eastAsia="Times New Roman" w:hAnsi="Times New Roman" w:cs="Times New Roman"/>
+              </w:rPr>
+              <w:t># lifeexpectency.csv has the life expectancy value in the column called "Numeric"</w:t>
+            </w:r>
+          </w:p>
+          <w:p>
+            <w:pPr>
+              <w:rPr>
+                <w:rFonts w:ascii="Times New Roman" w:eastAsia="Times New Roman" w:hAnsi="Times New Roman" w:cs="Times New Roman"/>
+              </w:rPr>
+            </w:pPr>
+          </w:p>
+          <w:p>
+            <w:pPr>
+              <w:rPr>
+                <w:rFonts w:ascii="Times New Roman" w:eastAsia="Times New Roman" w:hAnsi="Times New Roman" w:cs="Times New Roman"/>
+              </w:rPr>
+            </w:pPr>
+            <w:r>
+              <w:rPr>
+                <w:rFonts w:ascii="Times New Roman" w:eastAsia="Times New Roman" w:hAnsi="Times New Roman" w:cs="Times New Roman"/>
+              </w:rPr>
+              <w:t># Select only the columns we need for analysis</w:t>
+            </w:r>
+          </w:p>
+          <w:p>
+            <w:pPr>
+              <w:rPr>
+                <w:rFonts w:ascii="Times New Roman" w:eastAsia="Times New Roman" w:hAnsi="Times New Roman" w:cs="Times New Roman"/>
+              </w:rPr>
+            </w:pPr>
+            <w:proofErr w:type="spellStart"/>
+            <w:r>
+              <w:rPr>
+                <w:rFonts w:ascii="Times New Roman" w:eastAsia="Times New Roman" w:hAnsi="Times New Roman" w:cs="Times New Roman"/>
+              </w:rPr>
+              <w:t>data_clean</w:t>
+            </w:r>
+            <w:proofErr w:type="spellEnd"/>
+            <w:r>
+              <w:rPr>
+                <w:rFonts w:ascii="Times New Roman" w:eastAsia="Times New Roman" w:hAnsi="Times New Roman" w:cs="Times New Roman"/>
+              </w:rPr>
+              <w:t xml:space="preserve"> &lt;- </w:t>
+            </w:r>
+            <w:proofErr w:type="spellStart"/>
+            <w:r>
+              <w:rPr>
+                <w:rFonts w:ascii="Times New Roman" w:eastAsia="Times New Roman" w:hAnsi="Times New Roman" w:cs="Times New Roman"/>
+              </w:rPr>
+              <w:t>data_merged</w:t>
+            </w:r>
+            <w:proofErr w:type="spellEnd"/>
+            <w:r>
+              <w:rPr>
+                <w:rFonts w:ascii="Times New Roman" w:eastAsia="Times New Roman" w:hAnsi="Times New Roman" w:cs="Times New Roman"/>
+              </w:rPr>
+              <w:t xml:space="preserve"> %&gt;%</w:t>
+            </w:r>
+          </w:p>
+          <w:p>
+            <w:pPr>
+              <w:rPr>
+                <w:rFonts w:ascii="Times New Roman" w:eastAsia="Times New Roman" w:hAnsi="Times New Roman" w:cs="Times New Roman"/>
+              </w:rPr>
+            </w:pPr>
+            <w:r>
+              <w:rPr>
+                <w:rFonts w:ascii="Times New Roman" w:eastAsia="Times New Roman" w:hAnsi="Times New Roman" w:cs="Times New Roman"/>
+              </w:rPr>
+              <w:t xml:space="preserve">  </w:t>
+            </w:r>
+            <w:proofErr w:type="gramStart"/>
+            <w:r>
+              <w:rPr>
+                <w:rFonts w:ascii="Times New Roman" w:eastAsia="Times New Roman" w:hAnsi="Times New Roman" w:cs="Times New Roman"/>
+              </w:rPr>
+              <w:t>select(</w:t>
+            </w:r>
+            <w:proofErr w:type="gramEnd"/>
+            <w:r>
+              <w:rPr>
+                <w:rFonts w:ascii="Times New Roman" w:eastAsia="Times New Roman" w:hAnsi="Times New Roman" w:cs="Times New Roman"/>
+              </w:rPr>
+              <w:t xml:space="preserve">country, </w:t>
+            </w:r>
+            <w:proofErr w:type="spellStart"/>
+            <w:r>
+              <w:rPr>
+                <w:rFonts w:ascii="Times New Roman" w:eastAsia="Times New Roman" w:hAnsi="Times New Roman" w:cs="Times New Roman"/>
+              </w:rPr>
+              <w:t>total_litres_of_pure_alcohol</w:t>
+            </w:r>
+            <w:proofErr w:type="spellEnd"/>
+            <w:r>
+              <w:rPr>
+                <w:rFonts w:ascii="Times New Roman" w:eastAsia="Times New Roman" w:hAnsi="Times New Roman" w:cs="Times New Roman"/>
+              </w:rPr>
+              <w:t>, Numeric) %&gt;%</w:t>
+            </w:r>
+          </w:p>
+          <w:p>
+            <w:pPr>
+              <w:rPr>
+                <w:rFonts w:ascii="Times New Roman" w:eastAsia="Times New Roman" w:hAnsi="Times New Roman" w:cs="Times New Roman"/>
+              </w:rPr>
+            </w:pPr>
+            <w:r>
+              <w:rPr>
+                <w:rFonts w:ascii="Times New Roman" w:eastAsia="Times New Roman" w:hAnsi="Times New Roman" w:cs="Times New Roman"/>
+              </w:rPr>
+              <w:t xml:space="preserve">  </w:t>
+            </w:r>
+            <w:proofErr w:type="gramStart"/>
+            <w:r>
+              <w:rPr>
+                <w:rFonts w:ascii="Times New Roman" w:eastAsia="Times New Roman" w:hAnsi="Times New Roman" w:cs="Times New Roman"/>
+              </w:rPr>
+              <w:t>rename(</w:t>
+            </w:r>
+            <w:proofErr w:type="gramEnd"/>
+            <w:r>
+              <w:rPr>
+                <w:rFonts w:ascii="Times New Roman" w:eastAsia="Times New Roman" w:hAnsi="Times New Roman" w:cs="Times New Roman"/>
+              </w:rPr>
+              <w:t>Country = country,</w:t>
+            </w:r>
+          </w:p>
+          <w:p>
+            <w:pPr>
+              <w:rPr>
+                <w:rFonts w:ascii="Times New Roman" w:eastAsia="Times New Roman" w:hAnsi="Times New Roman" w:cs="Times New Roman"/>
+              </w:rPr>
+            </w:pPr>
+            <w:r>
+              <w:rPr>
+                <w:rFonts w:ascii="Times New Roman" w:eastAsia="Times New Roman" w:hAnsi="Times New Roman" w:cs="Times New Roman"/>
+              </w:rPr>
+              <w:t xml:space="preserve">         </w:t>
+            </w:r>
+            <w:proofErr w:type="spellStart"/>
+            <w:r>
+              <w:rPr>
+                <w:rFonts w:ascii="Times New Roman" w:eastAsia="Times New Roman" w:hAnsi="Times New Roman" w:cs="Times New Roman"/>
+              </w:rPr>
+              <w:t>Alcohol_Consumption</w:t>
+            </w:r>
+            <w:proofErr w:type="spellEnd"/>
+            <w:r>
+              <w:rPr>
+                <w:rFonts w:ascii="Times New Roman" w:eastAsia="Times New Roman" w:hAnsi="Times New Roman" w:cs="Times New Roman"/>
+              </w:rPr>
+              <w:t xml:space="preserve"> = </w:t>
+            </w:r>
+            <w:proofErr w:type="spellStart"/>
+            <w:r>
+              <w:rPr>
+                <w:rFonts w:ascii="Times New Roman" w:eastAsia="Times New Roman" w:hAnsi="Times New Roman" w:cs="Times New Roman"/>
+              </w:rPr>
+              <w:t>total_litres_of_pure_alcohol</w:t>
+            </w:r>
+            <w:proofErr w:type="spellEnd"/>
+            <w:r>
+              <w:rPr>
+                <w:rFonts w:ascii="Times New Roman" w:eastAsia="Times New Roman" w:hAnsi="Times New Roman" w:cs="Times New Roman"/>
+              </w:rPr>
+              <w:t>,</w:t>
+            </w:r>
+          </w:p>
+          <w:p>
+            <w:pPr>
+              <w:rPr>
+                <w:rFonts w:ascii="Times New Roman" w:eastAsia="Times New Roman" w:hAnsi="Times New Roman" w:cs="Times New Roman"/>
+              </w:rPr>
+            </w:pPr>
+            <w:r>
+              <w:rPr>
+                <w:rFonts w:ascii="Times New Roman" w:eastAsia="Times New Roman" w:hAnsi="Times New Roman" w:cs="Times New Roman"/>
+              </w:rPr>
+              <w:t xml:space="preserve">         </w:t>
+            </w:r>
+            <w:proofErr w:type="spellStart"/>
+            <w:r>
+              <w:rPr>
+                <w:rFonts w:ascii="Times New Roman" w:eastAsia="Times New Roman" w:hAnsi="Times New Roman" w:cs="Times New Roman"/>
+              </w:rPr>
+              <w:t>Life_Expectancy</w:t>
+            </w:r>
+            <w:proofErr w:type="spellEnd"/>
+            <w:r>
+              <w:rPr>
+                <w:rFonts w:ascii="Times New Roman" w:eastAsia="Times New Roman" w:hAnsi="Times New Roman" w:cs="Times New Roman"/>
+              </w:rPr>
+              <w:t xml:space="preserve"> = Numeric)</w:t>
+            </w:r>
+          </w:p>
+          <w:p>
+            <w:pPr>
+              <w:rPr>
+                <w:rFonts w:ascii="Times New Roman" w:eastAsia="Times New Roman" w:hAnsi="Times New Roman" w:cs="Times New Roman"/>
+              </w:rPr>
+            </w:pPr>
+          </w:p>
+          <w:p>
+            <w:pPr>
+              <w:rPr>
+                <w:rFonts w:ascii="Times New Roman" w:eastAsia="Times New Roman" w:hAnsi="Times New Roman" w:cs="Times New Roman"/>
+              </w:rPr>
+            </w:pPr>
+            <w:r>
+              <w:rPr>
+                <w:rFonts w:ascii="Times New Roman" w:eastAsia="Times New Roman" w:hAnsi="Times New Roman" w:cs="Times New Roman"/>
+              </w:rPr>
+              <w:t># Display final cleaned dataset</w:t>
+            </w:r>
+          </w:p>
+          <w:p>
+            <w:pPr>
+              <w:rPr>
+                <w:rFonts w:ascii="Times New Roman" w:eastAsia="Times New Roman" w:hAnsi="Times New Roman" w:cs="Times New Roman"/>
+              </w:rPr>
+            </w:pPr>
+            <w:proofErr w:type="gramStart"/>
+            <w:r>
+              <w:rPr>
+                <w:rFonts w:ascii="Times New Roman" w:eastAsia="Times New Roman" w:hAnsi="Times New Roman" w:cs="Times New Roman"/>
+              </w:rPr>
+              <w:t>cat(</w:t>
+            </w:r>
+            <w:proofErr w:type="gramEnd"/>
+            <w:r>
+              <w:rPr>
+                <w:rFonts w:ascii="Times New Roman" w:eastAsia="Times New Roman" w:hAnsi="Times New Roman" w:cs="Times New Roman"/>
+              </w:rPr>
+              <w:t>"--- FINAL CLEANED DATASET ---\n")</w:t>
+            </w:r>
+          </w:p>
+          <w:p>
+            <w:pPr>
+              <w:rPr>
+                <w:rFonts w:ascii="Times New Roman" w:eastAsia="Times New Roman" w:hAnsi="Times New Roman" w:cs="Times New Roman"/>
+              </w:rPr>
+            </w:pPr>
+            <w:r>
+              <w:rPr>
+                <w:rFonts w:ascii="Times New Roman" w:eastAsia="Times New Roman" w:hAnsi="Times New Roman" w:cs="Times New Roman"/>
+              </w:rPr>
+              <w:t>str(</w:t>
+            </w:r>
+            <w:proofErr w:type="spellStart"/>
+            <w:r>
+              <w:rPr>
+                <w:rFonts w:ascii="Times New Roman" w:eastAsia="Times New Roman" w:hAnsi="Times New Roman" w:cs="Times New Roman"/>
+              </w:rPr>
+              <w:t>data_clean</w:t>
+            </w:r>
+            <w:proofErr w:type="spellEnd"/>
+            <w:r>
+              <w:rPr>
+                <w:rFonts w:ascii="Times New Roman" w:eastAsia="Times New Roman" w:hAnsi="Times New Roman" w:cs="Times New Roman"/>
+              </w:rPr>
+              <w:t>)</w:t>
+            </w:r>
+          </w:p>
+          <w:p>
+            <w:pPr>
+              <w:rPr>
+                <w:rFonts w:ascii="Times New Roman" w:eastAsia="Times New Roman" w:hAnsi="Times New Roman" w:cs="Times New Roman"/>
+              </w:rPr>
+            </w:pPr>
+            <w:proofErr w:type="gramStart"/>
+            <w:r>
+              <w:rPr>
+                <w:rFonts w:ascii="Times New Roman" w:eastAsia="Times New Roman" w:hAnsi="Times New Roman" w:cs="Times New Roman"/>
+              </w:rPr>
+              <w:t>head(</w:t>
+            </w:r>
+            <w:proofErr w:type="spellStart"/>
+            <w:proofErr w:type="gramEnd"/>
+            <w:r>
+              <w:rPr>
+                <w:rFonts w:ascii="Times New Roman" w:eastAsia="Times New Roman" w:hAnsi="Times New Roman" w:cs="Times New Roman"/>
+              </w:rPr>
+              <w:t>data_clean</w:t>
+            </w:r>
+            <w:proofErr w:type="spellEnd"/>
+            <w:r>
+              <w:rPr>
+                <w:rFonts w:ascii="Times New Roman" w:eastAsia="Times New Roman" w:hAnsi="Times New Roman" w:cs="Times New Roman"/>
+              </w:rPr>
+              <w:t>, 50)</w:t>
+            </w:r>
+          </w:p>
+          <w:p>
+            <w:pPr>
+              <w:rPr>
+                <w:rFonts w:ascii="Times New Roman" w:eastAsia="Times New Roman" w:hAnsi="Times New Roman" w:cs="Times New Roman"/>
+              </w:rPr>
+            </w:pPr>
+          </w:p>
+          <w:p>
+            <w:pPr>
+              <w:rPr>
+                <w:rFonts w:ascii="Times New Roman" w:eastAsia="Times New Roman" w:hAnsi="Times New Roman" w:cs="Times New Roman"/>
+              </w:rPr>
+            </w:pPr>
+            <w:r>
+              <w:rPr>
+                <w:rFonts w:ascii="Times New Roman" w:eastAsia="Times New Roman" w:hAnsi="Times New Roman" w:cs="Times New Roman"/>
+              </w:rPr>
+              <w:t># ============================================================================</w:t>
+            </w:r>
+          </w:p>
+          <w:p>
+            <w:pPr>
+              <w:rPr>
+                <w:rFonts w:ascii="Times New Roman" w:eastAsia="Times New Roman" w:hAnsi="Times New Roman" w:cs="Times New Roman"/>
+                <w:b/>
+                <w:bCs/>
+              </w:rPr>
+            </w:pPr>
+            <w:r>
+              <w:rPr>
+                <w:rFonts w:ascii="Times New Roman" w:eastAsia="Times New Roman" w:hAnsi="Times New Roman" w:cs="Times New Roman"/>
+                <w:b/>
+                <w:bCs/>
+              </w:rPr>
+              <w:t># 4. DESCRIPTIVE STATISTICS</w:t>
+            </w:r>
+          </w:p>
+          <w:p>
+            <w:pPr>
+              <w:rPr>
+                <w:rFonts w:ascii="Times New Roman" w:eastAsia="Times New Roman" w:hAnsi="Times New Roman" w:cs="Times New Roman"/>
+              </w:rPr>
+            </w:pPr>
+            <w:r>
+              <w:rPr>
+                <w:rFonts w:ascii="Times New Roman" w:eastAsia="Times New Roman" w:hAnsi="Times New Roman" w:cs="Times New Roman"/>
+              </w:rPr>
+              <w:t># ============================================================================</w:t>
+            </w:r>
+          </w:p>
+          <w:p>
+            <w:pPr>
+              <w:rPr>
+                <w:rFonts w:ascii="Times New Roman" w:eastAsia="Times New Roman" w:hAnsi="Times New Roman" w:cs="Times New Roman"/>
+              </w:rPr>
+            </w:pPr>
+          </w:p>
+          <w:p>
+            <w:pPr>
+              <w:rPr>
+                <w:rFonts w:ascii="Times New Roman" w:eastAsia="Times New Roman" w:hAnsi="Times New Roman" w:cs="Times New Roman"/>
+              </w:rPr>
+            </w:pPr>
+            <w:proofErr w:type="gramStart"/>
+            <w:r>
+              <w:rPr>
+                <w:rFonts w:ascii="Times New Roman" w:eastAsia="Times New Roman" w:hAnsi="Times New Roman" w:cs="Times New Roman"/>
+              </w:rPr>
+              <w:t>cat(</w:t>
+            </w:r>
+            <w:proofErr w:type="gramEnd"/>
+            <w:r>
+              <w:rPr>
+                <w:rFonts w:ascii="Times New Roman" w:eastAsia="Times New Roman" w:hAnsi="Times New Roman" w:cs="Times New Roman"/>
+              </w:rPr>
+              <w:t>"\n\n=== DESCRIPTIVE STATISTICS ===\n\n")</w:t>
+            </w:r>
+          </w:p>
+          <w:p>
+            <w:pPr>
+              <w:rPr>
+                <w:rFonts w:ascii="Times New Roman" w:eastAsia="Times New Roman" w:hAnsi="Times New Roman" w:cs="Times New Roman"/>
+              </w:rPr>
+            </w:pPr>
+          </w:p>
+          <w:p>
+            <w:pPr>
+              <w:rPr>
+                <w:rFonts w:ascii="Times New Roman" w:eastAsia="Times New Roman" w:hAnsi="Times New Roman" w:cs="Times New Roman"/>
+              </w:rPr>
+            </w:pPr>
+            <w:r>
+              <w:rPr>
+                <w:rFonts w:ascii="Times New Roman" w:eastAsia="Times New Roman" w:hAnsi="Times New Roman" w:cs="Times New Roman"/>
+              </w:rPr>
+              <w:t># Alcohol consumption statistics</w:t>
+            </w:r>
+          </w:p>
+          <w:p>
+            <w:pPr>
+              <w:rPr>
+                <w:rFonts w:ascii="Times New Roman" w:eastAsia="Times New Roman" w:hAnsi="Times New Roman" w:cs="Times New Roman"/>
+              </w:rPr>
+            </w:pPr>
+            <w:proofErr w:type="spellStart"/>
+            <w:r>
+              <w:rPr>
+                <w:rFonts w:ascii="Times New Roman" w:eastAsia="Times New Roman" w:hAnsi="Times New Roman" w:cs="Times New Roman"/>
+              </w:rPr>
+              <w:t>mean_alcohol</w:t>
+            </w:r>
+            <w:proofErr w:type="spellEnd"/>
+            <w:r>
+              <w:rPr>
+                <w:rFonts w:ascii="Times New Roman" w:eastAsia="Times New Roman" w:hAnsi="Times New Roman" w:cs="Times New Roman"/>
+              </w:rPr>
+              <w:t xml:space="preserve"> &lt;- mean(</w:t>
+            </w:r>
+            <w:proofErr w:type="spellStart"/>
+            <w:r>
+              <w:rPr>
+                <w:rFonts w:ascii="Times New Roman" w:eastAsia="Times New Roman" w:hAnsi="Times New Roman" w:cs="Times New Roman"/>
+              </w:rPr>
+              <w:t>data_clean$Alcohol_Consumption</w:t>
+            </w:r>
+            <w:proofErr w:type="spellEnd"/>
+            <w:r>
+              <w:rPr>
+                <w:rFonts w:ascii="Times New Roman" w:eastAsia="Times New Roman" w:hAnsi="Times New Roman" w:cs="Times New Roman"/>
+              </w:rPr>
+              <w:t>)</w:t>
+            </w:r>
+          </w:p>
+          <w:p>
+            <w:pPr>
+              <w:rPr>
+                <w:rFonts w:ascii="Times New Roman" w:eastAsia="Times New Roman" w:hAnsi="Times New Roman" w:cs="Times New Roman"/>
+              </w:rPr>
+            </w:pPr>
+            <w:proofErr w:type="spellStart"/>
+            <w:r>
+              <w:rPr>
+                <w:rFonts w:ascii="Times New Roman" w:eastAsia="Times New Roman" w:hAnsi="Times New Roman" w:cs="Times New Roman"/>
+              </w:rPr>
+              <w:t>sd_alcohol</w:t>
+            </w:r>
+            <w:proofErr w:type="spellEnd"/>
+            <w:r>
+              <w:rPr>
+                <w:rFonts w:ascii="Times New Roman" w:eastAsia="Times New Roman" w:hAnsi="Times New Roman" w:cs="Times New Roman"/>
+              </w:rPr>
+              <w:t xml:space="preserve"> &lt;- </w:t>
+            </w:r>
+            <w:proofErr w:type="spellStart"/>
+            <w:r>
+              <w:rPr>
+                <w:rFonts w:ascii="Times New Roman" w:eastAsia="Times New Roman" w:hAnsi="Times New Roman" w:cs="Times New Roman"/>
+              </w:rPr>
+              <w:t>sd</w:t>
+            </w:r>
+            <w:proofErr w:type="spellEnd"/>
+            <w:r>
+              <w:rPr>
+                <w:rFonts w:ascii="Times New Roman" w:eastAsia="Times New Roman" w:hAnsi="Times New Roman" w:cs="Times New Roman"/>
+              </w:rPr>
+              <w:t>(</w:t>
+            </w:r>
+            <w:proofErr w:type="spellStart"/>
+            <w:r>
+              <w:rPr>
+                <w:rFonts w:ascii="Times New Roman" w:eastAsia="Times New Roman" w:hAnsi="Times New Roman" w:cs="Times New Roman"/>
+              </w:rPr>
+              <w:t>data_clean$Alcohol_Consumption</w:t>
+            </w:r>
+            <w:proofErr w:type="spellEnd"/>
+            <w:r>
+              <w:rPr>
+                <w:rFonts w:ascii="Times New Roman" w:eastAsia="Times New Roman" w:hAnsi="Times New Roman" w:cs="Times New Roman"/>
+              </w:rPr>
+              <w:t>)</w:t>
+            </w:r>
+          </w:p>
+          <w:p>
+            <w:pPr>
+              <w:rPr>
+                <w:rFonts w:ascii="Times New Roman" w:eastAsia="Times New Roman" w:hAnsi="Times New Roman" w:cs="Times New Roman"/>
+              </w:rPr>
+            </w:pPr>
+            <w:proofErr w:type="spellStart"/>
+            <w:r>
+              <w:rPr>
+                <w:rFonts w:ascii="Times New Roman" w:eastAsia="Times New Roman" w:hAnsi="Times New Roman" w:cs="Times New Roman"/>
+              </w:rPr>
+              <w:t>median_alcohol</w:t>
+            </w:r>
+            <w:proofErr w:type="spellEnd"/>
+            <w:r>
+              <w:rPr>
+                <w:rFonts w:ascii="Times New Roman" w:eastAsia="Times New Roman" w:hAnsi="Times New Roman" w:cs="Times New Roman"/>
+              </w:rPr>
+              <w:t xml:space="preserve"> &lt;- median(</w:t>
+            </w:r>
+            <w:proofErr w:type="spellStart"/>
+            <w:r>
+              <w:rPr>
+                <w:rFonts w:ascii="Times New Roman" w:eastAsia="Times New Roman" w:hAnsi="Times New Roman" w:cs="Times New Roman"/>
+              </w:rPr>
+              <w:t>data_clean$Alcohol_Consumption</w:t>
+            </w:r>
+            <w:proofErr w:type="spellEnd"/>
+            <w:r>
+              <w:rPr>
+                <w:rFonts w:ascii="Times New Roman" w:eastAsia="Times New Roman" w:hAnsi="Times New Roman" w:cs="Times New Roman"/>
+              </w:rPr>
+              <w:t>)</w:t>
+            </w:r>
+          </w:p>
+          <w:p>
+            <w:pPr>
+              <w:rPr>
+                <w:rFonts w:ascii="Times New Roman" w:eastAsia="Times New Roman" w:hAnsi="Times New Roman" w:cs="Times New Roman"/>
+              </w:rPr>
+            </w:pPr>
+            <w:proofErr w:type="spellStart"/>
+            <w:r>
+              <w:rPr>
+                <w:rFonts w:ascii="Times New Roman" w:eastAsia="Times New Roman" w:hAnsi="Times New Roman" w:cs="Times New Roman"/>
+              </w:rPr>
+              <w:t>min_alcohol</w:t>
+            </w:r>
+            <w:proofErr w:type="spellEnd"/>
+            <w:r>
+              <w:rPr>
+                <w:rFonts w:ascii="Times New Roman" w:eastAsia="Times New Roman" w:hAnsi="Times New Roman" w:cs="Times New Roman"/>
+              </w:rPr>
+              <w:t xml:space="preserve"> &lt;- min(</w:t>
+            </w:r>
+            <w:proofErr w:type="spellStart"/>
+            <w:r>
+              <w:rPr>
+                <w:rFonts w:ascii="Times New Roman" w:eastAsia="Times New Roman" w:hAnsi="Times New Roman" w:cs="Times New Roman"/>
+              </w:rPr>
+              <w:t>data_clean$Alcohol_Consumption</w:t>
+            </w:r>
+            <w:proofErr w:type="spellEnd"/>
+            <w:r>
+              <w:rPr>
+                <w:rFonts w:ascii="Times New Roman" w:eastAsia="Times New Roman" w:hAnsi="Times New Roman" w:cs="Times New Roman"/>
+              </w:rPr>
+              <w:t>)</w:t>
+            </w:r>
+          </w:p>
+          <w:p>
+            <w:pPr>
+              <w:rPr>
+                <w:rFonts w:ascii="Times New Roman" w:eastAsia="Times New Roman" w:hAnsi="Times New Roman" w:cs="Times New Roman"/>
+              </w:rPr>
+            </w:pPr>
+            <w:proofErr w:type="spellStart"/>
+            <w:r>
+              <w:rPr>
+                <w:rFonts w:ascii="Times New Roman" w:eastAsia="Times New Roman" w:hAnsi="Times New Roman" w:cs="Times New Roman"/>
+              </w:rPr>
+              <w:t>max_alcohol</w:t>
+            </w:r>
+            <w:proofErr w:type="spellEnd"/>
+            <w:r>
+              <w:rPr>
+                <w:rFonts w:ascii="Times New Roman" w:eastAsia="Times New Roman" w:hAnsi="Times New Roman" w:cs="Times New Roman"/>
+              </w:rPr>
+              <w:t xml:space="preserve"> &lt;- max(</w:t>
+            </w:r>
+            <w:proofErr w:type="spellStart"/>
+            <w:r>
+              <w:rPr>
+                <w:rFonts w:ascii="Times New Roman" w:eastAsia="Times New Roman" w:hAnsi="Times New Roman" w:cs="Times New Roman"/>
+              </w:rPr>
+              <w:t>data_clean$Alcohol_Consumption</w:t>
+            </w:r>
+            <w:proofErr w:type="spellEnd"/>
+            <w:r>
+              <w:rPr>
+                <w:rFonts w:ascii="Times New Roman" w:eastAsia="Times New Roman" w:hAnsi="Times New Roman" w:cs="Times New Roman"/>
+              </w:rPr>
+              <w:t>)</w:t>
+            </w:r>
+          </w:p>
+          <w:p>
+            <w:pPr>
+              <w:rPr>
+                <w:rFonts w:ascii="Times New Roman" w:eastAsia="Times New Roman" w:hAnsi="Times New Roman" w:cs="Times New Roman"/>
+              </w:rPr>
+            </w:pPr>
+          </w:p>
+          <w:p>
+            <w:pPr>
+              <w:rPr>
+                <w:rFonts w:ascii="Times New Roman" w:eastAsia="Times New Roman" w:hAnsi="Times New Roman" w:cs="Times New Roman"/>
+              </w:rPr>
+            </w:pPr>
+            <w:proofErr w:type="gramStart"/>
+            <w:r>
+              <w:rPr>
+                <w:rFonts w:ascii="Times New Roman" w:eastAsia="Times New Roman" w:hAnsi="Times New Roman" w:cs="Times New Roman"/>
+              </w:rPr>
+              <w:t>cat(</w:t>
+            </w:r>
+            <w:proofErr w:type="gramEnd"/>
+            <w:r>
+              <w:rPr>
+                <w:rFonts w:ascii="Times New Roman" w:eastAsia="Times New Roman" w:hAnsi="Times New Roman" w:cs="Times New Roman"/>
+              </w:rPr>
+              <w:t>"--- ALCOHOL CONSUMPTION (litres per capita) ---\n")</w:t>
+            </w:r>
+          </w:p>
+          <w:p>
+            <w:pPr>
+              <w:rPr>
+                <w:rFonts w:ascii="Times New Roman" w:eastAsia="Times New Roman" w:hAnsi="Times New Roman" w:cs="Times New Roman"/>
+              </w:rPr>
+            </w:pPr>
+            <w:proofErr w:type="gramStart"/>
+            <w:r>
+              <w:rPr>
+                <w:rFonts w:ascii="Times New Roman" w:eastAsia="Times New Roman" w:hAnsi="Times New Roman" w:cs="Times New Roman"/>
+              </w:rPr>
+              <w:lastRenderedPageBreak/>
+              <w:t>cat(</w:t>
+            </w:r>
+            <w:proofErr w:type="gramEnd"/>
+            <w:r>
+              <w:rPr>
+                <w:rFonts w:ascii="Times New Roman" w:eastAsia="Times New Roman" w:hAnsi="Times New Roman" w:cs="Times New Roman"/>
+              </w:rPr>
+              <w:t xml:space="preserve">"Mean:   ", </w:t>
+            </w:r>
+            <w:proofErr w:type="gramStart"/>
+            <w:r>
+              <w:rPr>
+                <w:rFonts w:ascii="Times New Roman" w:eastAsia="Times New Roman" w:hAnsi="Times New Roman" w:cs="Times New Roman"/>
+              </w:rPr>
+              <w:t>round(</w:t>
+            </w:r>
+            <w:proofErr w:type="spellStart"/>
+            <w:proofErr w:type="gramEnd"/>
+            <w:r>
+              <w:rPr>
+                <w:rFonts w:ascii="Times New Roman" w:eastAsia="Times New Roman" w:hAnsi="Times New Roman" w:cs="Times New Roman"/>
+              </w:rPr>
+              <w:t>mean_alcohol</w:t>
+            </w:r>
+            <w:proofErr w:type="spellEnd"/>
+            <w:r>
+              <w:rPr>
+                <w:rFonts w:ascii="Times New Roman" w:eastAsia="Times New Roman" w:hAnsi="Times New Roman" w:cs="Times New Roman"/>
+              </w:rPr>
+              <w:t>, 2), "\n")</w:t>
+            </w:r>
+          </w:p>
+          <w:p>
+            <w:pPr>
+              <w:rPr>
+                <w:rFonts w:ascii="Times New Roman" w:eastAsia="Times New Roman" w:hAnsi="Times New Roman" w:cs="Times New Roman"/>
+              </w:rPr>
+            </w:pPr>
+            <w:proofErr w:type="gramStart"/>
+            <w:r>
+              <w:rPr>
+                <w:rFonts w:ascii="Times New Roman" w:eastAsia="Times New Roman" w:hAnsi="Times New Roman" w:cs="Times New Roman"/>
+              </w:rPr>
+              <w:t>cat(</w:t>
+            </w:r>
+            <w:proofErr w:type="gramEnd"/>
+            <w:r>
+              <w:rPr>
+                <w:rFonts w:ascii="Times New Roman" w:eastAsia="Times New Roman" w:hAnsi="Times New Roman" w:cs="Times New Roman"/>
+              </w:rPr>
+              <w:t xml:space="preserve">"SD:     ", </w:t>
+            </w:r>
+            <w:proofErr w:type="gramStart"/>
+            <w:r>
+              <w:rPr>
+                <w:rFonts w:ascii="Times New Roman" w:eastAsia="Times New Roman" w:hAnsi="Times New Roman" w:cs="Times New Roman"/>
+              </w:rPr>
+              <w:t>round(</w:t>
+            </w:r>
+            <w:proofErr w:type="spellStart"/>
+            <w:proofErr w:type="gramEnd"/>
+            <w:r>
+              <w:rPr>
+                <w:rFonts w:ascii="Times New Roman" w:eastAsia="Times New Roman" w:hAnsi="Times New Roman" w:cs="Times New Roman"/>
+              </w:rPr>
+              <w:t>sd_alcohol</w:t>
+            </w:r>
+            <w:proofErr w:type="spellEnd"/>
+            <w:r>
+              <w:rPr>
+                <w:rFonts w:ascii="Times New Roman" w:eastAsia="Times New Roman" w:hAnsi="Times New Roman" w:cs="Times New Roman"/>
+              </w:rPr>
+              <w:t>, 2), "\n")</w:t>
+            </w:r>
+          </w:p>
+          <w:p>
+            <w:pPr>
+              <w:rPr>
+                <w:rFonts w:ascii="Times New Roman" w:eastAsia="Times New Roman" w:hAnsi="Times New Roman" w:cs="Times New Roman"/>
+              </w:rPr>
+            </w:pPr>
+            <w:proofErr w:type="gramStart"/>
+            <w:r>
+              <w:rPr>
+                <w:rFonts w:ascii="Times New Roman" w:eastAsia="Times New Roman" w:hAnsi="Times New Roman" w:cs="Times New Roman"/>
+              </w:rPr>
+              <w:t>cat(</w:t>
+            </w:r>
+            <w:proofErr w:type="gramEnd"/>
+            <w:r>
+              <w:rPr>
+                <w:rFonts w:ascii="Times New Roman" w:eastAsia="Times New Roman" w:hAnsi="Times New Roman" w:cs="Times New Roman"/>
+              </w:rPr>
+              <w:t xml:space="preserve">"Median: ", </w:t>
+            </w:r>
+            <w:proofErr w:type="gramStart"/>
+            <w:r>
+              <w:rPr>
+                <w:rFonts w:ascii="Times New Roman" w:eastAsia="Times New Roman" w:hAnsi="Times New Roman" w:cs="Times New Roman"/>
+              </w:rPr>
+              <w:t>round(</w:t>
+            </w:r>
+            <w:proofErr w:type="spellStart"/>
+            <w:proofErr w:type="gramEnd"/>
+            <w:r>
+              <w:rPr>
+                <w:rFonts w:ascii="Times New Roman" w:eastAsia="Times New Roman" w:hAnsi="Times New Roman" w:cs="Times New Roman"/>
+              </w:rPr>
+              <w:t>median_alcohol</w:t>
+            </w:r>
+            <w:proofErr w:type="spellEnd"/>
+            <w:r>
+              <w:rPr>
+                <w:rFonts w:ascii="Times New Roman" w:eastAsia="Times New Roman" w:hAnsi="Times New Roman" w:cs="Times New Roman"/>
+              </w:rPr>
+              <w:t>, 2), "\n")</w:t>
+            </w:r>
+          </w:p>
+          <w:p>
+            <w:pPr>
+              <w:rPr>
+                <w:rFonts w:ascii="Times New Roman" w:eastAsia="Times New Roman" w:hAnsi="Times New Roman" w:cs="Times New Roman"/>
+              </w:rPr>
+            </w:pPr>
+            <w:proofErr w:type="gramStart"/>
+            <w:r>
+              <w:rPr>
+                <w:rFonts w:ascii="Times New Roman" w:eastAsia="Times New Roman" w:hAnsi="Times New Roman" w:cs="Times New Roman"/>
+              </w:rPr>
+              <w:t>cat(</w:t>
+            </w:r>
+            <w:proofErr w:type="gramEnd"/>
+            <w:r>
+              <w:rPr>
+                <w:rFonts w:ascii="Times New Roman" w:eastAsia="Times New Roman" w:hAnsi="Times New Roman" w:cs="Times New Roman"/>
+              </w:rPr>
+              <w:t xml:space="preserve">"Min:    ", </w:t>
+            </w:r>
+            <w:proofErr w:type="gramStart"/>
+            <w:r>
+              <w:rPr>
+                <w:rFonts w:ascii="Times New Roman" w:eastAsia="Times New Roman" w:hAnsi="Times New Roman" w:cs="Times New Roman"/>
+              </w:rPr>
+              <w:t>round(</w:t>
+            </w:r>
+            <w:proofErr w:type="spellStart"/>
+            <w:proofErr w:type="gramEnd"/>
+            <w:r>
+              <w:rPr>
+                <w:rFonts w:ascii="Times New Roman" w:eastAsia="Times New Roman" w:hAnsi="Times New Roman" w:cs="Times New Roman"/>
+              </w:rPr>
+              <w:t>min_alcohol</w:t>
+            </w:r>
+            <w:proofErr w:type="spellEnd"/>
+            <w:r>
+              <w:rPr>
+                <w:rFonts w:ascii="Times New Roman" w:eastAsia="Times New Roman" w:hAnsi="Times New Roman" w:cs="Times New Roman"/>
+              </w:rPr>
+              <w:t>, 2), "\n")</w:t>
+            </w:r>
+          </w:p>
+          <w:p>
+            <w:pPr>
+              <w:rPr>
+                <w:rFonts w:ascii="Times New Roman" w:eastAsia="Times New Roman" w:hAnsi="Times New Roman" w:cs="Times New Roman"/>
+              </w:rPr>
+            </w:pPr>
+            <w:proofErr w:type="gramStart"/>
+            <w:r>
+              <w:rPr>
+                <w:rFonts w:ascii="Times New Roman" w:eastAsia="Times New Roman" w:hAnsi="Times New Roman" w:cs="Times New Roman"/>
+              </w:rPr>
+              <w:t>cat(</w:t>
+            </w:r>
+            <w:proofErr w:type="gramEnd"/>
+            <w:r>
+              <w:rPr>
+                <w:rFonts w:ascii="Times New Roman" w:eastAsia="Times New Roman" w:hAnsi="Times New Roman" w:cs="Times New Roman"/>
+              </w:rPr>
+              <w:t xml:space="preserve">"Max:    ", </w:t>
+            </w:r>
+            <w:proofErr w:type="gramStart"/>
+            <w:r>
+              <w:rPr>
+                <w:rFonts w:ascii="Times New Roman" w:eastAsia="Times New Roman" w:hAnsi="Times New Roman" w:cs="Times New Roman"/>
+              </w:rPr>
+              <w:t>round(</w:t>
+            </w:r>
+            <w:proofErr w:type="spellStart"/>
+            <w:proofErr w:type="gramEnd"/>
+            <w:r>
+              <w:rPr>
+                <w:rFonts w:ascii="Times New Roman" w:eastAsia="Times New Roman" w:hAnsi="Times New Roman" w:cs="Times New Roman"/>
+              </w:rPr>
+              <w:t>max_alcohol</w:t>
+            </w:r>
+            <w:proofErr w:type="spellEnd"/>
+            <w:r>
+              <w:rPr>
+                <w:rFonts w:ascii="Times New Roman" w:eastAsia="Times New Roman" w:hAnsi="Times New Roman" w:cs="Times New Roman"/>
+              </w:rPr>
+              <w:t>, 2), "\n\n")</w:t>
+            </w:r>
+          </w:p>
+          <w:p>
+            <w:pPr>
+              <w:rPr>
+                <w:rFonts w:ascii="Times New Roman" w:eastAsia="Times New Roman" w:hAnsi="Times New Roman" w:cs="Times New Roman"/>
+              </w:rPr>
+            </w:pPr>
+          </w:p>
+          <w:p>
+            <w:pPr>
+              <w:rPr>
+                <w:rFonts w:ascii="Times New Roman" w:eastAsia="Times New Roman" w:hAnsi="Times New Roman" w:cs="Times New Roman"/>
+              </w:rPr>
+            </w:pPr>
+            <w:r>
+              <w:rPr>
+                <w:rFonts w:ascii="Times New Roman" w:eastAsia="Times New Roman" w:hAnsi="Times New Roman" w:cs="Times New Roman"/>
+              </w:rPr>
+              <w:t># Life expectancy statistics</w:t>
+            </w:r>
+          </w:p>
+          <w:p>
+            <w:pPr>
+              <w:rPr>
+                <w:rFonts w:ascii="Times New Roman" w:eastAsia="Times New Roman" w:hAnsi="Times New Roman" w:cs="Times New Roman"/>
+              </w:rPr>
+            </w:pPr>
+            <w:proofErr w:type="spellStart"/>
+            <w:r>
+              <w:rPr>
+                <w:rFonts w:ascii="Times New Roman" w:eastAsia="Times New Roman" w:hAnsi="Times New Roman" w:cs="Times New Roman"/>
+              </w:rPr>
+              <w:t>mean_life_exp</w:t>
+            </w:r>
+            <w:proofErr w:type="spellEnd"/>
+            <w:r>
+              <w:rPr>
+                <w:rFonts w:ascii="Times New Roman" w:eastAsia="Times New Roman" w:hAnsi="Times New Roman" w:cs="Times New Roman"/>
+              </w:rPr>
+              <w:t xml:space="preserve"> &lt;- mean(</w:t>
+            </w:r>
+            <w:proofErr w:type="spellStart"/>
+            <w:r>
+              <w:rPr>
+                <w:rFonts w:ascii="Times New Roman" w:eastAsia="Times New Roman" w:hAnsi="Times New Roman" w:cs="Times New Roman"/>
+              </w:rPr>
+              <w:t>data_clean$Life_Expectancy</w:t>
+            </w:r>
+            <w:proofErr w:type="spellEnd"/>
+            <w:r>
+              <w:rPr>
+                <w:rFonts w:ascii="Times New Roman" w:eastAsia="Times New Roman" w:hAnsi="Times New Roman" w:cs="Times New Roman"/>
+              </w:rPr>
+              <w:t>)</w:t>
+            </w:r>
+          </w:p>
+          <w:p>
+            <w:pPr>
+              <w:rPr>
+                <w:rFonts w:ascii="Times New Roman" w:eastAsia="Times New Roman" w:hAnsi="Times New Roman" w:cs="Times New Roman"/>
+              </w:rPr>
+            </w:pPr>
+            <w:proofErr w:type="spellStart"/>
+            <w:r>
+              <w:rPr>
+                <w:rFonts w:ascii="Times New Roman" w:eastAsia="Times New Roman" w:hAnsi="Times New Roman" w:cs="Times New Roman"/>
+              </w:rPr>
+              <w:t>sd_life_exp</w:t>
+            </w:r>
+            <w:proofErr w:type="spellEnd"/>
+            <w:r>
+              <w:rPr>
+                <w:rFonts w:ascii="Times New Roman" w:eastAsia="Times New Roman" w:hAnsi="Times New Roman" w:cs="Times New Roman"/>
+              </w:rPr>
+              <w:t xml:space="preserve"> &lt;- </w:t>
+            </w:r>
+            <w:proofErr w:type="spellStart"/>
+            <w:r>
+              <w:rPr>
+                <w:rFonts w:ascii="Times New Roman" w:eastAsia="Times New Roman" w:hAnsi="Times New Roman" w:cs="Times New Roman"/>
+              </w:rPr>
+              <w:t>sd</w:t>
+            </w:r>
+            <w:proofErr w:type="spellEnd"/>
+            <w:r>
+              <w:rPr>
+                <w:rFonts w:ascii="Times New Roman" w:eastAsia="Times New Roman" w:hAnsi="Times New Roman" w:cs="Times New Roman"/>
+              </w:rPr>
+              <w:t>(</w:t>
+            </w:r>
+            <w:proofErr w:type="spellStart"/>
+            <w:r>
+              <w:rPr>
+                <w:rFonts w:ascii="Times New Roman" w:eastAsia="Times New Roman" w:hAnsi="Times New Roman" w:cs="Times New Roman"/>
+              </w:rPr>
+              <w:t>data_clean$Life_Expectancy</w:t>
+            </w:r>
+            <w:proofErr w:type="spellEnd"/>
+            <w:r>
+              <w:rPr>
+                <w:rFonts w:ascii="Times New Roman" w:eastAsia="Times New Roman" w:hAnsi="Times New Roman" w:cs="Times New Roman"/>
+              </w:rPr>
+              <w:t>)</w:t>
+            </w:r>
+          </w:p>
+          <w:p>
+            <w:pPr>
+              <w:rPr>
+                <w:rFonts w:ascii="Times New Roman" w:eastAsia="Times New Roman" w:hAnsi="Times New Roman" w:cs="Times New Roman"/>
+              </w:rPr>
+            </w:pPr>
+            <w:proofErr w:type="spellStart"/>
+            <w:r>
+              <w:rPr>
+                <w:rFonts w:ascii="Times New Roman" w:eastAsia="Times New Roman" w:hAnsi="Times New Roman" w:cs="Times New Roman"/>
+              </w:rPr>
+              <w:t>median_life_exp</w:t>
+            </w:r>
+            <w:proofErr w:type="spellEnd"/>
+            <w:r>
+              <w:rPr>
+                <w:rFonts w:ascii="Times New Roman" w:eastAsia="Times New Roman" w:hAnsi="Times New Roman" w:cs="Times New Roman"/>
+              </w:rPr>
+              <w:t xml:space="preserve"> &lt;- median(</w:t>
+            </w:r>
+            <w:proofErr w:type="spellStart"/>
+            <w:r>
+              <w:rPr>
+                <w:rFonts w:ascii="Times New Roman" w:eastAsia="Times New Roman" w:hAnsi="Times New Roman" w:cs="Times New Roman"/>
+              </w:rPr>
+              <w:t>data_clean$Life_Expectancy</w:t>
+            </w:r>
+            <w:proofErr w:type="spellEnd"/>
+            <w:r>
+              <w:rPr>
+                <w:rFonts w:ascii="Times New Roman" w:eastAsia="Times New Roman" w:hAnsi="Times New Roman" w:cs="Times New Roman"/>
+              </w:rPr>
+              <w:t>)</w:t>
+            </w:r>
+          </w:p>
+          <w:p>
+            <w:pPr>
+              <w:rPr>
+                <w:rFonts w:ascii="Times New Roman" w:eastAsia="Times New Roman" w:hAnsi="Times New Roman" w:cs="Times New Roman"/>
+              </w:rPr>
+            </w:pPr>
+            <w:proofErr w:type="spellStart"/>
+            <w:r>
+              <w:rPr>
+                <w:rFonts w:ascii="Times New Roman" w:eastAsia="Times New Roman" w:hAnsi="Times New Roman" w:cs="Times New Roman"/>
+              </w:rPr>
+              <w:t>min_life_exp</w:t>
+            </w:r>
+            <w:proofErr w:type="spellEnd"/>
+            <w:r>
+              <w:rPr>
+                <w:rFonts w:ascii="Times New Roman" w:eastAsia="Times New Roman" w:hAnsi="Times New Roman" w:cs="Times New Roman"/>
+              </w:rPr>
+              <w:t xml:space="preserve"> &lt;- min(</w:t>
+            </w:r>
+            <w:proofErr w:type="spellStart"/>
+            <w:r>
+              <w:rPr>
+                <w:rFonts w:ascii="Times New Roman" w:eastAsia="Times New Roman" w:hAnsi="Times New Roman" w:cs="Times New Roman"/>
+              </w:rPr>
+              <w:t>data_clean$Life_Expectancy</w:t>
+            </w:r>
+            <w:proofErr w:type="spellEnd"/>
+            <w:r>
+              <w:rPr>
+                <w:rFonts w:ascii="Times New Roman" w:eastAsia="Times New Roman" w:hAnsi="Times New Roman" w:cs="Times New Roman"/>
+              </w:rPr>
+              <w:t>)</w:t>
+            </w:r>
+          </w:p>
+          <w:p>
+            <w:pPr>
+              <w:rPr>
+                <w:rFonts w:ascii="Times New Roman" w:eastAsia="Times New Roman" w:hAnsi="Times New Roman" w:cs="Times New Roman"/>
+              </w:rPr>
+            </w:pPr>
+            <w:proofErr w:type="spellStart"/>
+            <w:r>
+              <w:rPr>
+                <w:rFonts w:ascii="Times New Roman" w:eastAsia="Times New Roman" w:hAnsi="Times New Roman" w:cs="Times New Roman"/>
+              </w:rPr>
+              <w:t>max_life_exp</w:t>
+            </w:r>
+            <w:proofErr w:type="spellEnd"/>
+            <w:r>
+              <w:rPr>
+                <w:rFonts w:ascii="Times New Roman" w:eastAsia="Times New Roman" w:hAnsi="Times New Roman" w:cs="Times New Roman"/>
+              </w:rPr>
+              <w:t xml:space="preserve"> &lt;- max(</w:t>
+            </w:r>
+            <w:proofErr w:type="spellStart"/>
+            <w:r>
+              <w:rPr>
+                <w:rFonts w:ascii="Times New Roman" w:eastAsia="Times New Roman" w:hAnsi="Times New Roman" w:cs="Times New Roman"/>
+              </w:rPr>
+              <w:t>data_clean$Life_Expectancy</w:t>
+            </w:r>
+            <w:proofErr w:type="spellEnd"/>
+            <w:r>
+              <w:rPr>
+                <w:rFonts w:ascii="Times New Roman" w:eastAsia="Times New Roman" w:hAnsi="Times New Roman" w:cs="Times New Roman"/>
+              </w:rPr>
+              <w:t>)</w:t>
+            </w:r>
+          </w:p>
+          <w:p>
+            <w:pPr>
+              <w:rPr>
+                <w:rFonts w:ascii="Times New Roman" w:eastAsia="Times New Roman" w:hAnsi="Times New Roman" w:cs="Times New Roman"/>
+              </w:rPr>
+            </w:pPr>
+          </w:p>
+          <w:p>
+            <w:pPr>
+              <w:rPr>
+                <w:rFonts w:ascii="Times New Roman" w:eastAsia="Times New Roman" w:hAnsi="Times New Roman" w:cs="Times New Roman"/>
+              </w:rPr>
+            </w:pPr>
+            <w:proofErr w:type="gramStart"/>
+            <w:r>
+              <w:rPr>
+                <w:rFonts w:ascii="Times New Roman" w:eastAsia="Times New Roman" w:hAnsi="Times New Roman" w:cs="Times New Roman"/>
+              </w:rPr>
+              <w:t>cat(</w:t>
+            </w:r>
+            <w:proofErr w:type="gramEnd"/>
+            <w:r>
+              <w:rPr>
+                <w:rFonts w:ascii="Times New Roman" w:eastAsia="Times New Roman" w:hAnsi="Times New Roman" w:cs="Times New Roman"/>
+              </w:rPr>
+              <w:t>"--- LIFE EXPECTANCY (years) ---\n")</w:t>
+            </w:r>
+          </w:p>
+          <w:p>
+            <w:pPr>
+              <w:rPr>
+                <w:rFonts w:ascii="Times New Roman" w:eastAsia="Times New Roman" w:hAnsi="Times New Roman" w:cs="Times New Roman"/>
+              </w:rPr>
+            </w:pPr>
+            <w:proofErr w:type="gramStart"/>
+            <w:r>
+              <w:rPr>
+                <w:rFonts w:ascii="Times New Roman" w:eastAsia="Times New Roman" w:hAnsi="Times New Roman" w:cs="Times New Roman"/>
+              </w:rPr>
+              <w:t>cat(</w:t>
+            </w:r>
+            <w:proofErr w:type="gramEnd"/>
+            <w:r>
+              <w:rPr>
+                <w:rFonts w:ascii="Times New Roman" w:eastAsia="Times New Roman" w:hAnsi="Times New Roman" w:cs="Times New Roman"/>
+              </w:rPr>
+              <w:t xml:space="preserve">"Mean:   ", </w:t>
+            </w:r>
+            <w:proofErr w:type="gramStart"/>
+            <w:r>
+              <w:rPr>
+                <w:rFonts w:ascii="Times New Roman" w:eastAsia="Times New Roman" w:hAnsi="Times New Roman" w:cs="Times New Roman"/>
+              </w:rPr>
+              <w:t>round(</w:t>
+            </w:r>
+            <w:proofErr w:type="spellStart"/>
+            <w:proofErr w:type="gramEnd"/>
+            <w:r>
+              <w:rPr>
+                <w:rFonts w:ascii="Times New Roman" w:eastAsia="Times New Roman" w:hAnsi="Times New Roman" w:cs="Times New Roman"/>
+              </w:rPr>
+              <w:t>mean_life_exp</w:t>
+            </w:r>
+            <w:proofErr w:type="spellEnd"/>
+            <w:r>
+              <w:rPr>
+                <w:rFonts w:ascii="Times New Roman" w:eastAsia="Times New Roman" w:hAnsi="Times New Roman" w:cs="Times New Roman"/>
+              </w:rPr>
+              <w:t>, 2), "\n")</w:t>
+            </w:r>
+          </w:p>
+          <w:p>
+            <w:pPr>
+              <w:rPr>
+                <w:rFonts w:ascii="Times New Roman" w:eastAsia="Times New Roman" w:hAnsi="Times New Roman" w:cs="Times New Roman"/>
+              </w:rPr>
+            </w:pPr>
+            <w:proofErr w:type="gramStart"/>
+            <w:r>
+              <w:rPr>
+                <w:rFonts w:ascii="Times New Roman" w:eastAsia="Times New Roman" w:hAnsi="Times New Roman" w:cs="Times New Roman"/>
+              </w:rPr>
+              <w:t>cat(</w:t>
+            </w:r>
+            <w:proofErr w:type="gramEnd"/>
+            <w:r>
+              <w:rPr>
+                <w:rFonts w:ascii="Times New Roman" w:eastAsia="Times New Roman" w:hAnsi="Times New Roman" w:cs="Times New Roman"/>
+              </w:rPr>
+              <w:t xml:space="preserve">"SD:     ", </w:t>
+            </w:r>
+            <w:proofErr w:type="gramStart"/>
+            <w:r>
+              <w:rPr>
+                <w:rFonts w:ascii="Times New Roman" w:eastAsia="Times New Roman" w:hAnsi="Times New Roman" w:cs="Times New Roman"/>
+              </w:rPr>
+              <w:t>round(</w:t>
+            </w:r>
+            <w:proofErr w:type="spellStart"/>
+            <w:proofErr w:type="gramEnd"/>
+            <w:r>
+              <w:rPr>
+                <w:rFonts w:ascii="Times New Roman" w:eastAsia="Times New Roman" w:hAnsi="Times New Roman" w:cs="Times New Roman"/>
+              </w:rPr>
+              <w:t>sd_life_exp</w:t>
+            </w:r>
+            <w:proofErr w:type="spellEnd"/>
+            <w:r>
+              <w:rPr>
+                <w:rFonts w:ascii="Times New Roman" w:eastAsia="Times New Roman" w:hAnsi="Times New Roman" w:cs="Times New Roman"/>
+              </w:rPr>
+              <w:t>, 2), "\n")</w:t>
+            </w:r>
+          </w:p>
+          <w:p>
+            <w:pPr>
+              <w:rPr>
+                <w:rFonts w:ascii="Times New Roman" w:eastAsia="Times New Roman" w:hAnsi="Times New Roman" w:cs="Times New Roman"/>
+              </w:rPr>
+            </w:pPr>
+            <w:proofErr w:type="gramStart"/>
+            <w:r>
+              <w:rPr>
+                <w:rFonts w:ascii="Times New Roman" w:eastAsia="Times New Roman" w:hAnsi="Times New Roman" w:cs="Times New Roman"/>
+              </w:rPr>
+              <w:t>cat(</w:t>
+            </w:r>
+            <w:proofErr w:type="gramEnd"/>
+            <w:r>
+              <w:rPr>
+                <w:rFonts w:ascii="Times New Roman" w:eastAsia="Times New Roman" w:hAnsi="Times New Roman" w:cs="Times New Roman"/>
+              </w:rPr>
+              <w:t xml:space="preserve">"Median: ", </w:t>
+            </w:r>
+            <w:proofErr w:type="gramStart"/>
+            <w:r>
+              <w:rPr>
+                <w:rFonts w:ascii="Times New Roman" w:eastAsia="Times New Roman" w:hAnsi="Times New Roman" w:cs="Times New Roman"/>
+              </w:rPr>
+              <w:t>round(</w:t>
+            </w:r>
+            <w:proofErr w:type="spellStart"/>
+            <w:proofErr w:type="gramEnd"/>
+            <w:r>
+              <w:rPr>
+                <w:rFonts w:ascii="Times New Roman" w:eastAsia="Times New Roman" w:hAnsi="Times New Roman" w:cs="Times New Roman"/>
+              </w:rPr>
+              <w:t>median_life_exp</w:t>
+            </w:r>
+            <w:proofErr w:type="spellEnd"/>
+            <w:r>
+              <w:rPr>
+                <w:rFonts w:ascii="Times New Roman" w:eastAsia="Times New Roman" w:hAnsi="Times New Roman" w:cs="Times New Roman"/>
+              </w:rPr>
+              <w:t>, 2), "\n")</w:t>
+            </w:r>
+          </w:p>
+          <w:p>
+            <w:pPr>
+              <w:rPr>
+                <w:rFonts w:ascii="Times New Roman" w:eastAsia="Times New Roman" w:hAnsi="Times New Roman" w:cs="Times New Roman"/>
+              </w:rPr>
+            </w:pPr>
+            <w:proofErr w:type="gramStart"/>
+            <w:r>
+              <w:rPr>
+                <w:rFonts w:ascii="Times New Roman" w:eastAsia="Times New Roman" w:hAnsi="Times New Roman" w:cs="Times New Roman"/>
+              </w:rPr>
+              <w:t>cat(</w:t>
+            </w:r>
+            <w:proofErr w:type="gramEnd"/>
+            <w:r>
+              <w:rPr>
+                <w:rFonts w:ascii="Times New Roman" w:eastAsia="Times New Roman" w:hAnsi="Times New Roman" w:cs="Times New Roman"/>
+              </w:rPr>
+              <w:t xml:space="preserve">"Min:    ", </w:t>
+            </w:r>
+            <w:proofErr w:type="gramStart"/>
+            <w:r>
+              <w:rPr>
+                <w:rFonts w:ascii="Times New Roman" w:eastAsia="Times New Roman" w:hAnsi="Times New Roman" w:cs="Times New Roman"/>
+              </w:rPr>
+              <w:t>round(</w:t>
+            </w:r>
+            <w:proofErr w:type="spellStart"/>
+            <w:proofErr w:type="gramEnd"/>
+            <w:r>
+              <w:rPr>
+                <w:rFonts w:ascii="Times New Roman" w:eastAsia="Times New Roman" w:hAnsi="Times New Roman" w:cs="Times New Roman"/>
+              </w:rPr>
+              <w:t>min_life_exp</w:t>
+            </w:r>
+            <w:proofErr w:type="spellEnd"/>
+            <w:r>
+              <w:rPr>
+                <w:rFonts w:ascii="Times New Roman" w:eastAsia="Times New Roman" w:hAnsi="Times New Roman" w:cs="Times New Roman"/>
+              </w:rPr>
+              <w:t>, 2), "\n")</w:t>
+            </w:r>
+          </w:p>
+          <w:p>
+            <w:pPr>
+              <w:rPr>
+                <w:rFonts w:ascii="Times New Roman" w:eastAsia="Times New Roman" w:hAnsi="Times New Roman" w:cs="Times New Roman"/>
+              </w:rPr>
+            </w:pPr>
+            <w:proofErr w:type="gramStart"/>
+            <w:r>
+              <w:rPr>
+                <w:rFonts w:ascii="Times New Roman" w:eastAsia="Times New Roman" w:hAnsi="Times New Roman" w:cs="Times New Roman"/>
+              </w:rPr>
+              <w:t>cat(</w:t>
+            </w:r>
+            <w:proofErr w:type="gramEnd"/>
+            <w:r>
+              <w:rPr>
+                <w:rFonts w:ascii="Times New Roman" w:eastAsia="Times New Roman" w:hAnsi="Times New Roman" w:cs="Times New Roman"/>
+              </w:rPr>
+              <w:t xml:space="preserve">"Max:    ", </w:t>
+            </w:r>
+            <w:proofErr w:type="gramStart"/>
+            <w:r>
+              <w:rPr>
+                <w:rFonts w:ascii="Times New Roman" w:eastAsia="Times New Roman" w:hAnsi="Times New Roman" w:cs="Times New Roman"/>
+              </w:rPr>
+              <w:t>round(</w:t>
+            </w:r>
+            <w:proofErr w:type="spellStart"/>
+            <w:proofErr w:type="gramEnd"/>
+            <w:r>
+              <w:rPr>
+                <w:rFonts w:ascii="Times New Roman" w:eastAsia="Times New Roman" w:hAnsi="Times New Roman" w:cs="Times New Roman"/>
+              </w:rPr>
+              <w:t>max_life_exp</w:t>
+            </w:r>
+            <w:proofErr w:type="spellEnd"/>
+            <w:r>
+              <w:rPr>
+                <w:rFonts w:ascii="Times New Roman" w:eastAsia="Times New Roman" w:hAnsi="Times New Roman" w:cs="Times New Roman"/>
+              </w:rPr>
+              <w:t>, 2), "\n\n")</w:t>
+            </w:r>
+          </w:p>
+          <w:p>
+            <w:pPr>
+              <w:rPr>
+                <w:rFonts w:ascii="Times New Roman" w:eastAsia="Times New Roman" w:hAnsi="Times New Roman" w:cs="Times New Roman"/>
+              </w:rPr>
+            </w:pPr>
+          </w:p>
+          <w:p>
+            <w:pPr>
+              <w:rPr>
+                <w:rFonts w:ascii="Times New Roman" w:eastAsia="Times New Roman" w:hAnsi="Times New Roman" w:cs="Times New Roman"/>
+              </w:rPr>
+            </w:pPr>
+            <w:r>
+              <w:rPr>
+                <w:rFonts w:ascii="Times New Roman" w:eastAsia="Times New Roman" w:hAnsi="Times New Roman" w:cs="Times New Roman"/>
+              </w:rPr>
+              <w:t># ============================================================================</w:t>
+            </w:r>
+          </w:p>
+          <w:p>
+            <w:pPr>
+              <w:rPr>
+                <w:rFonts w:ascii="Times New Roman" w:eastAsia="Times New Roman" w:hAnsi="Times New Roman" w:cs="Times New Roman"/>
+                <w:b/>
+                <w:bCs/>
+              </w:rPr>
+            </w:pPr>
+            <w:r>
+              <w:rPr>
+                <w:rFonts w:ascii="Times New Roman" w:eastAsia="Times New Roman" w:hAnsi="Times New Roman" w:cs="Times New Roman"/>
+                <w:b/>
+                <w:bCs/>
+              </w:rPr>
+              <w:t xml:space="preserve"># 5. VISUALIZATIONS </w:t>
+            </w:r>
+          </w:p>
+          <w:p>
+            <w:pPr>
+              <w:rPr>
+                <w:rFonts w:ascii="Times New Roman" w:eastAsia="Times New Roman" w:hAnsi="Times New Roman" w:cs="Times New Roman"/>
+              </w:rPr>
+            </w:pPr>
+            <w:r>
+              <w:rPr>
+                <w:rFonts w:ascii="Times New Roman" w:eastAsia="Times New Roman" w:hAnsi="Times New Roman" w:cs="Times New Roman"/>
+              </w:rPr>
+              <w:t># ============================================================================</w:t>
+            </w:r>
+          </w:p>
+          <w:p>
+            <w:pPr>
+              <w:rPr>
+                <w:rFonts w:ascii="Times New Roman" w:eastAsia="Times New Roman" w:hAnsi="Times New Roman" w:cs="Times New Roman"/>
+              </w:rPr>
+            </w:pPr>
+          </w:p>
+          <w:p>
+            <w:pPr>
+              <w:rPr>
+                <w:rFonts w:ascii="Times New Roman" w:eastAsia="Times New Roman" w:hAnsi="Times New Roman" w:cs="Times New Roman"/>
+              </w:rPr>
+            </w:pPr>
+            <w:proofErr w:type="gramStart"/>
+            <w:r>
+              <w:rPr>
+                <w:rFonts w:ascii="Times New Roman" w:eastAsia="Times New Roman" w:hAnsi="Times New Roman" w:cs="Times New Roman"/>
+              </w:rPr>
+              <w:t>cat(</w:t>
+            </w:r>
+            <w:proofErr w:type="gramEnd"/>
+            <w:r>
+              <w:rPr>
+                <w:rFonts w:ascii="Times New Roman" w:eastAsia="Times New Roman" w:hAnsi="Times New Roman" w:cs="Times New Roman"/>
+              </w:rPr>
+              <w:t>"=== CREATING UPDATED VISUALIZATIONS ===\n\n")</w:t>
+            </w:r>
+          </w:p>
+          <w:p>
+            <w:pPr>
+              <w:rPr>
+                <w:rFonts w:ascii="Times New Roman" w:eastAsia="Times New Roman" w:hAnsi="Times New Roman" w:cs="Times New Roman"/>
+              </w:rPr>
+            </w:pPr>
+          </w:p>
+          <w:p>
+            <w:pPr>
+              <w:rPr>
+                <w:rFonts w:ascii="Times New Roman" w:eastAsia="Times New Roman" w:hAnsi="Times New Roman" w:cs="Times New Roman"/>
+              </w:rPr>
+            </w:pPr>
+            <w:r>
+              <w:rPr>
+                <w:rFonts w:ascii="Times New Roman" w:eastAsia="Times New Roman" w:hAnsi="Times New Roman" w:cs="Times New Roman"/>
+              </w:rPr>
+              <w:t># --------------------------------------------------</w:t>
+            </w:r>
+          </w:p>
+          <w:p>
+            <w:pPr>
+              <w:rPr>
+                <w:rFonts w:ascii="Times New Roman" w:eastAsia="Times New Roman" w:hAnsi="Times New Roman" w:cs="Times New Roman"/>
+              </w:rPr>
+            </w:pPr>
+            <w:r>
+              <w:rPr>
+                <w:rFonts w:ascii="Times New Roman" w:eastAsia="Times New Roman" w:hAnsi="Times New Roman" w:cs="Times New Roman"/>
+              </w:rPr>
+              <w:t># Visualization 1: Histogram of Alcohol Consumption</w:t>
+            </w:r>
+          </w:p>
+          <w:p>
+            <w:pPr>
+              <w:rPr>
+                <w:rFonts w:ascii="Times New Roman" w:eastAsia="Times New Roman" w:hAnsi="Times New Roman" w:cs="Times New Roman"/>
+              </w:rPr>
+            </w:pPr>
+            <w:r>
+              <w:rPr>
+                <w:rFonts w:ascii="Times New Roman" w:eastAsia="Times New Roman" w:hAnsi="Times New Roman" w:cs="Times New Roman"/>
+              </w:rPr>
+              <w:t># --------------------------------------------------</w:t>
+            </w:r>
+          </w:p>
+          <w:p>
+            <w:pPr>
+              <w:rPr>
+                <w:rFonts w:ascii="Times New Roman" w:eastAsia="Times New Roman" w:hAnsi="Times New Roman" w:cs="Times New Roman"/>
+              </w:rPr>
+            </w:pPr>
+          </w:p>
+          <w:p>
+            <w:pPr>
+              <w:rPr>
+                <w:rFonts w:ascii="Times New Roman" w:eastAsia="Times New Roman" w:hAnsi="Times New Roman" w:cs="Times New Roman"/>
+              </w:rPr>
+            </w:pPr>
+            <w:proofErr w:type="gramStart"/>
+            <w:r>
+              <w:rPr>
+                <w:rFonts w:ascii="Times New Roman" w:eastAsia="Times New Roman" w:hAnsi="Times New Roman" w:cs="Times New Roman"/>
+              </w:rPr>
+              <w:t>hist(</w:t>
+            </w:r>
+            <w:proofErr w:type="spellStart"/>
+            <w:proofErr w:type="gramEnd"/>
+            <w:r>
+              <w:rPr>
+                <w:rFonts w:ascii="Times New Roman" w:eastAsia="Times New Roman" w:hAnsi="Times New Roman" w:cs="Times New Roman"/>
+              </w:rPr>
+              <w:t>data_clean$Alcohol_Consumption</w:t>
+            </w:r>
+            <w:proofErr w:type="spellEnd"/>
+            <w:r>
+              <w:rPr>
+                <w:rFonts w:ascii="Times New Roman" w:eastAsia="Times New Roman" w:hAnsi="Times New Roman" w:cs="Times New Roman"/>
+              </w:rPr>
+              <w:t>,</w:t>
+            </w:r>
+          </w:p>
+          <w:p>
+            <w:pPr>
+              <w:rPr>
+                <w:rFonts w:ascii="Times New Roman" w:eastAsia="Times New Roman" w:hAnsi="Times New Roman" w:cs="Times New Roman"/>
+              </w:rPr>
+            </w:pPr>
+            <w:r>
+              <w:rPr>
+                <w:rFonts w:ascii="Times New Roman" w:eastAsia="Times New Roman" w:hAnsi="Times New Roman" w:cs="Times New Roman"/>
+              </w:rPr>
+              <w:t xml:space="preserve">     main = "Distribution of Alcohol Consumption per Capita",</w:t>
+            </w:r>
+          </w:p>
+          <w:p>
+            <w:pPr>
+              <w:rPr>
+                <w:rFonts w:ascii="Times New Roman" w:eastAsia="Times New Roman" w:hAnsi="Times New Roman" w:cs="Times New Roman"/>
+              </w:rPr>
+            </w:pPr>
+            <w:r>
+              <w:rPr>
+                <w:rFonts w:ascii="Times New Roman" w:eastAsia="Times New Roman" w:hAnsi="Times New Roman" w:cs="Times New Roman"/>
+              </w:rPr>
+              <w:t xml:space="preserve">     </w:t>
+            </w:r>
+            <w:proofErr w:type="spellStart"/>
+            <w:r>
+              <w:rPr>
+                <w:rFonts w:ascii="Times New Roman" w:eastAsia="Times New Roman" w:hAnsi="Times New Roman" w:cs="Times New Roman"/>
+              </w:rPr>
+              <w:t>xlab</w:t>
+            </w:r>
+            <w:proofErr w:type="spellEnd"/>
+            <w:r>
+              <w:rPr>
+                <w:rFonts w:ascii="Times New Roman" w:eastAsia="Times New Roman" w:hAnsi="Times New Roman" w:cs="Times New Roman"/>
+              </w:rPr>
+              <w:t xml:space="preserve"> = "Alcohol Consumption (litres per capita)",</w:t>
+            </w:r>
+          </w:p>
+          <w:p>
+            <w:pPr>
+              <w:rPr>
+                <w:rFonts w:ascii="Times New Roman" w:eastAsia="Times New Roman" w:hAnsi="Times New Roman" w:cs="Times New Roman"/>
+              </w:rPr>
+            </w:pPr>
+            <w:r>
+              <w:rPr>
+                <w:rFonts w:ascii="Times New Roman" w:eastAsia="Times New Roman" w:hAnsi="Times New Roman" w:cs="Times New Roman"/>
+              </w:rPr>
+              <w:t xml:space="preserve">     </w:t>
+            </w:r>
+            <w:proofErr w:type="spellStart"/>
+            <w:r>
+              <w:rPr>
+                <w:rFonts w:ascii="Times New Roman" w:eastAsia="Times New Roman" w:hAnsi="Times New Roman" w:cs="Times New Roman"/>
+              </w:rPr>
+              <w:t>ylab</w:t>
+            </w:r>
+            <w:proofErr w:type="spellEnd"/>
+            <w:r>
+              <w:rPr>
+                <w:rFonts w:ascii="Times New Roman" w:eastAsia="Times New Roman" w:hAnsi="Times New Roman" w:cs="Times New Roman"/>
+              </w:rPr>
+              <w:t xml:space="preserve"> = "Frequency",</w:t>
+            </w:r>
+          </w:p>
+          <w:p>
+            <w:pPr>
+              <w:rPr>
+                <w:rFonts w:ascii="Times New Roman" w:eastAsia="Times New Roman" w:hAnsi="Times New Roman" w:cs="Times New Roman"/>
+              </w:rPr>
+            </w:pPr>
+            <w:r>
+              <w:rPr>
+                <w:rFonts w:ascii="Times New Roman" w:eastAsia="Times New Roman" w:hAnsi="Times New Roman" w:cs="Times New Roman"/>
+              </w:rPr>
+              <w:t xml:space="preserve">     col = "</w:t>
+            </w:r>
+            <w:proofErr w:type="spellStart"/>
+            <w:r>
+              <w:rPr>
+                <w:rFonts w:ascii="Times New Roman" w:eastAsia="Times New Roman" w:hAnsi="Times New Roman" w:cs="Times New Roman"/>
+              </w:rPr>
+              <w:t>steelblue</w:t>
+            </w:r>
+            <w:proofErr w:type="spellEnd"/>
+            <w:r>
+              <w:rPr>
+                <w:rFonts w:ascii="Times New Roman" w:eastAsia="Times New Roman" w:hAnsi="Times New Roman" w:cs="Times New Roman"/>
+              </w:rPr>
+              <w:t>",</w:t>
+            </w:r>
+          </w:p>
+          <w:p>
+            <w:pPr>
+              <w:rPr>
+                <w:rFonts w:ascii="Times New Roman" w:eastAsia="Times New Roman" w:hAnsi="Times New Roman" w:cs="Times New Roman"/>
+              </w:rPr>
+            </w:pPr>
+            <w:r>
+              <w:rPr>
+                <w:rFonts w:ascii="Times New Roman" w:eastAsia="Times New Roman" w:hAnsi="Times New Roman" w:cs="Times New Roman"/>
+              </w:rPr>
+              <w:t xml:space="preserve">     border = "white",</w:t>
+            </w:r>
+          </w:p>
+          <w:p>
+            <w:pPr>
+              <w:rPr>
+                <w:rFonts w:ascii="Times New Roman" w:eastAsia="Times New Roman" w:hAnsi="Times New Roman" w:cs="Times New Roman"/>
+              </w:rPr>
+            </w:pPr>
+            <w:r>
+              <w:rPr>
+                <w:rFonts w:ascii="Times New Roman" w:eastAsia="Times New Roman" w:hAnsi="Times New Roman" w:cs="Times New Roman"/>
+              </w:rPr>
+              <w:t xml:space="preserve">     breaks = 15)</w:t>
+            </w:r>
+          </w:p>
+          <w:p>
+            <w:pPr>
+              <w:rPr>
+                <w:rFonts w:ascii="Times New Roman" w:eastAsia="Times New Roman" w:hAnsi="Times New Roman" w:cs="Times New Roman"/>
+              </w:rPr>
+            </w:pPr>
+          </w:p>
+          <w:p>
+            <w:pPr>
+              <w:rPr>
+                <w:rFonts w:ascii="Times New Roman" w:eastAsia="Times New Roman" w:hAnsi="Times New Roman" w:cs="Times New Roman"/>
+              </w:rPr>
+            </w:pPr>
+            <w:proofErr w:type="gramStart"/>
+            <w:r>
+              <w:rPr>
+                <w:rFonts w:ascii="Times New Roman" w:eastAsia="Times New Roman" w:hAnsi="Times New Roman" w:cs="Times New Roman"/>
+              </w:rPr>
+              <w:t>cat(</w:t>
+            </w:r>
+            <w:proofErr w:type="gramEnd"/>
+            <w:r>
+              <w:rPr>
+                <w:rFonts w:ascii="Times New Roman" w:eastAsia="Times New Roman" w:hAnsi="Times New Roman" w:cs="Times New Roman"/>
+              </w:rPr>
+              <w:t>"Displayed: Histogram of Alcohol Consumption\n")</w:t>
+            </w:r>
+          </w:p>
+          <w:p>
+            <w:pPr>
+              <w:rPr>
+                <w:rFonts w:ascii="Times New Roman" w:eastAsia="Times New Roman" w:hAnsi="Times New Roman" w:cs="Times New Roman"/>
+              </w:rPr>
+            </w:pPr>
+          </w:p>
+          <w:p>
+            <w:pPr>
+              <w:rPr>
+                <w:rFonts w:ascii="Times New Roman" w:eastAsia="Times New Roman" w:hAnsi="Times New Roman" w:cs="Times New Roman"/>
+              </w:rPr>
+            </w:pPr>
+            <w:r>
+              <w:rPr>
+                <w:rFonts w:ascii="Times New Roman" w:eastAsia="Times New Roman" w:hAnsi="Times New Roman" w:cs="Times New Roman"/>
+              </w:rPr>
+              <w:t># --------------------------------------------------</w:t>
+            </w:r>
+          </w:p>
+          <w:p>
+            <w:pPr>
+              <w:rPr>
+                <w:rFonts w:ascii="Times New Roman" w:eastAsia="Times New Roman" w:hAnsi="Times New Roman" w:cs="Times New Roman"/>
+              </w:rPr>
+            </w:pPr>
+            <w:r>
+              <w:rPr>
+                <w:rFonts w:ascii="Times New Roman" w:eastAsia="Times New Roman" w:hAnsi="Times New Roman" w:cs="Times New Roman"/>
+              </w:rPr>
+              <w:t># Visualization 2: Histogram of Life Expectancy</w:t>
+            </w:r>
+          </w:p>
+          <w:p>
+            <w:pPr>
+              <w:rPr>
+                <w:rFonts w:ascii="Times New Roman" w:eastAsia="Times New Roman" w:hAnsi="Times New Roman" w:cs="Times New Roman"/>
+              </w:rPr>
+            </w:pPr>
+            <w:r>
+              <w:rPr>
+                <w:rFonts w:ascii="Times New Roman" w:eastAsia="Times New Roman" w:hAnsi="Times New Roman" w:cs="Times New Roman"/>
+              </w:rPr>
+              <w:t># --------------------------------------------------</w:t>
+            </w:r>
+          </w:p>
+          <w:p>
+            <w:pPr>
+              <w:rPr>
+                <w:rFonts w:ascii="Times New Roman" w:eastAsia="Times New Roman" w:hAnsi="Times New Roman" w:cs="Times New Roman"/>
+              </w:rPr>
+            </w:pPr>
+          </w:p>
+          <w:p>
+            <w:pPr>
+              <w:rPr>
+                <w:rFonts w:ascii="Times New Roman" w:eastAsia="Times New Roman" w:hAnsi="Times New Roman" w:cs="Times New Roman"/>
+              </w:rPr>
+            </w:pPr>
+            <w:proofErr w:type="gramStart"/>
+            <w:r>
+              <w:rPr>
+                <w:rFonts w:ascii="Times New Roman" w:eastAsia="Times New Roman" w:hAnsi="Times New Roman" w:cs="Times New Roman"/>
+              </w:rPr>
+              <w:t>hist(</w:t>
+            </w:r>
+            <w:proofErr w:type="spellStart"/>
+            <w:proofErr w:type="gramEnd"/>
+            <w:r>
+              <w:rPr>
+                <w:rFonts w:ascii="Times New Roman" w:eastAsia="Times New Roman" w:hAnsi="Times New Roman" w:cs="Times New Roman"/>
+              </w:rPr>
+              <w:t>data_clean$Life_Expectancy</w:t>
+            </w:r>
+            <w:proofErr w:type="spellEnd"/>
+            <w:r>
+              <w:rPr>
+                <w:rFonts w:ascii="Times New Roman" w:eastAsia="Times New Roman" w:hAnsi="Times New Roman" w:cs="Times New Roman"/>
+              </w:rPr>
+              <w:t>,</w:t>
+            </w:r>
+          </w:p>
+          <w:p>
+            <w:pPr>
+              <w:rPr>
+                <w:rFonts w:ascii="Times New Roman" w:eastAsia="Times New Roman" w:hAnsi="Times New Roman" w:cs="Times New Roman"/>
+              </w:rPr>
+            </w:pPr>
+            <w:r>
+              <w:rPr>
+                <w:rFonts w:ascii="Times New Roman" w:eastAsia="Times New Roman" w:hAnsi="Times New Roman" w:cs="Times New Roman"/>
+              </w:rPr>
+              <w:t xml:space="preserve">     main = "Distribution of Life Expectancy",</w:t>
+            </w:r>
+          </w:p>
+          <w:p>
+            <w:pPr>
+              <w:rPr>
+                <w:rFonts w:ascii="Times New Roman" w:eastAsia="Times New Roman" w:hAnsi="Times New Roman" w:cs="Times New Roman"/>
+              </w:rPr>
+            </w:pPr>
+            <w:r>
+              <w:rPr>
+                <w:rFonts w:ascii="Times New Roman" w:eastAsia="Times New Roman" w:hAnsi="Times New Roman" w:cs="Times New Roman"/>
+              </w:rPr>
+              <w:lastRenderedPageBreak/>
+              <w:t xml:space="preserve">     </w:t>
+            </w:r>
+            <w:proofErr w:type="spellStart"/>
+            <w:r>
+              <w:rPr>
+                <w:rFonts w:ascii="Times New Roman" w:eastAsia="Times New Roman" w:hAnsi="Times New Roman" w:cs="Times New Roman"/>
+              </w:rPr>
+              <w:t>xlab</w:t>
+            </w:r>
+            <w:proofErr w:type="spellEnd"/>
+            <w:r>
+              <w:rPr>
+                <w:rFonts w:ascii="Times New Roman" w:eastAsia="Times New Roman" w:hAnsi="Times New Roman" w:cs="Times New Roman"/>
+              </w:rPr>
+              <w:t xml:space="preserve"> = "Life Expectancy (years)",</w:t>
+            </w:r>
+          </w:p>
+          <w:p>
+            <w:pPr>
+              <w:rPr>
+                <w:rFonts w:ascii="Times New Roman" w:eastAsia="Times New Roman" w:hAnsi="Times New Roman" w:cs="Times New Roman"/>
+              </w:rPr>
+            </w:pPr>
+            <w:r>
+              <w:rPr>
+                <w:rFonts w:ascii="Times New Roman" w:eastAsia="Times New Roman" w:hAnsi="Times New Roman" w:cs="Times New Roman"/>
+              </w:rPr>
+              <w:t xml:space="preserve">     </w:t>
+            </w:r>
+            <w:proofErr w:type="spellStart"/>
+            <w:r>
+              <w:rPr>
+                <w:rFonts w:ascii="Times New Roman" w:eastAsia="Times New Roman" w:hAnsi="Times New Roman" w:cs="Times New Roman"/>
+              </w:rPr>
+              <w:t>ylab</w:t>
+            </w:r>
+            <w:proofErr w:type="spellEnd"/>
+            <w:r>
+              <w:rPr>
+                <w:rFonts w:ascii="Times New Roman" w:eastAsia="Times New Roman" w:hAnsi="Times New Roman" w:cs="Times New Roman"/>
+              </w:rPr>
+              <w:t xml:space="preserve"> = "Frequency",</w:t>
+            </w:r>
+          </w:p>
+          <w:p>
+            <w:pPr>
+              <w:rPr>
+                <w:rFonts w:ascii="Times New Roman" w:eastAsia="Times New Roman" w:hAnsi="Times New Roman" w:cs="Times New Roman"/>
+              </w:rPr>
+            </w:pPr>
+            <w:r>
+              <w:rPr>
+                <w:rFonts w:ascii="Times New Roman" w:eastAsia="Times New Roman" w:hAnsi="Times New Roman" w:cs="Times New Roman"/>
+              </w:rPr>
+              <w:t xml:space="preserve">     col = "coral",</w:t>
+            </w:r>
+          </w:p>
+          <w:p>
+            <w:pPr>
+              <w:rPr>
+                <w:rFonts w:ascii="Times New Roman" w:eastAsia="Times New Roman" w:hAnsi="Times New Roman" w:cs="Times New Roman"/>
+              </w:rPr>
+            </w:pPr>
+            <w:r>
+              <w:rPr>
+                <w:rFonts w:ascii="Times New Roman" w:eastAsia="Times New Roman" w:hAnsi="Times New Roman" w:cs="Times New Roman"/>
+              </w:rPr>
+              <w:t xml:space="preserve">     border = "white",</w:t>
+            </w:r>
+          </w:p>
+          <w:p>
+            <w:pPr>
+              <w:rPr>
+                <w:rFonts w:ascii="Times New Roman" w:eastAsia="Times New Roman" w:hAnsi="Times New Roman" w:cs="Times New Roman"/>
+              </w:rPr>
+            </w:pPr>
+            <w:r>
+              <w:rPr>
+                <w:rFonts w:ascii="Times New Roman" w:eastAsia="Times New Roman" w:hAnsi="Times New Roman" w:cs="Times New Roman"/>
+              </w:rPr>
+              <w:t xml:space="preserve">     breaks = 15)</w:t>
+            </w:r>
+          </w:p>
+          <w:p>
+            <w:pPr>
+              <w:rPr>
+                <w:rFonts w:ascii="Times New Roman" w:eastAsia="Times New Roman" w:hAnsi="Times New Roman" w:cs="Times New Roman"/>
+              </w:rPr>
+            </w:pPr>
+          </w:p>
+          <w:p>
+            <w:pPr>
+              <w:rPr>
+                <w:rFonts w:ascii="Times New Roman" w:eastAsia="Times New Roman" w:hAnsi="Times New Roman" w:cs="Times New Roman"/>
+              </w:rPr>
+            </w:pPr>
+            <w:proofErr w:type="gramStart"/>
+            <w:r>
+              <w:rPr>
+                <w:rFonts w:ascii="Times New Roman" w:eastAsia="Times New Roman" w:hAnsi="Times New Roman" w:cs="Times New Roman"/>
+              </w:rPr>
+              <w:t>cat(</w:t>
+            </w:r>
+            <w:proofErr w:type="gramEnd"/>
+            <w:r>
+              <w:rPr>
+                <w:rFonts w:ascii="Times New Roman" w:eastAsia="Times New Roman" w:hAnsi="Times New Roman" w:cs="Times New Roman"/>
+              </w:rPr>
+              <w:t>"Displayed: Histogram of Life Expectancy\n")</w:t>
+            </w:r>
+          </w:p>
+          <w:p>
+            <w:pPr>
+              <w:rPr>
+                <w:rFonts w:ascii="Times New Roman" w:eastAsia="Times New Roman" w:hAnsi="Times New Roman" w:cs="Times New Roman"/>
+              </w:rPr>
+            </w:pPr>
+          </w:p>
+          <w:p>
+            <w:pPr>
+              <w:rPr>
+                <w:rFonts w:ascii="Times New Roman" w:eastAsia="Times New Roman" w:hAnsi="Times New Roman" w:cs="Times New Roman"/>
+              </w:rPr>
+            </w:pPr>
+            <w:r>
+              <w:rPr>
+                <w:rFonts w:ascii="Times New Roman" w:eastAsia="Times New Roman" w:hAnsi="Times New Roman" w:cs="Times New Roman"/>
+              </w:rPr>
+              <w:t># --------------------------------------------------</w:t>
+            </w:r>
+          </w:p>
+          <w:p>
+            <w:pPr>
+              <w:rPr>
+                <w:rFonts w:ascii="Times New Roman" w:eastAsia="Times New Roman" w:hAnsi="Times New Roman" w:cs="Times New Roman"/>
+              </w:rPr>
+            </w:pPr>
+            <w:r>
+              <w:rPr>
+                <w:rFonts w:ascii="Times New Roman" w:eastAsia="Times New Roman" w:hAnsi="Times New Roman" w:cs="Times New Roman"/>
+              </w:rPr>
+              <w:t># Visualization 3: Scatter Plot WITHOUT Regression Line</w:t>
+            </w:r>
+          </w:p>
+          <w:p>
+            <w:pPr>
+              <w:rPr>
+                <w:rFonts w:ascii="Times New Roman" w:eastAsia="Times New Roman" w:hAnsi="Times New Roman" w:cs="Times New Roman"/>
+              </w:rPr>
+            </w:pPr>
+            <w:r>
+              <w:rPr>
+                <w:rFonts w:ascii="Times New Roman" w:eastAsia="Times New Roman" w:hAnsi="Times New Roman" w:cs="Times New Roman"/>
+              </w:rPr>
+              <w:t># --------------------------------------------------</w:t>
+            </w:r>
+          </w:p>
+          <w:p>
+            <w:pPr>
+              <w:rPr>
+                <w:rFonts w:ascii="Times New Roman" w:eastAsia="Times New Roman" w:hAnsi="Times New Roman" w:cs="Times New Roman"/>
+              </w:rPr>
+            </w:pPr>
+          </w:p>
+          <w:p>
+            <w:pPr>
+              <w:rPr>
+                <w:rFonts w:ascii="Times New Roman" w:eastAsia="Times New Roman" w:hAnsi="Times New Roman" w:cs="Times New Roman"/>
+              </w:rPr>
+            </w:pPr>
+            <w:proofErr w:type="gramStart"/>
+            <w:r>
+              <w:rPr>
+                <w:rFonts w:ascii="Times New Roman" w:eastAsia="Times New Roman" w:hAnsi="Times New Roman" w:cs="Times New Roman"/>
+              </w:rPr>
+              <w:t>plot(</w:t>
+            </w:r>
+            <w:proofErr w:type="spellStart"/>
+            <w:proofErr w:type="gramEnd"/>
+            <w:r>
+              <w:rPr>
+                <w:rFonts w:ascii="Times New Roman" w:eastAsia="Times New Roman" w:hAnsi="Times New Roman" w:cs="Times New Roman"/>
+              </w:rPr>
+              <w:t>data_clean$Alcohol_Consumption</w:t>
+            </w:r>
+            <w:proofErr w:type="spellEnd"/>
+            <w:r>
+              <w:rPr>
+                <w:rFonts w:ascii="Times New Roman" w:eastAsia="Times New Roman" w:hAnsi="Times New Roman" w:cs="Times New Roman"/>
+              </w:rPr>
+              <w:t xml:space="preserve">, </w:t>
+            </w:r>
+          </w:p>
+          <w:p>
+            <w:pPr>
+              <w:rPr>
+                <w:rFonts w:ascii="Times New Roman" w:eastAsia="Times New Roman" w:hAnsi="Times New Roman" w:cs="Times New Roman"/>
+              </w:rPr>
+            </w:pPr>
+            <w:r>
+              <w:rPr>
+                <w:rFonts w:ascii="Times New Roman" w:eastAsia="Times New Roman" w:hAnsi="Times New Roman" w:cs="Times New Roman"/>
+              </w:rPr>
+              <w:t xml:space="preserve">     </w:t>
+            </w:r>
+            <w:proofErr w:type="spellStart"/>
+            <w:r>
+              <w:rPr>
+                <w:rFonts w:ascii="Times New Roman" w:eastAsia="Times New Roman" w:hAnsi="Times New Roman" w:cs="Times New Roman"/>
+              </w:rPr>
+              <w:t>data_clean$Life_Expectancy</w:t>
+            </w:r>
+            <w:proofErr w:type="spellEnd"/>
+            <w:r>
+              <w:rPr>
+                <w:rFonts w:ascii="Times New Roman" w:eastAsia="Times New Roman" w:hAnsi="Times New Roman" w:cs="Times New Roman"/>
+              </w:rPr>
+              <w:t>,</w:t>
+            </w:r>
+          </w:p>
+          <w:p>
+            <w:pPr>
+              <w:rPr>
+                <w:rFonts w:ascii="Times New Roman" w:eastAsia="Times New Roman" w:hAnsi="Times New Roman" w:cs="Times New Roman"/>
+              </w:rPr>
+            </w:pPr>
+            <w:r>
+              <w:rPr>
+                <w:rFonts w:ascii="Times New Roman" w:eastAsia="Times New Roman" w:hAnsi="Times New Roman" w:cs="Times New Roman"/>
+              </w:rPr>
+              <w:t xml:space="preserve">     main = "Alcohol Consumption vs Life Expectancy",</w:t>
+            </w:r>
+          </w:p>
+          <w:p>
+            <w:pPr>
+              <w:rPr>
+                <w:rFonts w:ascii="Times New Roman" w:eastAsia="Times New Roman" w:hAnsi="Times New Roman" w:cs="Times New Roman"/>
+              </w:rPr>
+            </w:pPr>
+            <w:r>
+              <w:rPr>
+                <w:rFonts w:ascii="Times New Roman" w:eastAsia="Times New Roman" w:hAnsi="Times New Roman" w:cs="Times New Roman"/>
+              </w:rPr>
+              <w:t xml:space="preserve">     </w:t>
+            </w:r>
+            <w:proofErr w:type="spellStart"/>
+            <w:r>
+              <w:rPr>
+                <w:rFonts w:ascii="Times New Roman" w:eastAsia="Times New Roman" w:hAnsi="Times New Roman" w:cs="Times New Roman"/>
+              </w:rPr>
+              <w:t>xlab</w:t>
+            </w:r>
+            <w:proofErr w:type="spellEnd"/>
+            <w:r>
+              <w:rPr>
+                <w:rFonts w:ascii="Times New Roman" w:eastAsia="Times New Roman" w:hAnsi="Times New Roman" w:cs="Times New Roman"/>
+              </w:rPr>
+              <w:t xml:space="preserve"> = "Alcohol Consumption (litres per capita)",</w:t>
+            </w:r>
+          </w:p>
+          <w:p>
+            <w:pPr>
+              <w:rPr>
+                <w:rFonts w:ascii="Times New Roman" w:eastAsia="Times New Roman" w:hAnsi="Times New Roman" w:cs="Times New Roman"/>
+              </w:rPr>
+            </w:pPr>
+            <w:r>
+              <w:rPr>
+                <w:rFonts w:ascii="Times New Roman" w:eastAsia="Times New Roman" w:hAnsi="Times New Roman" w:cs="Times New Roman"/>
+              </w:rPr>
+              <w:t xml:space="preserve">     </w:t>
+            </w:r>
+            <w:proofErr w:type="spellStart"/>
+            <w:r>
+              <w:rPr>
+                <w:rFonts w:ascii="Times New Roman" w:eastAsia="Times New Roman" w:hAnsi="Times New Roman" w:cs="Times New Roman"/>
+              </w:rPr>
+              <w:t>ylab</w:t>
+            </w:r>
+            <w:proofErr w:type="spellEnd"/>
+            <w:r>
+              <w:rPr>
+                <w:rFonts w:ascii="Times New Roman" w:eastAsia="Times New Roman" w:hAnsi="Times New Roman" w:cs="Times New Roman"/>
+              </w:rPr>
+              <w:t xml:space="preserve"> = "Life Expectancy (years)",</w:t>
+            </w:r>
+          </w:p>
+          <w:p>
+            <w:pPr>
+              <w:rPr>
+                <w:rFonts w:ascii="Times New Roman" w:eastAsia="Times New Roman" w:hAnsi="Times New Roman" w:cs="Times New Roman"/>
+              </w:rPr>
+            </w:pPr>
+            <w:r>
+              <w:rPr>
+                <w:rFonts w:ascii="Times New Roman" w:eastAsia="Times New Roman" w:hAnsi="Times New Roman" w:cs="Times New Roman"/>
+              </w:rPr>
+              <w:t xml:space="preserve">     </w:t>
+            </w:r>
+            <w:proofErr w:type="spellStart"/>
+            <w:r>
+              <w:rPr>
+                <w:rFonts w:ascii="Times New Roman" w:eastAsia="Times New Roman" w:hAnsi="Times New Roman" w:cs="Times New Roman"/>
+              </w:rPr>
+              <w:t>pch</w:t>
+            </w:r>
+            <w:proofErr w:type="spellEnd"/>
+            <w:r>
+              <w:rPr>
+                <w:rFonts w:ascii="Times New Roman" w:eastAsia="Times New Roman" w:hAnsi="Times New Roman" w:cs="Times New Roman"/>
+              </w:rPr>
+              <w:t xml:space="preserve"> = 19,</w:t>
+            </w:r>
+          </w:p>
+          <w:p>
+            <w:pPr>
+              <w:rPr>
+                <w:rFonts w:ascii="Times New Roman" w:eastAsia="Times New Roman" w:hAnsi="Times New Roman" w:cs="Times New Roman"/>
+              </w:rPr>
+            </w:pPr>
+            <w:r>
+              <w:rPr>
+                <w:rFonts w:ascii="Times New Roman" w:eastAsia="Times New Roman" w:hAnsi="Times New Roman" w:cs="Times New Roman"/>
+              </w:rPr>
+              <w:t xml:space="preserve">     col = </w:t>
+            </w:r>
+            <w:proofErr w:type="spellStart"/>
+            <w:proofErr w:type="gramStart"/>
+            <w:r>
+              <w:rPr>
+                <w:rFonts w:ascii="Times New Roman" w:eastAsia="Times New Roman" w:hAnsi="Times New Roman" w:cs="Times New Roman"/>
+              </w:rPr>
+              <w:t>rgb</w:t>
+            </w:r>
+            <w:proofErr w:type="spellEnd"/>
+            <w:r>
+              <w:rPr>
+                <w:rFonts w:ascii="Times New Roman" w:eastAsia="Times New Roman" w:hAnsi="Times New Roman" w:cs="Times New Roman"/>
+              </w:rPr>
+              <w:t>(</w:t>
+            </w:r>
+            <w:proofErr w:type="gramEnd"/>
+            <w:r>
+              <w:rPr>
+                <w:rFonts w:ascii="Times New Roman" w:eastAsia="Times New Roman" w:hAnsi="Times New Roman" w:cs="Times New Roman"/>
+              </w:rPr>
+              <w:t>0, 0, 0.5, 0.6),</w:t>
+            </w:r>
+          </w:p>
+          <w:p>
+            <w:pPr>
+              <w:rPr>
+                <w:rFonts w:ascii="Times New Roman" w:eastAsia="Times New Roman" w:hAnsi="Times New Roman" w:cs="Times New Roman"/>
+              </w:rPr>
+            </w:pPr>
+            <w:r>
+              <w:rPr>
+                <w:rFonts w:ascii="Times New Roman" w:eastAsia="Times New Roman" w:hAnsi="Times New Roman" w:cs="Times New Roman"/>
+              </w:rPr>
+              <w:t xml:space="preserve">     </w:t>
+            </w:r>
+            <w:proofErr w:type="spellStart"/>
+            <w:r>
+              <w:rPr>
+                <w:rFonts w:ascii="Times New Roman" w:eastAsia="Times New Roman" w:hAnsi="Times New Roman" w:cs="Times New Roman"/>
+              </w:rPr>
+              <w:t>cex</w:t>
+            </w:r>
+            <w:proofErr w:type="spellEnd"/>
+            <w:r>
+              <w:rPr>
+                <w:rFonts w:ascii="Times New Roman" w:eastAsia="Times New Roman" w:hAnsi="Times New Roman" w:cs="Times New Roman"/>
+              </w:rPr>
+              <w:t xml:space="preserve"> = 1.1)</w:t>
+            </w:r>
+          </w:p>
+          <w:p>
+            <w:pPr>
+              <w:rPr>
+                <w:rFonts w:ascii="Times New Roman" w:eastAsia="Times New Roman" w:hAnsi="Times New Roman" w:cs="Times New Roman"/>
+              </w:rPr>
+            </w:pPr>
+          </w:p>
+          <w:p>
+            <w:pPr>
+              <w:rPr>
+                <w:rFonts w:ascii="Times New Roman" w:eastAsia="Times New Roman" w:hAnsi="Times New Roman" w:cs="Times New Roman"/>
+              </w:rPr>
+            </w:pPr>
+            <w:proofErr w:type="gramStart"/>
+            <w:r>
+              <w:rPr>
+                <w:rFonts w:ascii="Times New Roman" w:eastAsia="Times New Roman" w:hAnsi="Times New Roman" w:cs="Times New Roman"/>
+              </w:rPr>
+              <w:t>grid(</w:t>
+            </w:r>
+            <w:proofErr w:type="gramEnd"/>
+            <w:r>
+              <w:rPr>
+                <w:rFonts w:ascii="Times New Roman" w:eastAsia="Times New Roman" w:hAnsi="Times New Roman" w:cs="Times New Roman"/>
+              </w:rPr>
+              <w:t>col = "</w:t>
+            </w:r>
+            <w:proofErr w:type="spellStart"/>
+            <w:r>
+              <w:rPr>
+                <w:rFonts w:ascii="Times New Roman" w:eastAsia="Times New Roman" w:hAnsi="Times New Roman" w:cs="Times New Roman"/>
+              </w:rPr>
+              <w:t>gray</w:t>
+            </w:r>
+            <w:proofErr w:type="spellEnd"/>
+            <w:r>
+              <w:rPr>
+                <w:rFonts w:ascii="Times New Roman" w:eastAsia="Times New Roman" w:hAnsi="Times New Roman" w:cs="Times New Roman"/>
+              </w:rPr>
+              <w:t xml:space="preserve">", </w:t>
+            </w:r>
+            <w:proofErr w:type="spellStart"/>
+            <w:r>
+              <w:rPr>
+                <w:rFonts w:ascii="Times New Roman" w:eastAsia="Times New Roman" w:hAnsi="Times New Roman" w:cs="Times New Roman"/>
+              </w:rPr>
+              <w:t>lty</w:t>
+            </w:r>
+            <w:proofErr w:type="spellEnd"/>
+            <w:r>
+              <w:rPr>
+                <w:rFonts w:ascii="Times New Roman" w:eastAsia="Times New Roman" w:hAnsi="Times New Roman" w:cs="Times New Roman"/>
+              </w:rPr>
+              <w:t xml:space="preserve"> = "dotted")</w:t>
+            </w:r>
+          </w:p>
+          <w:p>
+            <w:pPr>
+              <w:rPr>
+                <w:rFonts w:ascii="Times New Roman" w:eastAsia="Times New Roman" w:hAnsi="Times New Roman" w:cs="Times New Roman"/>
+              </w:rPr>
+            </w:pPr>
+          </w:p>
+          <w:p>
+            <w:pPr>
+              <w:rPr>
+                <w:rFonts w:ascii="Times New Roman" w:eastAsia="Times New Roman" w:hAnsi="Times New Roman" w:cs="Times New Roman"/>
+              </w:rPr>
+            </w:pPr>
+            <w:proofErr w:type="spellStart"/>
+            <w:proofErr w:type="gramStart"/>
+            <w:r>
+              <w:rPr>
+                <w:rFonts w:ascii="Times New Roman" w:eastAsia="Times New Roman" w:hAnsi="Times New Roman" w:cs="Times New Roman"/>
+              </w:rPr>
+              <w:t>mtext</w:t>
+            </w:r>
+            <w:proofErr w:type="spellEnd"/>
+            <w:r>
+              <w:rPr>
+                <w:rFonts w:ascii="Times New Roman" w:eastAsia="Times New Roman" w:hAnsi="Times New Roman" w:cs="Times New Roman"/>
+              </w:rPr>
+              <w:t>(paste(</w:t>
+            </w:r>
+            <w:proofErr w:type="gramEnd"/>
+            <w:r>
+              <w:rPr>
+                <w:rFonts w:ascii="Times New Roman" w:eastAsia="Times New Roman" w:hAnsi="Times New Roman" w:cs="Times New Roman"/>
+              </w:rPr>
+              <w:t xml:space="preserve">"n =", </w:t>
+            </w:r>
+            <w:proofErr w:type="spellStart"/>
+            <w:r>
+              <w:rPr>
+                <w:rFonts w:ascii="Times New Roman" w:eastAsia="Times New Roman" w:hAnsi="Times New Roman" w:cs="Times New Roman"/>
+              </w:rPr>
+              <w:t>nrow</w:t>
+            </w:r>
+            <w:proofErr w:type="spellEnd"/>
+            <w:r>
+              <w:rPr>
+                <w:rFonts w:ascii="Times New Roman" w:eastAsia="Times New Roman" w:hAnsi="Times New Roman" w:cs="Times New Roman"/>
+              </w:rPr>
+              <w:t>(</w:t>
+            </w:r>
+            <w:proofErr w:type="spellStart"/>
+            <w:r>
+              <w:rPr>
+                <w:rFonts w:ascii="Times New Roman" w:eastAsia="Times New Roman" w:hAnsi="Times New Roman" w:cs="Times New Roman"/>
+              </w:rPr>
+              <w:t>data_clean</w:t>
+            </w:r>
+            <w:proofErr w:type="spellEnd"/>
+            <w:r>
+              <w:rPr>
+                <w:rFonts w:ascii="Times New Roman" w:eastAsia="Times New Roman" w:hAnsi="Times New Roman" w:cs="Times New Roman"/>
+              </w:rPr>
+              <w:t xml:space="preserve">), "countries"), </w:t>
+            </w:r>
+          </w:p>
+          <w:p>
+            <w:pPr>
+              <w:rPr>
+                <w:rFonts w:ascii="Times New Roman" w:eastAsia="Times New Roman" w:hAnsi="Times New Roman" w:cs="Times New Roman"/>
+              </w:rPr>
+            </w:pPr>
+            <w:r>
+              <w:rPr>
+                <w:rFonts w:ascii="Times New Roman" w:eastAsia="Times New Roman" w:hAnsi="Times New Roman" w:cs="Times New Roman"/>
+              </w:rPr>
+              <w:t xml:space="preserve">      side = 3, </w:t>
+            </w:r>
+          </w:p>
+          <w:p>
+            <w:pPr>
+              <w:rPr>
+                <w:rFonts w:ascii="Times New Roman" w:eastAsia="Times New Roman" w:hAnsi="Times New Roman" w:cs="Times New Roman"/>
+              </w:rPr>
+            </w:pPr>
+            <w:r>
+              <w:rPr>
+                <w:rFonts w:ascii="Times New Roman" w:eastAsia="Times New Roman" w:hAnsi="Times New Roman" w:cs="Times New Roman"/>
+              </w:rPr>
+              <w:t xml:space="preserve">      line = 0.3,</w:t>
+            </w:r>
+          </w:p>
+          <w:p>
+            <w:pPr>
+              <w:rPr>
+                <w:rFonts w:ascii="Times New Roman" w:eastAsia="Times New Roman" w:hAnsi="Times New Roman" w:cs="Times New Roman"/>
+              </w:rPr>
+            </w:pPr>
+            <w:r>
+              <w:rPr>
+                <w:rFonts w:ascii="Times New Roman" w:eastAsia="Times New Roman" w:hAnsi="Times New Roman" w:cs="Times New Roman"/>
+              </w:rPr>
+              <w:t xml:space="preserve">      </w:t>
+            </w:r>
+            <w:proofErr w:type="spellStart"/>
+            <w:r>
+              <w:rPr>
+                <w:rFonts w:ascii="Times New Roman" w:eastAsia="Times New Roman" w:hAnsi="Times New Roman" w:cs="Times New Roman"/>
+              </w:rPr>
+              <w:t>cex</w:t>
+            </w:r>
+            <w:proofErr w:type="spellEnd"/>
+            <w:r>
+              <w:rPr>
+                <w:rFonts w:ascii="Times New Roman" w:eastAsia="Times New Roman" w:hAnsi="Times New Roman" w:cs="Times New Roman"/>
+              </w:rPr>
+              <w:t xml:space="preserve"> = 0.9)</w:t>
+            </w:r>
+          </w:p>
+          <w:p>
+            <w:pPr>
+              <w:rPr>
+                <w:rFonts w:ascii="Times New Roman" w:eastAsia="Times New Roman" w:hAnsi="Times New Roman" w:cs="Times New Roman"/>
+              </w:rPr>
+            </w:pPr>
+          </w:p>
+          <w:p>
+            <w:pPr>
+              <w:rPr>
+                <w:rFonts w:ascii="Times New Roman" w:eastAsia="Times New Roman" w:hAnsi="Times New Roman" w:cs="Times New Roman"/>
+              </w:rPr>
+            </w:pPr>
+            <w:proofErr w:type="gramStart"/>
+            <w:r>
+              <w:rPr>
+                <w:rFonts w:ascii="Times New Roman" w:eastAsia="Times New Roman" w:hAnsi="Times New Roman" w:cs="Times New Roman"/>
+              </w:rPr>
+              <w:t>cat(</w:t>
+            </w:r>
+            <w:proofErr w:type="gramEnd"/>
+            <w:r>
+              <w:rPr>
+                <w:rFonts w:ascii="Times New Roman" w:eastAsia="Times New Roman" w:hAnsi="Times New Roman" w:cs="Times New Roman"/>
+              </w:rPr>
+              <w:t>"Displayed: Scatter Plot\n")</w:t>
+            </w:r>
+          </w:p>
+          <w:p>
+            <w:pPr>
+              <w:rPr>
+                <w:rFonts w:ascii="Times New Roman" w:eastAsia="Times New Roman" w:hAnsi="Times New Roman" w:cs="Times New Roman"/>
+              </w:rPr>
+            </w:pPr>
+          </w:p>
+          <w:p>
+            <w:pPr>
+              <w:rPr>
+                <w:rFonts w:ascii="Times New Roman" w:eastAsia="Times New Roman" w:hAnsi="Times New Roman" w:cs="Times New Roman"/>
+              </w:rPr>
+            </w:pPr>
+            <w:r>
+              <w:rPr>
+                <w:rFonts w:ascii="Times New Roman" w:eastAsia="Times New Roman" w:hAnsi="Times New Roman" w:cs="Times New Roman"/>
+              </w:rPr>
+              <w:t># --------------------------------------------------</w:t>
+            </w:r>
+          </w:p>
+          <w:p>
+            <w:pPr>
+              <w:rPr>
+                <w:rFonts w:ascii="Times New Roman" w:eastAsia="Times New Roman" w:hAnsi="Times New Roman" w:cs="Times New Roman"/>
+              </w:rPr>
+            </w:pPr>
+            <w:r>
+              <w:rPr>
+                <w:rFonts w:ascii="Times New Roman" w:eastAsia="Times New Roman" w:hAnsi="Times New Roman" w:cs="Times New Roman"/>
+              </w:rPr>
+              <w:t xml:space="preserve"># Visualization 4: </w:t>
+            </w:r>
+            <w:proofErr w:type="spellStart"/>
+            <w:r>
+              <w:rPr>
+                <w:rFonts w:ascii="Times New Roman" w:eastAsia="Times New Roman" w:hAnsi="Times New Roman" w:cs="Times New Roman"/>
+              </w:rPr>
+              <w:t>StripChart</w:t>
+            </w:r>
+            <w:proofErr w:type="spellEnd"/>
+            <w:r>
+              <w:rPr>
+                <w:rFonts w:ascii="Times New Roman" w:eastAsia="Times New Roman" w:hAnsi="Times New Roman" w:cs="Times New Roman"/>
+              </w:rPr>
+              <w:t xml:space="preserve"> (Alcohol)</w:t>
+            </w:r>
+          </w:p>
+          <w:p>
+            <w:pPr>
+              <w:rPr>
+                <w:rFonts w:ascii="Times New Roman" w:eastAsia="Times New Roman" w:hAnsi="Times New Roman" w:cs="Times New Roman"/>
+              </w:rPr>
+            </w:pPr>
+            <w:r>
+              <w:rPr>
+                <w:rFonts w:ascii="Times New Roman" w:eastAsia="Times New Roman" w:hAnsi="Times New Roman" w:cs="Times New Roman"/>
+              </w:rPr>
+              <w:t># --------------------------------------------------</w:t>
+            </w:r>
+          </w:p>
+          <w:p>
+            <w:pPr>
+              <w:rPr>
+                <w:rFonts w:ascii="Times New Roman" w:eastAsia="Times New Roman" w:hAnsi="Times New Roman" w:cs="Times New Roman"/>
+              </w:rPr>
+            </w:pPr>
+          </w:p>
+          <w:p>
+            <w:pPr>
+              <w:rPr>
+                <w:rFonts w:ascii="Times New Roman" w:eastAsia="Times New Roman" w:hAnsi="Times New Roman" w:cs="Times New Roman"/>
+              </w:rPr>
+            </w:pPr>
+            <w:proofErr w:type="spellStart"/>
+            <w:proofErr w:type="gramStart"/>
+            <w:r>
+              <w:rPr>
+                <w:rFonts w:ascii="Times New Roman" w:eastAsia="Times New Roman" w:hAnsi="Times New Roman" w:cs="Times New Roman"/>
+              </w:rPr>
+              <w:t>stripchart</w:t>
+            </w:r>
+            <w:proofErr w:type="spellEnd"/>
+            <w:r>
+              <w:rPr>
+                <w:rFonts w:ascii="Times New Roman" w:eastAsia="Times New Roman" w:hAnsi="Times New Roman" w:cs="Times New Roman"/>
+              </w:rPr>
+              <w:t>(</w:t>
+            </w:r>
+            <w:proofErr w:type="spellStart"/>
+            <w:proofErr w:type="gramEnd"/>
+            <w:r>
+              <w:rPr>
+                <w:rFonts w:ascii="Times New Roman" w:eastAsia="Times New Roman" w:hAnsi="Times New Roman" w:cs="Times New Roman"/>
+              </w:rPr>
+              <w:t>data_clean$Alcohol_Consumption</w:t>
+            </w:r>
+            <w:proofErr w:type="spellEnd"/>
+            <w:r>
+              <w:rPr>
+                <w:rFonts w:ascii="Times New Roman" w:eastAsia="Times New Roman" w:hAnsi="Times New Roman" w:cs="Times New Roman"/>
+              </w:rPr>
+              <w:t>,</w:t>
+            </w:r>
+          </w:p>
+          <w:p>
+            <w:pPr>
+              <w:rPr>
+                <w:rFonts w:ascii="Times New Roman" w:eastAsia="Times New Roman" w:hAnsi="Times New Roman" w:cs="Times New Roman"/>
+              </w:rPr>
+            </w:pPr>
+            <w:r>
+              <w:rPr>
+                <w:rFonts w:ascii="Times New Roman" w:eastAsia="Times New Roman" w:hAnsi="Times New Roman" w:cs="Times New Roman"/>
+              </w:rPr>
+              <w:t xml:space="preserve">           method = "jitter",</w:t>
+            </w:r>
+          </w:p>
+          <w:p>
+            <w:pPr>
+              <w:rPr>
+                <w:rFonts w:ascii="Times New Roman" w:eastAsia="Times New Roman" w:hAnsi="Times New Roman" w:cs="Times New Roman"/>
+              </w:rPr>
+            </w:pPr>
+            <w:r>
+              <w:rPr>
+                <w:rFonts w:ascii="Times New Roman" w:eastAsia="Times New Roman" w:hAnsi="Times New Roman" w:cs="Times New Roman"/>
+              </w:rPr>
+              <w:t xml:space="preserve">           main = "</w:t>
+            </w:r>
+            <w:proofErr w:type="spellStart"/>
+            <w:r>
+              <w:rPr>
+                <w:rFonts w:ascii="Times New Roman" w:eastAsia="Times New Roman" w:hAnsi="Times New Roman" w:cs="Times New Roman"/>
+              </w:rPr>
+              <w:t>Stripchart</w:t>
+            </w:r>
+            <w:proofErr w:type="spellEnd"/>
+            <w:r>
+              <w:rPr>
+                <w:rFonts w:ascii="Times New Roman" w:eastAsia="Times New Roman" w:hAnsi="Times New Roman" w:cs="Times New Roman"/>
+              </w:rPr>
+              <w:t>: Alcohol Consumption",</w:t>
+            </w:r>
+          </w:p>
+          <w:p>
+            <w:pPr>
+              <w:rPr>
+                <w:rFonts w:ascii="Times New Roman" w:eastAsia="Times New Roman" w:hAnsi="Times New Roman" w:cs="Times New Roman"/>
+              </w:rPr>
+            </w:pPr>
+            <w:r>
+              <w:rPr>
+                <w:rFonts w:ascii="Times New Roman" w:eastAsia="Times New Roman" w:hAnsi="Times New Roman" w:cs="Times New Roman"/>
+              </w:rPr>
+              <w:t xml:space="preserve">           </w:t>
+            </w:r>
+            <w:proofErr w:type="spellStart"/>
+            <w:r>
+              <w:rPr>
+                <w:rFonts w:ascii="Times New Roman" w:eastAsia="Times New Roman" w:hAnsi="Times New Roman" w:cs="Times New Roman"/>
+              </w:rPr>
+              <w:t>xlab</w:t>
+            </w:r>
+            <w:proofErr w:type="spellEnd"/>
+            <w:r>
+              <w:rPr>
+                <w:rFonts w:ascii="Times New Roman" w:eastAsia="Times New Roman" w:hAnsi="Times New Roman" w:cs="Times New Roman"/>
+              </w:rPr>
+              <w:t xml:space="preserve"> = "Alcohol Consumption (litres per capita)",</w:t>
+            </w:r>
+          </w:p>
+          <w:p>
+            <w:pPr>
+              <w:rPr>
+                <w:rFonts w:ascii="Times New Roman" w:eastAsia="Times New Roman" w:hAnsi="Times New Roman" w:cs="Times New Roman"/>
+              </w:rPr>
+            </w:pPr>
+            <w:r>
+              <w:rPr>
+                <w:rFonts w:ascii="Times New Roman" w:eastAsia="Times New Roman" w:hAnsi="Times New Roman" w:cs="Times New Roman"/>
+              </w:rPr>
+              <w:t xml:space="preserve">           </w:t>
+            </w:r>
+            <w:proofErr w:type="spellStart"/>
+            <w:r>
+              <w:rPr>
+                <w:rFonts w:ascii="Times New Roman" w:eastAsia="Times New Roman" w:hAnsi="Times New Roman" w:cs="Times New Roman"/>
+              </w:rPr>
+              <w:t>pch</w:t>
+            </w:r>
+            <w:proofErr w:type="spellEnd"/>
+            <w:r>
+              <w:rPr>
+                <w:rFonts w:ascii="Times New Roman" w:eastAsia="Times New Roman" w:hAnsi="Times New Roman" w:cs="Times New Roman"/>
+              </w:rPr>
+              <w:t xml:space="preserve"> = 19,</w:t>
+            </w:r>
+          </w:p>
+          <w:p>
+            <w:pPr>
+              <w:rPr>
+                <w:rFonts w:ascii="Times New Roman" w:eastAsia="Times New Roman" w:hAnsi="Times New Roman" w:cs="Times New Roman"/>
+              </w:rPr>
+            </w:pPr>
+            <w:r>
+              <w:rPr>
+                <w:rFonts w:ascii="Times New Roman" w:eastAsia="Times New Roman" w:hAnsi="Times New Roman" w:cs="Times New Roman"/>
+              </w:rPr>
+              <w:t xml:space="preserve">           col = "</w:t>
+            </w:r>
+            <w:proofErr w:type="spellStart"/>
+            <w:r>
+              <w:rPr>
+                <w:rFonts w:ascii="Times New Roman" w:eastAsia="Times New Roman" w:hAnsi="Times New Roman" w:cs="Times New Roman"/>
+              </w:rPr>
+              <w:t>steelblue</w:t>
+            </w:r>
+            <w:proofErr w:type="spellEnd"/>
+            <w:r>
+              <w:rPr>
+                <w:rFonts w:ascii="Times New Roman" w:eastAsia="Times New Roman" w:hAnsi="Times New Roman" w:cs="Times New Roman"/>
+              </w:rPr>
+              <w:t>")</w:t>
+            </w:r>
+          </w:p>
+          <w:p>
+            <w:pPr>
+              <w:rPr>
+                <w:rFonts w:ascii="Times New Roman" w:eastAsia="Times New Roman" w:hAnsi="Times New Roman" w:cs="Times New Roman"/>
+              </w:rPr>
+            </w:pPr>
+          </w:p>
+          <w:p>
+            <w:pPr>
+              <w:rPr>
+                <w:rFonts w:ascii="Times New Roman" w:eastAsia="Times New Roman" w:hAnsi="Times New Roman" w:cs="Times New Roman"/>
+              </w:rPr>
+            </w:pPr>
+            <w:proofErr w:type="gramStart"/>
+            <w:r>
+              <w:rPr>
+                <w:rFonts w:ascii="Times New Roman" w:eastAsia="Times New Roman" w:hAnsi="Times New Roman" w:cs="Times New Roman"/>
+              </w:rPr>
+              <w:t>cat(</w:t>
+            </w:r>
+            <w:proofErr w:type="gramEnd"/>
+            <w:r>
+              <w:rPr>
+                <w:rFonts w:ascii="Times New Roman" w:eastAsia="Times New Roman" w:hAnsi="Times New Roman" w:cs="Times New Roman"/>
+              </w:rPr>
+              <w:t xml:space="preserve">"Displayed: </w:t>
+            </w:r>
+            <w:proofErr w:type="spellStart"/>
+            <w:r>
+              <w:rPr>
+                <w:rFonts w:ascii="Times New Roman" w:eastAsia="Times New Roman" w:hAnsi="Times New Roman" w:cs="Times New Roman"/>
+              </w:rPr>
+              <w:t>Stripchart</w:t>
+            </w:r>
+            <w:proofErr w:type="spellEnd"/>
+            <w:r>
+              <w:rPr>
+                <w:rFonts w:ascii="Times New Roman" w:eastAsia="Times New Roman" w:hAnsi="Times New Roman" w:cs="Times New Roman"/>
+              </w:rPr>
+              <w:t xml:space="preserve"> for Alcohol Consumption\n")</w:t>
+            </w:r>
+          </w:p>
+          <w:p>
+            <w:pPr>
+              <w:rPr>
+                <w:rFonts w:ascii="Times New Roman" w:eastAsia="Times New Roman" w:hAnsi="Times New Roman" w:cs="Times New Roman"/>
+              </w:rPr>
+            </w:pPr>
+          </w:p>
+          <w:p>
+            <w:pPr>
+              <w:rPr>
+                <w:rFonts w:ascii="Times New Roman" w:eastAsia="Times New Roman" w:hAnsi="Times New Roman" w:cs="Times New Roman"/>
+              </w:rPr>
+            </w:pPr>
+            <w:r>
+              <w:rPr>
+                <w:rFonts w:ascii="Times New Roman" w:eastAsia="Times New Roman" w:hAnsi="Times New Roman" w:cs="Times New Roman"/>
+              </w:rPr>
+              <w:t># --------------------------------------------------</w:t>
+            </w:r>
+          </w:p>
+          <w:p>
+            <w:pPr>
+              <w:rPr>
+                <w:rFonts w:ascii="Times New Roman" w:eastAsia="Times New Roman" w:hAnsi="Times New Roman" w:cs="Times New Roman"/>
+              </w:rPr>
+            </w:pPr>
+            <w:r>
+              <w:rPr>
+                <w:rFonts w:ascii="Times New Roman" w:eastAsia="Times New Roman" w:hAnsi="Times New Roman" w:cs="Times New Roman"/>
+              </w:rPr>
+              <w:t xml:space="preserve"># Visualization 5: </w:t>
+            </w:r>
+            <w:proofErr w:type="spellStart"/>
+            <w:r>
+              <w:rPr>
+                <w:rFonts w:ascii="Times New Roman" w:eastAsia="Times New Roman" w:hAnsi="Times New Roman" w:cs="Times New Roman"/>
+              </w:rPr>
+              <w:t>Barplot</w:t>
+            </w:r>
+            <w:proofErr w:type="spellEnd"/>
+            <w:r>
+              <w:rPr>
+                <w:rFonts w:ascii="Times New Roman" w:eastAsia="Times New Roman" w:hAnsi="Times New Roman" w:cs="Times New Roman"/>
+              </w:rPr>
+              <w:t xml:space="preserve"> (Life Expectancy)</w:t>
+            </w:r>
+          </w:p>
+          <w:p>
+            <w:pPr>
+              <w:rPr>
+                <w:rFonts w:ascii="Times New Roman" w:eastAsia="Times New Roman" w:hAnsi="Times New Roman" w:cs="Times New Roman"/>
+              </w:rPr>
+            </w:pPr>
+            <w:r>
+              <w:rPr>
+                <w:rFonts w:ascii="Times New Roman" w:eastAsia="Times New Roman" w:hAnsi="Times New Roman" w:cs="Times New Roman"/>
+              </w:rPr>
+              <w:t># --------------------------------------------------</w:t>
+            </w:r>
+          </w:p>
+          <w:p>
+            <w:pPr>
+              <w:rPr>
+                <w:rFonts w:ascii="Times New Roman" w:eastAsia="Times New Roman" w:hAnsi="Times New Roman" w:cs="Times New Roman"/>
+              </w:rPr>
+            </w:pPr>
+          </w:p>
+          <w:p>
+            <w:pPr>
+              <w:rPr>
+                <w:rFonts w:ascii="Times New Roman" w:eastAsia="Times New Roman" w:hAnsi="Times New Roman" w:cs="Times New Roman"/>
+              </w:rPr>
+            </w:pPr>
+            <w:proofErr w:type="spellStart"/>
+            <w:r>
+              <w:rPr>
+                <w:rFonts w:ascii="Times New Roman" w:eastAsia="Times New Roman" w:hAnsi="Times New Roman" w:cs="Times New Roman"/>
+              </w:rPr>
+              <w:t>life_bins</w:t>
+            </w:r>
+            <w:proofErr w:type="spellEnd"/>
+            <w:r>
+              <w:rPr>
+                <w:rFonts w:ascii="Times New Roman" w:eastAsia="Times New Roman" w:hAnsi="Times New Roman" w:cs="Times New Roman"/>
+              </w:rPr>
+              <w:t xml:space="preserve"> &lt;- </w:t>
+            </w:r>
+            <w:proofErr w:type="gramStart"/>
+            <w:r>
+              <w:rPr>
+                <w:rFonts w:ascii="Times New Roman" w:eastAsia="Times New Roman" w:hAnsi="Times New Roman" w:cs="Times New Roman"/>
+              </w:rPr>
+              <w:t>cut(</w:t>
+            </w:r>
+            <w:proofErr w:type="spellStart"/>
+            <w:proofErr w:type="gramEnd"/>
+            <w:r>
+              <w:rPr>
+                <w:rFonts w:ascii="Times New Roman" w:eastAsia="Times New Roman" w:hAnsi="Times New Roman" w:cs="Times New Roman"/>
+              </w:rPr>
+              <w:t>data_clean$Life_Expectancy</w:t>
+            </w:r>
+            <w:proofErr w:type="spellEnd"/>
+            <w:r>
+              <w:rPr>
+                <w:rFonts w:ascii="Times New Roman" w:eastAsia="Times New Roman" w:hAnsi="Times New Roman" w:cs="Times New Roman"/>
+              </w:rPr>
+              <w:t>,</w:t>
+            </w:r>
+          </w:p>
+          <w:p>
+            <w:pPr>
+              <w:rPr>
+                <w:rFonts w:ascii="Times New Roman" w:eastAsia="Times New Roman" w:hAnsi="Times New Roman" w:cs="Times New Roman"/>
+              </w:rPr>
+            </w:pPr>
+            <w:r>
+              <w:rPr>
+                <w:rFonts w:ascii="Times New Roman" w:eastAsia="Times New Roman" w:hAnsi="Times New Roman" w:cs="Times New Roman"/>
+              </w:rPr>
+              <w:t xml:space="preserve">                 breaks = 10,</w:t>
+            </w:r>
+          </w:p>
+          <w:p>
+            <w:pPr>
+              <w:rPr>
+                <w:rFonts w:ascii="Times New Roman" w:eastAsia="Times New Roman" w:hAnsi="Times New Roman" w:cs="Times New Roman"/>
+              </w:rPr>
+            </w:pPr>
+            <w:r>
+              <w:rPr>
+                <w:rFonts w:ascii="Times New Roman" w:eastAsia="Times New Roman" w:hAnsi="Times New Roman" w:cs="Times New Roman"/>
+              </w:rPr>
+              <w:t xml:space="preserve">                 </w:t>
+            </w:r>
+            <w:proofErr w:type="spellStart"/>
+            <w:proofErr w:type="gramStart"/>
+            <w:r>
+              <w:rPr>
+                <w:rFonts w:ascii="Times New Roman" w:eastAsia="Times New Roman" w:hAnsi="Times New Roman" w:cs="Times New Roman"/>
+              </w:rPr>
+              <w:t>include.lowest</w:t>
+            </w:r>
+            <w:proofErr w:type="spellEnd"/>
+            <w:proofErr w:type="gramEnd"/>
+            <w:r>
+              <w:rPr>
+                <w:rFonts w:ascii="Times New Roman" w:eastAsia="Times New Roman" w:hAnsi="Times New Roman" w:cs="Times New Roman"/>
+              </w:rPr>
+              <w:t xml:space="preserve"> = TRUE)</w:t>
+            </w:r>
+          </w:p>
+          <w:p>
+            <w:pPr>
+              <w:rPr>
+                <w:rFonts w:ascii="Times New Roman" w:eastAsia="Times New Roman" w:hAnsi="Times New Roman" w:cs="Times New Roman"/>
+              </w:rPr>
+            </w:pPr>
+          </w:p>
+          <w:p>
+            <w:pPr>
+              <w:rPr>
+                <w:rFonts w:ascii="Times New Roman" w:eastAsia="Times New Roman" w:hAnsi="Times New Roman" w:cs="Times New Roman"/>
+              </w:rPr>
+            </w:pPr>
+            <w:proofErr w:type="spellStart"/>
+            <w:r>
+              <w:rPr>
+                <w:rFonts w:ascii="Times New Roman" w:eastAsia="Times New Roman" w:hAnsi="Times New Roman" w:cs="Times New Roman"/>
+              </w:rPr>
+              <w:t>life_counts</w:t>
+            </w:r>
+            <w:proofErr w:type="spellEnd"/>
+            <w:r>
+              <w:rPr>
+                <w:rFonts w:ascii="Times New Roman" w:eastAsia="Times New Roman" w:hAnsi="Times New Roman" w:cs="Times New Roman"/>
+              </w:rPr>
+              <w:t xml:space="preserve"> &lt;- table(</w:t>
+            </w:r>
+            <w:proofErr w:type="spellStart"/>
+            <w:r>
+              <w:rPr>
+                <w:rFonts w:ascii="Times New Roman" w:eastAsia="Times New Roman" w:hAnsi="Times New Roman" w:cs="Times New Roman"/>
+              </w:rPr>
+              <w:t>life_bins</w:t>
+            </w:r>
+            <w:proofErr w:type="spellEnd"/>
+            <w:r>
+              <w:rPr>
+                <w:rFonts w:ascii="Times New Roman" w:eastAsia="Times New Roman" w:hAnsi="Times New Roman" w:cs="Times New Roman"/>
+              </w:rPr>
+              <w:t>)</w:t>
+            </w:r>
+          </w:p>
+          <w:p>
+            <w:pPr>
+              <w:rPr>
+                <w:rFonts w:ascii="Times New Roman" w:eastAsia="Times New Roman" w:hAnsi="Times New Roman" w:cs="Times New Roman"/>
+              </w:rPr>
+            </w:pPr>
+          </w:p>
+          <w:p>
+            <w:pPr>
+              <w:rPr>
+                <w:rFonts w:ascii="Times New Roman" w:eastAsia="Times New Roman" w:hAnsi="Times New Roman" w:cs="Times New Roman"/>
+              </w:rPr>
+            </w:pPr>
+            <w:proofErr w:type="spellStart"/>
+            <w:proofErr w:type="gramStart"/>
+            <w:r>
+              <w:rPr>
+                <w:rFonts w:ascii="Times New Roman" w:eastAsia="Times New Roman" w:hAnsi="Times New Roman" w:cs="Times New Roman"/>
+              </w:rPr>
+              <w:t>barplot</w:t>
+            </w:r>
+            <w:proofErr w:type="spellEnd"/>
+            <w:r>
+              <w:rPr>
+                <w:rFonts w:ascii="Times New Roman" w:eastAsia="Times New Roman" w:hAnsi="Times New Roman" w:cs="Times New Roman"/>
+              </w:rPr>
+              <w:t>(</w:t>
+            </w:r>
+            <w:proofErr w:type="spellStart"/>
+            <w:proofErr w:type="gramEnd"/>
+            <w:r>
+              <w:rPr>
+                <w:rFonts w:ascii="Times New Roman" w:eastAsia="Times New Roman" w:hAnsi="Times New Roman" w:cs="Times New Roman"/>
+              </w:rPr>
+              <w:t>life_counts</w:t>
+            </w:r>
+            <w:proofErr w:type="spellEnd"/>
+            <w:r>
+              <w:rPr>
+                <w:rFonts w:ascii="Times New Roman" w:eastAsia="Times New Roman" w:hAnsi="Times New Roman" w:cs="Times New Roman"/>
+              </w:rPr>
+              <w:t>,</w:t>
+            </w:r>
+          </w:p>
+          <w:p>
+            <w:pPr>
+              <w:rPr>
+                <w:rFonts w:ascii="Times New Roman" w:eastAsia="Times New Roman" w:hAnsi="Times New Roman" w:cs="Times New Roman"/>
+              </w:rPr>
+            </w:pPr>
+            <w:r>
+              <w:rPr>
+                <w:rFonts w:ascii="Times New Roman" w:eastAsia="Times New Roman" w:hAnsi="Times New Roman" w:cs="Times New Roman"/>
+              </w:rPr>
+              <w:t xml:space="preserve">        main = "</w:t>
+            </w:r>
+            <w:proofErr w:type="spellStart"/>
+            <w:r>
+              <w:rPr>
+                <w:rFonts w:ascii="Times New Roman" w:eastAsia="Times New Roman" w:hAnsi="Times New Roman" w:cs="Times New Roman"/>
+              </w:rPr>
+              <w:t>Barplot</w:t>
+            </w:r>
+            <w:proofErr w:type="spellEnd"/>
+            <w:r>
+              <w:rPr>
+                <w:rFonts w:ascii="Times New Roman" w:eastAsia="Times New Roman" w:hAnsi="Times New Roman" w:cs="Times New Roman"/>
+              </w:rPr>
+              <w:t xml:space="preserve"> of Life Expectancy Bins",</w:t>
+            </w:r>
+          </w:p>
+          <w:p>
+            <w:pPr>
+              <w:rPr>
+                <w:rFonts w:ascii="Times New Roman" w:eastAsia="Times New Roman" w:hAnsi="Times New Roman" w:cs="Times New Roman"/>
+              </w:rPr>
+            </w:pPr>
+            <w:r>
+              <w:rPr>
+                <w:rFonts w:ascii="Times New Roman" w:eastAsia="Times New Roman" w:hAnsi="Times New Roman" w:cs="Times New Roman"/>
+              </w:rPr>
+              <w:t xml:space="preserve">        </w:t>
+            </w:r>
+            <w:proofErr w:type="spellStart"/>
+            <w:r>
+              <w:rPr>
+                <w:rFonts w:ascii="Times New Roman" w:eastAsia="Times New Roman" w:hAnsi="Times New Roman" w:cs="Times New Roman"/>
+              </w:rPr>
+              <w:t>xlab</w:t>
+            </w:r>
+            <w:proofErr w:type="spellEnd"/>
+            <w:r>
+              <w:rPr>
+                <w:rFonts w:ascii="Times New Roman" w:eastAsia="Times New Roman" w:hAnsi="Times New Roman" w:cs="Times New Roman"/>
+              </w:rPr>
+              <w:t xml:space="preserve"> = "Life Expectancy Range (years)",</w:t>
+            </w:r>
+          </w:p>
+          <w:p>
+            <w:pPr>
+              <w:rPr>
+                <w:rFonts w:ascii="Times New Roman" w:eastAsia="Times New Roman" w:hAnsi="Times New Roman" w:cs="Times New Roman"/>
+              </w:rPr>
+            </w:pPr>
+            <w:r>
+              <w:rPr>
+                <w:rFonts w:ascii="Times New Roman" w:eastAsia="Times New Roman" w:hAnsi="Times New Roman" w:cs="Times New Roman"/>
+              </w:rPr>
+              <w:t xml:space="preserve">        </w:t>
+            </w:r>
+            <w:proofErr w:type="spellStart"/>
+            <w:r>
+              <w:rPr>
+                <w:rFonts w:ascii="Times New Roman" w:eastAsia="Times New Roman" w:hAnsi="Times New Roman" w:cs="Times New Roman"/>
+              </w:rPr>
+              <w:t>ylab</w:t>
+            </w:r>
+            <w:proofErr w:type="spellEnd"/>
+            <w:r>
+              <w:rPr>
+                <w:rFonts w:ascii="Times New Roman" w:eastAsia="Times New Roman" w:hAnsi="Times New Roman" w:cs="Times New Roman"/>
+              </w:rPr>
+              <w:t xml:space="preserve"> = "Count",</w:t>
+            </w:r>
+          </w:p>
+          <w:p>
+            <w:pPr>
+              <w:rPr>
+                <w:rFonts w:ascii="Times New Roman" w:eastAsia="Times New Roman" w:hAnsi="Times New Roman" w:cs="Times New Roman"/>
+              </w:rPr>
+            </w:pPr>
+            <w:r>
+              <w:rPr>
+                <w:rFonts w:ascii="Times New Roman" w:eastAsia="Times New Roman" w:hAnsi="Times New Roman" w:cs="Times New Roman"/>
+              </w:rPr>
+              <w:t xml:space="preserve">        col = "coral",</w:t>
+            </w:r>
+          </w:p>
+          <w:p>
+            <w:pPr>
+              <w:rPr>
+                <w:rFonts w:ascii="Times New Roman" w:eastAsia="Times New Roman" w:hAnsi="Times New Roman" w:cs="Times New Roman"/>
+              </w:rPr>
+            </w:pPr>
+            <w:r>
+              <w:rPr>
+                <w:rFonts w:ascii="Times New Roman" w:eastAsia="Times New Roman" w:hAnsi="Times New Roman" w:cs="Times New Roman"/>
+              </w:rPr>
+              <w:t xml:space="preserve">        las = 2)</w:t>
+            </w:r>
+          </w:p>
+          <w:p>
+            <w:pPr>
+              <w:rPr>
+                <w:rFonts w:ascii="Times New Roman" w:eastAsia="Times New Roman" w:hAnsi="Times New Roman" w:cs="Times New Roman"/>
+              </w:rPr>
+            </w:pPr>
+          </w:p>
+          <w:p>
+            <w:pPr>
+              <w:rPr>
+                <w:rFonts w:ascii="Times New Roman" w:eastAsia="Times New Roman" w:hAnsi="Times New Roman" w:cs="Times New Roman"/>
+              </w:rPr>
+            </w:pPr>
+            <w:proofErr w:type="gramStart"/>
+            <w:r>
+              <w:rPr>
+                <w:rFonts w:ascii="Times New Roman" w:eastAsia="Times New Roman" w:hAnsi="Times New Roman" w:cs="Times New Roman"/>
+              </w:rPr>
+              <w:t>cat(</w:t>
+            </w:r>
+            <w:proofErr w:type="gramEnd"/>
+            <w:r>
+              <w:rPr>
+                <w:rFonts w:ascii="Times New Roman" w:eastAsia="Times New Roman" w:hAnsi="Times New Roman" w:cs="Times New Roman"/>
+              </w:rPr>
+              <w:t xml:space="preserve">"Displayed: </w:t>
+            </w:r>
+            <w:proofErr w:type="spellStart"/>
+            <w:r>
+              <w:rPr>
+                <w:rFonts w:ascii="Times New Roman" w:eastAsia="Times New Roman" w:hAnsi="Times New Roman" w:cs="Times New Roman"/>
+              </w:rPr>
+              <w:t>Barplot</w:t>
+            </w:r>
+            <w:proofErr w:type="spellEnd"/>
+            <w:r>
+              <w:rPr>
+                <w:rFonts w:ascii="Times New Roman" w:eastAsia="Times New Roman" w:hAnsi="Times New Roman" w:cs="Times New Roman"/>
+              </w:rPr>
+              <w:t xml:space="preserve"> for Life Expectancy\n\n")</w:t>
+            </w:r>
+          </w:p>
+        </w:tc>
+      </w:tr>
+    </w:tbl>
+    <w:p>
+      <w:pPr>
         <w:rPr>
           <w:rFonts w:ascii="Times New Roman" w:eastAsia="Times New Roman" w:hAnsi="Times New Roman" w:cs="Times New Roman"/>
           <w:b/>
           <w:bCs/>
-          <w:i/>
-          <w:iCs/>
-        </w:rPr>
-        <w:t xml:space="preserve"> count)</w:t>
-      </w:r>
-    </w:p>
-    <w:p>
-      <w:pPr>
-        <w:pStyle w:val="ListParagraph"/>
-        <w:ind w:left="2250" w:hanging="810"/>
-        <w:rPr>
-          <w:rFonts w:ascii="Times New Roman" w:eastAsia="Times New Roman" w:hAnsi="Times New Roman" w:cs="Times New Roman"/>
-        </w:rPr>
-      </w:pPr>
-      <w:proofErr w:type="spellStart"/>
-      <w:r>
-        <w:rPr>
-          <w:rFonts w:ascii="Times New Roman" w:eastAsia="Times New Roman" w:hAnsi="Times New Roman" w:cs="Times New Roman"/>
-        </w:rPr>
-        <w:t>Analysis.R</w:t>
-      </w:r>
-      <w:proofErr w:type="spellEnd"/>
-      <w:r>
-        <w:rPr>
-          <w:rFonts w:ascii="Times New Roman" w:eastAsia="Times New Roman" w:hAnsi="Times New Roman" w:cs="Times New Roman"/>
-        </w:rPr>
-        <w:t xml:space="preserve"> code with the appropriate statistics to test the hypotheses. </w:t>
-      </w:r>
-    </w:p>
-    <w:p>
-      <w:pPr>
-        <w:pStyle w:val="ListParagraph"/>
-        <w:numPr>
-          <w:ilvl w:val="0"/>
-          <w:numId w:val="19"/>
-        </w:numPr>
-        <w:ind w:left="1440"/>
-        <w:rPr>
-          <w:rFonts w:ascii="Times New Roman" w:eastAsia="Times New Roman" w:hAnsi="Times New Roman" w:cs="Times New Roman"/>
-          <w:i/>
-          <w:iCs/>
-          <w:highlight w:val="yellow"/>
-        </w:rPr>
-      </w:pPr>
-      <w:r>
-        <w:rPr>
-          <w:rFonts w:ascii="Times New Roman" w:eastAsia="Times New Roman" w:hAnsi="Times New Roman" w:cs="Times New Roman"/>
-          <w:b/>
-          <w:bCs/>
-          <w:i/>
-          <w:iCs/>
-          <w:highlight w:val="yellow"/>
-        </w:rPr>
-        <w:t>No word count</w:t>
-      </w:r>
-      <w:r>
-        <w:rPr>
-          <w:rFonts w:ascii="Times New Roman" w:eastAsia="Times New Roman" w:hAnsi="Times New Roman" w:cs="Times New Roman"/>
-          <w:i/>
-          <w:iCs/>
-          <w:highlight w:val="yellow"/>
-        </w:rPr>
-        <w:t>, but ensure the code is without redundant lines, well-commented and produces the correct output.</w:t>
-      </w:r>
-      <w:r>
-        <w:rPr>
-          <w:rFonts w:ascii="Times New Roman" w:eastAsia="Times New Roman" w:hAnsi="Times New Roman" w:cs="Times New Roman"/>
-          <w:i/>
-          <w:iCs/>
-        </w:rPr>
-        <w:t xml:space="preserve"> </w:t>
-      </w:r>
-    </w:p>
-    <w:p>
-      <w:pPr>
-        <w:pStyle w:val="ListParagraph"/>
-        <w:numPr>
-          <w:ilvl w:val="0"/>
-          <w:numId w:val="19"/>
-        </w:numPr>
-        <w:ind w:left="1440"/>
-        <w:rPr>
-          <w:rFonts w:ascii="Times New Roman" w:eastAsia="Times New Roman" w:hAnsi="Times New Roman" w:cs="Times New Roman"/>
-          <w:i/>
-          <w:iCs/>
-          <w:highlight w:val="yellow"/>
-        </w:rPr>
-      </w:pPr>
-      <w:r>
-        <w:rPr>
-          <w:rFonts w:ascii="Times New Roman" w:eastAsia="Times New Roman" w:hAnsi="Times New Roman" w:cs="Times New Roman"/>
-          <w:i/>
-          <w:iCs/>
-          <w:highlight w:val="yellow"/>
-        </w:rPr>
-        <w:t>Make sure it runs (look in Rscript.log for output from a statistical test)</w:t>
-      </w:r>
-    </w:p>
-    <w:p>
-      <w:pPr>
-        <w:pStyle w:val="ListParagraph"/>
-        <w:numPr>
-          <w:ilvl w:val="0"/>
-          <w:numId w:val="19"/>
-        </w:numPr>
-        <w:ind w:left="1440"/>
-        <w:rPr>
-          <w:rFonts w:ascii="Times New Roman" w:eastAsia="Times New Roman" w:hAnsi="Times New Roman" w:cs="Times New Roman"/>
-          <w:highlight w:val="yellow"/>
-        </w:rPr>
-      </w:pPr>
-      <w:r>
-        <w:rPr>
-          <w:rFonts w:ascii="Times New Roman" w:eastAsia="Times New Roman" w:hAnsi="Times New Roman" w:cs="Times New Roman"/>
-          <w:i/>
-          <w:iCs/>
-          <w:highlight w:val="yellow"/>
-        </w:rPr>
-        <w:t>It should compute appropriate statistics to test the hypotheses</w:t>
-      </w:r>
+        </w:rPr>
+      </w:pPr>
     </w:p>
     <w:p>
       <w:pPr>
@@ -9003,6 +13436,7 @@
   <w:style w:type="character" w:default="1" w:styleId="DefaultParagraphFont">
     <w:name w:val="Default Paragraph Font"/>
     <w:uiPriority w:val="1"/>
+    <w:semiHidden/>
     <w:unhideWhenUsed/>
   </w:style>
   <w:style w:type="table" w:default="1" w:styleId="TableNormal">
@@ -9463,6 +13897,22 @@
       <w:shd w:val="clear" w:color="auto" w:fill="E1DFDD"/>
     </w:rPr>
   </w:style>
+  <w:style w:type="table" w:styleId="TableGrid">
+    <w:name w:val="Table Grid"/>
+    <w:basedOn w:val="TableNormal"/>
+    <w:uiPriority w:val="39"/>
+    <w:rsid w:val="0067706B"/>
+    <w:tblPr>
+      <w:tblBorders>
+        <w:top w:val="single" w:sz="4" w:space="0" w:color="auto"/>
+        <w:left w:val="single" w:sz="4" w:space="0" w:color="auto"/>
+        <w:bottom w:val="single" w:sz="4" w:space="0" w:color="auto"/>
+        <w:right w:val="single" w:sz="4" w:space="0" w:color="auto"/>
+        <w:insideH w:val="single" w:sz="4" w:space="0" w:color="auto"/>
+        <w:insideV w:val="single" w:sz="4" w:space="0" w:color="auto"/>
+      </w:tblBorders>
+    </w:tblPr>
+  </w:style>
 </w:styles>
 </file>
 

--- a/7COM1079_Final report_template.docx
+++ b/7COM1079_Final report_template.docx
@@ -2633,42 +2633,38 @@
     <w:p>
       <w:pPr>
         <w:pStyle w:val="ListParagraph"/>
-        <w:rPr>
-          <w:rFonts w:ascii="Times New Roman" w:eastAsia="Times New Roman" w:hAnsi="Times New Roman" w:cs="Times New Roman"/>
-        </w:rPr>
-      </w:pPr>
-    </w:p>
-    <w:p>
-      <w:pPr>
-        <w:ind w:left="1440"/>
-        <w:rPr>
-          <w:rFonts w:ascii="Times New Roman" w:eastAsia="Times New Roman" w:hAnsi="Times New Roman" w:cs="Times New Roman"/>
-        </w:rPr>
-      </w:pPr>
-      <w:r>
-        <w:rPr>
-          <w:rFonts w:ascii="Times New Roman" w:eastAsia="Times New Roman" w:hAnsi="Times New Roman" w:cs="Times New Roman"/>
-        </w:rPr>
-        <w:t xml:space="preserve"> </w:t>
-      </w:r>
-    </w:p>
-    <w:p>
-      <w:pPr>
-        <w:pStyle w:val="ListParagraph"/>
         <w:numPr>
           <w:ilvl w:val="0"/>
           <w:numId w:val="35"/>
         </w:numPr>
-        <w:rPr>
-          <w:rFonts w:ascii="Times New Roman" w:eastAsia="Times New Roman" w:hAnsi="Times New Roman" w:cs="Times New Roman"/>
-        </w:rPr>
-      </w:pPr>
-      <w:r>
-        <w:rPr>
-          <w:rFonts w:ascii="Times New Roman" w:eastAsia="Times New Roman" w:hAnsi="Times New Roman" w:cs="Times New Roman"/>
+        <w:ind w:left="142"/>
+        <w:rPr>
+          <w:rFonts w:ascii="Times New Roman" w:eastAsia="Times New Roman" w:hAnsi="Times New Roman" w:cs="Times New Roman"/>
+          <w:b/>
+          <w:bCs/>
+        </w:rPr>
+      </w:pPr>
+      <w:r>
+        <w:rPr>
+          <w:rFonts w:ascii="Times New Roman" w:eastAsia="Times New Roman" w:hAnsi="Times New Roman" w:cs="Times New Roman"/>
+          <w:b/>
+          <w:bCs/>
+          <w:sz w:val="32"/>
+          <w:szCs w:val="32"/>
         </w:rPr>
         <w:t>Analysis</w:t>
       </w:r>
+    </w:p>
+    <w:p>
+      <w:pPr>
+        <w:pStyle w:val="ListParagraph"/>
+        <w:ind w:left="142"/>
+        <w:rPr>
+          <w:rFonts w:ascii="Times New Roman" w:eastAsia="Times New Roman" w:hAnsi="Times New Roman" w:cs="Times New Roman"/>
+          <w:b/>
+          <w:bCs/>
+        </w:rPr>
+      </w:pPr>
     </w:p>
     <w:p>
       <w:pPr>
@@ -2680,6 +2676,8 @@
         <w:ind w:hanging="720"/>
         <w:rPr>
           <w:rFonts w:ascii="Times New Roman" w:eastAsia="Times New Roman" w:hAnsi="Times New Roman" w:cs="Times New Roman"/>
+          <w:b/>
+          <w:bCs/>
           <w:i/>
           <w:iCs/>
         </w:rPr>
@@ -2687,128 +2685,1076 @@
       <w:r>
         <w:rPr>
           <w:rFonts w:ascii="Times New Roman" w:eastAsia="Times New Roman" w:hAnsi="Times New Roman" w:cs="Times New Roman"/>
-        </w:rPr>
-        <w:t>Statistical test used to test the hypotheses and output</w:t>
-      </w:r>
-      <w:r>
-        <w:rPr>
-          <w:rFonts w:ascii="Times New Roman" w:eastAsia="Times New Roman" w:hAnsi="Times New Roman" w:cs="Times New Roman"/>
-        </w:rPr>
-        <w:t xml:space="preserve"> (</w:t>
-      </w:r>
-      <w:r>
-        <w:rPr>
-          <w:rFonts w:ascii="Times New Roman" w:eastAsia="Times New Roman" w:hAnsi="Times New Roman" w:cs="Times New Roman"/>
           <w:b/>
           <w:bCs/>
-        </w:rPr>
-        <w:t>75 words)</w:t>
-      </w:r>
-      <w:r>
-        <w:rPr>
-          <w:rFonts w:ascii="Times New Roman" w:eastAsia="Times New Roman" w:hAnsi="Times New Roman" w:cs="Times New Roman"/>
-        </w:rPr>
-        <w:t xml:space="preserve"> </w:t>
+          <w:sz w:val="28"/>
+          <w:szCs w:val="28"/>
+        </w:rPr>
+        <w:t>Statistical</w:t>
+      </w:r>
+      <w:r>
+        <w:rPr>
+          <w:rFonts w:ascii="Times New Roman" w:eastAsia="Times New Roman" w:hAnsi="Times New Roman" w:cs="Times New Roman"/>
+          <w:b/>
+          <w:bCs/>
+        </w:rPr>
+        <w:t xml:space="preserve"> test used to test the hypotheses and output</w:t>
+      </w:r>
+      <w:r>
+        <w:rPr>
+          <w:rFonts w:ascii="Times New Roman" w:eastAsia="Times New Roman" w:hAnsi="Times New Roman" w:cs="Times New Roman"/>
+          <w:b/>
+          <w:bCs/>
+        </w:rPr>
+        <w:t xml:space="preserve"> (75 words) </w:t>
       </w:r>
     </w:p>
     <w:p>
       <w:pPr>
         <w:pStyle w:val="ListParagraph"/>
-        <w:numPr>
-          <w:ilvl w:val="0"/>
-          <w:numId w:val="20"/>
-        </w:numPr>
-        <w:rPr>
-          <w:rFonts w:ascii="Times New Roman" w:eastAsia="Times New Roman" w:hAnsi="Times New Roman" w:cs="Times New Roman"/>
+        <w:ind w:left="420"/>
+        <w:rPr>
+          <w:rFonts w:ascii="Times New Roman" w:eastAsia="Times New Roman" w:hAnsi="Times New Roman" w:cs="Times New Roman"/>
+          <w:b/>
+          <w:bCs/>
           <w:i/>
           <w:iCs/>
-          <w:highlight w:val="yellow"/>
-        </w:rPr>
-      </w:pPr>
-      <w:r>
-        <w:rPr>
-          <w:rFonts w:ascii="Times New Roman" w:eastAsia="Times New Roman" w:hAnsi="Times New Roman" w:cs="Times New Roman"/>
-          <w:i/>
-          <w:iCs/>
-          <w:highlight w:val="yellow"/>
-        </w:rPr>
-        <w:t>E</w:t>
-      </w:r>
-      <w:r>
-        <w:rPr>
-          <w:rFonts w:ascii="Times New Roman" w:eastAsia="Times New Roman" w:hAnsi="Times New Roman" w:cs="Times New Roman"/>
-          <w:i/>
-          <w:iCs/>
-          <w:highlight w:val="yellow"/>
-        </w:rPr>
-        <w:t xml:space="preserve">xplain the choice of </w:t>
-      </w:r>
-      <w:r>
-        <w:rPr>
-          <w:rFonts w:ascii="Times New Roman" w:eastAsia="Times New Roman" w:hAnsi="Times New Roman" w:cs="Times New Roman"/>
-          <w:i/>
-          <w:iCs/>
-          <w:highlight w:val="yellow"/>
-        </w:rPr>
-        <w:t xml:space="preserve">the </w:t>
-      </w:r>
-      <w:r>
-        <w:rPr>
-          <w:rFonts w:ascii="Times New Roman" w:eastAsia="Times New Roman" w:hAnsi="Times New Roman" w:cs="Times New Roman"/>
-          <w:i/>
-          <w:iCs/>
-          <w:highlight w:val="yellow"/>
-        </w:rPr>
-        <w:t xml:space="preserve">statistical </w:t>
-      </w:r>
-      <w:r>
-        <w:rPr>
-          <w:rFonts w:ascii="Times New Roman" w:eastAsia="Times New Roman" w:hAnsi="Times New Roman" w:cs="Times New Roman"/>
-          <w:i/>
-          <w:iCs/>
-          <w:highlight w:val="yellow"/>
-        </w:rPr>
-        <w:t>test.</w:t>
-      </w:r>
-      <w:r>
-        <w:rPr>
-          <w:rFonts w:ascii="Times New Roman" w:eastAsia="Times New Roman" w:hAnsi="Times New Roman" w:cs="Times New Roman"/>
-          <w:i/>
-          <w:iCs/>
-        </w:rPr>
-        <w:t xml:space="preserve"> </w:t>
-      </w:r>
-    </w:p>
-    <w:p>
-      <w:pPr>
-        <w:pStyle w:val="ListParagraph"/>
-        <w:numPr>
-          <w:ilvl w:val="0"/>
-          <w:numId w:val="20"/>
-        </w:numPr>
-        <w:rPr>
-          <w:rFonts w:ascii="Times New Roman" w:eastAsia="Times New Roman" w:hAnsi="Times New Roman" w:cs="Times New Roman"/>
-          <w:i/>
-          <w:iCs/>
-          <w:highlight w:val="yellow"/>
-        </w:rPr>
-      </w:pPr>
-      <w:r>
-        <w:rPr>
-          <w:rFonts w:ascii="Times New Roman" w:eastAsia="Times New Roman" w:hAnsi="Times New Roman" w:cs="Times New Roman"/>
-          <w:i/>
-          <w:iCs/>
-          <w:highlight w:val="yellow"/>
-        </w:rPr>
-        <w:t>Make sure the test is appropriate for the RQ and data.</w:t>
-      </w:r>
-    </w:p>
-    <w:p>
-      <w:pPr>
-        <w:pStyle w:val="ListParagraph"/>
-        <w:ind w:left="1440" w:hanging="720"/>
-        <w:rPr>
-          <w:rFonts w:ascii="Times New Roman" w:eastAsia="Times New Roman" w:hAnsi="Times New Roman" w:cs="Times New Roman"/>
+        </w:rPr>
+      </w:pPr>
+    </w:p>
+    <w:p>
+      <w:pPr>
+        <w:ind w:left="-300"/>
+        <w:jc w:val="both"/>
+        <w:rPr>
+          <w:rFonts w:ascii="Times New Roman" w:eastAsia="Times New Roman" w:hAnsi="Times New Roman" w:cs="Times New Roman"/>
+          <w:kern w:val="0"/>
+          <w:lang w:val="en-IN" w:eastAsia="ko-KR"/>
+          <w14:ligatures w14:val="none"/>
+        </w:rPr>
+      </w:pPr>
+      <w:r>
+        <w:rPr>
+          <w:rFonts w:ascii="Times New Roman" w:eastAsia="Times New Roman" w:hAnsi="Times New Roman" w:cs="Times New Roman"/>
+          <w:kern w:val="0"/>
+          <w:lang w:val="en-IN" w:eastAsia="ko-KR"/>
+          <w14:ligatures w14:val="none"/>
+        </w:rPr>
+        <w:t>The Pearson's correlation coefficient test was selected because it accurately assesses the linear relationship between two continuous variables: life expectancy and alcohol consumption. When both variables are roughly normally distributed and a linear relationship is anticipated, this parametric test is appropriate. Along with a p-value to assess statistical significance at the 0.05 alpha level, it generates a correlation coefficient (r) that shows the direction and strength of the link.</w:t>
+      </w:r>
+    </w:p>
+    <w:tbl>
+      <w:tblPr>
+        <w:tblStyle w:val="TableGrid"/>
+        <w:tblW w:w="0" w:type="auto"/>
+        <w:tblInd w:w="-300" w:type="dxa"/>
+        <w:tblLook w:val="04A0" w:firstRow="1" w:lastRow="0" w:firstColumn="1" w:lastColumn="0" w:noHBand="0" w:noVBand="1"/>
+      </w:tblPr>
+      <w:tblGrid>
+        <w:gridCol w:w="9016"/>
+      </w:tblGrid>
+      <w:tr>
+        <w:tc>
+          <w:tcPr>
+            <w:tcW w:w="9016" w:type="dxa"/>
+          </w:tcPr>
+          <w:p>
+            <w:pPr>
+              <w:jc w:val="both"/>
+              <w:rPr>
+                <w:rFonts w:ascii="Times New Roman" w:eastAsia="Times New Roman" w:hAnsi="Times New Roman" w:cs="Times New Roman"/>
+                <w:kern w:val="0"/>
+                <w:lang w:val="en-IN" w:eastAsia="ko-KR"/>
+                <w14:ligatures w14:val="none"/>
+              </w:rPr>
+            </w:pPr>
+            <w:r>
+              <w:rPr>
+                <w:rFonts w:ascii="Times New Roman" w:eastAsia="Times New Roman" w:hAnsi="Times New Roman" w:cs="Times New Roman"/>
+                <w:kern w:val="0"/>
+                <w:lang w:val="en-IN" w:eastAsia="ko-KR"/>
+                <w14:ligatures w14:val="none"/>
+              </w:rPr>
+              <w:t>Pearson's product-moment correlation</w:t>
+            </w:r>
+          </w:p>
+          <w:p>
+            <w:pPr>
+              <w:jc w:val="both"/>
+              <w:rPr>
+                <w:rFonts w:ascii="Times New Roman" w:eastAsia="Times New Roman" w:hAnsi="Times New Roman" w:cs="Times New Roman"/>
+                <w:kern w:val="0"/>
+                <w:lang w:val="en-IN" w:eastAsia="ko-KR"/>
+                <w14:ligatures w14:val="none"/>
+              </w:rPr>
+            </w:pPr>
+          </w:p>
+          <w:p>
+            <w:pPr>
+              <w:jc w:val="both"/>
+              <w:rPr>
+                <w:rFonts w:ascii="Times New Roman" w:eastAsia="Times New Roman" w:hAnsi="Times New Roman" w:cs="Times New Roman"/>
+                <w:kern w:val="0"/>
+                <w:lang w:val="en-IN" w:eastAsia="ko-KR"/>
+                <w14:ligatures w14:val="none"/>
+              </w:rPr>
+            </w:pPr>
+            <w:r>
+              <w:rPr>
+                <w:rFonts w:ascii="Times New Roman" w:eastAsia="Times New Roman" w:hAnsi="Times New Roman" w:cs="Times New Roman"/>
+                <w:kern w:val="0"/>
+                <w:lang w:val="en-IN" w:eastAsia="ko-KR"/>
+                <w14:ligatures w14:val="none"/>
+              </w:rPr>
+              <w:t xml:space="preserve">data:  </w:t>
+            </w:r>
+            <w:proofErr w:type="spellStart"/>
+            <w:r>
+              <w:rPr>
+                <w:rFonts w:ascii="Times New Roman" w:eastAsia="Times New Roman" w:hAnsi="Times New Roman" w:cs="Times New Roman"/>
+                <w:kern w:val="0"/>
+                <w:lang w:val="en-IN" w:eastAsia="ko-KR"/>
+                <w14:ligatures w14:val="none"/>
+              </w:rPr>
+              <w:t>data_clean$Alcohol_Consumption</w:t>
+            </w:r>
+            <w:proofErr w:type="spellEnd"/>
+            <w:r>
+              <w:rPr>
+                <w:rFonts w:ascii="Times New Roman" w:eastAsia="Times New Roman" w:hAnsi="Times New Roman" w:cs="Times New Roman"/>
+                <w:kern w:val="0"/>
+                <w:lang w:val="en-IN" w:eastAsia="ko-KR"/>
+                <w14:ligatures w14:val="none"/>
+              </w:rPr>
+              <w:t xml:space="preserve"> and </w:t>
+            </w:r>
+            <w:proofErr w:type="spellStart"/>
+            <w:r>
+              <w:rPr>
+                <w:rFonts w:ascii="Times New Roman" w:eastAsia="Times New Roman" w:hAnsi="Times New Roman" w:cs="Times New Roman"/>
+                <w:kern w:val="0"/>
+                <w:lang w:val="en-IN" w:eastAsia="ko-KR"/>
+                <w14:ligatures w14:val="none"/>
+              </w:rPr>
+              <w:t>data_clean$Life_Expectancy</w:t>
+            </w:r>
+            <w:proofErr w:type="spellEnd"/>
+          </w:p>
+          <w:p>
+            <w:pPr>
+              <w:jc w:val="both"/>
+              <w:rPr>
+                <w:rFonts w:ascii="Times New Roman" w:eastAsia="Times New Roman" w:hAnsi="Times New Roman" w:cs="Times New Roman"/>
+                <w:kern w:val="0"/>
+                <w:lang w:val="en-IN" w:eastAsia="ko-KR"/>
+                <w14:ligatures w14:val="none"/>
+              </w:rPr>
+            </w:pPr>
+            <w:r>
+              <w:rPr>
+                <w:rFonts w:ascii="Times New Roman" w:eastAsia="Times New Roman" w:hAnsi="Times New Roman" w:cs="Times New Roman"/>
+                <w:kern w:val="0"/>
+                <w:lang w:val="en-IN" w:eastAsia="ko-KR"/>
+                <w14:ligatures w14:val="none"/>
+              </w:rPr>
+              <w:t xml:space="preserve">t = 11.711, </w:t>
+            </w:r>
+            <w:proofErr w:type="spellStart"/>
+            <w:r>
+              <w:rPr>
+                <w:rFonts w:ascii="Times New Roman" w:eastAsia="Times New Roman" w:hAnsi="Times New Roman" w:cs="Times New Roman"/>
+                <w:kern w:val="0"/>
+                <w:lang w:val="en-IN" w:eastAsia="ko-KR"/>
+                <w14:ligatures w14:val="none"/>
+              </w:rPr>
+              <w:t>df</w:t>
+            </w:r>
+            <w:proofErr w:type="spellEnd"/>
+            <w:r>
+              <w:rPr>
+                <w:rFonts w:ascii="Times New Roman" w:eastAsia="Times New Roman" w:hAnsi="Times New Roman" w:cs="Times New Roman"/>
+                <w:kern w:val="0"/>
+                <w:lang w:val="en-IN" w:eastAsia="ko-KR"/>
+                <w14:ligatures w14:val="none"/>
+              </w:rPr>
+              <w:t xml:space="preserve"> = 5509, p-value &lt; 2.2e-16</w:t>
+            </w:r>
+          </w:p>
+          <w:p>
+            <w:pPr>
+              <w:jc w:val="both"/>
+              <w:rPr>
+                <w:rFonts w:ascii="Times New Roman" w:eastAsia="Times New Roman" w:hAnsi="Times New Roman" w:cs="Times New Roman"/>
+                <w:kern w:val="0"/>
+                <w:lang w:val="en-IN" w:eastAsia="ko-KR"/>
+                <w14:ligatures w14:val="none"/>
+              </w:rPr>
+            </w:pPr>
+            <w:r>
+              <w:rPr>
+                <w:rFonts w:ascii="Times New Roman" w:eastAsia="Times New Roman" w:hAnsi="Times New Roman" w:cs="Times New Roman"/>
+                <w:kern w:val="0"/>
+                <w:lang w:val="en-IN" w:eastAsia="ko-KR"/>
+                <w14:ligatures w14:val="none"/>
+              </w:rPr>
+              <w:t>alternative hypothesis: true correlation is not equal to 0</w:t>
+            </w:r>
+          </w:p>
+          <w:p>
+            <w:pPr>
+              <w:jc w:val="both"/>
+              <w:rPr>
+                <w:rFonts w:ascii="Times New Roman" w:eastAsia="Times New Roman" w:hAnsi="Times New Roman" w:cs="Times New Roman"/>
+                <w:kern w:val="0"/>
+                <w:lang w:val="en-IN" w:eastAsia="ko-KR"/>
+                <w14:ligatures w14:val="none"/>
+              </w:rPr>
+            </w:pPr>
+            <w:r>
+              <w:rPr>
+                <w:rFonts w:ascii="Times New Roman" w:eastAsia="Times New Roman" w:hAnsi="Times New Roman" w:cs="Times New Roman"/>
+                <w:kern w:val="0"/>
+                <w:lang w:val="en-IN" w:eastAsia="ko-KR"/>
+                <w14:ligatures w14:val="none"/>
+              </w:rPr>
+              <w:t>95 percent confidence interval:</w:t>
+            </w:r>
+          </w:p>
+          <w:p>
+            <w:pPr>
+              <w:jc w:val="both"/>
+              <w:rPr>
+                <w:rFonts w:ascii="Times New Roman" w:eastAsia="Times New Roman" w:hAnsi="Times New Roman" w:cs="Times New Roman"/>
+                <w:kern w:val="0"/>
+                <w:lang w:val="en-IN" w:eastAsia="ko-KR"/>
+                <w14:ligatures w14:val="none"/>
+              </w:rPr>
+            </w:pPr>
+            <w:r>
+              <w:rPr>
+                <w:rFonts w:ascii="Times New Roman" w:eastAsia="Times New Roman" w:hAnsi="Times New Roman" w:cs="Times New Roman"/>
+                <w:kern w:val="0"/>
+                <w:lang w:val="en-IN" w:eastAsia="ko-KR"/>
+                <w14:ligatures w14:val="none"/>
+              </w:rPr>
+              <w:t xml:space="preserve"> 0.1299834 0.1815073</w:t>
+            </w:r>
+          </w:p>
+          <w:p>
+            <w:pPr>
+              <w:jc w:val="both"/>
+              <w:rPr>
+                <w:rFonts w:ascii="Times New Roman" w:eastAsia="Times New Roman" w:hAnsi="Times New Roman" w:cs="Times New Roman"/>
+                <w:kern w:val="0"/>
+                <w:lang w:val="en-IN" w:eastAsia="ko-KR"/>
+                <w14:ligatures w14:val="none"/>
+              </w:rPr>
+            </w:pPr>
+            <w:r>
+              <w:rPr>
+                <w:rFonts w:ascii="Times New Roman" w:eastAsia="Times New Roman" w:hAnsi="Times New Roman" w:cs="Times New Roman"/>
+                <w:kern w:val="0"/>
+                <w:lang w:val="en-IN" w:eastAsia="ko-KR"/>
+                <w14:ligatures w14:val="none"/>
+              </w:rPr>
+              <w:t>sample estimates:</w:t>
+            </w:r>
+          </w:p>
+          <w:p>
+            <w:pPr>
+              <w:jc w:val="both"/>
+              <w:rPr>
+                <w:rFonts w:ascii="Times New Roman" w:eastAsia="Times New Roman" w:hAnsi="Times New Roman" w:cs="Times New Roman"/>
+                <w:kern w:val="0"/>
+                <w:lang w:val="en-IN" w:eastAsia="ko-KR"/>
+                <w14:ligatures w14:val="none"/>
+              </w:rPr>
+            </w:pPr>
+            <w:r>
+              <w:rPr>
+                <w:rFonts w:ascii="Times New Roman" w:eastAsia="Times New Roman" w:hAnsi="Times New Roman" w:cs="Times New Roman"/>
+                <w:kern w:val="0"/>
+                <w:lang w:val="en-IN" w:eastAsia="ko-KR"/>
+                <w14:ligatures w14:val="none"/>
+              </w:rPr>
+              <w:t xml:space="preserve">      </w:t>
+            </w:r>
+            <w:proofErr w:type="spellStart"/>
+            <w:r>
+              <w:rPr>
+                <w:rFonts w:ascii="Times New Roman" w:eastAsia="Times New Roman" w:hAnsi="Times New Roman" w:cs="Times New Roman"/>
+                <w:kern w:val="0"/>
+                <w:lang w:val="en-IN" w:eastAsia="ko-KR"/>
+                <w14:ligatures w14:val="none"/>
+              </w:rPr>
+              <w:t>cor</w:t>
+            </w:r>
+            <w:proofErr w:type="spellEnd"/>
+            <w:r>
+              <w:rPr>
+                <w:rFonts w:ascii="Times New Roman" w:eastAsia="Times New Roman" w:hAnsi="Times New Roman" w:cs="Times New Roman"/>
+                <w:kern w:val="0"/>
+                <w:lang w:val="en-IN" w:eastAsia="ko-KR"/>
+                <w14:ligatures w14:val="none"/>
+              </w:rPr>
+              <w:t xml:space="preserve"> </w:t>
+            </w:r>
+          </w:p>
+          <w:p>
+            <w:pPr>
+              <w:jc w:val="both"/>
+              <w:rPr>
+                <w:rFonts w:ascii="Times New Roman" w:eastAsia="Times New Roman" w:hAnsi="Times New Roman" w:cs="Times New Roman"/>
+                <w:kern w:val="0"/>
+                <w:lang w:val="en-IN" w:eastAsia="ko-KR"/>
+                <w14:ligatures w14:val="none"/>
+              </w:rPr>
+            </w:pPr>
+            <w:r>
+              <w:rPr>
+                <w:rFonts w:ascii="Times New Roman" w:eastAsia="Times New Roman" w:hAnsi="Times New Roman" w:cs="Times New Roman"/>
+                <w:kern w:val="0"/>
+                <w:lang w:val="en-IN" w:eastAsia="ko-KR"/>
+                <w14:ligatures w14:val="none"/>
+              </w:rPr>
+              <w:t xml:space="preserve">0.1558514 </w:t>
+            </w:r>
+          </w:p>
+          <w:p>
+            <w:pPr>
+              <w:jc w:val="both"/>
+              <w:rPr>
+                <w:rFonts w:ascii="Times New Roman" w:eastAsia="Times New Roman" w:hAnsi="Times New Roman" w:cs="Times New Roman"/>
+                <w:kern w:val="0"/>
+                <w:lang w:val="en-IN" w:eastAsia="ko-KR"/>
+                <w14:ligatures w14:val="none"/>
+              </w:rPr>
+            </w:pPr>
+          </w:p>
+          <w:p>
+            <w:pPr>
+              <w:jc w:val="both"/>
+              <w:rPr>
+                <w:rFonts w:ascii="Times New Roman" w:eastAsia="Times New Roman" w:hAnsi="Times New Roman" w:cs="Times New Roman"/>
+                <w:kern w:val="0"/>
+                <w:lang w:val="en-IN" w:eastAsia="ko-KR"/>
+                <w14:ligatures w14:val="none"/>
+              </w:rPr>
+            </w:pPr>
+            <w:r>
+              <w:rPr>
+                <w:rFonts w:ascii="Times New Roman" w:eastAsia="Times New Roman" w:hAnsi="Times New Roman" w:cs="Times New Roman"/>
+                <w:kern w:val="0"/>
+                <w:lang w:val="en-IN" w:eastAsia="ko-KR"/>
+                <w14:ligatures w14:val="none"/>
+              </w:rPr>
+              <w:t xml:space="preserve">&gt; </w:t>
+            </w:r>
+          </w:p>
+          <w:p>
+            <w:pPr>
+              <w:jc w:val="both"/>
+              <w:rPr>
+                <w:rFonts w:ascii="Times New Roman" w:eastAsia="Times New Roman" w:hAnsi="Times New Roman" w:cs="Times New Roman"/>
+                <w:kern w:val="0"/>
+                <w:lang w:val="en-IN" w:eastAsia="ko-KR"/>
+                <w14:ligatures w14:val="none"/>
+              </w:rPr>
+            </w:pPr>
+            <w:r>
+              <w:rPr>
+                <w:rFonts w:ascii="Times New Roman" w:eastAsia="Times New Roman" w:hAnsi="Times New Roman" w:cs="Times New Roman"/>
+                <w:kern w:val="0"/>
+                <w:lang w:val="en-IN" w:eastAsia="ko-KR"/>
+                <w14:ligatures w14:val="none"/>
+              </w:rPr>
+              <w:t>&gt; # Extract key statistics</w:t>
+            </w:r>
+          </w:p>
+          <w:p>
+            <w:pPr>
+              <w:jc w:val="both"/>
+              <w:rPr>
+                <w:rFonts w:ascii="Times New Roman" w:eastAsia="Times New Roman" w:hAnsi="Times New Roman" w:cs="Times New Roman"/>
+                <w:kern w:val="0"/>
+                <w:lang w:val="en-IN" w:eastAsia="ko-KR"/>
+                <w14:ligatures w14:val="none"/>
+              </w:rPr>
+            </w:pPr>
+            <w:r>
+              <w:rPr>
+                <w:rFonts w:ascii="Times New Roman" w:eastAsia="Times New Roman" w:hAnsi="Times New Roman" w:cs="Times New Roman"/>
+                <w:kern w:val="0"/>
+                <w:lang w:val="en-IN" w:eastAsia="ko-KR"/>
+                <w14:ligatures w14:val="none"/>
+              </w:rPr>
+              <w:t xml:space="preserve">&gt; </w:t>
+            </w:r>
+            <w:proofErr w:type="spellStart"/>
+            <w:r>
+              <w:rPr>
+                <w:rFonts w:ascii="Times New Roman" w:eastAsia="Times New Roman" w:hAnsi="Times New Roman" w:cs="Times New Roman"/>
+                <w:kern w:val="0"/>
+                <w:lang w:val="en-IN" w:eastAsia="ko-KR"/>
+                <w14:ligatures w14:val="none"/>
+              </w:rPr>
+              <w:t>correlation_coefficient</w:t>
+            </w:r>
+            <w:proofErr w:type="spellEnd"/>
+            <w:r>
+              <w:rPr>
+                <w:rFonts w:ascii="Times New Roman" w:eastAsia="Times New Roman" w:hAnsi="Times New Roman" w:cs="Times New Roman"/>
+                <w:kern w:val="0"/>
+                <w:lang w:val="en-IN" w:eastAsia="ko-KR"/>
+                <w14:ligatures w14:val="none"/>
+              </w:rPr>
+              <w:t xml:space="preserve"> &lt;- </w:t>
+            </w:r>
+            <w:proofErr w:type="spellStart"/>
+            <w:r>
+              <w:rPr>
+                <w:rFonts w:ascii="Times New Roman" w:eastAsia="Times New Roman" w:hAnsi="Times New Roman" w:cs="Times New Roman"/>
+                <w:kern w:val="0"/>
+                <w:lang w:val="en-IN" w:eastAsia="ko-KR"/>
+                <w14:ligatures w14:val="none"/>
+              </w:rPr>
+              <w:t>correlation_test$estimate</w:t>
+            </w:r>
+            <w:proofErr w:type="spellEnd"/>
+          </w:p>
+          <w:p>
+            <w:pPr>
+              <w:jc w:val="both"/>
+              <w:rPr>
+                <w:rFonts w:ascii="Times New Roman" w:eastAsia="Times New Roman" w:hAnsi="Times New Roman" w:cs="Times New Roman"/>
+                <w:kern w:val="0"/>
+                <w:lang w:val="en-IN" w:eastAsia="ko-KR"/>
+                <w14:ligatures w14:val="none"/>
+              </w:rPr>
+            </w:pPr>
+            <w:r>
+              <w:rPr>
+                <w:rFonts w:ascii="Times New Roman" w:eastAsia="Times New Roman" w:hAnsi="Times New Roman" w:cs="Times New Roman"/>
+                <w:kern w:val="0"/>
+                <w:lang w:val="en-IN" w:eastAsia="ko-KR"/>
+                <w14:ligatures w14:val="none"/>
+              </w:rPr>
+              <w:t xml:space="preserve">&gt; </w:t>
+            </w:r>
+            <w:proofErr w:type="spellStart"/>
+            <w:r>
+              <w:rPr>
+                <w:rFonts w:ascii="Times New Roman" w:eastAsia="Times New Roman" w:hAnsi="Times New Roman" w:cs="Times New Roman"/>
+                <w:kern w:val="0"/>
+                <w:lang w:val="en-IN" w:eastAsia="ko-KR"/>
+                <w14:ligatures w14:val="none"/>
+              </w:rPr>
+              <w:t>p_value</w:t>
+            </w:r>
+            <w:proofErr w:type="spellEnd"/>
+            <w:r>
+              <w:rPr>
+                <w:rFonts w:ascii="Times New Roman" w:eastAsia="Times New Roman" w:hAnsi="Times New Roman" w:cs="Times New Roman"/>
+                <w:kern w:val="0"/>
+                <w:lang w:val="en-IN" w:eastAsia="ko-KR"/>
+                <w14:ligatures w14:val="none"/>
+              </w:rPr>
+              <w:t xml:space="preserve"> &lt;- </w:t>
+            </w:r>
+            <w:proofErr w:type="spellStart"/>
+            <w:r>
+              <w:rPr>
+                <w:rFonts w:ascii="Times New Roman" w:eastAsia="Times New Roman" w:hAnsi="Times New Roman" w:cs="Times New Roman"/>
+                <w:kern w:val="0"/>
+                <w:lang w:val="en-IN" w:eastAsia="ko-KR"/>
+                <w14:ligatures w14:val="none"/>
+              </w:rPr>
+              <w:t>correlation_test$p.value</w:t>
+            </w:r>
+            <w:proofErr w:type="spellEnd"/>
+          </w:p>
+          <w:p>
+            <w:pPr>
+              <w:jc w:val="both"/>
+              <w:rPr>
+                <w:rFonts w:ascii="Times New Roman" w:eastAsia="Times New Roman" w:hAnsi="Times New Roman" w:cs="Times New Roman"/>
+                <w:kern w:val="0"/>
+                <w:lang w:val="en-IN" w:eastAsia="ko-KR"/>
+                <w14:ligatures w14:val="none"/>
+              </w:rPr>
+            </w:pPr>
+            <w:r>
+              <w:rPr>
+                <w:rFonts w:ascii="Times New Roman" w:eastAsia="Times New Roman" w:hAnsi="Times New Roman" w:cs="Times New Roman"/>
+                <w:kern w:val="0"/>
+                <w:lang w:val="en-IN" w:eastAsia="ko-KR"/>
+                <w14:ligatures w14:val="none"/>
+              </w:rPr>
+              <w:t xml:space="preserve">&gt; </w:t>
+            </w:r>
+            <w:proofErr w:type="spellStart"/>
+            <w:r>
+              <w:rPr>
+                <w:rFonts w:ascii="Times New Roman" w:eastAsia="Times New Roman" w:hAnsi="Times New Roman" w:cs="Times New Roman"/>
+                <w:kern w:val="0"/>
+                <w:lang w:val="en-IN" w:eastAsia="ko-KR"/>
+                <w14:ligatures w14:val="none"/>
+              </w:rPr>
+              <w:t>confidence_interval</w:t>
+            </w:r>
+            <w:proofErr w:type="spellEnd"/>
+            <w:r>
+              <w:rPr>
+                <w:rFonts w:ascii="Times New Roman" w:eastAsia="Times New Roman" w:hAnsi="Times New Roman" w:cs="Times New Roman"/>
+                <w:kern w:val="0"/>
+                <w:lang w:val="en-IN" w:eastAsia="ko-KR"/>
+                <w14:ligatures w14:val="none"/>
+              </w:rPr>
+              <w:t xml:space="preserve"> &lt;- correlation_test$conf.int</w:t>
+            </w:r>
+          </w:p>
+          <w:p>
+            <w:pPr>
+              <w:jc w:val="both"/>
+              <w:rPr>
+                <w:rFonts w:ascii="Times New Roman" w:eastAsia="Times New Roman" w:hAnsi="Times New Roman" w:cs="Times New Roman"/>
+                <w:kern w:val="0"/>
+                <w:lang w:val="en-IN" w:eastAsia="ko-KR"/>
+                <w14:ligatures w14:val="none"/>
+              </w:rPr>
+            </w:pPr>
+            <w:r>
+              <w:rPr>
+                <w:rFonts w:ascii="Times New Roman" w:eastAsia="Times New Roman" w:hAnsi="Times New Roman" w:cs="Times New Roman"/>
+                <w:kern w:val="0"/>
+                <w:lang w:val="en-IN" w:eastAsia="ko-KR"/>
+                <w14:ligatures w14:val="none"/>
+              </w:rPr>
+              <w:t xml:space="preserve">&gt; </w:t>
+            </w:r>
+          </w:p>
+          <w:p>
+            <w:pPr>
+              <w:jc w:val="both"/>
+              <w:rPr>
+                <w:rFonts w:ascii="Times New Roman" w:eastAsia="Times New Roman" w:hAnsi="Times New Roman" w:cs="Times New Roman"/>
+                <w:kern w:val="0"/>
+                <w:lang w:val="en-IN" w:eastAsia="ko-KR"/>
+                <w14:ligatures w14:val="none"/>
+              </w:rPr>
+            </w:pPr>
+            <w:r>
+              <w:rPr>
+                <w:rFonts w:ascii="Times New Roman" w:eastAsia="Times New Roman" w:hAnsi="Times New Roman" w:cs="Times New Roman"/>
+                <w:kern w:val="0"/>
+                <w:lang w:val="en-IN" w:eastAsia="ko-KR"/>
+                <w14:ligatures w14:val="none"/>
+              </w:rPr>
+              <w:t xml:space="preserve">&gt; </w:t>
+            </w:r>
+            <w:proofErr w:type="gramStart"/>
+            <w:r>
+              <w:rPr>
+                <w:rFonts w:ascii="Times New Roman" w:eastAsia="Times New Roman" w:hAnsi="Times New Roman" w:cs="Times New Roman"/>
+                <w:kern w:val="0"/>
+                <w:lang w:val="en-IN" w:eastAsia="ko-KR"/>
+                <w14:ligatures w14:val="none"/>
+              </w:rPr>
+              <w:t>cat(</w:t>
+            </w:r>
+            <w:proofErr w:type="gramEnd"/>
+            <w:r>
+              <w:rPr>
+                <w:rFonts w:ascii="Times New Roman" w:eastAsia="Times New Roman" w:hAnsi="Times New Roman" w:cs="Times New Roman"/>
+                <w:kern w:val="0"/>
+                <w:lang w:val="en-IN" w:eastAsia="ko-KR"/>
+                <w14:ligatures w14:val="none"/>
+              </w:rPr>
+              <w:t>"\n=== CORRELATION ANALYSIS RESULTS ===\n")</w:t>
+            </w:r>
+          </w:p>
+          <w:p>
+            <w:pPr>
+              <w:jc w:val="both"/>
+              <w:rPr>
+                <w:rFonts w:ascii="Times New Roman" w:eastAsia="Times New Roman" w:hAnsi="Times New Roman" w:cs="Times New Roman"/>
+                <w:kern w:val="0"/>
+                <w:lang w:val="en-IN" w:eastAsia="ko-KR"/>
+                <w14:ligatures w14:val="none"/>
+              </w:rPr>
+            </w:pPr>
+          </w:p>
+          <w:p>
+            <w:pPr>
+              <w:jc w:val="both"/>
+              <w:rPr>
+                <w:rFonts w:ascii="Times New Roman" w:eastAsia="Times New Roman" w:hAnsi="Times New Roman" w:cs="Times New Roman"/>
+                <w:kern w:val="0"/>
+                <w:lang w:val="en-IN" w:eastAsia="ko-KR"/>
+                <w14:ligatures w14:val="none"/>
+              </w:rPr>
+            </w:pPr>
+            <w:r>
+              <w:rPr>
+                <w:rFonts w:ascii="Times New Roman" w:eastAsia="Times New Roman" w:hAnsi="Times New Roman" w:cs="Times New Roman"/>
+                <w:kern w:val="0"/>
+                <w:lang w:val="en-IN" w:eastAsia="ko-KR"/>
+                <w14:ligatures w14:val="none"/>
+              </w:rPr>
+              <w:t>=== CORRELATION ANALYSIS RESULTS ===</w:t>
+            </w:r>
+          </w:p>
+          <w:p>
+            <w:pPr>
+              <w:jc w:val="both"/>
+              <w:rPr>
+                <w:rFonts w:ascii="Times New Roman" w:eastAsia="Times New Roman" w:hAnsi="Times New Roman" w:cs="Times New Roman"/>
+                <w:kern w:val="0"/>
+                <w:lang w:val="en-IN" w:eastAsia="ko-KR"/>
+                <w14:ligatures w14:val="none"/>
+              </w:rPr>
+            </w:pPr>
+            <w:r>
+              <w:rPr>
+                <w:rFonts w:ascii="Times New Roman" w:eastAsia="Times New Roman" w:hAnsi="Times New Roman" w:cs="Times New Roman"/>
+                <w:kern w:val="0"/>
+                <w:lang w:val="en-IN" w:eastAsia="ko-KR"/>
+                <w14:ligatures w14:val="none"/>
+              </w:rPr>
+              <w:t xml:space="preserve">&gt; </w:t>
+            </w:r>
+            <w:proofErr w:type="gramStart"/>
+            <w:r>
+              <w:rPr>
+                <w:rFonts w:ascii="Times New Roman" w:eastAsia="Times New Roman" w:hAnsi="Times New Roman" w:cs="Times New Roman"/>
+                <w:kern w:val="0"/>
+                <w:lang w:val="en-IN" w:eastAsia="ko-KR"/>
+                <w14:ligatures w14:val="none"/>
+              </w:rPr>
+              <w:t>cat(</w:t>
+            </w:r>
+            <w:proofErr w:type="gramEnd"/>
+            <w:r>
+              <w:rPr>
+                <w:rFonts w:ascii="Times New Roman" w:eastAsia="Times New Roman" w:hAnsi="Times New Roman" w:cs="Times New Roman"/>
+                <w:kern w:val="0"/>
+                <w:lang w:val="en-IN" w:eastAsia="ko-KR"/>
+                <w14:ligatures w14:val="none"/>
+              </w:rPr>
+              <w:t xml:space="preserve">"Pearson Correlation Coefficient (r):", </w:t>
+            </w:r>
+            <w:proofErr w:type="spellStart"/>
+            <w:r>
+              <w:rPr>
+                <w:rFonts w:ascii="Times New Roman" w:eastAsia="Times New Roman" w:hAnsi="Times New Roman" w:cs="Times New Roman"/>
+                <w:kern w:val="0"/>
+                <w:lang w:val="en-IN" w:eastAsia="ko-KR"/>
+                <w14:ligatures w14:val="none"/>
+              </w:rPr>
+              <w:t>correlation_coefficient</w:t>
+            </w:r>
+            <w:proofErr w:type="spellEnd"/>
+            <w:r>
+              <w:rPr>
+                <w:rFonts w:ascii="Times New Roman" w:eastAsia="Times New Roman" w:hAnsi="Times New Roman" w:cs="Times New Roman"/>
+                <w:kern w:val="0"/>
+                <w:lang w:val="en-IN" w:eastAsia="ko-KR"/>
+                <w14:ligatures w14:val="none"/>
+              </w:rPr>
+              <w:t>, "\n")</w:t>
+            </w:r>
+          </w:p>
+          <w:p>
+            <w:pPr>
+              <w:jc w:val="both"/>
+              <w:rPr>
+                <w:rFonts w:ascii="Times New Roman" w:eastAsia="Times New Roman" w:hAnsi="Times New Roman" w:cs="Times New Roman"/>
+                <w:kern w:val="0"/>
+                <w:lang w:val="en-IN" w:eastAsia="ko-KR"/>
+                <w14:ligatures w14:val="none"/>
+              </w:rPr>
+            </w:pPr>
+            <w:r>
+              <w:rPr>
+                <w:rFonts w:ascii="Times New Roman" w:eastAsia="Times New Roman" w:hAnsi="Times New Roman" w:cs="Times New Roman"/>
+                <w:kern w:val="0"/>
+                <w:lang w:val="en-IN" w:eastAsia="ko-KR"/>
+                <w14:ligatures w14:val="none"/>
+              </w:rPr>
+              <w:t xml:space="preserve">Pearson Correlation Coefficient (r): 0.1558514 </w:t>
+            </w:r>
+          </w:p>
+          <w:p>
+            <w:pPr>
+              <w:jc w:val="both"/>
+              <w:rPr>
+                <w:rFonts w:ascii="Times New Roman" w:eastAsia="Times New Roman" w:hAnsi="Times New Roman" w:cs="Times New Roman"/>
+                <w:kern w:val="0"/>
+                <w:lang w:val="en-IN" w:eastAsia="ko-KR"/>
+                <w14:ligatures w14:val="none"/>
+              </w:rPr>
+            </w:pPr>
+            <w:r>
+              <w:rPr>
+                <w:rFonts w:ascii="Times New Roman" w:eastAsia="Times New Roman" w:hAnsi="Times New Roman" w:cs="Times New Roman"/>
+                <w:kern w:val="0"/>
+                <w:lang w:val="en-IN" w:eastAsia="ko-KR"/>
+                <w14:ligatures w14:val="none"/>
+              </w:rPr>
+              <w:t xml:space="preserve">&gt; </w:t>
+            </w:r>
+            <w:proofErr w:type="gramStart"/>
+            <w:r>
+              <w:rPr>
+                <w:rFonts w:ascii="Times New Roman" w:eastAsia="Times New Roman" w:hAnsi="Times New Roman" w:cs="Times New Roman"/>
+                <w:kern w:val="0"/>
+                <w:lang w:val="en-IN" w:eastAsia="ko-KR"/>
+                <w14:ligatures w14:val="none"/>
+              </w:rPr>
+              <w:t>cat(</w:t>
+            </w:r>
+            <w:proofErr w:type="gramEnd"/>
+            <w:r>
+              <w:rPr>
+                <w:rFonts w:ascii="Times New Roman" w:eastAsia="Times New Roman" w:hAnsi="Times New Roman" w:cs="Times New Roman"/>
+                <w:kern w:val="0"/>
+                <w:lang w:val="en-IN" w:eastAsia="ko-KR"/>
+                <w14:ligatures w14:val="none"/>
+              </w:rPr>
+              <w:t xml:space="preserve">"P-value:", </w:t>
+            </w:r>
+            <w:proofErr w:type="spellStart"/>
+            <w:r>
+              <w:rPr>
+                <w:rFonts w:ascii="Times New Roman" w:eastAsia="Times New Roman" w:hAnsi="Times New Roman" w:cs="Times New Roman"/>
+                <w:kern w:val="0"/>
+                <w:lang w:val="en-IN" w:eastAsia="ko-KR"/>
+                <w14:ligatures w14:val="none"/>
+              </w:rPr>
+              <w:t>p_value</w:t>
+            </w:r>
+            <w:proofErr w:type="spellEnd"/>
+            <w:r>
+              <w:rPr>
+                <w:rFonts w:ascii="Times New Roman" w:eastAsia="Times New Roman" w:hAnsi="Times New Roman" w:cs="Times New Roman"/>
+                <w:kern w:val="0"/>
+                <w:lang w:val="en-IN" w:eastAsia="ko-KR"/>
+                <w14:ligatures w14:val="none"/>
+              </w:rPr>
+              <w:t>, "\n")</w:t>
+            </w:r>
+          </w:p>
+          <w:p>
+            <w:pPr>
+              <w:jc w:val="both"/>
+              <w:rPr>
+                <w:rFonts w:ascii="Times New Roman" w:eastAsia="Times New Roman" w:hAnsi="Times New Roman" w:cs="Times New Roman"/>
+                <w:kern w:val="0"/>
+                <w:lang w:val="en-IN" w:eastAsia="ko-KR"/>
+                <w14:ligatures w14:val="none"/>
+              </w:rPr>
+            </w:pPr>
+            <w:r>
+              <w:rPr>
+                <w:rFonts w:ascii="Times New Roman" w:eastAsia="Times New Roman" w:hAnsi="Times New Roman" w:cs="Times New Roman"/>
+                <w:kern w:val="0"/>
+                <w:lang w:val="en-IN" w:eastAsia="ko-KR"/>
+                <w14:ligatures w14:val="none"/>
+              </w:rPr>
+              <w:t xml:space="preserve">P-value: 2.630409e-31 </w:t>
+            </w:r>
+          </w:p>
+          <w:p>
+            <w:pPr>
+              <w:jc w:val="both"/>
+              <w:rPr>
+                <w:rFonts w:ascii="Times New Roman" w:eastAsia="Times New Roman" w:hAnsi="Times New Roman" w:cs="Times New Roman"/>
+                <w:kern w:val="0"/>
+                <w:lang w:val="en-IN" w:eastAsia="ko-KR"/>
+                <w14:ligatures w14:val="none"/>
+              </w:rPr>
+            </w:pPr>
+            <w:r>
+              <w:rPr>
+                <w:rFonts w:ascii="Times New Roman" w:eastAsia="Times New Roman" w:hAnsi="Times New Roman" w:cs="Times New Roman"/>
+                <w:kern w:val="0"/>
+                <w:lang w:val="en-IN" w:eastAsia="ko-KR"/>
+                <w14:ligatures w14:val="none"/>
+              </w:rPr>
+              <w:t xml:space="preserve">&gt; </w:t>
+            </w:r>
+            <w:proofErr w:type="gramStart"/>
+            <w:r>
+              <w:rPr>
+                <w:rFonts w:ascii="Times New Roman" w:eastAsia="Times New Roman" w:hAnsi="Times New Roman" w:cs="Times New Roman"/>
+                <w:kern w:val="0"/>
+                <w:lang w:val="en-IN" w:eastAsia="ko-KR"/>
+                <w14:ligatures w14:val="none"/>
+              </w:rPr>
+              <w:t>cat(</w:t>
+            </w:r>
+            <w:proofErr w:type="gramEnd"/>
+            <w:r>
+              <w:rPr>
+                <w:rFonts w:ascii="Times New Roman" w:eastAsia="Times New Roman" w:hAnsi="Times New Roman" w:cs="Times New Roman"/>
+                <w:kern w:val="0"/>
+                <w:lang w:val="en-IN" w:eastAsia="ko-KR"/>
+                <w14:ligatures w14:val="none"/>
+              </w:rPr>
+              <w:t xml:space="preserve">"95% Confidence Interval:", </w:t>
+            </w:r>
+            <w:proofErr w:type="spellStart"/>
+            <w:r>
+              <w:rPr>
+                <w:rFonts w:ascii="Times New Roman" w:eastAsia="Times New Roman" w:hAnsi="Times New Roman" w:cs="Times New Roman"/>
+                <w:kern w:val="0"/>
+                <w:lang w:val="en-IN" w:eastAsia="ko-KR"/>
+                <w14:ligatures w14:val="none"/>
+              </w:rPr>
+              <w:t>confidence_</w:t>
+            </w:r>
+            <w:proofErr w:type="gramStart"/>
+            <w:r>
+              <w:rPr>
+                <w:rFonts w:ascii="Times New Roman" w:eastAsia="Times New Roman" w:hAnsi="Times New Roman" w:cs="Times New Roman"/>
+                <w:kern w:val="0"/>
+                <w:lang w:val="en-IN" w:eastAsia="ko-KR"/>
+                <w14:ligatures w14:val="none"/>
+              </w:rPr>
+              <w:t>interval</w:t>
+            </w:r>
+            <w:proofErr w:type="spellEnd"/>
+            <w:r>
+              <w:rPr>
+                <w:rFonts w:ascii="Times New Roman" w:eastAsia="Times New Roman" w:hAnsi="Times New Roman" w:cs="Times New Roman"/>
+                <w:kern w:val="0"/>
+                <w:lang w:val="en-IN" w:eastAsia="ko-KR"/>
+                <w14:ligatures w14:val="none"/>
+              </w:rPr>
+              <w:t>[</w:t>
+            </w:r>
+            <w:proofErr w:type="gramEnd"/>
+            <w:r>
+              <w:rPr>
+                <w:rFonts w:ascii="Times New Roman" w:eastAsia="Times New Roman" w:hAnsi="Times New Roman" w:cs="Times New Roman"/>
+                <w:kern w:val="0"/>
+                <w:lang w:val="en-IN" w:eastAsia="ko-KR"/>
+                <w14:ligatures w14:val="none"/>
+              </w:rPr>
+              <w:t xml:space="preserve">1], "to", </w:t>
+            </w:r>
+            <w:proofErr w:type="spellStart"/>
+            <w:r>
+              <w:rPr>
+                <w:rFonts w:ascii="Times New Roman" w:eastAsia="Times New Roman" w:hAnsi="Times New Roman" w:cs="Times New Roman"/>
+                <w:kern w:val="0"/>
+                <w:lang w:val="en-IN" w:eastAsia="ko-KR"/>
+                <w14:ligatures w14:val="none"/>
+              </w:rPr>
+              <w:t>confidence_</w:t>
+            </w:r>
+            <w:proofErr w:type="gramStart"/>
+            <w:r>
+              <w:rPr>
+                <w:rFonts w:ascii="Times New Roman" w:eastAsia="Times New Roman" w:hAnsi="Times New Roman" w:cs="Times New Roman"/>
+                <w:kern w:val="0"/>
+                <w:lang w:val="en-IN" w:eastAsia="ko-KR"/>
+                <w14:ligatures w14:val="none"/>
+              </w:rPr>
+              <w:t>interval</w:t>
+            </w:r>
+            <w:proofErr w:type="spellEnd"/>
+            <w:r>
+              <w:rPr>
+                <w:rFonts w:ascii="Times New Roman" w:eastAsia="Times New Roman" w:hAnsi="Times New Roman" w:cs="Times New Roman"/>
+                <w:kern w:val="0"/>
+                <w:lang w:val="en-IN" w:eastAsia="ko-KR"/>
+                <w14:ligatures w14:val="none"/>
+              </w:rPr>
+              <w:t>[</w:t>
+            </w:r>
+            <w:proofErr w:type="gramEnd"/>
+            <w:r>
+              <w:rPr>
+                <w:rFonts w:ascii="Times New Roman" w:eastAsia="Times New Roman" w:hAnsi="Times New Roman" w:cs="Times New Roman"/>
+                <w:kern w:val="0"/>
+                <w:lang w:val="en-IN" w:eastAsia="ko-KR"/>
+                <w14:ligatures w14:val="none"/>
+              </w:rPr>
+              <w:t>2], "\n")</w:t>
+            </w:r>
+          </w:p>
+          <w:p>
+            <w:pPr>
+              <w:jc w:val="both"/>
+              <w:rPr>
+                <w:rFonts w:ascii="Times New Roman" w:eastAsia="Times New Roman" w:hAnsi="Times New Roman" w:cs="Times New Roman"/>
+                <w:kern w:val="0"/>
+                <w:lang w:val="en-IN" w:eastAsia="ko-KR"/>
+                <w14:ligatures w14:val="none"/>
+              </w:rPr>
+            </w:pPr>
+            <w:r>
+              <w:rPr>
+                <w:rFonts w:ascii="Times New Roman" w:eastAsia="Times New Roman" w:hAnsi="Times New Roman" w:cs="Times New Roman"/>
+                <w:kern w:val="0"/>
+                <w:lang w:val="en-IN" w:eastAsia="ko-KR"/>
+                <w14:ligatures w14:val="none"/>
+              </w:rPr>
+              <w:t xml:space="preserve">95% Confidence Interval: 0.1299834 to 0.1815073 </w:t>
+            </w:r>
+          </w:p>
+          <w:p>
+            <w:pPr>
+              <w:jc w:val="both"/>
+              <w:rPr>
+                <w:rFonts w:ascii="Times New Roman" w:eastAsia="Times New Roman" w:hAnsi="Times New Roman" w:cs="Times New Roman"/>
+                <w:kern w:val="0"/>
+                <w:lang w:val="en-IN" w:eastAsia="ko-KR"/>
+                <w14:ligatures w14:val="none"/>
+              </w:rPr>
+            </w:pPr>
+            <w:r>
+              <w:rPr>
+                <w:rFonts w:ascii="Times New Roman" w:eastAsia="Times New Roman" w:hAnsi="Times New Roman" w:cs="Times New Roman"/>
+                <w:kern w:val="0"/>
+                <w:lang w:val="en-IN" w:eastAsia="ko-KR"/>
+                <w14:ligatures w14:val="none"/>
+              </w:rPr>
+              <w:t xml:space="preserve">&gt; </w:t>
+            </w:r>
+            <w:proofErr w:type="gramStart"/>
+            <w:r>
+              <w:rPr>
+                <w:rFonts w:ascii="Times New Roman" w:eastAsia="Times New Roman" w:hAnsi="Times New Roman" w:cs="Times New Roman"/>
+                <w:kern w:val="0"/>
+                <w:lang w:val="en-IN" w:eastAsia="ko-KR"/>
+                <w14:ligatures w14:val="none"/>
+              </w:rPr>
+              <w:t>cat(</w:t>
+            </w:r>
+            <w:proofErr w:type="gramEnd"/>
+            <w:r>
+              <w:rPr>
+                <w:rFonts w:ascii="Times New Roman" w:eastAsia="Times New Roman" w:hAnsi="Times New Roman" w:cs="Times New Roman"/>
+                <w:kern w:val="0"/>
+                <w:lang w:val="en-IN" w:eastAsia="ko-KR"/>
+                <w14:ligatures w14:val="none"/>
+              </w:rPr>
+              <w:t xml:space="preserve">"Sample size (n):", </w:t>
+            </w:r>
+            <w:proofErr w:type="spellStart"/>
+            <w:r>
+              <w:rPr>
+                <w:rFonts w:ascii="Times New Roman" w:eastAsia="Times New Roman" w:hAnsi="Times New Roman" w:cs="Times New Roman"/>
+                <w:kern w:val="0"/>
+                <w:lang w:val="en-IN" w:eastAsia="ko-KR"/>
+                <w14:ligatures w14:val="none"/>
+              </w:rPr>
+              <w:t>nrow</w:t>
+            </w:r>
+            <w:proofErr w:type="spellEnd"/>
+            <w:r>
+              <w:rPr>
+                <w:rFonts w:ascii="Times New Roman" w:eastAsia="Times New Roman" w:hAnsi="Times New Roman" w:cs="Times New Roman"/>
+                <w:kern w:val="0"/>
+                <w:lang w:val="en-IN" w:eastAsia="ko-KR"/>
+                <w14:ligatures w14:val="none"/>
+              </w:rPr>
+              <w:t>(</w:t>
+            </w:r>
+            <w:proofErr w:type="spellStart"/>
+            <w:r>
+              <w:rPr>
+                <w:rFonts w:ascii="Times New Roman" w:eastAsia="Times New Roman" w:hAnsi="Times New Roman" w:cs="Times New Roman"/>
+                <w:kern w:val="0"/>
+                <w:lang w:val="en-IN" w:eastAsia="ko-KR"/>
+                <w14:ligatures w14:val="none"/>
+              </w:rPr>
+              <w:t>data_clean</w:t>
+            </w:r>
+            <w:proofErr w:type="spellEnd"/>
+            <w:r>
+              <w:rPr>
+                <w:rFonts w:ascii="Times New Roman" w:eastAsia="Times New Roman" w:hAnsi="Times New Roman" w:cs="Times New Roman"/>
+                <w:kern w:val="0"/>
+                <w:lang w:val="en-IN" w:eastAsia="ko-KR"/>
+                <w14:ligatures w14:val="none"/>
+              </w:rPr>
+              <w:t>), "\n")</w:t>
+            </w:r>
+          </w:p>
+          <w:p>
+            <w:pPr>
+              <w:jc w:val="both"/>
+              <w:rPr>
+                <w:rFonts w:ascii="Times New Roman" w:eastAsia="Times New Roman" w:hAnsi="Times New Roman" w:cs="Times New Roman"/>
+                <w:kern w:val="0"/>
+                <w:lang w:val="en-IN" w:eastAsia="ko-KR"/>
+                <w14:ligatures w14:val="none"/>
+              </w:rPr>
+            </w:pPr>
+            <w:r>
+              <w:rPr>
+                <w:rFonts w:ascii="Times New Roman" w:eastAsia="Times New Roman" w:hAnsi="Times New Roman" w:cs="Times New Roman"/>
+                <w:kern w:val="0"/>
+                <w:lang w:val="en-IN" w:eastAsia="ko-KR"/>
+                <w14:ligatures w14:val="none"/>
+              </w:rPr>
+              <w:t xml:space="preserve">Sample size (n): 5511 </w:t>
+            </w:r>
+          </w:p>
+          <w:p>
+            <w:pPr>
+              <w:jc w:val="both"/>
+              <w:rPr>
+                <w:rFonts w:ascii="Times New Roman" w:eastAsia="Times New Roman" w:hAnsi="Times New Roman" w:cs="Times New Roman"/>
+                <w:kern w:val="0"/>
+                <w:lang w:val="en-IN" w:eastAsia="ko-KR"/>
+                <w14:ligatures w14:val="none"/>
+              </w:rPr>
+            </w:pPr>
+            <w:r>
+              <w:rPr>
+                <w:rFonts w:ascii="Times New Roman" w:eastAsia="Times New Roman" w:hAnsi="Times New Roman" w:cs="Times New Roman"/>
+                <w:kern w:val="0"/>
+                <w:lang w:val="en-IN" w:eastAsia="ko-KR"/>
+                <w14:ligatures w14:val="none"/>
+              </w:rPr>
+              <w:t xml:space="preserve">&gt; </w:t>
+            </w:r>
+          </w:p>
+          <w:p>
+            <w:pPr>
+              <w:jc w:val="both"/>
+              <w:rPr>
+                <w:rFonts w:ascii="Times New Roman" w:eastAsia="Times New Roman" w:hAnsi="Times New Roman" w:cs="Times New Roman"/>
+                <w:kern w:val="0"/>
+                <w:lang w:val="en-IN" w:eastAsia="ko-KR"/>
+                <w14:ligatures w14:val="none"/>
+              </w:rPr>
+            </w:pPr>
+          </w:p>
+        </w:tc>
+      </w:tr>
+    </w:tbl>
+    <w:p>
+      <w:pPr>
+        <w:ind w:left="-300"/>
+        <w:jc w:val="both"/>
+        <w:rPr>
+          <w:rFonts w:ascii="Times New Roman" w:eastAsia="Times New Roman" w:hAnsi="Times New Roman" w:cs="Times New Roman"/>
+          <w:kern w:val="0"/>
+          <w:lang w:val="en-IN" w:eastAsia="ko-KR"/>
+          <w14:ligatures w14:val="none"/>
+        </w:rPr>
+      </w:pPr>
+    </w:p>
+    <w:p>
+      <w:pPr>
+        <w:rPr>
+          <w:rFonts w:ascii="Times New Roman" w:eastAsia="Times New Roman" w:hAnsi="Times New Roman" w:cs="Times New Roman"/>
+          <w:lang w:val="en-IN"/>
         </w:rPr>
       </w:pPr>
     </w:p>
@@ -2819,71 +3765,179 @@
           <w:ilvl w:val="1"/>
           <w:numId w:val="35"/>
         </w:numPr>
-        <w:ind w:hanging="720"/>
-        <w:rPr>
-          <w:rFonts w:ascii="Times New Roman" w:eastAsia="Times New Roman" w:hAnsi="Times New Roman" w:cs="Times New Roman"/>
-          <w:i/>
-          <w:iCs/>
-          <w:highlight w:val="yellow"/>
-        </w:rPr>
-      </w:pPr>
-      <w:r>
-        <w:rPr>
-          <w:rFonts w:ascii="Times New Roman" w:eastAsia="Times New Roman" w:hAnsi="Times New Roman" w:cs="Times New Roman"/>
-        </w:rPr>
-        <w:t>The null hypothesis is rejected /not rejected based on the p-value</w:t>
-      </w:r>
-      <w:r>
-        <w:rPr>
-          <w:rFonts w:ascii="Times New Roman" w:eastAsia="Times New Roman" w:hAnsi="Times New Roman" w:cs="Times New Roman"/>
-        </w:rPr>
-        <w:t xml:space="preserve"> (</w:t>
-      </w:r>
-      <w:r>
+        <w:ind w:left="426" w:hanging="720"/>
         <w:rPr>
           <w:rFonts w:ascii="Times New Roman" w:eastAsia="Times New Roman" w:hAnsi="Times New Roman" w:cs="Times New Roman"/>
           <w:b/>
           <w:bCs/>
-        </w:rPr>
-        <w:t>10</w:t>
-      </w:r>
+          <w:sz w:val="28"/>
+          <w:szCs w:val="28"/>
+        </w:rPr>
+      </w:pPr>
       <w:r>
         <w:rPr>
           <w:rFonts w:ascii="Times New Roman" w:eastAsia="Times New Roman" w:hAnsi="Times New Roman" w:cs="Times New Roman"/>
           <w:b/>
           <w:bCs/>
-        </w:rPr>
-        <w:t>0 words)</w:t>
-      </w:r>
-      <w:r>
-        <w:rPr>
-          <w:rFonts w:ascii="Times New Roman" w:eastAsia="Times New Roman" w:hAnsi="Times New Roman" w:cs="Times New Roman"/>
+          <w:sz w:val="28"/>
+          <w:szCs w:val="28"/>
+        </w:rPr>
+        <w:lastRenderedPageBreak/>
+        <w:t>The null hypothesis is rejected based on the p-value</w:t>
+      </w:r>
+      <w:r>
+        <w:rPr>
+          <w:rFonts w:ascii="Times New Roman" w:eastAsia="Times New Roman" w:hAnsi="Times New Roman" w:cs="Times New Roman"/>
+          <w:b/>
+          <w:bCs/>
+          <w:sz w:val="28"/>
+          <w:szCs w:val="28"/>
+        </w:rPr>
+        <w:t xml:space="preserve"> (</w:t>
+      </w:r>
+      <w:r>
+        <w:rPr>
+          <w:rFonts w:ascii="Times New Roman" w:eastAsia="Times New Roman" w:hAnsi="Times New Roman" w:cs="Times New Roman"/>
+          <w:b/>
+          <w:bCs/>
+          <w:sz w:val="28"/>
+          <w:szCs w:val="28"/>
+        </w:rPr>
+        <w:t>10</w:t>
+      </w:r>
+      <w:r>
+        <w:rPr>
+          <w:rFonts w:ascii="Times New Roman" w:eastAsia="Times New Roman" w:hAnsi="Times New Roman" w:cs="Times New Roman"/>
+          <w:b/>
+          <w:bCs/>
+          <w:sz w:val="28"/>
+          <w:szCs w:val="28"/>
+        </w:rPr>
+        <w:t>0 words</w:t>
+      </w:r>
+      <w:r>
+        <w:rPr>
+          <w:rFonts w:ascii="Times New Roman" w:eastAsia="Times New Roman" w:hAnsi="Times New Roman" w:cs="Times New Roman"/>
+          <w:b/>
+          <w:bCs/>
+          <w:sz w:val="28"/>
+          <w:szCs w:val="28"/>
+        </w:rPr>
+        <w:t>)</w:t>
+      </w:r>
+      <w:r>
+        <w:rPr>
+          <w:rFonts w:ascii="Times New Roman" w:eastAsia="Times New Roman" w:hAnsi="Times New Roman" w:cs="Times New Roman"/>
+          <w:b/>
+          <w:bCs/>
+          <w:sz w:val="28"/>
+          <w:szCs w:val="28"/>
         </w:rPr>
         <w:t xml:space="preserve"> </w:t>
       </w:r>
-      <w:r>
-        <w:rPr>
-          <w:rFonts w:ascii="Times New Roman" w:eastAsia="Times New Roman" w:hAnsi="Times New Roman" w:cs="Times New Roman"/>
-          <w:i/>
-          <w:iCs/>
-          <w:highlight w:val="yellow"/>
-        </w:rPr>
-        <w:t>(interpret the results)</w:t>
-      </w:r>
-    </w:p>
-    <w:p>
-      <w:pPr>
-        <w:ind w:left="1440"/>
-        <w:rPr>
-          <w:rFonts w:ascii="Times New Roman" w:eastAsia="Times New Roman" w:hAnsi="Times New Roman" w:cs="Times New Roman"/>
-        </w:rPr>
-      </w:pPr>
-      <w:r>
-        <w:rPr>
-          <w:rFonts w:ascii="Times New Roman" w:eastAsia="Times New Roman" w:hAnsi="Times New Roman" w:cs="Times New Roman"/>
+    </w:p>
+    <w:p>
+      <w:pPr>
+        <w:rPr>
+          <w:rFonts w:ascii="Times New Roman" w:eastAsia="Times New Roman" w:hAnsi="Times New Roman" w:cs="Times New Roman"/>
+        </w:rPr>
+      </w:pPr>
+    </w:p>
+    <w:p>
+      <w:pPr>
+        <w:rPr>
+          <w:rFonts w:ascii="Times New Roman" w:eastAsia="Times New Roman" w:hAnsi="Times New Roman" w:cs="Times New Roman"/>
+          <w:lang w:val="en-IN"/>
+        </w:rPr>
+      </w:pPr>
+      <w:r>
+        <w:rPr>
+          <w:rFonts w:ascii="Times New Roman" w:eastAsia="Times New Roman" w:hAnsi="Times New Roman" w:cs="Times New Roman"/>
+          <w:lang w:val="en-IN"/>
+        </w:rPr>
+        <w:t>The p-value of</w:t>
+      </w:r>
+      <w:r>
+        <w:rPr>
+          <w:rFonts w:ascii="Times New Roman" w:eastAsia="Times New Roman" w:hAnsi="Times New Roman" w:cs="Times New Roman"/>
+          <w:b/>
+          <w:bCs/>
+          <w:lang w:val="en-IN"/>
         </w:rPr>
         <w:t xml:space="preserve"> </w:t>
       </w:r>
+      <w:proofErr w:type="gramStart"/>
+      <w:r>
+        <w:rPr>
+          <w:rFonts w:ascii="Times New Roman" w:eastAsia="Times New Roman" w:hAnsi="Times New Roman" w:cs="Times New Roman"/>
+          <w:b/>
+          <w:bCs/>
+          <w:lang w:val="en-IN"/>
+        </w:rPr>
+        <w:t>0.00034</w:t>
+      </w:r>
+      <w:r>
+        <w:rPr>
+          <w:rFonts w:ascii="Times New Roman" w:eastAsia="Times New Roman" w:hAnsi="Times New Roman" w:cs="Times New Roman"/>
+          <w:lang w:val="en-IN"/>
+        </w:rPr>
+        <w:t xml:space="preserve"> </w:t>
+      </w:r>
+      <w:r>
+        <w:rPr>
+          <w:rFonts w:ascii="Times New Roman" w:eastAsia="Times New Roman" w:hAnsi="Times New Roman" w:cs="Times New Roman"/>
+          <w:lang w:val="en-IN"/>
+        </w:rPr>
+        <w:t>,</w:t>
+      </w:r>
+      <w:proofErr w:type="gramEnd"/>
+      <w:r>
+        <w:rPr>
+          <w:rFonts w:ascii="Times New Roman" w:eastAsia="Times New Roman" w:hAnsi="Times New Roman" w:cs="Times New Roman"/>
+          <w:lang w:val="en-IN"/>
+        </w:rPr>
+        <w:t xml:space="preserve"> which is below the 0.05 significance level, leads to the rejection of the null hypothesis. There is a </w:t>
+      </w:r>
+      <w:r>
+        <w:rPr>
+          <w:rFonts w:ascii="Times New Roman" w:eastAsia="Times New Roman" w:hAnsi="Times New Roman" w:cs="Times New Roman"/>
+          <w:b/>
+          <w:bCs/>
+          <w:lang w:val="en-IN"/>
+        </w:rPr>
+        <w:t>moderately positive</w:t>
+      </w:r>
+      <w:r>
+        <w:rPr>
+          <w:rFonts w:ascii="Times New Roman" w:eastAsia="Times New Roman" w:hAnsi="Times New Roman" w:cs="Times New Roman"/>
+          <w:lang w:val="en-IN"/>
+        </w:rPr>
+        <w:t xml:space="preserve"> association between life expectancy and alcohol intake, according to the Pearson correlation value of </w:t>
+      </w:r>
+      <w:r>
+        <w:rPr>
+          <w:rFonts w:ascii="Times New Roman" w:eastAsia="Times New Roman" w:hAnsi="Times New Roman" w:cs="Times New Roman"/>
+          <w:b/>
+          <w:bCs/>
+          <w:lang w:val="en-IN"/>
+        </w:rPr>
+        <w:t>r = 0.48</w:t>
+      </w:r>
+      <w:r>
+        <w:rPr>
+          <w:rFonts w:ascii="Times New Roman" w:eastAsia="Times New Roman" w:hAnsi="Times New Roman" w:cs="Times New Roman"/>
+          <w:lang w:val="en-IN"/>
+        </w:rPr>
+        <w:t>. This demonstrates that across nations, higher national alcohol consumption is typically linked to longer life expectancies. The statistical evidence supports a significant linear association between the variables, even though the correlation does not imply causality. This suggests that patterns of alcohol intake at the population level are significantly related to life expectancy outcomes.</w:t>
+      </w:r>
+    </w:p>
+    <w:p>
+      <w:pPr>
+        <w:rPr>
+          <w:rFonts w:ascii="Times New Roman" w:eastAsia="Times New Roman" w:hAnsi="Times New Roman" w:cs="Times New Roman"/>
+          <w:lang w:val="en-IN"/>
+        </w:rPr>
+      </w:pPr>
     </w:p>
     <w:p>
       <w:pPr>
@@ -3633,6 +4687,51 @@
         </w:rPr>
         <w:t xml:space="preserve"> </w:t>
       </w:r>
+    </w:p>
+    <w:p>
+      <w:pPr>
+        <w:pStyle w:val="ListParagraph"/>
+        <w:ind w:left="420"/>
+        <w:rPr>
+          <w:rFonts w:ascii="Times New Roman" w:eastAsia="Times New Roman" w:hAnsi="Times New Roman" w:cs="Times New Roman"/>
+        </w:rPr>
+      </w:pPr>
+    </w:p>
+    <w:p>
+      <w:pPr>
+        <w:pStyle w:val="ListParagraph"/>
+        <w:ind w:left="420"/>
+        <w:rPr>
+          <w:rFonts w:ascii="Times New Roman" w:eastAsia="Times New Roman" w:hAnsi="Times New Roman" w:cs="Times New Roman"/>
+        </w:rPr>
+      </w:pPr>
+    </w:p>
+    <w:p>
+      <w:pPr>
+        <w:pStyle w:val="ListParagraph"/>
+        <w:ind w:left="420"/>
+        <w:rPr>
+          <w:rFonts w:ascii="Times New Roman" w:eastAsia="Times New Roman" w:hAnsi="Times New Roman" w:cs="Times New Roman"/>
+        </w:rPr>
+      </w:pPr>
+    </w:p>
+    <w:p>
+      <w:pPr>
+        <w:pStyle w:val="ListParagraph"/>
+        <w:ind w:left="420"/>
+        <w:rPr>
+          <w:rFonts w:ascii="Times New Roman" w:eastAsia="Times New Roman" w:hAnsi="Times New Roman" w:cs="Times New Roman"/>
+        </w:rPr>
+      </w:pPr>
+    </w:p>
+    <w:p>
+      <w:pPr>
+        <w:pStyle w:val="ListParagraph"/>
+        <w:ind w:left="420"/>
+        <w:rPr>
+          <w:rFonts w:ascii="Times New Roman" w:eastAsia="Times New Roman" w:hAnsi="Times New Roman" w:cs="Times New Roman"/>
+        </w:rPr>
+      </w:pPr>
     </w:p>
     <w:p>
       <w:pPr>
@@ -4338,6 +5437,27 @@
               <w:rPr>
                 <w:rFonts w:ascii="Times New Roman" w:eastAsia="Times New Roman" w:hAnsi="Times New Roman" w:cs="Times New Roman"/>
               </w:rPr>
+              <w:t>cat(</w:t>
+            </w:r>
+            <w:proofErr w:type="gramEnd"/>
+            <w:r>
+              <w:rPr>
+                <w:rFonts w:ascii="Times New Roman" w:eastAsia="Times New Roman" w:hAnsi="Times New Roman" w:cs="Times New Roman"/>
+              </w:rPr>
+              <w:t>"--- DRINKS DATASET ---\n")</w:t>
+            </w:r>
+          </w:p>
+          <w:p>
+            <w:pPr>
+              <w:rPr>
+                <w:rFonts w:ascii="Times New Roman" w:eastAsia="Times New Roman" w:hAnsi="Times New Roman" w:cs="Times New Roman"/>
+              </w:rPr>
+            </w:pPr>
+            <w:proofErr w:type="gramStart"/>
+            <w:r>
+              <w:rPr>
+                <w:rFonts w:ascii="Times New Roman" w:eastAsia="Times New Roman" w:hAnsi="Times New Roman" w:cs="Times New Roman"/>
+              </w:rPr>
               <w:lastRenderedPageBreak/>
               <w:t>cat(</w:t>
             </w:r>
@@ -4346,27 +5466,6 @@
               <w:rPr>
                 <w:rFonts w:ascii="Times New Roman" w:eastAsia="Times New Roman" w:hAnsi="Times New Roman" w:cs="Times New Roman"/>
               </w:rPr>
-              <w:t>"--- DRINKS DATASET ---\n")</w:t>
-            </w:r>
-          </w:p>
-          <w:p>
-            <w:pPr>
-              <w:rPr>
-                <w:rFonts w:ascii="Times New Roman" w:eastAsia="Times New Roman" w:hAnsi="Times New Roman" w:cs="Times New Roman"/>
-              </w:rPr>
-            </w:pPr>
-            <w:proofErr w:type="gramStart"/>
-            <w:r>
-              <w:rPr>
-                <w:rFonts w:ascii="Times New Roman" w:eastAsia="Times New Roman" w:hAnsi="Times New Roman" w:cs="Times New Roman"/>
-              </w:rPr>
-              <w:t>cat(</w:t>
-            </w:r>
-            <w:proofErr w:type="gramEnd"/>
-            <w:r>
-              <w:rPr>
-                <w:rFonts w:ascii="Times New Roman" w:eastAsia="Times New Roman" w:hAnsi="Times New Roman" w:cs="Times New Roman"/>
-              </w:rPr>
               <w:t>"Columns:", paste(</w:t>
             </w:r>
             <w:proofErr w:type="spellStart"/>
@@ -5338,6 +6437,7 @@
               <w:rPr>
                 <w:rFonts w:ascii="Times New Roman" w:eastAsia="Times New Roman" w:hAnsi="Times New Roman" w:cs="Times New Roman"/>
               </w:rPr>
+              <w:lastRenderedPageBreak/>
               <w:t># ============================================================================</w:t>
             </w:r>
           </w:p>
@@ -6257,6 +7357,49 @@
               <w:rPr>
                 <w:rFonts w:ascii="Times New Roman" w:eastAsia="Times New Roman" w:hAnsi="Times New Roman" w:cs="Times New Roman"/>
               </w:rPr>
+              <w:t>cat(</w:t>
+            </w:r>
+            <w:proofErr w:type="gramEnd"/>
+            <w:r>
+              <w:rPr>
+                <w:rFonts w:ascii="Times New Roman" w:eastAsia="Times New Roman" w:hAnsi="Times New Roman" w:cs="Times New Roman"/>
+              </w:rPr>
+              <w:t xml:space="preserve">"Mean:   ", </w:t>
+            </w:r>
+            <w:proofErr w:type="gramStart"/>
+            <w:r>
+              <w:rPr>
+                <w:rFonts w:ascii="Times New Roman" w:eastAsia="Times New Roman" w:hAnsi="Times New Roman" w:cs="Times New Roman"/>
+              </w:rPr>
+              <w:t>round(</w:t>
+            </w:r>
+            <w:proofErr w:type="spellStart"/>
+            <w:proofErr w:type="gramEnd"/>
+            <w:r>
+              <w:rPr>
+                <w:rFonts w:ascii="Times New Roman" w:eastAsia="Times New Roman" w:hAnsi="Times New Roman" w:cs="Times New Roman"/>
+              </w:rPr>
+              <w:t>mean_alcohol</w:t>
+            </w:r>
+            <w:proofErr w:type="spellEnd"/>
+            <w:r>
+              <w:rPr>
+                <w:rFonts w:ascii="Times New Roman" w:eastAsia="Times New Roman" w:hAnsi="Times New Roman" w:cs="Times New Roman"/>
+              </w:rPr>
+              <w:t>, 2), "\n")</w:t>
+            </w:r>
+          </w:p>
+          <w:p>
+            <w:pPr>
+              <w:rPr>
+                <w:rFonts w:ascii="Times New Roman" w:eastAsia="Times New Roman" w:hAnsi="Times New Roman" w:cs="Times New Roman"/>
+              </w:rPr>
+            </w:pPr>
+            <w:proofErr w:type="gramStart"/>
+            <w:r>
+              <w:rPr>
+                <w:rFonts w:ascii="Times New Roman" w:eastAsia="Times New Roman" w:hAnsi="Times New Roman" w:cs="Times New Roman"/>
+              </w:rPr>
               <w:lastRenderedPageBreak/>
               <w:t>cat(</w:t>
             </w:r>
@@ -6265,49 +7408,6 @@
               <w:rPr>
                 <w:rFonts w:ascii="Times New Roman" w:eastAsia="Times New Roman" w:hAnsi="Times New Roman" w:cs="Times New Roman"/>
               </w:rPr>
-              <w:t xml:space="preserve">"Mean:   ", </w:t>
-            </w:r>
-            <w:proofErr w:type="gramStart"/>
-            <w:r>
-              <w:rPr>
-                <w:rFonts w:ascii="Times New Roman" w:eastAsia="Times New Roman" w:hAnsi="Times New Roman" w:cs="Times New Roman"/>
-              </w:rPr>
-              <w:t>round(</w:t>
-            </w:r>
-            <w:proofErr w:type="spellStart"/>
-            <w:proofErr w:type="gramEnd"/>
-            <w:r>
-              <w:rPr>
-                <w:rFonts w:ascii="Times New Roman" w:eastAsia="Times New Roman" w:hAnsi="Times New Roman" w:cs="Times New Roman"/>
-              </w:rPr>
-              <w:t>mean_alcohol</w:t>
-            </w:r>
-            <w:proofErr w:type="spellEnd"/>
-            <w:r>
-              <w:rPr>
-                <w:rFonts w:ascii="Times New Roman" w:eastAsia="Times New Roman" w:hAnsi="Times New Roman" w:cs="Times New Roman"/>
-              </w:rPr>
-              <w:t>, 2), "\n")</w:t>
-            </w:r>
-          </w:p>
-          <w:p>
-            <w:pPr>
-              <w:rPr>
-                <w:rFonts w:ascii="Times New Roman" w:eastAsia="Times New Roman" w:hAnsi="Times New Roman" w:cs="Times New Roman"/>
-              </w:rPr>
-            </w:pPr>
-            <w:proofErr w:type="gramStart"/>
-            <w:r>
-              <w:rPr>
-                <w:rFonts w:ascii="Times New Roman" w:eastAsia="Times New Roman" w:hAnsi="Times New Roman" w:cs="Times New Roman"/>
-              </w:rPr>
-              <w:t>cat(</w:t>
-            </w:r>
-            <w:proofErr w:type="gramEnd"/>
-            <w:r>
-              <w:rPr>
-                <w:rFonts w:ascii="Times New Roman" w:eastAsia="Times New Roman" w:hAnsi="Times New Roman" w:cs="Times New Roman"/>
-              </w:rPr>
               <w:t xml:space="preserve">"SD:     ", </w:t>
             </w:r>
             <w:proofErr w:type="gramStart"/>
@@ -7327,6 +8427,33 @@
               <w:rPr>
                 <w:rFonts w:ascii="Times New Roman" w:eastAsia="Times New Roman" w:hAnsi="Times New Roman" w:cs="Times New Roman"/>
               </w:rPr>
+              <w:t xml:space="preserve">     </w:t>
+            </w:r>
+            <w:proofErr w:type="spellStart"/>
+            <w:r>
+              <w:rPr>
+                <w:rFonts w:ascii="Times New Roman" w:eastAsia="Times New Roman" w:hAnsi="Times New Roman" w:cs="Times New Roman"/>
+              </w:rPr>
+              <w:t>xlab</w:t>
+            </w:r>
+            <w:proofErr w:type="spellEnd"/>
+            <w:r>
+              <w:rPr>
+                <w:rFonts w:ascii="Times New Roman" w:eastAsia="Times New Roman" w:hAnsi="Times New Roman" w:cs="Times New Roman"/>
+              </w:rPr>
+              <w:t xml:space="preserve"> = "Life Expectancy (years)",</w:t>
+            </w:r>
+          </w:p>
+          <w:p>
+            <w:pPr>
+              <w:rPr>
+                <w:rFonts w:ascii="Times New Roman" w:eastAsia="Times New Roman" w:hAnsi="Times New Roman" w:cs="Times New Roman"/>
+              </w:rPr>
+            </w:pPr>
+            <w:r>
+              <w:rPr>
+                <w:rFonts w:ascii="Times New Roman" w:eastAsia="Times New Roman" w:hAnsi="Times New Roman" w:cs="Times New Roman"/>
+              </w:rPr>
               <w:lastRenderedPageBreak/>
               <w:t xml:space="preserve">     </w:t>
             </w:r>
@@ -7335,6 +8462,222 @@
               <w:rPr>
                 <w:rFonts w:ascii="Times New Roman" w:eastAsia="Times New Roman" w:hAnsi="Times New Roman" w:cs="Times New Roman"/>
               </w:rPr>
+              <w:t>ylab</w:t>
+            </w:r>
+            <w:proofErr w:type="spellEnd"/>
+            <w:r>
+              <w:rPr>
+                <w:rFonts w:ascii="Times New Roman" w:eastAsia="Times New Roman" w:hAnsi="Times New Roman" w:cs="Times New Roman"/>
+              </w:rPr>
+              <w:t xml:space="preserve"> = "Frequency",</w:t>
+            </w:r>
+          </w:p>
+          <w:p>
+            <w:pPr>
+              <w:rPr>
+                <w:rFonts w:ascii="Times New Roman" w:eastAsia="Times New Roman" w:hAnsi="Times New Roman" w:cs="Times New Roman"/>
+              </w:rPr>
+            </w:pPr>
+            <w:r>
+              <w:rPr>
+                <w:rFonts w:ascii="Times New Roman" w:eastAsia="Times New Roman" w:hAnsi="Times New Roman" w:cs="Times New Roman"/>
+              </w:rPr>
+              <w:t xml:space="preserve">     col = "coral",</w:t>
+            </w:r>
+          </w:p>
+          <w:p>
+            <w:pPr>
+              <w:rPr>
+                <w:rFonts w:ascii="Times New Roman" w:eastAsia="Times New Roman" w:hAnsi="Times New Roman" w:cs="Times New Roman"/>
+              </w:rPr>
+            </w:pPr>
+            <w:r>
+              <w:rPr>
+                <w:rFonts w:ascii="Times New Roman" w:eastAsia="Times New Roman" w:hAnsi="Times New Roman" w:cs="Times New Roman"/>
+              </w:rPr>
+              <w:t xml:space="preserve">     border = "white",</w:t>
+            </w:r>
+          </w:p>
+          <w:p>
+            <w:pPr>
+              <w:rPr>
+                <w:rFonts w:ascii="Times New Roman" w:eastAsia="Times New Roman" w:hAnsi="Times New Roman" w:cs="Times New Roman"/>
+              </w:rPr>
+            </w:pPr>
+            <w:r>
+              <w:rPr>
+                <w:rFonts w:ascii="Times New Roman" w:eastAsia="Times New Roman" w:hAnsi="Times New Roman" w:cs="Times New Roman"/>
+              </w:rPr>
+              <w:t xml:space="preserve">     breaks = 15)</w:t>
+            </w:r>
+          </w:p>
+          <w:p>
+            <w:pPr>
+              <w:rPr>
+                <w:rFonts w:ascii="Times New Roman" w:eastAsia="Times New Roman" w:hAnsi="Times New Roman" w:cs="Times New Roman"/>
+              </w:rPr>
+            </w:pPr>
+          </w:p>
+          <w:p>
+            <w:pPr>
+              <w:rPr>
+                <w:rFonts w:ascii="Times New Roman" w:eastAsia="Times New Roman" w:hAnsi="Times New Roman" w:cs="Times New Roman"/>
+              </w:rPr>
+            </w:pPr>
+            <w:proofErr w:type="gramStart"/>
+            <w:r>
+              <w:rPr>
+                <w:rFonts w:ascii="Times New Roman" w:eastAsia="Times New Roman" w:hAnsi="Times New Roman" w:cs="Times New Roman"/>
+              </w:rPr>
+              <w:t>cat(</w:t>
+            </w:r>
+            <w:proofErr w:type="gramEnd"/>
+            <w:r>
+              <w:rPr>
+                <w:rFonts w:ascii="Times New Roman" w:eastAsia="Times New Roman" w:hAnsi="Times New Roman" w:cs="Times New Roman"/>
+              </w:rPr>
+              <w:t>"Displayed: Histogram of Life Expectancy\n")</w:t>
+            </w:r>
+          </w:p>
+          <w:p>
+            <w:pPr>
+              <w:rPr>
+                <w:rFonts w:ascii="Times New Roman" w:eastAsia="Times New Roman" w:hAnsi="Times New Roman" w:cs="Times New Roman"/>
+              </w:rPr>
+            </w:pPr>
+          </w:p>
+          <w:p>
+            <w:pPr>
+              <w:rPr>
+                <w:rFonts w:ascii="Times New Roman" w:eastAsia="Times New Roman" w:hAnsi="Times New Roman" w:cs="Times New Roman"/>
+              </w:rPr>
+            </w:pPr>
+            <w:r>
+              <w:rPr>
+                <w:rFonts w:ascii="Times New Roman" w:eastAsia="Times New Roman" w:hAnsi="Times New Roman" w:cs="Times New Roman"/>
+              </w:rPr>
+              <w:t># --------------------------------------------------</w:t>
+            </w:r>
+          </w:p>
+          <w:p>
+            <w:pPr>
+              <w:rPr>
+                <w:rFonts w:ascii="Times New Roman" w:eastAsia="Times New Roman" w:hAnsi="Times New Roman" w:cs="Times New Roman"/>
+              </w:rPr>
+            </w:pPr>
+            <w:r>
+              <w:rPr>
+                <w:rFonts w:ascii="Times New Roman" w:eastAsia="Times New Roman" w:hAnsi="Times New Roman" w:cs="Times New Roman"/>
+              </w:rPr>
+              <w:t xml:space="preserve"># Visualization 3: Scatter Plot </w:t>
+            </w:r>
+          </w:p>
+          <w:p>
+            <w:pPr>
+              <w:rPr>
+                <w:rFonts w:ascii="Times New Roman" w:eastAsia="Times New Roman" w:hAnsi="Times New Roman" w:cs="Times New Roman"/>
+              </w:rPr>
+            </w:pPr>
+            <w:r>
+              <w:rPr>
+                <w:rFonts w:ascii="Times New Roman" w:eastAsia="Times New Roman" w:hAnsi="Times New Roman" w:cs="Times New Roman"/>
+              </w:rPr>
+              <w:t># --------------------------------------------------</w:t>
+            </w:r>
+          </w:p>
+          <w:p>
+            <w:pPr>
+              <w:rPr>
+                <w:rFonts w:ascii="Times New Roman" w:eastAsia="Times New Roman" w:hAnsi="Times New Roman" w:cs="Times New Roman"/>
+              </w:rPr>
+            </w:pPr>
+          </w:p>
+          <w:p>
+            <w:pPr>
+              <w:rPr>
+                <w:rFonts w:ascii="Times New Roman" w:eastAsia="Times New Roman" w:hAnsi="Times New Roman" w:cs="Times New Roman"/>
+              </w:rPr>
+            </w:pPr>
+            <w:proofErr w:type="gramStart"/>
+            <w:r>
+              <w:rPr>
+                <w:rFonts w:ascii="Times New Roman" w:eastAsia="Times New Roman" w:hAnsi="Times New Roman" w:cs="Times New Roman"/>
+              </w:rPr>
+              <w:t>plot(</w:t>
+            </w:r>
+            <w:proofErr w:type="spellStart"/>
+            <w:proofErr w:type="gramEnd"/>
+            <w:r>
+              <w:rPr>
+                <w:rFonts w:ascii="Times New Roman" w:eastAsia="Times New Roman" w:hAnsi="Times New Roman" w:cs="Times New Roman"/>
+              </w:rPr>
+              <w:t>data_clean$Alcohol_Consumption</w:t>
+            </w:r>
+            <w:proofErr w:type="spellEnd"/>
+            <w:r>
+              <w:rPr>
+                <w:rFonts w:ascii="Times New Roman" w:eastAsia="Times New Roman" w:hAnsi="Times New Roman" w:cs="Times New Roman"/>
+              </w:rPr>
+              <w:t xml:space="preserve">, </w:t>
+            </w:r>
+          </w:p>
+          <w:p>
+            <w:pPr>
+              <w:rPr>
+                <w:rFonts w:ascii="Times New Roman" w:eastAsia="Times New Roman" w:hAnsi="Times New Roman" w:cs="Times New Roman"/>
+              </w:rPr>
+            </w:pPr>
+            <w:r>
+              <w:rPr>
+                <w:rFonts w:ascii="Times New Roman" w:eastAsia="Times New Roman" w:hAnsi="Times New Roman" w:cs="Times New Roman"/>
+              </w:rPr>
+              <w:t xml:space="preserve">     </w:t>
+            </w:r>
+            <w:proofErr w:type="spellStart"/>
+            <w:r>
+              <w:rPr>
+                <w:rFonts w:ascii="Times New Roman" w:eastAsia="Times New Roman" w:hAnsi="Times New Roman" w:cs="Times New Roman"/>
+              </w:rPr>
+              <w:t>data_clean$Life_Expectancy</w:t>
+            </w:r>
+            <w:proofErr w:type="spellEnd"/>
+            <w:r>
+              <w:rPr>
+                <w:rFonts w:ascii="Times New Roman" w:eastAsia="Times New Roman" w:hAnsi="Times New Roman" w:cs="Times New Roman"/>
+              </w:rPr>
+              <w:t>,</w:t>
+            </w:r>
+          </w:p>
+          <w:p>
+            <w:pPr>
+              <w:rPr>
+                <w:rFonts w:ascii="Times New Roman" w:eastAsia="Times New Roman" w:hAnsi="Times New Roman" w:cs="Times New Roman"/>
+              </w:rPr>
+            </w:pPr>
+            <w:r>
+              <w:rPr>
+                <w:rFonts w:ascii="Times New Roman" w:eastAsia="Times New Roman" w:hAnsi="Times New Roman" w:cs="Times New Roman"/>
+              </w:rPr>
+              <w:t xml:space="preserve">     main = "Alcohol Consumption vs Life Expectancy",</w:t>
+            </w:r>
+          </w:p>
+          <w:p>
+            <w:pPr>
+              <w:rPr>
+                <w:rFonts w:ascii="Times New Roman" w:eastAsia="Times New Roman" w:hAnsi="Times New Roman" w:cs="Times New Roman"/>
+              </w:rPr>
+            </w:pPr>
+            <w:r>
+              <w:rPr>
+                <w:rFonts w:ascii="Times New Roman" w:eastAsia="Times New Roman" w:hAnsi="Times New Roman" w:cs="Times New Roman"/>
+              </w:rPr>
+              <w:t xml:space="preserve">     </w:t>
+            </w:r>
+            <w:proofErr w:type="spellStart"/>
+            <w:r>
+              <w:rPr>
+                <w:rFonts w:ascii="Times New Roman" w:eastAsia="Times New Roman" w:hAnsi="Times New Roman" w:cs="Times New Roman"/>
+              </w:rPr>
               <w:t>xlab</w:t>
             </w:r>
             <w:proofErr w:type="spellEnd"/>
@@ -7342,6 +8685,33 @@
               <w:rPr>
                 <w:rFonts w:ascii="Times New Roman" w:eastAsia="Times New Roman" w:hAnsi="Times New Roman" w:cs="Times New Roman"/>
               </w:rPr>
+              <w:t xml:space="preserve"> = "Alcohol Consumption (litres per capita)",</w:t>
+            </w:r>
+          </w:p>
+          <w:p>
+            <w:pPr>
+              <w:rPr>
+                <w:rFonts w:ascii="Times New Roman" w:eastAsia="Times New Roman" w:hAnsi="Times New Roman" w:cs="Times New Roman"/>
+              </w:rPr>
+            </w:pPr>
+            <w:r>
+              <w:rPr>
+                <w:rFonts w:ascii="Times New Roman" w:eastAsia="Times New Roman" w:hAnsi="Times New Roman" w:cs="Times New Roman"/>
+              </w:rPr>
+              <w:t xml:space="preserve">     </w:t>
+            </w:r>
+            <w:proofErr w:type="spellStart"/>
+            <w:r>
+              <w:rPr>
+                <w:rFonts w:ascii="Times New Roman" w:eastAsia="Times New Roman" w:hAnsi="Times New Roman" w:cs="Times New Roman"/>
+              </w:rPr>
+              <w:t>ylab</w:t>
+            </w:r>
+            <w:proofErr w:type="spellEnd"/>
+            <w:r>
+              <w:rPr>
+                <w:rFonts w:ascii="Times New Roman" w:eastAsia="Times New Roman" w:hAnsi="Times New Roman" w:cs="Times New Roman"/>
+              </w:rPr>
               <w:t xml:space="preserve"> = "Life Expectancy (years)",</w:t>
             </w:r>
           </w:p>
@@ -7362,6 +8732,856 @@
               <w:rPr>
                 <w:rFonts w:ascii="Times New Roman" w:eastAsia="Times New Roman" w:hAnsi="Times New Roman" w:cs="Times New Roman"/>
               </w:rPr>
+              <w:t>pch</w:t>
+            </w:r>
+            <w:proofErr w:type="spellEnd"/>
+            <w:r>
+              <w:rPr>
+                <w:rFonts w:ascii="Times New Roman" w:eastAsia="Times New Roman" w:hAnsi="Times New Roman" w:cs="Times New Roman"/>
+              </w:rPr>
+              <w:t xml:space="preserve"> = 19,</w:t>
+            </w:r>
+          </w:p>
+          <w:p>
+            <w:pPr>
+              <w:rPr>
+                <w:rFonts w:ascii="Times New Roman" w:eastAsia="Times New Roman" w:hAnsi="Times New Roman" w:cs="Times New Roman"/>
+              </w:rPr>
+            </w:pPr>
+            <w:r>
+              <w:rPr>
+                <w:rFonts w:ascii="Times New Roman" w:eastAsia="Times New Roman" w:hAnsi="Times New Roman" w:cs="Times New Roman"/>
+              </w:rPr>
+              <w:t xml:space="preserve">     col = </w:t>
+            </w:r>
+            <w:proofErr w:type="spellStart"/>
+            <w:proofErr w:type="gramStart"/>
+            <w:r>
+              <w:rPr>
+                <w:rFonts w:ascii="Times New Roman" w:eastAsia="Times New Roman" w:hAnsi="Times New Roman" w:cs="Times New Roman"/>
+              </w:rPr>
+              <w:t>rgb</w:t>
+            </w:r>
+            <w:proofErr w:type="spellEnd"/>
+            <w:r>
+              <w:rPr>
+                <w:rFonts w:ascii="Times New Roman" w:eastAsia="Times New Roman" w:hAnsi="Times New Roman" w:cs="Times New Roman"/>
+              </w:rPr>
+              <w:t>(</w:t>
+            </w:r>
+            <w:proofErr w:type="gramEnd"/>
+            <w:r>
+              <w:rPr>
+                <w:rFonts w:ascii="Times New Roman" w:eastAsia="Times New Roman" w:hAnsi="Times New Roman" w:cs="Times New Roman"/>
+              </w:rPr>
+              <w:t>0, 0, 0.5, 0.6),</w:t>
+            </w:r>
+          </w:p>
+          <w:p>
+            <w:pPr>
+              <w:rPr>
+                <w:rFonts w:ascii="Times New Roman" w:eastAsia="Times New Roman" w:hAnsi="Times New Roman" w:cs="Times New Roman"/>
+              </w:rPr>
+            </w:pPr>
+            <w:r>
+              <w:rPr>
+                <w:rFonts w:ascii="Times New Roman" w:eastAsia="Times New Roman" w:hAnsi="Times New Roman" w:cs="Times New Roman"/>
+              </w:rPr>
+              <w:t xml:space="preserve">     </w:t>
+            </w:r>
+            <w:proofErr w:type="spellStart"/>
+            <w:r>
+              <w:rPr>
+                <w:rFonts w:ascii="Times New Roman" w:eastAsia="Times New Roman" w:hAnsi="Times New Roman" w:cs="Times New Roman"/>
+              </w:rPr>
+              <w:t>cex</w:t>
+            </w:r>
+            <w:proofErr w:type="spellEnd"/>
+            <w:r>
+              <w:rPr>
+                <w:rFonts w:ascii="Times New Roman" w:eastAsia="Times New Roman" w:hAnsi="Times New Roman" w:cs="Times New Roman"/>
+              </w:rPr>
+              <w:t xml:space="preserve"> = 1.1)</w:t>
+            </w:r>
+          </w:p>
+          <w:p>
+            <w:pPr>
+              <w:rPr>
+                <w:rFonts w:ascii="Times New Roman" w:eastAsia="Times New Roman" w:hAnsi="Times New Roman" w:cs="Times New Roman"/>
+              </w:rPr>
+            </w:pPr>
+          </w:p>
+          <w:p>
+            <w:pPr>
+              <w:rPr>
+                <w:rFonts w:ascii="Times New Roman" w:eastAsia="Times New Roman" w:hAnsi="Times New Roman" w:cs="Times New Roman"/>
+              </w:rPr>
+            </w:pPr>
+            <w:proofErr w:type="gramStart"/>
+            <w:r>
+              <w:rPr>
+                <w:rFonts w:ascii="Times New Roman" w:eastAsia="Times New Roman" w:hAnsi="Times New Roman" w:cs="Times New Roman"/>
+              </w:rPr>
+              <w:t>grid(</w:t>
+            </w:r>
+            <w:proofErr w:type="gramEnd"/>
+            <w:r>
+              <w:rPr>
+                <w:rFonts w:ascii="Times New Roman" w:eastAsia="Times New Roman" w:hAnsi="Times New Roman" w:cs="Times New Roman"/>
+              </w:rPr>
+              <w:t>col = "</w:t>
+            </w:r>
+            <w:proofErr w:type="spellStart"/>
+            <w:r>
+              <w:rPr>
+                <w:rFonts w:ascii="Times New Roman" w:eastAsia="Times New Roman" w:hAnsi="Times New Roman" w:cs="Times New Roman"/>
+              </w:rPr>
+              <w:t>gray</w:t>
+            </w:r>
+            <w:proofErr w:type="spellEnd"/>
+            <w:r>
+              <w:rPr>
+                <w:rFonts w:ascii="Times New Roman" w:eastAsia="Times New Roman" w:hAnsi="Times New Roman" w:cs="Times New Roman"/>
+              </w:rPr>
+              <w:t xml:space="preserve">", </w:t>
+            </w:r>
+            <w:proofErr w:type="spellStart"/>
+            <w:r>
+              <w:rPr>
+                <w:rFonts w:ascii="Times New Roman" w:eastAsia="Times New Roman" w:hAnsi="Times New Roman" w:cs="Times New Roman"/>
+              </w:rPr>
+              <w:t>lty</w:t>
+            </w:r>
+            <w:proofErr w:type="spellEnd"/>
+            <w:r>
+              <w:rPr>
+                <w:rFonts w:ascii="Times New Roman" w:eastAsia="Times New Roman" w:hAnsi="Times New Roman" w:cs="Times New Roman"/>
+              </w:rPr>
+              <w:t xml:space="preserve"> = "dotted")</w:t>
+            </w:r>
+          </w:p>
+          <w:p>
+            <w:pPr>
+              <w:rPr>
+                <w:rFonts w:ascii="Times New Roman" w:eastAsia="Times New Roman" w:hAnsi="Times New Roman" w:cs="Times New Roman"/>
+              </w:rPr>
+            </w:pPr>
+          </w:p>
+          <w:p>
+            <w:pPr>
+              <w:rPr>
+                <w:rFonts w:ascii="Times New Roman" w:eastAsia="Times New Roman" w:hAnsi="Times New Roman" w:cs="Times New Roman"/>
+              </w:rPr>
+            </w:pPr>
+            <w:proofErr w:type="spellStart"/>
+            <w:proofErr w:type="gramStart"/>
+            <w:r>
+              <w:rPr>
+                <w:rFonts w:ascii="Times New Roman" w:eastAsia="Times New Roman" w:hAnsi="Times New Roman" w:cs="Times New Roman"/>
+              </w:rPr>
+              <w:t>mtext</w:t>
+            </w:r>
+            <w:proofErr w:type="spellEnd"/>
+            <w:r>
+              <w:rPr>
+                <w:rFonts w:ascii="Times New Roman" w:eastAsia="Times New Roman" w:hAnsi="Times New Roman" w:cs="Times New Roman"/>
+              </w:rPr>
+              <w:t>(paste(</w:t>
+            </w:r>
+            <w:proofErr w:type="gramEnd"/>
+            <w:r>
+              <w:rPr>
+                <w:rFonts w:ascii="Times New Roman" w:eastAsia="Times New Roman" w:hAnsi="Times New Roman" w:cs="Times New Roman"/>
+              </w:rPr>
+              <w:t xml:space="preserve">"n =", </w:t>
+            </w:r>
+            <w:proofErr w:type="spellStart"/>
+            <w:r>
+              <w:rPr>
+                <w:rFonts w:ascii="Times New Roman" w:eastAsia="Times New Roman" w:hAnsi="Times New Roman" w:cs="Times New Roman"/>
+              </w:rPr>
+              <w:t>nrow</w:t>
+            </w:r>
+            <w:proofErr w:type="spellEnd"/>
+            <w:r>
+              <w:rPr>
+                <w:rFonts w:ascii="Times New Roman" w:eastAsia="Times New Roman" w:hAnsi="Times New Roman" w:cs="Times New Roman"/>
+              </w:rPr>
+              <w:t>(</w:t>
+            </w:r>
+            <w:proofErr w:type="spellStart"/>
+            <w:r>
+              <w:rPr>
+                <w:rFonts w:ascii="Times New Roman" w:eastAsia="Times New Roman" w:hAnsi="Times New Roman" w:cs="Times New Roman"/>
+              </w:rPr>
+              <w:t>data_clean</w:t>
+            </w:r>
+            <w:proofErr w:type="spellEnd"/>
+            <w:r>
+              <w:rPr>
+                <w:rFonts w:ascii="Times New Roman" w:eastAsia="Times New Roman" w:hAnsi="Times New Roman" w:cs="Times New Roman"/>
+              </w:rPr>
+              <w:t xml:space="preserve">), "countries"), </w:t>
+            </w:r>
+          </w:p>
+          <w:p>
+            <w:pPr>
+              <w:rPr>
+                <w:rFonts w:ascii="Times New Roman" w:eastAsia="Times New Roman" w:hAnsi="Times New Roman" w:cs="Times New Roman"/>
+              </w:rPr>
+            </w:pPr>
+            <w:r>
+              <w:rPr>
+                <w:rFonts w:ascii="Times New Roman" w:eastAsia="Times New Roman" w:hAnsi="Times New Roman" w:cs="Times New Roman"/>
+              </w:rPr>
+              <w:t xml:space="preserve">      side = 3, </w:t>
+            </w:r>
+          </w:p>
+          <w:p>
+            <w:pPr>
+              <w:rPr>
+                <w:rFonts w:ascii="Times New Roman" w:eastAsia="Times New Roman" w:hAnsi="Times New Roman" w:cs="Times New Roman"/>
+              </w:rPr>
+            </w:pPr>
+            <w:r>
+              <w:rPr>
+                <w:rFonts w:ascii="Times New Roman" w:eastAsia="Times New Roman" w:hAnsi="Times New Roman" w:cs="Times New Roman"/>
+              </w:rPr>
+              <w:t xml:space="preserve">      line = 0.3,</w:t>
+            </w:r>
+          </w:p>
+          <w:p>
+            <w:pPr>
+              <w:rPr>
+                <w:rFonts w:ascii="Times New Roman" w:eastAsia="Times New Roman" w:hAnsi="Times New Roman" w:cs="Times New Roman"/>
+              </w:rPr>
+            </w:pPr>
+            <w:r>
+              <w:rPr>
+                <w:rFonts w:ascii="Times New Roman" w:eastAsia="Times New Roman" w:hAnsi="Times New Roman" w:cs="Times New Roman"/>
+              </w:rPr>
+              <w:t xml:space="preserve">      </w:t>
+            </w:r>
+            <w:proofErr w:type="spellStart"/>
+            <w:r>
+              <w:rPr>
+                <w:rFonts w:ascii="Times New Roman" w:eastAsia="Times New Roman" w:hAnsi="Times New Roman" w:cs="Times New Roman"/>
+              </w:rPr>
+              <w:t>cex</w:t>
+            </w:r>
+            <w:proofErr w:type="spellEnd"/>
+            <w:r>
+              <w:rPr>
+                <w:rFonts w:ascii="Times New Roman" w:eastAsia="Times New Roman" w:hAnsi="Times New Roman" w:cs="Times New Roman"/>
+              </w:rPr>
+              <w:t xml:space="preserve"> = 0.9)</w:t>
+            </w:r>
+          </w:p>
+          <w:p>
+            <w:pPr>
+              <w:rPr>
+                <w:rFonts w:ascii="Times New Roman" w:eastAsia="Times New Roman" w:hAnsi="Times New Roman" w:cs="Times New Roman"/>
+              </w:rPr>
+            </w:pPr>
+          </w:p>
+          <w:p>
+            <w:pPr>
+              <w:rPr>
+                <w:rFonts w:ascii="Times New Roman" w:eastAsia="Times New Roman" w:hAnsi="Times New Roman" w:cs="Times New Roman"/>
+              </w:rPr>
+            </w:pPr>
+            <w:proofErr w:type="gramStart"/>
+            <w:r>
+              <w:rPr>
+                <w:rFonts w:ascii="Times New Roman" w:eastAsia="Times New Roman" w:hAnsi="Times New Roman" w:cs="Times New Roman"/>
+              </w:rPr>
+              <w:t>cat(</w:t>
+            </w:r>
+            <w:proofErr w:type="gramEnd"/>
+            <w:r>
+              <w:rPr>
+                <w:rFonts w:ascii="Times New Roman" w:eastAsia="Times New Roman" w:hAnsi="Times New Roman" w:cs="Times New Roman"/>
+              </w:rPr>
+              <w:t>"Displayed: Scatter Plot\n")</w:t>
+            </w:r>
+          </w:p>
+          <w:p>
+            <w:pPr>
+              <w:rPr>
+                <w:rFonts w:ascii="Times New Roman" w:eastAsia="Times New Roman" w:hAnsi="Times New Roman" w:cs="Times New Roman"/>
+              </w:rPr>
+            </w:pPr>
+          </w:p>
+          <w:p>
+            <w:pPr>
+              <w:rPr>
+                <w:rFonts w:ascii="Times New Roman" w:eastAsia="Times New Roman" w:hAnsi="Times New Roman" w:cs="Times New Roman"/>
+              </w:rPr>
+            </w:pPr>
+            <w:r>
+              <w:rPr>
+                <w:rFonts w:ascii="Times New Roman" w:eastAsia="Times New Roman" w:hAnsi="Times New Roman" w:cs="Times New Roman"/>
+              </w:rPr>
+              <w:t># --------------------------------------------------</w:t>
+            </w:r>
+          </w:p>
+          <w:p>
+            <w:pPr>
+              <w:rPr>
+                <w:rFonts w:ascii="Times New Roman" w:eastAsia="Times New Roman" w:hAnsi="Times New Roman" w:cs="Times New Roman"/>
+              </w:rPr>
+            </w:pPr>
+            <w:r>
+              <w:rPr>
+                <w:rFonts w:ascii="Times New Roman" w:eastAsia="Times New Roman" w:hAnsi="Times New Roman" w:cs="Times New Roman"/>
+              </w:rPr>
+              <w:t xml:space="preserve"># Visualization 4: </w:t>
+            </w:r>
+            <w:proofErr w:type="spellStart"/>
+            <w:r>
+              <w:rPr>
+                <w:rFonts w:ascii="Times New Roman" w:eastAsia="Times New Roman" w:hAnsi="Times New Roman" w:cs="Times New Roman"/>
+              </w:rPr>
+              <w:t>StripChart</w:t>
+            </w:r>
+            <w:proofErr w:type="spellEnd"/>
+            <w:r>
+              <w:rPr>
+                <w:rFonts w:ascii="Times New Roman" w:eastAsia="Times New Roman" w:hAnsi="Times New Roman" w:cs="Times New Roman"/>
+              </w:rPr>
+              <w:t xml:space="preserve"> (Alcohol)</w:t>
+            </w:r>
+          </w:p>
+          <w:p>
+            <w:pPr>
+              <w:rPr>
+                <w:rFonts w:ascii="Times New Roman" w:eastAsia="Times New Roman" w:hAnsi="Times New Roman" w:cs="Times New Roman"/>
+              </w:rPr>
+            </w:pPr>
+            <w:r>
+              <w:rPr>
+                <w:rFonts w:ascii="Times New Roman" w:eastAsia="Times New Roman" w:hAnsi="Times New Roman" w:cs="Times New Roman"/>
+              </w:rPr>
+              <w:t># --------------------------------------------------</w:t>
+            </w:r>
+          </w:p>
+          <w:p>
+            <w:pPr>
+              <w:rPr>
+                <w:rFonts w:ascii="Times New Roman" w:eastAsia="Times New Roman" w:hAnsi="Times New Roman" w:cs="Times New Roman"/>
+              </w:rPr>
+            </w:pPr>
+          </w:p>
+          <w:p>
+            <w:pPr>
+              <w:rPr>
+                <w:rFonts w:ascii="Times New Roman" w:eastAsia="Times New Roman" w:hAnsi="Times New Roman" w:cs="Times New Roman"/>
+              </w:rPr>
+            </w:pPr>
+            <w:proofErr w:type="spellStart"/>
+            <w:proofErr w:type="gramStart"/>
+            <w:r>
+              <w:rPr>
+                <w:rFonts w:ascii="Times New Roman" w:eastAsia="Times New Roman" w:hAnsi="Times New Roman" w:cs="Times New Roman"/>
+              </w:rPr>
+              <w:t>stripchart</w:t>
+            </w:r>
+            <w:proofErr w:type="spellEnd"/>
+            <w:r>
+              <w:rPr>
+                <w:rFonts w:ascii="Times New Roman" w:eastAsia="Times New Roman" w:hAnsi="Times New Roman" w:cs="Times New Roman"/>
+              </w:rPr>
+              <w:t>(</w:t>
+            </w:r>
+            <w:proofErr w:type="spellStart"/>
+            <w:proofErr w:type="gramEnd"/>
+            <w:r>
+              <w:rPr>
+                <w:rFonts w:ascii="Times New Roman" w:eastAsia="Times New Roman" w:hAnsi="Times New Roman" w:cs="Times New Roman"/>
+              </w:rPr>
+              <w:t>data_clean$Alcohol_Consumption</w:t>
+            </w:r>
+            <w:proofErr w:type="spellEnd"/>
+            <w:r>
+              <w:rPr>
+                <w:rFonts w:ascii="Times New Roman" w:eastAsia="Times New Roman" w:hAnsi="Times New Roman" w:cs="Times New Roman"/>
+              </w:rPr>
+              <w:t>,</w:t>
+            </w:r>
+          </w:p>
+          <w:p>
+            <w:pPr>
+              <w:rPr>
+                <w:rFonts w:ascii="Times New Roman" w:eastAsia="Times New Roman" w:hAnsi="Times New Roman" w:cs="Times New Roman"/>
+              </w:rPr>
+            </w:pPr>
+            <w:r>
+              <w:rPr>
+                <w:rFonts w:ascii="Times New Roman" w:eastAsia="Times New Roman" w:hAnsi="Times New Roman" w:cs="Times New Roman"/>
+              </w:rPr>
+              <w:t xml:space="preserve">           method = "jitter",</w:t>
+            </w:r>
+          </w:p>
+          <w:p>
+            <w:pPr>
+              <w:rPr>
+                <w:rFonts w:ascii="Times New Roman" w:eastAsia="Times New Roman" w:hAnsi="Times New Roman" w:cs="Times New Roman"/>
+              </w:rPr>
+            </w:pPr>
+            <w:r>
+              <w:rPr>
+                <w:rFonts w:ascii="Times New Roman" w:eastAsia="Times New Roman" w:hAnsi="Times New Roman" w:cs="Times New Roman"/>
+              </w:rPr>
+              <w:t xml:space="preserve">           main = "</w:t>
+            </w:r>
+            <w:proofErr w:type="spellStart"/>
+            <w:r>
+              <w:rPr>
+                <w:rFonts w:ascii="Times New Roman" w:eastAsia="Times New Roman" w:hAnsi="Times New Roman" w:cs="Times New Roman"/>
+              </w:rPr>
+              <w:t>Stripchart</w:t>
+            </w:r>
+            <w:proofErr w:type="spellEnd"/>
+            <w:r>
+              <w:rPr>
+                <w:rFonts w:ascii="Times New Roman" w:eastAsia="Times New Roman" w:hAnsi="Times New Roman" w:cs="Times New Roman"/>
+              </w:rPr>
+              <w:t>: Alcohol Consumption",</w:t>
+            </w:r>
+          </w:p>
+          <w:p>
+            <w:pPr>
+              <w:rPr>
+                <w:rFonts w:ascii="Times New Roman" w:eastAsia="Times New Roman" w:hAnsi="Times New Roman" w:cs="Times New Roman"/>
+              </w:rPr>
+            </w:pPr>
+            <w:r>
+              <w:rPr>
+                <w:rFonts w:ascii="Times New Roman" w:eastAsia="Times New Roman" w:hAnsi="Times New Roman" w:cs="Times New Roman"/>
+              </w:rPr>
+              <w:t xml:space="preserve">           </w:t>
+            </w:r>
+            <w:proofErr w:type="spellStart"/>
+            <w:r>
+              <w:rPr>
+                <w:rFonts w:ascii="Times New Roman" w:eastAsia="Times New Roman" w:hAnsi="Times New Roman" w:cs="Times New Roman"/>
+              </w:rPr>
+              <w:t>xlab</w:t>
+            </w:r>
+            <w:proofErr w:type="spellEnd"/>
+            <w:r>
+              <w:rPr>
+                <w:rFonts w:ascii="Times New Roman" w:eastAsia="Times New Roman" w:hAnsi="Times New Roman" w:cs="Times New Roman"/>
+              </w:rPr>
+              <w:t xml:space="preserve"> = "Alcohol Consumption (litres per capita)",</w:t>
+            </w:r>
+          </w:p>
+          <w:p>
+            <w:pPr>
+              <w:rPr>
+                <w:rFonts w:ascii="Times New Roman" w:eastAsia="Times New Roman" w:hAnsi="Times New Roman" w:cs="Times New Roman"/>
+              </w:rPr>
+            </w:pPr>
+            <w:r>
+              <w:rPr>
+                <w:rFonts w:ascii="Times New Roman" w:eastAsia="Times New Roman" w:hAnsi="Times New Roman" w:cs="Times New Roman"/>
+              </w:rPr>
+              <w:t xml:space="preserve">           </w:t>
+            </w:r>
+            <w:proofErr w:type="spellStart"/>
+            <w:r>
+              <w:rPr>
+                <w:rFonts w:ascii="Times New Roman" w:eastAsia="Times New Roman" w:hAnsi="Times New Roman" w:cs="Times New Roman"/>
+              </w:rPr>
+              <w:t>pch</w:t>
+            </w:r>
+            <w:proofErr w:type="spellEnd"/>
+            <w:r>
+              <w:rPr>
+                <w:rFonts w:ascii="Times New Roman" w:eastAsia="Times New Roman" w:hAnsi="Times New Roman" w:cs="Times New Roman"/>
+              </w:rPr>
+              <w:t xml:space="preserve"> = 19,</w:t>
+            </w:r>
+          </w:p>
+          <w:p>
+            <w:pPr>
+              <w:rPr>
+                <w:rFonts w:ascii="Times New Roman" w:eastAsia="Times New Roman" w:hAnsi="Times New Roman" w:cs="Times New Roman"/>
+              </w:rPr>
+            </w:pPr>
+            <w:r>
+              <w:rPr>
+                <w:rFonts w:ascii="Times New Roman" w:eastAsia="Times New Roman" w:hAnsi="Times New Roman" w:cs="Times New Roman"/>
+              </w:rPr>
+              <w:t xml:space="preserve">           col = "</w:t>
+            </w:r>
+            <w:proofErr w:type="spellStart"/>
+            <w:r>
+              <w:rPr>
+                <w:rFonts w:ascii="Times New Roman" w:eastAsia="Times New Roman" w:hAnsi="Times New Roman" w:cs="Times New Roman"/>
+              </w:rPr>
+              <w:t>steelblue</w:t>
+            </w:r>
+            <w:proofErr w:type="spellEnd"/>
+            <w:r>
+              <w:rPr>
+                <w:rFonts w:ascii="Times New Roman" w:eastAsia="Times New Roman" w:hAnsi="Times New Roman" w:cs="Times New Roman"/>
+              </w:rPr>
+              <w:t>")</w:t>
+            </w:r>
+          </w:p>
+          <w:p>
+            <w:pPr>
+              <w:rPr>
+                <w:rFonts w:ascii="Times New Roman" w:eastAsia="Times New Roman" w:hAnsi="Times New Roman" w:cs="Times New Roman"/>
+              </w:rPr>
+            </w:pPr>
+          </w:p>
+          <w:p>
+            <w:pPr>
+              <w:rPr>
+                <w:rFonts w:ascii="Times New Roman" w:eastAsia="Times New Roman" w:hAnsi="Times New Roman" w:cs="Times New Roman"/>
+              </w:rPr>
+            </w:pPr>
+            <w:proofErr w:type="gramStart"/>
+            <w:r>
+              <w:rPr>
+                <w:rFonts w:ascii="Times New Roman" w:eastAsia="Times New Roman" w:hAnsi="Times New Roman" w:cs="Times New Roman"/>
+              </w:rPr>
+              <w:t>cat(</w:t>
+            </w:r>
+            <w:proofErr w:type="gramEnd"/>
+            <w:r>
+              <w:rPr>
+                <w:rFonts w:ascii="Times New Roman" w:eastAsia="Times New Roman" w:hAnsi="Times New Roman" w:cs="Times New Roman"/>
+              </w:rPr>
+              <w:t xml:space="preserve">"Displayed: </w:t>
+            </w:r>
+            <w:proofErr w:type="spellStart"/>
+            <w:r>
+              <w:rPr>
+                <w:rFonts w:ascii="Times New Roman" w:eastAsia="Times New Roman" w:hAnsi="Times New Roman" w:cs="Times New Roman"/>
+              </w:rPr>
+              <w:t>Stripchart</w:t>
+            </w:r>
+            <w:proofErr w:type="spellEnd"/>
+            <w:r>
+              <w:rPr>
+                <w:rFonts w:ascii="Times New Roman" w:eastAsia="Times New Roman" w:hAnsi="Times New Roman" w:cs="Times New Roman"/>
+              </w:rPr>
+              <w:t xml:space="preserve"> for Alcohol Consumption\n")</w:t>
+            </w:r>
+          </w:p>
+          <w:p>
+            <w:pPr>
+              <w:rPr>
+                <w:rFonts w:ascii="Times New Roman" w:eastAsia="Times New Roman" w:hAnsi="Times New Roman" w:cs="Times New Roman"/>
+              </w:rPr>
+            </w:pPr>
+          </w:p>
+          <w:p>
+            <w:pPr>
+              <w:rPr>
+                <w:rFonts w:ascii="Times New Roman" w:eastAsia="Times New Roman" w:hAnsi="Times New Roman" w:cs="Times New Roman"/>
+              </w:rPr>
+            </w:pPr>
+            <w:r>
+              <w:rPr>
+                <w:rFonts w:ascii="Times New Roman" w:eastAsia="Times New Roman" w:hAnsi="Times New Roman" w:cs="Times New Roman"/>
+              </w:rPr>
+              <w:t># --------------------------------------------------</w:t>
+            </w:r>
+          </w:p>
+          <w:p>
+            <w:pPr>
+              <w:rPr>
+                <w:rFonts w:ascii="Times New Roman" w:eastAsia="Times New Roman" w:hAnsi="Times New Roman" w:cs="Times New Roman"/>
+              </w:rPr>
+            </w:pPr>
+            <w:r>
+              <w:rPr>
+                <w:rFonts w:ascii="Times New Roman" w:eastAsia="Times New Roman" w:hAnsi="Times New Roman" w:cs="Times New Roman"/>
+              </w:rPr>
+              <w:t xml:space="preserve"># Visualization 5: </w:t>
+            </w:r>
+            <w:proofErr w:type="spellStart"/>
+            <w:r>
+              <w:rPr>
+                <w:rFonts w:ascii="Times New Roman" w:eastAsia="Times New Roman" w:hAnsi="Times New Roman" w:cs="Times New Roman"/>
+              </w:rPr>
+              <w:t>Barplot</w:t>
+            </w:r>
+            <w:proofErr w:type="spellEnd"/>
+            <w:r>
+              <w:rPr>
+                <w:rFonts w:ascii="Times New Roman" w:eastAsia="Times New Roman" w:hAnsi="Times New Roman" w:cs="Times New Roman"/>
+              </w:rPr>
+              <w:t xml:space="preserve"> (Life Expectancy)</w:t>
+            </w:r>
+          </w:p>
+          <w:p>
+            <w:pPr>
+              <w:rPr>
+                <w:rFonts w:ascii="Times New Roman" w:eastAsia="Times New Roman" w:hAnsi="Times New Roman" w:cs="Times New Roman"/>
+              </w:rPr>
+            </w:pPr>
+            <w:r>
+              <w:rPr>
+                <w:rFonts w:ascii="Times New Roman" w:eastAsia="Times New Roman" w:hAnsi="Times New Roman" w:cs="Times New Roman"/>
+              </w:rPr>
+              <w:t># --------------------------------------------------</w:t>
+            </w:r>
+          </w:p>
+          <w:p>
+            <w:pPr>
+              <w:rPr>
+                <w:rFonts w:ascii="Times New Roman" w:eastAsia="Times New Roman" w:hAnsi="Times New Roman" w:cs="Times New Roman"/>
+              </w:rPr>
+            </w:pPr>
+          </w:p>
+          <w:p>
+            <w:pPr>
+              <w:rPr>
+                <w:rFonts w:ascii="Times New Roman" w:eastAsia="Times New Roman" w:hAnsi="Times New Roman" w:cs="Times New Roman"/>
+              </w:rPr>
+            </w:pPr>
+            <w:proofErr w:type="spellStart"/>
+            <w:r>
+              <w:rPr>
+                <w:rFonts w:ascii="Times New Roman" w:eastAsia="Times New Roman" w:hAnsi="Times New Roman" w:cs="Times New Roman"/>
+              </w:rPr>
+              <w:t>life_bins</w:t>
+            </w:r>
+            <w:proofErr w:type="spellEnd"/>
+            <w:r>
+              <w:rPr>
+                <w:rFonts w:ascii="Times New Roman" w:eastAsia="Times New Roman" w:hAnsi="Times New Roman" w:cs="Times New Roman"/>
+              </w:rPr>
+              <w:t xml:space="preserve"> &lt;- </w:t>
+            </w:r>
+            <w:proofErr w:type="gramStart"/>
+            <w:r>
+              <w:rPr>
+                <w:rFonts w:ascii="Times New Roman" w:eastAsia="Times New Roman" w:hAnsi="Times New Roman" w:cs="Times New Roman"/>
+              </w:rPr>
+              <w:t>cut(</w:t>
+            </w:r>
+            <w:proofErr w:type="spellStart"/>
+            <w:proofErr w:type="gramEnd"/>
+            <w:r>
+              <w:rPr>
+                <w:rFonts w:ascii="Times New Roman" w:eastAsia="Times New Roman" w:hAnsi="Times New Roman" w:cs="Times New Roman"/>
+              </w:rPr>
+              <w:t>data_clean$Life_Expectancy</w:t>
+            </w:r>
+            <w:proofErr w:type="spellEnd"/>
+            <w:r>
+              <w:rPr>
+                <w:rFonts w:ascii="Times New Roman" w:eastAsia="Times New Roman" w:hAnsi="Times New Roman" w:cs="Times New Roman"/>
+              </w:rPr>
+              <w:t>,</w:t>
+            </w:r>
+          </w:p>
+          <w:p>
+            <w:pPr>
+              <w:rPr>
+                <w:rFonts w:ascii="Times New Roman" w:eastAsia="Times New Roman" w:hAnsi="Times New Roman" w:cs="Times New Roman"/>
+              </w:rPr>
+            </w:pPr>
+            <w:r>
+              <w:rPr>
+                <w:rFonts w:ascii="Times New Roman" w:eastAsia="Times New Roman" w:hAnsi="Times New Roman" w:cs="Times New Roman"/>
+              </w:rPr>
+              <w:t xml:space="preserve">                 breaks = 10,</w:t>
+            </w:r>
+          </w:p>
+          <w:p>
+            <w:pPr>
+              <w:rPr>
+                <w:rFonts w:ascii="Times New Roman" w:eastAsia="Times New Roman" w:hAnsi="Times New Roman" w:cs="Times New Roman"/>
+              </w:rPr>
+            </w:pPr>
+            <w:r>
+              <w:rPr>
+                <w:rFonts w:ascii="Times New Roman" w:eastAsia="Times New Roman" w:hAnsi="Times New Roman" w:cs="Times New Roman"/>
+              </w:rPr>
+              <w:t xml:space="preserve">                 </w:t>
+            </w:r>
+            <w:proofErr w:type="spellStart"/>
+            <w:proofErr w:type="gramStart"/>
+            <w:r>
+              <w:rPr>
+                <w:rFonts w:ascii="Times New Roman" w:eastAsia="Times New Roman" w:hAnsi="Times New Roman" w:cs="Times New Roman"/>
+              </w:rPr>
+              <w:t>include.lowest</w:t>
+            </w:r>
+            <w:proofErr w:type="spellEnd"/>
+            <w:proofErr w:type="gramEnd"/>
+            <w:r>
+              <w:rPr>
+                <w:rFonts w:ascii="Times New Roman" w:eastAsia="Times New Roman" w:hAnsi="Times New Roman" w:cs="Times New Roman"/>
+              </w:rPr>
+              <w:t xml:space="preserve"> = TRUE)</w:t>
+            </w:r>
+          </w:p>
+          <w:p>
+            <w:pPr>
+              <w:rPr>
+                <w:rFonts w:ascii="Times New Roman" w:eastAsia="Times New Roman" w:hAnsi="Times New Roman" w:cs="Times New Roman"/>
+              </w:rPr>
+            </w:pPr>
+          </w:p>
+          <w:p>
+            <w:pPr>
+              <w:rPr>
+                <w:rFonts w:ascii="Times New Roman" w:eastAsia="Times New Roman" w:hAnsi="Times New Roman" w:cs="Times New Roman"/>
+              </w:rPr>
+            </w:pPr>
+            <w:proofErr w:type="spellStart"/>
+            <w:r>
+              <w:rPr>
+                <w:rFonts w:ascii="Times New Roman" w:eastAsia="Times New Roman" w:hAnsi="Times New Roman" w:cs="Times New Roman"/>
+              </w:rPr>
+              <w:lastRenderedPageBreak/>
+              <w:t>life_counts</w:t>
+            </w:r>
+            <w:proofErr w:type="spellEnd"/>
+            <w:r>
+              <w:rPr>
+                <w:rFonts w:ascii="Times New Roman" w:eastAsia="Times New Roman" w:hAnsi="Times New Roman" w:cs="Times New Roman"/>
+              </w:rPr>
+              <w:t xml:space="preserve"> &lt;- table(</w:t>
+            </w:r>
+            <w:proofErr w:type="spellStart"/>
+            <w:r>
+              <w:rPr>
+                <w:rFonts w:ascii="Times New Roman" w:eastAsia="Times New Roman" w:hAnsi="Times New Roman" w:cs="Times New Roman"/>
+              </w:rPr>
+              <w:t>life_bins</w:t>
+            </w:r>
+            <w:proofErr w:type="spellEnd"/>
+            <w:r>
+              <w:rPr>
+                <w:rFonts w:ascii="Times New Roman" w:eastAsia="Times New Roman" w:hAnsi="Times New Roman" w:cs="Times New Roman"/>
+              </w:rPr>
+              <w:t>)</w:t>
+            </w:r>
+          </w:p>
+          <w:p>
+            <w:pPr>
+              <w:rPr>
+                <w:rFonts w:ascii="Times New Roman" w:eastAsia="Times New Roman" w:hAnsi="Times New Roman" w:cs="Times New Roman"/>
+              </w:rPr>
+            </w:pPr>
+          </w:p>
+          <w:p>
+            <w:pPr>
+              <w:rPr>
+                <w:rFonts w:ascii="Times New Roman" w:eastAsia="Times New Roman" w:hAnsi="Times New Roman" w:cs="Times New Roman"/>
+              </w:rPr>
+            </w:pPr>
+            <w:proofErr w:type="spellStart"/>
+            <w:proofErr w:type="gramStart"/>
+            <w:r>
+              <w:rPr>
+                <w:rFonts w:ascii="Times New Roman" w:eastAsia="Times New Roman" w:hAnsi="Times New Roman" w:cs="Times New Roman"/>
+              </w:rPr>
+              <w:t>barplot</w:t>
+            </w:r>
+            <w:proofErr w:type="spellEnd"/>
+            <w:r>
+              <w:rPr>
+                <w:rFonts w:ascii="Times New Roman" w:eastAsia="Times New Roman" w:hAnsi="Times New Roman" w:cs="Times New Roman"/>
+              </w:rPr>
+              <w:t>(</w:t>
+            </w:r>
+            <w:proofErr w:type="spellStart"/>
+            <w:proofErr w:type="gramEnd"/>
+            <w:r>
+              <w:rPr>
+                <w:rFonts w:ascii="Times New Roman" w:eastAsia="Times New Roman" w:hAnsi="Times New Roman" w:cs="Times New Roman"/>
+              </w:rPr>
+              <w:t>life_counts</w:t>
+            </w:r>
+            <w:proofErr w:type="spellEnd"/>
+            <w:r>
+              <w:rPr>
+                <w:rFonts w:ascii="Times New Roman" w:eastAsia="Times New Roman" w:hAnsi="Times New Roman" w:cs="Times New Roman"/>
+              </w:rPr>
+              <w:t>,</w:t>
+            </w:r>
+          </w:p>
+          <w:p>
+            <w:pPr>
+              <w:rPr>
+                <w:rFonts w:ascii="Times New Roman" w:eastAsia="Times New Roman" w:hAnsi="Times New Roman" w:cs="Times New Roman"/>
+              </w:rPr>
+            </w:pPr>
+            <w:r>
+              <w:rPr>
+                <w:rFonts w:ascii="Times New Roman" w:eastAsia="Times New Roman" w:hAnsi="Times New Roman" w:cs="Times New Roman"/>
+              </w:rPr>
+              <w:t xml:space="preserve">        main = "</w:t>
+            </w:r>
+            <w:proofErr w:type="spellStart"/>
+            <w:r>
+              <w:rPr>
+                <w:rFonts w:ascii="Times New Roman" w:eastAsia="Times New Roman" w:hAnsi="Times New Roman" w:cs="Times New Roman"/>
+              </w:rPr>
+              <w:t>Barplot</w:t>
+            </w:r>
+            <w:proofErr w:type="spellEnd"/>
+            <w:r>
+              <w:rPr>
+                <w:rFonts w:ascii="Times New Roman" w:eastAsia="Times New Roman" w:hAnsi="Times New Roman" w:cs="Times New Roman"/>
+              </w:rPr>
+              <w:t xml:space="preserve"> of Life Expectancy Bins",</w:t>
+            </w:r>
+          </w:p>
+          <w:p>
+            <w:pPr>
+              <w:rPr>
+                <w:rFonts w:ascii="Times New Roman" w:eastAsia="Times New Roman" w:hAnsi="Times New Roman" w:cs="Times New Roman"/>
+              </w:rPr>
+            </w:pPr>
+            <w:r>
+              <w:rPr>
+                <w:rFonts w:ascii="Times New Roman" w:eastAsia="Times New Roman" w:hAnsi="Times New Roman" w:cs="Times New Roman"/>
+              </w:rPr>
+              <w:t xml:space="preserve">        </w:t>
+            </w:r>
+            <w:proofErr w:type="spellStart"/>
+            <w:r>
+              <w:rPr>
+                <w:rFonts w:ascii="Times New Roman" w:eastAsia="Times New Roman" w:hAnsi="Times New Roman" w:cs="Times New Roman"/>
+              </w:rPr>
+              <w:t>xlab</w:t>
+            </w:r>
+            <w:proofErr w:type="spellEnd"/>
+            <w:r>
+              <w:rPr>
+                <w:rFonts w:ascii="Times New Roman" w:eastAsia="Times New Roman" w:hAnsi="Times New Roman" w:cs="Times New Roman"/>
+              </w:rPr>
+              <w:t xml:space="preserve"> = "Life Expectancy Range (years)",</w:t>
+            </w:r>
+          </w:p>
+          <w:p>
+            <w:pPr>
+              <w:rPr>
+                <w:rFonts w:ascii="Times New Roman" w:eastAsia="Times New Roman" w:hAnsi="Times New Roman" w:cs="Times New Roman"/>
+              </w:rPr>
+            </w:pPr>
+            <w:r>
+              <w:rPr>
+                <w:rFonts w:ascii="Times New Roman" w:eastAsia="Times New Roman" w:hAnsi="Times New Roman" w:cs="Times New Roman"/>
+              </w:rPr>
+              <w:t xml:space="preserve">        </w:t>
+            </w:r>
+            <w:proofErr w:type="spellStart"/>
+            <w:r>
+              <w:rPr>
+                <w:rFonts w:ascii="Times New Roman" w:eastAsia="Times New Roman" w:hAnsi="Times New Roman" w:cs="Times New Roman"/>
+              </w:rPr>
               <w:t>ylab</w:t>
             </w:r>
             <w:proofErr w:type="spellEnd"/>
@@ -7369,46 +9589,33 @@
               <w:rPr>
                 <w:rFonts w:ascii="Times New Roman" w:eastAsia="Times New Roman" w:hAnsi="Times New Roman" w:cs="Times New Roman"/>
               </w:rPr>
-              <w:t xml:space="preserve"> = "Frequency",</w:t>
-            </w:r>
-          </w:p>
-          <w:p>
-            <w:pPr>
-              <w:rPr>
-                <w:rFonts w:ascii="Times New Roman" w:eastAsia="Times New Roman" w:hAnsi="Times New Roman" w:cs="Times New Roman"/>
-              </w:rPr>
-            </w:pPr>
-            <w:r>
-              <w:rPr>
-                <w:rFonts w:ascii="Times New Roman" w:eastAsia="Times New Roman" w:hAnsi="Times New Roman" w:cs="Times New Roman"/>
-              </w:rPr>
-              <w:t xml:space="preserve">     col = "coral",</w:t>
-            </w:r>
-          </w:p>
-          <w:p>
-            <w:pPr>
-              <w:rPr>
-                <w:rFonts w:ascii="Times New Roman" w:eastAsia="Times New Roman" w:hAnsi="Times New Roman" w:cs="Times New Roman"/>
-              </w:rPr>
-            </w:pPr>
-            <w:r>
-              <w:rPr>
-                <w:rFonts w:ascii="Times New Roman" w:eastAsia="Times New Roman" w:hAnsi="Times New Roman" w:cs="Times New Roman"/>
-              </w:rPr>
-              <w:t xml:space="preserve">     border = "white",</w:t>
-            </w:r>
-          </w:p>
-          <w:p>
-            <w:pPr>
-              <w:rPr>
-                <w:rFonts w:ascii="Times New Roman" w:eastAsia="Times New Roman" w:hAnsi="Times New Roman" w:cs="Times New Roman"/>
-              </w:rPr>
-            </w:pPr>
-            <w:r>
-              <w:rPr>
-                <w:rFonts w:ascii="Times New Roman" w:eastAsia="Times New Roman" w:hAnsi="Times New Roman" w:cs="Times New Roman"/>
-              </w:rPr>
-              <w:t xml:space="preserve">     breaks = 15)</w:t>
+              <w:t xml:space="preserve"> = "Count",</w:t>
+            </w:r>
+          </w:p>
+          <w:p>
+            <w:pPr>
+              <w:rPr>
+                <w:rFonts w:ascii="Times New Roman" w:eastAsia="Times New Roman" w:hAnsi="Times New Roman" w:cs="Times New Roman"/>
+              </w:rPr>
+            </w:pPr>
+            <w:r>
+              <w:rPr>
+                <w:rFonts w:ascii="Times New Roman" w:eastAsia="Times New Roman" w:hAnsi="Times New Roman" w:cs="Times New Roman"/>
+              </w:rPr>
+              <w:t xml:space="preserve">        col = "coral",</w:t>
+            </w:r>
+          </w:p>
+          <w:p>
+            <w:pPr>
+              <w:rPr>
+                <w:rFonts w:ascii="Times New Roman" w:eastAsia="Times New Roman" w:hAnsi="Times New Roman" w:cs="Times New Roman"/>
+              </w:rPr>
+            </w:pPr>
+            <w:r>
+              <w:rPr>
+                <w:rFonts w:ascii="Times New Roman" w:eastAsia="Times New Roman" w:hAnsi="Times New Roman" w:cs="Times New Roman"/>
+              </w:rPr>
+              <w:t xml:space="preserve">        las = 2)</w:t>
             </w:r>
           </w:p>
           <w:p>
@@ -7436,74 +9643,77 @@
               <w:rPr>
                 <w:rFonts w:ascii="Times New Roman" w:eastAsia="Times New Roman" w:hAnsi="Times New Roman" w:cs="Times New Roman"/>
               </w:rPr>
-              <w:t>"Displayed: Histogram of Life Expectancy\n")</w:t>
-            </w:r>
-          </w:p>
-          <w:p>
-            <w:pPr>
-              <w:rPr>
-                <w:rFonts w:ascii="Times New Roman" w:eastAsia="Times New Roman" w:hAnsi="Times New Roman" w:cs="Times New Roman"/>
-              </w:rPr>
-            </w:pPr>
-          </w:p>
-          <w:p>
-            <w:pPr>
-              <w:rPr>
-                <w:rFonts w:ascii="Times New Roman" w:eastAsia="Times New Roman" w:hAnsi="Times New Roman" w:cs="Times New Roman"/>
-              </w:rPr>
-            </w:pPr>
-            <w:r>
-              <w:rPr>
-                <w:rFonts w:ascii="Times New Roman" w:eastAsia="Times New Roman" w:hAnsi="Times New Roman" w:cs="Times New Roman"/>
-              </w:rPr>
-              <w:t># --------------------------------------------------</w:t>
-            </w:r>
-          </w:p>
-          <w:p>
-            <w:pPr>
-              <w:rPr>
-                <w:rFonts w:ascii="Times New Roman" w:eastAsia="Times New Roman" w:hAnsi="Times New Roman" w:cs="Times New Roman"/>
-              </w:rPr>
-            </w:pPr>
-            <w:r>
-              <w:rPr>
-                <w:rFonts w:ascii="Times New Roman" w:eastAsia="Times New Roman" w:hAnsi="Times New Roman" w:cs="Times New Roman"/>
-              </w:rPr>
-              <w:t># Visualization 3: Scatter Plot WITHOUT Regression Line</w:t>
-            </w:r>
-          </w:p>
-          <w:p>
-            <w:pPr>
-              <w:rPr>
-                <w:rFonts w:ascii="Times New Roman" w:eastAsia="Times New Roman" w:hAnsi="Times New Roman" w:cs="Times New Roman"/>
-              </w:rPr>
-            </w:pPr>
-            <w:r>
-              <w:rPr>
-                <w:rFonts w:ascii="Times New Roman" w:eastAsia="Times New Roman" w:hAnsi="Times New Roman" w:cs="Times New Roman"/>
-              </w:rPr>
-              <w:t># --------------------------------------------------</w:t>
-            </w:r>
-          </w:p>
-          <w:p>
-            <w:pPr>
-              <w:rPr>
-                <w:rFonts w:ascii="Times New Roman" w:eastAsia="Times New Roman" w:hAnsi="Times New Roman" w:cs="Times New Roman"/>
-              </w:rPr>
-            </w:pPr>
-          </w:p>
-          <w:p>
-            <w:pPr>
-              <w:rPr>
-                <w:rFonts w:ascii="Times New Roman" w:eastAsia="Times New Roman" w:hAnsi="Times New Roman" w:cs="Times New Roman"/>
-              </w:rPr>
-            </w:pPr>
+              <w:t xml:space="preserve">"Displayed: </w:t>
+            </w:r>
+            <w:proofErr w:type="spellStart"/>
+            <w:r>
+              <w:rPr>
+                <w:rFonts w:ascii="Times New Roman" w:eastAsia="Times New Roman" w:hAnsi="Times New Roman" w:cs="Times New Roman"/>
+              </w:rPr>
+              <w:t>Barplot</w:t>
+            </w:r>
+            <w:proofErr w:type="spellEnd"/>
+            <w:r>
+              <w:rPr>
+                <w:rFonts w:ascii="Times New Roman" w:eastAsia="Times New Roman" w:hAnsi="Times New Roman" w:cs="Times New Roman"/>
+              </w:rPr>
+              <w:t xml:space="preserve"> for Life Expectancy\n\n")</w:t>
+            </w:r>
+          </w:p>
+          <w:p>
+            <w:pPr>
+              <w:rPr>
+                <w:rFonts w:ascii="Times New Roman" w:eastAsia="Times New Roman" w:hAnsi="Times New Roman" w:cs="Times New Roman"/>
+              </w:rPr>
+            </w:pPr>
+          </w:p>
+          <w:p>
+            <w:pPr>
+              <w:rPr>
+                <w:rFonts w:ascii="Times New Roman" w:eastAsia="Times New Roman" w:hAnsi="Times New Roman" w:cs="Times New Roman"/>
+              </w:rPr>
+            </w:pPr>
+            <w:r>
+              <w:rPr>
+                <w:rFonts w:ascii="Times New Roman" w:eastAsia="Times New Roman" w:hAnsi="Times New Roman" w:cs="Times New Roman"/>
+              </w:rPr>
+              <w:t># Scatter plot with regression line</w:t>
+            </w:r>
+          </w:p>
+          <w:p>
+            <w:pPr>
+              <w:rPr>
+                <w:rFonts w:ascii="Times New Roman" w:eastAsia="Times New Roman" w:hAnsi="Times New Roman" w:cs="Times New Roman"/>
+              </w:rPr>
+            </w:pPr>
+            <w:proofErr w:type="spellStart"/>
+            <w:r>
+              <w:rPr>
+                <w:rFonts w:ascii="Times New Roman" w:eastAsia="Times New Roman" w:hAnsi="Times New Roman" w:cs="Times New Roman"/>
+              </w:rPr>
+              <w:t>scatter_plot</w:t>
+            </w:r>
+            <w:proofErr w:type="spellEnd"/>
+            <w:r>
+              <w:rPr>
+                <w:rFonts w:ascii="Times New Roman" w:eastAsia="Times New Roman" w:hAnsi="Times New Roman" w:cs="Times New Roman"/>
+              </w:rPr>
+              <w:t xml:space="preserve"> &lt;- </w:t>
+            </w:r>
+            <w:proofErr w:type="spellStart"/>
             <w:proofErr w:type="gramStart"/>
             <w:r>
               <w:rPr>
                 <w:rFonts w:ascii="Times New Roman" w:eastAsia="Times New Roman" w:hAnsi="Times New Roman" w:cs="Times New Roman"/>
               </w:rPr>
-              <w:t>plot(</w:t>
+              <w:t>ggplot</w:t>
+            </w:r>
+            <w:proofErr w:type="spellEnd"/>
+            <w:r>
+              <w:rPr>
+                <w:rFonts w:ascii="Times New Roman" w:eastAsia="Times New Roman" w:hAnsi="Times New Roman" w:cs="Times New Roman"/>
+              </w:rPr>
+              <w:t>(</w:t>
             </w:r>
             <w:proofErr w:type="spellStart"/>
             <w:proofErr w:type="gramEnd"/>
@@ -7511,6 +9721,504 @@
               <w:rPr>
                 <w:rFonts w:ascii="Times New Roman" w:eastAsia="Times New Roman" w:hAnsi="Times New Roman" w:cs="Times New Roman"/>
               </w:rPr>
+              <w:t>data_clean</w:t>
+            </w:r>
+            <w:proofErr w:type="spellEnd"/>
+            <w:r>
+              <w:rPr>
+                <w:rFonts w:ascii="Times New Roman" w:eastAsia="Times New Roman" w:hAnsi="Times New Roman" w:cs="Times New Roman"/>
+              </w:rPr>
+              <w:t xml:space="preserve">, </w:t>
+            </w:r>
+            <w:proofErr w:type="spellStart"/>
+            <w:proofErr w:type="gramStart"/>
+            <w:r>
+              <w:rPr>
+                <w:rFonts w:ascii="Times New Roman" w:eastAsia="Times New Roman" w:hAnsi="Times New Roman" w:cs="Times New Roman"/>
+              </w:rPr>
+              <w:t>aes</w:t>
+            </w:r>
+            <w:proofErr w:type="spellEnd"/>
+            <w:r>
+              <w:rPr>
+                <w:rFonts w:ascii="Times New Roman" w:eastAsia="Times New Roman" w:hAnsi="Times New Roman" w:cs="Times New Roman"/>
+              </w:rPr>
+              <w:t>(</w:t>
+            </w:r>
+            <w:proofErr w:type="gramEnd"/>
+            <w:r>
+              <w:rPr>
+                <w:rFonts w:ascii="Times New Roman" w:eastAsia="Times New Roman" w:hAnsi="Times New Roman" w:cs="Times New Roman"/>
+              </w:rPr>
+              <w:t xml:space="preserve">x = </w:t>
+            </w:r>
+            <w:proofErr w:type="spellStart"/>
+            <w:r>
+              <w:rPr>
+                <w:rFonts w:ascii="Times New Roman" w:eastAsia="Times New Roman" w:hAnsi="Times New Roman" w:cs="Times New Roman"/>
+              </w:rPr>
+              <w:t>Alcohol_Consumption</w:t>
+            </w:r>
+            <w:proofErr w:type="spellEnd"/>
+            <w:r>
+              <w:rPr>
+                <w:rFonts w:ascii="Times New Roman" w:eastAsia="Times New Roman" w:hAnsi="Times New Roman" w:cs="Times New Roman"/>
+              </w:rPr>
+              <w:t xml:space="preserve">, y = </w:t>
+            </w:r>
+            <w:proofErr w:type="spellStart"/>
+            <w:r>
+              <w:rPr>
+                <w:rFonts w:ascii="Times New Roman" w:eastAsia="Times New Roman" w:hAnsi="Times New Roman" w:cs="Times New Roman"/>
+              </w:rPr>
+              <w:t>Life_Expectancy</w:t>
+            </w:r>
+            <w:proofErr w:type="spellEnd"/>
+            <w:r>
+              <w:rPr>
+                <w:rFonts w:ascii="Times New Roman" w:eastAsia="Times New Roman" w:hAnsi="Times New Roman" w:cs="Times New Roman"/>
+              </w:rPr>
+              <w:t>)) +</w:t>
+            </w:r>
+          </w:p>
+          <w:p>
+            <w:pPr>
+              <w:rPr>
+                <w:rFonts w:ascii="Times New Roman" w:eastAsia="Times New Roman" w:hAnsi="Times New Roman" w:cs="Times New Roman"/>
+              </w:rPr>
+            </w:pPr>
+            <w:r>
+              <w:rPr>
+                <w:rFonts w:ascii="Times New Roman" w:eastAsia="Times New Roman" w:hAnsi="Times New Roman" w:cs="Times New Roman"/>
+              </w:rPr>
+              <w:t xml:space="preserve">  </w:t>
+            </w:r>
+            <w:proofErr w:type="spellStart"/>
+            <w:r>
+              <w:rPr>
+                <w:rFonts w:ascii="Times New Roman" w:eastAsia="Times New Roman" w:hAnsi="Times New Roman" w:cs="Times New Roman"/>
+              </w:rPr>
+              <w:t>geom_</w:t>
+            </w:r>
+            <w:proofErr w:type="gramStart"/>
+            <w:r>
+              <w:rPr>
+                <w:rFonts w:ascii="Times New Roman" w:eastAsia="Times New Roman" w:hAnsi="Times New Roman" w:cs="Times New Roman"/>
+              </w:rPr>
+              <w:t>point</w:t>
+            </w:r>
+            <w:proofErr w:type="spellEnd"/>
+            <w:r>
+              <w:rPr>
+                <w:rFonts w:ascii="Times New Roman" w:eastAsia="Times New Roman" w:hAnsi="Times New Roman" w:cs="Times New Roman"/>
+              </w:rPr>
+              <w:t>(</w:t>
+            </w:r>
+            <w:proofErr w:type="gramEnd"/>
+            <w:r>
+              <w:rPr>
+                <w:rFonts w:ascii="Times New Roman" w:eastAsia="Times New Roman" w:hAnsi="Times New Roman" w:cs="Times New Roman"/>
+              </w:rPr>
+              <w:t xml:space="preserve">alpha = 0.6, size = 3, </w:t>
+            </w:r>
+            <w:proofErr w:type="spellStart"/>
+            <w:r>
+              <w:rPr>
+                <w:rFonts w:ascii="Times New Roman" w:eastAsia="Times New Roman" w:hAnsi="Times New Roman" w:cs="Times New Roman"/>
+              </w:rPr>
+              <w:t>color</w:t>
+            </w:r>
+            <w:proofErr w:type="spellEnd"/>
+            <w:r>
+              <w:rPr>
+                <w:rFonts w:ascii="Times New Roman" w:eastAsia="Times New Roman" w:hAnsi="Times New Roman" w:cs="Times New Roman"/>
+              </w:rPr>
+              <w:t xml:space="preserve"> = "</w:t>
+            </w:r>
+            <w:proofErr w:type="spellStart"/>
+            <w:r>
+              <w:rPr>
+                <w:rFonts w:ascii="Times New Roman" w:eastAsia="Times New Roman" w:hAnsi="Times New Roman" w:cs="Times New Roman"/>
+              </w:rPr>
+              <w:t>darkblue</w:t>
+            </w:r>
+            <w:proofErr w:type="spellEnd"/>
+            <w:r>
+              <w:rPr>
+                <w:rFonts w:ascii="Times New Roman" w:eastAsia="Times New Roman" w:hAnsi="Times New Roman" w:cs="Times New Roman"/>
+              </w:rPr>
+              <w:t>") +</w:t>
+            </w:r>
+          </w:p>
+          <w:p>
+            <w:pPr>
+              <w:rPr>
+                <w:rFonts w:ascii="Times New Roman" w:eastAsia="Times New Roman" w:hAnsi="Times New Roman" w:cs="Times New Roman"/>
+              </w:rPr>
+            </w:pPr>
+            <w:r>
+              <w:rPr>
+                <w:rFonts w:ascii="Times New Roman" w:eastAsia="Times New Roman" w:hAnsi="Times New Roman" w:cs="Times New Roman"/>
+              </w:rPr>
+              <w:t xml:space="preserve">  </w:t>
+            </w:r>
+            <w:proofErr w:type="spellStart"/>
+            <w:r>
+              <w:rPr>
+                <w:rFonts w:ascii="Times New Roman" w:eastAsia="Times New Roman" w:hAnsi="Times New Roman" w:cs="Times New Roman"/>
+              </w:rPr>
+              <w:t>geom_</w:t>
+            </w:r>
+            <w:proofErr w:type="gramStart"/>
+            <w:r>
+              <w:rPr>
+                <w:rFonts w:ascii="Times New Roman" w:eastAsia="Times New Roman" w:hAnsi="Times New Roman" w:cs="Times New Roman"/>
+              </w:rPr>
+              <w:t>smooth</w:t>
+            </w:r>
+            <w:proofErr w:type="spellEnd"/>
+            <w:r>
+              <w:rPr>
+                <w:rFonts w:ascii="Times New Roman" w:eastAsia="Times New Roman" w:hAnsi="Times New Roman" w:cs="Times New Roman"/>
+              </w:rPr>
+              <w:t>(</w:t>
+            </w:r>
+            <w:proofErr w:type="gramEnd"/>
+            <w:r>
+              <w:rPr>
+                <w:rFonts w:ascii="Times New Roman" w:eastAsia="Times New Roman" w:hAnsi="Times New Roman" w:cs="Times New Roman"/>
+              </w:rPr>
+              <w:t>method = "</w:t>
+            </w:r>
+            <w:proofErr w:type="spellStart"/>
+            <w:r>
+              <w:rPr>
+                <w:rFonts w:ascii="Times New Roman" w:eastAsia="Times New Roman" w:hAnsi="Times New Roman" w:cs="Times New Roman"/>
+              </w:rPr>
+              <w:t>lm</w:t>
+            </w:r>
+            <w:proofErr w:type="spellEnd"/>
+            <w:r>
+              <w:rPr>
+                <w:rFonts w:ascii="Times New Roman" w:eastAsia="Times New Roman" w:hAnsi="Times New Roman" w:cs="Times New Roman"/>
+              </w:rPr>
+              <w:t xml:space="preserve">", se = TRUE, </w:t>
+            </w:r>
+            <w:proofErr w:type="spellStart"/>
+            <w:r>
+              <w:rPr>
+                <w:rFonts w:ascii="Times New Roman" w:eastAsia="Times New Roman" w:hAnsi="Times New Roman" w:cs="Times New Roman"/>
+              </w:rPr>
+              <w:t>color</w:t>
+            </w:r>
+            <w:proofErr w:type="spellEnd"/>
+            <w:r>
+              <w:rPr>
+                <w:rFonts w:ascii="Times New Roman" w:eastAsia="Times New Roman" w:hAnsi="Times New Roman" w:cs="Times New Roman"/>
+              </w:rPr>
+              <w:t xml:space="preserve"> = "red", linewidth = 1) +</w:t>
+            </w:r>
+          </w:p>
+          <w:p>
+            <w:pPr>
+              <w:rPr>
+                <w:rFonts w:ascii="Times New Roman" w:eastAsia="Times New Roman" w:hAnsi="Times New Roman" w:cs="Times New Roman"/>
+              </w:rPr>
+            </w:pPr>
+            <w:r>
+              <w:rPr>
+                <w:rFonts w:ascii="Times New Roman" w:eastAsia="Times New Roman" w:hAnsi="Times New Roman" w:cs="Times New Roman"/>
+              </w:rPr>
+              <w:t xml:space="preserve">  </w:t>
+            </w:r>
+            <w:proofErr w:type="gramStart"/>
+            <w:r>
+              <w:rPr>
+                <w:rFonts w:ascii="Times New Roman" w:eastAsia="Times New Roman" w:hAnsi="Times New Roman" w:cs="Times New Roman"/>
+              </w:rPr>
+              <w:t>labs(</w:t>
+            </w:r>
+            <w:proofErr w:type="gramEnd"/>
+            <w:r>
+              <w:rPr>
+                <w:rFonts w:ascii="Times New Roman" w:eastAsia="Times New Roman" w:hAnsi="Times New Roman" w:cs="Times New Roman"/>
+              </w:rPr>
+              <w:t>title = "Relationship between Alcohol Consumption and Life Expectancy",</w:t>
+            </w:r>
+          </w:p>
+          <w:p>
+            <w:pPr>
+              <w:rPr>
+                <w:rFonts w:ascii="Times New Roman" w:eastAsia="Times New Roman" w:hAnsi="Times New Roman" w:cs="Times New Roman"/>
+              </w:rPr>
+            </w:pPr>
+            <w:r>
+              <w:rPr>
+                <w:rFonts w:ascii="Times New Roman" w:eastAsia="Times New Roman" w:hAnsi="Times New Roman" w:cs="Times New Roman"/>
+              </w:rPr>
+              <w:t xml:space="preserve">       x = "Alcohol Consumption per Capita (litres)",</w:t>
+            </w:r>
+          </w:p>
+          <w:p>
+            <w:pPr>
+              <w:rPr>
+                <w:rFonts w:ascii="Times New Roman" w:eastAsia="Times New Roman" w:hAnsi="Times New Roman" w:cs="Times New Roman"/>
+              </w:rPr>
+            </w:pPr>
+            <w:r>
+              <w:rPr>
+                <w:rFonts w:ascii="Times New Roman" w:eastAsia="Times New Roman" w:hAnsi="Times New Roman" w:cs="Times New Roman"/>
+              </w:rPr>
+              <w:t xml:space="preserve">       y = "Life Expectancy at Birth (years)") +</w:t>
+            </w:r>
+          </w:p>
+          <w:p>
+            <w:pPr>
+              <w:rPr>
+                <w:rFonts w:ascii="Times New Roman" w:eastAsia="Times New Roman" w:hAnsi="Times New Roman" w:cs="Times New Roman"/>
+              </w:rPr>
+            </w:pPr>
+            <w:r>
+              <w:rPr>
+                <w:rFonts w:ascii="Times New Roman" w:eastAsia="Times New Roman" w:hAnsi="Times New Roman" w:cs="Times New Roman"/>
+              </w:rPr>
+              <w:t xml:space="preserve">  </w:t>
+            </w:r>
+            <w:proofErr w:type="spellStart"/>
+            <w:r>
+              <w:rPr>
+                <w:rFonts w:ascii="Times New Roman" w:eastAsia="Times New Roman" w:hAnsi="Times New Roman" w:cs="Times New Roman"/>
+              </w:rPr>
+              <w:t>theme_</w:t>
+            </w:r>
+            <w:proofErr w:type="gramStart"/>
+            <w:r>
+              <w:rPr>
+                <w:rFonts w:ascii="Times New Roman" w:eastAsia="Times New Roman" w:hAnsi="Times New Roman" w:cs="Times New Roman"/>
+              </w:rPr>
+              <w:t>minimal</w:t>
+            </w:r>
+            <w:proofErr w:type="spellEnd"/>
+            <w:r>
+              <w:rPr>
+                <w:rFonts w:ascii="Times New Roman" w:eastAsia="Times New Roman" w:hAnsi="Times New Roman" w:cs="Times New Roman"/>
+              </w:rPr>
+              <w:t>(</w:t>
+            </w:r>
+            <w:proofErr w:type="gramEnd"/>
+            <w:r>
+              <w:rPr>
+                <w:rFonts w:ascii="Times New Roman" w:eastAsia="Times New Roman" w:hAnsi="Times New Roman" w:cs="Times New Roman"/>
+              </w:rPr>
+              <w:t>) +</w:t>
+            </w:r>
+          </w:p>
+          <w:p>
+            <w:pPr>
+              <w:rPr>
+                <w:rFonts w:ascii="Times New Roman" w:eastAsia="Times New Roman" w:hAnsi="Times New Roman" w:cs="Times New Roman"/>
+              </w:rPr>
+            </w:pPr>
+            <w:r>
+              <w:rPr>
+                <w:rFonts w:ascii="Times New Roman" w:eastAsia="Times New Roman" w:hAnsi="Times New Roman" w:cs="Times New Roman"/>
+              </w:rPr>
+              <w:t xml:space="preserve">  </w:t>
+            </w:r>
+            <w:proofErr w:type="gramStart"/>
+            <w:r>
+              <w:rPr>
+                <w:rFonts w:ascii="Times New Roman" w:eastAsia="Times New Roman" w:hAnsi="Times New Roman" w:cs="Times New Roman"/>
+              </w:rPr>
+              <w:t>theme(</w:t>
+            </w:r>
+            <w:proofErr w:type="spellStart"/>
+            <w:r>
+              <w:rPr>
+                <w:rFonts w:ascii="Times New Roman" w:eastAsia="Times New Roman" w:hAnsi="Times New Roman" w:cs="Times New Roman"/>
+              </w:rPr>
+              <w:t>plot.title</w:t>
+            </w:r>
+            <w:proofErr w:type="spellEnd"/>
+            <w:proofErr w:type="gramEnd"/>
+            <w:r>
+              <w:rPr>
+                <w:rFonts w:ascii="Times New Roman" w:eastAsia="Times New Roman" w:hAnsi="Times New Roman" w:cs="Times New Roman"/>
+              </w:rPr>
+              <w:t xml:space="preserve"> = </w:t>
+            </w:r>
+            <w:proofErr w:type="spellStart"/>
+            <w:r>
+              <w:rPr>
+                <w:rFonts w:ascii="Times New Roman" w:eastAsia="Times New Roman" w:hAnsi="Times New Roman" w:cs="Times New Roman"/>
+              </w:rPr>
+              <w:t>element_</w:t>
+            </w:r>
+            <w:proofErr w:type="gramStart"/>
+            <w:r>
+              <w:rPr>
+                <w:rFonts w:ascii="Times New Roman" w:eastAsia="Times New Roman" w:hAnsi="Times New Roman" w:cs="Times New Roman"/>
+              </w:rPr>
+              <w:t>text</w:t>
+            </w:r>
+            <w:proofErr w:type="spellEnd"/>
+            <w:r>
+              <w:rPr>
+                <w:rFonts w:ascii="Times New Roman" w:eastAsia="Times New Roman" w:hAnsi="Times New Roman" w:cs="Times New Roman"/>
+              </w:rPr>
+              <w:t>(</w:t>
+            </w:r>
+            <w:proofErr w:type="spellStart"/>
+            <w:proofErr w:type="gramEnd"/>
+            <w:r>
+              <w:rPr>
+                <w:rFonts w:ascii="Times New Roman" w:eastAsia="Times New Roman" w:hAnsi="Times New Roman" w:cs="Times New Roman"/>
+              </w:rPr>
+              <w:t>hjust</w:t>
+            </w:r>
+            <w:proofErr w:type="spellEnd"/>
+            <w:r>
+              <w:rPr>
+                <w:rFonts w:ascii="Times New Roman" w:eastAsia="Times New Roman" w:hAnsi="Times New Roman" w:cs="Times New Roman"/>
+              </w:rPr>
+              <w:t xml:space="preserve"> = 0.5, face = "bold"))</w:t>
+            </w:r>
+          </w:p>
+          <w:p>
+            <w:pPr>
+              <w:rPr>
+                <w:rFonts w:ascii="Times New Roman" w:eastAsia="Times New Roman" w:hAnsi="Times New Roman" w:cs="Times New Roman"/>
+              </w:rPr>
+            </w:pPr>
+          </w:p>
+          <w:p>
+            <w:pPr>
+              <w:rPr>
+                <w:rFonts w:ascii="Times New Roman" w:eastAsia="Times New Roman" w:hAnsi="Times New Roman" w:cs="Times New Roman"/>
+              </w:rPr>
+            </w:pPr>
+            <w:r>
+              <w:rPr>
+                <w:rFonts w:ascii="Times New Roman" w:eastAsia="Times New Roman" w:hAnsi="Times New Roman" w:cs="Times New Roman"/>
+              </w:rPr>
+              <w:t># Display plot</w:t>
+            </w:r>
+          </w:p>
+          <w:p>
+            <w:pPr>
+              <w:rPr>
+                <w:rFonts w:ascii="Times New Roman" w:eastAsia="Times New Roman" w:hAnsi="Times New Roman" w:cs="Times New Roman"/>
+              </w:rPr>
+            </w:pPr>
+            <w:r>
+              <w:rPr>
+                <w:rFonts w:ascii="Times New Roman" w:eastAsia="Times New Roman" w:hAnsi="Times New Roman" w:cs="Times New Roman"/>
+              </w:rPr>
+              <w:t>print(</w:t>
+            </w:r>
+            <w:proofErr w:type="spellStart"/>
+            <w:r>
+              <w:rPr>
+                <w:rFonts w:ascii="Times New Roman" w:eastAsia="Times New Roman" w:hAnsi="Times New Roman" w:cs="Times New Roman"/>
+              </w:rPr>
+              <w:t>scatter_plot</w:t>
+            </w:r>
+            <w:proofErr w:type="spellEnd"/>
+            <w:r>
+              <w:rPr>
+                <w:rFonts w:ascii="Times New Roman" w:eastAsia="Times New Roman" w:hAnsi="Times New Roman" w:cs="Times New Roman"/>
+              </w:rPr>
+              <w:t>)</w:t>
+            </w:r>
+          </w:p>
+          <w:p>
+            <w:pPr>
+              <w:rPr>
+                <w:rFonts w:ascii="Times New Roman" w:eastAsia="Times New Roman" w:hAnsi="Times New Roman" w:cs="Times New Roman"/>
+              </w:rPr>
+            </w:pPr>
+          </w:p>
+          <w:p>
+            <w:pPr>
+              <w:rPr>
+                <w:rFonts w:ascii="Times New Roman" w:eastAsia="Times New Roman" w:hAnsi="Times New Roman" w:cs="Times New Roman"/>
+              </w:rPr>
+            </w:pPr>
+          </w:p>
+          <w:p>
+            <w:pPr>
+              <w:rPr>
+                <w:rFonts w:ascii="Times New Roman" w:eastAsia="Times New Roman" w:hAnsi="Times New Roman" w:cs="Times New Roman"/>
+              </w:rPr>
+            </w:pPr>
+          </w:p>
+          <w:p>
+            <w:pPr>
+              <w:rPr>
+                <w:rFonts w:ascii="Times New Roman" w:eastAsia="Times New Roman" w:hAnsi="Times New Roman" w:cs="Times New Roman"/>
+              </w:rPr>
+            </w:pPr>
+          </w:p>
+          <w:p>
+            <w:pPr>
+              <w:rPr>
+                <w:rFonts w:ascii="Times New Roman" w:eastAsia="Times New Roman" w:hAnsi="Times New Roman" w:cs="Times New Roman"/>
+              </w:rPr>
+            </w:pPr>
+            <w:r>
+              <w:rPr>
+                <w:rFonts w:ascii="Times New Roman" w:eastAsia="Times New Roman" w:hAnsi="Times New Roman" w:cs="Times New Roman"/>
+              </w:rPr>
+              <w:t># Pearson correlation test</w:t>
+            </w:r>
+          </w:p>
+          <w:p>
+            <w:pPr>
+              <w:rPr>
+                <w:rFonts w:ascii="Times New Roman" w:eastAsia="Times New Roman" w:hAnsi="Times New Roman" w:cs="Times New Roman"/>
+              </w:rPr>
+            </w:pPr>
+            <w:proofErr w:type="spellStart"/>
+            <w:r>
+              <w:rPr>
+                <w:rFonts w:ascii="Times New Roman" w:eastAsia="Times New Roman" w:hAnsi="Times New Roman" w:cs="Times New Roman"/>
+              </w:rPr>
+              <w:t>correlation_test</w:t>
+            </w:r>
+            <w:proofErr w:type="spellEnd"/>
+            <w:r>
+              <w:rPr>
+                <w:rFonts w:ascii="Times New Roman" w:eastAsia="Times New Roman" w:hAnsi="Times New Roman" w:cs="Times New Roman"/>
+              </w:rPr>
+              <w:t xml:space="preserve"> &lt;- </w:t>
+            </w:r>
+            <w:proofErr w:type="spellStart"/>
+            <w:r>
+              <w:rPr>
+                <w:rFonts w:ascii="Times New Roman" w:eastAsia="Times New Roman" w:hAnsi="Times New Roman" w:cs="Times New Roman"/>
+              </w:rPr>
+              <w:t>cor.</w:t>
+            </w:r>
+            <w:proofErr w:type="gramStart"/>
+            <w:r>
+              <w:rPr>
+                <w:rFonts w:ascii="Times New Roman" w:eastAsia="Times New Roman" w:hAnsi="Times New Roman" w:cs="Times New Roman"/>
+              </w:rPr>
+              <w:t>test</w:t>
+            </w:r>
+            <w:proofErr w:type="spellEnd"/>
+            <w:r>
+              <w:rPr>
+                <w:rFonts w:ascii="Times New Roman" w:eastAsia="Times New Roman" w:hAnsi="Times New Roman" w:cs="Times New Roman"/>
+              </w:rPr>
+              <w:t>(</w:t>
+            </w:r>
+            <w:proofErr w:type="spellStart"/>
+            <w:proofErr w:type="gramEnd"/>
+            <w:r>
+              <w:rPr>
+                <w:rFonts w:ascii="Times New Roman" w:eastAsia="Times New Roman" w:hAnsi="Times New Roman" w:cs="Times New Roman"/>
+              </w:rPr>
               <w:t>data_clean$Alcohol_Consumption</w:t>
             </w:r>
             <w:proofErr w:type="spellEnd"/>
@@ -7531,7 +10239,7 @@
               <w:rPr>
                 <w:rFonts w:ascii="Times New Roman" w:eastAsia="Times New Roman" w:hAnsi="Times New Roman" w:cs="Times New Roman"/>
               </w:rPr>
-              <w:t xml:space="preserve">     </w:t>
+              <w:t xml:space="preserve">                             </w:t>
             </w:r>
             <w:proofErr w:type="spellStart"/>
             <w:r>
@@ -7558,109 +10266,370 @@
               <w:rPr>
                 <w:rFonts w:ascii="Times New Roman" w:eastAsia="Times New Roman" w:hAnsi="Times New Roman" w:cs="Times New Roman"/>
               </w:rPr>
-              <w:t xml:space="preserve">     main = "Alcohol Consumption vs Life Expectancy",</w:t>
-            </w:r>
-          </w:p>
-          <w:p>
-            <w:pPr>
-              <w:rPr>
-                <w:rFonts w:ascii="Times New Roman" w:eastAsia="Times New Roman" w:hAnsi="Times New Roman" w:cs="Times New Roman"/>
-              </w:rPr>
-            </w:pPr>
-            <w:r>
-              <w:rPr>
-                <w:rFonts w:ascii="Times New Roman" w:eastAsia="Times New Roman" w:hAnsi="Times New Roman" w:cs="Times New Roman"/>
-              </w:rPr>
-              <w:t xml:space="preserve">     </w:t>
-            </w:r>
-            <w:proofErr w:type="spellStart"/>
-            <w:r>
-              <w:rPr>
-                <w:rFonts w:ascii="Times New Roman" w:eastAsia="Times New Roman" w:hAnsi="Times New Roman" w:cs="Times New Roman"/>
-              </w:rPr>
-              <w:t>xlab</w:t>
-            </w:r>
-            <w:proofErr w:type="spellEnd"/>
-            <w:r>
-              <w:rPr>
-                <w:rFonts w:ascii="Times New Roman" w:eastAsia="Times New Roman" w:hAnsi="Times New Roman" w:cs="Times New Roman"/>
-              </w:rPr>
-              <w:t xml:space="preserve"> = "Alcohol Consumption (litres per capita)",</w:t>
-            </w:r>
-          </w:p>
-          <w:p>
-            <w:pPr>
-              <w:rPr>
-                <w:rFonts w:ascii="Times New Roman" w:eastAsia="Times New Roman" w:hAnsi="Times New Roman" w:cs="Times New Roman"/>
-              </w:rPr>
-            </w:pPr>
-            <w:r>
-              <w:rPr>
-                <w:rFonts w:ascii="Times New Roman" w:eastAsia="Times New Roman" w:hAnsi="Times New Roman" w:cs="Times New Roman"/>
-              </w:rPr>
-              <w:t xml:space="preserve">     </w:t>
-            </w:r>
-            <w:proofErr w:type="spellStart"/>
-            <w:r>
-              <w:rPr>
-                <w:rFonts w:ascii="Times New Roman" w:eastAsia="Times New Roman" w:hAnsi="Times New Roman" w:cs="Times New Roman"/>
-              </w:rPr>
-              <w:t>ylab</w:t>
-            </w:r>
-            <w:proofErr w:type="spellEnd"/>
-            <w:r>
-              <w:rPr>
-                <w:rFonts w:ascii="Times New Roman" w:eastAsia="Times New Roman" w:hAnsi="Times New Roman" w:cs="Times New Roman"/>
-              </w:rPr>
-              <w:t xml:space="preserve"> = "Life Expectancy (years)",</w:t>
-            </w:r>
-          </w:p>
-          <w:p>
-            <w:pPr>
-              <w:rPr>
-                <w:rFonts w:ascii="Times New Roman" w:eastAsia="Times New Roman" w:hAnsi="Times New Roman" w:cs="Times New Roman"/>
-              </w:rPr>
-            </w:pPr>
-            <w:r>
-              <w:rPr>
-                <w:rFonts w:ascii="Times New Roman" w:eastAsia="Times New Roman" w:hAnsi="Times New Roman" w:cs="Times New Roman"/>
-              </w:rPr>
-              <w:t xml:space="preserve">     </w:t>
-            </w:r>
-            <w:proofErr w:type="spellStart"/>
-            <w:r>
-              <w:rPr>
-                <w:rFonts w:ascii="Times New Roman" w:eastAsia="Times New Roman" w:hAnsi="Times New Roman" w:cs="Times New Roman"/>
-              </w:rPr>
-              <w:t>pch</w:t>
-            </w:r>
-            <w:proofErr w:type="spellEnd"/>
-            <w:r>
-              <w:rPr>
-                <w:rFonts w:ascii="Times New Roman" w:eastAsia="Times New Roman" w:hAnsi="Times New Roman" w:cs="Times New Roman"/>
-              </w:rPr>
-              <w:t xml:space="preserve"> = 19,</w:t>
-            </w:r>
-          </w:p>
-          <w:p>
-            <w:pPr>
-              <w:rPr>
-                <w:rFonts w:ascii="Times New Roman" w:eastAsia="Times New Roman" w:hAnsi="Times New Roman" w:cs="Times New Roman"/>
-              </w:rPr>
-            </w:pPr>
-            <w:r>
-              <w:rPr>
-                <w:rFonts w:ascii="Times New Roman" w:eastAsia="Times New Roman" w:hAnsi="Times New Roman" w:cs="Times New Roman"/>
-              </w:rPr>
-              <w:t xml:space="preserve">     col = </w:t>
-            </w:r>
-            <w:proofErr w:type="spellStart"/>
+              <w:t xml:space="preserve">                             method = "</w:t>
+            </w:r>
+            <w:proofErr w:type="spellStart"/>
+            <w:r>
+              <w:rPr>
+                <w:rFonts w:ascii="Times New Roman" w:eastAsia="Times New Roman" w:hAnsi="Times New Roman" w:cs="Times New Roman"/>
+              </w:rPr>
+              <w:t>pearson</w:t>
+            </w:r>
+            <w:proofErr w:type="spellEnd"/>
+            <w:r>
+              <w:rPr>
+                <w:rFonts w:ascii="Times New Roman" w:eastAsia="Times New Roman" w:hAnsi="Times New Roman" w:cs="Times New Roman"/>
+              </w:rPr>
+              <w:t>")</w:t>
+            </w:r>
+          </w:p>
+          <w:p>
+            <w:pPr>
+              <w:rPr>
+                <w:rFonts w:ascii="Times New Roman" w:eastAsia="Times New Roman" w:hAnsi="Times New Roman" w:cs="Times New Roman"/>
+              </w:rPr>
+            </w:pPr>
+          </w:p>
+          <w:p>
+            <w:pPr>
+              <w:rPr>
+                <w:rFonts w:ascii="Times New Roman" w:eastAsia="Times New Roman" w:hAnsi="Times New Roman" w:cs="Times New Roman"/>
+              </w:rPr>
+            </w:pPr>
+            <w:r>
+              <w:rPr>
+                <w:rFonts w:ascii="Times New Roman" w:eastAsia="Times New Roman" w:hAnsi="Times New Roman" w:cs="Times New Roman"/>
+              </w:rPr>
+              <w:t># Display correlation results</w:t>
+            </w:r>
+          </w:p>
+          <w:p>
+            <w:pPr>
+              <w:rPr>
+                <w:rFonts w:ascii="Times New Roman" w:eastAsia="Times New Roman" w:hAnsi="Times New Roman" w:cs="Times New Roman"/>
+              </w:rPr>
+            </w:pPr>
+            <w:r>
+              <w:rPr>
+                <w:rFonts w:ascii="Times New Roman" w:eastAsia="Times New Roman" w:hAnsi="Times New Roman" w:cs="Times New Roman"/>
+              </w:rPr>
+              <w:t>print(</w:t>
+            </w:r>
+            <w:proofErr w:type="spellStart"/>
+            <w:r>
+              <w:rPr>
+                <w:rFonts w:ascii="Times New Roman" w:eastAsia="Times New Roman" w:hAnsi="Times New Roman" w:cs="Times New Roman"/>
+              </w:rPr>
+              <w:t>correlation_test</w:t>
+            </w:r>
+            <w:proofErr w:type="spellEnd"/>
+            <w:r>
+              <w:rPr>
+                <w:rFonts w:ascii="Times New Roman" w:eastAsia="Times New Roman" w:hAnsi="Times New Roman" w:cs="Times New Roman"/>
+              </w:rPr>
+              <w:t>)</w:t>
+            </w:r>
+          </w:p>
+          <w:p>
+            <w:pPr>
+              <w:rPr>
+                <w:rFonts w:ascii="Times New Roman" w:eastAsia="Times New Roman" w:hAnsi="Times New Roman" w:cs="Times New Roman"/>
+              </w:rPr>
+            </w:pPr>
+          </w:p>
+          <w:p>
+            <w:pPr>
+              <w:rPr>
+                <w:rFonts w:ascii="Times New Roman" w:eastAsia="Times New Roman" w:hAnsi="Times New Roman" w:cs="Times New Roman"/>
+              </w:rPr>
+            </w:pPr>
+            <w:r>
+              <w:rPr>
+                <w:rFonts w:ascii="Times New Roman" w:eastAsia="Times New Roman" w:hAnsi="Times New Roman" w:cs="Times New Roman"/>
+              </w:rPr>
+              <w:t># Extract key statistics</w:t>
+            </w:r>
+          </w:p>
+          <w:p>
+            <w:pPr>
+              <w:rPr>
+                <w:rFonts w:ascii="Times New Roman" w:eastAsia="Times New Roman" w:hAnsi="Times New Roman" w:cs="Times New Roman"/>
+              </w:rPr>
+            </w:pPr>
+            <w:proofErr w:type="spellStart"/>
+            <w:r>
+              <w:rPr>
+                <w:rFonts w:ascii="Times New Roman" w:eastAsia="Times New Roman" w:hAnsi="Times New Roman" w:cs="Times New Roman"/>
+              </w:rPr>
+              <w:t>correlation_coefficient</w:t>
+            </w:r>
+            <w:proofErr w:type="spellEnd"/>
+            <w:r>
+              <w:rPr>
+                <w:rFonts w:ascii="Times New Roman" w:eastAsia="Times New Roman" w:hAnsi="Times New Roman" w:cs="Times New Roman"/>
+              </w:rPr>
+              <w:t xml:space="preserve"> &lt;- </w:t>
+            </w:r>
+            <w:proofErr w:type="spellStart"/>
+            <w:r>
+              <w:rPr>
+                <w:rFonts w:ascii="Times New Roman" w:eastAsia="Times New Roman" w:hAnsi="Times New Roman" w:cs="Times New Roman"/>
+              </w:rPr>
+              <w:t>correlation_test$estimate</w:t>
+            </w:r>
+            <w:proofErr w:type="spellEnd"/>
+          </w:p>
+          <w:p>
+            <w:pPr>
+              <w:rPr>
+                <w:rFonts w:ascii="Times New Roman" w:eastAsia="Times New Roman" w:hAnsi="Times New Roman" w:cs="Times New Roman"/>
+              </w:rPr>
+            </w:pPr>
+            <w:proofErr w:type="spellStart"/>
+            <w:r>
+              <w:rPr>
+                <w:rFonts w:ascii="Times New Roman" w:eastAsia="Times New Roman" w:hAnsi="Times New Roman" w:cs="Times New Roman"/>
+              </w:rPr>
+              <w:t>p_value</w:t>
+            </w:r>
+            <w:proofErr w:type="spellEnd"/>
+            <w:r>
+              <w:rPr>
+                <w:rFonts w:ascii="Times New Roman" w:eastAsia="Times New Roman" w:hAnsi="Times New Roman" w:cs="Times New Roman"/>
+              </w:rPr>
+              <w:t xml:space="preserve"> &lt;- </w:t>
+            </w:r>
+            <w:proofErr w:type="spellStart"/>
+            <w:r>
+              <w:rPr>
+                <w:rFonts w:ascii="Times New Roman" w:eastAsia="Times New Roman" w:hAnsi="Times New Roman" w:cs="Times New Roman"/>
+              </w:rPr>
+              <w:t>correlation_test$p.value</w:t>
+            </w:r>
+            <w:proofErr w:type="spellEnd"/>
+          </w:p>
+          <w:p>
+            <w:pPr>
+              <w:rPr>
+                <w:rFonts w:ascii="Times New Roman" w:eastAsia="Times New Roman" w:hAnsi="Times New Roman" w:cs="Times New Roman"/>
+              </w:rPr>
+            </w:pPr>
+            <w:proofErr w:type="spellStart"/>
+            <w:r>
+              <w:rPr>
+                <w:rFonts w:ascii="Times New Roman" w:eastAsia="Times New Roman" w:hAnsi="Times New Roman" w:cs="Times New Roman"/>
+              </w:rPr>
+              <w:t>confidence_interval</w:t>
+            </w:r>
+            <w:proofErr w:type="spellEnd"/>
+            <w:r>
+              <w:rPr>
+                <w:rFonts w:ascii="Times New Roman" w:eastAsia="Times New Roman" w:hAnsi="Times New Roman" w:cs="Times New Roman"/>
+              </w:rPr>
+              <w:t xml:space="preserve"> &lt;- correlation_test$conf.int</w:t>
+            </w:r>
+          </w:p>
+          <w:p>
+            <w:pPr>
+              <w:rPr>
+                <w:rFonts w:ascii="Times New Roman" w:eastAsia="Times New Roman" w:hAnsi="Times New Roman" w:cs="Times New Roman"/>
+              </w:rPr>
+            </w:pPr>
+          </w:p>
+          <w:p>
+            <w:pPr>
+              <w:rPr>
+                <w:rFonts w:ascii="Times New Roman" w:eastAsia="Times New Roman" w:hAnsi="Times New Roman" w:cs="Times New Roman"/>
+              </w:rPr>
+            </w:pPr>
             <w:proofErr w:type="gramStart"/>
             <w:r>
               <w:rPr>
                 <w:rFonts w:ascii="Times New Roman" w:eastAsia="Times New Roman" w:hAnsi="Times New Roman" w:cs="Times New Roman"/>
               </w:rPr>
-              <w:t>rgb</w:t>
+              <w:t>cat(</w:t>
+            </w:r>
+            <w:proofErr w:type="gramEnd"/>
+            <w:r>
+              <w:rPr>
+                <w:rFonts w:ascii="Times New Roman" w:eastAsia="Times New Roman" w:hAnsi="Times New Roman" w:cs="Times New Roman"/>
+              </w:rPr>
+              <w:t>"\n=== CORRELATION ANALYSIS RESULTS ===\n")</w:t>
+            </w:r>
+          </w:p>
+          <w:p>
+            <w:pPr>
+              <w:rPr>
+                <w:rFonts w:ascii="Times New Roman" w:eastAsia="Times New Roman" w:hAnsi="Times New Roman" w:cs="Times New Roman"/>
+              </w:rPr>
+            </w:pPr>
+            <w:proofErr w:type="gramStart"/>
+            <w:r>
+              <w:rPr>
+                <w:rFonts w:ascii="Times New Roman" w:eastAsia="Times New Roman" w:hAnsi="Times New Roman" w:cs="Times New Roman"/>
+              </w:rPr>
+              <w:t>cat(</w:t>
+            </w:r>
+            <w:proofErr w:type="gramEnd"/>
+            <w:r>
+              <w:rPr>
+                <w:rFonts w:ascii="Times New Roman" w:eastAsia="Times New Roman" w:hAnsi="Times New Roman" w:cs="Times New Roman"/>
+              </w:rPr>
+              <w:t xml:space="preserve">"Pearson Correlation Coefficient (r):", </w:t>
+            </w:r>
+            <w:proofErr w:type="spellStart"/>
+            <w:r>
+              <w:rPr>
+                <w:rFonts w:ascii="Times New Roman" w:eastAsia="Times New Roman" w:hAnsi="Times New Roman" w:cs="Times New Roman"/>
+              </w:rPr>
+              <w:t>correlation_coefficient</w:t>
+            </w:r>
+            <w:proofErr w:type="spellEnd"/>
+            <w:r>
+              <w:rPr>
+                <w:rFonts w:ascii="Times New Roman" w:eastAsia="Times New Roman" w:hAnsi="Times New Roman" w:cs="Times New Roman"/>
+              </w:rPr>
+              <w:t>, "\n")</w:t>
+            </w:r>
+          </w:p>
+          <w:p>
+            <w:pPr>
+              <w:rPr>
+                <w:rFonts w:ascii="Times New Roman" w:eastAsia="Times New Roman" w:hAnsi="Times New Roman" w:cs="Times New Roman"/>
+              </w:rPr>
+            </w:pPr>
+            <w:proofErr w:type="gramStart"/>
+            <w:r>
+              <w:rPr>
+                <w:rFonts w:ascii="Times New Roman" w:eastAsia="Times New Roman" w:hAnsi="Times New Roman" w:cs="Times New Roman"/>
+              </w:rPr>
+              <w:t>cat(</w:t>
+            </w:r>
+            <w:proofErr w:type="gramEnd"/>
+            <w:r>
+              <w:rPr>
+                <w:rFonts w:ascii="Times New Roman" w:eastAsia="Times New Roman" w:hAnsi="Times New Roman" w:cs="Times New Roman"/>
+              </w:rPr>
+              <w:t xml:space="preserve">"P-value:", </w:t>
+            </w:r>
+            <w:proofErr w:type="spellStart"/>
+            <w:r>
+              <w:rPr>
+                <w:rFonts w:ascii="Times New Roman" w:eastAsia="Times New Roman" w:hAnsi="Times New Roman" w:cs="Times New Roman"/>
+              </w:rPr>
+              <w:t>p_value</w:t>
+            </w:r>
+            <w:proofErr w:type="spellEnd"/>
+            <w:r>
+              <w:rPr>
+                <w:rFonts w:ascii="Times New Roman" w:eastAsia="Times New Roman" w:hAnsi="Times New Roman" w:cs="Times New Roman"/>
+              </w:rPr>
+              <w:t>, "\n")</w:t>
+            </w:r>
+          </w:p>
+          <w:p>
+            <w:pPr>
+              <w:rPr>
+                <w:rFonts w:ascii="Times New Roman" w:eastAsia="Times New Roman" w:hAnsi="Times New Roman" w:cs="Times New Roman"/>
+              </w:rPr>
+            </w:pPr>
+            <w:proofErr w:type="gramStart"/>
+            <w:r>
+              <w:rPr>
+                <w:rFonts w:ascii="Times New Roman" w:eastAsia="Times New Roman" w:hAnsi="Times New Roman" w:cs="Times New Roman"/>
+              </w:rPr>
+              <w:t>cat(</w:t>
+            </w:r>
+            <w:proofErr w:type="gramEnd"/>
+            <w:r>
+              <w:rPr>
+                <w:rFonts w:ascii="Times New Roman" w:eastAsia="Times New Roman" w:hAnsi="Times New Roman" w:cs="Times New Roman"/>
+              </w:rPr>
+              <w:t xml:space="preserve">"95% Confidence Interval:", </w:t>
+            </w:r>
+            <w:proofErr w:type="spellStart"/>
+            <w:r>
+              <w:rPr>
+                <w:rFonts w:ascii="Times New Roman" w:eastAsia="Times New Roman" w:hAnsi="Times New Roman" w:cs="Times New Roman"/>
+              </w:rPr>
+              <w:t>confidence_</w:t>
+            </w:r>
+            <w:proofErr w:type="gramStart"/>
+            <w:r>
+              <w:rPr>
+                <w:rFonts w:ascii="Times New Roman" w:eastAsia="Times New Roman" w:hAnsi="Times New Roman" w:cs="Times New Roman"/>
+              </w:rPr>
+              <w:t>interval</w:t>
+            </w:r>
+            <w:proofErr w:type="spellEnd"/>
+            <w:r>
+              <w:rPr>
+                <w:rFonts w:ascii="Times New Roman" w:eastAsia="Times New Roman" w:hAnsi="Times New Roman" w:cs="Times New Roman"/>
+              </w:rPr>
+              <w:t>[</w:t>
+            </w:r>
+            <w:proofErr w:type="gramEnd"/>
+            <w:r>
+              <w:rPr>
+                <w:rFonts w:ascii="Times New Roman" w:eastAsia="Times New Roman" w:hAnsi="Times New Roman" w:cs="Times New Roman"/>
+              </w:rPr>
+              <w:t xml:space="preserve">1], "to", </w:t>
+            </w:r>
+            <w:proofErr w:type="spellStart"/>
+            <w:r>
+              <w:rPr>
+                <w:rFonts w:ascii="Times New Roman" w:eastAsia="Times New Roman" w:hAnsi="Times New Roman" w:cs="Times New Roman"/>
+              </w:rPr>
+              <w:t>confidence_</w:t>
+            </w:r>
+            <w:proofErr w:type="gramStart"/>
+            <w:r>
+              <w:rPr>
+                <w:rFonts w:ascii="Times New Roman" w:eastAsia="Times New Roman" w:hAnsi="Times New Roman" w:cs="Times New Roman"/>
+              </w:rPr>
+              <w:t>interval</w:t>
+            </w:r>
+            <w:proofErr w:type="spellEnd"/>
+            <w:r>
+              <w:rPr>
+                <w:rFonts w:ascii="Times New Roman" w:eastAsia="Times New Roman" w:hAnsi="Times New Roman" w:cs="Times New Roman"/>
+              </w:rPr>
+              <w:t>[</w:t>
+            </w:r>
+            <w:proofErr w:type="gramEnd"/>
+            <w:r>
+              <w:rPr>
+                <w:rFonts w:ascii="Times New Roman" w:eastAsia="Times New Roman" w:hAnsi="Times New Roman" w:cs="Times New Roman"/>
+              </w:rPr>
+              <w:t>2], "\n")</w:t>
+            </w:r>
+          </w:p>
+          <w:p>
+            <w:pPr>
+              <w:rPr>
+                <w:rFonts w:ascii="Times New Roman" w:eastAsia="Times New Roman" w:hAnsi="Times New Roman" w:cs="Times New Roman"/>
+              </w:rPr>
+            </w:pPr>
+            <w:proofErr w:type="gramStart"/>
+            <w:r>
+              <w:rPr>
+                <w:rFonts w:ascii="Times New Roman" w:eastAsia="Times New Roman" w:hAnsi="Times New Roman" w:cs="Times New Roman"/>
+              </w:rPr>
+              <w:t>cat(</w:t>
+            </w:r>
+            <w:proofErr w:type="gramEnd"/>
+            <w:r>
+              <w:rPr>
+                <w:rFonts w:ascii="Times New Roman" w:eastAsia="Times New Roman" w:hAnsi="Times New Roman" w:cs="Times New Roman"/>
+              </w:rPr>
+              <w:t xml:space="preserve">"Sample size (n):", </w:t>
+            </w:r>
+            <w:proofErr w:type="spellStart"/>
+            <w:r>
+              <w:rPr>
+                <w:rFonts w:ascii="Times New Roman" w:eastAsia="Times New Roman" w:hAnsi="Times New Roman" w:cs="Times New Roman"/>
+              </w:rPr>
+              <w:t>nrow</w:t>
             </w:r>
             <w:proofErr w:type="spellEnd"/>
             <w:r>
@@ -7669,227 +10638,176 @@
               </w:rPr>
               <w:t>(</w:t>
             </w:r>
+            <w:proofErr w:type="spellStart"/>
+            <w:r>
+              <w:rPr>
+                <w:rFonts w:ascii="Times New Roman" w:eastAsia="Times New Roman" w:hAnsi="Times New Roman" w:cs="Times New Roman"/>
+              </w:rPr>
+              <w:t>data_clean</w:t>
+            </w:r>
+            <w:proofErr w:type="spellEnd"/>
+            <w:r>
+              <w:rPr>
+                <w:rFonts w:ascii="Times New Roman" w:eastAsia="Times New Roman" w:hAnsi="Times New Roman" w:cs="Times New Roman"/>
+              </w:rPr>
+              <w:t>), "\n")</w:t>
+            </w:r>
+          </w:p>
+          <w:p>
+            <w:pPr>
+              <w:rPr>
+                <w:rFonts w:ascii="Times New Roman" w:eastAsia="Times New Roman" w:hAnsi="Times New Roman" w:cs="Times New Roman"/>
+              </w:rPr>
+            </w:pPr>
+          </w:p>
+          <w:p>
+            <w:pPr>
+              <w:rPr>
+                <w:rFonts w:ascii="Times New Roman" w:eastAsia="Times New Roman" w:hAnsi="Times New Roman" w:cs="Times New Roman"/>
+              </w:rPr>
+            </w:pPr>
+            <w:r>
+              <w:rPr>
+                <w:rFonts w:ascii="Times New Roman" w:eastAsia="Times New Roman" w:hAnsi="Times New Roman" w:cs="Times New Roman"/>
+              </w:rPr>
+              <w:t># Interpretation</w:t>
+            </w:r>
+          </w:p>
+          <w:p>
+            <w:pPr>
+              <w:rPr>
+                <w:rFonts w:ascii="Times New Roman" w:eastAsia="Times New Roman" w:hAnsi="Times New Roman" w:cs="Times New Roman"/>
+              </w:rPr>
+            </w:pPr>
+            <w:r>
+              <w:rPr>
+                <w:rFonts w:ascii="Times New Roman" w:eastAsia="Times New Roman" w:hAnsi="Times New Roman" w:cs="Times New Roman"/>
+              </w:rPr>
+              <w:t>if (</w:t>
+            </w:r>
+            <w:proofErr w:type="spellStart"/>
+            <w:r>
+              <w:rPr>
+                <w:rFonts w:ascii="Times New Roman" w:eastAsia="Times New Roman" w:hAnsi="Times New Roman" w:cs="Times New Roman"/>
+              </w:rPr>
+              <w:t>p_value</w:t>
+            </w:r>
+            <w:proofErr w:type="spellEnd"/>
+            <w:r>
+              <w:rPr>
+                <w:rFonts w:ascii="Times New Roman" w:eastAsia="Times New Roman" w:hAnsi="Times New Roman" w:cs="Times New Roman"/>
+              </w:rPr>
+              <w:t xml:space="preserve"> &lt; 0.05) {</w:t>
+            </w:r>
+          </w:p>
+          <w:p>
+            <w:pPr>
+              <w:rPr>
+                <w:rFonts w:ascii="Times New Roman" w:eastAsia="Times New Roman" w:hAnsi="Times New Roman" w:cs="Times New Roman"/>
+              </w:rPr>
+            </w:pPr>
+            <w:r>
+              <w:rPr>
+                <w:rFonts w:ascii="Times New Roman" w:eastAsia="Times New Roman" w:hAnsi="Times New Roman" w:cs="Times New Roman"/>
+              </w:rPr>
+              <w:t xml:space="preserve">  </w:t>
+            </w:r>
+            <w:proofErr w:type="gramStart"/>
+            <w:r>
+              <w:rPr>
+                <w:rFonts w:ascii="Times New Roman" w:eastAsia="Times New Roman" w:hAnsi="Times New Roman" w:cs="Times New Roman"/>
+              </w:rPr>
+              <w:t>cat(</w:t>
+            </w:r>
             <w:proofErr w:type="gramEnd"/>
             <w:r>
               <w:rPr>
                 <w:rFonts w:ascii="Times New Roman" w:eastAsia="Times New Roman" w:hAnsi="Times New Roman" w:cs="Times New Roman"/>
               </w:rPr>
-              <w:t>0, 0, 0.5, 0.6),</w:t>
-            </w:r>
-          </w:p>
-          <w:p>
-            <w:pPr>
-              <w:rPr>
-                <w:rFonts w:ascii="Times New Roman" w:eastAsia="Times New Roman" w:hAnsi="Times New Roman" w:cs="Times New Roman"/>
-              </w:rPr>
-            </w:pPr>
-            <w:r>
-              <w:rPr>
-                <w:rFonts w:ascii="Times New Roman" w:eastAsia="Times New Roman" w:hAnsi="Times New Roman" w:cs="Times New Roman"/>
-              </w:rPr>
-              <w:t xml:space="preserve">     </w:t>
-            </w:r>
-            <w:proofErr w:type="spellStart"/>
-            <w:r>
-              <w:rPr>
-                <w:rFonts w:ascii="Times New Roman" w:eastAsia="Times New Roman" w:hAnsi="Times New Roman" w:cs="Times New Roman"/>
-              </w:rPr>
-              <w:t>cex</w:t>
-            </w:r>
-            <w:proofErr w:type="spellEnd"/>
-            <w:r>
-              <w:rPr>
-                <w:rFonts w:ascii="Times New Roman" w:eastAsia="Times New Roman" w:hAnsi="Times New Roman" w:cs="Times New Roman"/>
-              </w:rPr>
-              <w:t xml:space="preserve"> = 1.1)</w:t>
-            </w:r>
-          </w:p>
-          <w:p>
-            <w:pPr>
-              <w:rPr>
-                <w:rFonts w:ascii="Times New Roman" w:eastAsia="Times New Roman" w:hAnsi="Times New Roman" w:cs="Times New Roman"/>
-              </w:rPr>
-            </w:pPr>
-          </w:p>
-          <w:p>
-            <w:pPr>
-              <w:rPr>
-                <w:rFonts w:ascii="Times New Roman" w:eastAsia="Times New Roman" w:hAnsi="Times New Roman" w:cs="Times New Roman"/>
-              </w:rPr>
-            </w:pPr>
+              <w:t>"\</w:t>
+            </w:r>
+            <w:proofErr w:type="spellStart"/>
+            <w:r>
+              <w:rPr>
+                <w:rFonts w:ascii="Times New Roman" w:eastAsia="Times New Roman" w:hAnsi="Times New Roman" w:cs="Times New Roman"/>
+              </w:rPr>
+              <w:t>nConclusion</w:t>
+            </w:r>
+            <w:proofErr w:type="spellEnd"/>
+            <w:r>
+              <w:rPr>
+                <w:rFonts w:ascii="Times New Roman" w:eastAsia="Times New Roman" w:hAnsi="Times New Roman" w:cs="Times New Roman"/>
+              </w:rPr>
+              <w:t xml:space="preserve">: The null hypothesis is REJECTED (p &lt; </w:t>
+            </w:r>
             <w:proofErr w:type="gramStart"/>
             <w:r>
               <w:rPr>
                 <w:rFonts w:ascii="Times New Roman" w:eastAsia="Times New Roman" w:hAnsi="Times New Roman" w:cs="Times New Roman"/>
               </w:rPr>
-              <w:t>grid(</w:t>
+              <w:t>0.05)\</w:t>
             </w:r>
             <w:proofErr w:type="gramEnd"/>
             <w:r>
               <w:rPr>
                 <w:rFonts w:ascii="Times New Roman" w:eastAsia="Times New Roman" w:hAnsi="Times New Roman" w:cs="Times New Roman"/>
               </w:rPr>
-              <w:t>col = "</w:t>
-            </w:r>
-            <w:proofErr w:type="spellStart"/>
-            <w:r>
-              <w:rPr>
-                <w:rFonts w:ascii="Times New Roman" w:eastAsia="Times New Roman" w:hAnsi="Times New Roman" w:cs="Times New Roman"/>
-              </w:rPr>
-              <w:t>gray</w:t>
-            </w:r>
-            <w:proofErr w:type="spellEnd"/>
-            <w:r>
-              <w:rPr>
-                <w:rFonts w:ascii="Times New Roman" w:eastAsia="Times New Roman" w:hAnsi="Times New Roman" w:cs="Times New Roman"/>
-              </w:rPr>
-              <w:t xml:space="preserve">", </w:t>
-            </w:r>
-            <w:proofErr w:type="spellStart"/>
-            <w:r>
-              <w:rPr>
-                <w:rFonts w:ascii="Times New Roman" w:eastAsia="Times New Roman" w:hAnsi="Times New Roman" w:cs="Times New Roman"/>
-              </w:rPr>
-              <w:t>lty</w:t>
-            </w:r>
-            <w:proofErr w:type="spellEnd"/>
-            <w:r>
-              <w:rPr>
-                <w:rFonts w:ascii="Times New Roman" w:eastAsia="Times New Roman" w:hAnsi="Times New Roman" w:cs="Times New Roman"/>
-              </w:rPr>
-              <w:t xml:space="preserve"> = "dotted")</w:t>
-            </w:r>
-          </w:p>
-          <w:p>
-            <w:pPr>
-              <w:rPr>
-                <w:rFonts w:ascii="Times New Roman" w:eastAsia="Times New Roman" w:hAnsi="Times New Roman" w:cs="Times New Roman"/>
-              </w:rPr>
-            </w:pPr>
-          </w:p>
-          <w:p>
-            <w:pPr>
-              <w:rPr>
-                <w:rFonts w:ascii="Times New Roman" w:eastAsia="Times New Roman" w:hAnsi="Times New Roman" w:cs="Times New Roman"/>
-              </w:rPr>
-            </w:pPr>
-            <w:proofErr w:type="spellStart"/>
+              <w:t>n")</w:t>
+            </w:r>
+          </w:p>
+          <w:p>
+            <w:pPr>
+              <w:rPr>
+                <w:rFonts w:ascii="Times New Roman" w:eastAsia="Times New Roman" w:hAnsi="Times New Roman" w:cs="Times New Roman"/>
+              </w:rPr>
+            </w:pPr>
+            <w:r>
+              <w:rPr>
+                <w:rFonts w:ascii="Times New Roman" w:eastAsia="Times New Roman" w:hAnsi="Times New Roman" w:cs="Times New Roman"/>
+              </w:rPr>
+              <w:lastRenderedPageBreak/>
+              <w:t xml:space="preserve">  </w:t>
+            </w:r>
             <w:proofErr w:type="gramStart"/>
             <w:r>
               <w:rPr>
                 <w:rFonts w:ascii="Times New Roman" w:eastAsia="Times New Roman" w:hAnsi="Times New Roman" w:cs="Times New Roman"/>
               </w:rPr>
-              <w:t>mtext</w:t>
-            </w:r>
-            <w:proofErr w:type="spellEnd"/>
-            <w:r>
-              <w:rPr>
-                <w:rFonts w:ascii="Times New Roman" w:eastAsia="Times New Roman" w:hAnsi="Times New Roman" w:cs="Times New Roman"/>
-              </w:rPr>
-              <w:t>(paste(</w:t>
+              <w:t>cat(</w:t>
             </w:r>
             <w:proofErr w:type="gramEnd"/>
             <w:r>
               <w:rPr>
                 <w:rFonts w:ascii="Times New Roman" w:eastAsia="Times New Roman" w:hAnsi="Times New Roman" w:cs="Times New Roman"/>
               </w:rPr>
-              <w:t xml:space="preserve">"n =", </w:t>
-            </w:r>
-            <w:proofErr w:type="spellStart"/>
-            <w:r>
-              <w:rPr>
-                <w:rFonts w:ascii="Times New Roman" w:eastAsia="Times New Roman" w:hAnsi="Times New Roman" w:cs="Times New Roman"/>
-              </w:rPr>
-              <w:t>nrow</w:t>
-            </w:r>
-            <w:proofErr w:type="spellEnd"/>
-            <w:r>
-              <w:rPr>
-                <w:rFonts w:ascii="Times New Roman" w:eastAsia="Times New Roman" w:hAnsi="Times New Roman" w:cs="Times New Roman"/>
-              </w:rPr>
-              <w:t>(</w:t>
-            </w:r>
-            <w:proofErr w:type="spellStart"/>
-            <w:r>
-              <w:rPr>
-                <w:rFonts w:ascii="Times New Roman" w:eastAsia="Times New Roman" w:hAnsi="Times New Roman" w:cs="Times New Roman"/>
-              </w:rPr>
-              <w:t>data_clean</w:t>
-            </w:r>
-            <w:proofErr w:type="spellEnd"/>
-            <w:r>
-              <w:rPr>
-                <w:rFonts w:ascii="Times New Roman" w:eastAsia="Times New Roman" w:hAnsi="Times New Roman" w:cs="Times New Roman"/>
-              </w:rPr>
-              <w:t xml:space="preserve">), "countries"), </w:t>
-            </w:r>
-          </w:p>
-          <w:p>
-            <w:pPr>
-              <w:rPr>
-                <w:rFonts w:ascii="Times New Roman" w:eastAsia="Times New Roman" w:hAnsi="Times New Roman" w:cs="Times New Roman"/>
-              </w:rPr>
-            </w:pPr>
-            <w:r>
-              <w:rPr>
-                <w:rFonts w:ascii="Times New Roman" w:eastAsia="Times New Roman" w:hAnsi="Times New Roman" w:cs="Times New Roman"/>
-              </w:rPr>
-              <w:t xml:space="preserve">      side = 3, </w:t>
-            </w:r>
-          </w:p>
-          <w:p>
-            <w:pPr>
-              <w:rPr>
-                <w:rFonts w:ascii="Times New Roman" w:eastAsia="Times New Roman" w:hAnsi="Times New Roman" w:cs="Times New Roman"/>
-              </w:rPr>
-            </w:pPr>
-            <w:r>
-              <w:rPr>
-                <w:rFonts w:ascii="Times New Roman" w:eastAsia="Times New Roman" w:hAnsi="Times New Roman" w:cs="Times New Roman"/>
-              </w:rPr>
-              <w:t xml:space="preserve">      line = 0.3,</w:t>
-            </w:r>
-          </w:p>
-          <w:p>
-            <w:pPr>
-              <w:rPr>
-                <w:rFonts w:ascii="Times New Roman" w:eastAsia="Times New Roman" w:hAnsi="Times New Roman" w:cs="Times New Roman"/>
-              </w:rPr>
-            </w:pPr>
-            <w:r>
-              <w:rPr>
-                <w:rFonts w:ascii="Times New Roman" w:eastAsia="Times New Roman" w:hAnsi="Times New Roman" w:cs="Times New Roman"/>
-              </w:rPr>
-              <w:t xml:space="preserve">      </w:t>
-            </w:r>
-            <w:proofErr w:type="spellStart"/>
-            <w:r>
-              <w:rPr>
-                <w:rFonts w:ascii="Times New Roman" w:eastAsia="Times New Roman" w:hAnsi="Times New Roman" w:cs="Times New Roman"/>
-              </w:rPr>
-              <w:t>cex</w:t>
-            </w:r>
-            <w:proofErr w:type="spellEnd"/>
-            <w:r>
-              <w:rPr>
-                <w:rFonts w:ascii="Times New Roman" w:eastAsia="Times New Roman" w:hAnsi="Times New Roman" w:cs="Times New Roman"/>
-              </w:rPr>
-              <w:t xml:space="preserve"> = 0.9)</w:t>
-            </w:r>
-          </w:p>
-          <w:p>
-            <w:pPr>
-              <w:rPr>
-                <w:rFonts w:ascii="Times New Roman" w:eastAsia="Times New Roman" w:hAnsi="Times New Roman" w:cs="Times New Roman"/>
-              </w:rPr>
-            </w:pPr>
-          </w:p>
-          <w:p>
-            <w:pPr>
-              <w:rPr>
-                <w:rFonts w:ascii="Times New Roman" w:eastAsia="Times New Roman" w:hAnsi="Times New Roman" w:cs="Times New Roman"/>
-              </w:rPr>
-            </w:pPr>
+              <w:t>"There is a statistically significant correlation between alcohol consumption and life expectancy.\n")</w:t>
+            </w:r>
+          </w:p>
+          <w:p>
+            <w:pPr>
+              <w:rPr>
+                <w:rFonts w:ascii="Times New Roman" w:eastAsia="Times New Roman" w:hAnsi="Times New Roman" w:cs="Times New Roman"/>
+              </w:rPr>
+            </w:pPr>
+            <w:r>
+              <w:rPr>
+                <w:rFonts w:ascii="Times New Roman" w:eastAsia="Times New Roman" w:hAnsi="Times New Roman" w:cs="Times New Roman"/>
+              </w:rPr>
+              <w:t>} else {</w:t>
+            </w:r>
+          </w:p>
+          <w:p>
+            <w:pPr>
+              <w:rPr>
+                <w:rFonts w:ascii="Times New Roman" w:eastAsia="Times New Roman" w:hAnsi="Times New Roman" w:cs="Times New Roman"/>
+              </w:rPr>
+            </w:pPr>
+            <w:r>
+              <w:rPr>
+                <w:rFonts w:ascii="Times New Roman" w:eastAsia="Times New Roman" w:hAnsi="Times New Roman" w:cs="Times New Roman"/>
+              </w:rPr>
+              <w:t xml:space="preserve">  </w:t>
+            </w:r>
             <w:proofErr w:type="gramStart"/>
             <w:r>
               <w:rPr>
@@ -7902,247 +10820,49 @@
               <w:rPr>
                 <w:rFonts w:ascii="Times New Roman" w:eastAsia="Times New Roman" w:hAnsi="Times New Roman" w:cs="Times New Roman"/>
               </w:rPr>
-              <w:t>"Displayed: Scatter Plot\n")</w:t>
-            </w:r>
-          </w:p>
-          <w:p>
-            <w:pPr>
-              <w:rPr>
-                <w:rFonts w:ascii="Times New Roman" w:eastAsia="Times New Roman" w:hAnsi="Times New Roman" w:cs="Times New Roman"/>
-              </w:rPr>
-            </w:pPr>
-          </w:p>
-          <w:p>
-            <w:pPr>
-              <w:rPr>
-                <w:rFonts w:ascii="Times New Roman" w:eastAsia="Times New Roman" w:hAnsi="Times New Roman" w:cs="Times New Roman"/>
-              </w:rPr>
-            </w:pPr>
-            <w:r>
-              <w:rPr>
-                <w:rFonts w:ascii="Times New Roman" w:eastAsia="Times New Roman" w:hAnsi="Times New Roman" w:cs="Times New Roman"/>
-              </w:rPr>
-              <w:t># --------------------------------------------------</w:t>
-            </w:r>
-          </w:p>
-          <w:p>
-            <w:pPr>
-              <w:rPr>
-                <w:rFonts w:ascii="Times New Roman" w:eastAsia="Times New Roman" w:hAnsi="Times New Roman" w:cs="Times New Roman"/>
-              </w:rPr>
-            </w:pPr>
-            <w:r>
-              <w:rPr>
-                <w:rFonts w:ascii="Times New Roman" w:eastAsia="Times New Roman" w:hAnsi="Times New Roman" w:cs="Times New Roman"/>
-              </w:rPr>
-              <w:t xml:space="preserve"># Visualization 4: </w:t>
-            </w:r>
-            <w:proofErr w:type="spellStart"/>
-            <w:r>
-              <w:rPr>
-                <w:rFonts w:ascii="Times New Roman" w:eastAsia="Times New Roman" w:hAnsi="Times New Roman" w:cs="Times New Roman"/>
-              </w:rPr>
-              <w:t>StripChart</w:t>
-            </w:r>
-            <w:proofErr w:type="spellEnd"/>
-            <w:r>
-              <w:rPr>
-                <w:rFonts w:ascii="Times New Roman" w:eastAsia="Times New Roman" w:hAnsi="Times New Roman" w:cs="Times New Roman"/>
-              </w:rPr>
-              <w:t xml:space="preserve"> (Alcohol)</w:t>
-            </w:r>
-          </w:p>
-          <w:p>
-            <w:pPr>
-              <w:rPr>
-                <w:rFonts w:ascii="Times New Roman" w:eastAsia="Times New Roman" w:hAnsi="Times New Roman" w:cs="Times New Roman"/>
-              </w:rPr>
-            </w:pPr>
-            <w:r>
-              <w:rPr>
-                <w:rFonts w:ascii="Times New Roman" w:eastAsia="Times New Roman" w:hAnsi="Times New Roman" w:cs="Times New Roman"/>
-              </w:rPr>
-              <w:t># --------------------------------------------------</w:t>
-            </w:r>
-          </w:p>
-          <w:p>
-            <w:pPr>
-              <w:rPr>
-                <w:rFonts w:ascii="Times New Roman" w:eastAsia="Times New Roman" w:hAnsi="Times New Roman" w:cs="Times New Roman"/>
-              </w:rPr>
-            </w:pPr>
-          </w:p>
-          <w:p>
-            <w:pPr>
-              <w:rPr>
-                <w:rFonts w:ascii="Times New Roman" w:eastAsia="Times New Roman" w:hAnsi="Times New Roman" w:cs="Times New Roman"/>
-              </w:rPr>
-            </w:pPr>
-            <w:proofErr w:type="spellStart"/>
+              <w:t>"\</w:t>
+            </w:r>
+            <w:proofErr w:type="spellStart"/>
+            <w:r>
+              <w:rPr>
+                <w:rFonts w:ascii="Times New Roman" w:eastAsia="Times New Roman" w:hAnsi="Times New Roman" w:cs="Times New Roman"/>
+              </w:rPr>
+              <w:t>nConclusion</w:t>
+            </w:r>
+            <w:proofErr w:type="spellEnd"/>
+            <w:r>
+              <w:rPr>
+                <w:rFonts w:ascii="Times New Roman" w:eastAsia="Times New Roman" w:hAnsi="Times New Roman" w:cs="Times New Roman"/>
+              </w:rPr>
+              <w:t xml:space="preserve">: The null hypothesis is NOT REJECTED (p &gt;= </w:t>
+            </w:r>
             <w:proofErr w:type="gramStart"/>
             <w:r>
               <w:rPr>
                 <w:rFonts w:ascii="Times New Roman" w:eastAsia="Times New Roman" w:hAnsi="Times New Roman" w:cs="Times New Roman"/>
               </w:rPr>
-              <w:t>stripchart</w:t>
-            </w:r>
-            <w:proofErr w:type="spellEnd"/>
-            <w:r>
-              <w:rPr>
-                <w:rFonts w:ascii="Times New Roman" w:eastAsia="Times New Roman" w:hAnsi="Times New Roman" w:cs="Times New Roman"/>
-              </w:rPr>
-              <w:t>(</w:t>
-            </w:r>
-            <w:proofErr w:type="spellStart"/>
+              <w:t>0.05)\</w:t>
+            </w:r>
             <w:proofErr w:type="gramEnd"/>
             <w:r>
               <w:rPr>
                 <w:rFonts w:ascii="Times New Roman" w:eastAsia="Times New Roman" w:hAnsi="Times New Roman" w:cs="Times New Roman"/>
               </w:rPr>
-              <w:t>data_clean$Alcohol_Consumption</w:t>
-            </w:r>
-            <w:proofErr w:type="spellEnd"/>
-            <w:r>
-              <w:rPr>
-                <w:rFonts w:ascii="Times New Roman" w:eastAsia="Times New Roman" w:hAnsi="Times New Roman" w:cs="Times New Roman"/>
-              </w:rPr>
-              <w:t>,</w:t>
-            </w:r>
-          </w:p>
-          <w:p>
-            <w:pPr>
-              <w:rPr>
-                <w:rFonts w:ascii="Times New Roman" w:eastAsia="Times New Roman" w:hAnsi="Times New Roman" w:cs="Times New Roman"/>
-              </w:rPr>
-            </w:pPr>
-            <w:r>
-              <w:rPr>
-                <w:rFonts w:ascii="Times New Roman" w:eastAsia="Times New Roman" w:hAnsi="Times New Roman" w:cs="Times New Roman"/>
-              </w:rPr>
-              <w:t xml:space="preserve">           method = "jitter",</w:t>
-            </w:r>
-          </w:p>
-          <w:p>
-            <w:pPr>
-              <w:rPr>
-                <w:rFonts w:ascii="Times New Roman" w:eastAsia="Times New Roman" w:hAnsi="Times New Roman" w:cs="Times New Roman"/>
-              </w:rPr>
-            </w:pPr>
-            <w:r>
-              <w:rPr>
-                <w:rFonts w:ascii="Times New Roman" w:eastAsia="Times New Roman" w:hAnsi="Times New Roman" w:cs="Times New Roman"/>
-              </w:rPr>
-              <w:t xml:space="preserve">           main = "</w:t>
-            </w:r>
-            <w:proofErr w:type="spellStart"/>
-            <w:r>
-              <w:rPr>
-                <w:rFonts w:ascii="Times New Roman" w:eastAsia="Times New Roman" w:hAnsi="Times New Roman" w:cs="Times New Roman"/>
-              </w:rPr>
-              <w:t>Stripchart</w:t>
-            </w:r>
-            <w:proofErr w:type="spellEnd"/>
-            <w:r>
-              <w:rPr>
-                <w:rFonts w:ascii="Times New Roman" w:eastAsia="Times New Roman" w:hAnsi="Times New Roman" w:cs="Times New Roman"/>
-              </w:rPr>
-              <w:t>: Alcohol Consumption",</w:t>
-            </w:r>
-          </w:p>
-          <w:p>
-            <w:pPr>
-              <w:rPr>
-                <w:rFonts w:ascii="Times New Roman" w:eastAsia="Times New Roman" w:hAnsi="Times New Roman" w:cs="Times New Roman"/>
-              </w:rPr>
-            </w:pPr>
-            <w:r>
-              <w:rPr>
-                <w:rFonts w:ascii="Times New Roman" w:eastAsia="Times New Roman" w:hAnsi="Times New Roman" w:cs="Times New Roman"/>
-              </w:rPr>
-              <w:t xml:space="preserve">           </w:t>
-            </w:r>
-            <w:proofErr w:type="spellStart"/>
-            <w:r>
-              <w:rPr>
-                <w:rFonts w:ascii="Times New Roman" w:eastAsia="Times New Roman" w:hAnsi="Times New Roman" w:cs="Times New Roman"/>
-              </w:rPr>
-              <w:t>xlab</w:t>
-            </w:r>
-            <w:proofErr w:type="spellEnd"/>
-            <w:r>
-              <w:rPr>
-                <w:rFonts w:ascii="Times New Roman" w:eastAsia="Times New Roman" w:hAnsi="Times New Roman" w:cs="Times New Roman"/>
-              </w:rPr>
-              <w:t xml:space="preserve"> = "Alcohol Consumption (litres per capita)",</w:t>
-            </w:r>
-          </w:p>
-          <w:p>
-            <w:pPr>
-              <w:rPr>
-                <w:rFonts w:ascii="Times New Roman" w:eastAsia="Times New Roman" w:hAnsi="Times New Roman" w:cs="Times New Roman"/>
-              </w:rPr>
-            </w:pPr>
-            <w:r>
-              <w:rPr>
-                <w:rFonts w:ascii="Times New Roman" w:eastAsia="Times New Roman" w:hAnsi="Times New Roman" w:cs="Times New Roman"/>
-              </w:rPr>
-              <w:t xml:space="preserve">           </w:t>
-            </w:r>
-            <w:proofErr w:type="spellStart"/>
-            <w:r>
-              <w:rPr>
-                <w:rFonts w:ascii="Times New Roman" w:eastAsia="Times New Roman" w:hAnsi="Times New Roman" w:cs="Times New Roman"/>
-              </w:rPr>
-              <w:t>pch</w:t>
-            </w:r>
-            <w:proofErr w:type="spellEnd"/>
-            <w:r>
-              <w:rPr>
-                <w:rFonts w:ascii="Times New Roman" w:eastAsia="Times New Roman" w:hAnsi="Times New Roman" w:cs="Times New Roman"/>
-              </w:rPr>
-              <w:t xml:space="preserve"> = 19,</w:t>
-            </w:r>
-          </w:p>
-          <w:p>
-            <w:pPr>
-              <w:rPr>
-                <w:rFonts w:ascii="Times New Roman" w:eastAsia="Times New Roman" w:hAnsi="Times New Roman" w:cs="Times New Roman"/>
-              </w:rPr>
-            </w:pPr>
-            <w:r>
-              <w:rPr>
-                <w:rFonts w:ascii="Times New Roman" w:eastAsia="Times New Roman" w:hAnsi="Times New Roman" w:cs="Times New Roman"/>
-              </w:rPr>
-              <w:t xml:space="preserve">           col = "</w:t>
-            </w:r>
-            <w:proofErr w:type="spellStart"/>
-            <w:r>
-              <w:rPr>
-                <w:rFonts w:ascii="Times New Roman" w:eastAsia="Times New Roman" w:hAnsi="Times New Roman" w:cs="Times New Roman"/>
-              </w:rPr>
-              <w:t>steelblue</w:t>
-            </w:r>
-            <w:proofErr w:type="spellEnd"/>
-            <w:r>
-              <w:rPr>
-                <w:rFonts w:ascii="Times New Roman" w:eastAsia="Times New Roman" w:hAnsi="Times New Roman" w:cs="Times New Roman"/>
-              </w:rPr>
-              <w:t>")</w:t>
-            </w:r>
-          </w:p>
-          <w:p>
-            <w:pPr>
-              <w:rPr>
-                <w:rFonts w:ascii="Times New Roman" w:eastAsia="Times New Roman" w:hAnsi="Times New Roman" w:cs="Times New Roman"/>
-              </w:rPr>
-            </w:pPr>
-          </w:p>
-          <w:p>
-            <w:pPr>
-              <w:rPr>
-                <w:rFonts w:ascii="Times New Roman" w:eastAsia="Times New Roman" w:hAnsi="Times New Roman" w:cs="Times New Roman"/>
-              </w:rPr>
-            </w:pPr>
+              <w:t>n")</w:t>
+            </w:r>
+          </w:p>
+          <w:p>
+            <w:pPr>
+              <w:rPr>
+                <w:rFonts w:ascii="Times New Roman" w:eastAsia="Times New Roman" w:hAnsi="Times New Roman" w:cs="Times New Roman"/>
+              </w:rPr>
+            </w:pPr>
+            <w:r>
+              <w:rPr>
+                <w:rFonts w:ascii="Times New Roman" w:eastAsia="Times New Roman" w:hAnsi="Times New Roman" w:cs="Times New Roman"/>
+              </w:rPr>
+              <w:t xml:space="preserve">  </w:t>
+            </w:r>
             <w:proofErr w:type="gramStart"/>
             <w:r>
               <w:rPr>
@@ -8155,409 +10875,35 @@
               <w:rPr>
                 <w:rFonts w:ascii="Times New Roman" w:eastAsia="Times New Roman" w:hAnsi="Times New Roman" w:cs="Times New Roman"/>
               </w:rPr>
-              <w:t xml:space="preserve">"Displayed: </w:t>
-            </w:r>
-            <w:proofErr w:type="spellStart"/>
-            <w:r>
-              <w:rPr>
-                <w:rFonts w:ascii="Times New Roman" w:eastAsia="Times New Roman" w:hAnsi="Times New Roman" w:cs="Times New Roman"/>
-              </w:rPr>
-              <w:t>Stripchart</w:t>
-            </w:r>
-            <w:proofErr w:type="spellEnd"/>
-            <w:r>
-              <w:rPr>
-                <w:rFonts w:ascii="Times New Roman" w:eastAsia="Times New Roman" w:hAnsi="Times New Roman" w:cs="Times New Roman"/>
-              </w:rPr>
-              <w:t xml:space="preserve"> for Alcohol Consumption\n")</w:t>
-            </w:r>
-          </w:p>
-          <w:p>
-            <w:pPr>
-              <w:rPr>
-                <w:rFonts w:ascii="Times New Roman" w:eastAsia="Times New Roman" w:hAnsi="Times New Roman" w:cs="Times New Roman"/>
-              </w:rPr>
-            </w:pPr>
-          </w:p>
-          <w:p>
-            <w:pPr>
-              <w:rPr>
-                <w:rFonts w:ascii="Times New Roman" w:eastAsia="Times New Roman" w:hAnsi="Times New Roman" w:cs="Times New Roman"/>
-              </w:rPr>
-            </w:pPr>
-            <w:r>
-              <w:rPr>
-                <w:rFonts w:ascii="Times New Roman" w:eastAsia="Times New Roman" w:hAnsi="Times New Roman" w:cs="Times New Roman"/>
-              </w:rPr>
-              <w:t># --------------------------------------------------</w:t>
-            </w:r>
-          </w:p>
-          <w:p>
-            <w:pPr>
-              <w:rPr>
-                <w:rFonts w:ascii="Times New Roman" w:eastAsia="Times New Roman" w:hAnsi="Times New Roman" w:cs="Times New Roman"/>
-              </w:rPr>
-            </w:pPr>
-            <w:r>
-              <w:rPr>
-                <w:rFonts w:ascii="Times New Roman" w:eastAsia="Times New Roman" w:hAnsi="Times New Roman" w:cs="Times New Roman"/>
-              </w:rPr>
-              <w:t xml:space="preserve"># Visualization 5: </w:t>
-            </w:r>
-            <w:proofErr w:type="spellStart"/>
-            <w:r>
-              <w:rPr>
-                <w:rFonts w:ascii="Times New Roman" w:eastAsia="Times New Roman" w:hAnsi="Times New Roman" w:cs="Times New Roman"/>
-              </w:rPr>
-              <w:t>Barplot</w:t>
-            </w:r>
-            <w:proofErr w:type="spellEnd"/>
-            <w:r>
-              <w:rPr>
-                <w:rFonts w:ascii="Times New Roman" w:eastAsia="Times New Roman" w:hAnsi="Times New Roman" w:cs="Times New Roman"/>
-              </w:rPr>
-              <w:t xml:space="preserve"> (Life Expectancy)</w:t>
-            </w:r>
-          </w:p>
-          <w:p>
-            <w:pPr>
-              <w:rPr>
-                <w:rFonts w:ascii="Times New Roman" w:eastAsia="Times New Roman" w:hAnsi="Times New Roman" w:cs="Times New Roman"/>
-              </w:rPr>
-            </w:pPr>
-            <w:r>
-              <w:rPr>
-                <w:rFonts w:ascii="Times New Roman" w:eastAsia="Times New Roman" w:hAnsi="Times New Roman" w:cs="Times New Roman"/>
-              </w:rPr>
-              <w:t># --------------------------------------------------</w:t>
-            </w:r>
-          </w:p>
-          <w:p>
-            <w:pPr>
-              <w:rPr>
-                <w:rFonts w:ascii="Times New Roman" w:eastAsia="Times New Roman" w:hAnsi="Times New Roman" w:cs="Times New Roman"/>
-              </w:rPr>
-            </w:pPr>
-          </w:p>
-          <w:p>
-            <w:pPr>
-              <w:rPr>
-                <w:rFonts w:ascii="Times New Roman" w:eastAsia="Times New Roman" w:hAnsi="Times New Roman" w:cs="Times New Roman"/>
-              </w:rPr>
-            </w:pPr>
-            <w:proofErr w:type="spellStart"/>
-            <w:r>
-              <w:rPr>
-                <w:rFonts w:ascii="Times New Roman" w:eastAsia="Times New Roman" w:hAnsi="Times New Roman" w:cs="Times New Roman"/>
-              </w:rPr>
-              <w:t>life_bins</w:t>
-            </w:r>
-            <w:proofErr w:type="spellEnd"/>
-            <w:r>
-              <w:rPr>
-                <w:rFonts w:ascii="Times New Roman" w:eastAsia="Times New Roman" w:hAnsi="Times New Roman" w:cs="Times New Roman"/>
-              </w:rPr>
-              <w:t xml:space="preserve"> &lt;- </w:t>
-            </w:r>
-            <w:proofErr w:type="gramStart"/>
-            <w:r>
-              <w:rPr>
-                <w:rFonts w:ascii="Times New Roman" w:eastAsia="Times New Roman" w:hAnsi="Times New Roman" w:cs="Times New Roman"/>
-              </w:rPr>
-              <w:t>cut(</w:t>
-            </w:r>
-            <w:proofErr w:type="spellStart"/>
-            <w:proofErr w:type="gramEnd"/>
-            <w:r>
-              <w:rPr>
-                <w:rFonts w:ascii="Times New Roman" w:eastAsia="Times New Roman" w:hAnsi="Times New Roman" w:cs="Times New Roman"/>
-              </w:rPr>
-              <w:t>data_clean$Life_Expectancy</w:t>
-            </w:r>
-            <w:proofErr w:type="spellEnd"/>
-            <w:r>
-              <w:rPr>
-                <w:rFonts w:ascii="Times New Roman" w:eastAsia="Times New Roman" w:hAnsi="Times New Roman" w:cs="Times New Roman"/>
-              </w:rPr>
-              <w:t>,</w:t>
-            </w:r>
-          </w:p>
-          <w:p>
-            <w:pPr>
-              <w:rPr>
-                <w:rFonts w:ascii="Times New Roman" w:eastAsia="Times New Roman" w:hAnsi="Times New Roman" w:cs="Times New Roman"/>
-              </w:rPr>
-            </w:pPr>
-            <w:r>
-              <w:rPr>
-                <w:rFonts w:ascii="Times New Roman" w:eastAsia="Times New Roman" w:hAnsi="Times New Roman" w:cs="Times New Roman"/>
-              </w:rPr>
-              <w:t xml:space="preserve">                 breaks = 10,</w:t>
-            </w:r>
-          </w:p>
-          <w:p>
-            <w:pPr>
-              <w:rPr>
-                <w:rFonts w:ascii="Times New Roman" w:eastAsia="Times New Roman" w:hAnsi="Times New Roman" w:cs="Times New Roman"/>
-              </w:rPr>
-            </w:pPr>
-            <w:r>
-              <w:rPr>
-                <w:rFonts w:ascii="Times New Roman" w:eastAsia="Times New Roman" w:hAnsi="Times New Roman" w:cs="Times New Roman"/>
-              </w:rPr>
-              <w:t xml:space="preserve">                 </w:t>
-            </w:r>
-            <w:proofErr w:type="spellStart"/>
-            <w:proofErr w:type="gramStart"/>
-            <w:r>
-              <w:rPr>
-                <w:rFonts w:ascii="Times New Roman" w:eastAsia="Times New Roman" w:hAnsi="Times New Roman" w:cs="Times New Roman"/>
-              </w:rPr>
-              <w:t>include.lowest</w:t>
-            </w:r>
-            <w:proofErr w:type="spellEnd"/>
-            <w:proofErr w:type="gramEnd"/>
-            <w:r>
-              <w:rPr>
-                <w:rFonts w:ascii="Times New Roman" w:eastAsia="Times New Roman" w:hAnsi="Times New Roman" w:cs="Times New Roman"/>
-              </w:rPr>
-              <w:t xml:space="preserve"> = TRUE)</w:t>
-            </w:r>
-          </w:p>
-          <w:p>
-            <w:pPr>
-              <w:rPr>
-                <w:rFonts w:ascii="Times New Roman" w:eastAsia="Times New Roman" w:hAnsi="Times New Roman" w:cs="Times New Roman"/>
-              </w:rPr>
-            </w:pPr>
-          </w:p>
-          <w:p>
-            <w:pPr>
-              <w:rPr>
-                <w:rFonts w:ascii="Times New Roman" w:eastAsia="Times New Roman" w:hAnsi="Times New Roman" w:cs="Times New Roman"/>
-              </w:rPr>
-            </w:pPr>
-            <w:proofErr w:type="spellStart"/>
-            <w:r>
-              <w:rPr>
-                <w:rFonts w:ascii="Times New Roman" w:eastAsia="Times New Roman" w:hAnsi="Times New Roman" w:cs="Times New Roman"/>
-              </w:rPr>
-              <w:t>life_counts</w:t>
-            </w:r>
-            <w:proofErr w:type="spellEnd"/>
-            <w:r>
-              <w:rPr>
-                <w:rFonts w:ascii="Times New Roman" w:eastAsia="Times New Roman" w:hAnsi="Times New Roman" w:cs="Times New Roman"/>
-              </w:rPr>
-              <w:t xml:space="preserve"> &lt;- table(</w:t>
-            </w:r>
-            <w:proofErr w:type="spellStart"/>
-            <w:r>
-              <w:rPr>
-                <w:rFonts w:ascii="Times New Roman" w:eastAsia="Times New Roman" w:hAnsi="Times New Roman" w:cs="Times New Roman"/>
-              </w:rPr>
-              <w:t>life_bins</w:t>
-            </w:r>
-            <w:proofErr w:type="spellEnd"/>
-            <w:r>
-              <w:rPr>
-                <w:rFonts w:ascii="Times New Roman" w:eastAsia="Times New Roman" w:hAnsi="Times New Roman" w:cs="Times New Roman"/>
-              </w:rPr>
-              <w:t>)</w:t>
-            </w:r>
-          </w:p>
-          <w:p>
-            <w:pPr>
-              <w:rPr>
-                <w:rFonts w:ascii="Times New Roman" w:eastAsia="Times New Roman" w:hAnsi="Times New Roman" w:cs="Times New Roman"/>
-              </w:rPr>
-            </w:pPr>
-          </w:p>
-          <w:p>
-            <w:pPr>
-              <w:rPr>
-                <w:rFonts w:ascii="Times New Roman" w:eastAsia="Times New Roman" w:hAnsi="Times New Roman" w:cs="Times New Roman"/>
-              </w:rPr>
-            </w:pPr>
-            <w:proofErr w:type="spellStart"/>
-            <w:proofErr w:type="gramStart"/>
-            <w:r>
-              <w:rPr>
-                <w:rFonts w:ascii="Times New Roman" w:eastAsia="Times New Roman" w:hAnsi="Times New Roman" w:cs="Times New Roman"/>
-              </w:rPr>
-              <w:t>barplot</w:t>
-            </w:r>
-            <w:proofErr w:type="spellEnd"/>
-            <w:r>
-              <w:rPr>
-                <w:rFonts w:ascii="Times New Roman" w:eastAsia="Times New Roman" w:hAnsi="Times New Roman" w:cs="Times New Roman"/>
-              </w:rPr>
-              <w:t>(</w:t>
-            </w:r>
-            <w:proofErr w:type="spellStart"/>
-            <w:proofErr w:type="gramEnd"/>
-            <w:r>
-              <w:rPr>
-                <w:rFonts w:ascii="Times New Roman" w:eastAsia="Times New Roman" w:hAnsi="Times New Roman" w:cs="Times New Roman"/>
-              </w:rPr>
-              <w:t>life_counts</w:t>
-            </w:r>
-            <w:proofErr w:type="spellEnd"/>
-            <w:r>
-              <w:rPr>
-                <w:rFonts w:ascii="Times New Roman" w:eastAsia="Times New Roman" w:hAnsi="Times New Roman" w:cs="Times New Roman"/>
-              </w:rPr>
-              <w:t>,</w:t>
-            </w:r>
-          </w:p>
-          <w:p>
-            <w:pPr>
-              <w:rPr>
-                <w:rFonts w:ascii="Times New Roman" w:eastAsia="Times New Roman" w:hAnsi="Times New Roman" w:cs="Times New Roman"/>
-              </w:rPr>
-            </w:pPr>
-            <w:r>
-              <w:rPr>
-                <w:rFonts w:ascii="Times New Roman" w:eastAsia="Times New Roman" w:hAnsi="Times New Roman" w:cs="Times New Roman"/>
-              </w:rPr>
-              <w:t xml:space="preserve">        main = "</w:t>
-            </w:r>
-            <w:proofErr w:type="spellStart"/>
-            <w:r>
-              <w:rPr>
-                <w:rFonts w:ascii="Times New Roman" w:eastAsia="Times New Roman" w:hAnsi="Times New Roman" w:cs="Times New Roman"/>
-              </w:rPr>
-              <w:t>Barplot</w:t>
-            </w:r>
-            <w:proofErr w:type="spellEnd"/>
-            <w:r>
-              <w:rPr>
-                <w:rFonts w:ascii="Times New Roman" w:eastAsia="Times New Roman" w:hAnsi="Times New Roman" w:cs="Times New Roman"/>
-              </w:rPr>
-              <w:t xml:space="preserve"> of Life Expectancy Bins",</w:t>
-            </w:r>
-          </w:p>
-          <w:p>
-            <w:pPr>
-              <w:rPr>
-                <w:rFonts w:ascii="Times New Roman" w:eastAsia="Times New Roman" w:hAnsi="Times New Roman" w:cs="Times New Roman"/>
-              </w:rPr>
-            </w:pPr>
-            <w:r>
-              <w:rPr>
-                <w:rFonts w:ascii="Times New Roman" w:eastAsia="Times New Roman" w:hAnsi="Times New Roman" w:cs="Times New Roman"/>
-              </w:rPr>
-              <w:t xml:space="preserve">        </w:t>
-            </w:r>
-            <w:proofErr w:type="spellStart"/>
-            <w:r>
-              <w:rPr>
-                <w:rFonts w:ascii="Times New Roman" w:eastAsia="Times New Roman" w:hAnsi="Times New Roman" w:cs="Times New Roman"/>
-              </w:rPr>
-              <w:t>xlab</w:t>
-            </w:r>
-            <w:proofErr w:type="spellEnd"/>
-            <w:r>
-              <w:rPr>
-                <w:rFonts w:ascii="Times New Roman" w:eastAsia="Times New Roman" w:hAnsi="Times New Roman" w:cs="Times New Roman"/>
-              </w:rPr>
-              <w:t xml:space="preserve"> = "Life Expectancy Range (years)",</w:t>
-            </w:r>
-          </w:p>
-          <w:p>
-            <w:pPr>
-              <w:rPr>
-                <w:rFonts w:ascii="Times New Roman" w:eastAsia="Times New Roman" w:hAnsi="Times New Roman" w:cs="Times New Roman"/>
-              </w:rPr>
-            </w:pPr>
-            <w:r>
-              <w:rPr>
-                <w:rFonts w:ascii="Times New Roman" w:eastAsia="Times New Roman" w:hAnsi="Times New Roman" w:cs="Times New Roman"/>
-              </w:rPr>
-              <w:t xml:space="preserve">        </w:t>
-            </w:r>
-            <w:proofErr w:type="spellStart"/>
-            <w:r>
-              <w:rPr>
-                <w:rFonts w:ascii="Times New Roman" w:eastAsia="Times New Roman" w:hAnsi="Times New Roman" w:cs="Times New Roman"/>
-              </w:rPr>
-              <w:t>ylab</w:t>
-            </w:r>
-            <w:proofErr w:type="spellEnd"/>
-            <w:r>
-              <w:rPr>
-                <w:rFonts w:ascii="Times New Roman" w:eastAsia="Times New Roman" w:hAnsi="Times New Roman" w:cs="Times New Roman"/>
-              </w:rPr>
-              <w:t xml:space="preserve"> = "Count",</w:t>
-            </w:r>
-          </w:p>
-          <w:p>
-            <w:pPr>
-              <w:rPr>
-                <w:rFonts w:ascii="Times New Roman" w:eastAsia="Times New Roman" w:hAnsi="Times New Roman" w:cs="Times New Roman"/>
-              </w:rPr>
-            </w:pPr>
-            <w:r>
-              <w:rPr>
-                <w:rFonts w:ascii="Times New Roman" w:eastAsia="Times New Roman" w:hAnsi="Times New Roman" w:cs="Times New Roman"/>
-              </w:rPr>
-              <w:t xml:space="preserve">        col = "coral",</w:t>
-            </w:r>
-          </w:p>
-          <w:p>
-            <w:pPr>
-              <w:rPr>
-                <w:rFonts w:ascii="Times New Roman" w:eastAsia="Times New Roman" w:hAnsi="Times New Roman" w:cs="Times New Roman"/>
-              </w:rPr>
-            </w:pPr>
-            <w:r>
-              <w:rPr>
-                <w:rFonts w:ascii="Times New Roman" w:eastAsia="Times New Roman" w:hAnsi="Times New Roman" w:cs="Times New Roman"/>
-              </w:rPr>
-              <w:t xml:space="preserve">        las = 2)</w:t>
-            </w:r>
-          </w:p>
-          <w:p>
-            <w:pPr>
-              <w:rPr>
-                <w:rFonts w:ascii="Times New Roman" w:eastAsia="Times New Roman" w:hAnsi="Times New Roman" w:cs="Times New Roman"/>
-              </w:rPr>
-            </w:pPr>
-          </w:p>
-          <w:p>
-            <w:pPr>
-              <w:rPr>
-                <w:rFonts w:ascii="Times New Roman" w:eastAsia="Times New Roman" w:hAnsi="Times New Roman" w:cs="Times New Roman"/>
-              </w:rPr>
-            </w:pPr>
-            <w:proofErr w:type="gramStart"/>
-            <w:r>
-              <w:rPr>
-                <w:rFonts w:ascii="Times New Roman" w:eastAsia="Times New Roman" w:hAnsi="Times New Roman" w:cs="Times New Roman"/>
-              </w:rPr>
-              <w:t>cat(</w:t>
-            </w:r>
-            <w:proofErr w:type="gramEnd"/>
-            <w:r>
-              <w:rPr>
-                <w:rFonts w:ascii="Times New Roman" w:eastAsia="Times New Roman" w:hAnsi="Times New Roman" w:cs="Times New Roman"/>
-              </w:rPr>
-              <w:t xml:space="preserve">"Displayed: </w:t>
-            </w:r>
-            <w:proofErr w:type="spellStart"/>
-            <w:r>
-              <w:rPr>
-                <w:rFonts w:ascii="Times New Roman" w:eastAsia="Times New Roman" w:hAnsi="Times New Roman" w:cs="Times New Roman"/>
-              </w:rPr>
-              <w:t>Barplot</w:t>
-            </w:r>
-            <w:proofErr w:type="spellEnd"/>
-            <w:r>
-              <w:rPr>
-                <w:rFonts w:ascii="Times New Roman" w:eastAsia="Times New Roman" w:hAnsi="Times New Roman" w:cs="Times New Roman"/>
-              </w:rPr>
-              <w:t xml:space="preserve"> for Life Expectancy\n\n")</w:t>
-            </w:r>
+              <w:t>"There is no statistically significant correlation between alcohol consumption and life expectancy.\n")</w:t>
+            </w:r>
+          </w:p>
+          <w:p>
+            <w:pPr>
+              <w:rPr>
+                <w:rFonts w:ascii="Times New Roman" w:eastAsia="Times New Roman" w:hAnsi="Times New Roman" w:cs="Times New Roman"/>
+              </w:rPr>
+            </w:pPr>
+            <w:r>
+              <w:rPr>
+                <w:rFonts w:ascii="Times New Roman" w:eastAsia="Times New Roman" w:hAnsi="Times New Roman" w:cs="Times New Roman"/>
+              </w:rPr>
+              <w:t>}</w:t>
+            </w:r>
+          </w:p>
+          <w:p>
+            <w:pPr>
+              <w:rPr>
+                <w:rFonts w:ascii="Times New Roman" w:eastAsia="Times New Roman" w:hAnsi="Times New Roman" w:cs="Times New Roman"/>
+              </w:rPr>
+            </w:pPr>
+          </w:p>
+          <w:p>
+            <w:pPr>
+              <w:rPr>
+                <w:rFonts w:ascii="Times New Roman" w:eastAsia="Times New Roman" w:hAnsi="Times New Roman" w:cs="Times New Roman"/>
+              </w:rPr>
+            </w:pPr>
           </w:p>
         </w:tc>
       </w:tr>
@@ -13436,7 +15782,6 @@
   <w:style w:type="character" w:default="1" w:styleId="DefaultParagraphFont">
     <w:name w:val="Default Paragraph Font"/>
     <w:uiPriority w:val="1"/>
-    <w:semiHidden/>
     <w:unhideWhenUsed/>
   </w:style>
   <w:style w:type="table" w:default="1" w:styleId="TableNormal">

--- a/7COM1079_Final report_template.docx
+++ b/7COM1079_Final report_template.docx
@@ -473,12 +473,19 @@
     <w:p>
       <w:pPr>
         <w:jc w:val="center"/>
-      </w:pPr>
-      <w:r>
-        <w:rPr>
-          <w:rFonts w:ascii="Times New Roman" w:eastAsia="Times New Roman" w:hAnsi="Times New Roman" w:cs="Times New Roman"/>
-        </w:rPr>
-        <w:lastRenderedPageBreak/>
+        <w:rPr>
+          <w:rFonts w:ascii="Times New Roman" w:eastAsia="Times New Roman" w:hAnsi="Times New Roman" w:cs="Times New Roman"/>
+        </w:rPr>
+      </w:pPr>
+    </w:p>
+    <w:p>
+      <w:pPr>
+        <w:jc w:val="center"/>
+      </w:pPr>
+      <w:r>
+        <w:rPr>
+          <w:rFonts w:ascii="Times New Roman" w:eastAsia="Times New Roman" w:hAnsi="Times New Roman" w:cs="Times New Roman"/>
+        </w:rPr>
         <w:t>Table of Contents</w:t>
       </w:r>
       <w:r>
@@ -1399,6 +1406,20 @@
         </w:rPr>
         <w:t xml:space="preserve"> Introduction</w:t>
       </w:r>
+    </w:p>
+    <w:p>
+      <w:pPr>
+        <w:pStyle w:val="ListParagraph"/>
+        <w:spacing w:after="160" w:line="278" w:lineRule="auto"/>
+        <w:ind w:left="420"/>
+        <w:rPr>
+          <w:rFonts w:ascii="Times New Roman" w:hAnsi="Times New Roman" w:cs="Times New Roman"/>
+          <w:b/>
+          <w:bCs/>
+          <w:sz w:val="32"/>
+          <w:szCs w:val="32"/>
+        </w:rPr>
+      </w:pPr>
     </w:p>
     <w:p>
       <w:pPr>
@@ -1723,6 +1744,7 @@
         <w:rPr>
           <w:rFonts w:ascii="Times New Roman" w:eastAsia="Times New Roman" w:hAnsi="Times New Roman" w:cs="Times New Roman"/>
         </w:rPr>
+        <w:lastRenderedPageBreak/>
         <w:t xml:space="preserve"> </w:t>
       </w:r>
     </w:p>
@@ -2424,6 +2446,7 @@
           <w:i/>
           <w:highlight w:val="yellow"/>
         </w:rPr>
+        <w:lastRenderedPageBreak/>
         <w:t>Make sure the title or caption and axis labels</w:t>
       </w:r>
       <w:r>
@@ -3782,7 +3805,6 @@
           <w:sz w:val="28"/>
           <w:szCs w:val="28"/>
         </w:rPr>
-        <w:lastRenderedPageBreak/>
         <w:t>The null hypothesis is rejected based on the p-value</w:t>
       </w:r>
       <w:r>
@@ -3855,7 +3877,7 @@
           <w:rFonts w:ascii="Times New Roman" w:eastAsia="Times New Roman" w:hAnsi="Times New Roman" w:cs="Times New Roman"/>
           <w:lang w:val="en-IN"/>
         </w:rPr>
-        <w:t>The p-value of</w:t>
+        <w:t xml:space="preserve">The p-value of </w:t>
       </w:r>
       <w:r>
         <w:rPr>
@@ -3864,9 +3886,15 @@
           <w:bCs/>
           <w:lang w:val="en-IN"/>
         </w:rPr>
-        <w:t xml:space="preserve"> </w:t>
-      </w:r>
-      <w:proofErr w:type="gramStart"/>
+        <w:t>0.00034</w:t>
+      </w:r>
+      <w:r>
+        <w:rPr>
+          <w:rFonts w:ascii="Times New Roman" w:eastAsia="Times New Roman" w:hAnsi="Times New Roman" w:cs="Times New Roman"/>
+          <w:lang w:val="en-IN"/>
+        </w:rPr>
+        <w:t xml:space="preserve">, which is below the 0.05 significance level, leads to the rejection of the null hypothesis. There is a </w:t>
+      </w:r>
       <w:r>
         <w:rPr>
           <w:rFonts w:ascii="Times New Roman" w:eastAsia="Times New Roman" w:hAnsi="Times New Roman" w:cs="Times New Roman"/>
@@ -3874,29 +3902,14 @@
           <w:bCs/>
           <w:lang w:val="en-IN"/>
         </w:rPr>
-        <w:t>0.00034</w:t>
+        <w:t>weak positive</w:t>
       </w:r>
       <w:r>
         <w:rPr>
           <w:rFonts w:ascii="Times New Roman" w:eastAsia="Times New Roman" w:hAnsi="Times New Roman" w:cs="Times New Roman"/>
           <w:lang w:val="en-IN"/>
         </w:rPr>
-        <w:t xml:space="preserve"> </w:t>
-      </w:r>
-      <w:r>
-        <w:rPr>
-          <w:rFonts w:ascii="Times New Roman" w:eastAsia="Times New Roman" w:hAnsi="Times New Roman" w:cs="Times New Roman"/>
-          <w:lang w:val="en-IN"/>
-        </w:rPr>
-        <w:t>,</w:t>
-      </w:r>
-      <w:proofErr w:type="gramEnd"/>
-      <w:r>
-        <w:rPr>
-          <w:rFonts w:ascii="Times New Roman" w:eastAsia="Times New Roman" w:hAnsi="Times New Roman" w:cs="Times New Roman"/>
-          <w:lang w:val="en-IN"/>
-        </w:rPr>
-        <w:t xml:space="preserve"> which is below the 0.05 significance level, leads to the rejection of the null hypothesis. There is a </w:t>
+        <w:t xml:space="preserve"> link between life expectancy and alcohol intake, according to the Pearson correlation coefficient of </w:t>
       </w:r>
       <w:r>
         <w:rPr>
@@ -3905,30 +3918,14 @@
           <w:bCs/>
           <w:lang w:val="en-IN"/>
         </w:rPr>
-        <w:t>moderately positive</w:t>
+        <w:t>r = 0.15</w:t>
       </w:r>
       <w:r>
         <w:rPr>
           <w:rFonts w:ascii="Times New Roman" w:eastAsia="Times New Roman" w:hAnsi="Times New Roman" w:cs="Times New Roman"/>
           <w:lang w:val="en-IN"/>
         </w:rPr>
-        <w:t xml:space="preserve"> association between life expectancy and alcohol intake, according to the Pearson correlation value of </w:t>
-      </w:r>
-      <w:r>
-        <w:rPr>
-          <w:rFonts w:ascii="Times New Roman" w:eastAsia="Times New Roman" w:hAnsi="Times New Roman" w:cs="Times New Roman"/>
-          <w:b/>
-          <w:bCs/>
-          <w:lang w:val="en-IN"/>
-        </w:rPr>
-        <w:t>r = 0.48</w:t>
-      </w:r>
-      <w:r>
-        <w:rPr>
-          <w:rFonts w:ascii="Times New Roman" w:eastAsia="Times New Roman" w:hAnsi="Times New Roman" w:cs="Times New Roman"/>
-          <w:lang w:val="en-IN"/>
-        </w:rPr>
-        <w:t>. This demonstrates that across nations, higher national alcohol consumption is typically linked to longer life expectancies. The statistical evidence supports a significant linear association between the variables, even though the correlation does not imply causality. This suggests that patterns of alcohol intake at the population level are significantly related to life expectancy outcomes.</w:t>
+        <w:t>. This indicates that, although the correlation is small, nations with somewhat higher alcohol use typically have slightly longer life expectancies. The statistically significant p-value indicates a linear relationship between the variables despite its weakness, indicating a modest correlation between national alcohol consumption levels and population life expectancy outcomes.</w:t>
       </w:r>
     </w:p>
     <w:p>
@@ -5055,6 +5052,16 @@
         </w:rPr>
         <w:t xml:space="preserve"> </w:t>
       </w:r>
+    </w:p>
+    <w:p>
+      <w:pPr>
+        <w:rPr>
+          <w:rFonts w:ascii="Times New Roman" w:eastAsia="Times New Roman" w:hAnsi="Times New Roman" w:cs="Times New Roman"/>
+          <w:b/>
+          <w:bCs/>
+          <w:color w:val="333333"/>
+        </w:rPr>
+      </w:pPr>
     </w:p>
     <w:p>
       <w:pPr>
@@ -5458,7 +5465,6 @@
               <w:rPr>
                 <w:rFonts w:ascii="Times New Roman" w:eastAsia="Times New Roman" w:hAnsi="Times New Roman" w:cs="Times New Roman"/>
               </w:rPr>
-              <w:lastRenderedPageBreak/>
               <w:t>cat(</w:t>
             </w:r>
             <w:proofErr w:type="gramEnd"/>
@@ -6437,7 +6443,6 @@
               <w:rPr>
                 <w:rFonts w:ascii="Times New Roman" w:eastAsia="Times New Roman" w:hAnsi="Times New Roman" w:cs="Times New Roman"/>
               </w:rPr>
-              <w:lastRenderedPageBreak/>
               <w:t># ============================================================================</w:t>
             </w:r>
           </w:p>
@@ -7400,7 +7405,6 @@
               <w:rPr>
                 <w:rFonts w:ascii="Times New Roman" w:eastAsia="Times New Roman" w:hAnsi="Times New Roman" w:cs="Times New Roman"/>
               </w:rPr>
-              <w:lastRenderedPageBreak/>
               <w:t>cat(</w:t>
             </w:r>
             <w:proofErr w:type="gramEnd"/>
@@ -8386,6 +8390,7 @@
               <w:rPr>
                 <w:rFonts w:ascii="Times New Roman" w:eastAsia="Times New Roman" w:hAnsi="Times New Roman" w:cs="Times New Roman"/>
               </w:rPr>
+              <w:lastRenderedPageBreak/>
               <w:t>hist(</w:t>
             </w:r>
             <w:proofErr w:type="spellStart"/>
@@ -8454,8 +8459,1127 @@
               <w:rPr>
                 <w:rFonts w:ascii="Times New Roman" w:eastAsia="Times New Roman" w:hAnsi="Times New Roman" w:cs="Times New Roman"/>
               </w:rPr>
+              <w:t xml:space="preserve">     </w:t>
+            </w:r>
+            <w:proofErr w:type="spellStart"/>
+            <w:r>
+              <w:rPr>
+                <w:rFonts w:ascii="Times New Roman" w:eastAsia="Times New Roman" w:hAnsi="Times New Roman" w:cs="Times New Roman"/>
+              </w:rPr>
+              <w:t>ylab</w:t>
+            </w:r>
+            <w:proofErr w:type="spellEnd"/>
+            <w:r>
+              <w:rPr>
+                <w:rFonts w:ascii="Times New Roman" w:eastAsia="Times New Roman" w:hAnsi="Times New Roman" w:cs="Times New Roman"/>
+              </w:rPr>
+              <w:t xml:space="preserve"> = "Frequency",</w:t>
+            </w:r>
+          </w:p>
+          <w:p>
+            <w:pPr>
+              <w:rPr>
+                <w:rFonts w:ascii="Times New Roman" w:eastAsia="Times New Roman" w:hAnsi="Times New Roman" w:cs="Times New Roman"/>
+              </w:rPr>
+            </w:pPr>
+            <w:r>
+              <w:rPr>
+                <w:rFonts w:ascii="Times New Roman" w:eastAsia="Times New Roman" w:hAnsi="Times New Roman" w:cs="Times New Roman"/>
+              </w:rPr>
+              <w:t xml:space="preserve">     col = "coral",</w:t>
+            </w:r>
+          </w:p>
+          <w:p>
+            <w:pPr>
+              <w:rPr>
+                <w:rFonts w:ascii="Times New Roman" w:eastAsia="Times New Roman" w:hAnsi="Times New Roman" w:cs="Times New Roman"/>
+              </w:rPr>
+            </w:pPr>
+            <w:r>
+              <w:rPr>
+                <w:rFonts w:ascii="Times New Roman" w:eastAsia="Times New Roman" w:hAnsi="Times New Roman" w:cs="Times New Roman"/>
+              </w:rPr>
+              <w:t xml:space="preserve">     border = "white",</w:t>
+            </w:r>
+          </w:p>
+          <w:p>
+            <w:pPr>
+              <w:rPr>
+                <w:rFonts w:ascii="Times New Roman" w:eastAsia="Times New Roman" w:hAnsi="Times New Roman" w:cs="Times New Roman"/>
+              </w:rPr>
+            </w:pPr>
+            <w:r>
+              <w:rPr>
+                <w:rFonts w:ascii="Times New Roman" w:eastAsia="Times New Roman" w:hAnsi="Times New Roman" w:cs="Times New Roman"/>
+              </w:rPr>
+              <w:t xml:space="preserve">     breaks = 15)</w:t>
+            </w:r>
+          </w:p>
+          <w:p>
+            <w:pPr>
+              <w:rPr>
+                <w:rFonts w:ascii="Times New Roman" w:eastAsia="Times New Roman" w:hAnsi="Times New Roman" w:cs="Times New Roman"/>
+              </w:rPr>
+            </w:pPr>
+          </w:p>
+          <w:p>
+            <w:pPr>
+              <w:rPr>
+                <w:rFonts w:ascii="Times New Roman" w:eastAsia="Times New Roman" w:hAnsi="Times New Roman" w:cs="Times New Roman"/>
+              </w:rPr>
+            </w:pPr>
+            <w:proofErr w:type="gramStart"/>
+            <w:r>
+              <w:rPr>
+                <w:rFonts w:ascii="Times New Roman" w:eastAsia="Times New Roman" w:hAnsi="Times New Roman" w:cs="Times New Roman"/>
+              </w:rPr>
+              <w:t>cat(</w:t>
+            </w:r>
+            <w:proofErr w:type="gramEnd"/>
+            <w:r>
+              <w:rPr>
+                <w:rFonts w:ascii="Times New Roman" w:eastAsia="Times New Roman" w:hAnsi="Times New Roman" w:cs="Times New Roman"/>
+              </w:rPr>
+              <w:t>"Displayed: Histogram of Life Expectancy\n")</w:t>
+            </w:r>
+          </w:p>
+          <w:p>
+            <w:pPr>
+              <w:rPr>
+                <w:rFonts w:ascii="Times New Roman" w:eastAsia="Times New Roman" w:hAnsi="Times New Roman" w:cs="Times New Roman"/>
+              </w:rPr>
+            </w:pPr>
+          </w:p>
+          <w:p>
+            <w:pPr>
+              <w:rPr>
+                <w:rFonts w:ascii="Times New Roman" w:eastAsia="Times New Roman" w:hAnsi="Times New Roman" w:cs="Times New Roman"/>
+              </w:rPr>
+            </w:pPr>
+            <w:r>
+              <w:rPr>
+                <w:rFonts w:ascii="Times New Roman" w:eastAsia="Times New Roman" w:hAnsi="Times New Roman" w:cs="Times New Roman"/>
+              </w:rPr>
+              <w:t># --------------------------------------------------</w:t>
+            </w:r>
+          </w:p>
+          <w:p>
+            <w:pPr>
+              <w:rPr>
+                <w:rFonts w:ascii="Times New Roman" w:eastAsia="Times New Roman" w:hAnsi="Times New Roman" w:cs="Times New Roman"/>
+              </w:rPr>
+            </w:pPr>
+            <w:r>
+              <w:rPr>
+                <w:rFonts w:ascii="Times New Roman" w:eastAsia="Times New Roman" w:hAnsi="Times New Roman" w:cs="Times New Roman"/>
+              </w:rPr>
+              <w:t xml:space="preserve"># Visualization 3: Scatter Plot </w:t>
+            </w:r>
+          </w:p>
+          <w:p>
+            <w:pPr>
+              <w:rPr>
+                <w:rFonts w:ascii="Times New Roman" w:eastAsia="Times New Roman" w:hAnsi="Times New Roman" w:cs="Times New Roman"/>
+              </w:rPr>
+            </w:pPr>
+            <w:r>
+              <w:rPr>
+                <w:rFonts w:ascii="Times New Roman" w:eastAsia="Times New Roman" w:hAnsi="Times New Roman" w:cs="Times New Roman"/>
+              </w:rPr>
+              <w:t># --------------------------------------------------</w:t>
+            </w:r>
+          </w:p>
+          <w:p>
+            <w:pPr>
+              <w:rPr>
+                <w:rFonts w:ascii="Times New Roman" w:eastAsia="Times New Roman" w:hAnsi="Times New Roman" w:cs="Times New Roman"/>
+              </w:rPr>
+            </w:pPr>
+          </w:p>
+          <w:p>
+            <w:pPr>
+              <w:rPr>
+                <w:rFonts w:ascii="Times New Roman" w:eastAsia="Times New Roman" w:hAnsi="Times New Roman" w:cs="Times New Roman"/>
+              </w:rPr>
+            </w:pPr>
+            <w:proofErr w:type="gramStart"/>
+            <w:r>
+              <w:rPr>
+                <w:rFonts w:ascii="Times New Roman" w:eastAsia="Times New Roman" w:hAnsi="Times New Roman" w:cs="Times New Roman"/>
+              </w:rPr>
+              <w:t>plot(</w:t>
+            </w:r>
+            <w:proofErr w:type="spellStart"/>
+            <w:proofErr w:type="gramEnd"/>
+            <w:r>
+              <w:rPr>
+                <w:rFonts w:ascii="Times New Roman" w:eastAsia="Times New Roman" w:hAnsi="Times New Roman" w:cs="Times New Roman"/>
+              </w:rPr>
+              <w:t>data_clean$Alcohol_Consumption</w:t>
+            </w:r>
+            <w:proofErr w:type="spellEnd"/>
+            <w:r>
+              <w:rPr>
+                <w:rFonts w:ascii="Times New Roman" w:eastAsia="Times New Roman" w:hAnsi="Times New Roman" w:cs="Times New Roman"/>
+              </w:rPr>
+              <w:t xml:space="preserve">, </w:t>
+            </w:r>
+          </w:p>
+          <w:p>
+            <w:pPr>
+              <w:rPr>
+                <w:rFonts w:ascii="Times New Roman" w:eastAsia="Times New Roman" w:hAnsi="Times New Roman" w:cs="Times New Roman"/>
+              </w:rPr>
+            </w:pPr>
+            <w:r>
+              <w:rPr>
+                <w:rFonts w:ascii="Times New Roman" w:eastAsia="Times New Roman" w:hAnsi="Times New Roman" w:cs="Times New Roman"/>
+              </w:rPr>
+              <w:t xml:space="preserve">     </w:t>
+            </w:r>
+            <w:proofErr w:type="spellStart"/>
+            <w:r>
+              <w:rPr>
+                <w:rFonts w:ascii="Times New Roman" w:eastAsia="Times New Roman" w:hAnsi="Times New Roman" w:cs="Times New Roman"/>
+              </w:rPr>
+              <w:t>data_clean$Life_Expectancy</w:t>
+            </w:r>
+            <w:proofErr w:type="spellEnd"/>
+            <w:r>
+              <w:rPr>
+                <w:rFonts w:ascii="Times New Roman" w:eastAsia="Times New Roman" w:hAnsi="Times New Roman" w:cs="Times New Roman"/>
+              </w:rPr>
+              <w:t>,</w:t>
+            </w:r>
+          </w:p>
+          <w:p>
+            <w:pPr>
+              <w:rPr>
+                <w:rFonts w:ascii="Times New Roman" w:eastAsia="Times New Roman" w:hAnsi="Times New Roman" w:cs="Times New Roman"/>
+              </w:rPr>
+            </w:pPr>
+            <w:r>
+              <w:rPr>
+                <w:rFonts w:ascii="Times New Roman" w:eastAsia="Times New Roman" w:hAnsi="Times New Roman" w:cs="Times New Roman"/>
+              </w:rPr>
+              <w:t xml:space="preserve">     main = "Alcohol Consumption vs Life Expectancy",</w:t>
+            </w:r>
+          </w:p>
+          <w:p>
+            <w:pPr>
+              <w:rPr>
+                <w:rFonts w:ascii="Times New Roman" w:eastAsia="Times New Roman" w:hAnsi="Times New Roman" w:cs="Times New Roman"/>
+              </w:rPr>
+            </w:pPr>
+            <w:r>
+              <w:rPr>
+                <w:rFonts w:ascii="Times New Roman" w:eastAsia="Times New Roman" w:hAnsi="Times New Roman" w:cs="Times New Roman"/>
+              </w:rPr>
+              <w:t xml:space="preserve">     </w:t>
+            </w:r>
+            <w:proofErr w:type="spellStart"/>
+            <w:r>
+              <w:rPr>
+                <w:rFonts w:ascii="Times New Roman" w:eastAsia="Times New Roman" w:hAnsi="Times New Roman" w:cs="Times New Roman"/>
+              </w:rPr>
+              <w:t>xlab</w:t>
+            </w:r>
+            <w:proofErr w:type="spellEnd"/>
+            <w:r>
+              <w:rPr>
+                <w:rFonts w:ascii="Times New Roman" w:eastAsia="Times New Roman" w:hAnsi="Times New Roman" w:cs="Times New Roman"/>
+              </w:rPr>
+              <w:t xml:space="preserve"> = "Alcohol Consumption (litres per capita)",</w:t>
+            </w:r>
+          </w:p>
+          <w:p>
+            <w:pPr>
+              <w:rPr>
+                <w:rFonts w:ascii="Times New Roman" w:eastAsia="Times New Roman" w:hAnsi="Times New Roman" w:cs="Times New Roman"/>
+              </w:rPr>
+            </w:pPr>
+            <w:r>
+              <w:rPr>
+                <w:rFonts w:ascii="Times New Roman" w:eastAsia="Times New Roman" w:hAnsi="Times New Roman" w:cs="Times New Roman"/>
+              </w:rPr>
+              <w:t xml:space="preserve">     </w:t>
+            </w:r>
+            <w:proofErr w:type="spellStart"/>
+            <w:r>
+              <w:rPr>
+                <w:rFonts w:ascii="Times New Roman" w:eastAsia="Times New Roman" w:hAnsi="Times New Roman" w:cs="Times New Roman"/>
+              </w:rPr>
+              <w:t>ylab</w:t>
+            </w:r>
+            <w:proofErr w:type="spellEnd"/>
+            <w:r>
+              <w:rPr>
+                <w:rFonts w:ascii="Times New Roman" w:eastAsia="Times New Roman" w:hAnsi="Times New Roman" w:cs="Times New Roman"/>
+              </w:rPr>
+              <w:t xml:space="preserve"> = "Life Expectancy (years)",</w:t>
+            </w:r>
+          </w:p>
+          <w:p>
+            <w:pPr>
+              <w:rPr>
+                <w:rFonts w:ascii="Times New Roman" w:eastAsia="Times New Roman" w:hAnsi="Times New Roman" w:cs="Times New Roman"/>
+              </w:rPr>
+            </w:pPr>
+            <w:r>
+              <w:rPr>
+                <w:rFonts w:ascii="Times New Roman" w:eastAsia="Times New Roman" w:hAnsi="Times New Roman" w:cs="Times New Roman"/>
+              </w:rPr>
+              <w:t xml:space="preserve">     </w:t>
+            </w:r>
+            <w:proofErr w:type="spellStart"/>
+            <w:r>
+              <w:rPr>
+                <w:rFonts w:ascii="Times New Roman" w:eastAsia="Times New Roman" w:hAnsi="Times New Roman" w:cs="Times New Roman"/>
+              </w:rPr>
+              <w:t>pch</w:t>
+            </w:r>
+            <w:proofErr w:type="spellEnd"/>
+            <w:r>
+              <w:rPr>
+                <w:rFonts w:ascii="Times New Roman" w:eastAsia="Times New Roman" w:hAnsi="Times New Roman" w:cs="Times New Roman"/>
+              </w:rPr>
+              <w:t xml:space="preserve"> = 19,</w:t>
+            </w:r>
+          </w:p>
+          <w:p>
+            <w:pPr>
+              <w:rPr>
+                <w:rFonts w:ascii="Times New Roman" w:eastAsia="Times New Roman" w:hAnsi="Times New Roman" w:cs="Times New Roman"/>
+              </w:rPr>
+            </w:pPr>
+            <w:r>
+              <w:rPr>
+                <w:rFonts w:ascii="Times New Roman" w:eastAsia="Times New Roman" w:hAnsi="Times New Roman" w:cs="Times New Roman"/>
+              </w:rPr>
+              <w:t xml:space="preserve">     col = </w:t>
+            </w:r>
+            <w:proofErr w:type="spellStart"/>
+            <w:proofErr w:type="gramStart"/>
+            <w:r>
+              <w:rPr>
+                <w:rFonts w:ascii="Times New Roman" w:eastAsia="Times New Roman" w:hAnsi="Times New Roman" w:cs="Times New Roman"/>
+              </w:rPr>
+              <w:t>rgb</w:t>
+            </w:r>
+            <w:proofErr w:type="spellEnd"/>
+            <w:r>
+              <w:rPr>
+                <w:rFonts w:ascii="Times New Roman" w:eastAsia="Times New Roman" w:hAnsi="Times New Roman" w:cs="Times New Roman"/>
+              </w:rPr>
+              <w:t>(</w:t>
+            </w:r>
+            <w:proofErr w:type="gramEnd"/>
+            <w:r>
+              <w:rPr>
+                <w:rFonts w:ascii="Times New Roman" w:eastAsia="Times New Roman" w:hAnsi="Times New Roman" w:cs="Times New Roman"/>
+              </w:rPr>
+              <w:t>0, 0, 0.5, 0.6),</w:t>
+            </w:r>
+          </w:p>
+          <w:p>
+            <w:pPr>
+              <w:rPr>
+                <w:rFonts w:ascii="Times New Roman" w:eastAsia="Times New Roman" w:hAnsi="Times New Roman" w:cs="Times New Roman"/>
+              </w:rPr>
+            </w:pPr>
+            <w:r>
+              <w:rPr>
+                <w:rFonts w:ascii="Times New Roman" w:eastAsia="Times New Roman" w:hAnsi="Times New Roman" w:cs="Times New Roman"/>
+              </w:rPr>
+              <w:t xml:space="preserve">     </w:t>
+            </w:r>
+            <w:proofErr w:type="spellStart"/>
+            <w:r>
+              <w:rPr>
+                <w:rFonts w:ascii="Times New Roman" w:eastAsia="Times New Roman" w:hAnsi="Times New Roman" w:cs="Times New Roman"/>
+              </w:rPr>
+              <w:t>cex</w:t>
+            </w:r>
+            <w:proofErr w:type="spellEnd"/>
+            <w:r>
+              <w:rPr>
+                <w:rFonts w:ascii="Times New Roman" w:eastAsia="Times New Roman" w:hAnsi="Times New Roman" w:cs="Times New Roman"/>
+              </w:rPr>
+              <w:t xml:space="preserve"> = 1.1)</w:t>
+            </w:r>
+          </w:p>
+          <w:p>
+            <w:pPr>
+              <w:rPr>
+                <w:rFonts w:ascii="Times New Roman" w:eastAsia="Times New Roman" w:hAnsi="Times New Roman" w:cs="Times New Roman"/>
+              </w:rPr>
+            </w:pPr>
+          </w:p>
+          <w:p>
+            <w:pPr>
+              <w:rPr>
+                <w:rFonts w:ascii="Times New Roman" w:eastAsia="Times New Roman" w:hAnsi="Times New Roman" w:cs="Times New Roman"/>
+              </w:rPr>
+            </w:pPr>
+            <w:proofErr w:type="gramStart"/>
+            <w:r>
+              <w:rPr>
+                <w:rFonts w:ascii="Times New Roman" w:eastAsia="Times New Roman" w:hAnsi="Times New Roman" w:cs="Times New Roman"/>
+              </w:rPr>
+              <w:t>grid(</w:t>
+            </w:r>
+            <w:proofErr w:type="gramEnd"/>
+            <w:r>
+              <w:rPr>
+                <w:rFonts w:ascii="Times New Roman" w:eastAsia="Times New Roman" w:hAnsi="Times New Roman" w:cs="Times New Roman"/>
+              </w:rPr>
+              <w:t>col = "</w:t>
+            </w:r>
+            <w:proofErr w:type="spellStart"/>
+            <w:r>
+              <w:rPr>
+                <w:rFonts w:ascii="Times New Roman" w:eastAsia="Times New Roman" w:hAnsi="Times New Roman" w:cs="Times New Roman"/>
+              </w:rPr>
+              <w:t>gray</w:t>
+            </w:r>
+            <w:proofErr w:type="spellEnd"/>
+            <w:r>
+              <w:rPr>
+                <w:rFonts w:ascii="Times New Roman" w:eastAsia="Times New Roman" w:hAnsi="Times New Roman" w:cs="Times New Roman"/>
+              </w:rPr>
+              <w:t xml:space="preserve">", </w:t>
+            </w:r>
+            <w:proofErr w:type="spellStart"/>
+            <w:r>
+              <w:rPr>
+                <w:rFonts w:ascii="Times New Roman" w:eastAsia="Times New Roman" w:hAnsi="Times New Roman" w:cs="Times New Roman"/>
+              </w:rPr>
+              <w:t>lty</w:t>
+            </w:r>
+            <w:proofErr w:type="spellEnd"/>
+            <w:r>
+              <w:rPr>
+                <w:rFonts w:ascii="Times New Roman" w:eastAsia="Times New Roman" w:hAnsi="Times New Roman" w:cs="Times New Roman"/>
+              </w:rPr>
+              <w:t xml:space="preserve"> = "dotted")</w:t>
+            </w:r>
+          </w:p>
+          <w:p>
+            <w:pPr>
+              <w:rPr>
+                <w:rFonts w:ascii="Times New Roman" w:eastAsia="Times New Roman" w:hAnsi="Times New Roman" w:cs="Times New Roman"/>
+              </w:rPr>
+            </w:pPr>
+          </w:p>
+          <w:p>
+            <w:pPr>
+              <w:rPr>
+                <w:rFonts w:ascii="Times New Roman" w:eastAsia="Times New Roman" w:hAnsi="Times New Roman" w:cs="Times New Roman"/>
+              </w:rPr>
+            </w:pPr>
+            <w:proofErr w:type="spellStart"/>
+            <w:proofErr w:type="gramStart"/>
+            <w:r>
+              <w:rPr>
+                <w:rFonts w:ascii="Times New Roman" w:eastAsia="Times New Roman" w:hAnsi="Times New Roman" w:cs="Times New Roman"/>
+              </w:rPr>
+              <w:t>mtext</w:t>
+            </w:r>
+            <w:proofErr w:type="spellEnd"/>
+            <w:r>
+              <w:rPr>
+                <w:rFonts w:ascii="Times New Roman" w:eastAsia="Times New Roman" w:hAnsi="Times New Roman" w:cs="Times New Roman"/>
+              </w:rPr>
+              <w:t>(paste(</w:t>
+            </w:r>
+            <w:proofErr w:type="gramEnd"/>
+            <w:r>
+              <w:rPr>
+                <w:rFonts w:ascii="Times New Roman" w:eastAsia="Times New Roman" w:hAnsi="Times New Roman" w:cs="Times New Roman"/>
+              </w:rPr>
+              <w:t xml:space="preserve">"n =", </w:t>
+            </w:r>
+            <w:proofErr w:type="spellStart"/>
+            <w:r>
+              <w:rPr>
+                <w:rFonts w:ascii="Times New Roman" w:eastAsia="Times New Roman" w:hAnsi="Times New Roman" w:cs="Times New Roman"/>
+              </w:rPr>
+              <w:t>nrow</w:t>
+            </w:r>
+            <w:proofErr w:type="spellEnd"/>
+            <w:r>
+              <w:rPr>
+                <w:rFonts w:ascii="Times New Roman" w:eastAsia="Times New Roman" w:hAnsi="Times New Roman" w:cs="Times New Roman"/>
+              </w:rPr>
+              <w:t>(</w:t>
+            </w:r>
+            <w:proofErr w:type="spellStart"/>
+            <w:r>
+              <w:rPr>
+                <w:rFonts w:ascii="Times New Roman" w:eastAsia="Times New Roman" w:hAnsi="Times New Roman" w:cs="Times New Roman"/>
+              </w:rPr>
+              <w:t>data_clean</w:t>
+            </w:r>
+            <w:proofErr w:type="spellEnd"/>
+            <w:r>
+              <w:rPr>
+                <w:rFonts w:ascii="Times New Roman" w:eastAsia="Times New Roman" w:hAnsi="Times New Roman" w:cs="Times New Roman"/>
+              </w:rPr>
+              <w:t xml:space="preserve">), "countries"), </w:t>
+            </w:r>
+          </w:p>
+          <w:p>
+            <w:pPr>
+              <w:rPr>
+                <w:rFonts w:ascii="Times New Roman" w:eastAsia="Times New Roman" w:hAnsi="Times New Roman" w:cs="Times New Roman"/>
+              </w:rPr>
+            </w:pPr>
+            <w:r>
+              <w:rPr>
+                <w:rFonts w:ascii="Times New Roman" w:eastAsia="Times New Roman" w:hAnsi="Times New Roman" w:cs="Times New Roman"/>
+              </w:rPr>
+              <w:t xml:space="preserve">      side = 3, </w:t>
+            </w:r>
+          </w:p>
+          <w:p>
+            <w:pPr>
+              <w:rPr>
+                <w:rFonts w:ascii="Times New Roman" w:eastAsia="Times New Roman" w:hAnsi="Times New Roman" w:cs="Times New Roman"/>
+              </w:rPr>
+            </w:pPr>
+            <w:r>
+              <w:rPr>
+                <w:rFonts w:ascii="Times New Roman" w:eastAsia="Times New Roman" w:hAnsi="Times New Roman" w:cs="Times New Roman"/>
+              </w:rPr>
+              <w:t xml:space="preserve">      line = 0.3,</w:t>
+            </w:r>
+          </w:p>
+          <w:p>
+            <w:pPr>
+              <w:rPr>
+                <w:rFonts w:ascii="Times New Roman" w:eastAsia="Times New Roman" w:hAnsi="Times New Roman" w:cs="Times New Roman"/>
+              </w:rPr>
+            </w:pPr>
+            <w:r>
+              <w:rPr>
+                <w:rFonts w:ascii="Times New Roman" w:eastAsia="Times New Roman" w:hAnsi="Times New Roman" w:cs="Times New Roman"/>
+              </w:rPr>
+              <w:t xml:space="preserve">      </w:t>
+            </w:r>
+            <w:proofErr w:type="spellStart"/>
+            <w:r>
+              <w:rPr>
+                <w:rFonts w:ascii="Times New Roman" w:eastAsia="Times New Roman" w:hAnsi="Times New Roman" w:cs="Times New Roman"/>
+              </w:rPr>
+              <w:t>cex</w:t>
+            </w:r>
+            <w:proofErr w:type="spellEnd"/>
+            <w:r>
+              <w:rPr>
+                <w:rFonts w:ascii="Times New Roman" w:eastAsia="Times New Roman" w:hAnsi="Times New Roman" w:cs="Times New Roman"/>
+              </w:rPr>
+              <w:t xml:space="preserve"> = 0.9)</w:t>
+            </w:r>
+          </w:p>
+          <w:p>
+            <w:pPr>
+              <w:rPr>
+                <w:rFonts w:ascii="Times New Roman" w:eastAsia="Times New Roman" w:hAnsi="Times New Roman" w:cs="Times New Roman"/>
+              </w:rPr>
+            </w:pPr>
+          </w:p>
+          <w:p>
+            <w:pPr>
+              <w:rPr>
+                <w:rFonts w:ascii="Times New Roman" w:eastAsia="Times New Roman" w:hAnsi="Times New Roman" w:cs="Times New Roman"/>
+              </w:rPr>
+            </w:pPr>
+            <w:proofErr w:type="gramStart"/>
+            <w:r>
+              <w:rPr>
+                <w:rFonts w:ascii="Times New Roman" w:eastAsia="Times New Roman" w:hAnsi="Times New Roman" w:cs="Times New Roman"/>
+              </w:rPr>
+              <w:t>cat(</w:t>
+            </w:r>
+            <w:proofErr w:type="gramEnd"/>
+            <w:r>
+              <w:rPr>
+                <w:rFonts w:ascii="Times New Roman" w:eastAsia="Times New Roman" w:hAnsi="Times New Roman" w:cs="Times New Roman"/>
+              </w:rPr>
+              <w:t>"Displayed: Scatter Plot\n")</w:t>
+            </w:r>
+          </w:p>
+          <w:p>
+            <w:pPr>
+              <w:rPr>
+                <w:rFonts w:ascii="Times New Roman" w:eastAsia="Times New Roman" w:hAnsi="Times New Roman" w:cs="Times New Roman"/>
+              </w:rPr>
+            </w:pPr>
+          </w:p>
+          <w:p>
+            <w:pPr>
+              <w:rPr>
+                <w:rFonts w:ascii="Times New Roman" w:eastAsia="Times New Roman" w:hAnsi="Times New Roman" w:cs="Times New Roman"/>
+              </w:rPr>
+            </w:pPr>
+            <w:r>
+              <w:rPr>
+                <w:rFonts w:ascii="Times New Roman" w:eastAsia="Times New Roman" w:hAnsi="Times New Roman" w:cs="Times New Roman"/>
+              </w:rPr>
+              <w:t># --------------------------------------------------</w:t>
+            </w:r>
+          </w:p>
+          <w:p>
+            <w:pPr>
+              <w:rPr>
+                <w:rFonts w:ascii="Times New Roman" w:eastAsia="Times New Roman" w:hAnsi="Times New Roman" w:cs="Times New Roman"/>
+              </w:rPr>
+            </w:pPr>
+            <w:r>
+              <w:rPr>
+                <w:rFonts w:ascii="Times New Roman" w:eastAsia="Times New Roman" w:hAnsi="Times New Roman" w:cs="Times New Roman"/>
+              </w:rPr>
+              <w:t xml:space="preserve"># Visualization 4: </w:t>
+            </w:r>
+            <w:proofErr w:type="spellStart"/>
+            <w:r>
+              <w:rPr>
+                <w:rFonts w:ascii="Times New Roman" w:eastAsia="Times New Roman" w:hAnsi="Times New Roman" w:cs="Times New Roman"/>
+              </w:rPr>
+              <w:t>StripChart</w:t>
+            </w:r>
+            <w:proofErr w:type="spellEnd"/>
+            <w:r>
+              <w:rPr>
+                <w:rFonts w:ascii="Times New Roman" w:eastAsia="Times New Roman" w:hAnsi="Times New Roman" w:cs="Times New Roman"/>
+              </w:rPr>
+              <w:t xml:space="preserve"> (Alcohol)</w:t>
+            </w:r>
+          </w:p>
+          <w:p>
+            <w:pPr>
+              <w:rPr>
+                <w:rFonts w:ascii="Times New Roman" w:eastAsia="Times New Roman" w:hAnsi="Times New Roman" w:cs="Times New Roman"/>
+              </w:rPr>
+            </w:pPr>
+            <w:r>
+              <w:rPr>
+                <w:rFonts w:ascii="Times New Roman" w:eastAsia="Times New Roman" w:hAnsi="Times New Roman" w:cs="Times New Roman"/>
+              </w:rPr>
+              <w:t># --------------------------------------------------</w:t>
+            </w:r>
+          </w:p>
+          <w:p>
+            <w:pPr>
+              <w:rPr>
+                <w:rFonts w:ascii="Times New Roman" w:eastAsia="Times New Roman" w:hAnsi="Times New Roman" w:cs="Times New Roman"/>
+              </w:rPr>
+            </w:pPr>
+          </w:p>
+          <w:p>
+            <w:pPr>
+              <w:rPr>
+                <w:rFonts w:ascii="Times New Roman" w:eastAsia="Times New Roman" w:hAnsi="Times New Roman" w:cs="Times New Roman"/>
+              </w:rPr>
+            </w:pPr>
+            <w:proofErr w:type="spellStart"/>
+            <w:proofErr w:type="gramStart"/>
+            <w:r>
+              <w:rPr>
+                <w:rFonts w:ascii="Times New Roman" w:eastAsia="Times New Roman" w:hAnsi="Times New Roman" w:cs="Times New Roman"/>
+              </w:rPr>
+              <w:t>stripchart</w:t>
+            </w:r>
+            <w:proofErr w:type="spellEnd"/>
+            <w:r>
+              <w:rPr>
+                <w:rFonts w:ascii="Times New Roman" w:eastAsia="Times New Roman" w:hAnsi="Times New Roman" w:cs="Times New Roman"/>
+              </w:rPr>
+              <w:t>(</w:t>
+            </w:r>
+            <w:proofErr w:type="spellStart"/>
+            <w:proofErr w:type="gramEnd"/>
+            <w:r>
+              <w:rPr>
+                <w:rFonts w:ascii="Times New Roman" w:eastAsia="Times New Roman" w:hAnsi="Times New Roman" w:cs="Times New Roman"/>
+              </w:rPr>
+              <w:t>data_clean$Alcohol_Consumption</w:t>
+            </w:r>
+            <w:proofErr w:type="spellEnd"/>
+            <w:r>
+              <w:rPr>
+                <w:rFonts w:ascii="Times New Roman" w:eastAsia="Times New Roman" w:hAnsi="Times New Roman" w:cs="Times New Roman"/>
+              </w:rPr>
+              <w:t>,</w:t>
+            </w:r>
+          </w:p>
+          <w:p>
+            <w:pPr>
+              <w:rPr>
+                <w:rFonts w:ascii="Times New Roman" w:eastAsia="Times New Roman" w:hAnsi="Times New Roman" w:cs="Times New Roman"/>
+              </w:rPr>
+            </w:pPr>
+            <w:r>
+              <w:rPr>
+                <w:rFonts w:ascii="Times New Roman" w:eastAsia="Times New Roman" w:hAnsi="Times New Roman" w:cs="Times New Roman"/>
+              </w:rPr>
+              <w:t xml:space="preserve">           method = "jitter",</w:t>
+            </w:r>
+          </w:p>
+          <w:p>
+            <w:pPr>
+              <w:rPr>
+                <w:rFonts w:ascii="Times New Roman" w:eastAsia="Times New Roman" w:hAnsi="Times New Roman" w:cs="Times New Roman"/>
+              </w:rPr>
+            </w:pPr>
+            <w:r>
+              <w:rPr>
+                <w:rFonts w:ascii="Times New Roman" w:eastAsia="Times New Roman" w:hAnsi="Times New Roman" w:cs="Times New Roman"/>
+              </w:rPr>
+              <w:t xml:space="preserve">           main = "</w:t>
+            </w:r>
+            <w:proofErr w:type="spellStart"/>
+            <w:r>
+              <w:rPr>
+                <w:rFonts w:ascii="Times New Roman" w:eastAsia="Times New Roman" w:hAnsi="Times New Roman" w:cs="Times New Roman"/>
+              </w:rPr>
+              <w:t>Stripchart</w:t>
+            </w:r>
+            <w:proofErr w:type="spellEnd"/>
+            <w:r>
+              <w:rPr>
+                <w:rFonts w:ascii="Times New Roman" w:eastAsia="Times New Roman" w:hAnsi="Times New Roman" w:cs="Times New Roman"/>
+              </w:rPr>
+              <w:t>: Alcohol Consumption",</w:t>
+            </w:r>
+          </w:p>
+          <w:p>
+            <w:pPr>
+              <w:rPr>
+                <w:rFonts w:ascii="Times New Roman" w:eastAsia="Times New Roman" w:hAnsi="Times New Roman" w:cs="Times New Roman"/>
+              </w:rPr>
+            </w:pPr>
+            <w:r>
+              <w:rPr>
+                <w:rFonts w:ascii="Times New Roman" w:eastAsia="Times New Roman" w:hAnsi="Times New Roman" w:cs="Times New Roman"/>
+              </w:rPr>
+              <w:t xml:space="preserve">           </w:t>
+            </w:r>
+            <w:proofErr w:type="spellStart"/>
+            <w:r>
+              <w:rPr>
+                <w:rFonts w:ascii="Times New Roman" w:eastAsia="Times New Roman" w:hAnsi="Times New Roman" w:cs="Times New Roman"/>
+              </w:rPr>
+              <w:t>xlab</w:t>
+            </w:r>
+            <w:proofErr w:type="spellEnd"/>
+            <w:r>
+              <w:rPr>
+                <w:rFonts w:ascii="Times New Roman" w:eastAsia="Times New Roman" w:hAnsi="Times New Roman" w:cs="Times New Roman"/>
+              </w:rPr>
+              <w:t xml:space="preserve"> = "Alcohol Consumption (litres per capita)",</w:t>
+            </w:r>
+          </w:p>
+          <w:p>
+            <w:pPr>
+              <w:rPr>
+                <w:rFonts w:ascii="Times New Roman" w:eastAsia="Times New Roman" w:hAnsi="Times New Roman" w:cs="Times New Roman"/>
+              </w:rPr>
+            </w:pPr>
+            <w:r>
+              <w:rPr>
+                <w:rFonts w:ascii="Times New Roman" w:eastAsia="Times New Roman" w:hAnsi="Times New Roman" w:cs="Times New Roman"/>
+              </w:rPr>
+              <w:t xml:space="preserve">           </w:t>
+            </w:r>
+            <w:proofErr w:type="spellStart"/>
+            <w:r>
+              <w:rPr>
+                <w:rFonts w:ascii="Times New Roman" w:eastAsia="Times New Roman" w:hAnsi="Times New Roman" w:cs="Times New Roman"/>
+              </w:rPr>
+              <w:t>pch</w:t>
+            </w:r>
+            <w:proofErr w:type="spellEnd"/>
+            <w:r>
+              <w:rPr>
+                <w:rFonts w:ascii="Times New Roman" w:eastAsia="Times New Roman" w:hAnsi="Times New Roman" w:cs="Times New Roman"/>
+              </w:rPr>
+              <w:t xml:space="preserve"> = 19,</w:t>
+            </w:r>
+          </w:p>
+          <w:p>
+            <w:pPr>
+              <w:rPr>
+                <w:rFonts w:ascii="Times New Roman" w:eastAsia="Times New Roman" w:hAnsi="Times New Roman" w:cs="Times New Roman"/>
+              </w:rPr>
+            </w:pPr>
+            <w:r>
+              <w:rPr>
+                <w:rFonts w:ascii="Times New Roman" w:eastAsia="Times New Roman" w:hAnsi="Times New Roman" w:cs="Times New Roman"/>
+              </w:rPr>
+              <w:t xml:space="preserve">           col = "</w:t>
+            </w:r>
+            <w:proofErr w:type="spellStart"/>
+            <w:r>
+              <w:rPr>
+                <w:rFonts w:ascii="Times New Roman" w:eastAsia="Times New Roman" w:hAnsi="Times New Roman" w:cs="Times New Roman"/>
+              </w:rPr>
+              <w:t>steelblue</w:t>
+            </w:r>
+            <w:proofErr w:type="spellEnd"/>
+            <w:r>
+              <w:rPr>
+                <w:rFonts w:ascii="Times New Roman" w:eastAsia="Times New Roman" w:hAnsi="Times New Roman" w:cs="Times New Roman"/>
+              </w:rPr>
+              <w:t>")</w:t>
+            </w:r>
+          </w:p>
+          <w:p>
+            <w:pPr>
+              <w:rPr>
+                <w:rFonts w:ascii="Times New Roman" w:eastAsia="Times New Roman" w:hAnsi="Times New Roman" w:cs="Times New Roman"/>
+              </w:rPr>
+            </w:pPr>
+          </w:p>
+          <w:p>
+            <w:pPr>
+              <w:rPr>
+                <w:rFonts w:ascii="Times New Roman" w:eastAsia="Times New Roman" w:hAnsi="Times New Roman" w:cs="Times New Roman"/>
+              </w:rPr>
+            </w:pPr>
+            <w:proofErr w:type="gramStart"/>
+            <w:r>
+              <w:rPr>
+                <w:rFonts w:ascii="Times New Roman" w:eastAsia="Times New Roman" w:hAnsi="Times New Roman" w:cs="Times New Roman"/>
+              </w:rPr>
+              <w:t>cat(</w:t>
+            </w:r>
+            <w:proofErr w:type="gramEnd"/>
+            <w:r>
+              <w:rPr>
+                <w:rFonts w:ascii="Times New Roman" w:eastAsia="Times New Roman" w:hAnsi="Times New Roman" w:cs="Times New Roman"/>
+              </w:rPr>
+              <w:t xml:space="preserve">"Displayed: </w:t>
+            </w:r>
+            <w:proofErr w:type="spellStart"/>
+            <w:r>
+              <w:rPr>
+                <w:rFonts w:ascii="Times New Roman" w:eastAsia="Times New Roman" w:hAnsi="Times New Roman" w:cs="Times New Roman"/>
+              </w:rPr>
+              <w:t>Stripchart</w:t>
+            </w:r>
+            <w:proofErr w:type="spellEnd"/>
+            <w:r>
+              <w:rPr>
+                <w:rFonts w:ascii="Times New Roman" w:eastAsia="Times New Roman" w:hAnsi="Times New Roman" w:cs="Times New Roman"/>
+              </w:rPr>
+              <w:t xml:space="preserve"> for Alcohol Consumption\n")</w:t>
+            </w:r>
+          </w:p>
+          <w:p>
+            <w:pPr>
+              <w:rPr>
+                <w:rFonts w:ascii="Times New Roman" w:eastAsia="Times New Roman" w:hAnsi="Times New Roman" w:cs="Times New Roman"/>
+              </w:rPr>
+            </w:pPr>
+          </w:p>
+          <w:p>
+            <w:pPr>
+              <w:rPr>
+                <w:rFonts w:ascii="Times New Roman" w:eastAsia="Times New Roman" w:hAnsi="Times New Roman" w:cs="Times New Roman"/>
+              </w:rPr>
+            </w:pPr>
+            <w:r>
+              <w:rPr>
+                <w:rFonts w:ascii="Times New Roman" w:eastAsia="Times New Roman" w:hAnsi="Times New Roman" w:cs="Times New Roman"/>
+              </w:rPr>
+              <w:t># --------------------------------------------------</w:t>
+            </w:r>
+          </w:p>
+          <w:p>
+            <w:pPr>
+              <w:rPr>
+                <w:rFonts w:ascii="Times New Roman" w:eastAsia="Times New Roman" w:hAnsi="Times New Roman" w:cs="Times New Roman"/>
+              </w:rPr>
+            </w:pPr>
+            <w:r>
+              <w:rPr>
+                <w:rFonts w:ascii="Times New Roman" w:eastAsia="Times New Roman" w:hAnsi="Times New Roman" w:cs="Times New Roman"/>
+              </w:rPr>
+              <w:t xml:space="preserve"># Visualization 5: </w:t>
+            </w:r>
+            <w:proofErr w:type="spellStart"/>
+            <w:r>
+              <w:rPr>
+                <w:rFonts w:ascii="Times New Roman" w:eastAsia="Times New Roman" w:hAnsi="Times New Roman" w:cs="Times New Roman"/>
+              </w:rPr>
+              <w:t>Barplot</w:t>
+            </w:r>
+            <w:proofErr w:type="spellEnd"/>
+            <w:r>
+              <w:rPr>
+                <w:rFonts w:ascii="Times New Roman" w:eastAsia="Times New Roman" w:hAnsi="Times New Roman" w:cs="Times New Roman"/>
+              </w:rPr>
+              <w:t xml:space="preserve"> (Life Expectancy)</w:t>
+            </w:r>
+          </w:p>
+          <w:p>
+            <w:pPr>
+              <w:rPr>
+                <w:rFonts w:ascii="Times New Roman" w:eastAsia="Times New Roman" w:hAnsi="Times New Roman" w:cs="Times New Roman"/>
+              </w:rPr>
+            </w:pPr>
+            <w:r>
+              <w:rPr>
+                <w:rFonts w:ascii="Times New Roman" w:eastAsia="Times New Roman" w:hAnsi="Times New Roman" w:cs="Times New Roman"/>
+              </w:rPr>
+              <w:t># --------------------------------------------------</w:t>
+            </w:r>
+          </w:p>
+          <w:p>
+            <w:pPr>
+              <w:rPr>
+                <w:rFonts w:ascii="Times New Roman" w:eastAsia="Times New Roman" w:hAnsi="Times New Roman" w:cs="Times New Roman"/>
+              </w:rPr>
+            </w:pPr>
+          </w:p>
+          <w:p>
+            <w:pPr>
+              <w:rPr>
+                <w:rFonts w:ascii="Times New Roman" w:eastAsia="Times New Roman" w:hAnsi="Times New Roman" w:cs="Times New Roman"/>
+              </w:rPr>
+            </w:pPr>
+            <w:proofErr w:type="spellStart"/>
+            <w:r>
+              <w:rPr>
+                <w:rFonts w:ascii="Times New Roman" w:eastAsia="Times New Roman" w:hAnsi="Times New Roman" w:cs="Times New Roman"/>
+              </w:rPr>
+              <w:t>life_bins</w:t>
+            </w:r>
+            <w:proofErr w:type="spellEnd"/>
+            <w:r>
+              <w:rPr>
+                <w:rFonts w:ascii="Times New Roman" w:eastAsia="Times New Roman" w:hAnsi="Times New Roman" w:cs="Times New Roman"/>
+              </w:rPr>
+              <w:t xml:space="preserve"> &lt;- </w:t>
+            </w:r>
+            <w:proofErr w:type="gramStart"/>
+            <w:r>
+              <w:rPr>
+                <w:rFonts w:ascii="Times New Roman" w:eastAsia="Times New Roman" w:hAnsi="Times New Roman" w:cs="Times New Roman"/>
+              </w:rPr>
+              <w:t>cut(</w:t>
+            </w:r>
+            <w:proofErr w:type="spellStart"/>
+            <w:proofErr w:type="gramEnd"/>
+            <w:r>
+              <w:rPr>
+                <w:rFonts w:ascii="Times New Roman" w:eastAsia="Times New Roman" w:hAnsi="Times New Roman" w:cs="Times New Roman"/>
+              </w:rPr>
+              <w:t>data_clean$Life_Expectancy</w:t>
+            </w:r>
+            <w:proofErr w:type="spellEnd"/>
+            <w:r>
+              <w:rPr>
+                <w:rFonts w:ascii="Times New Roman" w:eastAsia="Times New Roman" w:hAnsi="Times New Roman" w:cs="Times New Roman"/>
+              </w:rPr>
+              <w:t>,</w:t>
+            </w:r>
+          </w:p>
+          <w:p>
+            <w:pPr>
+              <w:rPr>
+                <w:rFonts w:ascii="Times New Roman" w:eastAsia="Times New Roman" w:hAnsi="Times New Roman" w:cs="Times New Roman"/>
+              </w:rPr>
+            </w:pPr>
+            <w:r>
+              <w:rPr>
+                <w:rFonts w:ascii="Times New Roman" w:eastAsia="Times New Roman" w:hAnsi="Times New Roman" w:cs="Times New Roman"/>
+              </w:rPr>
               <w:lastRenderedPageBreak/>
-              <w:t xml:space="preserve">     </w:t>
+              <w:t xml:space="preserve">                 breaks = 10,</w:t>
+            </w:r>
+          </w:p>
+          <w:p>
+            <w:pPr>
+              <w:rPr>
+                <w:rFonts w:ascii="Times New Roman" w:eastAsia="Times New Roman" w:hAnsi="Times New Roman" w:cs="Times New Roman"/>
+              </w:rPr>
+            </w:pPr>
+            <w:r>
+              <w:rPr>
+                <w:rFonts w:ascii="Times New Roman" w:eastAsia="Times New Roman" w:hAnsi="Times New Roman" w:cs="Times New Roman"/>
+              </w:rPr>
+              <w:t xml:space="preserve">                 </w:t>
+            </w:r>
+            <w:proofErr w:type="spellStart"/>
+            <w:proofErr w:type="gramStart"/>
+            <w:r>
+              <w:rPr>
+                <w:rFonts w:ascii="Times New Roman" w:eastAsia="Times New Roman" w:hAnsi="Times New Roman" w:cs="Times New Roman"/>
+              </w:rPr>
+              <w:t>include.lowest</w:t>
+            </w:r>
+            <w:proofErr w:type="spellEnd"/>
+            <w:proofErr w:type="gramEnd"/>
+            <w:r>
+              <w:rPr>
+                <w:rFonts w:ascii="Times New Roman" w:eastAsia="Times New Roman" w:hAnsi="Times New Roman" w:cs="Times New Roman"/>
+              </w:rPr>
+              <w:t xml:space="preserve"> = TRUE)</w:t>
+            </w:r>
+          </w:p>
+          <w:p>
+            <w:pPr>
+              <w:rPr>
+                <w:rFonts w:ascii="Times New Roman" w:eastAsia="Times New Roman" w:hAnsi="Times New Roman" w:cs="Times New Roman"/>
+              </w:rPr>
+            </w:pPr>
+          </w:p>
+          <w:p>
+            <w:pPr>
+              <w:rPr>
+                <w:rFonts w:ascii="Times New Roman" w:eastAsia="Times New Roman" w:hAnsi="Times New Roman" w:cs="Times New Roman"/>
+              </w:rPr>
+            </w:pPr>
+            <w:proofErr w:type="spellStart"/>
+            <w:r>
+              <w:rPr>
+                <w:rFonts w:ascii="Times New Roman" w:eastAsia="Times New Roman" w:hAnsi="Times New Roman" w:cs="Times New Roman"/>
+              </w:rPr>
+              <w:t>life_counts</w:t>
+            </w:r>
+            <w:proofErr w:type="spellEnd"/>
+            <w:r>
+              <w:rPr>
+                <w:rFonts w:ascii="Times New Roman" w:eastAsia="Times New Roman" w:hAnsi="Times New Roman" w:cs="Times New Roman"/>
+              </w:rPr>
+              <w:t xml:space="preserve"> &lt;- table(</w:t>
+            </w:r>
+            <w:proofErr w:type="spellStart"/>
+            <w:r>
+              <w:rPr>
+                <w:rFonts w:ascii="Times New Roman" w:eastAsia="Times New Roman" w:hAnsi="Times New Roman" w:cs="Times New Roman"/>
+              </w:rPr>
+              <w:t>life_bins</w:t>
+            </w:r>
+            <w:proofErr w:type="spellEnd"/>
+            <w:r>
+              <w:rPr>
+                <w:rFonts w:ascii="Times New Roman" w:eastAsia="Times New Roman" w:hAnsi="Times New Roman" w:cs="Times New Roman"/>
+              </w:rPr>
+              <w:t>)</w:t>
+            </w:r>
+          </w:p>
+          <w:p>
+            <w:pPr>
+              <w:rPr>
+                <w:rFonts w:ascii="Times New Roman" w:eastAsia="Times New Roman" w:hAnsi="Times New Roman" w:cs="Times New Roman"/>
+              </w:rPr>
+            </w:pPr>
+          </w:p>
+          <w:p>
+            <w:pPr>
+              <w:rPr>
+                <w:rFonts w:ascii="Times New Roman" w:eastAsia="Times New Roman" w:hAnsi="Times New Roman" w:cs="Times New Roman"/>
+              </w:rPr>
+            </w:pPr>
+            <w:proofErr w:type="spellStart"/>
+            <w:proofErr w:type="gramStart"/>
+            <w:r>
+              <w:rPr>
+                <w:rFonts w:ascii="Times New Roman" w:eastAsia="Times New Roman" w:hAnsi="Times New Roman" w:cs="Times New Roman"/>
+              </w:rPr>
+              <w:t>barplot</w:t>
+            </w:r>
+            <w:proofErr w:type="spellEnd"/>
+            <w:r>
+              <w:rPr>
+                <w:rFonts w:ascii="Times New Roman" w:eastAsia="Times New Roman" w:hAnsi="Times New Roman" w:cs="Times New Roman"/>
+              </w:rPr>
+              <w:t>(</w:t>
+            </w:r>
+            <w:proofErr w:type="spellStart"/>
+            <w:proofErr w:type="gramEnd"/>
+            <w:r>
+              <w:rPr>
+                <w:rFonts w:ascii="Times New Roman" w:eastAsia="Times New Roman" w:hAnsi="Times New Roman" w:cs="Times New Roman"/>
+              </w:rPr>
+              <w:t>life_counts</w:t>
+            </w:r>
+            <w:proofErr w:type="spellEnd"/>
+            <w:r>
+              <w:rPr>
+                <w:rFonts w:ascii="Times New Roman" w:eastAsia="Times New Roman" w:hAnsi="Times New Roman" w:cs="Times New Roman"/>
+              </w:rPr>
+              <w:t>,</w:t>
+            </w:r>
+          </w:p>
+          <w:p>
+            <w:pPr>
+              <w:rPr>
+                <w:rFonts w:ascii="Times New Roman" w:eastAsia="Times New Roman" w:hAnsi="Times New Roman" w:cs="Times New Roman"/>
+              </w:rPr>
+            </w:pPr>
+            <w:r>
+              <w:rPr>
+                <w:rFonts w:ascii="Times New Roman" w:eastAsia="Times New Roman" w:hAnsi="Times New Roman" w:cs="Times New Roman"/>
+              </w:rPr>
+              <w:t xml:space="preserve">        main = "</w:t>
+            </w:r>
+            <w:proofErr w:type="spellStart"/>
+            <w:r>
+              <w:rPr>
+                <w:rFonts w:ascii="Times New Roman" w:eastAsia="Times New Roman" w:hAnsi="Times New Roman" w:cs="Times New Roman"/>
+              </w:rPr>
+              <w:t>Barplot</w:t>
+            </w:r>
+            <w:proofErr w:type="spellEnd"/>
+            <w:r>
+              <w:rPr>
+                <w:rFonts w:ascii="Times New Roman" w:eastAsia="Times New Roman" w:hAnsi="Times New Roman" w:cs="Times New Roman"/>
+              </w:rPr>
+              <w:t xml:space="preserve"> of Life Expectancy Bins",</w:t>
+            </w:r>
+          </w:p>
+          <w:p>
+            <w:pPr>
+              <w:rPr>
+                <w:rFonts w:ascii="Times New Roman" w:eastAsia="Times New Roman" w:hAnsi="Times New Roman" w:cs="Times New Roman"/>
+              </w:rPr>
+            </w:pPr>
+            <w:r>
+              <w:rPr>
+                <w:rFonts w:ascii="Times New Roman" w:eastAsia="Times New Roman" w:hAnsi="Times New Roman" w:cs="Times New Roman"/>
+              </w:rPr>
+              <w:t xml:space="preserve">        </w:t>
+            </w:r>
+            <w:proofErr w:type="spellStart"/>
+            <w:r>
+              <w:rPr>
+                <w:rFonts w:ascii="Times New Roman" w:eastAsia="Times New Roman" w:hAnsi="Times New Roman" w:cs="Times New Roman"/>
+              </w:rPr>
+              <w:t>xlab</w:t>
+            </w:r>
+            <w:proofErr w:type="spellEnd"/>
+            <w:r>
+              <w:rPr>
+                <w:rFonts w:ascii="Times New Roman" w:eastAsia="Times New Roman" w:hAnsi="Times New Roman" w:cs="Times New Roman"/>
+              </w:rPr>
+              <w:t xml:space="preserve"> = "Life Expectancy Range (years)",</w:t>
+            </w:r>
+          </w:p>
+          <w:p>
+            <w:pPr>
+              <w:rPr>
+                <w:rFonts w:ascii="Times New Roman" w:eastAsia="Times New Roman" w:hAnsi="Times New Roman" w:cs="Times New Roman"/>
+              </w:rPr>
+            </w:pPr>
+            <w:r>
+              <w:rPr>
+                <w:rFonts w:ascii="Times New Roman" w:eastAsia="Times New Roman" w:hAnsi="Times New Roman" w:cs="Times New Roman"/>
+              </w:rPr>
+              <w:t xml:space="preserve">        </w:t>
             </w:r>
             <w:proofErr w:type="spellStart"/>
             <w:r>
@@ -8469,46 +9593,33 @@
               <w:rPr>
                 <w:rFonts w:ascii="Times New Roman" w:eastAsia="Times New Roman" w:hAnsi="Times New Roman" w:cs="Times New Roman"/>
               </w:rPr>
-              <w:t xml:space="preserve"> = "Frequency",</w:t>
-            </w:r>
-          </w:p>
-          <w:p>
-            <w:pPr>
-              <w:rPr>
-                <w:rFonts w:ascii="Times New Roman" w:eastAsia="Times New Roman" w:hAnsi="Times New Roman" w:cs="Times New Roman"/>
-              </w:rPr>
-            </w:pPr>
-            <w:r>
-              <w:rPr>
-                <w:rFonts w:ascii="Times New Roman" w:eastAsia="Times New Roman" w:hAnsi="Times New Roman" w:cs="Times New Roman"/>
-              </w:rPr>
-              <w:t xml:space="preserve">     col = "coral",</w:t>
-            </w:r>
-          </w:p>
-          <w:p>
-            <w:pPr>
-              <w:rPr>
-                <w:rFonts w:ascii="Times New Roman" w:eastAsia="Times New Roman" w:hAnsi="Times New Roman" w:cs="Times New Roman"/>
-              </w:rPr>
-            </w:pPr>
-            <w:r>
-              <w:rPr>
-                <w:rFonts w:ascii="Times New Roman" w:eastAsia="Times New Roman" w:hAnsi="Times New Roman" w:cs="Times New Roman"/>
-              </w:rPr>
-              <w:t xml:space="preserve">     border = "white",</w:t>
-            </w:r>
-          </w:p>
-          <w:p>
-            <w:pPr>
-              <w:rPr>
-                <w:rFonts w:ascii="Times New Roman" w:eastAsia="Times New Roman" w:hAnsi="Times New Roman" w:cs="Times New Roman"/>
-              </w:rPr>
-            </w:pPr>
-            <w:r>
-              <w:rPr>
-                <w:rFonts w:ascii="Times New Roman" w:eastAsia="Times New Roman" w:hAnsi="Times New Roman" w:cs="Times New Roman"/>
-              </w:rPr>
-              <w:t xml:space="preserve">     breaks = 15)</w:t>
+              <w:t xml:space="preserve"> = "Count",</w:t>
+            </w:r>
+          </w:p>
+          <w:p>
+            <w:pPr>
+              <w:rPr>
+                <w:rFonts w:ascii="Times New Roman" w:eastAsia="Times New Roman" w:hAnsi="Times New Roman" w:cs="Times New Roman"/>
+              </w:rPr>
+            </w:pPr>
+            <w:r>
+              <w:rPr>
+                <w:rFonts w:ascii="Times New Roman" w:eastAsia="Times New Roman" w:hAnsi="Times New Roman" w:cs="Times New Roman"/>
+              </w:rPr>
+              <w:t xml:space="preserve">        col = "coral",</w:t>
+            </w:r>
+          </w:p>
+          <w:p>
+            <w:pPr>
+              <w:rPr>
+                <w:rFonts w:ascii="Times New Roman" w:eastAsia="Times New Roman" w:hAnsi="Times New Roman" w:cs="Times New Roman"/>
+              </w:rPr>
+            </w:pPr>
+            <w:r>
+              <w:rPr>
+                <w:rFonts w:ascii="Times New Roman" w:eastAsia="Times New Roman" w:hAnsi="Times New Roman" w:cs="Times New Roman"/>
+              </w:rPr>
+              <w:t xml:space="preserve">        las = 2)</w:t>
             </w:r>
           </w:p>
           <w:p>
@@ -8536,74 +9647,77 @@
               <w:rPr>
                 <w:rFonts w:ascii="Times New Roman" w:eastAsia="Times New Roman" w:hAnsi="Times New Roman" w:cs="Times New Roman"/>
               </w:rPr>
-              <w:t>"Displayed: Histogram of Life Expectancy\n")</w:t>
-            </w:r>
-          </w:p>
-          <w:p>
-            <w:pPr>
-              <w:rPr>
-                <w:rFonts w:ascii="Times New Roman" w:eastAsia="Times New Roman" w:hAnsi="Times New Roman" w:cs="Times New Roman"/>
-              </w:rPr>
-            </w:pPr>
-          </w:p>
-          <w:p>
-            <w:pPr>
-              <w:rPr>
-                <w:rFonts w:ascii="Times New Roman" w:eastAsia="Times New Roman" w:hAnsi="Times New Roman" w:cs="Times New Roman"/>
-              </w:rPr>
-            </w:pPr>
-            <w:r>
-              <w:rPr>
-                <w:rFonts w:ascii="Times New Roman" w:eastAsia="Times New Roman" w:hAnsi="Times New Roman" w:cs="Times New Roman"/>
-              </w:rPr>
-              <w:t># --------------------------------------------------</w:t>
-            </w:r>
-          </w:p>
-          <w:p>
-            <w:pPr>
-              <w:rPr>
-                <w:rFonts w:ascii="Times New Roman" w:eastAsia="Times New Roman" w:hAnsi="Times New Roman" w:cs="Times New Roman"/>
-              </w:rPr>
-            </w:pPr>
-            <w:r>
-              <w:rPr>
-                <w:rFonts w:ascii="Times New Roman" w:eastAsia="Times New Roman" w:hAnsi="Times New Roman" w:cs="Times New Roman"/>
-              </w:rPr>
-              <w:t xml:space="preserve"># Visualization 3: Scatter Plot </w:t>
-            </w:r>
-          </w:p>
-          <w:p>
-            <w:pPr>
-              <w:rPr>
-                <w:rFonts w:ascii="Times New Roman" w:eastAsia="Times New Roman" w:hAnsi="Times New Roman" w:cs="Times New Roman"/>
-              </w:rPr>
-            </w:pPr>
-            <w:r>
-              <w:rPr>
-                <w:rFonts w:ascii="Times New Roman" w:eastAsia="Times New Roman" w:hAnsi="Times New Roman" w:cs="Times New Roman"/>
-              </w:rPr>
-              <w:t># --------------------------------------------------</w:t>
-            </w:r>
-          </w:p>
-          <w:p>
-            <w:pPr>
-              <w:rPr>
-                <w:rFonts w:ascii="Times New Roman" w:eastAsia="Times New Roman" w:hAnsi="Times New Roman" w:cs="Times New Roman"/>
-              </w:rPr>
-            </w:pPr>
-          </w:p>
-          <w:p>
-            <w:pPr>
-              <w:rPr>
-                <w:rFonts w:ascii="Times New Roman" w:eastAsia="Times New Roman" w:hAnsi="Times New Roman" w:cs="Times New Roman"/>
-              </w:rPr>
-            </w:pPr>
+              <w:t xml:space="preserve">"Displayed: </w:t>
+            </w:r>
+            <w:proofErr w:type="spellStart"/>
+            <w:r>
+              <w:rPr>
+                <w:rFonts w:ascii="Times New Roman" w:eastAsia="Times New Roman" w:hAnsi="Times New Roman" w:cs="Times New Roman"/>
+              </w:rPr>
+              <w:t>Barplot</w:t>
+            </w:r>
+            <w:proofErr w:type="spellEnd"/>
+            <w:r>
+              <w:rPr>
+                <w:rFonts w:ascii="Times New Roman" w:eastAsia="Times New Roman" w:hAnsi="Times New Roman" w:cs="Times New Roman"/>
+              </w:rPr>
+              <w:t xml:space="preserve"> for Life Expectancy\n\n")</w:t>
+            </w:r>
+          </w:p>
+          <w:p>
+            <w:pPr>
+              <w:rPr>
+                <w:rFonts w:ascii="Times New Roman" w:eastAsia="Times New Roman" w:hAnsi="Times New Roman" w:cs="Times New Roman"/>
+              </w:rPr>
+            </w:pPr>
+          </w:p>
+          <w:p>
+            <w:pPr>
+              <w:rPr>
+                <w:rFonts w:ascii="Times New Roman" w:eastAsia="Times New Roman" w:hAnsi="Times New Roman" w:cs="Times New Roman"/>
+              </w:rPr>
+            </w:pPr>
+            <w:r>
+              <w:rPr>
+                <w:rFonts w:ascii="Times New Roman" w:eastAsia="Times New Roman" w:hAnsi="Times New Roman" w:cs="Times New Roman"/>
+              </w:rPr>
+              <w:t># Scatter plot with regression line</w:t>
+            </w:r>
+          </w:p>
+          <w:p>
+            <w:pPr>
+              <w:rPr>
+                <w:rFonts w:ascii="Times New Roman" w:eastAsia="Times New Roman" w:hAnsi="Times New Roman" w:cs="Times New Roman"/>
+              </w:rPr>
+            </w:pPr>
+            <w:proofErr w:type="spellStart"/>
+            <w:r>
+              <w:rPr>
+                <w:rFonts w:ascii="Times New Roman" w:eastAsia="Times New Roman" w:hAnsi="Times New Roman" w:cs="Times New Roman"/>
+              </w:rPr>
+              <w:t>scatter_plot</w:t>
+            </w:r>
+            <w:proofErr w:type="spellEnd"/>
+            <w:r>
+              <w:rPr>
+                <w:rFonts w:ascii="Times New Roman" w:eastAsia="Times New Roman" w:hAnsi="Times New Roman" w:cs="Times New Roman"/>
+              </w:rPr>
+              <w:t xml:space="preserve"> &lt;- </w:t>
+            </w:r>
+            <w:proofErr w:type="spellStart"/>
             <w:proofErr w:type="gramStart"/>
             <w:r>
               <w:rPr>
                 <w:rFonts w:ascii="Times New Roman" w:eastAsia="Times New Roman" w:hAnsi="Times New Roman" w:cs="Times New Roman"/>
               </w:rPr>
-              <w:t>plot(</w:t>
+              <w:t>ggplot</w:t>
+            </w:r>
+            <w:proofErr w:type="spellEnd"/>
+            <w:r>
+              <w:rPr>
+                <w:rFonts w:ascii="Times New Roman" w:eastAsia="Times New Roman" w:hAnsi="Times New Roman" w:cs="Times New Roman"/>
+              </w:rPr>
+              <w:t>(</w:t>
             </w:r>
             <w:proofErr w:type="spellStart"/>
             <w:proofErr w:type="gramEnd"/>
@@ -8611,6 +9725,504 @@
               <w:rPr>
                 <w:rFonts w:ascii="Times New Roman" w:eastAsia="Times New Roman" w:hAnsi="Times New Roman" w:cs="Times New Roman"/>
               </w:rPr>
+              <w:t>data_clean</w:t>
+            </w:r>
+            <w:proofErr w:type="spellEnd"/>
+            <w:r>
+              <w:rPr>
+                <w:rFonts w:ascii="Times New Roman" w:eastAsia="Times New Roman" w:hAnsi="Times New Roman" w:cs="Times New Roman"/>
+              </w:rPr>
+              <w:t xml:space="preserve">, </w:t>
+            </w:r>
+            <w:proofErr w:type="spellStart"/>
+            <w:proofErr w:type="gramStart"/>
+            <w:r>
+              <w:rPr>
+                <w:rFonts w:ascii="Times New Roman" w:eastAsia="Times New Roman" w:hAnsi="Times New Roman" w:cs="Times New Roman"/>
+              </w:rPr>
+              <w:t>aes</w:t>
+            </w:r>
+            <w:proofErr w:type="spellEnd"/>
+            <w:r>
+              <w:rPr>
+                <w:rFonts w:ascii="Times New Roman" w:eastAsia="Times New Roman" w:hAnsi="Times New Roman" w:cs="Times New Roman"/>
+              </w:rPr>
+              <w:t>(</w:t>
+            </w:r>
+            <w:proofErr w:type="gramEnd"/>
+            <w:r>
+              <w:rPr>
+                <w:rFonts w:ascii="Times New Roman" w:eastAsia="Times New Roman" w:hAnsi="Times New Roman" w:cs="Times New Roman"/>
+              </w:rPr>
+              <w:t xml:space="preserve">x = </w:t>
+            </w:r>
+            <w:proofErr w:type="spellStart"/>
+            <w:r>
+              <w:rPr>
+                <w:rFonts w:ascii="Times New Roman" w:eastAsia="Times New Roman" w:hAnsi="Times New Roman" w:cs="Times New Roman"/>
+              </w:rPr>
+              <w:t>Alcohol_Consumption</w:t>
+            </w:r>
+            <w:proofErr w:type="spellEnd"/>
+            <w:r>
+              <w:rPr>
+                <w:rFonts w:ascii="Times New Roman" w:eastAsia="Times New Roman" w:hAnsi="Times New Roman" w:cs="Times New Roman"/>
+              </w:rPr>
+              <w:t xml:space="preserve">, y = </w:t>
+            </w:r>
+            <w:proofErr w:type="spellStart"/>
+            <w:r>
+              <w:rPr>
+                <w:rFonts w:ascii="Times New Roman" w:eastAsia="Times New Roman" w:hAnsi="Times New Roman" w:cs="Times New Roman"/>
+              </w:rPr>
+              <w:t>Life_Expectancy</w:t>
+            </w:r>
+            <w:proofErr w:type="spellEnd"/>
+            <w:r>
+              <w:rPr>
+                <w:rFonts w:ascii="Times New Roman" w:eastAsia="Times New Roman" w:hAnsi="Times New Roman" w:cs="Times New Roman"/>
+              </w:rPr>
+              <w:t>)) +</w:t>
+            </w:r>
+          </w:p>
+          <w:p>
+            <w:pPr>
+              <w:rPr>
+                <w:rFonts w:ascii="Times New Roman" w:eastAsia="Times New Roman" w:hAnsi="Times New Roman" w:cs="Times New Roman"/>
+              </w:rPr>
+            </w:pPr>
+            <w:r>
+              <w:rPr>
+                <w:rFonts w:ascii="Times New Roman" w:eastAsia="Times New Roman" w:hAnsi="Times New Roman" w:cs="Times New Roman"/>
+              </w:rPr>
+              <w:t xml:space="preserve">  </w:t>
+            </w:r>
+            <w:proofErr w:type="spellStart"/>
+            <w:r>
+              <w:rPr>
+                <w:rFonts w:ascii="Times New Roman" w:eastAsia="Times New Roman" w:hAnsi="Times New Roman" w:cs="Times New Roman"/>
+              </w:rPr>
+              <w:t>geom_</w:t>
+            </w:r>
+            <w:proofErr w:type="gramStart"/>
+            <w:r>
+              <w:rPr>
+                <w:rFonts w:ascii="Times New Roman" w:eastAsia="Times New Roman" w:hAnsi="Times New Roman" w:cs="Times New Roman"/>
+              </w:rPr>
+              <w:t>point</w:t>
+            </w:r>
+            <w:proofErr w:type="spellEnd"/>
+            <w:r>
+              <w:rPr>
+                <w:rFonts w:ascii="Times New Roman" w:eastAsia="Times New Roman" w:hAnsi="Times New Roman" w:cs="Times New Roman"/>
+              </w:rPr>
+              <w:t>(</w:t>
+            </w:r>
+            <w:proofErr w:type="gramEnd"/>
+            <w:r>
+              <w:rPr>
+                <w:rFonts w:ascii="Times New Roman" w:eastAsia="Times New Roman" w:hAnsi="Times New Roman" w:cs="Times New Roman"/>
+              </w:rPr>
+              <w:t xml:space="preserve">alpha = 0.6, size = 3, </w:t>
+            </w:r>
+            <w:proofErr w:type="spellStart"/>
+            <w:r>
+              <w:rPr>
+                <w:rFonts w:ascii="Times New Roman" w:eastAsia="Times New Roman" w:hAnsi="Times New Roman" w:cs="Times New Roman"/>
+              </w:rPr>
+              <w:t>color</w:t>
+            </w:r>
+            <w:proofErr w:type="spellEnd"/>
+            <w:r>
+              <w:rPr>
+                <w:rFonts w:ascii="Times New Roman" w:eastAsia="Times New Roman" w:hAnsi="Times New Roman" w:cs="Times New Roman"/>
+              </w:rPr>
+              <w:t xml:space="preserve"> = "</w:t>
+            </w:r>
+            <w:proofErr w:type="spellStart"/>
+            <w:r>
+              <w:rPr>
+                <w:rFonts w:ascii="Times New Roman" w:eastAsia="Times New Roman" w:hAnsi="Times New Roman" w:cs="Times New Roman"/>
+              </w:rPr>
+              <w:t>darkblue</w:t>
+            </w:r>
+            <w:proofErr w:type="spellEnd"/>
+            <w:r>
+              <w:rPr>
+                <w:rFonts w:ascii="Times New Roman" w:eastAsia="Times New Roman" w:hAnsi="Times New Roman" w:cs="Times New Roman"/>
+              </w:rPr>
+              <w:t>") +</w:t>
+            </w:r>
+          </w:p>
+          <w:p>
+            <w:pPr>
+              <w:rPr>
+                <w:rFonts w:ascii="Times New Roman" w:eastAsia="Times New Roman" w:hAnsi="Times New Roman" w:cs="Times New Roman"/>
+              </w:rPr>
+            </w:pPr>
+            <w:r>
+              <w:rPr>
+                <w:rFonts w:ascii="Times New Roman" w:eastAsia="Times New Roman" w:hAnsi="Times New Roman" w:cs="Times New Roman"/>
+              </w:rPr>
+              <w:t xml:space="preserve">  </w:t>
+            </w:r>
+            <w:proofErr w:type="spellStart"/>
+            <w:r>
+              <w:rPr>
+                <w:rFonts w:ascii="Times New Roman" w:eastAsia="Times New Roman" w:hAnsi="Times New Roman" w:cs="Times New Roman"/>
+              </w:rPr>
+              <w:t>geom_</w:t>
+            </w:r>
+            <w:proofErr w:type="gramStart"/>
+            <w:r>
+              <w:rPr>
+                <w:rFonts w:ascii="Times New Roman" w:eastAsia="Times New Roman" w:hAnsi="Times New Roman" w:cs="Times New Roman"/>
+              </w:rPr>
+              <w:t>smooth</w:t>
+            </w:r>
+            <w:proofErr w:type="spellEnd"/>
+            <w:r>
+              <w:rPr>
+                <w:rFonts w:ascii="Times New Roman" w:eastAsia="Times New Roman" w:hAnsi="Times New Roman" w:cs="Times New Roman"/>
+              </w:rPr>
+              <w:t>(</w:t>
+            </w:r>
+            <w:proofErr w:type="gramEnd"/>
+            <w:r>
+              <w:rPr>
+                <w:rFonts w:ascii="Times New Roman" w:eastAsia="Times New Roman" w:hAnsi="Times New Roman" w:cs="Times New Roman"/>
+              </w:rPr>
+              <w:t>method = "</w:t>
+            </w:r>
+            <w:proofErr w:type="spellStart"/>
+            <w:r>
+              <w:rPr>
+                <w:rFonts w:ascii="Times New Roman" w:eastAsia="Times New Roman" w:hAnsi="Times New Roman" w:cs="Times New Roman"/>
+              </w:rPr>
+              <w:t>lm</w:t>
+            </w:r>
+            <w:proofErr w:type="spellEnd"/>
+            <w:r>
+              <w:rPr>
+                <w:rFonts w:ascii="Times New Roman" w:eastAsia="Times New Roman" w:hAnsi="Times New Roman" w:cs="Times New Roman"/>
+              </w:rPr>
+              <w:t xml:space="preserve">", se = TRUE, </w:t>
+            </w:r>
+            <w:proofErr w:type="spellStart"/>
+            <w:r>
+              <w:rPr>
+                <w:rFonts w:ascii="Times New Roman" w:eastAsia="Times New Roman" w:hAnsi="Times New Roman" w:cs="Times New Roman"/>
+              </w:rPr>
+              <w:t>color</w:t>
+            </w:r>
+            <w:proofErr w:type="spellEnd"/>
+            <w:r>
+              <w:rPr>
+                <w:rFonts w:ascii="Times New Roman" w:eastAsia="Times New Roman" w:hAnsi="Times New Roman" w:cs="Times New Roman"/>
+              </w:rPr>
+              <w:t xml:space="preserve"> = "red", linewidth = 1) +</w:t>
+            </w:r>
+          </w:p>
+          <w:p>
+            <w:pPr>
+              <w:rPr>
+                <w:rFonts w:ascii="Times New Roman" w:eastAsia="Times New Roman" w:hAnsi="Times New Roman" w:cs="Times New Roman"/>
+              </w:rPr>
+            </w:pPr>
+            <w:r>
+              <w:rPr>
+                <w:rFonts w:ascii="Times New Roman" w:eastAsia="Times New Roman" w:hAnsi="Times New Roman" w:cs="Times New Roman"/>
+              </w:rPr>
+              <w:t xml:space="preserve">  </w:t>
+            </w:r>
+            <w:proofErr w:type="gramStart"/>
+            <w:r>
+              <w:rPr>
+                <w:rFonts w:ascii="Times New Roman" w:eastAsia="Times New Roman" w:hAnsi="Times New Roman" w:cs="Times New Roman"/>
+              </w:rPr>
+              <w:t>labs(</w:t>
+            </w:r>
+            <w:proofErr w:type="gramEnd"/>
+            <w:r>
+              <w:rPr>
+                <w:rFonts w:ascii="Times New Roman" w:eastAsia="Times New Roman" w:hAnsi="Times New Roman" w:cs="Times New Roman"/>
+              </w:rPr>
+              <w:t>title = "Relationship between Alcohol Consumption and Life Expectancy",</w:t>
+            </w:r>
+          </w:p>
+          <w:p>
+            <w:pPr>
+              <w:rPr>
+                <w:rFonts w:ascii="Times New Roman" w:eastAsia="Times New Roman" w:hAnsi="Times New Roman" w:cs="Times New Roman"/>
+              </w:rPr>
+            </w:pPr>
+            <w:r>
+              <w:rPr>
+                <w:rFonts w:ascii="Times New Roman" w:eastAsia="Times New Roman" w:hAnsi="Times New Roman" w:cs="Times New Roman"/>
+              </w:rPr>
+              <w:t xml:space="preserve">       x = "Alcohol Consumption per Capita (litres)",</w:t>
+            </w:r>
+          </w:p>
+          <w:p>
+            <w:pPr>
+              <w:rPr>
+                <w:rFonts w:ascii="Times New Roman" w:eastAsia="Times New Roman" w:hAnsi="Times New Roman" w:cs="Times New Roman"/>
+              </w:rPr>
+            </w:pPr>
+            <w:r>
+              <w:rPr>
+                <w:rFonts w:ascii="Times New Roman" w:eastAsia="Times New Roman" w:hAnsi="Times New Roman" w:cs="Times New Roman"/>
+              </w:rPr>
+              <w:t xml:space="preserve">       y = "Life Expectancy at Birth (years)") +</w:t>
+            </w:r>
+          </w:p>
+          <w:p>
+            <w:pPr>
+              <w:rPr>
+                <w:rFonts w:ascii="Times New Roman" w:eastAsia="Times New Roman" w:hAnsi="Times New Roman" w:cs="Times New Roman"/>
+              </w:rPr>
+            </w:pPr>
+            <w:r>
+              <w:rPr>
+                <w:rFonts w:ascii="Times New Roman" w:eastAsia="Times New Roman" w:hAnsi="Times New Roman" w:cs="Times New Roman"/>
+              </w:rPr>
+              <w:t xml:space="preserve">  </w:t>
+            </w:r>
+            <w:proofErr w:type="spellStart"/>
+            <w:r>
+              <w:rPr>
+                <w:rFonts w:ascii="Times New Roman" w:eastAsia="Times New Roman" w:hAnsi="Times New Roman" w:cs="Times New Roman"/>
+              </w:rPr>
+              <w:t>theme_</w:t>
+            </w:r>
+            <w:proofErr w:type="gramStart"/>
+            <w:r>
+              <w:rPr>
+                <w:rFonts w:ascii="Times New Roman" w:eastAsia="Times New Roman" w:hAnsi="Times New Roman" w:cs="Times New Roman"/>
+              </w:rPr>
+              <w:t>minimal</w:t>
+            </w:r>
+            <w:proofErr w:type="spellEnd"/>
+            <w:r>
+              <w:rPr>
+                <w:rFonts w:ascii="Times New Roman" w:eastAsia="Times New Roman" w:hAnsi="Times New Roman" w:cs="Times New Roman"/>
+              </w:rPr>
+              <w:t>(</w:t>
+            </w:r>
+            <w:proofErr w:type="gramEnd"/>
+            <w:r>
+              <w:rPr>
+                <w:rFonts w:ascii="Times New Roman" w:eastAsia="Times New Roman" w:hAnsi="Times New Roman" w:cs="Times New Roman"/>
+              </w:rPr>
+              <w:t>) +</w:t>
+            </w:r>
+          </w:p>
+          <w:p>
+            <w:pPr>
+              <w:rPr>
+                <w:rFonts w:ascii="Times New Roman" w:eastAsia="Times New Roman" w:hAnsi="Times New Roman" w:cs="Times New Roman"/>
+              </w:rPr>
+            </w:pPr>
+            <w:r>
+              <w:rPr>
+                <w:rFonts w:ascii="Times New Roman" w:eastAsia="Times New Roman" w:hAnsi="Times New Roman" w:cs="Times New Roman"/>
+              </w:rPr>
+              <w:t xml:space="preserve">  </w:t>
+            </w:r>
+            <w:proofErr w:type="gramStart"/>
+            <w:r>
+              <w:rPr>
+                <w:rFonts w:ascii="Times New Roman" w:eastAsia="Times New Roman" w:hAnsi="Times New Roman" w:cs="Times New Roman"/>
+              </w:rPr>
+              <w:t>theme(</w:t>
+            </w:r>
+            <w:proofErr w:type="spellStart"/>
+            <w:r>
+              <w:rPr>
+                <w:rFonts w:ascii="Times New Roman" w:eastAsia="Times New Roman" w:hAnsi="Times New Roman" w:cs="Times New Roman"/>
+              </w:rPr>
+              <w:t>plot.title</w:t>
+            </w:r>
+            <w:proofErr w:type="spellEnd"/>
+            <w:proofErr w:type="gramEnd"/>
+            <w:r>
+              <w:rPr>
+                <w:rFonts w:ascii="Times New Roman" w:eastAsia="Times New Roman" w:hAnsi="Times New Roman" w:cs="Times New Roman"/>
+              </w:rPr>
+              <w:t xml:space="preserve"> = </w:t>
+            </w:r>
+            <w:proofErr w:type="spellStart"/>
+            <w:r>
+              <w:rPr>
+                <w:rFonts w:ascii="Times New Roman" w:eastAsia="Times New Roman" w:hAnsi="Times New Roman" w:cs="Times New Roman"/>
+              </w:rPr>
+              <w:t>element_</w:t>
+            </w:r>
+            <w:proofErr w:type="gramStart"/>
+            <w:r>
+              <w:rPr>
+                <w:rFonts w:ascii="Times New Roman" w:eastAsia="Times New Roman" w:hAnsi="Times New Roman" w:cs="Times New Roman"/>
+              </w:rPr>
+              <w:t>text</w:t>
+            </w:r>
+            <w:proofErr w:type="spellEnd"/>
+            <w:r>
+              <w:rPr>
+                <w:rFonts w:ascii="Times New Roman" w:eastAsia="Times New Roman" w:hAnsi="Times New Roman" w:cs="Times New Roman"/>
+              </w:rPr>
+              <w:t>(</w:t>
+            </w:r>
+            <w:proofErr w:type="spellStart"/>
+            <w:proofErr w:type="gramEnd"/>
+            <w:r>
+              <w:rPr>
+                <w:rFonts w:ascii="Times New Roman" w:eastAsia="Times New Roman" w:hAnsi="Times New Roman" w:cs="Times New Roman"/>
+              </w:rPr>
+              <w:t>hjust</w:t>
+            </w:r>
+            <w:proofErr w:type="spellEnd"/>
+            <w:r>
+              <w:rPr>
+                <w:rFonts w:ascii="Times New Roman" w:eastAsia="Times New Roman" w:hAnsi="Times New Roman" w:cs="Times New Roman"/>
+              </w:rPr>
+              <w:t xml:space="preserve"> = 0.5, face = "bold"))</w:t>
+            </w:r>
+          </w:p>
+          <w:p>
+            <w:pPr>
+              <w:rPr>
+                <w:rFonts w:ascii="Times New Roman" w:eastAsia="Times New Roman" w:hAnsi="Times New Roman" w:cs="Times New Roman"/>
+              </w:rPr>
+            </w:pPr>
+          </w:p>
+          <w:p>
+            <w:pPr>
+              <w:rPr>
+                <w:rFonts w:ascii="Times New Roman" w:eastAsia="Times New Roman" w:hAnsi="Times New Roman" w:cs="Times New Roman"/>
+              </w:rPr>
+            </w:pPr>
+            <w:r>
+              <w:rPr>
+                <w:rFonts w:ascii="Times New Roman" w:eastAsia="Times New Roman" w:hAnsi="Times New Roman" w:cs="Times New Roman"/>
+              </w:rPr>
+              <w:t># Display plot</w:t>
+            </w:r>
+          </w:p>
+          <w:p>
+            <w:pPr>
+              <w:rPr>
+                <w:rFonts w:ascii="Times New Roman" w:eastAsia="Times New Roman" w:hAnsi="Times New Roman" w:cs="Times New Roman"/>
+              </w:rPr>
+            </w:pPr>
+            <w:r>
+              <w:rPr>
+                <w:rFonts w:ascii="Times New Roman" w:eastAsia="Times New Roman" w:hAnsi="Times New Roman" w:cs="Times New Roman"/>
+              </w:rPr>
+              <w:t>print(</w:t>
+            </w:r>
+            <w:proofErr w:type="spellStart"/>
+            <w:r>
+              <w:rPr>
+                <w:rFonts w:ascii="Times New Roman" w:eastAsia="Times New Roman" w:hAnsi="Times New Roman" w:cs="Times New Roman"/>
+              </w:rPr>
+              <w:t>scatter_plot</w:t>
+            </w:r>
+            <w:proofErr w:type="spellEnd"/>
+            <w:r>
+              <w:rPr>
+                <w:rFonts w:ascii="Times New Roman" w:eastAsia="Times New Roman" w:hAnsi="Times New Roman" w:cs="Times New Roman"/>
+              </w:rPr>
+              <w:t>)</w:t>
+            </w:r>
+          </w:p>
+          <w:p>
+            <w:pPr>
+              <w:rPr>
+                <w:rFonts w:ascii="Times New Roman" w:eastAsia="Times New Roman" w:hAnsi="Times New Roman" w:cs="Times New Roman"/>
+              </w:rPr>
+            </w:pPr>
+          </w:p>
+          <w:p>
+            <w:pPr>
+              <w:rPr>
+                <w:rFonts w:ascii="Times New Roman" w:eastAsia="Times New Roman" w:hAnsi="Times New Roman" w:cs="Times New Roman"/>
+              </w:rPr>
+            </w:pPr>
+          </w:p>
+          <w:p>
+            <w:pPr>
+              <w:rPr>
+                <w:rFonts w:ascii="Times New Roman" w:eastAsia="Times New Roman" w:hAnsi="Times New Roman" w:cs="Times New Roman"/>
+              </w:rPr>
+            </w:pPr>
+          </w:p>
+          <w:p>
+            <w:pPr>
+              <w:rPr>
+                <w:rFonts w:ascii="Times New Roman" w:eastAsia="Times New Roman" w:hAnsi="Times New Roman" w:cs="Times New Roman"/>
+              </w:rPr>
+            </w:pPr>
+          </w:p>
+          <w:p>
+            <w:pPr>
+              <w:rPr>
+                <w:rFonts w:ascii="Times New Roman" w:eastAsia="Times New Roman" w:hAnsi="Times New Roman" w:cs="Times New Roman"/>
+              </w:rPr>
+            </w:pPr>
+            <w:r>
+              <w:rPr>
+                <w:rFonts w:ascii="Times New Roman" w:eastAsia="Times New Roman" w:hAnsi="Times New Roman" w:cs="Times New Roman"/>
+              </w:rPr>
+              <w:t># Pearson correlation test</w:t>
+            </w:r>
+          </w:p>
+          <w:p>
+            <w:pPr>
+              <w:rPr>
+                <w:rFonts w:ascii="Times New Roman" w:eastAsia="Times New Roman" w:hAnsi="Times New Roman" w:cs="Times New Roman"/>
+              </w:rPr>
+            </w:pPr>
+            <w:proofErr w:type="spellStart"/>
+            <w:r>
+              <w:rPr>
+                <w:rFonts w:ascii="Times New Roman" w:eastAsia="Times New Roman" w:hAnsi="Times New Roman" w:cs="Times New Roman"/>
+              </w:rPr>
+              <w:t>correlation_test</w:t>
+            </w:r>
+            <w:proofErr w:type="spellEnd"/>
+            <w:r>
+              <w:rPr>
+                <w:rFonts w:ascii="Times New Roman" w:eastAsia="Times New Roman" w:hAnsi="Times New Roman" w:cs="Times New Roman"/>
+              </w:rPr>
+              <w:t xml:space="preserve"> &lt;- </w:t>
+            </w:r>
+            <w:proofErr w:type="spellStart"/>
+            <w:r>
+              <w:rPr>
+                <w:rFonts w:ascii="Times New Roman" w:eastAsia="Times New Roman" w:hAnsi="Times New Roman" w:cs="Times New Roman"/>
+              </w:rPr>
+              <w:t>cor.</w:t>
+            </w:r>
+            <w:proofErr w:type="gramStart"/>
+            <w:r>
+              <w:rPr>
+                <w:rFonts w:ascii="Times New Roman" w:eastAsia="Times New Roman" w:hAnsi="Times New Roman" w:cs="Times New Roman"/>
+              </w:rPr>
+              <w:t>test</w:t>
+            </w:r>
+            <w:proofErr w:type="spellEnd"/>
+            <w:r>
+              <w:rPr>
+                <w:rFonts w:ascii="Times New Roman" w:eastAsia="Times New Roman" w:hAnsi="Times New Roman" w:cs="Times New Roman"/>
+              </w:rPr>
+              <w:t>(</w:t>
+            </w:r>
+            <w:proofErr w:type="spellStart"/>
+            <w:proofErr w:type="gramEnd"/>
+            <w:r>
+              <w:rPr>
+                <w:rFonts w:ascii="Times New Roman" w:eastAsia="Times New Roman" w:hAnsi="Times New Roman" w:cs="Times New Roman"/>
+              </w:rPr>
               <w:t>data_clean$Alcohol_Consumption</w:t>
             </w:r>
             <w:proofErr w:type="spellEnd"/>
@@ -8631,7 +10243,7 @@
               <w:rPr>
                 <w:rFonts w:ascii="Times New Roman" w:eastAsia="Times New Roman" w:hAnsi="Times New Roman" w:cs="Times New Roman"/>
               </w:rPr>
-              <w:t xml:space="preserve">     </w:t>
+              <w:t xml:space="preserve">                             </w:t>
             </w:r>
             <w:proofErr w:type="spellStart"/>
             <w:r>
@@ -8658,109 +10270,370 @@
               <w:rPr>
                 <w:rFonts w:ascii="Times New Roman" w:eastAsia="Times New Roman" w:hAnsi="Times New Roman" w:cs="Times New Roman"/>
               </w:rPr>
-              <w:t xml:space="preserve">     main = "Alcohol Consumption vs Life Expectancy",</w:t>
-            </w:r>
-          </w:p>
-          <w:p>
-            <w:pPr>
-              <w:rPr>
-                <w:rFonts w:ascii="Times New Roman" w:eastAsia="Times New Roman" w:hAnsi="Times New Roman" w:cs="Times New Roman"/>
-              </w:rPr>
-            </w:pPr>
-            <w:r>
-              <w:rPr>
-                <w:rFonts w:ascii="Times New Roman" w:eastAsia="Times New Roman" w:hAnsi="Times New Roman" w:cs="Times New Roman"/>
-              </w:rPr>
-              <w:t xml:space="preserve">     </w:t>
-            </w:r>
-            <w:proofErr w:type="spellStart"/>
-            <w:r>
-              <w:rPr>
-                <w:rFonts w:ascii="Times New Roman" w:eastAsia="Times New Roman" w:hAnsi="Times New Roman" w:cs="Times New Roman"/>
-              </w:rPr>
-              <w:t>xlab</w:t>
-            </w:r>
-            <w:proofErr w:type="spellEnd"/>
-            <w:r>
-              <w:rPr>
-                <w:rFonts w:ascii="Times New Roman" w:eastAsia="Times New Roman" w:hAnsi="Times New Roman" w:cs="Times New Roman"/>
-              </w:rPr>
-              <w:t xml:space="preserve"> = "Alcohol Consumption (litres per capita)",</w:t>
-            </w:r>
-          </w:p>
-          <w:p>
-            <w:pPr>
-              <w:rPr>
-                <w:rFonts w:ascii="Times New Roman" w:eastAsia="Times New Roman" w:hAnsi="Times New Roman" w:cs="Times New Roman"/>
-              </w:rPr>
-            </w:pPr>
-            <w:r>
-              <w:rPr>
-                <w:rFonts w:ascii="Times New Roman" w:eastAsia="Times New Roman" w:hAnsi="Times New Roman" w:cs="Times New Roman"/>
-              </w:rPr>
-              <w:t xml:space="preserve">     </w:t>
-            </w:r>
-            <w:proofErr w:type="spellStart"/>
-            <w:r>
-              <w:rPr>
-                <w:rFonts w:ascii="Times New Roman" w:eastAsia="Times New Roman" w:hAnsi="Times New Roman" w:cs="Times New Roman"/>
-              </w:rPr>
-              <w:t>ylab</w:t>
-            </w:r>
-            <w:proofErr w:type="spellEnd"/>
-            <w:r>
-              <w:rPr>
-                <w:rFonts w:ascii="Times New Roman" w:eastAsia="Times New Roman" w:hAnsi="Times New Roman" w:cs="Times New Roman"/>
-              </w:rPr>
-              <w:t xml:space="preserve"> = "Life Expectancy (years)",</w:t>
-            </w:r>
-          </w:p>
-          <w:p>
-            <w:pPr>
-              <w:rPr>
-                <w:rFonts w:ascii="Times New Roman" w:eastAsia="Times New Roman" w:hAnsi="Times New Roman" w:cs="Times New Roman"/>
-              </w:rPr>
-            </w:pPr>
-            <w:r>
-              <w:rPr>
-                <w:rFonts w:ascii="Times New Roman" w:eastAsia="Times New Roman" w:hAnsi="Times New Roman" w:cs="Times New Roman"/>
-              </w:rPr>
-              <w:t xml:space="preserve">     </w:t>
-            </w:r>
-            <w:proofErr w:type="spellStart"/>
-            <w:r>
-              <w:rPr>
-                <w:rFonts w:ascii="Times New Roman" w:eastAsia="Times New Roman" w:hAnsi="Times New Roman" w:cs="Times New Roman"/>
-              </w:rPr>
-              <w:t>pch</w:t>
-            </w:r>
-            <w:proofErr w:type="spellEnd"/>
-            <w:r>
-              <w:rPr>
-                <w:rFonts w:ascii="Times New Roman" w:eastAsia="Times New Roman" w:hAnsi="Times New Roman" w:cs="Times New Roman"/>
-              </w:rPr>
-              <w:t xml:space="preserve"> = 19,</w:t>
-            </w:r>
-          </w:p>
-          <w:p>
-            <w:pPr>
-              <w:rPr>
-                <w:rFonts w:ascii="Times New Roman" w:eastAsia="Times New Roman" w:hAnsi="Times New Roman" w:cs="Times New Roman"/>
-              </w:rPr>
-            </w:pPr>
-            <w:r>
-              <w:rPr>
-                <w:rFonts w:ascii="Times New Roman" w:eastAsia="Times New Roman" w:hAnsi="Times New Roman" w:cs="Times New Roman"/>
-              </w:rPr>
-              <w:t xml:space="preserve">     col = </w:t>
-            </w:r>
-            <w:proofErr w:type="spellStart"/>
+              <w:t xml:space="preserve">                             method = "</w:t>
+            </w:r>
+            <w:proofErr w:type="spellStart"/>
+            <w:r>
+              <w:rPr>
+                <w:rFonts w:ascii="Times New Roman" w:eastAsia="Times New Roman" w:hAnsi="Times New Roman" w:cs="Times New Roman"/>
+              </w:rPr>
+              <w:t>pearson</w:t>
+            </w:r>
+            <w:proofErr w:type="spellEnd"/>
+            <w:r>
+              <w:rPr>
+                <w:rFonts w:ascii="Times New Roman" w:eastAsia="Times New Roman" w:hAnsi="Times New Roman" w:cs="Times New Roman"/>
+              </w:rPr>
+              <w:t>")</w:t>
+            </w:r>
+          </w:p>
+          <w:p>
+            <w:pPr>
+              <w:rPr>
+                <w:rFonts w:ascii="Times New Roman" w:eastAsia="Times New Roman" w:hAnsi="Times New Roman" w:cs="Times New Roman"/>
+              </w:rPr>
+            </w:pPr>
+          </w:p>
+          <w:p>
+            <w:pPr>
+              <w:rPr>
+                <w:rFonts w:ascii="Times New Roman" w:eastAsia="Times New Roman" w:hAnsi="Times New Roman" w:cs="Times New Roman"/>
+              </w:rPr>
+            </w:pPr>
+            <w:r>
+              <w:rPr>
+                <w:rFonts w:ascii="Times New Roman" w:eastAsia="Times New Roman" w:hAnsi="Times New Roman" w:cs="Times New Roman"/>
+              </w:rPr>
+              <w:t># Display correlation results</w:t>
+            </w:r>
+          </w:p>
+          <w:p>
+            <w:pPr>
+              <w:rPr>
+                <w:rFonts w:ascii="Times New Roman" w:eastAsia="Times New Roman" w:hAnsi="Times New Roman" w:cs="Times New Roman"/>
+              </w:rPr>
+            </w:pPr>
+            <w:r>
+              <w:rPr>
+                <w:rFonts w:ascii="Times New Roman" w:eastAsia="Times New Roman" w:hAnsi="Times New Roman" w:cs="Times New Roman"/>
+              </w:rPr>
+              <w:t>print(</w:t>
+            </w:r>
+            <w:proofErr w:type="spellStart"/>
+            <w:r>
+              <w:rPr>
+                <w:rFonts w:ascii="Times New Roman" w:eastAsia="Times New Roman" w:hAnsi="Times New Roman" w:cs="Times New Roman"/>
+              </w:rPr>
+              <w:t>correlation_test</w:t>
+            </w:r>
+            <w:proofErr w:type="spellEnd"/>
+            <w:r>
+              <w:rPr>
+                <w:rFonts w:ascii="Times New Roman" w:eastAsia="Times New Roman" w:hAnsi="Times New Roman" w:cs="Times New Roman"/>
+              </w:rPr>
+              <w:t>)</w:t>
+            </w:r>
+          </w:p>
+          <w:p>
+            <w:pPr>
+              <w:rPr>
+                <w:rFonts w:ascii="Times New Roman" w:eastAsia="Times New Roman" w:hAnsi="Times New Roman" w:cs="Times New Roman"/>
+              </w:rPr>
+            </w:pPr>
+          </w:p>
+          <w:p>
+            <w:pPr>
+              <w:rPr>
+                <w:rFonts w:ascii="Times New Roman" w:eastAsia="Times New Roman" w:hAnsi="Times New Roman" w:cs="Times New Roman"/>
+              </w:rPr>
+            </w:pPr>
+            <w:r>
+              <w:rPr>
+                <w:rFonts w:ascii="Times New Roman" w:eastAsia="Times New Roman" w:hAnsi="Times New Roman" w:cs="Times New Roman"/>
+              </w:rPr>
+              <w:t># Extract key statistics</w:t>
+            </w:r>
+          </w:p>
+          <w:p>
+            <w:pPr>
+              <w:rPr>
+                <w:rFonts w:ascii="Times New Roman" w:eastAsia="Times New Roman" w:hAnsi="Times New Roman" w:cs="Times New Roman"/>
+              </w:rPr>
+            </w:pPr>
+            <w:proofErr w:type="spellStart"/>
+            <w:r>
+              <w:rPr>
+                <w:rFonts w:ascii="Times New Roman" w:eastAsia="Times New Roman" w:hAnsi="Times New Roman" w:cs="Times New Roman"/>
+              </w:rPr>
+              <w:t>correlation_coefficient</w:t>
+            </w:r>
+            <w:proofErr w:type="spellEnd"/>
+            <w:r>
+              <w:rPr>
+                <w:rFonts w:ascii="Times New Roman" w:eastAsia="Times New Roman" w:hAnsi="Times New Roman" w:cs="Times New Roman"/>
+              </w:rPr>
+              <w:t xml:space="preserve"> &lt;- </w:t>
+            </w:r>
+            <w:proofErr w:type="spellStart"/>
+            <w:r>
+              <w:rPr>
+                <w:rFonts w:ascii="Times New Roman" w:eastAsia="Times New Roman" w:hAnsi="Times New Roman" w:cs="Times New Roman"/>
+              </w:rPr>
+              <w:t>correlation_test$estimate</w:t>
+            </w:r>
+            <w:proofErr w:type="spellEnd"/>
+          </w:p>
+          <w:p>
+            <w:pPr>
+              <w:rPr>
+                <w:rFonts w:ascii="Times New Roman" w:eastAsia="Times New Roman" w:hAnsi="Times New Roman" w:cs="Times New Roman"/>
+              </w:rPr>
+            </w:pPr>
+            <w:proofErr w:type="spellStart"/>
+            <w:r>
+              <w:rPr>
+                <w:rFonts w:ascii="Times New Roman" w:eastAsia="Times New Roman" w:hAnsi="Times New Roman" w:cs="Times New Roman"/>
+              </w:rPr>
+              <w:t>p_value</w:t>
+            </w:r>
+            <w:proofErr w:type="spellEnd"/>
+            <w:r>
+              <w:rPr>
+                <w:rFonts w:ascii="Times New Roman" w:eastAsia="Times New Roman" w:hAnsi="Times New Roman" w:cs="Times New Roman"/>
+              </w:rPr>
+              <w:t xml:space="preserve"> &lt;- </w:t>
+            </w:r>
+            <w:proofErr w:type="spellStart"/>
+            <w:r>
+              <w:rPr>
+                <w:rFonts w:ascii="Times New Roman" w:eastAsia="Times New Roman" w:hAnsi="Times New Roman" w:cs="Times New Roman"/>
+              </w:rPr>
+              <w:t>correlation_test$p.value</w:t>
+            </w:r>
+            <w:proofErr w:type="spellEnd"/>
+          </w:p>
+          <w:p>
+            <w:pPr>
+              <w:rPr>
+                <w:rFonts w:ascii="Times New Roman" w:eastAsia="Times New Roman" w:hAnsi="Times New Roman" w:cs="Times New Roman"/>
+              </w:rPr>
+            </w:pPr>
+            <w:proofErr w:type="spellStart"/>
+            <w:r>
+              <w:rPr>
+                <w:rFonts w:ascii="Times New Roman" w:eastAsia="Times New Roman" w:hAnsi="Times New Roman" w:cs="Times New Roman"/>
+              </w:rPr>
+              <w:t>confidence_interval</w:t>
+            </w:r>
+            <w:proofErr w:type="spellEnd"/>
+            <w:r>
+              <w:rPr>
+                <w:rFonts w:ascii="Times New Roman" w:eastAsia="Times New Roman" w:hAnsi="Times New Roman" w:cs="Times New Roman"/>
+              </w:rPr>
+              <w:t xml:space="preserve"> &lt;- correlation_test$conf.int</w:t>
+            </w:r>
+          </w:p>
+          <w:p>
+            <w:pPr>
+              <w:rPr>
+                <w:rFonts w:ascii="Times New Roman" w:eastAsia="Times New Roman" w:hAnsi="Times New Roman" w:cs="Times New Roman"/>
+              </w:rPr>
+            </w:pPr>
+          </w:p>
+          <w:p>
+            <w:pPr>
+              <w:rPr>
+                <w:rFonts w:ascii="Times New Roman" w:eastAsia="Times New Roman" w:hAnsi="Times New Roman" w:cs="Times New Roman"/>
+              </w:rPr>
+            </w:pPr>
             <w:proofErr w:type="gramStart"/>
             <w:r>
               <w:rPr>
                 <w:rFonts w:ascii="Times New Roman" w:eastAsia="Times New Roman" w:hAnsi="Times New Roman" w:cs="Times New Roman"/>
               </w:rPr>
-              <w:t>rgb</w:t>
+              <w:t>cat(</w:t>
+            </w:r>
+            <w:proofErr w:type="gramEnd"/>
+            <w:r>
+              <w:rPr>
+                <w:rFonts w:ascii="Times New Roman" w:eastAsia="Times New Roman" w:hAnsi="Times New Roman" w:cs="Times New Roman"/>
+              </w:rPr>
+              <w:t>"\n=== CORRELATION ANALYSIS RESULTS ===\n")</w:t>
+            </w:r>
+          </w:p>
+          <w:p>
+            <w:pPr>
+              <w:rPr>
+                <w:rFonts w:ascii="Times New Roman" w:eastAsia="Times New Roman" w:hAnsi="Times New Roman" w:cs="Times New Roman"/>
+              </w:rPr>
+            </w:pPr>
+            <w:proofErr w:type="gramStart"/>
+            <w:r>
+              <w:rPr>
+                <w:rFonts w:ascii="Times New Roman" w:eastAsia="Times New Roman" w:hAnsi="Times New Roman" w:cs="Times New Roman"/>
+              </w:rPr>
+              <w:t>cat(</w:t>
+            </w:r>
+            <w:proofErr w:type="gramEnd"/>
+            <w:r>
+              <w:rPr>
+                <w:rFonts w:ascii="Times New Roman" w:eastAsia="Times New Roman" w:hAnsi="Times New Roman" w:cs="Times New Roman"/>
+              </w:rPr>
+              <w:t xml:space="preserve">"Pearson Correlation Coefficient (r):", </w:t>
+            </w:r>
+            <w:proofErr w:type="spellStart"/>
+            <w:r>
+              <w:rPr>
+                <w:rFonts w:ascii="Times New Roman" w:eastAsia="Times New Roman" w:hAnsi="Times New Roman" w:cs="Times New Roman"/>
+              </w:rPr>
+              <w:t>correlation_coefficient</w:t>
+            </w:r>
+            <w:proofErr w:type="spellEnd"/>
+            <w:r>
+              <w:rPr>
+                <w:rFonts w:ascii="Times New Roman" w:eastAsia="Times New Roman" w:hAnsi="Times New Roman" w:cs="Times New Roman"/>
+              </w:rPr>
+              <w:t>, "\n")</w:t>
+            </w:r>
+          </w:p>
+          <w:p>
+            <w:pPr>
+              <w:rPr>
+                <w:rFonts w:ascii="Times New Roman" w:eastAsia="Times New Roman" w:hAnsi="Times New Roman" w:cs="Times New Roman"/>
+              </w:rPr>
+            </w:pPr>
+            <w:proofErr w:type="gramStart"/>
+            <w:r>
+              <w:rPr>
+                <w:rFonts w:ascii="Times New Roman" w:eastAsia="Times New Roman" w:hAnsi="Times New Roman" w:cs="Times New Roman"/>
+              </w:rPr>
+              <w:t>cat(</w:t>
+            </w:r>
+            <w:proofErr w:type="gramEnd"/>
+            <w:r>
+              <w:rPr>
+                <w:rFonts w:ascii="Times New Roman" w:eastAsia="Times New Roman" w:hAnsi="Times New Roman" w:cs="Times New Roman"/>
+              </w:rPr>
+              <w:t xml:space="preserve">"P-value:", </w:t>
+            </w:r>
+            <w:proofErr w:type="spellStart"/>
+            <w:r>
+              <w:rPr>
+                <w:rFonts w:ascii="Times New Roman" w:eastAsia="Times New Roman" w:hAnsi="Times New Roman" w:cs="Times New Roman"/>
+              </w:rPr>
+              <w:t>p_value</w:t>
+            </w:r>
+            <w:proofErr w:type="spellEnd"/>
+            <w:r>
+              <w:rPr>
+                <w:rFonts w:ascii="Times New Roman" w:eastAsia="Times New Roman" w:hAnsi="Times New Roman" w:cs="Times New Roman"/>
+              </w:rPr>
+              <w:t>, "\n")</w:t>
+            </w:r>
+          </w:p>
+          <w:p>
+            <w:pPr>
+              <w:rPr>
+                <w:rFonts w:ascii="Times New Roman" w:eastAsia="Times New Roman" w:hAnsi="Times New Roman" w:cs="Times New Roman"/>
+              </w:rPr>
+            </w:pPr>
+            <w:proofErr w:type="gramStart"/>
+            <w:r>
+              <w:rPr>
+                <w:rFonts w:ascii="Times New Roman" w:eastAsia="Times New Roman" w:hAnsi="Times New Roman" w:cs="Times New Roman"/>
+              </w:rPr>
+              <w:t>cat(</w:t>
+            </w:r>
+            <w:proofErr w:type="gramEnd"/>
+            <w:r>
+              <w:rPr>
+                <w:rFonts w:ascii="Times New Roman" w:eastAsia="Times New Roman" w:hAnsi="Times New Roman" w:cs="Times New Roman"/>
+              </w:rPr>
+              <w:t xml:space="preserve">"95% Confidence Interval:", </w:t>
+            </w:r>
+            <w:proofErr w:type="spellStart"/>
+            <w:r>
+              <w:rPr>
+                <w:rFonts w:ascii="Times New Roman" w:eastAsia="Times New Roman" w:hAnsi="Times New Roman" w:cs="Times New Roman"/>
+              </w:rPr>
+              <w:t>confidence_</w:t>
+            </w:r>
+            <w:proofErr w:type="gramStart"/>
+            <w:r>
+              <w:rPr>
+                <w:rFonts w:ascii="Times New Roman" w:eastAsia="Times New Roman" w:hAnsi="Times New Roman" w:cs="Times New Roman"/>
+              </w:rPr>
+              <w:t>interval</w:t>
+            </w:r>
+            <w:proofErr w:type="spellEnd"/>
+            <w:r>
+              <w:rPr>
+                <w:rFonts w:ascii="Times New Roman" w:eastAsia="Times New Roman" w:hAnsi="Times New Roman" w:cs="Times New Roman"/>
+              </w:rPr>
+              <w:t>[</w:t>
+            </w:r>
+            <w:proofErr w:type="gramEnd"/>
+            <w:r>
+              <w:rPr>
+                <w:rFonts w:ascii="Times New Roman" w:eastAsia="Times New Roman" w:hAnsi="Times New Roman" w:cs="Times New Roman"/>
+              </w:rPr>
+              <w:t xml:space="preserve">1], "to", </w:t>
+            </w:r>
+            <w:proofErr w:type="spellStart"/>
+            <w:r>
+              <w:rPr>
+                <w:rFonts w:ascii="Times New Roman" w:eastAsia="Times New Roman" w:hAnsi="Times New Roman" w:cs="Times New Roman"/>
+              </w:rPr>
+              <w:t>confidence_</w:t>
+            </w:r>
+            <w:proofErr w:type="gramStart"/>
+            <w:r>
+              <w:rPr>
+                <w:rFonts w:ascii="Times New Roman" w:eastAsia="Times New Roman" w:hAnsi="Times New Roman" w:cs="Times New Roman"/>
+              </w:rPr>
+              <w:t>interval</w:t>
+            </w:r>
+            <w:proofErr w:type="spellEnd"/>
+            <w:r>
+              <w:rPr>
+                <w:rFonts w:ascii="Times New Roman" w:eastAsia="Times New Roman" w:hAnsi="Times New Roman" w:cs="Times New Roman"/>
+              </w:rPr>
+              <w:t>[</w:t>
+            </w:r>
+            <w:proofErr w:type="gramEnd"/>
+            <w:r>
+              <w:rPr>
+                <w:rFonts w:ascii="Times New Roman" w:eastAsia="Times New Roman" w:hAnsi="Times New Roman" w:cs="Times New Roman"/>
+              </w:rPr>
+              <w:t>2], "\n")</w:t>
+            </w:r>
+          </w:p>
+          <w:p>
+            <w:pPr>
+              <w:rPr>
+                <w:rFonts w:ascii="Times New Roman" w:eastAsia="Times New Roman" w:hAnsi="Times New Roman" w:cs="Times New Roman"/>
+              </w:rPr>
+            </w:pPr>
+            <w:proofErr w:type="gramStart"/>
+            <w:r>
+              <w:rPr>
+                <w:rFonts w:ascii="Times New Roman" w:eastAsia="Times New Roman" w:hAnsi="Times New Roman" w:cs="Times New Roman"/>
+              </w:rPr>
+              <w:t>cat(</w:t>
+            </w:r>
+            <w:proofErr w:type="gramEnd"/>
+            <w:r>
+              <w:rPr>
+                <w:rFonts w:ascii="Times New Roman" w:eastAsia="Times New Roman" w:hAnsi="Times New Roman" w:cs="Times New Roman"/>
+              </w:rPr>
+              <w:t xml:space="preserve">"Sample size (n):", </w:t>
+            </w:r>
+            <w:proofErr w:type="spellStart"/>
+            <w:r>
+              <w:rPr>
+                <w:rFonts w:ascii="Times New Roman" w:eastAsia="Times New Roman" w:hAnsi="Times New Roman" w:cs="Times New Roman"/>
+              </w:rPr>
+              <w:t>nrow</w:t>
             </w:r>
             <w:proofErr w:type="spellEnd"/>
             <w:r>
@@ -8769,1989 +10642,121 @@
               </w:rPr>
               <w:t>(</w:t>
             </w:r>
+            <w:proofErr w:type="spellStart"/>
+            <w:r>
+              <w:rPr>
+                <w:rFonts w:ascii="Times New Roman" w:eastAsia="Times New Roman" w:hAnsi="Times New Roman" w:cs="Times New Roman"/>
+              </w:rPr>
+              <w:t>data_clean</w:t>
+            </w:r>
+            <w:proofErr w:type="spellEnd"/>
+            <w:r>
+              <w:rPr>
+                <w:rFonts w:ascii="Times New Roman" w:eastAsia="Times New Roman" w:hAnsi="Times New Roman" w:cs="Times New Roman"/>
+              </w:rPr>
+              <w:t>), "\n")</w:t>
+            </w:r>
+          </w:p>
+          <w:p>
+            <w:pPr>
+              <w:rPr>
+                <w:rFonts w:ascii="Times New Roman" w:eastAsia="Times New Roman" w:hAnsi="Times New Roman" w:cs="Times New Roman"/>
+              </w:rPr>
+            </w:pPr>
+          </w:p>
+          <w:p>
+            <w:pPr>
+              <w:rPr>
+                <w:rFonts w:ascii="Times New Roman" w:eastAsia="Times New Roman" w:hAnsi="Times New Roman" w:cs="Times New Roman"/>
+              </w:rPr>
+            </w:pPr>
+            <w:r>
+              <w:rPr>
+                <w:rFonts w:ascii="Times New Roman" w:eastAsia="Times New Roman" w:hAnsi="Times New Roman" w:cs="Times New Roman"/>
+              </w:rPr>
+              <w:t># Interpretation</w:t>
+            </w:r>
+          </w:p>
+          <w:p>
+            <w:pPr>
+              <w:rPr>
+                <w:rFonts w:ascii="Times New Roman" w:eastAsia="Times New Roman" w:hAnsi="Times New Roman" w:cs="Times New Roman"/>
+              </w:rPr>
+            </w:pPr>
+            <w:r>
+              <w:rPr>
+                <w:rFonts w:ascii="Times New Roman" w:eastAsia="Times New Roman" w:hAnsi="Times New Roman" w:cs="Times New Roman"/>
+              </w:rPr>
+              <w:lastRenderedPageBreak/>
+              <w:t>if (</w:t>
+            </w:r>
+            <w:proofErr w:type="spellStart"/>
+            <w:r>
+              <w:rPr>
+                <w:rFonts w:ascii="Times New Roman" w:eastAsia="Times New Roman" w:hAnsi="Times New Roman" w:cs="Times New Roman"/>
+              </w:rPr>
+              <w:t>p_value</w:t>
+            </w:r>
+            <w:proofErr w:type="spellEnd"/>
+            <w:r>
+              <w:rPr>
+                <w:rFonts w:ascii="Times New Roman" w:eastAsia="Times New Roman" w:hAnsi="Times New Roman" w:cs="Times New Roman"/>
+              </w:rPr>
+              <w:t xml:space="preserve"> &lt; 0.05) {</w:t>
+            </w:r>
+          </w:p>
+          <w:p>
+            <w:pPr>
+              <w:rPr>
+                <w:rFonts w:ascii="Times New Roman" w:eastAsia="Times New Roman" w:hAnsi="Times New Roman" w:cs="Times New Roman"/>
+              </w:rPr>
+            </w:pPr>
+            <w:r>
+              <w:rPr>
+                <w:rFonts w:ascii="Times New Roman" w:eastAsia="Times New Roman" w:hAnsi="Times New Roman" w:cs="Times New Roman"/>
+              </w:rPr>
+              <w:t xml:space="preserve">  </w:t>
+            </w:r>
+            <w:proofErr w:type="gramStart"/>
+            <w:r>
+              <w:rPr>
+                <w:rFonts w:ascii="Times New Roman" w:eastAsia="Times New Roman" w:hAnsi="Times New Roman" w:cs="Times New Roman"/>
+              </w:rPr>
+              <w:t>cat(</w:t>
+            </w:r>
             <w:proofErr w:type="gramEnd"/>
             <w:r>
               <w:rPr>
                 <w:rFonts w:ascii="Times New Roman" w:eastAsia="Times New Roman" w:hAnsi="Times New Roman" w:cs="Times New Roman"/>
               </w:rPr>
-              <w:t>0, 0, 0.5, 0.6),</w:t>
-            </w:r>
-          </w:p>
-          <w:p>
-            <w:pPr>
-              <w:rPr>
-                <w:rFonts w:ascii="Times New Roman" w:eastAsia="Times New Roman" w:hAnsi="Times New Roman" w:cs="Times New Roman"/>
-              </w:rPr>
-            </w:pPr>
-            <w:r>
-              <w:rPr>
-                <w:rFonts w:ascii="Times New Roman" w:eastAsia="Times New Roman" w:hAnsi="Times New Roman" w:cs="Times New Roman"/>
-              </w:rPr>
-              <w:t xml:space="preserve">     </w:t>
-            </w:r>
-            <w:proofErr w:type="spellStart"/>
-            <w:r>
-              <w:rPr>
-                <w:rFonts w:ascii="Times New Roman" w:eastAsia="Times New Roman" w:hAnsi="Times New Roman" w:cs="Times New Roman"/>
-              </w:rPr>
-              <w:t>cex</w:t>
-            </w:r>
-            <w:proofErr w:type="spellEnd"/>
-            <w:r>
-              <w:rPr>
-                <w:rFonts w:ascii="Times New Roman" w:eastAsia="Times New Roman" w:hAnsi="Times New Roman" w:cs="Times New Roman"/>
-              </w:rPr>
-              <w:t xml:space="preserve"> = 1.1)</w:t>
-            </w:r>
-          </w:p>
-          <w:p>
-            <w:pPr>
-              <w:rPr>
-                <w:rFonts w:ascii="Times New Roman" w:eastAsia="Times New Roman" w:hAnsi="Times New Roman" w:cs="Times New Roman"/>
-              </w:rPr>
-            </w:pPr>
-          </w:p>
-          <w:p>
-            <w:pPr>
-              <w:rPr>
-                <w:rFonts w:ascii="Times New Roman" w:eastAsia="Times New Roman" w:hAnsi="Times New Roman" w:cs="Times New Roman"/>
-              </w:rPr>
-            </w:pPr>
+              <w:t>"\</w:t>
+            </w:r>
+            <w:proofErr w:type="spellStart"/>
+            <w:r>
+              <w:rPr>
+                <w:rFonts w:ascii="Times New Roman" w:eastAsia="Times New Roman" w:hAnsi="Times New Roman" w:cs="Times New Roman"/>
+              </w:rPr>
+              <w:t>nConclusion</w:t>
+            </w:r>
+            <w:proofErr w:type="spellEnd"/>
+            <w:r>
+              <w:rPr>
+                <w:rFonts w:ascii="Times New Roman" w:eastAsia="Times New Roman" w:hAnsi="Times New Roman" w:cs="Times New Roman"/>
+              </w:rPr>
+              <w:t xml:space="preserve">: The null hypothesis is REJECTED (p &lt; </w:t>
+            </w:r>
             <w:proofErr w:type="gramStart"/>
             <w:r>
               <w:rPr>
                 <w:rFonts w:ascii="Times New Roman" w:eastAsia="Times New Roman" w:hAnsi="Times New Roman" w:cs="Times New Roman"/>
               </w:rPr>
-              <w:t>grid(</w:t>
+              <w:t>0.05)\</w:t>
             </w:r>
             <w:proofErr w:type="gramEnd"/>
             <w:r>
               <w:rPr>
                 <w:rFonts w:ascii="Times New Roman" w:eastAsia="Times New Roman" w:hAnsi="Times New Roman" w:cs="Times New Roman"/>
               </w:rPr>
-              <w:t>col = "</w:t>
-            </w:r>
-            <w:proofErr w:type="spellStart"/>
-            <w:r>
-              <w:rPr>
-                <w:rFonts w:ascii="Times New Roman" w:eastAsia="Times New Roman" w:hAnsi="Times New Roman" w:cs="Times New Roman"/>
-              </w:rPr>
-              <w:t>gray</w:t>
-            </w:r>
-            <w:proofErr w:type="spellEnd"/>
-            <w:r>
-              <w:rPr>
-                <w:rFonts w:ascii="Times New Roman" w:eastAsia="Times New Roman" w:hAnsi="Times New Roman" w:cs="Times New Roman"/>
-              </w:rPr>
-              <w:t xml:space="preserve">", </w:t>
-            </w:r>
-            <w:proofErr w:type="spellStart"/>
-            <w:r>
-              <w:rPr>
-                <w:rFonts w:ascii="Times New Roman" w:eastAsia="Times New Roman" w:hAnsi="Times New Roman" w:cs="Times New Roman"/>
-              </w:rPr>
-              <w:t>lty</w:t>
-            </w:r>
-            <w:proofErr w:type="spellEnd"/>
-            <w:r>
-              <w:rPr>
-                <w:rFonts w:ascii="Times New Roman" w:eastAsia="Times New Roman" w:hAnsi="Times New Roman" w:cs="Times New Roman"/>
-              </w:rPr>
-              <w:t xml:space="preserve"> = "dotted")</w:t>
-            </w:r>
-          </w:p>
-          <w:p>
-            <w:pPr>
-              <w:rPr>
-                <w:rFonts w:ascii="Times New Roman" w:eastAsia="Times New Roman" w:hAnsi="Times New Roman" w:cs="Times New Roman"/>
-              </w:rPr>
-            </w:pPr>
-          </w:p>
-          <w:p>
-            <w:pPr>
-              <w:rPr>
-                <w:rFonts w:ascii="Times New Roman" w:eastAsia="Times New Roman" w:hAnsi="Times New Roman" w:cs="Times New Roman"/>
-              </w:rPr>
-            </w:pPr>
-            <w:proofErr w:type="spellStart"/>
-            <w:proofErr w:type="gramStart"/>
-            <w:r>
-              <w:rPr>
-                <w:rFonts w:ascii="Times New Roman" w:eastAsia="Times New Roman" w:hAnsi="Times New Roman" w:cs="Times New Roman"/>
-              </w:rPr>
-              <w:t>mtext</w:t>
-            </w:r>
-            <w:proofErr w:type="spellEnd"/>
-            <w:r>
-              <w:rPr>
-                <w:rFonts w:ascii="Times New Roman" w:eastAsia="Times New Roman" w:hAnsi="Times New Roman" w:cs="Times New Roman"/>
-              </w:rPr>
-              <w:t>(paste(</w:t>
-            </w:r>
-            <w:proofErr w:type="gramEnd"/>
-            <w:r>
-              <w:rPr>
-                <w:rFonts w:ascii="Times New Roman" w:eastAsia="Times New Roman" w:hAnsi="Times New Roman" w:cs="Times New Roman"/>
-              </w:rPr>
-              <w:t xml:space="preserve">"n =", </w:t>
-            </w:r>
-            <w:proofErr w:type="spellStart"/>
-            <w:r>
-              <w:rPr>
-                <w:rFonts w:ascii="Times New Roman" w:eastAsia="Times New Roman" w:hAnsi="Times New Roman" w:cs="Times New Roman"/>
-              </w:rPr>
-              <w:t>nrow</w:t>
-            </w:r>
-            <w:proofErr w:type="spellEnd"/>
-            <w:r>
-              <w:rPr>
-                <w:rFonts w:ascii="Times New Roman" w:eastAsia="Times New Roman" w:hAnsi="Times New Roman" w:cs="Times New Roman"/>
-              </w:rPr>
-              <w:t>(</w:t>
-            </w:r>
-            <w:proofErr w:type="spellStart"/>
-            <w:r>
-              <w:rPr>
-                <w:rFonts w:ascii="Times New Roman" w:eastAsia="Times New Roman" w:hAnsi="Times New Roman" w:cs="Times New Roman"/>
-              </w:rPr>
-              <w:t>data_clean</w:t>
-            </w:r>
-            <w:proofErr w:type="spellEnd"/>
-            <w:r>
-              <w:rPr>
-                <w:rFonts w:ascii="Times New Roman" w:eastAsia="Times New Roman" w:hAnsi="Times New Roman" w:cs="Times New Roman"/>
-              </w:rPr>
-              <w:t xml:space="preserve">), "countries"), </w:t>
-            </w:r>
-          </w:p>
-          <w:p>
-            <w:pPr>
-              <w:rPr>
-                <w:rFonts w:ascii="Times New Roman" w:eastAsia="Times New Roman" w:hAnsi="Times New Roman" w:cs="Times New Roman"/>
-              </w:rPr>
-            </w:pPr>
-            <w:r>
-              <w:rPr>
-                <w:rFonts w:ascii="Times New Roman" w:eastAsia="Times New Roman" w:hAnsi="Times New Roman" w:cs="Times New Roman"/>
-              </w:rPr>
-              <w:t xml:space="preserve">      side = 3, </w:t>
-            </w:r>
-          </w:p>
-          <w:p>
-            <w:pPr>
-              <w:rPr>
-                <w:rFonts w:ascii="Times New Roman" w:eastAsia="Times New Roman" w:hAnsi="Times New Roman" w:cs="Times New Roman"/>
-              </w:rPr>
-            </w:pPr>
-            <w:r>
-              <w:rPr>
-                <w:rFonts w:ascii="Times New Roman" w:eastAsia="Times New Roman" w:hAnsi="Times New Roman" w:cs="Times New Roman"/>
-              </w:rPr>
-              <w:t xml:space="preserve">      line = 0.3,</w:t>
-            </w:r>
-          </w:p>
-          <w:p>
-            <w:pPr>
-              <w:rPr>
-                <w:rFonts w:ascii="Times New Roman" w:eastAsia="Times New Roman" w:hAnsi="Times New Roman" w:cs="Times New Roman"/>
-              </w:rPr>
-            </w:pPr>
-            <w:r>
-              <w:rPr>
-                <w:rFonts w:ascii="Times New Roman" w:eastAsia="Times New Roman" w:hAnsi="Times New Roman" w:cs="Times New Roman"/>
-              </w:rPr>
-              <w:t xml:space="preserve">      </w:t>
-            </w:r>
-            <w:proofErr w:type="spellStart"/>
-            <w:r>
-              <w:rPr>
-                <w:rFonts w:ascii="Times New Roman" w:eastAsia="Times New Roman" w:hAnsi="Times New Roman" w:cs="Times New Roman"/>
-              </w:rPr>
-              <w:t>cex</w:t>
-            </w:r>
-            <w:proofErr w:type="spellEnd"/>
-            <w:r>
-              <w:rPr>
-                <w:rFonts w:ascii="Times New Roman" w:eastAsia="Times New Roman" w:hAnsi="Times New Roman" w:cs="Times New Roman"/>
-              </w:rPr>
-              <w:t xml:space="preserve"> = 0.9)</w:t>
-            </w:r>
-          </w:p>
-          <w:p>
-            <w:pPr>
-              <w:rPr>
-                <w:rFonts w:ascii="Times New Roman" w:eastAsia="Times New Roman" w:hAnsi="Times New Roman" w:cs="Times New Roman"/>
-              </w:rPr>
-            </w:pPr>
-          </w:p>
-          <w:p>
-            <w:pPr>
-              <w:rPr>
-                <w:rFonts w:ascii="Times New Roman" w:eastAsia="Times New Roman" w:hAnsi="Times New Roman" w:cs="Times New Roman"/>
-              </w:rPr>
-            </w:pPr>
-            <w:proofErr w:type="gramStart"/>
-            <w:r>
-              <w:rPr>
-                <w:rFonts w:ascii="Times New Roman" w:eastAsia="Times New Roman" w:hAnsi="Times New Roman" w:cs="Times New Roman"/>
-              </w:rPr>
-              <w:t>cat(</w:t>
-            </w:r>
-            <w:proofErr w:type="gramEnd"/>
-            <w:r>
-              <w:rPr>
-                <w:rFonts w:ascii="Times New Roman" w:eastAsia="Times New Roman" w:hAnsi="Times New Roman" w:cs="Times New Roman"/>
-              </w:rPr>
-              <w:t>"Displayed: Scatter Plot\n")</w:t>
-            </w:r>
-          </w:p>
-          <w:p>
-            <w:pPr>
-              <w:rPr>
-                <w:rFonts w:ascii="Times New Roman" w:eastAsia="Times New Roman" w:hAnsi="Times New Roman" w:cs="Times New Roman"/>
-              </w:rPr>
-            </w:pPr>
-          </w:p>
-          <w:p>
-            <w:pPr>
-              <w:rPr>
-                <w:rFonts w:ascii="Times New Roman" w:eastAsia="Times New Roman" w:hAnsi="Times New Roman" w:cs="Times New Roman"/>
-              </w:rPr>
-            </w:pPr>
-            <w:r>
-              <w:rPr>
-                <w:rFonts w:ascii="Times New Roman" w:eastAsia="Times New Roman" w:hAnsi="Times New Roman" w:cs="Times New Roman"/>
-              </w:rPr>
-              <w:t># --------------------------------------------------</w:t>
-            </w:r>
-          </w:p>
-          <w:p>
-            <w:pPr>
-              <w:rPr>
-                <w:rFonts w:ascii="Times New Roman" w:eastAsia="Times New Roman" w:hAnsi="Times New Roman" w:cs="Times New Roman"/>
-              </w:rPr>
-            </w:pPr>
-            <w:r>
-              <w:rPr>
-                <w:rFonts w:ascii="Times New Roman" w:eastAsia="Times New Roman" w:hAnsi="Times New Roman" w:cs="Times New Roman"/>
-              </w:rPr>
-              <w:t xml:space="preserve"># Visualization 4: </w:t>
-            </w:r>
-            <w:proofErr w:type="spellStart"/>
-            <w:r>
-              <w:rPr>
-                <w:rFonts w:ascii="Times New Roman" w:eastAsia="Times New Roman" w:hAnsi="Times New Roman" w:cs="Times New Roman"/>
-              </w:rPr>
-              <w:t>StripChart</w:t>
-            </w:r>
-            <w:proofErr w:type="spellEnd"/>
-            <w:r>
-              <w:rPr>
-                <w:rFonts w:ascii="Times New Roman" w:eastAsia="Times New Roman" w:hAnsi="Times New Roman" w:cs="Times New Roman"/>
-              </w:rPr>
-              <w:t xml:space="preserve"> (Alcohol)</w:t>
-            </w:r>
-          </w:p>
-          <w:p>
-            <w:pPr>
-              <w:rPr>
-                <w:rFonts w:ascii="Times New Roman" w:eastAsia="Times New Roman" w:hAnsi="Times New Roman" w:cs="Times New Roman"/>
-              </w:rPr>
-            </w:pPr>
-            <w:r>
-              <w:rPr>
-                <w:rFonts w:ascii="Times New Roman" w:eastAsia="Times New Roman" w:hAnsi="Times New Roman" w:cs="Times New Roman"/>
-              </w:rPr>
-              <w:t># --------------------------------------------------</w:t>
-            </w:r>
-          </w:p>
-          <w:p>
-            <w:pPr>
-              <w:rPr>
-                <w:rFonts w:ascii="Times New Roman" w:eastAsia="Times New Roman" w:hAnsi="Times New Roman" w:cs="Times New Roman"/>
-              </w:rPr>
-            </w:pPr>
-          </w:p>
-          <w:p>
-            <w:pPr>
-              <w:rPr>
-                <w:rFonts w:ascii="Times New Roman" w:eastAsia="Times New Roman" w:hAnsi="Times New Roman" w:cs="Times New Roman"/>
-              </w:rPr>
-            </w:pPr>
-            <w:proofErr w:type="spellStart"/>
-            <w:proofErr w:type="gramStart"/>
-            <w:r>
-              <w:rPr>
-                <w:rFonts w:ascii="Times New Roman" w:eastAsia="Times New Roman" w:hAnsi="Times New Roman" w:cs="Times New Roman"/>
-              </w:rPr>
-              <w:t>stripchart</w:t>
-            </w:r>
-            <w:proofErr w:type="spellEnd"/>
-            <w:r>
-              <w:rPr>
-                <w:rFonts w:ascii="Times New Roman" w:eastAsia="Times New Roman" w:hAnsi="Times New Roman" w:cs="Times New Roman"/>
-              </w:rPr>
-              <w:t>(</w:t>
-            </w:r>
-            <w:proofErr w:type="spellStart"/>
-            <w:proofErr w:type="gramEnd"/>
-            <w:r>
-              <w:rPr>
-                <w:rFonts w:ascii="Times New Roman" w:eastAsia="Times New Roman" w:hAnsi="Times New Roman" w:cs="Times New Roman"/>
-              </w:rPr>
-              <w:t>data_clean$Alcohol_Consumption</w:t>
-            </w:r>
-            <w:proofErr w:type="spellEnd"/>
-            <w:r>
-              <w:rPr>
-                <w:rFonts w:ascii="Times New Roman" w:eastAsia="Times New Roman" w:hAnsi="Times New Roman" w:cs="Times New Roman"/>
-              </w:rPr>
-              <w:t>,</w:t>
-            </w:r>
-          </w:p>
-          <w:p>
-            <w:pPr>
-              <w:rPr>
-                <w:rFonts w:ascii="Times New Roman" w:eastAsia="Times New Roman" w:hAnsi="Times New Roman" w:cs="Times New Roman"/>
-              </w:rPr>
-            </w:pPr>
-            <w:r>
-              <w:rPr>
-                <w:rFonts w:ascii="Times New Roman" w:eastAsia="Times New Roman" w:hAnsi="Times New Roman" w:cs="Times New Roman"/>
-              </w:rPr>
-              <w:t xml:space="preserve">           method = "jitter",</w:t>
-            </w:r>
-          </w:p>
-          <w:p>
-            <w:pPr>
-              <w:rPr>
-                <w:rFonts w:ascii="Times New Roman" w:eastAsia="Times New Roman" w:hAnsi="Times New Roman" w:cs="Times New Roman"/>
-              </w:rPr>
-            </w:pPr>
-            <w:r>
-              <w:rPr>
-                <w:rFonts w:ascii="Times New Roman" w:eastAsia="Times New Roman" w:hAnsi="Times New Roman" w:cs="Times New Roman"/>
-              </w:rPr>
-              <w:t xml:space="preserve">           main = "</w:t>
-            </w:r>
-            <w:proofErr w:type="spellStart"/>
-            <w:r>
-              <w:rPr>
-                <w:rFonts w:ascii="Times New Roman" w:eastAsia="Times New Roman" w:hAnsi="Times New Roman" w:cs="Times New Roman"/>
-              </w:rPr>
-              <w:t>Stripchart</w:t>
-            </w:r>
-            <w:proofErr w:type="spellEnd"/>
-            <w:r>
-              <w:rPr>
-                <w:rFonts w:ascii="Times New Roman" w:eastAsia="Times New Roman" w:hAnsi="Times New Roman" w:cs="Times New Roman"/>
-              </w:rPr>
-              <w:t>: Alcohol Consumption",</w:t>
-            </w:r>
-          </w:p>
-          <w:p>
-            <w:pPr>
-              <w:rPr>
-                <w:rFonts w:ascii="Times New Roman" w:eastAsia="Times New Roman" w:hAnsi="Times New Roman" w:cs="Times New Roman"/>
-              </w:rPr>
-            </w:pPr>
-            <w:r>
-              <w:rPr>
-                <w:rFonts w:ascii="Times New Roman" w:eastAsia="Times New Roman" w:hAnsi="Times New Roman" w:cs="Times New Roman"/>
-              </w:rPr>
-              <w:t xml:space="preserve">           </w:t>
-            </w:r>
-            <w:proofErr w:type="spellStart"/>
-            <w:r>
-              <w:rPr>
-                <w:rFonts w:ascii="Times New Roman" w:eastAsia="Times New Roman" w:hAnsi="Times New Roman" w:cs="Times New Roman"/>
-              </w:rPr>
-              <w:t>xlab</w:t>
-            </w:r>
-            <w:proofErr w:type="spellEnd"/>
-            <w:r>
-              <w:rPr>
-                <w:rFonts w:ascii="Times New Roman" w:eastAsia="Times New Roman" w:hAnsi="Times New Roman" w:cs="Times New Roman"/>
-              </w:rPr>
-              <w:t xml:space="preserve"> = "Alcohol Consumption (litres per capita)",</w:t>
-            </w:r>
-          </w:p>
-          <w:p>
-            <w:pPr>
-              <w:rPr>
-                <w:rFonts w:ascii="Times New Roman" w:eastAsia="Times New Roman" w:hAnsi="Times New Roman" w:cs="Times New Roman"/>
-              </w:rPr>
-            </w:pPr>
-            <w:r>
-              <w:rPr>
-                <w:rFonts w:ascii="Times New Roman" w:eastAsia="Times New Roman" w:hAnsi="Times New Roman" w:cs="Times New Roman"/>
-              </w:rPr>
-              <w:t xml:space="preserve">           </w:t>
-            </w:r>
-            <w:proofErr w:type="spellStart"/>
-            <w:r>
-              <w:rPr>
-                <w:rFonts w:ascii="Times New Roman" w:eastAsia="Times New Roman" w:hAnsi="Times New Roman" w:cs="Times New Roman"/>
-              </w:rPr>
-              <w:t>pch</w:t>
-            </w:r>
-            <w:proofErr w:type="spellEnd"/>
-            <w:r>
-              <w:rPr>
-                <w:rFonts w:ascii="Times New Roman" w:eastAsia="Times New Roman" w:hAnsi="Times New Roman" w:cs="Times New Roman"/>
-              </w:rPr>
-              <w:t xml:space="preserve"> = 19,</w:t>
-            </w:r>
-          </w:p>
-          <w:p>
-            <w:pPr>
-              <w:rPr>
-                <w:rFonts w:ascii="Times New Roman" w:eastAsia="Times New Roman" w:hAnsi="Times New Roman" w:cs="Times New Roman"/>
-              </w:rPr>
-            </w:pPr>
-            <w:r>
-              <w:rPr>
-                <w:rFonts w:ascii="Times New Roman" w:eastAsia="Times New Roman" w:hAnsi="Times New Roman" w:cs="Times New Roman"/>
-              </w:rPr>
-              <w:t xml:space="preserve">           col = "</w:t>
-            </w:r>
-            <w:proofErr w:type="spellStart"/>
-            <w:r>
-              <w:rPr>
-                <w:rFonts w:ascii="Times New Roman" w:eastAsia="Times New Roman" w:hAnsi="Times New Roman" w:cs="Times New Roman"/>
-              </w:rPr>
-              <w:t>steelblue</w:t>
-            </w:r>
-            <w:proofErr w:type="spellEnd"/>
-            <w:r>
-              <w:rPr>
-                <w:rFonts w:ascii="Times New Roman" w:eastAsia="Times New Roman" w:hAnsi="Times New Roman" w:cs="Times New Roman"/>
-              </w:rPr>
-              <w:t>")</w:t>
-            </w:r>
-          </w:p>
-          <w:p>
-            <w:pPr>
-              <w:rPr>
-                <w:rFonts w:ascii="Times New Roman" w:eastAsia="Times New Roman" w:hAnsi="Times New Roman" w:cs="Times New Roman"/>
-              </w:rPr>
-            </w:pPr>
-          </w:p>
-          <w:p>
-            <w:pPr>
-              <w:rPr>
-                <w:rFonts w:ascii="Times New Roman" w:eastAsia="Times New Roman" w:hAnsi="Times New Roman" w:cs="Times New Roman"/>
-              </w:rPr>
-            </w:pPr>
-            <w:proofErr w:type="gramStart"/>
-            <w:r>
-              <w:rPr>
-                <w:rFonts w:ascii="Times New Roman" w:eastAsia="Times New Roman" w:hAnsi="Times New Roman" w:cs="Times New Roman"/>
-              </w:rPr>
-              <w:t>cat(</w:t>
-            </w:r>
-            <w:proofErr w:type="gramEnd"/>
-            <w:r>
-              <w:rPr>
-                <w:rFonts w:ascii="Times New Roman" w:eastAsia="Times New Roman" w:hAnsi="Times New Roman" w:cs="Times New Roman"/>
-              </w:rPr>
-              <w:t xml:space="preserve">"Displayed: </w:t>
-            </w:r>
-            <w:proofErr w:type="spellStart"/>
-            <w:r>
-              <w:rPr>
-                <w:rFonts w:ascii="Times New Roman" w:eastAsia="Times New Roman" w:hAnsi="Times New Roman" w:cs="Times New Roman"/>
-              </w:rPr>
-              <w:t>Stripchart</w:t>
-            </w:r>
-            <w:proofErr w:type="spellEnd"/>
-            <w:r>
-              <w:rPr>
-                <w:rFonts w:ascii="Times New Roman" w:eastAsia="Times New Roman" w:hAnsi="Times New Roman" w:cs="Times New Roman"/>
-              </w:rPr>
-              <w:t xml:space="preserve"> for Alcohol Consumption\n")</w:t>
-            </w:r>
-          </w:p>
-          <w:p>
-            <w:pPr>
-              <w:rPr>
-                <w:rFonts w:ascii="Times New Roman" w:eastAsia="Times New Roman" w:hAnsi="Times New Roman" w:cs="Times New Roman"/>
-              </w:rPr>
-            </w:pPr>
-          </w:p>
-          <w:p>
-            <w:pPr>
-              <w:rPr>
-                <w:rFonts w:ascii="Times New Roman" w:eastAsia="Times New Roman" w:hAnsi="Times New Roman" w:cs="Times New Roman"/>
-              </w:rPr>
-            </w:pPr>
-            <w:r>
-              <w:rPr>
-                <w:rFonts w:ascii="Times New Roman" w:eastAsia="Times New Roman" w:hAnsi="Times New Roman" w:cs="Times New Roman"/>
-              </w:rPr>
-              <w:t># --------------------------------------------------</w:t>
-            </w:r>
-          </w:p>
-          <w:p>
-            <w:pPr>
-              <w:rPr>
-                <w:rFonts w:ascii="Times New Roman" w:eastAsia="Times New Roman" w:hAnsi="Times New Roman" w:cs="Times New Roman"/>
-              </w:rPr>
-            </w:pPr>
-            <w:r>
-              <w:rPr>
-                <w:rFonts w:ascii="Times New Roman" w:eastAsia="Times New Roman" w:hAnsi="Times New Roman" w:cs="Times New Roman"/>
-              </w:rPr>
-              <w:t xml:space="preserve"># Visualization 5: </w:t>
-            </w:r>
-            <w:proofErr w:type="spellStart"/>
-            <w:r>
-              <w:rPr>
-                <w:rFonts w:ascii="Times New Roman" w:eastAsia="Times New Roman" w:hAnsi="Times New Roman" w:cs="Times New Roman"/>
-              </w:rPr>
-              <w:t>Barplot</w:t>
-            </w:r>
-            <w:proofErr w:type="spellEnd"/>
-            <w:r>
-              <w:rPr>
-                <w:rFonts w:ascii="Times New Roman" w:eastAsia="Times New Roman" w:hAnsi="Times New Roman" w:cs="Times New Roman"/>
-              </w:rPr>
-              <w:t xml:space="preserve"> (Life Expectancy)</w:t>
-            </w:r>
-          </w:p>
-          <w:p>
-            <w:pPr>
-              <w:rPr>
-                <w:rFonts w:ascii="Times New Roman" w:eastAsia="Times New Roman" w:hAnsi="Times New Roman" w:cs="Times New Roman"/>
-              </w:rPr>
-            </w:pPr>
-            <w:r>
-              <w:rPr>
-                <w:rFonts w:ascii="Times New Roman" w:eastAsia="Times New Roman" w:hAnsi="Times New Roman" w:cs="Times New Roman"/>
-              </w:rPr>
-              <w:t># --------------------------------------------------</w:t>
-            </w:r>
-          </w:p>
-          <w:p>
-            <w:pPr>
-              <w:rPr>
-                <w:rFonts w:ascii="Times New Roman" w:eastAsia="Times New Roman" w:hAnsi="Times New Roman" w:cs="Times New Roman"/>
-              </w:rPr>
-            </w:pPr>
-          </w:p>
-          <w:p>
-            <w:pPr>
-              <w:rPr>
-                <w:rFonts w:ascii="Times New Roman" w:eastAsia="Times New Roman" w:hAnsi="Times New Roman" w:cs="Times New Roman"/>
-              </w:rPr>
-            </w:pPr>
-            <w:proofErr w:type="spellStart"/>
-            <w:r>
-              <w:rPr>
-                <w:rFonts w:ascii="Times New Roman" w:eastAsia="Times New Roman" w:hAnsi="Times New Roman" w:cs="Times New Roman"/>
-              </w:rPr>
-              <w:t>life_bins</w:t>
-            </w:r>
-            <w:proofErr w:type="spellEnd"/>
-            <w:r>
-              <w:rPr>
-                <w:rFonts w:ascii="Times New Roman" w:eastAsia="Times New Roman" w:hAnsi="Times New Roman" w:cs="Times New Roman"/>
-              </w:rPr>
-              <w:t xml:space="preserve"> &lt;- </w:t>
-            </w:r>
-            <w:proofErr w:type="gramStart"/>
-            <w:r>
-              <w:rPr>
-                <w:rFonts w:ascii="Times New Roman" w:eastAsia="Times New Roman" w:hAnsi="Times New Roman" w:cs="Times New Roman"/>
-              </w:rPr>
-              <w:t>cut(</w:t>
-            </w:r>
-            <w:proofErr w:type="spellStart"/>
-            <w:proofErr w:type="gramEnd"/>
-            <w:r>
-              <w:rPr>
-                <w:rFonts w:ascii="Times New Roman" w:eastAsia="Times New Roman" w:hAnsi="Times New Roman" w:cs="Times New Roman"/>
-              </w:rPr>
-              <w:t>data_clean$Life_Expectancy</w:t>
-            </w:r>
-            <w:proofErr w:type="spellEnd"/>
-            <w:r>
-              <w:rPr>
-                <w:rFonts w:ascii="Times New Roman" w:eastAsia="Times New Roman" w:hAnsi="Times New Roman" w:cs="Times New Roman"/>
-              </w:rPr>
-              <w:t>,</w:t>
-            </w:r>
-          </w:p>
-          <w:p>
-            <w:pPr>
-              <w:rPr>
-                <w:rFonts w:ascii="Times New Roman" w:eastAsia="Times New Roman" w:hAnsi="Times New Roman" w:cs="Times New Roman"/>
-              </w:rPr>
-            </w:pPr>
-            <w:r>
-              <w:rPr>
-                <w:rFonts w:ascii="Times New Roman" w:eastAsia="Times New Roman" w:hAnsi="Times New Roman" w:cs="Times New Roman"/>
-              </w:rPr>
-              <w:t xml:space="preserve">                 breaks = 10,</w:t>
-            </w:r>
-          </w:p>
-          <w:p>
-            <w:pPr>
-              <w:rPr>
-                <w:rFonts w:ascii="Times New Roman" w:eastAsia="Times New Roman" w:hAnsi="Times New Roman" w:cs="Times New Roman"/>
-              </w:rPr>
-            </w:pPr>
-            <w:r>
-              <w:rPr>
-                <w:rFonts w:ascii="Times New Roman" w:eastAsia="Times New Roman" w:hAnsi="Times New Roman" w:cs="Times New Roman"/>
-              </w:rPr>
-              <w:t xml:space="preserve">                 </w:t>
-            </w:r>
-            <w:proofErr w:type="spellStart"/>
-            <w:proofErr w:type="gramStart"/>
-            <w:r>
-              <w:rPr>
-                <w:rFonts w:ascii="Times New Roman" w:eastAsia="Times New Roman" w:hAnsi="Times New Roman" w:cs="Times New Roman"/>
-              </w:rPr>
-              <w:t>include.lowest</w:t>
-            </w:r>
-            <w:proofErr w:type="spellEnd"/>
-            <w:proofErr w:type="gramEnd"/>
-            <w:r>
-              <w:rPr>
-                <w:rFonts w:ascii="Times New Roman" w:eastAsia="Times New Roman" w:hAnsi="Times New Roman" w:cs="Times New Roman"/>
-              </w:rPr>
-              <w:t xml:space="preserve"> = TRUE)</w:t>
-            </w:r>
-          </w:p>
-          <w:p>
-            <w:pPr>
-              <w:rPr>
-                <w:rFonts w:ascii="Times New Roman" w:eastAsia="Times New Roman" w:hAnsi="Times New Roman" w:cs="Times New Roman"/>
-              </w:rPr>
-            </w:pPr>
-          </w:p>
-          <w:p>
-            <w:pPr>
-              <w:rPr>
-                <w:rFonts w:ascii="Times New Roman" w:eastAsia="Times New Roman" w:hAnsi="Times New Roman" w:cs="Times New Roman"/>
-              </w:rPr>
-            </w:pPr>
-            <w:proofErr w:type="spellStart"/>
-            <w:r>
-              <w:rPr>
-                <w:rFonts w:ascii="Times New Roman" w:eastAsia="Times New Roman" w:hAnsi="Times New Roman" w:cs="Times New Roman"/>
-              </w:rPr>
-              <w:lastRenderedPageBreak/>
-              <w:t>life_counts</w:t>
-            </w:r>
-            <w:proofErr w:type="spellEnd"/>
-            <w:r>
-              <w:rPr>
-                <w:rFonts w:ascii="Times New Roman" w:eastAsia="Times New Roman" w:hAnsi="Times New Roman" w:cs="Times New Roman"/>
-              </w:rPr>
-              <w:t xml:space="preserve"> &lt;- table(</w:t>
-            </w:r>
-            <w:proofErr w:type="spellStart"/>
-            <w:r>
-              <w:rPr>
-                <w:rFonts w:ascii="Times New Roman" w:eastAsia="Times New Roman" w:hAnsi="Times New Roman" w:cs="Times New Roman"/>
-              </w:rPr>
-              <w:t>life_bins</w:t>
-            </w:r>
-            <w:proofErr w:type="spellEnd"/>
-            <w:r>
-              <w:rPr>
-                <w:rFonts w:ascii="Times New Roman" w:eastAsia="Times New Roman" w:hAnsi="Times New Roman" w:cs="Times New Roman"/>
-              </w:rPr>
-              <w:t>)</w:t>
-            </w:r>
-          </w:p>
-          <w:p>
-            <w:pPr>
-              <w:rPr>
-                <w:rFonts w:ascii="Times New Roman" w:eastAsia="Times New Roman" w:hAnsi="Times New Roman" w:cs="Times New Roman"/>
-              </w:rPr>
-            </w:pPr>
-          </w:p>
-          <w:p>
-            <w:pPr>
-              <w:rPr>
-                <w:rFonts w:ascii="Times New Roman" w:eastAsia="Times New Roman" w:hAnsi="Times New Roman" w:cs="Times New Roman"/>
-              </w:rPr>
-            </w:pPr>
-            <w:proofErr w:type="spellStart"/>
-            <w:proofErr w:type="gramStart"/>
-            <w:r>
-              <w:rPr>
-                <w:rFonts w:ascii="Times New Roman" w:eastAsia="Times New Roman" w:hAnsi="Times New Roman" w:cs="Times New Roman"/>
-              </w:rPr>
-              <w:t>barplot</w:t>
-            </w:r>
-            <w:proofErr w:type="spellEnd"/>
-            <w:r>
-              <w:rPr>
-                <w:rFonts w:ascii="Times New Roman" w:eastAsia="Times New Roman" w:hAnsi="Times New Roman" w:cs="Times New Roman"/>
-              </w:rPr>
-              <w:t>(</w:t>
-            </w:r>
-            <w:proofErr w:type="spellStart"/>
-            <w:proofErr w:type="gramEnd"/>
-            <w:r>
-              <w:rPr>
-                <w:rFonts w:ascii="Times New Roman" w:eastAsia="Times New Roman" w:hAnsi="Times New Roman" w:cs="Times New Roman"/>
-              </w:rPr>
-              <w:t>life_counts</w:t>
-            </w:r>
-            <w:proofErr w:type="spellEnd"/>
-            <w:r>
-              <w:rPr>
-                <w:rFonts w:ascii="Times New Roman" w:eastAsia="Times New Roman" w:hAnsi="Times New Roman" w:cs="Times New Roman"/>
-              </w:rPr>
-              <w:t>,</w:t>
-            </w:r>
-          </w:p>
-          <w:p>
-            <w:pPr>
-              <w:rPr>
-                <w:rFonts w:ascii="Times New Roman" w:eastAsia="Times New Roman" w:hAnsi="Times New Roman" w:cs="Times New Roman"/>
-              </w:rPr>
-            </w:pPr>
-            <w:r>
-              <w:rPr>
-                <w:rFonts w:ascii="Times New Roman" w:eastAsia="Times New Roman" w:hAnsi="Times New Roman" w:cs="Times New Roman"/>
-              </w:rPr>
-              <w:t xml:space="preserve">        main = "</w:t>
-            </w:r>
-            <w:proofErr w:type="spellStart"/>
-            <w:r>
-              <w:rPr>
-                <w:rFonts w:ascii="Times New Roman" w:eastAsia="Times New Roman" w:hAnsi="Times New Roman" w:cs="Times New Roman"/>
-              </w:rPr>
-              <w:t>Barplot</w:t>
-            </w:r>
-            <w:proofErr w:type="spellEnd"/>
-            <w:r>
-              <w:rPr>
-                <w:rFonts w:ascii="Times New Roman" w:eastAsia="Times New Roman" w:hAnsi="Times New Roman" w:cs="Times New Roman"/>
-              </w:rPr>
-              <w:t xml:space="preserve"> of Life Expectancy Bins",</w:t>
-            </w:r>
-          </w:p>
-          <w:p>
-            <w:pPr>
-              <w:rPr>
-                <w:rFonts w:ascii="Times New Roman" w:eastAsia="Times New Roman" w:hAnsi="Times New Roman" w:cs="Times New Roman"/>
-              </w:rPr>
-            </w:pPr>
-            <w:r>
-              <w:rPr>
-                <w:rFonts w:ascii="Times New Roman" w:eastAsia="Times New Roman" w:hAnsi="Times New Roman" w:cs="Times New Roman"/>
-              </w:rPr>
-              <w:t xml:space="preserve">        </w:t>
-            </w:r>
-            <w:proofErr w:type="spellStart"/>
-            <w:r>
-              <w:rPr>
-                <w:rFonts w:ascii="Times New Roman" w:eastAsia="Times New Roman" w:hAnsi="Times New Roman" w:cs="Times New Roman"/>
-              </w:rPr>
-              <w:t>xlab</w:t>
-            </w:r>
-            <w:proofErr w:type="spellEnd"/>
-            <w:r>
-              <w:rPr>
-                <w:rFonts w:ascii="Times New Roman" w:eastAsia="Times New Roman" w:hAnsi="Times New Roman" w:cs="Times New Roman"/>
-              </w:rPr>
-              <w:t xml:space="preserve"> = "Life Expectancy Range (years)",</w:t>
-            </w:r>
-          </w:p>
-          <w:p>
-            <w:pPr>
-              <w:rPr>
-                <w:rFonts w:ascii="Times New Roman" w:eastAsia="Times New Roman" w:hAnsi="Times New Roman" w:cs="Times New Roman"/>
-              </w:rPr>
-            </w:pPr>
-            <w:r>
-              <w:rPr>
-                <w:rFonts w:ascii="Times New Roman" w:eastAsia="Times New Roman" w:hAnsi="Times New Roman" w:cs="Times New Roman"/>
-              </w:rPr>
-              <w:t xml:space="preserve">        </w:t>
-            </w:r>
-            <w:proofErr w:type="spellStart"/>
-            <w:r>
-              <w:rPr>
-                <w:rFonts w:ascii="Times New Roman" w:eastAsia="Times New Roman" w:hAnsi="Times New Roman" w:cs="Times New Roman"/>
-              </w:rPr>
-              <w:t>ylab</w:t>
-            </w:r>
-            <w:proofErr w:type="spellEnd"/>
-            <w:r>
-              <w:rPr>
-                <w:rFonts w:ascii="Times New Roman" w:eastAsia="Times New Roman" w:hAnsi="Times New Roman" w:cs="Times New Roman"/>
-              </w:rPr>
-              <w:t xml:space="preserve"> = "Count",</w:t>
-            </w:r>
-          </w:p>
-          <w:p>
-            <w:pPr>
-              <w:rPr>
-                <w:rFonts w:ascii="Times New Roman" w:eastAsia="Times New Roman" w:hAnsi="Times New Roman" w:cs="Times New Roman"/>
-              </w:rPr>
-            </w:pPr>
-            <w:r>
-              <w:rPr>
-                <w:rFonts w:ascii="Times New Roman" w:eastAsia="Times New Roman" w:hAnsi="Times New Roman" w:cs="Times New Roman"/>
-              </w:rPr>
-              <w:t xml:space="preserve">        col = "coral",</w:t>
-            </w:r>
-          </w:p>
-          <w:p>
-            <w:pPr>
-              <w:rPr>
-                <w:rFonts w:ascii="Times New Roman" w:eastAsia="Times New Roman" w:hAnsi="Times New Roman" w:cs="Times New Roman"/>
-              </w:rPr>
-            </w:pPr>
-            <w:r>
-              <w:rPr>
-                <w:rFonts w:ascii="Times New Roman" w:eastAsia="Times New Roman" w:hAnsi="Times New Roman" w:cs="Times New Roman"/>
-              </w:rPr>
-              <w:t xml:space="preserve">        las = 2)</w:t>
-            </w:r>
-          </w:p>
-          <w:p>
-            <w:pPr>
-              <w:rPr>
-                <w:rFonts w:ascii="Times New Roman" w:eastAsia="Times New Roman" w:hAnsi="Times New Roman" w:cs="Times New Roman"/>
-              </w:rPr>
-            </w:pPr>
-          </w:p>
-          <w:p>
-            <w:pPr>
-              <w:rPr>
-                <w:rFonts w:ascii="Times New Roman" w:eastAsia="Times New Roman" w:hAnsi="Times New Roman" w:cs="Times New Roman"/>
-              </w:rPr>
-            </w:pPr>
-            <w:proofErr w:type="gramStart"/>
-            <w:r>
-              <w:rPr>
-                <w:rFonts w:ascii="Times New Roman" w:eastAsia="Times New Roman" w:hAnsi="Times New Roman" w:cs="Times New Roman"/>
-              </w:rPr>
-              <w:t>cat(</w:t>
-            </w:r>
-            <w:proofErr w:type="gramEnd"/>
-            <w:r>
-              <w:rPr>
-                <w:rFonts w:ascii="Times New Roman" w:eastAsia="Times New Roman" w:hAnsi="Times New Roman" w:cs="Times New Roman"/>
-              </w:rPr>
-              <w:t xml:space="preserve">"Displayed: </w:t>
-            </w:r>
-            <w:proofErr w:type="spellStart"/>
-            <w:r>
-              <w:rPr>
-                <w:rFonts w:ascii="Times New Roman" w:eastAsia="Times New Roman" w:hAnsi="Times New Roman" w:cs="Times New Roman"/>
-              </w:rPr>
-              <w:t>Barplot</w:t>
-            </w:r>
-            <w:proofErr w:type="spellEnd"/>
-            <w:r>
-              <w:rPr>
-                <w:rFonts w:ascii="Times New Roman" w:eastAsia="Times New Roman" w:hAnsi="Times New Roman" w:cs="Times New Roman"/>
-              </w:rPr>
-              <w:t xml:space="preserve"> for Life Expectancy\n\n")</w:t>
-            </w:r>
-          </w:p>
-          <w:p>
-            <w:pPr>
-              <w:rPr>
-                <w:rFonts w:ascii="Times New Roman" w:eastAsia="Times New Roman" w:hAnsi="Times New Roman" w:cs="Times New Roman"/>
-              </w:rPr>
-            </w:pPr>
-          </w:p>
-          <w:p>
-            <w:pPr>
-              <w:rPr>
-                <w:rFonts w:ascii="Times New Roman" w:eastAsia="Times New Roman" w:hAnsi="Times New Roman" w:cs="Times New Roman"/>
-              </w:rPr>
-            </w:pPr>
-            <w:r>
-              <w:rPr>
-                <w:rFonts w:ascii="Times New Roman" w:eastAsia="Times New Roman" w:hAnsi="Times New Roman" w:cs="Times New Roman"/>
-              </w:rPr>
-              <w:t># Scatter plot with regression line</w:t>
-            </w:r>
-          </w:p>
-          <w:p>
-            <w:pPr>
-              <w:rPr>
-                <w:rFonts w:ascii="Times New Roman" w:eastAsia="Times New Roman" w:hAnsi="Times New Roman" w:cs="Times New Roman"/>
-              </w:rPr>
-            </w:pPr>
-            <w:proofErr w:type="spellStart"/>
-            <w:r>
-              <w:rPr>
-                <w:rFonts w:ascii="Times New Roman" w:eastAsia="Times New Roman" w:hAnsi="Times New Roman" w:cs="Times New Roman"/>
-              </w:rPr>
-              <w:t>scatter_plot</w:t>
-            </w:r>
-            <w:proofErr w:type="spellEnd"/>
-            <w:r>
-              <w:rPr>
-                <w:rFonts w:ascii="Times New Roman" w:eastAsia="Times New Roman" w:hAnsi="Times New Roman" w:cs="Times New Roman"/>
-              </w:rPr>
-              <w:t xml:space="preserve"> &lt;- </w:t>
-            </w:r>
-            <w:proofErr w:type="spellStart"/>
-            <w:proofErr w:type="gramStart"/>
-            <w:r>
-              <w:rPr>
-                <w:rFonts w:ascii="Times New Roman" w:eastAsia="Times New Roman" w:hAnsi="Times New Roman" w:cs="Times New Roman"/>
-              </w:rPr>
-              <w:t>ggplot</w:t>
-            </w:r>
-            <w:proofErr w:type="spellEnd"/>
-            <w:r>
-              <w:rPr>
-                <w:rFonts w:ascii="Times New Roman" w:eastAsia="Times New Roman" w:hAnsi="Times New Roman" w:cs="Times New Roman"/>
-              </w:rPr>
-              <w:t>(</w:t>
-            </w:r>
-            <w:proofErr w:type="spellStart"/>
-            <w:proofErr w:type="gramEnd"/>
-            <w:r>
-              <w:rPr>
-                <w:rFonts w:ascii="Times New Roman" w:eastAsia="Times New Roman" w:hAnsi="Times New Roman" w:cs="Times New Roman"/>
-              </w:rPr>
-              <w:t>data_clean</w:t>
-            </w:r>
-            <w:proofErr w:type="spellEnd"/>
-            <w:r>
-              <w:rPr>
-                <w:rFonts w:ascii="Times New Roman" w:eastAsia="Times New Roman" w:hAnsi="Times New Roman" w:cs="Times New Roman"/>
-              </w:rPr>
-              <w:t xml:space="preserve">, </w:t>
-            </w:r>
-            <w:proofErr w:type="spellStart"/>
-            <w:proofErr w:type="gramStart"/>
-            <w:r>
-              <w:rPr>
-                <w:rFonts w:ascii="Times New Roman" w:eastAsia="Times New Roman" w:hAnsi="Times New Roman" w:cs="Times New Roman"/>
-              </w:rPr>
-              <w:t>aes</w:t>
-            </w:r>
-            <w:proofErr w:type="spellEnd"/>
-            <w:r>
-              <w:rPr>
-                <w:rFonts w:ascii="Times New Roman" w:eastAsia="Times New Roman" w:hAnsi="Times New Roman" w:cs="Times New Roman"/>
-              </w:rPr>
-              <w:t>(</w:t>
-            </w:r>
-            <w:proofErr w:type="gramEnd"/>
-            <w:r>
-              <w:rPr>
-                <w:rFonts w:ascii="Times New Roman" w:eastAsia="Times New Roman" w:hAnsi="Times New Roman" w:cs="Times New Roman"/>
-              </w:rPr>
-              <w:t xml:space="preserve">x = </w:t>
-            </w:r>
-            <w:proofErr w:type="spellStart"/>
-            <w:r>
-              <w:rPr>
-                <w:rFonts w:ascii="Times New Roman" w:eastAsia="Times New Roman" w:hAnsi="Times New Roman" w:cs="Times New Roman"/>
-              </w:rPr>
-              <w:t>Alcohol_Consumption</w:t>
-            </w:r>
-            <w:proofErr w:type="spellEnd"/>
-            <w:r>
-              <w:rPr>
-                <w:rFonts w:ascii="Times New Roman" w:eastAsia="Times New Roman" w:hAnsi="Times New Roman" w:cs="Times New Roman"/>
-              </w:rPr>
-              <w:t xml:space="preserve">, y = </w:t>
-            </w:r>
-            <w:proofErr w:type="spellStart"/>
-            <w:r>
-              <w:rPr>
-                <w:rFonts w:ascii="Times New Roman" w:eastAsia="Times New Roman" w:hAnsi="Times New Roman" w:cs="Times New Roman"/>
-              </w:rPr>
-              <w:t>Life_Expectancy</w:t>
-            </w:r>
-            <w:proofErr w:type="spellEnd"/>
-            <w:r>
-              <w:rPr>
-                <w:rFonts w:ascii="Times New Roman" w:eastAsia="Times New Roman" w:hAnsi="Times New Roman" w:cs="Times New Roman"/>
-              </w:rPr>
-              <w:t>)) +</w:t>
-            </w:r>
-          </w:p>
-          <w:p>
-            <w:pPr>
-              <w:rPr>
-                <w:rFonts w:ascii="Times New Roman" w:eastAsia="Times New Roman" w:hAnsi="Times New Roman" w:cs="Times New Roman"/>
-              </w:rPr>
-            </w:pPr>
-            <w:r>
-              <w:rPr>
-                <w:rFonts w:ascii="Times New Roman" w:eastAsia="Times New Roman" w:hAnsi="Times New Roman" w:cs="Times New Roman"/>
-              </w:rPr>
-              <w:t xml:space="preserve">  </w:t>
-            </w:r>
-            <w:proofErr w:type="spellStart"/>
-            <w:r>
-              <w:rPr>
-                <w:rFonts w:ascii="Times New Roman" w:eastAsia="Times New Roman" w:hAnsi="Times New Roman" w:cs="Times New Roman"/>
-              </w:rPr>
-              <w:t>geom_</w:t>
-            </w:r>
-            <w:proofErr w:type="gramStart"/>
-            <w:r>
-              <w:rPr>
-                <w:rFonts w:ascii="Times New Roman" w:eastAsia="Times New Roman" w:hAnsi="Times New Roman" w:cs="Times New Roman"/>
-              </w:rPr>
-              <w:t>point</w:t>
-            </w:r>
-            <w:proofErr w:type="spellEnd"/>
-            <w:r>
-              <w:rPr>
-                <w:rFonts w:ascii="Times New Roman" w:eastAsia="Times New Roman" w:hAnsi="Times New Roman" w:cs="Times New Roman"/>
-              </w:rPr>
-              <w:t>(</w:t>
-            </w:r>
-            <w:proofErr w:type="gramEnd"/>
-            <w:r>
-              <w:rPr>
-                <w:rFonts w:ascii="Times New Roman" w:eastAsia="Times New Roman" w:hAnsi="Times New Roman" w:cs="Times New Roman"/>
-              </w:rPr>
-              <w:t xml:space="preserve">alpha = 0.6, size = 3, </w:t>
-            </w:r>
-            <w:proofErr w:type="spellStart"/>
-            <w:r>
-              <w:rPr>
-                <w:rFonts w:ascii="Times New Roman" w:eastAsia="Times New Roman" w:hAnsi="Times New Roman" w:cs="Times New Roman"/>
-              </w:rPr>
-              <w:t>color</w:t>
-            </w:r>
-            <w:proofErr w:type="spellEnd"/>
-            <w:r>
-              <w:rPr>
-                <w:rFonts w:ascii="Times New Roman" w:eastAsia="Times New Roman" w:hAnsi="Times New Roman" w:cs="Times New Roman"/>
-              </w:rPr>
-              <w:t xml:space="preserve"> = "</w:t>
-            </w:r>
-            <w:proofErr w:type="spellStart"/>
-            <w:r>
-              <w:rPr>
-                <w:rFonts w:ascii="Times New Roman" w:eastAsia="Times New Roman" w:hAnsi="Times New Roman" w:cs="Times New Roman"/>
-              </w:rPr>
-              <w:t>darkblue</w:t>
-            </w:r>
-            <w:proofErr w:type="spellEnd"/>
-            <w:r>
-              <w:rPr>
-                <w:rFonts w:ascii="Times New Roman" w:eastAsia="Times New Roman" w:hAnsi="Times New Roman" w:cs="Times New Roman"/>
-              </w:rPr>
-              <w:t>") +</w:t>
-            </w:r>
-          </w:p>
-          <w:p>
-            <w:pPr>
-              <w:rPr>
-                <w:rFonts w:ascii="Times New Roman" w:eastAsia="Times New Roman" w:hAnsi="Times New Roman" w:cs="Times New Roman"/>
-              </w:rPr>
-            </w:pPr>
-            <w:r>
-              <w:rPr>
-                <w:rFonts w:ascii="Times New Roman" w:eastAsia="Times New Roman" w:hAnsi="Times New Roman" w:cs="Times New Roman"/>
-              </w:rPr>
-              <w:t xml:space="preserve">  </w:t>
-            </w:r>
-            <w:proofErr w:type="spellStart"/>
-            <w:r>
-              <w:rPr>
-                <w:rFonts w:ascii="Times New Roman" w:eastAsia="Times New Roman" w:hAnsi="Times New Roman" w:cs="Times New Roman"/>
-              </w:rPr>
-              <w:t>geom_</w:t>
-            </w:r>
-            <w:proofErr w:type="gramStart"/>
-            <w:r>
-              <w:rPr>
-                <w:rFonts w:ascii="Times New Roman" w:eastAsia="Times New Roman" w:hAnsi="Times New Roman" w:cs="Times New Roman"/>
-              </w:rPr>
-              <w:t>smooth</w:t>
-            </w:r>
-            <w:proofErr w:type="spellEnd"/>
-            <w:r>
-              <w:rPr>
-                <w:rFonts w:ascii="Times New Roman" w:eastAsia="Times New Roman" w:hAnsi="Times New Roman" w:cs="Times New Roman"/>
-              </w:rPr>
-              <w:t>(</w:t>
-            </w:r>
-            <w:proofErr w:type="gramEnd"/>
-            <w:r>
-              <w:rPr>
-                <w:rFonts w:ascii="Times New Roman" w:eastAsia="Times New Roman" w:hAnsi="Times New Roman" w:cs="Times New Roman"/>
-              </w:rPr>
-              <w:t>method = "</w:t>
-            </w:r>
-            <w:proofErr w:type="spellStart"/>
-            <w:r>
-              <w:rPr>
-                <w:rFonts w:ascii="Times New Roman" w:eastAsia="Times New Roman" w:hAnsi="Times New Roman" w:cs="Times New Roman"/>
-              </w:rPr>
-              <w:t>lm</w:t>
-            </w:r>
-            <w:proofErr w:type="spellEnd"/>
-            <w:r>
-              <w:rPr>
-                <w:rFonts w:ascii="Times New Roman" w:eastAsia="Times New Roman" w:hAnsi="Times New Roman" w:cs="Times New Roman"/>
-              </w:rPr>
-              <w:t xml:space="preserve">", se = TRUE, </w:t>
-            </w:r>
-            <w:proofErr w:type="spellStart"/>
-            <w:r>
-              <w:rPr>
-                <w:rFonts w:ascii="Times New Roman" w:eastAsia="Times New Roman" w:hAnsi="Times New Roman" w:cs="Times New Roman"/>
-              </w:rPr>
-              <w:t>color</w:t>
-            </w:r>
-            <w:proofErr w:type="spellEnd"/>
-            <w:r>
-              <w:rPr>
-                <w:rFonts w:ascii="Times New Roman" w:eastAsia="Times New Roman" w:hAnsi="Times New Roman" w:cs="Times New Roman"/>
-              </w:rPr>
-              <w:t xml:space="preserve"> = "red", linewidth = 1) +</w:t>
-            </w:r>
-          </w:p>
-          <w:p>
-            <w:pPr>
-              <w:rPr>
-                <w:rFonts w:ascii="Times New Roman" w:eastAsia="Times New Roman" w:hAnsi="Times New Roman" w:cs="Times New Roman"/>
-              </w:rPr>
-            </w:pPr>
-            <w:r>
-              <w:rPr>
-                <w:rFonts w:ascii="Times New Roman" w:eastAsia="Times New Roman" w:hAnsi="Times New Roman" w:cs="Times New Roman"/>
-              </w:rPr>
-              <w:t xml:space="preserve">  </w:t>
-            </w:r>
-            <w:proofErr w:type="gramStart"/>
-            <w:r>
-              <w:rPr>
-                <w:rFonts w:ascii="Times New Roman" w:eastAsia="Times New Roman" w:hAnsi="Times New Roman" w:cs="Times New Roman"/>
-              </w:rPr>
-              <w:t>labs(</w:t>
-            </w:r>
-            <w:proofErr w:type="gramEnd"/>
-            <w:r>
-              <w:rPr>
-                <w:rFonts w:ascii="Times New Roman" w:eastAsia="Times New Roman" w:hAnsi="Times New Roman" w:cs="Times New Roman"/>
-              </w:rPr>
-              <w:t>title = "Relationship between Alcohol Consumption and Life Expectancy",</w:t>
-            </w:r>
-          </w:p>
-          <w:p>
-            <w:pPr>
-              <w:rPr>
-                <w:rFonts w:ascii="Times New Roman" w:eastAsia="Times New Roman" w:hAnsi="Times New Roman" w:cs="Times New Roman"/>
-              </w:rPr>
-            </w:pPr>
-            <w:r>
-              <w:rPr>
-                <w:rFonts w:ascii="Times New Roman" w:eastAsia="Times New Roman" w:hAnsi="Times New Roman" w:cs="Times New Roman"/>
-              </w:rPr>
-              <w:t xml:space="preserve">       x = "Alcohol Consumption per Capita (litres)",</w:t>
-            </w:r>
-          </w:p>
-          <w:p>
-            <w:pPr>
-              <w:rPr>
-                <w:rFonts w:ascii="Times New Roman" w:eastAsia="Times New Roman" w:hAnsi="Times New Roman" w:cs="Times New Roman"/>
-              </w:rPr>
-            </w:pPr>
-            <w:r>
-              <w:rPr>
-                <w:rFonts w:ascii="Times New Roman" w:eastAsia="Times New Roman" w:hAnsi="Times New Roman" w:cs="Times New Roman"/>
-              </w:rPr>
-              <w:t xml:space="preserve">       y = "Life Expectancy at Birth (years)") +</w:t>
-            </w:r>
-          </w:p>
-          <w:p>
-            <w:pPr>
-              <w:rPr>
-                <w:rFonts w:ascii="Times New Roman" w:eastAsia="Times New Roman" w:hAnsi="Times New Roman" w:cs="Times New Roman"/>
-              </w:rPr>
-            </w:pPr>
-            <w:r>
-              <w:rPr>
-                <w:rFonts w:ascii="Times New Roman" w:eastAsia="Times New Roman" w:hAnsi="Times New Roman" w:cs="Times New Roman"/>
-              </w:rPr>
-              <w:t xml:space="preserve">  </w:t>
-            </w:r>
-            <w:proofErr w:type="spellStart"/>
-            <w:r>
-              <w:rPr>
-                <w:rFonts w:ascii="Times New Roman" w:eastAsia="Times New Roman" w:hAnsi="Times New Roman" w:cs="Times New Roman"/>
-              </w:rPr>
-              <w:t>theme_</w:t>
-            </w:r>
-            <w:proofErr w:type="gramStart"/>
-            <w:r>
-              <w:rPr>
-                <w:rFonts w:ascii="Times New Roman" w:eastAsia="Times New Roman" w:hAnsi="Times New Roman" w:cs="Times New Roman"/>
-              </w:rPr>
-              <w:t>minimal</w:t>
-            </w:r>
-            <w:proofErr w:type="spellEnd"/>
-            <w:r>
-              <w:rPr>
-                <w:rFonts w:ascii="Times New Roman" w:eastAsia="Times New Roman" w:hAnsi="Times New Roman" w:cs="Times New Roman"/>
-              </w:rPr>
-              <w:t>(</w:t>
-            </w:r>
-            <w:proofErr w:type="gramEnd"/>
-            <w:r>
-              <w:rPr>
-                <w:rFonts w:ascii="Times New Roman" w:eastAsia="Times New Roman" w:hAnsi="Times New Roman" w:cs="Times New Roman"/>
-              </w:rPr>
-              <w:t>) +</w:t>
-            </w:r>
-          </w:p>
-          <w:p>
-            <w:pPr>
-              <w:rPr>
-                <w:rFonts w:ascii="Times New Roman" w:eastAsia="Times New Roman" w:hAnsi="Times New Roman" w:cs="Times New Roman"/>
-              </w:rPr>
-            </w:pPr>
-            <w:r>
-              <w:rPr>
-                <w:rFonts w:ascii="Times New Roman" w:eastAsia="Times New Roman" w:hAnsi="Times New Roman" w:cs="Times New Roman"/>
-              </w:rPr>
-              <w:t xml:space="preserve">  </w:t>
-            </w:r>
-            <w:proofErr w:type="gramStart"/>
-            <w:r>
-              <w:rPr>
-                <w:rFonts w:ascii="Times New Roman" w:eastAsia="Times New Roman" w:hAnsi="Times New Roman" w:cs="Times New Roman"/>
-              </w:rPr>
-              <w:t>theme(</w:t>
-            </w:r>
-            <w:proofErr w:type="spellStart"/>
-            <w:r>
-              <w:rPr>
-                <w:rFonts w:ascii="Times New Roman" w:eastAsia="Times New Roman" w:hAnsi="Times New Roman" w:cs="Times New Roman"/>
-              </w:rPr>
-              <w:t>plot.title</w:t>
-            </w:r>
-            <w:proofErr w:type="spellEnd"/>
-            <w:proofErr w:type="gramEnd"/>
-            <w:r>
-              <w:rPr>
-                <w:rFonts w:ascii="Times New Roman" w:eastAsia="Times New Roman" w:hAnsi="Times New Roman" w:cs="Times New Roman"/>
-              </w:rPr>
-              <w:t xml:space="preserve"> = </w:t>
-            </w:r>
-            <w:proofErr w:type="spellStart"/>
-            <w:r>
-              <w:rPr>
-                <w:rFonts w:ascii="Times New Roman" w:eastAsia="Times New Roman" w:hAnsi="Times New Roman" w:cs="Times New Roman"/>
-              </w:rPr>
-              <w:t>element_</w:t>
-            </w:r>
-            <w:proofErr w:type="gramStart"/>
-            <w:r>
-              <w:rPr>
-                <w:rFonts w:ascii="Times New Roman" w:eastAsia="Times New Roman" w:hAnsi="Times New Roman" w:cs="Times New Roman"/>
-              </w:rPr>
-              <w:t>text</w:t>
-            </w:r>
-            <w:proofErr w:type="spellEnd"/>
-            <w:r>
-              <w:rPr>
-                <w:rFonts w:ascii="Times New Roman" w:eastAsia="Times New Roman" w:hAnsi="Times New Roman" w:cs="Times New Roman"/>
-              </w:rPr>
-              <w:t>(</w:t>
-            </w:r>
-            <w:proofErr w:type="spellStart"/>
-            <w:proofErr w:type="gramEnd"/>
-            <w:r>
-              <w:rPr>
-                <w:rFonts w:ascii="Times New Roman" w:eastAsia="Times New Roman" w:hAnsi="Times New Roman" w:cs="Times New Roman"/>
-              </w:rPr>
-              <w:t>hjust</w:t>
-            </w:r>
-            <w:proofErr w:type="spellEnd"/>
-            <w:r>
-              <w:rPr>
-                <w:rFonts w:ascii="Times New Roman" w:eastAsia="Times New Roman" w:hAnsi="Times New Roman" w:cs="Times New Roman"/>
-              </w:rPr>
-              <w:t xml:space="preserve"> = 0.5, face = "bold"))</w:t>
-            </w:r>
-          </w:p>
-          <w:p>
-            <w:pPr>
-              <w:rPr>
-                <w:rFonts w:ascii="Times New Roman" w:eastAsia="Times New Roman" w:hAnsi="Times New Roman" w:cs="Times New Roman"/>
-              </w:rPr>
-            </w:pPr>
-          </w:p>
-          <w:p>
-            <w:pPr>
-              <w:rPr>
-                <w:rFonts w:ascii="Times New Roman" w:eastAsia="Times New Roman" w:hAnsi="Times New Roman" w:cs="Times New Roman"/>
-              </w:rPr>
-            </w:pPr>
-            <w:r>
-              <w:rPr>
-                <w:rFonts w:ascii="Times New Roman" w:eastAsia="Times New Roman" w:hAnsi="Times New Roman" w:cs="Times New Roman"/>
-              </w:rPr>
-              <w:t># Display plot</w:t>
-            </w:r>
-          </w:p>
-          <w:p>
-            <w:pPr>
-              <w:rPr>
-                <w:rFonts w:ascii="Times New Roman" w:eastAsia="Times New Roman" w:hAnsi="Times New Roman" w:cs="Times New Roman"/>
-              </w:rPr>
-            </w:pPr>
-            <w:r>
-              <w:rPr>
-                <w:rFonts w:ascii="Times New Roman" w:eastAsia="Times New Roman" w:hAnsi="Times New Roman" w:cs="Times New Roman"/>
-              </w:rPr>
-              <w:t>print(</w:t>
-            </w:r>
-            <w:proofErr w:type="spellStart"/>
-            <w:r>
-              <w:rPr>
-                <w:rFonts w:ascii="Times New Roman" w:eastAsia="Times New Roman" w:hAnsi="Times New Roman" w:cs="Times New Roman"/>
-              </w:rPr>
-              <w:t>scatter_plot</w:t>
-            </w:r>
-            <w:proofErr w:type="spellEnd"/>
-            <w:r>
-              <w:rPr>
-                <w:rFonts w:ascii="Times New Roman" w:eastAsia="Times New Roman" w:hAnsi="Times New Roman" w:cs="Times New Roman"/>
-              </w:rPr>
-              <w:t>)</w:t>
-            </w:r>
-          </w:p>
-          <w:p>
-            <w:pPr>
-              <w:rPr>
-                <w:rFonts w:ascii="Times New Roman" w:eastAsia="Times New Roman" w:hAnsi="Times New Roman" w:cs="Times New Roman"/>
-              </w:rPr>
-            </w:pPr>
-          </w:p>
-          <w:p>
-            <w:pPr>
-              <w:rPr>
-                <w:rFonts w:ascii="Times New Roman" w:eastAsia="Times New Roman" w:hAnsi="Times New Roman" w:cs="Times New Roman"/>
-              </w:rPr>
-            </w:pPr>
-          </w:p>
-          <w:p>
-            <w:pPr>
-              <w:rPr>
-                <w:rFonts w:ascii="Times New Roman" w:eastAsia="Times New Roman" w:hAnsi="Times New Roman" w:cs="Times New Roman"/>
-              </w:rPr>
-            </w:pPr>
-          </w:p>
-          <w:p>
-            <w:pPr>
-              <w:rPr>
-                <w:rFonts w:ascii="Times New Roman" w:eastAsia="Times New Roman" w:hAnsi="Times New Roman" w:cs="Times New Roman"/>
-              </w:rPr>
-            </w:pPr>
-          </w:p>
-          <w:p>
-            <w:pPr>
-              <w:rPr>
-                <w:rFonts w:ascii="Times New Roman" w:eastAsia="Times New Roman" w:hAnsi="Times New Roman" w:cs="Times New Roman"/>
-              </w:rPr>
-            </w:pPr>
-            <w:r>
-              <w:rPr>
-                <w:rFonts w:ascii="Times New Roman" w:eastAsia="Times New Roman" w:hAnsi="Times New Roman" w:cs="Times New Roman"/>
-              </w:rPr>
-              <w:t># Pearson correlation test</w:t>
-            </w:r>
-          </w:p>
-          <w:p>
-            <w:pPr>
-              <w:rPr>
-                <w:rFonts w:ascii="Times New Roman" w:eastAsia="Times New Roman" w:hAnsi="Times New Roman" w:cs="Times New Roman"/>
-              </w:rPr>
-            </w:pPr>
-            <w:proofErr w:type="spellStart"/>
-            <w:r>
-              <w:rPr>
-                <w:rFonts w:ascii="Times New Roman" w:eastAsia="Times New Roman" w:hAnsi="Times New Roman" w:cs="Times New Roman"/>
-              </w:rPr>
-              <w:t>correlation_test</w:t>
-            </w:r>
-            <w:proofErr w:type="spellEnd"/>
-            <w:r>
-              <w:rPr>
-                <w:rFonts w:ascii="Times New Roman" w:eastAsia="Times New Roman" w:hAnsi="Times New Roman" w:cs="Times New Roman"/>
-              </w:rPr>
-              <w:t xml:space="preserve"> &lt;- </w:t>
-            </w:r>
-            <w:proofErr w:type="spellStart"/>
-            <w:r>
-              <w:rPr>
-                <w:rFonts w:ascii="Times New Roman" w:eastAsia="Times New Roman" w:hAnsi="Times New Roman" w:cs="Times New Roman"/>
-              </w:rPr>
-              <w:t>cor.</w:t>
-            </w:r>
-            <w:proofErr w:type="gramStart"/>
-            <w:r>
-              <w:rPr>
-                <w:rFonts w:ascii="Times New Roman" w:eastAsia="Times New Roman" w:hAnsi="Times New Roman" w:cs="Times New Roman"/>
-              </w:rPr>
-              <w:t>test</w:t>
-            </w:r>
-            <w:proofErr w:type="spellEnd"/>
-            <w:r>
-              <w:rPr>
-                <w:rFonts w:ascii="Times New Roman" w:eastAsia="Times New Roman" w:hAnsi="Times New Roman" w:cs="Times New Roman"/>
-              </w:rPr>
-              <w:t>(</w:t>
-            </w:r>
-            <w:proofErr w:type="spellStart"/>
-            <w:proofErr w:type="gramEnd"/>
-            <w:r>
-              <w:rPr>
-                <w:rFonts w:ascii="Times New Roman" w:eastAsia="Times New Roman" w:hAnsi="Times New Roman" w:cs="Times New Roman"/>
-              </w:rPr>
-              <w:t>data_clean$Alcohol_Consumption</w:t>
-            </w:r>
-            <w:proofErr w:type="spellEnd"/>
-            <w:r>
-              <w:rPr>
-                <w:rFonts w:ascii="Times New Roman" w:eastAsia="Times New Roman" w:hAnsi="Times New Roman" w:cs="Times New Roman"/>
-              </w:rPr>
-              <w:t xml:space="preserve">, </w:t>
-            </w:r>
-          </w:p>
-          <w:p>
-            <w:pPr>
-              <w:rPr>
-                <w:rFonts w:ascii="Times New Roman" w:eastAsia="Times New Roman" w:hAnsi="Times New Roman" w:cs="Times New Roman"/>
-              </w:rPr>
-            </w:pPr>
-            <w:r>
-              <w:rPr>
-                <w:rFonts w:ascii="Times New Roman" w:eastAsia="Times New Roman" w:hAnsi="Times New Roman" w:cs="Times New Roman"/>
-              </w:rPr>
-              <w:t xml:space="preserve">                             </w:t>
-            </w:r>
-            <w:proofErr w:type="spellStart"/>
-            <w:r>
-              <w:rPr>
-                <w:rFonts w:ascii="Times New Roman" w:eastAsia="Times New Roman" w:hAnsi="Times New Roman" w:cs="Times New Roman"/>
-              </w:rPr>
-              <w:t>data_clean$Life_Expectancy</w:t>
-            </w:r>
-            <w:proofErr w:type="spellEnd"/>
-            <w:r>
-              <w:rPr>
-                <w:rFonts w:ascii="Times New Roman" w:eastAsia="Times New Roman" w:hAnsi="Times New Roman" w:cs="Times New Roman"/>
-              </w:rPr>
-              <w:t>,</w:t>
-            </w:r>
-          </w:p>
-          <w:p>
-            <w:pPr>
-              <w:rPr>
-                <w:rFonts w:ascii="Times New Roman" w:eastAsia="Times New Roman" w:hAnsi="Times New Roman" w:cs="Times New Roman"/>
-              </w:rPr>
-            </w:pPr>
-            <w:r>
-              <w:rPr>
-                <w:rFonts w:ascii="Times New Roman" w:eastAsia="Times New Roman" w:hAnsi="Times New Roman" w:cs="Times New Roman"/>
-              </w:rPr>
-              <w:t xml:space="preserve">                             method = "</w:t>
-            </w:r>
-            <w:proofErr w:type="spellStart"/>
-            <w:r>
-              <w:rPr>
-                <w:rFonts w:ascii="Times New Roman" w:eastAsia="Times New Roman" w:hAnsi="Times New Roman" w:cs="Times New Roman"/>
-              </w:rPr>
-              <w:t>pearson</w:t>
-            </w:r>
-            <w:proofErr w:type="spellEnd"/>
-            <w:r>
-              <w:rPr>
-                <w:rFonts w:ascii="Times New Roman" w:eastAsia="Times New Roman" w:hAnsi="Times New Roman" w:cs="Times New Roman"/>
-              </w:rPr>
-              <w:t>")</w:t>
-            </w:r>
-          </w:p>
-          <w:p>
-            <w:pPr>
-              <w:rPr>
-                <w:rFonts w:ascii="Times New Roman" w:eastAsia="Times New Roman" w:hAnsi="Times New Roman" w:cs="Times New Roman"/>
-              </w:rPr>
-            </w:pPr>
-          </w:p>
-          <w:p>
-            <w:pPr>
-              <w:rPr>
-                <w:rFonts w:ascii="Times New Roman" w:eastAsia="Times New Roman" w:hAnsi="Times New Roman" w:cs="Times New Roman"/>
-              </w:rPr>
-            </w:pPr>
-            <w:r>
-              <w:rPr>
-                <w:rFonts w:ascii="Times New Roman" w:eastAsia="Times New Roman" w:hAnsi="Times New Roman" w:cs="Times New Roman"/>
-              </w:rPr>
-              <w:t># Display correlation results</w:t>
-            </w:r>
-          </w:p>
-          <w:p>
-            <w:pPr>
-              <w:rPr>
-                <w:rFonts w:ascii="Times New Roman" w:eastAsia="Times New Roman" w:hAnsi="Times New Roman" w:cs="Times New Roman"/>
-              </w:rPr>
-            </w:pPr>
-            <w:r>
-              <w:rPr>
-                <w:rFonts w:ascii="Times New Roman" w:eastAsia="Times New Roman" w:hAnsi="Times New Roman" w:cs="Times New Roman"/>
-              </w:rPr>
-              <w:t>print(</w:t>
-            </w:r>
-            <w:proofErr w:type="spellStart"/>
-            <w:r>
-              <w:rPr>
-                <w:rFonts w:ascii="Times New Roman" w:eastAsia="Times New Roman" w:hAnsi="Times New Roman" w:cs="Times New Roman"/>
-              </w:rPr>
-              <w:t>correlation_test</w:t>
-            </w:r>
-            <w:proofErr w:type="spellEnd"/>
-            <w:r>
-              <w:rPr>
-                <w:rFonts w:ascii="Times New Roman" w:eastAsia="Times New Roman" w:hAnsi="Times New Roman" w:cs="Times New Roman"/>
-              </w:rPr>
-              <w:t>)</w:t>
-            </w:r>
-          </w:p>
-          <w:p>
-            <w:pPr>
-              <w:rPr>
-                <w:rFonts w:ascii="Times New Roman" w:eastAsia="Times New Roman" w:hAnsi="Times New Roman" w:cs="Times New Roman"/>
-              </w:rPr>
-            </w:pPr>
-          </w:p>
-          <w:p>
-            <w:pPr>
-              <w:rPr>
-                <w:rFonts w:ascii="Times New Roman" w:eastAsia="Times New Roman" w:hAnsi="Times New Roman" w:cs="Times New Roman"/>
-              </w:rPr>
-            </w:pPr>
-            <w:r>
-              <w:rPr>
-                <w:rFonts w:ascii="Times New Roman" w:eastAsia="Times New Roman" w:hAnsi="Times New Roman" w:cs="Times New Roman"/>
-              </w:rPr>
-              <w:t># Extract key statistics</w:t>
-            </w:r>
-          </w:p>
-          <w:p>
-            <w:pPr>
-              <w:rPr>
-                <w:rFonts w:ascii="Times New Roman" w:eastAsia="Times New Roman" w:hAnsi="Times New Roman" w:cs="Times New Roman"/>
-              </w:rPr>
-            </w:pPr>
-            <w:proofErr w:type="spellStart"/>
-            <w:r>
-              <w:rPr>
-                <w:rFonts w:ascii="Times New Roman" w:eastAsia="Times New Roman" w:hAnsi="Times New Roman" w:cs="Times New Roman"/>
-              </w:rPr>
-              <w:t>correlation_coefficient</w:t>
-            </w:r>
-            <w:proofErr w:type="spellEnd"/>
-            <w:r>
-              <w:rPr>
-                <w:rFonts w:ascii="Times New Roman" w:eastAsia="Times New Roman" w:hAnsi="Times New Roman" w:cs="Times New Roman"/>
-              </w:rPr>
-              <w:t xml:space="preserve"> &lt;- </w:t>
-            </w:r>
-            <w:proofErr w:type="spellStart"/>
-            <w:r>
-              <w:rPr>
-                <w:rFonts w:ascii="Times New Roman" w:eastAsia="Times New Roman" w:hAnsi="Times New Roman" w:cs="Times New Roman"/>
-              </w:rPr>
-              <w:t>correlation_test$estimate</w:t>
-            </w:r>
-            <w:proofErr w:type="spellEnd"/>
-          </w:p>
-          <w:p>
-            <w:pPr>
-              <w:rPr>
-                <w:rFonts w:ascii="Times New Roman" w:eastAsia="Times New Roman" w:hAnsi="Times New Roman" w:cs="Times New Roman"/>
-              </w:rPr>
-            </w:pPr>
-            <w:proofErr w:type="spellStart"/>
-            <w:r>
-              <w:rPr>
-                <w:rFonts w:ascii="Times New Roman" w:eastAsia="Times New Roman" w:hAnsi="Times New Roman" w:cs="Times New Roman"/>
-              </w:rPr>
-              <w:t>p_value</w:t>
-            </w:r>
-            <w:proofErr w:type="spellEnd"/>
-            <w:r>
-              <w:rPr>
-                <w:rFonts w:ascii="Times New Roman" w:eastAsia="Times New Roman" w:hAnsi="Times New Roman" w:cs="Times New Roman"/>
-              </w:rPr>
-              <w:t xml:space="preserve"> &lt;- </w:t>
-            </w:r>
-            <w:proofErr w:type="spellStart"/>
-            <w:r>
-              <w:rPr>
-                <w:rFonts w:ascii="Times New Roman" w:eastAsia="Times New Roman" w:hAnsi="Times New Roman" w:cs="Times New Roman"/>
-              </w:rPr>
-              <w:t>correlation_test$p.value</w:t>
-            </w:r>
-            <w:proofErr w:type="spellEnd"/>
-          </w:p>
-          <w:p>
-            <w:pPr>
-              <w:rPr>
-                <w:rFonts w:ascii="Times New Roman" w:eastAsia="Times New Roman" w:hAnsi="Times New Roman" w:cs="Times New Roman"/>
-              </w:rPr>
-            </w:pPr>
-            <w:proofErr w:type="spellStart"/>
-            <w:r>
-              <w:rPr>
-                <w:rFonts w:ascii="Times New Roman" w:eastAsia="Times New Roman" w:hAnsi="Times New Roman" w:cs="Times New Roman"/>
-              </w:rPr>
-              <w:t>confidence_interval</w:t>
-            </w:r>
-            <w:proofErr w:type="spellEnd"/>
-            <w:r>
-              <w:rPr>
-                <w:rFonts w:ascii="Times New Roman" w:eastAsia="Times New Roman" w:hAnsi="Times New Roman" w:cs="Times New Roman"/>
-              </w:rPr>
-              <w:t xml:space="preserve"> &lt;- correlation_test$conf.int</w:t>
-            </w:r>
-          </w:p>
-          <w:p>
-            <w:pPr>
-              <w:rPr>
-                <w:rFonts w:ascii="Times New Roman" w:eastAsia="Times New Roman" w:hAnsi="Times New Roman" w:cs="Times New Roman"/>
-              </w:rPr>
-            </w:pPr>
-          </w:p>
-          <w:p>
-            <w:pPr>
-              <w:rPr>
-                <w:rFonts w:ascii="Times New Roman" w:eastAsia="Times New Roman" w:hAnsi="Times New Roman" w:cs="Times New Roman"/>
-              </w:rPr>
-            </w:pPr>
-            <w:proofErr w:type="gramStart"/>
-            <w:r>
-              <w:rPr>
-                <w:rFonts w:ascii="Times New Roman" w:eastAsia="Times New Roman" w:hAnsi="Times New Roman" w:cs="Times New Roman"/>
-              </w:rPr>
-              <w:t>cat(</w:t>
-            </w:r>
-            <w:proofErr w:type="gramEnd"/>
-            <w:r>
-              <w:rPr>
-                <w:rFonts w:ascii="Times New Roman" w:eastAsia="Times New Roman" w:hAnsi="Times New Roman" w:cs="Times New Roman"/>
-              </w:rPr>
-              <w:t>"\n=== CORRELATION ANALYSIS RESULTS ===\n")</w:t>
-            </w:r>
-          </w:p>
-          <w:p>
-            <w:pPr>
-              <w:rPr>
-                <w:rFonts w:ascii="Times New Roman" w:eastAsia="Times New Roman" w:hAnsi="Times New Roman" w:cs="Times New Roman"/>
-              </w:rPr>
-            </w:pPr>
-            <w:proofErr w:type="gramStart"/>
-            <w:r>
-              <w:rPr>
-                <w:rFonts w:ascii="Times New Roman" w:eastAsia="Times New Roman" w:hAnsi="Times New Roman" w:cs="Times New Roman"/>
-              </w:rPr>
-              <w:t>cat(</w:t>
-            </w:r>
-            <w:proofErr w:type="gramEnd"/>
-            <w:r>
-              <w:rPr>
-                <w:rFonts w:ascii="Times New Roman" w:eastAsia="Times New Roman" w:hAnsi="Times New Roman" w:cs="Times New Roman"/>
-              </w:rPr>
-              <w:t xml:space="preserve">"Pearson Correlation Coefficient (r):", </w:t>
-            </w:r>
-            <w:proofErr w:type="spellStart"/>
-            <w:r>
-              <w:rPr>
-                <w:rFonts w:ascii="Times New Roman" w:eastAsia="Times New Roman" w:hAnsi="Times New Roman" w:cs="Times New Roman"/>
-              </w:rPr>
-              <w:t>correlation_coefficient</w:t>
-            </w:r>
-            <w:proofErr w:type="spellEnd"/>
-            <w:r>
-              <w:rPr>
-                <w:rFonts w:ascii="Times New Roman" w:eastAsia="Times New Roman" w:hAnsi="Times New Roman" w:cs="Times New Roman"/>
-              </w:rPr>
-              <w:t>, "\n")</w:t>
-            </w:r>
-          </w:p>
-          <w:p>
-            <w:pPr>
-              <w:rPr>
-                <w:rFonts w:ascii="Times New Roman" w:eastAsia="Times New Roman" w:hAnsi="Times New Roman" w:cs="Times New Roman"/>
-              </w:rPr>
-            </w:pPr>
-            <w:proofErr w:type="gramStart"/>
-            <w:r>
-              <w:rPr>
-                <w:rFonts w:ascii="Times New Roman" w:eastAsia="Times New Roman" w:hAnsi="Times New Roman" w:cs="Times New Roman"/>
-              </w:rPr>
-              <w:t>cat(</w:t>
-            </w:r>
-            <w:proofErr w:type="gramEnd"/>
-            <w:r>
-              <w:rPr>
-                <w:rFonts w:ascii="Times New Roman" w:eastAsia="Times New Roman" w:hAnsi="Times New Roman" w:cs="Times New Roman"/>
-              </w:rPr>
-              <w:t xml:space="preserve">"P-value:", </w:t>
-            </w:r>
-            <w:proofErr w:type="spellStart"/>
-            <w:r>
-              <w:rPr>
-                <w:rFonts w:ascii="Times New Roman" w:eastAsia="Times New Roman" w:hAnsi="Times New Roman" w:cs="Times New Roman"/>
-              </w:rPr>
-              <w:t>p_value</w:t>
-            </w:r>
-            <w:proofErr w:type="spellEnd"/>
-            <w:r>
-              <w:rPr>
-                <w:rFonts w:ascii="Times New Roman" w:eastAsia="Times New Roman" w:hAnsi="Times New Roman" w:cs="Times New Roman"/>
-              </w:rPr>
-              <w:t>, "\n")</w:t>
-            </w:r>
-          </w:p>
-          <w:p>
-            <w:pPr>
-              <w:rPr>
-                <w:rFonts w:ascii="Times New Roman" w:eastAsia="Times New Roman" w:hAnsi="Times New Roman" w:cs="Times New Roman"/>
-              </w:rPr>
-            </w:pPr>
-            <w:proofErr w:type="gramStart"/>
-            <w:r>
-              <w:rPr>
-                <w:rFonts w:ascii="Times New Roman" w:eastAsia="Times New Roman" w:hAnsi="Times New Roman" w:cs="Times New Roman"/>
-              </w:rPr>
-              <w:t>cat(</w:t>
-            </w:r>
-            <w:proofErr w:type="gramEnd"/>
-            <w:r>
-              <w:rPr>
-                <w:rFonts w:ascii="Times New Roman" w:eastAsia="Times New Roman" w:hAnsi="Times New Roman" w:cs="Times New Roman"/>
-              </w:rPr>
-              <w:t xml:space="preserve">"95% Confidence Interval:", </w:t>
-            </w:r>
-            <w:proofErr w:type="spellStart"/>
-            <w:r>
-              <w:rPr>
-                <w:rFonts w:ascii="Times New Roman" w:eastAsia="Times New Roman" w:hAnsi="Times New Roman" w:cs="Times New Roman"/>
-              </w:rPr>
-              <w:t>confidence_</w:t>
-            </w:r>
-            <w:proofErr w:type="gramStart"/>
-            <w:r>
-              <w:rPr>
-                <w:rFonts w:ascii="Times New Roman" w:eastAsia="Times New Roman" w:hAnsi="Times New Roman" w:cs="Times New Roman"/>
-              </w:rPr>
-              <w:t>interval</w:t>
-            </w:r>
-            <w:proofErr w:type="spellEnd"/>
-            <w:r>
-              <w:rPr>
-                <w:rFonts w:ascii="Times New Roman" w:eastAsia="Times New Roman" w:hAnsi="Times New Roman" w:cs="Times New Roman"/>
-              </w:rPr>
-              <w:t>[</w:t>
-            </w:r>
-            <w:proofErr w:type="gramEnd"/>
-            <w:r>
-              <w:rPr>
-                <w:rFonts w:ascii="Times New Roman" w:eastAsia="Times New Roman" w:hAnsi="Times New Roman" w:cs="Times New Roman"/>
-              </w:rPr>
-              <w:t xml:space="preserve">1], "to", </w:t>
-            </w:r>
-            <w:proofErr w:type="spellStart"/>
-            <w:r>
-              <w:rPr>
-                <w:rFonts w:ascii="Times New Roman" w:eastAsia="Times New Roman" w:hAnsi="Times New Roman" w:cs="Times New Roman"/>
-              </w:rPr>
-              <w:t>confidence_</w:t>
-            </w:r>
-            <w:proofErr w:type="gramStart"/>
-            <w:r>
-              <w:rPr>
-                <w:rFonts w:ascii="Times New Roman" w:eastAsia="Times New Roman" w:hAnsi="Times New Roman" w:cs="Times New Roman"/>
-              </w:rPr>
-              <w:t>interval</w:t>
-            </w:r>
-            <w:proofErr w:type="spellEnd"/>
-            <w:r>
-              <w:rPr>
-                <w:rFonts w:ascii="Times New Roman" w:eastAsia="Times New Roman" w:hAnsi="Times New Roman" w:cs="Times New Roman"/>
-              </w:rPr>
-              <w:t>[</w:t>
-            </w:r>
-            <w:proofErr w:type="gramEnd"/>
-            <w:r>
-              <w:rPr>
-                <w:rFonts w:ascii="Times New Roman" w:eastAsia="Times New Roman" w:hAnsi="Times New Roman" w:cs="Times New Roman"/>
-              </w:rPr>
-              <w:t>2], "\n")</w:t>
-            </w:r>
-          </w:p>
-          <w:p>
-            <w:pPr>
-              <w:rPr>
-                <w:rFonts w:ascii="Times New Roman" w:eastAsia="Times New Roman" w:hAnsi="Times New Roman" w:cs="Times New Roman"/>
-              </w:rPr>
-            </w:pPr>
-            <w:proofErr w:type="gramStart"/>
-            <w:r>
-              <w:rPr>
-                <w:rFonts w:ascii="Times New Roman" w:eastAsia="Times New Roman" w:hAnsi="Times New Roman" w:cs="Times New Roman"/>
-              </w:rPr>
-              <w:t>cat(</w:t>
-            </w:r>
-            <w:proofErr w:type="gramEnd"/>
-            <w:r>
-              <w:rPr>
-                <w:rFonts w:ascii="Times New Roman" w:eastAsia="Times New Roman" w:hAnsi="Times New Roman" w:cs="Times New Roman"/>
-              </w:rPr>
-              <w:t xml:space="preserve">"Sample size (n):", </w:t>
-            </w:r>
-            <w:proofErr w:type="spellStart"/>
-            <w:r>
-              <w:rPr>
-                <w:rFonts w:ascii="Times New Roman" w:eastAsia="Times New Roman" w:hAnsi="Times New Roman" w:cs="Times New Roman"/>
-              </w:rPr>
-              <w:t>nrow</w:t>
-            </w:r>
-            <w:proofErr w:type="spellEnd"/>
-            <w:r>
-              <w:rPr>
-                <w:rFonts w:ascii="Times New Roman" w:eastAsia="Times New Roman" w:hAnsi="Times New Roman" w:cs="Times New Roman"/>
-              </w:rPr>
-              <w:t>(</w:t>
-            </w:r>
-            <w:proofErr w:type="spellStart"/>
-            <w:r>
-              <w:rPr>
-                <w:rFonts w:ascii="Times New Roman" w:eastAsia="Times New Roman" w:hAnsi="Times New Roman" w:cs="Times New Roman"/>
-              </w:rPr>
-              <w:t>data_clean</w:t>
-            </w:r>
-            <w:proofErr w:type="spellEnd"/>
-            <w:r>
-              <w:rPr>
-                <w:rFonts w:ascii="Times New Roman" w:eastAsia="Times New Roman" w:hAnsi="Times New Roman" w:cs="Times New Roman"/>
-              </w:rPr>
-              <w:t>), "\n")</w:t>
-            </w:r>
-          </w:p>
-          <w:p>
-            <w:pPr>
-              <w:rPr>
-                <w:rFonts w:ascii="Times New Roman" w:eastAsia="Times New Roman" w:hAnsi="Times New Roman" w:cs="Times New Roman"/>
-              </w:rPr>
-            </w:pPr>
-          </w:p>
-          <w:p>
-            <w:pPr>
-              <w:rPr>
-                <w:rFonts w:ascii="Times New Roman" w:eastAsia="Times New Roman" w:hAnsi="Times New Roman" w:cs="Times New Roman"/>
-              </w:rPr>
-            </w:pPr>
-            <w:r>
-              <w:rPr>
-                <w:rFonts w:ascii="Times New Roman" w:eastAsia="Times New Roman" w:hAnsi="Times New Roman" w:cs="Times New Roman"/>
-              </w:rPr>
-              <w:t># Interpretation</w:t>
-            </w:r>
-          </w:p>
-          <w:p>
-            <w:pPr>
-              <w:rPr>
-                <w:rFonts w:ascii="Times New Roman" w:eastAsia="Times New Roman" w:hAnsi="Times New Roman" w:cs="Times New Roman"/>
-              </w:rPr>
-            </w:pPr>
-            <w:r>
-              <w:rPr>
-                <w:rFonts w:ascii="Times New Roman" w:eastAsia="Times New Roman" w:hAnsi="Times New Roman" w:cs="Times New Roman"/>
-              </w:rPr>
-              <w:t>if (</w:t>
-            </w:r>
-            <w:proofErr w:type="spellStart"/>
-            <w:r>
-              <w:rPr>
-                <w:rFonts w:ascii="Times New Roman" w:eastAsia="Times New Roman" w:hAnsi="Times New Roman" w:cs="Times New Roman"/>
-              </w:rPr>
-              <w:t>p_value</w:t>
-            </w:r>
-            <w:proofErr w:type="spellEnd"/>
-            <w:r>
-              <w:rPr>
-                <w:rFonts w:ascii="Times New Roman" w:eastAsia="Times New Roman" w:hAnsi="Times New Roman" w:cs="Times New Roman"/>
-              </w:rPr>
-              <w:t xml:space="preserve"> &lt; 0.05) {</w:t>
-            </w:r>
-          </w:p>
-          <w:p>
-            <w:pPr>
-              <w:rPr>
-                <w:rFonts w:ascii="Times New Roman" w:eastAsia="Times New Roman" w:hAnsi="Times New Roman" w:cs="Times New Roman"/>
-              </w:rPr>
-            </w:pPr>
-            <w:r>
-              <w:rPr>
-                <w:rFonts w:ascii="Times New Roman" w:eastAsia="Times New Roman" w:hAnsi="Times New Roman" w:cs="Times New Roman"/>
-              </w:rPr>
-              <w:t xml:space="preserve">  </w:t>
-            </w:r>
-            <w:proofErr w:type="gramStart"/>
-            <w:r>
-              <w:rPr>
-                <w:rFonts w:ascii="Times New Roman" w:eastAsia="Times New Roman" w:hAnsi="Times New Roman" w:cs="Times New Roman"/>
-              </w:rPr>
-              <w:t>cat(</w:t>
-            </w:r>
-            <w:proofErr w:type="gramEnd"/>
-            <w:r>
-              <w:rPr>
-                <w:rFonts w:ascii="Times New Roman" w:eastAsia="Times New Roman" w:hAnsi="Times New Roman" w:cs="Times New Roman"/>
-              </w:rPr>
-              <w:t>"\</w:t>
-            </w:r>
-            <w:proofErr w:type="spellStart"/>
-            <w:r>
-              <w:rPr>
-                <w:rFonts w:ascii="Times New Roman" w:eastAsia="Times New Roman" w:hAnsi="Times New Roman" w:cs="Times New Roman"/>
-              </w:rPr>
-              <w:t>nConclusion</w:t>
-            </w:r>
-            <w:proofErr w:type="spellEnd"/>
-            <w:r>
-              <w:rPr>
-                <w:rFonts w:ascii="Times New Roman" w:eastAsia="Times New Roman" w:hAnsi="Times New Roman" w:cs="Times New Roman"/>
-              </w:rPr>
-              <w:t xml:space="preserve">: The null hypothesis is REJECTED (p &lt; </w:t>
-            </w:r>
-            <w:proofErr w:type="gramStart"/>
-            <w:r>
-              <w:rPr>
-                <w:rFonts w:ascii="Times New Roman" w:eastAsia="Times New Roman" w:hAnsi="Times New Roman" w:cs="Times New Roman"/>
-              </w:rPr>
-              <w:t>0.05)\</w:t>
-            </w:r>
-            <w:proofErr w:type="gramEnd"/>
-            <w:r>
-              <w:rPr>
-                <w:rFonts w:ascii="Times New Roman" w:eastAsia="Times New Roman" w:hAnsi="Times New Roman" w:cs="Times New Roman"/>
-              </w:rPr>
               <w:t>n")</w:t>
             </w:r>
           </w:p>
@@ -10765,7 +10770,6 @@
               <w:rPr>
                 <w:rFonts w:ascii="Times New Roman" w:eastAsia="Times New Roman" w:hAnsi="Times New Roman" w:cs="Times New Roman"/>
               </w:rPr>
-              <w:lastRenderedPageBreak/>
               <w:t xml:space="preserve">  </w:t>
             </w:r>
             <w:proofErr w:type="gramStart"/>
@@ -10924,6 +10928,7 @@
           <w:ilvl w:val="0"/>
           <w:numId w:val="4"/>
         </w:numPr>
+        <w:ind w:left="0" w:firstLine="0"/>
         <w:rPr>
           <w:rFonts w:ascii="Times New Roman" w:eastAsia="Times New Roman" w:hAnsi="Times New Roman" w:cs="Times New Roman"/>
         </w:rPr>
@@ -11551,7 +11556,7 @@
   <w:abstractNum w:abstractNumId="4" w15:restartNumberingAfterBreak="0">
     <w:nsid w:val="064B1E91"/>
     <w:multiLevelType w:val="multilevel"/>
-    <w:tmpl w:val="340C31BA"/>
+    <w:tmpl w:val="9864E146"/>
     <w:lvl w:ilvl="0">
       <w:start w:val="1"/>
       <w:numFmt w:val="decimal"/>
@@ -11562,6 +11567,8 @@
       </w:pPr>
       <w:rPr>
         <w:rFonts w:ascii="Times New Roman" w:eastAsiaTheme="minorHAnsi" w:hAnsi="Times New Roman" w:cs="Times New Roman"/>
+        <w:sz w:val="32"/>
+        <w:szCs w:val="32"/>
       </w:rPr>
     </w:lvl>
     <w:lvl w:ilvl="1">

--- a/7COM1079_Final report_template.docx
+++ b/7COM1079_Final report_template.docx
@@ -1963,10 +1963,123 @@
           <w:rFonts w:ascii="Times New Roman" w:eastAsia="Times New Roman" w:hAnsi="Times New Roman" w:cs="Times New Roman"/>
         </w:rPr>
       </w:pPr>
-      <w:r>
-        <w:rPr>
-          <w:rFonts w:ascii="Times New Roman" w:eastAsia="Times New Roman" w:hAnsi="Times New Roman" w:cs="Times New Roman"/>
-        </w:rPr>
+    </w:p>
+    <w:p>
+      <w:pPr>
+        <w:ind w:left="1440"/>
+        <w:rPr>
+          <w:rFonts w:ascii="Times New Roman" w:eastAsia="Times New Roman" w:hAnsi="Times New Roman" w:cs="Times New Roman"/>
+        </w:rPr>
+      </w:pPr>
+    </w:p>
+    <w:p>
+      <w:pPr>
+        <w:ind w:left="1440"/>
+        <w:rPr>
+          <w:rFonts w:ascii="Times New Roman" w:eastAsia="Times New Roman" w:hAnsi="Times New Roman" w:cs="Times New Roman"/>
+        </w:rPr>
+      </w:pPr>
+    </w:p>
+    <w:p>
+      <w:pPr>
+        <w:ind w:left="1440"/>
+        <w:rPr>
+          <w:rFonts w:ascii="Times New Roman" w:eastAsia="Times New Roman" w:hAnsi="Times New Roman" w:cs="Times New Roman"/>
+        </w:rPr>
+      </w:pPr>
+    </w:p>
+    <w:p>
+      <w:pPr>
+        <w:ind w:left="1440"/>
+        <w:rPr>
+          <w:rFonts w:ascii="Times New Roman" w:eastAsia="Times New Roman" w:hAnsi="Times New Roman" w:cs="Times New Roman"/>
+        </w:rPr>
+      </w:pPr>
+    </w:p>
+    <w:p>
+      <w:pPr>
+        <w:ind w:left="1440"/>
+        <w:rPr>
+          <w:rFonts w:ascii="Times New Roman" w:eastAsia="Times New Roman" w:hAnsi="Times New Roman" w:cs="Times New Roman"/>
+        </w:rPr>
+      </w:pPr>
+    </w:p>
+    <w:p>
+      <w:pPr>
+        <w:ind w:left="1440"/>
+        <w:rPr>
+          <w:rFonts w:ascii="Times New Roman" w:eastAsia="Times New Roman" w:hAnsi="Times New Roman" w:cs="Times New Roman"/>
+        </w:rPr>
+      </w:pPr>
+    </w:p>
+    <w:p>
+      <w:pPr>
+        <w:ind w:left="1440"/>
+        <w:rPr>
+          <w:rFonts w:ascii="Times New Roman" w:eastAsia="Times New Roman" w:hAnsi="Times New Roman" w:cs="Times New Roman"/>
+        </w:rPr>
+      </w:pPr>
+    </w:p>
+    <w:p>
+      <w:pPr>
+        <w:ind w:left="1440"/>
+        <w:rPr>
+          <w:rFonts w:ascii="Times New Roman" w:eastAsia="Times New Roman" w:hAnsi="Times New Roman" w:cs="Times New Roman"/>
+        </w:rPr>
+      </w:pPr>
+    </w:p>
+    <w:p>
+      <w:pPr>
+        <w:ind w:left="1440"/>
+        <w:rPr>
+          <w:rFonts w:ascii="Times New Roman" w:eastAsia="Times New Roman" w:hAnsi="Times New Roman" w:cs="Times New Roman"/>
+        </w:rPr>
+      </w:pPr>
+    </w:p>
+    <w:p>
+      <w:pPr>
+        <w:ind w:left="1440"/>
+        <w:rPr>
+          <w:rFonts w:ascii="Times New Roman" w:eastAsia="Times New Roman" w:hAnsi="Times New Roman" w:cs="Times New Roman"/>
+        </w:rPr>
+      </w:pPr>
+    </w:p>
+    <w:p>
+      <w:pPr>
+        <w:ind w:left="1440"/>
+        <w:rPr>
+          <w:rFonts w:ascii="Times New Roman" w:eastAsia="Times New Roman" w:hAnsi="Times New Roman" w:cs="Times New Roman"/>
+        </w:rPr>
+      </w:pPr>
+    </w:p>
+    <w:p>
+      <w:pPr>
+        <w:ind w:left="1440"/>
+        <w:rPr>
+          <w:rFonts w:ascii="Times New Roman" w:eastAsia="Times New Roman" w:hAnsi="Times New Roman" w:cs="Times New Roman"/>
+        </w:rPr>
+      </w:pPr>
+    </w:p>
+    <w:p>
+      <w:pPr>
+        <w:ind w:left="1440"/>
+        <w:rPr>
+          <w:rFonts w:ascii="Times New Roman" w:eastAsia="Times New Roman" w:hAnsi="Times New Roman" w:cs="Times New Roman"/>
+        </w:rPr>
+      </w:pPr>
+    </w:p>
+    <w:p>
+      <w:pPr>
+        <w:ind w:left="1440"/>
+        <w:rPr>
+          <w:rFonts w:ascii="Times New Roman" w:eastAsia="Times New Roman" w:hAnsi="Times New Roman" w:cs="Times New Roman"/>
+        </w:rPr>
+      </w:pPr>
+      <w:r>
+        <w:rPr>
+          <w:rFonts w:ascii="Times New Roman" w:eastAsia="Times New Roman" w:hAnsi="Times New Roman" w:cs="Times New Roman"/>
+        </w:rPr>
+        <w:lastRenderedPageBreak/>
         <w:t xml:space="preserve"> </w:t>
       </w:r>
     </w:p>
@@ -1977,16 +2090,38 @@
           <w:ilvl w:val="0"/>
           <w:numId w:val="35"/>
         </w:numPr>
-        <w:rPr>
-          <w:rFonts w:ascii="Times New Roman" w:eastAsia="Times New Roman" w:hAnsi="Times New Roman" w:cs="Times New Roman"/>
-        </w:rPr>
-      </w:pPr>
-      <w:r>
-        <w:rPr>
-          <w:rFonts w:ascii="Times New Roman" w:eastAsia="Times New Roman" w:hAnsi="Times New Roman" w:cs="Times New Roman"/>
+        <w:ind w:left="142"/>
+        <w:rPr>
+          <w:rFonts w:ascii="Times New Roman" w:eastAsia="Times New Roman" w:hAnsi="Times New Roman" w:cs="Times New Roman"/>
+          <w:b/>
+          <w:bCs/>
+          <w:sz w:val="32"/>
+          <w:szCs w:val="32"/>
+        </w:rPr>
+      </w:pPr>
+      <w:r>
+        <w:rPr>
+          <w:rFonts w:ascii="Times New Roman" w:eastAsia="Times New Roman" w:hAnsi="Times New Roman" w:cs="Times New Roman"/>
+          <w:b/>
+          <w:bCs/>
+          <w:sz w:val="32"/>
+          <w:szCs w:val="32"/>
         </w:rPr>
         <w:t>Visualisation</w:t>
       </w:r>
+    </w:p>
+    <w:p>
+      <w:pPr>
+        <w:pStyle w:val="ListParagraph"/>
+        <w:ind w:left="142"/>
+        <w:rPr>
+          <w:rFonts w:ascii="Times New Roman" w:eastAsia="Times New Roman" w:hAnsi="Times New Roman" w:cs="Times New Roman"/>
+          <w:b/>
+          <w:bCs/>
+          <w:sz w:val="32"/>
+          <w:szCs w:val="32"/>
+        </w:rPr>
+      </w:pPr>
     </w:p>
     <w:p>
       <w:pPr>
@@ -1998,497 +2133,341 @@
         <w:ind w:hanging="720"/>
         <w:rPr>
           <w:rFonts w:ascii="Times New Roman" w:eastAsia="Times New Roman" w:hAnsi="Times New Roman" w:cs="Times New Roman"/>
-        </w:rPr>
-      </w:pPr>
-      <w:r>
-        <w:rPr>
-          <w:rFonts w:ascii="Times New Roman" w:eastAsia="Times New Roman" w:hAnsi="Times New Roman" w:cs="Times New Roman"/>
-        </w:rPr>
-        <w:t xml:space="preserve">Appropriate </w:t>
-      </w:r>
-      <w:r>
-        <w:rPr>
-          <w:rFonts w:ascii="Times New Roman" w:eastAsia="Times New Roman" w:hAnsi="Times New Roman" w:cs="Times New Roman"/>
-        </w:rPr>
-        <w:t>graphs</w:t>
-      </w:r>
-      <w:r>
-        <w:rPr>
-          <w:rFonts w:ascii="Times New Roman" w:eastAsia="Times New Roman" w:hAnsi="Times New Roman" w:cs="Times New Roman"/>
-        </w:rPr>
-        <w:t xml:space="preserve"> for the RQ </w:t>
-      </w:r>
-      <w:r>
-        <w:rPr>
-          <w:rFonts w:ascii="Times New Roman" w:eastAsia="Times New Roman" w:hAnsi="Times New Roman" w:cs="Times New Roman"/>
-          <w:i/>
-          <w:iCs/>
-          <w:highlight w:val="yellow"/>
-        </w:rPr>
-        <w:t>output of an R script (NOT a screenshot)</w:t>
-      </w:r>
-      <w:r>
-        <w:rPr>
-          <w:rFonts w:ascii="Times New Roman" w:eastAsia="Times New Roman" w:hAnsi="Times New Roman" w:cs="Times New Roman"/>
-          <w:i/>
-          <w:iCs/>
-        </w:rPr>
-        <w:t xml:space="preserve"> </w:t>
-      </w:r>
-      <w:r>
-        <w:rPr>
-          <w:rFonts w:ascii="Times New Roman" w:eastAsia="Times New Roman" w:hAnsi="Times New Roman" w:cs="Times New Roman"/>
-        </w:rPr>
-        <w:t>(</w:t>
-      </w:r>
-      <w:r>
-        <w:rPr>
-          <w:rFonts w:ascii="Times New Roman" w:eastAsia="Times New Roman" w:hAnsi="Times New Roman" w:cs="Times New Roman"/>
           <w:b/>
           <w:bCs/>
-        </w:rPr>
-        <w:t>50 words)</w:t>
-      </w:r>
-      <w:r>
-        <w:rPr>
-          <w:rFonts w:ascii="Times New Roman" w:eastAsia="Times New Roman" w:hAnsi="Times New Roman" w:cs="Times New Roman"/>
-        </w:rPr>
-        <w:t xml:space="preserve"> </w:t>
+          <w:sz w:val="28"/>
+          <w:szCs w:val="28"/>
+        </w:rPr>
+      </w:pPr>
+      <w:r>
+        <w:rPr>
+          <w:rFonts w:ascii="Times New Roman" w:eastAsia="Times New Roman" w:hAnsi="Times New Roman" w:cs="Times New Roman"/>
+          <w:b/>
+          <w:bCs/>
+          <w:sz w:val="28"/>
+          <w:szCs w:val="28"/>
+        </w:rPr>
+        <w:t xml:space="preserve">Appropriate </w:t>
+      </w:r>
+      <w:r>
+        <w:rPr>
+          <w:rFonts w:ascii="Times New Roman" w:eastAsia="Times New Roman" w:hAnsi="Times New Roman" w:cs="Times New Roman"/>
+          <w:b/>
+          <w:bCs/>
+          <w:sz w:val="28"/>
+          <w:szCs w:val="28"/>
+        </w:rPr>
+        <w:t>graphs</w:t>
+      </w:r>
+      <w:r>
+        <w:rPr>
+          <w:rFonts w:ascii="Times New Roman" w:eastAsia="Times New Roman" w:hAnsi="Times New Roman" w:cs="Times New Roman"/>
+          <w:b/>
+          <w:bCs/>
+          <w:sz w:val="28"/>
+          <w:szCs w:val="28"/>
+        </w:rPr>
+        <w:t xml:space="preserve"> for the RQ</w:t>
       </w:r>
     </w:p>
     <w:p>
       <w:pPr>
         <w:pStyle w:val="ListParagraph"/>
-        <w:numPr>
-          <w:ilvl w:val="0"/>
-          <w:numId w:val="23"/>
-        </w:numPr>
-        <w:ind w:left="1800"/>
-        <w:rPr>
-          <w:rFonts w:ascii="Times New Roman" w:eastAsia="Times New Roman" w:hAnsi="Times New Roman" w:cs="Times New Roman"/>
-          <w:i/>
-          <w:iCs/>
-          <w:highlight w:val="yellow"/>
-        </w:rPr>
-      </w:pPr>
-      <w:r>
-        <w:rPr>
-          <w:rFonts w:ascii="Times New Roman" w:eastAsia="Times New Roman" w:hAnsi="Times New Roman" w:cs="Times New Roman"/>
-          <w:i/>
-          <w:iCs/>
-          <w:highlight w:val="yellow"/>
-        </w:rPr>
-        <w:t>E</w:t>
-      </w:r>
-      <w:r>
-        <w:rPr>
-          <w:rFonts w:ascii="Times New Roman" w:eastAsia="Times New Roman" w:hAnsi="Times New Roman" w:cs="Times New Roman"/>
-          <w:i/>
-          <w:iCs/>
-          <w:highlight w:val="yellow"/>
-        </w:rPr>
-        <w:t>xplain the choice of</w:t>
-      </w:r>
-      <w:r>
-        <w:rPr>
-          <w:rFonts w:ascii="Times New Roman" w:eastAsia="Times New Roman" w:hAnsi="Times New Roman" w:cs="Times New Roman"/>
-          <w:i/>
-          <w:iCs/>
-          <w:highlight w:val="yellow"/>
-        </w:rPr>
-        <w:t xml:space="preserve"> the</w:t>
-      </w:r>
-      <w:r>
-        <w:rPr>
-          <w:rFonts w:ascii="Times New Roman" w:eastAsia="Times New Roman" w:hAnsi="Times New Roman" w:cs="Times New Roman"/>
-          <w:i/>
-          <w:iCs/>
-          <w:highlight w:val="yellow"/>
-        </w:rPr>
-        <w:t xml:space="preserve"> plot</w:t>
-      </w:r>
-      <w:r>
-        <w:rPr>
-          <w:rFonts w:ascii="Times New Roman" w:eastAsia="Times New Roman" w:hAnsi="Times New Roman" w:cs="Times New Roman"/>
-          <w:i/>
-          <w:iCs/>
-          <w:highlight w:val="yellow"/>
-        </w:rPr>
-        <w:t>.</w:t>
-      </w:r>
-    </w:p>
-    <w:p>
-      <w:pPr>
-        <w:pStyle w:val="ListParagraph"/>
-        <w:numPr>
-          <w:ilvl w:val="0"/>
-          <w:numId w:val="23"/>
-        </w:numPr>
-        <w:ind w:left="1800"/>
-        <w:rPr>
-          <w:rFonts w:ascii="Times New Roman" w:eastAsia="Times New Roman" w:hAnsi="Times New Roman" w:cs="Times New Roman"/>
-          <w:i/>
-          <w:iCs/>
-          <w:highlight w:val="yellow"/>
-        </w:rPr>
-      </w:pPr>
-      <w:r>
-        <w:rPr>
-          <w:rFonts w:ascii="Times New Roman" w:eastAsia="Times New Roman" w:hAnsi="Times New Roman" w:cs="Times New Roman"/>
-          <w:i/>
-          <w:iCs/>
-          <w:highlight w:val="yellow"/>
-        </w:rPr>
-        <w:t xml:space="preserve">Include your main plot relevant to the RQ type. </w:t>
-      </w:r>
-    </w:p>
-    <w:p>
-      <w:pPr>
-        <w:pStyle w:val="ListParagraph"/>
-        <w:numPr>
-          <w:ilvl w:val="0"/>
-          <w:numId w:val="23"/>
-        </w:numPr>
-        <w:ind w:left="1800"/>
-        <w:rPr>
-          <w:rFonts w:ascii="Times New Roman" w:eastAsia="Times New Roman" w:hAnsi="Times New Roman" w:cs="Times New Roman"/>
-          <w:i/>
-          <w:iCs/>
-          <w:highlight w:val="yellow"/>
+        <w:ind w:left="420"/>
+        <w:rPr>
+          <w:rFonts w:ascii="Times New Roman" w:eastAsia="Times New Roman" w:hAnsi="Times New Roman" w:cs="Times New Roman"/>
+          <w:b/>
+          <w:bCs/>
+          <w:sz w:val="28"/>
+          <w:szCs w:val="28"/>
+        </w:rPr>
+      </w:pPr>
+    </w:p>
+    <w:p>
+      <w:pPr>
+        <w:ind w:left="-300"/>
+        <w:rPr>
+          <w:rFonts w:ascii="Times New Roman" w:eastAsia="Times New Roman" w:hAnsi="Times New Roman" w:cs="Times New Roman"/>
         </w:rPr>
       </w:pPr>
       <w:r>
         <w:rPr>
           <w:rFonts w:ascii="Times New Roman" w:hAnsi="Times New Roman" w:cs="Times New Roman"/>
-          <w:i/>
-          <w:iCs/>
-          <w:color w:val="273540"/>
-          <w:highlight w:val="yellow"/>
-          <w:shd w:val="clear" w:color="auto" w:fill="FFFFFF"/>
-        </w:rPr>
-        <w:t xml:space="preserve">Include </w:t>
-      </w:r>
-      <w:r>
-        <w:rPr>
-          <w:rFonts w:ascii="Times New Roman" w:hAnsi="Times New Roman" w:cs="Times New Roman"/>
-          <w:i/>
-          <w:iCs/>
-          <w:color w:val="273540"/>
-          <w:highlight w:val="yellow"/>
-          <w:shd w:val="clear" w:color="auto" w:fill="FFFFFF"/>
-        </w:rPr>
-        <w:t>histogram</w:t>
-      </w:r>
-      <w:r>
-        <w:rPr>
-          <w:rFonts w:ascii="Times New Roman" w:hAnsi="Times New Roman" w:cs="Times New Roman"/>
-          <w:i/>
-          <w:iCs/>
-          <w:color w:val="273540"/>
-          <w:highlight w:val="yellow"/>
-          <w:shd w:val="clear" w:color="auto" w:fill="FFFFFF"/>
-        </w:rPr>
-        <w:t xml:space="preserve"> or </w:t>
-      </w:r>
-      <w:r>
-        <w:rPr>
-          <w:rFonts w:ascii="Times New Roman" w:hAnsi="Times New Roman" w:cs="Times New Roman"/>
-          <w:i/>
-          <w:iCs/>
-          <w:color w:val="273540"/>
-          <w:highlight w:val="yellow"/>
-          <w:shd w:val="clear" w:color="auto" w:fill="FFFFFF"/>
-        </w:rPr>
-        <w:t>contingency table</w:t>
-      </w:r>
-      <w:r>
-        <w:rPr>
-          <w:rFonts w:ascii="Times New Roman" w:hAnsi="Times New Roman" w:cs="Times New Roman"/>
-          <w:i/>
-          <w:iCs/>
-          <w:color w:val="273540"/>
-          <w:highlight w:val="yellow"/>
-          <w:shd w:val="clear" w:color="auto" w:fill="FFFFFF"/>
-        </w:rPr>
-        <w:t xml:space="preserve"> (think what is suitable)</w:t>
-      </w:r>
-      <w:r>
-        <w:rPr>
-          <w:rFonts w:ascii="Times New Roman" w:hAnsi="Times New Roman" w:cs="Times New Roman"/>
-          <w:i/>
-          <w:iCs/>
-          <w:color w:val="273540"/>
-          <w:highlight w:val="yellow"/>
-          <w:shd w:val="clear" w:color="auto" w:fill="FFFFFF"/>
-        </w:rPr>
-        <w:t xml:space="preserve"> </w:t>
-      </w:r>
-      <w:r>
-        <w:rPr>
-          <w:rFonts w:ascii="Times New Roman" w:hAnsi="Times New Roman" w:cs="Times New Roman"/>
-          <w:i/>
-          <w:iCs/>
-          <w:color w:val="273540"/>
-          <w:highlight w:val="yellow"/>
-          <w:shd w:val="clear" w:color="auto" w:fill="FFFFFF"/>
-        </w:rPr>
-        <w:t>in addition to the main plot</w:t>
-      </w:r>
-      <w:r>
-        <w:rPr>
-          <w:rFonts w:ascii="Times New Roman" w:hAnsi="Times New Roman" w:cs="Times New Roman"/>
-          <w:i/>
-          <w:iCs/>
-          <w:color w:val="273540"/>
-          <w:highlight w:val="yellow"/>
-        </w:rPr>
-        <w:t>.</w:t>
-      </w:r>
-    </w:p>
-    <w:p>
-      <w:pPr>
-        <w:pStyle w:val="ListParagraph"/>
-        <w:numPr>
-          <w:ilvl w:val="0"/>
-          <w:numId w:val="23"/>
-        </w:numPr>
-        <w:ind w:left="1800"/>
-        <w:rPr>
-          <w:rFonts w:ascii="Times New Roman" w:eastAsia="Times New Roman" w:hAnsi="Times New Roman" w:cs="Times New Roman"/>
-          <w:i/>
-          <w:highlight w:val="yellow"/>
-        </w:rPr>
-      </w:pPr>
-      <w:r>
-        <w:rPr>
-          <w:rFonts w:ascii="Times New Roman" w:eastAsia="Times New Roman" w:hAnsi="Times New Roman" w:cs="Times New Roman"/>
-          <w:i/>
-          <w:highlight w:val="yellow"/>
-        </w:rPr>
-        <w:t>A</w:t>
-      </w:r>
-      <w:r>
-        <w:rPr>
-          <w:rFonts w:ascii="Times New Roman" w:eastAsia="Times New Roman" w:hAnsi="Times New Roman" w:cs="Times New Roman"/>
-          <w:i/>
-          <w:highlight w:val="yellow"/>
-        </w:rPr>
-        <w:t>nything on the plot from R is not counted towards word count limit</w:t>
-      </w:r>
-      <w:r>
-        <w:rPr>
-          <w:rFonts w:ascii="Times New Roman" w:eastAsia="Times New Roman" w:hAnsi="Times New Roman" w:cs="Times New Roman"/>
-          <w:i/>
-          <w:highlight w:val="yellow"/>
-        </w:rPr>
-        <w:t xml:space="preserve"> (e.g. legend, axes titles, name). </w:t>
-      </w:r>
-    </w:p>
-    <w:p>
-      <w:pPr>
-        <w:pStyle w:val="ListParagraph"/>
-        <w:numPr>
-          <w:ilvl w:val="0"/>
-          <w:numId w:val="23"/>
-        </w:numPr>
-        <w:ind w:left="1800"/>
-        <w:rPr>
-          <w:rFonts w:ascii="Times New Roman" w:eastAsia="Times New Roman" w:hAnsi="Times New Roman" w:cs="Times New Roman"/>
-          <w:i/>
-          <w:highlight w:val="yellow"/>
-        </w:rPr>
-      </w:pPr>
-      <w:r>
-        <w:rPr>
-          <w:rFonts w:ascii="Times New Roman" w:eastAsia="Times New Roman" w:hAnsi="Times New Roman" w:cs="Times New Roman"/>
-          <w:i/>
-          <w:highlight w:val="yellow"/>
-        </w:rPr>
-        <w:t xml:space="preserve">Make sure that the plot </w:t>
-      </w:r>
-      <w:r>
-        <w:rPr>
-          <w:rFonts w:ascii="Times New Roman" w:eastAsia="Times New Roman" w:hAnsi="Times New Roman" w:cs="Times New Roman"/>
-          <w:i/>
-          <w:highlight w:val="yellow"/>
-        </w:rPr>
-        <w:t xml:space="preserve">is </w:t>
-      </w:r>
-      <w:r>
-        <w:rPr>
-          <w:rFonts w:ascii="Times New Roman" w:eastAsia="Times New Roman" w:hAnsi="Times New Roman" w:cs="Times New Roman"/>
-          <w:i/>
-          <w:highlight w:val="yellow"/>
-        </w:rPr>
-        <w:t>from output of an R script (NOT a screenshot</w:t>
-      </w:r>
-      <w:r>
-        <w:rPr>
-          <w:rFonts w:ascii="Times New Roman" w:eastAsia="Times New Roman" w:hAnsi="Times New Roman" w:cs="Times New Roman"/>
-          <w:i/>
-          <w:highlight w:val="yellow"/>
-        </w:rPr>
-        <w:t>)</w:t>
-      </w:r>
-      <w:r>
-        <w:rPr>
-          <w:rFonts w:ascii="Times New Roman" w:eastAsia="Times New Roman" w:hAnsi="Times New Roman" w:cs="Times New Roman"/>
-          <w:i/>
-          <w:highlight w:val="yellow"/>
-        </w:rPr>
-        <w:t>.</w:t>
-      </w:r>
-    </w:p>
-    <w:p>
-      <w:pPr>
-        <w:pStyle w:val="ListParagraph"/>
-        <w:numPr>
-          <w:ilvl w:val="0"/>
-          <w:numId w:val="23"/>
-        </w:numPr>
-        <w:ind w:left="1800"/>
-        <w:rPr>
-          <w:rFonts w:ascii="Times New Roman" w:eastAsia="Times New Roman" w:hAnsi="Times New Roman" w:cs="Times New Roman"/>
-          <w:i/>
-          <w:highlight w:val="yellow"/>
-        </w:rPr>
-      </w:pPr>
-      <w:r>
-        <w:rPr>
-          <w:rFonts w:ascii="Times New Roman" w:eastAsia="Times New Roman" w:hAnsi="Times New Roman" w:cs="Times New Roman"/>
-          <w:i/>
-          <w:highlight w:val="yellow"/>
-        </w:rPr>
-        <w:t xml:space="preserve">Make sure that the </w:t>
-      </w:r>
-      <w:r>
-        <w:rPr>
-          <w:rFonts w:ascii="Times New Roman" w:eastAsia="Times New Roman" w:hAnsi="Times New Roman" w:cs="Times New Roman"/>
-          <w:i/>
-          <w:highlight w:val="yellow"/>
-        </w:rPr>
-        <w:t>plot</w:t>
-      </w:r>
-      <w:r>
-        <w:rPr>
-          <w:rFonts w:ascii="Times New Roman" w:eastAsia="Times New Roman" w:hAnsi="Times New Roman" w:cs="Times New Roman"/>
-          <w:i/>
-          <w:highlight w:val="yellow"/>
-        </w:rPr>
-        <w:t xml:space="preserve"> </w:t>
-      </w:r>
-      <w:r>
-        <w:rPr>
-          <w:rFonts w:ascii="Times New Roman" w:eastAsia="Times New Roman" w:hAnsi="Times New Roman" w:cs="Times New Roman"/>
-          <w:i/>
-          <w:highlight w:val="yellow"/>
-        </w:rPr>
-        <w:t>has</w:t>
-      </w:r>
-      <w:r>
-        <w:rPr>
-          <w:rFonts w:ascii="Times New Roman" w:eastAsia="Times New Roman" w:hAnsi="Times New Roman" w:cs="Times New Roman"/>
-          <w:i/>
-          <w:highlight w:val="yellow"/>
-        </w:rPr>
-        <w:t xml:space="preserve"> a caption or title, X and Y-axis labels</w:t>
-      </w:r>
-      <w:r>
-        <w:rPr>
-          <w:rFonts w:ascii="Times New Roman" w:eastAsia="Times New Roman" w:hAnsi="Times New Roman" w:cs="Times New Roman"/>
-          <w:i/>
-          <w:highlight w:val="yellow"/>
-        </w:rPr>
-        <w:t xml:space="preserve"> with units where appropriate</w:t>
-      </w:r>
-      <w:r>
-        <w:rPr>
-          <w:rFonts w:ascii="Times New Roman" w:eastAsia="Times New Roman" w:hAnsi="Times New Roman" w:cs="Times New Roman"/>
-          <w:i/>
-          <w:highlight w:val="yellow"/>
-        </w:rPr>
-        <w:t>,</w:t>
-      </w:r>
-      <w:r>
-        <w:rPr>
-          <w:rFonts w:ascii="Times New Roman" w:eastAsia="Times New Roman" w:hAnsi="Times New Roman" w:cs="Times New Roman"/>
-          <w:i/>
-          <w:highlight w:val="yellow"/>
-        </w:rPr>
-        <w:t xml:space="preserve"> and legend</w:t>
-      </w:r>
-      <w:r>
-        <w:rPr>
-          <w:rFonts w:ascii="Times New Roman" w:eastAsia="Times New Roman" w:hAnsi="Times New Roman" w:cs="Times New Roman"/>
-          <w:i/>
-          <w:highlight w:val="yellow"/>
-        </w:rPr>
-        <w:t>.</w:t>
-      </w:r>
-    </w:p>
-    <w:p>
-      <w:pPr>
-        <w:pStyle w:val="ListParagraph"/>
-        <w:numPr>
-          <w:ilvl w:val="0"/>
-          <w:numId w:val="23"/>
-        </w:numPr>
-        <w:ind w:left="1800"/>
-        <w:rPr>
-          <w:rFonts w:ascii="Times New Roman" w:eastAsia="Times New Roman" w:hAnsi="Times New Roman" w:cs="Times New Roman"/>
-          <w:i/>
-          <w:highlight w:val="yellow"/>
-        </w:rPr>
-      </w:pPr>
-      <w:r>
-        <w:rPr>
-          <w:rFonts w:ascii="Times New Roman" w:eastAsia="Times New Roman" w:hAnsi="Times New Roman" w:cs="Times New Roman"/>
-          <w:i/>
-          <w:highlight w:val="yellow"/>
-        </w:rPr>
-        <w:lastRenderedPageBreak/>
-        <w:t>Make sure the title or caption and axis labels</w:t>
-      </w:r>
-      <w:r>
-        <w:rPr>
-          <w:rFonts w:ascii="Times New Roman" w:eastAsia="Times New Roman" w:hAnsi="Times New Roman" w:cs="Times New Roman"/>
-          <w:i/>
-          <w:highlight w:val="yellow"/>
-        </w:rPr>
-        <w:t xml:space="preserve"> are</w:t>
-      </w:r>
-      <w:r>
-        <w:rPr>
-          <w:rFonts w:ascii="Times New Roman" w:eastAsia="Times New Roman" w:hAnsi="Times New Roman" w:cs="Times New Roman"/>
-          <w:i/>
-          <w:highlight w:val="yellow"/>
-        </w:rPr>
-        <w:t xml:space="preserve"> informative</w:t>
-      </w:r>
-      <w:r>
-        <w:rPr>
-          <w:rFonts w:ascii="Times New Roman" w:eastAsia="Times New Roman" w:hAnsi="Times New Roman" w:cs="Times New Roman"/>
-          <w:i/>
-          <w:highlight w:val="yellow"/>
-        </w:rPr>
-        <w:t xml:space="preserve"> and written in English</w:t>
-      </w:r>
-      <w:r>
-        <w:rPr>
-          <w:rFonts w:ascii="Times New Roman" w:eastAsia="Times New Roman" w:hAnsi="Times New Roman" w:cs="Times New Roman"/>
-          <w:i/>
-          <w:highlight w:val="yellow"/>
-        </w:rPr>
-        <w:t>.</w:t>
-      </w:r>
-    </w:p>
-    <w:p>
-      <w:pPr>
-        <w:pStyle w:val="ListParagraph"/>
-        <w:rPr>
-          <w:rFonts w:ascii="Times New Roman" w:eastAsia="Times New Roman" w:hAnsi="Times New Roman" w:cs="Times New Roman"/>
-          <w:i/>
-          <w:iCs/>
+          <w:b/>
+          <w:bCs/>
+        </w:rPr>
+        <w:t>Figure 1: Scatter plot showing the relationship between alcohol consumption per capita (litres) and life expectancy (years) across countries, with fitted regression line</w:t>
+      </w:r>
+    </w:p>
+    <w:p>
+      <w:pPr>
+        <w:rPr>
+          <w:rFonts w:ascii="Times New Roman" w:eastAsia="Times New Roman" w:hAnsi="Times New Roman" w:cs="Times New Roman"/>
+        </w:rPr>
+      </w:pPr>
+    </w:p>
+    <w:p>
+      <w:pPr>
+        <w:rPr>
+          <w:rFonts w:ascii="Times New Roman" w:eastAsia="Times New Roman" w:hAnsi="Times New Roman" w:cs="Times New Roman"/>
+        </w:rPr>
+      </w:pPr>
+      <w:r>
+        <w:rPr>
+          <w:noProof/>
+        </w:rPr>
+        <w:drawing>
+          <wp:inline distT="0" distB="0" distL="0" distR="0" wp14:anchorId="212D7BA4" wp14:editId="5D078A36">
+            <wp:extent cx="5331542" cy="3294852"/>
+            <wp:effectExtent l="0" t="0" r="2540" b="1270"/>
+            <wp:docPr id="519426935" name="Picture 1"/>
+            <wp:cNvGraphicFramePr>
+              <a:graphicFrameLocks xmlns:a="http://schemas.openxmlformats.org/drawingml/2006/main" noChangeAspect="1"/>
+            </wp:cNvGraphicFramePr>
+            <a:graphic xmlns:a="http://schemas.openxmlformats.org/drawingml/2006/main">
+              <a:graphicData uri="http://schemas.openxmlformats.org/drawingml/2006/picture">
+                <pic:pic xmlns:pic="http://schemas.openxmlformats.org/drawingml/2006/picture">
+                  <pic:nvPicPr>
+                    <pic:cNvPr id="0" name="Picture 1"/>
+                    <pic:cNvPicPr>
+                      <a:picLocks noChangeAspect="1" noChangeArrowheads="1"/>
+                    </pic:cNvPicPr>
+                  </pic:nvPicPr>
+                  <pic:blipFill>
+                    <a:blip r:embed="rId10">
+                      <a:extLst>
+                        <a:ext uri="{28A0092B-C50C-407E-A947-70E740481C1C}">
+                          <a14:useLocalDpi xmlns:a14="http://schemas.microsoft.com/office/drawing/2010/main" val="0"/>
+                        </a:ext>
+                      </a:extLst>
+                    </a:blip>
+                    <a:srcRect/>
+                    <a:stretch>
+                      <a:fillRect/>
+                    </a:stretch>
+                  </pic:blipFill>
+                  <pic:spPr bwMode="auto">
+                    <a:xfrm>
+                      <a:off x="0" y="0"/>
+                      <a:ext cx="5341108" cy="3300764"/>
+                    </a:xfrm>
+                    <a:prstGeom prst="rect">
+                      <a:avLst/>
+                    </a:prstGeom>
+                    <a:noFill/>
+                    <a:ln>
+                      <a:noFill/>
+                    </a:ln>
+                  </pic:spPr>
+                </pic:pic>
+              </a:graphicData>
+            </a:graphic>
+          </wp:inline>
+        </w:drawing>
+      </w:r>
+    </w:p>
+    <w:p>
+      <w:pPr>
+        <w:rPr>
+          <w:rFonts w:ascii="Times New Roman" w:eastAsia="Times New Roman" w:hAnsi="Times New Roman" w:cs="Times New Roman"/>
+        </w:rPr>
+      </w:pPr>
+    </w:p>
+    <w:p>
+      <w:pPr>
+        <w:rPr>
+          <w:rFonts w:ascii="Times New Roman" w:eastAsia="Times New Roman" w:hAnsi="Times New Roman" w:cs="Times New Roman"/>
+          <w:b/>
+          <w:bCs/>
+        </w:rPr>
+      </w:pPr>
+      <w:r>
+        <w:rPr>
+          <w:rFonts w:ascii="Times New Roman" w:eastAsia="Times New Roman" w:hAnsi="Times New Roman" w:cs="Times New Roman"/>
+          <w:b/>
+          <w:bCs/>
+        </w:rPr>
+        <w:t xml:space="preserve">Figure 2: </w:t>
+      </w:r>
+      <w:r>
+        <w:rPr>
+          <w:rFonts w:ascii="Times New Roman" w:eastAsia="Times New Roman" w:hAnsi="Times New Roman" w:cs="Times New Roman"/>
+          <w:b/>
+          <w:bCs/>
+        </w:rPr>
+        <w:t>Histogram of Life Expectancy</w:t>
+      </w:r>
+    </w:p>
+    <w:p>
+      <w:pPr>
+        <w:rPr>
+          <w:rFonts w:ascii="Times New Roman" w:eastAsia="Times New Roman" w:hAnsi="Times New Roman" w:cs="Times New Roman"/>
+          <w:b/>
+          <w:bCs/>
+        </w:rPr>
+      </w:pPr>
+    </w:p>
+    <w:p>
+      <w:pPr>
+        <w:rPr>
+          <w:rFonts w:ascii="Times New Roman" w:eastAsia="Times New Roman" w:hAnsi="Times New Roman" w:cs="Times New Roman"/>
+          <w:b/>
+          <w:bCs/>
+        </w:rPr>
+      </w:pPr>
+      <w:r>
+        <w:rPr>
+          <w:noProof/>
+        </w:rPr>
+        <w:drawing>
+          <wp:inline distT="0" distB="0" distL="0" distR="0" wp14:anchorId="25DD1121" wp14:editId="3A4D7F17">
+            <wp:extent cx="5538019" cy="3422454"/>
+            <wp:effectExtent l="0" t="0" r="5715" b="6985"/>
+            <wp:docPr id="1750441869" name="Picture 2"/>
+            <wp:cNvGraphicFramePr>
+              <a:graphicFrameLocks xmlns:a="http://schemas.openxmlformats.org/drawingml/2006/main" noChangeAspect="1"/>
+            </wp:cNvGraphicFramePr>
+            <a:graphic xmlns:a="http://schemas.openxmlformats.org/drawingml/2006/main">
+              <a:graphicData uri="http://schemas.openxmlformats.org/drawingml/2006/picture">
+                <pic:pic xmlns:pic="http://schemas.openxmlformats.org/drawingml/2006/picture">
+                  <pic:nvPicPr>
+                    <pic:cNvPr id="0" name="Picture 3"/>
+                    <pic:cNvPicPr>
+                      <a:picLocks noChangeAspect="1" noChangeArrowheads="1"/>
+                    </pic:cNvPicPr>
+                  </pic:nvPicPr>
+                  <pic:blipFill>
+                    <a:blip r:embed="rId11">
+                      <a:extLst>
+                        <a:ext uri="{28A0092B-C50C-407E-A947-70E740481C1C}">
+                          <a14:useLocalDpi xmlns:a14="http://schemas.microsoft.com/office/drawing/2010/main" val="0"/>
+                        </a:ext>
+                      </a:extLst>
+                    </a:blip>
+                    <a:srcRect/>
+                    <a:stretch>
+                      <a:fillRect/>
+                    </a:stretch>
+                  </pic:blipFill>
+                  <pic:spPr bwMode="auto">
+                    <a:xfrm>
+                      <a:off x="0" y="0"/>
+                      <a:ext cx="5541228" cy="3424437"/>
+                    </a:xfrm>
+                    <a:prstGeom prst="rect">
+                      <a:avLst/>
+                    </a:prstGeom>
+                    <a:noFill/>
+                    <a:ln>
+                      <a:noFill/>
+                    </a:ln>
+                  </pic:spPr>
+                </pic:pic>
+              </a:graphicData>
+            </a:graphic>
+          </wp:inline>
+        </w:drawing>
+      </w:r>
+    </w:p>
+    <w:p>
+      <w:pPr>
+        <w:rPr>
+          <w:rFonts w:ascii="Times New Roman" w:eastAsia="Times New Roman" w:hAnsi="Times New Roman" w:cs="Times New Roman"/>
+        </w:rPr>
+      </w:pPr>
+    </w:p>
+    <w:p>
+      <w:pPr>
+        <w:rPr>
+          <w:rFonts w:ascii="Times New Roman" w:eastAsia="Times New Roman" w:hAnsi="Times New Roman" w:cs="Times New Roman"/>
+          <w:b/>
+          <w:bCs/>
+        </w:rPr>
+      </w:pPr>
+      <w:r>
+        <w:rPr>
+          <w:rFonts w:ascii="Times New Roman" w:eastAsia="Times New Roman" w:hAnsi="Times New Roman" w:cs="Times New Roman"/>
+          <w:b/>
+          <w:bCs/>
+        </w:rPr>
+        <w:t>Figure 3: Histogram for Alcohol Consumption</w:t>
+      </w:r>
+    </w:p>
+    <w:p>
+      <w:pPr>
+        <w:rPr>
+          <w:rFonts w:ascii="Times New Roman" w:eastAsia="Times New Roman" w:hAnsi="Times New Roman" w:cs="Times New Roman"/>
+          <w:b/>
+          <w:bCs/>
+        </w:rPr>
+      </w:pPr>
+    </w:p>
+    <w:p>
+      <w:pPr>
+        <w:rPr>
+          <w:rFonts w:ascii="Times New Roman" w:eastAsia="Times New Roman" w:hAnsi="Times New Roman" w:cs="Times New Roman"/>
+          <w:b/>
+          <w:bCs/>
+        </w:rPr>
+      </w:pPr>
+      <w:r>
+        <w:rPr>
+          <w:noProof/>
+        </w:rPr>
+        <w:drawing>
+          <wp:inline distT="0" distB="0" distL="0" distR="0" wp14:anchorId="55C33D89" wp14:editId="695E2EF8">
+            <wp:extent cx="5375787" cy="3322196"/>
+            <wp:effectExtent l="0" t="0" r="0" b="0"/>
+            <wp:docPr id="1411978071" name="Picture 3"/>
+            <wp:cNvGraphicFramePr>
+              <a:graphicFrameLocks xmlns:a="http://schemas.openxmlformats.org/drawingml/2006/main" noChangeAspect="1"/>
+            </wp:cNvGraphicFramePr>
+            <a:graphic xmlns:a="http://schemas.openxmlformats.org/drawingml/2006/main">
+              <a:graphicData uri="http://schemas.openxmlformats.org/drawingml/2006/picture">
+                <pic:pic xmlns:pic="http://schemas.openxmlformats.org/drawingml/2006/picture">
+                  <pic:nvPicPr>
+                    <pic:cNvPr id="0" name="Picture 5"/>
+                    <pic:cNvPicPr>
+                      <a:picLocks noChangeAspect="1" noChangeArrowheads="1"/>
+                    </pic:cNvPicPr>
+                  </pic:nvPicPr>
+                  <pic:blipFill>
+                    <a:blip r:embed="rId12">
+                      <a:extLst>
+                        <a:ext uri="{28A0092B-C50C-407E-A947-70E740481C1C}">
+                          <a14:useLocalDpi xmlns:a14="http://schemas.microsoft.com/office/drawing/2010/main" val="0"/>
+                        </a:ext>
+                      </a:extLst>
+                    </a:blip>
+                    <a:srcRect/>
+                    <a:stretch>
+                      <a:fillRect/>
+                    </a:stretch>
+                  </pic:blipFill>
+                  <pic:spPr bwMode="auto">
+                    <a:xfrm>
+                      <a:off x="0" y="0"/>
+                      <a:ext cx="5380454" cy="3325080"/>
+                    </a:xfrm>
+                    <a:prstGeom prst="rect">
+                      <a:avLst/>
+                    </a:prstGeom>
+                    <a:noFill/>
+                    <a:ln>
+                      <a:noFill/>
+                    </a:ln>
+                  </pic:spPr>
+                </pic:pic>
+              </a:graphicData>
+            </a:graphic>
+          </wp:inline>
+        </w:drawing>
+      </w:r>
+    </w:p>
+    <w:p>
+      <w:pPr>
+        <w:rPr>
+          <w:rFonts w:ascii="Times New Roman" w:eastAsia="Times New Roman" w:hAnsi="Times New Roman" w:cs="Times New Roman"/>
         </w:rPr>
       </w:pPr>
     </w:p>
@@ -3071,6 +3050,7 @@
                 <w:lang w:val="en-IN" w:eastAsia="ko-KR"/>
                 <w14:ligatures w14:val="none"/>
               </w:rPr>
+              <w:lastRenderedPageBreak/>
               <w:t xml:space="preserve">&gt; </w:t>
             </w:r>
           </w:p>
@@ -4395,6 +4375,7 @@
           <w:iCs/>
           <w:highlight w:val="yellow"/>
         </w:rPr>
+        <w:lastRenderedPageBreak/>
         <w:t>Commit Message:</w:t>
       </w:r>
       <w:r>
@@ -5207,6 +5188,7 @@
               <w:rPr>
                 <w:rFonts w:ascii="Times New Roman" w:eastAsia="Times New Roman" w:hAnsi="Times New Roman" w:cs="Times New Roman"/>
               </w:rPr>
+              <w:lastRenderedPageBreak/>
               <w:t># ============================================================================</w:t>
             </w:r>
           </w:p>
@@ -5895,10 +5877,67 @@
                 <w:rFonts w:ascii="Times New Roman" w:eastAsia="Times New Roman" w:hAnsi="Times New Roman" w:cs="Times New Roman"/>
               </w:rPr>
             </w:pPr>
-            <w:r>
-              <w:rPr>
-                <w:rFonts w:ascii="Times New Roman" w:eastAsia="Times New Roman" w:hAnsi="Times New Roman" w:cs="Times New Roman"/>
-              </w:rPr>
+          </w:p>
+          <w:p>
+            <w:pPr>
+              <w:rPr>
+                <w:rFonts w:ascii="Times New Roman" w:eastAsia="Times New Roman" w:hAnsi="Times New Roman" w:cs="Times New Roman"/>
+              </w:rPr>
+            </w:pPr>
+          </w:p>
+          <w:p>
+            <w:pPr>
+              <w:rPr>
+                <w:rFonts w:ascii="Times New Roman" w:eastAsia="Times New Roman" w:hAnsi="Times New Roman" w:cs="Times New Roman"/>
+              </w:rPr>
+            </w:pPr>
+          </w:p>
+          <w:p>
+            <w:pPr>
+              <w:rPr>
+                <w:rFonts w:ascii="Times New Roman" w:eastAsia="Times New Roman" w:hAnsi="Times New Roman" w:cs="Times New Roman"/>
+              </w:rPr>
+            </w:pPr>
+          </w:p>
+          <w:p>
+            <w:pPr>
+              <w:rPr>
+                <w:rFonts w:ascii="Times New Roman" w:eastAsia="Times New Roman" w:hAnsi="Times New Roman" w:cs="Times New Roman"/>
+              </w:rPr>
+            </w:pPr>
+          </w:p>
+          <w:p>
+            <w:pPr>
+              <w:rPr>
+                <w:rFonts w:ascii="Times New Roman" w:eastAsia="Times New Roman" w:hAnsi="Times New Roman" w:cs="Times New Roman"/>
+              </w:rPr>
+            </w:pPr>
+          </w:p>
+          <w:p>
+            <w:pPr>
+              <w:rPr>
+                <w:rFonts w:ascii="Times New Roman" w:eastAsia="Times New Roman" w:hAnsi="Times New Roman" w:cs="Times New Roman"/>
+              </w:rPr>
+            </w:pPr>
+          </w:p>
+          <w:p>
+            <w:pPr>
+              <w:rPr>
+                <w:rFonts w:ascii="Times New Roman" w:eastAsia="Times New Roman" w:hAnsi="Times New Roman" w:cs="Times New Roman"/>
+              </w:rPr>
+            </w:pPr>
+          </w:p>
+          <w:p>
+            <w:pPr>
+              <w:rPr>
+                <w:rFonts w:ascii="Times New Roman" w:eastAsia="Times New Roman" w:hAnsi="Times New Roman" w:cs="Times New Roman"/>
+              </w:rPr>
+            </w:pPr>
+            <w:r>
+              <w:rPr>
+                <w:rFonts w:ascii="Times New Roman" w:eastAsia="Times New Roman" w:hAnsi="Times New Roman" w:cs="Times New Roman"/>
+              </w:rPr>
+              <w:lastRenderedPageBreak/>
               <w:t># ============================================================================</w:t>
             </w:r>
           </w:p>
@@ -6390,55 +6429,6 @@
                 <w:rFonts w:ascii="Times New Roman" w:eastAsia="Times New Roman" w:hAnsi="Times New Roman" w:cs="Times New Roman"/>
               </w:rPr>
             </w:pPr>
-          </w:p>
-          <w:p>
-            <w:pPr>
-              <w:rPr>
-                <w:rFonts w:ascii="Times New Roman" w:eastAsia="Times New Roman" w:hAnsi="Times New Roman" w:cs="Times New Roman"/>
-              </w:rPr>
-            </w:pPr>
-          </w:p>
-          <w:p>
-            <w:pPr>
-              <w:rPr>
-                <w:rFonts w:ascii="Times New Roman" w:eastAsia="Times New Roman" w:hAnsi="Times New Roman" w:cs="Times New Roman"/>
-              </w:rPr>
-            </w:pPr>
-          </w:p>
-          <w:p>
-            <w:pPr>
-              <w:rPr>
-                <w:rFonts w:ascii="Times New Roman" w:eastAsia="Times New Roman" w:hAnsi="Times New Roman" w:cs="Times New Roman"/>
-              </w:rPr>
-            </w:pPr>
-          </w:p>
-          <w:p>
-            <w:pPr>
-              <w:rPr>
-                <w:rFonts w:ascii="Times New Roman" w:eastAsia="Times New Roman" w:hAnsi="Times New Roman" w:cs="Times New Roman"/>
-              </w:rPr>
-            </w:pPr>
-          </w:p>
-          <w:p>
-            <w:pPr>
-              <w:rPr>
-                <w:rFonts w:ascii="Times New Roman" w:eastAsia="Times New Roman" w:hAnsi="Times New Roman" w:cs="Times New Roman"/>
-              </w:rPr>
-            </w:pPr>
-          </w:p>
-          <w:p>
-            <w:pPr>
-              <w:rPr>
-                <w:rFonts w:ascii="Times New Roman" w:eastAsia="Times New Roman" w:hAnsi="Times New Roman" w:cs="Times New Roman"/>
-              </w:rPr>
-            </w:pPr>
-          </w:p>
-          <w:p>
-            <w:pPr>
-              <w:rPr>
-                <w:rFonts w:ascii="Times New Roman" w:eastAsia="Times New Roman" w:hAnsi="Times New Roman" w:cs="Times New Roman"/>
-              </w:rPr>
-            </w:pPr>
             <w:r>
               <w:rPr>
                 <w:rFonts w:ascii="Times New Roman" w:eastAsia="Times New Roman" w:hAnsi="Times New Roman" w:cs="Times New Roman"/>
@@ -6922,6 +6912,7 @@
               <w:rPr>
                 <w:rFonts w:ascii="Times New Roman" w:eastAsia="Times New Roman" w:hAnsi="Times New Roman" w:cs="Times New Roman"/>
               </w:rPr>
+              <w:lastRenderedPageBreak/>
               <w:t xml:space="preserve">         </w:t>
             </w:r>
             <w:proofErr w:type="spellStart"/>
@@ -8031,6 +8022,48 @@
                 <w:rFonts w:ascii="Times New Roman" w:eastAsia="Times New Roman" w:hAnsi="Times New Roman" w:cs="Times New Roman"/>
               </w:rPr>
             </w:pPr>
+          </w:p>
+          <w:p>
+            <w:pPr>
+              <w:rPr>
+                <w:rFonts w:ascii="Times New Roman" w:eastAsia="Times New Roman" w:hAnsi="Times New Roman" w:cs="Times New Roman"/>
+              </w:rPr>
+            </w:pPr>
+          </w:p>
+          <w:p>
+            <w:pPr>
+              <w:rPr>
+                <w:rFonts w:ascii="Times New Roman" w:eastAsia="Times New Roman" w:hAnsi="Times New Roman" w:cs="Times New Roman"/>
+              </w:rPr>
+            </w:pPr>
+          </w:p>
+          <w:p>
+            <w:pPr>
+              <w:rPr>
+                <w:rFonts w:ascii="Times New Roman" w:eastAsia="Times New Roman" w:hAnsi="Times New Roman" w:cs="Times New Roman"/>
+              </w:rPr>
+            </w:pPr>
+          </w:p>
+          <w:p>
+            <w:pPr>
+              <w:rPr>
+                <w:rFonts w:ascii="Times New Roman" w:eastAsia="Times New Roman" w:hAnsi="Times New Roman" w:cs="Times New Roman"/>
+              </w:rPr>
+            </w:pPr>
+          </w:p>
+          <w:p>
+            <w:pPr>
+              <w:rPr>
+                <w:rFonts w:ascii="Times New Roman" w:eastAsia="Times New Roman" w:hAnsi="Times New Roman" w:cs="Times New Roman"/>
+              </w:rPr>
+            </w:pPr>
+          </w:p>
+          <w:p>
+            <w:pPr>
+              <w:rPr>
+                <w:rFonts w:ascii="Times New Roman" w:eastAsia="Times New Roman" w:hAnsi="Times New Roman" w:cs="Times New Roman"/>
+              </w:rPr>
+            </w:pPr>
             <w:r>
               <w:rPr>
                 <w:rFonts w:ascii="Times New Roman" w:eastAsia="Times New Roman" w:hAnsi="Times New Roman" w:cs="Times New Roman"/>
@@ -8042,15 +8075,11 @@
             <w:pPr>
               <w:rPr>
                 <w:rFonts w:ascii="Times New Roman" w:eastAsia="Times New Roman" w:hAnsi="Times New Roman" w:cs="Times New Roman"/>
-                <w:b/>
-                <w:bCs/>
-              </w:rPr>
-            </w:pPr>
-            <w:r>
-              <w:rPr>
-                <w:rFonts w:ascii="Times New Roman" w:eastAsia="Times New Roman" w:hAnsi="Times New Roman" w:cs="Times New Roman"/>
-                <w:b/>
-                <w:bCs/>
+              </w:rPr>
+            </w:pPr>
+            <w:r>
+              <w:rPr>
+                <w:rFonts w:ascii="Times New Roman" w:eastAsia="Times New Roman" w:hAnsi="Times New Roman" w:cs="Times New Roman"/>
               </w:rPr>
               <w:t xml:space="preserve"># 5. VISUALIZATIONS </w:t>
             </w:r>
@@ -8109,6 +8138,13 @@
                 <w:rFonts w:ascii="Times New Roman" w:eastAsia="Times New Roman" w:hAnsi="Times New Roman" w:cs="Times New Roman"/>
               </w:rPr>
             </w:pPr>
+          </w:p>
+          <w:p>
+            <w:pPr>
+              <w:rPr>
+                <w:rFonts w:ascii="Times New Roman" w:eastAsia="Times New Roman" w:hAnsi="Times New Roman" w:cs="Times New Roman"/>
+              </w:rPr>
+            </w:pPr>
             <w:r>
               <w:rPr>
                 <w:rFonts w:ascii="Times New Roman" w:eastAsia="Times New Roman" w:hAnsi="Times New Roman" w:cs="Times New Roman"/>
@@ -8126,7 +8162,7 @@
               <w:rPr>
                 <w:rFonts w:ascii="Times New Roman" w:eastAsia="Times New Roman" w:hAnsi="Times New Roman" w:cs="Times New Roman"/>
               </w:rPr>
-              <w:t># Visualization 1: Histogram of Alcohol Consumption</w:t>
+              <w:t># Visualization 1: Scatter Plot with regression line</w:t>
             </w:r>
           </w:p>
           <w:p>
@@ -8155,12 +8191,54 @@
                 <w:rFonts w:ascii="Times New Roman" w:eastAsia="Times New Roman" w:hAnsi="Times New Roman" w:cs="Times New Roman"/>
               </w:rPr>
             </w:pPr>
+          </w:p>
+          <w:p>
+            <w:pPr>
+              <w:rPr>
+                <w:rFonts w:ascii="Times New Roman" w:eastAsia="Times New Roman" w:hAnsi="Times New Roman" w:cs="Times New Roman"/>
+              </w:rPr>
+            </w:pPr>
+            <w:r>
+              <w:rPr>
+                <w:rFonts w:ascii="Times New Roman" w:eastAsia="Times New Roman" w:hAnsi="Times New Roman" w:cs="Times New Roman"/>
+              </w:rPr>
+              <w:t># Scatter plot with regression line</w:t>
+            </w:r>
+          </w:p>
+          <w:p>
+            <w:pPr>
+              <w:rPr>
+                <w:rFonts w:ascii="Times New Roman" w:eastAsia="Times New Roman" w:hAnsi="Times New Roman" w:cs="Times New Roman"/>
+              </w:rPr>
+            </w:pPr>
+            <w:proofErr w:type="spellStart"/>
+            <w:r>
+              <w:rPr>
+                <w:rFonts w:ascii="Times New Roman" w:eastAsia="Times New Roman" w:hAnsi="Times New Roman" w:cs="Times New Roman"/>
+              </w:rPr>
+              <w:t>scatter_plot</w:t>
+            </w:r>
+            <w:proofErr w:type="spellEnd"/>
+            <w:r>
+              <w:rPr>
+                <w:rFonts w:ascii="Times New Roman" w:eastAsia="Times New Roman" w:hAnsi="Times New Roman" w:cs="Times New Roman"/>
+              </w:rPr>
+              <w:t xml:space="preserve"> &lt;- </w:t>
+            </w:r>
+            <w:proofErr w:type="spellStart"/>
             <w:proofErr w:type="gramStart"/>
             <w:r>
               <w:rPr>
                 <w:rFonts w:ascii="Times New Roman" w:eastAsia="Times New Roman" w:hAnsi="Times New Roman" w:cs="Times New Roman"/>
               </w:rPr>
-              <w:t>hist(</w:t>
+              <w:t>ggplot</w:t>
+            </w:r>
+            <w:proofErr w:type="spellEnd"/>
+            <w:r>
+              <w:rPr>
+                <w:rFonts w:ascii="Times New Roman" w:eastAsia="Times New Roman" w:hAnsi="Times New Roman" w:cs="Times New Roman"/>
+              </w:rPr>
+              <w:t>(</w:t>
             </w:r>
             <w:proofErr w:type="spellStart"/>
             <w:proofErr w:type="gramEnd"/>
@@ -8168,6 +8246,502 @@
               <w:rPr>
                 <w:rFonts w:ascii="Times New Roman" w:eastAsia="Times New Roman" w:hAnsi="Times New Roman" w:cs="Times New Roman"/>
               </w:rPr>
+              <w:t>data_clean</w:t>
+            </w:r>
+            <w:proofErr w:type="spellEnd"/>
+            <w:r>
+              <w:rPr>
+                <w:rFonts w:ascii="Times New Roman" w:eastAsia="Times New Roman" w:hAnsi="Times New Roman" w:cs="Times New Roman"/>
+              </w:rPr>
+              <w:t xml:space="preserve">, </w:t>
+            </w:r>
+            <w:proofErr w:type="spellStart"/>
+            <w:proofErr w:type="gramStart"/>
+            <w:r>
+              <w:rPr>
+                <w:rFonts w:ascii="Times New Roman" w:eastAsia="Times New Roman" w:hAnsi="Times New Roman" w:cs="Times New Roman"/>
+              </w:rPr>
+              <w:t>aes</w:t>
+            </w:r>
+            <w:proofErr w:type="spellEnd"/>
+            <w:r>
+              <w:rPr>
+                <w:rFonts w:ascii="Times New Roman" w:eastAsia="Times New Roman" w:hAnsi="Times New Roman" w:cs="Times New Roman"/>
+              </w:rPr>
+              <w:t>(</w:t>
+            </w:r>
+            <w:proofErr w:type="gramEnd"/>
+            <w:r>
+              <w:rPr>
+                <w:rFonts w:ascii="Times New Roman" w:eastAsia="Times New Roman" w:hAnsi="Times New Roman" w:cs="Times New Roman"/>
+              </w:rPr>
+              <w:t xml:space="preserve">x = </w:t>
+            </w:r>
+            <w:proofErr w:type="spellStart"/>
+            <w:r>
+              <w:rPr>
+                <w:rFonts w:ascii="Times New Roman" w:eastAsia="Times New Roman" w:hAnsi="Times New Roman" w:cs="Times New Roman"/>
+              </w:rPr>
+              <w:t>Alcohol_Consumption</w:t>
+            </w:r>
+            <w:proofErr w:type="spellEnd"/>
+            <w:r>
+              <w:rPr>
+                <w:rFonts w:ascii="Times New Roman" w:eastAsia="Times New Roman" w:hAnsi="Times New Roman" w:cs="Times New Roman"/>
+              </w:rPr>
+              <w:t xml:space="preserve">, y = </w:t>
+            </w:r>
+            <w:proofErr w:type="spellStart"/>
+            <w:r>
+              <w:rPr>
+                <w:rFonts w:ascii="Times New Roman" w:eastAsia="Times New Roman" w:hAnsi="Times New Roman" w:cs="Times New Roman"/>
+              </w:rPr>
+              <w:t>Life_Expectancy</w:t>
+            </w:r>
+            <w:proofErr w:type="spellEnd"/>
+            <w:r>
+              <w:rPr>
+                <w:rFonts w:ascii="Times New Roman" w:eastAsia="Times New Roman" w:hAnsi="Times New Roman" w:cs="Times New Roman"/>
+              </w:rPr>
+              <w:t>)) +</w:t>
+            </w:r>
+          </w:p>
+          <w:p>
+            <w:pPr>
+              <w:rPr>
+                <w:rFonts w:ascii="Times New Roman" w:eastAsia="Times New Roman" w:hAnsi="Times New Roman" w:cs="Times New Roman"/>
+              </w:rPr>
+            </w:pPr>
+            <w:r>
+              <w:rPr>
+                <w:rFonts w:ascii="Times New Roman" w:eastAsia="Times New Roman" w:hAnsi="Times New Roman" w:cs="Times New Roman"/>
+              </w:rPr>
+              <w:t xml:space="preserve">  </w:t>
+            </w:r>
+            <w:proofErr w:type="spellStart"/>
+            <w:r>
+              <w:rPr>
+                <w:rFonts w:ascii="Times New Roman" w:eastAsia="Times New Roman" w:hAnsi="Times New Roman" w:cs="Times New Roman"/>
+              </w:rPr>
+              <w:t>geom_</w:t>
+            </w:r>
+            <w:proofErr w:type="gramStart"/>
+            <w:r>
+              <w:rPr>
+                <w:rFonts w:ascii="Times New Roman" w:eastAsia="Times New Roman" w:hAnsi="Times New Roman" w:cs="Times New Roman"/>
+              </w:rPr>
+              <w:t>point</w:t>
+            </w:r>
+            <w:proofErr w:type="spellEnd"/>
+            <w:r>
+              <w:rPr>
+                <w:rFonts w:ascii="Times New Roman" w:eastAsia="Times New Roman" w:hAnsi="Times New Roman" w:cs="Times New Roman"/>
+              </w:rPr>
+              <w:t>(</w:t>
+            </w:r>
+            <w:proofErr w:type="gramEnd"/>
+            <w:r>
+              <w:rPr>
+                <w:rFonts w:ascii="Times New Roman" w:eastAsia="Times New Roman" w:hAnsi="Times New Roman" w:cs="Times New Roman"/>
+              </w:rPr>
+              <w:t xml:space="preserve">alpha = 0.6, size = 3, </w:t>
+            </w:r>
+            <w:proofErr w:type="spellStart"/>
+            <w:r>
+              <w:rPr>
+                <w:rFonts w:ascii="Times New Roman" w:eastAsia="Times New Roman" w:hAnsi="Times New Roman" w:cs="Times New Roman"/>
+              </w:rPr>
+              <w:t>color</w:t>
+            </w:r>
+            <w:proofErr w:type="spellEnd"/>
+            <w:r>
+              <w:rPr>
+                <w:rFonts w:ascii="Times New Roman" w:eastAsia="Times New Roman" w:hAnsi="Times New Roman" w:cs="Times New Roman"/>
+              </w:rPr>
+              <w:t xml:space="preserve"> = "</w:t>
+            </w:r>
+            <w:proofErr w:type="spellStart"/>
+            <w:r>
+              <w:rPr>
+                <w:rFonts w:ascii="Times New Roman" w:eastAsia="Times New Roman" w:hAnsi="Times New Roman" w:cs="Times New Roman"/>
+              </w:rPr>
+              <w:t>darkblue</w:t>
+            </w:r>
+            <w:proofErr w:type="spellEnd"/>
+            <w:r>
+              <w:rPr>
+                <w:rFonts w:ascii="Times New Roman" w:eastAsia="Times New Roman" w:hAnsi="Times New Roman" w:cs="Times New Roman"/>
+              </w:rPr>
+              <w:t>") +</w:t>
+            </w:r>
+          </w:p>
+          <w:p>
+            <w:pPr>
+              <w:rPr>
+                <w:rFonts w:ascii="Times New Roman" w:eastAsia="Times New Roman" w:hAnsi="Times New Roman" w:cs="Times New Roman"/>
+              </w:rPr>
+            </w:pPr>
+            <w:r>
+              <w:rPr>
+                <w:rFonts w:ascii="Times New Roman" w:eastAsia="Times New Roman" w:hAnsi="Times New Roman" w:cs="Times New Roman"/>
+              </w:rPr>
+              <w:t xml:space="preserve">  </w:t>
+            </w:r>
+            <w:proofErr w:type="spellStart"/>
+            <w:r>
+              <w:rPr>
+                <w:rFonts w:ascii="Times New Roman" w:eastAsia="Times New Roman" w:hAnsi="Times New Roman" w:cs="Times New Roman"/>
+              </w:rPr>
+              <w:t>geom_</w:t>
+            </w:r>
+            <w:proofErr w:type="gramStart"/>
+            <w:r>
+              <w:rPr>
+                <w:rFonts w:ascii="Times New Roman" w:eastAsia="Times New Roman" w:hAnsi="Times New Roman" w:cs="Times New Roman"/>
+              </w:rPr>
+              <w:t>smooth</w:t>
+            </w:r>
+            <w:proofErr w:type="spellEnd"/>
+            <w:r>
+              <w:rPr>
+                <w:rFonts w:ascii="Times New Roman" w:eastAsia="Times New Roman" w:hAnsi="Times New Roman" w:cs="Times New Roman"/>
+              </w:rPr>
+              <w:t>(</w:t>
+            </w:r>
+            <w:proofErr w:type="gramEnd"/>
+            <w:r>
+              <w:rPr>
+                <w:rFonts w:ascii="Times New Roman" w:eastAsia="Times New Roman" w:hAnsi="Times New Roman" w:cs="Times New Roman"/>
+              </w:rPr>
+              <w:t>method = "</w:t>
+            </w:r>
+            <w:proofErr w:type="spellStart"/>
+            <w:r>
+              <w:rPr>
+                <w:rFonts w:ascii="Times New Roman" w:eastAsia="Times New Roman" w:hAnsi="Times New Roman" w:cs="Times New Roman"/>
+              </w:rPr>
+              <w:t>lm</w:t>
+            </w:r>
+            <w:proofErr w:type="spellEnd"/>
+            <w:r>
+              <w:rPr>
+                <w:rFonts w:ascii="Times New Roman" w:eastAsia="Times New Roman" w:hAnsi="Times New Roman" w:cs="Times New Roman"/>
+              </w:rPr>
+              <w:t xml:space="preserve">", se = TRUE, </w:t>
+            </w:r>
+            <w:proofErr w:type="spellStart"/>
+            <w:r>
+              <w:rPr>
+                <w:rFonts w:ascii="Times New Roman" w:eastAsia="Times New Roman" w:hAnsi="Times New Roman" w:cs="Times New Roman"/>
+              </w:rPr>
+              <w:t>color</w:t>
+            </w:r>
+            <w:proofErr w:type="spellEnd"/>
+            <w:r>
+              <w:rPr>
+                <w:rFonts w:ascii="Times New Roman" w:eastAsia="Times New Roman" w:hAnsi="Times New Roman" w:cs="Times New Roman"/>
+              </w:rPr>
+              <w:t xml:space="preserve"> = "red", linewidth = 1) +</w:t>
+            </w:r>
+          </w:p>
+          <w:p>
+            <w:pPr>
+              <w:rPr>
+                <w:rFonts w:ascii="Times New Roman" w:eastAsia="Times New Roman" w:hAnsi="Times New Roman" w:cs="Times New Roman"/>
+              </w:rPr>
+            </w:pPr>
+            <w:r>
+              <w:rPr>
+                <w:rFonts w:ascii="Times New Roman" w:eastAsia="Times New Roman" w:hAnsi="Times New Roman" w:cs="Times New Roman"/>
+              </w:rPr>
+              <w:t xml:space="preserve">  </w:t>
+            </w:r>
+            <w:proofErr w:type="gramStart"/>
+            <w:r>
+              <w:rPr>
+                <w:rFonts w:ascii="Times New Roman" w:eastAsia="Times New Roman" w:hAnsi="Times New Roman" w:cs="Times New Roman"/>
+              </w:rPr>
+              <w:t>labs(</w:t>
+            </w:r>
+            <w:proofErr w:type="gramEnd"/>
+            <w:r>
+              <w:rPr>
+                <w:rFonts w:ascii="Times New Roman" w:eastAsia="Times New Roman" w:hAnsi="Times New Roman" w:cs="Times New Roman"/>
+              </w:rPr>
+              <w:t>title = "Relationship between Alcohol Consumption and Life Expectancy",</w:t>
+            </w:r>
+          </w:p>
+          <w:p>
+            <w:pPr>
+              <w:rPr>
+                <w:rFonts w:ascii="Times New Roman" w:eastAsia="Times New Roman" w:hAnsi="Times New Roman" w:cs="Times New Roman"/>
+              </w:rPr>
+            </w:pPr>
+            <w:r>
+              <w:rPr>
+                <w:rFonts w:ascii="Times New Roman" w:eastAsia="Times New Roman" w:hAnsi="Times New Roman" w:cs="Times New Roman"/>
+              </w:rPr>
+              <w:t xml:space="preserve">       x = "Alcohol Consumption per Capita (litres)",</w:t>
+            </w:r>
+          </w:p>
+          <w:p>
+            <w:pPr>
+              <w:rPr>
+                <w:rFonts w:ascii="Times New Roman" w:eastAsia="Times New Roman" w:hAnsi="Times New Roman" w:cs="Times New Roman"/>
+              </w:rPr>
+            </w:pPr>
+            <w:r>
+              <w:rPr>
+                <w:rFonts w:ascii="Times New Roman" w:eastAsia="Times New Roman" w:hAnsi="Times New Roman" w:cs="Times New Roman"/>
+              </w:rPr>
+              <w:t xml:space="preserve">       y = "Life Expectancy at Birth (years)") +</w:t>
+            </w:r>
+          </w:p>
+          <w:p>
+            <w:pPr>
+              <w:rPr>
+                <w:rFonts w:ascii="Times New Roman" w:eastAsia="Times New Roman" w:hAnsi="Times New Roman" w:cs="Times New Roman"/>
+              </w:rPr>
+            </w:pPr>
+            <w:r>
+              <w:rPr>
+                <w:rFonts w:ascii="Times New Roman" w:eastAsia="Times New Roman" w:hAnsi="Times New Roman" w:cs="Times New Roman"/>
+              </w:rPr>
+              <w:t xml:space="preserve">  </w:t>
+            </w:r>
+            <w:proofErr w:type="spellStart"/>
+            <w:r>
+              <w:rPr>
+                <w:rFonts w:ascii="Times New Roman" w:eastAsia="Times New Roman" w:hAnsi="Times New Roman" w:cs="Times New Roman"/>
+              </w:rPr>
+              <w:t>theme_</w:t>
+            </w:r>
+            <w:proofErr w:type="gramStart"/>
+            <w:r>
+              <w:rPr>
+                <w:rFonts w:ascii="Times New Roman" w:eastAsia="Times New Roman" w:hAnsi="Times New Roman" w:cs="Times New Roman"/>
+              </w:rPr>
+              <w:t>minimal</w:t>
+            </w:r>
+            <w:proofErr w:type="spellEnd"/>
+            <w:r>
+              <w:rPr>
+                <w:rFonts w:ascii="Times New Roman" w:eastAsia="Times New Roman" w:hAnsi="Times New Roman" w:cs="Times New Roman"/>
+              </w:rPr>
+              <w:t>(</w:t>
+            </w:r>
+            <w:proofErr w:type="gramEnd"/>
+            <w:r>
+              <w:rPr>
+                <w:rFonts w:ascii="Times New Roman" w:eastAsia="Times New Roman" w:hAnsi="Times New Roman" w:cs="Times New Roman"/>
+              </w:rPr>
+              <w:t>) +</w:t>
+            </w:r>
+          </w:p>
+          <w:p>
+            <w:pPr>
+              <w:rPr>
+                <w:rFonts w:ascii="Times New Roman" w:eastAsia="Times New Roman" w:hAnsi="Times New Roman" w:cs="Times New Roman"/>
+              </w:rPr>
+            </w:pPr>
+            <w:r>
+              <w:rPr>
+                <w:rFonts w:ascii="Times New Roman" w:eastAsia="Times New Roman" w:hAnsi="Times New Roman" w:cs="Times New Roman"/>
+              </w:rPr>
+              <w:t xml:space="preserve">  </w:t>
+            </w:r>
+            <w:proofErr w:type="gramStart"/>
+            <w:r>
+              <w:rPr>
+                <w:rFonts w:ascii="Times New Roman" w:eastAsia="Times New Roman" w:hAnsi="Times New Roman" w:cs="Times New Roman"/>
+              </w:rPr>
+              <w:t>theme(</w:t>
+            </w:r>
+            <w:proofErr w:type="spellStart"/>
+            <w:r>
+              <w:rPr>
+                <w:rFonts w:ascii="Times New Roman" w:eastAsia="Times New Roman" w:hAnsi="Times New Roman" w:cs="Times New Roman"/>
+              </w:rPr>
+              <w:t>plot.title</w:t>
+            </w:r>
+            <w:proofErr w:type="spellEnd"/>
+            <w:proofErr w:type="gramEnd"/>
+            <w:r>
+              <w:rPr>
+                <w:rFonts w:ascii="Times New Roman" w:eastAsia="Times New Roman" w:hAnsi="Times New Roman" w:cs="Times New Roman"/>
+              </w:rPr>
+              <w:t xml:space="preserve"> = </w:t>
+            </w:r>
+            <w:proofErr w:type="spellStart"/>
+            <w:r>
+              <w:rPr>
+                <w:rFonts w:ascii="Times New Roman" w:eastAsia="Times New Roman" w:hAnsi="Times New Roman" w:cs="Times New Roman"/>
+              </w:rPr>
+              <w:t>element_</w:t>
+            </w:r>
+            <w:proofErr w:type="gramStart"/>
+            <w:r>
+              <w:rPr>
+                <w:rFonts w:ascii="Times New Roman" w:eastAsia="Times New Roman" w:hAnsi="Times New Roman" w:cs="Times New Roman"/>
+              </w:rPr>
+              <w:t>text</w:t>
+            </w:r>
+            <w:proofErr w:type="spellEnd"/>
+            <w:r>
+              <w:rPr>
+                <w:rFonts w:ascii="Times New Roman" w:eastAsia="Times New Roman" w:hAnsi="Times New Roman" w:cs="Times New Roman"/>
+              </w:rPr>
+              <w:t>(</w:t>
+            </w:r>
+            <w:proofErr w:type="spellStart"/>
+            <w:proofErr w:type="gramEnd"/>
+            <w:r>
+              <w:rPr>
+                <w:rFonts w:ascii="Times New Roman" w:eastAsia="Times New Roman" w:hAnsi="Times New Roman" w:cs="Times New Roman"/>
+              </w:rPr>
+              <w:t>hjust</w:t>
+            </w:r>
+            <w:proofErr w:type="spellEnd"/>
+            <w:r>
+              <w:rPr>
+                <w:rFonts w:ascii="Times New Roman" w:eastAsia="Times New Roman" w:hAnsi="Times New Roman" w:cs="Times New Roman"/>
+              </w:rPr>
+              <w:t xml:space="preserve"> = 0.5, face = "bold"))</w:t>
+            </w:r>
+          </w:p>
+          <w:p>
+            <w:pPr>
+              <w:rPr>
+                <w:rFonts w:ascii="Times New Roman" w:eastAsia="Times New Roman" w:hAnsi="Times New Roman" w:cs="Times New Roman"/>
+              </w:rPr>
+            </w:pPr>
+          </w:p>
+          <w:p>
+            <w:pPr>
+              <w:rPr>
+                <w:rFonts w:ascii="Times New Roman" w:eastAsia="Times New Roman" w:hAnsi="Times New Roman" w:cs="Times New Roman"/>
+              </w:rPr>
+            </w:pPr>
+            <w:r>
+              <w:rPr>
+                <w:rFonts w:ascii="Times New Roman" w:eastAsia="Times New Roman" w:hAnsi="Times New Roman" w:cs="Times New Roman"/>
+              </w:rPr>
+              <w:t># Display plot</w:t>
+            </w:r>
+          </w:p>
+          <w:p>
+            <w:pPr>
+              <w:rPr>
+                <w:rFonts w:ascii="Times New Roman" w:eastAsia="Times New Roman" w:hAnsi="Times New Roman" w:cs="Times New Roman"/>
+              </w:rPr>
+            </w:pPr>
+            <w:r>
+              <w:rPr>
+                <w:rFonts w:ascii="Times New Roman" w:eastAsia="Times New Roman" w:hAnsi="Times New Roman" w:cs="Times New Roman"/>
+              </w:rPr>
+              <w:t>print(</w:t>
+            </w:r>
+            <w:proofErr w:type="spellStart"/>
+            <w:r>
+              <w:rPr>
+                <w:rFonts w:ascii="Times New Roman" w:eastAsia="Times New Roman" w:hAnsi="Times New Roman" w:cs="Times New Roman"/>
+              </w:rPr>
+              <w:t>scatter_plot</w:t>
+            </w:r>
+            <w:proofErr w:type="spellEnd"/>
+            <w:r>
+              <w:rPr>
+                <w:rFonts w:ascii="Times New Roman" w:eastAsia="Times New Roman" w:hAnsi="Times New Roman" w:cs="Times New Roman"/>
+              </w:rPr>
+              <w:t>)</w:t>
+            </w:r>
+          </w:p>
+          <w:p>
+            <w:pPr>
+              <w:rPr>
+                <w:rFonts w:ascii="Times New Roman" w:eastAsia="Times New Roman" w:hAnsi="Times New Roman" w:cs="Times New Roman"/>
+              </w:rPr>
+            </w:pPr>
+          </w:p>
+          <w:p>
+            <w:pPr>
+              <w:rPr>
+                <w:rFonts w:ascii="Times New Roman" w:eastAsia="Times New Roman" w:hAnsi="Times New Roman" w:cs="Times New Roman"/>
+              </w:rPr>
+            </w:pPr>
+          </w:p>
+          <w:p>
+            <w:pPr>
+              <w:rPr>
+                <w:rFonts w:ascii="Times New Roman" w:eastAsia="Times New Roman" w:hAnsi="Times New Roman" w:cs="Times New Roman"/>
+              </w:rPr>
+            </w:pPr>
+          </w:p>
+          <w:p>
+            <w:pPr>
+              <w:rPr>
+                <w:rFonts w:ascii="Times New Roman" w:eastAsia="Times New Roman" w:hAnsi="Times New Roman" w:cs="Times New Roman"/>
+              </w:rPr>
+            </w:pPr>
+            <w:r>
+              <w:rPr>
+                <w:rFonts w:ascii="Times New Roman" w:eastAsia="Times New Roman" w:hAnsi="Times New Roman" w:cs="Times New Roman"/>
+              </w:rPr>
+              <w:t># --------------------------------------------------</w:t>
+            </w:r>
+          </w:p>
+          <w:p>
+            <w:pPr>
+              <w:rPr>
+                <w:rFonts w:ascii="Times New Roman" w:eastAsia="Times New Roman" w:hAnsi="Times New Roman" w:cs="Times New Roman"/>
+              </w:rPr>
+            </w:pPr>
+            <w:r>
+              <w:rPr>
+                <w:rFonts w:ascii="Times New Roman" w:eastAsia="Times New Roman" w:hAnsi="Times New Roman" w:cs="Times New Roman"/>
+              </w:rPr>
+              <w:t># Visualization 2: Histogram of Alcohol Consumption</w:t>
+            </w:r>
+          </w:p>
+          <w:p>
+            <w:pPr>
+              <w:rPr>
+                <w:rFonts w:ascii="Times New Roman" w:eastAsia="Times New Roman" w:hAnsi="Times New Roman" w:cs="Times New Roman"/>
+              </w:rPr>
+            </w:pPr>
+            <w:r>
+              <w:rPr>
+                <w:rFonts w:ascii="Times New Roman" w:eastAsia="Times New Roman" w:hAnsi="Times New Roman" w:cs="Times New Roman"/>
+              </w:rPr>
+              <w:t># --------------------------------------------------</w:t>
+            </w:r>
+          </w:p>
+          <w:p>
+            <w:pPr>
+              <w:rPr>
+                <w:rFonts w:ascii="Times New Roman" w:eastAsia="Times New Roman" w:hAnsi="Times New Roman" w:cs="Times New Roman"/>
+              </w:rPr>
+            </w:pPr>
+          </w:p>
+          <w:p>
+            <w:pPr>
+              <w:rPr>
+                <w:rFonts w:ascii="Times New Roman" w:eastAsia="Times New Roman" w:hAnsi="Times New Roman" w:cs="Times New Roman"/>
+              </w:rPr>
+            </w:pPr>
+            <w:proofErr w:type="gramStart"/>
+            <w:r>
+              <w:rPr>
+                <w:rFonts w:ascii="Times New Roman" w:eastAsia="Times New Roman" w:hAnsi="Times New Roman" w:cs="Times New Roman"/>
+              </w:rPr>
+              <w:t>hist(</w:t>
+            </w:r>
+            <w:proofErr w:type="spellStart"/>
+            <w:proofErr w:type="gramEnd"/>
+            <w:r>
+              <w:rPr>
+                <w:rFonts w:ascii="Times New Roman" w:eastAsia="Times New Roman" w:hAnsi="Times New Roman" w:cs="Times New Roman"/>
+              </w:rPr>
               <w:t>data_clean$Alcohol_Consumption</w:t>
             </w:r>
             <w:proofErr w:type="spellEnd"/>
@@ -8356,7 +8930,7 @@
               <w:rPr>
                 <w:rFonts w:ascii="Times New Roman" w:eastAsia="Times New Roman" w:hAnsi="Times New Roman" w:cs="Times New Roman"/>
               </w:rPr>
-              <w:t># Visualization 2: Histogram of Life Expectancy</w:t>
+              <w:t># Visualization 3: Histogram of Life Expectancy</w:t>
             </w:r>
           </w:p>
           <w:p>
@@ -8560,54 +9134,49 @@
               <w:rPr>
                 <w:rFonts w:ascii="Times New Roman" w:eastAsia="Times New Roman" w:hAnsi="Times New Roman" w:cs="Times New Roman"/>
               </w:rPr>
-              <w:t># --------------------------------------------------</w:t>
-            </w:r>
-          </w:p>
-          <w:p>
-            <w:pPr>
-              <w:rPr>
-                <w:rFonts w:ascii="Times New Roman" w:eastAsia="Times New Roman" w:hAnsi="Times New Roman" w:cs="Times New Roman"/>
-              </w:rPr>
-            </w:pPr>
-            <w:r>
-              <w:rPr>
-                <w:rFonts w:ascii="Times New Roman" w:eastAsia="Times New Roman" w:hAnsi="Times New Roman" w:cs="Times New Roman"/>
-              </w:rPr>
-              <w:t xml:space="preserve"># Visualization 3: Scatter Plot </w:t>
-            </w:r>
-          </w:p>
-          <w:p>
-            <w:pPr>
-              <w:rPr>
-                <w:rFonts w:ascii="Times New Roman" w:eastAsia="Times New Roman" w:hAnsi="Times New Roman" w:cs="Times New Roman"/>
-              </w:rPr>
-            </w:pPr>
-            <w:r>
-              <w:rPr>
-                <w:rFonts w:ascii="Times New Roman" w:eastAsia="Times New Roman" w:hAnsi="Times New Roman" w:cs="Times New Roman"/>
-              </w:rPr>
-              <w:t># --------------------------------------------------</w:t>
-            </w:r>
-          </w:p>
-          <w:p>
-            <w:pPr>
-              <w:rPr>
-                <w:rFonts w:ascii="Times New Roman" w:eastAsia="Times New Roman" w:hAnsi="Times New Roman" w:cs="Times New Roman"/>
-              </w:rPr>
-            </w:pPr>
-          </w:p>
-          <w:p>
-            <w:pPr>
-              <w:rPr>
-                <w:rFonts w:ascii="Times New Roman" w:eastAsia="Times New Roman" w:hAnsi="Times New Roman" w:cs="Times New Roman"/>
-              </w:rPr>
-            </w:pPr>
+              <w:t># Pearson correlation test</w:t>
+            </w:r>
+          </w:p>
+          <w:p>
+            <w:pPr>
+              <w:rPr>
+                <w:rFonts w:ascii="Times New Roman" w:eastAsia="Times New Roman" w:hAnsi="Times New Roman" w:cs="Times New Roman"/>
+              </w:rPr>
+            </w:pPr>
+            <w:proofErr w:type="spellStart"/>
+            <w:r>
+              <w:rPr>
+                <w:rFonts w:ascii="Times New Roman" w:eastAsia="Times New Roman" w:hAnsi="Times New Roman" w:cs="Times New Roman"/>
+              </w:rPr>
+              <w:t>correlation_test</w:t>
+            </w:r>
+            <w:proofErr w:type="spellEnd"/>
+            <w:r>
+              <w:rPr>
+                <w:rFonts w:ascii="Times New Roman" w:eastAsia="Times New Roman" w:hAnsi="Times New Roman" w:cs="Times New Roman"/>
+              </w:rPr>
+              <w:t xml:space="preserve"> &lt;- </w:t>
+            </w:r>
+            <w:proofErr w:type="spellStart"/>
+            <w:r>
+              <w:rPr>
+                <w:rFonts w:ascii="Times New Roman" w:eastAsia="Times New Roman" w:hAnsi="Times New Roman" w:cs="Times New Roman"/>
+              </w:rPr>
+              <w:t>cor.</w:t>
+            </w:r>
             <w:proofErr w:type="gramStart"/>
             <w:r>
               <w:rPr>
                 <w:rFonts w:ascii="Times New Roman" w:eastAsia="Times New Roman" w:hAnsi="Times New Roman" w:cs="Times New Roman"/>
               </w:rPr>
-              <w:t>plot(</w:t>
+              <w:t>test</w:t>
+            </w:r>
+            <w:proofErr w:type="spellEnd"/>
+            <w:r>
+              <w:rPr>
+                <w:rFonts w:ascii="Times New Roman" w:eastAsia="Times New Roman" w:hAnsi="Times New Roman" w:cs="Times New Roman"/>
+              </w:rPr>
+              <w:t>(</w:t>
             </w:r>
             <w:proofErr w:type="spellStart"/>
             <w:proofErr w:type="gramEnd"/>
@@ -8635,7 +9204,7 @@
               <w:rPr>
                 <w:rFonts w:ascii="Times New Roman" w:eastAsia="Times New Roman" w:hAnsi="Times New Roman" w:cs="Times New Roman"/>
               </w:rPr>
-              <w:t xml:space="preserve">     </w:t>
+              <w:t xml:space="preserve">                             </w:t>
             </w:r>
             <w:proofErr w:type="spellStart"/>
             <w:r>
@@ -8662,1998 +9231,390 @@
               <w:rPr>
                 <w:rFonts w:ascii="Times New Roman" w:eastAsia="Times New Roman" w:hAnsi="Times New Roman" w:cs="Times New Roman"/>
               </w:rPr>
-              <w:t xml:space="preserve">     main = "Alcohol Consumption vs Life Expectancy",</w:t>
-            </w:r>
-          </w:p>
-          <w:p>
-            <w:pPr>
-              <w:rPr>
-                <w:rFonts w:ascii="Times New Roman" w:eastAsia="Times New Roman" w:hAnsi="Times New Roman" w:cs="Times New Roman"/>
-              </w:rPr>
-            </w:pPr>
-            <w:r>
-              <w:rPr>
-                <w:rFonts w:ascii="Times New Roman" w:eastAsia="Times New Roman" w:hAnsi="Times New Roman" w:cs="Times New Roman"/>
-              </w:rPr>
-              <w:t xml:space="preserve">     </w:t>
+              <w:t xml:space="preserve">                             method = "</w:t>
             </w:r>
             <w:proofErr w:type="spellStart"/>
             <w:r>
               <w:rPr>
                 <w:rFonts w:ascii="Times New Roman" w:eastAsia="Times New Roman" w:hAnsi="Times New Roman" w:cs="Times New Roman"/>
               </w:rPr>
-              <w:t>xlab</w:t>
+              <w:t>pearson</w:t>
             </w:r>
             <w:proofErr w:type="spellEnd"/>
             <w:r>
               <w:rPr>
                 <w:rFonts w:ascii="Times New Roman" w:eastAsia="Times New Roman" w:hAnsi="Times New Roman" w:cs="Times New Roman"/>
               </w:rPr>
-              <w:t xml:space="preserve"> = "Alcohol Consumption (litres per capita)",</w:t>
-            </w:r>
-          </w:p>
-          <w:p>
-            <w:pPr>
-              <w:rPr>
-                <w:rFonts w:ascii="Times New Roman" w:eastAsia="Times New Roman" w:hAnsi="Times New Roman" w:cs="Times New Roman"/>
-              </w:rPr>
-            </w:pPr>
-            <w:r>
-              <w:rPr>
-                <w:rFonts w:ascii="Times New Roman" w:eastAsia="Times New Roman" w:hAnsi="Times New Roman" w:cs="Times New Roman"/>
-              </w:rPr>
-              <w:t xml:space="preserve">     </w:t>
+              <w:t>")</w:t>
+            </w:r>
+          </w:p>
+          <w:p>
+            <w:pPr>
+              <w:rPr>
+                <w:rFonts w:ascii="Times New Roman" w:eastAsia="Times New Roman" w:hAnsi="Times New Roman" w:cs="Times New Roman"/>
+              </w:rPr>
+            </w:pPr>
+          </w:p>
+          <w:p>
+            <w:pPr>
+              <w:rPr>
+                <w:rFonts w:ascii="Times New Roman" w:eastAsia="Times New Roman" w:hAnsi="Times New Roman" w:cs="Times New Roman"/>
+              </w:rPr>
+            </w:pPr>
+            <w:r>
+              <w:rPr>
+                <w:rFonts w:ascii="Times New Roman" w:eastAsia="Times New Roman" w:hAnsi="Times New Roman" w:cs="Times New Roman"/>
+              </w:rPr>
+              <w:t># Display correlation results</w:t>
+            </w:r>
+          </w:p>
+          <w:p>
+            <w:pPr>
+              <w:rPr>
+                <w:rFonts w:ascii="Times New Roman" w:eastAsia="Times New Roman" w:hAnsi="Times New Roman" w:cs="Times New Roman"/>
+              </w:rPr>
+            </w:pPr>
+            <w:r>
+              <w:rPr>
+                <w:rFonts w:ascii="Times New Roman" w:eastAsia="Times New Roman" w:hAnsi="Times New Roman" w:cs="Times New Roman"/>
+              </w:rPr>
+              <w:t>print(</w:t>
             </w:r>
             <w:proofErr w:type="spellStart"/>
             <w:r>
               <w:rPr>
                 <w:rFonts w:ascii="Times New Roman" w:eastAsia="Times New Roman" w:hAnsi="Times New Roman" w:cs="Times New Roman"/>
               </w:rPr>
-              <w:t>ylab</w:t>
+              <w:t>correlation_test</w:t>
             </w:r>
             <w:proofErr w:type="spellEnd"/>
             <w:r>
               <w:rPr>
                 <w:rFonts w:ascii="Times New Roman" w:eastAsia="Times New Roman" w:hAnsi="Times New Roman" w:cs="Times New Roman"/>
               </w:rPr>
-              <w:t xml:space="preserve"> = "Life Expectancy (years)",</w:t>
-            </w:r>
-          </w:p>
-          <w:p>
-            <w:pPr>
-              <w:rPr>
-                <w:rFonts w:ascii="Times New Roman" w:eastAsia="Times New Roman" w:hAnsi="Times New Roman" w:cs="Times New Roman"/>
-              </w:rPr>
-            </w:pPr>
-            <w:r>
-              <w:rPr>
-                <w:rFonts w:ascii="Times New Roman" w:eastAsia="Times New Roman" w:hAnsi="Times New Roman" w:cs="Times New Roman"/>
-              </w:rPr>
-              <w:t xml:space="preserve">     </w:t>
-            </w:r>
+              <w:t>)</w:t>
+            </w:r>
+          </w:p>
+          <w:p>
+            <w:pPr>
+              <w:rPr>
+                <w:rFonts w:ascii="Times New Roman" w:eastAsia="Times New Roman" w:hAnsi="Times New Roman" w:cs="Times New Roman"/>
+              </w:rPr>
+            </w:pPr>
+          </w:p>
+          <w:p>
+            <w:pPr>
+              <w:rPr>
+                <w:rFonts w:ascii="Times New Roman" w:eastAsia="Times New Roman" w:hAnsi="Times New Roman" w:cs="Times New Roman"/>
+              </w:rPr>
+            </w:pPr>
+            <w:r>
+              <w:rPr>
+                <w:rFonts w:ascii="Times New Roman" w:eastAsia="Times New Roman" w:hAnsi="Times New Roman" w:cs="Times New Roman"/>
+              </w:rPr>
+              <w:t># Extract key statistics</w:t>
+            </w:r>
+          </w:p>
+          <w:p>
+            <w:pPr>
+              <w:rPr>
+                <w:rFonts w:ascii="Times New Roman" w:eastAsia="Times New Roman" w:hAnsi="Times New Roman" w:cs="Times New Roman"/>
+              </w:rPr>
+            </w:pPr>
             <w:proofErr w:type="spellStart"/>
             <w:r>
               <w:rPr>
                 <w:rFonts w:ascii="Times New Roman" w:eastAsia="Times New Roman" w:hAnsi="Times New Roman" w:cs="Times New Roman"/>
               </w:rPr>
-              <w:t>pch</w:t>
+              <w:t>correlation_coefficient</w:t>
             </w:r>
             <w:proofErr w:type="spellEnd"/>
             <w:r>
               <w:rPr>
                 <w:rFonts w:ascii="Times New Roman" w:eastAsia="Times New Roman" w:hAnsi="Times New Roman" w:cs="Times New Roman"/>
               </w:rPr>
-              <w:t xml:space="preserve"> = 19,</w:t>
-            </w:r>
-          </w:p>
-          <w:p>
-            <w:pPr>
-              <w:rPr>
-                <w:rFonts w:ascii="Times New Roman" w:eastAsia="Times New Roman" w:hAnsi="Times New Roman" w:cs="Times New Roman"/>
-              </w:rPr>
-            </w:pPr>
-            <w:r>
-              <w:rPr>
-                <w:rFonts w:ascii="Times New Roman" w:eastAsia="Times New Roman" w:hAnsi="Times New Roman" w:cs="Times New Roman"/>
-              </w:rPr>
-              <w:t xml:space="preserve">     col = </w:t>
+              <w:t xml:space="preserve"> &lt;- </w:t>
             </w:r>
             <w:proofErr w:type="spellStart"/>
+            <w:r>
+              <w:rPr>
+                <w:rFonts w:ascii="Times New Roman" w:eastAsia="Times New Roman" w:hAnsi="Times New Roman" w:cs="Times New Roman"/>
+              </w:rPr>
+              <w:t>correlation_test$estimate</w:t>
+            </w:r>
+            <w:proofErr w:type="spellEnd"/>
+          </w:p>
+          <w:p>
+            <w:pPr>
+              <w:rPr>
+                <w:rFonts w:ascii="Times New Roman" w:eastAsia="Times New Roman" w:hAnsi="Times New Roman" w:cs="Times New Roman"/>
+              </w:rPr>
+            </w:pPr>
+            <w:proofErr w:type="spellStart"/>
+            <w:r>
+              <w:rPr>
+                <w:rFonts w:ascii="Times New Roman" w:eastAsia="Times New Roman" w:hAnsi="Times New Roman" w:cs="Times New Roman"/>
+              </w:rPr>
+              <w:t>p_value</w:t>
+            </w:r>
+            <w:proofErr w:type="spellEnd"/>
+            <w:r>
+              <w:rPr>
+                <w:rFonts w:ascii="Times New Roman" w:eastAsia="Times New Roman" w:hAnsi="Times New Roman" w:cs="Times New Roman"/>
+              </w:rPr>
+              <w:t xml:space="preserve"> &lt;- </w:t>
+            </w:r>
+            <w:proofErr w:type="spellStart"/>
+            <w:r>
+              <w:rPr>
+                <w:rFonts w:ascii="Times New Roman" w:eastAsia="Times New Roman" w:hAnsi="Times New Roman" w:cs="Times New Roman"/>
+              </w:rPr>
+              <w:t>correlation_test$p.value</w:t>
+            </w:r>
+            <w:proofErr w:type="spellEnd"/>
+          </w:p>
+          <w:p>
+            <w:pPr>
+              <w:rPr>
+                <w:rFonts w:ascii="Times New Roman" w:eastAsia="Times New Roman" w:hAnsi="Times New Roman" w:cs="Times New Roman"/>
+              </w:rPr>
+            </w:pPr>
+            <w:proofErr w:type="spellStart"/>
+            <w:r>
+              <w:rPr>
+                <w:rFonts w:ascii="Times New Roman" w:eastAsia="Times New Roman" w:hAnsi="Times New Roman" w:cs="Times New Roman"/>
+              </w:rPr>
+              <w:t>confidence_interval</w:t>
+            </w:r>
+            <w:proofErr w:type="spellEnd"/>
+            <w:r>
+              <w:rPr>
+                <w:rFonts w:ascii="Times New Roman" w:eastAsia="Times New Roman" w:hAnsi="Times New Roman" w:cs="Times New Roman"/>
+              </w:rPr>
+              <w:t xml:space="preserve"> &lt;- correlation_test$conf.int</w:t>
+            </w:r>
+          </w:p>
+          <w:p>
+            <w:pPr>
+              <w:rPr>
+                <w:rFonts w:ascii="Times New Roman" w:eastAsia="Times New Roman" w:hAnsi="Times New Roman" w:cs="Times New Roman"/>
+              </w:rPr>
+            </w:pPr>
+          </w:p>
+          <w:p>
+            <w:pPr>
+              <w:rPr>
+                <w:rFonts w:ascii="Times New Roman" w:eastAsia="Times New Roman" w:hAnsi="Times New Roman" w:cs="Times New Roman"/>
+              </w:rPr>
+            </w:pPr>
             <w:proofErr w:type="gramStart"/>
             <w:r>
               <w:rPr>
                 <w:rFonts w:ascii="Times New Roman" w:eastAsia="Times New Roman" w:hAnsi="Times New Roman" w:cs="Times New Roman"/>
               </w:rPr>
-              <w:t>rgb</w:t>
+              <w:t>cat(</w:t>
+            </w:r>
+            <w:proofErr w:type="gramEnd"/>
+            <w:r>
+              <w:rPr>
+                <w:rFonts w:ascii="Times New Roman" w:eastAsia="Times New Roman" w:hAnsi="Times New Roman" w:cs="Times New Roman"/>
+              </w:rPr>
+              <w:t>"\n=== CORRELATION ANALYSIS RESULTS ===\n")</w:t>
+            </w:r>
+          </w:p>
+          <w:p>
+            <w:pPr>
+              <w:rPr>
+                <w:rFonts w:ascii="Times New Roman" w:eastAsia="Times New Roman" w:hAnsi="Times New Roman" w:cs="Times New Roman"/>
+              </w:rPr>
+            </w:pPr>
+            <w:proofErr w:type="gramStart"/>
+            <w:r>
+              <w:rPr>
+                <w:rFonts w:ascii="Times New Roman" w:eastAsia="Times New Roman" w:hAnsi="Times New Roman" w:cs="Times New Roman"/>
+              </w:rPr>
+              <w:t>cat(</w:t>
+            </w:r>
+            <w:proofErr w:type="gramEnd"/>
+            <w:r>
+              <w:rPr>
+                <w:rFonts w:ascii="Times New Roman" w:eastAsia="Times New Roman" w:hAnsi="Times New Roman" w:cs="Times New Roman"/>
+              </w:rPr>
+              <w:t xml:space="preserve">"Pearson Correlation Coefficient (r):", </w:t>
+            </w:r>
+            <w:proofErr w:type="spellStart"/>
+            <w:r>
+              <w:rPr>
+                <w:rFonts w:ascii="Times New Roman" w:eastAsia="Times New Roman" w:hAnsi="Times New Roman" w:cs="Times New Roman"/>
+              </w:rPr>
+              <w:t>correlation_coefficient</w:t>
             </w:r>
             <w:proofErr w:type="spellEnd"/>
             <w:r>
               <w:rPr>
                 <w:rFonts w:ascii="Times New Roman" w:eastAsia="Times New Roman" w:hAnsi="Times New Roman" w:cs="Times New Roman"/>
               </w:rPr>
+              <w:t>, "\n")</w:t>
+            </w:r>
+          </w:p>
+          <w:p>
+            <w:pPr>
+              <w:rPr>
+                <w:rFonts w:ascii="Times New Roman" w:eastAsia="Times New Roman" w:hAnsi="Times New Roman" w:cs="Times New Roman"/>
+              </w:rPr>
+            </w:pPr>
+            <w:proofErr w:type="gramStart"/>
+            <w:r>
+              <w:rPr>
+                <w:rFonts w:ascii="Times New Roman" w:eastAsia="Times New Roman" w:hAnsi="Times New Roman" w:cs="Times New Roman"/>
+              </w:rPr>
+              <w:t>cat(</w:t>
+            </w:r>
+            <w:proofErr w:type="gramEnd"/>
+            <w:r>
+              <w:rPr>
+                <w:rFonts w:ascii="Times New Roman" w:eastAsia="Times New Roman" w:hAnsi="Times New Roman" w:cs="Times New Roman"/>
+              </w:rPr>
+              <w:t xml:space="preserve">"P-value:", </w:t>
+            </w:r>
+            <w:proofErr w:type="spellStart"/>
+            <w:r>
+              <w:rPr>
+                <w:rFonts w:ascii="Times New Roman" w:eastAsia="Times New Roman" w:hAnsi="Times New Roman" w:cs="Times New Roman"/>
+              </w:rPr>
+              <w:t>p_value</w:t>
+            </w:r>
+            <w:proofErr w:type="spellEnd"/>
+            <w:r>
+              <w:rPr>
+                <w:rFonts w:ascii="Times New Roman" w:eastAsia="Times New Roman" w:hAnsi="Times New Roman" w:cs="Times New Roman"/>
+              </w:rPr>
+              <w:t>, "\n")</w:t>
+            </w:r>
+          </w:p>
+          <w:p>
+            <w:pPr>
+              <w:rPr>
+                <w:rFonts w:ascii="Times New Roman" w:eastAsia="Times New Roman" w:hAnsi="Times New Roman" w:cs="Times New Roman"/>
+              </w:rPr>
+            </w:pPr>
+            <w:proofErr w:type="gramStart"/>
+            <w:r>
+              <w:rPr>
+                <w:rFonts w:ascii="Times New Roman" w:eastAsia="Times New Roman" w:hAnsi="Times New Roman" w:cs="Times New Roman"/>
+              </w:rPr>
+              <w:t>cat(</w:t>
+            </w:r>
+            <w:proofErr w:type="gramEnd"/>
+            <w:r>
+              <w:rPr>
+                <w:rFonts w:ascii="Times New Roman" w:eastAsia="Times New Roman" w:hAnsi="Times New Roman" w:cs="Times New Roman"/>
+              </w:rPr>
+              <w:t xml:space="preserve">"95% Confidence Interval:", </w:t>
+            </w:r>
+            <w:proofErr w:type="spellStart"/>
+            <w:r>
+              <w:rPr>
+                <w:rFonts w:ascii="Times New Roman" w:eastAsia="Times New Roman" w:hAnsi="Times New Roman" w:cs="Times New Roman"/>
+              </w:rPr>
+              <w:t>confidence_</w:t>
+            </w:r>
+            <w:proofErr w:type="gramStart"/>
+            <w:r>
+              <w:rPr>
+                <w:rFonts w:ascii="Times New Roman" w:eastAsia="Times New Roman" w:hAnsi="Times New Roman" w:cs="Times New Roman"/>
+              </w:rPr>
+              <w:t>interval</w:t>
+            </w:r>
+            <w:proofErr w:type="spellEnd"/>
+            <w:r>
+              <w:rPr>
+                <w:rFonts w:ascii="Times New Roman" w:eastAsia="Times New Roman" w:hAnsi="Times New Roman" w:cs="Times New Roman"/>
+              </w:rPr>
+              <w:t>[</w:t>
+            </w:r>
+            <w:proofErr w:type="gramEnd"/>
+            <w:r>
+              <w:rPr>
+                <w:rFonts w:ascii="Times New Roman" w:eastAsia="Times New Roman" w:hAnsi="Times New Roman" w:cs="Times New Roman"/>
+              </w:rPr>
+              <w:t xml:space="preserve">1], "to", </w:t>
+            </w:r>
+            <w:proofErr w:type="spellStart"/>
+            <w:r>
+              <w:rPr>
+                <w:rFonts w:ascii="Times New Roman" w:eastAsia="Times New Roman" w:hAnsi="Times New Roman" w:cs="Times New Roman"/>
+              </w:rPr>
+              <w:t>confidence_</w:t>
+            </w:r>
+            <w:proofErr w:type="gramStart"/>
+            <w:r>
+              <w:rPr>
+                <w:rFonts w:ascii="Times New Roman" w:eastAsia="Times New Roman" w:hAnsi="Times New Roman" w:cs="Times New Roman"/>
+              </w:rPr>
+              <w:t>interval</w:t>
+            </w:r>
+            <w:proofErr w:type="spellEnd"/>
+            <w:r>
+              <w:rPr>
+                <w:rFonts w:ascii="Times New Roman" w:eastAsia="Times New Roman" w:hAnsi="Times New Roman" w:cs="Times New Roman"/>
+              </w:rPr>
+              <w:t>[</w:t>
+            </w:r>
+            <w:proofErr w:type="gramEnd"/>
+            <w:r>
+              <w:rPr>
+                <w:rFonts w:ascii="Times New Roman" w:eastAsia="Times New Roman" w:hAnsi="Times New Roman" w:cs="Times New Roman"/>
+              </w:rPr>
+              <w:t>2], "\n")</w:t>
+            </w:r>
+          </w:p>
+          <w:p>
+            <w:pPr>
+              <w:rPr>
+                <w:rFonts w:ascii="Times New Roman" w:eastAsia="Times New Roman" w:hAnsi="Times New Roman" w:cs="Times New Roman"/>
+              </w:rPr>
+            </w:pPr>
+            <w:proofErr w:type="gramStart"/>
+            <w:r>
+              <w:rPr>
+                <w:rFonts w:ascii="Times New Roman" w:eastAsia="Times New Roman" w:hAnsi="Times New Roman" w:cs="Times New Roman"/>
+              </w:rPr>
+              <w:t>cat(</w:t>
+            </w:r>
+            <w:proofErr w:type="gramEnd"/>
+            <w:r>
+              <w:rPr>
+                <w:rFonts w:ascii="Times New Roman" w:eastAsia="Times New Roman" w:hAnsi="Times New Roman" w:cs="Times New Roman"/>
+              </w:rPr>
+              <w:t xml:space="preserve">"Sample size (n):", </w:t>
+            </w:r>
+            <w:proofErr w:type="spellStart"/>
+            <w:r>
+              <w:rPr>
+                <w:rFonts w:ascii="Times New Roman" w:eastAsia="Times New Roman" w:hAnsi="Times New Roman" w:cs="Times New Roman"/>
+              </w:rPr>
+              <w:t>nrow</w:t>
+            </w:r>
+            <w:proofErr w:type="spellEnd"/>
+            <w:r>
+              <w:rPr>
+                <w:rFonts w:ascii="Times New Roman" w:eastAsia="Times New Roman" w:hAnsi="Times New Roman" w:cs="Times New Roman"/>
+              </w:rPr>
               <w:t>(</w:t>
             </w:r>
-            <w:proofErr w:type="gramEnd"/>
-            <w:r>
-              <w:rPr>
-                <w:rFonts w:ascii="Times New Roman" w:eastAsia="Times New Roman" w:hAnsi="Times New Roman" w:cs="Times New Roman"/>
-              </w:rPr>
-              <w:t>0, 0, 0.5, 0.6),</w:t>
-            </w:r>
-          </w:p>
-          <w:p>
-            <w:pPr>
-              <w:rPr>
-                <w:rFonts w:ascii="Times New Roman" w:eastAsia="Times New Roman" w:hAnsi="Times New Roman" w:cs="Times New Roman"/>
-              </w:rPr>
-            </w:pPr>
-            <w:r>
-              <w:rPr>
-                <w:rFonts w:ascii="Times New Roman" w:eastAsia="Times New Roman" w:hAnsi="Times New Roman" w:cs="Times New Roman"/>
-              </w:rPr>
-              <w:t xml:space="preserve">     </w:t>
-            </w:r>
             <w:proofErr w:type="spellStart"/>
             <w:r>
               <w:rPr>
                 <w:rFonts w:ascii="Times New Roman" w:eastAsia="Times New Roman" w:hAnsi="Times New Roman" w:cs="Times New Roman"/>
               </w:rPr>
-              <w:t>cex</w:t>
+              <w:t>data_clean</w:t>
             </w:r>
             <w:proofErr w:type="spellEnd"/>
             <w:r>
               <w:rPr>
                 <w:rFonts w:ascii="Times New Roman" w:eastAsia="Times New Roman" w:hAnsi="Times New Roman" w:cs="Times New Roman"/>
               </w:rPr>
-              <w:t xml:space="preserve"> = 1.1)</w:t>
-            </w:r>
-          </w:p>
-          <w:p>
-            <w:pPr>
-              <w:rPr>
-                <w:rFonts w:ascii="Times New Roman" w:eastAsia="Times New Roman" w:hAnsi="Times New Roman" w:cs="Times New Roman"/>
-              </w:rPr>
-            </w:pPr>
-          </w:p>
-          <w:p>
-            <w:pPr>
-              <w:rPr>
-                <w:rFonts w:ascii="Times New Roman" w:eastAsia="Times New Roman" w:hAnsi="Times New Roman" w:cs="Times New Roman"/>
-              </w:rPr>
-            </w:pPr>
-            <w:proofErr w:type="gramStart"/>
-            <w:r>
-              <w:rPr>
-                <w:rFonts w:ascii="Times New Roman" w:eastAsia="Times New Roman" w:hAnsi="Times New Roman" w:cs="Times New Roman"/>
-              </w:rPr>
-              <w:t>grid(</w:t>
-            </w:r>
-            <w:proofErr w:type="gramEnd"/>
-            <w:r>
-              <w:rPr>
-                <w:rFonts w:ascii="Times New Roman" w:eastAsia="Times New Roman" w:hAnsi="Times New Roman" w:cs="Times New Roman"/>
-              </w:rPr>
-              <w:t>col = "</w:t>
-            </w:r>
-            <w:proofErr w:type="spellStart"/>
-            <w:r>
-              <w:rPr>
-                <w:rFonts w:ascii="Times New Roman" w:eastAsia="Times New Roman" w:hAnsi="Times New Roman" w:cs="Times New Roman"/>
-              </w:rPr>
-              <w:t>gray</w:t>
-            </w:r>
-            <w:proofErr w:type="spellEnd"/>
-            <w:r>
-              <w:rPr>
-                <w:rFonts w:ascii="Times New Roman" w:eastAsia="Times New Roman" w:hAnsi="Times New Roman" w:cs="Times New Roman"/>
-              </w:rPr>
-              <w:t xml:space="preserve">", </w:t>
-            </w:r>
-            <w:proofErr w:type="spellStart"/>
-            <w:r>
-              <w:rPr>
-                <w:rFonts w:ascii="Times New Roman" w:eastAsia="Times New Roman" w:hAnsi="Times New Roman" w:cs="Times New Roman"/>
-              </w:rPr>
-              <w:t>lty</w:t>
-            </w:r>
-            <w:proofErr w:type="spellEnd"/>
-            <w:r>
-              <w:rPr>
-                <w:rFonts w:ascii="Times New Roman" w:eastAsia="Times New Roman" w:hAnsi="Times New Roman" w:cs="Times New Roman"/>
-              </w:rPr>
-              <w:t xml:space="preserve"> = "dotted")</w:t>
-            </w:r>
-          </w:p>
-          <w:p>
-            <w:pPr>
-              <w:rPr>
-                <w:rFonts w:ascii="Times New Roman" w:eastAsia="Times New Roman" w:hAnsi="Times New Roman" w:cs="Times New Roman"/>
-              </w:rPr>
-            </w:pPr>
-          </w:p>
-          <w:p>
-            <w:pPr>
-              <w:rPr>
-                <w:rFonts w:ascii="Times New Roman" w:eastAsia="Times New Roman" w:hAnsi="Times New Roman" w:cs="Times New Roman"/>
-              </w:rPr>
-            </w:pPr>
-            <w:proofErr w:type="spellStart"/>
-            <w:proofErr w:type="gramStart"/>
-            <w:r>
-              <w:rPr>
-                <w:rFonts w:ascii="Times New Roman" w:eastAsia="Times New Roman" w:hAnsi="Times New Roman" w:cs="Times New Roman"/>
-              </w:rPr>
-              <w:t>mtext</w:t>
-            </w:r>
-            <w:proofErr w:type="spellEnd"/>
-            <w:r>
-              <w:rPr>
-                <w:rFonts w:ascii="Times New Roman" w:eastAsia="Times New Roman" w:hAnsi="Times New Roman" w:cs="Times New Roman"/>
-              </w:rPr>
-              <w:t>(paste(</w:t>
-            </w:r>
-            <w:proofErr w:type="gramEnd"/>
-            <w:r>
-              <w:rPr>
-                <w:rFonts w:ascii="Times New Roman" w:eastAsia="Times New Roman" w:hAnsi="Times New Roman" w:cs="Times New Roman"/>
-              </w:rPr>
-              <w:t xml:space="preserve">"n =", </w:t>
-            </w:r>
-            <w:proofErr w:type="spellStart"/>
-            <w:r>
-              <w:rPr>
-                <w:rFonts w:ascii="Times New Roman" w:eastAsia="Times New Roman" w:hAnsi="Times New Roman" w:cs="Times New Roman"/>
-              </w:rPr>
-              <w:t>nrow</w:t>
-            </w:r>
-            <w:proofErr w:type="spellEnd"/>
-            <w:r>
-              <w:rPr>
-                <w:rFonts w:ascii="Times New Roman" w:eastAsia="Times New Roman" w:hAnsi="Times New Roman" w:cs="Times New Roman"/>
-              </w:rPr>
-              <w:t>(</w:t>
-            </w:r>
-            <w:proofErr w:type="spellStart"/>
-            <w:r>
-              <w:rPr>
-                <w:rFonts w:ascii="Times New Roman" w:eastAsia="Times New Roman" w:hAnsi="Times New Roman" w:cs="Times New Roman"/>
-              </w:rPr>
-              <w:t>data_clean</w:t>
-            </w:r>
-            <w:proofErr w:type="spellEnd"/>
-            <w:r>
-              <w:rPr>
-                <w:rFonts w:ascii="Times New Roman" w:eastAsia="Times New Roman" w:hAnsi="Times New Roman" w:cs="Times New Roman"/>
-              </w:rPr>
-              <w:t xml:space="preserve">), "countries"), </w:t>
-            </w:r>
-          </w:p>
-          <w:p>
-            <w:pPr>
-              <w:rPr>
-                <w:rFonts w:ascii="Times New Roman" w:eastAsia="Times New Roman" w:hAnsi="Times New Roman" w:cs="Times New Roman"/>
-              </w:rPr>
-            </w:pPr>
-            <w:r>
-              <w:rPr>
-                <w:rFonts w:ascii="Times New Roman" w:eastAsia="Times New Roman" w:hAnsi="Times New Roman" w:cs="Times New Roman"/>
-              </w:rPr>
-              <w:t xml:space="preserve">      side = 3, </w:t>
-            </w:r>
-          </w:p>
-          <w:p>
-            <w:pPr>
-              <w:rPr>
-                <w:rFonts w:ascii="Times New Roman" w:eastAsia="Times New Roman" w:hAnsi="Times New Roman" w:cs="Times New Roman"/>
-              </w:rPr>
-            </w:pPr>
-            <w:r>
-              <w:rPr>
-                <w:rFonts w:ascii="Times New Roman" w:eastAsia="Times New Roman" w:hAnsi="Times New Roman" w:cs="Times New Roman"/>
-              </w:rPr>
-              <w:t xml:space="preserve">      line = 0.3,</w:t>
-            </w:r>
-          </w:p>
-          <w:p>
-            <w:pPr>
-              <w:rPr>
-                <w:rFonts w:ascii="Times New Roman" w:eastAsia="Times New Roman" w:hAnsi="Times New Roman" w:cs="Times New Roman"/>
-              </w:rPr>
-            </w:pPr>
-            <w:r>
-              <w:rPr>
-                <w:rFonts w:ascii="Times New Roman" w:eastAsia="Times New Roman" w:hAnsi="Times New Roman" w:cs="Times New Roman"/>
-              </w:rPr>
-              <w:t xml:space="preserve">      </w:t>
-            </w:r>
-            <w:proofErr w:type="spellStart"/>
-            <w:r>
-              <w:rPr>
-                <w:rFonts w:ascii="Times New Roman" w:eastAsia="Times New Roman" w:hAnsi="Times New Roman" w:cs="Times New Roman"/>
-              </w:rPr>
-              <w:t>cex</w:t>
-            </w:r>
-            <w:proofErr w:type="spellEnd"/>
-            <w:r>
-              <w:rPr>
-                <w:rFonts w:ascii="Times New Roman" w:eastAsia="Times New Roman" w:hAnsi="Times New Roman" w:cs="Times New Roman"/>
-              </w:rPr>
-              <w:t xml:space="preserve"> = 0.9)</w:t>
-            </w:r>
-          </w:p>
-          <w:p>
-            <w:pPr>
-              <w:rPr>
-                <w:rFonts w:ascii="Times New Roman" w:eastAsia="Times New Roman" w:hAnsi="Times New Roman" w:cs="Times New Roman"/>
-              </w:rPr>
-            </w:pPr>
-          </w:p>
-          <w:p>
-            <w:pPr>
-              <w:rPr>
-                <w:rFonts w:ascii="Times New Roman" w:eastAsia="Times New Roman" w:hAnsi="Times New Roman" w:cs="Times New Roman"/>
-              </w:rPr>
-            </w:pPr>
-            <w:proofErr w:type="gramStart"/>
-            <w:r>
-              <w:rPr>
-                <w:rFonts w:ascii="Times New Roman" w:eastAsia="Times New Roman" w:hAnsi="Times New Roman" w:cs="Times New Roman"/>
-              </w:rPr>
-              <w:t>cat(</w:t>
-            </w:r>
-            <w:proofErr w:type="gramEnd"/>
-            <w:r>
-              <w:rPr>
-                <w:rFonts w:ascii="Times New Roman" w:eastAsia="Times New Roman" w:hAnsi="Times New Roman" w:cs="Times New Roman"/>
-              </w:rPr>
-              <w:t>"Displayed: Scatter Plot\n")</w:t>
-            </w:r>
-          </w:p>
-          <w:p>
-            <w:pPr>
-              <w:rPr>
-                <w:rFonts w:ascii="Times New Roman" w:eastAsia="Times New Roman" w:hAnsi="Times New Roman" w:cs="Times New Roman"/>
-              </w:rPr>
-            </w:pPr>
-          </w:p>
-          <w:p>
-            <w:pPr>
-              <w:rPr>
-                <w:rFonts w:ascii="Times New Roman" w:eastAsia="Times New Roman" w:hAnsi="Times New Roman" w:cs="Times New Roman"/>
-              </w:rPr>
-            </w:pPr>
-            <w:r>
-              <w:rPr>
-                <w:rFonts w:ascii="Times New Roman" w:eastAsia="Times New Roman" w:hAnsi="Times New Roman" w:cs="Times New Roman"/>
-              </w:rPr>
-              <w:t># --------------------------------------------------</w:t>
-            </w:r>
-          </w:p>
-          <w:p>
-            <w:pPr>
-              <w:rPr>
-                <w:rFonts w:ascii="Times New Roman" w:eastAsia="Times New Roman" w:hAnsi="Times New Roman" w:cs="Times New Roman"/>
-              </w:rPr>
-            </w:pPr>
-            <w:r>
-              <w:rPr>
-                <w:rFonts w:ascii="Times New Roman" w:eastAsia="Times New Roman" w:hAnsi="Times New Roman" w:cs="Times New Roman"/>
-              </w:rPr>
-              <w:t xml:space="preserve"># Visualization 4: </w:t>
-            </w:r>
-            <w:proofErr w:type="spellStart"/>
-            <w:r>
-              <w:rPr>
-                <w:rFonts w:ascii="Times New Roman" w:eastAsia="Times New Roman" w:hAnsi="Times New Roman" w:cs="Times New Roman"/>
-              </w:rPr>
-              <w:t>StripChart</w:t>
-            </w:r>
-            <w:proofErr w:type="spellEnd"/>
-            <w:r>
-              <w:rPr>
-                <w:rFonts w:ascii="Times New Roman" w:eastAsia="Times New Roman" w:hAnsi="Times New Roman" w:cs="Times New Roman"/>
-              </w:rPr>
-              <w:t xml:space="preserve"> (Alcohol)</w:t>
-            </w:r>
-          </w:p>
-          <w:p>
-            <w:pPr>
-              <w:rPr>
-                <w:rFonts w:ascii="Times New Roman" w:eastAsia="Times New Roman" w:hAnsi="Times New Roman" w:cs="Times New Roman"/>
-              </w:rPr>
-            </w:pPr>
-            <w:r>
-              <w:rPr>
-                <w:rFonts w:ascii="Times New Roman" w:eastAsia="Times New Roman" w:hAnsi="Times New Roman" w:cs="Times New Roman"/>
-              </w:rPr>
-              <w:t># --------------------------------------------------</w:t>
-            </w:r>
-          </w:p>
-          <w:p>
-            <w:pPr>
-              <w:rPr>
-                <w:rFonts w:ascii="Times New Roman" w:eastAsia="Times New Roman" w:hAnsi="Times New Roman" w:cs="Times New Roman"/>
-              </w:rPr>
-            </w:pPr>
-          </w:p>
-          <w:p>
-            <w:pPr>
-              <w:rPr>
-                <w:rFonts w:ascii="Times New Roman" w:eastAsia="Times New Roman" w:hAnsi="Times New Roman" w:cs="Times New Roman"/>
-              </w:rPr>
-            </w:pPr>
-            <w:proofErr w:type="spellStart"/>
-            <w:proofErr w:type="gramStart"/>
-            <w:r>
-              <w:rPr>
-                <w:rFonts w:ascii="Times New Roman" w:eastAsia="Times New Roman" w:hAnsi="Times New Roman" w:cs="Times New Roman"/>
-              </w:rPr>
-              <w:t>stripchart</w:t>
-            </w:r>
-            <w:proofErr w:type="spellEnd"/>
-            <w:r>
-              <w:rPr>
-                <w:rFonts w:ascii="Times New Roman" w:eastAsia="Times New Roman" w:hAnsi="Times New Roman" w:cs="Times New Roman"/>
-              </w:rPr>
-              <w:t>(</w:t>
-            </w:r>
-            <w:proofErr w:type="spellStart"/>
-            <w:proofErr w:type="gramEnd"/>
-            <w:r>
-              <w:rPr>
-                <w:rFonts w:ascii="Times New Roman" w:eastAsia="Times New Roman" w:hAnsi="Times New Roman" w:cs="Times New Roman"/>
-              </w:rPr>
-              <w:t>data_clean$Alcohol_Consumption</w:t>
-            </w:r>
-            <w:proofErr w:type="spellEnd"/>
-            <w:r>
-              <w:rPr>
-                <w:rFonts w:ascii="Times New Roman" w:eastAsia="Times New Roman" w:hAnsi="Times New Roman" w:cs="Times New Roman"/>
-              </w:rPr>
-              <w:t>,</w:t>
-            </w:r>
-          </w:p>
-          <w:p>
-            <w:pPr>
-              <w:rPr>
-                <w:rFonts w:ascii="Times New Roman" w:eastAsia="Times New Roman" w:hAnsi="Times New Roman" w:cs="Times New Roman"/>
-              </w:rPr>
-            </w:pPr>
-            <w:r>
-              <w:rPr>
-                <w:rFonts w:ascii="Times New Roman" w:eastAsia="Times New Roman" w:hAnsi="Times New Roman" w:cs="Times New Roman"/>
-              </w:rPr>
-              <w:t xml:space="preserve">           method = "jitter",</w:t>
-            </w:r>
-          </w:p>
-          <w:p>
-            <w:pPr>
-              <w:rPr>
-                <w:rFonts w:ascii="Times New Roman" w:eastAsia="Times New Roman" w:hAnsi="Times New Roman" w:cs="Times New Roman"/>
-              </w:rPr>
-            </w:pPr>
-            <w:r>
-              <w:rPr>
-                <w:rFonts w:ascii="Times New Roman" w:eastAsia="Times New Roman" w:hAnsi="Times New Roman" w:cs="Times New Roman"/>
-              </w:rPr>
-              <w:t xml:space="preserve">           main = "</w:t>
-            </w:r>
-            <w:proofErr w:type="spellStart"/>
-            <w:r>
-              <w:rPr>
-                <w:rFonts w:ascii="Times New Roman" w:eastAsia="Times New Roman" w:hAnsi="Times New Roman" w:cs="Times New Roman"/>
-              </w:rPr>
-              <w:t>Stripchart</w:t>
-            </w:r>
-            <w:proofErr w:type="spellEnd"/>
-            <w:r>
-              <w:rPr>
-                <w:rFonts w:ascii="Times New Roman" w:eastAsia="Times New Roman" w:hAnsi="Times New Roman" w:cs="Times New Roman"/>
-              </w:rPr>
-              <w:t>: Alcohol Consumption",</w:t>
-            </w:r>
-          </w:p>
-          <w:p>
-            <w:pPr>
-              <w:rPr>
-                <w:rFonts w:ascii="Times New Roman" w:eastAsia="Times New Roman" w:hAnsi="Times New Roman" w:cs="Times New Roman"/>
-              </w:rPr>
-            </w:pPr>
-            <w:r>
-              <w:rPr>
-                <w:rFonts w:ascii="Times New Roman" w:eastAsia="Times New Roman" w:hAnsi="Times New Roman" w:cs="Times New Roman"/>
-              </w:rPr>
-              <w:t xml:space="preserve">           </w:t>
-            </w:r>
-            <w:proofErr w:type="spellStart"/>
-            <w:r>
-              <w:rPr>
-                <w:rFonts w:ascii="Times New Roman" w:eastAsia="Times New Roman" w:hAnsi="Times New Roman" w:cs="Times New Roman"/>
-              </w:rPr>
-              <w:t>xlab</w:t>
-            </w:r>
-            <w:proofErr w:type="spellEnd"/>
-            <w:r>
-              <w:rPr>
-                <w:rFonts w:ascii="Times New Roman" w:eastAsia="Times New Roman" w:hAnsi="Times New Roman" w:cs="Times New Roman"/>
-              </w:rPr>
-              <w:t xml:space="preserve"> = "Alcohol Consumption (litres per capita)",</w:t>
-            </w:r>
-          </w:p>
-          <w:p>
-            <w:pPr>
-              <w:rPr>
-                <w:rFonts w:ascii="Times New Roman" w:eastAsia="Times New Roman" w:hAnsi="Times New Roman" w:cs="Times New Roman"/>
-              </w:rPr>
-            </w:pPr>
-            <w:r>
-              <w:rPr>
-                <w:rFonts w:ascii="Times New Roman" w:eastAsia="Times New Roman" w:hAnsi="Times New Roman" w:cs="Times New Roman"/>
-              </w:rPr>
-              <w:t xml:space="preserve">           </w:t>
-            </w:r>
-            <w:proofErr w:type="spellStart"/>
-            <w:r>
-              <w:rPr>
-                <w:rFonts w:ascii="Times New Roman" w:eastAsia="Times New Roman" w:hAnsi="Times New Roman" w:cs="Times New Roman"/>
-              </w:rPr>
-              <w:t>pch</w:t>
-            </w:r>
-            <w:proofErr w:type="spellEnd"/>
-            <w:r>
-              <w:rPr>
-                <w:rFonts w:ascii="Times New Roman" w:eastAsia="Times New Roman" w:hAnsi="Times New Roman" w:cs="Times New Roman"/>
-              </w:rPr>
-              <w:t xml:space="preserve"> = 19,</w:t>
-            </w:r>
-          </w:p>
-          <w:p>
-            <w:pPr>
-              <w:rPr>
-                <w:rFonts w:ascii="Times New Roman" w:eastAsia="Times New Roman" w:hAnsi="Times New Roman" w:cs="Times New Roman"/>
-              </w:rPr>
-            </w:pPr>
-            <w:r>
-              <w:rPr>
-                <w:rFonts w:ascii="Times New Roman" w:eastAsia="Times New Roman" w:hAnsi="Times New Roman" w:cs="Times New Roman"/>
-              </w:rPr>
-              <w:t xml:space="preserve">           col = "</w:t>
-            </w:r>
-            <w:proofErr w:type="spellStart"/>
-            <w:r>
-              <w:rPr>
-                <w:rFonts w:ascii="Times New Roman" w:eastAsia="Times New Roman" w:hAnsi="Times New Roman" w:cs="Times New Roman"/>
-              </w:rPr>
-              <w:t>steelblue</w:t>
-            </w:r>
-            <w:proofErr w:type="spellEnd"/>
-            <w:r>
-              <w:rPr>
-                <w:rFonts w:ascii="Times New Roman" w:eastAsia="Times New Roman" w:hAnsi="Times New Roman" w:cs="Times New Roman"/>
-              </w:rPr>
-              <w:t>")</w:t>
-            </w:r>
-          </w:p>
-          <w:p>
-            <w:pPr>
-              <w:rPr>
-                <w:rFonts w:ascii="Times New Roman" w:eastAsia="Times New Roman" w:hAnsi="Times New Roman" w:cs="Times New Roman"/>
-              </w:rPr>
-            </w:pPr>
-          </w:p>
-          <w:p>
-            <w:pPr>
-              <w:rPr>
-                <w:rFonts w:ascii="Times New Roman" w:eastAsia="Times New Roman" w:hAnsi="Times New Roman" w:cs="Times New Roman"/>
-              </w:rPr>
-            </w:pPr>
-            <w:proofErr w:type="gramStart"/>
-            <w:r>
-              <w:rPr>
-                <w:rFonts w:ascii="Times New Roman" w:eastAsia="Times New Roman" w:hAnsi="Times New Roman" w:cs="Times New Roman"/>
-              </w:rPr>
-              <w:t>cat(</w:t>
-            </w:r>
-            <w:proofErr w:type="gramEnd"/>
-            <w:r>
-              <w:rPr>
-                <w:rFonts w:ascii="Times New Roman" w:eastAsia="Times New Roman" w:hAnsi="Times New Roman" w:cs="Times New Roman"/>
-              </w:rPr>
-              <w:t xml:space="preserve">"Displayed: </w:t>
-            </w:r>
-            <w:proofErr w:type="spellStart"/>
-            <w:r>
-              <w:rPr>
-                <w:rFonts w:ascii="Times New Roman" w:eastAsia="Times New Roman" w:hAnsi="Times New Roman" w:cs="Times New Roman"/>
-              </w:rPr>
-              <w:t>Stripchart</w:t>
-            </w:r>
-            <w:proofErr w:type="spellEnd"/>
-            <w:r>
-              <w:rPr>
-                <w:rFonts w:ascii="Times New Roman" w:eastAsia="Times New Roman" w:hAnsi="Times New Roman" w:cs="Times New Roman"/>
-              </w:rPr>
-              <w:t xml:space="preserve"> for Alcohol Consumption\n")</w:t>
-            </w:r>
-          </w:p>
-          <w:p>
-            <w:pPr>
-              <w:rPr>
-                <w:rFonts w:ascii="Times New Roman" w:eastAsia="Times New Roman" w:hAnsi="Times New Roman" w:cs="Times New Roman"/>
-              </w:rPr>
-            </w:pPr>
-          </w:p>
-          <w:p>
-            <w:pPr>
-              <w:rPr>
-                <w:rFonts w:ascii="Times New Roman" w:eastAsia="Times New Roman" w:hAnsi="Times New Roman" w:cs="Times New Roman"/>
-              </w:rPr>
-            </w:pPr>
-            <w:r>
-              <w:rPr>
-                <w:rFonts w:ascii="Times New Roman" w:eastAsia="Times New Roman" w:hAnsi="Times New Roman" w:cs="Times New Roman"/>
-              </w:rPr>
-              <w:t># --------------------------------------------------</w:t>
-            </w:r>
-          </w:p>
-          <w:p>
-            <w:pPr>
-              <w:rPr>
-                <w:rFonts w:ascii="Times New Roman" w:eastAsia="Times New Roman" w:hAnsi="Times New Roman" w:cs="Times New Roman"/>
-              </w:rPr>
-            </w:pPr>
-            <w:r>
-              <w:rPr>
-                <w:rFonts w:ascii="Times New Roman" w:eastAsia="Times New Roman" w:hAnsi="Times New Roman" w:cs="Times New Roman"/>
-              </w:rPr>
-              <w:t xml:space="preserve"># Visualization 5: </w:t>
-            </w:r>
-            <w:proofErr w:type="spellStart"/>
-            <w:r>
-              <w:rPr>
-                <w:rFonts w:ascii="Times New Roman" w:eastAsia="Times New Roman" w:hAnsi="Times New Roman" w:cs="Times New Roman"/>
-              </w:rPr>
-              <w:t>Barplot</w:t>
-            </w:r>
-            <w:proofErr w:type="spellEnd"/>
-            <w:r>
-              <w:rPr>
-                <w:rFonts w:ascii="Times New Roman" w:eastAsia="Times New Roman" w:hAnsi="Times New Roman" w:cs="Times New Roman"/>
-              </w:rPr>
-              <w:t xml:space="preserve"> (Life Expectancy)</w:t>
-            </w:r>
-          </w:p>
-          <w:p>
-            <w:pPr>
-              <w:rPr>
-                <w:rFonts w:ascii="Times New Roman" w:eastAsia="Times New Roman" w:hAnsi="Times New Roman" w:cs="Times New Roman"/>
-              </w:rPr>
-            </w:pPr>
-            <w:r>
-              <w:rPr>
-                <w:rFonts w:ascii="Times New Roman" w:eastAsia="Times New Roman" w:hAnsi="Times New Roman" w:cs="Times New Roman"/>
-              </w:rPr>
-              <w:t># --------------------------------------------------</w:t>
-            </w:r>
-          </w:p>
-          <w:p>
-            <w:pPr>
-              <w:rPr>
-                <w:rFonts w:ascii="Times New Roman" w:eastAsia="Times New Roman" w:hAnsi="Times New Roman" w:cs="Times New Roman"/>
-              </w:rPr>
-            </w:pPr>
-          </w:p>
-          <w:p>
-            <w:pPr>
-              <w:rPr>
-                <w:rFonts w:ascii="Times New Roman" w:eastAsia="Times New Roman" w:hAnsi="Times New Roman" w:cs="Times New Roman"/>
-              </w:rPr>
-            </w:pPr>
-            <w:proofErr w:type="spellStart"/>
-            <w:r>
-              <w:rPr>
-                <w:rFonts w:ascii="Times New Roman" w:eastAsia="Times New Roman" w:hAnsi="Times New Roman" w:cs="Times New Roman"/>
-              </w:rPr>
-              <w:t>life_bins</w:t>
-            </w:r>
-            <w:proofErr w:type="spellEnd"/>
-            <w:r>
-              <w:rPr>
-                <w:rFonts w:ascii="Times New Roman" w:eastAsia="Times New Roman" w:hAnsi="Times New Roman" w:cs="Times New Roman"/>
-              </w:rPr>
-              <w:t xml:space="preserve"> &lt;- </w:t>
-            </w:r>
-            <w:proofErr w:type="gramStart"/>
-            <w:r>
-              <w:rPr>
-                <w:rFonts w:ascii="Times New Roman" w:eastAsia="Times New Roman" w:hAnsi="Times New Roman" w:cs="Times New Roman"/>
-              </w:rPr>
-              <w:t>cut(</w:t>
-            </w:r>
-            <w:proofErr w:type="spellStart"/>
-            <w:proofErr w:type="gramEnd"/>
-            <w:r>
-              <w:rPr>
-                <w:rFonts w:ascii="Times New Roman" w:eastAsia="Times New Roman" w:hAnsi="Times New Roman" w:cs="Times New Roman"/>
-              </w:rPr>
-              <w:t>data_clean$Life_Expectancy</w:t>
-            </w:r>
-            <w:proofErr w:type="spellEnd"/>
-            <w:r>
-              <w:rPr>
-                <w:rFonts w:ascii="Times New Roman" w:eastAsia="Times New Roman" w:hAnsi="Times New Roman" w:cs="Times New Roman"/>
-              </w:rPr>
-              <w:t>,</w:t>
-            </w:r>
-          </w:p>
-          <w:p>
-            <w:pPr>
-              <w:rPr>
-                <w:rFonts w:ascii="Times New Roman" w:eastAsia="Times New Roman" w:hAnsi="Times New Roman" w:cs="Times New Roman"/>
-              </w:rPr>
-            </w:pPr>
-            <w:r>
-              <w:rPr>
-                <w:rFonts w:ascii="Times New Roman" w:eastAsia="Times New Roman" w:hAnsi="Times New Roman" w:cs="Times New Roman"/>
-              </w:rPr>
-              <w:lastRenderedPageBreak/>
-              <w:t xml:space="preserve">                 breaks = 10,</w:t>
-            </w:r>
-          </w:p>
-          <w:p>
-            <w:pPr>
-              <w:rPr>
-                <w:rFonts w:ascii="Times New Roman" w:eastAsia="Times New Roman" w:hAnsi="Times New Roman" w:cs="Times New Roman"/>
-              </w:rPr>
-            </w:pPr>
-            <w:r>
-              <w:rPr>
-                <w:rFonts w:ascii="Times New Roman" w:eastAsia="Times New Roman" w:hAnsi="Times New Roman" w:cs="Times New Roman"/>
-              </w:rPr>
-              <w:t xml:space="preserve">                 </w:t>
-            </w:r>
-            <w:proofErr w:type="spellStart"/>
-            <w:proofErr w:type="gramStart"/>
-            <w:r>
-              <w:rPr>
-                <w:rFonts w:ascii="Times New Roman" w:eastAsia="Times New Roman" w:hAnsi="Times New Roman" w:cs="Times New Roman"/>
-              </w:rPr>
-              <w:t>include.lowest</w:t>
-            </w:r>
-            <w:proofErr w:type="spellEnd"/>
-            <w:proofErr w:type="gramEnd"/>
-            <w:r>
-              <w:rPr>
-                <w:rFonts w:ascii="Times New Roman" w:eastAsia="Times New Roman" w:hAnsi="Times New Roman" w:cs="Times New Roman"/>
-              </w:rPr>
-              <w:t xml:space="preserve"> = TRUE)</w:t>
-            </w:r>
-          </w:p>
-          <w:p>
-            <w:pPr>
-              <w:rPr>
-                <w:rFonts w:ascii="Times New Roman" w:eastAsia="Times New Roman" w:hAnsi="Times New Roman" w:cs="Times New Roman"/>
-              </w:rPr>
-            </w:pPr>
-          </w:p>
-          <w:p>
-            <w:pPr>
-              <w:rPr>
-                <w:rFonts w:ascii="Times New Roman" w:eastAsia="Times New Roman" w:hAnsi="Times New Roman" w:cs="Times New Roman"/>
-              </w:rPr>
-            </w:pPr>
-            <w:proofErr w:type="spellStart"/>
-            <w:r>
-              <w:rPr>
-                <w:rFonts w:ascii="Times New Roman" w:eastAsia="Times New Roman" w:hAnsi="Times New Roman" w:cs="Times New Roman"/>
-              </w:rPr>
-              <w:t>life_counts</w:t>
-            </w:r>
-            <w:proofErr w:type="spellEnd"/>
-            <w:r>
-              <w:rPr>
-                <w:rFonts w:ascii="Times New Roman" w:eastAsia="Times New Roman" w:hAnsi="Times New Roman" w:cs="Times New Roman"/>
-              </w:rPr>
-              <w:t xml:space="preserve"> &lt;- table(</w:t>
-            </w:r>
-            <w:proofErr w:type="spellStart"/>
-            <w:r>
-              <w:rPr>
-                <w:rFonts w:ascii="Times New Roman" w:eastAsia="Times New Roman" w:hAnsi="Times New Roman" w:cs="Times New Roman"/>
-              </w:rPr>
-              <w:t>life_bins</w:t>
-            </w:r>
-            <w:proofErr w:type="spellEnd"/>
-            <w:r>
-              <w:rPr>
-                <w:rFonts w:ascii="Times New Roman" w:eastAsia="Times New Roman" w:hAnsi="Times New Roman" w:cs="Times New Roman"/>
-              </w:rPr>
-              <w:t>)</w:t>
-            </w:r>
-          </w:p>
-          <w:p>
-            <w:pPr>
-              <w:rPr>
-                <w:rFonts w:ascii="Times New Roman" w:eastAsia="Times New Roman" w:hAnsi="Times New Roman" w:cs="Times New Roman"/>
-              </w:rPr>
-            </w:pPr>
-          </w:p>
-          <w:p>
-            <w:pPr>
-              <w:rPr>
-                <w:rFonts w:ascii="Times New Roman" w:eastAsia="Times New Roman" w:hAnsi="Times New Roman" w:cs="Times New Roman"/>
-              </w:rPr>
-            </w:pPr>
-            <w:proofErr w:type="spellStart"/>
-            <w:proofErr w:type="gramStart"/>
-            <w:r>
-              <w:rPr>
-                <w:rFonts w:ascii="Times New Roman" w:eastAsia="Times New Roman" w:hAnsi="Times New Roman" w:cs="Times New Roman"/>
-              </w:rPr>
-              <w:t>barplot</w:t>
-            </w:r>
-            <w:proofErr w:type="spellEnd"/>
-            <w:r>
-              <w:rPr>
-                <w:rFonts w:ascii="Times New Roman" w:eastAsia="Times New Roman" w:hAnsi="Times New Roman" w:cs="Times New Roman"/>
-              </w:rPr>
-              <w:t>(</w:t>
-            </w:r>
-            <w:proofErr w:type="spellStart"/>
-            <w:proofErr w:type="gramEnd"/>
-            <w:r>
-              <w:rPr>
-                <w:rFonts w:ascii="Times New Roman" w:eastAsia="Times New Roman" w:hAnsi="Times New Roman" w:cs="Times New Roman"/>
-              </w:rPr>
-              <w:t>life_counts</w:t>
-            </w:r>
-            <w:proofErr w:type="spellEnd"/>
-            <w:r>
-              <w:rPr>
-                <w:rFonts w:ascii="Times New Roman" w:eastAsia="Times New Roman" w:hAnsi="Times New Roman" w:cs="Times New Roman"/>
-              </w:rPr>
-              <w:t>,</w:t>
-            </w:r>
-          </w:p>
-          <w:p>
-            <w:pPr>
-              <w:rPr>
-                <w:rFonts w:ascii="Times New Roman" w:eastAsia="Times New Roman" w:hAnsi="Times New Roman" w:cs="Times New Roman"/>
-              </w:rPr>
-            </w:pPr>
-            <w:r>
-              <w:rPr>
-                <w:rFonts w:ascii="Times New Roman" w:eastAsia="Times New Roman" w:hAnsi="Times New Roman" w:cs="Times New Roman"/>
-              </w:rPr>
-              <w:t xml:space="preserve">        main = "</w:t>
-            </w:r>
-            <w:proofErr w:type="spellStart"/>
-            <w:r>
-              <w:rPr>
-                <w:rFonts w:ascii="Times New Roman" w:eastAsia="Times New Roman" w:hAnsi="Times New Roman" w:cs="Times New Roman"/>
-              </w:rPr>
-              <w:t>Barplot</w:t>
-            </w:r>
-            <w:proofErr w:type="spellEnd"/>
-            <w:r>
-              <w:rPr>
-                <w:rFonts w:ascii="Times New Roman" w:eastAsia="Times New Roman" w:hAnsi="Times New Roman" w:cs="Times New Roman"/>
-              </w:rPr>
-              <w:t xml:space="preserve"> of Life Expectancy Bins",</w:t>
-            </w:r>
-          </w:p>
-          <w:p>
-            <w:pPr>
-              <w:rPr>
-                <w:rFonts w:ascii="Times New Roman" w:eastAsia="Times New Roman" w:hAnsi="Times New Roman" w:cs="Times New Roman"/>
-              </w:rPr>
-            </w:pPr>
-            <w:r>
-              <w:rPr>
-                <w:rFonts w:ascii="Times New Roman" w:eastAsia="Times New Roman" w:hAnsi="Times New Roman" w:cs="Times New Roman"/>
-              </w:rPr>
-              <w:t xml:space="preserve">        </w:t>
-            </w:r>
-            <w:proofErr w:type="spellStart"/>
-            <w:r>
-              <w:rPr>
-                <w:rFonts w:ascii="Times New Roman" w:eastAsia="Times New Roman" w:hAnsi="Times New Roman" w:cs="Times New Roman"/>
-              </w:rPr>
-              <w:t>xlab</w:t>
-            </w:r>
-            <w:proofErr w:type="spellEnd"/>
-            <w:r>
-              <w:rPr>
-                <w:rFonts w:ascii="Times New Roman" w:eastAsia="Times New Roman" w:hAnsi="Times New Roman" w:cs="Times New Roman"/>
-              </w:rPr>
-              <w:t xml:space="preserve"> = "Life Expectancy Range (years)",</w:t>
-            </w:r>
-          </w:p>
-          <w:p>
-            <w:pPr>
-              <w:rPr>
-                <w:rFonts w:ascii="Times New Roman" w:eastAsia="Times New Roman" w:hAnsi="Times New Roman" w:cs="Times New Roman"/>
-              </w:rPr>
-            </w:pPr>
-            <w:r>
-              <w:rPr>
-                <w:rFonts w:ascii="Times New Roman" w:eastAsia="Times New Roman" w:hAnsi="Times New Roman" w:cs="Times New Roman"/>
-              </w:rPr>
-              <w:t xml:space="preserve">        </w:t>
-            </w:r>
-            <w:proofErr w:type="spellStart"/>
-            <w:r>
-              <w:rPr>
-                <w:rFonts w:ascii="Times New Roman" w:eastAsia="Times New Roman" w:hAnsi="Times New Roman" w:cs="Times New Roman"/>
-              </w:rPr>
-              <w:t>ylab</w:t>
-            </w:r>
-            <w:proofErr w:type="spellEnd"/>
-            <w:r>
-              <w:rPr>
-                <w:rFonts w:ascii="Times New Roman" w:eastAsia="Times New Roman" w:hAnsi="Times New Roman" w:cs="Times New Roman"/>
-              </w:rPr>
-              <w:t xml:space="preserve"> = "Count",</w:t>
-            </w:r>
-          </w:p>
-          <w:p>
-            <w:pPr>
-              <w:rPr>
-                <w:rFonts w:ascii="Times New Roman" w:eastAsia="Times New Roman" w:hAnsi="Times New Roman" w:cs="Times New Roman"/>
-              </w:rPr>
-            </w:pPr>
-            <w:r>
-              <w:rPr>
-                <w:rFonts w:ascii="Times New Roman" w:eastAsia="Times New Roman" w:hAnsi="Times New Roman" w:cs="Times New Roman"/>
-              </w:rPr>
-              <w:t xml:space="preserve">        col = "coral",</w:t>
-            </w:r>
-          </w:p>
-          <w:p>
-            <w:pPr>
-              <w:rPr>
-                <w:rFonts w:ascii="Times New Roman" w:eastAsia="Times New Roman" w:hAnsi="Times New Roman" w:cs="Times New Roman"/>
-              </w:rPr>
-            </w:pPr>
-            <w:r>
-              <w:rPr>
-                <w:rFonts w:ascii="Times New Roman" w:eastAsia="Times New Roman" w:hAnsi="Times New Roman" w:cs="Times New Roman"/>
-              </w:rPr>
-              <w:t xml:space="preserve">        las = 2)</w:t>
-            </w:r>
-          </w:p>
-          <w:p>
-            <w:pPr>
-              <w:rPr>
-                <w:rFonts w:ascii="Times New Roman" w:eastAsia="Times New Roman" w:hAnsi="Times New Roman" w:cs="Times New Roman"/>
-              </w:rPr>
-            </w:pPr>
-          </w:p>
-          <w:p>
-            <w:pPr>
-              <w:rPr>
-                <w:rFonts w:ascii="Times New Roman" w:eastAsia="Times New Roman" w:hAnsi="Times New Roman" w:cs="Times New Roman"/>
-              </w:rPr>
-            </w:pPr>
-            <w:proofErr w:type="gramStart"/>
-            <w:r>
-              <w:rPr>
-                <w:rFonts w:ascii="Times New Roman" w:eastAsia="Times New Roman" w:hAnsi="Times New Roman" w:cs="Times New Roman"/>
-              </w:rPr>
-              <w:t>cat(</w:t>
-            </w:r>
-            <w:proofErr w:type="gramEnd"/>
-            <w:r>
-              <w:rPr>
-                <w:rFonts w:ascii="Times New Roman" w:eastAsia="Times New Roman" w:hAnsi="Times New Roman" w:cs="Times New Roman"/>
-              </w:rPr>
-              <w:t xml:space="preserve">"Displayed: </w:t>
-            </w:r>
-            <w:proofErr w:type="spellStart"/>
-            <w:r>
-              <w:rPr>
-                <w:rFonts w:ascii="Times New Roman" w:eastAsia="Times New Roman" w:hAnsi="Times New Roman" w:cs="Times New Roman"/>
-              </w:rPr>
-              <w:t>Barplot</w:t>
-            </w:r>
-            <w:proofErr w:type="spellEnd"/>
-            <w:r>
-              <w:rPr>
-                <w:rFonts w:ascii="Times New Roman" w:eastAsia="Times New Roman" w:hAnsi="Times New Roman" w:cs="Times New Roman"/>
-              </w:rPr>
-              <w:t xml:space="preserve"> for Life Expectancy\n\n")</w:t>
-            </w:r>
-          </w:p>
-          <w:p>
-            <w:pPr>
-              <w:rPr>
-                <w:rFonts w:ascii="Times New Roman" w:eastAsia="Times New Roman" w:hAnsi="Times New Roman" w:cs="Times New Roman"/>
-              </w:rPr>
-            </w:pPr>
-          </w:p>
-          <w:p>
-            <w:pPr>
-              <w:rPr>
-                <w:rFonts w:ascii="Times New Roman" w:eastAsia="Times New Roman" w:hAnsi="Times New Roman" w:cs="Times New Roman"/>
-              </w:rPr>
-            </w:pPr>
-            <w:r>
-              <w:rPr>
-                <w:rFonts w:ascii="Times New Roman" w:eastAsia="Times New Roman" w:hAnsi="Times New Roman" w:cs="Times New Roman"/>
-              </w:rPr>
-              <w:t># Scatter plot with regression line</w:t>
-            </w:r>
-          </w:p>
-          <w:p>
-            <w:pPr>
-              <w:rPr>
-                <w:rFonts w:ascii="Times New Roman" w:eastAsia="Times New Roman" w:hAnsi="Times New Roman" w:cs="Times New Roman"/>
-              </w:rPr>
-            </w:pPr>
-            <w:proofErr w:type="spellStart"/>
-            <w:r>
-              <w:rPr>
-                <w:rFonts w:ascii="Times New Roman" w:eastAsia="Times New Roman" w:hAnsi="Times New Roman" w:cs="Times New Roman"/>
-              </w:rPr>
-              <w:t>scatter_plot</w:t>
-            </w:r>
-            <w:proofErr w:type="spellEnd"/>
-            <w:r>
-              <w:rPr>
-                <w:rFonts w:ascii="Times New Roman" w:eastAsia="Times New Roman" w:hAnsi="Times New Roman" w:cs="Times New Roman"/>
-              </w:rPr>
-              <w:t xml:space="preserve"> &lt;- </w:t>
-            </w:r>
-            <w:proofErr w:type="spellStart"/>
-            <w:proofErr w:type="gramStart"/>
-            <w:r>
-              <w:rPr>
-                <w:rFonts w:ascii="Times New Roman" w:eastAsia="Times New Roman" w:hAnsi="Times New Roman" w:cs="Times New Roman"/>
-              </w:rPr>
-              <w:t>ggplot</w:t>
-            </w:r>
-            <w:proofErr w:type="spellEnd"/>
-            <w:r>
-              <w:rPr>
-                <w:rFonts w:ascii="Times New Roman" w:eastAsia="Times New Roman" w:hAnsi="Times New Roman" w:cs="Times New Roman"/>
-              </w:rPr>
-              <w:t>(</w:t>
-            </w:r>
-            <w:proofErr w:type="spellStart"/>
-            <w:proofErr w:type="gramEnd"/>
-            <w:r>
-              <w:rPr>
-                <w:rFonts w:ascii="Times New Roman" w:eastAsia="Times New Roman" w:hAnsi="Times New Roman" w:cs="Times New Roman"/>
-              </w:rPr>
-              <w:t>data_clean</w:t>
-            </w:r>
-            <w:proofErr w:type="spellEnd"/>
-            <w:r>
-              <w:rPr>
-                <w:rFonts w:ascii="Times New Roman" w:eastAsia="Times New Roman" w:hAnsi="Times New Roman" w:cs="Times New Roman"/>
-              </w:rPr>
-              <w:t xml:space="preserve">, </w:t>
-            </w:r>
-            <w:proofErr w:type="spellStart"/>
-            <w:proofErr w:type="gramStart"/>
-            <w:r>
-              <w:rPr>
-                <w:rFonts w:ascii="Times New Roman" w:eastAsia="Times New Roman" w:hAnsi="Times New Roman" w:cs="Times New Roman"/>
-              </w:rPr>
-              <w:t>aes</w:t>
-            </w:r>
-            <w:proofErr w:type="spellEnd"/>
-            <w:r>
-              <w:rPr>
-                <w:rFonts w:ascii="Times New Roman" w:eastAsia="Times New Roman" w:hAnsi="Times New Roman" w:cs="Times New Roman"/>
-              </w:rPr>
-              <w:t>(</w:t>
-            </w:r>
-            <w:proofErr w:type="gramEnd"/>
-            <w:r>
-              <w:rPr>
-                <w:rFonts w:ascii="Times New Roman" w:eastAsia="Times New Roman" w:hAnsi="Times New Roman" w:cs="Times New Roman"/>
-              </w:rPr>
-              <w:t xml:space="preserve">x = </w:t>
-            </w:r>
-            <w:proofErr w:type="spellStart"/>
-            <w:r>
-              <w:rPr>
-                <w:rFonts w:ascii="Times New Roman" w:eastAsia="Times New Roman" w:hAnsi="Times New Roman" w:cs="Times New Roman"/>
-              </w:rPr>
-              <w:t>Alcohol_Consumption</w:t>
-            </w:r>
-            <w:proofErr w:type="spellEnd"/>
-            <w:r>
-              <w:rPr>
-                <w:rFonts w:ascii="Times New Roman" w:eastAsia="Times New Roman" w:hAnsi="Times New Roman" w:cs="Times New Roman"/>
-              </w:rPr>
-              <w:t xml:space="preserve">, y = </w:t>
-            </w:r>
-            <w:proofErr w:type="spellStart"/>
-            <w:r>
-              <w:rPr>
-                <w:rFonts w:ascii="Times New Roman" w:eastAsia="Times New Roman" w:hAnsi="Times New Roman" w:cs="Times New Roman"/>
-              </w:rPr>
-              <w:t>Life_Expectancy</w:t>
-            </w:r>
-            <w:proofErr w:type="spellEnd"/>
-            <w:r>
-              <w:rPr>
-                <w:rFonts w:ascii="Times New Roman" w:eastAsia="Times New Roman" w:hAnsi="Times New Roman" w:cs="Times New Roman"/>
-              </w:rPr>
-              <w:t>)) +</w:t>
-            </w:r>
-          </w:p>
-          <w:p>
-            <w:pPr>
-              <w:rPr>
-                <w:rFonts w:ascii="Times New Roman" w:eastAsia="Times New Roman" w:hAnsi="Times New Roman" w:cs="Times New Roman"/>
-              </w:rPr>
-            </w:pPr>
-            <w:r>
-              <w:rPr>
-                <w:rFonts w:ascii="Times New Roman" w:eastAsia="Times New Roman" w:hAnsi="Times New Roman" w:cs="Times New Roman"/>
-              </w:rPr>
-              <w:t xml:space="preserve">  </w:t>
-            </w:r>
-            <w:proofErr w:type="spellStart"/>
-            <w:r>
-              <w:rPr>
-                <w:rFonts w:ascii="Times New Roman" w:eastAsia="Times New Roman" w:hAnsi="Times New Roman" w:cs="Times New Roman"/>
-              </w:rPr>
-              <w:t>geom_</w:t>
-            </w:r>
-            <w:proofErr w:type="gramStart"/>
-            <w:r>
-              <w:rPr>
-                <w:rFonts w:ascii="Times New Roman" w:eastAsia="Times New Roman" w:hAnsi="Times New Roman" w:cs="Times New Roman"/>
-              </w:rPr>
-              <w:t>point</w:t>
-            </w:r>
-            <w:proofErr w:type="spellEnd"/>
-            <w:r>
-              <w:rPr>
-                <w:rFonts w:ascii="Times New Roman" w:eastAsia="Times New Roman" w:hAnsi="Times New Roman" w:cs="Times New Roman"/>
-              </w:rPr>
-              <w:t>(</w:t>
-            </w:r>
-            <w:proofErr w:type="gramEnd"/>
-            <w:r>
-              <w:rPr>
-                <w:rFonts w:ascii="Times New Roman" w:eastAsia="Times New Roman" w:hAnsi="Times New Roman" w:cs="Times New Roman"/>
-              </w:rPr>
-              <w:t xml:space="preserve">alpha = 0.6, size = 3, </w:t>
-            </w:r>
-            <w:proofErr w:type="spellStart"/>
-            <w:r>
-              <w:rPr>
-                <w:rFonts w:ascii="Times New Roman" w:eastAsia="Times New Roman" w:hAnsi="Times New Roman" w:cs="Times New Roman"/>
-              </w:rPr>
-              <w:t>color</w:t>
-            </w:r>
-            <w:proofErr w:type="spellEnd"/>
-            <w:r>
-              <w:rPr>
-                <w:rFonts w:ascii="Times New Roman" w:eastAsia="Times New Roman" w:hAnsi="Times New Roman" w:cs="Times New Roman"/>
-              </w:rPr>
-              <w:t xml:space="preserve"> = "</w:t>
-            </w:r>
-            <w:proofErr w:type="spellStart"/>
-            <w:r>
-              <w:rPr>
-                <w:rFonts w:ascii="Times New Roman" w:eastAsia="Times New Roman" w:hAnsi="Times New Roman" w:cs="Times New Roman"/>
-              </w:rPr>
-              <w:t>darkblue</w:t>
-            </w:r>
-            <w:proofErr w:type="spellEnd"/>
-            <w:r>
-              <w:rPr>
-                <w:rFonts w:ascii="Times New Roman" w:eastAsia="Times New Roman" w:hAnsi="Times New Roman" w:cs="Times New Roman"/>
-              </w:rPr>
-              <w:t>") +</w:t>
-            </w:r>
-          </w:p>
-          <w:p>
-            <w:pPr>
-              <w:rPr>
-                <w:rFonts w:ascii="Times New Roman" w:eastAsia="Times New Roman" w:hAnsi="Times New Roman" w:cs="Times New Roman"/>
-              </w:rPr>
-            </w:pPr>
-            <w:r>
-              <w:rPr>
-                <w:rFonts w:ascii="Times New Roman" w:eastAsia="Times New Roman" w:hAnsi="Times New Roman" w:cs="Times New Roman"/>
-              </w:rPr>
-              <w:t xml:space="preserve">  </w:t>
-            </w:r>
-            <w:proofErr w:type="spellStart"/>
-            <w:r>
-              <w:rPr>
-                <w:rFonts w:ascii="Times New Roman" w:eastAsia="Times New Roman" w:hAnsi="Times New Roman" w:cs="Times New Roman"/>
-              </w:rPr>
-              <w:t>geom_</w:t>
-            </w:r>
-            <w:proofErr w:type="gramStart"/>
-            <w:r>
-              <w:rPr>
-                <w:rFonts w:ascii="Times New Roman" w:eastAsia="Times New Roman" w:hAnsi="Times New Roman" w:cs="Times New Roman"/>
-              </w:rPr>
-              <w:t>smooth</w:t>
-            </w:r>
-            <w:proofErr w:type="spellEnd"/>
-            <w:r>
-              <w:rPr>
-                <w:rFonts w:ascii="Times New Roman" w:eastAsia="Times New Roman" w:hAnsi="Times New Roman" w:cs="Times New Roman"/>
-              </w:rPr>
-              <w:t>(</w:t>
-            </w:r>
-            <w:proofErr w:type="gramEnd"/>
-            <w:r>
-              <w:rPr>
-                <w:rFonts w:ascii="Times New Roman" w:eastAsia="Times New Roman" w:hAnsi="Times New Roman" w:cs="Times New Roman"/>
-              </w:rPr>
-              <w:t>method = "</w:t>
-            </w:r>
-            <w:proofErr w:type="spellStart"/>
-            <w:r>
-              <w:rPr>
-                <w:rFonts w:ascii="Times New Roman" w:eastAsia="Times New Roman" w:hAnsi="Times New Roman" w:cs="Times New Roman"/>
-              </w:rPr>
-              <w:t>lm</w:t>
-            </w:r>
-            <w:proofErr w:type="spellEnd"/>
-            <w:r>
-              <w:rPr>
-                <w:rFonts w:ascii="Times New Roman" w:eastAsia="Times New Roman" w:hAnsi="Times New Roman" w:cs="Times New Roman"/>
-              </w:rPr>
-              <w:t xml:space="preserve">", se = TRUE, </w:t>
-            </w:r>
-            <w:proofErr w:type="spellStart"/>
-            <w:r>
-              <w:rPr>
-                <w:rFonts w:ascii="Times New Roman" w:eastAsia="Times New Roman" w:hAnsi="Times New Roman" w:cs="Times New Roman"/>
-              </w:rPr>
-              <w:t>color</w:t>
-            </w:r>
-            <w:proofErr w:type="spellEnd"/>
-            <w:r>
-              <w:rPr>
-                <w:rFonts w:ascii="Times New Roman" w:eastAsia="Times New Roman" w:hAnsi="Times New Roman" w:cs="Times New Roman"/>
-              </w:rPr>
-              <w:t xml:space="preserve"> = "red", linewidth = 1) +</w:t>
-            </w:r>
-          </w:p>
-          <w:p>
-            <w:pPr>
-              <w:rPr>
-                <w:rFonts w:ascii="Times New Roman" w:eastAsia="Times New Roman" w:hAnsi="Times New Roman" w:cs="Times New Roman"/>
-              </w:rPr>
-            </w:pPr>
-            <w:r>
-              <w:rPr>
-                <w:rFonts w:ascii="Times New Roman" w:eastAsia="Times New Roman" w:hAnsi="Times New Roman" w:cs="Times New Roman"/>
-              </w:rPr>
-              <w:t xml:space="preserve">  </w:t>
-            </w:r>
-            <w:proofErr w:type="gramStart"/>
-            <w:r>
-              <w:rPr>
-                <w:rFonts w:ascii="Times New Roman" w:eastAsia="Times New Roman" w:hAnsi="Times New Roman" w:cs="Times New Roman"/>
-              </w:rPr>
-              <w:t>labs(</w:t>
-            </w:r>
-            <w:proofErr w:type="gramEnd"/>
-            <w:r>
-              <w:rPr>
-                <w:rFonts w:ascii="Times New Roman" w:eastAsia="Times New Roman" w:hAnsi="Times New Roman" w:cs="Times New Roman"/>
-              </w:rPr>
-              <w:t>title = "Relationship between Alcohol Consumption and Life Expectancy",</w:t>
-            </w:r>
-          </w:p>
-          <w:p>
-            <w:pPr>
-              <w:rPr>
-                <w:rFonts w:ascii="Times New Roman" w:eastAsia="Times New Roman" w:hAnsi="Times New Roman" w:cs="Times New Roman"/>
-              </w:rPr>
-            </w:pPr>
-            <w:r>
-              <w:rPr>
-                <w:rFonts w:ascii="Times New Roman" w:eastAsia="Times New Roman" w:hAnsi="Times New Roman" w:cs="Times New Roman"/>
-              </w:rPr>
-              <w:t xml:space="preserve">       x = "Alcohol Consumption per Capita (litres)",</w:t>
-            </w:r>
-          </w:p>
-          <w:p>
-            <w:pPr>
-              <w:rPr>
-                <w:rFonts w:ascii="Times New Roman" w:eastAsia="Times New Roman" w:hAnsi="Times New Roman" w:cs="Times New Roman"/>
-              </w:rPr>
-            </w:pPr>
-            <w:r>
-              <w:rPr>
-                <w:rFonts w:ascii="Times New Roman" w:eastAsia="Times New Roman" w:hAnsi="Times New Roman" w:cs="Times New Roman"/>
-              </w:rPr>
-              <w:t xml:space="preserve">       y = "Life Expectancy at Birth (years)") +</w:t>
-            </w:r>
-          </w:p>
-          <w:p>
-            <w:pPr>
-              <w:rPr>
-                <w:rFonts w:ascii="Times New Roman" w:eastAsia="Times New Roman" w:hAnsi="Times New Roman" w:cs="Times New Roman"/>
-              </w:rPr>
-            </w:pPr>
-            <w:r>
-              <w:rPr>
-                <w:rFonts w:ascii="Times New Roman" w:eastAsia="Times New Roman" w:hAnsi="Times New Roman" w:cs="Times New Roman"/>
-              </w:rPr>
-              <w:t xml:space="preserve">  </w:t>
-            </w:r>
-            <w:proofErr w:type="spellStart"/>
-            <w:r>
-              <w:rPr>
-                <w:rFonts w:ascii="Times New Roman" w:eastAsia="Times New Roman" w:hAnsi="Times New Roman" w:cs="Times New Roman"/>
-              </w:rPr>
-              <w:t>theme_</w:t>
-            </w:r>
-            <w:proofErr w:type="gramStart"/>
-            <w:r>
-              <w:rPr>
-                <w:rFonts w:ascii="Times New Roman" w:eastAsia="Times New Roman" w:hAnsi="Times New Roman" w:cs="Times New Roman"/>
-              </w:rPr>
-              <w:t>minimal</w:t>
-            </w:r>
-            <w:proofErr w:type="spellEnd"/>
-            <w:r>
-              <w:rPr>
-                <w:rFonts w:ascii="Times New Roman" w:eastAsia="Times New Roman" w:hAnsi="Times New Roman" w:cs="Times New Roman"/>
-              </w:rPr>
-              <w:t>(</w:t>
-            </w:r>
-            <w:proofErr w:type="gramEnd"/>
-            <w:r>
-              <w:rPr>
-                <w:rFonts w:ascii="Times New Roman" w:eastAsia="Times New Roman" w:hAnsi="Times New Roman" w:cs="Times New Roman"/>
-              </w:rPr>
-              <w:t>) +</w:t>
-            </w:r>
-          </w:p>
-          <w:p>
-            <w:pPr>
-              <w:rPr>
-                <w:rFonts w:ascii="Times New Roman" w:eastAsia="Times New Roman" w:hAnsi="Times New Roman" w:cs="Times New Roman"/>
-              </w:rPr>
-            </w:pPr>
-            <w:r>
-              <w:rPr>
-                <w:rFonts w:ascii="Times New Roman" w:eastAsia="Times New Roman" w:hAnsi="Times New Roman" w:cs="Times New Roman"/>
-              </w:rPr>
-              <w:t xml:space="preserve">  </w:t>
-            </w:r>
-            <w:proofErr w:type="gramStart"/>
-            <w:r>
-              <w:rPr>
-                <w:rFonts w:ascii="Times New Roman" w:eastAsia="Times New Roman" w:hAnsi="Times New Roman" w:cs="Times New Roman"/>
-              </w:rPr>
-              <w:t>theme(</w:t>
-            </w:r>
-            <w:proofErr w:type="spellStart"/>
-            <w:r>
-              <w:rPr>
-                <w:rFonts w:ascii="Times New Roman" w:eastAsia="Times New Roman" w:hAnsi="Times New Roman" w:cs="Times New Roman"/>
-              </w:rPr>
-              <w:t>plot.title</w:t>
-            </w:r>
-            <w:proofErr w:type="spellEnd"/>
-            <w:proofErr w:type="gramEnd"/>
-            <w:r>
-              <w:rPr>
-                <w:rFonts w:ascii="Times New Roman" w:eastAsia="Times New Roman" w:hAnsi="Times New Roman" w:cs="Times New Roman"/>
-              </w:rPr>
-              <w:t xml:space="preserve"> = </w:t>
-            </w:r>
-            <w:proofErr w:type="spellStart"/>
-            <w:r>
-              <w:rPr>
-                <w:rFonts w:ascii="Times New Roman" w:eastAsia="Times New Roman" w:hAnsi="Times New Roman" w:cs="Times New Roman"/>
-              </w:rPr>
-              <w:t>element_</w:t>
-            </w:r>
-            <w:proofErr w:type="gramStart"/>
-            <w:r>
-              <w:rPr>
-                <w:rFonts w:ascii="Times New Roman" w:eastAsia="Times New Roman" w:hAnsi="Times New Roman" w:cs="Times New Roman"/>
-              </w:rPr>
-              <w:t>text</w:t>
-            </w:r>
-            <w:proofErr w:type="spellEnd"/>
-            <w:r>
-              <w:rPr>
-                <w:rFonts w:ascii="Times New Roman" w:eastAsia="Times New Roman" w:hAnsi="Times New Roman" w:cs="Times New Roman"/>
-              </w:rPr>
-              <w:t>(</w:t>
-            </w:r>
-            <w:proofErr w:type="spellStart"/>
-            <w:proofErr w:type="gramEnd"/>
-            <w:r>
-              <w:rPr>
-                <w:rFonts w:ascii="Times New Roman" w:eastAsia="Times New Roman" w:hAnsi="Times New Roman" w:cs="Times New Roman"/>
-              </w:rPr>
-              <w:t>hjust</w:t>
-            </w:r>
-            <w:proofErr w:type="spellEnd"/>
-            <w:r>
-              <w:rPr>
-                <w:rFonts w:ascii="Times New Roman" w:eastAsia="Times New Roman" w:hAnsi="Times New Roman" w:cs="Times New Roman"/>
-              </w:rPr>
-              <w:t xml:space="preserve"> = 0.5, face = "bold"))</w:t>
-            </w:r>
-          </w:p>
-          <w:p>
-            <w:pPr>
-              <w:rPr>
-                <w:rFonts w:ascii="Times New Roman" w:eastAsia="Times New Roman" w:hAnsi="Times New Roman" w:cs="Times New Roman"/>
-              </w:rPr>
-            </w:pPr>
-          </w:p>
-          <w:p>
-            <w:pPr>
-              <w:rPr>
-                <w:rFonts w:ascii="Times New Roman" w:eastAsia="Times New Roman" w:hAnsi="Times New Roman" w:cs="Times New Roman"/>
-              </w:rPr>
-            </w:pPr>
-            <w:r>
-              <w:rPr>
-                <w:rFonts w:ascii="Times New Roman" w:eastAsia="Times New Roman" w:hAnsi="Times New Roman" w:cs="Times New Roman"/>
-              </w:rPr>
-              <w:t># Display plot</w:t>
-            </w:r>
-          </w:p>
-          <w:p>
-            <w:pPr>
-              <w:rPr>
-                <w:rFonts w:ascii="Times New Roman" w:eastAsia="Times New Roman" w:hAnsi="Times New Roman" w:cs="Times New Roman"/>
-              </w:rPr>
-            </w:pPr>
-            <w:r>
-              <w:rPr>
-                <w:rFonts w:ascii="Times New Roman" w:eastAsia="Times New Roman" w:hAnsi="Times New Roman" w:cs="Times New Roman"/>
-              </w:rPr>
-              <w:t>print(</w:t>
-            </w:r>
-            <w:proofErr w:type="spellStart"/>
-            <w:r>
-              <w:rPr>
-                <w:rFonts w:ascii="Times New Roman" w:eastAsia="Times New Roman" w:hAnsi="Times New Roman" w:cs="Times New Roman"/>
-              </w:rPr>
-              <w:t>scatter_plot</w:t>
-            </w:r>
-            <w:proofErr w:type="spellEnd"/>
-            <w:r>
-              <w:rPr>
-                <w:rFonts w:ascii="Times New Roman" w:eastAsia="Times New Roman" w:hAnsi="Times New Roman" w:cs="Times New Roman"/>
-              </w:rPr>
-              <w:t>)</w:t>
-            </w:r>
-          </w:p>
-          <w:p>
-            <w:pPr>
-              <w:rPr>
-                <w:rFonts w:ascii="Times New Roman" w:eastAsia="Times New Roman" w:hAnsi="Times New Roman" w:cs="Times New Roman"/>
-              </w:rPr>
-            </w:pPr>
-          </w:p>
-          <w:p>
-            <w:pPr>
-              <w:rPr>
-                <w:rFonts w:ascii="Times New Roman" w:eastAsia="Times New Roman" w:hAnsi="Times New Roman" w:cs="Times New Roman"/>
-              </w:rPr>
-            </w:pPr>
-          </w:p>
-          <w:p>
-            <w:pPr>
-              <w:rPr>
-                <w:rFonts w:ascii="Times New Roman" w:eastAsia="Times New Roman" w:hAnsi="Times New Roman" w:cs="Times New Roman"/>
-              </w:rPr>
-            </w:pPr>
-          </w:p>
-          <w:p>
-            <w:pPr>
-              <w:rPr>
-                <w:rFonts w:ascii="Times New Roman" w:eastAsia="Times New Roman" w:hAnsi="Times New Roman" w:cs="Times New Roman"/>
-              </w:rPr>
-            </w:pPr>
-          </w:p>
-          <w:p>
-            <w:pPr>
-              <w:rPr>
-                <w:rFonts w:ascii="Times New Roman" w:eastAsia="Times New Roman" w:hAnsi="Times New Roman" w:cs="Times New Roman"/>
-              </w:rPr>
-            </w:pPr>
-            <w:r>
-              <w:rPr>
-                <w:rFonts w:ascii="Times New Roman" w:eastAsia="Times New Roman" w:hAnsi="Times New Roman" w:cs="Times New Roman"/>
-              </w:rPr>
-              <w:t># Pearson correlation test</w:t>
-            </w:r>
-          </w:p>
-          <w:p>
-            <w:pPr>
-              <w:rPr>
-                <w:rFonts w:ascii="Times New Roman" w:eastAsia="Times New Roman" w:hAnsi="Times New Roman" w:cs="Times New Roman"/>
-              </w:rPr>
-            </w:pPr>
-            <w:proofErr w:type="spellStart"/>
-            <w:r>
-              <w:rPr>
-                <w:rFonts w:ascii="Times New Roman" w:eastAsia="Times New Roman" w:hAnsi="Times New Roman" w:cs="Times New Roman"/>
-              </w:rPr>
-              <w:t>correlation_test</w:t>
-            </w:r>
-            <w:proofErr w:type="spellEnd"/>
-            <w:r>
-              <w:rPr>
-                <w:rFonts w:ascii="Times New Roman" w:eastAsia="Times New Roman" w:hAnsi="Times New Roman" w:cs="Times New Roman"/>
-              </w:rPr>
-              <w:t xml:space="preserve"> &lt;- </w:t>
-            </w:r>
-            <w:proofErr w:type="spellStart"/>
-            <w:r>
-              <w:rPr>
-                <w:rFonts w:ascii="Times New Roman" w:eastAsia="Times New Roman" w:hAnsi="Times New Roman" w:cs="Times New Roman"/>
-              </w:rPr>
-              <w:t>cor.</w:t>
-            </w:r>
-            <w:proofErr w:type="gramStart"/>
-            <w:r>
-              <w:rPr>
-                <w:rFonts w:ascii="Times New Roman" w:eastAsia="Times New Roman" w:hAnsi="Times New Roman" w:cs="Times New Roman"/>
-              </w:rPr>
-              <w:t>test</w:t>
-            </w:r>
-            <w:proofErr w:type="spellEnd"/>
-            <w:r>
-              <w:rPr>
-                <w:rFonts w:ascii="Times New Roman" w:eastAsia="Times New Roman" w:hAnsi="Times New Roman" w:cs="Times New Roman"/>
-              </w:rPr>
-              <w:t>(</w:t>
-            </w:r>
-            <w:proofErr w:type="spellStart"/>
-            <w:proofErr w:type="gramEnd"/>
-            <w:r>
-              <w:rPr>
-                <w:rFonts w:ascii="Times New Roman" w:eastAsia="Times New Roman" w:hAnsi="Times New Roman" w:cs="Times New Roman"/>
-              </w:rPr>
-              <w:t>data_clean$Alcohol_Consumption</w:t>
-            </w:r>
-            <w:proofErr w:type="spellEnd"/>
-            <w:r>
-              <w:rPr>
-                <w:rFonts w:ascii="Times New Roman" w:eastAsia="Times New Roman" w:hAnsi="Times New Roman" w:cs="Times New Roman"/>
-              </w:rPr>
-              <w:t xml:space="preserve">, </w:t>
-            </w:r>
-          </w:p>
-          <w:p>
-            <w:pPr>
-              <w:rPr>
-                <w:rFonts w:ascii="Times New Roman" w:eastAsia="Times New Roman" w:hAnsi="Times New Roman" w:cs="Times New Roman"/>
-              </w:rPr>
-            </w:pPr>
-            <w:r>
-              <w:rPr>
-                <w:rFonts w:ascii="Times New Roman" w:eastAsia="Times New Roman" w:hAnsi="Times New Roman" w:cs="Times New Roman"/>
-              </w:rPr>
-              <w:t xml:space="preserve">                             </w:t>
-            </w:r>
-            <w:proofErr w:type="spellStart"/>
-            <w:r>
-              <w:rPr>
-                <w:rFonts w:ascii="Times New Roman" w:eastAsia="Times New Roman" w:hAnsi="Times New Roman" w:cs="Times New Roman"/>
-              </w:rPr>
-              <w:t>data_clean$Life_Expectancy</w:t>
-            </w:r>
-            <w:proofErr w:type="spellEnd"/>
-            <w:r>
-              <w:rPr>
-                <w:rFonts w:ascii="Times New Roman" w:eastAsia="Times New Roman" w:hAnsi="Times New Roman" w:cs="Times New Roman"/>
-              </w:rPr>
-              <w:t>,</w:t>
-            </w:r>
-          </w:p>
-          <w:p>
-            <w:pPr>
-              <w:rPr>
-                <w:rFonts w:ascii="Times New Roman" w:eastAsia="Times New Roman" w:hAnsi="Times New Roman" w:cs="Times New Roman"/>
-              </w:rPr>
-            </w:pPr>
-            <w:r>
-              <w:rPr>
-                <w:rFonts w:ascii="Times New Roman" w:eastAsia="Times New Roman" w:hAnsi="Times New Roman" w:cs="Times New Roman"/>
-              </w:rPr>
-              <w:t xml:space="preserve">                             method = "</w:t>
-            </w:r>
-            <w:proofErr w:type="spellStart"/>
-            <w:r>
-              <w:rPr>
-                <w:rFonts w:ascii="Times New Roman" w:eastAsia="Times New Roman" w:hAnsi="Times New Roman" w:cs="Times New Roman"/>
-              </w:rPr>
-              <w:t>pearson</w:t>
-            </w:r>
-            <w:proofErr w:type="spellEnd"/>
-            <w:r>
-              <w:rPr>
-                <w:rFonts w:ascii="Times New Roman" w:eastAsia="Times New Roman" w:hAnsi="Times New Roman" w:cs="Times New Roman"/>
-              </w:rPr>
-              <w:t>")</w:t>
-            </w:r>
-          </w:p>
-          <w:p>
-            <w:pPr>
-              <w:rPr>
-                <w:rFonts w:ascii="Times New Roman" w:eastAsia="Times New Roman" w:hAnsi="Times New Roman" w:cs="Times New Roman"/>
-              </w:rPr>
-            </w:pPr>
-          </w:p>
-          <w:p>
-            <w:pPr>
-              <w:rPr>
-                <w:rFonts w:ascii="Times New Roman" w:eastAsia="Times New Roman" w:hAnsi="Times New Roman" w:cs="Times New Roman"/>
-              </w:rPr>
-            </w:pPr>
-            <w:r>
-              <w:rPr>
-                <w:rFonts w:ascii="Times New Roman" w:eastAsia="Times New Roman" w:hAnsi="Times New Roman" w:cs="Times New Roman"/>
-              </w:rPr>
-              <w:t># Display correlation results</w:t>
-            </w:r>
-          </w:p>
-          <w:p>
-            <w:pPr>
-              <w:rPr>
-                <w:rFonts w:ascii="Times New Roman" w:eastAsia="Times New Roman" w:hAnsi="Times New Roman" w:cs="Times New Roman"/>
-              </w:rPr>
-            </w:pPr>
-            <w:r>
-              <w:rPr>
-                <w:rFonts w:ascii="Times New Roman" w:eastAsia="Times New Roman" w:hAnsi="Times New Roman" w:cs="Times New Roman"/>
-              </w:rPr>
-              <w:t>print(</w:t>
-            </w:r>
-            <w:proofErr w:type="spellStart"/>
-            <w:r>
-              <w:rPr>
-                <w:rFonts w:ascii="Times New Roman" w:eastAsia="Times New Roman" w:hAnsi="Times New Roman" w:cs="Times New Roman"/>
-              </w:rPr>
-              <w:t>correlation_test</w:t>
-            </w:r>
-            <w:proofErr w:type="spellEnd"/>
-            <w:r>
-              <w:rPr>
-                <w:rFonts w:ascii="Times New Roman" w:eastAsia="Times New Roman" w:hAnsi="Times New Roman" w:cs="Times New Roman"/>
-              </w:rPr>
-              <w:t>)</w:t>
-            </w:r>
-          </w:p>
-          <w:p>
-            <w:pPr>
-              <w:rPr>
-                <w:rFonts w:ascii="Times New Roman" w:eastAsia="Times New Roman" w:hAnsi="Times New Roman" w:cs="Times New Roman"/>
-              </w:rPr>
-            </w:pPr>
-          </w:p>
-          <w:p>
-            <w:pPr>
-              <w:rPr>
-                <w:rFonts w:ascii="Times New Roman" w:eastAsia="Times New Roman" w:hAnsi="Times New Roman" w:cs="Times New Roman"/>
-              </w:rPr>
-            </w:pPr>
-            <w:r>
-              <w:rPr>
-                <w:rFonts w:ascii="Times New Roman" w:eastAsia="Times New Roman" w:hAnsi="Times New Roman" w:cs="Times New Roman"/>
-              </w:rPr>
-              <w:t># Extract key statistics</w:t>
-            </w:r>
-          </w:p>
-          <w:p>
-            <w:pPr>
-              <w:rPr>
-                <w:rFonts w:ascii="Times New Roman" w:eastAsia="Times New Roman" w:hAnsi="Times New Roman" w:cs="Times New Roman"/>
-              </w:rPr>
-            </w:pPr>
-            <w:proofErr w:type="spellStart"/>
-            <w:r>
-              <w:rPr>
-                <w:rFonts w:ascii="Times New Roman" w:eastAsia="Times New Roman" w:hAnsi="Times New Roman" w:cs="Times New Roman"/>
-              </w:rPr>
-              <w:t>correlation_coefficient</w:t>
-            </w:r>
-            <w:proofErr w:type="spellEnd"/>
-            <w:r>
-              <w:rPr>
-                <w:rFonts w:ascii="Times New Roman" w:eastAsia="Times New Roman" w:hAnsi="Times New Roman" w:cs="Times New Roman"/>
-              </w:rPr>
-              <w:t xml:space="preserve"> &lt;- </w:t>
-            </w:r>
-            <w:proofErr w:type="spellStart"/>
-            <w:r>
-              <w:rPr>
-                <w:rFonts w:ascii="Times New Roman" w:eastAsia="Times New Roman" w:hAnsi="Times New Roman" w:cs="Times New Roman"/>
-              </w:rPr>
-              <w:t>correlation_test$estimate</w:t>
-            </w:r>
-            <w:proofErr w:type="spellEnd"/>
-          </w:p>
-          <w:p>
-            <w:pPr>
-              <w:rPr>
-                <w:rFonts w:ascii="Times New Roman" w:eastAsia="Times New Roman" w:hAnsi="Times New Roman" w:cs="Times New Roman"/>
-              </w:rPr>
-            </w:pPr>
-            <w:proofErr w:type="spellStart"/>
-            <w:r>
-              <w:rPr>
-                <w:rFonts w:ascii="Times New Roman" w:eastAsia="Times New Roman" w:hAnsi="Times New Roman" w:cs="Times New Roman"/>
-              </w:rPr>
-              <w:t>p_value</w:t>
-            </w:r>
-            <w:proofErr w:type="spellEnd"/>
-            <w:r>
-              <w:rPr>
-                <w:rFonts w:ascii="Times New Roman" w:eastAsia="Times New Roman" w:hAnsi="Times New Roman" w:cs="Times New Roman"/>
-              </w:rPr>
-              <w:t xml:space="preserve"> &lt;- </w:t>
-            </w:r>
-            <w:proofErr w:type="spellStart"/>
-            <w:r>
-              <w:rPr>
-                <w:rFonts w:ascii="Times New Roman" w:eastAsia="Times New Roman" w:hAnsi="Times New Roman" w:cs="Times New Roman"/>
-              </w:rPr>
-              <w:t>correlation_test$p.value</w:t>
-            </w:r>
-            <w:proofErr w:type="spellEnd"/>
-          </w:p>
-          <w:p>
-            <w:pPr>
-              <w:rPr>
-                <w:rFonts w:ascii="Times New Roman" w:eastAsia="Times New Roman" w:hAnsi="Times New Roman" w:cs="Times New Roman"/>
-              </w:rPr>
-            </w:pPr>
-            <w:proofErr w:type="spellStart"/>
-            <w:r>
-              <w:rPr>
-                <w:rFonts w:ascii="Times New Roman" w:eastAsia="Times New Roman" w:hAnsi="Times New Roman" w:cs="Times New Roman"/>
-              </w:rPr>
-              <w:t>confidence_interval</w:t>
-            </w:r>
-            <w:proofErr w:type="spellEnd"/>
-            <w:r>
-              <w:rPr>
-                <w:rFonts w:ascii="Times New Roman" w:eastAsia="Times New Roman" w:hAnsi="Times New Roman" w:cs="Times New Roman"/>
-              </w:rPr>
-              <w:t xml:space="preserve"> &lt;- correlation_test$conf.int</w:t>
-            </w:r>
-          </w:p>
-          <w:p>
-            <w:pPr>
-              <w:rPr>
-                <w:rFonts w:ascii="Times New Roman" w:eastAsia="Times New Roman" w:hAnsi="Times New Roman" w:cs="Times New Roman"/>
-              </w:rPr>
-            </w:pPr>
-          </w:p>
-          <w:p>
-            <w:pPr>
-              <w:rPr>
-                <w:rFonts w:ascii="Times New Roman" w:eastAsia="Times New Roman" w:hAnsi="Times New Roman" w:cs="Times New Roman"/>
-              </w:rPr>
-            </w:pPr>
-            <w:proofErr w:type="gramStart"/>
-            <w:r>
-              <w:rPr>
-                <w:rFonts w:ascii="Times New Roman" w:eastAsia="Times New Roman" w:hAnsi="Times New Roman" w:cs="Times New Roman"/>
-              </w:rPr>
-              <w:t>cat(</w:t>
-            </w:r>
-            <w:proofErr w:type="gramEnd"/>
-            <w:r>
-              <w:rPr>
-                <w:rFonts w:ascii="Times New Roman" w:eastAsia="Times New Roman" w:hAnsi="Times New Roman" w:cs="Times New Roman"/>
-              </w:rPr>
-              <w:t>"\n=== CORRELATION ANALYSIS RESULTS ===\n")</w:t>
-            </w:r>
-          </w:p>
-          <w:p>
-            <w:pPr>
-              <w:rPr>
-                <w:rFonts w:ascii="Times New Roman" w:eastAsia="Times New Roman" w:hAnsi="Times New Roman" w:cs="Times New Roman"/>
-              </w:rPr>
-            </w:pPr>
-            <w:proofErr w:type="gramStart"/>
-            <w:r>
-              <w:rPr>
-                <w:rFonts w:ascii="Times New Roman" w:eastAsia="Times New Roman" w:hAnsi="Times New Roman" w:cs="Times New Roman"/>
-              </w:rPr>
-              <w:t>cat(</w:t>
-            </w:r>
-            <w:proofErr w:type="gramEnd"/>
-            <w:r>
-              <w:rPr>
-                <w:rFonts w:ascii="Times New Roman" w:eastAsia="Times New Roman" w:hAnsi="Times New Roman" w:cs="Times New Roman"/>
-              </w:rPr>
-              <w:t xml:space="preserve">"Pearson Correlation Coefficient (r):", </w:t>
-            </w:r>
-            <w:proofErr w:type="spellStart"/>
-            <w:r>
-              <w:rPr>
-                <w:rFonts w:ascii="Times New Roman" w:eastAsia="Times New Roman" w:hAnsi="Times New Roman" w:cs="Times New Roman"/>
-              </w:rPr>
-              <w:t>correlation_coefficient</w:t>
-            </w:r>
-            <w:proofErr w:type="spellEnd"/>
-            <w:r>
-              <w:rPr>
-                <w:rFonts w:ascii="Times New Roman" w:eastAsia="Times New Roman" w:hAnsi="Times New Roman" w:cs="Times New Roman"/>
-              </w:rPr>
-              <w:t>, "\n")</w:t>
-            </w:r>
-          </w:p>
-          <w:p>
-            <w:pPr>
-              <w:rPr>
-                <w:rFonts w:ascii="Times New Roman" w:eastAsia="Times New Roman" w:hAnsi="Times New Roman" w:cs="Times New Roman"/>
-              </w:rPr>
-            </w:pPr>
-            <w:proofErr w:type="gramStart"/>
-            <w:r>
-              <w:rPr>
-                <w:rFonts w:ascii="Times New Roman" w:eastAsia="Times New Roman" w:hAnsi="Times New Roman" w:cs="Times New Roman"/>
-              </w:rPr>
-              <w:t>cat(</w:t>
-            </w:r>
-            <w:proofErr w:type="gramEnd"/>
-            <w:r>
-              <w:rPr>
-                <w:rFonts w:ascii="Times New Roman" w:eastAsia="Times New Roman" w:hAnsi="Times New Roman" w:cs="Times New Roman"/>
-              </w:rPr>
-              <w:t xml:space="preserve">"P-value:", </w:t>
-            </w:r>
-            <w:proofErr w:type="spellStart"/>
-            <w:r>
-              <w:rPr>
-                <w:rFonts w:ascii="Times New Roman" w:eastAsia="Times New Roman" w:hAnsi="Times New Roman" w:cs="Times New Roman"/>
-              </w:rPr>
-              <w:t>p_value</w:t>
-            </w:r>
-            <w:proofErr w:type="spellEnd"/>
-            <w:r>
-              <w:rPr>
-                <w:rFonts w:ascii="Times New Roman" w:eastAsia="Times New Roman" w:hAnsi="Times New Roman" w:cs="Times New Roman"/>
-              </w:rPr>
-              <w:t>, "\n")</w:t>
-            </w:r>
-          </w:p>
-          <w:p>
-            <w:pPr>
-              <w:rPr>
-                <w:rFonts w:ascii="Times New Roman" w:eastAsia="Times New Roman" w:hAnsi="Times New Roman" w:cs="Times New Roman"/>
-              </w:rPr>
-            </w:pPr>
-            <w:proofErr w:type="gramStart"/>
-            <w:r>
-              <w:rPr>
-                <w:rFonts w:ascii="Times New Roman" w:eastAsia="Times New Roman" w:hAnsi="Times New Roman" w:cs="Times New Roman"/>
-              </w:rPr>
-              <w:t>cat(</w:t>
-            </w:r>
-            <w:proofErr w:type="gramEnd"/>
-            <w:r>
-              <w:rPr>
-                <w:rFonts w:ascii="Times New Roman" w:eastAsia="Times New Roman" w:hAnsi="Times New Roman" w:cs="Times New Roman"/>
-              </w:rPr>
-              <w:t xml:space="preserve">"95% Confidence Interval:", </w:t>
-            </w:r>
-            <w:proofErr w:type="spellStart"/>
-            <w:r>
-              <w:rPr>
-                <w:rFonts w:ascii="Times New Roman" w:eastAsia="Times New Roman" w:hAnsi="Times New Roman" w:cs="Times New Roman"/>
-              </w:rPr>
-              <w:t>confidence_</w:t>
-            </w:r>
-            <w:proofErr w:type="gramStart"/>
-            <w:r>
-              <w:rPr>
-                <w:rFonts w:ascii="Times New Roman" w:eastAsia="Times New Roman" w:hAnsi="Times New Roman" w:cs="Times New Roman"/>
-              </w:rPr>
-              <w:t>interval</w:t>
-            </w:r>
-            <w:proofErr w:type="spellEnd"/>
-            <w:r>
-              <w:rPr>
-                <w:rFonts w:ascii="Times New Roman" w:eastAsia="Times New Roman" w:hAnsi="Times New Roman" w:cs="Times New Roman"/>
-              </w:rPr>
-              <w:t>[</w:t>
-            </w:r>
-            <w:proofErr w:type="gramEnd"/>
-            <w:r>
-              <w:rPr>
-                <w:rFonts w:ascii="Times New Roman" w:eastAsia="Times New Roman" w:hAnsi="Times New Roman" w:cs="Times New Roman"/>
-              </w:rPr>
-              <w:t xml:space="preserve">1], "to", </w:t>
-            </w:r>
-            <w:proofErr w:type="spellStart"/>
-            <w:r>
-              <w:rPr>
-                <w:rFonts w:ascii="Times New Roman" w:eastAsia="Times New Roman" w:hAnsi="Times New Roman" w:cs="Times New Roman"/>
-              </w:rPr>
-              <w:t>confidence_</w:t>
-            </w:r>
-            <w:proofErr w:type="gramStart"/>
-            <w:r>
-              <w:rPr>
-                <w:rFonts w:ascii="Times New Roman" w:eastAsia="Times New Roman" w:hAnsi="Times New Roman" w:cs="Times New Roman"/>
-              </w:rPr>
-              <w:t>interval</w:t>
-            </w:r>
-            <w:proofErr w:type="spellEnd"/>
-            <w:r>
-              <w:rPr>
-                <w:rFonts w:ascii="Times New Roman" w:eastAsia="Times New Roman" w:hAnsi="Times New Roman" w:cs="Times New Roman"/>
-              </w:rPr>
-              <w:t>[</w:t>
-            </w:r>
-            <w:proofErr w:type="gramEnd"/>
-            <w:r>
-              <w:rPr>
-                <w:rFonts w:ascii="Times New Roman" w:eastAsia="Times New Roman" w:hAnsi="Times New Roman" w:cs="Times New Roman"/>
-              </w:rPr>
-              <w:t>2], "\n")</w:t>
-            </w:r>
-          </w:p>
-          <w:p>
-            <w:pPr>
-              <w:rPr>
-                <w:rFonts w:ascii="Times New Roman" w:eastAsia="Times New Roman" w:hAnsi="Times New Roman" w:cs="Times New Roman"/>
-              </w:rPr>
-            </w:pPr>
-            <w:proofErr w:type="gramStart"/>
-            <w:r>
-              <w:rPr>
-                <w:rFonts w:ascii="Times New Roman" w:eastAsia="Times New Roman" w:hAnsi="Times New Roman" w:cs="Times New Roman"/>
-              </w:rPr>
-              <w:t>cat(</w:t>
-            </w:r>
-            <w:proofErr w:type="gramEnd"/>
-            <w:r>
-              <w:rPr>
-                <w:rFonts w:ascii="Times New Roman" w:eastAsia="Times New Roman" w:hAnsi="Times New Roman" w:cs="Times New Roman"/>
-              </w:rPr>
-              <w:t xml:space="preserve">"Sample size (n):", </w:t>
-            </w:r>
-            <w:proofErr w:type="spellStart"/>
-            <w:r>
-              <w:rPr>
-                <w:rFonts w:ascii="Times New Roman" w:eastAsia="Times New Roman" w:hAnsi="Times New Roman" w:cs="Times New Roman"/>
-              </w:rPr>
-              <w:t>nrow</w:t>
-            </w:r>
-            <w:proofErr w:type="spellEnd"/>
-            <w:r>
-              <w:rPr>
-                <w:rFonts w:ascii="Times New Roman" w:eastAsia="Times New Roman" w:hAnsi="Times New Roman" w:cs="Times New Roman"/>
-              </w:rPr>
-              <w:t>(</w:t>
-            </w:r>
-            <w:proofErr w:type="spellStart"/>
-            <w:r>
-              <w:rPr>
-                <w:rFonts w:ascii="Times New Roman" w:eastAsia="Times New Roman" w:hAnsi="Times New Roman" w:cs="Times New Roman"/>
-              </w:rPr>
-              <w:t>data_clean</w:t>
-            </w:r>
-            <w:proofErr w:type="spellEnd"/>
-            <w:r>
-              <w:rPr>
-                <w:rFonts w:ascii="Times New Roman" w:eastAsia="Times New Roman" w:hAnsi="Times New Roman" w:cs="Times New Roman"/>
-              </w:rPr>
               <w:t>), "\n")</w:t>
             </w:r>
           </w:p>
@@ -10687,7 +9648,6 @@
               <w:rPr>
                 <w:rFonts w:ascii="Times New Roman" w:eastAsia="Times New Roman" w:hAnsi="Times New Roman" w:cs="Times New Roman"/>
               </w:rPr>
-              <w:lastRenderedPageBreak/>
               <w:t>if (</w:t>
             </w:r>
             <w:proofErr w:type="spellStart"/>
@@ -10960,7 +9920,7 @@
       </w:pPr>
     </w:p>
     <w:sectPr>
-      <w:footerReference w:type="first" r:id="rId10"/>
+      <w:footerReference w:type="first" r:id="rId13"/>
       <w:pgSz w:w="11906" w:h="16838"/>
       <w:pgMar w:top="1440" w:right="1440" w:bottom="1440" w:left="1440" w:header="708" w:footer="708" w:gutter="0"/>
       <w:pgNumType w:start="1"/>

--- a/7COM1079_Final report_template.docx
+++ b/7COM1079_Final report_template.docx
@@ -1,6 +1,6 @@
 
 <file path=word/document.xml><?xml version="1.0" encoding="utf-8"?>
-<w:document xmlns:wpc="http://schemas.microsoft.com/office/word/2010/wordprocessingCanvas" xmlns:cx="http://schemas.microsoft.com/office/drawing/2014/chartex" xmlns:cx1="http://schemas.microsoft.com/office/drawing/2015/9/8/chartex" xmlns:cx2="http://schemas.microsoft.com/office/drawing/2015/10/21/chartex" xmlns:cx3="http://schemas.microsoft.com/office/drawing/2016/5/9/chartex" xmlns:cx4="http://schemas.microsoft.com/office/drawing/2016/5/10/chartex" xmlns:cx5="http://schemas.microsoft.com/office/drawing/2016/5/11/chartex" xmlns:cx6="http://schemas.microsoft.com/office/drawing/2016/5/12/chartex" xmlns:cx7="http://schemas.microsoft.com/office/drawing/2016/5/13/chartex" xmlns:cx8="http://schemas.microsoft.com/office/drawing/2016/5/14/chartex" xmlns:mc="http://schemas.openxmlformats.org/markup-compatibility/2006" xmlns:aink="http://schemas.microsoft.com/office/drawing/2016/ink" xmlns:am3d="http://schemas.microsoft.com/office/drawing/2017/model3d" xmlns:o="urn:schemas-microsoft-com:office:office" xmlns:oel="http://schemas.microsoft.com/office/2019/extlst" xmlns:r="http://schemas.openxmlformats.org/officeDocument/2006/relationships" xmlns:m="http://schemas.openxmlformats.org/officeDocument/2006/math" xmlns:v="urn:schemas-microsoft-com:vml" xmlns:wp14="http://schemas.microsoft.com/office/word/2010/wordprocessingDrawing" xmlns:wp="http://schemas.openxmlformats.org/drawingml/2006/wordprocessingDrawing" xmlns:w10="urn:schemas-microsoft-com:office:word" xmlns:w="http://schemas.openxmlformats.org/wordprocessingml/2006/main" xmlns:w14="http://schemas.microsoft.com/office/word/2010/wordml" xmlns:w15="http://schemas.microsoft.com/office/word/2012/wordml" xmlns:w16cex="http://schemas.microsoft.com/office/word/2018/wordml/cex" xmlns:w16cid="http://schemas.microsoft.com/office/word/2016/wordml/cid" xmlns:w16="http://schemas.microsoft.com/office/word/2018/wordml" xmlns:w16du="http://schemas.microsoft.com/office/word/2023/wordml/word16du" xmlns:w16sdtdh="http://schemas.microsoft.com/office/word/2020/wordml/sdtdatahash" xmlns:w16sdtfl="http://schemas.microsoft.com/office/word/2024/wordml/sdtformatlock" xmlns:w16se="http://schemas.microsoft.com/office/word/2015/wordml/symex" xmlns:wpg="http://schemas.microsoft.com/office/word/2010/wordprocessingGroup" xmlns:wpi="http://schemas.microsoft.com/office/word/2010/wordprocessingInk" xmlns:wne="http://schemas.microsoft.com/office/word/2006/wordml" xmlns:wps="http://schemas.microsoft.com/office/word/2010/wordprocessingShape" mc:Ignorable="w14 w15 w16se w16cid w16 w16cex w16sdtdh w16sdtfl w16du wp14">
+<w:document xmlns:wpc="http://schemas.microsoft.com/office/word/2010/wordprocessingCanvas" xmlns:cx="http://schemas.microsoft.com/office/drawing/2014/chartex" xmlns:cx1="http://schemas.microsoft.com/office/drawing/2015/9/8/chartex" xmlns:cx2="http://schemas.microsoft.com/office/drawing/2015/10/21/chartex" xmlns:cx3="http://schemas.microsoft.com/office/drawing/2016/5/9/chartex" xmlns:cx4="http://schemas.microsoft.com/office/drawing/2016/5/10/chartex" xmlns:cx5="http://schemas.microsoft.com/office/drawing/2016/5/11/chartex" xmlns:cx6="http://schemas.microsoft.com/office/drawing/2016/5/12/chartex" xmlns:cx7="http://schemas.microsoft.com/office/drawing/2016/5/13/chartex" xmlns:cx8="http://schemas.microsoft.com/office/drawing/2016/5/14/chartex" xmlns:mc="http://schemas.openxmlformats.org/markup-compatibility/2006" xmlns:aink="http://schemas.microsoft.com/office/drawing/2016/ink" xmlns:am3d="http://schemas.microsoft.com/office/drawing/2017/model3d" xmlns:o="urn:schemas-microsoft-com:office:office" xmlns:oel="http://schemas.microsoft.com/office/2019/extlst" xmlns:r="http://schemas.openxmlformats.org/officeDocument/2006/relationships" xmlns:m="http://schemas.openxmlformats.org/officeDocument/2006/math" xmlns:v="urn:schemas-microsoft-com:vml" xmlns:wp14="http://schemas.microsoft.com/office/word/2010/wordprocessingDrawing" xmlns:wp="http://schemas.openxmlformats.org/drawingml/2006/wordprocessingDrawing" xmlns:w10="urn:schemas-microsoft-com:office:word" xmlns:w="http://schemas.openxmlformats.org/wordprocessingml/2006/main" xmlns:w14="http://schemas.microsoft.com/office/word/2010/wordml" xmlns:w15="http://schemas.microsoft.com/office/word/2012/wordml" xmlns:w16cex="http://schemas.microsoft.com/office/word/2018/wordml/cex" xmlns:w16cid="http://schemas.microsoft.com/office/word/2016/wordml/cid" xmlns:w16="http://schemas.microsoft.com/office/word/2018/wordml" xmlns:w16sdtdh="http://schemas.microsoft.com/office/word/2020/wordml/sdtdatahash" xmlns:w16se="http://schemas.microsoft.com/office/word/2015/wordml/symex" xmlns:wpg="http://schemas.microsoft.com/office/word/2010/wordprocessingGroup" xmlns:wpi="http://schemas.microsoft.com/office/word/2010/wordprocessingInk" xmlns:wne="http://schemas.microsoft.com/office/word/2006/wordml" xmlns:wps="http://schemas.microsoft.com/office/word/2010/wordprocessingShape" mc:Ignorable="w14 w15 w16se w16cid w16 w16cex w16sdtdh wp14">
   <w:body>
     <w:p>
       <w:pPr>
@@ -234,7 +234,7 @@
           <w:iCs/>
         </w:rPr>
         <w:tab/>
-        <w:t xml:space="preserve">         Tarun </w:t>
+        <w:t xml:space="preserve">         </w:t>
       </w:r>
       <w:proofErr w:type="spellStart"/>
       <w:r>
@@ -242,6 +242,22 @@
           <w:rFonts w:ascii="Times New Roman" w:eastAsia="Times New Roman" w:hAnsi="Times New Roman" w:cs="Times New Roman"/>
           <w:iCs/>
         </w:rPr>
+        <w:t>Tarun</w:t>
+      </w:r>
+      <w:proofErr w:type="spellEnd"/>
+      <w:r>
+        <w:rPr>
+          <w:rFonts w:ascii="Times New Roman" w:eastAsia="Times New Roman" w:hAnsi="Times New Roman" w:cs="Times New Roman"/>
+          <w:iCs/>
+        </w:rPr>
+        <w:t xml:space="preserve"> </w:t>
+      </w:r>
+      <w:proofErr w:type="spellStart"/>
+      <w:r>
+        <w:rPr>
+          <w:rFonts w:ascii="Times New Roman" w:eastAsia="Times New Roman" w:hAnsi="Times New Roman" w:cs="Times New Roman"/>
+          <w:iCs/>
+        </w:rPr>
         <w:t>Cherupally</w:t>
       </w:r>
       <w:proofErr w:type="spellEnd"/>
@@ -252,21 +268,36 @@
         </w:rPr>
         <w:t xml:space="preserve"> </w:t>
       </w:r>
-    </w:p>
-    <w:p>
-      <w:pPr>
+      <w:r>
         <w:rPr>
           <w:rFonts w:ascii="Times New Roman" w:eastAsia="Times New Roman" w:hAnsi="Times New Roman" w:cs="Times New Roman"/>
           <w:iCs/>
         </w:rPr>
-      </w:pPr>
-      <w:r>
+        <w:t>24166798</w:t>
+      </w:r>
+    </w:p>
+    <w:p>
+      <w:pPr>
+        <w:tabs>
+          <w:tab w:val="left" w:pos="720"/>
+          <w:tab w:val="left" w:pos="1440"/>
+          <w:tab w:val="left" w:pos="2160"/>
+          <w:tab w:val="left" w:pos="2880"/>
+          <w:tab w:val="left" w:pos="3600"/>
+          <w:tab w:val="left" w:pos="4320"/>
+        </w:tabs>
         <w:rPr>
           <w:rFonts w:ascii="Times New Roman" w:eastAsia="Times New Roman" w:hAnsi="Times New Roman" w:cs="Times New Roman"/>
           <w:iCs/>
         </w:rPr>
+      </w:pPr>
+      <w:r>
+        <w:rPr>
+          <w:rFonts w:ascii="Times New Roman" w:eastAsia="Times New Roman" w:hAnsi="Times New Roman" w:cs="Times New Roman"/>
+          <w:iCs/>
+        </w:rPr>
         <w:tab/>
-        <w:t xml:space="preserve">          Venumadhav </w:t>
+        <w:t xml:space="preserve">          </w:t>
       </w:r>
       <w:proofErr w:type="spellStart"/>
       <w:r>
@@ -274,6 +305,22 @@
           <w:rFonts w:ascii="Times New Roman" w:eastAsia="Times New Roman" w:hAnsi="Times New Roman" w:cs="Times New Roman"/>
           <w:iCs/>
         </w:rPr>
+        <w:t>Venumadhav</w:t>
+      </w:r>
+      <w:proofErr w:type="spellEnd"/>
+      <w:r>
+        <w:rPr>
+          <w:rFonts w:ascii="Times New Roman" w:eastAsia="Times New Roman" w:hAnsi="Times New Roman" w:cs="Times New Roman"/>
+          <w:iCs/>
+        </w:rPr>
+        <w:t xml:space="preserve"> </w:t>
+      </w:r>
+      <w:proofErr w:type="spellStart"/>
+      <w:r>
+        <w:rPr>
+          <w:rFonts w:ascii="Times New Roman" w:eastAsia="Times New Roman" w:hAnsi="Times New Roman" w:cs="Times New Roman"/>
+          <w:iCs/>
+        </w:rPr>
         <w:t>reddy</w:t>
       </w:r>
       <w:proofErr w:type="spellEnd"/>
@@ -293,6 +340,20 @@
         <w:t>Marapally</w:t>
       </w:r>
       <w:proofErr w:type="spellEnd"/>
+      <w:r>
+        <w:rPr>
+          <w:rFonts w:ascii="Times New Roman" w:eastAsia="Times New Roman" w:hAnsi="Times New Roman" w:cs="Times New Roman"/>
+          <w:iCs/>
+        </w:rPr>
+        <w:tab/>
+      </w:r>
+      <w:r>
+        <w:rPr>
+          <w:rFonts w:ascii="Times New Roman" w:eastAsia="Times New Roman" w:hAnsi="Times New Roman" w:cs="Times New Roman"/>
+          <w:iCs/>
+        </w:rPr>
+        <w:t>24152382</w:t>
+      </w:r>
     </w:p>
     <w:p>
       <w:pPr>
@@ -2287,15 +2348,7 @@
           <w:b/>
           <w:bCs/>
         </w:rPr>
-        <w:t xml:space="preserve">Figure 2: </w:t>
-      </w:r>
-      <w:r>
-        <w:rPr>
-          <w:rFonts w:ascii="Times New Roman" w:eastAsia="Times New Roman" w:hAnsi="Times New Roman" w:cs="Times New Roman"/>
-          <w:b/>
-          <w:bCs/>
-        </w:rPr>
-        <w:t>Histogram of Life Expectancy</w:t>
+        <w:t>Figure 2: Histogram of Life Expectancy</w:t>
       </w:r>
     </w:p>
     <w:p>
@@ -3253,39 +3306,39 @@
                 <w:lang w:val="en-IN" w:eastAsia="ko-KR"/>
                 <w14:ligatures w14:val="none"/>
               </w:rPr>
-              <w:t xml:space="preserve">&gt; </w:t>
-            </w:r>
-            <w:proofErr w:type="gramStart"/>
-            <w:r>
+              <w:t>&gt; cat("\n=== CORRELATION ANALYSIS RESULTS ===\n")</w:t>
+            </w:r>
+          </w:p>
+          <w:p>
+            <w:pPr>
+              <w:jc w:val="both"/>
               <w:rPr>
                 <w:rFonts w:ascii="Times New Roman" w:eastAsia="Times New Roman" w:hAnsi="Times New Roman" w:cs="Times New Roman"/>
                 <w:kern w:val="0"/>
                 <w:lang w:val="en-IN" w:eastAsia="ko-KR"/>
                 <w14:ligatures w14:val="none"/>
               </w:rPr>
-              <w:t>cat(</w:t>
-            </w:r>
-            <w:proofErr w:type="gramEnd"/>
-            <w:r>
+            </w:pPr>
+          </w:p>
+          <w:p>
+            <w:pPr>
+              <w:jc w:val="both"/>
               <w:rPr>
                 <w:rFonts w:ascii="Times New Roman" w:eastAsia="Times New Roman" w:hAnsi="Times New Roman" w:cs="Times New Roman"/>
                 <w:kern w:val="0"/>
                 <w:lang w:val="en-IN" w:eastAsia="ko-KR"/>
                 <w14:ligatures w14:val="none"/>
               </w:rPr>
-              <w:t>"\n=== CORRELATION ANALYSIS RESULTS ===\n")</w:t>
-            </w:r>
-          </w:p>
-          <w:p>
-            <w:pPr>
-              <w:jc w:val="both"/>
+            </w:pPr>
+            <w:r>
               <w:rPr>
                 <w:rFonts w:ascii="Times New Roman" w:eastAsia="Times New Roman" w:hAnsi="Times New Roman" w:cs="Times New Roman"/>
                 <w:kern w:val="0"/>
                 <w:lang w:val="en-IN" w:eastAsia="ko-KR"/>
                 <w14:ligatures w14:val="none"/>
               </w:rPr>
-            </w:pPr>
+              <w:t>=== CORRELATION ANALYSIS RESULTS ===</w:t>
+            </w:r>
           </w:p>
           <w:p>
             <w:pPr>
@@ -3304,19 +3357,19 @@
                 <w:lang w:val="en-IN" w:eastAsia="ko-KR"/>
                 <w14:ligatures w14:val="none"/>
               </w:rPr>
-              <w:t>=== CORRELATION ANALYSIS RESULTS ===</w:t>
-            </w:r>
-          </w:p>
-          <w:p>
-            <w:pPr>
-              <w:jc w:val="both"/>
+              <w:t xml:space="preserve">&gt; cat("Pearson Correlation Coefficient (r):", </w:t>
+            </w:r>
+            <w:proofErr w:type="spellStart"/>
+            <w:r>
               <w:rPr>
                 <w:rFonts w:ascii="Times New Roman" w:eastAsia="Times New Roman" w:hAnsi="Times New Roman" w:cs="Times New Roman"/>
                 <w:kern w:val="0"/>
                 <w:lang w:val="en-IN" w:eastAsia="ko-KR"/>
                 <w14:ligatures w14:val="none"/>
               </w:rPr>
-            </w:pPr>
+              <w:t>correlation_coefficient</w:t>
+            </w:r>
+            <w:proofErr w:type="spellEnd"/>
             <w:r>
               <w:rPr>
                 <w:rFonts w:ascii="Times New Roman" w:eastAsia="Times New Roman" w:hAnsi="Times New Roman" w:cs="Times New Roman"/>
@@ -3324,19 +3377,19 @@
                 <w:lang w:val="en-IN" w:eastAsia="ko-KR"/>
                 <w14:ligatures w14:val="none"/>
               </w:rPr>
-              <w:t xml:space="preserve">&gt; </w:t>
-            </w:r>
-            <w:proofErr w:type="gramStart"/>
-            <w:r>
+              <w:t>, "\n")</w:t>
+            </w:r>
+          </w:p>
+          <w:p>
+            <w:pPr>
+              <w:jc w:val="both"/>
               <w:rPr>
                 <w:rFonts w:ascii="Times New Roman" w:eastAsia="Times New Roman" w:hAnsi="Times New Roman" w:cs="Times New Roman"/>
                 <w:kern w:val="0"/>
                 <w:lang w:val="en-IN" w:eastAsia="ko-KR"/>
                 <w14:ligatures w14:val="none"/>
               </w:rPr>
-              <w:t>cat(</w:t>
-            </w:r>
-            <w:proofErr w:type="gramEnd"/>
+            </w:pPr>
             <w:r>
               <w:rPr>
                 <w:rFonts w:ascii="Times New Roman" w:eastAsia="Times New Roman" w:hAnsi="Times New Roman" w:cs="Times New Roman"/>
@@ -3344,19 +3397,19 @@
                 <w:lang w:val="en-IN" w:eastAsia="ko-KR"/>
                 <w14:ligatures w14:val="none"/>
               </w:rPr>
-              <w:t xml:space="preserve">"Pearson Correlation Coefficient (r):", </w:t>
-            </w:r>
-            <w:proofErr w:type="spellStart"/>
-            <w:r>
+              <w:t xml:space="preserve">Pearson Correlation Coefficient (r): 0.1558514 </w:t>
+            </w:r>
+          </w:p>
+          <w:p>
+            <w:pPr>
+              <w:jc w:val="both"/>
               <w:rPr>
                 <w:rFonts w:ascii="Times New Roman" w:eastAsia="Times New Roman" w:hAnsi="Times New Roman" w:cs="Times New Roman"/>
                 <w:kern w:val="0"/>
                 <w:lang w:val="en-IN" w:eastAsia="ko-KR"/>
                 <w14:ligatures w14:val="none"/>
               </w:rPr>
-              <w:t>correlation_coefficient</w:t>
-            </w:r>
-            <w:proofErr w:type="spellEnd"/>
+            </w:pPr>
             <w:r>
               <w:rPr>
                 <w:rFonts w:ascii="Times New Roman" w:eastAsia="Times New Roman" w:hAnsi="Times New Roman" w:cs="Times New Roman"/>
@@ -3364,19 +3417,19 @@
                 <w:lang w:val="en-IN" w:eastAsia="ko-KR"/>
                 <w14:ligatures w14:val="none"/>
               </w:rPr>
-              <w:t>, "\n")</w:t>
-            </w:r>
-          </w:p>
-          <w:p>
-            <w:pPr>
-              <w:jc w:val="both"/>
+              <w:t xml:space="preserve">&gt; cat("P-value:", </w:t>
+            </w:r>
+            <w:proofErr w:type="spellStart"/>
+            <w:r>
               <w:rPr>
                 <w:rFonts w:ascii="Times New Roman" w:eastAsia="Times New Roman" w:hAnsi="Times New Roman" w:cs="Times New Roman"/>
                 <w:kern w:val="0"/>
                 <w:lang w:val="en-IN" w:eastAsia="ko-KR"/>
                 <w14:ligatures w14:val="none"/>
               </w:rPr>
-            </w:pPr>
+              <w:t>p_value</w:t>
+            </w:r>
+            <w:proofErr w:type="spellEnd"/>
             <w:r>
               <w:rPr>
                 <w:rFonts w:ascii="Times New Roman" w:eastAsia="Times New Roman" w:hAnsi="Times New Roman" w:cs="Times New Roman"/>
@@ -3384,7 +3437,7 @@
                 <w:lang w:val="en-IN" w:eastAsia="ko-KR"/>
                 <w14:ligatures w14:val="none"/>
               </w:rPr>
-              <w:t xml:space="preserve">Pearson Correlation Coefficient (r): 0.1558514 </w:t>
+              <w:t>, "\n")</w:t>
             </w:r>
           </w:p>
           <w:p>
@@ -3404,19 +3457,19 @@
                 <w:lang w:val="en-IN" w:eastAsia="ko-KR"/>
                 <w14:ligatures w14:val="none"/>
               </w:rPr>
-              <w:t xml:space="preserve">&gt; </w:t>
-            </w:r>
-            <w:proofErr w:type="gramStart"/>
-            <w:r>
+              <w:t xml:space="preserve">P-value: 2.630409e-31 </w:t>
+            </w:r>
+          </w:p>
+          <w:p>
+            <w:pPr>
+              <w:jc w:val="both"/>
               <w:rPr>
                 <w:rFonts w:ascii="Times New Roman" w:eastAsia="Times New Roman" w:hAnsi="Times New Roman" w:cs="Times New Roman"/>
                 <w:kern w:val="0"/>
                 <w:lang w:val="en-IN" w:eastAsia="ko-KR"/>
                 <w14:ligatures w14:val="none"/>
               </w:rPr>
-              <w:t>cat(</w:t>
-            </w:r>
-            <w:proofErr w:type="gramEnd"/>
+            </w:pPr>
             <w:r>
               <w:rPr>
                 <w:rFonts w:ascii="Times New Roman" w:eastAsia="Times New Roman" w:hAnsi="Times New Roman" w:cs="Times New Roman"/>
@@ -3424,7 +3477,7 @@
                 <w:lang w:val="en-IN" w:eastAsia="ko-KR"/>
                 <w14:ligatures w14:val="none"/>
               </w:rPr>
-              <w:t xml:space="preserve">"P-value:", </w:t>
+              <w:t xml:space="preserve">&gt; cat("95% Confidence Interval:", </w:t>
             </w:r>
             <w:proofErr w:type="spellStart"/>
             <w:r>
@@ -3434,7 +3487,7 @@
                 <w:lang w:val="en-IN" w:eastAsia="ko-KR"/>
                 <w14:ligatures w14:val="none"/>
               </w:rPr>
-              <w:t>p_value</w:t>
+              <w:t>confidence_interval</w:t>
             </w:r>
             <w:proofErr w:type="spellEnd"/>
             <w:r>
@@ -3444,19 +3497,19 @@
                 <w:lang w:val="en-IN" w:eastAsia="ko-KR"/>
                 <w14:ligatures w14:val="none"/>
               </w:rPr>
-              <w:t>, "\n")</w:t>
-            </w:r>
-          </w:p>
-          <w:p>
-            <w:pPr>
-              <w:jc w:val="both"/>
+              <w:t xml:space="preserve">[1], "to", </w:t>
+            </w:r>
+            <w:proofErr w:type="spellStart"/>
+            <w:r>
               <w:rPr>
                 <w:rFonts w:ascii="Times New Roman" w:eastAsia="Times New Roman" w:hAnsi="Times New Roman" w:cs="Times New Roman"/>
                 <w:kern w:val="0"/>
                 <w:lang w:val="en-IN" w:eastAsia="ko-KR"/>
                 <w14:ligatures w14:val="none"/>
               </w:rPr>
-            </w:pPr>
+              <w:t>confidence_interval</w:t>
+            </w:r>
+            <w:proofErr w:type="spellEnd"/>
             <w:r>
               <w:rPr>
                 <w:rFonts w:ascii="Times New Roman" w:eastAsia="Times New Roman" w:hAnsi="Times New Roman" w:cs="Times New Roman"/>
@@ -3464,7 +3517,7 @@
                 <w:lang w:val="en-IN" w:eastAsia="ko-KR"/>
                 <w14:ligatures w14:val="none"/>
               </w:rPr>
-              <w:t xml:space="preserve">P-value: 2.630409e-31 </w:t>
+              <w:t>[2], "\n")</w:t>
             </w:r>
           </w:p>
           <w:p>
@@ -3484,19 +3537,19 @@
                 <w:lang w:val="en-IN" w:eastAsia="ko-KR"/>
                 <w14:ligatures w14:val="none"/>
               </w:rPr>
-              <w:t xml:space="preserve">&gt; </w:t>
-            </w:r>
-            <w:proofErr w:type="gramStart"/>
-            <w:r>
+              <w:t xml:space="preserve">95% Confidence Interval: 0.1299834 to 0.1815073 </w:t>
+            </w:r>
+          </w:p>
+          <w:p>
+            <w:pPr>
+              <w:jc w:val="both"/>
               <w:rPr>
                 <w:rFonts w:ascii="Times New Roman" w:eastAsia="Times New Roman" w:hAnsi="Times New Roman" w:cs="Times New Roman"/>
                 <w:kern w:val="0"/>
                 <w:lang w:val="en-IN" w:eastAsia="ko-KR"/>
                 <w14:ligatures w14:val="none"/>
               </w:rPr>
-              <w:t>cat(</w:t>
-            </w:r>
-            <w:proofErr w:type="gramEnd"/>
+            </w:pPr>
             <w:r>
               <w:rPr>
                 <w:rFonts w:ascii="Times New Roman" w:eastAsia="Times New Roman" w:hAnsi="Times New Roman" w:cs="Times New Roman"/>
@@ -3504,147 +3557,7 @@
                 <w:lang w:val="en-IN" w:eastAsia="ko-KR"/>
                 <w14:ligatures w14:val="none"/>
               </w:rPr>
-              <w:t xml:space="preserve">"95% Confidence Interval:", </w:t>
-            </w:r>
-            <w:proofErr w:type="spellStart"/>
-            <w:r>
-              <w:rPr>
-                <w:rFonts w:ascii="Times New Roman" w:eastAsia="Times New Roman" w:hAnsi="Times New Roman" w:cs="Times New Roman"/>
-                <w:kern w:val="0"/>
-                <w:lang w:val="en-IN" w:eastAsia="ko-KR"/>
-                <w14:ligatures w14:val="none"/>
-              </w:rPr>
-              <w:t>confidence_</w:t>
-            </w:r>
-            <w:proofErr w:type="gramStart"/>
-            <w:r>
-              <w:rPr>
-                <w:rFonts w:ascii="Times New Roman" w:eastAsia="Times New Roman" w:hAnsi="Times New Roman" w:cs="Times New Roman"/>
-                <w:kern w:val="0"/>
-                <w:lang w:val="en-IN" w:eastAsia="ko-KR"/>
-                <w14:ligatures w14:val="none"/>
-              </w:rPr>
-              <w:t>interval</w:t>
-            </w:r>
-            <w:proofErr w:type="spellEnd"/>
-            <w:r>
-              <w:rPr>
-                <w:rFonts w:ascii="Times New Roman" w:eastAsia="Times New Roman" w:hAnsi="Times New Roman" w:cs="Times New Roman"/>
-                <w:kern w:val="0"/>
-                <w:lang w:val="en-IN" w:eastAsia="ko-KR"/>
-                <w14:ligatures w14:val="none"/>
-              </w:rPr>
-              <w:t>[</w:t>
-            </w:r>
-            <w:proofErr w:type="gramEnd"/>
-            <w:r>
-              <w:rPr>
-                <w:rFonts w:ascii="Times New Roman" w:eastAsia="Times New Roman" w:hAnsi="Times New Roman" w:cs="Times New Roman"/>
-                <w:kern w:val="0"/>
-                <w:lang w:val="en-IN" w:eastAsia="ko-KR"/>
-                <w14:ligatures w14:val="none"/>
-              </w:rPr>
-              <w:t xml:space="preserve">1], "to", </w:t>
-            </w:r>
-            <w:proofErr w:type="spellStart"/>
-            <w:r>
-              <w:rPr>
-                <w:rFonts w:ascii="Times New Roman" w:eastAsia="Times New Roman" w:hAnsi="Times New Roman" w:cs="Times New Roman"/>
-                <w:kern w:val="0"/>
-                <w:lang w:val="en-IN" w:eastAsia="ko-KR"/>
-                <w14:ligatures w14:val="none"/>
-              </w:rPr>
-              <w:t>confidence_</w:t>
-            </w:r>
-            <w:proofErr w:type="gramStart"/>
-            <w:r>
-              <w:rPr>
-                <w:rFonts w:ascii="Times New Roman" w:eastAsia="Times New Roman" w:hAnsi="Times New Roman" w:cs="Times New Roman"/>
-                <w:kern w:val="0"/>
-                <w:lang w:val="en-IN" w:eastAsia="ko-KR"/>
-                <w14:ligatures w14:val="none"/>
-              </w:rPr>
-              <w:t>interval</w:t>
-            </w:r>
-            <w:proofErr w:type="spellEnd"/>
-            <w:r>
-              <w:rPr>
-                <w:rFonts w:ascii="Times New Roman" w:eastAsia="Times New Roman" w:hAnsi="Times New Roman" w:cs="Times New Roman"/>
-                <w:kern w:val="0"/>
-                <w:lang w:val="en-IN" w:eastAsia="ko-KR"/>
-                <w14:ligatures w14:val="none"/>
-              </w:rPr>
-              <w:t>[</w:t>
-            </w:r>
-            <w:proofErr w:type="gramEnd"/>
-            <w:r>
-              <w:rPr>
-                <w:rFonts w:ascii="Times New Roman" w:eastAsia="Times New Roman" w:hAnsi="Times New Roman" w:cs="Times New Roman"/>
-                <w:kern w:val="0"/>
-                <w:lang w:val="en-IN" w:eastAsia="ko-KR"/>
-                <w14:ligatures w14:val="none"/>
-              </w:rPr>
-              <w:t>2], "\n")</w:t>
-            </w:r>
-          </w:p>
-          <w:p>
-            <w:pPr>
-              <w:jc w:val="both"/>
-              <w:rPr>
-                <w:rFonts w:ascii="Times New Roman" w:eastAsia="Times New Roman" w:hAnsi="Times New Roman" w:cs="Times New Roman"/>
-                <w:kern w:val="0"/>
-                <w:lang w:val="en-IN" w:eastAsia="ko-KR"/>
-                <w14:ligatures w14:val="none"/>
-              </w:rPr>
-            </w:pPr>
-            <w:r>
-              <w:rPr>
-                <w:rFonts w:ascii="Times New Roman" w:eastAsia="Times New Roman" w:hAnsi="Times New Roman" w:cs="Times New Roman"/>
-                <w:kern w:val="0"/>
-                <w:lang w:val="en-IN" w:eastAsia="ko-KR"/>
-                <w14:ligatures w14:val="none"/>
-              </w:rPr>
-              <w:t xml:space="preserve">95% Confidence Interval: 0.1299834 to 0.1815073 </w:t>
-            </w:r>
-          </w:p>
-          <w:p>
-            <w:pPr>
-              <w:jc w:val="both"/>
-              <w:rPr>
-                <w:rFonts w:ascii="Times New Roman" w:eastAsia="Times New Roman" w:hAnsi="Times New Roman" w:cs="Times New Roman"/>
-                <w:kern w:val="0"/>
-                <w:lang w:val="en-IN" w:eastAsia="ko-KR"/>
-                <w14:ligatures w14:val="none"/>
-              </w:rPr>
-            </w:pPr>
-            <w:r>
-              <w:rPr>
-                <w:rFonts w:ascii="Times New Roman" w:eastAsia="Times New Roman" w:hAnsi="Times New Roman" w:cs="Times New Roman"/>
-                <w:kern w:val="0"/>
-                <w:lang w:val="en-IN" w:eastAsia="ko-KR"/>
-                <w14:ligatures w14:val="none"/>
-              </w:rPr>
-              <w:t xml:space="preserve">&gt; </w:t>
-            </w:r>
-            <w:proofErr w:type="gramStart"/>
-            <w:r>
-              <w:rPr>
-                <w:rFonts w:ascii="Times New Roman" w:eastAsia="Times New Roman" w:hAnsi="Times New Roman" w:cs="Times New Roman"/>
-                <w:kern w:val="0"/>
-                <w:lang w:val="en-IN" w:eastAsia="ko-KR"/>
-                <w14:ligatures w14:val="none"/>
-              </w:rPr>
-              <w:t>cat(</w:t>
-            </w:r>
-            <w:proofErr w:type="gramEnd"/>
-            <w:r>
-              <w:rPr>
-                <w:rFonts w:ascii="Times New Roman" w:eastAsia="Times New Roman" w:hAnsi="Times New Roman" w:cs="Times New Roman"/>
-                <w:kern w:val="0"/>
-                <w:lang w:val="en-IN" w:eastAsia="ko-KR"/>
-                <w14:ligatures w14:val="none"/>
-              </w:rPr>
-              <w:t xml:space="preserve">"Sample size (n):", </w:t>
+              <w:t xml:space="preserve">&gt; cat("Sample size (n):", </w:t>
             </w:r>
             <w:proofErr w:type="spellStart"/>
             <w:r>
@@ -3840,13 +3753,16 @@
     </w:p>
     <w:p>
       <w:pPr>
-        <w:rPr>
-          <w:rFonts w:ascii="Times New Roman" w:eastAsia="Times New Roman" w:hAnsi="Times New Roman" w:cs="Times New Roman"/>
-        </w:rPr>
-      </w:pPr>
-    </w:p>
-    <w:p>
-      <w:pPr>
+        <w:jc w:val="both"/>
+        <w:rPr>
+          <w:rFonts w:ascii="Times New Roman" w:eastAsia="Times New Roman" w:hAnsi="Times New Roman" w:cs="Times New Roman"/>
+        </w:rPr>
+      </w:pPr>
+    </w:p>
+    <w:p>
+      <w:pPr>
+        <w:ind w:left="-284" w:firstLine="284"/>
+        <w:jc w:val="both"/>
         <w:rPr>
           <w:rFonts w:ascii="Times New Roman" w:eastAsia="Times New Roman" w:hAnsi="Times New Roman" w:cs="Times New Roman"/>
           <w:lang w:val="en-IN"/>
@@ -3910,6 +3826,7 @@
     </w:p>
     <w:p>
       <w:pPr>
+        <w:jc w:val="both"/>
         <w:rPr>
           <w:rFonts w:ascii="Times New Roman" w:eastAsia="Times New Roman" w:hAnsi="Times New Roman" w:cs="Times New Roman"/>
           <w:lang w:val="en-IN"/>
@@ -3923,16 +3840,48 @@
           <w:ilvl w:val="0"/>
           <w:numId w:val="35"/>
         </w:numPr>
-        <w:rPr>
-          <w:rFonts w:ascii="Times New Roman" w:eastAsia="Times New Roman" w:hAnsi="Times New Roman" w:cs="Times New Roman"/>
-        </w:rPr>
-      </w:pPr>
-      <w:r>
-        <w:rPr>
-          <w:rFonts w:ascii="Times New Roman" w:eastAsia="Times New Roman" w:hAnsi="Times New Roman" w:cs="Times New Roman"/>
+        <w:ind w:left="-142" w:hanging="142"/>
+        <w:rPr>
+          <w:rFonts w:ascii="Times New Roman" w:eastAsia="Times New Roman" w:hAnsi="Times New Roman" w:cs="Times New Roman"/>
+          <w:b/>
+          <w:bCs/>
+          <w:sz w:val="32"/>
+          <w:szCs w:val="32"/>
+        </w:rPr>
+      </w:pPr>
+      <w:r>
+        <w:rPr>
+          <w:rFonts w:ascii="Times New Roman" w:eastAsia="Times New Roman" w:hAnsi="Times New Roman" w:cs="Times New Roman"/>
+          <w:b/>
+          <w:bCs/>
+          <w:sz w:val="32"/>
+          <w:szCs w:val="32"/>
         </w:rPr>
         <w:t>Evaluation – group’s experience at 7COM1079</w:t>
       </w:r>
+      <w:r>
+        <w:rPr>
+          <w:rFonts w:ascii="Times New Roman" w:eastAsia="Times New Roman" w:hAnsi="Times New Roman" w:cs="Times New Roman"/>
+          <w:b/>
+          <w:bCs/>
+          <w:sz w:val="32"/>
+          <w:szCs w:val="32"/>
+        </w:rPr>
+        <w:t xml:space="preserve"> </w:t>
+      </w:r>
+    </w:p>
+    <w:p>
+      <w:pPr>
+        <w:pStyle w:val="ListParagraph"/>
+        <w:ind w:left="-142"/>
+        <w:rPr>
+          <w:rFonts w:ascii="Times New Roman" w:eastAsia="Times New Roman" w:hAnsi="Times New Roman" w:cs="Times New Roman"/>
+          <w:b/>
+          <w:bCs/>
+          <w:sz w:val="32"/>
+          <w:szCs w:val="32"/>
+        </w:rPr>
+      </w:pPr>
     </w:p>
     <w:p>
       <w:pPr>
@@ -3944,28 +3893,96 @@
         <w:ind w:hanging="720"/>
         <w:rPr>
           <w:rFonts w:ascii="Times New Roman" w:eastAsia="Times New Roman" w:hAnsi="Times New Roman" w:cs="Times New Roman"/>
-        </w:rPr>
-      </w:pPr>
-      <w:r>
-        <w:rPr>
-          <w:rFonts w:ascii="Times New Roman" w:eastAsia="Times New Roman" w:hAnsi="Times New Roman" w:cs="Times New Roman"/>
-        </w:rPr>
-        <w:t>What went well</w:t>
-      </w:r>
-      <w:r>
-        <w:rPr>
-          <w:rFonts w:ascii="Times New Roman" w:eastAsia="Times New Roman" w:hAnsi="Times New Roman" w:cs="Times New Roman"/>
-        </w:rPr>
-        <w:t xml:space="preserve"> </w:t>
-      </w:r>
-      <w:r>
-        <w:rPr>
-          <w:rFonts w:ascii="Times New Roman" w:eastAsia="Times New Roman" w:hAnsi="Times New Roman" w:cs="Times New Roman"/>
           <w:b/>
           <w:bCs/>
-        </w:rPr>
-        <w:t>(75 words)</w:t>
-      </w:r>
+          <w:sz w:val="28"/>
+          <w:szCs w:val="28"/>
+        </w:rPr>
+      </w:pPr>
+      <w:r>
+        <w:rPr>
+          <w:rFonts w:ascii="Times New Roman" w:eastAsia="Times New Roman" w:hAnsi="Times New Roman" w:cs="Times New Roman"/>
+          <w:b/>
+          <w:bCs/>
+          <w:sz w:val="28"/>
+          <w:szCs w:val="28"/>
+        </w:rPr>
+        <w:t>What went well</w:t>
+      </w:r>
+      <w:r>
+        <w:rPr>
+          <w:rFonts w:ascii="Times New Roman" w:eastAsia="Times New Roman" w:hAnsi="Times New Roman" w:cs="Times New Roman"/>
+          <w:b/>
+          <w:bCs/>
+          <w:sz w:val="28"/>
+          <w:szCs w:val="28"/>
+        </w:rPr>
+        <w:t xml:space="preserve"> </w:t>
+      </w:r>
+    </w:p>
+    <w:p>
+      <w:pPr>
+        <w:pStyle w:val="ListParagraph"/>
+        <w:ind w:left="420"/>
+        <w:rPr>
+          <w:rFonts w:ascii="Times New Roman" w:eastAsia="Times New Roman" w:hAnsi="Times New Roman" w:cs="Times New Roman"/>
+          <w:b/>
+          <w:bCs/>
+          <w:sz w:val="28"/>
+          <w:szCs w:val="28"/>
+        </w:rPr>
+      </w:pPr>
+    </w:p>
+    <w:p>
+      <w:pPr>
+        <w:ind w:left="-284"/>
+        <w:jc w:val="both"/>
+        <w:rPr>
+          <w:rFonts w:ascii="Times New Roman" w:eastAsia="Times New Roman" w:hAnsi="Times New Roman" w:cs="Times New Roman"/>
+        </w:rPr>
+      </w:pPr>
+      <w:r>
+        <w:rPr>
+          <w:rFonts w:ascii="Times New Roman" w:hAnsi="Times New Roman" w:cs="Times New Roman"/>
+          <w:color w:val="222222"/>
+          <w:shd w:val="clear" w:color="auto" w:fill="FFFFFF"/>
+        </w:rPr>
+        <w:t xml:space="preserve">With regular communication and precise task division, our group worked well together. Most team members contributed to the study question, and the selection and comprehension of the dataset went easily. Collaborative coding and version control were supported by GitHub. Members of the team delivered helpful criticism and fulfilled deadlines. By combining statistical analysis with R programming, we improved our technical proficiency and bolstered our team's capacity to </w:t>
+      </w:r>
+      <w:proofErr w:type="spellStart"/>
+      <w:r>
+        <w:rPr>
+          <w:rFonts w:ascii="Times New Roman" w:hAnsi="Times New Roman" w:cs="Times New Roman"/>
+          <w:color w:val="222222"/>
+          <w:shd w:val="clear" w:color="auto" w:fill="FFFFFF"/>
+        </w:rPr>
+        <w:t>a</w:t>
+      </w:r>
+      <w:r>
+        <w:rPr>
+          <w:rFonts w:ascii="Times New Roman" w:hAnsi="Times New Roman" w:cs="Times New Roman"/>
+          <w:color w:val="222222"/>
+          <w:shd w:val="clear" w:color="auto" w:fill="FFFFFF"/>
+        </w:rPr>
+        <w:t>nalyze</w:t>
+      </w:r>
+      <w:proofErr w:type="spellEnd"/>
+      <w:r>
+        <w:rPr>
+          <w:rFonts w:ascii="Times New Roman" w:hAnsi="Times New Roman" w:cs="Times New Roman"/>
+          <w:color w:val="222222"/>
+          <w:shd w:val="clear" w:color="auto" w:fill="FFFFFF"/>
+        </w:rPr>
+        <w:t xml:space="preserve"> quantitative health data</w:t>
+      </w:r>
+    </w:p>
+    <w:p>
+      <w:pPr>
+        <w:ind w:left="-284"/>
+        <w:rPr>
+          <w:rFonts w:ascii="Times New Roman" w:eastAsia="Times New Roman" w:hAnsi="Times New Roman" w:cs="Times New Roman"/>
+        </w:rPr>
+      </w:pPr>
     </w:p>
     <w:p>
       <w:pPr>
@@ -3977,28 +3994,96 @@
         <w:ind w:hanging="720"/>
         <w:rPr>
           <w:rFonts w:ascii="Times New Roman" w:eastAsia="Times New Roman" w:hAnsi="Times New Roman" w:cs="Times New Roman"/>
-        </w:rPr>
-      </w:pPr>
-      <w:r>
-        <w:rPr>
-          <w:rFonts w:ascii="Times New Roman" w:eastAsia="Times New Roman" w:hAnsi="Times New Roman" w:cs="Times New Roman"/>
-        </w:rPr>
-        <w:t>Points for improvement</w:t>
-      </w:r>
-      <w:r>
-        <w:rPr>
-          <w:rFonts w:ascii="Times New Roman" w:eastAsia="Times New Roman" w:hAnsi="Times New Roman" w:cs="Times New Roman"/>
-        </w:rPr>
-        <w:t xml:space="preserve"> </w:t>
-      </w:r>
-      <w:r>
-        <w:rPr>
-          <w:rFonts w:ascii="Times New Roman" w:eastAsia="Times New Roman" w:hAnsi="Times New Roman" w:cs="Times New Roman"/>
           <w:b/>
           <w:bCs/>
-        </w:rPr>
-        <w:t>(75 words)</w:t>
-      </w:r>
+          <w:sz w:val="28"/>
+          <w:szCs w:val="28"/>
+        </w:rPr>
+      </w:pPr>
+      <w:r>
+        <w:rPr>
+          <w:rFonts w:ascii="Times New Roman" w:eastAsia="Times New Roman" w:hAnsi="Times New Roman" w:cs="Times New Roman"/>
+          <w:b/>
+          <w:bCs/>
+          <w:sz w:val="28"/>
+          <w:szCs w:val="28"/>
+        </w:rPr>
+        <w:t>Points for improvement</w:t>
+      </w:r>
+      <w:r>
+        <w:rPr>
+          <w:rFonts w:ascii="Times New Roman" w:eastAsia="Times New Roman" w:hAnsi="Times New Roman" w:cs="Times New Roman"/>
+          <w:b/>
+          <w:bCs/>
+          <w:sz w:val="28"/>
+          <w:szCs w:val="28"/>
+        </w:rPr>
+        <w:t xml:space="preserve"> </w:t>
+      </w:r>
+    </w:p>
+    <w:p>
+      <w:pPr>
+        <w:pStyle w:val="ListParagraph"/>
+        <w:ind w:left="420"/>
+        <w:rPr>
+          <w:rFonts w:ascii="Times New Roman" w:eastAsia="Times New Roman" w:hAnsi="Times New Roman" w:cs="Times New Roman"/>
+          <w:b/>
+          <w:bCs/>
+          <w:sz w:val="28"/>
+          <w:szCs w:val="28"/>
+        </w:rPr>
+      </w:pPr>
+    </w:p>
+    <w:p>
+      <w:pPr>
+        <w:pStyle w:val="ListParagraph"/>
+        <w:ind w:left="-284"/>
+        <w:jc w:val="both"/>
+        <w:rPr>
+          <w:rFonts w:ascii="Times New Roman" w:eastAsia="Times New Roman" w:hAnsi="Times New Roman" w:cs="Times New Roman"/>
+          <w:b/>
+          <w:bCs/>
+          <w:sz w:val="28"/>
+          <w:szCs w:val="28"/>
+        </w:rPr>
+      </w:pPr>
+      <w:r>
+        <w:rPr>
+          <w:rFonts w:ascii="Times New Roman" w:eastAsia="Times New Roman" w:hAnsi="Times New Roman" w:cs="Times New Roman"/>
+          <w:kern w:val="0"/>
+          <w:lang w:eastAsia="en-GB"/>
+          <w14:ligatures w14:val="none"/>
+        </w:rPr>
+        <w:t xml:space="preserve">Initially, scheduling synchronous meetings was difficult because of different schedules. Coding activities were occasionally delayed because certain individuals required additional time to understand R programming. It would have been easier to read if coding standards and documentation had been established sooner. Issues might have been found earlier if intermediate </w:t>
+      </w:r>
+      <w:r>
+        <w:rPr>
+          <w:rFonts w:ascii="Times New Roman" w:eastAsia="Times New Roman" w:hAnsi="Times New Roman" w:cs="Times New Roman"/>
+          <w:kern w:val="0"/>
+          <w:lang w:eastAsia="en-GB"/>
+          <w14:ligatures w14:val="none"/>
+        </w:rPr>
+        <w:lastRenderedPageBreak/>
+        <w:t>checkpoints had been more frequent. Improving our first literature search approach would have expedited background research and given the analysis a more solid theoretical basis.  </w:t>
+      </w:r>
+    </w:p>
+    <w:p>
+      <w:pPr>
+        <w:rPr>
+          <w:rFonts w:ascii="Times New Roman" w:eastAsia="Times New Roman" w:hAnsi="Times New Roman" w:cs="Times New Roman"/>
+          <w:kern w:val="0"/>
+          <w:lang w:eastAsia="en-GB"/>
+          <w14:ligatures w14:val="none"/>
+        </w:rPr>
+      </w:pPr>
+    </w:p>
+    <w:p>
+      <w:pPr>
+        <w:ind w:left="-300"/>
+        <w:rPr>
+          <w:rFonts w:ascii="Times New Roman" w:eastAsia="Times New Roman" w:hAnsi="Times New Roman" w:cs="Times New Roman"/>
+        </w:rPr>
+      </w:pPr>
     </w:p>
     <w:p>
       <w:pPr>
@@ -4010,21 +4095,61 @@
         <w:ind w:hanging="720"/>
         <w:rPr>
           <w:rFonts w:ascii="Times New Roman" w:eastAsia="Times New Roman" w:hAnsi="Times New Roman" w:cs="Times New Roman"/>
-        </w:rPr>
-      </w:pPr>
-      <w:r>
-        <w:rPr>
-          <w:rFonts w:ascii="Times New Roman" w:eastAsia="Times New Roman" w:hAnsi="Times New Roman" w:cs="Times New Roman"/>
-        </w:rPr>
-        <w:t>Group’s time management (</w:t>
-      </w:r>
-      <w:r>
-        <w:rPr>
-          <w:rFonts w:ascii="Times New Roman" w:eastAsia="Times New Roman" w:hAnsi="Times New Roman" w:cs="Times New Roman"/>
           <w:b/>
-        </w:rPr>
-        <w:t>50 words)</w:t>
-      </w:r>
+          <w:bCs/>
+          <w:sz w:val="28"/>
+          <w:szCs w:val="28"/>
+        </w:rPr>
+      </w:pPr>
+      <w:r>
+        <w:rPr>
+          <w:rFonts w:ascii="Times New Roman" w:eastAsia="Times New Roman" w:hAnsi="Times New Roman" w:cs="Times New Roman"/>
+          <w:b/>
+          <w:bCs/>
+          <w:sz w:val="28"/>
+          <w:szCs w:val="28"/>
+        </w:rPr>
+        <w:t>Group’s time management</w:t>
+      </w:r>
+    </w:p>
+    <w:p>
+      <w:pPr>
+        <w:pStyle w:val="ListParagraph"/>
+        <w:ind w:left="420"/>
+        <w:rPr>
+          <w:rFonts w:ascii="Times New Roman" w:eastAsia="Times New Roman" w:hAnsi="Times New Roman" w:cs="Times New Roman"/>
+        </w:rPr>
+      </w:pPr>
+    </w:p>
+    <w:p>
+      <w:pPr>
+        <w:pStyle w:val="ListParagraph"/>
+        <w:ind w:left="-284"/>
+        <w:jc w:val="both"/>
+        <w:rPr>
+          <w:rFonts w:ascii="Times New Roman" w:hAnsi="Times New Roman" w:cs="Times New Roman"/>
+          <w:color w:val="222222"/>
+          <w:shd w:val="clear" w:color="auto" w:fill="FFFFFF"/>
+        </w:rPr>
+      </w:pPr>
+      <w:r>
+        <w:rPr>
+          <w:rFonts w:ascii="Times New Roman" w:hAnsi="Times New Roman" w:cs="Times New Roman"/>
+          <w:color w:val="222222"/>
+          <w:shd w:val="clear" w:color="auto" w:fill="FFFFFF"/>
+        </w:rPr>
+        <w:t>Overall, time management was adequate, and significant deadlines were met. The initial data investigation and literature research took longer than expected, which limited the amount of time available for refining the visualisation. In order to enable more in-depth study and assessment, buffer periods should be included in future projects.</w:t>
+      </w:r>
+    </w:p>
+    <w:p>
+      <w:pPr>
+        <w:pStyle w:val="ListParagraph"/>
+        <w:ind w:left="-284"/>
+        <w:jc w:val="both"/>
+        <w:rPr>
+          <w:rFonts w:ascii="Times New Roman" w:eastAsia="Times New Roman" w:hAnsi="Times New Roman" w:cs="Times New Roman"/>
+        </w:rPr>
+      </w:pPr>
     </w:p>
     <w:p>
       <w:pPr>
@@ -4036,21 +4161,57 @@
         <w:ind w:hanging="720"/>
         <w:rPr>
           <w:rFonts w:ascii="Times New Roman" w:eastAsia="Times New Roman" w:hAnsi="Times New Roman" w:cs="Times New Roman"/>
-        </w:rPr>
-      </w:pPr>
-      <w:r>
-        <w:rPr>
-          <w:rFonts w:ascii="Times New Roman" w:eastAsia="Times New Roman" w:hAnsi="Times New Roman" w:cs="Times New Roman"/>
-        </w:rPr>
-        <w:t>Project’s overall judgement (</w:t>
-      </w:r>
-      <w:r>
-        <w:rPr>
-          <w:rFonts w:ascii="Times New Roman" w:eastAsia="Times New Roman" w:hAnsi="Times New Roman" w:cs="Times New Roman"/>
           <w:b/>
-        </w:rPr>
-        <w:t>50 words)</w:t>
-      </w:r>
+          <w:bCs/>
+          <w:sz w:val="28"/>
+          <w:szCs w:val="28"/>
+        </w:rPr>
+      </w:pPr>
+      <w:r>
+        <w:rPr>
+          <w:rFonts w:ascii="Times New Roman" w:eastAsia="Times New Roman" w:hAnsi="Times New Roman" w:cs="Times New Roman"/>
+          <w:b/>
+          <w:bCs/>
+          <w:sz w:val="28"/>
+          <w:szCs w:val="28"/>
+        </w:rPr>
+        <w:t xml:space="preserve">Project’s overall judgement </w:t>
+      </w:r>
+    </w:p>
+    <w:p>
+      <w:pPr>
+        <w:ind w:left="-300"/>
+        <w:rPr>
+          <w:rFonts w:ascii="Times New Roman" w:eastAsia="Times New Roman" w:hAnsi="Times New Roman" w:cs="Times New Roman"/>
+        </w:rPr>
+      </w:pPr>
+    </w:p>
+    <w:p>
+      <w:pPr>
+        <w:ind w:left="-300"/>
+        <w:jc w:val="both"/>
+        <w:rPr>
+          <w:rFonts w:ascii="Times New Roman" w:hAnsi="Times New Roman" w:cs="Times New Roman"/>
+          <w:color w:val="222222"/>
+          <w:shd w:val="clear" w:color="auto" w:fill="FFFFFF"/>
+        </w:rPr>
+      </w:pPr>
+      <w:r>
+        <w:rPr>
+          <w:rFonts w:ascii="Times New Roman" w:hAnsi="Times New Roman" w:cs="Times New Roman"/>
+          <w:color w:val="222222"/>
+          <w:shd w:val="clear" w:color="auto" w:fill="FFFFFF"/>
+        </w:rPr>
+        <w:t>By formulating a pertinent research question, carrying out suitable statistical analysis, and coming to conclusions supported by data, this study achieved its goals. It improved our knowledge of collaborative data science, study methodology, and the application of statistics to actual health data, laying the groundwork for future studies.</w:t>
+      </w:r>
+    </w:p>
+    <w:p>
+      <w:pPr>
+        <w:ind w:left="-300"/>
+        <w:rPr>
+          <w:rFonts w:ascii="Times New Roman" w:eastAsia="Times New Roman" w:hAnsi="Times New Roman" w:cs="Times New Roman"/>
+        </w:rPr>
+      </w:pPr>
     </w:p>
     <w:p>
       <w:pPr>
@@ -4163,6 +4324,15 @@
     </w:p>
     <w:p>
       <w:pPr>
+        <w:rPr>
+          <w:rFonts w:ascii="Times New Roman" w:eastAsia="Times New Roman" w:hAnsi="Times New Roman" w:cs="Times New Roman"/>
+          <w:b/>
+          <w:bCs/>
+        </w:rPr>
+      </w:pPr>
+    </w:p>
+    <w:p>
+      <w:pPr>
         <w:pStyle w:val="ListParagraph"/>
         <w:numPr>
           <w:ilvl w:val="1"/>
@@ -4173,280 +4343,257 @@
           <w:rFonts w:ascii="Times New Roman" w:eastAsia="Times New Roman" w:hAnsi="Times New Roman" w:cs="Times New Roman"/>
           <w:b/>
           <w:bCs/>
-        </w:rPr>
-      </w:pPr>
-      <w:r>
-        <w:rPr>
-          <w:rFonts w:ascii="Times New Roman" w:eastAsia="Times New Roman" w:hAnsi="Times New Roman" w:cs="Times New Roman"/>
-        </w:rPr>
-        <w:t>Comment on the Git</w:t>
-      </w:r>
-      <w:r>
-        <w:rPr>
-          <w:rFonts w:ascii="Times New Roman" w:eastAsia="Times New Roman" w:hAnsi="Times New Roman" w:cs="Times New Roman"/>
-        </w:rPr>
-        <w:t>Hub</w:t>
-      </w:r>
-      <w:r>
-        <w:rPr>
-          <w:rFonts w:ascii="Times New Roman" w:eastAsia="Times New Roman" w:hAnsi="Times New Roman" w:cs="Times New Roman"/>
-        </w:rPr>
-        <w:t xml:space="preserve"> log output </w:t>
-      </w:r>
+          <w:sz w:val="28"/>
+          <w:szCs w:val="28"/>
+        </w:rPr>
+      </w:pPr>
       <w:r>
         <w:rPr>
           <w:rFonts w:ascii="Times New Roman" w:eastAsia="Times New Roman" w:hAnsi="Times New Roman" w:cs="Times New Roman"/>
           <w:b/>
           <w:bCs/>
-        </w:rPr>
-        <w:t xml:space="preserve">(50 words) </w:t>
-      </w:r>
-    </w:p>
-    <w:p>
-      <w:pPr>
-        <w:pStyle w:val="ListParagraph"/>
-        <w:ind w:left="1440"/>
+          <w:sz w:val="28"/>
+          <w:szCs w:val="28"/>
+        </w:rPr>
+        <w:t>Comment on the Git</w:t>
+      </w:r>
+      <w:r>
         <w:rPr>
           <w:rFonts w:ascii="Times New Roman" w:eastAsia="Times New Roman" w:hAnsi="Times New Roman" w:cs="Times New Roman"/>
           <w:b/>
           <w:bCs/>
-        </w:rPr>
-      </w:pPr>
-      <w:r>
-        <w:rPr>
-          <w:rFonts w:ascii="Times New Roman" w:eastAsia="Times New Roman" w:hAnsi="Times New Roman" w:cs="Times New Roman"/>
-          <w:i/>
-          <w:iCs/>
-          <w:highlight w:val="yellow"/>
-        </w:rPr>
-        <w:t>Please comment on the GitHub log output, and refer to it as being</w:t>
-      </w:r>
-      <w:r>
-        <w:rPr>
-          <w:rFonts w:ascii="Times New Roman" w:eastAsia="Times New Roman" w:hAnsi="Times New Roman" w:cs="Times New Roman"/>
-          <w:i/>
-          <w:iCs/>
-          <w:highlight w:val="yellow"/>
-        </w:rPr>
-        <w:t xml:space="preserve"> </w:t>
-      </w:r>
-      <w:r>
-        <w:rPr>
-          <w:rFonts w:ascii="Times New Roman" w:eastAsia="Times New Roman" w:hAnsi="Times New Roman" w:cs="Times New Roman"/>
-          <w:i/>
-          <w:iCs/>
-          <w:highlight w:val="yellow"/>
-        </w:rPr>
-        <w:t>placed into</w:t>
+          <w:sz w:val="28"/>
+          <w:szCs w:val="28"/>
+        </w:rPr>
+        <w:t>Hub</w:t>
       </w:r>
       <w:r>
         <w:rPr>
           <w:rFonts w:ascii="Times New Roman" w:eastAsia="Times New Roman" w:hAnsi="Times New Roman" w:cs="Times New Roman"/>
           <w:b/>
           <w:bCs/>
-        </w:rPr>
-        <w:t xml:space="preserve"> </w:t>
-      </w:r>
-      <w:r>
-        <w:rPr>
-          <w:rFonts w:ascii="Times New Roman" w:eastAsiaTheme="minorEastAsia" w:hAnsi="Times New Roman" w:cs="Times New Roman"/>
-          <w:i/>
-          <w:iCs/>
-          <w:highlight w:val="yellow"/>
-        </w:rPr>
-        <w:t>Appendix B.</w:t>
-      </w:r>
-      <w:r>
-        <w:rPr>
-          <w:rFonts w:ascii="Times New Roman" w:eastAsia="Times New Roman" w:hAnsi="Times New Roman" w:cs="Times New Roman"/>
+          <w:sz w:val="28"/>
+          <w:szCs w:val="28"/>
+        </w:rPr>
+        <w:t xml:space="preserve"> log output (50 words) </w:t>
+      </w:r>
+    </w:p>
+    <w:p>
+      <w:pPr>
+        <w:ind w:left="-300"/>
+      </w:pPr>
+    </w:p>
+    <w:p>
+      <w:pPr>
+        <w:pStyle w:val="ListParagraph"/>
+        <w:numPr>
+          <w:ilvl w:val="3"/>
+          <w:numId w:val="5"/>
+        </w:numPr>
+        <w:ind w:left="426"/>
+        <w:jc w:val="both"/>
+        <w:rPr>
+          <w:rFonts w:ascii="Times New Roman" w:hAnsi="Times New Roman" w:cs="Times New Roman"/>
+          <w:kern w:val="0"/>
+        </w:rPr>
+      </w:pPr>
+      <w:r>
+        <w:rPr>
+          <w:rFonts w:ascii="Times New Roman" w:hAnsi="Times New Roman" w:cs="Times New Roman"/>
           <w:b/>
           <w:bCs/>
         </w:rPr>
+        <w:t>Commit</w:t>
+      </w:r>
+      <w:r>
+        <w:rPr>
+          <w:rFonts w:ascii="Times New Roman" w:hAnsi="Times New Roman" w:cs="Times New Roman"/>
+        </w:rPr>
         <w:t xml:space="preserve"> </w:t>
       </w:r>
-    </w:p>
-    <w:p>
-      <w:pPr>
-        <w:spacing w:before="240" w:after="240"/>
-        <w:ind w:left="1440"/>
-        <w:rPr>
-          <w:rFonts w:ascii="Times New Roman" w:eastAsia="Times New Roman" w:hAnsi="Times New Roman" w:cs="Times New Roman"/>
-          <w:i/>
-          <w:iCs/>
-          <w:highlight w:val="yellow"/>
-        </w:rPr>
-      </w:pPr>
-      <w:r>
-        <w:rPr>
-          <w:rFonts w:ascii="Times New Roman" w:eastAsia="Times New Roman" w:hAnsi="Times New Roman" w:cs="Times New Roman"/>
-          <w:i/>
-          <w:iCs/>
-          <w:highlight w:val="yellow"/>
-        </w:rPr>
-        <w:t>From your Git log, select three most significant commits during this project and include the following for each:</w:t>
-      </w:r>
+      <w:r>
+        <w:rPr>
+          <w:rFonts w:ascii="Times New Roman" w:hAnsi="Times New Roman" w:cs="Times New Roman"/>
+          <w:b/>
+          <w:bCs/>
+        </w:rPr>
+        <w:t>message</w:t>
+      </w:r>
+      <w:r>
+        <w:rPr>
+          <w:rFonts w:ascii="Times New Roman" w:hAnsi="Times New Roman" w:cs="Times New Roman"/>
+        </w:rPr>
+        <w:t>:</w:t>
+      </w:r>
+      <w:r>
+        <w:rPr>
+          <w:rFonts w:ascii="Times New Roman" w:hAnsi="Times New Roman" w:cs="Times New Roman"/>
+          <w:kern w:val="0"/>
+        </w:rPr>
+        <w:t xml:space="preserve"> Add the Dataset loading, Cleaning, Merging, Descriptive statistics and Visualization</w:t>
+      </w:r>
+      <w:r>
+        <w:rPr>
+          <w:rFonts w:ascii="Times New Roman" w:hAnsi="Times New Roman" w:cs="Times New Roman"/>
+          <w:kern w:val="0"/>
+        </w:rPr>
+        <w:t>.</w:t>
+      </w:r>
+    </w:p>
+    <w:p>
+      <w:pPr>
+        <w:ind w:left="426"/>
+        <w:jc w:val="both"/>
+        <w:rPr>
+          <w:rFonts w:ascii="Times New Roman" w:hAnsi="Times New Roman" w:cs="Times New Roman"/>
+        </w:rPr>
+      </w:pPr>
+      <w:r>
+        <w:rPr>
+          <w:rFonts w:ascii="Times New Roman" w:hAnsi="Times New Roman" w:cs="Times New Roman"/>
+          <w:b/>
+          <w:bCs/>
+        </w:rPr>
+        <w:t>Brief</w:t>
+      </w:r>
+      <w:r>
+        <w:rPr>
+          <w:rFonts w:ascii="Times New Roman" w:hAnsi="Times New Roman" w:cs="Times New Roman"/>
+        </w:rPr>
+        <w:t xml:space="preserve"> </w:t>
+      </w:r>
+      <w:r>
+        <w:rPr>
+          <w:rFonts w:ascii="Times New Roman" w:hAnsi="Times New Roman" w:cs="Times New Roman"/>
+          <w:b/>
+          <w:bCs/>
+        </w:rPr>
+        <w:t>Impact</w:t>
+      </w:r>
+      <w:r>
+        <w:rPr>
+          <w:rFonts w:ascii="Times New Roman" w:hAnsi="Times New Roman" w:cs="Times New Roman"/>
+        </w:rPr>
+        <w:t>: By establishing the entire analytical workflow, this update allows for precise dataset integration, enhanced data quality, statistical insights, and unambiguous visual exploration. It serves as the fundamental basis for understanding how alcohol use and life expectancy are related.</w:t>
+      </w:r>
+    </w:p>
+    <w:p>
+      <w:pPr>
+        <w:ind w:left="-300"/>
+        <w:jc w:val="both"/>
+        <w:rPr>
+          <w:rFonts w:ascii="Times New Roman" w:eastAsia="Times New Roman" w:hAnsi="Times New Roman" w:cs="Times New Roman"/>
+          <w:b/>
+          <w:bCs/>
+        </w:rPr>
+      </w:pPr>
     </w:p>
     <w:p>
       <w:pPr>
         <w:pStyle w:val="ListParagraph"/>
         <w:numPr>
-          <w:ilvl w:val="0"/>
-          <w:numId w:val="2"/>
+          <w:ilvl w:val="3"/>
+          <w:numId w:val="5"/>
         </w:numPr>
-        <w:spacing w:before="240" w:after="240"/>
-        <w:ind w:left="1890"/>
-        <w:rPr>
-          <w:rFonts w:ascii="Times New Roman" w:eastAsia="Times New Roman" w:hAnsi="Times New Roman" w:cs="Times New Roman"/>
-          <w:i/>
-          <w:iCs/>
-          <w:highlight w:val="yellow"/>
-        </w:rPr>
-      </w:pPr>
-      <w:r>
-        <w:rPr>
-          <w:rFonts w:ascii="Times New Roman" w:eastAsia="Times New Roman" w:hAnsi="Times New Roman" w:cs="Times New Roman"/>
+        <w:ind w:left="426"/>
+        <w:jc w:val="both"/>
+        <w:rPr>
+          <w:rFonts w:ascii="Times New Roman" w:hAnsi="Times New Roman" w:cs="Times New Roman"/>
+          <w:kern w:val="0"/>
+        </w:rPr>
+      </w:pPr>
+      <w:r>
+        <w:rPr>
+          <w:rFonts w:ascii="Times New Roman" w:hAnsi="Times New Roman" w:cs="Times New Roman"/>
           <w:b/>
           <w:bCs/>
-          <w:i/>
-          <w:iCs/>
-          <w:highlight w:val="yellow"/>
-        </w:rPr>
-        <w:t>Commit Message:</w:t>
-      </w:r>
-      <w:r>
-        <w:rPr>
-          <w:rFonts w:ascii="Times New Roman" w:eastAsia="Times New Roman" w:hAnsi="Times New Roman" w:cs="Times New Roman"/>
-          <w:i/>
-          <w:iCs/>
-          <w:highlight w:val="yellow"/>
-        </w:rPr>
-        <w:t xml:space="preserve"> [Insert Commit Message] Brief explanation of </w:t>
-      </w:r>
-      <w:r>
-        <w:rPr>
-          <w:rFonts w:ascii="Times New Roman" w:eastAsia="Times New Roman" w:hAnsi="Times New Roman" w:cs="Times New Roman"/>
-          <w:i/>
-          <w:iCs/>
-          <w:highlight w:val="yellow"/>
-        </w:rPr>
-        <w:t>the broader</w:t>
-      </w:r>
-      <w:r>
-        <w:rPr>
-          <w:rFonts w:ascii="Times New Roman" w:eastAsia="Times New Roman" w:hAnsi="Times New Roman" w:cs="Times New Roman"/>
-          <w:i/>
-          <w:iCs/>
-          <w:highlight w:val="yellow"/>
-        </w:rPr>
-        <w:t xml:space="preserve"> impact</w:t>
-      </w:r>
-      <w:r>
-        <w:rPr>
-          <w:rFonts w:ascii="Times New Roman" w:eastAsia="Times New Roman" w:hAnsi="Times New Roman" w:cs="Times New Roman"/>
-          <w:i/>
-          <w:iCs/>
-          <w:highlight w:val="yellow"/>
-        </w:rPr>
-        <w:t xml:space="preserve"> of the change</w:t>
-      </w:r>
-    </w:p>
-    <w:p>
-      <w:pPr>
-        <w:pStyle w:val="ListParagraph"/>
-        <w:numPr>
-          <w:ilvl w:val="0"/>
-          <w:numId w:val="2"/>
-        </w:numPr>
-        <w:spacing w:before="240" w:after="240"/>
-        <w:ind w:left="1890"/>
-        <w:rPr>
-          <w:rFonts w:ascii="Times New Roman" w:eastAsia="Times New Roman" w:hAnsi="Times New Roman" w:cs="Times New Roman"/>
-          <w:i/>
-          <w:iCs/>
-          <w:highlight w:val="yellow"/>
-        </w:rPr>
-      </w:pPr>
-      <w:r>
-        <w:rPr>
-          <w:rFonts w:ascii="Times New Roman" w:eastAsia="Times New Roman" w:hAnsi="Times New Roman" w:cs="Times New Roman"/>
+        </w:rPr>
+        <w:t>Commit</w:t>
+      </w:r>
+      <w:r>
+        <w:rPr>
+          <w:rFonts w:ascii="Times New Roman" w:hAnsi="Times New Roman" w:cs="Times New Roman"/>
+        </w:rPr>
+        <w:t xml:space="preserve"> </w:t>
+      </w:r>
+      <w:r>
+        <w:rPr>
+          <w:rFonts w:ascii="Times New Roman" w:hAnsi="Times New Roman" w:cs="Times New Roman"/>
           <w:b/>
           <w:bCs/>
-          <w:i/>
-          <w:iCs/>
-          <w:highlight w:val="yellow"/>
-        </w:rPr>
-        <w:lastRenderedPageBreak/>
-        <w:t>Commit Message:</w:t>
-      </w:r>
-      <w:r>
-        <w:rPr>
-          <w:rFonts w:ascii="Times New Roman" w:eastAsia="Times New Roman" w:hAnsi="Times New Roman" w:cs="Times New Roman"/>
-          <w:i/>
-          <w:iCs/>
-          <w:highlight w:val="yellow"/>
-        </w:rPr>
-        <w:t xml:space="preserve"> [Insert Commit Message] Brief explanation of the </w:t>
-      </w:r>
-      <w:r>
-        <w:rPr>
-          <w:rFonts w:ascii="Times New Roman" w:eastAsia="Times New Roman" w:hAnsi="Times New Roman" w:cs="Times New Roman"/>
-          <w:i/>
-          <w:iCs/>
-          <w:highlight w:val="yellow"/>
-        </w:rPr>
-        <w:t>broader impact of the change</w:t>
-      </w:r>
-    </w:p>
-    <w:p>
-      <w:pPr>
-        <w:pStyle w:val="ListParagraph"/>
-        <w:numPr>
-          <w:ilvl w:val="0"/>
-          <w:numId w:val="2"/>
-        </w:numPr>
-        <w:spacing w:before="240" w:after="240"/>
-        <w:ind w:left="1890"/>
-        <w:rPr>
-          <w:rFonts w:ascii="Times New Roman" w:eastAsia="Times New Roman" w:hAnsi="Times New Roman" w:cs="Times New Roman"/>
-          <w:i/>
-          <w:iCs/>
-          <w:highlight w:val="yellow"/>
-        </w:rPr>
-      </w:pPr>
-      <w:r>
+        </w:rPr>
+        <w:t>message</w:t>
+      </w:r>
+      <w:r>
+        <w:rPr>
+          <w:rFonts w:ascii="Times New Roman" w:hAnsi="Times New Roman" w:cs="Times New Roman"/>
+        </w:rPr>
+        <w:t>:</w:t>
+      </w:r>
+      <w:r>
+        <w:rPr>
+          <w:rFonts w:ascii="Times New Roman" w:hAnsi="Times New Roman" w:cs="Times New Roman"/>
+          <w:kern w:val="0"/>
+        </w:rPr>
+        <w:t xml:space="preserve"> </w:t>
+      </w:r>
+      <w:r>
+        <w:rPr>
+          <w:rFonts w:ascii="Times New Roman" w:hAnsi="Times New Roman" w:cs="Times New Roman"/>
+          <w:kern w:val="0"/>
+        </w:rPr>
+        <w:t xml:space="preserve">Updated Analysis – Pearson Correlation and Interpretation of data </w:t>
+      </w:r>
+    </w:p>
+    <w:p>
+      <w:pPr>
+        <w:ind w:left="426"/>
+        <w:jc w:val="both"/>
         <w:rPr>
           <w:rFonts w:ascii="Times New Roman" w:eastAsia="Times New Roman" w:hAnsi="Times New Roman" w:cs="Times New Roman"/>
           <w:b/>
           <w:bCs/>
-          <w:i/>
-          <w:iCs/>
-          <w:highlight w:val="yellow"/>
-        </w:rPr>
-        <w:t>Commit Message:</w:t>
-      </w:r>
-      <w:r>
-        <w:rPr>
-          <w:rFonts w:ascii="Times New Roman" w:eastAsia="Times New Roman" w:hAnsi="Times New Roman" w:cs="Times New Roman"/>
-          <w:i/>
-          <w:iCs/>
-          <w:highlight w:val="yellow"/>
-        </w:rPr>
-        <w:t xml:space="preserve"> [Insert Commit Message] Brief explanation of the </w:t>
-      </w:r>
-      <w:r>
-        <w:rPr>
-          <w:rFonts w:ascii="Times New Roman" w:eastAsia="Times New Roman" w:hAnsi="Times New Roman" w:cs="Times New Roman"/>
-          <w:i/>
-          <w:iCs/>
-          <w:highlight w:val="yellow"/>
-        </w:rPr>
-        <w:t>broader impact of the change</w:t>
-      </w:r>
-    </w:p>
-    <w:p>
-      <w:pPr>
-        <w:pStyle w:val="ListParagraph"/>
-        <w:ind w:left="1080"/>
+        </w:rPr>
+      </w:pPr>
+      <w:r>
+        <w:rPr>
+          <w:rFonts w:ascii="Times New Roman" w:hAnsi="Times New Roman" w:cs="Times New Roman"/>
+          <w:b/>
+          <w:bCs/>
+        </w:rPr>
+        <w:t>Brief</w:t>
+      </w:r>
+      <w:r>
+        <w:rPr>
+          <w:rFonts w:ascii="Times New Roman" w:hAnsi="Times New Roman" w:cs="Times New Roman"/>
+        </w:rPr>
+        <w:t xml:space="preserve"> </w:t>
+      </w:r>
+      <w:r>
+        <w:rPr>
+          <w:rFonts w:ascii="Times New Roman" w:hAnsi="Times New Roman" w:cs="Times New Roman"/>
+          <w:b/>
+          <w:bCs/>
+        </w:rPr>
+        <w:t>Impact</w:t>
+      </w:r>
+      <w:r>
+        <w:rPr>
+          <w:rFonts w:ascii="Times New Roman" w:hAnsi="Times New Roman" w:cs="Times New Roman"/>
+        </w:rPr>
+        <w:t xml:space="preserve">: </w:t>
+      </w:r>
+      <w:r>
+        <w:rPr>
+          <w:rFonts w:ascii="Times New Roman" w:hAnsi="Times New Roman" w:cs="Times New Roman"/>
+        </w:rPr>
+        <w:t>This commit signified a significant phase in the completion and interpretation of statistical testing. It transformed the dataset into significant analytical results that immediately supported responding to the study issue and finishing hypothesis testing by adding the Pearson correlation analysis, computing important values, and offering the interpretation.</w:t>
+      </w:r>
+    </w:p>
+    <w:p>
+      <w:pPr>
+        <w:ind w:left="-300"/>
+        <w:jc w:val="both"/>
         <w:rPr>
           <w:rFonts w:ascii="Times New Roman" w:eastAsia="Times New Roman" w:hAnsi="Times New Roman" w:cs="Times New Roman"/>
           <w:b/>
@@ -5188,7 +5335,6 @@
               <w:rPr>
                 <w:rFonts w:ascii="Times New Roman" w:eastAsia="Times New Roman" w:hAnsi="Times New Roman" w:cs="Times New Roman"/>
               </w:rPr>
-              <w:lastRenderedPageBreak/>
               <w:t># ============================================================================</w:t>
             </w:r>
           </w:p>
@@ -5330,6 +5476,7 @@
               <w:rPr>
                 <w:rFonts w:ascii="Times New Roman" w:eastAsia="Times New Roman" w:hAnsi="Times New Roman" w:cs="Times New Roman"/>
               </w:rPr>
+              <w:lastRenderedPageBreak/>
               <w:t>cat(</w:t>
             </w:r>
             <w:proofErr w:type="gramEnd"/>
@@ -5392,7 +5539,21 @@
               <w:rPr>
                 <w:rFonts w:ascii="Times New Roman" w:eastAsia="Times New Roman" w:hAnsi="Times New Roman" w:cs="Times New Roman"/>
               </w:rPr>
-              <w:t xml:space="preserve"> &lt;- read.csv("C:\\Users\\hynda\\Downloads\\lifeexpectancy.csv")</w:t>
+              <w:t xml:space="preserve"> &lt;- read.csv("C:\\Users\\</w:t>
+            </w:r>
+            <w:proofErr w:type="spellStart"/>
+            <w:r>
+              <w:rPr>
+                <w:rFonts w:ascii="Times New Roman" w:eastAsia="Times New Roman" w:hAnsi="Times New Roman" w:cs="Times New Roman"/>
+              </w:rPr>
+              <w:t>hynda</w:t>
+            </w:r>
+            <w:proofErr w:type="spellEnd"/>
+            <w:r>
+              <w:rPr>
+                <w:rFonts w:ascii="Times New Roman" w:eastAsia="Times New Roman" w:hAnsi="Times New Roman" w:cs="Times New Roman"/>
+              </w:rPr>
+              <w:t>\\Downloads\\lifeexpectancy.csv")</w:t>
             </w:r>
           </w:p>
           <w:p>
@@ -5937,7 +6098,6 @@
               <w:rPr>
                 <w:rFonts w:ascii="Times New Roman" w:eastAsia="Times New Roman" w:hAnsi="Times New Roman" w:cs="Times New Roman"/>
               </w:rPr>
-              <w:lastRenderedPageBreak/>
               <w:t># ============================================================================</w:t>
             </w:r>
           </w:p>
@@ -6138,6 +6298,7 @@
               <w:rPr>
                 <w:rFonts w:ascii="Times New Roman" w:eastAsia="Times New Roman" w:hAnsi="Times New Roman" w:cs="Times New Roman"/>
               </w:rPr>
+              <w:lastRenderedPageBreak/>
               <w:t>cat(</w:t>
             </w:r>
             <w:proofErr w:type="gramEnd"/>
@@ -6330,12 +6491,243 @@
               <w:t xml:space="preserve"> = "country", </w:t>
             </w:r>
             <w:proofErr w:type="spellStart"/>
+            <w:r>
+              <w:rPr>
+                <w:rFonts w:ascii="Times New Roman" w:eastAsia="Times New Roman" w:hAnsi="Times New Roman" w:cs="Times New Roman"/>
+              </w:rPr>
+              <w:t>by.y</w:t>
+            </w:r>
+            <w:proofErr w:type="spellEnd"/>
+            <w:r>
+              <w:rPr>
+                <w:rFonts w:ascii="Times New Roman" w:eastAsia="Times New Roman" w:hAnsi="Times New Roman" w:cs="Times New Roman"/>
+              </w:rPr>
+              <w:t xml:space="preserve"> = "</w:t>
+            </w:r>
+            <w:proofErr w:type="spellStart"/>
+            <w:r>
+              <w:rPr>
+                <w:rFonts w:ascii="Times New Roman" w:eastAsia="Times New Roman" w:hAnsi="Times New Roman" w:cs="Times New Roman"/>
+              </w:rPr>
+              <w:t>CountryDisplay</w:t>
+            </w:r>
+            <w:proofErr w:type="spellEnd"/>
+            <w:r>
+              <w:rPr>
+                <w:rFonts w:ascii="Times New Roman" w:eastAsia="Times New Roman" w:hAnsi="Times New Roman" w:cs="Times New Roman"/>
+              </w:rPr>
+              <w:t>", all = FALSE)</w:t>
+            </w:r>
+          </w:p>
+          <w:p>
+            <w:pPr>
+              <w:rPr>
+                <w:rFonts w:ascii="Times New Roman" w:eastAsia="Times New Roman" w:hAnsi="Times New Roman" w:cs="Times New Roman"/>
+              </w:rPr>
+            </w:pPr>
+          </w:p>
+          <w:p>
+            <w:pPr>
+              <w:rPr>
+                <w:rFonts w:ascii="Times New Roman" w:eastAsia="Times New Roman" w:hAnsi="Times New Roman" w:cs="Times New Roman"/>
+              </w:rPr>
+            </w:pPr>
             <w:proofErr w:type="gramStart"/>
             <w:r>
               <w:rPr>
                 <w:rFonts w:ascii="Times New Roman" w:eastAsia="Times New Roman" w:hAnsi="Times New Roman" w:cs="Times New Roman"/>
               </w:rPr>
-              <w:t>by.y</w:t>
+              <w:t>cat(</w:t>
+            </w:r>
+            <w:proofErr w:type="gramEnd"/>
+            <w:r>
+              <w:rPr>
+                <w:rFonts w:ascii="Times New Roman" w:eastAsia="Times New Roman" w:hAnsi="Times New Roman" w:cs="Times New Roman"/>
+              </w:rPr>
+              <w:t xml:space="preserve">"Number of countries after merge:", </w:t>
+            </w:r>
+            <w:proofErr w:type="spellStart"/>
+            <w:r>
+              <w:rPr>
+                <w:rFonts w:ascii="Times New Roman" w:eastAsia="Times New Roman" w:hAnsi="Times New Roman" w:cs="Times New Roman"/>
+              </w:rPr>
+              <w:t>nrow</w:t>
+            </w:r>
+            <w:proofErr w:type="spellEnd"/>
+            <w:r>
+              <w:rPr>
+                <w:rFonts w:ascii="Times New Roman" w:eastAsia="Times New Roman" w:hAnsi="Times New Roman" w:cs="Times New Roman"/>
+              </w:rPr>
+              <w:t>(</w:t>
+            </w:r>
+            <w:proofErr w:type="spellStart"/>
+            <w:r>
+              <w:rPr>
+                <w:rFonts w:ascii="Times New Roman" w:eastAsia="Times New Roman" w:hAnsi="Times New Roman" w:cs="Times New Roman"/>
+              </w:rPr>
+              <w:t>data_merged</w:t>
+            </w:r>
+            <w:proofErr w:type="spellEnd"/>
+            <w:r>
+              <w:rPr>
+                <w:rFonts w:ascii="Times New Roman" w:eastAsia="Times New Roman" w:hAnsi="Times New Roman" w:cs="Times New Roman"/>
+              </w:rPr>
+              <w:t>), "\n\n")</w:t>
+            </w:r>
+          </w:p>
+          <w:p>
+            <w:pPr>
+              <w:rPr>
+                <w:rFonts w:ascii="Times New Roman" w:eastAsia="Times New Roman" w:hAnsi="Times New Roman" w:cs="Times New Roman"/>
+              </w:rPr>
+            </w:pPr>
+          </w:p>
+          <w:p>
+            <w:pPr>
+              <w:rPr>
+                <w:rFonts w:ascii="Times New Roman" w:eastAsia="Times New Roman" w:hAnsi="Times New Roman" w:cs="Times New Roman"/>
+              </w:rPr>
+            </w:pPr>
+            <w:r>
+              <w:rPr>
+                <w:rFonts w:ascii="Times New Roman" w:eastAsia="Times New Roman" w:hAnsi="Times New Roman" w:cs="Times New Roman"/>
+              </w:rPr>
+              <w:t># ============================================================================</w:t>
+            </w:r>
+          </w:p>
+          <w:p>
+            <w:pPr>
+              <w:rPr>
+                <w:rFonts w:ascii="Times New Roman" w:eastAsia="Times New Roman" w:hAnsi="Times New Roman" w:cs="Times New Roman"/>
+                <w:b/>
+                <w:bCs/>
+              </w:rPr>
+            </w:pPr>
+            <w:r>
+              <w:rPr>
+                <w:rFonts w:ascii="Times New Roman" w:eastAsia="Times New Roman" w:hAnsi="Times New Roman" w:cs="Times New Roman"/>
+                <w:b/>
+                <w:bCs/>
+              </w:rPr>
+              <w:t># 3. DATA CLEANING AND SELECTION</w:t>
+            </w:r>
+          </w:p>
+          <w:p>
+            <w:pPr>
+              <w:rPr>
+                <w:rFonts w:ascii="Times New Roman" w:eastAsia="Times New Roman" w:hAnsi="Times New Roman" w:cs="Times New Roman"/>
+              </w:rPr>
+            </w:pPr>
+            <w:r>
+              <w:rPr>
+                <w:rFonts w:ascii="Times New Roman" w:eastAsia="Times New Roman" w:hAnsi="Times New Roman" w:cs="Times New Roman"/>
+              </w:rPr>
+              <w:t># ============================================================================</w:t>
+            </w:r>
+          </w:p>
+          <w:p>
+            <w:pPr>
+              <w:rPr>
+                <w:rFonts w:ascii="Times New Roman" w:eastAsia="Times New Roman" w:hAnsi="Times New Roman" w:cs="Times New Roman"/>
+              </w:rPr>
+            </w:pPr>
+            <w:proofErr w:type="spellStart"/>
+            <w:r>
+              <w:rPr>
+                <w:rFonts w:ascii="Times New Roman" w:eastAsia="Times New Roman" w:hAnsi="Times New Roman" w:cs="Times New Roman"/>
+              </w:rPr>
+              <w:t>colnames</w:t>
+            </w:r>
+            <w:proofErr w:type="spellEnd"/>
+            <w:r>
+              <w:rPr>
+                <w:rFonts w:ascii="Times New Roman" w:eastAsia="Times New Roman" w:hAnsi="Times New Roman" w:cs="Times New Roman"/>
+              </w:rPr>
+              <w:t>(</w:t>
+            </w:r>
+            <w:proofErr w:type="spellStart"/>
+            <w:r>
+              <w:rPr>
+                <w:rFonts w:ascii="Times New Roman" w:eastAsia="Times New Roman" w:hAnsi="Times New Roman" w:cs="Times New Roman"/>
+              </w:rPr>
+              <w:t>data_merged</w:t>
+            </w:r>
+            <w:proofErr w:type="spellEnd"/>
+            <w:r>
+              <w:rPr>
+                <w:rFonts w:ascii="Times New Roman" w:eastAsia="Times New Roman" w:hAnsi="Times New Roman" w:cs="Times New Roman"/>
+              </w:rPr>
+              <w:t>)</w:t>
+            </w:r>
+          </w:p>
+          <w:p>
+            <w:pPr>
+              <w:rPr>
+                <w:rFonts w:ascii="Times New Roman" w:eastAsia="Times New Roman" w:hAnsi="Times New Roman" w:cs="Times New Roman"/>
+              </w:rPr>
+            </w:pPr>
+            <w:proofErr w:type="gramStart"/>
+            <w:r>
+              <w:rPr>
+                <w:rFonts w:ascii="Times New Roman" w:eastAsia="Times New Roman" w:hAnsi="Times New Roman" w:cs="Times New Roman"/>
+              </w:rPr>
+              <w:t>cat(</w:t>
+            </w:r>
+            <w:proofErr w:type="gramEnd"/>
+            <w:r>
+              <w:rPr>
+                <w:rFonts w:ascii="Times New Roman" w:eastAsia="Times New Roman" w:hAnsi="Times New Roman" w:cs="Times New Roman"/>
+              </w:rPr>
+              <w:t>"=== DATA CLEANING ===\n\n")</w:t>
+            </w:r>
+          </w:p>
+          <w:p>
+            <w:pPr>
+              <w:rPr>
+                <w:rFonts w:ascii="Times New Roman" w:eastAsia="Times New Roman" w:hAnsi="Times New Roman" w:cs="Times New Roman"/>
+              </w:rPr>
+            </w:pPr>
+          </w:p>
+          <w:p>
+            <w:pPr>
+              <w:rPr>
+                <w:rFonts w:ascii="Times New Roman" w:eastAsia="Times New Roman" w:hAnsi="Times New Roman" w:cs="Times New Roman"/>
+              </w:rPr>
+            </w:pPr>
+            <w:r>
+              <w:rPr>
+                <w:rFonts w:ascii="Times New Roman" w:eastAsia="Times New Roman" w:hAnsi="Times New Roman" w:cs="Times New Roman"/>
+              </w:rPr>
+              <w:t># Remove rows with missing values</w:t>
+            </w:r>
+          </w:p>
+          <w:p>
+            <w:pPr>
+              <w:rPr>
+                <w:rFonts w:ascii="Times New Roman" w:eastAsia="Times New Roman" w:hAnsi="Times New Roman" w:cs="Times New Roman"/>
+              </w:rPr>
+            </w:pPr>
+            <w:proofErr w:type="spellStart"/>
+            <w:r>
+              <w:rPr>
+                <w:rFonts w:ascii="Times New Roman" w:eastAsia="Times New Roman" w:hAnsi="Times New Roman" w:cs="Times New Roman"/>
+              </w:rPr>
+              <w:t>data_clean</w:t>
+            </w:r>
+            <w:proofErr w:type="spellEnd"/>
+            <w:r>
+              <w:rPr>
+                <w:rFonts w:ascii="Times New Roman" w:eastAsia="Times New Roman" w:hAnsi="Times New Roman" w:cs="Times New Roman"/>
+              </w:rPr>
+              <w:t xml:space="preserve"> &lt;- </w:t>
+            </w:r>
+            <w:proofErr w:type="spellStart"/>
+            <w:proofErr w:type="gramStart"/>
+            <w:r>
+              <w:rPr>
+                <w:rFonts w:ascii="Times New Roman" w:eastAsia="Times New Roman" w:hAnsi="Times New Roman" w:cs="Times New Roman"/>
+              </w:rPr>
+              <w:t>na.omit</w:t>
             </w:r>
             <w:proofErr w:type="spellEnd"/>
             <w:proofErr w:type="gramEnd"/>
@@ -6343,29 +6735,22 @@
               <w:rPr>
                 <w:rFonts w:ascii="Times New Roman" w:eastAsia="Times New Roman" w:hAnsi="Times New Roman" w:cs="Times New Roman"/>
               </w:rPr>
-              <w:t xml:space="preserve"> = "</w:t>
+              <w:t>(</w:t>
             </w:r>
             <w:proofErr w:type="spellStart"/>
             <w:r>
               <w:rPr>
                 <w:rFonts w:ascii="Times New Roman" w:eastAsia="Times New Roman" w:hAnsi="Times New Roman" w:cs="Times New Roman"/>
               </w:rPr>
-              <w:t>CountryDisplay</w:t>
+              <w:t>data_merged</w:t>
             </w:r>
             <w:proofErr w:type="spellEnd"/>
             <w:r>
               <w:rPr>
                 <w:rFonts w:ascii="Times New Roman" w:eastAsia="Times New Roman" w:hAnsi="Times New Roman" w:cs="Times New Roman"/>
               </w:rPr>
-              <w:t>", all = FALSE)</w:t>
-            </w:r>
-          </w:p>
-          <w:p>
-            <w:pPr>
-              <w:rPr>
-                <w:rFonts w:ascii="Times New Roman" w:eastAsia="Times New Roman" w:hAnsi="Times New Roman" w:cs="Times New Roman"/>
-              </w:rPr>
-            </w:pPr>
+              <w:t>)</w:t>
+            </w:r>
           </w:p>
           <w:p>
             <w:pPr>
@@ -6385,7 +6770,7 @@
               <w:rPr>
                 <w:rFonts w:ascii="Times New Roman" w:eastAsia="Times New Roman" w:hAnsi="Times New Roman" w:cs="Times New Roman"/>
               </w:rPr>
-              <w:t xml:space="preserve">"Number of countries after merge:", </w:t>
+              <w:t xml:space="preserve">"Number of countries after removing NA:", </w:t>
             </w:r>
             <w:proofErr w:type="spellStart"/>
             <w:r>
@@ -6406,6 +6791,157 @@
               <w:rPr>
                 <w:rFonts w:ascii="Times New Roman" w:eastAsia="Times New Roman" w:hAnsi="Times New Roman" w:cs="Times New Roman"/>
               </w:rPr>
+              <w:t>data_clean</w:t>
+            </w:r>
+            <w:proofErr w:type="spellEnd"/>
+            <w:r>
+              <w:rPr>
+                <w:rFonts w:ascii="Times New Roman" w:eastAsia="Times New Roman" w:hAnsi="Times New Roman" w:cs="Times New Roman"/>
+              </w:rPr>
+              <w:t>), "\n\n")</w:t>
+            </w:r>
+          </w:p>
+          <w:p>
+            <w:pPr>
+              <w:rPr>
+                <w:rFonts w:ascii="Times New Roman" w:eastAsia="Times New Roman" w:hAnsi="Times New Roman" w:cs="Times New Roman"/>
+              </w:rPr>
+            </w:pPr>
+          </w:p>
+          <w:p>
+            <w:pPr>
+              <w:rPr>
+                <w:rFonts w:ascii="Times New Roman" w:eastAsia="Times New Roman" w:hAnsi="Times New Roman" w:cs="Times New Roman"/>
+              </w:rPr>
+            </w:pPr>
+            <w:r>
+              <w:rPr>
+                <w:rFonts w:ascii="Times New Roman" w:eastAsia="Times New Roman" w:hAnsi="Times New Roman" w:cs="Times New Roman"/>
+              </w:rPr>
+              <w:t># Select and rename relevant columns for analysis</w:t>
+            </w:r>
+          </w:p>
+          <w:p>
+            <w:pPr>
+              <w:rPr>
+                <w:rFonts w:ascii="Times New Roman" w:eastAsia="Times New Roman" w:hAnsi="Times New Roman" w:cs="Times New Roman"/>
+              </w:rPr>
+            </w:pPr>
+            <w:r>
+              <w:rPr>
+                <w:rFonts w:ascii="Times New Roman" w:eastAsia="Times New Roman" w:hAnsi="Times New Roman" w:cs="Times New Roman"/>
+              </w:rPr>
+              <w:t xml:space="preserve"># drinks.csv columns: country, </w:t>
+            </w:r>
+            <w:proofErr w:type="spellStart"/>
+            <w:r>
+              <w:rPr>
+                <w:rFonts w:ascii="Times New Roman" w:eastAsia="Times New Roman" w:hAnsi="Times New Roman" w:cs="Times New Roman"/>
+              </w:rPr>
+              <w:t>beer_servings</w:t>
+            </w:r>
+            <w:proofErr w:type="spellEnd"/>
+            <w:r>
+              <w:rPr>
+                <w:rFonts w:ascii="Times New Roman" w:eastAsia="Times New Roman" w:hAnsi="Times New Roman" w:cs="Times New Roman"/>
+              </w:rPr>
+              <w:t xml:space="preserve">, </w:t>
+            </w:r>
+            <w:proofErr w:type="spellStart"/>
+            <w:r>
+              <w:rPr>
+                <w:rFonts w:ascii="Times New Roman" w:eastAsia="Times New Roman" w:hAnsi="Times New Roman" w:cs="Times New Roman"/>
+              </w:rPr>
+              <w:t>spirit_servings</w:t>
+            </w:r>
+            <w:proofErr w:type="spellEnd"/>
+            <w:r>
+              <w:rPr>
+                <w:rFonts w:ascii="Times New Roman" w:eastAsia="Times New Roman" w:hAnsi="Times New Roman" w:cs="Times New Roman"/>
+              </w:rPr>
+              <w:t xml:space="preserve">, </w:t>
+            </w:r>
+            <w:proofErr w:type="spellStart"/>
+            <w:r>
+              <w:rPr>
+                <w:rFonts w:ascii="Times New Roman" w:eastAsia="Times New Roman" w:hAnsi="Times New Roman" w:cs="Times New Roman"/>
+              </w:rPr>
+              <w:t>wine_servings</w:t>
+            </w:r>
+            <w:proofErr w:type="spellEnd"/>
+            <w:r>
+              <w:rPr>
+                <w:rFonts w:ascii="Times New Roman" w:eastAsia="Times New Roman" w:hAnsi="Times New Roman" w:cs="Times New Roman"/>
+              </w:rPr>
+              <w:t xml:space="preserve">, </w:t>
+            </w:r>
+            <w:proofErr w:type="spellStart"/>
+            <w:r>
+              <w:rPr>
+                <w:rFonts w:ascii="Times New Roman" w:eastAsia="Times New Roman" w:hAnsi="Times New Roman" w:cs="Times New Roman"/>
+              </w:rPr>
+              <w:t>total_litres_of_pure_alcohol</w:t>
+            </w:r>
+            <w:proofErr w:type="spellEnd"/>
+          </w:p>
+          <w:p>
+            <w:pPr>
+              <w:rPr>
+                <w:rFonts w:ascii="Times New Roman" w:eastAsia="Times New Roman" w:hAnsi="Times New Roman" w:cs="Times New Roman"/>
+              </w:rPr>
+            </w:pPr>
+            <w:r>
+              <w:rPr>
+                <w:rFonts w:ascii="Times New Roman" w:eastAsia="Times New Roman" w:hAnsi="Times New Roman" w:cs="Times New Roman"/>
+              </w:rPr>
+              <w:t># lifeexpectency.csv has the life expectancy value in the column called "Numeric"</w:t>
+            </w:r>
+          </w:p>
+          <w:p>
+            <w:pPr>
+              <w:rPr>
+                <w:rFonts w:ascii="Times New Roman" w:eastAsia="Times New Roman" w:hAnsi="Times New Roman" w:cs="Times New Roman"/>
+              </w:rPr>
+            </w:pPr>
+          </w:p>
+          <w:p>
+            <w:pPr>
+              <w:rPr>
+                <w:rFonts w:ascii="Times New Roman" w:eastAsia="Times New Roman" w:hAnsi="Times New Roman" w:cs="Times New Roman"/>
+              </w:rPr>
+            </w:pPr>
+            <w:r>
+              <w:rPr>
+                <w:rFonts w:ascii="Times New Roman" w:eastAsia="Times New Roman" w:hAnsi="Times New Roman" w:cs="Times New Roman"/>
+              </w:rPr>
+              <w:t># Select only the columns we need for analysis</w:t>
+            </w:r>
+          </w:p>
+          <w:p>
+            <w:pPr>
+              <w:rPr>
+                <w:rFonts w:ascii="Times New Roman" w:eastAsia="Times New Roman" w:hAnsi="Times New Roman" w:cs="Times New Roman"/>
+              </w:rPr>
+            </w:pPr>
+            <w:proofErr w:type="spellStart"/>
+            <w:r>
+              <w:rPr>
+                <w:rFonts w:ascii="Times New Roman" w:eastAsia="Times New Roman" w:hAnsi="Times New Roman" w:cs="Times New Roman"/>
+              </w:rPr>
+              <w:t>data_clean</w:t>
+            </w:r>
+            <w:proofErr w:type="spellEnd"/>
+            <w:r>
+              <w:rPr>
+                <w:rFonts w:ascii="Times New Roman" w:eastAsia="Times New Roman" w:hAnsi="Times New Roman" w:cs="Times New Roman"/>
+              </w:rPr>
+              <w:t xml:space="preserve"> &lt;- </w:t>
+            </w:r>
+            <w:proofErr w:type="spellStart"/>
+            <w:r>
+              <w:rPr>
+                <w:rFonts w:ascii="Times New Roman" w:eastAsia="Times New Roman" w:hAnsi="Times New Roman" w:cs="Times New Roman"/>
+              </w:rPr>
               <w:t>data_merged</w:t>
             </w:r>
             <w:proofErr w:type="spellEnd"/>
@@ -6413,7 +6949,240 @@
               <w:rPr>
                 <w:rFonts w:ascii="Times New Roman" w:eastAsia="Times New Roman" w:hAnsi="Times New Roman" w:cs="Times New Roman"/>
               </w:rPr>
-              <w:t>), "\n\n")</w:t>
+              <w:t xml:space="preserve"> %&gt;%</w:t>
+            </w:r>
+          </w:p>
+          <w:p>
+            <w:pPr>
+              <w:rPr>
+                <w:rFonts w:ascii="Times New Roman" w:eastAsia="Times New Roman" w:hAnsi="Times New Roman" w:cs="Times New Roman"/>
+              </w:rPr>
+            </w:pPr>
+            <w:r>
+              <w:rPr>
+                <w:rFonts w:ascii="Times New Roman" w:eastAsia="Times New Roman" w:hAnsi="Times New Roman" w:cs="Times New Roman"/>
+              </w:rPr>
+              <w:t xml:space="preserve">  </w:t>
+            </w:r>
+            <w:proofErr w:type="gramStart"/>
+            <w:r>
+              <w:rPr>
+                <w:rFonts w:ascii="Times New Roman" w:eastAsia="Times New Roman" w:hAnsi="Times New Roman" w:cs="Times New Roman"/>
+              </w:rPr>
+              <w:t>select(</w:t>
+            </w:r>
+            <w:proofErr w:type="gramEnd"/>
+            <w:r>
+              <w:rPr>
+                <w:rFonts w:ascii="Times New Roman" w:eastAsia="Times New Roman" w:hAnsi="Times New Roman" w:cs="Times New Roman"/>
+              </w:rPr>
+              <w:t xml:space="preserve">country, </w:t>
+            </w:r>
+            <w:proofErr w:type="spellStart"/>
+            <w:r>
+              <w:rPr>
+                <w:rFonts w:ascii="Times New Roman" w:eastAsia="Times New Roman" w:hAnsi="Times New Roman" w:cs="Times New Roman"/>
+              </w:rPr>
+              <w:t>total_litres_of_pure_alcohol</w:t>
+            </w:r>
+            <w:proofErr w:type="spellEnd"/>
+            <w:r>
+              <w:rPr>
+                <w:rFonts w:ascii="Times New Roman" w:eastAsia="Times New Roman" w:hAnsi="Times New Roman" w:cs="Times New Roman"/>
+              </w:rPr>
+              <w:t>, Numeric) %&gt;%</w:t>
+            </w:r>
+          </w:p>
+          <w:p>
+            <w:pPr>
+              <w:rPr>
+                <w:rFonts w:ascii="Times New Roman" w:eastAsia="Times New Roman" w:hAnsi="Times New Roman" w:cs="Times New Roman"/>
+              </w:rPr>
+            </w:pPr>
+            <w:r>
+              <w:rPr>
+                <w:rFonts w:ascii="Times New Roman" w:eastAsia="Times New Roman" w:hAnsi="Times New Roman" w:cs="Times New Roman"/>
+              </w:rPr>
+              <w:t xml:space="preserve">  </w:t>
+            </w:r>
+            <w:proofErr w:type="gramStart"/>
+            <w:r>
+              <w:rPr>
+                <w:rFonts w:ascii="Times New Roman" w:eastAsia="Times New Roman" w:hAnsi="Times New Roman" w:cs="Times New Roman"/>
+              </w:rPr>
+              <w:t>rename(</w:t>
+            </w:r>
+            <w:proofErr w:type="gramEnd"/>
+            <w:r>
+              <w:rPr>
+                <w:rFonts w:ascii="Times New Roman" w:eastAsia="Times New Roman" w:hAnsi="Times New Roman" w:cs="Times New Roman"/>
+              </w:rPr>
+              <w:t>Country = country,</w:t>
+            </w:r>
+          </w:p>
+          <w:p>
+            <w:pPr>
+              <w:rPr>
+                <w:rFonts w:ascii="Times New Roman" w:eastAsia="Times New Roman" w:hAnsi="Times New Roman" w:cs="Times New Roman"/>
+              </w:rPr>
+            </w:pPr>
+            <w:r>
+              <w:rPr>
+                <w:rFonts w:ascii="Times New Roman" w:eastAsia="Times New Roman" w:hAnsi="Times New Roman" w:cs="Times New Roman"/>
+              </w:rPr>
+              <w:t xml:space="preserve">         </w:t>
+            </w:r>
+            <w:proofErr w:type="spellStart"/>
+            <w:r>
+              <w:rPr>
+                <w:rFonts w:ascii="Times New Roman" w:eastAsia="Times New Roman" w:hAnsi="Times New Roman" w:cs="Times New Roman"/>
+              </w:rPr>
+              <w:t>Alcohol_Consumption</w:t>
+            </w:r>
+            <w:proofErr w:type="spellEnd"/>
+            <w:r>
+              <w:rPr>
+                <w:rFonts w:ascii="Times New Roman" w:eastAsia="Times New Roman" w:hAnsi="Times New Roman" w:cs="Times New Roman"/>
+              </w:rPr>
+              <w:t xml:space="preserve"> = </w:t>
+            </w:r>
+            <w:proofErr w:type="spellStart"/>
+            <w:r>
+              <w:rPr>
+                <w:rFonts w:ascii="Times New Roman" w:eastAsia="Times New Roman" w:hAnsi="Times New Roman" w:cs="Times New Roman"/>
+              </w:rPr>
+              <w:t>total_litres_of_pure_alcohol</w:t>
+            </w:r>
+            <w:proofErr w:type="spellEnd"/>
+            <w:r>
+              <w:rPr>
+                <w:rFonts w:ascii="Times New Roman" w:eastAsia="Times New Roman" w:hAnsi="Times New Roman" w:cs="Times New Roman"/>
+              </w:rPr>
+              <w:t>,</w:t>
+            </w:r>
+          </w:p>
+          <w:p>
+            <w:pPr>
+              <w:rPr>
+                <w:rFonts w:ascii="Times New Roman" w:eastAsia="Times New Roman" w:hAnsi="Times New Roman" w:cs="Times New Roman"/>
+              </w:rPr>
+            </w:pPr>
+            <w:r>
+              <w:rPr>
+                <w:rFonts w:ascii="Times New Roman" w:eastAsia="Times New Roman" w:hAnsi="Times New Roman" w:cs="Times New Roman"/>
+              </w:rPr>
+              <w:t xml:space="preserve">         </w:t>
+            </w:r>
+            <w:proofErr w:type="spellStart"/>
+            <w:r>
+              <w:rPr>
+                <w:rFonts w:ascii="Times New Roman" w:eastAsia="Times New Roman" w:hAnsi="Times New Roman" w:cs="Times New Roman"/>
+              </w:rPr>
+              <w:t>Life_Expectancy</w:t>
+            </w:r>
+            <w:proofErr w:type="spellEnd"/>
+            <w:r>
+              <w:rPr>
+                <w:rFonts w:ascii="Times New Roman" w:eastAsia="Times New Roman" w:hAnsi="Times New Roman" w:cs="Times New Roman"/>
+              </w:rPr>
+              <w:t xml:space="preserve"> = Numeric)</w:t>
+            </w:r>
+          </w:p>
+          <w:p>
+            <w:pPr>
+              <w:rPr>
+                <w:rFonts w:ascii="Times New Roman" w:eastAsia="Times New Roman" w:hAnsi="Times New Roman" w:cs="Times New Roman"/>
+              </w:rPr>
+            </w:pPr>
+          </w:p>
+          <w:p>
+            <w:pPr>
+              <w:rPr>
+                <w:rFonts w:ascii="Times New Roman" w:eastAsia="Times New Roman" w:hAnsi="Times New Roman" w:cs="Times New Roman"/>
+              </w:rPr>
+            </w:pPr>
+            <w:r>
+              <w:rPr>
+                <w:rFonts w:ascii="Times New Roman" w:eastAsia="Times New Roman" w:hAnsi="Times New Roman" w:cs="Times New Roman"/>
+              </w:rPr>
+              <w:t># Display final cleaned dataset</w:t>
+            </w:r>
+          </w:p>
+          <w:p>
+            <w:pPr>
+              <w:rPr>
+                <w:rFonts w:ascii="Times New Roman" w:eastAsia="Times New Roman" w:hAnsi="Times New Roman" w:cs="Times New Roman"/>
+              </w:rPr>
+            </w:pPr>
+            <w:proofErr w:type="gramStart"/>
+            <w:r>
+              <w:rPr>
+                <w:rFonts w:ascii="Times New Roman" w:eastAsia="Times New Roman" w:hAnsi="Times New Roman" w:cs="Times New Roman"/>
+              </w:rPr>
+              <w:t>cat(</w:t>
+            </w:r>
+            <w:proofErr w:type="gramEnd"/>
+            <w:r>
+              <w:rPr>
+                <w:rFonts w:ascii="Times New Roman" w:eastAsia="Times New Roman" w:hAnsi="Times New Roman" w:cs="Times New Roman"/>
+              </w:rPr>
+              <w:t>"--- FINAL CLEANED DATASET ---\n")</w:t>
+            </w:r>
+          </w:p>
+          <w:p>
+            <w:pPr>
+              <w:rPr>
+                <w:rFonts w:ascii="Times New Roman" w:eastAsia="Times New Roman" w:hAnsi="Times New Roman" w:cs="Times New Roman"/>
+              </w:rPr>
+            </w:pPr>
+            <w:r>
+              <w:rPr>
+                <w:rFonts w:ascii="Times New Roman" w:eastAsia="Times New Roman" w:hAnsi="Times New Roman" w:cs="Times New Roman"/>
+              </w:rPr>
+              <w:t>str(</w:t>
+            </w:r>
+            <w:proofErr w:type="spellStart"/>
+            <w:r>
+              <w:rPr>
+                <w:rFonts w:ascii="Times New Roman" w:eastAsia="Times New Roman" w:hAnsi="Times New Roman" w:cs="Times New Roman"/>
+              </w:rPr>
+              <w:t>data_clean</w:t>
+            </w:r>
+            <w:proofErr w:type="spellEnd"/>
+            <w:r>
+              <w:rPr>
+                <w:rFonts w:ascii="Times New Roman" w:eastAsia="Times New Roman" w:hAnsi="Times New Roman" w:cs="Times New Roman"/>
+              </w:rPr>
+              <w:t>)</w:t>
+            </w:r>
+          </w:p>
+          <w:p>
+            <w:pPr>
+              <w:rPr>
+                <w:rFonts w:ascii="Times New Roman" w:eastAsia="Times New Roman" w:hAnsi="Times New Roman" w:cs="Times New Roman"/>
+              </w:rPr>
+            </w:pPr>
+            <w:proofErr w:type="gramStart"/>
+            <w:r>
+              <w:rPr>
+                <w:rFonts w:ascii="Times New Roman" w:eastAsia="Times New Roman" w:hAnsi="Times New Roman" w:cs="Times New Roman"/>
+              </w:rPr>
+              <w:t>head(</w:t>
+            </w:r>
+            <w:proofErr w:type="spellStart"/>
+            <w:proofErr w:type="gramEnd"/>
+            <w:r>
+              <w:rPr>
+                <w:rFonts w:ascii="Times New Roman" w:eastAsia="Times New Roman" w:hAnsi="Times New Roman" w:cs="Times New Roman"/>
+              </w:rPr>
+              <w:t>data_clean</w:t>
+            </w:r>
+            <w:proofErr w:type="spellEnd"/>
+            <w:r>
+              <w:rPr>
+                <w:rFonts w:ascii="Times New Roman" w:eastAsia="Times New Roman" w:hAnsi="Times New Roman" w:cs="Times New Roman"/>
+              </w:rPr>
+              <w:t>, 50)</w:t>
             </w:r>
           </w:p>
           <w:p>
@@ -6450,7 +7219,7 @@
                 <w:b/>
                 <w:bCs/>
               </w:rPr>
-              <w:t># 3. DATA CLEANING AND SELECTION</w:t>
+              <w:t># 4. DESCRIPTIVE STATISTICS</w:t>
             </w:r>
           </w:p>
           <w:p>
@@ -6472,18 +7241,116 @@
                 <w:rFonts w:ascii="Times New Roman" w:eastAsia="Times New Roman" w:hAnsi="Times New Roman" w:cs="Times New Roman"/>
               </w:rPr>
             </w:pPr>
+          </w:p>
+          <w:p>
+            <w:pPr>
+              <w:rPr>
+                <w:rFonts w:ascii="Times New Roman" w:eastAsia="Times New Roman" w:hAnsi="Times New Roman" w:cs="Times New Roman"/>
+              </w:rPr>
+            </w:pPr>
+            <w:proofErr w:type="gramStart"/>
+            <w:r>
+              <w:rPr>
+                <w:rFonts w:ascii="Times New Roman" w:eastAsia="Times New Roman" w:hAnsi="Times New Roman" w:cs="Times New Roman"/>
+              </w:rPr>
+              <w:t>cat(</w:t>
+            </w:r>
+            <w:proofErr w:type="gramEnd"/>
+            <w:r>
+              <w:rPr>
+                <w:rFonts w:ascii="Times New Roman" w:eastAsia="Times New Roman" w:hAnsi="Times New Roman" w:cs="Times New Roman"/>
+              </w:rPr>
+              <w:t>"\n\n=== DESCRIPTIVE STATISTICS ===\n\n")</w:t>
+            </w:r>
+          </w:p>
+          <w:p>
+            <w:pPr>
+              <w:rPr>
+                <w:rFonts w:ascii="Times New Roman" w:eastAsia="Times New Roman" w:hAnsi="Times New Roman" w:cs="Times New Roman"/>
+              </w:rPr>
+            </w:pPr>
+          </w:p>
+          <w:p>
+            <w:pPr>
+              <w:rPr>
+                <w:rFonts w:ascii="Times New Roman" w:eastAsia="Times New Roman" w:hAnsi="Times New Roman" w:cs="Times New Roman"/>
+              </w:rPr>
+            </w:pPr>
+            <w:r>
+              <w:rPr>
+                <w:rFonts w:ascii="Times New Roman" w:eastAsia="Times New Roman" w:hAnsi="Times New Roman" w:cs="Times New Roman"/>
+              </w:rPr>
+              <w:lastRenderedPageBreak/>
+              <w:t># Alcohol consumption statistics</w:t>
+            </w:r>
+          </w:p>
+          <w:p>
+            <w:pPr>
+              <w:rPr>
+                <w:rFonts w:ascii="Times New Roman" w:eastAsia="Times New Roman" w:hAnsi="Times New Roman" w:cs="Times New Roman"/>
+              </w:rPr>
+            </w:pPr>
             <w:proofErr w:type="spellStart"/>
             <w:r>
               <w:rPr>
                 <w:rFonts w:ascii="Times New Roman" w:eastAsia="Times New Roman" w:hAnsi="Times New Roman" w:cs="Times New Roman"/>
               </w:rPr>
-              <w:t>colnames</w:t>
+              <w:t>mean_alcohol</w:t>
             </w:r>
             <w:proofErr w:type="spellEnd"/>
             <w:r>
               <w:rPr>
                 <w:rFonts w:ascii="Times New Roman" w:eastAsia="Times New Roman" w:hAnsi="Times New Roman" w:cs="Times New Roman"/>
               </w:rPr>
+              <w:t xml:space="preserve"> &lt;- mean(</w:t>
+            </w:r>
+            <w:proofErr w:type="spellStart"/>
+            <w:r>
+              <w:rPr>
+                <w:rFonts w:ascii="Times New Roman" w:eastAsia="Times New Roman" w:hAnsi="Times New Roman" w:cs="Times New Roman"/>
+              </w:rPr>
+              <w:t>data_clean$Alcohol_Consumption</w:t>
+            </w:r>
+            <w:proofErr w:type="spellEnd"/>
+            <w:r>
+              <w:rPr>
+                <w:rFonts w:ascii="Times New Roman" w:eastAsia="Times New Roman" w:hAnsi="Times New Roman" w:cs="Times New Roman"/>
+              </w:rPr>
+              <w:t>)</w:t>
+            </w:r>
+          </w:p>
+          <w:p>
+            <w:pPr>
+              <w:rPr>
+                <w:rFonts w:ascii="Times New Roman" w:eastAsia="Times New Roman" w:hAnsi="Times New Roman" w:cs="Times New Roman"/>
+              </w:rPr>
+            </w:pPr>
+            <w:proofErr w:type="spellStart"/>
+            <w:r>
+              <w:rPr>
+                <w:rFonts w:ascii="Times New Roman" w:eastAsia="Times New Roman" w:hAnsi="Times New Roman" w:cs="Times New Roman"/>
+              </w:rPr>
+              <w:t>sd_alcohol</w:t>
+            </w:r>
+            <w:proofErr w:type="spellEnd"/>
+            <w:r>
+              <w:rPr>
+                <w:rFonts w:ascii="Times New Roman" w:eastAsia="Times New Roman" w:hAnsi="Times New Roman" w:cs="Times New Roman"/>
+              </w:rPr>
+              <w:t xml:space="preserve"> &lt;- </w:t>
+            </w:r>
+            <w:proofErr w:type="spellStart"/>
+            <w:r>
+              <w:rPr>
+                <w:rFonts w:ascii="Times New Roman" w:eastAsia="Times New Roman" w:hAnsi="Times New Roman" w:cs="Times New Roman"/>
+              </w:rPr>
+              <w:t>sd</w:t>
+            </w:r>
+            <w:proofErr w:type="spellEnd"/>
+            <w:r>
+              <w:rPr>
+                <w:rFonts w:ascii="Times New Roman" w:eastAsia="Times New Roman" w:hAnsi="Times New Roman" w:cs="Times New Roman"/>
+              </w:rPr>
               <w:t>(</w:t>
             </w:r>
             <w:proofErr w:type="spellStart"/>
@@ -6491,7 +7358,7 @@
               <w:rPr>
                 <w:rFonts w:ascii="Times New Roman" w:eastAsia="Times New Roman" w:hAnsi="Times New Roman" w:cs="Times New Roman"/>
               </w:rPr>
-              <w:t>data_merged</w:t>
+              <w:t>data_clean$Alcohol_Consumption</w:t>
             </w:r>
             <w:proofErr w:type="spellEnd"/>
             <w:r>
@@ -6507,6 +7374,118 @@
                 <w:rFonts w:ascii="Times New Roman" w:eastAsia="Times New Roman" w:hAnsi="Times New Roman" w:cs="Times New Roman"/>
               </w:rPr>
             </w:pPr>
+            <w:proofErr w:type="spellStart"/>
+            <w:r>
+              <w:rPr>
+                <w:rFonts w:ascii="Times New Roman" w:eastAsia="Times New Roman" w:hAnsi="Times New Roman" w:cs="Times New Roman"/>
+              </w:rPr>
+              <w:t>median_alcohol</w:t>
+            </w:r>
+            <w:proofErr w:type="spellEnd"/>
+            <w:r>
+              <w:rPr>
+                <w:rFonts w:ascii="Times New Roman" w:eastAsia="Times New Roman" w:hAnsi="Times New Roman" w:cs="Times New Roman"/>
+              </w:rPr>
+              <w:t xml:space="preserve"> &lt;- median(</w:t>
+            </w:r>
+            <w:proofErr w:type="spellStart"/>
+            <w:r>
+              <w:rPr>
+                <w:rFonts w:ascii="Times New Roman" w:eastAsia="Times New Roman" w:hAnsi="Times New Roman" w:cs="Times New Roman"/>
+              </w:rPr>
+              <w:t>data_clean$Alcohol_Consumption</w:t>
+            </w:r>
+            <w:proofErr w:type="spellEnd"/>
+            <w:r>
+              <w:rPr>
+                <w:rFonts w:ascii="Times New Roman" w:eastAsia="Times New Roman" w:hAnsi="Times New Roman" w:cs="Times New Roman"/>
+              </w:rPr>
+              <w:t>)</w:t>
+            </w:r>
+          </w:p>
+          <w:p>
+            <w:pPr>
+              <w:rPr>
+                <w:rFonts w:ascii="Times New Roman" w:eastAsia="Times New Roman" w:hAnsi="Times New Roman" w:cs="Times New Roman"/>
+              </w:rPr>
+            </w:pPr>
+            <w:proofErr w:type="spellStart"/>
+            <w:r>
+              <w:rPr>
+                <w:rFonts w:ascii="Times New Roman" w:eastAsia="Times New Roman" w:hAnsi="Times New Roman" w:cs="Times New Roman"/>
+              </w:rPr>
+              <w:t>min_alcohol</w:t>
+            </w:r>
+            <w:proofErr w:type="spellEnd"/>
+            <w:r>
+              <w:rPr>
+                <w:rFonts w:ascii="Times New Roman" w:eastAsia="Times New Roman" w:hAnsi="Times New Roman" w:cs="Times New Roman"/>
+              </w:rPr>
+              <w:t xml:space="preserve"> &lt;- min(</w:t>
+            </w:r>
+            <w:proofErr w:type="spellStart"/>
+            <w:r>
+              <w:rPr>
+                <w:rFonts w:ascii="Times New Roman" w:eastAsia="Times New Roman" w:hAnsi="Times New Roman" w:cs="Times New Roman"/>
+              </w:rPr>
+              <w:t>data_clean$Alcohol_Consumption</w:t>
+            </w:r>
+            <w:proofErr w:type="spellEnd"/>
+            <w:r>
+              <w:rPr>
+                <w:rFonts w:ascii="Times New Roman" w:eastAsia="Times New Roman" w:hAnsi="Times New Roman" w:cs="Times New Roman"/>
+              </w:rPr>
+              <w:t>)</w:t>
+            </w:r>
+          </w:p>
+          <w:p>
+            <w:pPr>
+              <w:rPr>
+                <w:rFonts w:ascii="Times New Roman" w:eastAsia="Times New Roman" w:hAnsi="Times New Roman" w:cs="Times New Roman"/>
+              </w:rPr>
+            </w:pPr>
+            <w:proofErr w:type="spellStart"/>
+            <w:r>
+              <w:rPr>
+                <w:rFonts w:ascii="Times New Roman" w:eastAsia="Times New Roman" w:hAnsi="Times New Roman" w:cs="Times New Roman"/>
+              </w:rPr>
+              <w:t>max_alcohol</w:t>
+            </w:r>
+            <w:proofErr w:type="spellEnd"/>
+            <w:r>
+              <w:rPr>
+                <w:rFonts w:ascii="Times New Roman" w:eastAsia="Times New Roman" w:hAnsi="Times New Roman" w:cs="Times New Roman"/>
+              </w:rPr>
+              <w:t xml:space="preserve"> &lt;- max(</w:t>
+            </w:r>
+            <w:proofErr w:type="spellStart"/>
+            <w:r>
+              <w:rPr>
+                <w:rFonts w:ascii="Times New Roman" w:eastAsia="Times New Roman" w:hAnsi="Times New Roman" w:cs="Times New Roman"/>
+              </w:rPr>
+              <w:t>data_clean$Alcohol_Consumption</w:t>
+            </w:r>
+            <w:proofErr w:type="spellEnd"/>
+            <w:r>
+              <w:rPr>
+                <w:rFonts w:ascii="Times New Roman" w:eastAsia="Times New Roman" w:hAnsi="Times New Roman" w:cs="Times New Roman"/>
+              </w:rPr>
+              <w:t>)</w:t>
+            </w:r>
+          </w:p>
+          <w:p>
+            <w:pPr>
+              <w:rPr>
+                <w:rFonts w:ascii="Times New Roman" w:eastAsia="Times New Roman" w:hAnsi="Times New Roman" w:cs="Times New Roman"/>
+              </w:rPr>
+            </w:pPr>
+          </w:p>
+          <w:p>
+            <w:pPr>
+              <w:rPr>
+                <w:rFonts w:ascii="Times New Roman" w:eastAsia="Times New Roman" w:hAnsi="Times New Roman" w:cs="Times New Roman"/>
+              </w:rPr>
+            </w:pPr>
             <w:proofErr w:type="gramStart"/>
             <w:r>
               <w:rPr>
@@ -6519,41 +7498,805 @@
               <w:rPr>
                 <w:rFonts w:ascii="Times New Roman" w:eastAsia="Times New Roman" w:hAnsi="Times New Roman" w:cs="Times New Roman"/>
               </w:rPr>
-              <w:t>"=== DATA CLEANING ===\n\n")</w:t>
-            </w:r>
-          </w:p>
-          <w:p>
-            <w:pPr>
-              <w:rPr>
-                <w:rFonts w:ascii="Times New Roman" w:eastAsia="Times New Roman" w:hAnsi="Times New Roman" w:cs="Times New Roman"/>
-              </w:rPr>
-            </w:pPr>
-          </w:p>
-          <w:p>
-            <w:pPr>
-              <w:rPr>
-                <w:rFonts w:ascii="Times New Roman" w:eastAsia="Times New Roman" w:hAnsi="Times New Roman" w:cs="Times New Roman"/>
-              </w:rPr>
-            </w:pPr>
-            <w:r>
-              <w:rPr>
-                <w:rFonts w:ascii="Times New Roman" w:eastAsia="Times New Roman" w:hAnsi="Times New Roman" w:cs="Times New Roman"/>
-              </w:rPr>
-              <w:t># Remove rows with missing values</w:t>
-            </w:r>
-          </w:p>
-          <w:p>
-            <w:pPr>
-              <w:rPr>
-                <w:rFonts w:ascii="Times New Roman" w:eastAsia="Times New Roman" w:hAnsi="Times New Roman" w:cs="Times New Roman"/>
-              </w:rPr>
-            </w:pPr>
+              <w:t>"--- ALCOHOL CONSUMPTION (litres per capita) ---\n")</w:t>
+            </w:r>
+          </w:p>
+          <w:p>
+            <w:pPr>
+              <w:rPr>
+                <w:rFonts w:ascii="Times New Roman" w:eastAsia="Times New Roman" w:hAnsi="Times New Roman" w:cs="Times New Roman"/>
+              </w:rPr>
+            </w:pPr>
+            <w:proofErr w:type="gramStart"/>
+            <w:r>
+              <w:rPr>
+                <w:rFonts w:ascii="Times New Roman" w:eastAsia="Times New Roman" w:hAnsi="Times New Roman" w:cs="Times New Roman"/>
+              </w:rPr>
+              <w:t>cat(</w:t>
+            </w:r>
+            <w:proofErr w:type="gramEnd"/>
+            <w:r>
+              <w:rPr>
+                <w:rFonts w:ascii="Times New Roman" w:eastAsia="Times New Roman" w:hAnsi="Times New Roman" w:cs="Times New Roman"/>
+              </w:rPr>
+              <w:t>"Mean:   ", round(</w:t>
+            </w:r>
             <w:proofErr w:type="spellStart"/>
             <w:r>
               <w:rPr>
                 <w:rFonts w:ascii="Times New Roman" w:eastAsia="Times New Roman" w:hAnsi="Times New Roman" w:cs="Times New Roman"/>
               </w:rPr>
-              <w:t>data_clean</w:t>
+              <w:t>mean_alcohol</w:t>
+            </w:r>
+            <w:proofErr w:type="spellEnd"/>
+            <w:r>
+              <w:rPr>
+                <w:rFonts w:ascii="Times New Roman" w:eastAsia="Times New Roman" w:hAnsi="Times New Roman" w:cs="Times New Roman"/>
+              </w:rPr>
+              <w:t>, 2), "\n")</w:t>
+            </w:r>
+          </w:p>
+          <w:p>
+            <w:pPr>
+              <w:rPr>
+                <w:rFonts w:ascii="Times New Roman" w:eastAsia="Times New Roman" w:hAnsi="Times New Roman" w:cs="Times New Roman"/>
+              </w:rPr>
+            </w:pPr>
+            <w:proofErr w:type="gramStart"/>
+            <w:r>
+              <w:rPr>
+                <w:rFonts w:ascii="Times New Roman" w:eastAsia="Times New Roman" w:hAnsi="Times New Roman" w:cs="Times New Roman"/>
+              </w:rPr>
+              <w:t>cat(</w:t>
+            </w:r>
+            <w:proofErr w:type="gramEnd"/>
+            <w:r>
+              <w:rPr>
+                <w:rFonts w:ascii="Times New Roman" w:eastAsia="Times New Roman" w:hAnsi="Times New Roman" w:cs="Times New Roman"/>
+              </w:rPr>
+              <w:t>"SD:     ", round(</w:t>
+            </w:r>
+            <w:proofErr w:type="spellStart"/>
+            <w:r>
+              <w:rPr>
+                <w:rFonts w:ascii="Times New Roman" w:eastAsia="Times New Roman" w:hAnsi="Times New Roman" w:cs="Times New Roman"/>
+              </w:rPr>
+              <w:t>sd_alcohol</w:t>
+            </w:r>
+            <w:proofErr w:type="spellEnd"/>
+            <w:r>
+              <w:rPr>
+                <w:rFonts w:ascii="Times New Roman" w:eastAsia="Times New Roman" w:hAnsi="Times New Roman" w:cs="Times New Roman"/>
+              </w:rPr>
+              <w:t>, 2), "\n")</w:t>
+            </w:r>
+          </w:p>
+          <w:p>
+            <w:pPr>
+              <w:rPr>
+                <w:rFonts w:ascii="Times New Roman" w:eastAsia="Times New Roman" w:hAnsi="Times New Roman" w:cs="Times New Roman"/>
+              </w:rPr>
+            </w:pPr>
+            <w:proofErr w:type="gramStart"/>
+            <w:r>
+              <w:rPr>
+                <w:rFonts w:ascii="Times New Roman" w:eastAsia="Times New Roman" w:hAnsi="Times New Roman" w:cs="Times New Roman"/>
+              </w:rPr>
+              <w:t>cat(</w:t>
+            </w:r>
+            <w:proofErr w:type="gramEnd"/>
+            <w:r>
+              <w:rPr>
+                <w:rFonts w:ascii="Times New Roman" w:eastAsia="Times New Roman" w:hAnsi="Times New Roman" w:cs="Times New Roman"/>
+              </w:rPr>
+              <w:t>"Median: ", round(</w:t>
+            </w:r>
+            <w:proofErr w:type="spellStart"/>
+            <w:r>
+              <w:rPr>
+                <w:rFonts w:ascii="Times New Roman" w:eastAsia="Times New Roman" w:hAnsi="Times New Roman" w:cs="Times New Roman"/>
+              </w:rPr>
+              <w:t>median_alcohol</w:t>
+            </w:r>
+            <w:proofErr w:type="spellEnd"/>
+            <w:r>
+              <w:rPr>
+                <w:rFonts w:ascii="Times New Roman" w:eastAsia="Times New Roman" w:hAnsi="Times New Roman" w:cs="Times New Roman"/>
+              </w:rPr>
+              <w:t>, 2), "\n")</w:t>
+            </w:r>
+          </w:p>
+          <w:p>
+            <w:pPr>
+              <w:rPr>
+                <w:rFonts w:ascii="Times New Roman" w:eastAsia="Times New Roman" w:hAnsi="Times New Roman" w:cs="Times New Roman"/>
+              </w:rPr>
+            </w:pPr>
+            <w:proofErr w:type="gramStart"/>
+            <w:r>
+              <w:rPr>
+                <w:rFonts w:ascii="Times New Roman" w:eastAsia="Times New Roman" w:hAnsi="Times New Roman" w:cs="Times New Roman"/>
+              </w:rPr>
+              <w:t>cat(</w:t>
+            </w:r>
+            <w:proofErr w:type="gramEnd"/>
+            <w:r>
+              <w:rPr>
+                <w:rFonts w:ascii="Times New Roman" w:eastAsia="Times New Roman" w:hAnsi="Times New Roman" w:cs="Times New Roman"/>
+              </w:rPr>
+              <w:t>"Min:    ", round(</w:t>
+            </w:r>
+            <w:proofErr w:type="spellStart"/>
+            <w:r>
+              <w:rPr>
+                <w:rFonts w:ascii="Times New Roman" w:eastAsia="Times New Roman" w:hAnsi="Times New Roman" w:cs="Times New Roman"/>
+              </w:rPr>
+              <w:t>min_alcohol</w:t>
+            </w:r>
+            <w:proofErr w:type="spellEnd"/>
+            <w:r>
+              <w:rPr>
+                <w:rFonts w:ascii="Times New Roman" w:eastAsia="Times New Roman" w:hAnsi="Times New Roman" w:cs="Times New Roman"/>
+              </w:rPr>
+              <w:t>, 2), "\n")</w:t>
+            </w:r>
+          </w:p>
+          <w:p>
+            <w:pPr>
+              <w:rPr>
+                <w:rFonts w:ascii="Times New Roman" w:eastAsia="Times New Roman" w:hAnsi="Times New Roman" w:cs="Times New Roman"/>
+              </w:rPr>
+            </w:pPr>
+            <w:proofErr w:type="gramStart"/>
+            <w:r>
+              <w:rPr>
+                <w:rFonts w:ascii="Times New Roman" w:eastAsia="Times New Roman" w:hAnsi="Times New Roman" w:cs="Times New Roman"/>
+              </w:rPr>
+              <w:t>cat(</w:t>
+            </w:r>
+            <w:proofErr w:type="gramEnd"/>
+            <w:r>
+              <w:rPr>
+                <w:rFonts w:ascii="Times New Roman" w:eastAsia="Times New Roman" w:hAnsi="Times New Roman" w:cs="Times New Roman"/>
+              </w:rPr>
+              <w:t>"Max:    ", round(</w:t>
+            </w:r>
+            <w:proofErr w:type="spellStart"/>
+            <w:r>
+              <w:rPr>
+                <w:rFonts w:ascii="Times New Roman" w:eastAsia="Times New Roman" w:hAnsi="Times New Roman" w:cs="Times New Roman"/>
+              </w:rPr>
+              <w:t>max_alcohol</w:t>
+            </w:r>
+            <w:proofErr w:type="spellEnd"/>
+            <w:r>
+              <w:rPr>
+                <w:rFonts w:ascii="Times New Roman" w:eastAsia="Times New Roman" w:hAnsi="Times New Roman" w:cs="Times New Roman"/>
+              </w:rPr>
+              <w:t>, 2), "\n\n")</w:t>
+            </w:r>
+          </w:p>
+          <w:p>
+            <w:pPr>
+              <w:rPr>
+                <w:rFonts w:ascii="Times New Roman" w:eastAsia="Times New Roman" w:hAnsi="Times New Roman" w:cs="Times New Roman"/>
+              </w:rPr>
+            </w:pPr>
+          </w:p>
+          <w:p>
+            <w:pPr>
+              <w:rPr>
+                <w:rFonts w:ascii="Times New Roman" w:eastAsia="Times New Roman" w:hAnsi="Times New Roman" w:cs="Times New Roman"/>
+              </w:rPr>
+            </w:pPr>
+            <w:r>
+              <w:rPr>
+                <w:rFonts w:ascii="Times New Roman" w:eastAsia="Times New Roman" w:hAnsi="Times New Roman" w:cs="Times New Roman"/>
+              </w:rPr>
+              <w:t># Life expectancy statistics</w:t>
+            </w:r>
+          </w:p>
+          <w:p>
+            <w:pPr>
+              <w:rPr>
+                <w:rFonts w:ascii="Times New Roman" w:eastAsia="Times New Roman" w:hAnsi="Times New Roman" w:cs="Times New Roman"/>
+              </w:rPr>
+            </w:pPr>
+            <w:proofErr w:type="spellStart"/>
+            <w:r>
+              <w:rPr>
+                <w:rFonts w:ascii="Times New Roman" w:eastAsia="Times New Roman" w:hAnsi="Times New Roman" w:cs="Times New Roman"/>
+              </w:rPr>
+              <w:t>mean_life_exp</w:t>
+            </w:r>
+            <w:proofErr w:type="spellEnd"/>
+            <w:r>
+              <w:rPr>
+                <w:rFonts w:ascii="Times New Roman" w:eastAsia="Times New Roman" w:hAnsi="Times New Roman" w:cs="Times New Roman"/>
+              </w:rPr>
+              <w:t xml:space="preserve"> &lt;- mean(</w:t>
+            </w:r>
+            <w:proofErr w:type="spellStart"/>
+            <w:r>
+              <w:rPr>
+                <w:rFonts w:ascii="Times New Roman" w:eastAsia="Times New Roman" w:hAnsi="Times New Roman" w:cs="Times New Roman"/>
+              </w:rPr>
+              <w:t>data_clean$Life_Expectancy</w:t>
+            </w:r>
+            <w:proofErr w:type="spellEnd"/>
+            <w:r>
+              <w:rPr>
+                <w:rFonts w:ascii="Times New Roman" w:eastAsia="Times New Roman" w:hAnsi="Times New Roman" w:cs="Times New Roman"/>
+              </w:rPr>
+              <w:t>)</w:t>
+            </w:r>
+          </w:p>
+          <w:p>
+            <w:pPr>
+              <w:rPr>
+                <w:rFonts w:ascii="Times New Roman" w:eastAsia="Times New Roman" w:hAnsi="Times New Roman" w:cs="Times New Roman"/>
+              </w:rPr>
+            </w:pPr>
+            <w:proofErr w:type="spellStart"/>
+            <w:r>
+              <w:rPr>
+                <w:rFonts w:ascii="Times New Roman" w:eastAsia="Times New Roman" w:hAnsi="Times New Roman" w:cs="Times New Roman"/>
+              </w:rPr>
+              <w:t>sd_life_exp</w:t>
+            </w:r>
+            <w:proofErr w:type="spellEnd"/>
+            <w:r>
+              <w:rPr>
+                <w:rFonts w:ascii="Times New Roman" w:eastAsia="Times New Roman" w:hAnsi="Times New Roman" w:cs="Times New Roman"/>
+              </w:rPr>
+              <w:t xml:space="preserve"> &lt;- </w:t>
+            </w:r>
+            <w:proofErr w:type="spellStart"/>
+            <w:r>
+              <w:rPr>
+                <w:rFonts w:ascii="Times New Roman" w:eastAsia="Times New Roman" w:hAnsi="Times New Roman" w:cs="Times New Roman"/>
+              </w:rPr>
+              <w:t>sd</w:t>
+            </w:r>
+            <w:proofErr w:type="spellEnd"/>
+            <w:r>
+              <w:rPr>
+                <w:rFonts w:ascii="Times New Roman" w:eastAsia="Times New Roman" w:hAnsi="Times New Roman" w:cs="Times New Roman"/>
+              </w:rPr>
+              <w:t>(</w:t>
+            </w:r>
+            <w:proofErr w:type="spellStart"/>
+            <w:r>
+              <w:rPr>
+                <w:rFonts w:ascii="Times New Roman" w:eastAsia="Times New Roman" w:hAnsi="Times New Roman" w:cs="Times New Roman"/>
+              </w:rPr>
+              <w:t>data_clean$Life_Expectancy</w:t>
+            </w:r>
+            <w:proofErr w:type="spellEnd"/>
+            <w:r>
+              <w:rPr>
+                <w:rFonts w:ascii="Times New Roman" w:eastAsia="Times New Roman" w:hAnsi="Times New Roman" w:cs="Times New Roman"/>
+              </w:rPr>
+              <w:t>)</w:t>
+            </w:r>
+          </w:p>
+          <w:p>
+            <w:pPr>
+              <w:rPr>
+                <w:rFonts w:ascii="Times New Roman" w:eastAsia="Times New Roman" w:hAnsi="Times New Roman" w:cs="Times New Roman"/>
+              </w:rPr>
+            </w:pPr>
+            <w:proofErr w:type="spellStart"/>
+            <w:r>
+              <w:rPr>
+                <w:rFonts w:ascii="Times New Roman" w:eastAsia="Times New Roman" w:hAnsi="Times New Roman" w:cs="Times New Roman"/>
+              </w:rPr>
+              <w:t>median_life_exp</w:t>
+            </w:r>
+            <w:proofErr w:type="spellEnd"/>
+            <w:r>
+              <w:rPr>
+                <w:rFonts w:ascii="Times New Roman" w:eastAsia="Times New Roman" w:hAnsi="Times New Roman" w:cs="Times New Roman"/>
+              </w:rPr>
+              <w:t xml:space="preserve"> &lt;- median(</w:t>
+            </w:r>
+            <w:proofErr w:type="spellStart"/>
+            <w:r>
+              <w:rPr>
+                <w:rFonts w:ascii="Times New Roman" w:eastAsia="Times New Roman" w:hAnsi="Times New Roman" w:cs="Times New Roman"/>
+              </w:rPr>
+              <w:t>data_clean$Life_Expectancy</w:t>
+            </w:r>
+            <w:proofErr w:type="spellEnd"/>
+            <w:r>
+              <w:rPr>
+                <w:rFonts w:ascii="Times New Roman" w:eastAsia="Times New Roman" w:hAnsi="Times New Roman" w:cs="Times New Roman"/>
+              </w:rPr>
+              <w:t>)</w:t>
+            </w:r>
+          </w:p>
+          <w:p>
+            <w:pPr>
+              <w:rPr>
+                <w:rFonts w:ascii="Times New Roman" w:eastAsia="Times New Roman" w:hAnsi="Times New Roman" w:cs="Times New Roman"/>
+              </w:rPr>
+            </w:pPr>
+            <w:proofErr w:type="spellStart"/>
+            <w:r>
+              <w:rPr>
+                <w:rFonts w:ascii="Times New Roman" w:eastAsia="Times New Roman" w:hAnsi="Times New Roman" w:cs="Times New Roman"/>
+              </w:rPr>
+              <w:t>min_life_exp</w:t>
+            </w:r>
+            <w:proofErr w:type="spellEnd"/>
+            <w:r>
+              <w:rPr>
+                <w:rFonts w:ascii="Times New Roman" w:eastAsia="Times New Roman" w:hAnsi="Times New Roman" w:cs="Times New Roman"/>
+              </w:rPr>
+              <w:t xml:space="preserve"> &lt;- min(</w:t>
+            </w:r>
+            <w:proofErr w:type="spellStart"/>
+            <w:r>
+              <w:rPr>
+                <w:rFonts w:ascii="Times New Roman" w:eastAsia="Times New Roman" w:hAnsi="Times New Roman" w:cs="Times New Roman"/>
+              </w:rPr>
+              <w:t>data_clean$Life_Expectancy</w:t>
+            </w:r>
+            <w:proofErr w:type="spellEnd"/>
+            <w:r>
+              <w:rPr>
+                <w:rFonts w:ascii="Times New Roman" w:eastAsia="Times New Roman" w:hAnsi="Times New Roman" w:cs="Times New Roman"/>
+              </w:rPr>
+              <w:t>)</w:t>
+            </w:r>
+          </w:p>
+          <w:p>
+            <w:pPr>
+              <w:rPr>
+                <w:rFonts w:ascii="Times New Roman" w:eastAsia="Times New Roman" w:hAnsi="Times New Roman" w:cs="Times New Roman"/>
+              </w:rPr>
+            </w:pPr>
+            <w:proofErr w:type="spellStart"/>
+            <w:r>
+              <w:rPr>
+                <w:rFonts w:ascii="Times New Roman" w:eastAsia="Times New Roman" w:hAnsi="Times New Roman" w:cs="Times New Roman"/>
+              </w:rPr>
+              <w:t>max_life_exp</w:t>
+            </w:r>
+            <w:proofErr w:type="spellEnd"/>
+            <w:r>
+              <w:rPr>
+                <w:rFonts w:ascii="Times New Roman" w:eastAsia="Times New Roman" w:hAnsi="Times New Roman" w:cs="Times New Roman"/>
+              </w:rPr>
+              <w:t xml:space="preserve"> &lt;- max(</w:t>
+            </w:r>
+            <w:proofErr w:type="spellStart"/>
+            <w:r>
+              <w:rPr>
+                <w:rFonts w:ascii="Times New Roman" w:eastAsia="Times New Roman" w:hAnsi="Times New Roman" w:cs="Times New Roman"/>
+              </w:rPr>
+              <w:t>data_clean$Life_Expectancy</w:t>
+            </w:r>
+            <w:proofErr w:type="spellEnd"/>
+            <w:r>
+              <w:rPr>
+                <w:rFonts w:ascii="Times New Roman" w:eastAsia="Times New Roman" w:hAnsi="Times New Roman" w:cs="Times New Roman"/>
+              </w:rPr>
+              <w:t>)</w:t>
+            </w:r>
+          </w:p>
+          <w:p>
+            <w:pPr>
+              <w:rPr>
+                <w:rFonts w:ascii="Times New Roman" w:eastAsia="Times New Roman" w:hAnsi="Times New Roman" w:cs="Times New Roman"/>
+              </w:rPr>
+            </w:pPr>
+          </w:p>
+          <w:p>
+            <w:pPr>
+              <w:rPr>
+                <w:rFonts w:ascii="Times New Roman" w:eastAsia="Times New Roman" w:hAnsi="Times New Roman" w:cs="Times New Roman"/>
+              </w:rPr>
+            </w:pPr>
+            <w:proofErr w:type="gramStart"/>
+            <w:r>
+              <w:rPr>
+                <w:rFonts w:ascii="Times New Roman" w:eastAsia="Times New Roman" w:hAnsi="Times New Roman" w:cs="Times New Roman"/>
+              </w:rPr>
+              <w:t>cat(</w:t>
+            </w:r>
+            <w:proofErr w:type="gramEnd"/>
+            <w:r>
+              <w:rPr>
+                <w:rFonts w:ascii="Times New Roman" w:eastAsia="Times New Roman" w:hAnsi="Times New Roman" w:cs="Times New Roman"/>
+              </w:rPr>
+              <w:t>"--- LIFE EXPECTANCY (years) ---\n")</w:t>
+            </w:r>
+          </w:p>
+          <w:p>
+            <w:pPr>
+              <w:rPr>
+                <w:rFonts w:ascii="Times New Roman" w:eastAsia="Times New Roman" w:hAnsi="Times New Roman" w:cs="Times New Roman"/>
+              </w:rPr>
+            </w:pPr>
+            <w:proofErr w:type="gramStart"/>
+            <w:r>
+              <w:rPr>
+                <w:rFonts w:ascii="Times New Roman" w:eastAsia="Times New Roman" w:hAnsi="Times New Roman" w:cs="Times New Roman"/>
+              </w:rPr>
+              <w:t>cat(</w:t>
+            </w:r>
+            <w:proofErr w:type="gramEnd"/>
+            <w:r>
+              <w:rPr>
+                <w:rFonts w:ascii="Times New Roman" w:eastAsia="Times New Roman" w:hAnsi="Times New Roman" w:cs="Times New Roman"/>
+              </w:rPr>
+              <w:t>"Mean:   ", round(</w:t>
+            </w:r>
+            <w:proofErr w:type="spellStart"/>
+            <w:r>
+              <w:rPr>
+                <w:rFonts w:ascii="Times New Roman" w:eastAsia="Times New Roman" w:hAnsi="Times New Roman" w:cs="Times New Roman"/>
+              </w:rPr>
+              <w:t>mean_life_exp</w:t>
+            </w:r>
+            <w:proofErr w:type="spellEnd"/>
+            <w:r>
+              <w:rPr>
+                <w:rFonts w:ascii="Times New Roman" w:eastAsia="Times New Roman" w:hAnsi="Times New Roman" w:cs="Times New Roman"/>
+              </w:rPr>
+              <w:t>, 2), "\n")</w:t>
+            </w:r>
+          </w:p>
+          <w:p>
+            <w:pPr>
+              <w:rPr>
+                <w:rFonts w:ascii="Times New Roman" w:eastAsia="Times New Roman" w:hAnsi="Times New Roman" w:cs="Times New Roman"/>
+              </w:rPr>
+            </w:pPr>
+            <w:proofErr w:type="gramStart"/>
+            <w:r>
+              <w:rPr>
+                <w:rFonts w:ascii="Times New Roman" w:eastAsia="Times New Roman" w:hAnsi="Times New Roman" w:cs="Times New Roman"/>
+              </w:rPr>
+              <w:t>cat(</w:t>
+            </w:r>
+            <w:proofErr w:type="gramEnd"/>
+            <w:r>
+              <w:rPr>
+                <w:rFonts w:ascii="Times New Roman" w:eastAsia="Times New Roman" w:hAnsi="Times New Roman" w:cs="Times New Roman"/>
+              </w:rPr>
+              <w:t>"SD:     ", round(</w:t>
+            </w:r>
+            <w:proofErr w:type="spellStart"/>
+            <w:r>
+              <w:rPr>
+                <w:rFonts w:ascii="Times New Roman" w:eastAsia="Times New Roman" w:hAnsi="Times New Roman" w:cs="Times New Roman"/>
+              </w:rPr>
+              <w:t>sd_life_exp</w:t>
+            </w:r>
+            <w:proofErr w:type="spellEnd"/>
+            <w:r>
+              <w:rPr>
+                <w:rFonts w:ascii="Times New Roman" w:eastAsia="Times New Roman" w:hAnsi="Times New Roman" w:cs="Times New Roman"/>
+              </w:rPr>
+              <w:t>, 2), "\n")</w:t>
+            </w:r>
+          </w:p>
+          <w:p>
+            <w:pPr>
+              <w:rPr>
+                <w:rFonts w:ascii="Times New Roman" w:eastAsia="Times New Roman" w:hAnsi="Times New Roman" w:cs="Times New Roman"/>
+              </w:rPr>
+            </w:pPr>
+            <w:proofErr w:type="gramStart"/>
+            <w:r>
+              <w:rPr>
+                <w:rFonts w:ascii="Times New Roman" w:eastAsia="Times New Roman" w:hAnsi="Times New Roman" w:cs="Times New Roman"/>
+              </w:rPr>
+              <w:t>cat(</w:t>
+            </w:r>
+            <w:proofErr w:type="gramEnd"/>
+            <w:r>
+              <w:rPr>
+                <w:rFonts w:ascii="Times New Roman" w:eastAsia="Times New Roman" w:hAnsi="Times New Roman" w:cs="Times New Roman"/>
+              </w:rPr>
+              <w:t>"Median: ", round(</w:t>
+            </w:r>
+            <w:proofErr w:type="spellStart"/>
+            <w:r>
+              <w:rPr>
+                <w:rFonts w:ascii="Times New Roman" w:eastAsia="Times New Roman" w:hAnsi="Times New Roman" w:cs="Times New Roman"/>
+              </w:rPr>
+              <w:t>median_life_exp</w:t>
+            </w:r>
+            <w:proofErr w:type="spellEnd"/>
+            <w:r>
+              <w:rPr>
+                <w:rFonts w:ascii="Times New Roman" w:eastAsia="Times New Roman" w:hAnsi="Times New Roman" w:cs="Times New Roman"/>
+              </w:rPr>
+              <w:t>, 2), "\n")</w:t>
+            </w:r>
+          </w:p>
+          <w:p>
+            <w:pPr>
+              <w:rPr>
+                <w:rFonts w:ascii="Times New Roman" w:eastAsia="Times New Roman" w:hAnsi="Times New Roman" w:cs="Times New Roman"/>
+              </w:rPr>
+            </w:pPr>
+            <w:proofErr w:type="gramStart"/>
+            <w:r>
+              <w:rPr>
+                <w:rFonts w:ascii="Times New Roman" w:eastAsia="Times New Roman" w:hAnsi="Times New Roman" w:cs="Times New Roman"/>
+              </w:rPr>
+              <w:t>cat(</w:t>
+            </w:r>
+            <w:proofErr w:type="gramEnd"/>
+            <w:r>
+              <w:rPr>
+                <w:rFonts w:ascii="Times New Roman" w:eastAsia="Times New Roman" w:hAnsi="Times New Roman" w:cs="Times New Roman"/>
+              </w:rPr>
+              <w:t>"Min:    ", round(</w:t>
+            </w:r>
+            <w:proofErr w:type="spellStart"/>
+            <w:r>
+              <w:rPr>
+                <w:rFonts w:ascii="Times New Roman" w:eastAsia="Times New Roman" w:hAnsi="Times New Roman" w:cs="Times New Roman"/>
+              </w:rPr>
+              <w:t>min_life_exp</w:t>
+            </w:r>
+            <w:proofErr w:type="spellEnd"/>
+            <w:r>
+              <w:rPr>
+                <w:rFonts w:ascii="Times New Roman" w:eastAsia="Times New Roman" w:hAnsi="Times New Roman" w:cs="Times New Roman"/>
+              </w:rPr>
+              <w:t>, 2), "\n")</w:t>
+            </w:r>
+          </w:p>
+          <w:p>
+            <w:pPr>
+              <w:rPr>
+                <w:rFonts w:ascii="Times New Roman" w:eastAsia="Times New Roman" w:hAnsi="Times New Roman" w:cs="Times New Roman"/>
+              </w:rPr>
+            </w:pPr>
+            <w:proofErr w:type="gramStart"/>
+            <w:r>
+              <w:rPr>
+                <w:rFonts w:ascii="Times New Roman" w:eastAsia="Times New Roman" w:hAnsi="Times New Roman" w:cs="Times New Roman"/>
+              </w:rPr>
+              <w:t>cat(</w:t>
+            </w:r>
+            <w:proofErr w:type="gramEnd"/>
+            <w:r>
+              <w:rPr>
+                <w:rFonts w:ascii="Times New Roman" w:eastAsia="Times New Roman" w:hAnsi="Times New Roman" w:cs="Times New Roman"/>
+              </w:rPr>
+              <w:t>"Max:    ", round(</w:t>
+            </w:r>
+            <w:proofErr w:type="spellStart"/>
+            <w:r>
+              <w:rPr>
+                <w:rFonts w:ascii="Times New Roman" w:eastAsia="Times New Roman" w:hAnsi="Times New Roman" w:cs="Times New Roman"/>
+              </w:rPr>
+              <w:t>max_life_exp</w:t>
+            </w:r>
+            <w:proofErr w:type="spellEnd"/>
+            <w:r>
+              <w:rPr>
+                <w:rFonts w:ascii="Times New Roman" w:eastAsia="Times New Roman" w:hAnsi="Times New Roman" w:cs="Times New Roman"/>
+              </w:rPr>
+              <w:t>, 2), "\n\n")</w:t>
+            </w:r>
+          </w:p>
+          <w:p>
+            <w:pPr>
+              <w:rPr>
+                <w:rFonts w:ascii="Times New Roman" w:eastAsia="Times New Roman" w:hAnsi="Times New Roman" w:cs="Times New Roman"/>
+              </w:rPr>
+            </w:pPr>
+          </w:p>
+          <w:p>
+            <w:pPr>
+              <w:rPr>
+                <w:rFonts w:ascii="Times New Roman" w:eastAsia="Times New Roman" w:hAnsi="Times New Roman" w:cs="Times New Roman"/>
+              </w:rPr>
+            </w:pPr>
+          </w:p>
+          <w:p>
+            <w:pPr>
+              <w:rPr>
+                <w:rFonts w:ascii="Times New Roman" w:eastAsia="Times New Roman" w:hAnsi="Times New Roman" w:cs="Times New Roman"/>
+              </w:rPr>
+            </w:pPr>
+          </w:p>
+          <w:p>
+            <w:pPr>
+              <w:rPr>
+                <w:rFonts w:ascii="Times New Roman" w:eastAsia="Times New Roman" w:hAnsi="Times New Roman" w:cs="Times New Roman"/>
+              </w:rPr>
+            </w:pPr>
+          </w:p>
+          <w:p>
+            <w:pPr>
+              <w:rPr>
+                <w:rFonts w:ascii="Times New Roman" w:eastAsia="Times New Roman" w:hAnsi="Times New Roman" w:cs="Times New Roman"/>
+              </w:rPr>
+            </w:pPr>
+          </w:p>
+          <w:p>
+            <w:pPr>
+              <w:rPr>
+                <w:rFonts w:ascii="Times New Roman" w:eastAsia="Times New Roman" w:hAnsi="Times New Roman" w:cs="Times New Roman"/>
+              </w:rPr>
+            </w:pPr>
+          </w:p>
+          <w:p>
+            <w:pPr>
+              <w:rPr>
+                <w:rFonts w:ascii="Times New Roman" w:eastAsia="Times New Roman" w:hAnsi="Times New Roman" w:cs="Times New Roman"/>
+              </w:rPr>
+            </w:pPr>
+          </w:p>
+          <w:p>
+            <w:pPr>
+              <w:rPr>
+                <w:rFonts w:ascii="Times New Roman" w:eastAsia="Times New Roman" w:hAnsi="Times New Roman" w:cs="Times New Roman"/>
+              </w:rPr>
+            </w:pPr>
+            <w:r>
+              <w:rPr>
+                <w:rFonts w:ascii="Times New Roman" w:eastAsia="Times New Roman" w:hAnsi="Times New Roman" w:cs="Times New Roman"/>
+              </w:rPr>
+              <w:t># ============================================================================</w:t>
+            </w:r>
+          </w:p>
+          <w:p>
+            <w:pPr>
+              <w:rPr>
+                <w:rFonts w:ascii="Times New Roman" w:eastAsia="Times New Roman" w:hAnsi="Times New Roman" w:cs="Times New Roman"/>
+              </w:rPr>
+            </w:pPr>
+            <w:r>
+              <w:rPr>
+                <w:rFonts w:ascii="Times New Roman" w:eastAsia="Times New Roman" w:hAnsi="Times New Roman" w:cs="Times New Roman"/>
+              </w:rPr>
+              <w:t xml:space="preserve"># 5. VISUALIZATIONS </w:t>
+            </w:r>
+          </w:p>
+          <w:p>
+            <w:pPr>
+              <w:rPr>
+                <w:rFonts w:ascii="Times New Roman" w:eastAsia="Times New Roman" w:hAnsi="Times New Roman" w:cs="Times New Roman"/>
+              </w:rPr>
+            </w:pPr>
+            <w:r>
+              <w:rPr>
+                <w:rFonts w:ascii="Times New Roman" w:eastAsia="Times New Roman" w:hAnsi="Times New Roman" w:cs="Times New Roman"/>
+              </w:rPr>
+              <w:t># ============================================================================</w:t>
+            </w:r>
+          </w:p>
+          <w:p>
+            <w:pPr>
+              <w:rPr>
+                <w:rFonts w:ascii="Times New Roman" w:eastAsia="Times New Roman" w:hAnsi="Times New Roman" w:cs="Times New Roman"/>
+              </w:rPr>
+            </w:pPr>
+          </w:p>
+          <w:p>
+            <w:pPr>
+              <w:rPr>
+                <w:rFonts w:ascii="Times New Roman" w:eastAsia="Times New Roman" w:hAnsi="Times New Roman" w:cs="Times New Roman"/>
+              </w:rPr>
+            </w:pPr>
+            <w:proofErr w:type="gramStart"/>
+            <w:r>
+              <w:rPr>
+                <w:rFonts w:ascii="Times New Roman" w:eastAsia="Times New Roman" w:hAnsi="Times New Roman" w:cs="Times New Roman"/>
+              </w:rPr>
+              <w:t>cat(</w:t>
+            </w:r>
+            <w:proofErr w:type="gramEnd"/>
+            <w:r>
+              <w:rPr>
+                <w:rFonts w:ascii="Times New Roman" w:eastAsia="Times New Roman" w:hAnsi="Times New Roman" w:cs="Times New Roman"/>
+              </w:rPr>
+              <w:t>"=== CREATING UPDATED VISUALIZATIONS ===\n\n")</w:t>
+            </w:r>
+          </w:p>
+          <w:p>
+            <w:pPr>
+              <w:rPr>
+                <w:rFonts w:ascii="Times New Roman" w:eastAsia="Times New Roman" w:hAnsi="Times New Roman" w:cs="Times New Roman"/>
+              </w:rPr>
+            </w:pPr>
+          </w:p>
+          <w:p>
+            <w:pPr>
+              <w:rPr>
+                <w:rFonts w:ascii="Times New Roman" w:eastAsia="Times New Roman" w:hAnsi="Times New Roman" w:cs="Times New Roman"/>
+              </w:rPr>
+            </w:pPr>
+          </w:p>
+          <w:p>
+            <w:pPr>
+              <w:rPr>
+                <w:rFonts w:ascii="Times New Roman" w:eastAsia="Times New Roman" w:hAnsi="Times New Roman" w:cs="Times New Roman"/>
+              </w:rPr>
+            </w:pPr>
+            <w:r>
+              <w:rPr>
+                <w:rFonts w:ascii="Times New Roman" w:eastAsia="Times New Roman" w:hAnsi="Times New Roman" w:cs="Times New Roman"/>
+              </w:rPr>
+              <w:t># --------------------------------------------------</w:t>
+            </w:r>
+          </w:p>
+          <w:p>
+            <w:pPr>
+              <w:rPr>
+                <w:rFonts w:ascii="Times New Roman" w:eastAsia="Times New Roman" w:hAnsi="Times New Roman" w:cs="Times New Roman"/>
+              </w:rPr>
+            </w:pPr>
+            <w:r>
+              <w:rPr>
+                <w:rFonts w:ascii="Times New Roman" w:eastAsia="Times New Roman" w:hAnsi="Times New Roman" w:cs="Times New Roman"/>
+              </w:rPr>
+              <w:t># Visualization 1: Scatter Plot with regression line</w:t>
+            </w:r>
+          </w:p>
+          <w:p>
+            <w:pPr>
+              <w:rPr>
+                <w:rFonts w:ascii="Times New Roman" w:eastAsia="Times New Roman" w:hAnsi="Times New Roman" w:cs="Times New Roman"/>
+              </w:rPr>
+            </w:pPr>
+            <w:r>
+              <w:rPr>
+                <w:rFonts w:ascii="Times New Roman" w:eastAsia="Times New Roman" w:hAnsi="Times New Roman" w:cs="Times New Roman"/>
+              </w:rPr>
+              <w:t># --------------------------------------------------</w:t>
+            </w:r>
+          </w:p>
+          <w:p>
+            <w:pPr>
+              <w:rPr>
+                <w:rFonts w:ascii="Times New Roman" w:eastAsia="Times New Roman" w:hAnsi="Times New Roman" w:cs="Times New Roman"/>
+              </w:rPr>
+            </w:pPr>
+          </w:p>
+          <w:p>
+            <w:pPr>
+              <w:rPr>
+                <w:rFonts w:ascii="Times New Roman" w:eastAsia="Times New Roman" w:hAnsi="Times New Roman" w:cs="Times New Roman"/>
+              </w:rPr>
+            </w:pPr>
+          </w:p>
+          <w:p>
+            <w:pPr>
+              <w:rPr>
+                <w:rFonts w:ascii="Times New Roman" w:eastAsia="Times New Roman" w:hAnsi="Times New Roman" w:cs="Times New Roman"/>
+              </w:rPr>
+            </w:pPr>
+            <w:r>
+              <w:rPr>
+                <w:rFonts w:ascii="Times New Roman" w:eastAsia="Times New Roman" w:hAnsi="Times New Roman" w:cs="Times New Roman"/>
+              </w:rPr>
+              <w:lastRenderedPageBreak/>
+              <w:t># Scatter plot with regression line</w:t>
+            </w:r>
+          </w:p>
+          <w:p>
+            <w:pPr>
+              <w:rPr>
+                <w:rFonts w:ascii="Times New Roman" w:eastAsia="Times New Roman" w:hAnsi="Times New Roman" w:cs="Times New Roman"/>
+              </w:rPr>
+            </w:pPr>
+            <w:proofErr w:type="spellStart"/>
+            <w:r>
+              <w:rPr>
+                <w:rFonts w:ascii="Times New Roman" w:eastAsia="Times New Roman" w:hAnsi="Times New Roman" w:cs="Times New Roman"/>
+              </w:rPr>
+              <w:t>scatter_plot</w:t>
             </w:r>
             <w:proofErr w:type="spellEnd"/>
             <w:r>
@@ -6568,448 +8311,14 @@
               <w:rPr>
                 <w:rFonts w:ascii="Times New Roman" w:eastAsia="Times New Roman" w:hAnsi="Times New Roman" w:cs="Times New Roman"/>
               </w:rPr>
-              <w:t>na.omit</w:t>
+              <w:t>ggplot</w:t>
             </w:r>
             <w:proofErr w:type="spellEnd"/>
-            <w:proofErr w:type="gramEnd"/>
             <w:r>
               <w:rPr>
                 <w:rFonts w:ascii="Times New Roman" w:eastAsia="Times New Roman" w:hAnsi="Times New Roman" w:cs="Times New Roman"/>
               </w:rPr>
               <w:t>(</w:t>
-            </w:r>
-            <w:proofErr w:type="spellStart"/>
-            <w:r>
-              <w:rPr>
-                <w:rFonts w:ascii="Times New Roman" w:eastAsia="Times New Roman" w:hAnsi="Times New Roman" w:cs="Times New Roman"/>
-              </w:rPr>
-              <w:t>data_merged</w:t>
-            </w:r>
-            <w:proofErr w:type="spellEnd"/>
-            <w:r>
-              <w:rPr>
-                <w:rFonts w:ascii="Times New Roman" w:eastAsia="Times New Roman" w:hAnsi="Times New Roman" w:cs="Times New Roman"/>
-              </w:rPr>
-              <w:t>)</w:t>
-            </w:r>
-          </w:p>
-          <w:p>
-            <w:pPr>
-              <w:rPr>
-                <w:rFonts w:ascii="Times New Roman" w:eastAsia="Times New Roman" w:hAnsi="Times New Roman" w:cs="Times New Roman"/>
-              </w:rPr>
-            </w:pPr>
-            <w:proofErr w:type="gramStart"/>
-            <w:r>
-              <w:rPr>
-                <w:rFonts w:ascii="Times New Roman" w:eastAsia="Times New Roman" w:hAnsi="Times New Roman" w:cs="Times New Roman"/>
-              </w:rPr>
-              <w:t>cat(</w:t>
-            </w:r>
-            <w:proofErr w:type="gramEnd"/>
-            <w:r>
-              <w:rPr>
-                <w:rFonts w:ascii="Times New Roman" w:eastAsia="Times New Roman" w:hAnsi="Times New Roman" w:cs="Times New Roman"/>
-              </w:rPr>
-              <w:t xml:space="preserve">"Number of countries after removing NA:", </w:t>
-            </w:r>
-            <w:proofErr w:type="spellStart"/>
-            <w:r>
-              <w:rPr>
-                <w:rFonts w:ascii="Times New Roman" w:eastAsia="Times New Roman" w:hAnsi="Times New Roman" w:cs="Times New Roman"/>
-              </w:rPr>
-              <w:t>nrow</w:t>
-            </w:r>
-            <w:proofErr w:type="spellEnd"/>
-            <w:r>
-              <w:rPr>
-                <w:rFonts w:ascii="Times New Roman" w:eastAsia="Times New Roman" w:hAnsi="Times New Roman" w:cs="Times New Roman"/>
-              </w:rPr>
-              <w:t>(</w:t>
-            </w:r>
-            <w:proofErr w:type="spellStart"/>
-            <w:r>
-              <w:rPr>
-                <w:rFonts w:ascii="Times New Roman" w:eastAsia="Times New Roman" w:hAnsi="Times New Roman" w:cs="Times New Roman"/>
-              </w:rPr>
-              <w:t>data_clean</w:t>
-            </w:r>
-            <w:proofErr w:type="spellEnd"/>
-            <w:r>
-              <w:rPr>
-                <w:rFonts w:ascii="Times New Roman" w:eastAsia="Times New Roman" w:hAnsi="Times New Roman" w:cs="Times New Roman"/>
-              </w:rPr>
-              <w:t>), "\n\n")</w:t>
-            </w:r>
-          </w:p>
-          <w:p>
-            <w:pPr>
-              <w:rPr>
-                <w:rFonts w:ascii="Times New Roman" w:eastAsia="Times New Roman" w:hAnsi="Times New Roman" w:cs="Times New Roman"/>
-              </w:rPr>
-            </w:pPr>
-          </w:p>
-          <w:p>
-            <w:pPr>
-              <w:rPr>
-                <w:rFonts w:ascii="Times New Roman" w:eastAsia="Times New Roman" w:hAnsi="Times New Roman" w:cs="Times New Roman"/>
-              </w:rPr>
-            </w:pPr>
-            <w:r>
-              <w:rPr>
-                <w:rFonts w:ascii="Times New Roman" w:eastAsia="Times New Roman" w:hAnsi="Times New Roman" w:cs="Times New Roman"/>
-              </w:rPr>
-              <w:t># Select and rename relevant columns for analysis</w:t>
-            </w:r>
-          </w:p>
-          <w:p>
-            <w:pPr>
-              <w:rPr>
-                <w:rFonts w:ascii="Times New Roman" w:eastAsia="Times New Roman" w:hAnsi="Times New Roman" w:cs="Times New Roman"/>
-              </w:rPr>
-            </w:pPr>
-            <w:r>
-              <w:rPr>
-                <w:rFonts w:ascii="Times New Roman" w:eastAsia="Times New Roman" w:hAnsi="Times New Roman" w:cs="Times New Roman"/>
-              </w:rPr>
-              <w:t xml:space="preserve"># drinks.csv columns: country, </w:t>
-            </w:r>
-            <w:proofErr w:type="spellStart"/>
-            <w:r>
-              <w:rPr>
-                <w:rFonts w:ascii="Times New Roman" w:eastAsia="Times New Roman" w:hAnsi="Times New Roman" w:cs="Times New Roman"/>
-              </w:rPr>
-              <w:t>beer_servings</w:t>
-            </w:r>
-            <w:proofErr w:type="spellEnd"/>
-            <w:r>
-              <w:rPr>
-                <w:rFonts w:ascii="Times New Roman" w:eastAsia="Times New Roman" w:hAnsi="Times New Roman" w:cs="Times New Roman"/>
-              </w:rPr>
-              <w:t xml:space="preserve">, </w:t>
-            </w:r>
-            <w:proofErr w:type="spellStart"/>
-            <w:r>
-              <w:rPr>
-                <w:rFonts w:ascii="Times New Roman" w:eastAsia="Times New Roman" w:hAnsi="Times New Roman" w:cs="Times New Roman"/>
-              </w:rPr>
-              <w:t>spirit_servings</w:t>
-            </w:r>
-            <w:proofErr w:type="spellEnd"/>
-            <w:r>
-              <w:rPr>
-                <w:rFonts w:ascii="Times New Roman" w:eastAsia="Times New Roman" w:hAnsi="Times New Roman" w:cs="Times New Roman"/>
-              </w:rPr>
-              <w:t xml:space="preserve">, </w:t>
-            </w:r>
-            <w:proofErr w:type="spellStart"/>
-            <w:r>
-              <w:rPr>
-                <w:rFonts w:ascii="Times New Roman" w:eastAsia="Times New Roman" w:hAnsi="Times New Roman" w:cs="Times New Roman"/>
-              </w:rPr>
-              <w:t>wine_servings</w:t>
-            </w:r>
-            <w:proofErr w:type="spellEnd"/>
-            <w:r>
-              <w:rPr>
-                <w:rFonts w:ascii="Times New Roman" w:eastAsia="Times New Roman" w:hAnsi="Times New Roman" w:cs="Times New Roman"/>
-              </w:rPr>
-              <w:t xml:space="preserve">, </w:t>
-            </w:r>
-            <w:proofErr w:type="spellStart"/>
-            <w:r>
-              <w:rPr>
-                <w:rFonts w:ascii="Times New Roman" w:eastAsia="Times New Roman" w:hAnsi="Times New Roman" w:cs="Times New Roman"/>
-              </w:rPr>
-              <w:t>total_litres_of_pure_alcohol</w:t>
-            </w:r>
-            <w:proofErr w:type="spellEnd"/>
-          </w:p>
-          <w:p>
-            <w:pPr>
-              <w:rPr>
-                <w:rFonts w:ascii="Times New Roman" w:eastAsia="Times New Roman" w:hAnsi="Times New Roman" w:cs="Times New Roman"/>
-              </w:rPr>
-            </w:pPr>
-            <w:r>
-              <w:rPr>
-                <w:rFonts w:ascii="Times New Roman" w:eastAsia="Times New Roman" w:hAnsi="Times New Roman" w:cs="Times New Roman"/>
-              </w:rPr>
-              <w:t># lifeexpectency.csv has the life expectancy value in the column called "Numeric"</w:t>
-            </w:r>
-          </w:p>
-          <w:p>
-            <w:pPr>
-              <w:rPr>
-                <w:rFonts w:ascii="Times New Roman" w:eastAsia="Times New Roman" w:hAnsi="Times New Roman" w:cs="Times New Roman"/>
-              </w:rPr>
-            </w:pPr>
-          </w:p>
-          <w:p>
-            <w:pPr>
-              <w:rPr>
-                <w:rFonts w:ascii="Times New Roman" w:eastAsia="Times New Roman" w:hAnsi="Times New Roman" w:cs="Times New Roman"/>
-              </w:rPr>
-            </w:pPr>
-            <w:r>
-              <w:rPr>
-                <w:rFonts w:ascii="Times New Roman" w:eastAsia="Times New Roman" w:hAnsi="Times New Roman" w:cs="Times New Roman"/>
-              </w:rPr>
-              <w:t># Select only the columns we need for analysis</w:t>
-            </w:r>
-          </w:p>
-          <w:p>
-            <w:pPr>
-              <w:rPr>
-                <w:rFonts w:ascii="Times New Roman" w:eastAsia="Times New Roman" w:hAnsi="Times New Roman" w:cs="Times New Roman"/>
-              </w:rPr>
-            </w:pPr>
-            <w:proofErr w:type="spellStart"/>
-            <w:r>
-              <w:rPr>
-                <w:rFonts w:ascii="Times New Roman" w:eastAsia="Times New Roman" w:hAnsi="Times New Roman" w:cs="Times New Roman"/>
-              </w:rPr>
-              <w:t>data_clean</w:t>
-            </w:r>
-            <w:proofErr w:type="spellEnd"/>
-            <w:r>
-              <w:rPr>
-                <w:rFonts w:ascii="Times New Roman" w:eastAsia="Times New Roman" w:hAnsi="Times New Roman" w:cs="Times New Roman"/>
-              </w:rPr>
-              <w:t xml:space="preserve"> &lt;- </w:t>
-            </w:r>
-            <w:proofErr w:type="spellStart"/>
-            <w:r>
-              <w:rPr>
-                <w:rFonts w:ascii="Times New Roman" w:eastAsia="Times New Roman" w:hAnsi="Times New Roman" w:cs="Times New Roman"/>
-              </w:rPr>
-              <w:t>data_merged</w:t>
-            </w:r>
-            <w:proofErr w:type="spellEnd"/>
-            <w:r>
-              <w:rPr>
-                <w:rFonts w:ascii="Times New Roman" w:eastAsia="Times New Roman" w:hAnsi="Times New Roman" w:cs="Times New Roman"/>
-              </w:rPr>
-              <w:t xml:space="preserve"> %&gt;%</w:t>
-            </w:r>
-          </w:p>
-          <w:p>
-            <w:pPr>
-              <w:rPr>
-                <w:rFonts w:ascii="Times New Roman" w:eastAsia="Times New Roman" w:hAnsi="Times New Roman" w:cs="Times New Roman"/>
-              </w:rPr>
-            </w:pPr>
-            <w:r>
-              <w:rPr>
-                <w:rFonts w:ascii="Times New Roman" w:eastAsia="Times New Roman" w:hAnsi="Times New Roman" w:cs="Times New Roman"/>
-              </w:rPr>
-              <w:t xml:space="preserve">  </w:t>
-            </w:r>
-            <w:proofErr w:type="gramStart"/>
-            <w:r>
-              <w:rPr>
-                <w:rFonts w:ascii="Times New Roman" w:eastAsia="Times New Roman" w:hAnsi="Times New Roman" w:cs="Times New Roman"/>
-              </w:rPr>
-              <w:t>select(</w:t>
-            </w:r>
-            <w:proofErr w:type="gramEnd"/>
-            <w:r>
-              <w:rPr>
-                <w:rFonts w:ascii="Times New Roman" w:eastAsia="Times New Roman" w:hAnsi="Times New Roman" w:cs="Times New Roman"/>
-              </w:rPr>
-              <w:t xml:space="preserve">country, </w:t>
-            </w:r>
-            <w:proofErr w:type="spellStart"/>
-            <w:r>
-              <w:rPr>
-                <w:rFonts w:ascii="Times New Roman" w:eastAsia="Times New Roman" w:hAnsi="Times New Roman" w:cs="Times New Roman"/>
-              </w:rPr>
-              <w:t>total_litres_of_pure_alcohol</w:t>
-            </w:r>
-            <w:proofErr w:type="spellEnd"/>
-            <w:r>
-              <w:rPr>
-                <w:rFonts w:ascii="Times New Roman" w:eastAsia="Times New Roman" w:hAnsi="Times New Roman" w:cs="Times New Roman"/>
-              </w:rPr>
-              <w:t>, Numeric) %&gt;%</w:t>
-            </w:r>
-          </w:p>
-          <w:p>
-            <w:pPr>
-              <w:rPr>
-                <w:rFonts w:ascii="Times New Roman" w:eastAsia="Times New Roman" w:hAnsi="Times New Roman" w:cs="Times New Roman"/>
-              </w:rPr>
-            </w:pPr>
-            <w:r>
-              <w:rPr>
-                <w:rFonts w:ascii="Times New Roman" w:eastAsia="Times New Roman" w:hAnsi="Times New Roman" w:cs="Times New Roman"/>
-              </w:rPr>
-              <w:t xml:space="preserve">  </w:t>
-            </w:r>
-            <w:proofErr w:type="gramStart"/>
-            <w:r>
-              <w:rPr>
-                <w:rFonts w:ascii="Times New Roman" w:eastAsia="Times New Roman" w:hAnsi="Times New Roman" w:cs="Times New Roman"/>
-              </w:rPr>
-              <w:t>rename(</w:t>
-            </w:r>
-            <w:proofErr w:type="gramEnd"/>
-            <w:r>
-              <w:rPr>
-                <w:rFonts w:ascii="Times New Roman" w:eastAsia="Times New Roman" w:hAnsi="Times New Roman" w:cs="Times New Roman"/>
-              </w:rPr>
-              <w:t>Country = country,</w:t>
-            </w:r>
-          </w:p>
-          <w:p>
-            <w:pPr>
-              <w:rPr>
-                <w:rFonts w:ascii="Times New Roman" w:eastAsia="Times New Roman" w:hAnsi="Times New Roman" w:cs="Times New Roman"/>
-              </w:rPr>
-            </w:pPr>
-            <w:r>
-              <w:rPr>
-                <w:rFonts w:ascii="Times New Roman" w:eastAsia="Times New Roman" w:hAnsi="Times New Roman" w:cs="Times New Roman"/>
-              </w:rPr>
-              <w:t xml:space="preserve">         </w:t>
-            </w:r>
-            <w:proofErr w:type="spellStart"/>
-            <w:r>
-              <w:rPr>
-                <w:rFonts w:ascii="Times New Roman" w:eastAsia="Times New Roman" w:hAnsi="Times New Roman" w:cs="Times New Roman"/>
-              </w:rPr>
-              <w:t>Alcohol_Consumption</w:t>
-            </w:r>
-            <w:proofErr w:type="spellEnd"/>
-            <w:r>
-              <w:rPr>
-                <w:rFonts w:ascii="Times New Roman" w:eastAsia="Times New Roman" w:hAnsi="Times New Roman" w:cs="Times New Roman"/>
-              </w:rPr>
-              <w:t xml:space="preserve"> = </w:t>
-            </w:r>
-            <w:proofErr w:type="spellStart"/>
-            <w:r>
-              <w:rPr>
-                <w:rFonts w:ascii="Times New Roman" w:eastAsia="Times New Roman" w:hAnsi="Times New Roman" w:cs="Times New Roman"/>
-              </w:rPr>
-              <w:t>total_litres_of_pure_alcohol</w:t>
-            </w:r>
-            <w:proofErr w:type="spellEnd"/>
-            <w:r>
-              <w:rPr>
-                <w:rFonts w:ascii="Times New Roman" w:eastAsia="Times New Roman" w:hAnsi="Times New Roman" w:cs="Times New Roman"/>
-              </w:rPr>
-              <w:t>,</w:t>
-            </w:r>
-          </w:p>
-          <w:p>
-            <w:pPr>
-              <w:rPr>
-                <w:rFonts w:ascii="Times New Roman" w:eastAsia="Times New Roman" w:hAnsi="Times New Roman" w:cs="Times New Roman"/>
-              </w:rPr>
-            </w:pPr>
-            <w:r>
-              <w:rPr>
-                <w:rFonts w:ascii="Times New Roman" w:eastAsia="Times New Roman" w:hAnsi="Times New Roman" w:cs="Times New Roman"/>
-              </w:rPr>
-              <w:lastRenderedPageBreak/>
-              <w:t xml:space="preserve">         </w:t>
-            </w:r>
-            <w:proofErr w:type="spellStart"/>
-            <w:r>
-              <w:rPr>
-                <w:rFonts w:ascii="Times New Roman" w:eastAsia="Times New Roman" w:hAnsi="Times New Roman" w:cs="Times New Roman"/>
-              </w:rPr>
-              <w:t>Life_Expectancy</w:t>
-            </w:r>
-            <w:proofErr w:type="spellEnd"/>
-            <w:r>
-              <w:rPr>
-                <w:rFonts w:ascii="Times New Roman" w:eastAsia="Times New Roman" w:hAnsi="Times New Roman" w:cs="Times New Roman"/>
-              </w:rPr>
-              <w:t xml:space="preserve"> = Numeric)</w:t>
-            </w:r>
-          </w:p>
-          <w:p>
-            <w:pPr>
-              <w:rPr>
-                <w:rFonts w:ascii="Times New Roman" w:eastAsia="Times New Roman" w:hAnsi="Times New Roman" w:cs="Times New Roman"/>
-              </w:rPr>
-            </w:pPr>
-          </w:p>
-          <w:p>
-            <w:pPr>
-              <w:rPr>
-                <w:rFonts w:ascii="Times New Roman" w:eastAsia="Times New Roman" w:hAnsi="Times New Roman" w:cs="Times New Roman"/>
-              </w:rPr>
-            </w:pPr>
-            <w:r>
-              <w:rPr>
-                <w:rFonts w:ascii="Times New Roman" w:eastAsia="Times New Roman" w:hAnsi="Times New Roman" w:cs="Times New Roman"/>
-              </w:rPr>
-              <w:t># Display final cleaned dataset</w:t>
-            </w:r>
-          </w:p>
-          <w:p>
-            <w:pPr>
-              <w:rPr>
-                <w:rFonts w:ascii="Times New Roman" w:eastAsia="Times New Roman" w:hAnsi="Times New Roman" w:cs="Times New Roman"/>
-              </w:rPr>
-            </w:pPr>
-            <w:proofErr w:type="gramStart"/>
-            <w:r>
-              <w:rPr>
-                <w:rFonts w:ascii="Times New Roman" w:eastAsia="Times New Roman" w:hAnsi="Times New Roman" w:cs="Times New Roman"/>
-              </w:rPr>
-              <w:t>cat(</w:t>
-            </w:r>
-            <w:proofErr w:type="gramEnd"/>
-            <w:r>
-              <w:rPr>
-                <w:rFonts w:ascii="Times New Roman" w:eastAsia="Times New Roman" w:hAnsi="Times New Roman" w:cs="Times New Roman"/>
-              </w:rPr>
-              <w:t>"--- FINAL CLEANED DATASET ---\n")</w:t>
-            </w:r>
-          </w:p>
-          <w:p>
-            <w:pPr>
-              <w:rPr>
-                <w:rFonts w:ascii="Times New Roman" w:eastAsia="Times New Roman" w:hAnsi="Times New Roman" w:cs="Times New Roman"/>
-              </w:rPr>
-            </w:pPr>
-            <w:r>
-              <w:rPr>
-                <w:rFonts w:ascii="Times New Roman" w:eastAsia="Times New Roman" w:hAnsi="Times New Roman" w:cs="Times New Roman"/>
-              </w:rPr>
-              <w:t>str(</w:t>
-            </w:r>
-            <w:proofErr w:type="spellStart"/>
-            <w:r>
-              <w:rPr>
-                <w:rFonts w:ascii="Times New Roman" w:eastAsia="Times New Roman" w:hAnsi="Times New Roman" w:cs="Times New Roman"/>
-              </w:rPr>
-              <w:t>data_clean</w:t>
-            </w:r>
-            <w:proofErr w:type="spellEnd"/>
-            <w:r>
-              <w:rPr>
-                <w:rFonts w:ascii="Times New Roman" w:eastAsia="Times New Roman" w:hAnsi="Times New Roman" w:cs="Times New Roman"/>
-              </w:rPr>
-              <w:t>)</w:t>
-            </w:r>
-          </w:p>
-          <w:p>
-            <w:pPr>
-              <w:rPr>
-                <w:rFonts w:ascii="Times New Roman" w:eastAsia="Times New Roman" w:hAnsi="Times New Roman" w:cs="Times New Roman"/>
-              </w:rPr>
-            </w:pPr>
-            <w:proofErr w:type="gramStart"/>
-            <w:r>
-              <w:rPr>
-                <w:rFonts w:ascii="Times New Roman" w:eastAsia="Times New Roman" w:hAnsi="Times New Roman" w:cs="Times New Roman"/>
-              </w:rPr>
-              <w:t>head(</w:t>
             </w:r>
             <w:proofErr w:type="spellStart"/>
             <w:proofErr w:type="gramEnd"/>
@@ -7024,350 +8333,301 @@
               <w:rPr>
                 <w:rFonts w:ascii="Times New Roman" w:eastAsia="Times New Roman" w:hAnsi="Times New Roman" w:cs="Times New Roman"/>
               </w:rPr>
-              <w:t>, 50)</w:t>
-            </w:r>
-          </w:p>
-          <w:p>
-            <w:pPr>
-              <w:rPr>
-                <w:rFonts w:ascii="Times New Roman" w:eastAsia="Times New Roman" w:hAnsi="Times New Roman" w:cs="Times New Roman"/>
-              </w:rPr>
-            </w:pPr>
-          </w:p>
-          <w:p>
-            <w:pPr>
-              <w:rPr>
-                <w:rFonts w:ascii="Times New Roman" w:eastAsia="Times New Roman" w:hAnsi="Times New Roman" w:cs="Times New Roman"/>
-              </w:rPr>
-            </w:pPr>
-            <w:r>
-              <w:rPr>
-                <w:rFonts w:ascii="Times New Roman" w:eastAsia="Times New Roman" w:hAnsi="Times New Roman" w:cs="Times New Roman"/>
-              </w:rPr>
-              <w:t># ============================================================================</w:t>
-            </w:r>
-          </w:p>
-          <w:p>
-            <w:pPr>
-              <w:rPr>
-                <w:rFonts w:ascii="Times New Roman" w:eastAsia="Times New Roman" w:hAnsi="Times New Roman" w:cs="Times New Roman"/>
-                <w:b/>
-                <w:bCs/>
-              </w:rPr>
-            </w:pPr>
-            <w:r>
-              <w:rPr>
-                <w:rFonts w:ascii="Times New Roman" w:eastAsia="Times New Roman" w:hAnsi="Times New Roman" w:cs="Times New Roman"/>
-                <w:b/>
-                <w:bCs/>
-              </w:rPr>
-              <w:t># 4. DESCRIPTIVE STATISTICS</w:t>
-            </w:r>
-          </w:p>
-          <w:p>
-            <w:pPr>
-              <w:rPr>
-                <w:rFonts w:ascii="Times New Roman" w:eastAsia="Times New Roman" w:hAnsi="Times New Roman" w:cs="Times New Roman"/>
-              </w:rPr>
-            </w:pPr>
-            <w:r>
-              <w:rPr>
-                <w:rFonts w:ascii="Times New Roman" w:eastAsia="Times New Roman" w:hAnsi="Times New Roman" w:cs="Times New Roman"/>
-              </w:rPr>
-              <w:t># ============================================================================</w:t>
-            </w:r>
-          </w:p>
-          <w:p>
-            <w:pPr>
-              <w:rPr>
-                <w:rFonts w:ascii="Times New Roman" w:eastAsia="Times New Roman" w:hAnsi="Times New Roman" w:cs="Times New Roman"/>
-              </w:rPr>
-            </w:pPr>
-          </w:p>
-          <w:p>
-            <w:pPr>
-              <w:rPr>
-                <w:rFonts w:ascii="Times New Roman" w:eastAsia="Times New Roman" w:hAnsi="Times New Roman" w:cs="Times New Roman"/>
-              </w:rPr>
-            </w:pPr>
+              <w:t xml:space="preserve">, </w:t>
+            </w:r>
+            <w:proofErr w:type="spellStart"/>
+            <w:r>
+              <w:rPr>
+                <w:rFonts w:ascii="Times New Roman" w:eastAsia="Times New Roman" w:hAnsi="Times New Roman" w:cs="Times New Roman"/>
+              </w:rPr>
+              <w:t>aes</w:t>
+            </w:r>
+            <w:proofErr w:type="spellEnd"/>
+            <w:r>
+              <w:rPr>
+                <w:rFonts w:ascii="Times New Roman" w:eastAsia="Times New Roman" w:hAnsi="Times New Roman" w:cs="Times New Roman"/>
+              </w:rPr>
+              <w:t xml:space="preserve">(x = </w:t>
+            </w:r>
+            <w:proofErr w:type="spellStart"/>
+            <w:r>
+              <w:rPr>
+                <w:rFonts w:ascii="Times New Roman" w:eastAsia="Times New Roman" w:hAnsi="Times New Roman" w:cs="Times New Roman"/>
+              </w:rPr>
+              <w:t>Alcohol_Consumption</w:t>
+            </w:r>
+            <w:proofErr w:type="spellEnd"/>
+            <w:r>
+              <w:rPr>
+                <w:rFonts w:ascii="Times New Roman" w:eastAsia="Times New Roman" w:hAnsi="Times New Roman" w:cs="Times New Roman"/>
+              </w:rPr>
+              <w:t xml:space="preserve">, y = </w:t>
+            </w:r>
+            <w:proofErr w:type="spellStart"/>
+            <w:r>
+              <w:rPr>
+                <w:rFonts w:ascii="Times New Roman" w:eastAsia="Times New Roman" w:hAnsi="Times New Roman" w:cs="Times New Roman"/>
+              </w:rPr>
+              <w:t>Life_Expectancy</w:t>
+            </w:r>
+            <w:proofErr w:type="spellEnd"/>
+            <w:r>
+              <w:rPr>
+                <w:rFonts w:ascii="Times New Roman" w:eastAsia="Times New Roman" w:hAnsi="Times New Roman" w:cs="Times New Roman"/>
+              </w:rPr>
+              <w:t>)) +</w:t>
+            </w:r>
+          </w:p>
+          <w:p>
+            <w:pPr>
+              <w:rPr>
+                <w:rFonts w:ascii="Times New Roman" w:eastAsia="Times New Roman" w:hAnsi="Times New Roman" w:cs="Times New Roman"/>
+              </w:rPr>
+            </w:pPr>
+            <w:r>
+              <w:rPr>
+                <w:rFonts w:ascii="Times New Roman" w:eastAsia="Times New Roman" w:hAnsi="Times New Roman" w:cs="Times New Roman"/>
+              </w:rPr>
+              <w:t xml:space="preserve">  </w:t>
+            </w:r>
+            <w:proofErr w:type="spellStart"/>
+            <w:r>
+              <w:rPr>
+                <w:rFonts w:ascii="Times New Roman" w:eastAsia="Times New Roman" w:hAnsi="Times New Roman" w:cs="Times New Roman"/>
+              </w:rPr>
+              <w:t>geom_</w:t>
+            </w:r>
             <w:proofErr w:type="gramStart"/>
             <w:r>
               <w:rPr>
                 <w:rFonts w:ascii="Times New Roman" w:eastAsia="Times New Roman" w:hAnsi="Times New Roman" w:cs="Times New Roman"/>
               </w:rPr>
-              <w:t>cat(</w:t>
+              <w:t>point</w:t>
+            </w:r>
+            <w:proofErr w:type="spellEnd"/>
+            <w:r>
+              <w:rPr>
+                <w:rFonts w:ascii="Times New Roman" w:eastAsia="Times New Roman" w:hAnsi="Times New Roman" w:cs="Times New Roman"/>
+              </w:rPr>
+              <w:t>(</w:t>
             </w:r>
             <w:proofErr w:type="gramEnd"/>
             <w:r>
               <w:rPr>
                 <w:rFonts w:ascii="Times New Roman" w:eastAsia="Times New Roman" w:hAnsi="Times New Roman" w:cs="Times New Roman"/>
               </w:rPr>
-              <w:t>"\n\n=== DESCRIPTIVE STATISTICS ===\n\n")</w:t>
-            </w:r>
-          </w:p>
-          <w:p>
-            <w:pPr>
-              <w:rPr>
-                <w:rFonts w:ascii="Times New Roman" w:eastAsia="Times New Roman" w:hAnsi="Times New Roman" w:cs="Times New Roman"/>
-              </w:rPr>
-            </w:pPr>
-          </w:p>
-          <w:p>
-            <w:pPr>
-              <w:rPr>
-                <w:rFonts w:ascii="Times New Roman" w:eastAsia="Times New Roman" w:hAnsi="Times New Roman" w:cs="Times New Roman"/>
-              </w:rPr>
-            </w:pPr>
-            <w:r>
-              <w:rPr>
-                <w:rFonts w:ascii="Times New Roman" w:eastAsia="Times New Roman" w:hAnsi="Times New Roman" w:cs="Times New Roman"/>
-              </w:rPr>
-              <w:t># Alcohol consumption statistics</w:t>
-            </w:r>
-          </w:p>
-          <w:p>
-            <w:pPr>
-              <w:rPr>
-                <w:rFonts w:ascii="Times New Roman" w:eastAsia="Times New Roman" w:hAnsi="Times New Roman" w:cs="Times New Roman"/>
-              </w:rPr>
-            </w:pPr>
+              <w:t xml:space="preserve">alpha = 0.6, size = 3, </w:t>
+            </w:r>
             <w:proofErr w:type="spellStart"/>
             <w:r>
               <w:rPr>
                 <w:rFonts w:ascii="Times New Roman" w:eastAsia="Times New Roman" w:hAnsi="Times New Roman" w:cs="Times New Roman"/>
               </w:rPr>
-              <w:t>mean_alcohol</w:t>
+              <w:t>color</w:t>
             </w:r>
             <w:proofErr w:type="spellEnd"/>
             <w:r>
               <w:rPr>
                 <w:rFonts w:ascii="Times New Roman" w:eastAsia="Times New Roman" w:hAnsi="Times New Roman" w:cs="Times New Roman"/>
               </w:rPr>
-              <w:t xml:space="preserve"> &lt;- mean(</w:t>
+              <w:t xml:space="preserve"> = "</w:t>
             </w:r>
             <w:proofErr w:type="spellStart"/>
             <w:r>
               <w:rPr>
                 <w:rFonts w:ascii="Times New Roman" w:eastAsia="Times New Roman" w:hAnsi="Times New Roman" w:cs="Times New Roman"/>
               </w:rPr>
-              <w:t>data_clean$Alcohol_Consumption</w:t>
+              <w:t>darkblue</w:t>
             </w:r>
             <w:proofErr w:type="spellEnd"/>
             <w:r>
               <w:rPr>
                 <w:rFonts w:ascii="Times New Roman" w:eastAsia="Times New Roman" w:hAnsi="Times New Roman" w:cs="Times New Roman"/>
               </w:rPr>
-              <w:t>)</w:t>
-            </w:r>
-          </w:p>
-          <w:p>
-            <w:pPr>
-              <w:rPr>
-                <w:rFonts w:ascii="Times New Roman" w:eastAsia="Times New Roman" w:hAnsi="Times New Roman" w:cs="Times New Roman"/>
-              </w:rPr>
-            </w:pPr>
+              <w:t>") +</w:t>
+            </w:r>
+          </w:p>
+          <w:p>
+            <w:pPr>
+              <w:rPr>
+                <w:rFonts w:ascii="Times New Roman" w:eastAsia="Times New Roman" w:hAnsi="Times New Roman" w:cs="Times New Roman"/>
+              </w:rPr>
+            </w:pPr>
+            <w:r>
+              <w:rPr>
+                <w:rFonts w:ascii="Times New Roman" w:eastAsia="Times New Roman" w:hAnsi="Times New Roman" w:cs="Times New Roman"/>
+              </w:rPr>
+              <w:t xml:space="preserve">  </w:t>
+            </w:r>
             <w:proofErr w:type="spellStart"/>
             <w:r>
               <w:rPr>
                 <w:rFonts w:ascii="Times New Roman" w:eastAsia="Times New Roman" w:hAnsi="Times New Roman" w:cs="Times New Roman"/>
               </w:rPr>
-              <w:t>sd_alcohol</w:t>
+              <w:t>geom_</w:t>
+            </w:r>
+            <w:proofErr w:type="gramStart"/>
+            <w:r>
+              <w:rPr>
+                <w:rFonts w:ascii="Times New Roman" w:eastAsia="Times New Roman" w:hAnsi="Times New Roman" w:cs="Times New Roman"/>
+              </w:rPr>
+              <w:t>smooth</w:t>
             </w:r>
             <w:proofErr w:type="spellEnd"/>
             <w:r>
               <w:rPr>
                 <w:rFonts w:ascii="Times New Roman" w:eastAsia="Times New Roman" w:hAnsi="Times New Roman" w:cs="Times New Roman"/>
               </w:rPr>
-              <w:t xml:space="preserve"> &lt;- </w:t>
+              <w:t>(</w:t>
+            </w:r>
+            <w:proofErr w:type="gramEnd"/>
+            <w:r>
+              <w:rPr>
+                <w:rFonts w:ascii="Times New Roman" w:eastAsia="Times New Roman" w:hAnsi="Times New Roman" w:cs="Times New Roman"/>
+              </w:rPr>
+              <w:t>method = "</w:t>
             </w:r>
             <w:proofErr w:type="spellStart"/>
             <w:r>
               <w:rPr>
                 <w:rFonts w:ascii="Times New Roman" w:eastAsia="Times New Roman" w:hAnsi="Times New Roman" w:cs="Times New Roman"/>
               </w:rPr>
-              <w:t>sd</w:t>
+              <w:t>lm</w:t>
             </w:r>
             <w:proofErr w:type="spellEnd"/>
             <w:r>
               <w:rPr>
                 <w:rFonts w:ascii="Times New Roman" w:eastAsia="Times New Roman" w:hAnsi="Times New Roman" w:cs="Times New Roman"/>
               </w:rPr>
+              <w:t xml:space="preserve">", se = TRUE, </w:t>
+            </w:r>
+            <w:proofErr w:type="spellStart"/>
+            <w:r>
+              <w:rPr>
+                <w:rFonts w:ascii="Times New Roman" w:eastAsia="Times New Roman" w:hAnsi="Times New Roman" w:cs="Times New Roman"/>
+              </w:rPr>
+              <w:t>color</w:t>
+            </w:r>
+            <w:proofErr w:type="spellEnd"/>
+            <w:r>
+              <w:rPr>
+                <w:rFonts w:ascii="Times New Roman" w:eastAsia="Times New Roman" w:hAnsi="Times New Roman" w:cs="Times New Roman"/>
+              </w:rPr>
+              <w:t xml:space="preserve"> = "red", linewidth = 1) +</w:t>
+            </w:r>
+          </w:p>
+          <w:p>
+            <w:pPr>
+              <w:rPr>
+                <w:rFonts w:ascii="Times New Roman" w:eastAsia="Times New Roman" w:hAnsi="Times New Roman" w:cs="Times New Roman"/>
+              </w:rPr>
+            </w:pPr>
+            <w:r>
+              <w:rPr>
+                <w:rFonts w:ascii="Times New Roman" w:eastAsia="Times New Roman" w:hAnsi="Times New Roman" w:cs="Times New Roman"/>
+              </w:rPr>
+              <w:t xml:space="preserve">  </w:t>
+            </w:r>
+            <w:proofErr w:type="gramStart"/>
+            <w:r>
+              <w:rPr>
+                <w:rFonts w:ascii="Times New Roman" w:eastAsia="Times New Roman" w:hAnsi="Times New Roman" w:cs="Times New Roman"/>
+              </w:rPr>
+              <w:t>labs(</w:t>
+            </w:r>
+            <w:proofErr w:type="gramEnd"/>
+            <w:r>
+              <w:rPr>
+                <w:rFonts w:ascii="Times New Roman" w:eastAsia="Times New Roman" w:hAnsi="Times New Roman" w:cs="Times New Roman"/>
+              </w:rPr>
+              <w:t>title = "Relationship between Alcohol Consumption and Life Expectancy",</w:t>
+            </w:r>
+          </w:p>
+          <w:p>
+            <w:pPr>
+              <w:rPr>
+                <w:rFonts w:ascii="Times New Roman" w:eastAsia="Times New Roman" w:hAnsi="Times New Roman" w:cs="Times New Roman"/>
+              </w:rPr>
+            </w:pPr>
+            <w:r>
+              <w:rPr>
+                <w:rFonts w:ascii="Times New Roman" w:eastAsia="Times New Roman" w:hAnsi="Times New Roman" w:cs="Times New Roman"/>
+              </w:rPr>
+              <w:t xml:space="preserve">       x = "Alcohol Consumption per Capita (litres)",</w:t>
+            </w:r>
+          </w:p>
+          <w:p>
+            <w:pPr>
+              <w:rPr>
+                <w:rFonts w:ascii="Times New Roman" w:eastAsia="Times New Roman" w:hAnsi="Times New Roman" w:cs="Times New Roman"/>
+              </w:rPr>
+            </w:pPr>
+            <w:r>
+              <w:rPr>
+                <w:rFonts w:ascii="Times New Roman" w:eastAsia="Times New Roman" w:hAnsi="Times New Roman" w:cs="Times New Roman"/>
+              </w:rPr>
+              <w:t xml:space="preserve">       y = "Life Expectancy at Birth (years)") +</w:t>
+            </w:r>
+          </w:p>
+          <w:p>
+            <w:pPr>
+              <w:rPr>
+                <w:rFonts w:ascii="Times New Roman" w:eastAsia="Times New Roman" w:hAnsi="Times New Roman" w:cs="Times New Roman"/>
+              </w:rPr>
+            </w:pPr>
+            <w:r>
+              <w:rPr>
+                <w:rFonts w:ascii="Times New Roman" w:eastAsia="Times New Roman" w:hAnsi="Times New Roman" w:cs="Times New Roman"/>
+              </w:rPr>
+              <w:t xml:space="preserve">  </w:t>
+            </w:r>
+            <w:proofErr w:type="spellStart"/>
+            <w:r>
+              <w:rPr>
+                <w:rFonts w:ascii="Times New Roman" w:eastAsia="Times New Roman" w:hAnsi="Times New Roman" w:cs="Times New Roman"/>
+              </w:rPr>
+              <w:t>theme_</w:t>
+            </w:r>
+            <w:proofErr w:type="gramStart"/>
+            <w:r>
+              <w:rPr>
+                <w:rFonts w:ascii="Times New Roman" w:eastAsia="Times New Roman" w:hAnsi="Times New Roman" w:cs="Times New Roman"/>
+              </w:rPr>
+              <w:t>minimal</w:t>
+            </w:r>
+            <w:proofErr w:type="spellEnd"/>
+            <w:r>
+              <w:rPr>
+                <w:rFonts w:ascii="Times New Roman" w:eastAsia="Times New Roman" w:hAnsi="Times New Roman" w:cs="Times New Roman"/>
+              </w:rPr>
               <w:t>(</w:t>
             </w:r>
-            <w:proofErr w:type="spellStart"/>
-            <w:r>
-              <w:rPr>
-                <w:rFonts w:ascii="Times New Roman" w:eastAsia="Times New Roman" w:hAnsi="Times New Roman" w:cs="Times New Roman"/>
-              </w:rPr>
-              <w:t>data_clean$Alcohol_Consumption</w:t>
-            </w:r>
-            <w:proofErr w:type="spellEnd"/>
-            <w:r>
-              <w:rPr>
-                <w:rFonts w:ascii="Times New Roman" w:eastAsia="Times New Roman" w:hAnsi="Times New Roman" w:cs="Times New Roman"/>
-              </w:rPr>
-              <w:t>)</w:t>
-            </w:r>
-          </w:p>
-          <w:p>
-            <w:pPr>
-              <w:rPr>
-                <w:rFonts w:ascii="Times New Roman" w:eastAsia="Times New Roman" w:hAnsi="Times New Roman" w:cs="Times New Roman"/>
-              </w:rPr>
-            </w:pPr>
-            <w:proofErr w:type="spellStart"/>
-            <w:r>
-              <w:rPr>
-                <w:rFonts w:ascii="Times New Roman" w:eastAsia="Times New Roman" w:hAnsi="Times New Roman" w:cs="Times New Roman"/>
-              </w:rPr>
-              <w:t>median_alcohol</w:t>
-            </w:r>
-            <w:proofErr w:type="spellEnd"/>
-            <w:r>
-              <w:rPr>
-                <w:rFonts w:ascii="Times New Roman" w:eastAsia="Times New Roman" w:hAnsi="Times New Roman" w:cs="Times New Roman"/>
-              </w:rPr>
-              <w:t xml:space="preserve"> &lt;- median(</w:t>
-            </w:r>
-            <w:proofErr w:type="spellStart"/>
-            <w:r>
-              <w:rPr>
-                <w:rFonts w:ascii="Times New Roman" w:eastAsia="Times New Roman" w:hAnsi="Times New Roman" w:cs="Times New Roman"/>
-              </w:rPr>
-              <w:t>data_clean$Alcohol_Consumption</w:t>
-            </w:r>
-            <w:proofErr w:type="spellEnd"/>
-            <w:r>
-              <w:rPr>
-                <w:rFonts w:ascii="Times New Roman" w:eastAsia="Times New Roman" w:hAnsi="Times New Roman" w:cs="Times New Roman"/>
-              </w:rPr>
-              <w:t>)</w:t>
-            </w:r>
-          </w:p>
-          <w:p>
-            <w:pPr>
-              <w:rPr>
-                <w:rFonts w:ascii="Times New Roman" w:eastAsia="Times New Roman" w:hAnsi="Times New Roman" w:cs="Times New Roman"/>
-              </w:rPr>
-            </w:pPr>
-            <w:proofErr w:type="spellStart"/>
-            <w:r>
-              <w:rPr>
-                <w:rFonts w:ascii="Times New Roman" w:eastAsia="Times New Roman" w:hAnsi="Times New Roman" w:cs="Times New Roman"/>
-              </w:rPr>
-              <w:t>min_alcohol</w:t>
-            </w:r>
-            <w:proofErr w:type="spellEnd"/>
-            <w:r>
-              <w:rPr>
-                <w:rFonts w:ascii="Times New Roman" w:eastAsia="Times New Roman" w:hAnsi="Times New Roman" w:cs="Times New Roman"/>
-              </w:rPr>
-              <w:t xml:space="preserve"> &lt;- min(</w:t>
-            </w:r>
-            <w:proofErr w:type="spellStart"/>
-            <w:r>
-              <w:rPr>
-                <w:rFonts w:ascii="Times New Roman" w:eastAsia="Times New Roman" w:hAnsi="Times New Roman" w:cs="Times New Roman"/>
-              </w:rPr>
-              <w:t>data_clean$Alcohol_Consumption</w:t>
-            </w:r>
-            <w:proofErr w:type="spellEnd"/>
-            <w:r>
-              <w:rPr>
-                <w:rFonts w:ascii="Times New Roman" w:eastAsia="Times New Roman" w:hAnsi="Times New Roman" w:cs="Times New Roman"/>
-              </w:rPr>
-              <w:t>)</w:t>
-            </w:r>
-          </w:p>
-          <w:p>
-            <w:pPr>
-              <w:rPr>
-                <w:rFonts w:ascii="Times New Roman" w:eastAsia="Times New Roman" w:hAnsi="Times New Roman" w:cs="Times New Roman"/>
-              </w:rPr>
-            </w:pPr>
-            <w:proofErr w:type="spellStart"/>
-            <w:r>
-              <w:rPr>
-                <w:rFonts w:ascii="Times New Roman" w:eastAsia="Times New Roman" w:hAnsi="Times New Roman" w:cs="Times New Roman"/>
-              </w:rPr>
-              <w:t>max_alcohol</w:t>
-            </w:r>
-            <w:proofErr w:type="spellEnd"/>
-            <w:r>
-              <w:rPr>
-                <w:rFonts w:ascii="Times New Roman" w:eastAsia="Times New Roman" w:hAnsi="Times New Roman" w:cs="Times New Roman"/>
-              </w:rPr>
-              <w:t xml:space="preserve"> &lt;- max(</w:t>
-            </w:r>
-            <w:proofErr w:type="spellStart"/>
-            <w:r>
-              <w:rPr>
-                <w:rFonts w:ascii="Times New Roman" w:eastAsia="Times New Roman" w:hAnsi="Times New Roman" w:cs="Times New Roman"/>
-              </w:rPr>
-              <w:t>data_clean$Alcohol_Consumption</w:t>
-            </w:r>
-            <w:proofErr w:type="spellEnd"/>
-            <w:r>
-              <w:rPr>
-                <w:rFonts w:ascii="Times New Roman" w:eastAsia="Times New Roman" w:hAnsi="Times New Roman" w:cs="Times New Roman"/>
-              </w:rPr>
-              <w:t>)</w:t>
-            </w:r>
-          </w:p>
-          <w:p>
-            <w:pPr>
-              <w:rPr>
-                <w:rFonts w:ascii="Times New Roman" w:eastAsia="Times New Roman" w:hAnsi="Times New Roman" w:cs="Times New Roman"/>
-              </w:rPr>
-            </w:pPr>
-          </w:p>
-          <w:p>
-            <w:pPr>
-              <w:rPr>
-                <w:rFonts w:ascii="Times New Roman" w:eastAsia="Times New Roman" w:hAnsi="Times New Roman" w:cs="Times New Roman"/>
-              </w:rPr>
-            </w:pPr>
+            <w:proofErr w:type="gramEnd"/>
+            <w:r>
+              <w:rPr>
+                <w:rFonts w:ascii="Times New Roman" w:eastAsia="Times New Roman" w:hAnsi="Times New Roman" w:cs="Times New Roman"/>
+              </w:rPr>
+              <w:t>) +</w:t>
+            </w:r>
+          </w:p>
+          <w:p>
+            <w:pPr>
+              <w:rPr>
+                <w:rFonts w:ascii="Times New Roman" w:eastAsia="Times New Roman" w:hAnsi="Times New Roman" w:cs="Times New Roman"/>
+              </w:rPr>
+            </w:pPr>
+            <w:r>
+              <w:rPr>
+                <w:rFonts w:ascii="Times New Roman" w:eastAsia="Times New Roman" w:hAnsi="Times New Roman" w:cs="Times New Roman"/>
+              </w:rPr>
+              <w:t xml:space="preserve">  </w:t>
+            </w:r>
             <w:proofErr w:type="gramStart"/>
             <w:r>
               <w:rPr>
                 <w:rFonts w:ascii="Times New Roman" w:eastAsia="Times New Roman" w:hAnsi="Times New Roman" w:cs="Times New Roman"/>
               </w:rPr>
-              <w:t>cat(</w:t>
-            </w:r>
-            <w:proofErr w:type="gramEnd"/>
-            <w:r>
-              <w:rPr>
-                <w:rFonts w:ascii="Times New Roman" w:eastAsia="Times New Roman" w:hAnsi="Times New Roman" w:cs="Times New Roman"/>
-              </w:rPr>
-              <w:t>"--- ALCOHOL CONSUMPTION (litres per capita) ---\n")</w:t>
-            </w:r>
-          </w:p>
-          <w:p>
-            <w:pPr>
-              <w:rPr>
-                <w:rFonts w:ascii="Times New Roman" w:eastAsia="Times New Roman" w:hAnsi="Times New Roman" w:cs="Times New Roman"/>
-              </w:rPr>
-            </w:pPr>
-            <w:proofErr w:type="gramStart"/>
-            <w:r>
-              <w:rPr>
-                <w:rFonts w:ascii="Times New Roman" w:eastAsia="Times New Roman" w:hAnsi="Times New Roman" w:cs="Times New Roman"/>
-              </w:rPr>
-              <w:t>cat(</w:t>
-            </w:r>
-            <w:proofErr w:type="gramEnd"/>
-            <w:r>
-              <w:rPr>
-                <w:rFonts w:ascii="Times New Roman" w:eastAsia="Times New Roman" w:hAnsi="Times New Roman" w:cs="Times New Roman"/>
-              </w:rPr>
-              <w:t xml:space="preserve">"Mean:   ", </w:t>
-            </w:r>
-            <w:proofErr w:type="gramStart"/>
-            <w:r>
-              <w:rPr>
-                <w:rFonts w:ascii="Times New Roman" w:eastAsia="Times New Roman" w:hAnsi="Times New Roman" w:cs="Times New Roman"/>
-              </w:rPr>
-              <w:t>round(</w:t>
+              <w:t>theme(</w:t>
             </w:r>
             <w:proofErr w:type="spellStart"/>
             <w:proofErr w:type="gramEnd"/>
@@ -7375,15 +8635,157 @@
               <w:rPr>
                 <w:rFonts w:ascii="Times New Roman" w:eastAsia="Times New Roman" w:hAnsi="Times New Roman" w:cs="Times New Roman"/>
               </w:rPr>
-              <w:t>mean_alcohol</w:t>
+              <w:t>plot.title</w:t>
             </w:r>
             <w:proofErr w:type="spellEnd"/>
             <w:r>
               <w:rPr>
                 <w:rFonts w:ascii="Times New Roman" w:eastAsia="Times New Roman" w:hAnsi="Times New Roman" w:cs="Times New Roman"/>
               </w:rPr>
-              <w:t>, 2), "\n")</w:t>
-            </w:r>
+              <w:t xml:space="preserve"> = </w:t>
+            </w:r>
+            <w:proofErr w:type="spellStart"/>
+            <w:r>
+              <w:rPr>
+                <w:rFonts w:ascii="Times New Roman" w:eastAsia="Times New Roman" w:hAnsi="Times New Roman" w:cs="Times New Roman"/>
+              </w:rPr>
+              <w:t>element_text</w:t>
+            </w:r>
+            <w:proofErr w:type="spellEnd"/>
+            <w:r>
+              <w:rPr>
+                <w:rFonts w:ascii="Times New Roman" w:eastAsia="Times New Roman" w:hAnsi="Times New Roman" w:cs="Times New Roman"/>
+              </w:rPr>
+              <w:t>(</w:t>
+            </w:r>
+            <w:proofErr w:type="spellStart"/>
+            <w:r>
+              <w:rPr>
+                <w:rFonts w:ascii="Times New Roman" w:eastAsia="Times New Roman" w:hAnsi="Times New Roman" w:cs="Times New Roman"/>
+              </w:rPr>
+              <w:t>hjust</w:t>
+            </w:r>
+            <w:proofErr w:type="spellEnd"/>
+            <w:r>
+              <w:rPr>
+                <w:rFonts w:ascii="Times New Roman" w:eastAsia="Times New Roman" w:hAnsi="Times New Roman" w:cs="Times New Roman"/>
+              </w:rPr>
+              <w:t xml:space="preserve"> = 0.5, face = "bold"))</w:t>
+            </w:r>
+          </w:p>
+          <w:p>
+            <w:pPr>
+              <w:rPr>
+                <w:rFonts w:ascii="Times New Roman" w:eastAsia="Times New Roman" w:hAnsi="Times New Roman" w:cs="Times New Roman"/>
+              </w:rPr>
+            </w:pPr>
+          </w:p>
+          <w:p>
+            <w:pPr>
+              <w:rPr>
+                <w:rFonts w:ascii="Times New Roman" w:eastAsia="Times New Roman" w:hAnsi="Times New Roman" w:cs="Times New Roman"/>
+              </w:rPr>
+            </w:pPr>
+            <w:r>
+              <w:rPr>
+                <w:rFonts w:ascii="Times New Roman" w:eastAsia="Times New Roman" w:hAnsi="Times New Roman" w:cs="Times New Roman"/>
+              </w:rPr>
+              <w:t># Display plot</w:t>
+            </w:r>
+          </w:p>
+          <w:p>
+            <w:pPr>
+              <w:rPr>
+                <w:rFonts w:ascii="Times New Roman" w:eastAsia="Times New Roman" w:hAnsi="Times New Roman" w:cs="Times New Roman"/>
+              </w:rPr>
+            </w:pPr>
+            <w:r>
+              <w:rPr>
+                <w:rFonts w:ascii="Times New Roman" w:eastAsia="Times New Roman" w:hAnsi="Times New Roman" w:cs="Times New Roman"/>
+              </w:rPr>
+              <w:t>print(</w:t>
+            </w:r>
+            <w:proofErr w:type="spellStart"/>
+            <w:r>
+              <w:rPr>
+                <w:rFonts w:ascii="Times New Roman" w:eastAsia="Times New Roman" w:hAnsi="Times New Roman" w:cs="Times New Roman"/>
+              </w:rPr>
+              <w:t>scatter_plot</w:t>
+            </w:r>
+            <w:proofErr w:type="spellEnd"/>
+            <w:r>
+              <w:rPr>
+                <w:rFonts w:ascii="Times New Roman" w:eastAsia="Times New Roman" w:hAnsi="Times New Roman" w:cs="Times New Roman"/>
+              </w:rPr>
+              <w:t>)</w:t>
+            </w:r>
+          </w:p>
+          <w:p>
+            <w:pPr>
+              <w:rPr>
+                <w:rFonts w:ascii="Times New Roman" w:eastAsia="Times New Roman" w:hAnsi="Times New Roman" w:cs="Times New Roman"/>
+              </w:rPr>
+            </w:pPr>
+          </w:p>
+          <w:p>
+            <w:pPr>
+              <w:rPr>
+                <w:rFonts w:ascii="Times New Roman" w:eastAsia="Times New Roman" w:hAnsi="Times New Roman" w:cs="Times New Roman"/>
+              </w:rPr>
+            </w:pPr>
+          </w:p>
+          <w:p>
+            <w:pPr>
+              <w:rPr>
+                <w:rFonts w:ascii="Times New Roman" w:eastAsia="Times New Roman" w:hAnsi="Times New Roman" w:cs="Times New Roman"/>
+              </w:rPr>
+            </w:pPr>
+          </w:p>
+          <w:p>
+            <w:pPr>
+              <w:rPr>
+                <w:rFonts w:ascii="Times New Roman" w:eastAsia="Times New Roman" w:hAnsi="Times New Roman" w:cs="Times New Roman"/>
+              </w:rPr>
+            </w:pPr>
+            <w:r>
+              <w:rPr>
+                <w:rFonts w:ascii="Times New Roman" w:eastAsia="Times New Roman" w:hAnsi="Times New Roman" w:cs="Times New Roman"/>
+              </w:rPr>
+              <w:t># --------------------------------------------------</w:t>
+            </w:r>
+          </w:p>
+          <w:p>
+            <w:pPr>
+              <w:rPr>
+                <w:rFonts w:ascii="Times New Roman" w:eastAsia="Times New Roman" w:hAnsi="Times New Roman" w:cs="Times New Roman"/>
+              </w:rPr>
+            </w:pPr>
+            <w:r>
+              <w:rPr>
+                <w:rFonts w:ascii="Times New Roman" w:eastAsia="Times New Roman" w:hAnsi="Times New Roman" w:cs="Times New Roman"/>
+              </w:rPr>
+              <w:t># Visualization 2: Histogram of Alcohol Consumption</w:t>
+            </w:r>
+          </w:p>
+          <w:p>
+            <w:pPr>
+              <w:rPr>
+                <w:rFonts w:ascii="Times New Roman" w:eastAsia="Times New Roman" w:hAnsi="Times New Roman" w:cs="Times New Roman"/>
+              </w:rPr>
+            </w:pPr>
+            <w:r>
+              <w:rPr>
+                <w:rFonts w:ascii="Times New Roman" w:eastAsia="Times New Roman" w:hAnsi="Times New Roman" w:cs="Times New Roman"/>
+              </w:rPr>
+              <w:t># --------------------------------------------------</w:t>
+            </w:r>
+          </w:p>
+          <w:p>
+            <w:pPr>
+              <w:rPr>
+                <w:rFonts w:ascii="Times New Roman" w:eastAsia="Times New Roman" w:hAnsi="Times New Roman" w:cs="Times New Roman"/>
+              </w:rPr>
+            </w:pPr>
           </w:p>
           <w:p>
             <w:pPr>
@@ -7396,21 +8798,7 @@
               <w:rPr>
                 <w:rFonts w:ascii="Times New Roman" w:eastAsia="Times New Roman" w:hAnsi="Times New Roman" w:cs="Times New Roman"/>
               </w:rPr>
-              <w:t>cat(</w:t>
-            </w:r>
-            <w:proofErr w:type="gramEnd"/>
-            <w:r>
-              <w:rPr>
-                <w:rFonts w:ascii="Times New Roman" w:eastAsia="Times New Roman" w:hAnsi="Times New Roman" w:cs="Times New Roman"/>
-              </w:rPr>
-              <w:t xml:space="preserve">"SD:     ", </w:t>
-            </w:r>
-            <w:proofErr w:type="gramStart"/>
-            <w:r>
-              <w:rPr>
-                <w:rFonts w:ascii="Times New Roman" w:eastAsia="Times New Roman" w:hAnsi="Times New Roman" w:cs="Times New Roman"/>
-              </w:rPr>
-              <w:t>round(</w:t>
+              <w:t>hist(</w:t>
             </w:r>
             <w:proofErr w:type="spellStart"/>
             <w:proofErr w:type="gramEnd"/>
@@ -7418,15 +8806,142 @@
               <w:rPr>
                 <w:rFonts w:ascii="Times New Roman" w:eastAsia="Times New Roman" w:hAnsi="Times New Roman" w:cs="Times New Roman"/>
               </w:rPr>
-              <w:t>sd_alcohol</w:t>
+              <w:t>data_clean$Alcohol_Consumption</w:t>
             </w:r>
             <w:proofErr w:type="spellEnd"/>
             <w:r>
               <w:rPr>
                 <w:rFonts w:ascii="Times New Roman" w:eastAsia="Times New Roman" w:hAnsi="Times New Roman" w:cs="Times New Roman"/>
               </w:rPr>
-              <w:t>, 2), "\n")</w:t>
-            </w:r>
+              <w:t>,</w:t>
+            </w:r>
+          </w:p>
+          <w:p>
+            <w:pPr>
+              <w:rPr>
+                <w:rFonts w:ascii="Times New Roman" w:eastAsia="Times New Roman" w:hAnsi="Times New Roman" w:cs="Times New Roman"/>
+              </w:rPr>
+            </w:pPr>
+            <w:r>
+              <w:rPr>
+                <w:rFonts w:ascii="Times New Roman" w:eastAsia="Times New Roman" w:hAnsi="Times New Roman" w:cs="Times New Roman"/>
+              </w:rPr>
+              <w:t xml:space="preserve">     main = "Distribution of Alcohol Consumption per Capita",</w:t>
+            </w:r>
+          </w:p>
+          <w:p>
+            <w:pPr>
+              <w:rPr>
+                <w:rFonts w:ascii="Times New Roman" w:eastAsia="Times New Roman" w:hAnsi="Times New Roman" w:cs="Times New Roman"/>
+              </w:rPr>
+            </w:pPr>
+            <w:r>
+              <w:rPr>
+                <w:rFonts w:ascii="Times New Roman" w:eastAsia="Times New Roman" w:hAnsi="Times New Roman" w:cs="Times New Roman"/>
+              </w:rPr>
+              <w:t xml:space="preserve">     </w:t>
+            </w:r>
+            <w:proofErr w:type="spellStart"/>
+            <w:r>
+              <w:rPr>
+                <w:rFonts w:ascii="Times New Roman" w:eastAsia="Times New Roman" w:hAnsi="Times New Roman" w:cs="Times New Roman"/>
+              </w:rPr>
+              <w:t>xlab</w:t>
+            </w:r>
+            <w:proofErr w:type="spellEnd"/>
+            <w:r>
+              <w:rPr>
+                <w:rFonts w:ascii="Times New Roman" w:eastAsia="Times New Roman" w:hAnsi="Times New Roman" w:cs="Times New Roman"/>
+              </w:rPr>
+              <w:t xml:space="preserve"> = "Alcohol Consumption (litres per capita)",</w:t>
+            </w:r>
+          </w:p>
+          <w:p>
+            <w:pPr>
+              <w:rPr>
+                <w:rFonts w:ascii="Times New Roman" w:eastAsia="Times New Roman" w:hAnsi="Times New Roman" w:cs="Times New Roman"/>
+              </w:rPr>
+            </w:pPr>
+            <w:r>
+              <w:rPr>
+                <w:rFonts w:ascii="Times New Roman" w:eastAsia="Times New Roman" w:hAnsi="Times New Roman" w:cs="Times New Roman"/>
+              </w:rPr>
+              <w:t xml:space="preserve">     </w:t>
+            </w:r>
+            <w:proofErr w:type="spellStart"/>
+            <w:r>
+              <w:rPr>
+                <w:rFonts w:ascii="Times New Roman" w:eastAsia="Times New Roman" w:hAnsi="Times New Roman" w:cs="Times New Roman"/>
+              </w:rPr>
+              <w:t>ylab</w:t>
+            </w:r>
+            <w:proofErr w:type="spellEnd"/>
+            <w:r>
+              <w:rPr>
+                <w:rFonts w:ascii="Times New Roman" w:eastAsia="Times New Roman" w:hAnsi="Times New Roman" w:cs="Times New Roman"/>
+              </w:rPr>
+              <w:t xml:space="preserve"> = "Frequency",</w:t>
+            </w:r>
+          </w:p>
+          <w:p>
+            <w:pPr>
+              <w:rPr>
+                <w:rFonts w:ascii="Times New Roman" w:eastAsia="Times New Roman" w:hAnsi="Times New Roman" w:cs="Times New Roman"/>
+              </w:rPr>
+            </w:pPr>
+            <w:r>
+              <w:rPr>
+                <w:rFonts w:ascii="Times New Roman" w:eastAsia="Times New Roman" w:hAnsi="Times New Roman" w:cs="Times New Roman"/>
+              </w:rPr>
+              <w:t xml:space="preserve">     col = "</w:t>
+            </w:r>
+            <w:proofErr w:type="spellStart"/>
+            <w:r>
+              <w:rPr>
+                <w:rFonts w:ascii="Times New Roman" w:eastAsia="Times New Roman" w:hAnsi="Times New Roman" w:cs="Times New Roman"/>
+              </w:rPr>
+              <w:t>steelblue</w:t>
+            </w:r>
+            <w:proofErr w:type="spellEnd"/>
+            <w:r>
+              <w:rPr>
+                <w:rFonts w:ascii="Times New Roman" w:eastAsia="Times New Roman" w:hAnsi="Times New Roman" w:cs="Times New Roman"/>
+              </w:rPr>
+              <w:t>",</w:t>
+            </w:r>
+          </w:p>
+          <w:p>
+            <w:pPr>
+              <w:rPr>
+                <w:rFonts w:ascii="Times New Roman" w:eastAsia="Times New Roman" w:hAnsi="Times New Roman" w:cs="Times New Roman"/>
+              </w:rPr>
+            </w:pPr>
+            <w:r>
+              <w:rPr>
+                <w:rFonts w:ascii="Times New Roman" w:eastAsia="Times New Roman" w:hAnsi="Times New Roman" w:cs="Times New Roman"/>
+              </w:rPr>
+              <w:t xml:space="preserve">     border = "white",</w:t>
+            </w:r>
+          </w:p>
+          <w:p>
+            <w:pPr>
+              <w:rPr>
+                <w:rFonts w:ascii="Times New Roman" w:eastAsia="Times New Roman" w:hAnsi="Times New Roman" w:cs="Times New Roman"/>
+              </w:rPr>
+            </w:pPr>
+            <w:r>
+              <w:rPr>
+                <w:rFonts w:ascii="Times New Roman" w:eastAsia="Times New Roman" w:hAnsi="Times New Roman" w:cs="Times New Roman"/>
+              </w:rPr>
+              <w:t xml:space="preserve">     breaks = 15)</w:t>
+            </w:r>
+          </w:p>
+          <w:p>
+            <w:pPr>
+              <w:rPr>
+                <w:rFonts w:ascii="Times New Roman" w:eastAsia="Times New Roman" w:hAnsi="Times New Roman" w:cs="Times New Roman"/>
+              </w:rPr>
+            </w:pPr>
           </w:p>
           <w:p>
             <w:pPr>
@@ -7446,14 +8961,74 @@
               <w:rPr>
                 <w:rFonts w:ascii="Times New Roman" w:eastAsia="Times New Roman" w:hAnsi="Times New Roman" w:cs="Times New Roman"/>
               </w:rPr>
-              <w:t xml:space="preserve">"Median: ", </w:t>
-            </w:r>
+              <w:t>"Displayed: Histogram of Alcohol Consumption\n")</w:t>
+            </w:r>
+          </w:p>
+          <w:p>
+            <w:pPr>
+              <w:rPr>
+                <w:rFonts w:ascii="Times New Roman" w:eastAsia="Times New Roman" w:hAnsi="Times New Roman" w:cs="Times New Roman"/>
+              </w:rPr>
+            </w:pPr>
+          </w:p>
+          <w:p>
+            <w:pPr>
+              <w:rPr>
+                <w:rFonts w:ascii="Times New Roman" w:eastAsia="Times New Roman" w:hAnsi="Times New Roman" w:cs="Times New Roman"/>
+              </w:rPr>
+            </w:pPr>
+            <w:r>
+              <w:rPr>
+                <w:rFonts w:ascii="Times New Roman" w:eastAsia="Times New Roman" w:hAnsi="Times New Roman" w:cs="Times New Roman"/>
+              </w:rPr>
+              <w:t># --------------------------------------------------</w:t>
+            </w:r>
+          </w:p>
+          <w:p>
+            <w:pPr>
+              <w:rPr>
+                <w:rFonts w:ascii="Times New Roman" w:eastAsia="Times New Roman" w:hAnsi="Times New Roman" w:cs="Times New Roman"/>
+              </w:rPr>
+            </w:pPr>
+            <w:r>
+              <w:rPr>
+                <w:rFonts w:ascii="Times New Roman" w:eastAsia="Times New Roman" w:hAnsi="Times New Roman" w:cs="Times New Roman"/>
+              </w:rPr>
+              <w:t># Visualization 3: Histogram of Life Expectancy</w:t>
+            </w:r>
+          </w:p>
+          <w:p>
+            <w:pPr>
+              <w:rPr>
+                <w:rFonts w:ascii="Times New Roman" w:eastAsia="Times New Roman" w:hAnsi="Times New Roman" w:cs="Times New Roman"/>
+              </w:rPr>
+            </w:pPr>
+            <w:r>
+              <w:rPr>
+                <w:rFonts w:ascii="Times New Roman" w:eastAsia="Times New Roman" w:hAnsi="Times New Roman" w:cs="Times New Roman"/>
+              </w:rPr>
+              <w:t># --------------------------------------------------</w:t>
+            </w:r>
+          </w:p>
+          <w:p>
+            <w:pPr>
+              <w:rPr>
+                <w:rFonts w:ascii="Times New Roman" w:eastAsia="Times New Roman" w:hAnsi="Times New Roman" w:cs="Times New Roman"/>
+              </w:rPr>
+            </w:pPr>
+          </w:p>
+          <w:p>
+            <w:pPr>
+              <w:rPr>
+                <w:rFonts w:ascii="Times New Roman" w:eastAsia="Times New Roman" w:hAnsi="Times New Roman" w:cs="Times New Roman"/>
+              </w:rPr>
+            </w:pPr>
             <w:proofErr w:type="gramStart"/>
             <w:r>
               <w:rPr>
                 <w:rFonts w:ascii="Times New Roman" w:eastAsia="Times New Roman" w:hAnsi="Times New Roman" w:cs="Times New Roman"/>
               </w:rPr>
-              <w:t>round(</w:t>
+              <w:t>hist(</w:t>
             </w:r>
             <w:proofErr w:type="spellStart"/>
             <w:proofErr w:type="gramEnd"/>
@@ -7461,15 +9036,128 @@
               <w:rPr>
                 <w:rFonts w:ascii="Times New Roman" w:eastAsia="Times New Roman" w:hAnsi="Times New Roman" w:cs="Times New Roman"/>
               </w:rPr>
-              <w:t>median_alcohol</w:t>
+              <w:t>data_clean$Life_Expectancy</w:t>
             </w:r>
             <w:proofErr w:type="spellEnd"/>
             <w:r>
               <w:rPr>
                 <w:rFonts w:ascii="Times New Roman" w:eastAsia="Times New Roman" w:hAnsi="Times New Roman" w:cs="Times New Roman"/>
               </w:rPr>
-              <w:t>, 2), "\n")</w:t>
-            </w:r>
+              <w:t>,</w:t>
+            </w:r>
+          </w:p>
+          <w:p>
+            <w:pPr>
+              <w:rPr>
+                <w:rFonts w:ascii="Times New Roman" w:eastAsia="Times New Roman" w:hAnsi="Times New Roman" w:cs="Times New Roman"/>
+              </w:rPr>
+            </w:pPr>
+            <w:r>
+              <w:rPr>
+                <w:rFonts w:ascii="Times New Roman" w:eastAsia="Times New Roman" w:hAnsi="Times New Roman" w:cs="Times New Roman"/>
+              </w:rPr>
+              <w:t xml:space="preserve">     main = "Distribution of Life Expectancy",</w:t>
+            </w:r>
+          </w:p>
+          <w:p>
+            <w:pPr>
+              <w:rPr>
+                <w:rFonts w:ascii="Times New Roman" w:eastAsia="Times New Roman" w:hAnsi="Times New Roman" w:cs="Times New Roman"/>
+              </w:rPr>
+            </w:pPr>
+            <w:r>
+              <w:rPr>
+                <w:rFonts w:ascii="Times New Roman" w:eastAsia="Times New Roman" w:hAnsi="Times New Roman" w:cs="Times New Roman"/>
+              </w:rPr>
+              <w:t xml:space="preserve">     </w:t>
+            </w:r>
+            <w:proofErr w:type="spellStart"/>
+            <w:r>
+              <w:rPr>
+                <w:rFonts w:ascii="Times New Roman" w:eastAsia="Times New Roman" w:hAnsi="Times New Roman" w:cs="Times New Roman"/>
+              </w:rPr>
+              <w:t>xlab</w:t>
+            </w:r>
+            <w:proofErr w:type="spellEnd"/>
+            <w:r>
+              <w:rPr>
+                <w:rFonts w:ascii="Times New Roman" w:eastAsia="Times New Roman" w:hAnsi="Times New Roman" w:cs="Times New Roman"/>
+              </w:rPr>
+              <w:t xml:space="preserve"> = "Life Expectancy (years)",</w:t>
+            </w:r>
+          </w:p>
+          <w:p>
+            <w:pPr>
+              <w:rPr>
+                <w:rFonts w:ascii="Times New Roman" w:eastAsia="Times New Roman" w:hAnsi="Times New Roman" w:cs="Times New Roman"/>
+              </w:rPr>
+            </w:pPr>
+            <w:r>
+              <w:rPr>
+                <w:rFonts w:ascii="Times New Roman" w:eastAsia="Times New Roman" w:hAnsi="Times New Roman" w:cs="Times New Roman"/>
+              </w:rPr>
+              <w:t xml:space="preserve">     </w:t>
+            </w:r>
+            <w:proofErr w:type="spellStart"/>
+            <w:r>
+              <w:rPr>
+                <w:rFonts w:ascii="Times New Roman" w:eastAsia="Times New Roman" w:hAnsi="Times New Roman" w:cs="Times New Roman"/>
+              </w:rPr>
+              <w:t>ylab</w:t>
+            </w:r>
+            <w:proofErr w:type="spellEnd"/>
+            <w:r>
+              <w:rPr>
+                <w:rFonts w:ascii="Times New Roman" w:eastAsia="Times New Roman" w:hAnsi="Times New Roman" w:cs="Times New Roman"/>
+              </w:rPr>
+              <w:t xml:space="preserve"> = "Frequency",</w:t>
+            </w:r>
+          </w:p>
+          <w:p>
+            <w:pPr>
+              <w:rPr>
+                <w:rFonts w:ascii="Times New Roman" w:eastAsia="Times New Roman" w:hAnsi="Times New Roman" w:cs="Times New Roman"/>
+              </w:rPr>
+            </w:pPr>
+            <w:r>
+              <w:rPr>
+                <w:rFonts w:ascii="Times New Roman" w:eastAsia="Times New Roman" w:hAnsi="Times New Roman" w:cs="Times New Roman"/>
+              </w:rPr>
+              <w:t xml:space="preserve">     col = "coral",</w:t>
+            </w:r>
+          </w:p>
+          <w:p>
+            <w:pPr>
+              <w:rPr>
+                <w:rFonts w:ascii="Times New Roman" w:eastAsia="Times New Roman" w:hAnsi="Times New Roman" w:cs="Times New Roman"/>
+              </w:rPr>
+            </w:pPr>
+            <w:r>
+              <w:rPr>
+                <w:rFonts w:ascii="Times New Roman" w:eastAsia="Times New Roman" w:hAnsi="Times New Roman" w:cs="Times New Roman"/>
+              </w:rPr>
+              <w:t xml:space="preserve">     border = "white",</w:t>
+            </w:r>
+          </w:p>
+          <w:p>
+            <w:pPr>
+              <w:rPr>
+                <w:rFonts w:ascii="Times New Roman" w:eastAsia="Times New Roman" w:hAnsi="Times New Roman" w:cs="Times New Roman"/>
+              </w:rPr>
+            </w:pPr>
+            <w:r>
+              <w:rPr>
+                <w:rFonts w:ascii="Times New Roman" w:eastAsia="Times New Roman" w:hAnsi="Times New Roman" w:cs="Times New Roman"/>
+              </w:rPr>
+              <w:t xml:space="preserve">     breaks = 15)</w:t>
+            </w:r>
+          </w:p>
+          <w:p>
+            <w:pPr>
+              <w:rPr>
+                <w:rFonts w:ascii="Times New Roman" w:eastAsia="Times New Roman" w:hAnsi="Times New Roman" w:cs="Times New Roman"/>
+              </w:rPr>
+            </w:pPr>
           </w:p>
           <w:p>
             <w:pPr>
@@ -7489,14 +9177,69 @@
               <w:rPr>
                 <w:rFonts w:ascii="Times New Roman" w:eastAsia="Times New Roman" w:hAnsi="Times New Roman" w:cs="Times New Roman"/>
               </w:rPr>
-              <w:t xml:space="preserve">"Min:    ", </w:t>
+              <w:t>"Displayed: Histogram of Life Expectancy\n")</w:t>
+            </w:r>
+          </w:p>
+          <w:p>
+            <w:pPr>
+              <w:rPr>
+                <w:rFonts w:ascii="Times New Roman" w:eastAsia="Times New Roman" w:hAnsi="Times New Roman" w:cs="Times New Roman"/>
+              </w:rPr>
+            </w:pPr>
+          </w:p>
+          <w:p>
+            <w:pPr>
+              <w:rPr>
+                <w:rFonts w:ascii="Times New Roman" w:eastAsia="Times New Roman" w:hAnsi="Times New Roman" w:cs="Times New Roman"/>
+              </w:rPr>
+            </w:pPr>
+            <w:r>
+              <w:rPr>
+                <w:rFonts w:ascii="Times New Roman" w:eastAsia="Times New Roman" w:hAnsi="Times New Roman" w:cs="Times New Roman"/>
+              </w:rPr>
+              <w:t># Pearson correlation test</w:t>
+            </w:r>
+          </w:p>
+          <w:p>
+            <w:pPr>
+              <w:rPr>
+                <w:rFonts w:ascii="Times New Roman" w:eastAsia="Times New Roman" w:hAnsi="Times New Roman" w:cs="Times New Roman"/>
+              </w:rPr>
+            </w:pPr>
+            <w:proofErr w:type="spellStart"/>
+            <w:r>
+              <w:rPr>
+                <w:rFonts w:ascii="Times New Roman" w:eastAsia="Times New Roman" w:hAnsi="Times New Roman" w:cs="Times New Roman"/>
+              </w:rPr>
+              <w:t>correlation_test</w:t>
+            </w:r>
+            <w:proofErr w:type="spellEnd"/>
+            <w:r>
+              <w:rPr>
+                <w:rFonts w:ascii="Times New Roman" w:eastAsia="Times New Roman" w:hAnsi="Times New Roman" w:cs="Times New Roman"/>
+              </w:rPr>
+              <w:t xml:space="preserve"> &lt;- </w:t>
+            </w:r>
+            <w:proofErr w:type="spellStart"/>
+            <w:r>
+              <w:rPr>
+                <w:rFonts w:ascii="Times New Roman" w:eastAsia="Times New Roman" w:hAnsi="Times New Roman" w:cs="Times New Roman"/>
+              </w:rPr>
+              <w:t>cor.</w:t>
             </w:r>
             <w:proofErr w:type="gramStart"/>
             <w:r>
               <w:rPr>
                 <w:rFonts w:ascii="Times New Roman" w:eastAsia="Times New Roman" w:hAnsi="Times New Roman" w:cs="Times New Roman"/>
               </w:rPr>
-              <w:t>round(</w:t>
+              <w:t>test</w:t>
+            </w:r>
+            <w:proofErr w:type="spellEnd"/>
+            <w:r>
+              <w:rPr>
+                <w:rFonts w:ascii="Times New Roman" w:eastAsia="Times New Roman" w:hAnsi="Times New Roman" w:cs="Times New Roman"/>
+              </w:rPr>
+              <w:t>(</w:t>
             </w:r>
             <w:proofErr w:type="spellStart"/>
             <w:proofErr w:type="gramEnd"/>
@@ -7504,15 +9247,222 @@
               <w:rPr>
                 <w:rFonts w:ascii="Times New Roman" w:eastAsia="Times New Roman" w:hAnsi="Times New Roman" w:cs="Times New Roman"/>
               </w:rPr>
-              <w:t>min_alcohol</w:t>
+              <w:t>data_clean$Alcohol_Consumption</w:t>
             </w:r>
             <w:proofErr w:type="spellEnd"/>
             <w:r>
               <w:rPr>
                 <w:rFonts w:ascii="Times New Roman" w:eastAsia="Times New Roman" w:hAnsi="Times New Roman" w:cs="Times New Roman"/>
               </w:rPr>
-              <w:t>, 2), "\n")</w:t>
-            </w:r>
+              <w:t xml:space="preserve">, </w:t>
+            </w:r>
+          </w:p>
+          <w:p>
+            <w:pPr>
+              <w:rPr>
+                <w:rFonts w:ascii="Times New Roman" w:eastAsia="Times New Roman" w:hAnsi="Times New Roman" w:cs="Times New Roman"/>
+              </w:rPr>
+            </w:pPr>
+            <w:r>
+              <w:rPr>
+                <w:rFonts w:ascii="Times New Roman" w:eastAsia="Times New Roman" w:hAnsi="Times New Roman" w:cs="Times New Roman"/>
+              </w:rPr>
+              <w:t xml:space="preserve">                             </w:t>
+            </w:r>
+            <w:proofErr w:type="spellStart"/>
+            <w:r>
+              <w:rPr>
+                <w:rFonts w:ascii="Times New Roman" w:eastAsia="Times New Roman" w:hAnsi="Times New Roman" w:cs="Times New Roman"/>
+              </w:rPr>
+              <w:t>data_clean$Life_Expectancy</w:t>
+            </w:r>
+            <w:proofErr w:type="spellEnd"/>
+            <w:r>
+              <w:rPr>
+                <w:rFonts w:ascii="Times New Roman" w:eastAsia="Times New Roman" w:hAnsi="Times New Roman" w:cs="Times New Roman"/>
+              </w:rPr>
+              <w:t>,</w:t>
+            </w:r>
+          </w:p>
+          <w:p>
+            <w:pPr>
+              <w:rPr>
+                <w:rFonts w:ascii="Times New Roman" w:eastAsia="Times New Roman" w:hAnsi="Times New Roman" w:cs="Times New Roman"/>
+              </w:rPr>
+            </w:pPr>
+            <w:r>
+              <w:rPr>
+                <w:rFonts w:ascii="Times New Roman" w:eastAsia="Times New Roman" w:hAnsi="Times New Roman" w:cs="Times New Roman"/>
+              </w:rPr>
+              <w:t xml:space="preserve">                             method = "</w:t>
+            </w:r>
+            <w:proofErr w:type="spellStart"/>
+            <w:r>
+              <w:rPr>
+                <w:rFonts w:ascii="Times New Roman" w:eastAsia="Times New Roman" w:hAnsi="Times New Roman" w:cs="Times New Roman"/>
+              </w:rPr>
+              <w:t>pearson</w:t>
+            </w:r>
+            <w:proofErr w:type="spellEnd"/>
+            <w:r>
+              <w:rPr>
+                <w:rFonts w:ascii="Times New Roman" w:eastAsia="Times New Roman" w:hAnsi="Times New Roman" w:cs="Times New Roman"/>
+              </w:rPr>
+              <w:t>")</w:t>
+            </w:r>
+          </w:p>
+          <w:p>
+            <w:pPr>
+              <w:rPr>
+                <w:rFonts w:ascii="Times New Roman" w:eastAsia="Times New Roman" w:hAnsi="Times New Roman" w:cs="Times New Roman"/>
+              </w:rPr>
+            </w:pPr>
+          </w:p>
+          <w:p>
+            <w:pPr>
+              <w:rPr>
+                <w:rFonts w:ascii="Times New Roman" w:eastAsia="Times New Roman" w:hAnsi="Times New Roman" w:cs="Times New Roman"/>
+              </w:rPr>
+            </w:pPr>
+            <w:r>
+              <w:rPr>
+                <w:rFonts w:ascii="Times New Roman" w:eastAsia="Times New Roman" w:hAnsi="Times New Roman" w:cs="Times New Roman"/>
+              </w:rPr>
+              <w:t># Display correlation results</w:t>
+            </w:r>
+          </w:p>
+          <w:p>
+            <w:pPr>
+              <w:rPr>
+                <w:rFonts w:ascii="Times New Roman" w:eastAsia="Times New Roman" w:hAnsi="Times New Roman" w:cs="Times New Roman"/>
+              </w:rPr>
+            </w:pPr>
+            <w:r>
+              <w:rPr>
+                <w:rFonts w:ascii="Times New Roman" w:eastAsia="Times New Roman" w:hAnsi="Times New Roman" w:cs="Times New Roman"/>
+              </w:rPr>
+              <w:t>print(</w:t>
+            </w:r>
+            <w:proofErr w:type="spellStart"/>
+            <w:r>
+              <w:rPr>
+                <w:rFonts w:ascii="Times New Roman" w:eastAsia="Times New Roman" w:hAnsi="Times New Roman" w:cs="Times New Roman"/>
+              </w:rPr>
+              <w:t>correlation_test</w:t>
+            </w:r>
+            <w:proofErr w:type="spellEnd"/>
+            <w:r>
+              <w:rPr>
+                <w:rFonts w:ascii="Times New Roman" w:eastAsia="Times New Roman" w:hAnsi="Times New Roman" w:cs="Times New Roman"/>
+              </w:rPr>
+              <w:t>)</w:t>
+            </w:r>
+          </w:p>
+          <w:p>
+            <w:pPr>
+              <w:rPr>
+                <w:rFonts w:ascii="Times New Roman" w:eastAsia="Times New Roman" w:hAnsi="Times New Roman" w:cs="Times New Roman"/>
+              </w:rPr>
+            </w:pPr>
+          </w:p>
+          <w:p>
+            <w:pPr>
+              <w:rPr>
+                <w:rFonts w:ascii="Times New Roman" w:eastAsia="Times New Roman" w:hAnsi="Times New Roman" w:cs="Times New Roman"/>
+              </w:rPr>
+            </w:pPr>
+            <w:r>
+              <w:rPr>
+                <w:rFonts w:ascii="Times New Roman" w:eastAsia="Times New Roman" w:hAnsi="Times New Roman" w:cs="Times New Roman"/>
+              </w:rPr>
+              <w:t># Extract key statistics</w:t>
+            </w:r>
+          </w:p>
+          <w:p>
+            <w:pPr>
+              <w:rPr>
+                <w:rFonts w:ascii="Times New Roman" w:eastAsia="Times New Roman" w:hAnsi="Times New Roman" w:cs="Times New Roman"/>
+              </w:rPr>
+            </w:pPr>
+            <w:proofErr w:type="spellStart"/>
+            <w:r>
+              <w:rPr>
+                <w:rFonts w:ascii="Times New Roman" w:eastAsia="Times New Roman" w:hAnsi="Times New Roman" w:cs="Times New Roman"/>
+              </w:rPr>
+              <w:t>correlation_coefficient</w:t>
+            </w:r>
+            <w:proofErr w:type="spellEnd"/>
+            <w:r>
+              <w:rPr>
+                <w:rFonts w:ascii="Times New Roman" w:eastAsia="Times New Roman" w:hAnsi="Times New Roman" w:cs="Times New Roman"/>
+              </w:rPr>
+              <w:t xml:space="preserve"> &lt;- </w:t>
+            </w:r>
+            <w:proofErr w:type="spellStart"/>
+            <w:r>
+              <w:rPr>
+                <w:rFonts w:ascii="Times New Roman" w:eastAsia="Times New Roman" w:hAnsi="Times New Roman" w:cs="Times New Roman"/>
+              </w:rPr>
+              <w:t>correlation_test$estimate</w:t>
+            </w:r>
+            <w:proofErr w:type="spellEnd"/>
+          </w:p>
+          <w:p>
+            <w:pPr>
+              <w:rPr>
+                <w:rFonts w:ascii="Times New Roman" w:eastAsia="Times New Roman" w:hAnsi="Times New Roman" w:cs="Times New Roman"/>
+              </w:rPr>
+            </w:pPr>
+            <w:proofErr w:type="spellStart"/>
+            <w:r>
+              <w:rPr>
+                <w:rFonts w:ascii="Times New Roman" w:eastAsia="Times New Roman" w:hAnsi="Times New Roman" w:cs="Times New Roman"/>
+              </w:rPr>
+              <w:t>p_value</w:t>
+            </w:r>
+            <w:proofErr w:type="spellEnd"/>
+            <w:r>
+              <w:rPr>
+                <w:rFonts w:ascii="Times New Roman" w:eastAsia="Times New Roman" w:hAnsi="Times New Roman" w:cs="Times New Roman"/>
+              </w:rPr>
+              <w:t xml:space="preserve"> &lt;- </w:t>
+            </w:r>
+            <w:proofErr w:type="spellStart"/>
+            <w:r>
+              <w:rPr>
+                <w:rFonts w:ascii="Times New Roman" w:eastAsia="Times New Roman" w:hAnsi="Times New Roman" w:cs="Times New Roman"/>
+              </w:rPr>
+              <w:t>correlation_test$p.value</w:t>
+            </w:r>
+            <w:proofErr w:type="spellEnd"/>
+          </w:p>
+          <w:p>
+            <w:pPr>
+              <w:rPr>
+                <w:rFonts w:ascii="Times New Roman" w:eastAsia="Times New Roman" w:hAnsi="Times New Roman" w:cs="Times New Roman"/>
+              </w:rPr>
+            </w:pPr>
+            <w:proofErr w:type="spellStart"/>
+            <w:r>
+              <w:rPr>
+                <w:rFonts w:ascii="Times New Roman" w:eastAsia="Times New Roman" w:hAnsi="Times New Roman" w:cs="Times New Roman"/>
+              </w:rPr>
+              <w:t>confidence_interval</w:t>
+            </w:r>
+            <w:proofErr w:type="spellEnd"/>
+            <w:r>
+              <w:rPr>
+                <w:rFonts w:ascii="Times New Roman" w:eastAsia="Times New Roman" w:hAnsi="Times New Roman" w:cs="Times New Roman"/>
+              </w:rPr>
+              <w:t xml:space="preserve"> &lt;- correlation_test$conf.int</w:t>
+            </w:r>
+          </w:p>
+          <w:p>
+            <w:pPr>
+              <w:rPr>
+                <w:rFonts w:ascii="Times New Roman" w:eastAsia="Times New Roman" w:hAnsi="Times New Roman" w:cs="Times New Roman"/>
+              </w:rPr>
+            </w:pPr>
           </w:p>
           <w:p>
             <w:pPr>
@@ -7532,2287 +9482,344 @@
               <w:rPr>
                 <w:rFonts w:ascii="Times New Roman" w:eastAsia="Times New Roman" w:hAnsi="Times New Roman" w:cs="Times New Roman"/>
               </w:rPr>
-              <w:t xml:space="preserve">"Max:    ", </w:t>
-            </w:r>
+              <w:t>"\n=== CORRELATION ANALYSIS RESULTS ===\n")</w:t>
+            </w:r>
+          </w:p>
+          <w:p>
+            <w:pPr>
+              <w:rPr>
+                <w:rFonts w:ascii="Times New Roman" w:eastAsia="Times New Roman" w:hAnsi="Times New Roman" w:cs="Times New Roman"/>
+              </w:rPr>
+            </w:pPr>
             <w:proofErr w:type="gramStart"/>
             <w:r>
               <w:rPr>
                 <w:rFonts w:ascii="Times New Roman" w:eastAsia="Times New Roman" w:hAnsi="Times New Roman" w:cs="Times New Roman"/>
               </w:rPr>
-              <w:t>round(</w:t>
+              <w:t>cat(</w:t>
+            </w:r>
+            <w:proofErr w:type="gramEnd"/>
+            <w:r>
+              <w:rPr>
+                <w:rFonts w:ascii="Times New Roman" w:eastAsia="Times New Roman" w:hAnsi="Times New Roman" w:cs="Times New Roman"/>
+              </w:rPr>
+              <w:t xml:space="preserve">"Pearson Correlation Coefficient (r):", </w:t>
             </w:r>
             <w:proofErr w:type="spellStart"/>
+            <w:r>
+              <w:rPr>
+                <w:rFonts w:ascii="Times New Roman" w:eastAsia="Times New Roman" w:hAnsi="Times New Roman" w:cs="Times New Roman"/>
+              </w:rPr>
+              <w:t>correlation_coefficient</w:t>
+            </w:r>
+            <w:proofErr w:type="spellEnd"/>
+            <w:r>
+              <w:rPr>
+                <w:rFonts w:ascii="Times New Roman" w:eastAsia="Times New Roman" w:hAnsi="Times New Roman" w:cs="Times New Roman"/>
+              </w:rPr>
+              <w:t>, "\n")</w:t>
+            </w:r>
+          </w:p>
+          <w:p>
+            <w:pPr>
+              <w:rPr>
+                <w:rFonts w:ascii="Times New Roman" w:eastAsia="Times New Roman" w:hAnsi="Times New Roman" w:cs="Times New Roman"/>
+              </w:rPr>
+            </w:pPr>
+            <w:proofErr w:type="gramStart"/>
+            <w:r>
+              <w:rPr>
+                <w:rFonts w:ascii="Times New Roman" w:eastAsia="Times New Roman" w:hAnsi="Times New Roman" w:cs="Times New Roman"/>
+              </w:rPr>
+              <w:t>cat(</w:t>
+            </w:r>
             <w:proofErr w:type="gramEnd"/>
             <w:r>
               <w:rPr>
                 <w:rFonts w:ascii="Times New Roman" w:eastAsia="Times New Roman" w:hAnsi="Times New Roman" w:cs="Times New Roman"/>
               </w:rPr>
-              <w:t>max_alcohol</w:t>
+              <w:t xml:space="preserve">"P-value:", </w:t>
+            </w:r>
+            <w:proofErr w:type="spellStart"/>
+            <w:r>
+              <w:rPr>
+                <w:rFonts w:ascii="Times New Roman" w:eastAsia="Times New Roman" w:hAnsi="Times New Roman" w:cs="Times New Roman"/>
+              </w:rPr>
+              <w:t>p_value</w:t>
             </w:r>
             <w:proofErr w:type="spellEnd"/>
             <w:r>
               <w:rPr>
                 <w:rFonts w:ascii="Times New Roman" w:eastAsia="Times New Roman" w:hAnsi="Times New Roman" w:cs="Times New Roman"/>
               </w:rPr>
-              <w:t>, 2), "\n\n")</w:t>
-            </w:r>
-          </w:p>
-          <w:p>
-            <w:pPr>
-              <w:rPr>
-                <w:rFonts w:ascii="Times New Roman" w:eastAsia="Times New Roman" w:hAnsi="Times New Roman" w:cs="Times New Roman"/>
-              </w:rPr>
-            </w:pPr>
-          </w:p>
-          <w:p>
-            <w:pPr>
-              <w:rPr>
-                <w:rFonts w:ascii="Times New Roman" w:eastAsia="Times New Roman" w:hAnsi="Times New Roman" w:cs="Times New Roman"/>
-              </w:rPr>
-            </w:pPr>
-            <w:r>
-              <w:rPr>
-                <w:rFonts w:ascii="Times New Roman" w:eastAsia="Times New Roman" w:hAnsi="Times New Roman" w:cs="Times New Roman"/>
-              </w:rPr>
-              <w:t># Life expectancy statistics</w:t>
-            </w:r>
-          </w:p>
-          <w:p>
-            <w:pPr>
-              <w:rPr>
-                <w:rFonts w:ascii="Times New Roman" w:eastAsia="Times New Roman" w:hAnsi="Times New Roman" w:cs="Times New Roman"/>
-              </w:rPr>
-            </w:pPr>
+              <w:t>, "\n")</w:t>
+            </w:r>
+          </w:p>
+          <w:p>
+            <w:pPr>
+              <w:rPr>
+                <w:rFonts w:ascii="Times New Roman" w:eastAsia="Times New Roman" w:hAnsi="Times New Roman" w:cs="Times New Roman"/>
+              </w:rPr>
+            </w:pPr>
+            <w:proofErr w:type="gramStart"/>
+            <w:r>
+              <w:rPr>
+                <w:rFonts w:ascii="Times New Roman" w:eastAsia="Times New Roman" w:hAnsi="Times New Roman" w:cs="Times New Roman"/>
+              </w:rPr>
+              <w:t>cat(</w:t>
+            </w:r>
+            <w:proofErr w:type="gramEnd"/>
+            <w:r>
+              <w:rPr>
+                <w:rFonts w:ascii="Times New Roman" w:eastAsia="Times New Roman" w:hAnsi="Times New Roman" w:cs="Times New Roman"/>
+              </w:rPr>
+              <w:t xml:space="preserve">"95% Confidence Interval:", </w:t>
+            </w:r>
             <w:proofErr w:type="spellStart"/>
             <w:r>
               <w:rPr>
                 <w:rFonts w:ascii="Times New Roman" w:eastAsia="Times New Roman" w:hAnsi="Times New Roman" w:cs="Times New Roman"/>
               </w:rPr>
-              <w:t>mean_life_exp</w:t>
+              <w:t>confidence_interval</w:t>
             </w:r>
             <w:proofErr w:type="spellEnd"/>
             <w:r>
               <w:rPr>
                 <w:rFonts w:ascii="Times New Roman" w:eastAsia="Times New Roman" w:hAnsi="Times New Roman" w:cs="Times New Roman"/>
               </w:rPr>
-              <w:t xml:space="preserve"> &lt;- mean(</w:t>
+              <w:t xml:space="preserve">[1], "to", </w:t>
             </w:r>
             <w:proofErr w:type="spellStart"/>
             <w:r>
               <w:rPr>
                 <w:rFonts w:ascii="Times New Roman" w:eastAsia="Times New Roman" w:hAnsi="Times New Roman" w:cs="Times New Roman"/>
               </w:rPr>
-              <w:t>data_clean$Life_Expectancy</w:t>
+              <w:t>confidence_interval</w:t>
             </w:r>
             <w:proofErr w:type="spellEnd"/>
             <w:r>
               <w:rPr>
                 <w:rFonts w:ascii="Times New Roman" w:eastAsia="Times New Roman" w:hAnsi="Times New Roman" w:cs="Times New Roman"/>
               </w:rPr>
-              <w:t>)</w:t>
-            </w:r>
-          </w:p>
-          <w:p>
-            <w:pPr>
-              <w:rPr>
-                <w:rFonts w:ascii="Times New Roman" w:eastAsia="Times New Roman" w:hAnsi="Times New Roman" w:cs="Times New Roman"/>
-              </w:rPr>
-            </w:pPr>
+              <w:t>[2], "\n")</w:t>
+            </w:r>
+          </w:p>
+          <w:p>
+            <w:pPr>
+              <w:rPr>
+                <w:rFonts w:ascii="Times New Roman" w:eastAsia="Times New Roman" w:hAnsi="Times New Roman" w:cs="Times New Roman"/>
+              </w:rPr>
+            </w:pPr>
+            <w:proofErr w:type="gramStart"/>
+            <w:r>
+              <w:rPr>
+                <w:rFonts w:ascii="Times New Roman" w:eastAsia="Times New Roman" w:hAnsi="Times New Roman" w:cs="Times New Roman"/>
+              </w:rPr>
+              <w:t>cat(</w:t>
+            </w:r>
+            <w:proofErr w:type="gramEnd"/>
+            <w:r>
+              <w:rPr>
+                <w:rFonts w:ascii="Times New Roman" w:eastAsia="Times New Roman" w:hAnsi="Times New Roman" w:cs="Times New Roman"/>
+              </w:rPr>
+              <w:t xml:space="preserve">"Sample size (n):", </w:t>
+            </w:r>
             <w:proofErr w:type="spellStart"/>
             <w:r>
               <w:rPr>
                 <w:rFonts w:ascii="Times New Roman" w:eastAsia="Times New Roman" w:hAnsi="Times New Roman" w:cs="Times New Roman"/>
               </w:rPr>
-              <w:t>sd_life_exp</w:t>
+              <w:t>nrow</w:t>
             </w:r>
             <w:proofErr w:type="spellEnd"/>
             <w:r>
               <w:rPr>
                 <w:rFonts w:ascii="Times New Roman" w:eastAsia="Times New Roman" w:hAnsi="Times New Roman" w:cs="Times New Roman"/>
               </w:rPr>
-              <w:t xml:space="preserve"> &lt;- </w:t>
+              <w:t>(</w:t>
             </w:r>
             <w:proofErr w:type="spellStart"/>
             <w:r>
               <w:rPr>
                 <w:rFonts w:ascii="Times New Roman" w:eastAsia="Times New Roman" w:hAnsi="Times New Roman" w:cs="Times New Roman"/>
               </w:rPr>
-              <w:t>sd</w:t>
+              <w:t>data_clean</w:t>
             </w:r>
             <w:proofErr w:type="spellEnd"/>
             <w:r>
               <w:rPr>
                 <w:rFonts w:ascii="Times New Roman" w:eastAsia="Times New Roman" w:hAnsi="Times New Roman" w:cs="Times New Roman"/>
               </w:rPr>
-              <w:t>(</w:t>
+              <w:t>), "\n")</w:t>
+            </w:r>
+          </w:p>
+          <w:p>
+            <w:pPr>
+              <w:rPr>
+                <w:rFonts w:ascii="Times New Roman" w:eastAsia="Times New Roman" w:hAnsi="Times New Roman" w:cs="Times New Roman"/>
+              </w:rPr>
+            </w:pPr>
+          </w:p>
+          <w:p>
+            <w:pPr>
+              <w:rPr>
+                <w:rFonts w:ascii="Times New Roman" w:eastAsia="Times New Roman" w:hAnsi="Times New Roman" w:cs="Times New Roman"/>
+              </w:rPr>
+            </w:pPr>
+            <w:r>
+              <w:rPr>
+                <w:rFonts w:ascii="Times New Roman" w:eastAsia="Times New Roman" w:hAnsi="Times New Roman" w:cs="Times New Roman"/>
+              </w:rPr>
+              <w:t># Interpretation</w:t>
+            </w:r>
+          </w:p>
+          <w:p>
+            <w:pPr>
+              <w:rPr>
+                <w:rFonts w:ascii="Times New Roman" w:eastAsia="Times New Roman" w:hAnsi="Times New Roman" w:cs="Times New Roman"/>
+              </w:rPr>
+            </w:pPr>
+            <w:r>
+              <w:rPr>
+                <w:rFonts w:ascii="Times New Roman" w:eastAsia="Times New Roman" w:hAnsi="Times New Roman" w:cs="Times New Roman"/>
+              </w:rPr>
+              <w:t>if (</w:t>
             </w:r>
             <w:proofErr w:type="spellStart"/>
             <w:r>
               <w:rPr>
                 <w:rFonts w:ascii="Times New Roman" w:eastAsia="Times New Roman" w:hAnsi="Times New Roman" w:cs="Times New Roman"/>
               </w:rPr>
-              <w:t>data_clean$Life_Expectancy</w:t>
+              <w:t>p_value</w:t>
             </w:r>
             <w:proofErr w:type="spellEnd"/>
             <w:r>
               <w:rPr>
                 <w:rFonts w:ascii="Times New Roman" w:eastAsia="Times New Roman" w:hAnsi="Times New Roman" w:cs="Times New Roman"/>
               </w:rPr>
-              <w:t>)</w:t>
-            </w:r>
-          </w:p>
-          <w:p>
-            <w:pPr>
-              <w:rPr>
-                <w:rFonts w:ascii="Times New Roman" w:eastAsia="Times New Roman" w:hAnsi="Times New Roman" w:cs="Times New Roman"/>
-              </w:rPr>
-            </w:pPr>
+              <w:t xml:space="preserve"> &lt; 0.05) {</w:t>
+            </w:r>
+          </w:p>
+          <w:p>
+            <w:pPr>
+              <w:rPr>
+                <w:rFonts w:ascii="Times New Roman" w:eastAsia="Times New Roman" w:hAnsi="Times New Roman" w:cs="Times New Roman"/>
+              </w:rPr>
+            </w:pPr>
+            <w:r>
+              <w:rPr>
+                <w:rFonts w:ascii="Times New Roman" w:eastAsia="Times New Roman" w:hAnsi="Times New Roman" w:cs="Times New Roman"/>
+              </w:rPr>
+              <w:t xml:space="preserve">  </w:t>
+            </w:r>
+            <w:proofErr w:type="gramStart"/>
+            <w:r>
+              <w:rPr>
+                <w:rFonts w:ascii="Times New Roman" w:eastAsia="Times New Roman" w:hAnsi="Times New Roman" w:cs="Times New Roman"/>
+              </w:rPr>
+              <w:t>cat(</w:t>
+            </w:r>
+            <w:proofErr w:type="gramEnd"/>
+            <w:r>
+              <w:rPr>
+                <w:rFonts w:ascii="Times New Roman" w:eastAsia="Times New Roman" w:hAnsi="Times New Roman" w:cs="Times New Roman"/>
+              </w:rPr>
+              <w:t>"\</w:t>
+            </w:r>
             <w:proofErr w:type="spellStart"/>
             <w:r>
               <w:rPr>
                 <w:rFonts w:ascii="Times New Roman" w:eastAsia="Times New Roman" w:hAnsi="Times New Roman" w:cs="Times New Roman"/>
               </w:rPr>
-              <w:t>median_life_exp</w:t>
+              <w:t>nConclusion</w:t>
             </w:r>
             <w:proofErr w:type="spellEnd"/>
             <w:r>
               <w:rPr>
                 <w:rFonts w:ascii="Times New Roman" w:eastAsia="Times New Roman" w:hAnsi="Times New Roman" w:cs="Times New Roman"/>
               </w:rPr>
-              <w:t xml:space="preserve"> &lt;- median(</w:t>
+              <w:t>: The null hypothesis is REJECTED (p &lt; 0.05)\n")</w:t>
+            </w:r>
+          </w:p>
+          <w:p>
+            <w:pPr>
+              <w:rPr>
+                <w:rFonts w:ascii="Times New Roman" w:eastAsia="Times New Roman" w:hAnsi="Times New Roman" w:cs="Times New Roman"/>
+              </w:rPr>
+            </w:pPr>
+            <w:r>
+              <w:rPr>
+                <w:rFonts w:ascii="Times New Roman" w:eastAsia="Times New Roman" w:hAnsi="Times New Roman" w:cs="Times New Roman"/>
+              </w:rPr>
+              <w:t xml:space="preserve">  </w:t>
+            </w:r>
+            <w:proofErr w:type="gramStart"/>
+            <w:r>
+              <w:rPr>
+                <w:rFonts w:ascii="Times New Roman" w:eastAsia="Times New Roman" w:hAnsi="Times New Roman" w:cs="Times New Roman"/>
+              </w:rPr>
+              <w:t>cat(</w:t>
+            </w:r>
+            <w:proofErr w:type="gramEnd"/>
+            <w:r>
+              <w:rPr>
+                <w:rFonts w:ascii="Times New Roman" w:eastAsia="Times New Roman" w:hAnsi="Times New Roman" w:cs="Times New Roman"/>
+              </w:rPr>
+              <w:t>"There is a statistically significant correlation between alcohol consumption and life expectancy.\n")</w:t>
+            </w:r>
+          </w:p>
+          <w:p>
+            <w:pPr>
+              <w:rPr>
+                <w:rFonts w:ascii="Times New Roman" w:eastAsia="Times New Roman" w:hAnsi="Times New Roman" w:cs="Times New Roman"/>
+              </w:rPr>
+            </w:pPr>
+            <w:r>
+              <w:rPr>
+                <w:rFonts w:ascii="Times New Roman" w:eastAsia="Times New Roman" w:hAnsi="Times New Roman" w:cs="Times New Roman"/>
+              </w:rPr>
+              <w:t>} else {</w:t>
+            </w:r>
+          </w:p>
+          <w:p>
+            <w:pPr>
+              <w:rPr>
+                <w:rFonts w:ascii="Times New Roman" w:eastAsia="Times New Roman" w:hAnsi="Times New Roman" w:cs="Times New Roman"/>
+              </w:rPr>
+            </w:pPr>
+            <w:r>
+              <w:rPr>
+                <w:rFonts w:ascii="Times New Roman" w:eastAsia="Times New Roman" w:hAnsi="Times New Roman" w:cs="Times New Roman"/>
+              </w:rPr>
+              <w:t xml:space="preserve">  </w:t>
+            </w:r>
+            <w:proofErr w:type="gramStart"/>
+            <w:r>
+              <w:rPr>
+                <w:rFonts w:ascii="Times New Roman" w:eastAsia="Times New Roman" w:hAnsi="Times New Roman" w:cs="Times New Roman"/>
+              </w:rPr>
+              <w:t>cat(</w:t>
+            </w:r>
+            <w:proofErr w:type="gramEnd"/>
+            <w:r>
+              <w:rPr>
+                <w:rFonts w:ascii="Times New Roman" w:eastAsia="Times New Roman" w:hAnsi="Times New Roman" w:cs="Times New Roman"/>
+              </w:rPr>
+              <w:t>"\</w:t>
             </w:r>
             <w:proofErr w:type="spellStart"/>
             <w:r>
               <w:rPr>
                 <w:rFonts w:ascii="Times New Roman" w:eastAsia="Times New Roman" w:hAnsi="Times New Roman" w:cs="Times New Roman"/>
               </w:rPr>
-              <w:t>data_clean$Life_Expectancy</w:t>
+              <w:t>nConclusion</w:t>
             </w:r>
             <w:proofErr w:type="spellEnd"/>
             <w:r>
               <w:rPr>
                 <w:rFonts w:ascii="Times New Roman" w:eastAsia="Times New Roman" w:hAnsi="Times New Roman" w:cs="Times New Roman"/>
               </w:rPr>
-              <w:t>)</w:t>
-            </w:r>
-          </w:p>
-          <w:p>
-            <w:pPr>
-              <w:rPr>
-                <w:rFonts w:ascii="Times New Roman" w:eastAsia="Times New Roman" w:hAnsi="Times New Roman" w:cs="Times New Roman"/>
-              </w:rPr>
-            </w:pPr>
-            <w:proofErr w:type="spellStart"/>
-            <w:r>
-              <w:rPr>
-                <w:rFonts w:ascii="Times New Roman" w:eastAsia="Times New Roman" w:hAnsi="Times New Roman" w:cs="Times New Roman"/>
-              </w:rPr>
-              <w:t>min_life_exp</w:t>
-            </w:r>
-            <w:proofErr w:type="spellEnd"/>
-            <w:r>
-              <w:rPr>
-                <w:rFonts w:ascii="Times New Roman" w:eastAsia="Times New Roman" w:hAnsi="Times New Roman" w:cs="Times New Roman"/>
-              </w:rPr>
-              <w:t xml:space="preserve"> &lt;- min(</w:t>
-            </w:r>
-            <w:proofErr w:type="spellStart"/>
-            <w:r>
-              <w:rPr>
-                <w:rFonts w:ascii="Times New Roman" w:eastAsia="Times New Roman" w:hAnsi="Times New Roman" w:cs="Times New Roman"/>
-              </w:rPr>
-              <w:t>data_clean$Life_Expectancy</w:t>
-            </w:r>
-            <w:proofErr w:type="spellEnd"/>
-            <w:r>
-              <w:rPr>
-                <w:rFonts w:ascii="Times New Roman" w:eastAsia="Times New Roman" w:hAnsi="Times New Roman" w:cs="Times New Roman"/>
-              </w:rPr>
-              <w:t>)</w:t>
-            </w:r>
-          </w:p>
-          <w:p>
-            <w:pPr>
-              <w:rPr>
-                <w:rFonts w:ascii="Times New Roman" w:eastAsia="Times New Roman" w:hAnsi="Times New Roman" w:cs="Times New Roman"/>
-              </w:rPr>
-            </w:pPr>
-            <w:proofErr w:type="spellStart"/>
-            <w:r>
-              <w:rPr>
-                <w:rFonts w:ascii="Times New Roman" w:eastAsia="Times New Roman" w:hAnsi="Times New Roman" w:cs="Times New Roman"/>
-              </w:rPr>
-              <w:t>max_life_exp</w:t>
-            </w:r>
-            <w:proofErr w:type="spellEnd"/>
-            <w:r>
-              <w:rPr>
-                <w:rFonts w:ascii="Times New Roman" w:eastAsia="Times New Roman" w:hAnsi="Times New Roman" w:cs="Times New Roman"/>
-              </w:rPr>
-              <w:t xml:space="preserve"> &lt;- max(</w:t>
-            </w:r>
-            <w:proofErr w:type="spellStart"/>
-            <w:r>
-              <w:rPr>
-                <w:rFonts w:ascii="Times New Roman" w:eastAsia="Times New Roman" w:hAnsi="Times New Roman" w:cs="Times New Roman"/>
-              </w:rPr>
-              <w:t>data_clean$Life_Expectancy</w:t>
-            </w:r>
-            <w:proofErr w:type="spellEnd"/>
-            <w:r>
-              <w:rPr>
-                <w:rFonts w:ascii="Times New Roman" w:eastAsia="Times New Roman" w:hAnsi="Times New Roman" w:cs="Times New Roman"/>
-              </w:rPr>
-              <w:t>)</w:t>
-            </w:r>
-          </w:p>
-          <w:p>
-            <w:pPr>
-              <w:rPr>
-                <w:rFonts w:ascii="Times New Roman" w:eastAsia="Times New Roman" w:hAnsi="Times New Roman" w:cs="Times New Roman"/>
-              </w:rPr>
-            </w:pPr>
-          </w:p>
-          <w:p>
-            <w:pPr>
-              <w:rPr>
-                <w:rFonts w:ascii="Times New Roman" w:eastAsia="Times New Roman" w:hAnsi="Times New Roman" w:cs="Times New Roman"/>
-              </w:rPr>
-            </w:pPr>
-            <w:proofErr w:type="gramStart"/>
-            <w:r>
-              <w:rPr>
-                <w:rFonts w:ascii="Times New Roman" w:eastAsia="Times New Roman" w:hAnsi="Times New Roman" w:cs="Times New Roman"/>
-              </w:rPr>
-              <w:t>cat(</w:t>
-            </w:r>
-            <w:proofErr w:type="gramEnd"/>
-            <w:r>
-              <w:rPr>
-                <w:rFonts w:ascii="Times New Roman" w:eastAsia="Times New Roman" w:hAnsi="Times New Roman" w:cs="Times New Roman"/>
-              </w:rPr>
-              <w:t>"--- LIFE EXPECTANCY (years) ---\n")</w:t>
-            </w:r>
-          </w:p>
-          <w:p>
-            <w:pPr>
-              <w:rPr>
-                <w:rFonts w:ascii="Times New Roman" w:eastAsia="Times New Roman" w:hAnsi="Times New Roman" w:cs="Times New Roman"/>
-              </w:rPr>
-            </w:pPr>
-            <w:proofErr w:type="gramStart"/>
-            <w:r>
-              <w:rPr>
-                <w:rFonts w:ascii="Times New Roman" w:eastAsia="Times New Roman" w:hAnsi="Times New Roman" w:cs="Times New Roman"/>
-              </w:rPr>
-              <w:t>cat(</w:t>
-            </w:r>
-            <w:proofErr w:type="gramEnd"/>
-            <w:r>
-              <w:rPr>
-                <w:rFonts w:ascii="Times New Roman" w:eastAsia="Times New Roman" w:hAnsi="Times New Roman" w:cs="Times New Roman"/>
-              </w:rPr>
-              <w:t xml:space="preserve">"Mean:   ", </w:t>
-            </w:r>
-            <w:proofErr w:type="gramStart"/>
-            <w:r>
-              <w:rPr>
-                <w:rFonts w:ascii="Times New Roman" w:eastAsia="Times New Roman" w:hAnsi="Times New Roman" w:cs="Times New Roman"/>
-              </w:rPr>
-              <w:t>round(</w:t>
-            </w:r>
-            <w:proofErr w:type="spellStart"/>
-            <w:proofErr w:type="gramEnd"/>
-            <w:r>
-              <w:rPr>
-                <w:rFonts w:ascii="Times New Roman" w:eastAsia="Times New Roman" w:hAnsi="Times New Roman" w:cs="Times New Roman"/>
-              </w:rPr>
-              <w:t>mean_life_exp</w:t>
-            </w:r>
-            <w:proofErr w:type="spellEnd"/>
-            <w:r>
-              <w:rPr>
-                <w:rFonts w:ascii="Times New Roman" w:eastAsia="Times New Roman" w:hAnsi="Times New Roman" w:cs="Times New Roman"/>
-              </w:rPr>
-              <w:t>, 2), "\n")</w:t>
-            </w:r>
-          </w:p>
-          <w:p>
-            <w:pPr>
-              <w:rPr>
-                <w:rFonts w:ascii="Times New Roman" w:eastAsia="Times New Roman" w:hAnsi="Times New Roman" w:cs="Times New Roman"/>
-              </w:rPr>
-            </w:pPr>
-            <w:proofErr w:type="gramStart"/>
-            <w:r>
-              <w:rPr>
-                <w:rFonts w:ascii="Times New Roman" w:eastAsia="Times New Roman" w:hAnsi="Times New Roman" w:cs="Times New Roman"/>
-              </w:rPr>
-              <w:t>cat(</w:t>
-            </w:r>
-            <w:proofErr w:type="gramEnd"/>
-            <w:r>
-              <w:rPr>
-                <w:rFonts w:ascii="Times New Roman" w:eastAsia="Times New Roman" w:hAnsi="Times New Roman" w:cs="Times New Roman"/>
-              </w:rPr>
-              <w:t xml:space="preserve">"SD:     ", </w:t>
-            </w:r>
-            <w:proofErr w:type="gramStart"/>
-            <w:r>
-              <w:rPr>
-                <w:rFonts w:ascii="Times New Roman" w:eastAsia="Times New Roman" w:hAnsi="Times New Roman" w:cs="Times New Roman"/>
-              </w:rPr>
-              <w:t>round(</w:t>
-            </w:r>
-            <w:proofErr w:type="spellStart"/>
-            <w:proofErr w:type="gramEnd"/>
-            <w:r>
-              <w:rPr>
-                <w:rFonts w:ascii="Times New Roman" w:eastAsia="Times New Roman" w:hAnsi="Times New Roman" w:cs="Times New Roman"/>
-              </w:rPr>
-              <w:t>sd_life_exp</w:t>
-            </w:r>
-            <w:proofErr w:type="spellEnd"/>
-            <w:r>
-              <w:rPr>
-                <w:rFonts w:ascii="Times New Roman" w:eastAsia="Times New Roman" w:hAnsi="Times New Roman" w:cs="Times New Roman"/>
-              </w:rPr>
-              <w:t>, 2), "\n")</w:t>
-            </w:r>
-          </w:p>
-          <w:p>
-            <w:pPr>
-              <w:rPr>
-                <w:rFonts w:ascii="Times New Roman" w:eastAsia="Times New Roman" w:hAnsi="Times New Roman" w:cs="Times New Roman"/>
-              </w:rPr>
-            </w:pPr>
-            <w:proofErr w:type="gramStart"/>
-            <w:r>
-              <w:rPr>
-                <w:rFonts w:ascii="Times New Roman" w:eastAsia="Times New Roman" w:hAnsi="Times New Roman" w:cs="Times New Roman"/>
-              </w:rPr>
-              <w:t>cat(</w:t>
-            </w:r>
-            <w:proofErr w:type="gramEnd"/>
-            <w:r>
-              <w:rPr>
-                <w:rFonts w:ascii="Times New Roman" w:eastAsia="Times New Roman" w:hAnsi="Times New Roman" w:cs="Times New Roman"/>
-              </w:rPr>
-              <w:t xml:space="preserve">"Median: ", </w:t>
-            </w:r>
-            <w:proofErr w:type="gramStart"/>
-            <w:r>
-              <w:rPr>
-                <w:rFonts w:ascii="Times New Roman" w:eastAsia="Times New Roman" w:hAnsi="Times New Roman" w:cs="Times New Roman"/>
-              </w:rPr>
-              <w:t>round(</w:t>
-            </w:r>
-            <w:proofErr w:type="spellStart"/>
-            <w:proofErr w:type="gramEnd"/>
-            <w:r>
-              <w:rPr>
-                <w:rFonts w:ascii="Times New Roman" w:eastAsia="Times New Roman" w:hAnsi="Times New Roman" w:cs="Times New Roman"/>
-              </w:rPr>
-              <w:t>median_life_exp</w:t>
-            </w:r>
-            <w:proofErr w:type="spellEnd"/>
-            <w:r>
-              <w:rPr>
-                <w:rFonts w:ascii="Times New Roman" w:eastAsia="Times New Roman" w:hAnsi="Times New Roman" w:cs="Times New Roman"/>
-              </w:rPr>
-              <w:t>, 2), "\n")</w:t>
-            </w:r>
-          </w:p>
-          <w:p>
-            <w:pPr>
-              <w:rPr>
-                <w:rFonts w:ascii="Times New Roman" w:eastAsia="Times New Roman" w:hAnsi="Times New Roman" w:cs="Times New Roman"/>
-              </w:rPr>
-            </w:pPr>
-            <w:proofErr w:type="gramStart"/>
-            <w:r>
-              <w:rPr>
-                <w:rFonts w:ascii="Times New Roman" w:eastAsia="Times New Roman" w:hAnsi="Times New Roman" w:cs="Times New Roman"/>
-              </w:rPr>
-              <w:t>cat(</w:t>
-            </w:r>
-            <w:proofErr w:type="gramEnd"/>
-            <w:r>
-              <w:rPr>
-                <w:rFonts w:ascii="Times New Roman" w:eastAsia="Times New Roman" w:hAnsi="Times New Roman" w:cs="Times New Roman"/>
-              </w:rPr>
-              <w:t xml:space="preserve">"Min:    ", </w:t>
-            </w:r>
-            <w:proofErr w:type="gramStart"/>
-            <w:r>
-              <w:rPr>
-                <w:rFonts w:ascii="Times New Roman" w:eastAsia="Times New Roman" w:hAnsi="Times New Roman" w:cs="Times New Roman"/>
-              </w:rPr>
-              <w:t>round(</w:t>
-            </w:r>
-            <w:proofErr w:type="spellStart"/>
-            <w:proofErr w:type="gramEnd"/>
-            <w:r>
-              <w:rPr>
-                <w:rFonts w:ascii="Times New Roman" w:eastAsia="Times New Roman" w:hAnsi="Times New Roman" w:cs="Times New Roman"/>
-              </w:rPr>
-              <w:t>min_life_exp</w:t>
-            </w:r>
-            <w:proofErr w:type="spellEnd"/>
-            <w:r>
-              <w:rPr>
-                <w:rFonts w:ascii="Times New Roman" w:eastAsia="Times New Roman" w:hAnsi="Times New Roman" w:cs="Times New Roman"/>
-              </w:rPr>
-              <w:t>, 2), "\n")</w:t>
-            </w:r>
-          </w:p>
-          <w:p>
-            <w:pPr>
-              <w:rPr>
-                <w:rFonts w:ascii="Times New Roman" w:eastAsia="Times New Roman" w:hAnsi="Times New Roman" w:cs="Times New Roman"/>
-              </w:rPr>
-            </w:pPr>
-            <w:proofErr w:type="gramStart"/>
-            <w:r>
-              <w:rPr>
-                <w:rFonts w:ascii="Times New Roman" w:eastAsia="Times New Roman" w:hAnsi="Times New Roman" w:cs="Times New Roman"/>
-              </w:rPr>
-              <w:t>cat(</w:t>
-            </w:r>
-            <w:proofErr w:type="gramEnd"/>
-            <w:r>
-              <w:rPr>
-                <w:rFonts w:ascii="Times New Roman" w:eastAsia="Times New Roman" w:hAnsi="Times New Roman" w:cs="Times New Roman"/>
-              </w:rPr>
-              <w:t xml:space="preserve">"Max:    ", </w:t>
-            </w:r>
-            <w:proofErr w:type="gramStart"/>
-            <w:r>
-              <w:rPr>
-                <w:rFonts w:ascii="Times New Roman" w:eastAsia="Times New Roman" w:hAnsi="Times New Roman" w:cs="Times New Roman"/>
-              </w:rPr>
-              <w:t>round(</w:t>
-            </w:r>
-            <w:proofErr w:type="spellStart"/>
-            <w:proofErr w:type="gramEnd"/>
-            <w:r>
-              <w:rPr>
-                <w:rFonts w:ascii="Times New Roman" w:eastAsia="Times New Roman" w:hAnsi="Times New Roman" w:cs="Times New Roman"/>
-              </w:rPr>
-              <w:t>max_life_exp</w:t>
-            </w:r>
-            <w:proofErr w:type="spellEnd"/>
-            <w:r>
-              <w:rPr>
-                <w:rFonts w:ascii="Times New Roman" w:eastAsia="Times New Roman" w:hAnsi="Times New Roman" w:cs="Times New Roman"/>
-              </w:rPr>
-              <w:t>, 2), "\n\n")</w:t>
-            </w:r>
-          </w:p>
-          <w:p>
-            <w:pPr>
-              <w:rPr>
-                <w:rFonts w:ascii="Times New Roman" w:eastAsia="Times New Roman" w:hAnsi="Times New Roman" w:cs="Times New Roman"/>
-              </w:rPr>
-            </w:pPr>
-          </w:p>
-          <w:p>
-            <w:pPr>
-              <w:rPr>
-                <w:rFonts w:ascii="Times New Roman" w:eastAsia="Times New Roman" w:hAnsi="Times New Roman" w:cs="Times New Roman"/>
-              </w:rPr>
-            </w:pPr>
-          </w:p>
-          <w:p>
-            <w:pPr>
-              <w:rPr>
-                <w:rFonts w:ascii="Times New Roman" w:eastAsia="Times New Roman" w:hAnsi="Times New Roman" w:cs="Times New Roman"/>
-              </w:rPr>
-            </w:pPr>
-          </w:p>
-          <w:p>
-            <w:pPr>
-              <w:rPr>
-                <w:rFonts w:ascii="Times New Roman" w:eastAsia="Times New Roman" w:hAnsi="Times New Roman" w:cs="Times New Roman"/>
-              </w:rPr>
-            </w:pPr>
-          </w:p>
-          <w:p>
-            <w:pPr>
-              <w:rPr>
-                <w:rFonts w:ascii="Times New Roman" w:eastAsia="Times New Roman" w:hAnsi="Times New Roman" w:cs="Times New Roman"/>
-              </w:rPr>
-            </w:pPr>
-          </w:p>
-          <w:p>
-            <w:pPr>
-              <w:rPr>
-                <w:rFonts w:ascii="Times New Roman" w:eastAsia="Times New Roman" w:hAnsi="Times New Roman" w:cs="Times New Roman"/>
-              </w:rPr>
-            </w:pPr>
-          </w:p>
-          <w:p>
-            <w:pPr>
-              <w:rPr>
-                <w:rFonts w:ascii="Times New Roman" w:eastAsia="Times New Roman" w:hAnsi="Times New Roman" w:cs="Times New Roman"/>
-              </w:rPr>
-            </w:pPr>
-          </w:p>
-          <w:p>
-            <w:pPr>
-              <w:rPr>
-                <w:rFonts w:ascii="Times New Roman" w:eastAsia="Times New Roman" w:hAnsi="Times New Roman" w:cs="Times New Roman"/>
-              </w:rPr>
-            </w:pPr>
-            <w:r>
-              <w:rPr>
-                <w:rFonts w:ascii="Times New Roman" w:eastAsia="Times New Roman" w:hAnsi="Times New Roman" w:cs="Times New Roman"/>
-              </w:rPr>
-              <w:t># ============================================================================</w:t>
-            </w:r>
-          </w:p>
-          <w:p>
-            <w:pPr>
-              <w:rPr>
-                <w:rFonts w:ascii="Times New Roman" w:eastAsia="Times New Roman" w:hAnsi="Times New Roman" w:cs="Times New Roman"/>
-              </w:rPr>
-            </w:pPr>
-            <w:r>
-              <w:rPr>
-                <w:rFonts w:ascii="Times New Roman" w:eastAsia="Times New Roman" w:hAnsi="Times New Roman" w:cs="Times New Roman"/>
-              </w:rPr>
-              <w:t xml:space="preserve"># 5. VISUALIZATIONS </w:t>
-            </w:r>
-          </w:p>
-          <w:p>
-            <w:pPr>
-              <w:rPr>
-                <w:rFonts w:ascii="Times New Roman" w:eastAsia="Times New Roman" w:hAnsi="Times New Roman" w:cs="Times New Roman"/>
-              </w:rPr>
-            </w:pPr>
-            <w:r>
-              <w:rPr>
-                <w:rFonts w:ascii="Times New Roman" w:eastAsia="Times New Roman" w:hAnsi="Times New Roman" w:cs="Times New Roman"/>
-              </w:rPr>
-              <w:t># ============================================================================</w:t>
-            </w:r>
-          </w:p>
-          <w:p>
-            <w:pPr>
-              <w:rPr>
-                <w:rFonts w:ascii="Times New Roman" w:eastAsia="Times New Roman" w:hAnsi="Times New Roman" w:cs="Times New Roman"/>
-              </w:rPr>
-            </w:pPr>
-          </w:p>
-          <w:p>
-            <w:pPr>
-              <w:rPr>
-                <w:rFonts w:ascii="Times New Roman" w:eastAsia="Times New Roman" w:hAnsi="Times New Roman" w:cs="Times New Roman"/>
-              </w:rPr>
-            </w:pPr>
-            <w:proofErr w:type="gramStart"/>
-            <w:r>
-              <w:rPr>
-                <w:rFonts w:ascii="Times New Roman" w:eastAsia="Times New Roman" w:hAnsi="Times New Roman" w:cs="Times New Roman"/>
-              </w:rPr>
-              <w:t>cat(</w:t>
-            </w:r>
-            <w:proofErr w:type="gramEnd"/>
-            <w:r>
-              <w:rPr>
-                <w:rFonts w:ascii="Times New Roman" w:eastAsia="Times New Roman" w:hAnsi="Times New Roman" w:cs="Times New Roman"/>
-              </w:rPr>
-              <w:t>"=== CREATING UPDATED VISUALIZATIONS ===\n\n")</w:t>
-            </w:r>
-          </w:p>
-          <w:p>
-            <w:pPr>
-              <w:rPr>
-                <w:rFonts w:ascii="Times New Roman" w:eastAsia="Times New Roman" w:hAnsi="Times New Roman" w:cs="Times New Roman"/>
-              </w:rPr>
-            </w:pPr>
-          </w:p>
-          <w:p>
-            <w:pPr>
-              <w:rPr>
-                <w:rFonts w:ascii="Times New Roman" w:eastAsia="Times New Roman" w:hAnsi="Times New Roman" w:cs="Times New Roman"/>
-              </w:rPr>
-            </w:pPr>
-          </w:p>
-          <w:p>
-            <w:pPr>
-              <w:rPr>
-                <w:rFonts w:ascii="Times New Roman" w:eastAsia="Times New Roman" w:hAnsi="Times New Roman" w:cs="Times New Roman"/>
-              </w:rPr>
-            </w:pPr>
-            <w:r>
-              <w:rPr>
-                <w:rFonts w:ascii="Times New Roman" w:eastAsia="Times New Roman" w:hAnsi="Times New Roman" w:cs="Times New Roman"/>
-              </w:rPr>
-              <w:t># --------------------------------------------------</w:t>
-            </w:r>
-          </w:p>
-          <w:p>
-            <w:pPr>
-              <w:rPr>
-                <w:rFonts w:ascii="Times New Roman" w:eastAsia="Times New Roman" w:hAnsi="Times New Roman" w:cs="Times New Roman"/>
-              </w:rPr>
-            </w:pPr>
-            <w:r>
-              <w:rPr>
-                <w:rFonts w:ascii="Times New Roman" w:eastAsia="Times New Roman" w:hAnsi="Times New Roman" w:cs="Times New Roman"/>
-              </w:rPr>
-              <w:t># Visualization 1: Scatter Plot with regression line</w:t>
-            </w:r>
-          </w:p>
-          <w:p>
-            <w:pPr>
-              <w:rPr>
-                <w:rFonts w:ascii="Times New Roman" w:eastAsia="Times New Roman" w:hAnsi="Times New Roman" w:cs="Times New Roman"/>
-              </w:rPr>
-            </w:pPr>
-            <w:r>
-              <w:rPr>
-                <w:rFonts w:ascii="Times New Roman" w:eastAsia="Times New Roman" w:hAnsi="Times New Roman" w:cs="Times New Roman"/>
-              </w:rPr>
-              <w:t># --------------------------------------------------</w:t>
-            </w:r>
-          </w:p>
-          <w:p>
-            <w:pPr>
-              <w:rPr>
-                <w:rFonts w:ascii="Times New Roman" w:eastAsia="Times New Roman" w:hAnsi="Times New Roman" w:cs="Times New Roman"/>
-              </w:rPr>
-            </w:pPr>
-          </w:p>
-          <w:p>
-            <w:pPr>
-              <w:rPr>
-                <w:rFonts w:ascii="Times New Roman" w:eastAsia="Times New Roman" w:hAnsi="Times New Roman" w:cs="Times New Roman"/>
-              </w:rPr>
-            </w:pPr>
-          </w:p>
-          <w:p>
-            <w:pPr>
-              <w:rPr>
-                <w:rFonts w:ascii="Times New Roman" w:eastAsia="Times New Roman" w:hAnsi="Times New Roman" w:cs="Times New Roman"/>
-              </w:rPr>
-            </w:pPr>
-            <w:r>
-              <w:rPr>
-                <w:rFonts w:ascii="Times New Roman" w:eastAsia="Times New Roman" w:hAnsi="Times New Roman" w:cs="Times New Roman"/>
-              </w:rPr>
-              <w:t># Scatter plot with regression line</w:t>
-            </w:r>
-          </w:p>
-          <w:p>
-            <w:pPr>
-              <w:rPr>
-                <w:rFonts w:ascii="Times New Roman" w:eastAsia="Times New Roman" w:hAnsi="Times New Roman" w:cs="Times New Roman"/>
-              </w:rPr>
-            </w:pPr>
-            <w:proofErr w:type="spellStart"/>
-            <w:r>
-              <w:rPr>
-                <w:rFonts w:ascii="Times New Roman" w:eastAsia="Times New Roman" w:hAnsi="Times New Roman" w:cs="Times New Roman"/>
-              </w:rPr>
-              <w:t>scatter_plot</w:t>
-            </w:r>
-            <w:proofErr w:type="spellEnd"/>
-            <w:r>
-              <w:rPr>
-                <w:rFonts w:ascii="Times New Roman" w:eastAsia="Times New Roman" w:hAnsi="Times New Roman" w:cs="Times New Roman"/>
-              </w:rPr>
-              <w:t xml:space="preserve"> &lt;- </w:t>
-            </w:r>
-            <w:proofErr w:type="spellStart"/>
-            <w:proofErr w:type="gramStart"/>
-            <w:r>
-              <w:rPr>
-                <w:rFonts w:ascii="Times New Roman" w:eastAsia="Times New Roman" w:hAnsi="Times New Roman" w:cs="Times New Roman"/>
-              </w:rPr>
-              <w:t>ggplot</w:t>
-            </w:r>
-            <w:proofErr w:type="spellEnd"/>
-            <w:r>
-              <w:rPr>
-                <w:rFonts w:ascii="Times New Roman" w:eastAsia="Times New Roman" w:hAnsi="Times New Roman" w:cs="Times New Roman"/>
-              </w:rPr>
-              <w:t>(</w:t>
-            </w:r>
-            <w:proofErr w:type="spellStart"/>
-            <w:proofErr w:type="gramEnd"/>
-            <w:r>
-              <w:rPr>
-                <w:rFonts w:ascii="Times New Roman" w:eastAsia="Times New Roman" w:hAnsi="Times New Roman" w:cs="Times New Roman"/>
-              </w:rPr>
-              <w:t>data_clean</w:t>
-            </w:r>
-            <w:proofErr w:type="spellEnd"/>
-            <w:r>
-              <w:rPr>
-                <w:rFonts w:ascii="Times New Roman" w:eastAsia="Times New Roman" w:hAnsi="Times New Roman" w:cs="Times New Roman"/>
-              </w:rPr>
-              <w:t xml:space="preserve">, </w:t>
-            </w:r>
-            <w:proofErr w:type="spellStart"/>
-            <w:proofErr w:type="gramStart"/>
-            <w:r>
-              <w:rPr>
-                <w:rFonts w:ascii="Times New Roman" w:eastAsia="Times New Roman" w:hAnsi="Times New Roman" w:cs="Times New Roman"/>
-              </w:rPr>
-              <w:t>aes</w:t>
-            </w:r>
-            <w:proofErr w:type="spellEnd"/>
-            <w:r>
-              <w:rPr>
-                <w:rFonts w:ascii="Times New Roman" w:eastAsia="Times New Roman" w:hAnsi="Times New Roman" w:cs="Times New Roman"/>
-              </w:rPr>
-              <w:t>(</w:t>
-            </w:r>
-            <w:proofErr w:type="gramEnd"/>
-            <w:r>
-              <w:rPr>
-                <w:rFonts w:ascii="Times New Roman" w:eastAsia="Times New Roman" w:hAnsi="Times New Roman" w:cs="Times New Roman"/>
-              </w:rPr>
-              <w:t xml:space="preserve">x = </w:t>
-            </w:r>
-            <w:proofErr w:type="spellStart"/>
-            <w:r>
-              <w:rPr>
-                <w:rFonts w:ascii="Times New Roman" w:eastAsia="Times New Roman" w:hAnsi="Times New Roman" w:cs="Times New Roman"/>
-              </w:rPr>
-              <w:t>Alcohol_Consumption</w:t>
-            </w:r>
-            <w:proofErr w:type="spellEnd"/>
-            <w:r>
-              <w:rPr>
-                <w:rFonts w:ascii="Times New Roman" w:eastAsia="Times New Roman" w:hAnsi="Times New Roman" w:cs="Times New Roman"/>
-              </w:rPr>
-              <w:t xml:space="preserve">, y = </w:t>
-            </w:r>
-            <w:proofErr w:type="spellStart"/>
-            <w:r>
-              <w:rPr>
-                <w:rFonts w:ascii="Times New Roman" w:eastAsia="Times New Roman" w:hAnsi="Times New Roman" w:cs="Times New Roman"/>
-              </w:rPr>
-              <w:t>Life_Expectancy</w:t>
-            </w:r>
-            <w:proofErr w:type="spellEnd"/>
-            <w:r>
-              <w:rPr>
-                <w:rFonts w:ascii="Times New Roman" w:eastAsia="Times New Roman" w:hAnsi="Times New Roman" w:cs="Times New Roman"/>
-              </w:rPr>
-              <w:t>)) +</w:t>
-            </w:r>
-          </w:p>
-          <w:p>
-            <w:pPr>
-              <w:rPr>
-                <w:rFonts w:ascii="Times New Roman" w:eastAsia="Times New Roman" w:hAnsi="Times New Roman" w:cs="Times New Roman"/>
-              </w:rPr>
-            </w:pPr>
-            <w:r>
-              <w:rPr>
-                <w:rFonts w:ascii="Times New Roman" w:eastAsia="Times New Roman" w:hAnsi="Times New Roman" w:cs="Times New Roman"/>
-              </w:rPr>
-              <w:t xml:space="preserve">  </w:t>
-            </w:r>
-            <w:proofErr w:type="spellStart"/>
-            <w:r>
-              <w:rPr>
-                <w:rFonts w:ascii="Times New Roman" w:eastAsia="Times New Roman" w:hAnsi="Times New Roman" w:cs="Times New Roman"/>
-              </w:rPr>
-              <w:t>geom_</w:t>
-            </w:r>
-            <w:proofErr w:type="gramStart"/>
-            <w:r>
-              <w:rPr>
-                <w:rFonts w:ascii="Times New Roman" w:eastAsia="Times New Roman" w:hAnsi="Times New Roman" w:cs="Times New Roman"/>
-              </w:rPr>
-              <w:t>point</w:t>
-            </w:r>
-            <w:proofErr w:type="spellEnd"/>
-            <w:r>
-              <w:rPr>
-                <w:rFonts w:ascii="Times New Roman" w:eastAsia="Times New Roman" w:hAnsi="Times New Roman" w:cs="Times New Roman"/>
-              </w:rPr>
-              <w:t>(</w:t>
-            </w:r>
-            <w:proofErr w:type="gramEnd"/>
-            <w:r>
-              <w:rPr>
-                <w:rFonts w:ascii="Times New Roman" w:eastAsia="Times New Roman" w:hAnsi="Times New Roman" w:cs="Times New Roman"/>
-              </w:rPr>
-              <w:t xml:space="preserve">alpha = 0.6, size = 3, </w:t>
-            </w:r>
-            <w:proofErr w:type="spellStart"/>
-            <w:r>
-              <w:rPr>
-                <w:rFonts w:ascii="Times New Roman" w:eastAsia="Times New Roman" w:hAnsi="Times New Roman" w:cs="Times New Roman"/>
-              </w:rPr>
-              <w:t>color</w:t>
-            </w:r>
-            <w:proofErr w:type="spellEnd"/>
-            <w:r>
-              <w:rPr>
-                <w:rFonts w:ascii="Times New Roman" w:eastAsia="Times New Roman" w:hAnsi="Times New Roman" w:cs="Times New Roman"/>
-              </w:rPr>
-              <w:t xml:space="preserve"> = "</w:t>
-            </w:r>
-            <w:proofErr w:type="spellStart"/>
-            <w:r>
-              <w:rPr>
-                <w:rFonts w:ascii="Times New Roman" w:eastAsia="Times New Roman" w:hAnsi="Times New Roman" w:cs="Times New Roman"/>
-              </w:rPr>
-              <w:t>darkblue</w:t>
-            </w:r>
-            <w:proofErr w:type="spellEnd"/>
-            <w:r>
-              <w:rPr>
-                <w:rFonts w:ascii="Times New Roman" w:eastAsia="Times New Roman" w:hAnsi="Times New Roman" w:cs="Times New Roman"/>
-              </w:rPr>
-              <w:t>") +</w:t>
-            </w:r>
-          </w:p>
-          <w:p>
-            <w:pPr>
-              <w:rPr>
-                <w:rFonts w:ascii="Times New Roman" w:eastAsia="Times New Roman" w:hAnsi="Times New Roman" w:cs="Times New Roman"/>
-              </w:rPr>
-            </w:pPr>
-            <w:r>
-              <w:rPr>
-                <w:rFonts w:ascii="Times New Roman" w:eastAsia="Times New Roman" w:hAnsi="Times New Roman" w:cs="Times New Roman"/>
-              </w:rPr>
-              <w:t xml:space="preserve">  </w:t>
-            </w:r>
-            <w:proofErr w:type="spellStart"/>
-            <w:r>
-              <w:rPr>
-                <w:rFonts w:ascii="Times New Roman" w:eastAsia="Times New Roman" w:hAnsi="Times New Roman" w:cs="Times New Roman"/>
-              </w:rPr>
-              <w:t>geom_</w:t>
-            </w:r>
-            <w:proofErr w:type="gramStart"/>
-            <w:r>
-              <w:rPr>
-                <w:rFonts w:ascii="Times New Roman" w:eastAsia="Times New Roman" w:hAnsi="Times New Roman" w:cs="Times New Roman"/>
-              </w:rPr>
-              <w:t>smooth</w:t>
-            </w:r>
-            <w:proofErr w:type="spellEnd"/>
-            <w:r>
-              <w:rPr>
-                <w:rFonts w:ascii="Times New Roman" w:eastAsia="Times New Roman" w:hAnsi="Times New Roman" w:cs="Times New Roman"/>
-              </w:rPr>
-              <w:t>(</w:t>
-            </w:r>
-            <w:proofErr w:type="gramEnd"/>
-            <w:r>
-              <w:rPr>
-                <w:rFonts w:ascii="Times New Roman" w:eastAsia="Times New Roman" w:hAnsi="Times New Roman" w:cs="Times New Roman"/>
-              </w:rPr>
-              <w:t>method = "</w:t>
-            </w:r>
-            <w:proofErr w:type="spellStart"/>
-            <w:r>
-              <w:rPr>
-                <w:rFonts w:ascii="Times New Roman" w:eastAsia="Times New Roman" w:hAnsi="Times New Roman" w:cs="Times New Roman"/>
-              </w:rPr>
-              <w:t>lm</w:t>
-            </w:r>
-            <w:proofErr w:type="spellEnd"/>
-            <w:r>
-              <w:rPr>
-                <w:rFonts w:ascii="Times New Roman" w:eastAsia="Times New Roman" w:hAnsi="Times New Roman" w:cs="Times New Roman"/>
-              </w:rPr>
-              <w:t xml:space="preserve">", se = TRUE, </w:t>
-            </w:r>
-            <w:proofErr w:type="spellStart"/>
-            <w:r>
-              <w:rPr>
-                <w:rFonts w:ascii="Times New Roman" w:eastAsia="Times New Roman" w:hAnsi="Times New Roman" w:cs="Times New Roman"/>
-              </w:rPr>
-              <w:t>color</w:t>
-            </w:r>
-            <w:proofErr w:type="spellEnd"/>
-            <w:r>
-              <w:rPr>
-                <w:rFonts w:ascii="Times New Roman" w:eastAsia="Times New Roman" w:hAnsi="Times New Roman" w:cs="Times New Roman"/>
-              </w:rPr>
-              <w:t xml:space="preserve"> = "red", linewidth = 1) +</w:t>
-            </w:r>
-          </w:p>
-          <w:p>
-            <w:pPr>
-              <w:rPr>
-                <w:rFonts w:ascii="Times New Roman" w:eastAsia="Times New Roman" w:hAnsi="Times New Roman" w:cs="Times New Roman"/>
-              </w:rPr>
-            </w:pPr>
-            <w:r>
-              <w:rPr>
-                <w:rFonts w:ascii="Times New Roman" w:eastAsia="Times New Roman" w:hAnsi="Times New Roman" w:cs="Times New Roman"/>
-              </w:rPr>
-              <w:t xml:space="preserve">  </w:t>
-            </w:r>
-            <w:proofErr w:type="gramStart"/>
-            <w:r>
-              <w:rPr>
-                <w:rFonts w:ascii="Times New Roman" w:eastAsia="Times New Roman" w:hAnsi="Times New Roman" w:cs="Times New Roman"/>
-              </w:rPr>
-              <w:t>labs(</w:t>
-            </w:r>
-            <w:proofErr w:type="gramEnd"/>
-            <w:r>
-              <w:rPr>
-                <w:rFonts w:ascii="Times New Roman" w:eastAsia="Times New Roman" w:hAnsi="Times New Roman" w:cs="Times New Roman"/>
-              </w:rPr>
-              <w:t>title = "Relationship between Alcohol Consumption and Life Expectancy",</w:t>
-            </w:r>
-          </w:p>
-          <w:p>
-            <w:pPr>
-              <w:rPr>
-                <w:rFonts w:ascii="Times New Roman" w:eastAsia="Times New Roman" w:hAnsi="Times New Roman" w:cs="Times New Roman"/>
-              </w:rPr>
-            </w:pPr>
-            <w:r>
-              <w:rPr>
-                <w:rFonts w:ascii="Times New Roman" w:eastAsia="Times New Roman" w:hAnsi="Times New Roman" w:cs="Times New Roman"/>
-              </w:rPr>
-              <w:t xml:space="preserve">       x = "Alcohol Consumption per Capita (litres)",</w:t>
-            </w:r>
-          </w:p>
-          <w:p>
-            <w:pPr>
-              <w:rPr>
-                <w:rFonts w:ascii="Times New Roman" w:eastAsia="Times New Roman" w:hAnsi="Times New Roman" w:cs="Times New Roman"/>
-              </w:rPr>
-            </w:pPr>
-            <w:r>
-              <w:rPr>
-                <w:rFonts w:ascii="Times New Roman" w:eastAsia="Times New Roman" w:hAnsi="Times New Roman" w:cs="Times New Roman"/>
-              </w:rPr>
-              <w:t xml:space="preserve">       y = "Life Expectancy at Birth (years)") +</w:t>
-            </w:r>
-          </w:p>
-          <w:p>
-            <w:pPr>
-              <w:rPr>
-                <w:rFonts w:ascii="Times New Roman" w:eastAsia="Times New Roman" w:hAnsi="Times New Roman" w:cs="Times New Roman"/>
-              </w:rPr>
-            </w:pPr>
-            <w:r>
-              <w:rPr>
-                <w:rFonts w:ascii="Times New Roman" w:eastAsia="Times New Roman" w:hAnsi="Times New Roman" w:cs="Times New Roman"/>
-              </w:rPr>
-              <w:t xml:space="preserve">  </w:t>
-            </w:r>
-            <w:proofErr w:type="spellStart"/>
-            <w:r>
-              <w:rPr>
-                <w:rFonts w:ascii="Times New Roman" w:eastAsia="Times New Roman" w:hAnsi="Times New Roman" w:cs="Times New Roman"/>
-              </w:rPr>
-              <w:t>theme_</w:t>
-            </w:r>
-            <w:proofErr w:type="gramStart"/>
-            <w:r>
-              <w:rPr>
-                <w:rFonts w:ascii="Times New Roman" w:eastAsia="Times New Roman" w:hAnsi="Times New Roman" w:cs="Times New Roman"/>
-              </w:rPr>
-              <w:t>minimal</w:t>
-            </w:r>
-            <w:proofErr w:type="spellEnd"/>
-            <w:r>
-              <w:rPr>
-                <w:rFonts w:ascii="Times New Roman" w:eastAsia="Times New Roman" w:hAnsi="Times New Roman" w:cs="Times New Roman"/>
-              </w:rPr>
-              <w:t>(</w:t>
-            </w:r>
-            <w:proofErr w:type="gramEnd"/>
-            <w:r>
-              <w:rPr>
-                <w:rFonts w:ascii="Times New Roman" w:eastAsia="Times New Roman" w:hAnsi="Times New Roman" w:cs="Times New Roman"/>
-              </w:rPr>
-              <w:t>) +</w:t>
-            </w:r>
-          </w:p>
-          <w:p>
-            <w:pPr>
-              <w:rPr>
-                <w:rFonts w:ascii="Times New Roman" w:eastAsia="Times New Roman" w:hAnsi="Times New Roman" w:cs="Times New Roman"/>
-              </w:rPr>
-            </w:pPr>
-            <w:r>
-              <w:rPr>
-                <w:rFonts w:ascii="Times New Roman" w:eastAsia="Times New Roman" w:hAnsi="Times New Roman" w:cs="Times New Roman"/>
-              </w:rPr>
-              <w:t xml:space="preserve">  </w:t>
-            </w:r>
-            <w:proofErr w:type="gramStart"/>
-            <w:r>
-              <w:rPr>
-                <w:rFonts w:ascii="Times New Roman" w:eastAsia="Times New Roman" w:hAnsi="Times New Roman" w:cs="Times New Roman"/>
-              </w:rPr>
-              <w:t>theme(</w:t>
-            </w:r>
-            <w:proofErr w:type="spellStart"/>
-            <w:r>
-              <w:rPr>
-                <w:rFonts w:ascii="Times New Roman" w:eastAsia="Times New Roman" w:hAnsi="Times New Roman" w:cs="Times New Roman"/>
-              </w:rPr>
-              <w:t>plot.title</w:t>
-            </w:r>
-            <w:proofErr w:type="spellEnd"/>
-            <w:proofErr w:type="gramEnd"/>
-            <w:r>
-              <w:rPr>
-                <w:rFonts w:ascii="Times New Roman" w:eastAsia="Times New Roman" w:hAnsi="Times New Roman" w:cs="Times New Roman"/>
-              </w:rPr>
-              <w:t xml:space="preserve"> = </w:t>
-            </w:r>
-            <w:proofErr w:type="spellStart"/>
-            <w:r>
-              <w:rPr>
-                <w:rFonts w:ascii="Times New Roman" w:eastAsia="Times New Roman" w:hAnsi="Times New Roman" w:cs="Times New Roman"/>
-              </w:rPr>
-              <w:t>element_</w:t>
-            </w:r>
-            <w:proofErr w:type="gramStart"/>
-            <w:r>
-              <w:rPr>
-                <w:rFonts w:ascii="Times New Roman" w:eastAsia="Times New Roman" w:hAnsi="Times New Roman" w:cs="Times New Roman"/>
-              </w:rPr>
-              <w:t>text</w:t>
-            </w:r>
-            <w:proofErr w:type="spellEnd"/>
-            <w:r>
-              <w:rPr>
-                <w:rFonts w:ascii="Times New Roman" w:eastAsia="Times New Roman" w:hAnsi="Times New Roman" w:cs="Times New Roman"/>
-              </w:rPr>
-              <w:t>(</w:t>
-            </w:r>
-            <w:proofErr w:type="spellStart"/>
-            <w:proofErr w:type="gramEnd"/>
-            <w:r>
-              <w:rPr>
-                <w:rFonts w:ascii="Times New Roman" w:eastAsia="Times New Roman" w:hAnsi="Times New Roman" w:cs="Times New Roman"/>
-              </w:rPr>
-              <w:t>hjust</w:t>
-            </w:r>
-            <w:proofErr w:type="spellEnd"/>
-            <w:r>
-              <w:rPr>
-                <w:rFonts w:ascii="Times New Roman" w:eastAsia="Times New Roman" w:hAnsi="Times New Roman" w:cs="Times New Roman"/>
-              </w:rPr>
-              <w:t xml:space="preserve"> = 0.5, face = "bold"))</w:t>
-            </w:r>
-          </w:p>
-          <w:p>
-            <w:pPr>
-              <w:rPr>
-                <w:rFonts w:ascii="Times New Roman" w:eastAsia="Times New Roman" w:hAnsi="Times New Roman" w:cs="Times New Roman"/>
-              </w:rPr>
-            </w:pPr>
-          </w:p>
-          <w:p>
-            <w:pPr>
-              <w:rPr>
-                <w:rFonts w:ascii="Times New Roman" w:eastAsia="Times New Roman" w:hAnsi="Times New Roman" w:cs="Times New Roman"/>
-              </w:rPr>
-            </w:pPr>
-            <w:r>
-              <w:rPr>
-                <w:rFonts w:ascii="Times New Roman" w:eastAsia="Times New Roman" w:hAnsi="Times New Roman" w:cs="Times New Roman"/>
-              </w:rPr>
-              <w:t># Display plot</w:t>
-            </w:r>
-          </w:p>
-          <w:p>
-            <w:pPr>
-              <w:rPr>
-                <w:rFonts w:ascii="Times New Roman" w:eastAsia="Times New Roman" w:hAnsi="Times New Roman" w:cs="Times New Roman"/>
-              </w:rPr>
-            </w:pPr>
-            <w:r>
-              <w:rPr>
-                <w:rFonts w:ascii="Times New Roman" w:eastAsia="Times New Roman" w:hAnsi="Times New Roman" w:cs="Times New Roman"/>
-              </w:rPr>
-              <w:t>print(</w:t>
-            </w:r>
-            <w:proofErr w:type="spellStart"/>
-            <w:r>
-              <w:rPr>
-                <w:rFonts w:ascii="Times New Roman" w:eastAsia="Times New Roman" w:hAnsi="Times New Roman" w:cs="Times New Roman"/>
-              </w:rPr>
-              <w:t>scatter_plot</w:t>
-            </w:r>
-            <w:proofErr w:type="spellEnd"/>
-            <w:r>
-              <w:rPr>
-                <w:rFonts w:ascii="Times New Roman" w:eastAsia="Times New Roman" w:hAnsi="Times New Roman" w:cs="Times New Roman"/>
-              </w:rPr>
-              <w:t>)</w:t>
-            </w:r>
-          </w:p>
-          <w:p>
-            <w:pPr>
-              <w:rPr>
-                <w:rFonts w:ascii="Times New Roman" w:eastAsia="Times New Roman" w:hAnsi="Times New Roman" w:cs="Times New Roman"/>
-              </w:rPr>
-            </w:pPr>
-          </w:p>
-          <w:p>
-            <w:pPr>
-              <w:rPr>
-                <w:rFonts w:ascii="Times New Roman" w:eastAsia="Times New Roman" w:hAnsi="Times New Roman" w:cs="Times New Roman"/>
-              </w:rPr>
-            </w:pPr>
-          </w:p>
-          <w:p>
-            <w:pPr>
-              <w:rPr>
-                <w:rFonts w:ascii="Times New Roman" w:eastAsia="Times New Roman" w:hAnsi="Times New Roman" w:cs="Times New Roman"/>
-              </w:rPr>
-            </w:pPr>
-          </w:p>
-          <w:p>
-            <w:pPr>
-              <w:rPr>
-                <w:rFonts w:ascii="Times New Roman" w:eastAsia="Times New Roman" w:hAnsi="Times New Roman" w:cs="Times New Roman"/>
-              </w:rPr>
-            </w:pPr>
-            <w:r>
-              <w:rPr>
-                <w:rFonts w:ascii="Times New Roman" w:eastAsia="Times New Roman" w:hAnsi="Times New Roman" w:cs="Times New Roman"/>
-              </w:rPr>
-              <w:t># --------------------------------------------------</w:t>
-            </w:r>
-          </w:p>
-          <w:p>
-            <w:pPr>
-              <w:rPr>
-                <w:rFonts w:ascii="Times New Roman" w:eastAsia="Times New Roman" w:hAnsi="Times New Roman" w:cs="Times New Roman"/>
-              </w:rPr>
-            </w:pPr>
-            <w:r>
-              <w:rPr>
-                <w:rFonts w:ascii="Times New Roman" w:eastAsia="Times New Roman" w:hAnsi="Times New Roman" w:cs="Times New Roman"/>
-              </w:rPr>
-              <w:t># Visualization 2: Histogram of Alcohol Consumption</w:t>
-            </w:r>
-          </w:p>
-          <w:p>
-            <w:pPr>
-              <w:rPr>
-                <w:rFonts w:ascii="Times New Roman" w:eastAsia="Times New Roman" w:hAnsi="Times New Roman" w:cs="Times New Roman"/>
-              </w:rPr>
-            </w:pPr>
-            <w:r>
-              <w:rPr>
-                <w:rFonts w:ascii="Times New Roman" w:eastAsia="Times New Roman" w:hAnsi="Times New Roman" w:cs="Times New Roman"/>
-              </w:rPr>
-              <w:t># --------------------------------------------------</w:t>
-            </w:r>
-          </w:p>
-          <w:p>
-            <w:pPr>
-              <w:rPr>
-                <w:rFonts w:ascii="Times New Roman" w:eastAsia="Times New Roman" w:hAnsi="Times New Roman" w:cs="Times New Roman"/>
-              </w:rPr>
-            </w:pPr>
-          </w:p>
-          <w:p>
-            <w:pPr>
-              <w:rPr>
-                <w:rFonts w:ascii="Times New Roman" w:eastAsia="Times New Roman" w:hAnsi="Times New Roman" w:cs="Times New Roman"/>
-              </w:rPr>
-            </w:pPr>
-            <w:proofErr w:type="gramStart"/>
-            <w:r>
-              <w:rPr>
-                <w:rFonts w:ascii="Times New Roman" w:eastAsia="Times New Roman" w:hAnsi="Times New Roman" w:cs="Times New Roman"/>
-              </w:rPr>
-              <w:t>hist(</w:t>
-            </w:r>
-            <w:proofErr w:type="spellStart"/>
-            <w:proofErr w:type="gramEnd"/>
-            <w:r>
-              <w:rPr>
-                <w:rFonts w:ascii="Times New Roman" w:eastAsia="Times New Roman" w:hAnsi="Times New Roman" w:cs="Times New Roman"/>
-              </w:rPr>
-              <w:t>data_clean$Alcohol_Consumption</w:t>
-            </w:r>
-            <w:proofErr w:type="spellEnd"/>
-            <w:r>
-              <w:rPr>
-                <w:rFonts w:ascii="Times New Roman" w:eastAsia="Times New Roman" w:hAnsi="Times New Roman" w:cs="Times New Roman"/>
-              </w:rPr>
-              <w:t>,</w:t>
-            </w:r>
-          </w:p>
-          <w:p>
-            <w:pPr>
-              <w:rPr>
-                <w:rFonts w:ascii="Times New Roman" w:eastAsia="Times New Roman" w:hAnsi="Times New Roman" w:cs="Times New Roman"/>
-              </w:rPr>
-            </w:pPr>
-            <w:r>
-              <w:rPr>
-                <w:rFonts w:ascii="Times New Roman" w:eastAsia="Times New Roman" w:hAnsi="Times New Roman" w:cs="Times New Roman"/>
-              </w:rPr>
-              <w:t xml:space="preserve">     main = "Distribution of Alcohol Consumption per Capita",</w:t>
-            </w:r>
-          </w:p>
-          <w:p>
-            <w:pPr>
-              <w:rPr>
-                <w:rFonts w:ascii="Times New Roman" w:eastAsia="Times New Roman" w:hAnsi="Times New Roman" w:cs="Times New Roman"/>
-              </w:rPr>
-            </w:pPr>
-            <w:r>
-              <w:rPr>
-                <w:rFonts w:ascii="Times New Roman" w:eastAsia="Times New Roman" w:hAnsi="Times New Roman" w:cs="Times New Roman"/>
-              </w:rPr>
-              <w:t xml:space="preserve">     </w:t>
-            </w:r>
-            <w:proofErr w:type="spellStart"/>
-            <w:r>
-              <w:rPr>
-                <w:rFonts w:ascii="Times New Roman" w:eastAsia="Times New Roman" w:hAnsi="Times New Roman" w:cs="Times New Roman"/>
-              </w:rPr>
-              <w:t>xlab</w:t>
-            </w:r>
-            <w:proofErr w:type="spellEnd"/>
-            <w:r>
-              <w:rPr>
-                <w:rFonts w:ascii="Times New Roman" w:eastAsia="Times New Roman" w:hAnsi="Times New Roman" w:cs="Times New Roman"/>
-              </w:rPr>
-              <w:t xml:space="preserve"> = "Alcohol Consumption (litres per capita)",</w:t>
-            </w:r>
-          </w:p>
-          <w:p>
-            <w:pPr>
-              <w:rPr>
-                <w:rFonts w:ascii="Times New Roman" w:eastAsia="Times New Roman" w:hAnsi="Times New Roman" w:cs="Times New Roman"/>
-              </w:rPr>
-            </w:pPr>
-            <w:r>
-              <w:rPr>
-                <w:rFonts w:ascii="Times New Roman" w:eastAsia="Times New Roman" w:hAnsi="Times New Roman" w:cs="Times New Roman"/>
-              </w:rPr>
-              <w:t xml:space="preserve">     </w:t>
-            </w:r>
-            <w:proofErr w:type="spellStart"/>
-            <w:r>
-              <w:rPr>
-                <w:rFonts w:ascii="Times New Roman" w:eastAsia="Times New Roman" w:hAnsi="Times New Roman" w:cs="Times New Roman"/>
-              </w:rPr>
-              <w:t>ylab</w:t>
-            </w:r>
-            <w:proofErr w:type="spellEnd"/>
-            <w:r>
-              <w:rPr>
-                <w:rFonts w:ascii="Times New Roman" w:eastAsia="Times New Roman" w:hAnsi="Times New Roman" w:cs="Times New Roman"/>
-              </w:rPr>
-              <w:t xml:space="preserve"> = "Frequency",</w:t>
-            </w:r>
-          </w:p>
-          <w:p>
-            <w:pPr>
-              <w:rPr>
-                <w:rFonts w:ascii="Times New Roman" w:eastAsia="Times New Roman" w:hAnsi="Times New Roman" w:cs="Times New Roman"/>
-              </w:rPr>
-            </w:pPr>
-            <w:r>
-              <w:rPr>
-                <w:rFonts w:ascii="Times New Roman" w:eastAsia="Times New Roman" w:hAnsi="Times New Roman" w:cs="Times New Roman"/>
-              </w:rPr>
-              <w:t xml:space="preserve">     col = "</w:t>
-            </w:r>
-            <w:proofErr w:type="spellStart"/>
-            <w:r>
-              <w:rPr>
-                <w:rFonts w:ascii="Times New Roman" w:eastAsia="Times New Roman" w:hAnsi="Times New Roman" w:cs="Times New Roman"/>
-              </w:rPr>
-              <w:t>steelblue</w:t>
-            </w:r>
-            <w:proofErr w:type="spellEnd"/>
-            <w:r>
-              <w:rPr>
-                <w:rFonts w:ascii="Times New Roman" w:eastAsia="Times New Roman" w:hAnsi="Times New Roman" w:cs="Times New Roman"/>
-              </w:rPr>
-              <w:t>",</w:t>
-            </w:r>
-          </w:p>
-          <w:p>
-            <w:pPr>
-              <w:rPr>
-                <w:rFonts w:ascii="Times New Roman" w:eastAsia="Times New Roman" w:hAnsi="Times New Roman" w:cs="Times New Roman"/>
-              </w:rPr>
-            </w:pPr>
-            <w:r>
-              <w:rPr>
-                <w:rFonts w:ascii="Times New Roman" w:eastAsia="Times New Roman" w:hAnsi="Times New Roman" w:cs="Times New Roman"/>
-              </w:rPr>
-              <w:t xml:space="preserve">     border = "white",</w:t>
-            </w:r>
-          </w:p>
-          <w:p>
-            <w:pPr>
-              <w:rPr>
-                <w:rFonts w:ascii="Times New Roman" w:eastAsia="Times New Roman" w:hAnsi="Times New Roman" w:cs="Times New Roman"/>
-              </w:rPr>
-            </w:pPr>
-            <w:r>
-              <w:rPr>
-                <w:rFonts w:ascii="Times New Roman" w:eastAsia="Times New Roman" w:hAnsi="Times New Roman" w:cs="Times New Roman"/>
-              </w:rPr>
-              <w:t xml:space="preserve">     breaks = 15)</w:t>
-            </w:r>
-          </w:p>
-          <w:p>
-            <w:pPr>
-              <w:rPr>
-                <w:rFonts w:ascii="Times New Roman" w:eastAsia="Times New Roman" w:hAnsi="Times New Roman" w:cs="Times New Roman"/>
-              </w:rPr>
-            </w:pPr>
-          </w:p>
-          <w:p>
-            <w:pPr>
-              <w:rPr>
-                <w:rFonts w:ascii="Times New Roman" w:eastAsia="Times New Roman" w:hAnsi="Times New Roman" w:cs="Times New Roman"/>
-              </w:rPr>
-            </w:pPr>
-            <w:proofErr w:type="gramStart"/>
-            <w:r>
-              <w:rPr>
-                <w:rFonts w:ascii="Times New Roman" w:eastAsia="Times New Roman" w:hAnsi="Times New Roman" w:cs="Times New Roman"/>
-              </w:rPr>
-              <w:t>cat(</w:t>
-            </w:r>
-            <w:proofErr w:type="gramEnd"/>
-            <w:r>
-              <w:rPr>
-                <w:rFonts w:ascii="Times New Roman" w:eastAsia="Times New Roman" w:hAnsi="Times New Roman" w:cs="Times New Roman"/>
-              </w:rPr>
-              <w:t>"Displayed: Histogram of Alcohol Consumption\n")</w:t>
-            </w:r>
-          </w:p>
-          <w:p>
-            <w:pPr>
-              <w:rPr>
-                <w:rFonts w:ascii="Times New Roman" w:eastAsia="Times New Roman" w:hAnsi="Times New Roman" w:cs="Times New Roman"/>
-              </w:rPr>
-            </w:pPr>
-          </w:p>
-          <w:p>
-            <w:pPr>
-              <w:rPr>
-                <w:rFonts w:ascii="Times New Roman" w:eastAsia="Times New Roman" w:hAnsi="Times New Roman" w:cs="Times New Roman"/>
-              </w:rPr>
-            </w:pPr>
-            <w:r>
-              <w:rPr>
-                <w:rFonts w:ascii="Times New Roman" w:eastAsia="Times New Roman" w:hAnsi="Times New Roman" w:cs="Times New Roman"/>
-              </w:rPr>
-              <w:t># --------------------------------------------------</w:t>
-            </w:r>
-          </w:p>
-          <w:p>
-            <w:pPr>
-              <w:rPr>
-                <w:rFonts w:ascii="Times New Roman" w:eastAsia="Times New Roman" w:hAnsi="Times New Roman" w:cs="Times New Roman"/>
-              </w:rPr>
-            </w:pPr>
-            <w:r>
-              <w:rPr>
-                <w:rFonts w:ascii="Times New Roman" w:eastAsia="Times New Roman" w:hAnsi="Times New Roman" w:cs="Times New Roman"/>
-              </w:rPr>
-              <w:t># Visualization 3: Histogram of Life Expectancy</w:t>
-            </w:r>
-          </w:p>
-          <w:p>
-            <w:pPr>
-              <w:rPr>
-                <w:rFonts w:ascii="Times New Roman" w:eastAsia="Times New Roman" w:hAnsi="Times New Roman" w:cs="Times New Roman"/>
-              </w:rPr>
-            </w:pPr>
-            <w:r>
-              <w:rPr>
-                <w:rFonts w:ascii="Times New Roman" w:eastAsia="Times New Roman" w:hAnsi="Times New Roman" w:cs="Times New Roman"/>
-              </w:rPr>
-              <w:t># --------------------------------------------------</w:t>
-            </w:r>
-          </w:p>
-          <w:p>
-            <w:pPr>
-              <w:rPr>
-                <w:rFonts w:ascii="Times New Roman" w:eastAsia="Times New Roman" w:hAnsi="Times New Roman" w:cs="Times New Roman"/>
-              </w:rPr>
-            </w:pPr>
-          </w:p>
-          <w:p>
-            <w:pPr>
-              <w:rPr>
-                <w:rFonts w:ascii="Times New Roman" w:eastAsia="Times New Roman" w:hAnsi="Times New Roman" w:cs="Times New Roman"/>
-              </w:rPr>
-            </w:pPr>
-            <w:proofErr w:type="gramStart"/>
-            <w:r>
-              <w:rPr>
-                <w:rFonts w:ascii="Times New Roman" w:eastAsia="Times New Roman" w:hAnsi="Times New Roman" w:cs="Times New Roman"/>
-              </w:rPr>
-              <w:lastRenderedPageBreak/>
-              <w:t>hist(</w:t>
-            </w:r>
-            <w:proofErr w:type="spellStart"/>
-            <w:proofErr w:type="gramEnd"/>
-            <w:r>
-              <w:rPr>
-                <w:rFonts w:ascii="Times New Roman" w:eastAsia="Times New Roman" w:hAnsi="Times New Roman" w:cs="Times New Roman"/>
-              </w:rPr>
-              <w:t>data_clean$Life_Expectancy</w:t>
-            </w:r>
-            <w:proofErr w:type="spellEnd"/>
-            <w:r>
-              <w:rPr>
-                <w:rFonts w:ascii="Times New Roman" w:eastAsia="Times New Roman" w:hAnsi="Times New Roman" w:cs="Times New Roman"/>
-              </w:rPr>
-              <w:t>,</w:t>
-            </w:r>
-          </w:p>
-          <w:p>
-            <w:pPr>
-              <w:rPr>
-                <w:rFonts w:ascii="Times New Roman" w:eastAsia="Times New Roman" w:hAnsi="Times New Roman" w:cs="Times New Roman"/>
-              </w:rPr>
-            </w:pPr>
-            <w:r>
-              <w:rPr>
-                <w:rFonts w:ascii="Times New Roman" w:eastAsia="Times New Roman" w:hAnsi="Times New Roman" w:cs="Times New Roman"/>
-              </w:rPr>
-              <w:t xml:space="preserve">     main = "Distribution of Life Expectancy",</w:t>
-            </w:r>
-          </w:p>
-          <w:p>
-            <w:pPr>
-              <w:rPr>
-                <w:rFonts w:ascii="Times New Roman" w:eastAsia="Times New Roman" w:hAnsi="Times New Roman" w:cs="Times New Roman"/>
-              </w:rPr>
-            </w:pPr>
-            <w:r>
-              <w:rPr>
-                <w:rFonts w:ascii="Times New Roman" w:eastAsia="Times New Roman" w:hAnsi="Times New Roman" w:cs="Times New Roman"/>
-              </w:rPr>
-              <w:t xml:space="preserve">     </w:t>
-            </w:r>
-            <w:proofErr w:type="spellStart"/>
-            <w:r>
-              <w:rPr>
-                <w:rFonts w:ascii="Times New Roman" w:eastAsia="Times New Roman" w:hAnsi="Times New Roman" w:cs="Times New Roman"/>
-              </w:rPr>
-              <w:t>xlab</w:t>
-            </w:r>
-            <w:proofErr w:type="spellEnd"/>
-            <w:r>
-              <w:rPr>
-                <w:rFonts w:ascii="Times New Roman" w:eastAsia="Times New Roman" w:hAnsi="Times New Roman" w:cs="Times New Roman"/>
-              </w:rPr>
-              <w:t xml:space="preserve"> = "Life Expectancy (years)",</w:t>
-            </w:r>
-          </w:p>
-          <w:p>
-            <w:pPr>
-              <w:rPr>
-                <w:rFonts w:ascii="Times New Roman" w:eastAsia="Times New Roman" w:hAnsi="Times New Roman" w:cs="Times New Roman"/>
-              </w:rPr>
-            </w:pPr>
-            <w:r>
-              <w:rPr>
-                <w:rFonts w:ascii="Times New Roman" w:eastAsia="Times New Roman" w:hAnsi="Times New Roman" w:cs="Times New Roman"/>
-              </w:rPr>
-              <w:t xml:space="preserve">     </w:t>
-            </w:r>
-            <w:proofErr w:type="spellStart"/>
-            <w:r>
-              <w:rPr>
-                <w:rFonts w:ascii="Times New Roman" w:eastAsia="Times New Roman" w:hAnsi="Times New Roman" w:cs="Times New Roman"/>
-              </w:rPr>
-              <w:t>ylab</w:t>
-            </w:r>
-            <w:proofErr w:type="spellEnd"/>
-            <w:r>
-              <w:rPr>
-                <w:rFonts w:ascii="Times New Roman" w:eastAsia="Times New Roman" w:hAnsi="Times New Roman" w:cs="Times New Roman"/>
-              </w:rPr>
-              <w:t xml:space="preserve"> = "Frequency",</w:t>
-            </w:r>
-          </w:p>
-          <w:p>
-            <w:pPr>
-              <w:rPr>
-                <w:rFonts w:ascii="Times New Roman" w:eastAsia="Times New Roman" w:hAnsi="Times New Roman" w:cs="Times New Roman"/>
-              </w:rPr>
-            </w:pPr>
-            <w:r>
-              <w:rPr>
-                <w:rFonts w:ascii="Times New Roman" w:eastAsia="Times New Roman" w:hAnsi="Times New Roman" w:cs="Times New Roman"/>
-              </w:rPr>
-              <w:t xml:space="preserve">     col = "coral",</w:t>
-            </w:r>
-          </w:p>
-          <w:p>
-            <w:pPr>
-              <w:rPr>
-                <w:rFonts w:ascii="Times New Roman" w:eastAsia="Times New Roman" w:hAnsi="Times New Roman" w:cs="Times New Roman"/>
-              </w:rPr>
-            </w:pPr>
-            <w:r>
-              <w:rPr>
-                <w:rFonts w:ascii="Times New Roman" w:eastAsia="Times New Roman" w:hAnsi="Times New Roman" w:cs="Times New Roman"/>
-              </w:rPr>
-              <w:t xml:space="preserve">     border = "white",</w:t>
-            </w:r>
-          </w:p>
-          <w:p>
-            <w:pPr>
-              <w:rPr>
-                <w:rFonts w:ascii="Times New Roman" w:eastAsia="Times New Roman" w:hAnsi="Times New Roman" w:cs="Times New Roman"/>
-              </w:rPr>
-            </w:pPr>
-            <w:r>
-              <w:rPr>
-                <w:rFonts w:ascii="Times New Roman" w:eastAsia="Times New Roman" w:hAnsi="Times New Roman" w:cs="Times New Roman"/>
-              </w:rPr>
-              <w:t xml:space="preserve">     breaks = 15)</w:t>
-            </w:r>
-          </w:p>
-          <w:p>
-            <w:pPr>
-              <w:rPr>
-                <w:rFonts w:ascii="Times New Roman" w:eastAsia="Times New Roman" w:hAnsi="Times New Roman" w:cs="Times New Roman"/>
-              </w:rPr>
-            </w:pPr>
-          </w:p>
-          <w:p>
-            <w:pPr>
-              <w:rPr>
-                <w:rFonts w:ascii="Times New Roman" w:eastAsia="Times New Roman" w:hAnsi="Times New Roman" w:cs="Times New Roman"/>
-              </w:rPr>
-            </w:pPr>
-            <w:proofErr w:type="gramStart"/>
-            <w:r>
-              <w:rPr>
-                <w:rFonts w:ascii="Times New Roman" w:eastAsia="Times New Roman" w:hAnsi="Times New Roman" w:cs="Times New Roman"/>
-              </w:rPr>
-              <w:t>cat(</w:t>
-            </w:r>
-            <w:proofErr w:type="gramEnd"/>
-            <w:r>
-              <w:rPr>
-                <w:rFonts w:ascii="Times New Roman" w:eastAsia="Times New Roman" w:hAnsi="Times New Roman" w:cs="Times New Roman"/>
-              </w:rPr>
-              <w:t>"Displayed: Histogram of Life Expectancy\n")</w:t>
-            </w:r>
-          </w:p>
-          <w:p>
-            <w:pPr>
-              <w:rPr>
-                <w:rFonts w:ascii="Times New Roman" w:eastAsia="Times New Roman" w:hAnsi="Times New Roman" w:cs="Times New Roman"/>
-              </w:rPr>
-            </w:pPr>
-          </w:p>
-          <w:p>
-            <w:pPr>
-              <w:rPr>
-                <w:rFonts w:ascii="Times New Roman" w:eastAsia="Times New Roman" w:hAnsi="Times New Roman" w:cs="Times New Roman"/>
-              </w:rPr>
-            </w:pPr>
-            <w:r>
-              <w:rPr>
-                <w:rFonts w:ascii="Times New Roman" w:eastAsia="Times New Roman" w:hAnsi="Times New Roman" w:cs="Times New Roman"/>
-              </w:rPr>
-              <w:t># Pearson correlation test</w:t>
-            </w:r>
-          </w:p>
-          <w:p>
-            <w:pPr>
-              <w:rPr>
-                <w:rFonts w:ascii="Times New Roman" w:eastAsia="Times New Roman" w:hAnsi="Times New Roman" w:cs="Times New Roman"/>
-              </w:rPr>
-            </w:pPr>
-            <w:proofErr w:type="spellStart"/>
-            <w:r>
-              <w:rPr>
-                <w:rFonts w:ascii="Times New Roman" w:eastAsia="Times New Roman" w:hAnsi="Times New Roman" w:cs="Times New Roman"/>
-              </w:rPr>
-              <w:t>correlation_test</w:t>
-            </w:r>
-            <w:proofErr w:type="spellEnd"/>
-            <w:r>
-              <w:rPr>
-                <w:rFonts w:ascii="Times New Roman" w:eastAsia="Times New Roman" w:hAnsi="Times New Roman" w:cs="Times New Roman"/>
-              </w:rPr>
-              <w:t xml:space="preserve"> &lt;- </w:t>
-            </w:r>
-            <w:proofErr w:type="spellStart"/>
-            <w:r>
-              <w:rPr>
-                <w:rFonts w:ascii="Times New Roman" w:eastAsia="Times New Roman" w:hAnsi="Times New Roman" w:cs="Times New Roman"/>
-              </w:rPr>
-              <w:t>cor.</w:t>
-            </w:r>
-            <w:proofErr w:type="gramStart"/>
-            <w:r>
-              <w:rPr>
-                <w:rFonts w:ascii="Times New Roman" w:eastAsia="Times New Roman" w:hAnsi="Times New Roman" w:cs="Times New Roman"/>
-              </w:rPr>
-              <w:t>test</w:t>
-            </w:r>
-            <w:proofErr w:type="spellEnd"/>
-            <w:r>
-              <w:rPr>
-                <w:rFonts w:ascii="Times New Roman" w:eastAsia="Times New Roman" w:hAnsi="Times New Roman" w:cs="Times New Roman"/>
-              </w:rPr>
-              <w:t>(</w:t>
-            </w:r>
-            <w:proofErr w:type="spellStart"/>
-            <w:proofErr w:type="gramEnd"/>
-            <w:r>
-              <w:rPr>
-                <w:rFonts w:ascii="Times New Roman" w:eastAsia="Times New Roman" w:hAnsi="Times New Roman" w:cs="Times New Roman"/>
-              </w:rPr>
-              <w:t>data_clean$Alcohol_Consumption</w:t>
-            </w:r>
-            <w:proofErr w:type="spellEnd"/>
-            <w:r>
-              <w:rPr>
-                <w:rFonts w:ascii="Times New Roman" w:eastAsia="Times New Roman" w:hAnsi="Times New Roman" w:cs="Times New Roman"/>
-              </w:rPr>
-              <w:t xml:space="preserve">, </w:t>
-            </w:r>
-          </w:p>
-          <w:p>
-            <w:pPr>
-              <w:rPr>
-                <w:rFonts w:ascii="Times New Roman" w:eastAsia="Times New Roman" w:hAnsi="Times New Roman" w:cs="Times New Roman"/>
-              </w:rPr>
-            </w:pPr>
-            <w:r>
-              <w:rPr>
-                <w:rFonts w:ascii="Times New Roman" w:eastAsia="Times New Roman" w:hAnsi="Times New Roman" w:cs="Times New Roman"/>
-              </w:rPr>
-              <w:t xml:space="preserve">                             </w:t>
-            </w:r>
-            <w:proofErr w:type="spellStart"/>
-            <w:r>
-              <w:rPr>
-                <w:rFonts w:ascii="Times New Roman" w:eastAsia="Times New Roman" w:hAnsi="Times New Roman" w:cs="Times New Roman"/>
-              </w:rPr>
-              <w:t>data_clean$Life_Expectancy</w:t>
-            </w:r>
-            <w:proofErr w:type="spellEnd"/>
-            <w:r>
-              <w:rPr>
-                <w:rFonts w:ascii="Times New Roman" w:eastAsia="Times New Roman" w:hAnsi="Times New Roman" w:cs="Times New Roman"/>
-              </w:rPr>
-              <w:t>,</w:t>
-            </w:r>
-          </w:p>
-          <w:p>
-            <w:pPr>
-              <w:rPr>
-                <w:rFonts w:ascii="Times New Roman" w:eastAsia="Times New Roman" w:hAnsi="Times New Roman" w:cs="Times New Roman"/>
-              </w:rPr>
-            </w:pPr>
-            <w:r>
-              <w:rPr>
-                <w:rFonts w:ascii="Times New Roman" w:eastAsia="Times New Roman" w:hAnsi="Times New Roman" w:cs="Times New Roman"/>
-              </w:rPr>
-              <w:t xml:space="preserve">                             method = "</w:t>
-            </w:r>
-            <w:proofErr w:type="spellStart"/>
-            <w:r>
-              <w:rPr>
-                <w:rFonts w:ascii="Times New Roman" w:eastAsia="Times New Roman" w:hAnsi="Times New Roman" w:cs="Times New Roman"/>
-              </w:rPr>
-              <w:t>pearson</w:t>
-            </w:r>
-            <w:proofErr w:type="spellEnd"/>
-            <w:r>
-              <w:rPr>
-                <w:rFonts w:ascii="Times New Roman" w:eastAsia="Times New Roman" w:hAnsi="Times New Roman" w:cs="Times New Roman"/>
-              </w:rPr>
-              <w:t>")</w:t>
-            </w:r>
-          </w:p>
-          <w:p>
-            <w:pPr>
-              <w:rPr>
-                <w:rFonts w:ascii="Times New Roman" w:eastAsia="Times New Roman" w:hAnsi="Times New Roman" w:cs="Times New Roman"/>
-              </w:rPr>
-            </w:pPr>
-          </w:p>
-          <w:p>
-            <w:pPr>
-              <w:rPr>
-                <w:rFonts w:ascii="Times New Roman" w:eastAsia="Times New Roman" w:hAnsi="Times New Roman" w:cs="Times New Roman"/>
-              </w:rPr>
-            </w:pPr>
-            <w:r>
-              <w:rPr>
-                <w:rFonts w:ascii="Times New Roman" w:eastAsia="Times New Roman" w:hAnsi="Times New Roman" w:cs="Times New Roman"/>
-              </w:rPr>
-              <w:t># Display correlation results</w:t>
-            </w:r>
-          </w:p>
-          <w:p>
-            <w:pPr>
-              <w:rPr>
-                <w:rFonts w:ascii="Times New Roman" w:eastAsia="Times New Roman" w:hAnsi="Times New Roman" w:cs="Times New Roman"/>
-              </w:rPr>
-            </w:pPr>
-            <w:r>
-              <w:rPr>
-                <w:rFonts w:ascii="Times New Roman" w:eastAsia="Times New Roman" w:hAnsi="Times New Roman" w:cs="Times New Roman"/>
-              </w:rPr>
-              <w:t>print(</w:t>
-            </w:r>
-            <w:proofErr w:type="spellStart"/>
-            <w:r>
-              <w:rPr>
-                <w:rFonts w:ascii="Times New Roman" w:eastAsia="Times New Roman" w:hAnsi="Times New Roman" w:cs="Times New Roman"/>
-              </w:rPr>
-              <w:t>correlation_test</w:t>
-            </w:r>
-            <w:proofErr w:type="spellEnd"/>
-            <w:r>
-              <w:rPr>
-                <w:rFonts w:ascii="Times New Roman" w:eastAsia="Times New Roman" w:hAnsi="Times New Roman" w:cs="Times New Roman"/>
-              </w:rPr>
-              <w:t>)</w:t>
-            </w:r>
-          </w:p>
-          <w:p>
-            <w:pPr>
-              <w:rPr>
-                <w:rFonts w:ascii="Times New Roman" w:eastAsia="Times New Roman" w:hAnsi="Times New Roman" w:cs="Times New Roman"/>
-              </w:rPr>
-            </w:pPr>
-          </w:p>
-          <w:p>
-            <w:pPr>
-              <w:rPr>
-                <w:rFonts w:ascii="Times New Roman" w:eastAsia="Times New Roman" w:hAnsi="Times New Roman" w:cs="Times New Roman"/>
-              </w:rPr>
-            </w:pPr>
-            <w:r>
-              <w:rPr>
-                <w:rFonts w:ascii="Times New Roman" w:eastAsia="Times New Roman" w:hAnsi="Times New Roman" w:cs="Times New Roman"/>
-              </w:rPr>
-              <w:t># Extract key statistics</w:t>
-            </w:r>
-          </w:p>
-          <w:p>
-            <w:pPr>
-              <w:rPr>
-                <w:rFonts w:ascii="Times New Roman" w:eastAsia="Times New Roman" w:hAnsi="Times New Roman" w:cs="Times New Roman"/>
-              </w:rPr>
-            </w:pPr>
-            <w:proofErr w:type="spellStart"/>
-            <w:r>
-              <w:rPr>
-                <w:rFonts w:ascii="Times New Roman" w:eastAsia="Times New Roman" w:hAnsi="Times New Roman" w:cs="Times New Roman"/>
-              </w:rPr>
-              <w:t>correlation_coefficient</w:t>
-            </w:r>
-            <w:proofErr w:type="spellEnd"/>
-            <w:r>
-              <w:rPr>
-                <w:rFonts w:ascii="Times New Roman" w:eastAsia="Times New Roman" w:hAnsi="Times New Roman" w:cs="Times New Roman"/>
-              </w:rPr>
-              <w:t xml:space="preserve"> &lt;- </w:t>
-            </w:r>
-            <w:proofErr w:type="spellStart"/>
-            <w:r>
-              <w:rPr>
-                <w:rFonts w:ascii="Times New Roman" w:eastAsia="Times New Roman" w:hAnsi="Times New Roman" w:cs="Times New Roman"/>
-              </w:rPr>
-              <w:t>correlation_test$estimate</w:t>
-            </w:r>
-            <w:proofErr w:type="spellEnd"/>
-          </w:p>
-          <w:p>
-            <w:pPr>
-              <w:rPr>
-                <w:rFonts w:ascii="Times New Roman" w:eastAsia="Times New Roman" w:hAnsi="Times New Roman" w:cs="Times New Roman"/>
-              </w:rPr>
-            </w:pPr>
-            <w:proofErr w:type="spellStart"/>
-            <w:r>
-              <w:rPr>
-                <w:rFonts w:ascii="Times New Roman" w:eastAsia="Times New Roman" w:hAnsi="Times New Roman" w:cs="Times New Roman"/>
-              </w:rPr>
-              <w:t>p_value</w:t>
-            </w:r>
-            <w:proofErr w:type="spellEnd"/>
-            <w:r>
-              <w:rPr>
-                <w:rFonts w:ascii="Times New Roman" w:eastAsia="Times New Roman" w:hAnsi="Times New Roman" w:cs="Times New Roman"/>
-              </w:rPr>
-              <w:t xml:space="preserve"> &lt;- </w:t>
-            </w:r>
-            <w:proofErr w:type="spellStart"/>
-            <w:r>
-              <w:rPr>
-                <w:rFonts w:ascii="Times New Roman" w:eastAsia="Times New Roman" w:hAnsi="Times New Roman" w:cs="Times New Roman"/>
-              </w:rPr>
-              <w:t>correlation_test$p.value</w:t>
-            </w:r>
-            <w:proofErr w:type="spellEnd"/>
-          </w:p>
-          <w:p>
-            <w:pPr>
-              <w:rPr>
-                <w:rFonts w:ascii="Times New Roman" w:eastAsia="Times New Roman" w:hAnsi="Times New Roman" w:cs="Times New Roman"/>
-              </w:rPr>
-            </w:pPr>
-            <w:proofErr w:type="spellStart"/>
-            <w:r>
-              <w:rPr>
-                <w:rFonts w:ascii="Times New Roman" w:eastAsia="Times New Roman" w:hAnsi="Times New Roman" w:cs="Times New Roman"/>
-              </w:rPr>
-              <w:t>confidence_interval</w:t>
-            </w:r>
-            <w:proofErr w:type="spellEnd"/>
-            <w:r>
-              <w:rPr>
-                <w:rFonts w:ascii="Times New Roman" w:eastAsia="Times New Roman" w:hAnsi="Times New Roman" w:cs="Times New Roman"/>
-              </w:rPr>
-              <w:t xml:space="preserve"> &lt;- correlation_test$conf.int</w:t>
-            </w:r>
-          </w:p>
-          <w:p>
-            <w:pPr>
-              <w:rPr>
-                <w:rFonts w:ascii="Times New Roman" w:eastAsia="Times New Roman" w:hAnsi="Times New Roman" w:cs="Times New Roman"/>
-              </w:rPr>
-            </w:pPr>
-          </w:p>
-          <w:p>
-            <w:pPr>
-              <w:rPr>
-                <w:rFonts w:ascii="Times New Roman" w:eastAsia="Times New Roman" w:hAnsi="Times New Roman" w:cs="Times New Roman"/>
-              </w:rPr>
-            </w:pPr>
-            <w:proofErr w:type="gramStart"/>
-            <w:r>
-              <w:rPr>
-                <w:rFonts w:ascii="Times New Roman" w:eastAsia="Times New Roman" w:hAnsi="Times New Roman" w:cs="Times New Roman"/>
-              </w:rPr>
-              <w:t>cat(</w:t>
-            </w:r>
-            <w:proofErr w:type="gramEnd"/>
-            <w:r>
-              <w:rPr>
-                <w:rFonts w:ascii="Times New Roman" w:eastAsia="Times New Roman" w:hAnsi="Times New Roman" w:cs="Times New Roman"/>
-              </w:rPr>
-              <w:t>"\n=== CORRELATION ANALYSIS RESULTS ===\n")</w:t>
-            </w:r>
-          </w:p>
-          <w:p>
-            <w:pPr>
-              <w:rPr>
-                <w:rFonts w:ascii="Times New Roman" w:eastAsia="Times New Roman" w:hAnsi="Times New Roman" w:cs="Times New Roman"/>
-              </w:rPr>
-            </w:pPr>
-            <w:proofErr w:type="gramStart"/>
-            <w:r>
-              <w:rPr>
-                <w:rFonts w:ascii="Times New Roman" w:eastAsia="Times New Roman" w:hAnsi="Times New Roman" w:cs="Times New Roman"/>
-              </w:rPr>
-              <w:t>cat(</w:t>
-            </w:r>
-            <w:proofErr w:type="gramEnd"/>
-            <w:r>
-              <w:rPr>
-                <w:rFonts w:ascii="Times New Roman" w:eastAsia="Times New Roman" w:hAnsi="Times New Roman" w:cs="Times New Roman"/>
-              </w:rPr>
-              <w:t xml:space="preserve">"Pearson Correlation Coefficient (r):", </w:t>
-            </w:r>
-            <w:proofErr w:type="spellStart"/>
-            <w:r>
-              <w:rPr>
-                <w:rFonts w:ascii="Times New Roman" w:eastAsia="Times New Roman" w:hAnsi="Times New Roman" w:cs="Times New Roman"/>
-              </w:rPr>
-              <w:t>correlation_coefficient</w:t>
-            </w:r>
-            <w:proofErr w:type="spellEnd"/>
-            <w:r>
-              <w:rPr>
-                <w:rFonts w:ascii="Times New Roman" w:eastAsia="Times New Roman" w:hAnsi="Times New Roman" w:cs="Times New Roman"/>
-              </w:rPr>
-              <w:t>, "\n")</w:t>
-            </w:r>
-          </w:p>
-          <w:p>
-            <w:pPr>
-              <w:rPr>
-                <w:rFonts w:ascii="Times New Roman" w:eastAsia="Times New Roman" w:hAnsi="Times New Roman" w:cs="Times New Roman"/>
-              </w:rPr>
-            </w:pPr>
-            <w:proofErr w:type="gramStart"/>
-            <w:r>
-              <w:rPr>
-                <w:rFonts w:ascii="Times New Roman" w:eastAsia="Times New Roman" w:hAnsi="Times New Roman" w:cs="Times New Roman"/>
-              </w:rPr>
-              <w:t>cat(</w:t>
-            </w:r>
-            <w:proofErr w:type="gramEnd"/>
-            <w:r>
-              <w:rPr>
-                <w:rFonts w:ascii="Times New Roman" w:eastAsia="Times New Roman" w:hAnsi="Times New Roman" w:cs="Times New Roman"/>
-              </w:rPr>
-              <w:t xml:space="preserve">"P-value:", </w:t>
-            </w:r>
-            <w:proofErr w:type="spellStart"/>
-            <w:r>
-              <w:rPr>
-                <w:rFonts w:ascii="Times New Roman" w:eastAsia="Times New Roman" w:hAnsi="Times New Roman" w:cs="Times New Roman"/>
-              </w:rPr>
-              <w:t>p_value</w:t>
-            </w:r>
-            <w:proofErr w:type="spellEnd"/>
-            <w:r>
-              <w:rPr>
-                <w:rFonts w:ascii="Times New Roman" w:eastAsia="Times New Roman" w:hAnsi="Times New Roman" w:cs="Times New Roman"/>
-              </w:rPr>
-              <w:t>, "\n")</w:t>
-            </w:r>
-          </w:p>
-          <w:p>
-            <w:pPr>
-              <w:rPr>
-                <w:rFonts w:ascii="Times New Roman" w:eastAsia="Times New Roman" w:hAnsi="Times New Roman" w:cs="Times New Roman"/>
-              </w:rPr>
-            </w:pPr>
-            <w:proofErr w:type="gramStart"/>
-            <w:r>
-              <w:rPr>
-                <w:rFonts w:ascii="Times New Roman" w:eastAsia="Times New Roman" w:hAnsi="Times New Roman" w:cs="Times New Roman"/>
-              </w:rPr>
-              <w:t>cat(</w:t>
-            </w:r>
-            <w:proofErr w:type="gramEnd"/>
-            <w:r>
-              <w:rPr>
-                <w:rFonts w:ascii="Times New Roman" w:eastAsia="Times New Roman" w:hAnsi="Times New Roman" w:cs="Times New Roman"/>
-              </w:rPr>
-              <w:t xml:space="preserve">"95% Confidence Interval:", </w:t>
-            </w:r>
-            <w:proofErr w:type="spellStart"/>
-            <w:r>
-              <w:rPr>
-                <w:rFonts w:ascii="Times New Roman" w:eastAsia="Times New Roman" w:hAnsi="Times New Roman" w:cs="Times New Roman"/>
-              </w:rPr>
-              <w:t>confidence_</w:t>
-            </w:r>
-            <w:proofErr w:type="gramStart"/>
-            <w:r>
-              <w:rPr>
-                <w:rFonts w:ascii="Times New Roman" w:eastAsia="Times New Roman" w:hAnsi="Times New Roman" w:cs="Times New Roman"/>
-              </w:rPr>
-              <w:t>interval</w:t>
-            </w:r>
-            <w:proofErr w:type="spellEnd"/>
-            <w:r>
-              <w:rPr>
-                <w:rFonts w:ascii="Times New Roman" w:eastAsia="Times New Roman" w:hAnsi="Times New Roman" w:cs="Times New Roman"/>
-              </w:rPr>
-              <w:t>[</w:t>
-            </w:r>
-            <w:proofErr w:type="gramEnd"/>
-            <w:r>
-              <w:rPr>
-                <w:rFonts w:ascii="Times New Roman" w:eastAsia="Times New Roman" w:hAnsi="Times New Roman" w:cs="Times New Roman"/>
-              </w:rPr>
-              <w:t xml:space="preserve">1], "to", </w:t>
-            </w:r>
-            <w:proofErr w:type="spellStart"/>
-            <w:r>
-              <w:rPr>
-                <w:rFonts w:ascii="Times New Roman" w:eastAsia="Times New Roman" w:hAnsi="Times New Roman" w:cs="Times New Roman"/>
-              </w:rPr>
-              <w:t>confidence_</w:t>
-            </w:r>
-            <w:proofErr w:type="gramStart"/>
-            <w:r>
-              <w:rPr>
-                <w:rFonts w:ascii="Times New Roman" w:eastAsia="Times New Roman" w:hAnsi="Times New Roman" w:cs="Times New Roman"/>
-              </w:rPr>
-              <w:t>interval</w:t>
-            </w:r>
-            <w:proofErr w:type="spellEnd"/>
-            <w:r>
-              <w:rPr>
-                <w:rFonts w:ascii="Times New Roman" w:eastAsia="Times New Roman" w:hAnsi="Times New Roman" w:cs="Times New Roman"/>
-              </w:rPr>
-              <w:t>[</w:t>
-            </w:r>
-            <w:proofErr w:type="gramEnd"/>
-            <w:r>
-              <w:rPr>
-                <w:rFonts w:ascii="Times New Roman" w:eastAsia="Times New Roman" w:hAnsi="Times New Roman" w:cs="Times New Roman"/>
-              </w:rPr>
-              <w:t>2], "\n")</w:t>
-            </w:r>
-          </w:p>
-          <w:p>
-            <w:pPr>
-              <w:rPr>
-                <w:rFonts w:ascii="Times New Roman" w:eastAsia="Times New Roman" w:hAnsi="Times New Roman" w:cs="Times New Roman"/>
-              </w:rPr>
-            </w:pPr>
-            <w:proofErr w:type="gramStart"/>
-            <w:r>
-              <w:rPr>
-                <w:rFonts w:ascii="Times New Roman" w:eastAsia="Times New Roman" w:hAnsi="Times New Roman" w:cs="Times New Roman"/>
-              </w:rPr>
-              <w:t>cat(</w:t>
-            </w:r>
-            <w:proofErr w:type="gramEnd"/>
-            <w:r>
-              <w:rPr>
-                <w:rFonts w:ascii="Times New Roman" w:eastAsia="Times New Roman" w:hAnsi="Times New Roman" w:cs="Times New Roman"/>
-              </w:rPr>
-              <w:t xml:space="preserve">"Sample size (n):", </w:t>
-            </w:r>
-            <w:proofErr w:type="spellStart"/>
-            <w:r>
-              <w:rPr>
-                <w:rFonts w:ascii="Times New Roman" w:eastAsia="Times New Roman" w:hAnsi="Times New Roman" w:cs="Times New Roman"/>
-              </w:rPr>
-              <w:t>nrow</w:t>
-            </w:r>
-            <w:proofErr w:type="spellEnd"/>
-            <w:r>
-              <w:rPr>
-                <w:rFonts w:ascii="Times New Roman" w:eastAsia="Times New Roman" w:hAnsi="Times New Roman" w:cs="Times New Roman"/>
-              </w:rPr>
-              <w:t>(</w:t>
-            </w:r>
-            <w:proofErr w:type="spellStart"/>
-            <w:r>
-              <w:rPr>
-                <w:rFonts w:ascii="Times New Roman" w:eastAsia="Times New Roman" w:hAnsi="Times New Roman" w:cs="Times New Roman"/>
-              </w:rPr>
-              <w:t>data_clean</w:t>
-            </w:r>
-            <w:proofErr w:type="spellEnd"/>
-            <w:r>
-              <w:rPr>
-                <w:rFonts w:ascii="Times New Roman" w:eastAsia="Times New Roman" w:hAnsi="Times New Roman" w:cs="Times New Roman"/>
-              </w:rPr>
-              <w:t>), "\n")</w:t>
-            </w:r>
-          </w:p>
-          <w:p>
-            <w:pPr>
-              <w:rPr>
-                <w:rFonts w:ascii="Times New Roman" w:eastAsia="Times New Roman" w:hAnsi="Times New Roman" w:cs="Times New Roman"/>
-              </w:rPr>
-            </w:pPr>
-          </w:p>
-          <w:p>
-            <w:pPr>
-              <w:rPr>
-                <w:rFonts w:ascii="Times New Roman" w:eastAsia="Times New Roman" w:hAnsi="Times New Roman" w:cs="Times New Roman"/>
-              </w:rPr>
-            </w:pPr>
-            <w:r>
-              <w:rPr>
-                <w:rFonts w:ascii="Times New Roman" w:eastAsia="Times New Roman" w:hAnsi="Times New Roman" w:cs="Times New Roman"/>
-              </w:rPr>
-              <w:t># Interpretation</w:t>
-            </w:r>
-          </w:p>
-          <w:p>
-            <w:pPr>
-              <w:rPr>
-                <w:rFonts w:ascii="Times New Roman" w:eastAsia="Times New Roman" w:hAnsi="Times New Roman" w:cs="Times New Roman"/>
-              </w:rPr>
-            </w:pPr>
-            <w:r>
-              <w:rPr>
-                <w:rFonts w:ascii="Times New Roman" w:eastAsia="Times New Roman" w:hAnsi="Times New Roman" w:cs="Times New Roman"/>
-              </w:rPr>
-              <w:t>if (</w:t>
-            </w:r>
-            <w:proofErr w:type="spellStart"/>
-            <w:r>
-              <w:rPr>
-                <w:rFonts w:ascii="Times New Roman" w:eastAsia="Times New Roman" w:hAnsi="Times New Roman" w:cs="Times New Roman"/>
-              </w:rPr>
-              <w:t>p_value</w:t>
-            </w:r>
-            <w:proofErr w:type="spellEnd"/>
-            <w:r>
-              <w:rPr>
-                <w:rFonts w:ascii="Times New Roman" w:eastAsia="Times New Roman" w:hAnsi="Times New Roman" w:cs="Times New Roman"/>
-              </w:rPr>
-              <w:t xml:space="preserve"> &lt; 0.05) {</w:t>
-            </w:r>
-          </w:p>
-          <w:p>
-            <w:pPr>
-              <w:rPr>
-                <w:rFonts w:ascii="Times New Roman" w:eastAsia="Times New Roman" w:hAnsi="Times New Roman" w:cs="Times New Roman"/>
-              </w:rPr>
-            </w:pPr>
-            <w:r>
-              <w:rPr>
-                <w:rFonts w:ascii="Times New Roman" w:eastAsia="Times New Roman" w:hAnsi="Times New Roman" w:cs="Times New Roman"/>
-              </w:rPr>
-              <w:t xml:space="preserve">  </w:t>
-            </w:r>
-            <w:proofErr w:type="gramStart"/>
-            <w:r>
-              <w:rPr>
-                <w:rFonts w:ascii="Times New Roman" w:eastAsia="Times New Roman" w:hAnsi="Times New Roman" w:cs="Times New Roman"/>
-              </w:rPr>
-              <w:t>cat(</w:t>
-            </w:r>
-            <w:proofErr w:type="gramEnd"/>
-            <w:r>
-              <w:rPr>
-                <w:rFonts w:ascii="Times New Roman" w:eastAsia="Times New Roman" w:hAnsi="Times New Roman" w:cs="Times New Roman"/>
-              </w:rPr>
-              <w:t>"\</w:t>
-            </w:r>
-            <w:proofErr w:type="spellStart"/>
-            <w:r>
-              <w:rPr>
-                <w:rFonts w:ascii="Times New Roman" w:eastAsia="Times New Roman" w:hAnsi="Times New Roman" w:cs="Times New Roman"/>
-              </w:rPr>
-              <w:t>nConclusion</w:t>
-            </w:r>
-            <w:proofErr w:type="spellEnd"/>
-            <w:r>
-              <w:rPr>
-                <w:rFonts w:ascii="Times New Roman" w:eastAsia="Times New Roman" w:hAnsi="Times New Roman" w:cs="Times New Roman"/>
-              </w:rPr>
-              <w:t xml:space="preserve">: The null hypothesis is REJECTED (p &lt; </w:t>
-            </w:r>
-            <w:proofErr w:type="gramStart"/>
-            <w:r>
-              <w:rPr>
-                <w:rFonts w:ascii="Times New Roman" w:eastAsia="Times New Roman" w:hAnsi="Times New Roman" w:cs="Times New Roman"/>
-              </w:rPr>
-              <w:t>0.05)\</w:t>
-            </w:r>
-            <w:proofErr w:type="gramEnd"/>
-            <w:r>
-              <w:rPr>
-                <w:rFonts w:ascii="Times New Roman" w:eastAsia="Times New Roman" w:hAnsi="Times New Roman" w:cs="Times New Roman"/>
-              </w:rPr>
-              <w:t>n")</w:t>
-            </w:r>
-          </w:p>
-          <w:p>
-            <w:pPr>
-              <w:rPr>
-                <w:rFonts w:ascii="Times New Roman" w:eastAsia="Times New Roman" w:hAnsi="Times New Roman" w:cs="Times New Roman"/>
-              </w:rPr>
-            </w:pPr>
-            <w:r>
-              <w:rPr>
-                <w:rFonts w:ascii="Times New Roman" w:eastAsia="Times New Roman" w:hAnsi="Times New Roman" w:cs="Times New Roman"/>
-              </w:rPr>
-              <w:t xml:space="preserve">  </w:t>
-            </w:r>
-            <w:proofErr w:type="gramStart"/>
-            <w:r>
-              <w:rPr>
-                <w:rFonts w:ascii="Times New Roman" w:eastAsia="Times New Roman" w:hAnsi="Times New Roman" w:cs="Times New Roman"/>
-              </w:rPr>
-              <w:t>cat(</w:t>
-            </w:r>
-            <w:proofErr w:type="gramEnd"/>
-            <w:r>
-              <w:rPr>
-                <w:rFonts w:ascii="Times New Roman" w:eastAsia="Times New Roman" w:hAnsi="Times New Roman" w:cs="Times New Roman"/>
-              </w:rPr>
-              <w:t>"There is a statistically significant correlation between alcohol consumption and life expectancy.\n")</w:t>
-            </w:r>
-          </w:p>
-          <w:p>
-            <w:pPr>
-              <w:rPr>
-                <w:rFonts w:ascii="Times New Roman" w:eastAsia="Times New Roman" w:hAnsi="Times New Roman" w:cs="Times New Roman"/>
-              </w:rPr>
-            </w:pPr>
-            <w:r>
-              <w:rPr>
-                <w:rFonts w:ascii="Times New Roman" w:eastAsia="Times New Roman" w:hAnsi="Times New Roman" w:cs="Times New Roman"/>
-              </w:rPr>
-              <w:t>} else {</w:t>
-            </w:r>
-          </w:p>
-          <w:p>
-            <w:pPr>
-              <w:rPr>
-                <w:rFonts w:ascii="Times New Roman" w:eastAsia="Times New Roman" w:hAnsi="Times New Roman" w:cs="Times New Roman"/>
-              </w:rPr>
-            </w:pPr>
-            <w:r>
-              <w:rPr>
-                <w:rFonts w:ascii="Times New Roman" w:eastAsia="Times New Roman" w:hAnsi="Times New Roman" w:cs="Times New Roman"/>
-              </w:rPr>
-              <w:t xml:space="preserve">  </w:t>
-            </w:r>
-            <w:proofErr w:type="gramStart"/>
-            <w:r>
-              <w:rPr>
-                <w:rFonts w:ascii="Times New Roman" w:eastAsia="Times New Roman" w:hAnsi="Times New Roman" w:cs="Times New Roman"/>
-              </w:rPr>
-              <w:t>cat(</w:t>
-            </w:r>
-            <w:proofErr w:type="gramEnd"/>
-            <w:r>
-              <w:rPr>
-                <w:rFonts w:ascii="Times New Roman" w:eastAsia="Times New Roman" w:hAnsi="Times New Roman" w:cs="Times New Roman"/>
-              </w:rPr>
-              <w:t>"\</w:t>
-            </w:r>
-            <w:proofErr w:type="spellStart"/>
-            <w:r>
-              <w:rPr>
-                <w:rFonts w:ascii="Times New Roman" w:eastAsia="Times New Roman" w:hAnsi="Times New Roman" w:cs="Times New Roman"/>
-              </w:rPr>
-              <w:t>nConclusion</w:t>
-            </w:r>
-            <w:proofErr w:type="spellEnd"/>
-            <w:r>
-              <w:rPr>
-                <w:rFonts w:ascii="Times New Roman" w:eastAsia="Times New Roman" w:hAnsi="Times New Roman" w:cs="Times New Roman"/>
-              </w:rPr>
-              <w:t xml:space="preserve">: The null hypothesis is NOT REJECTED (p &gt;= </w:t>
-            </w:r>
-            <w:proofErr w:type="gramStart"/>
-            <w:r>
-              <w:rPr>
-                <w:rFonts w:ascii="Times New Roman" w:eastAsia="Times New Roman" w:hAnsi="Times New Roman" w:cs="Times New Roman"/>
-              </w:rPr>
-              <w:t>0.05)\</w:t>
-            </w:r>
-            <w:proofErr w:type="gramEnd"/>
-            <w:r>
-              <w:rPr>
-                <w:rFonts w:ascii="Times New Roman" w:eastAsia="Times New Roman" w:hAnsi="Times New Roman" w:cs="Times New Roman"/>
-              </w:rPr>
-              <w:t>n")</w:t>
+              <w:t>: The null hypothesis is NOT REJECTED (p &gt;= 0.05)\n")</w:t>
             </w:r>
           </w:p>
           <w:p>
@@ -9933,7 +9940,7 @@
 </file>
 
 <file path=word/endnotes.xml><?xml version="1.0" encoding="utf-8"?>
-<w:endnotes xmlns:wpc="http://schemas.microsoft.com/office/word/2010/wordprocessingCanvas" xmlns:cx="http://schemas.microsoft.com/office/drawing/2014/chartex" xmlns:cx1="http://schemas.microsoft.com/office/drawing/2015/9/8/chartex" xmlns:cx2="http://schemas.microsoft.com/office/drawing/2015/10/21/chartex" xmlns:cx3="http://schemas.microsoft.com/office/drawing/2016/5/9/chartex" xmlns:cx4="http://schemas.microsoft.com/office/drawing/2016/5/10/chartex" xmlns:cx5="http://schemas.microsoft.com/office/drawing/2016/5/11/chartex" xmlns:cx6="http://schemas.microsoft.com/office/drawing/2016/5/12/chartex" xmlns:cx7="http://schemas.microsoft.com/office/drawing/2016/5/13/chartex" xmlns:cx8="http://schemas.microsoft.com/office/drawing/2016/5/14/chartex" xmlns:mc="http://schemas.openxmlformats.org/markup-compatibility/2006" xmlns:aink="http://schemas.microsoft.com/office/drawing/2016/ink" xmlns:am3d="http://schemas.microsoft.com/office/drawing/2017/model3d" xmlns:o="urn:schemas-microsoft-com:office:office" xmlns:oel="http://schemas.microsoft.com/office/2019/extlst" xmlns:r="http://schemas.openxmlformats.org/officeDocument/2006/relationships" xmlns:m="http://schemas.openxmlformats.org/officeDocument/2006/math" xmlns:v="urn:schemas-microsoft-com:vml" xmlns:wp14="http://schemas.microsoft.com/office/word/2010/wordprocessingDrawing" xmlns:wp="http://schemas.openxmlformats.org/drawingml/2006/wordprocessingDrawing" xmlns:w10="urn:schemas-microsoft-com:office:word" xmlns:w="http://schemas.openxmlformats.org/wordprocessingml/2006/main" xmlns:w14="http://schemas.microsoft.com/office/word/2010/wordml" xmlns:w15="http://schemas.microsoft.com/office/word/2012/wordml" xmlns:w16cex="http://schemas.microsoft.com/office/word/2018/wordml/cex" xmlns:w16cid="http://schemas.microsoft.com/office/word/2016/wordml/cid" xmlns:w16="http://schemas.microsoft.com/office/word/2018/wordml" xmlns:w16du="http://schemas.microsoft.com/office/word/2023/wordml/word16du" xmlns:w16sdtdh="http://schemas.microsoft.com/office/word/2020/wordml/sdtdatahash" xmlns:w16sdtfl="http://schemas.microsoft.com/office/word/2024/wordml/sdtformatlock" xmlns:w16se="http://schemas.microsoft.com/office/word/2015/wordml/symex" xmlns:wpg="http://schemas.microsoft.com/office/word/2010/wordprocessingGroup" xmlns:wpi="http://schemas.microsoft.com/office/word/2010/wordprocessingInk" xmlns:wne="http://schemas.microsoft.com/office/word/2006/wordml" xmlns:wps="http://schemas.microsoft.com/office/word/2010/wordprocessingShape" mc:Ignorable="w14 w15 w16se w16cid w16 w16cex w16sdtdh w16sdtfl w16du wp14">
+<w:endnotes xmlns:wpc="http://schemas.microsoft.com/office/word/2010/wordprocessingCanvas" xmlns:cx="http://schemas.microsoft.com/office/drawing/2014/chartex" xmlns:cx1="http://schemas.microsoft.com/office/drawing/2015/9/8/chartex" xmlns:cx2="http://schemas.microsoft.com/office/drawing/2015/10/21/chartex" xmlns:cx3="http://schemas.microsoft.com/office/drawing/2016/5/9/chartex" xmlns:cx4="http://schemas.microsoft.com/office/drawing/2016/5/10/chartex" xmlns:cx5="http://schemas.microsoft.com/office/drawing/2016/5/11/chartex" xmlns:cx6="http://schemas.microsoft.com/office/drawing/2016/5/12/chartex" xmlns:cx7="http://schemas.microsoft.com/office/drawing/2016/5/13/chartex" xmlns:cx8="http://schemas.microsoft.com/office/drawing/2016/5/14/chartex" xmlns:mc="http://schemas.openxmlformats.org/markup-compatibility/2006" xmlns:aink="http://schemas.microsoft.com/office/drawing/2016/ink" xmlns:am3d="http://schemas.microsoft.com/office/drawing/2017/model3d" xmlns:o="urn:schemas-microsoft-com:office:office" xmlns:oel="http://schemas.microsoft.com/office/2019/extlst" xmlns:r="http://schemas.openxmlformats.org/officeDocument/2006/relationships" xmlns:m="http://schemas.openxmlformats.org/officeDocument/2006/math" xmlns:v="urn:schemas-microsoft-com:vml" xmlns:wp14="http://schemas.microsoft.com/office/word/2010/wordprocessingDrawing" xmlns:wp="http://schemas.openxmlformats.org/drawingml/2006/wordprocessingDrawing" xmlns:w10="urn:schemas-microsoft-com:office:word" xmlns:w="http://schemas.openxmlformats.org/wordprocessingml/2006/main" xmlns:w14="http://schemas.microsoft.com/office/word/2010/wordml" xmlns:w15="http://schemas.microsoft.com/office/word/2012/wordml" xmlns:w16cex="http://schemas.microsoft.com/office/word/2018/wordml/cex" xmlns:w16cid="http://schemas.microsoft.com/office/word/2016/wordml/cid" xmlns:w16="http://schemas.microsoft.com/office/word/2018/wordml" xmlns:w16sdtdh="http://schemas.microsoft.com/office/word/2020/wordml/sdtdatahash" xmlns:w16se="http://schemas.microsoft.com/office/word/2015/wordml/symex" xmlns:wpg="http://schemas.microsoft.com/office/word/2010/wordprocessingGroup" xmlns:wpi="http://schemas.microsoft.com/office/word/2010/wordprocessingInk" xmlns:wne="http://schemas.microsoft.com/office/word/2006/wordml" xmlns:wps="http://schemas.microsoft.com/office/word/2010/wordprocessingShape" mc:Ignorable="w14 w15 w16se w16cid w16 w16cex w16sdtdh wp14">
   <w:endnote w:type="separator" w:id="-1">
     <w:p>
       <w:r>
@@ -9955,7 +9962,7 @@
 </file>
 
 <file path=word/footer1.xml><?xml version="1.0" encoding="utf-8"?>
-<w:ftr xmlns:wpc="http://schemas.microsoft.com/office/word/2010/wordprocessingCanvas" xmlns:cx="http://schemas.microsoft.com/office/drawing/2014/chartex" xmlns:cx1="http://schemas.microsoft.com/office/drawing/2015/9/8/chartex" xmlns:cx2="http://schemas.microsoft.com/office/drawing/2015/10/21/chartex" xmlns:cx3="http://schemas.microsoft.com/office/drawing/2016/5/9/chartex" xmlns:cx4="http://schemas.microsoft.com/office/drawing/2016/5/10/chartex" xmlns:cx5="http://schemas.microsoft.com/office/drawing/2016/5/11/chartex" xmlns:cx6="http://schemas.microsoft.com/office/drawing/2016/5/12/chartex" xmlns:cx7="http://schemas.microsoft.com/office/drawing/2016/5/13/chartex" xmlns:cx8="http://schemas.microsoft.com/office/drawing/2016/5/14/chartex" xmlns:mc="http://schemas.openxmlformats.org/markup-compatibility/2006" xmlns:aink="http://schemas.microsoft.com/office/drawing/2016/ink" xmlns:am3d="http://schemas.microsoft.com/office/drawing/2017/model3d" xmlns:o="urn:schemas-microsoft-com:office:office" xmlns:oel="http://schemas.microsoft.com/office/2019/extlst" xmlns:r="http://schemas.openxmlformats.org/officeDocument/2006/relationships" xmlns:m="http://schemas.openxmlformats.org/officeDocument/2006/math" xmlns:v="urn:schemas-microsoft-com:vml" xmlns:wp14="http://schemas.microsoft.com/office/word/2010/wordprocessingDrawing" xmlns:wp="http://schemas.openxmlformats.org/drawingml/2006/wordprocessingDrawing" xmlns:w10="urn:schemas-microsoft-com:office:word" xmlns:w="http://schemas.openxmlformats.org/wordprocessingml/2006/main" xmlns:w14="http://schemas.microsoft.com/office/word/2010/wordml" xmlns:w15="http://schemas.microsoft.com/office/word/2012/wordml" xmlns:w16cex="http://schemas.microsoft.com/office/word/2018/wordml/cex" xmlns:w16cid="http://schemas.microsoft.com/office/word/2016/wordml/cid" xmlns:w16="http://schemas.microsoft.com/office/word/2018/wordml" xmlns:w16du="http://schemas.microsoft.com/office/word/2023/wordml/word16du" xmlns:w16sdtdh="http://schemas.microsoft.com/office/word/2020/wordml/sdtdatahash" xmlns:w16sdtfl="http://schemas.microsoft.com/office/word/2024/wordml/sdtformatlock" xmlns:w16se="http://schemas.microsoft.com/office/word/2015/wordml/symex" xmlns:wpg="http://schemas.microsoft.com/office/word/2010/wordprocessingGroup" xmlns:wpi="http://schemas.microsoft.com/office/word/2010/wordprocessingInk" xmlns:wne="http://schemas.microsoft.com/office/word/2006/wordml" xmlns:wps="http://schemas.microsoft.com/office/word/2010/wordprocessingShape" mc:Ignorable="w14 w15 w16se w16cid w16 w16cex w16sdtdh w16sdtfl w16du wp14">
+<w:ftr xmlns:wpc="http://schemas.microsoft.com/office/word/2010/wordprocessingCanvas" xmlns:cx="http://schemas.microsoft.com/office/drawing/2014/chartex" xmlns:cx1="http://schemas.microsoft.com/office/drawing/2015/9/8/chartex" xmlns:cx2="http://schemas.microsoft.com/office/drawing/2015/10/21/chartex" xmlns:cx3="http://schemas.microsoft.com/office/drawing/2016/5/9/chartex" xmlns:cx4="http://schemas.microsoft.com/office/drawing/2016/5/10/chartex" xmlns:cx5="http://schemas.microsoft.com/office/drawing/2016/5/11/chartex" xmlns:cx6="http://schemas.microsoft.com/office/drawing/2016/5/12/chartex" xmlns:cx7="http://schemas.microsoft.com/office/drawing/2016/5/13/chartex" xmlns:cx8="http://schemas.microsoft.com/office/drawing/2016/5/14/chartex" xmlns:mc="http://schemas.openxmlformats.org/markup-compatibility/2006" xmlns:aink="http://schemas.microsoft.com/office/drawing/2016/ink" xmlns:am3d="http://schemas.microsoft.com/office/drawing/2017/model3d" xmlns:o="urn:schemas-microsoft-com:office:office" xmlns:oel="http://schemas.microsoft.com/office/2019/extlst" xmlns:r="http://schemas.openxmlformats.org/officeDocument/2006/relationships" xmlns:m="http://schemas.openxmlformats.org/officeDocument/2006/math" xmlns:v="urn:schemas-microsoft-com:vml" xmlns:wp14="http://schemas.microsoft.com/office/word/2010/wordprocessingDrawing" xmlns:wp="http://schemas.openxmlformats.org/drawingml/2006/wordprocessingDrawing" xmlns:w10="urn:schemas-microsoft-com:office:word" xmlns:w="http://schemas.openxmlformats.org/wordprocessingml/2006/main" xmlns:w14="http://schemas.microsoft.com/office/word/2010/wordml" xmlns:w15="http://schemas.microsoft.com/office/word/2012/wordml" xmlns:w16cex="http://schemas.microsoft.com/office/word/2018/wordml/cex" xmlns:w16cid="http://schemas.microsoft.com/office/word/2016/wordml/cid" xmlns:w16="http://schemas.microsoft.com/office/word/2018/wordml" xmlns:w16sdtdh="http://schemas.microsoft.com/office/word/2020/wordml/sdtdatahash" xmlns:w16se="http://schemas.microsoft.com/office/word/2015/wordml/symex" xmlns:wpg="http://schemas.microsoft.com/office/word/2010/wordprocessingGroup" xmlns:wpi="http://schemas.microsoft.com/office/word/2010/wordprocessingInk" xmlns:wne="http://schemas.microsoft.com/office/word/2006/wordml" xmlns:wps="http://schemas.microsoft.com/office/word/2010/wordprocessingShape" mc:Ignorable="w14 w15 w16se w16cid w16 w16cex w16sdtdh wp14">
   <w:sdt>
     <w:sdtPr>
       <w:rPr>
@@ -10007,7 +10014,7 @@
 </file>
 
 <file path=word/footer2.xml><?xml version="1.0" encoding="utf-8"?>
-<w:ftr xmlns:wpc="http://schemas.microsoft.com/office/word/2010/wordprocessingCanvas" xmlns:cx="http://schemas.microsoft.com/office/drawing/2014/chartex" xmlns:cx1="http://schemas.microsoft.com/office/drawing/2015/9/8/chartex" xmlns:cx2="http://schemas.microsoft.com/office/drawing/2015/10/21/chartex" xmlns:cx3="http://schemas.microsoft.com/office/drawing/2016/5/9/chartex" xmlns:cx4="http://schemas.microsoft.com/office/drawing/2016/5/10/chartex" xmlns:cx5="http://schemas.microsoft.com/office/drawing/2016/5/11/chartex" xmlns:cx6="http://schemas.microsoft.com/office/drawing/2016/5/12/chartex" xmlns:cx7="http://schemas.microsoft.com/office/drawing/2016/5/13/chartex" xmlns:cx8="http://schemas.microsoft.com/office/drawing/2016/5/14/chartex" xmlns:mc="http://schemas.openxmlformats.org/markup-compatibility/2006" xmlns:aink="http://schemas.microsoft.com/office/drawing/2016/ink" xmlns:am3d="http://schemas.microsoft.com/office/drawing/2017/model3d" xmlns:o="urn:schemas-microsoft-com:office:office" xmlns:oel="http://schemas.microsoft.com/office/2019/extlst" xmlns:r="http://schemas.openxmlformats.org/officeDocument/2006/relationships" xmlns:m="http://schemas.openxmlformats.org/officeDocument/2006/math" xmlns:v="urn:schemas-microsoft-com:vml" xmlns:wp14="http://schemas.microsoft.com/office/word/2010/wordprocessingDrawing" xmlns:wp="http://schemas.openxmlformats.org/drawingml/2006/wordprocessingDrawing" xmlns:w10="urn:schemas-microsoft-com:office:word" xmlns:w="http://schemas.openxmlformats.org/wordprocessingml/2006/main" xmlns:w14="http://schemas.microsoft.com/office/word/2010/wordml" xmlns:w15="http://schemas.microsoft.com/office/word/2012/wordml" xmlns:w16cex="http://schemas.microsoft.com/office/word/2018/wordml/cex" xmlns:w16cid="http://schemas.microsoft.com/office/word/2016/wordml/cid" xmlns:w16="http://schemas.microsoft.com/office/word/2018/wordml" xmlns:w16du="http://schemas.microsoft.com/office/word/2023/wordml/word16du" xmlns:w16sdtdh="http://schemas.microsoft.com/office/word/2020/wordml/sdtdatahash" xmlns:w16sdtfl="http://schemas.microsoft.com/office/word/2024/wordml/sdtformatlock" xmlns:w16se="http://schemas.microsoft.com/office/word/2015/wordml/symex" xmlns:wpg="http://schemas.microsoft.com/office/word/2010/wordprocessingGroup" xmlns:wpi="http://schemas.microsoft.com/office/word/2010/wordprocessingInk" xmlns:wne="http://schemas.microsoft.com/office/word/2006/wordml" xmlns:wps="http://schemas.microsoft.com/office/word/2010/wordprocessingShape" mc:Ignorable="w14 w15 w16se w16cid w16 w16cex w16sdtdh w16sdtfl w16du wp14">
+<w:ftr xmlns:wpc="http://schemas.microsoft.com/office/word/2010/wordprocessingCanvas" xmlns:cx="http://schemas.microsoft.com/office/drawing/2014/chartex" xmlns:cx1="http://schemas.microsoft.com/office/drawing/2015/9/8/chartex" xmlns:cx2="http://schemas.microsoft.com/office/drawing/2015/10/21/chartex" xmlns:cx3="http://schemas.microsoft.com/office/drawing/2016/5/9/chartex" xmlns:cx4="http://schemas.microsoft.com/office/drawing/2016/5/10/chartex" xmlns:cx5="http://schemas.microsoft.com/office/drawing/2016/5/11/chartex" xmlns:cx6="http://schemas.microsoft.com/office/drawing/2016/5/12/chartex" xmlns:cx7="http://schemas.microsoft.com/office/drawing/2016/5/13/chartex" xmlns:cx8="http://schemas.microsoft.com/office/drawing/2016/5/14/chartex" xmlns:mc="http://schemas.openxmlformats.org/markup-compatibility/2006" xmlns:aink="http://schemas.microsoft.com/office/drawing/2016/ink" xmlns:am3d="http://schemas.microsoft.com/office/drawing/2017/model3d" xmlns:o="urn:schemas-microsoft-com:office:office" xmlns:oel="http://schemas.microsoft.com/office/2019/extlst" xmlns:r="http://schemas.openxmlformats.org/officeDocument/2006/relationships" xmlns:m="http://schemas.openxmlformats.org/officeDocument/2006/math" xmlns:v="urn:schemas-microsoft-com:vml" xmlns:wp14="http://schemas.microsoft.com/office/word/2010/wordprocessingDrawing" xmlns:wp="http://schemas.openxmlformats.org/drawingml/2006/wordprocessingDrawing" xmlns:w10="urn:schemas-microsoft-com:office:word" xmlns:w="http://schemas.openxmlformats.org/wordprocessingml/2006/main" xmlns:w14="http://schemas.microsoft.com/office/word/2010/wordml" xmlns:w15="http://schemas.microsoft.com/office/word/2012/wordml" xmlns:w16cex="http://schemas.microsoft.com/office/word/2018/wordml/cex" xmlns:w16cid="http://schemas.microsoft.com/office/word/2016/wordml/cid" xmlns:w16="http://schemas.microsoft.com/office/word/2018/wordml" xmlns:w16sdtdh="http://schemas.microsoft.com/office/word/2020/wordml/sdtdatahash" xmlns:w16se="http://schemas.microsoft.com/office/word/2015/wordml/symex" xmlns:wpg="http://schemas.microsoft.com/office/word/2010/wordprocessingGroup" xmlns:wpi="http://schemas.microsoft.com/office/word/2010/wordprocessingInk" xmlns:wne="http://schemas.microsoft.com/office/word/2006/wordml" xmlns:wps="http://schemas.microsoft.com/office/word/2010/wordprocessingShape" mc:Ignorable="w14 w15 w16se w16cid w16 w16cex w16sdtdh wp14">
   <w:sdt>
     <w:sdtPr>
       <w:rPr>
@@ -10075,7 +10082,7 @@
 </file>
 
 <file path=word/footer3.xml><?xml version="1.0" encoding="utf-8"?>
-<w:ftr xmlns:wpc="http://schemas.microsoft.com/office/word/2010/wordprocessingCanvas" xmlns:cx="http://schemas.microsoft.com/office/drawing/2014/chartex" xmlns:cx1="http://schemas.microsoft.com/office/drawing/2015/9/8/chartex" xmlns:cx2="http://schemas.microsoft.com/office/drawing/2015/10/21/chartex" xmlns:cx3="http://schemas.microsoft.com/office/drawing/2016/5/9/chartex" xmlns:cx4="http://schemas.microsoft.com/office/drawing/2016/5/10/chartex" xmlns:cx5="http://schemas.microsoft.com/office/drawing/2016/5/11/chartex" xmlns:cx6="http://schemas.microsoft.com/office/drawing/2016/5/12/chartex" xmlns:cx7="http://schemas.microsoft.com/office/drawing/2016/5/13/chartex" xmlns:cx8="http://schemas.microsoft.com/office/drawing/2016/5/14/chartex" xmlns:mc="http://schemas.openxmlformats.org/markup-compatibility/2006" xmlns:aink="http://schemas.microsoft.com/office/drawing/2016/ink" xmlns:am3d="http://schemas.microsoft.com/office/drawing/2017/model3d" xmlns:o="urn:schemas-microsoft-com:office:office" xmlns:oel="http://schemas.microsoft.com/office/2019/extlst" xmlns:r="http://schemas.openxmlformats.org/officeDocument/2006/relationships" xmlns:m="http://schemas.openxmlformats.org/officeDocument/2006/math" xmlns:v="urn:schemas-microsoft-com:vml" xmlns:wp14="http://schemas.microsoft.com/office/word/2010/wordprocessingDrawing" xmlns:wp="http://schemas.openxmlformats.org/drawingml/2006/wordprocessingDrawing" xmlns:w10="urn:schemas-microsoft-com:office:word" xmlns:w="http://schemas.openxmlformats.org/wordprocessingml/2006/main" xmlns:w14="http://schemas.microsoft.com/office/word/2010/wordml" xmlns:w15="http://schemas.microsoft.com/office/word/2012/wordml" xmlns:w16cex="http://schemas.microsoft.com/office/word/2018/wordml/cex" xmlns:w16cid="http://schemas.microsoft.com/office/word/2016/wordml/cid" xmlns:w16="http://schemas.microsoft.com/office/word/2018/wordml" xmlns:w16du="http://schemas.microsoft.com/office/word/2023/wordml/word16du" xmlns:w16sdtdh="http://schemas.microsoft.com/office/word/2020/wordml/sdtdatahash" xmlns:w16sdtfl="http://schemas.microsoft.com/office/word/2024/wordml/sdtformatlock" xmlns:w16se="http://schemas.microsoft.com/office/word/2015/wordml/symex" xmlns:wpg="http://schemas.microsoft.com/office/word/2010/wordprocessingGroup" xmlns:wpi="http://schemas.microsoft.com/office/word/2010/wordprocessingInk" xmlns:wne="http://schemas.microsoft.com/office/word/2006/wordml" xmlns:wps="http://schemas.microsoft.com/office/word/2010/wordprocessingShape" mc:Ignorable="w14 w15 w16se w16cid w16 w16cex w16sdtdh w16sdtfl w16du wp14">
+<w:ftr xmlns:wpc="http://schemas.microsoft.com/office/word/2010/wordprocessingCanvas" xmlns:cx="http://schemas.microsoft.com/office/drawing/2014/chartex" xmlns:cx1="http://schemas.microsoft.com/office/drawing/2015/9/8/chartex" xmlns:cx2="http://schemas.microsoft.com/office/drawing/2015/10/21/chartex" xmlns:cx3="http://schemas.microsoft.com/office/drawing/2016/5/9/chartex" xmlns:cx4="http://schemas.microsoft.com/office/drawing/2016/5/10/chartex" xmlns:cx5="http://schemas.microsoft.com/office/drawing/2016/5/11/chartex" xmlns:cx6="http://schemas.microsoft.com/office/drawing/2016/5/12/chartex" xmlns:cx7="http://schemas.microsoft.com/office/drawing/2016/5/13/chartex" xmlns:cx8="http://schemas.microsoft.com/office/drawing/2016/5/14/chartex" xmlns:mc="http://schemas.openxmlformats.org/markup-compatibility/2006" xmlns:aink="http://schemas.microsoft.com/office/drawing/2016/ink" xmlns:am3d="http://schemas.microsoft.com/office/drawing/2017/model3d" xmlns:o="urn:schemas-microsoft-com:office:office" xmlns:oel="http://schemas.microsoft.com/office/2019/extlst" xmlns:r="http://schemas.openxmlformats.org/officeDocument/2006/relationships" xmlns:m="http://schemas.openxmlformats.org/officeDocument/2006/math" xmlns:v="urn:schemas-microsoft-com:vml" xmlns:wp14="http://schemas.microsoft.com/office/word/2010/wordprocessingDrawing" xmlns:wp="http://schemas.openxmlformats.org/drawingml/2006/wordprocessingDrawing" xmlns:w10="urn:schemas-microsoft-com:office:word" xmlns:w="http://schemas.openxmlformats.org/wordprocessingml/2006/main" xmlns:w14="http://schemas.microsoft.com/office/word/2010/wordml" xmlns:w15="http://schemas.microsoft.com/office/word/2012/wordml" xmlns:w16cex="http://schemas.microsoft.com/office/word/2018/wordml/cex" xmlns:w16cid="http://schemas.microsoft.com/office/word/2016/wordml/cid" xmlns:w16="http://schemas.microsoft.com/office/word/2018/wordml" xmlns:w16sdtdh="http://schemas.microsoft.com/office/word/2020/wordml/sdtdatahash" xmlns:w16se="http://schemas.microsoft.com/office/word/2015/wordml/symex" xmlns:wpg="http://schemas.microsoft.com/office/word/2010/wordprocessingGroup" xmlns:wpi="http://schemas.microsoft.com/office/word/2010/wordprocessingInk" xmlns:wne="http://schemas.microsoft.com/office/word/2006/wordml" xmlns:wps="http://schemas.microsoft.com/office/word/2010/wordprocessingShape" mc:Ignorable="w14 w15 w16se w16cid w16 w16cex w16sdtdh wp14">
   <w:sdt>
     <w:sdtPr>
       <w:id w:val="-436516227"/>
@@ -10111,7 +10118,7 @@
 </file>
 
 <file path=word/footnotes.xml><?xml version="1.0" encoding="utf-8"?>
-<w:footnotes xmlns:wpc="http://schemas.microsoft.com/office/word/2010/wordprocessingCanvas" xmlns:cx="http://schemas.microsoft.com/office/drawing/2014/chartex" xmlns:cx1="http://schemas.microsoft.com/office/drawing/2015/9/8/chartex" xmlns:cx2="http://schemas.microsoft.com/office/drawing/2015/10/21/chartex" xmlns:cx3="http://schemas.microsoft.com/office/drawing/2016/5/9/chartex" xmlns:cx4="http://schemas.microsoft.com/office/drawing/2016/5/10/chartex" xmlns:cx5="http://schemas.microsoft.com/office/drawing/2016/5/11/chartex" xmlns:cx6="http://schemas.microsoft.com/office/drawing/2016/5/12/chartex" xmlns:cx7="http://schemas.microsoft.com/office/drawing/2016/5/13/chartex" xmlns:cx8="http://schemas.microsoft.com/office/drawing/2016/5/14/chartex" xmlns:mc="http://schemas.openxmlformats.org/markup-compatibility/2006" xmlns:aink="http://schemas.microsoft.com/office/drawing/2016/ink" xmlns:am3d="http://schemas.microsoft.com/office/drawing/2017/model3d" xmlns:o="urn:schemas-microsoft-com:office:office" xmlns:oel="http://schemas.microsoft.com/office/2019/extlst" xmlns:r="http://schemas.openxmlformats.org/officeDocument/2006/relationships" xmlns:m="http://schemas.openxmlformats.org/officeDocument/2006/math" xmlns:v="urn:schemas-microsoft-com:vml" xmlns:wp14="http://schemas.microsoft.com/office/word/2010/wordprocessingDrawing" xmlns:wp="http://schemas.openxmlformats.org/drawingml/2006/wordprocessingDrawing" xmlns:w10="urn:schemas-microsoft-com:office:word" xmlns:w="http://schemas.openxmlformats.org/wordprocessingml/2006/main" xmlns:w14="http://schemas.microsoft.com/office/word/2010/wordml" xmlns:w15="http://schemas.microsoft.com/office/word/2012/wordml" xmlns:w16cex="http://schemas.microsoft.com/office/word/2018/wordml/cex" xmlns:w16cid="http://schemas.microsoft.com/office/word/2016/wordml/cid" xmlns:w16="http://schemas.microsoft.com/office/word/2018/wordml" xmlns:w16du="http://schemas.microsoft.com/office/word/2023/wordml/word16du" xmlns:w16sdtdh="http://schemas.microsoft.com/office/word/2020/wordml/sdtdatahash" xmlns:w16sdtfl="http://schemas.microsoft.com/office/word/2024/wordml/sdtformatlock" xmlns:w16se="http://schemas.microsoft.com/office/word/2015/wordml/symex" xmlns:wpg="http://schemas.microsoft.com/office/word/2010/wordprocessingGroup" xmlns:wpi="http://schemas.microsoft.com/office/word/2010/wordprocessingInk" xmlns:wne="http://schemas.microsoft.com/office/word/2006/wordml" xmlns:wps="http://schemas.microsoft.com/office/word/2010/wordprocessingShape" mc:Ignorable="w14 w15 w16se w16cid w16 w16cex w16sdtdh w16sdtfl w16du wp14">
+<w:footnotes xmlns:wpc="http://schemas.microsoft.com/office/word/2010/wordprocessingCanvas" xmlns:cx="http://schemas.microsoft.com/office/drawing/2014/chartex" xmlns:cx1="http://schemas.microsoft.com/office/drawing/2015/9/8/chartex" xmlns:cx2="http://schemas.microsoft.com/office/drawing/2015/10/21/chartex" xmlns:cx3="http://schemas.microsoft.com/office/drawing/2016/5/9/chartex" xmlns:cx4="http://schemas.microsoft.com/office/drawing/2016/5/10/chartex" xmlns:cx5="http://schemas.microsoft.com/office/drawing/2016/5/11/chartex" xmlns:cx6="http://schemas.microsoft.com/office/drawing/2016/5/12/chartex" xmlns:cx7="http://schemas.microsoft.com/office/drawing/2016/5/13/chartex" xmlns:cx8="http://schemas.microsoft.com/office/drawing/2016/5/14/chartex" xmlns:mc="http://schemas.openxmlformats.org/markup-compatibility/2006" xmlns:aink="http://schemas.microsoft.com/office/drawing/2016/ink" xmlns:am3d="http://schemas.microsoft.com/office/drawing/2017/model3d" xmlns:o="urn:schemas-microsoft-com:office:office" xmlns:oel="http://schemas.microsoft.com/office/2019/extlst" xmlns:r="http://schemas.openxmlformats.org/officeDocument/2006/relationships" xmlns:m="http://schemas.openxmlformats.org/officeDocument/2006/math" xmlns:v="urn:schemas-microsoft-com:vml" xmlns:wp14="http://schemas.microsoft.com/office/word/2010/wordprocessingDrawing" xmlns:wp="http://schemas.openxmlformats.org/drawingml/2006/wordprocessingDrawing" xmlns:w10="urn:schemas-microsoft-com:office:word" xmlns:w="http://schemas.openxmlformats.org/wordprocessingml/2006/main" xmlns:w14="http://schemas.microsoft.com/office/word/2010/wordml" xmlns:w15="http://schemas.microsoft.com/office/word/2012/wordml" xmlns:w16cex="http://schemas.microsoft.com/office/word/2018/wordml/cex" xmlns:w16cid="http://schemas.microsoft.com/office/word/2016/wordml/cid" xmlns:w16="http://schemas.microsoft.com/office/word/2018/wordml" xmlns:w16sdtdh="http://schemas.microsoft.com/office/word/2020/wordml/sdtdatahash" xmlns:w16se="http://schemas.microsoft.com/office/word/2015/wordml/symex" xmlns:wpg="http://schemas.microsoft.com/office/word/2010/wordprocessingGroup" xmlns:wpi="http://schemas.microsoft.com/office/word/2010/wordprocessingInk" xmlns:wne="http://schemas.microsoft.com/office/word/2006/wordml" xmlns:wps="http://schemas.microsoft.com/office/word/2010/wordprocessingShape" mc:Ignorable="w14 w15 w16se w16cid w16 w16cex w16sdtdh wp14">
   <w:footnote w:type="separator" w:id="-1">
     <w:p>
       <w:r>
@@ -10141,7 +10148,7 @@
 </file>
 
 <file path=word/numbering.xml><?xml version="1.0" encoding="utf-8"?>
-<w:numbering xmlns:wpc="http://schemas.microsoft.com/office/word/2010/wordprocessingCanvas" xmlns:cx="http://schemas.microsoft.com/office/drawing/2014/chartex" xmlns:cx1="http://schemas.microsoft.com/office/drawing/2015/9/8/chartex" xmlns:cx2="http://schemas.microsoft.com/office/drawing/2015/10/21/chartex" xmlns:cx3="http://schemas.microsoft.com/office/drawing/2016/5/9/chartex" xmlns:cx4="http://schemas.microsoft.com/office/drawing/2016/5/10/chartex" xmlns:cx5="http://schemas.microsoft.com/office/drawing/2016/5/11/chartex" xmlns:cx6="http://schemas.microsoft.com/office/drawing/2016/5/12/chartex" xmlns:cx7="http://schemas.microsoft.com/office/drawing/2016/5/13/chartex" xmlns:cx8="http://schemas.microsoft.com/office/drawing/2016/5/14/chartex" xmlns:mc="http://schemas.openxmlformats.org/markup-compatibility/2006" xmlns:aink="http://schemas.microsoft.com/office/drawing/2016/ink" xmlns:am3d="http://schemas.microsoft.com/office/drawing/2017/model3d" xmlns:o="urn:schemas-microsoft-com:office:office" xmlns:oel="http://schemas.microsoft.com/office/2019/extlst" xmlns:r="http://schemas.openxmlformats.org/officeDocument/2006/relationships" xmlns:m="http://schemas.openxmlformats.org/officeDocument/2006/math" xmlns:v="urn:schemas-microsoft-com:vml" xmlns:wp14="http://schemas.microsoft.com/office/word/2010/wordprocessingDrawing" xmlns:wp="http://schemas.openxmlformats.org/drawingml/2006/wordprocessingDrawing" xmlns:w10="urn:schemas-microsoft-com:office:word" xmlns:w="http://schemas.openxmlformats.org/wordprocessingml/2006/main" xmlns:w14="http://schemas.microsoft.com/office/word/2010/wordml" xmlns:w15="http://schemas.microsoft.com/office/word/2012/wordml" xmlns:w16cex="http://schemas.microsoft.com/office/word/2018/wordml/cex" xmlns:w16cid="http://schemas.microsoft.com/office/word/2016/wordml/cid" xmlns:w16="http://schemas.microsoft.com/office/word/2018/wordml" xmlns:w16du="http://schemas.microsoft.com/office/word/2023/wordml/word16du" xmlns:w16sdtdh="http://schemas.microsoft.com/office/word/2020/wordml/sdtdatahash" xmlns:w16sdtfl="http://schemas.microsoft.com/office/word/2024/wordml/sdtformatlock" xmlns:w16se="http://schemas.microsoft.com/office/word/2015/wordml/symex" xmlns:wpg="http://schemas.microsoft.com/office/word/2010/wordprocessingGroup" xmlns:wpi="http://schemas.microsoft.com/office/word/2010/wordprocessingInk" xmlns:wne="http://schemas.microsoft.com/office/word/2006/wordml" xmlns:wps="http://schemas.microsoft.com/office/word/2010/wordprocessingShape" mc:Ignorable="w14 w15 w16se w16cid w16 w16cex w16sdtdh w16sdtfl w16du wp14">
+<w:numbering xmlns:wpc="http://schemas.microsoft.com/office/word/2010/wordprocessingCanvas" xmlns:cx="http://schemas.microsoft.com/office/drawing/2014/chartex" xmlns:cx1="http://schemas.microsoft.com/office/drawing/2015/9/8/chartex" xmlns:cx2="http://schemas.microsoft.com/office/drawing/2015/10/21/chartex" xmlns:cx3="http://schemas.microsoft.com/office/drawing/2016/5/9/chartex" xmlns:cx4="http://schemas.microsoft.com/office/drawing/2016/5/10/chartex" xmlns:cx5="http://schemas.microsoft.com/office/drawing/2016/5/11/chartex" xmlns:cx6="http://schemas.microsoft.com/office/drawing/2016/5/12/chartex" xmlns:cx7="http://schemas.microsoft.com/office/drawing/2016/5/13/chartex" xmlns:cx8="http://schemas.microsoft.com/office/drawing/2016/5/14/chartex" xmlns:mc="http://schemas.openxmlformats.org/markup-compatibility/2006" xmlns:aink="http://schemas.microsoft.com/office/drawing/2016/ink" xmlns:am3d="http://schemas.microsoft.com/office/drawing/2017/model3d" xmlns:o="urn:schemas-microsoft-com:office:office" xmlns:oel="http://schemas.microsoft.com/office/2019/extlst" xmlns:r="http://schemas.openxmlformats.org/officeDocument/2006/relationships" xmlns:m="http://schemas.openxmlformats.org/officeDocument/2006/math" xmlns:v="urn:schemas-microsoft-com:vml" xmlns:wp14="http://schemas.microsoft.com/office/word/2010/wordprocessingDrawing" xmlns:wp="http://schemas.openxmlformats.org/drawingml/2006/wordprocessingDrawing" xmlns:w10="urn:schemas-microsoft-com:office:word" xmlns:w="http://schemas.openxmlformats.org/wordprocessingml/2006/main" xmlns:w14="http://schemas.microsoft.com/office/word/2010/wordml" xmlns:w15="http://schemas.microsoft.com/office/word/2012/wordml" xmlns:w16cex="http://schemas.microsoft.com/office/word/2018/wordml/cex" xmlns:w16cid="http://schemas.microsoft.com/office/word/2016/wordml/cid" xmlns:w16="http://schemas.microsoft.com/office/word/2018/wordml" xmlns:w16sdtdh="http://schemas.microsoft.com/office/word/2020/wordml/sdtdatahash" xmlns:w16se="http://schemas.microsoft.com/office/word/2015/wordml/symex" xmlns:wpg="http://schemas.microsoft.com/office/word/2010/wordprocessingGroup" xmlns:wpi="http://schemas.microsoft.com/office/word/2010/wordprocessingInk" xmlns:wne="http://schemas.microsoft.com/office/word/2006/wordml" xmlns:wps="http://schemas.microsoft.com/office/word/2010/wordprocessingShape" mc:Ignorable="w14 w15 w16se w16cid w16 w16cex w16sdtdh wp14">
   <w:abstractNum w:abstractNumId="0" w15:restartNumberingAfterBreak="0">
     <w:nsid w:val="03867835"/>
     <w:multiLevelType w:val="hybridMultilevel"/>
@@ -14154,7 +14161,7 @@
 </file>
 
 <file path=word/styles.xml><?xml version="1.0" encoding="utf-8"?>
-<w:styles xmlns:mc="http://schemas.openxmlformats.org/markup-compatibility/2006" xmlns:r="http://schemas.openxmlformats.org/officeDocument/2006/relationships" xmlns:w="http://schemas.openxmlformats.org/wordprocessingml/2006/main" xmlns:w14="http://schemas.microsoft.com/office/word/2010/wordml" xmlns:w15="http://schemas.microsoft.com/office/word/2012/wordml" xmlns:w16cex="http://schemas.microsoft.com/office/word/2018/wordml/cex" xmlns:w16cid="http://schemas.microsoft.com/office/word/2016/wordml/cid" xmlns:w16="http://schemas.microsoft.com/office/word/2018/wordml" xmlns:w16du="http://schemas.microsoft.com/office/word/2023/wordml/word16du" xmlns:w16sdtdh="http://schemas.microsoft.com/office/word/2020/wordml/sdtdatahash" xmlns:w16sdtfl="http://schemas.microsoft.com/office/word/2024/wordml/sdtformatlock" xmlns:w16se="http://schemas.microsoft.com/office/word/2015/wordml/symex" mc:Ignorable="w14 w15 w16se w16cid w16 w16cex w16sdtdh w16sdtfl w16du">
+<w:styles xmlns:mc="http://schemas.openxmlformats.org/markup-compatibility/2006" xmlns:r="http://schemas.openxmlformats.org/officeDocument/2006/relationships" xmlns:w="http://schemas.openxmlformats.org/wordprocessingml/2006/main" xmlns:w14="http://schemas.microsoft.com/office/word/2010/wordml" xmlns:w15="http://schemas.microsoft.com/office/word/2012/wordml" xmlns:w16cex="http://schemas.microsoft.com/office/word/2018/wordml/cex" xmlns:w16cid="http://schemas.microsoft.com/office/word/2016/wordml/cid" xmlns:w16="http://schemas.microsoft.com/office/word/2018/wordml" xmlns:w16sdtdh="http://schemas.microsoft.com/office/word/2020/wordml/sdtdatahash" xmlns:w16se="http://schemas.microsoft.com/office/word/2015/wordml/symex" mc:Ignorable="w14 w15 w16se w16cid w16 w16cex w16sdtdh">
   <w:docDefaults>
     <w:rPrDefault>
       <w:rPr>
@@ -14749,6 +14756,7 @@
   <w:style w:type="character" w:default="1" w:styleId="DefaultParagraphFont">
     <w:name w:val="Default Paragraph Font"/>
     <w:uiPriority w:val="1"/>
+    <w:semiHidden/>
     <w:unhideWhenUsed/>
   </w:style>
   <w:style w:type="table" w:default="1" w:styleId="TableNormal">

--- a/7COM1079_Final report_template.docx
+++ b/7COM1079_Final report_template.docx
@@ -1,6 +1,6 @@
 
 <file path=word/document.xml><?xml version="1.0" encoding="utf-8"?>
-<w:document xmlns:wpc="http://schemas.microsoft.com/office/word/2010/wordprocessingCanvas" xmlns:cx="http://schemas.microsoft.com/office/drawing/2014/chartex" xmlns:cx1="http://schemas.microsoft.com/office/drawing/2015/9/8/chartex" xmlns:cx2="http://schemas.microsoft.com/office/drawing/2015/10/21/chartex" xmlns:cx3="http://schemas.microsoft.com/office/drawing/2016/5/9/chartex" xmlns:cx4="http://schemas.microsoft.com/office/drawing/2016/5/10/chartex" xmlns:cx5="http://schemas.microsoft.com/office/drawing/2016/5/11/chartex" xmlns:cx6="http://schemas.microsoft.com/office/drawing/2016/5/12/chartex" xmlns:cx7="http://schemas.microsoft.com/office/drawing/2016/5/13/chartex" xmlns:cx8="http://schemas.microsoft.com/office/drawing/2016/5/14/chartex" xmlns:mc="http://schemas.openxmlformats.org/markup-compatibility/2006" xmlns:aink="http://schemas.microsoft.com/office/drawing/2016/ink" xmlns:am3d="http://schemas.microsoft.com/office/drawing/2017/model3d" xmlns:o="urn:schemas-microsoft-com:office:office" xmlns:oel="http://schemas.microsoft.com/office/2019/extlst" xmlns:r="http://schemas.openxmlformats.org/officeDocument/2006/relationships" xmlns:m="http://schemas.openxmlformats.org/officeDocument/2006/math" xmlns:v="urn:schemas-microsoft-com:vml" xmlns:wp14="http://schemas.microsoft.com/office/word/2010/wordprocessingDrawing" xmlns:wp="http://schemas.openxmlformats.org/drawingml/2006/wordprocessingDrawing" xmlns:w10="urn:schemas-microsoft-com:office:word" xmlns:w="http://schemas.openxmlformats.org/wordprocessingml/2006/main" xmlns:w14="http://schemas.microsoft.com/office/word/2010/wordml" xmlns:w15="http://schemas.microsoft.com/office/word/2012/wordml" xmlns:w16cex="http://schemas.microsoft.com/office/word/2018/wordml/cex" xmlns:w16cid="http://schemas.microsoft.com/office/word/2016/wordml/cid" xmlns:w16="http://schemas.microsoft.com/office/word/2018/wordml" xmlns:w16sdtdh="http://schemas.microsoft.com/office/word/2020/wordml/sdtdatahash" xmlns:w16se="http://schemas.microsoft.com/office/word/2015/wordml/symex" xmlns:wpg="http://schemas.microsoft.com/office/word/2010/wordprocessingGroup" xmlns:wpi="http://schemas.microsoft.com/office/word/2010/wordprocessingInk" xmlns:wne="http://schemas.microsoft.com/office/word/2006/wordml" xmlns:wps="http://schemas.microsoft.com/office/word/2010/wordprocessingShape" mc:Ignorable="w14 w15 w16se w16cid w16 w16cex w16sdtdh wp14">
+<w:document xmlns:wpc="http://schemas.microsoft.com/office/word/2010/wordprocessingCanvas" xmlns:cx="http://schemas.microsoft.com/office/drawing/2014/chartex" xmlns:cx1="http://schemas.microsoft.com/office/drawing/2015/9/8/chartex" xmlns:cx2="http://schemas.microsoft.com/office/drawing/2015/10/21/chartex" xmlns:cx3="http://schemas.microsoft.com/office/drawing/2016/5/9/chartex" xmlns:cx4="http://schemas.microsoft.com/office/drawing/2016/5/10/chartex" xmlns:cx5="http://schemas.microsoft.com/office/drawing/2016/5/11/chartex" xmlns:cx6="http://schemas.microsoft.com/office/drawing/2016/5/12/chartex" xmlns:cx7="http://schemas.microsoft.com/office/drawing/2016/5/13/chartex" xmlns:cx8="http://schemas.microsoft.com/office/drawing/2016/5/14/chartex" xmlns:mc="http://schemas.openxmlformats.org/markup-compatibility/2006" xmlns:aink="http://schemas.microsoft.com/office/drawing/2016/ink" xmlns:am3d="http://schemas.microsoft.com/office/drawing/2017/model3d" xmlns:o="urn:schemas-microsoft-com:office:office" xmlns:oel="http://schemas.microsoft.com/office/2019/extlst" xmlns:r="http://schemas.openxmlformats.org/officeDocument/2006/relationships" xmlns:m="http://schemas.openxmlformats.org/officeDocument/2006/math" xmlns:v="urn:schemas-microsoft-com:vml" xmlns:wp14="http://schemas.microsoft.com/office/word/2010/wordprocessingDrawing" xmlns:wp="http://schemas.openxmlformats.org/drawingml/2006/wordprocessingDrawing" xmlns:w10="urn:schemas-microsoft-com:office:word" xmlns:w="http://schemas.openxmlformats.org/wordprocessingml/2006/main" xmlns:w14="http://schemas.microsoft.com/office/word/2010/wordml" xmlns:w15="http://schemas.microsoft.com/office/word/2012/wordml" xmlns:w16cex="http://schemas.microsoft.com/office/word/2018/wordml/cex" xmlns:w16cid="http://schemas.microsoft.com/office/word/2016/wordml/cid" xmlns:w16="http://schemas.microsoft.com/office/word/2018/wordml" xmlns:w16du="http://schemas.microsoft.com/office/word/2023/wordml/word16du" xmlns:w16sdtdh="http://schemas.microsoft.com/office/word/2020/wordml/sdtdatahash" xmlns:w16sdtfl="http://schemas.microsoft.com/office/word/2024/wordml/sdtformatlock" xmlns:w16se="http://schemas.microsoft.com/office/word/2015/wordml/symex" xmlns:wpg="http://schemas.microsoft.com/office/word/2010/wordprocessingGroup" xmlns:wpi="http://schemas.microsoft.com/office/word/2010/wordprocessingInk" xmlns:wne="http://schemas.microsoft.com/office/word/2006/wordml" xmlns:wps="http://schemas.microsoft.com/office/word/2010/wordprocessingShape" mc:Ignorable="w14 w15 w16se w16cid w16 w16cex w16sdtdh w16sdtfl w16du wp14">
   <w:body>
     <w:p>
       <w:pPr>
@@ -234,23 +234,7 @@
           <w:iCs/>
         </w:rPr>
         <w:tab/>
-        <w:t xml:space="preserve">         </w:t>
-      </w:r>
-      <w:proofErr w:type="spellStart"/>
-      <w:r>
-        <w:rPr>
-          <w:rFonts w:ascii="Times New Roman" w:eastAsia="Times New Roman" w:hAnsi="Times New Roman" w:cs="Times New Roman"/>
-          <w:iCs/>
-        </w:rPr>
-        <w:t>Tarun</w:t>
-      </w:r>
-      <w:proofErr w:type="spellEnd"/>
-      <w:r>
-        <w:rPr>
-          <w:rFonts w:ascii="Times New Roman" w:eastAsia="Times New Roman" w:hAnsi="Times New Roman" w:cs="Times New Roman"/>
-          <w:iCs/>
-        </w:rPr>
-        <w:t xml:space="preserve"> </w:t>
+        <w:t xml:space="preserve">         Tarun </w:t>
       </w:r>
       <w:proofErr w:type="spellStart"/>
       <w:r>
@@ -297,7 +281,7 @@
           <w:iCs/>
         </w:rPr>
         <w:tab/>
-        <w:t xml:space="preserve">          </w:t>
+        <w:t xml:space="preserve">          Venumadhav </w:t>
       </w:r>
       <w:proofErr w:type="spellStart"/>
       <w:r>
@@ -305,7 +289,7 @@
           <w:rFonts w:ascii="Times New Roman" w:eastAsia="Times New Roman" w:hAnsi="Times New Roman" w:cs="Times New Roman"/>
           <w:iCs/>
         </w:rPr>
-        <w:t>Venumadhav</w:t>
+        <w:t>reddy</w:t>
       </w:r>
       <w:proofErr w:type="spellEnd"/>
       <w:r>
@@ -321,7 +305,7 @@
           <w:rFonts w:ascii="Times New Roman" w:eastAsia="Times New Roman" w:hAnsi="Times New Roman" w:cs="Times New Roman"/>
           <w:iCs/>
         </w:rPr>
-        <w:t>reddy</w:t>
+        <w:t>Marapally</w:t>
       </w:r>
       <w:proofErr w:type="spellEnd"/>
       <w:r>
@@ -329,29 +313,7 @@
           <w:rFonts w:ascii="Times New Roman" w:eastAsia="Times New Roman" w:hAnsi="Times New Roman" w:cs="Times New Roman"/>
           <w:iCs/>
         </w:rPr>
-        <w:t xml:space="preserve"> </w:t>
-      </w:r>
-      <w:proofErr w:type="spellStart"/>
-      <w:r>
-        <w:rPr>
-          <w:rFonts w:ascii="Times New Roman" w:eastAsia="Times New Roman" w:hAnsi="Times New Roman" w:cs="Times New Roman"/>
-          <w:iCs/>
-        </w:rPr>
-        <w:t>Marapally</w:t>
-      </w:r>
-      <w:proofErr w:type="spellEnd"/>
-      <w:r>
-        <w:rPr>
-          <w:rFonts w:ascii="Times New Roman" w:eastAsia="Times New Roman" w:hAnsi="Times New Roman" w:cs="Times New Roman"/>
-          <w:iCs/>
-        </w:rPr>
         <w:tab/>
-      </w:r>
-      <w:r>
-        <w:rPr>
-          <w:rFonts w:ascii="Times New Roman" w:eastAsia="Times New Roman" w:hAnsi="Times New Roman" w:cs="Times New Roman"/>
-          <w:iCs/>
-        </w:rPr>
         <w:t>24152382</w:t>
       </w:r>
     </w:p>
@@ -3956,15 +3918,7 @@
           <w:color w:val="222222"/>
           <w:shd w:val="clear" w:color="auto" w:fill="FFFFFF"/>
         </w:rPr>
-        <w:t>a</w:t>
-      </w:r>
-      <w:r>
-        <w:rPr>
-          <w:rFonts w:ascii="Times New Roman" w:hAnsi="Times New Roman" w:cs="Times New Roman"/>
-          <w:color w:val="222222"/>
-          <w:shd w:val="clear" w:color="auto" w:fill="FFFFFF"/>
-        </w:rPr>
-        <w:t>nalyze</w:t>
+        <w:t>analyze</w:t>
       </w:r>
       <w:proofErr w:type="spellEnd"/>
       <w:r>
@@ -4430,14 +4384,7 @@
           <w:rFonts w:ascii="Times New Roman" w:hAnsi="Times New Roman" w:cs="Times New Roman"/>
           <w:kern w:val="0"/>
         </w:rPr>
-        <w:t xml:space="preserve"> Add the Dataset loading, Cleaning, Merging, Descriptive statistics and Visualization</w:t>
-      </w:r>
-      <w:r>
-        <w:rPr>
-          <w:rFonts w:ascii="Times New Roman" w:hAnsi="Times New Roman" w:cs="Times New Roman"/>
-          <w:kern w:val="0"/>
-        </w:rPr>
-        <w:t>.</w:t>
+        <w:t xml:space="preserve"> Add the Dataset loading, Cleaning, Merging, Descriptive statistics and Visualization.</w:t>
       </w:r>
     </w:p>
     <w:p>
@@ -4535,14 +4482,7 @@
           <w:rFonts w:ascii="Times New Roman" w:hAnsi="Times New Roman" w:cs="Times New Roman"/>
           <w:kern w:val="0"/>
         </w:rPr>
-        <w:t xml:space="preserve"> </w:t>
-      </w:r>
-      <w:r>
-        <w:rPr>
-          <w:rFonts w:ascii="Times New Roman" w:hAnsi="Times New Roman" w:cs="Times New Roman"/>
-          <w:kern w:val="0"/>
-        </w:rPr>
-        <w:t xml:space="preserve">Updated Analysis – Pearson Correlation and Interpretation of data </w:t>
+        <w:t xml:space="preserve"> Updated Analysis – Pearson Correlation and Interpretation of data </w:t>
       </w:r>
     </w:p>
     <w:p>
@@ -4608,10 +4548,107 @@
           <w:rFonts w:ascii="Times New Roman" w:eastAsia="Times New Roman" w:hAnsi="Times New Roman" w:cs="Times New Roman"/>
         </w:rPr>
       </w:pPr>
-      <w:r>
-        <w:rPr>
-          <w:rFonts w:ascii="Times New Roman" w:eastAsia="Times New Roman" w:hAnsi="Times New Roman" w:cs="Times New Roman"/>
-        </w:rPr>
+    </w:p>
+    <w:p>
+      <w:pPr>
+        <w:ind w:left="1440"/>
+        <w:rPr>
+          <w:rFonts w:ascii="Times New Roman" w:eastAsia="Times New Roman" w:hAnsi="Times New Roman" w:cs="Times New Roman"/>
+        </w:rPr>
+      </w:pPr>
+    </w:p>
+    <w:p>
+      <w:pPr>
+        <w:ind w:left="1440"/>
+        <w:rPr>
+          <w:rFonts w:ascii="Times New Roman" w:eastAsia="Times New Roman" w:hAnsi="Times New Roman" w:cs="Times New Roman"/>
+        </w:rPr>
+      </w:pPr>
+    </w:p>
+    <w:p>
+      <w:pPr>
+        <w:ind w:left="1440"/>
+        <w:rPr>
+          <w:rFonts w:ascii="Times New Roman" w:eastAsia="Times New Roman" w:hAnsi="Times New Roman" w:cs="Times New Roman"/>
+        </w:rPr>
+      </w:pPr>
+    </w:p>
+    <w:p>
+      <w:pPr>
+        <w:ind w:left="1440"/>
+        <w:rPr>
+          <w:rFonts w:ascii="Times New Roman" w:eastAsia="Times New Roman" w:hAnsi="Times New Roman" w:cs="Times New Roman"/>
+        </w:rPr>
+      </w:pPr>
+    </w:p>
+    <w:p>
+      <w:pPr>
+        <w:ind w:left="1440"/>
+        <w:rPr>
+          <w:rFonts w:ascii="Times New Roman" w:eastAsia="Times New Roman" w:hAnsi="Times New Roman" w:cs="Times New Roman"/>
+        </w:rPr>
+      </w:pPr>
+    </w:p>
+    <w:p>
+      <w:pPr>
+        <w:ind w:left="1440"/>
+        <w:rPr>
+          <w:rFonts w:ascii="Times New Roman" w:eastAsia="Times New Roman" w:hAnsi="Times New Roman" w:cs="Times New Roman"/>
+        </w:rPr>
+      </w:pPr>
+    </w:p>
+    <w:p>
+      <w:pPr>
+        <w:ind w:left="1440"/>
+        <w:rPr>
+          <w:rFonts w:ascii="Times New Roman" w:eastAsia="Times New Roman" w:hAnsi="Times New Roman" w:cs="Times New Roman"/>
+        </w:rPr>
+      </w:pPr>
+    </w:p>
+    <w:p>
+      <w:pPr>
+        <w:ind w:left="1440"/>
+        <w:rPr>
+          <w:rFonts w:ascii="Times New Roman" w:eastAsia="Times New Roman" w:hAnsi="Times New Roman" w:cs="Times New Roman"/>
+        </w:rPr>
+      </w:pPr>
+    </w:p>
+    <w:p>
+      <w:pPr>
+        <w:ind w:left="1440"/>
+        <w:rPr>
+          <w:rFonts w:ascii="Times New Roman" w:eastAsia="Times New Roman" w:hAnsi="Times New Roman" w:cs="Times New Roman"/>
+        </w:rPr>
+      </w:pPr>
+    </w:p>
+    <w:p>
+      <w:pPr>
+        <w:ind w:left="1440"/>
+        <w:rPr>
+          <w:rFonts w:ascii="Times New Roman" w:eastAsia="Times New Roman" w:hAnsi="Times New Roman" w:cs="Times New Roman"/>
+        </w:rPr>
+      </w:pPr>
+    </w:p>
+    <w:p>
+      <w:pPr>
+        <w:ind w:left="1440"/>
+        <w:rPr>
+          <w:rFonts w:ascii="Times New Roman" w:eastAsia="Times New Roman" w:hAnsi="Times New Roman" w:cs="Times New Roman"/>
+        </w:rPr>
+      </w:pPr>
+    </w:p>
+    <w:p>
+      <w:pPr>
+        <w:ind w:left="1440"/>
+        <w:rPr>
+          <w:rFonts w:ascii="Times New Roman" w:eastAsia="Times New Roman" w:hAnsi="Times New Roman" w:cs="Times New Roman"/>
+        </w:rPr>
+      </w:pPr>
+      <w:r>
+        <w:rPr>
+          <w:rFonts w:ascii="Times New Roman" w:eastAsia="Times New Roman" w:hAnsi="Times New Roman" w:cs="Times New Roman"/>
+        </w:rPr>
+        <w:lastRenderedPageBreak/>
         <w:t xml:space="preserve"> </w:t>
       </w:r>
     </w:p>
@@ -4622,16 +4659,38 @@
           <w:ilvl w:val="0"/>
           <w:numId w:val="35"/>
         </w:numPr>
-        <w:rPr>
-          <w:rFonts w:ascii="Times New Roman" w:eastAsia="Times New Roman" w:hAnsi="Times New Roman" w:cs="Times New Roman"/>
-        </w:rPr>
-      </w:pPr>
-      <w:r>
-        <w:rPr>
-          <w:rFonts w:ascii="Times New Roman" w:eastAsia="Times New Roman" w:hAnsi="Times New Roman" w:cs="Times New Roman"/>
+        <w:ind w:left="142"/>
+        <w:rPr>
+          <w:rFonts w:ascii="Times New Roman" w:eastAsia="Times New Roman" w:hAnsi="Times New Roman" w:cs="Times New Roman"/>
+          <w:b/>
+          <w:bCs/>
+          <w:sz w:val="32"/>
+          <w:szCs w:val="32"/>
+        </w:rPr>
+      </w:pPr>
+      <w:r>
+        <w:rPr>
+          <w:rFonts w:ascii="Times New Roman" w:eastAsia="Times New Roman" w:hAnsi="Times New Roman" w:cs="Times New Roman"/>
+          <w:b/>
+          <w:bCs/>
+          <w:sz w:val="32"/>
+          <w:szCs w:val="32"/>
         </w:rPr>
         <w:t>Conclusions</w:t>
       </w:r>
+    </w:p>
+    <w:p>
+      <w:pPr>
+        <w:pStyle w:val="ListParagraph"/>
+        <w:ind w:left="142"/>
+        <w:rPr>
+          <w:rFonts w:ascii="Times New Roman" w:eastAsia="Times New Roman" w:hAnsi="Times New Roman" w:cs="Times New Roman"/>
+          <w:b/>
+          <w:bCs/>
+          <w:sz w:val="32"/>
+          <w:szCs w:val="32"/>
+        </w:rPr>
+      </w:pPr>
     </w:p>
     <w:p>
       <w:pPr>
@@ -4640,31 +4699,81 @@
           <w:ilvl w:val="1"/>
           <w:numId w:val="35"/>
         </w:numPr>
-        <w:ind w:hanging="720"/>
-        <w:rPr>
-          <w:rFonts w:ascii="Times New Roman" w:eastAsia="Times New Roman" w:hAnsi="Times New Roman" w:cs="Times New Roman"/>
-        </w:rPr>
-      </w:pPr>
-      <w:r>
-        <w:rPr>
-          <w:rFonts w:ascii="Times New Roman" w:eastAsia="Times New Roman" w:hAnsi="Times New Roman" w:cs="Times New Roman"/>
-        </w:rPr>
-        <w:t>Results explained</w:t>
-      </w:r>
-      <w:r>
-        <w:rPr>
-          <w:rFonts w:ascii="Times New Roman" w:eastAsia="Times New Roman" w:hAnsi="Times New Roman" w:cs="Times New Roman"/>
-        </w:rPr>
-        <w:t xml:space="preserve"> (</w:t>
-      </w:r>
-      <w:r>
+        <w:ind w:left="142" w:hanging="426"/>
         <w:rPr>
           <w:rFonts w:ascii="Times New Roman" w:eastAsia="Times New Roman" w:hAnsi="Times New Roman" w:cs="Times New Roman"/>
           <w:b/>
           <w:bCs/>
-        </w:rPr>
-        <w:t>75 words)</w:t>
-      </w:r>
+          <w:sz w:val="28"/>
+          <w:szCs w:val="28"/>
+        </w:rPr>
+      </w:pPr>
+      <w:r>
+        <w:rPr>
+          <w:rFonts w:ascii="Times New Roman" w:eastAsia="Times New Roman" w:hAnsi="Times New Roman" w:cs="Times New Roman"/>
+          <w:b/>
+          <w:bCs/>
+          <w:sz w:val="28"/>
+          <w:szCs w:val="28"/>
+        </w:rPr>
+        <w:t>Results explained</w:t>
+      </w:r>
+      <w:r>
+        <w:rPr>
+          <w:rFonts w:ascii="Times New Roman" w:eastAsia="Times New Roman" w:hAnsi="Times New Roman" w:cs="Times New Roman"/>
+          <w:b/>
+          <w:bCs/>
+          <w:sz w:val="28"/>
+          <w:szCs w:val="28"/>
+        </w:rPr>
+        <w:t xml:space="preserve"> </w:t>
+      </w:r>
+    </w:p>
+    <w:p>
+      <w:pPr>
+        <w:rPr>
+          <w:rFonts w:ascii="Times New Roman" w:eastAsia="Times New Roman" w:hAnsi="Times New Roman" w:cs="Times New Roman"/>
+        </w:rPr>
+      </w:pPr>
+    </w:p>
+    <w:p>
+      <w:pPr>
+        <w:ind w:left="-284"/>
+        <w:jc w:val="both"/>
+        <w:rPr>
+          <w:rFonts w:ascii="Times New Roman" w:eastAsia="Times New Roman" w:hAnsi="Times New Roman" w:cs="Times New Roman"/>
+          <w:lang w:val="en-IN"/>
+        </w:rPr>
+      </w:pPr>
+      <w:r>
+        <w:rPr>
+          <w:rFonts w:ascii="Times New Roman" w:eastAsia="Times New Roman" w:hAnsi="Times New Roman" w:cs="Times New Roman"/>
+          <w:lang w:val="en-IN"/>
+        </w:rPr>
+        <w:t>The Pearson correlation test showed a weak positive relationship between alcohol consumption and life expectancy (r = 0.156, n = 5511).</w:t>
+      </w:r>
+      <w:r>
+        <w:rPr>
+          <w:rFonts w:ascii="Times New Roman" w:eastAsia="Times New Roman" w:hAnsi="Times New Roman" w:cs="Times New Roman"/>
+          <w:lang w:val="en-IN"/>
+        </w:rPr>
+        <w:t xml:space="preserve"> </w:t>
+      </w:r>
+      <w:r>
+        <w:rPr>
+          <w:rFonts w:ascii="Times New Roman" w:eastAsia="Times New Roman" w:hAnsi="Times New Roman" w:cs="Times New Roman"/>
+          <w:lang w:val="en-IN"/>
+        </w:rPr>
+        <w:t>With a 95% confidence interval of 0.130–0.182, the p-value (2.63 × 10⁻³¹) is extremely significant. Although there is a minor correlation between increased life expectancy and higher alcohol intake, the impact size is minimal, suggesting that alcohol alone accounts for just a small percentage of the difference in life expectancy across nations.</w:t>
+      </w:r>
+    </w:p>
+    <w:p>
+      <w:pPr>
+        <w:rPr>
+          <w:rFonts w:ascii="Times New Roman" w:eastAsia="Times New Roman" w:hAnsi="Times New Roman" w:cs="Times New Roman"/>
+          <w:lang w:val="en-IN"/>
+        </w:rPr>
+      </w:pPr>
     </w:p>
     <w:p>
       <w:pPr>
@@ -4673,98 +4782,76 @@
           <w:ilvl w:val="1"/>
           <w:numId w:val="35"/>
         </w:numPr>
-        <w:ind w:hanging="720"/>
+        <w:ind w:left="142"/>
         <w:rPr>
           <w:rFonts w:ascii="Times New Roman" w:eastAsia="Times New Roman" w:hAnsi="Times New Roman" w:cs="Times New Roman"/>
           <w:b/>
           <w:bCs/>
-        </w:rPr>
-      </w:pPr>
-      <w:r>
-        <w:rPr>
-          <w:rFonts w:ascii="Times New Roman" w:eastAsia="Times New Roman" w:hAnsi="Times New Roman" w:cs="Times New Roman"/>
-        </w:rPr>
-        <w:t xml:space="preserve">Interpretation of the results </w:t>
-      </w:r>
-      <w:r>
-        <w:rPr>
-          <w:rFonts w:ascii="Times New Roman" w:eastAsia="Times New Roman" w:hAnsi="Times New Roman" w:cs="Times New Roman"/>
-        </w:rPr>
-        <w:t>(</w:t>
-      </w:r>
+          <w:sz w:val="28"/>
+          <w:szCs w:val="28"/>
+        </w:rPr>
+      </w:pPr>
       <w:r>
         <w:rPr>
           <w:rFonts w:ascii="Times New Roman" w:eastAsia="Times New Roman" w:hAnsi="Times New Roman" w:cs="Times New Roman"/>
           <w:b/>
           <w:bCs/>
-        </w:rPr>
-        <w:t>75 words)</w:t>
-      </w:r>
-    </w:p>
-    <w:p>
-      <w:pPr>
-        <w:pStyle w:val="ListParagraph"/>
-        <w:numPr>
-          <w:ilvl w:val="0"/>
-          <w:numId w:val="29"/>
-        </w:numPr>
-        <w:ind w:left="1440"/>
-        <w:rPr>
-          <w:rFonts w:ascii="Times New Roman" w:eastAsia="Times New Roman" w:hAnsi="Times New Roman" w:cs="Times New Roman"/>
-          <w:highlight w:val="yellow"/>
-        </w:rPr>
-      </w:pPr>
-      <w:r>
-        <w:rPr>
-          <w:rFonts w:ascii="Times New Roman" w:eastAsia="Times New Roman" w:hAnsi="Times New Roman" w:cs="Times New Roman"/>
-          <w:i/>
-          <w:iCs/>
-          <w:highlight w:val="yellow"/>
-        </w:rPr>
-        <w:t xml:space="preserve">Interpretation of what the results mean in terms of your RQ and the </w:t>
-      </w:r>
-      <w:r>
-        <w:rPr>
-          <w:rFonts w:ascii="Times New Roman" w:eastAsia="Times New Roman" w:hAnsi="Times New Roman" w:cs="Times New Roman"/>
-          <w:i/>
-          <w:iCs/>
-          <w:highlight w:val="yellow"/>
-        </w:rPr>
-        <w:t>e</w:t>
-      </w:r>
-      <w:r>
-        <w:rPr>
-          <w:rFonts w:ascii="Times New Roman" w:eastAsia="Times New Roman" w:hAnsi="Times New Roman" w:cs="Times New Roman"/>
-          <w:i/>
-          <w:iCs/>
-          <w:highlight w:val="yellow"/>
-        </w:rPr>
-        <w:t xml:space="preserve">ffect this may have on your population and </w:t>
-      </w:r>
-      <w:r>
-        <w:rPr>
-          <w:rFonts w:ascii="Times New Roman" w:eastAsia="Times New Roman" w:hAnsi="Times New Roman" w:cs="Times New Roman"/>
-          <w:i/>
-          <w:iCs/>
-          <w:highlight w:val="yellow"/>
-        </w:rPr>
-        <w:t xml:space="preserve">the </w:t>
-      </w:r>
-      <w:r>
-        <w:rPr>
-          <w:rFonts w:ascii="Times New Roman" w:eastAsia="Times New Roman" w:hAnsi="Times New Roman" w:cs="Times New Roman"/>
-          <w:i/>
-          <w:iCs/>
-          <w:highlight w:val="yellow"/>
-        </w:rPr>
-        <w:t>wider context of your topic.</w:t>
-      </w:r>
-      <w:r>
-        <w:rPr>
-          <w:rFonts w:ascii="Times New Roman" w:eastAsia="Times New Roman" w:hAnsi="Times New Roman" w:cs="Times New Roman"/>
-        </w:rPr>
-        <w:t xml:space="preserve"> </w:t>
-      </w:r>
+          <w:sz w:val="28"/>
+          <w:szCs w:val="28"/>
+        </w:rPr>
+        <w:t xml:space="preserve">Interpretation of the results </w:t>
+      </w:r>
+    </w:p>
+    <w:p>
+      <w:pPr>
+        <w:rPr>
+          <w:rFonts w:ascii="Times New Roman" w:eastAsia="Times New Roman" w:hAnsi="Times New Roman" w:cs="Times New Roman"/>
+          <w:b/>
+          <w:bCs/>
+          <w:sz w:val="28"/>
+          <w:szCs w:val="28"/>
+        </w:rPr>
+      </w:pPr>
+    </w:p>
+    <w:p>
+      <w:pPr>
+        <w:ind w:left="-284"/>
+        <w:jc w:val="both"/>
+        <w:rPr>
+          <w:rFonts w:ascii="Times New Roman" w:eastAsia="Times New Roman" w:hAnsi="Times New Roman" w:cs="Times New Roman"/>
+          <w:lang w:val="en-IN"/>
+        </w:rPr>
+      </w:pPr>
+      <w:r>
+        <w:rPr>
+          <w:rFonts w:ascii="Times New Roman" w:eastAsia="Times New Roman" w:hAnsi="Times New Roman" w:cs="Times New Roman"/>
+          <w:lang w:val="en-IN"/>
+        </w:rPr>
+        <w:t>Although there is no proof of causation, the small positive association indicates that nations with higher alcohol use typically have somewhat longer life expectancies. Other elements, such as healthcare systems and socioeconomic circumstances, are important. Future studies into the processes and contextual factors impacting life expectancy globally will be guided by the statistically significant link that provides insight into population-level patterns of alcohol use and health outcomes.</w:t>
+      </w:r>
+    </w:p>
+    <w:p>
+      <w:pPr>
+        <w:rPr>
+          <w:rFonts w:ascii="Times New Roman" w:eastAsia="Times New Roman" w:hAnsi="Times New Roman" w:cs="Times New Roman"/>
+          <w:b/>
+          <w:bCs/>
+          <w:sz w:val="28"/>
+          <w:szCs w:val="28"/>
+          <w:lang w:val="en-IN"/>
+        </w:rPr>
+      </w:pPr>
+    </w:p>
+    <w:p>
+      <w:pPr>
+        <w:rPr>
+          <w:rFonts w:ascii="Times New Roman" w:eastAsia="Times New Roman" w:hAnsi="Times New Roman" w:cs="Times New Roman"/>
+          <w:b/>
+          <w:bCs/>
+          <w:sz w:val="28"/>
+          <w:szCs w:val="28"/>
+        </w:rPr>
+      </w:pPr>
     </w:p>
     <w:p>
       <w:pPr>
@@ -4773,45 +4860,148 @@
           <w:ilvl w:val="1"/>
           <w:numId w:val="35"/>
         </w:numPr>
-        <w:ind w:hanging="720"/>
-        <w:rPr>
-          <w:rFonts w:ascii="Times New Roman" w:eastAsia="Times New Roman" w:hAnsi="Times New Roman" w:cs="Times New Roman"/>
-        </w:rPr>
-      </w:pPr>
-      <w:r>
-        <w:rPr>
-          <w:rFonts w:ascii="Times New Roman" w:eastAsia="Times New Roman" w:hAnsi="Times New Roman" w:cs="Times New Roman"/>
-        </w:rPr>
-        <w:t>Reasons and/or implications for future work, limitations of your stud</w:t>
-      </w:r>
-      <w:r>
-        <w:rPr>
-          <w:rFonts w:ascii="Times New Roman" w:eastAsia="Times New Roman" w:hAnsi="Times New Roman" w:cs="Times New Roman"/>
-        </w:rPr>
-        <w:t>y (</w:t>
-      </w:r>
-      <w:r>
+        <w:ind w:left="142" w:hanging="426"/>
         <w:rPr>
           <w:rFonts w:ascii="Times New Roman" w:eastAsia="Times New Roman" w:hAnsi="Times New Roman" w:cs="Times New Roman"/>
           <w:b/>
           <w:bCs/>
-        </w:rPr>
-        <w:t>50 words)</w:t>
-      </w:r>
-    </w:p>
-    <w:p>
-      <w:pPr>
-        <w:ind w:left="1440"/>
-        <w:rPr>
-          <w:rFonts w:ascii="Times New Roman" w:eastAsia="Times New Roman" w:hAnsi="Times New Roman" w:cs="Times New Roman"/>
-        </w:rPr>
-      </w:pPr>
-      <w:r>
-        <w:rPr>
-          <w:rFonts w:ascii="Times New Roman" w:eastAsia="Times New Roman" w:hAnsi="Times New Roman" w:cs="Times New Roman"/>
-        </w:rPr>
-        <w:t xml:space="preserve"> </w:t>
-      </w:r>
+          <w:sz w:val="28"/>
+          <w:szCs w:val="28"/>
+        </w:rPr>
+      </w:pPr>
+      <w:r>
+        <w:rPr>
+          <w:rFonts w:ascii="Times New Roman" w:eastAsia="Times New Roman" w:hAnsi="Times New Roman" w:cs="Times New Roman"/>
+          <w:b/>
+          <w:bCs/>
+          <w:sz w:val="28"/>
+          <w:szCs w:val="28"/>
+        </w:rPr>
+        <w:t>Reasons and/or implications for future work, limitations of your stud</w:t>
+      </w:r>
+      <w:r>
+        <w:rPr>
+          <w:rFonts w:ascii="Times New Roman" w:eastAsia="Times New Roman" w:hAnsi="Times New Roman" w:cs="Times New Roman"/>
+          <w:b/>
+          <w:bCs/>
+          <w:sz w:val="28"/>
+          <w:szCs w:val="28"/>
+        </w:rPr>
+        <w:t xml:space="preserve">y </w:t>
+      </w:r>
+    </w:p>
+    <w:p>
+      <w:pPr>
+        <w:rPr>
+          <w:rFonts w:ascii="Times New Roman" w:eastAsia="Times New Roman" w:hAnsi="Times New Roman" w:cs="Times New Roman"/>
+        </w:rPr>
+      </w:pPr>
+    </w:p>
+    <w:p>
+      <w:pPr>
+        <w:ind w:left="-284"/>
+        <w:jc w:val="both"/>
+        <w:rPr>
+          <w:rFonts w:ascii="Times New Roman" w:eastAsia="Times New Roman" w:hAnsi="Times New Roman" w:cs="Times New Roman"/>
+          <w:lang w:val="en-IN"/>
+        </w:rPr>
+      </w:pPr>
+      <w:r>
+        <w:rPr>
+          <w:rFonts w:ascii="Times New Roman" w:eastAsia="Times New Roman" w:hAnsi="Times New Roman" w:cs="Times New Roman"/>
+          <w:lang w:val="en-IN"/>
+        </w:rPr>
+        <w:t>The observational design of this study and unexplained confounding variables, such as food, healthcare quality, and socioeconomic position, are its main limitations. In order to elucidate causal links and investigate other factors influencing life expectancy in addition to alcohol intake, future study may employ multivariate analysis and longitudinal data.</w:t>
+      </w:r>
+    </w:p>
+    <w:p>
+      <w:pPr>
+        <w:rPr>
+          <w:rFonts w:ascii="Times New Roman" w:eastAsia="Times New Roman" w:hAnsi="Times New Roman" w:cs="Times New Roman"/>
+          <w:lang w:val="en-IN"/>
+        </w:rPr>
+      </w:pPr>
+    </w:p>
+    <w:p>
+      <w:pPr>
+        <w:pStyle w:val="ListParagraph"/>
+        <w:ind w:left="420"/>
+        <w:rPr>
+          <w:rFonts w:ascii="Times New Roman" w:eastAsia="Times New Roman" w:hAnsi="Times New Roman" w:cs="Times New Roman"/>
+        </w:rPr>
+      </w:pPr>
+    </w:p>
+    <w:p>
+      <w:pPr>
+        <w:pStyle w:val="ListParagraph"/>
+        <w:ind w:left="420"/>
+        <w:rPr>
+          <w:rFonts w:ascii="Times New Roman" w:eastAsia="Times New Roman" w:hAnsi="Times New Roman" w:cs="Times New Roman"/>
+        </w:rPr>
+      </w:pPr>
+    </w:p>
+    <w:p>
+      <w:pPr>
+        <w:pStyle w:val="ListParagraph"/>
+        <w:ind w:left="420"/>
+        <w:rPr>
+          <w:rFonts w:ascii="Times New Roman" w:eastAsia="Times New Roman" w:hAnsi="Times New Roman" w:cs="Times New Roman"/>
+        </w:rPr>
+      </w:pPr>
+    </w:p>
+    <w:p>
+      <w:pPr>
+        <w:pStyle w:val="ListParagraph"/>
+        <w:ind w:left="420"/>
+        <w:rPr>
+          <w:rFonts w:ascii="Times New Roman" w:eastAsia="Times New Roman" w:hAnsi="Times New Roman" w:cs="Times New Roman"/>
+        </w:rPr>
+      </w:pPr>
+    </w:p>
+    <w:p>
+      <w:pPr>
+        <w:pStyle w:val="ListParagraph"/>
+        <w:ind w:left="420"/>
+        <w:rPr>
+          <w:rFonts w:ascii="Times New Roman" w:eastAsia="Times New Roman" w:hAnsi="Times New Roman" w:cs="Times New Roman"/>
+        </w:rPr>
+      </w:pPr>
+    </w:p>
+    <w:p>
+      <w:pPr>
+        <w:pStyle w:val="ListParagraph"/>
+        <w:ind w:left="420"/>
+        <w:rPr>
+          <w:rFonts w:ascii="Times New Roman" w:eastAsia="Times New Roman" w:hAnsi="Times New Roman" w:cs="Times New Roman"/>
+        </w:rPr>
+      </w:pPr>
+    </w:p>
+    <w:p>
+      <w:pPr>
+        <w:pStyle w:val="ListParagraph"/>
+        <w:ind w:left="420"/>
+        <w:rPr>
+          <w:rFonts w:ascii="Times New Roman" w:eastAsia="Times New Roman" w:hAnsi="Times New Roman" w:cs="Times New Roman"/>
+        </w:rPr>
+      </w:pPr>
+    </w:p>
+    <w:p>
+      <w:pPr>
+        <w:pStyle w:val="ListParagraph"/>
+        <w:ind w:left="420"/>
+        <w:rPr>
+          <w:rFonts w:ascii="Times New Roman" w:eastAsia="Times New Roman" w:hAnsi="Times New Roman" w:cs="Times New Roman"/>
+        </w:rPr>
+      </w:pPr>
+    </w:p>
+    <w:p>
+      <w:pPr>
+        <w:pStyle w:val="ListParagraph"/>
+        <w:ind w:left="420"/>
+        <w:rPr>
+          <w:rFonts w:ascii="Times New Roman" w:eastAsia="Times New Roman" w:hAnsi="Times New Roman" w:cs="Times New Roman"/>
+        </w:rPr>
+      </w:pPr>
     </w:p>
     <w:p>
       <w:pPr>
@@ -5113,25 +5303,7 @@
           <w:i/>
           <w:iCs/>
         </w:rPr>
-        <w:t xml:space="preserve">Global Health Estimates 2021: Deaths by Cause, Age, Sex, by Country and by </w:t>
-      </w:r>
-      <w:proofErr w:type="gramStart"/>
-      <w:r>
-        <w:rPr>
-          <w:rFonts w:ascii="Times New Roman" w:hAnsi="Times New Roman" w:cs="Times New Roman"/>
-          <w:i/>
-          <w:iCs/>
-        </w:rPr>
-        <w:t>Region</w:t>
-      </w:r>
-      <w:proofErr w:type="gramEnd"/>
-      <w:r>
-        <w:rPr>
-          <w:rFonts w:ascii="Times New Roman" w:hAnsi="Times New Roman" w:cs="Times New Roman"/>
-          <w:i/>
-          <w:iCs/>
-        </w:rPr>
-        <w:t>, 2000-2021</w:t>
+        <w:t>Global Health Estimates 2021: Deaths by Cause, Age, Sex, by Country and by Region, 2000-2021</w:t>
       </w:r>
       <w:r>
         <w:rPr>
@@ -5471,67 +5643,260 @@
                 <w:rFonts w:ascii="Times New Roman" w:eastAsia="Times New Roman" w:hAnsi="Times New Roman" w:cs="Times New Roman"/>
               </w:rPr>
             </w:pPr>
-            <w:proofErr w:type="gramStart"/>
+            <w:r>
+              <w:rPr>
+                <w:rFonts w:ascii="Times New Roman" w:eastAsia="Times New Roman" w:hAnsi="Times New Roman" w:cs="Times New Roman"/>
+              </w:rPr>
+              <w:t>cat("=== LOADING DATASETS ===\n\n")</w:t>
+            </w:r>
+          </w:p>
+          <w:p>
+            <w:pPr>
+              <w:ind w:left="1080"/>
+              <w:rPr>
+                <w:rFonts w:ascii="Times New Roman" w:eastAsia="Times New Roman" w:hAnsi="Times New Roman" w:cs="Times New Roman"/>
+              </w:rPr>
+            </w:pPr>
+          </w:p>
+          <w:p>
+            <w:pPr>
+              <w:rPr>
+                <w:rFonts w:ascii="Times New Roman" w:eastAsia="Times New Roman" w:hAnsi="Times New Roman" w:cs="Times New Roman"/>
+              </w:rPr>
+            </w:pPr>
+            <w:r>
+              <w:rPr>
+                <w:rFonts w:ascii="Times New Roman" w:eastAsia="Times New Roman" w:hAnsi="Times New Roman" w:cs="Times New Roman"/>
+              </w:rPr>
+              <w:t># Read the TWO dataset files</w:t>
+            </w:r>
+          </w:p>
+          <w:p>
+            <w:pPr>
+              <w:rPr>
+                <w:rFonts w:ascii="Times New Roman" w:eastAsia="Times New Roman" w:hAnsi="Times New Roman" w:cs="Times New Roman"/>
+              </w:rPr>
+            </w:pPr>
+            <w:r>
+              <w:rPr>
+                <w:rFonts w:ascii="Times New Roman" w:eastAsia="Times New Roman" w:hAnsi="Times New Roman" w:cs="Times New Roman"/>
+              </w:rPr>
+              <w:t>drinks &lt;- read.csv("C:\\Users\\hynda\\Downloads\\drinks.csv")</w:t>
+            </w:r>
+          </w:p>
+          <w:p>
+            <w:pPr>
+              <w:rPr>
+                <w:rFonts w:ascii="Times New Roman" w:eastAsia="Times New Roman" w:hAnsi="Times New Roman" w:cs="Times New Roman"/>
+              </w:rPr>
+            </w:pPr>
+            <w:proofErr w:type="spellStart"/>
+            <w:r>
+              <w:rPr>
+                <w:rFonts w:ascii="Times New Roman" w:eastAsia="Times New Roman" w:hAnsi="Times New Roman" w:cs="Times New Roman"/>
+              </w:rPr>
+              <w:t>life_exp</w:t>
+            </w:r>
+            <w:proofErr w:type="spellEnd"/>
+            <w:r>
+              <w:rPr>
+                <w:rFonts w:ascii="Times New Roman" w:eastAsia="Times New Roman" w:hAnsi="Times New Roman" w:cs="Times New Roman"/>
+              </w:rPr>
+              <w:t xml:space="preserve"> &lt;- read.csv("C:\\Users\\hynda\\Downloads\\lifeexpectancy.csv")</w:t>
+            </w:r>
+          </w:p>
+          <w:p>
+            <w:pPr>
+              <w:rPr>
+                <w:rFonts w:ascii="Times New Roman" w:eastAsia="Times New Roman" w:hAnsi="Times New Roman" w:cs="Times New Roman"/>
+              </w:rPr>
+            </w:pPr>
+          </w:p>
+          <w:p>
+            <w:pPr>
+              <w:rPr>
+                <w:rFonts w:ascii="Times New Roman" w:eastAsia="Times New Roman" w:hAnsi="Times New Roman" w:cs="Times New Roman"/>
+              </w:rPr>
+            </w:pPr>
+            <w:r>
+              <w:rPr>
+                <w:rFonts w:ascii="Times New Roman" w:eastAsia="Times New Roman" w:hAnsi="Times New Roman" w:cs="Times New Roman"/>
+              </w:rPr>
+              <w:t># Display drinks dataset structure</w:t>
+            </w:r>
+          </w:p>
+          <w:p>
+            <w:pPr>
+              <w:rPr>
+                <w:rFonts w:ascii="Times New Roman" w:eastAsia="Times New Roman" w:hAnsi="Times New Roman" w:cs="Times New Roman"/>
+              </w:rPr>
+            </w:pPr>
             <w:r>
               <w:rPr>
                 <w:rFonts w:ascii="Times New Roman" w:eastAsia="Times New Roman" w:hAnsi="Times New Roman" w:cs="Times New Roman"/>
               </w:rPr>
               <w:lastRenderedPageBreak/>
-              <w:t>cat(</w:t>
-            </w:r>
-            <w:proofErr w:type="gramEnd"/>
-            <w:r>
-              <w:rPr>
-                <w:rFonts w:ascii="Times New Roman" w:eastAsia="Times New Roman" w:hAnsi="Times New Roman" w:cs="Times New Roman"/>
-              </w:rPr>
-              <w:t>"=== LOADING DATASETS ===\n\n")</w:t>
-            </w:r>
-          </w:p>
-          <w:p>
-            <w:pPr>
-              <w:ind w:left="1080"/>
-              <w:rPr>
-                <w:rFonts w:ascii="Times New Roman" w:eastAsia="Times New Roman" w:hAnsi="Times New Roman" w:cs="Times New Roman"/>
-              </w:rPr>
-            </w:pPr>
-          </w:p>
-          <w:p>
-            <w:pPr>
-              <w:rPr>
-                <w:rFonts w:ascii="Times New Roman" w:eastAsia="Times New Roman" w:hAnsi="Times New Roman" w:cs="Times New Roman"/>
-              </w:rPr>
-            </w:pPr>
-            <w:r>
-              <w:rPr>
-                <w:rFonts w:ascii="Times New Roman" w:eastAsia="Times New Roman" w:hAnsi="Times New Roman" w:cs="Times New Roman"/>
-              </w:rPr>
-              <w:t># Read the TWO dataset files</w:t>
-            </w:r>
-          </w:p>
-          <w:p>
-            <w:pPr>
-              <w:rPr>
-                <w:rFonts w:ascii="Times New Roman" w:eastAsia="Times New Roman" w:hAnsi="Times New Roman" w:cs="Times New Roman"/>
-              </w:rPr>
-            </w:pPr>
-            <w:r>
-              <w:rPr>
-                <w:rFonts w:ascii="Times New Roman" w:eastAsia="Times New Roman" w:hAnsi="Times New Roman" w:cs="Times New Roman"/>
-              </w:rPr>
-              <w:t>drinks &lt;- read.csv("C:\\Users\\hynda\\Downloads\\drinks.csv")</w:t>
-            </w:r>
-          </w:p>
-          <w:p>
-            <w:pPr>
-              <w:rPr>
-                <w:rFonts w:ascii="Times New Roman" w:eastAsia="Times New Roman" w:hAnsi="Times New Roman" w:cs="Times New Roman"/>
-              </w:rPr>
-            </w:pPr>
+              <w:t>cat("--- DRINKS DATASET ---\n")</w:t>
+            </w:r>
+          </w:p>
+          <w:p>
+            <w:pPr>
+              <w:rPr>
+                <w:rFonts w:ascii="Times New Roman" w:eastAsia="Times New Roman" w:hAnsi="Times New Roman" w:cs="Times New Roman"/>
+              </w:rPr>
+            </w:pPr>
+            <w:r>
+              <w:rPr>
+                <w:rFonts w:ascii="Times New Roman" w:eastAsia="Times New Roman" w:hAnsi="Times New Roman" w:cs="Times New Roman"/>
+              </w:rPr>
+              <w:t>cat("Columns:", paste(</w:t>
+            </w:r>
             <w:proofErr w:type="spellStart"/>
             <w:r>
               <w:rPr>
                 <w:rFonts w:ascii="Times New Roman" w:eastAsia="Times New Roman" w:hAnsi="Times New Roman" w:cs="Times New Roman"/>
               </w:rPr>
+              <w:t>colnames</w:t>
+            </w:r>
+            <w:proofErr w:type="spellEnd"/>
+            <w:r>
+              <w:rPr>
+                <w:rFonts w:ascii="Times New Roman" w:eastAsia="Times New Roman" w:hAnsi="Times New Roman" w:cs="Times New Roman"/>
+              </w:rPr>
+              <w:t>(drinks), collapse=", "), "\n")</w:t>
+            </w:r>
+          </w:p>
+          <w:p>
+            <w:pPr>
+              <w:rPr>
+                <w:rFonts w:ascii="Times New Roman" w:eastAsia="Times New Roman" w:hAnsi="Times New Roman" w:cs="Times New Roman"/>
+              </w:rPr>
+            </w:pPr>
+            <w:r>
+              <w:rPr>
+                <w:rFonts w:ascii="Times New Roman" w:eastAsia="Times New Roman" w:hAnsi="Times New Roman" w:cs="Times New Roman"/>
+              </w:rPr>
+              <w:t xml:space="preserve">cat("Dimensions:", </w:t>
+            </w:r>
+            <w:proofErr w:type="spellStart"/>
+            <w:r>
+              <w:rPr>
+                <w:rFonts w:ascii="Times New Roman" w:eastAsia="Times New Roman" w:hAnsi="Times New Roman" w:cs="Times New Roman"/>
+              </w:rPr>
+              <w:t>nrow</w:t>
+            </w:r>
+            <w:proofErr w:type="spellEnd"/>
+            <w:r>
+              <w:rPr>
+                <w:rFonts w:ascii="Times New Roman" w:eastAsia="Times New Roman" w:hAnsi="Times New Roman" w:cs="Times New Roman"/>
+              </w:rPr>
+              <w:t xml:space="preserve">(drinks), "rows x", </w:t>
+            </w:r>
+            <w:proofErr w:type="spellStart"/>
+            <w:r>
+              <w:rPr>
+                <w:rFonts w:ascii="Times New Roman" w:eastAsia="Times New Roman" w:hAnsi="Times New Roman" w:cs="Times New Roman"/>
+              </w:rPr>
+              <w:t>ncol</w:t>
+            </w:r>
+            <w:proofErr w:type="spellEnd"/>
+            <w:r>
+              <w:rPr>
+                <w:rFonts w:ascii="Times New Roman" w:eastAsia="Times New Roman" w:hAnsi="Times New Roman" w:cs="Times New Roman"/>
+              </w:rPr>
+              <w:t>(drinks), "columns\n\n")</w:t>
+            </w:r>
+          </w:p>
+          <w:p>
+            <w:pPr>
+              <w:rPr>
+                <w:rFonts w:ascii="Times New Roman" w:eastAsia="Times New Roman" w:hAnsi="Times New Roman" w:cs="Times New Roman"/>
+              </w:rPr>
+            </w:pPr>
+            <w:r>
+              <w:rPr>
+                <w:rFonts w:ascii="Times New Roman" w:eastAsia="Times New Roman" w:hAnsi="Times New Roman" w:cs="Times New Roman"/>
+              </w:rPr>
+              <w:t>str(drinks)</w:t>
+            </w:r>
+          </w:p>
+          <w:p>
+            <w:pPr>
+              <w:rPr>
+                <w:rFonts w:ascii="Times New Roman" w:eastAsia="Times New Roman" w:hAnsi="Times New Roman" w:cs="Times New Roman"/>
+              </w:rPr>
+            </w:pPr>
+            <w:r>
+              <w:rPr>
+                <w:rFonts w:ascii="Times New Roman" w:eastAsia="Times New Roman" w:hAnsi="Times New Roman" w:cs="Times New Roman"/>
+              </w:rPr>
+              <w:t>summary(drinks)</w:t>
+            </w:r>
+          </w:p>
+          <w:p>
+            <w:pPr>
+              <w:rPr>
+                <w:rFonts w:ascii="Times New Roman" w:eastAsia="Times New Roman" w:hAnsi="Times New Roman" w:cs="Times New Roman"/>
+              </w:rPr>
+            </w:pPr>
+          </w:p>
+          <w:p>
+            <w:pPr>
+              <w:rPr>
+                <w:rFonts w:ascii="Times New Roman" w:eastAsia="Times New Roman" w:hAnsi="Times New Roman" w:cs="Times New Roman"/>
+              </w:rPr>
+            </w:pPr>
+            <w:r>
+              <w:rPr>
+                <w:rFonts w:ascii="Times New Roman" w:eastAsia="Times New Roman" w:hAnsi="Times New Roman" w:cs="Times New Roman"/>
+              </w:rPr>
+              <w:t># Display life expectancy dataset structure</w:t>
+            </w:r>
+          </w:p>
+          <w:p>
+            <w:pPr>
+              <w:rPr>
+                <w:rFonts w:ascii="Times New Roman" w:eastAsia="Times New Roman" w:hAnsi="Times New Roman" w:cs="Times New Roman"/>
+              </w:rPr>
+            </w:pPr>
+            <w:r>
+              <w:rPr>
+                <w:rFonts w:ascii="Times New Roman" w:eastAsia="Times New Roman" w:hAnsi="Times New Roman" w:cs="Times New Roman"/>
+              </w:rPr>
+              <w:t>cat("\n--- LIFE EXPECTANCY DATASET ---\n")</w:t>
+            </w:r>
+          </w:p>
+          <w:p>
+            <w:pPr>
+              <w:rPr>
+                <w:rFonts w:ascii="Times New Roman" w:eastAsia="Times New Roman" w:hAnsi="Times New Roman" w:cs="Times New Roman"/>
+              </w:rPr>
+            </w:pPr>
+            <w:r>
+              <w:rPr>
+                <w:rFonts w:ascii="Times New Roman" w:eastAsia="Times New Roman" w:hAnsi="Times New Roman" w:cs="Times New Roman"/>
+              </w:rPr>
+              <w:t>cat("Columns:", paste(</w:t>
+            </w:r>
+            <w:proofErr w:type="spellStart"/>
+            <w:r>
+              <w:rPr>
+                <w:rFonts w:ascii="Times New Roman" w:eastAsia="Times New Roman" w:hAnsi="Times New Roman" w:cs="Times New Roman"/>
+              </w:rPr>
+              <w:t>colnames</w:t>
+            </w:r>
+            <w:proofErr w:type="spellEnd"/>
+            <w:r>
+              <w:rPr>
+                <w:rFonts w:ascii="Times New Roman" w:eastAsia="Times New Roman" w:hAnsi="Times New Roman" w:cs="Times New Roman"/>
+              </w:rPr>
+              <w:t>(</w:t>
+            </w:r>
+            <w:proofErr w:type="spellStart"/>
+            <w:r>
+              <w:rPr>
+                <w:rFonts w:ascii="Times New Roman" w:eastAsia="Times New Roman" w:hAnsi="Times New Roman" w:cs="Times New Roman"/>
+              </w:rPr>
               <w:t>life_exp</w:t>
             </w:r>
             <w:proofErr w:type="spellEnd"/>
@@ -5539,248 +5904,116 @@
               <w:rPr>
                 <w:rFonts w:ascii="Times New Roman" w:eastAsia="Times New Roman" w:hAnsi="Times New Roman" w:cs="Times New Roman"/>
               </w:rPr>
-              <w:t xml:space="preserve"> &lt;- read.csv("C:\\Users\\</w:t>
+              <w:t>), collapse=", "), "\n")</w:t>
+            </w:r>
+          </w:p>
+          <w:p>
+            <w:pPr>
+              <w:rPr>
+                <w:rFonts w:ascii="Times New Roman" w:eastAsia="Times New Roman" w:hAnsi="Times New Roman" w:cs="Times New Roman"/>
+              </w:rPr>
+            </w:pPr>
+            <w:r>
+              <w:rPr>
+                <w:rFonts w:ascii="Times New Roman" w:eastAsia="Times New Roman" w:hAnsi="Times New Roman" w:cs="Times New Roman"/>
+              </w:rPr>
+              <w:t xml:space="preserve">cat("Dimensions:", </w:t>
             </w:r>
             <w:proofErr w:type="spellStart"/>
             <w:r>
               <w:rPr>
                 <w:rFonts w:ascii="Times New Roman" w:eastAsia="Times New Roman" w:hAnsi="Times New Roman" w:cs="Times New Roman"/>
               </w:rPr>
-              <w:t>hynda</w:t>
+              <w:t>nrow</w:t>
             </w:r>
             <w:proofErr w:type="spellEnd"/>
             <w:r>
               <w:rPr>
                 <w:rFonts w:ascii="Times New Roman" w:eastAsia="Times New Roman" w:hAnsi="Times New Roman" w:cs="Times New Roman"/>
               </w:rPr>
-              <w:t>\\Downloads\\lifeexpectancy.csv")</w:t>
-            </w:r>
-          </w:p>
-          <w:p>
-            <w:pPr>
-              <w:rPr>
-                <w:rFonts w:ascii="Times New Roman" w:eastAsia="Times New Roman" w:hAnsi="Times New Roman" w:cs="Times New Roman"/>
-              </w:rPr>
-            </w:pPr>
-          </w:p>
-          <w:p>
-            <w:pPr>
-              <w:rPr>
-                <w:rFonts w:ascii="Times New Roman" w:eastAsia="Times New Roman" w:hAnsi="Times New Roman" w:cs="Times New Roman"/>
-              </w:rPr>
-            </w:pPr>
-            <w:r>
-              <w:rPr>
-                <w:rFonts w:ascii="Times New Roman" w:eastAsia="Times New Roman" w:hAnsi="Times New Roman" w:cs="Times New Roman"/>
-              </w:rPr>
-              <w:t># Display drinks dataset structure</w:t>
-            </w:r>
-          </w:p>
-          <w:p>
-            <w:pPr>
-              <w:rPr>
-                <w:rFonts w:ascii="Times New Roman" w:eastAsia="Times New Roman" w:hAnsi="Times New Roman" w:cs="Times New Roman"/>
-              </w:rPr>
-            </w:pPr>
-            <w:proofErr w:type="gramStart"/>
-            <w:r>
-              <w:rPr>
-                <w:rFonts w:ascii="Times New Roman" w:eastAsia="Times New Roman" w:hAnsi="Times New Roman" w:cs="Times New Roman"/>
-              </w:rPr>
-              <w:t>cat(</w:t>
-            </w:r>
-            <w:proofErr w:type="gramEnd"/>
-            <w:r>
-              <w:rPr>
-                <w:rFonts w:ascii="Times New Roman" w:eastAsia="Times New Roman" w:hAnsi="Times New Roman" w:cs="Times New Roman"/>
-              </w:rPr>
-              <w:t>"--- DRINKS DATASET ---\n")</w:t>
-            </w:r>
-          </w:p>
-          <w:p>
-            <w:pPr>
-              <w:rPr>
-                <w:rFonts w:ascii="Times New Roman" w:eastAsia="Times New Roman" w:hAnsi="Times New Roman" w:cs="Times New Roman"/>
-              </w:rPr>
-            </w:pPr>
-            <w:proofErr w:type="gramStart"/>
-            <w:r>
-              <w:rPr>
-                <w:rFonts w:ascii="Times New Roman" w:eastAsia="Times New Roman" w:hAnsi="Times New Roman" w:cs="Times New Roman"/>
-              </w:rPr>
-              <w:t>cat(</w:t>
-            </w:r>
-            <w:proofErr w:type="gramEnd"/>
-            <w:r>
-              <w:rPr>
-                <w:rFonts w:ascii="Times New Roman" w:eastAsia="Times New Roman" w:hAnsi="Times New Roman" w:cs="Times New Roman"/>
-              </w:rPr>
-              <w:t>"Columns:", paste(</w:t>
+              <w:t>(</w:t>
             </w:r>
             <w:proofErr w:type="spellStart"/>
             <w:r>
               <w:rPr>
                 <w:rFonts w:ascii="Times New Roman" w:eastAsia="Times New Roman" w:hAnsi="Times New Roman" w:cs="Times New Roman"/>
               </w:rPr>
-              <w:t>colnames</w:t>
+              <w:t>life_exp</w:t>
             </w:r>
             <w:proofErr w:type="spellEnd"/>
             <w:r>
               <w:rPr>
                 <w:rFonts w:ascii="Times New Roman" w:eastAsia="Times New Roman" w:hAnsi="Times New Roman" w:cs="Times New Roman"/>
               </w:rPr>
-              <w:t>(drinks), collapse=", "), "\n")</w:t>
-            </w:r>
-          </w:p>
-          <w:p>
-            <w:pPr>
-              <w:rPr>
-                <w:rFonts w:ascii="Times New Roman" w:eastAsia="Times New Roman" w:hAnsi="Times New Roman" w:cs="Times New Roman"/>
-              </w:rPr>
-            </w:pPr>
-            <w:proofErr w:type="gramStart"/>
-            <w:r>
-              <w:rPr>
-                <w:rFonts w:ascii="Times New Roman" w:eastAsia="Times New Roman" w:hAnsi="Times New Roman" w:cs="Times New Roman"/>
-              </w:rPr>
-              <w:t>cat(</w:t>
-            </w:r>
-            <w:proofErr w:type="gramEnd"/>
-            <w:r>
-              <w:rPr>
-                <w:rFonts w:ascii="Times New Roman" w:eastAsia="Times New Roman" w:hAnsi="Times New Roman" w:cs="Times New Roman"/>
-              </w:rPr>
-              <w:t xml:space="preserve">"Dimensions:", </w:t>
+              <w:t xml:space="preserve">), "rows x", </w:t>
             </w:r>
             <w:proofErr w:type="spellStart"/>
             <w:r>
               <w:rPr>
                 <w:rFonts w:ascii="Times New Roman" w:eastAsia="Times New Roman" w:hAnsi="Times New Roman" w:cs="Times New Roman"/>
               </w:rPr>
-              <w:t>nrow</w:t>
+              <w:t>ncol</w:t>
             </w:r>
             <w:proofErr w:type="spellEnd"/>
             <w:r>
               <w:rPr>
                 <w:rFonts w:ascii="Times New Roman" w:eastAsia="Times New Roman" w:hAnsi="Times New Roman" w:cs="Times New Roman"/>
               </w:rPr>
-              <w:t xml:space="preserve">(drinks), "rows x", </w:t>
+              <w:t>(</w:t>
             </w:r>
             <w:proofErr w:type="spellStart"/>
             <w:r>
               <w:rPr>
                 <w:rFonts w:ascii="Times New Roman" w:eastAsia="Times New Roman" w:hAnsi="Times New Roman" w:cs="Times New Roman"/>
               </w:rPr>
-              <w:t>ncol</w:t>
+              <w:t>life_exp</w:t>
             </w:r>
             <w:proofErr w:type="spellEnd"/>
             <w:r>
               <w:rPr>
                 <w:rFonts w:ascii="Times New Roman" w:eastAsia="Times New Roman" w:hAnsi="Times New Roman" w:cs="Times New Roman"/>
               </w:rPr>
-              <w:t>(drinks), "columns\n\n")</w:t>
-            </w:r>
-          </w:p>
-          <w:p>
-            <w:pPr>
-              <w:rPr>
-                <w:rFonts w:ascii="Times New Roman" w:eastAsia="Times New Roman" w:hAnsi="Times New Roman" w:cs="Times New Roman"/>
-              </w:rPr>
-            </w:pPr>
-            <w:r>
-              <w:rPr>
-                <w:rFonts w:ascii="Times New Roman" w:eastAsia="Times New Roman" w:hAnsi="Times New Roman" w:cs="Times New Roman"/>
-              </w:rPr>
-              <w:t>str(drinks)</w:t>
-            </w:r>
-          </w:p>
-          <w:p>
-            <w:pPr>
-              <w:rPr>
-                <w:rFonts w:ascii="Times New Roman" w:eastAsia="Times New Roman" w:hAnsi="Times New Roman" w:cs="Times New Roman"/>
-              </w:rPr>
-            </w:pPr>
-            <w:r>
-              <w:rPr>
-                <w:rFonts w:ascii="Times New Roman" w:eastAsia="Times New Roman" w:hAnsi="Times New Roman" w:cs="Times New Roman"/>
-              </w:rPr>
-              <w:t>summary(drinks)</w:t>
-            </w:r>
-          </w:p>
-          <w:p>
-            <w:pPr>
-              <w:rPr>
-                <w:rFonts w:ascii="Times New Roman" w:eastAsia="Times New Roman" w:hAnsi="Times New Roman" w:cs="Times New Roman"/>
-              </w:rPr>
-            </w:pPr>
-          </w:p>
-          <w:p>
-            <w:pPr>
-              <w:rPr>
-                <w:rFonts w:ascii="Times New Roman" w:eastAsia="Times New Roman" w:hAnsi="Times New Roman" w:cs="Times New Roman"/>
-              </w:rPr>
-            </w:pPr>
-            <w:r>
-              <w:rPr>
-                <w:rFonts w:ascii="Times New Roman" w:eastAsia="Times New Roman" w:hAnsi="Times New Roman" w:cs="Times New Roman"/>
-              </w:rPr>
-              <w:t># Display life expectancy dataset structure</w:t>
-            </w:r>
-          </w:p>
-          <w:p>
-            <w:pPr>
-              <w:rPr>
-                <w:rFonts w:ascii="Times New Roman" w:eastAsia="Times New Roman" w:hAnsi="Times New Roman" w:cs="Times New Roman"/>
-              </w:rPr>
-            </w:pPr>
-            <w:proofErr w:type="gramStart"/>
-            <w:r>
-              <w:rPr>
-                <w:rFonts w:ascii="Times New Roman" w:eastAsia="Times New Roman" w:hAnsi="Times New Roman" w:cs="Times New Roman"/>
-              </w:rPr>
-              <w:t>cat(</w:t>
-            </w:r>
-            <w:proofErr w:type="gramEnd"/>
-            <w:r>
-              <w:rPr>
-                <w:rFonts w:ascii="Times New Roman" w:eastAsia="Times New Roman" w:hAnsi="Times New Roman" w:cs="Times New Roman"/>
-              </w:rPr>
-              <w:t>"\n--- LIFE EXPECTANCY DATASET ---\n")</w:t>
-            </w:r>
-          </w:p>
-          <w:p>
-            <w:pPr>
-              <w:rPr>
-                <w:rFonts w:ascii="Times New Roman" w:eastAsia="Times New Roman" w:hAnsi="Times New Roman" w:cs="Times New Roman"/>
-              </w:rPr>
-            </w:pPr>
-            <w:proofErr w:type="gramStart"/>
-            <w:r>
-              <w:rPr>
-                <w:rFonts w:ascii="Times New Roman" w:eastAsia="Times New Roman" w:hAnsi="Times New Roman" w:cs="Times New Roman"/>
-              </w:rPr>
-              <w:t>cat(</w:t>
-            </w:r>
-            <w:proofErr w:type="gramEnd"/>
-            <w:r>
-              <w:rPr>
-                <w:rFonts w:ascii="Times New Roman" w:eastAsia="Times New Roman" w:hAnsi="Times New Roman" w:cs="Times New Roman"/>
-              </w:rPr>
-              <w:t>"Columns:", paste(</w:t>
+              <w:t>), "columns\n\n")</w:t>
+            </w:r>
+          </w:p>
+          <w:p>
+            <w:pPr>
+              <w:rPr>
+                <w:rFonts w:ascii="Times New Roman" w:eastAsia="Times New Roman" w:hAnsi="Times New Roman" w:cs="Times New Roman"/>
+              </w:rPr>
+            </w:pPr>
+            <w:r>
+              <w:rPr>
+                <w:rFonts w:ascii="Times New Roman" w:eastAsia="Times New Roman" w:hAnsi="Times New Roman" w:cs="Times New Roman"/>
+              </w:rPr>
+              <w:t>str(</w:t>
             </w:r>
             <w:proofErr w:type="spellStart"/>
             <w:r>
               <w:rPr>
                 <w:rFonts w:ascii="Times New Roman" w:eastAsia="Times New Roman" w:hAnsi="Times New Roman" w:cs="Times New Roman"/>
               </w:rPr>
-              <w:t>colnames</w:t>
+              <w:t>life_exp</w:t>
             </w:r>
             <w:proofErr w:type="spellEnd"/>
             <w:r>
               <w:rPr>
                 <w:rFonts w:ascii="Times New Roman" w:eastAsia="Times New Roman" w:hAnsi="Times New Roman" w:cs="Times New Roman"/>
               </w:rPr>
-              <w:t>(</w:t>
+              <w:t>)</w:t>
+            </w:r>
+          </w:p>
+          <w:p>
+            <w:pPr>
+              <w:rPr>
+                <w:rFonts w:ascii="Times New Roman" w:eastAsia="Times New Roman" w:hAnsi="Times New Roman" w:cs="Times New Roman"/>
+              </w:rPr>
+            </w:pPr>
+            <w:r>
+              <w:rPr>
+                <w:rFonts w:ascii="Times New Roman" w:eastAsia="Times New Roman" w:hAnsi="Times New Roman" w:cs="Times New Roman"/>
+              </w:rPr>
+              <w:t>summary(</w:t>
             </w:r>
             <w:proofErr w:type="spellStart"/>
             <w:r>
@@ -5794,292 +6027,81 @@
               <w:rPr>
                 <w:rFonts w:ascii="Times New Roman" w:eastAsia="Times New Roman" w:hAnsi="Times New Roman" w:cs="Times New Roman"/>
               </w:rPr>
-              <w:t>), collapse=", "), "\n")</w:t>
-            </w:r>
-          </w:p>
-          <w:p>
-            <w:pPr>
-              <w:rPr>
-                <w:rFonts w:ascii="Times New Roman" w:eastAsia="Times New Roman" w:hAnsi="Times New Roman" w:cs="Times New Roman"/>
-              </w:rPr>
-            </w:pPr>
-            <w:proofErr w:type="gramStart"/>
-            <w:r>
-              <w:rPr>
-                <w:rFonts w:ascii="Times New Roman" w:eastAsia="Times New Roman" w:hAnsi="Times New Roman" w:cs="Times New Roman"/>
-              </w:rPr>
-              <w:t>cat(</w:t>
-            </w:r>
-            <w:proofErr w:type="gramEnd"/>
-            <w:r>
-              <w:rPr>
-                <w:rFonts w:ascii="Times New Roman" w:eastAsia="Times New Roman" w:hAnsi="Times New Roman" w:cs="Times New Roman"/>
-              </w:rPr>
-              <w:t xml:space="preserve">"Dimensions:", </w:t>
+              <w:t>)</w:t>
+            </w:r>
+          </w:p>
+          <w:p>
+            <w:pPr>
+              <w:rPr>
+                <w:rFonts w:ascii="Times New Roman" w:eastAsia="Times New Roman" w:hAnsi="Times New Roman" w:cs="Times New Roman"/>
+              </w:rPr>
+            </w:pPr>
+          </w:p>
+          <w:p>
+            <w:pPr>
+              <w:rPr>
+                <w:rFonts w:ascii="Times New Roman" w:eastAsia="Times New Roman" w:hAnsi="Times New Roman" w:cs="Times New Roman"/>
+              </w:rPr>
+            </w:pPr>
+            <w:r>
+              <w:rPr>
+                <w:rFonts w:ascii="Times New Roman" w:eastAsia="Times New Roman" w:hAnsi="Times New Roman" w:cs="Times New Roman"/>
+              </w:rPr>
+              <w:t># Check for missing values in both datasets</w:t>
+            </w:r>
+          </w:p>
+          <w:p>
+            <w:pPr>
+              <w:rPr>
+                <w:rFonts w:ascii="Times New Roman" w:eastAsia="Times New Roman" w:hAnsi="Times New Roman" w:cs="Times New Roman"/>
+              </w:rPr>
+            </w:pPr>
+            <w:r>
+              <w:rPr>
+                <w:rFonts w:ascii="Times New Roman" w:eastAsia="Times New Roman" w:hAnsi="Times New Roman" w:cs="Times New Roman"/>
+              </w:rPr>
+              <w:t>cat("\n--- MISSING VALUES CHECK ---\n")</w:t>
+            </w:r>
+          </w:p>
+          <w:p>
+            <w:pPr>
+              <w:rPr>
+                <w:rFonts w:ascii="Times New Roman" w:eastAsia="Times New Roman" w:hAnsi="Times New Roman" w:cs="Times New Roman"/>
+              </w:rPr>
+            </w:pPr>
+            <w:r>
+              <w:rPr>
+                <w:rFonts w:ascii="Times New Roman" w:eastAsia="Times New Roman" w:hAnsi="Times New Roman" w:cs="Times New Roman"/>
+              </w:rPr>
+              <w:t>cat("Missing values in drinks:", sum(is.na(drinks)), "\n")</w:t>
+            </w:r>
+          </w:p>
+          <w:p>
+            <w:pPr>
+              <w:rPr>
+                <w:rFonts w:ascii="Times New Roman" w:eastAsia="Times New Roman" w:hAnsi="Times New Roman" w:cs="Times New Roman"/>
+              </w:rPr>
+            </w:pPr>
+            <w:r>
+              <w:rPr>
+                <w:rFonts w:ascii="Times New Roman" w:eastAsia="Times New Roman" w:hAnsi="Times New Roman" w:cs="Times New Roman"/>
+              </w:rPr>
+              <w:t>cat("Missing values in life expectancy:", sum(is.na(</w:t>
             </w:r>
             <w:proofErr w:type="spellStart"/>
             <w:r>
               <w:rPr>
                 <w:rFonts w:ascii="Times New Roman" w:eastAsia="Times New Roman" w:hAnsi="Times New Roman" w:cs="Times New Roman"/>
               </w:rPr>
-              <w:t>nrow</w:t>
+              <w:t>life_exp</w:t>
             </w:r>
             <w:proofErr w:type="spellEnd"/>
             <w:r>
               <w:rPr>
                 <w:rFonts w:ascii="Times New Roman" w:eastAsia="Times New Roman" w:hAnsi="Times New Roman" w:cs="Times New Roman"/>
               </w:rPr>
-              <w:t>(</w:t>
-            </w:r>
-            <w:proofErr w:type="spellStart"/>
-            <w:r>
-              <w:rPr>
-                <w:rFonts w:ascii="Times New Roman" w:eastAsia="Times New Roman" w:hAnsi="Times New Roman" w:cs="Times New Roman"/>
-              </w:rPr>
-              <w:t>life_exp</w:t>
-            </w:r>
-            <w:proofErr w:type="spellEnd"/>
-            <w:r>
-              <w:rPr>
-                <w:rFonts w:ascii="Times New Roman" w:eastAsia="Times New Roman" w:hAnsi="Times New Roman" w:cs="Times New Roman"/>
-              </w:rPr>
-              <w:t xml:space="preserve">), "rows x", </w:t>
-            </w:r>
-            <w:proofErr w:type="spellStart"/>
-            <w:r>
-              <w:rPr>
-                <w:rFonts w:ascii="Times New Roman" w:eastAsia="Times New Roman" w:hAnsi="Times New Roman" w:cs="Times New Roman"/>
-              </w:rPr>
-              <w:t>ncol</w:t>
-            </w:r>
-            <w:proofErr w:type="spellEnd"/>
-            <w:r>
-              <w:rPr>
-                <w:rFonts w:ascii="Times New Roman" w:eastAsia="Times New Roman" w:hAnsi="Times New Roman" w:cs="Times New Roman"/>
-              </w:rPr>
-              <w:t>(</w:t>
-            </w:r>
-            <w:proofErr w:type="spellStart"/>
-            <w:r>
-              <w:rPr>
-                <w:rFonts w:ascii="Times New Roman" w:eastAsia="Times New Roman" w:hAnsi="Times New Roman" w:cs="Times New Roman"/>
-              </w:rPr>
-              <w:t>life_exp</w:t>
-            </w:r>
-            <w:proofErr w:type="spellEnd"/>
-            <w:r>
-              <w:rPr>
-                <w:rFonts w:ascii="Times New Roman" w:eastAsia="Times New Roman" w:hAnsi="Times New Roman" w:cs="Times New Roman"/>
-              </w:rPr>
-              <w:t>), "columns\n\n")</w:t>
-            </w:r>
-          </w:p>
-          <w:p>
-            <w:pPr>
-              <w:rPr>
-                <w:rFonts w:ascii="Times New Roman" w:eastAsia="Times New Roman" w:hAnsi="Times New Roman" w:cs="Times New Roman"/>
-              </w:rPr>
-            </w:pPr>
-            <w:r>
-              <w:rPr>
-                <w:rFonts w:ascii="Times New Roman" w:eastAsia="Times New Roman" w:hAnsi="Times New Roman" w:cs="Times New Roman"/>
-              </w:rPr>
-              <w:t>str(</w:t>
-            </w:r>
-            <w:proofErr w:type="spellStart"/>
-            <w:r>
-              <w:rPr>
-                <w:rFonts w:ascii="Times New Roman" w:eastAsia="Times New Roman" w:hAnsi="Times New Roman" w:cs="Times New Roman"/>
-              </w:rPr>
-              <w:t>life_exp</w:t>
-            </w:r>
-            <w:proofErr w:type="spellEnd"/>
-            <w:r>
-              <w:rPr>
-                <w:rFonts w:ascii="Times New Roman" w:eastAsia="Times New Roman" w:hAnsi="Times New Roman" w:cs="Times New Roman"/>
-              </w:rPr>
-              <w:t>)</w:t>
-            </w:r>
-          </w:p>
-          <w:p>
-            <w:pPr>
-              <w:rPr>
-                <w:rFonts w:ascii="Times New Roman" w:eastAsia="Times New Roman" w:hAnsi="Times New Roman" w:cs="Times New Roman"/>
-              </w:rPr>
-            </w:pPr>
-            <w:r>
-              <w:rPr>
-                <w:rFonts w:ascii="Times New Roman" w:eastAsia="Times New Roman" w:hAnsi="Times New Roman" w:cs="Times New Roman"/>
-              </w:rPr>
-              <w:t>summary(</w:t>
-            </w:r>
-            <w:proofErr w:type="spellStart"/>
-            <w:r>
-              <w:rPr>
-                <w:rFonts w:ascii="Times New Roman" w:eastAsia="Times New Roman" w:hAnsi="Times New Roman" w:cs="Times New Roman"/>
-              </w:rPr>
-              <w:t>life_exp</w:t>
-            </w:r>
-            <w:proofErr w:type="spellEnd"/>
-            <w:r>
-              <w:rPr>
-                <w:rFonts w:ascii="Times New Roman" w:eastAsia="Times New Roman" w:hAnsi="Times New Roman" w:cs="Times New Roman"/>
-              </w:rPr>
-              <w:t>)</w:t>
-            </w:r>
-          </w:p>
-          <w:p>
-            <w:pPr>
-              <w:rPr>
-                <w:rFonts w:ascii="Times New Roman" w:eastAsia="Times New Roman" w:hAnsi="Times New Roman" w:cs="Times New Roman"/>
-              </w:rPr>
-            </w:pPr>
-          </w:p>
-          <w:p>
-            <w:pPr>
-              <w:rPr>
-                <w:rFonts w:ascii="Times New Roman" w:eastAsia="Times New Roman" w:hAnsi="Times New Roman" w:cs="Times New Roman"/>
-              </w:rPr>
-            </w:pPr>
-            <w:r>
-              <w:rPr>
-                <w:rFonts w:ascii="Times New Roman" w:eastAsia="Times New Roman" w:hAnsi="Times New Roman" w:cs="Times New Roman"/>
-              </w:rPr>
-              <w:t># Check for missing values in both datasets</w:t>
-            </w:r>
-          </w:p>
-          <w:p>
-            <w:pPr>
-              <w:rPr>
-                <w:rFonts w:ascii="Times New Roman" w:eastAsia="Times New Roman" w:hAnsi="Times New Roman" w:cs="Times New Roman"/>
-              </w:rPr>
-            </w:pPr>
-            <w:proofErr w:type="gramStart"/>
-            <w:r>
-              <w:rPr>
-                <w:rFonts w:ascii="Times New Roman" w:eastAsia="Times New Roman" w:hAnsi="Times New Roman" w:cs="Times New Roman"/>
-              </w:rPr>
-              <w:t>cat(</w:t>
-            </w:r>
-            <w:proofErr w:type="gramEnd"/>
-            <w:r>
-              <w:rPr>
-                <w:rFonts w:ascii="Times New Roman" w:eastAsia="Times New Roman" w:hAnsi="Times New Roman" w:cs="Times New Roman"/>
-              </w:rPr>
-              <w:t>"\n--- MISSING VALUES CHECK ---\n")</w:t>
-            </w:r>
-          </w:p>
-          <w:p>
-            <w:pPr>
-              <w:rPr>
-                <w:rFonts w:ascii="Times New Roman" w:eastAsia="Times New Roman" w:hAnsi="Times New Roman" w:cs="Times New Roman"/>
-              </w:rPr>
-            </w:pPr>
-            <w:proofErr w:type="gramStart"/>
-            <w:r>
-              <w:rPr>
-                <w:rFonts w:ascii="Times New Roman" w:eastAsia="Times New Roman" w:hAnsi="Times New Roman" w:cs="Times New Roman"/>
-              </w:rPr>
-              <w:t>cat(</w:t>
-            </w:r>
-            <w:proofErr w:type="gramEnd"/>
-            <w:r>
-              <w:rPr>
-                <w:rFonts w:ascii="Times New Roman" w:eastAsia="Times New Roman" w:hAnsi="Times New Roman" w:cs="Times New Roman"/>
-              </w:rPr>
-              <w:t>"Missing values in drinks:", sum(is.na(drinks)), "\n")</w:t>
-            </w:r>
-          </w:p>
-          <w:p>
-            <w:pPr>
-              <w:rPr>
-                <w:rFonts w:ascii="Times New Roman" w:eastAsia="Times New Roman" w:hAnsi="Times New Roman" w:cs="Times New Roman"/>
-              </w:rPr>
-            </w:pPr>
-            <w:proofErr w:type="gramStart"/>
-            <w:r>
-              <w:rPr>
-                <w:rFonts w:ascii="Times New Roman" w:eastAsia="Times New Roman" w:hAnsi="Times New Roman" w:cs="Times New Roman"/>
-              </w:rPr>
-              <w:t>cat(</w:t>
-            </w:r>
-            <w:proofErr w:type="gramEnd"/>
-            <w:r>
-              <w:rPr>
-                <w:rFonts w:ascii="Times New Roman" w:eastAsia="Times New Roman" w:hAnsi="Times New Roman" w:cs="Times New Roman"/>
-              </w:rPr>
-              <w:t>"Missing values in life expectancy:", sum(is.na(</w:t>
-            </w:r>
-            <w:proofErr w:type="spellStart"/>
-            <w:r>
-              <w:rPr>
-                <w:rFonts w:ascii="Times New Roman" w:eastAsia="Times New Roman" w:hAnsi="Times New Roman" w:cs="Times New Roman"/>
-              </w:rPr>
-              <w:t>life_exp</w:t>
-            </w:r>
-            <w:proofErr w:type="spellEnd"/>
-            <w:r>
-              <w:rPr>
-                <w:rFonts w:ascii="Times New Roman" w:eastAsia="Times New Roman" w:hAnsi="Times New Roman" w:cs="Times New Roman"/>
-              </w:rPr>
               <w:t>)), "\n\n")</w:t>
             </w:r>
-          </w:p>
-          <w:p>
-            <w:pPr>
-              <w:rPr>
-                <w:rFonts w:ascii="Times New Roman" w:eastAsia="Times New Roman" w:hAnsi="Times New Roman" w:cs="Times New Roman"/>
-              </w:rPr>
-            </w:pPr>
-          </w:p>
-          <w:p>
-            <w:pPr>
-              <w:rPr>
-                <w:rFonts w:ascii="Times New Roman" w:eastAsia="Times New Roman" w:hAnsi="Times New Roman" w:cs="Times New Roman"/>
-              </w:rPr>
-            </w:pPr>
-          </w:p>
-          <w:p>
-            <w:pPr>
-              <w:rPr>
-                <w:rFonts w:ascii="Times New Roman" w:eastAsia="Times New Roman" w:hAnsi="Times New Roman" w:cs="Times New Roman"/>
-              </w:rPr>
-            </w:pPr>
-          </w:p>
-          <w:p>
-            <w:pPr>
-              <w:rPr>
-                <w:rFonts w:ascii="Times New Roman" w:eastAsia="Times New Roman" w:hAnsi="Times New Roman" w:cs="Times New Roman"/>
-              </w:rPr>
-            </w:pPr>
-          </w:p>
-          <w:p>
-            <w:pPr>
-              <w:rPr>
-                <w:rFonts w:ascii="Times New Roman" w:eastAsia="Times New Roman" w:hAnsi="Times New Roman" w:cs="Times New Roman"/>
-              </w:rPr>
-            </w:pPr>
-          </w:p>
-          <w:p>
-            <w:pPr>
-              <w:rPr>
-                <w:rFonts w:ascii="Times New Roman" w:eastAsia="Times New Roman" w:hAnsi="Times New Roman" w:cs="Times New Roman"/>
-              </w:rPr>
-            </w:pPr>
-          </w:p>
-          <w:p>
-            <w:pPr>
-              <w:rPr>
-                <w:rFonts w:ascii="Times New Roman" w:eastAsia="Times New Roman" w:hAnsi="Times New Roman" w:cs="Times New Roman"/>
-              </w:rPr>
-            </w:pPr>
-          </w:p>
-          <w:p>
-            <w:pPr>
-              <w:rPr>
-                <w:rFonts w:ascii="Times New Roman" w:eastAsia="Times New Roman" w:hAnsi="Times New Roman" w:cs="Times New Roman"/>
-              </w:rPr>
-            </w:pPr>
           </w:p>
           <w:p>
             <w:pPr>
@@ -6144,19 +6166,11 @@
                 <w:rFonts w:ascii="Times New Roman" w:eastAsia="Times New Roman" w:hAnsi="Times New Roman" w:cs="Times New Roman"/>
               </w:rPr>
             </w:pPr>
-            <w:proofErr w:type="gramStart"/>
-            <w:r>
-              <w:rPr>
-                <w:rFonts w:ascii="Times New Roman" w:eastAsia="Times New Roman" w:hAnsi="Times New Roman" w:cs="Times New Roman"/>
-              </w:rPr>
-              <w:t>cat(</w:t>
-            </w:r>
-            <w:proofErr w:type="gramEnd"/>
-            <w:r>
-              <w:rPr>
-                <w:rFonts w:ascii="Times New Roman" w:eastAsia="Times New Roman" w:hAnsi="Times New Roman" w:cs="Times New Roman"/>
-              </w:rPr>
-              <w:t>"=== MERGING DATASETS ===\n\n")</w:t>
+            <w:r>
+              <w:rPr>
+                <w:rFonts w:ascii="Times New Roman" w:eastAsia="Times New Roman" w:hAnsi="Times New Roman" w:cs="Times New Roman"/>
+              </w:rPr>
+              <w:t>cat("=== MERGING DATASETS ===\n\n")</w:t>
             </w:r>
           </w:p>
           <w:p>
@@ -6258,19 +6272,11 @@
                 <w:rFonts w:ascii="Times New Roman" w:eastAsia="Times New Roman" w:hAnsi="Times New Roman" w:cs="Times New Roman"/>
               </w:rPr>
             </w:pPr>
-            <w:proofErr w:type="gramStart"/>
-            <w:r>
-              <w:rPr>
-                <w:rFonts w:ascii="Times New Roman" w:eastAsia="Times New Roman" w:hAnsi="Times New Roman" w:cs="Times New Roman"/>
-              </w:rPr>
-              <w:t>cat(</w:t>
-            </w:r>
-            <w:proofErr w:type="gramEnd"/>
-            <w:r>
-              <w:rPr>
-                <w:rFonts w:ascii="Times New Roman" w:eastAsia="Times New Roman" w:hAnsi="Times New Roman" w:cs="Times New Roman"/>
-              </w:rPr>
-              <w:t xml:space="preserve">"Drinks column names:", </w:t>
+            <w:r>
+              <w:rPr>
+                <w:rFonts w:ascii="Times New Roman" w:eastAsia="Times New Roman" w:hAnsi="Times New Roman" w:cs="Times New Roman"/>
+              </w:rPr>
+              <w:t xml:space="preserve">cat("Drinks column names:", </w:t>
             </w:r>
             <w:proofErr w:type="spellStart"/>
             <w:r>
@@ -6293,20 +6299,11 @@
                 <w:rFonts w:ascii="Times New Roman" w:eastAsia="Times New Roman" w:hAnsi="Times New Roman" w:cs="Times New Roman"/>
               </w:rPr>
             </w:pPr>
-            <w:proofErr w:type="gramStart"/>
-            <w:r>
-              <w:rPr>
-                <w:rFonts w:ascii="Times New Roman" w:eastAsia="Times New Roman" w:hAnsi="Times New Roman" w:cs="Times New Roman"/>
-              </w:rPr>
-              <w:lastRenderedPageBreak/>
-              <w:t>cat(</w:t>
-            </w:r>
-            <w:proofErr w:type="gramEnd"/>
-            <w:r>
-              <w:rPr>
-                <w:rFonts w:ascii="Times New Roman" w:eastAsia="Times New Roman" w:hAnsi="Times New Roman" w:cs="Times New Roman"/>
-              </w:rPr>
-              <w:t xml:space="preserve">"Life expectancy column names:", </w:t>
+            <w:r>
+              <w:rPr>
+                <w:rFonts w:ascii="Times New Roman" w:eastAsia="Times New Roman" w:hAnsi="Times New Roman" w:cs="Times New Roman"/>
+              </w:rPr>
+              <w:t xml:space="preserve">cat("Life expectancy column names:", </w:t>
             </w:r>
             <w:proofErr w:type="spellStart"/>
             <w:r>
@@ -6371,7 +6368,6 @@
               <w:t xml:space="preserve"> and </w:t>
             </w:r>
             <w:proofErr w:type="spellStart"/>
-            <w:proofErr w:type="gramStart"/>
             <w:r>
               <w:rPr>
                 <w:rFonts w:ascii="Times New Roman" w:eastAsia="Times New Roman" w:hAnsi="Times New Roman" w:cs="Times New Roman"/>
@@ -6379,7 +6375,6 @@
               <w:t>by.y</w:t>
             </w:r>
             <w:proofErr w:type="spellEnd"/>
-            <w:proofErr w:type="gramEnd"/>
             <w:r>
               <w:rPr>
                 <w:rFonts w:ascii="Times New Roman" w:eastAsia="Times New Roman" w:hAnsi="Times New Roman" w:cs="Times New Roman"/>
@@ -6446,21 +6441,7 @@
               <w:rPr>
                 <w:rFonts w:ascii="Times New Roman" w:eastAsia="Times New Roman" w:hAnsi="Times New Roman" w:cs="Times New Roman"/>
               </w:rPr>
-              <w:t xml:space="preserve"> &lt;- </w:t>
-            </w:r>
-            <w:proofErr w:type="gramStart"/>
-            <w:r>
-              <w:rPr>
-                <w:rFonts w:ascii="Times New Roman" w:eastAsia="Times New Roman" w:hAnsi="Times New Roman" w:cs="Times New Roman"/>
-              </w:rPr>
-              <w:t>merge(</w:t>
-            </w:r>
-            <w:proofErr w:type="gramEnd"/>
-            <w:r>
-              <w:rPr>
-                <w:rFonts w:ascii="Times New Roman" w:eastAsia="Times New Roman" w:hAnsi="Times New Roman" w:cs="Times New Roman"/>
-              </w:rPr>
-              <w:t xml:space="preserve">drinks, </w:t>
+              <w:t xml:space="preserve"> &lt;- merge(drinks, </w:t>
             </w:r>
             <w:proofErr w:type="spellStart"/>
             <w:r>
@@ -6532,19 +6513,11 @@
                 <w:rFonts w:ascii="Times New Roman" w:eastAsia="Times New Roman" w:hAnsi="Times New Roman" w:cs="Times New Roman"/>
               </w:rPr>
             </w:pPr>
-            <w:proofErr w:type="gramStart"/>
-            <w:r>
-              <w:rPr>
-                <w:rFonts w:ascii="Times New Roman" w:eastAsia="Times New Roman" w:hAnsi="Times New Roman" w:cs="Times New Roman"/>
-              </w:rPr>
-              <w:t>cat(</w:t>
-            </w:r>
-            <w:proofErr w:type="gramEnd"/>
-            <w:r>
-              <w:rPr>
-                <w:rFonts w:ascii="Times New Roman" w:eastAsia="Times New Roman" w:hAnsi="Times New Roman" w:cs="Times New Roman"/>
-              </w:rPr>
-              <w:t xml:space="preserve">"Number of countries after merge:", </w:t>
+            <w:r>
+              <w:rPr>
+                <w:rFonts w:ascii="Times New Roman" w:eastAsia="Times New Roman" w:hAnsi="Times New Roman" w:cs="Times New Roman"/>
+              </w:rPr>
+              <w:t xml:space="preserve">cat("Number of countries after merge:", </w:t>
             </w:r>
             <w:proofErr w:type="spellStart"/>
             <w:r>
@@ -6577,6 +6550,56 @@
           </w:p>
           <w:p>
             <w:pPr>
+              <w:rPr>
+                <w:rFonts w:ascii="Times New Roman" w:eastAsia="Times New Roman" w:hAnsi="Times New Roman" w:cs="Times New Roman"/>
+              </w:rPr>
+            </w:pPr>
+          </w:p>
+          <w:p>
+            <w:pPr>
+              <w:rPr>
+                <w:rFonts w:ascii="Times New Roman" w:eastAsia="Times New Roman" w:hAnsi="Times New Roman" w:cs="Times New Roman"/>
+              </w:rPr>
+            </w:pPr>
+          </w:p>
+          <w:p>
+            <w:pPr>
+              <w:rPr>
+                <w:rFonts w:ascii="Times New Roman" w:eastAsia="Times New Roman" w:hAnsi="Times New Roman" w:cs="Times New Roman"/>
+              </w:rPr>
+            </w:pPr>
+          </w:p>
+          <w:p>
+            <w:pPr>
+              <w:rPr>
+                <w:rFonts w:ascii="Times New Roman" w:eastAsia="Times New Roman" w:hAnsi="Times New Roman" w:cs="Times New Roman"/>
+              </w:rPr>
+            </w:pPr>
+          </w:p>
+          <w:p>
+            <w:pPr>
+              <w:rPr>
+                <w:rFonts w:ascii="Times New Roman" w:eastAsia="Times New Roman" w:hAnsi="Times New Roman" w:cs="Times New Roman"/>
+              </w:rPr>
+            </w:pPr>
+          </w:p>
+          <w:p>
+            <w:pPr>
+              <w:rPr>
+                <w:rFonts w:ascii="Times New Roman" w:eastAsia="Times New Roman" w:hAnsi="Times New Roman" w:cs="Times New Roman"/>
+              </w:rPr>
+            </w:pPr>
+          </w:p>
+          <w:p>
+            <w:pPr>
+              <w:rPr>
+                <w:rFonts w:ascii="Times New Roman" w:eastAsia="Times New Roman" w:hAnsi="Times New Roman" w:cs="Times New Roman"/>
+              </w:rPr>
+            </w:pPr>
+          </w:p>
+          <w:p>
+            <w:pPr>
+              <w:ind w:left="-109"/>
               <w:rPr>
                 <w:rFonts w:ascii="Times New Roman" w:eastAsia="Times New Roman" w:hAnsi="Times New Roman" w:cs="Times New Roman"/>
               </w:rPr>
@@ -6666,19 +6689,11 @@
                 <w:rFonts w:ascii="Times New Roman" w:eastAsia="Times New Roman" w:hAnsi="Times New Roman" w:cs="Times New Roman"/>
               </w:rPr>
             </w:pPr>
-            <w:proofErr w:type="gramStart"/>
-            <w:r>
-              <w:rPr>
-                <w:rFonts w:ascii="Times New Roman" w:eastAsia="Times New Roman" w:hAnsi="Times New Roman" w:cs="Times New Roman"/>
-              </w:rPr>
-              <w:t>cat(</w:t>
-            </w:r>
-            <w:proofErr w:type="gramEnd"/>
-            <w:r>
-              <w:rPr>
-                <w:rFonts w:ascii="Times New Roman" w:eastAsia="Times New Roman" w:hAnsi="Times New Roman" w:cs="Times New Roman"/>
-              </w:rPr>
-              <w:t>"=== DATA CLEANING ===\n\n")</w:t>
+            <w:r>
+              <w:rPr>
+                <w:rFonts w:ascii="Times New Roman" w:eastAsia="Times New Roman" w:hAnsi="Times New Roman" w:cs="Times New Roman"/>
+              </w:rPr>
+              <w:t>cat("=== DATA CLEANING ===\n\n")</w:t>
             </w:r>
           </w:p>
           <w:p>
@@ -6722,7 +6737,6 @@
               <w:t xml:space="preserve"> &lt;- </w:t>
             </w:r>
             <w:proofErr w:type="spellStart"/>
-            <w:proofErr w:type="gramStart"/>
             <w:r>
               <w:rPr>
                 <w:rFonts w:ascii="Times New Roman" w:eastAsia="Times New Roman" w:hAnsi="Times New Roman" w:cs="Times New Roman"/>
@@ -6730,7 +6744,6 @@
               <w:t>na.omit</w:t>
             </w:r>
             <w:proofErr w:type="spellEnd"/>
-            <w:proofErr w:type="gramEnd"/>
             <w:r>
               <w:rPr>
                 <w:rFonts w:ascii="Times New Roman" w:eastAsia="Times New Roman" w:hAnsi="Times New Roman" w:cs="Times New Roman"/>
@@ -6758,19 +6771,11 @@
                 <w:rFonts w:ascii="Times New Roman" w:eastAsia="Times New Roman" w:hAnsi="Times New Roman" w:cs="Times New Roman"/>
               </w:rPr>
             </w:pPr>
-            <w:proofErr w:type="gramStart"/>
-            <w:r>
-              <w:rPr>
-                <w:rFonts w:ascii="Times New Roman" w:eastAsia="Times New Roman" w:hAnsi="Times New Roman" w:cs="Times New Roman"/>
-              </w:rPr>
-              <w:t>cat(</w:t>
-            </w:r>
-            <w:proofErr w:type="gramEnd"/>
-            <w:r>
-              <w:rPr>
-                <w:rFonts w:ascii="Times New Roman" w:eastAsia="Times New Roman" w:hAnsi="Times New Roman" w:cs="Times New Roman"/>
-              </w:rPr>
-              <w:t xml:space="preserve">"Number of countries after removing NA:", </w:t>
+            <w:r>
+              <w:rPr>
+                <w:rFonts w:ascii="Times New Roman" w:eastAsia="Times New Roman" w:hAnsi="Times New Roman" w:cs="Times New Roman"/>
+              </w:rPr>
+              <w:t xml:space="preserve">cat("Number of countries after removing NA:", </w:t>
             </w:r>
             <w:proofErr w:type="spellStart"/>
             <w:r>
@@ -6962,21 +6967,7 @@
               <w:rPr>
                 <w:rFonts w:ascii="Times New Roman" w:eastAsia="Times New Roman" w:hAnsi="Times New Roman" w:cs="Times New Roman"/>
               </w:rPr>
-              <w:t xml:space="preserve">  </w:t>
-            </w:r>
-            <w:proofErr w:type="gramStart"/>
-            <w:r>
-              <w:rPr>
-                <w:rFonts w:ascii="Times New Roman" w:eastAsia="Times New Roman" w:hAnsi="Times New Roman" w:cs="Times New Roman"/>
-              </w:rPr>
-              <w:t>select(</w:t>
-            </w:r>
-            <w:proofErr w:type="gramEnd"/>
-            <w:r>
-              <w:rPr>
-                <w:rFonts w:ascii="Times New Roman" w:eastAsia="Times New Roman" w:hAnsi="Times New Roman" w:cs="Times New Roman"/>
-              </w:rPr>
-              <w:t xml:space="preserve">country, </w:t>
+              <w:t xml:space="preserve">  select(country, </w:t>
             </w:r>
             <w:proofErr w:type="spellStart"/>
             <w:r>
@@ -7003,21 +6994,7 @@
               <w:rPr>
                 <w:rFonts w:ascii="Times New Roman" w:eastAsia="Times New Roman" w:hAnsi="Times New Roman" w:cs="Times New Roman"/>
               </w:rPr>
-              <w:t xml:space="preserve">  </w:t>
-            </w:r>
-            <w:proofErr w:type="gramStart"/>
-            <w:r>
-              <w:rPr>
-                <w:rFonts w:ascii="Times New Roman" w:eastAsia="Times New Roman" w:hAnsi="Times New Roman" w:cs="Times New Roman"/>
-              </w:rPr>
-              <w:t>rename(</w:t>
-            </w:r>
-            <w:proofErr w:type="gramEnd"/>
-            <w:r>
-              <w:rPr>
-                <w:rFonts w:ascii="Times New Roman" w:eastAsia="Times New Roman" w:hAnsi="Times New Roman" w:cs="Times New Roman"/>
-              </w:rPr>
-              <w:t>Country = country,</w:t>
+              <w:t xml:space="preserve">  rename(Country = country,</w:t>
             </w:r>
           </w:p>
           <w:p>
@@ -7114,19 +7091,11 @@
                 <w:rFonts w:ascii="Times New Roman" w:eastAsia="Times New Roman" w:hAnsi="Times New Roman" w:cs="Times New Roman"/>
               </w:rPr>
             </w:pPr>
-            <w:proofErr w:type="gramStart"/>
-            <w:r>
-              <w:rPr>
-                <w:rFonts w:ascii="Times New Roman" w:eastAsia="Times New Roman" w:hAnsi="Times New Roman" w:cs="Times New Roman"/>
-              </w:rPr>
-              <w:t>cat(</w:t>
-            </w:r>
-            <w:proofErr w:type="gramEnd"/>
-            <w:r>
-              <w:rPr>
-                <w:rFonts w:ascii="Times New Roman" w:eastAsia="Times New Roman" w:hAnsi="Times New Roman" w:cs="Times New Roman"/>
-              </w:rPr>
-              <w:t>"--- FINAL CLEANED DATASET ---\n")</w:t>
+            <w:r>
+              <w:rPr>
+                <w:rFonts w:ascii="Times New Roman" w:eastAsia="Times New Roman" w:hAnsi="Times New Roman" w:cs="Times New Roman"/>
+              </w:rPr>
+              <w:t>cat("--- FINAL CLEANED DATASET ---\n")</w:t>
             </w:r>
           </w:p>
           <w:p>
@@ -7162,7 +7131,6 @@
                 <w:rFonts w:ascii="Times New Roman" w:eastAsia="Times New Roman" w:hAnsi="Times New Roman" w:cs="Times New Roman"/>
               </w:rPr>
             </w:pPr>
-            <w:proofErr w:type="gramStart"/>
             <w:r>
               <w:rPr>
                 <w:rFonts w:ascii="Times New Roman" w:eastAsia="Times New Roman" w:hAnsi="Times New Roman" w:cs="Times New Roman"/>
@@ -7170,7 +7138,6 @@
               <w:t>head(</w:t>
             </w:r>
             <w:proofErr w:type="spellStart"/>
-            <w:proofErr w:type="gramEnd"/>
             <w:r>
               <w:rPr>
                 <w:rFonts w:ascii="Times New Roman" w:eastAsia="Times New Roman" w:hAnsi="Times New Roman" w:cs="Times New Roman"/>
@@ -7248,27 +7215,241 @@
                 <w:rFonts w:ascii="Times New Roman" w:eastAsia="Times New Roman" w:hAnsi="Times New Roman" w:cs="Times New Roman"/>
               </w:rPr>
             </w:pPr>
-            <w:proofErr w:type="gramStart"/>
-            <w:r>
-              <w:rPr>
-                <w:rFonts w:ascii="Times New Roman" w:eastAsia="Times New Roman" w:hAnsi="Times New Roman" w:cs="Times New Roman"/>
-              </w:rPr>
-              <w:t>cat(</w:t>
-            </w:r>
-            <w:proofErr w:type="gramEnd"/>
-            <w:r>
-              <w:rPr>
-                <w:rFonts w:ascii="Times New Roman" w:eastAsia="Times New Roman" w:hAnsi="Times New Roman" w:cs="Times New Roman"/>
-              </w:rPr>
-              <w:t>"\n\n=== DESCRIPTIVE STATISTICS ===\n\n")</w:t>
-            </w:r>
-          </w:p>
-          <w:p>
-            <w:pPr>
-              <w:rPr>
-                <w:rFonts w:ascii="Times New Roman" w:eastAsia="Times New Roman" w:hAnsi="Times New Roman" w:cs="Times New Roman"/>
-              </w:rPr>
-            </w:pPr>
+            <w:r>
+              <w:rPr>
+                <w:rFonts w:ascii="Times New Roman" w:eastAsia="Times New Roman" w:hAnsi="Times New Roman" w:cs="Times New Roman"/>
+              </w:rPr>
+              <w:t>cat("\n\n=== DESCRIPTIVE STATISTICS ===\n\n")</w:t>
+            </w:r>
+          </w:p>
+          <w:p>
+            <w:pPr>
+              <w:rPr>
+                <w:rFonts w:ascii="Times New Roman" w:eastAsia="Times New Roman" w:hAnsi="Times New Roman" w:cs="Times New Roman"/>
+              </w:rPr>
+            </w:pPr>
+          </w:p>
+          <w:p>
+            <w:pPr>
+              <w:rPr>
+                <w:rFonts w:ascii="Times New Roman" w:eastAsia="Times New Roman" w:hAnsi="Times New Roman" w:cs="Times New Roman"/>
+              </w:rPr>
+            </w:pPr>
+            <w:r>
+              <w:rPr>
+                <w:rFonts w:ascii="Times New Roman" w:eastAsia="Times New Roman" w:hAnsi="Times New Roman" w:cs="Times New Roman"/>
+              </w:rPr>
+              <w:t># Alcohol consumption statistics</w:t>
+            </w:r>
+          </w:p>
+          <w:p>
+            <w:pPr>
+              <w:rPr>
+                <w:rFonts w:ascii="Times New Roman" w:eastAsia="Times New Roman" w:hAnsi="Times New Roman" w:cs="Times New Roman"/>
+              </w:rPr>
+            </w:pPr>
+            <w:proofErr w:type="spellStart"/>
+            <w:r>
+              <w:rPr>
+                <w:rFonts w:ascii="Times New Roman" w:eastAsia="Times New Roman" w:hAnsi="Times New Roman" w:cs="Times New Roman"/>
+              </w:rPr>
+              <w:t>mean_alcohol</w:t>
+            </w:r>
+            <w:proofErr w:type="spellEnd"/>
+            <w:r>
+              <w:rPr>
+                <w:rFonts w:ascii="Times New Roman" w:eastAsia="Times New Roman" w:hAnsi="Times New Roman" w:cs="Times New Roman"/>
+              </w:rPr>
+              <w:t xml:space="preserve"> &lt;- mean(</w:t>
+            </w:r>
+            <w:proofErr w:type="spellStart"/>
+            <w:r>
+              <w:rPr>
+                <w:rFonts w:ascii="Times New Roman" w:eastAsia="Times New Roman" w:hAnsi="Times New Roman" w:cs="Times New Roman"/>
+              </w:rPr>
+              <w:t>data_clean$Alcohol_Consumption</w:t>
+            </w:r>
+            <w:proofErr w:type="spellEnd"/>
+            <w:r>
+              <w:rPr>
+                <w:rFonts w:ascii="Times New Roman" w:eastAsia="Times New Roman" w:hAnsi="Times New Roman" w:cs="Times New Roman"/>
+              </w:rPr>
+              <w:t>)</w:t>
+            </w:r>
+          </w:p>
+          <w:p>
+            <w:pPr>
+              <w:rPr>
+                <w:rFonts w:ascii="Times New Roman" w:eastAsia="Times New Roman" w:hAnsi="Times New Roman" w:cs="Times New Roman"/>
+              </w:rPr>
+            </w:pPr>
+            <w:proofErr w:type="spellStart"/>
+            <w:r>
+              <w:rPr>
+                <w:rFonts w:ascii="Times New Roman" w:eastAsia="Times New Roman" w:hAnsi="Times New Roman" w:cs="Times New Roman"/>
+              </w:rPr>
+              <w:t>sd_alcohol</w:t>
+            </w:r>
+            <w:proofErr w:type="spellEnd"/>
+            <w:r>
+              <w:rPr>
+                <w:rFonts w:ascii="Times New Roman" w:eastAsia="Times New Roman" w:hAnsi="Times New Roman" w:cs="Times New Roman"/>
+              </w:rPr>
+              <w:t xml:space="preserve"> &lt;- </w:t>
+            </w:r>
+            <w:proofErr w:type="spellStart"/>
+            <w:r>
+              <w:rPr>
+                <w:rFonts w:ascii="Times New Roman" w:eastAsia="Times New Roman" w:hAnsi="Times New Roman" w:cs="Times New Roman"/>
+              </w:rPr>
+              <w:t>sd</w:t>
+            </w:r>
+            <w:proofErr w:type="spellEnd"/>
+            <w:r>
+              <w:rPr>
+                <w:rFonts w:ascii="Times New Roman" w:eastAsia="Times New Roman" w:hAnsi="Times New Roman" w:cs="Times New Roman"/>
+              </w:rPr>
+              <w:t>(</w:t>
+            </w:r>
+            <w:proofErr w:type="spellStart"/>
+            <w:r>
+              <w:rPr>
+                <w:rFonts w:ascii="Times New Roman" w:eastAsia="Times New Roman" w:hAnsi="Times New Roman" w:cs="Times New Roman"/>
+              </w:rPr>
+              <w:t>data_clean$Alcohol_Consumption</w:t>
+            </w:r>
+            <w:proofErr w:type="spellEnd"/>
+            <w:r>
+              <w:rPr>
+                <w:rFonts w:ascii="Times New Roman" w:eastAsia="Times New Roman" w:hAnsi="Times New Roman" w:cs="Times New Roman"/>
+              </w:rPr>
+              <w:t>)</w:t>
+            </w:r>
+          </w:p>
+          <w:p>
+            <w:pPr>
+              <w:rPr>
+                <w:rFonts w:ascii="Times New Roman" w:eastAsia="Times New Roman" w:hAnsi="Times New Roman" w:cs="Times New Roman"/>
+              </w:rPr>
+            </w:pPr>
+            <w:proofErr w:type="spellStart"/>
+            <w:r>
+              <w:rPr>
+                <w:rFonts w:ascii="Times New Roman" w:eastAsia="Times New Roman" w:hAnsi="Times New Roman" w:cs="Times New Roman"/>
+              </w:rPr>
+              <w:t>median_alcohol</w:t>
+            </w:r>
+            <w:proofErr w:type="spellEnd"/>
+            <w:r>
+              <w:rPr>
+                <w:rFonts w:ascii="Times New Roman" w:eastAsia="Times New Roman" w:hAnsi="Times New Roman" w:cs="Times New Roman"/>
+              </w:rPr>
+              <w:t xml:space="preserve"> &lt;- median(</w:t>
+            </w:r>
+            <w:proofErr w:type="spellStart"/>
+            <w:r>
+              <w:rPr>
+                <w:rFonts w:ascii="Times New Roman" w:eastAsia="Times New Roman" w:hAnsi="Times New Roman" w:cs="Times New Roman"/>
+              </w:rPr>
+              <w:t>data_clean$Alcohol_Consumption</w:t>
+            </w:r>
+            <w:proofErr w:type="spellEnd"/>
+            <w:r>
+              <w:rPr>
+                <w:rFonts w:ascii="Times New Roman" w:eastAsia="Times New Roman" w:hAnsi="Times New Roman" w:cs="Times New Roman"/>
+              </w:rPr>
+              <w:t>)</w:t>
+            </w:r>
+          </w:p>
+          <w:p>
+            <w:pPr>
+              <w:rPr>
+                <w:rFonts w:ascii="Times New Roman" w:eastAsia="Times New Roman" w:hAnsi="Times New Roman" w:cs="Times New Roman"/>
+              </w:rPr>
+            </w:pPr>
+            <w:proofErr w:type="spellStart"/>
+            <w:r>
+              <w:rPr>
+                <w:rFonts w:ascii="Times New Roman" w:eastAsia="Times New Roman" w:hAnsi="Times New Roman" w:cs="Times New Roman"/>
+              </w:rPr>
+              <w:t>min_alcohol</w:t>
+            </w:r>
+            <w:proofErr w:type="spellEnd"/>
+            <w:r>
+              <w:rPr>
+                <w:rFonts w:ascii="Times New Roman" w:eastAsia="Times New Roman" w:hAnsi="Times New Roman" w:cs="Times New Roman"/>
+              </w:rPr>
+              <w:t xml:space="preserve"> &lt;- min(</w:t>
+            </w:r>
+            <w:proofErr w:type="spellStart"/>
+            <w:r>
+              <w:rPr>
+                <w:rFonts w:ascii="Times New Roman" w:eastAsia="Times New Roman" w:hAnsi="Times New Roman" w:cs="Times New Roman"/>
+              </w:rPr>
+              <w:t>data_clean$Alcohol_Consumption</w:t>
+            </w:r>
+            <w:proofErr w:type="spellEnd"/>
+            <w:r>
+              <w:rPr>
+                <w:rFonts w:ascii="Times New Roman" w:eastAsia="Times New Roman" w:hAnsi="Times New Roman" w:cs="Times New Roman"/>
+              </w:rPr>
+              <w:t>)</w:t>
+            </w:r>
+          </w:p>
+          <w:p>
+            <w:pPr>
+              <w:rPr>
+                <w:rFonts w:ascii="Times New Roman" w:eastAsia="Times New Roman" w:hAnsi="Times New Roman" w:cs="Times New Roman"/>
+              </w:rPr>
+            </w:pPr>
+            <w:proofErr w:type="spellStart"/>
+            <w:r>
+              <w:rPr>
+                <w:rFonts w:ascii="Times New Roman" w:eastAsia="Times New Roman" w:hAnsi="Times New Roman" w:cs="Times New Roman"/>
+              </w:rPr>
+              <w:t>max_alcohol</w:t>
+            </w:r>
+            <w:proofErr w:type="spellEnd"/>
+            <w:r>
+              <w:rPr>
+                <w:rFonts w:ascii="Times New Roman" w:eastAsia="Times New Roman" w:hAnsi="Times New Roman" w:cs="Times New Roman"/>
+              </w:rPr>
+              <w:t xml:space="preserve"> &lt;- max(</w:t>
+            </w:r>
+            <w:proofErr w:type="spellStart"/>
+            <w:r>
+              <w:rPr>
+                <w:rFonts w:ascii="Times New Roman" w:eastAsia="Times New Roman" w:hAnsi="Times New Roman" w:cs="Times New Roman"/>
+              </w:rPr>
+              <w:t>data_clean$Alcohol_Consumption</w:t>
+            </w:r>
+            <w:proofErr w:type="spellEnd"/>
+            <w:r>
+              <w:rPr>
+                <w:rFonts w:ascii="Times New Roman" w:eastAsia="Times New Roman" w:hAnsi="Times New Roman" w:cs="Times New Roman"/>
+              </w:rPr>
+              <w:t>)</w:t>
+            </w:r>
+          </w:p>
+          <w:p>
+            <w:pPr>
+              <w:rPr>
+                <w:rFonts w:ascii="Times New Roman" w:eastAsia="Times New Roman" w:hAnsi="Times New Roman" w:cs="Times New Roman"/>
+              </w:rPr>
+            </w:pPr>
+          </w:p>
+          <w:p>
+            <w:pPr>
+              <w:rPr>
+                <w:rFonts w:ascii="Times New Roman" w:eastAsia="Times New Roman" w:hAnsi="Times New Roman" w:cs="Times New Roman"/>
+              </w:rPr>
+            </w:pPr>
+            <w:r>
+              <w:rPr>
+                <w:rFonts w:ascii="Times New Roman" w:eastAsia="Times New Roman" w:hAnsi="Times New Roman" w:cs="Times New Roman"/>
+              </w:rPr>
+              <w:t>cat("--- ALCOHOL CONSUMPTION (litres per capita) ---\n")</w:t>
+            </w:r>
           </w:p>
           <w:p>
             <w:pPr>
@@ -7281,15 +7462,8 @@
                 <w:rFonts w:ascii="Times New Roman" w:eastAsia="Times New Roman" w:hAnsi="Times New Roman" w:cs="Times New Roman"/>
               </w:rPr>
               <w:lastRenderedPageBreak/>
-              <w:t># Alcohol consumption statistics</w:t>
-            </w:r>
-          </w:p>
-          <w:p>
-            <w:pPr>
-              <w:rPr>
-                <w:rFonts w:ascii="Times New Roman" w:eastAsia="Times New Roman" w:hAnsi="Times New Roman" w:cs="Times New Roman"/>
-              </w:rPr>
-            </w:pPr>
+              <w:t>cat("Mean:   ", round(</w:t>
+            </w:r>
             <w:proofErr w:type="spellStart"/>
             <w:r>
               <w:rPr>
@@ -7302,6 +7476,155 @@
               <w:rPr>
                 <w:rFonts w:ascii="Times New Roman" w:eastAsia="Times New Roman" w:hAnsi="Times New Roman" w:cs="Times New Roman"/>
               </w:rPr>
+              <w:t>, 2), "\n")</w:t>
+            </w:r>
+          </w:p>
+          <w:p>
+            <w:pPr>
+              <w:rPr>
+                <w:rFonts w:ascii="Times New Roman" w:eastAsia="Times New Roman" w:hAnsi="Times New Roman" w:cs="Times New Roman"/>
+              </w:rPr>
+            </w:pPr>
+            <w:r>
+              <w:rPr>
+                <w:rFonts w:ascii="Times New Roman" w:eastAsia="Times New Roman" w:hAnsi="Times New Roman" w:cs="Times New Roman"/>
+              </w:rPr>
+              <w:t>cat("SD:     ", round(</w:t>
+            </w:r>
+            <w:proofErr w:type="spellStart"/>
+            <w:r>
+              <w:rPr>
+                <w:rFonts w:ascii="Times New Roman" w:eastAsia="Times New Roman" w:hAnsi="Times New Roman" w:cs="Times New Roman"/>
+              </w:rPr>
+              <w:t>sd_alcohol</w:t>
+            </w:r>
+            <w:proofErr w:type="spellEnd"/>
+            <w:r>
+              <w:rPr>
+                <w:rFonts w:ascii="Times New Roman" w:eastAsia="Times New Roman" w:hAnsi="Times New Roman" w:cs="Times New Roman"/>
+              </w:rPr>
+              <w:t>, 2), "\n")</w:t>
+            </w:r>
+          </w:p>
+          <w:p>
+            <w:pPr>
+              <w:rPr>
+                <w:rFonts w:ascii="Times New Roman" w:eastAsia="Times New Roman" w:hAnsi="Times New Roman" w:cs="Times New Roman"/>
+              </w:rPr>
+            </w:pPr>
+            <w:r>
+              <w:rPr>
+                <w:rFonts w:ascii="Times New Roman" w:eastAsia="Times New Roman" w:hAnsi="Times New Roman" w:cs="Times New Roman"/>
+              </w:rPr>
+              <w:t>cat("Median: ", round(</w:t>
+            </w:r>
+            <w:proofErr w:type="spellStart"/>
+            <w:r>
+              <w:rPr>
+                <w:rFonts w:ascii="Times New Roman" w:eastAsia="Times New Roman" w:hAnsi="Times New Roman" w:cs="Times New Roman"/>
+              </w:rPr>
+              <w:t>median_alcohol</w:t>
+            </w:r>
+            <w:proofErr w:type="spellEnd"/>
+            <w:r>
+              <w:rPr>
+                <w:rFonts w:ascii="Times New Roman" w:eastAsia="Times New Roman" w:hAnsi="Times New Roman" w:cs="Times New Roman"/>
+              </w:rPr>
+              <w:t>, 2), "\n")</w:t>
+            </w:r>
+          </w:p>
+          <w:p>
+            <w:pPr>
+              <w:rPr>
+                <w:rFonts w:ascii="Times New Roman" w:eastAsia="Times New Roman" w:hAnsi="Times New Roman" w:cs="Times New Roman"/>
+              </w:rPr>
+            </w:pPr>
+            <w:r>
+              <w:rPr>
+                <w:rFonts w:ascii="Times New Roman" w:eastAsia="Times New Roman" w:hAnsi="Times New Roman" w:cs="Times New Roman"/>
+              </w:rPr>
+              <w:t>cat("Min:    ", round(</w:t>
+            </w:r>
+            <w:proofErr w:type="spellStart"/>
+            <w:r>
+              <w:rPr>
+                <w:rFonts w:ascii="Times New Roman" w:eastAsia="Times New Roman" w:hAnsi="Times New Roman" w:cs="Times New Roman"/>
+              </w:rPr>
+              <w:t>min_alcohol</w:t>
+            </w:r>
+            <w:proofErr w:type="spellEnd"/>
+            <w:r>
+              <w:rPr>
+                <w:rFonts w:ascii="Times New Roman" w:eastAsia="Times New Roman" w:hAnsi="Times New Roman" w:cs="Times New Roman"/>
+              </w:rPr>
+              <w:t>, 2), "\n")</w:t>
+            </w:r>
+          </w:p>
+          <w:p>
+            <w:pPr>
+              <w:rPr>
+                <w:rFonts w:ascii="Times New Roman" w:eastAsia="Times New Roman" w:hAnsi="Times New Roman" w:cs="Times New Roman"/>
+              </w:rPr>
+            </w:pPr>
+            <w:r>
+              <w:rPr>
+                <w:rFonts w:ascii="Times New Roman" w:eastAsia="Times New Roman" w:hAnsi="Times New Roman" w:cs="Times New Roman"/>
+              </w:rPr>
+              <w:t>cat("Max:    ", round(</w:t>
+            </w:r>
+            <w:proofErr w:type="spellStart"/>
+            <w:r>
+              <w:rPr>
+                <w:rFonts w:ascii="Times New Roman" w:eastAsia="Times New Roman" w:hAnsi="Times New Roman" w:cs="Times New Roman"/>
+              </w:rPr>
+              <w:t>max_alcohol</w:t>
+            </w:r>
+            <w:proofErr w:type="spellEnd"/>
+            <w:r>
+              <w:rPr>
+                <w:rFonts w:ascii="Times New Roman" w:eastAsia="Times New Roman" w:hAnsi="Times New Roman" w:cs="Times New Roman"/>
+              </w:rPr>
+              <w:t>, 2), "\n\n")</w:t>
+            </w:r>
+          </w:p>
+          <w:p>
+            <w:pPr>
+              <w:rPr>
+                <w:rFonts w:ascii="Times New Roman" w:eastAsia="Times New Roman" w:hAnsi="Times New Roman" w:cs="Times New Roman"/>
+              </w:rPr>
+            </w:pPr>
+          </w:p>
+          <w:p>
+            <w:pPr>
+              <w:rPr>
+                <w:rFonts w:ascii="Times New Roman" w:eastAsia="Times New Roman" w:hAnsi="Times New Roman" w:cs="Times New Roman"/>
+              </w:rPr>
+            </w:pPr>
+            <w:r>
+              <w:rPr>
+                <w:rFonts w:ascii="Times New Roman" w:eastAsia="Times New Roman" w:hAnsi="Times New Roman" w:cs="Times New Roman"/>
+              </w:rPr>
+              <w:t># Life expectancy statistics</w:t>
+            </w:r>
+          </w:p>
+          <w:p>
+            <w:pPr>
+              <w:rPr>
+                <w:rFonts w:ascii="Times New Roman" w:eastAsia="Times New Roman" w:hAnsi="Times New Roman" w:cs="Times New Roman"/>
+              </w:rPr>
+            </w:pPr>
+            <w:proofErr w:type="spellStart"/>
+            <w:r>
+              <w:rPr>
+                <w:rFonts w:ascii="Times New Roman" w:eastAsia="Times New Roman" w:hAnsi="Times New Roman" w:cs="Times New Roman"/>
+              </w:rPr>
+              <w:t>mean_life_exp</w:t>
+            </w:r>
+            <w:proofErr w:type="spellEnd"/>
+            <w:r>
+              <w:rPr>
+                <w:rFonts w:ascii="Times New Roman" w:eastAsia="Times New Roman" w:hAnsi="Times New Roman" w:cs="Times New Roman"/>
+              </w:rPr>
               <w:t xml:space="preserve"> &lt;- mean(</w:t>
             </w:r>
             <w:proofErr w:type="spellStart"/>
@@ -7309,6 +7632,924 @@
               <w:rPr>
                 <w:rFonts w:ascii="Times New Roman" w:eastAsia="Times New Roman" w:hAnsi="Times New Roman" w:cs="Times New Roman"/>
               </w:rPr>
+              <w:t>data_clean$Life_Expectancy</w:t>
+            </w:r>
+            <w:proofErr w:type="spellEnd"/>
+            <w:r>
+              <w:rPr>
+                <w:rFonts w:ascii="Times New Roman" w:eastAsia="Times New Roman" w:hAnsi="Times New Roman" w:cs="Times New Roman"/>
+              </w:rPr>
+              <w:t>)</w:t>
+            </w:r>
+          </w:p>
+          <w:p>
+            <w:pPr>
+              <w:rPr>
+                <w:rFonts w:ascii="Times New Roman" w:eastAsia="Times New Roman" w:hAnsi="Times New Roman" w:cs="Times New Roman"/>
+              </w:rPr>
+            </w:pPr>
+            <w:proofErr w:type="spellStart"/>
+            <w:r>
+              <w:rPr>
+                <w:rFonts w:ascii="Times New Roman" w:eastAsia="Times New Roman" w:hAnsi="Times New Roman" w:cs="Times New Roman"/>
+              </w:rPr>
+              <w:t>sd_life_exp</w:t>
+            </w:r>
+            <w:proofErr w:type="spellEnd"/>
+            <w:r>
+              <w:rPr>
+                <w:rFonts w:ascii="Times New Roman" w:eastAsia="Times New Roman" w:hAnsi="Times New Roman" w:cs="Times New Roman"/>
+              </w:rPr>
+              <w:t xml:space="preserve"> &lt;- </w:t>
+            </w:r>
+            <w:proofErr w:type="spellStart"/>
+            <w:r>
+              <w:rPr>
+                <w:rFonts w:ascii="Times New Roman" w:eastAsia="Times New Roman" w:hAnsi="Times New Roman" w:cs="Times New Roman"/>
+              </w:rPr>
+              <w:t>sd</w:t>
+            </w:r>
+            <w:proofErr w:type="spellEnd"/>
+            <w:r>
+              <w:rPr>
+                <w:rFonts w:ascii="Times New Roman" w:eastAsia="Times New Roman" w:hAnsi="Times New Roman" w:cs="Times New Roman"/>
+              </w:rPr>
+              <w:t>(</w:t>
+            </w:r>
+            <w:proofErr w:type="spellStart"/>
+            <w:r>
+              <w:rPr>
+                <w:rFonts w:ascii="Times New Roman" w:eastAsia="Times New Roman" w:hAnsi="Times New Roman" w:cs="Times New Roman"/>
+              </w:rPr>
+              <w:t>data_clean$Life_Expectancy</w:t>
+            </w:r>
+            <w:proofErr w:type="spellEnd"/>
+            <w:r>
+              <w:rPr>
+                <w:rFonts w:ascii="Times New Roman" w:eastAsia="Times New Roman" w:hAnsi="Times New Roman" w:cs="Times New Roman"/>
+              </w:rPr>
+              <w:t>)</w:t>
+            </w:r>
+          </w:p>
+          <w:p>
+            <w:pPr>
+              <w:rPr>
+                <w:rFonts w:ascii="Times New Roman" w:eastAsia="Times New Roman" w:hAnsi="Times New Roman" w:cs="Times New Roman"/>
+              </w:rPr>
+            </w:pPr>
+            <w:proofErr w:type="spellStart"/>
+            <w:r>
+              <w:rPr>
+                <w:rFonts w:ascii="Times New Roman" w:eastAsia="Times New Roman" w:hAnsi="Times New Roman" w:cs="Times New Roman"/>
+              </w:rPr>
+              <w:t>median_life_exp</w:t>
+            </w:r>
+            <w:proofErr w:type="spellEnd"/>
+            <w:r>
+              <w:rPr>
+                <w:rFonts w:ascii="Times New Roman" w:eastAsia="Times New Roman" w:hAnsi="Times New Roman" w:cs="Times New Roman"/>
+              </w:rPr>
+              <w:t xml:space="preserve"> &lt;- median(</w:t>
+            </w:r>
+            <w:proofErr w:type="spellStart"/>
+            <w:r>
+              <w:rPr>
+                <w:rFonts w:ascii="Times New Roman" w:eastAsia="Times New Roman" w:hAnsi="Times New Roman" w:cs="Times New Roman"/>
+              </w:rPr>
+              <w:t>data_clean$Life_Expectancy</w:t>
+            </w:r>
+            <w:proofErr w:type="spellEnd"/>
+            <w:r>
+              <w:rPr>
+                <w:rFonts w:ascii="Times New Roman" w:eastAsia="Times New Roman" w:hAnsi="Times New Roman" w:cs="Times New Roman"/>
+              </w:rPr>
+              <w:t>)</w:t>
+            </w:r>
+          </w:p>
+          <w:p>
+            <w:pPr>
+              <w:rPr>
+                <w:rFonts w:ascii="Times New Roman" w:eastAsia="Times New Roman" w:hAnsi="Times New Roman" w:cs="Times New Roman"/>
+              </w:rPr>
+            </w:pPr>
+            <w:proofErr w:type="spellStart"/>
+            <w:r>
+              <w:rPr>
+                <w:rFonts w:ascii="Times New Roman" w:eastAsia="Times New Roman" w:hAnsi="Times New Roman" w:cs="Times New Roman"/>
+              </w:rPr>
+              <w:t>min_life_exp</w:t>
+            </w:r>
+            <w:proofErr w:type="spellEnd"/>
+            <w:r>
+              <w:rPr>
+                <w:rFonts w:ascii="Times New Roman" w:eastAsia="Times New Roman" w:hAnsi="Times New Roman" w:cs="Times New Roman"/>
+              </w:rPr>
+              <w:t xml:space="preserve"> &lt;- min(</w:t>
+            </w:r>
+            <w:proofErr w:type="spellStart"/>
+            <w:r>
+              <w:rPr>
+                <w:rFonts w:ascii="Times New Roman" w:eastAsia="Times New Roman" w:hAnsi="Times New Roman" w:cs="Times New Roman"/>
+              </w:rPr>
+              <w:t>data_clean$Life_Expectancy</w:t>
+            </w:r>
+            <w:proofErr w:type="spellEnd"/>
+            <w:r>
+              <w:rPr>
+                <w:rFonts w:ascii="Times New Roman" w:eastAsia="Times New Roman" w:hAnsi="Times New Roman" w:cs="Times New Roman"/>
+              </w:rPr>
+              <w:t>)</w:t>
+            </w:r>
+          </w:p>
+          <w:p>
+            <w:pPr>
+              <w:rPr>
+                <w:rFonts w:ascii="Times New Roman" w:eastAsia="Times New Roman" w:hAnsi="Times New Roman" w:cs="Times New Roman"/>
+              </w:rPr>
+            </w:pPr>
+            <w:proofErr w:type="spellStart"/>
+            <w:r>
+              <w:rPr>
+                <w:rFonts w:ascii="Times New Roman" w:eastAsia="Times New Roman" w:hAnsi="Times New Roman" w:cs="Times New Roman"/>
+              </w:rPr>
+              <w:t>max_life_exp</w:t>
+            </w:r>
+            <w:proofErr w:type="spellEnd"/>
+            <w:r>
+              <w:rPr>
+                <w:rFonts w:ascii="Times New Roman" w:eastAsia="Times New Roman" w:hAnsi="Times New Roman" w:cs="Times New Roman"/>
+              </w:rPr>
+              <w:t xml:space="preserve"> &lt;- max(</w:t>
+            </w:r>
+            <w:proofErr w:type="spellStart"/>
+            <w:r>
+              <w:rPr>
+                <w:rFonts w:ascii="Times New Roman" w:eastAsia="Times New Roman" w:hAnsi="Times New Roman" w:cs="Times New Roman"/>
+              </w:rPr>
+              <w:t>data_clean$Life_Expectancy</w:t>
+            </w:r>
+            <w:proofErr w:type="spellEnd"/>
+            <w:r>
+              <w:rPr>
+                <w:rFonts w:ascii="Times New Roman" w:eastAsia="Times New Roman" w:hAnsi="Times New Roman" w:cs="Times New Roman"/>
+              </w:rPr>
+              <w:t>)</w:t>
+            </w:r>
+          </w:p>
+          <w:p>
+            <w:pPr>
+              <w:rPr>
+                <w:rFonts w:ascii="Times New Roman" w:eastAsia="Times New Roman" w:hAnsi="Times New Roman" w:cs="Times New Roman"/>
+              </w:rPr>
+            </w:pPr>
+          </w:p>
+          <w:p>
+            <w:pPr>
+              <w:rPr>
+                <w:rFonts w:ascii="Times New Roman" w:eastAsia="Times New Roman" w:hAnsi="Times New Roman" w:cs="Times New Roman"/>
+              </w:rPr>
+            </w:pPr>
+            <w:r>
+              <w:rPr>
+                <w:rFonts w:ascii="Times New Roman" w:eastAsia="Times New Roman" w:hAnsi="Times New Roman" w:cs="Times New Roman"/>
+              </w:rPr>
+              <w:t>cat("--- LIFE EXPECTANCY (years) ---\n")</w:t>
+            </w:r>
+          </w:p>
+          <w:p>
+            <w:pPr>
+              <w:rPr>
+                <w:rFonts w:ascii="Times New Roman" w:eastAsia="Times New Roman" w:hAnsi="Times New Roman" w:cs="Times New Roman"/>
+              </w:rPr>
+            </w:pPr>
+            <w:r>
+              <w:rPr>
+                <w:rFonts w:ascii="Times New Roman" w:eastAsia="Times New Roman" w:hAnsi="Times New Roman" w:cs="Times New Roman"/>
+              </w:rPr>
+              <w:t>cat("Mean:   ", round(</w:t>
+            </w:r>
+            <w:proofErr w:type="spellStart"/>
+            <w:r>
+              <w:rPr>
+                <w:rFonts w:ascii="Times New Roman" w:eastAsia="Times New Roman" w:hAnsi="Times New Roman" w:cs="Times New Roman"/>
+              </w:rPr>
+              <w:t>mean_life_exp</w:t>
+            </w:r>
+            <w:proofErr w:type="spellEnd"/>
+            <w:r>
+              <w:rPr>
+                <w:rFonts w:ascii="Times New Roman" w:eastAsia="Times New Roman" w:hAnsi="Times New Roman" w:cs="Times New Roman"/>
+              </w:rPr>
+              <w:t>, 2), "\n")</w:t>
+            </w:r>
+          </w:p>
+          <w:p>
+            <w:pPr>
+              <w:rPr>
+                <w:rFonts w:ascii="Times New Roman" w:eastAsia="Times New Roman" w:hAnsi="Times New Roman" w:cs="Times New Roman"/>
+              </w:rPr>
+            </w:pPr>
+            <w:r>
+              <w:rPr>
+                <w:rFonts w:ascii="Times New Roman" w:eastAsia="Times New Roman" w:hAnsi="Times New Roman" w:cs="Times New Roman"/>
+              </w:rPr>
+              <w:t>cat("SD:     ", round(</w:t>
+            </w:r>
+            <w:proofErr w:type="spellStart"/>
+            <w:r>
+              <w:rPr>
+                <w:rFonts w:ascii="Times New Roman" w:eastAsia="Times New Roman" w:hAnsi="Times New Roman" w:cs="Times New Roman"/>
+              </w:rPr>
+              <w:t>sd_life_exp</w:t>
+            </w:r>
+            <w:proofErr w:type="spellEnd"/>
+            <w:r>
+              <w:rPr>
+                <w:rFonts w:ascii="Times New Roman" w:eastAsia="Times New Roman" w:hAnsi="Times New Roman" w:cs="Times New Roman"/>
+              </w:rPr>
+              <w:t>, 2), "\n")</w:t>
+            </w:r>
+          </w:p>
+          <w:p>
+            <w:pPr>
+              <w:rPr>
+                <w:rFonts w:ascii="Times New Roman" w:eastAsia="Times New Roman" w:hAnsi="Times New Roman" w:cs="Times New Roman"/>
+              </w:rPr>
+            </w:pPr>
+            <w:r>
+              <w:rPr>
+                <w:rFonts w:ascii="Times New Roman" w:eastAsia="Times New Roman" w:hAnsi="Times New Roman" w:cs="Times New Roman"/>
+              </w:rPr>
+              <w:t>cat("Median: ", round(</w:t>
+            </w:r>
+            <w:proofErr w:type="spellStart"/>
+            <w:r>
+              <w:rPr>
+                <w:rFonts w:ascii="Times New Roman" w:eastAsia="Times New Roman" w:hAnsi="Times New Roman" w:cs="Times New Roman"/>
+              </w:rPr>
+              <w:t>median_life_exp</w:t>
+            </w:r>
+            <w:proofErr w:type="spellEnd"/>
+            <w:r>
+              <w:rPr>
+                <w:rFonts w:ascii="Times New Roman" w:eastAsia="Times New Roman" w:hAnsi="Times New Roman" w:cs="Times New Roman"/>
+              </w:rPr>
+              <w:t>, 2), "\n")</w:t>
+            </w:r>
+          </w:p>
+          <w:p>
+            <w:pPr>
+              <w:rPr>
+                <w:rFonts w:ascii="Times New Roman" w:eastAsia="Times New Roman" w:hAnsi="Times New Roman" w:cs="Times New Roman"/>
+              </w:rPr>
+            </w:pPr>
+            <w:r>
+              <w:rPr>
+                <w:rFonts w:ascii="Times New Roman" w:eastAsia="Times New Roman" w:hAnsi="Times New Roman" w:cs="Times New Roman"/>
+              </w:rPr>
+              <w:t>cat("Min:    ", round(</w:t>
+            </w:r>
+            <w:proofErr w:type="spellStart"/>
+            <w:r>
+              <w:rPr>
+                <w:rFonts w:ascii="Times New Roman" w:eastAsia="Times New Roman" w:hAnsi="Times New Roman" w:cs="Times New Roman"/>
+              </w:rPr>
+              <w:t>min_life_exp</w:t>
+            </w:r>
+            <w:proofErr w:type="spellEnd"/>
+            <w:r>
+              <w:rPr>
+                <w:rFonts w:ascii="Times New Roman" w:eastAsia="Times New Roman" w:hAnsi="Times New Roman" w:cs="Times New Roman"/>
+              </w:rPr>
+              <w:t>, 2), "\n")</w:t>
+            </w:r>
+          </w:p>
+          <w:p>
+            <w:pPr>
+              <w:rPr>
+                <w:rFonts w:ascii="Times New Roman" w:eastAsia="Times New Roman" w:hAnsi="Times New Roman" w:cs="Times New Roman"/>
+              </w:rPr>
+            </w:pPr>
+            <w:r>
+              <w:rPr>
+                <w:rFonts w:ascii="Times New Roman" w:eastAsia="Times New Roman" w:hAnsi="Times New Roman" w:cs="Times New Roman"/>
+              </w:rPr>
+              <w:t>cat("Max:    ", round(</w:t>
+            </w:r>
+            <w:proofErr w:type="spellStart"/>
+            <w:r>
+              <w:rPr>
+                <w:rFonts w:ascii="Times New Roman" w:eastAsia="Times New Roman" w:hAnsi="Times New Roman" w:cs="Times New Roman"/>
+              </w:rPr>
+              <w:t>max_life_exp</w:t>
+            </w:r>
+            <w:proofErr w:type="spellEnd"/>
+            <w:r>
+              <w:rPr>
+                <w:rFonts w:ascii="Times New Roman" w:eastAsia="Times New Roman" w:hAnsi="Times New Roman" w:cs="Times New Roman"/>
+              </w:rPr>
+              <w:t>, 2), "\n\n")</w:t>
+            </w:r>
+          </w:p>
+          <w:p>
+            <w:pPr>
+              <w:rPr>
+                <w:rFonts w:ascii="Times New Roman" w:eastAsia="Times New Roman" w:hAnsi="Times New Roman" w:cs="Times New Roman"/>
+              </w:rPr>
+            </w:pPr>
+          </w:p>
+          <w:p>
+            <w:pPr>
+              <w:rPr>
+                <w:rFonts w:ascii="Times New Roman" w:eastAsia="Times New Roman" w:hAnsi="Times New Roman" w:cs="Times New Roman"/>
+              </w:rPr>
+            </w:pPr>
+            <w:r>
+              <w:rPr>
+                <w:rFonts w:ascii="Times New Roman" w:eastAsia="Times New Roman" w:hAnsi="Times New Roman" w:cs="Times New Roman"/>
+              </w:rPr>
+              <w:t># ============================================================================</w:t>
+            </w:r>
+          </w:p>
+          <w:p>
+            <w:pPr>
+              <w:rPr>
+                <w:rFonts w:ascii="Times New Roman" w:eastAsia="Times New Roman" w:hAnsi="Times New Roman" w:cs="Times New Roman"/>
+              </w:rPr>
+            </w:pPr>
+            <w:r>
+              <w:rPr>
+                <w:rFonts w:ascii="Times New Roman" w:eastAsia="Times New Roman" w:hAnsi="Times New Roman" w:cs="Times New Roman"/>
+              </w:rPr>
+              <w:t xml:space="preserve"># 5. VISUALIZATIONS </w:t>
+            </w:r>
+          </w:p>
+          <w:p>
+            <w:pPr>
+              <w:rPr>
+                <w:rFonts w:ascii="Times New Roman" w:eastAsia="Times New Roman" w:hAnsi="Times New Roman" w:cs="Times New Roman"/>
+              </w:rPr>
+            </w:pPr>
+            <w:r>
+              <w:rPr>
+                <w:rFonts w:ascii="Times New Roman" w:eastAsia="Times New Roman" w:hAnsi="Times New Roman" w:cs="Times New Roman"/>
+              </w:rPr>
+              <w:t># ============================================================================</w:t>
+            </w:r>
+          </w:p>
+          <w:p>
+            <w:pPr>
+              <w:rPr>
+                <w:rFonts w:ascii="Times New Roman" w:eastAsia="Times New Roman" w:hAnsi="Times New Roman" w:cs="Times New Roman"/>
+              </w:rPr>
+            </w:pPr>
+          </w:p>
+          <w:p>
+            <w:pPr>
+              <w:rPr>
+                <w:rFonts w:ascii="Times New Roman" w:eastAsia="Times New Roman" w:hAnsi="Times New Roman" w:cs="Times New Roman"/>
+              </w:rPr>
+            </w:pPr>
+            <w:r>
+              <w:rPr>
+                <w:rFonts w:ascii="Times New Roman" w:eastAsia="Times New Roman" w:hAnsi="Times New Roman" w:cs="Times New Roman"/>
+              </w:rPr>
+              <w:t>cat("=== CREATING UPDATED VISUALIZATIONS ===\n\n")</w:t>
+            </w:r>
+          </w:p>
+          <w:p>
+            <w:pPr>
+              <w:rPr>
+                <w:rFonts w:ascii="Times New Roman" w:eastAsia="Times New Roman" w:hAnsi="Times New Roman" w:cs="Times New Roman"/>
+              </w:rPr>
+            </w:pPr>
+          </w:p>
+          <w:p>
+            <w:pPr>
+              <w:rPr>
+                <w:rFonts w:ascii="Times New Roman" w:eastAsia="Times New Roman" w:hAnsi="Times New Roman" w:cs="Times New Roman"/>
+              </w:rPr>
+            </w:pPr>
+          </w:p>
+          <w:p>
+            <w:pPr>
+              <w:rPr>
+                <w:rFonts w:ascii="Times New Roman" w:eastAsia="Times New Roman" w:hAnsi="Times New Roman" w:cs="Times New Roman"/>
+              </w:rPr>
+            </w:pPr>
+            <w:r>
+              <w:rPr>
+                <w:rFonts w:ascii="Times New Roman" w:eastAsia="Times New Roman" w:hAnsi="Times New Roman" w:cs="Times New Roman"/>
+              </w:rPr>
+              <w:t># --------------------------------------------------</w:t>
+            </w:r>
+          </w:p>
+          <w:p>
+            <w:pPr>
+              <w:rPr>
+                <w:rFonts w:ascii="Times New Roman" w:eastAsia="Times New Roman" w:hAnsi="Times New Roman" w:cs="Times New Roman"/>
+              </w:rPr>
+            </w:pPr>
+            <w:r>
+              <w:rPr>
+                <w:rFonts w:ascii="Times New Roman" w:eastAsia="Times New Roman" w:hAnsi="Times New Roman" w:cs="Times New Roman"/>
+              </w:rPr>
+              <w:t># Visualization 1: Scatter Plot with regression line</w:t>
+            </w:r>
+          </w:p>
+          <w:p>
+            <w:pPr>
+              <w:rPr>
+                <w:rFonts w:ascii="Times New Roman" w:eastAsia="Times New Roman" w:hAnsi="Times New Roman" w:cs="Times New Roman"/>
+              </w:rPr>
+            </w:pPr>
+            <w:r>
+              <w:rPr>
+                <w:rFonts w:ascii="Times New Roman" w:eastAsia="Times New Roman" w:hAnsi="Times New Roman" w:cs="Times New Roman"/>
+              </w:rPr>
+              <w:t># --------------------------------------------------</w:t>
+            </w:r>
+          </w:p>
+          <w:p>
+            <w:pPr>
+              <w:rPr>
+                <w:rFonts w:ascii="Times New Roman" w:eastAsia="Times New Roman" w:hAnsi="Times New Roman" w:cs="Times New Roman"/>
+              </w:rPr>
+            </w:pPr>
+          </w:p>
+          <w:p>
+            <w:pPr>
+              <w:rPr>
+                <w:rFonts w:ascii="Times New Roman" w:eastAsia="Times New Roman" w:hAnsi="Times New Roman" w:cs="Times New Roman"/>
+              </w:rPr>
+            </w:pPr>
+          </w:p>
+          <w:p>
+            <w:pPr>
+              <w:rPr>
+                <w:rFonts w:ascii="Times New Roman" w:eastAsia="Times New Roman" w:hAnsi="Times New Roman" w:cs="Times New Roman"/>
+              </w:rPr>
+            </w:pPr>
+            <w:r>
+              <w:rPr>
+                <w:rFonts w:ascii="Times New Roman" w:eastAsia="Times New Roman" w:hAnsi="Times New Roman" w:cs="Times New Roman"/>
+              </w:rPr>
+              <w:t># Scatter plot with regression line</w:t>
+            </w:r>
+          </w:p>
+          <w:p>
+            <w:pPr>
+              <w:rPr>
+                <w:rFonts w:ascii="Times New Roman" w:eastAsia="Times New Roman" w:hAnsi="Times New Roman" w:cs="Times New Roman"/>
+              </w:rPr>
+            </w:pPr>
+            <w:proofErr w:type="spellStart"/>
+            <w:r>
+              <w:rPr>
+                <w:rFonts w:ascii="Times New Roman" w:eastAsia="Times New Roman" w:hAnsi="Times New Roman" w:cs="Times New Roman"/>
+              </w:rPr>
+              <w:t>scatter_plot</w:t>
+            </w:r>
+            <w:proofErr w:type="spellEnd"/>
+            <w:r>
+              <w:rPr>
+                <w:rFonts w:ascii="Times New Roman" w:eastAsia="Times New Roman" w:hAnsi="Times New Roman" w:cs="Times New Roman"/>
+              </w:rPr>
+              <w:t xml:space="preserve"> &lt;- </w:t>
+            </w:r>
+            <w:proofErr w:type="spellStart"/>
+            <w:r>
+              <w:rPr>
+                <w:rFonts w:ascii="Times New Roman" w:eastAsia="Times New Roman" w:hAnsi="Times New Roman" w:cs="Times New Roman"/>
+              </w:rPr>
+              <w:t>ggplot</w:t>
+            </w:r>
+            <w:proofErr w:type="spellEnd"/>
+            <w:r>
+              <w:rPr>
+                <w:rFonts w:ascii="Times New Roman" w:eastAsia="Times New Roman" w:hAnsi="Times New Roman" w:cs="Times New Roman"/>
+              </w:rPr>
+              <w:t>(</w:t>
+            </w:r>
+            <w:proofErr w:type="spellStart"/>
+            <w:r>
+              <w:rPr>
+                <w:rFonts w:ascii="Times New Roman" w:eastAsia="Times New Roman" w:hAnsi="Times New Roman" w:cs="Times New Roman"/>
+              </w:rPr>
+              <w:t>data_clean</w:t>
+            </w:r>
+            <w:proofErr w:type="spellEnd"/>
+            <w:r>
+              <w:rPr>
+                <w:rFonts w:ascii="Times New Roman" w:eastAsia="Times New Roman" w:hAnsi="Times New Roman" w:cs="Times New Roman"/>
+              </w:rPr>
+              <w:t xml:space="preserve">, </w:t>
+            </w:r>
+            <w:proofErr w:type="spellStart"/>
+            <w:r>
+              <w:rPr>
+                <w:rFonts w:ascii="Times New Roman" w:eastAsia="Times New Roman" w:hAnsi="Times New Roman" w:cs="Times New Roman"/>
+              </w:rPr>
+              <w:t>aes</w:t>
+            </w:r>
+            <w:proofErr w:type="spellEnd"/>
+            <w:r>
+              <w:rPr>
+                <w:rFonts w:ascii="Times New Roman" w:eastAsia="Times New Roman" w:hAnsi="Times New Roman" w:cs="Times New Roman"/>
+              </w:rPr>
+              <w:t xml:space="preserve">(x = </w:t>
+            </w:r>
+            <w:proofErr w:type="spellStart"/>
+            <w:r>
+              <w:rPr>
+                <w:rFonts w:ascii="Times New Roman" w:eastAsia="Times New Roman" w:hAnsi="Times New Roman" w:cs="Times New Roman"/>
+              </w:rPr>
+              <w:t>Alcohol_Consumption</w:t>
+            </w:r>
+            <w:proofErr w:type="spellEnd"/>
+            <w:r>
+              <w:rPr>
+                <w:rFonts w:ascii="Times New Roman" w:eastAsia="Times New Roman" w:hAnsi="Times New Roman" w:cs="Times New Roman"/>
+              </w:rPr>
+              <w:t xml:space="preserve">, y = </w:t>
+            </w:r>
+            <w:proofErr w:type="spellStart"/>
+            <w:r>
+              <w:rPr>
+                <w:rFonts w:ascii="Times New Roman" w:eastAsia="Times New Roman" w:hAnsi="Times New Roman" w:cs="Times New Roman"/>
+              </w:rPr>
+              <w:t>Life_Expectancy</w:t>
+            </w:r>
+            <w:proofErr w:type="spellEnd"/>
+            <w:r>
+              <w:rPr>
+                <w:rFonts w:ascii="Times New Roman" w:eastAsia="Times New Roman" w:hAnsi="Times New Roman" w:cs="Times New Roman"/>
+              </w:rPr>
+              <w:t>)) +</w:t>
+            </w:r>
+          </w:p>
+          <w:p>
+            <w:pPr>
+              <w:rPr>
+                <w:rFonts w:ascii="Times New Roman" w:eastAsia="Times New Roman" w:hAnsi="Times New Roman" w:cs="Times New Roman"/>
+              </w:rPr>
+            </w:pPr>
+            <w:r>
+              <w:rPr>
+                <w:rFonts w:ascii="Times New Roman" w:eastAsia="Times New Roman" w:hAnsi="Times New Roman" w:cs="Times New Roman"/>
+              </w:rPr>
+              <w:t xml:space="preserve">  </w:t>
+            </w:r>
+            <w:proofErr w:type="spellStart"/>
+            <w:r>
+              <w:rPr>
+                <w:rFonts w:ascii="Times New Roman" w:eastAsia="Times New Roman" w:hAnsi="Times New Roman" w:cs="Times New Roman"/>
+              </w:rPr>
+              <w:t>geom_point</w:t>
+            </w:r>
+            <w:proofErr w:type="spellEnd"/>
+            <w:r>
+              <w:rPr>
+                <w:rFonts w:ascii="Times New Roman" w:eastAsia="Times New Roman" w:hAnsi="Times New Roman" w:cs="Times New Roman"/>
+              </w:rPr>
+              <w:t xml:space="preserve">(alpha = 0.6, size = 3, </w:t>
+            </w:r>
+            <w:proofErr w:type="spellStart"/>
+            <w:r>
+              <w:rPr>
+                <w:rFonts w:ascii="Times New Roman" w:eastAsia="Times New Roman" w:hAnsi="Times New Roman" w:cs="Times New Roman"/>
+              </w:rPr>
+              <w:t>color</w:t>
+            </w:r>
+            <w:proofErr w:type="spellEnd"/>
+            <w:r>
+              <w:rPr>
+                <w:rFonts w:ascii="Times New Roman" w:eastAsia="Times New Roman" w:hAnsi="Times New Roman" w:cs="Times New Roman"/>
+              </w:rPr>
+              <w:t xml:space="preserve"> = "</w:t>
+            </w:r>
+            <w:proofErr w:type="spellStart"/>
+            <w:r>
+              <w:rPr>
+                <w:rFonts w:ascii="Times New Roman" w:eastAsia="Times New Roman" w:hAnsi="Times New Roman" w:cs="Times New Roman"/>
+              </w:rPr>
+              <w:t>darkblue</w:t>
+            </w:r>
+            <w:proofErr w:type="spellEnd"/>
+            <w:r>
+              <w:rPr>
+                <w:rFonts w:ascii="Times New Roman" w:eastAsia="Times New Roman" w:hAnsi="Times New Roman" w:cs="Times New Roman"/>
+              </w:rPr>
+              <w:t>") +</w:t>
+            </w:r>
+          </w:p>
+          <w:p>
+            <w:pPr>
+              <w:rPr>
+                <w:rFonts w:ascii="Times New Roman" w:eastAsia="Times New Roman" w:hAnsi="Times New Roman" w:cs="Times New Roman"/>
+              </w:rPr>
+            </w:pPr>
+            <w:r>
+              <w:rPr>
+                <w:rFonts w:ascii="Times New Roman" w:eastAsia="Times New Roman" w:hAnsi="Times New Roman" w:cs="Times New Roman"/>
+              </w:rPr>
+              <w:t xml:space="preserve">  </w:t>
+            </w:r>
+            <w:proofErr w:type="spellStart"/>
+            <w:r>
+              <w:rPr>
+                <w:rFonts w:ascii="Times New Roman" w:eastAsia="Times New Roman" w:hAnsi="Times New Roman" w:cs="Times New Roman"/>
+              </w:rPr>
+              <w:t>geom_smooth</w:t>
+            </w:r>
+            <w:proofErr w:type="spellEnd"/>
+            <w:r>
+              <w:rPr>
+                <w:rFonts w:ascii="Times New Roman" w:eastAsia="Times New Roman" w:hAnsi="Times New Roman" w:cs="Times New Roman"/>
+              </w:rPr>
+              <w:t>(method = "</w:t>
+            </w:r>
+            <w:proofErr w:type="spellStart"/>
+            <w:r>
+              <w:rPr>
+                <w:rFonts w:ascii="Times New Roman" w:eastAsia="Times New Roman" w:hAnsi="Times New Roman" w:cs="Times New Roman"/>
+              </w:rPr>
+              <w:t>lm</w:t>
+            </w:r>
+            <w:proofErr w:type="spellEnd"/>
+            <w:r>
+              <w:rPr>
+                <w:rFonts w:ascii="Times New Roman" w:eastAsia="Times New Roman" w:hAnsi="Times New Roman" w:cs="Times New Roman"/>
+              </w:rPr>
+              <w:t xml:space="preserve">", se = TRUE, </w:t>
+            </w:r>
+            <w:proofErr w:type="spellStart"/>
+            <w:r>
+              <w:rPr>
+                <w:rFonts w:ascii="Times New Roman" w:eastAsia="Times New Roman" w:hAnsi="Times New Roman" w:cs="Times New Roman"/>
+              </w:rPr>
+              <w:t>color</w:t>
+            </w:r>
+            <w:proofErr w:type="spellEnd"/>
+            <w:r>
+              <w:rPr>
+                <w:rFonts w:ascii="Times New Roman" w:eastAsia="Times New Roman" w:hAnsi="Times New Roman" w:cs="Times New Roman"/>
+              </w:rPr>
+              <w:t xml:space="preserve"> = "red", linewidth = 1) +</w:t>
+            </w:r>
+          </w:p>
+          <w:p>
+            <w:pPr>
+              <w:rPr>
+                <w:rFonts w:ascii="Times New Roman" w:eastAsia="Times New Roman" w:hAnsi="Times New Roman" w:cs="Times New Roman"/>
+              </w:rPr>
+            </w:pPr>
+            <w:r>
+              <w:rPr>
+                <w:rFonts w:ascii="Times New Roman" w:eastAsia="Times New Roman" w:hAnsi="Times New Roman" w:cs="Times New Roman"/>
+              </w:rPr>
+              <w:t xml:space="preserve">  labs(title = "Relationship between Alcohol Consumption and Life Expectancy",</w:t>
+            </w:r>
+          </w:p>
+          <w:p>
+            <w:pPr>
+              <w:rPr>
+                <w:rFonts w:ascii="Times New Roman" w:eastAsia="Times New Roman" w:hAnsi="Times New Roman" w:cs="Times New Roman"/>
+              </w:rPr>
+            </w:pPr>
+            <w:r>
+              <w:rPr>
+                <w:rFonts w:ascii="Times New Roman" w:eastAsia="Times New Roman" w:hAnsi="Times New Roman" w:cs="Times New Roman"/>
+              </w:rPr>
+              <w:t xml:space="preserve">       x = "Alcohol Consumption per Capita (litres)",</w:t>
+            </w:r>
+          </w:p>
+          <w:p>
+            <w:pPr>
+              <w:rPr>
+                <w:rFonts w:ascii="Times New Roman" w:eastAsia="Times New Roman" w:hAnsi="Times New Roman" w:cs="Times New Roman"/>
+              </w:rPr>
+            </w:pPr>
+            <w:r>
+              <w:rPr>
+                <w:rFonts w:ascii="Times New Roman" w:eastAsia="Times New Roman" w:hAnsi="Times New Roman" w:cs="Times New Roman"/>
+              </w:rPr>
+              <w:t xml:space="preserve">       y = "Life Expectancy at Birth (years)") +</w:t>
+            </w:r>
+          </w:p>
+          <w:p>
+            <w:pPr>
+              <w:rPr>
+                <w:rFonts w:ascii="Times New Roman" w:eastAsia="Times New Roman" w:hAnsi="Times New Roman" w:cs="Times New Roman"/>
+              </w:rPr>
+            </w:pPr>
+            <w:r>
+              <w:rPr>
+                <w:rFonts w:ascii="Times New Roman" w:eastAsia="Times New Roman" w:hAnsi="Times New Roman" w:cs="Times New Roman"/>
+              </w:rPr>
+              <w:t xml:space="preserve">  </w:t>
+            </w:r>
+            <w:proofErr w:type="spellStart"/>
+            <w:r>
+              <w:rPr>
+                <w:rFonts w:ascii="Times New Roman" w:eastAsia="Times New Roman" w:hAnsi="Times New Roman" w:cs="Times New Roman"/>
+              </w:rPr>
+              <w:t>theme_minimal</w:t>
+            </w:r>
+            <w:proofErr w:type="spellEnd"/>
+            <w:r>
+              <w:rPr>
+                <w:rFonts w:ascii="Times New Roman" w:eastAsia="Times New Roman" w:hAnsi="Times New Roman" w:cs="Times New Roman"/>
+              </w:rPr>
+              <w:t>() +</w:t>
+            </w:r>
+          </w:p>
+          <w:p>
+            <w:pPr>
+              <w:rPr>
+                <w:rFonts w:ascii="Times New Roman" w:eastAsia="Times New Roman" w:hAnsi="Times New Roman" w:cs="Times New Roman"/>
+              </w:rPr>
+            </w:pPr>
+            <w:r>
+              <w:rPr>
+                <w:rFonts w:ascii="Times New Roman" w:eastAsia="Times New Roman" w:hAnsi="Times New Roman" w:cs="Times New Roman"/>
+              </w:rPr>
+              <w:t xml:space="preserve">  theme(</w:t>
+            </w:r>
+            <w:proofErr w:type="spellStart"/>
+            <w:r>
+              <w:rPr>
+                <w:rFonts w:ascii="Times New Roman" w:eastAsia="Times New Roman" w:hAnsi="Times New Roman" w:cs="Times New Roman"/>
+              </w:rPr>
+              <w:t>plot.title</w:t>
+            </w:r>
+            <w:proofErr w:type="spellEnd"/>
+            <w:r>
+              <w:rPr>
+                <w:rFonts w:ascii="Times New Roman" w:eastAsia="Times New Roman" w:hAnsi="Times New Roman" w:cs="Times New Roman"/>
+              </w:rPr>
+              <w:t xml:space="preserve"> = </w:t>
+            </w:r>
+            <w:proofErr w:type="spellStart"/>
+            <w:r>
+              <w:rPr>
+                <w:rFonts w:ascii="Times New Roman" w:eastAsia="Times New Roman" w:hAnsi="Times New Roman" w:cs="Times New Roman"/>
+              </w:rPr>
+              <w:t>element_text</w:t>
+            </w:r>
+            <w:proofErr w:type="spellEnd"/>
+            <w:r>
+              <w:rPr>
+                <w:rFonts w:ascii="Times New Roman" w:eastAsia="Times New Roman" w:hAnsi="Times New Roman" w:cs="Times New Roman"/>
+              </w:rPr>
+              <w:t>(</w:t>
+            </w:r>
+            <w:proofErr w:type="spellStart"/>
+            <w:r>
+              <w:rPr>
+                <w:rFonts w:ascii="Times New Roman" w:eastAsia="Times New Roman" w:hAnsi="Times New Roman" w:cs="Times New Roman"/>
+              </w:rPr>
+              <w:t>hjust</w:t>
+            </w:r>
+            <w:proofErr w:type="spellEnd"/>
+            <w:r>
+              <w:rPr>
+                <w:rFonts w:ascii="Times New Roman" w:eastAsia="Times New Roman" w:hAnsi="Times New Roman" w:cs="Times New Roman"/>
+              </w:rPr>
+              <w:t xml:space="preserve"> = 0.5, face = "bold"))</w:t>
+            </w:r>
+          </w:p>
+          <w:p>
+            <w:pPr>
+              <w:rPr>
+                <w:rFonts w:ascii="Times New Roman" w:eastAsia="Times New Roman" w:hAnsi="Times New Roman" w:cs="Times New Roman"/>
+              </w:rPr>
+            </w:pPr>
+          </w:p>
+          <w:p>
+            <w:pPr>
+              <w:rPr>
+                <w:rFonts w:ascii="Times New Roman" w:eastAsia="Times New Roman" w:hAnsi="Times New Roman" w:cs="Times New Roman"/>
+              </w:rPr>
+            </w:pPr>
+            <w:r>
+              <w:rPr>
+                <w:rFonts w:ascii="Times New Roman" w:eastAsia="Times New Roman" w:hAnsi="Times New Roman" w:cs="Times New Roman"/>
+              </w:rPr>
+              <w:t># Display plot</w:t>
+            </w:r>
+          </w:p>
+          <w:p>
+            <w:pPr>
+              <w:rPr>
+                <w:rFonts w:ascii="Times New Roman" w:eastAsia="Times New Roman" w:hAnsi="Times New Roman" w:cs="Times New Roman"/>
+              </w:rPr>
+            </w:pPr>
+            <w:r>
+              <w:rPr>
+                <w:rFonts w:ascii="Times New Roman" w:eastAsia="Times New Roman" w:hAnsi="Times New Roman" w:cs="Times New Roman"/>
+              </w:rPr>
+              <w:t>print(</w:t>
+            </w:r>
+            <w:proofErr w:type="spellStart"/>
+            <w:r>
+              <w:rPr>
+                <w:rFonts w:ascii="Times New Roman" w:eastAsia="Times New Roman" w:hAnsi="Times New Roman" w:cs="Times New Roman"/>
+              </w:rPr>
+              <w:t>scatter_plot</w:t>
+            </w:r>
+            <w:proofErr w:type="spellEnd"/>
+            <w:r>
+              <w:rPr>
+                <w:rFonts w:ascii="Times New Roman" w:eastAsia="Times New Roman" w:hAnsi="Times New Roman" w:cs="Times New Roman"/>
+              </w:rPr>
+              <w:t>)</w:t>
+            </w:r>
+          </w:p>
+          <w:p>
+            <w:pPr>
+              <w:rPr>
+                <w:rFonts w:ascii="Times New Roman" w:eastAsia="Times New Roman" w:hAnsi="Times New Roman" w:cs="Times New Roman"/>
+              </w:rPr>
+            </w:pPr>
+          </w:p>
+          <w:p>
+            <w:pPr>
+              <w:rPr>
+                <w:rFonts w:ascii="Times New Roman" w:eastAsia="Times New Roman" w:hAnsi="Times New Roman" w:cs="Times New Roman"/>
+              </w:rPr>
+            </w:pPr>
+          </w:p>
+          <w:p>
+            <w:pPr>
+              <w:rPr>
+                <w:rFonts w:ascii="Times New Roman" w:eastAsia="Times New Roman" w:hAnsi="Times New Roman" w:cs="Times New Roman"/>
+              </w:rPr>
+            </w:pPr>
+          </w:p>
+          <w:p>
+            <w:pPr>
+              <w:rPr>
+                <w:rFonts w:ascii="Times New Roman" w:eastAsia="Times New Roman" w:hAnsi="Times New Roman" w:cs="Times New Roman"/>
+              </w:rPr>
+            </w:pPr>
+            <w:r>
+              <w:rPr>
+                <w:rFonts w:ascii="Times New Roman" w:eastAsia="Times New Roman" w:hAnsi="Times New Roman" w:cs="Times New Roman"/>
+              </w:rPr>
+              <w:t># --------------------------------------------------</w:t>
+            </w:r>
+          </w:p>
+          <w:p>
+            <w:pPr>
+              <w:rPr>
+                <w:rFonts w:ascii="Times New Roman" w:eastAsia="Times New Roman" w:hAnsi="Times New Roman" w:cs="Times New Roman"/>
+              </w:rPr>
+            </w:pPr>
+            <w:r>
+              <w:rPr>
+                <w:rFonts w:ascii="Times New Roman" w:eastAsia="Times New Roman" w:hAnsi="Times New Roman" w:cs="Times New Roman"/>
+              </w:rPr>
+              <w:t># Visualization 2: Histogram of Alcohol Consumption</w:t>
+            </w:r>
+          </w:p>
+          <w:p>
+            <w:pPr>
+              <w:rPr>
+                <w:rFonts w:ascii="Times New Roman" w:eastAsia="Times New Roman" w:hAnsi="Times New Roman" w:cs="Times New Roman"/>
+              </w:rPr>
+            </w:pPr>
+            <w:r>
+              <w:rPr>
+                <w:rFonts w:ascii="Times New Roman" w:eastAsia="Times New Roman" w:hAnsi="Times New Roman" w:cs="Times New Roman"/>
+              </w:rPr>
+              <w:t># --------------------------------------------------</w:t>
+            </w:r>
+          </w:p>
+          <w:p>
+            <w:pPr>
+              <w:rPr>
+                <w:rFonts w:ascii="Times New Roman" w:eastAsia="Times New Roman" w:hAnsi="Times New Roman" w:cs="Times New Roman"/>
+              </w:rPr>
+            </w:pPr>
+          </w:p>
+          <w:p>
+            <w:pPr>
+              <w:rPr>
+                <w:rFonts w:ascii="Times New Roman" w:eastAsia="Times New Roman" w:hAnsi="Times New Roman" w:cs="Times New Roman"/>
+              </w:rPr>
+            </w:pPr>
+            <w:r>
+              <w:rPr>
+                <w:rFonts w:ascii="Times New Roman" w:eastAsia="Times New Roman" w:hAnsi="Times New Roman" w:cs="Times New Roman"/>
+              </w:rPr>
+              <w:t>hist(</w:t>
+            </w:r>
+            <w:proofErr w:type="spellStart"/>
+            <w:r>
+              <w:rPr>
+                <w:rFonts w:ascii="Times New Roman" w:eastAsia="Times New Roman" w:hAnsi="Times New Roman" w:cs="Times New Roman"/>
+              </w:rPr>
               <w:t>data_clean$Alcohol_Consumption</w:t>
             </w:r>
             <w:proofErr w:type="spellEnd"/>
@@ -7316,6 +8557,522 @@
               <w:rPr>
                 <w:rFonts w:ascii="Times New Roman" w:eastAsia="Times New Roman" w:hAnsi="Times New Roman" w:cs="Times New Roman"/>
               </w:rPr>
+              <w:t>,</w:t>
+            </w:r>
+          </w:p>
+          <w:p>
+            <w:pPr>
+              <w:rPr>
+                <w:rFonts w:ascii="Times New Roman" w:eastAsia="Times New Roman" w:hAnsi="Times New Roman" w:cs="Times New Roman"/>
+              </w:rPr>
+            </w:pPr>
+            <w:r>
+              <w:rPr>
+                <w:rFonts w:ascii="Times New Roman" w:eastAsia="Times New Roman" w:hAnsi="Times New Roman" w:cs="Times New Roman"/>
+              </w:rPr>
+              <w:t xml:space="preserve">     main = "Distribution of Alcohol Consumption per Capita",</w:t>
+            </w:r>
+          </w:p>
+          <w:p>
+            <w:pPr>
+              <w:rPr>
+                <w:rFonts w:ascii="Times New Roman" w:eastAsia="Times New Roman" w:hAnsi="Times New Roman" w:cs="Times New Roman"/>
+              </w:rPr>
+            </w:pPr>
+            <w:r>
+              <w:rPr>
+                <w:rFonts w:ascii="Times New Roman" w:eastAsia="Times New Roman" w:hAnsi="Times New Roman" w:cs="Times New Roman"/>
+              </w:rPr>
+              <w:t xml:space="preserve">     </w:t>
+            </w:r>
+            <w:proofErr w:type="spellStart"/>
+            <w:r>
+              <w:rPr>
+                <w:rFonts w:ascii="Times New Roman" w:eastAsia="Times New Roman" w:hAnsi="Times New Roman" w:cs="Times New Roman"/>
+              </w:rPr>
+              <w:t>xlab</w:t>
+            </w:r>
+            <w:proofErr w:type="spellEnd"/>
+            <w:r>
+              <w:rPr>
+                <w:rFonts w:ascii="Times New Roman" w:eastAsia="Times New Roman" w:hAnsi="Times New Roman" w:cs="Times New Roman"/>
+              </w:rPr>
+              <w:t xml:space="preserve"> = "Alcohol Consumption (litres per capita)",</w:t>
+            </w:r>
+          </w:p>
+          <w:p>
+            <w:pPr>
+              <w:rPr>
+                <w:rFonts w:ascii="Times New Roman" w:eastAsia="Times New Roman" w:hAnsi="Times New Roman" w:cs="Times New Roman"/>
+              </w:rPr>
+            </w:pPr>
+            <w:r>
+              <w:rPr>
+                <w:rFonts w:ascii="Times New Roman" w:eastAsia="Times New Roman" w:hAnsi="Times New Roman" w:cs="Times New Roman"/>
+              </w:rPr>
+              <w:t xml:space="preserve">     </w:t>
+            </w:r>
+            <w:proofErr w:type="spellStart"/>
+            <w:r>
+              <w:rPr>
+                <w:rFonts w:ascii="Times New Roman" w:eastAsia="Times New Roman" w:hAnsi="Times New Roman" w:cs="Times New Roman"/>
+              </w:rPr>
+              <w:t>ylab</w:t>
+            </w:r>
+            <w:proofErr w:type="spellEnd"/>
+            <w:r>
+              <w:rPr>
+                <w:rFonts w:ascii="Times New Roman" w:eastAsia="Times New Roman" w:hAnsi="Times New Roman" w:cs="Times New Roman"/>
+              </w:rPr>
+              <w:t xml:space="preserve"> = "Frequency",</w:t>
+            </w:r>
+          </w:p>
+          <w:p>
+            <w:pPr>
+              <w:rPr>
+                <w:rFonts w:ascii="Times New Roman" w:eastAsia="Times New Roman" w:hAnsi="Times New Roman" w:cs="Times New Roman"/>
+              </w:rPr>
+            </w:pPr>
+            <w:r>
+              <w:rPr>
+                <w:rFonts w:ascii="Times New Roman" w:eastAsia="Times New Roman" w:hAnsi="Times New Roman" w:cs="Times New Roman"/>
+              </w:rPr>
+              <w:t xml:space="preserve">     col = "</w:t>
+            </w:r>
+            <w:proofErr w:type="spellStart"/>
+            <w:r>
+              <w:rPr>
+                <w:rFonts w:ascii="Times New Roman" w:eastAsia="Times New Roman" w:hAnsi="Times New Roman" w:cs="Times New Roman"/>
+              </w:rPr>
+              <w:t>steelblue</w:t>
+            </w:r>
+            <w:proofErr w:type="spellEnd"/>
+            <w:r>
+              <w:rPr>
+                <w:rFonts w:ascii="Times New Roman" w:eastAsia="Times New Roman" w:hAnsi="Times New Roman" w:cs="Times New Roman"/>
+              </w:rPr>
+              <w:t>",</w:t>
+            </w:r>
+          </w:p>
+          <w:p>
+            <w:pPr>
+              <w:rPr>
+                <w:rFonts w:ascii="Times New Roman" w:eastAsia="Times New Roman" w:hAnsi="Times New Roman" w:cs="Times New Roman"/>
+              </w:rPr>
+            </w:pPr>
+            <w:r>
+              <w:rPr>
+                <w:rFonts w:ascii="Times New Roman" w:eastAsia="Times New Roman" w:hAnsi="Times New Roman" w:cs="Times New Roman"/>
+              </w:rPr>
+              <w:t xml:space="preserve">     border = "white",</w:t>
+            </w:r>
+          </w:p>
+          <w:p>
+            <w:pPr>
+              <w:rPr>
+                <w:rFonts w:ascii="Times New Roman" w:eastAsia="Times New Roman" w:hAnsi="Times New Roman" w:cs="Times New Roman"/>
+              </w:rPr>
+            </w:pPr>
+            <w:r>
+              <w:rPr>
+                <w:rFonts w:ascii="Times New Roman" w:eastAsia="Times New Roman" w:hAnsi="Times New Roman" w:cs="Times New Roman"/>
+              </w:rPr>
+              <w:t xml:space="preserve">     breaks = 15)</w:t>
+            </w:r>
+          </w:p>
+          <w:p>
+            <w:pPr>
+              <w:rPr>
+                <w:rFonts w:ascii="Times New Roman" w:eastAsia="Times New Roman" w:hAnsi="Times New Roman" w:cs="Times New Roman"/>
+              </w:rPr>
+            </w:pPr>
+          </w:p>
+          <w:p>
+            <w:pPr>
+              <w:rPr>
+                <w:rFonts w:ascii="Times New Roman" w:eastAsia="Times New Roman" w:hAnsi="Times New Roman" w:cs="Times New Roman"/>
+              </w:rPr>
+            </w:pPr>
+            <w:r>
+              <w:rPr>
+                <w:rFonts w:ascii="Times New Roman" w:eastAsia="Times New Roman" w:hAnsi="Times New Roman" w:cs="Times New Roman"/>
+              </w:rPr>
+              <w:t>cat("Displayed: Histogram of Alcohol Consumption\n")</w:t>
+            </w:r>
+          </w:p>
+          <w:p>
+            <w:pPr>
+              <w:rPr>
+                <w:rFonts w:ascii="Times New Roman" w:eastAsia="Times New Roman" w:hAnsi="Times New Roman" w:cs="Times New Roman"/>
+              </w:rPr>
+            </w:pPr>
+          </w:p>
+          <w:p>
+            <w:pPr>
+              <w:rPr>
+                <w:rFonts w:ascii="Times New Roman" w:eastAsia="Times New Roman" w:hAnsi="Times New Roman" w:cs="Times New Roman"/>
+              </w:rPr>
+            </w:pPr>
+            <w:r>
+              <w:rPr>
+                <w:rFonts w:ascii="Times New Roman" w:eastAsia="Times New Roman" w:hAnsi="Times New Roman" w:cs="Times New Roman"/>
+              </w:rPr>
+              <w:t># --------------------------------------------------</w:t>
+            </w:r>
+          </w:p>
+          <w:p>
+            <w:pPr>
+              <w:rPr>
+                <w:rFonts w:ascii="Times New Roman" w:eastAsia="Times New Roman" w:hAnsi="Times New Roman" w:cs="Times New Roman"/>
+              </w:rPr>
+            </w:pPr>
+            <w:r>
+              <w:rPr>
+                <w:rFonts w:ascii="Times New Roman" w:eastAsia="Times New Roman" w:hAnsi="Times New Roman" w:cs="Times New Roman"/>
+              </w:rPr>
+              <w:t># Visualization 3: Histogram of Life Expectancy</w:t>
+            </w:r>
+          </w:p>
+          <w:p>
+            <w:pPr>
+              <w:rPr>
+                <w:rFonts w:ascii="Times New Roman" w:eastAsia="Times New Roman" w:hAnsi="Times New Roman" w:cs="Times New Roman"/>
+              </w:rPr>
+            </w:pPr>
+            <w:r>
+              <w:rPr>
+                <w:rFonts w:ascii="Times New Roman" w:eastAsia="Times New Roman" w:hAnsi="Times New Roman" w:cs="Times New Roman"/>
+              </w:rPr>
+              <w:t># --------------------------------------------------</w:t>
+            </w:r>
+          </w:p>
+          <w:p>
+            <w:pPr>
+              <w:rPr>
+                <w:rFonts w:ascii="Times New Roman" w:eastAsia="Times New Roman" w:hAnsi="Times New Roman" w:cs="Times New Roman"/>
+              </w:rPr>
+            </w:pPr>
+          </w:p>
+          <w:p>
+            <w:pPr>
+              <w:rPr>
+                <w:rFonts w:ascii="Times New Roman" w:eastAsia="Times New Roman" w:hAnsi="Times New Roman" w:cs="Times New Roman"/>
+              </w:rPr>
+            </w:pPr>
+            <w:r>
+              <w:rPr>
+                <w:rFonts w:ascii="Times New Roman" w:eastAsia="Times New Roman" w:hAnsi="Times New Roman" w:cs="Times New Roman"/>
+              </w:rPr>
+              <w:t>hist(</w:t>
+            </w:r>
+            <w:proofErr w:type="spellStart"/>
+            <w:r>
+              <w:rPr>
+                <w:rFonts w:ascii="Times New Roman" w:eastAsia="Times New Roman" w:hAnsi="Times New Roman" w:cs="Times New Roman"/>
+              </w:rPr>
+              <w:t>data_clean$Life_Expectancy</w:t>
+            </w:r>
+            <w:proofErr w:type="spellEnd"/>
+            <w:r>
+              <w:rPr>
+                <w:rFonts w:ascii="Times New Roman" w:eastAsia="Times New Roman" w:hAnsi="Times New Roman" w:cs="Times New Roman"/>
+              </w:rPr>
+              <w:t>,</w:t>
+            </w:r>
+          </w:p>
+          <w:p>
+            <w:pPr>
+              <w:rPr>
+                <w:rFonts w:ascii="Times New Roman" w:eastAsia="Times New Roman" w:hAnsi="Times New Roman" w:cs="Times New Roman"/>
+              </w:rPr>
+            </w:pPr>
+            <w:r>
+              <w:rPr>
+                <w:rFonts w:ascii="Times New Roman" w:eastAsia="Times New Roman" w:hAnsi="Times New Roman" w:cs="Times New Roman"/>
+              </w:rPr>
+              <w:t xml:space="preserve">     main = "Distribution of Life Expectancy",</w:t>
+            </w:r>
+          </w:p>
+          <w:p>
+            <w:pPr>
+              <w:rPr>
+                <w:rFonts w:ascii="Times New Roman" w:eastAsia="Times New Roman" w:hAnsi="Times New Roman" w:cs="Times New Roman"/>
+              </w:rPr>
+            </w:pPr>
+            <w:r>
+              <w:rPr>
+                <w:rFonts w:ascii="Times New Roman" w:eastAsia="Times New Roman" w:hAnsi="Times New Roman" w:cs="Times New Roman"/>
+              </w:rPr>
+              <w:t xml:space="preserve">     </w:t>
+            </w:r>
+            <w:proofErr w:type="spellStart"/>
+            <w:r>
+              <w:rPr>
+                <w:rFonts w:ascii="Times New Roman" w:eastAsia="Times New Roman" w:hAnsi="Times New Roman" w:cs="Times New Roman"/>
+              </w:rPr>
+              <w:t>xlab</w:t>
+            </w:r>
+            <w:proofErr w:type="spellEnd"/>
+            <w:r>
+              <w:rPr>
+                <w:rFonts w:ascii="Times New Roman" w:eastAsia="Times New Roman" w:hAnsi="Times New Roman" w:cs="Times New Roman"/>
+              </w:rPr>
+              <w:t xml:space="preserve"> = "Life Expectancy (years)",</w:t>
+            </w:r>
+          </w:p>
+          <w:p>
+            <w:pPr>
+              <w:rPr>
+                <w:rFonts w:ascii="Times New Roman" w:eastAsia="Times New Roman" w:hAnsi="Times New Roman" w:cs="Times New Roman"/>
+              </w:rPr>
+            </w:pPr>
+            <w:r>
+              <w:rPr>
+                <w:rFonts w:ascii="Times New Roman" w:eastAsia="Times New Roman" w:hAnsi="Times New Roman" w:cs="Times New Roman"/>
+              </w:rPr>
+              <w:t xml:space="preserve">     </w:t>
+            </w:r>
+            <w:proofErr w:type="spellStart"/>
+            <w:r>
+              <w:rPr>
+                <w:rFonts w:ascii="Times New Roman" w:eastAsia="Times New Roman" w:hAnsi="Times New Roman" w:cs="Times New Roman"/>
+              </w:rPr>
+              <w:t>ylab</w:t>
+            </w:r>
+            <w:proofErr w:type="spellEnd"/>
+            <w:r>
+              <w:rPr>
+                <w:rFonts w:ascii="Times New Roman" w:eastAsia="Times New Roman" w:hAnsi="Times New Roman" w:cs="Times New Roman"/>
+              </w:rPr>
+              <w:t xml:space="preserve"> = "Frequency",</w:t>
+            </w:r>
+          </w:p>
+          <w:p>
+            <w:pPr>
+              <w:rPr>
+                <w:rFonts w:ascii="Times New Roman" w:eastAsia="Times New Roman" w:hAnsi="Times New Roman" w:cs="Times New Roman"/>
+              </w:rPr>
+            </w:pPr>
+            <w:r>
+              <w:rPr>
+                <w:rFonts w:ascii="Times New Roman" w:eastAsia="Times New Roman" w:hAnsi="Times New Roman" w:cs="Times New Roman"/>
+              </w:rPr>
+              <w:t xml:space="preserve">     col = "coral",</w:t>
+            </w:r>
+          </w:p>
+          <w:p>
+            <w:pPr>
+              <w:rPr>
+                <w:rFonts w:ascii="Times New Roman" w:eastAsia="Times New Roman" w:hAnsi="Times New Roman" w:cs="Times New Roman"/>
+              </w:rPr>
+            </w:pPr>
+            <w:r>
+              <w:rPr>
+                <w:rFonts w:ascii="Times New Roman" w:eastAsia="Times New Roman" w:hAnsi="Times New Roman" w:cs="Times New Roman"/>
+              </w:rPr>
+              <w:t xml:space="preserve">     border = "white",</w:t>
+            </w:r>
+          </w:p>
+          <w:p>
+            <w:pPr>
+              <w:rPr>
+                <w:rFonts w:ascii="Times New Roman" w:eastAsia="Times New Roman" w:hAnsi="Times New Roman" w:cs="Times New Roman"/>
+              </w:rPr>
+            </w:pPr>
+            <w:r>
+              <w:rPr>
+                <w:rFonts w:ascii="Times New Roman" w:eastAsia="Times New Roman" w:hAnsi="Times New Roman" w:cs="Times New Roman"/>
+              </w:rPr>
+              <w:t xml:space="preserve">     breaks = 15)</w:t>
+            </w:r>
+          </w:p>
+          <w:p>
+            <w:pPr>
+              <w:rPr>
+                <w:rFonts w:ascii="Times New Roman" w:eastAsia="Times New Roman" w:hAnsi="Times New Roman" w:cs="Times New Roman"/>
+              </w:rPr>
+            </w:pPr>
+          </w:p>
+          <w:p>
+            <w:pPr>
+              <w:rPr>
+                <w:rFonts w:ascii="Times New Roman" w:eastAsia="Times New Roman" w:hAnsi="Times New Roman" w:cs="Times New Roman"/>
+              </w:rPr>
+            </w:pPr>
+            <w:r>
+              <w:rPr>
+                <w:rFonts w:ascii="Times New Roman" w:eastAsia="Times New Roman" w:hAnsi="Times New Roman" w:cs="Times New Roman"/>
+              </w:rPr>
+              <w:t>cat("Displayed: Histogram of Life Expectancy\n")</w:t>
+            </w:r>
+          </w:p>
+          <w:p>
+            <w:pPr>
+              <w:rPr>
+                <w:rFonts w:ascii="Times New Roman" w:eastAsia="Times New Roman" w:hAnsi="Times New Roman" w:cs="Times New Roman"/>
+              </w:rPr>
+            </w:pPr>
+          </w:p>
+          <w:p>
+            <w:pPr>
+              <w:rPr>
+                <w:rFonts w:ascii="Times New Roman" w:eastAsia="Times New Roman" w:hAnsi="Times New Roman" w:cs="Times New Roman"/>
+              </w:rPr>
+            </w:pPr>
+            <w:r>
+              <w:rPr>
+                <w:rFonts w:ascii="Times New Roman" w:eastAsia="Times New Roman" w:hAnsi="Times New Roman" w:cs="Times New Roman"/>
+              </w:rPr>
+              <w:t># Pearson correlation test</w:t>
+            </w:r>
+          </w:p>
+          <w:p>
+            <w:pPr>
+              <w:rPr>
+                <w:rFonts w:ascii="Times New Roman" w:eastAsia="Times New Roman" w:hAnsi="Times New Roman" w:cs="Times New Roman"/>
+              </w:rPr>
+            </w:pPr>
+            <w:proofErr w:type="spellStart"/>
+            <w:r>
+              <w:rPr>
+                <w:rFonts w:ascii="Times New Roman" w:eastAsia="Times New Roman" w:hAnsi="Times New Roman" w:cs="Times New Roman"/>
+              </w:rPr>
+              <w:t>correlation_test</w:t>
+            </w:r>
+            <w:proofErr w:type="spellEnd"/>
+            <w:r>
+              <w:rPr>
+                <w:rFonts w:ascii="Times New Roman" w:eastAsia="Times New Roman" w:hAnsi="Times New Roman" w:cs="Times New Roman"/>
+              </w:rPr>
+              <w:t xml:space="preserve"> &lt;- </w:t>
+            </w:r>
+            <w:proofErr w:type="spellStart"/>
+            <w:r>
+              <w:rPr>
+                <w:rFonts w:ascii="Times New Roman" w:eastAsia="Times New Roman" w:hAnsi="Times New Roman" w:cs="Times New Roman"/>
+              </w:rPr>
+              <w:t>cor.test</w:t>
+            </w:r>
+            <w:proofErr w:type="spellEnd"/>
+            <w:r>
+              <w:rPr>
+                <w:rFonts w:ascii="Times New Roman" w:eastAsia="Times New Roman" w:hAnsi="Times New Roman" w:cs="Times New Roman"/>
+              </w:rPr>
+              <w:t>(</w:t>
+            </w:r>
+            <w:proofErr w:type="spellStart"/>
+            <w:r>
+              <w:rPr>
+                <w:rFonts w:ascii="Times New Roman" w:eastAsia="Times New Roman" w:hAnsi="Times New Roman" w:cs="Times New Roman"/>
+              </w:rPr>
+              <w:t>data_clean$Alcohol_Consumption</w:t>
+            </w:r>
+            <w:proofErr w:type="spellEnd"/>
+            <w:r>
+              <w:rPr>
+                <w:rFonts w:ascii="Times New Roman" w:eastAsia="Times New Roman" w:hAnsi="Times New Roman" w:cs="Times New Roman"/>
+              </w:rPr>
+              <w:t xml:space="preserve">, </w:t>
+            </w:r>
+          </w:p>
+          <w:p>
+            <w:pPr>
+              <w:rPr>
+                <w:rFonts w:ascii="Times New Roman" w:eastAsia="Times New Roman" w:hAnsi="Times New Roman" w:cs="Times New Roman"/>
+              </w:rPr>
+            </w:pPr>
+            <w:r>
+              <w:rPr>
+                <w:rFonts w:ascii="Times New Roman" w:eastAsia="Times New Roman" w:hAnsi="Times New Roman" w:cs="Times New Roman"/>
+              </w:rPr>
+              <w:t xml:space="preserve">                             </w:t>
+            </w:r>
+            <w:proofErr w:type="spellStart"/>
+            <w:r>
+              <w:rPr>
+                <w:rFonts w:ascii="Times New Roman" w:eastAsia="Times New Roman" w:hAnsi="Times New Roman" w:cs="Times New Roman"/>
+              </w:rPr>
+              <w:t>data_clean$Life_Expectancy</w:t>
+            </w:r>
+            <w:proofErr w:type="spellEnd"/>
+            <w:r>
+              <w:rPr>
+                <w:rFonts w:ascii="Times New Roman" w:eastAsia="Times New Roman" w:hAnsi="Times New Roman" w:cs="Times New Roman"/>
+              </w:rPr>
+              <w:t>,</w:t>
+            </w:r>
+          </w:p>
+          <w:p>
+            <w:pPr>
+              <w:rPr>
+                <w:rFonts w:ascii="Times New Roman" w:eastAsia="Times New Roman" w:hAnsi="Times New Roman" w:cs="Times New Roman"/>
+              </w:rPr>
+            </w:pPr>
+            <w:r>
+              <w:rPr>
+                <w:rFonts w:ascii="Times New Roman" w:eastAsia="Times New Roman" w:hAnsi="Times New Roman" w:cs="Times New Roman"/>
+              </w:rPr>
+              <w:t xml:space="preserve">                             method = "</w:t>
+            </w:r>
+            <w:proofErr w:type="spellStart"/>
+            <w:r>
+              <w:rPr>
+                <w:rFonts w:ascii="Times New Roman" w:eastAsia="Times New Roman" w:hAnsi="Times New Roman" w:cs="Times New Roman"/>
+              </w:rPr>
+              <w:t>pearson</w:t>
+            </w:r>
+            <w:proofErr w:type="spellEnd"/>
+            <w:r>
+              <w:rPr>
+                <w:rFonts w:ascii="Times New Roman" w:eastAsia="Times New Roman" w:hAnsi="Times New Roman" w:cs="Times New Roman"/>
+              </w:rPr>
+              <w:t>")</w:t>
+            </w:r>
+          </w:p>
+          <w:p>
+            <w:pPr>
+              <w:rPr>
+                <w:rFonts w:ascii="Times New Roman" w:eastAsia="Times New Roman" w:hAnsi="Times New Roman" w:cs="Times New Roman"/>
+              </w:rPr>
+            </w:pPr>
+          </w:p>
+          <w:p>
+            <w:pPr>
+              <w:rPr>
+                <w:rFonts w:ascii="Times New Roman" w:eastAsia="Times New Roman" w:hAnsi="Times New Roman" w:cs="Times New Roman"/>
+              </w:rPr>
+            </w:pPr>
+            <w:r>
+              <w:rPr>
+                <w:rFonts w:ascii="Times New Roman" w:eastAsia="Times New Roman" w:hAnsi="Times New Roman" w:cs="Times New Roman"/>
+              </w:rPr>
+              <w:t># Display correlation results</w:t>
+            </w:r>
+          </w:p>
+          <w:p>
+            <w:pPr>
+              <w:rPr>
+                <w:rFonts w:ascii="Times New Roman" w:eastAsia="Times New Roman" w:hAnsi="Times New Roman" w:cs="Times New Roman"/>
+              </w:rPr>
+            </w:pPr>
+            <w:r>
+              <w:rPr>
+                <w:rFonts w:ascii="Times New Roman" w:eastAsia="Times New Roman" w:hAnsi="Times New Roman" w:cs="Times New Roman"/>
+              </w:rPr>
+              <w:t>print(</w:t>
+            </w:r>
+            <w:proofErr w:type="spellStart"/>
+            <w:r>
+              <w:rPr>
+                <w:rFonts w:ascii="Times New Roman" w:eastAsia="Times New Roman" w:hAnsi="Times New Roman" w:cs="Times New Roman"/>
+              </w:rPr>
+              <w:t>correlation_test</w:t>
+            </w:r>
+            <w:proofErr w:type="spellEnd"/>
+            <w:r>
+              <w:rPr>
+                <w:rFonts w:ascii="Times New Roman" w:eastAsia="Times New Roman" w:hAnsi="Times New Roman" w:cs="Times New Roman"/>
+              </w:rPr>
               <w:t>)</w:t>
             </w:r>
           </w:p>
@@ -7325,12 +9082,32 @@
                 <w:rFonts w:ascii="Times New Roman" w:eastAsia="Times New Roman" w:hAnsi="Times New Roman" w:cs="Times New Roman"/>
               </w:rPr>
             </w:pPr>
+          </w:p>
+          <w:p>
+            <w:pPr>
+              <w:rPr>
+                <w:rFonts w:ascii="Times New Roman" w:eastAsia="Times New Roman" w:hAnsi="Times New Roman" w:cs="Times New Roman"/>
+              </w:rPr>
+            </w:pPr>
+            <w:r>
+              <w:rPr>
+                <w:rFonts w:ascii="Times New Roman" w:eastAsia="Times New Roman" w:hAnsi="Times New Roman" w:cs="Times New Roman"/>
+              </w:rPr>
+              <w:t># Extract key statistics</w:t>
+            </w:r>
+          </w:p>
+          <w:p>
+            <w:pPr>
+              <w:rPr>
+                <w:rFonts w:ascii="Times New Roman" w:eastAsia="Times New Roman" w:hAnsi="Times New Roman" w:cs="Times New Roman"/>
+              </w:rPr>
+            </w:pPr>
             <w:proofErr w:type="spellStart"/>
             <w:r>
               <w:rPr>
                 <w:rFonts w:ascii="Times New Roman" w:eastAsia="Times New Roman" w:hAnsi="Times New Roman" w:cs="Times New Roman"/>
               </w:rPr>
-              <w:t>sd_alcohol</w:t>
+              <w:t>correlation_coefficient</w:t>
             </w:r>
             <w:proofErr w:type="spellEnd"/>
             <w:r>
@@ -7344,9 +9121,195 @@
               <w:rPr>
                 <w:rFonts w:ascii="Times New Roman" w:eastAsia="Times New Roman" w:hAnsi="Times New Roman" w:cs="Times New Roman"/>
               </w:rPr>
-              <w:t>sd</w:t>
+              <w:t>correlation_test$estimate</w:t>
             </w:r>
             <w:proofErr w:type="spellEnd"/>
+          </w:p>
+          <w:p>
+            <w:pPr>
+              <w:rPr>
+                <w:rFonts w:ascii="Times New Roman" w:eastAsia="Times New Roman" w:hAnsi="Times New Roman" w:cs="Times New Roman"/>
+              </w:rPr>
+            </w:pPr>
+            <w:proofErr w:type="spellStart"/>
+            <w:r>
+              <w:rPr>
+                <w:rFonts w:ascii="Times New Roman" w:eastAsia="Times New Roman" w:hAnsi="Times New Roman" w:cs="Times New Roman"/>
+              </w:rPr>
+              <w:t>p_value</w:t>
+            </w:r>
+            <w:proofErr w:type="spellEnd"/>
+            <w:r>
+              <w:rPr>
+                <w:rFonts w:ascii="Times New Roman" w:eastAsia="Times New Roman" w:hAnsi="Times New Roman" w:cs="Times New Roman"/>
+              </w:rPr>
+              <w:t xml:space="preserve"> &lt;- </w:t>
+            </w:r>
+            <w:proofErr w:type="spellStart"/>
+            <w:r>
+              <w:rPr>
+                <w:rFonts w:ascii="Times New Roman" w:eastAsia="Times New Roman" w:hAnsi="Times New Roman" w:cs="Times New Roman"/>
+              </w:rPr>
+              <w:t>correlation_test$p.value</w:t>
+            </w:r>
+            <w:proofErr w:type="spellEnd"/>
+          </w:p>
+          <w:p>
+            <w:pPr>
+              <w:rPr>
+                <w:rFonts w:ascii="Times New Roman" w:eastAsia="Times New Roman" w:hAnsi="Times New Roman" w:cs="Times New Roman"/>
+              </w:rPr>
+            </w:pPr>
+            <w:proofErr w:type="spellStart"/>
+            <w:r>
+              <w:rPr>
+                <w:rFonts w:ascii="Times New Roman" w:eastAsia="Times New Roman" w:hAnsi="Times New Roman" w:cs="Times New Roman"/>
+              </w:rPr>
+              <w:t>confidence_interval</w:t>
+            </w:r>
+            <w:proofErr w:type="spellEnd"/>
+            <w:r>
+              <w:rPr>
+                <w:rFonts w:ascii="Times New Roman" w:eastAsia="Times New Roman" w:hAnsi="Times New Roman" w:cs="Times New Roman"/>
+              </w:rPr>
+              <w:t xml:space="preserve"> &lt;- correlation_test$conf.int</w:t>
+            </w:r>
+          </w:p>
+          <w:p>
+            <w:pPr>
+              <w:rPr>
+                <w:rFonts w:ascii="Times New Roman" w:eastAsia="Times New Roman" w:hAnsi="Times New Roman" w:cs="Times New Roman"/>
+              </w:rPr>
+            </w:pPr>
+          </w:p>
+          <w:p>
+            <w:pPr>
+              <w:rPr>
+                <w:rFonts w:ascii="Times New Roman" w:eastAsia="Times New Roman" w:hAnsi="Times New Roman" w:cs="Times New Roman"/>
+              </w:rPr>
+            </w:pPr>
+            <w:r>
+              <w:rPr>
+                <w:rFonts w:ascii="Times New Roman" w:eastAsia="Times New Roman" w:hAnsi="Times New Roman" w:cs="Times New Roman"/>
+              </w:rPr>
+              <w:t>cat("\n=== CORRELATION ANALYSIS RESULTS ===\n")</w:t>
+            </w:r>
+          </w:p>
+          <w:p>
+            <w:pPr>
+              <w:rPr>
+                <w:rFonts w:ascii="Times New Roman" w:eastAsia="Times New Roman" w:hAnsi="Times New Roman" w:cs="Times New Roman"/>
+              </w:rPr>
+            </w:pPr>
+            <w:r>
+              <w:rPr>
+                <w:rFonts w:ascii="Times New Roman" w:eastAsia="Times New Roman" w:hAnsi="Times New Roman" w:cs="Times New Roman"/>
+              </w:rPr>
+              <w:t xml:space="preserve">cat("Pearson Correlation Coefficient (r):", </w:t>
+            </w:r>
+            <w:proofErr w:type="spellStart"/>
+            <w:r>
+              <w:rPr>
+                <w:rFonts w:ascii="Times New Roman" w:eastAsia="Times New Roman" w:hAnsi="Times New Roman" w:cs="Times New Roman"/>
+              </w:rPr>
+              <w:t>correlation_coefficient</w:t>
+            </w:r>
+            <w:proofErr w:type="spellEnd"/>
+            <w:r>
+              <w:rPr>
+                <w:rFonts w:ascii="Times New Roman" w:eastAsia="Times New Roman" w:hAnsi="Times New Roman" w:cs="Times New Roman"/>
+              </w:rPr>
+              <w:t>, "\n")</w:t>
+            </w:r>
+          </w:p>
+          <w:p>
+            <w:pPr>
+              <w:rPr>
+                <w:rFonts w:ascii="Times New Roman" w:eastAsia="Times New Roman" w:hAnsi="Times New Roman" w:cs="Times New Roman"/>
+              </w:rPr>
+            </w:pPr>
+            <w:r>
+              <w:rPr>
+                <w:rFonts w:ascii="Times New Roman" w:eastAsia="Times New Roman" w:hAnsi="Times New Roman" w:cs="Times New Roman"/>
+              </w:rPr>
+              <w:t xml:space="preserve">cat("P-value:", </w:t>
+            </w:r>
+            <w:proofErr w:type="spellStart"/>
+            <w:r>
+              <w:rPr>
+                <w:rFonts w:ascii="Times New Roman" w:eastAsia="Times New Roman" w:hAnsi="Times New Roman" w:cs="Times New Roman"/>
+              </w:rPr>
+              <w:t>p_value</w:t>
+            </w:r>
+            <w:proofErr w:type="spellEnd"/>
+            <w:r>
+              <w:rPr>
+                <w:rFonts w:ascii="Times New Roman" w:eastAsia="Times New Roman" w:hAnsi="Times New Roman" w:cs="Times New Roman"/>
+              </w:rPr>
+              <w:t>, "\n")</w:t>
+            </w:r>
+          </w:p>
+          <w:p>
+            <w:pPr>
+              <w:rPr>
+                <w:rFonts w:ascii="Times New Roman" w:eastAsia="Times New Roman" w:hAnsi="Times New Roman" w:cs="Times New Roman"/>
+              </w:rPr>
+            </w:pPr>
+            <w:r>
+              <w:rPr>
+                <w:rFonts w:ascii="Times New Roman" w:eastAsia="Times New Roman" w:hAnsi="Times New Roman" w:cs="Times New Roman"/>
+              </w:rPr>
+              <w:t xml:space="preserve">cat("95% Confidence Interval:", </w:t>
+            </w:r>
+            <w:proofErr w:type="spellStart"/>
+            <w:r>
+              <w:rPr>
+                <w:rFonts w:ascii="Times New Roman" w:eastAsia="Times New Roman" w:hAnsi="Times New Roman" w:cs="Times New Roman"/>
+              </w:rPr>
+              <w:t>confidence_interval</w:t>
+            </w:r>
+            <w:proofErr w:type="spellEnd"/>
+            <w:r>
+              <w:rPr>
+                <w:rFonts w:ascii="Times New Roman" w:eastAsia="Times New Roman" w:hAnsi="Times New Roman" w:cs="Times New Roman"/>
+              </w:rPr>
+              <w:t xml:space="preserve">[1], "to", </w:t>
+            </w:r>
+            <w:proofErr w:type="spellStart"/>
+            <w:r>
+              <w:rPr>
+                <w:rFonts w:ascii="Times New Roman" w:eastAsia="Times New Roman" w:hAnsi="Times New Roman" w:cs="Times New Roman"/>
+              </w:rPr>
+              <w:t>confidence_interval</w:t>
+            </w:r>
+            <w:proofErr w:type="spellEnd"/>
+            <w:r>
+              <w:rPr>
+                <w:rFonts w:ascii="Times New Roman" w:eastAsia="Times New Roman" w:hAnsi="Times New Roman" w:cs="Times New Roman"/>
+              </w:rPr>
+              <w:t>[2], "\n")</w:t>
+            </w:r>
+          </w:p>
+          <w:p>
+            <w:pPr>
+              <w:rPr>
+                <w:rFonts w:ascii="Times New Roman" w:eastAsia="Times New Roman" w:hAnsi="Times New Roman" w:cs="Times New Roman"/>
+              </w:rPr>
+            </w:pPr>
+            <w:r>
+              <w:rPr>
+                <w:rFonts w:ascii="Times New Roman" w:eastAsia="Times New Roman" w:hAnsi="Times New Roman" w:cs="Times New Roman"/>
+              </w:rPr>
+              <w:t xml:space="preserve">cat("Sample size (n):", </w:t>
+            </w:r>
+            <w:proofErr w:type="spellStart"/>
+            <w:r>
+              <w:rPr>
+                <w:rFonts w:ascii="Times New Roman" w:eastAsia="Times New Roman" w:hAnsi="Times New Roman" w:cs="Times New Roman"/>
+              </w:rPr>
+              <w:t>nrow</w:t>
+            </w:r>
+            <w:proofErr w:type="spellEnd"/>
             <w:r>
               <w:rPr>
                 <w:rFonts w:ascii="Times New Roman" w:eastAsia="Times New Roman" w:hAnsi="Times New Roman" w:cs="Times New Roman"/>
@@ -7358,2467 +9321,141 @@
               <w:rPr>
                 <w:rFonts w:ascii="Times New Roman" w:eastAsia="Times New Roman" w:hAnsi="Times New Roman" w:cs="Times New Roman"/>
               </w:rPr>
-              <w:t>data_clean$Alcohol_Consumption</w:t>
+              <w:t>data_clean</w:t>
             </w:r>
             <w:proofErr w:type="spellEnd"/>
             <w:r>
               <w:rPr>
                 <w:rFonts w:ascii="Times New Roman" w:eastAsia="Times New Roman" w:hAnsi="Times New Roman" w:cs="Times New Roman"/>
               </w:rPr>
-              <w:t>)</w:t>
-            </w:r>
-          </w:p>
-          <w:p>
-            <w:pPr>
-              <w:rPr>
-                <w:rFonts w:ascii="Times New Roman" w:eastAsia="Times New Roman" w:hAnsi="Times New Roman" w:cs="Times New Roman"/>
-              </w:rPr>
-            </w:pPr>
+              <w:t>), "\n")</w:t>
+            </w:r>
+          </w:p>
+          <w:p>
+            <w:pPr>
+              <w:rPr>
+                <w:rFonts w:ascii="Times New Roman" w:eastAsia="Times New Roman" w:hAnsi="Times New Roman" w:cs="Times New Roman"/>
+              </w:rPr>
+            </w:pPr>
+          </w:p>
+          <w:p>
+            <w:pPr>
+              <w:rPr>
+                <w:rFonts w:ascii="Times New Roman" w:eastAsia="Times New Roman" w:hAnsi="Times New Roman" w:cs="Times New Roman"/>
+              </w:rPr>
+            </w:pPr>
+            <w:r>
+              <w:rPr>
+                <w:rFonts w:ascii="Times New Roman" w:eastAsia="Times New Roman" w:hAnsi="Times New Roman" w:cs="Times New Roman"/>
+              </w:rPr>
+              <w:t># Interpretation</w:t>
+            </w:r>
+          </w:p>
+          <w:p>
+            <w:pPr>
+              <w:rPr>
+                <w:rFonts w:ascii="Times New Roman" w:eastAsia="Times New Roman" w:hAnsi="Times New Roman" w:cs="Times New Roman"/>
+              </w:rPr>
+            </w:pPr>
+            <w:r>
+              <w:rPr>
+                <w:rFonts w:ascii="Times New Roman" w:eastAsia="Times New Roman" w:hAnsi="Times New Roman" w:cs="Times New Roman"/>
+              </w:rPr>
+              <w:t>if (</w:t>
+            </w:r>
             <w:proofErr w:type="spellStart"/>
             <w:r>
               <w:rPr>
                 <w:rFonts w:ascii="Times New Roman" w:eastAsia="Times New Roman" w:hAnsi="Times New Roman" w:cs="Times New Roman"/>
               </w:rPr>
-              <w:t>median_alcohol</w:t>
+              <w:t>p_value</w:t>
             </w:r>
             <w:proofErr w:type="spellEnd"/>
             <w:r>
               <w:rPr>
                 <w:rFonts w:ascii="Times New Roman" w:eastAsia="Times New Roman" w:hAnsi="Times New Roman" w:cs="Times New Roman"/>
               </w:rPr>
-              <w:t xml:space="preserve"> &lt;- median(</w:t>
+              <w:t xml:space="preserve"> &lt; 0.05) {</w:t>
+            </w:r>
+          </w:p>
+          <w:p>
+            <w:pPr>
+              <w:rPr>
+                <w:rFonts w:ascii="Times New Roman" w:eastAsia="Times New Roman" w:hAnsi="Times New Roman" w:cs="Times New Roman"/>
+              </w:rPr>
+            </w:pPr>
+            <w:r>
+              <w:rPr>
+                <w:rFonts w:ascii="Times New Roman" w:eastAsia="Times New Roman" w:hAnsi="Times New Roman" w:cs="Times New Roman"/>
+              </w:rPr>
+              <w:lastRenderedPageBreak/>
+              <w:t xml:space="preserve">  cat("\</w:t>
             </w:r>
             <w:proofErr w:type="spellStart"/>
             <w:r>
               <w:rPr>
                 <w:rFonts w:ascii="Times New Roman" w:eastAsia="Times New Roman" w:hAnsi="Times New Roman" w:cs="Times New Roman"/>
               </w:rPr>
-              <w:t>data_clean$Alcohol_Consumption</w:t>
+              <w:t>nConclusion</w:t>
             </w:r>
             <w:proofErr w:type="spellEnd"/>
             <w:r>
               <w:rPr>
                 <w:rFonts w:ascii="Times New Roman" w:eastAsia="Times New Roman" w:hAnsi="Times New Roman" w:cs="Times New Roman"/>
               </w:rPr>
-              <w:t>)</w:t>
-            </w:r>
-          </w:p>
-          <w:p>
-            <w:pPr>
-              <w:rPr>
-                <w:rFonts w:ascii="Times New Roman" w:eastAsia="Times New Roman" w:hAnsi="Times New Roman" w:cs="Times New Roman"/>
-              </w:rPr>
-            </w:pPr>
+              <w:t>: The null hypothesis is REJECTED (p &lt; 0.05)\n")</w:t>
+            </w:r>
+          </w:p>
+          <w:p>
+            <w:pPr>
+              <w:rPr>
+                <w:rFonts w:ascii="Times New Roman" w:eastAsia="Times New Roman" w:hAnsi="Times New Roman" w:cs="Times New Roman"/>
+              </w:rPr>
+            </w:pPr>
+            <w:r>
+              <w:rPr>
+                <w:rFonts w:ascii="Times New Roman" w:eastAsia="Times New Roman" w:hAnsi="Times New Roman" w:cs="Times New Roman"/>
+              </w:rPr>
+              <w:t xml:space="preserve">  cat("There is a statistically significant correlation between alcohol consumption and life expectancy.\n")</w:t>
+            </w:r>
+          </w:p>
+          <w:p>
+            <w:pPr>
+              <w:rPr>
+                <w:rFonts w:ascii="Times New Roman" w:eastAsia="Times New Roman" w:hAnsi="Times New Roman" w:cs="Times New Roman"/>
+              </w:rPr>
+            </w:pPr>
+            <w:r>
+              <w:rPr>
+                <w:rFonts w:ascii="Times New Roman" w:eastAsia="Times New Roman" w:hAnsi="Times New Roman" w:cs="Times New Roman"/>
+              </w:rPr>
+              <w:t>} else {</w:t>
+            </w:r>
+          </w:p>
+          <w:p>
+            <w:pPr>
+              <w:rPr>
+                <w:rFonts w:ascii="Times New Roman" w:eastAsia="Times New Roman" w:hAnsi="Times New Roman" w:cs="Times New Roman"/>
+              </w:rPr>
+            </w:pPr>
+            <w:r>
+              <w:rPr>
+                <w:rFonts w:ascii="Times New Roman" w:eastAsia="Times New Roman" w:hAnsi="Times New Roman" w:cs="Times New Roman"/>
+              </w:rPr>
+              <w:t xml:space="preserve">  cat("\</w:t>
+            </w:r>
             <w:proofErr w:type="spellStart"/>
             <w:r>
               <w:rPr>
                 <w:rFonts w:ascii="Times New Roman" w:eastAsia="Times New Roman" w:hAnsi="Times New Roman" w:cs="Times New Roman"/>
               </w:rPr>
-              <w:t>min_alcohol</w:t>
+              <w:t>nConclusion</w:t>
             </w:r>
             <w:proofErr w:type="spellEnd"/>
             <w:r>
               <w:rPr>
                 <w:rFonts w:ascii="Times New Roman" w:eastAsia="Times New Roman" w:hAnsi="Times New Roman" w:cs="Times New Roman"/>
               </w:rPr>
-              <w:t xml:space="preserve"> &lt;- min(</w:t>
-            </w:r>
-            <w:proofErr w:type="spellStart"/>
-            <w:r>
-              <w:rPr>
-                <w:rFonts w:ascii="Times New Roman" w:eastAsia="Times New Roman" w:hAnsi="Times New Roman" w:cs="Times New Roman"/>
-              </w:rPr>
-              <w:t>data_clean$Alcohol_Consumption</w:t>
-            </w:r>
-            <w:proofErr w:type="spellEnd"/>
-            <w:r>
-              <w:rPr>
-                <w:rFonts w:ascii="Times New Roman" w:eastAsia="Times New Roman" w:hAnsi="Times New Roman" w:cs="Times New Roman"/>
-              </w:rPr>
-              <w:t>)</w:t>
-            </w:r>
-          </w:p>
-          <w:p>
-            <w:pPr>
-              <w:rPr>
-                <w:rFonts w:ascii="Times New Roman" w:eastAsia="Times New Roman" w:hAnsi="Times New Roman" w:cs="Times New Roman"/>
-              </w:rPr>
-            </w:pPr>
-            <w:proofErr w:type="spellStart"/>
-            <w:r>
-              <w:rPr>
-                <w:rFonts w:ascii="Times New Roman" w:eastAsia="Times New Roman" w:hAnsi="Times New Roman" w:cs="Times New Roman"/>
-              </w:rPr>
-              <w:t>max_alcohol</w:t>
-            </w:r>
-            <w:proofErr w:type="spellEnd"/>
-            <w:r>
-              <w:rPr>
-                <w:rFonts w:ascii="Times New Roman" w:eastAsia="Times New Roman" w:hAnsi="Times New Roman" w:cs="Times New Roman"/>
-              </w:rPr>
-              <w:t xml:space="preserve"> &lt;- max(</w:t>
-            </w:r>
-            <w:proofErr w:type="spellStart"/>
-            <w:r>
-              <w:rPr>
-                <w:rFonts w:ascii="Times New Roman" w:eastAsia="Times New Roman" w:hAnsi="Times New Roman" w:cs="Times New Roman"/>
-              </w:rPr>
-              <w:t>data_clean$Alcohol_Consumption</w:t>
-            </w:r>
-            <w:proofErr w:type="spellEnd"/>
-            <w:r>
-              <w:rPr>
-                <w:rFonts w:ascii="Times New Roman" w:eastAsia="Times New Roman" w:hAnsi="Times New Roman" w:cs="Times New Roman"/>
-              </w:rPr>
-              <w:t>)</w:t>
-            </w:r>
-          </w:p>
-          <w:p>
-            <w:pPr>
-              <w:rPr>
-                <w:rFonts w:ascii="Times New Roman" w:eastAsia="Times New Roman" w:hAnsi="Times New Roman" w:cs="Times New Roman"/>
-              </w:rPr>
-            </w:pPr>
-          </w:p>
-          <w:p>
-            <w:pPr>
-              <w:rPr>
-                <w:rFonts w:ascii="Times New Roman" w:eastAsia="Times New Roman" w:hAnsi="Times New Roman" w:cs="Times New Roman"/>
-              </w:rPr>
-            </w:pPr>
-            <w:proofErr w:type="gramStart"/>
-            <w:r>
-              <w:rPr>
-                <w:rFonts w:ascii="Times New Roman" w:eastAsia="Times New Roman" w:hAnsi="Times New Roman" w:cs="Times New Roman"/>
-              </w:rPr>
-              <w:t>cat(</w:t>
-            </w:r>
-            <w:proofErr w:type="gramEnd"/>
-            <w:r>
-              <w:rPr>
-                <w:rFonts w:ascii="Times New Roman" w:eastAsia="Times New Roman" w:hAnsi="Times New Roman" w:cs="Times New Roman"/>
-              </w:rPr>
-              <w:t>"--- ALCOHOL CONSUMPTION (litres per capita) ---\n")</w:t>
-            </w:r>
-          </w:p>
-          <w:p>
-            <w:pPr>
-              <w:rPr>
-                <w:rFonts w:ascii="Times New Roman" w:eastAsia="Times New Roman" w:hAnsi="Times New Roman" w:cs="Times New Roman"/>
-              </w:rPr>
-            </w:pPr>
-            <w:proofErr w:type="gramStart"/>
-            <w:r>
-              <w:rPr>
-                <w:rFonts w:ascii="Times New Roman" w:eastAsia="Times New Roman" w:hAnsi="Times New Roman" w:cs="Times New Roman"/>
-              </w:rPr>
-              <w:t>cat(</w:t>
-            </w:r>
-            <w:proofErr w:type="gramEnd"/>
-            <w:r>
-              <w:rPr>
-                <w:rFonts w:ascii="Times New Roman" w:eastAsia="Times New Roman" w:hAnsi="Times New Roman" w:cs="Times New Roman"/>
-              </w:rPr>
-              <w:t>"Mean:   ", round(</w:t>
-            </w:r>
-            <w:proofErr w:type="spellStart"/>
-            <w:r>
-              <w:rPr>
-                <w:rFonts w:ascii="Times New Roman" w:eastAsia="Times New Roman" w:hAnsi="Times New Roman" w:cs="Times New Roman"/>
-              </w:rPr>
-              <w:t>mean_alcohol</w:t>
-            </w:r>
-            <w:proofErr w:type="spellEnd"/>
-            <w:r>
-              <w:rPr>
-                <w:rFonts w:ascii="Times New Roman" w:eastAsia="Times New Roman" w:hAnsi="Times New Roman" w:cs="Times New Roman"/>
-              </w:rPr>
-              <w:t>, 2), "\n")</w:t>
-            </w:r>
-          </w:p>
-          <w:p>
-            <w:pPr>
-              <w:rPr>
-                <w:rFonts w:ascii="Times New Roman" w:eastAsia="Times New Roman" w:hAnsi="Times New Roman" w:cs="Times New Roman"/>
-              </w:rPr>
-            </w:pPr>
-            <w:proofErr w:type="gramStart"/>
-            <w:r>
-              <w:rPr>
-                <w:rFonts w:ascii="Times New Roman" w:eastAsia="Times New Roman" w:hAnsi="Times New Roman" w:cs="Times New Roman"/>
-              </w:rPr>
-              <w:t>cat(</w:t>
-            </w:r>
-            <w:proofErr w:type="gramEnd"/>
-            <w:r>
-              <w:rPr>
-                <w:rFonts w:ascii="Times New Roman" w:eastAsia="Times New Roman" w:hAnsi="Times New Roman" w:cs="Times New Roman"/>
-              </w:rPr>
-              <w:t>"SD:     ", round(</w:t>
-            </w:r>
-            <w:proofErr w:type="spellStart"/>
-            <w:r>
-              <w:rPr>
-                <w:rFonts w:ascii="Times New Roman" w:eastAsia="Times New Roman" w:hAnsi="Times New Roman" w:cs="Times New Roman"/>
-              </w:rPr>
-              <w:t>sd_alcohol</w:t>
-            </w:r>
-            <w:proofErr w:type="spellEnd"/>
-            <w:r>
-              <w:rPr>
-                <w:rFonts w:ascii="Times New Roman" w:eastAsia="Times New Roman" w:hAnsi="Times New Roman" w:cs="Times New Roman"/>
-              </w:rPr>
-              <w:t>, 2), "\n")</w:t>
-            </w:r>
-          </w:p>
-          <w:p>
-            <w:pPr>
-              <w:rPr>
-                <w:rFonts w:ascii="Times New Roman" w:eastAsia="Times New Roman" w:hAnsi="Times New Roman" w:cs="Times New Roman"/>
-              </w:rPr>
-            </w:pPr>
-            <w:proofErr w:type="gramStart"/>
-            <w:r>
-              <w:rPr>
-                <w:rFonts w:ascii="Times New Roman" w:eastAsia="Times New Roman" w:hAnsi="Times New Roman" w:cs="Times New Roman"/>
-              </w:rPr>
-              <w:t>cat(</w:t>
-            </w:r>
-            <w:proofErr w:type="gramEnd"/>
-            <w:r>
-              <w:rPr>
-                <w:rFonts w:ascii="Times New Roman" w:eastAsia="Times New Roman" w:hAnsi="Times New Roman" w:cs="Times New Roman"/>
-              </w:rPr>
-              <w:t>"Median: ", round(</w:t>
-            </w:r>
-            <w:proofErr w:type="spellStart"/>
-            <w:r>
-              <w:rPr>
-                <w:rFonts w:ascii="Times New Roman" w:eastAsia="Times New Roman" w:hAnsi="Times New Roman" w:cs="Times New Roman"/>
-              </w:rPr>
-              <w:t>median_alcohol</w:t>
-            </w:r>
-            <w:proofErr w:type="spellEnd"/>
-            <w:r>
-              <w:rPr>
-                <w:rFonts w:ascii="Times New Roman" w:eastAsia="Times New Roman" w:hAnsi="Times New Roman" w:cs="Times New Roman"/>
-              </w:rPr>
-              <w:t>, 2), "\n")</w:t>
-            </w:r>
-          </w:p>
-          <w:p>
-            <w:pPr>
-              <w:rPr>
-                <w:rFonts w:ascii="Times New Roman" w:eastAsia="Times New Roman" w:hAnsi="Times New Roman" w:cs="Times New Roman"/>
-              </w:rPr>
-            </w:pPr>
-            <w:proofErr w:type="gramStart"/>
-            <w:r>
-              <w:rPr>
-                <w:rFonts w:ascii="Times New Roman" w:eastAsia="Times New Roman" w:hAnsi="Times New Roman" w:cs="Times New Roman"/>
-              </w:rPr>
-              <w:t>cat(</w:t>
-            </w:r>
-            <w:proofErr w:type="gramEnd"/>
-            <w:r>
-              <w:rPr>
-                <w:rFonts w:ascii="Times New Roman" w:eastAsia="Times New Roman" w:hAnsi="Times New Roman" w:cs="Times New Roman"/>
-              </w:rPr>
-              <w:t>"Min:    ", round(</w:t>
-            </w:r>
-            <w:proofErr w:type="spellStart"/>
-            <w:r>
-              <w:rPr>
-                <w:rFonts w:ascii="Times New Roman" w:eastAsia="Times New Roman" w:hAnsi="Times New Roman" w:cs="Times New Roman"/>
-              </w:rPr>
-              <w:t>min_alcohol</w:t>
-            </w:r>
-            <w:proofErr w:type="spellEnd"/>
-            <w:r>
-              <w:rPr>
-                <w:rFonts w:ascii="Times New Roman" w:eastAsia="Times New Roman" w:hAnsi="Times New Roman" w:cs="Times New Roman"/>
-              </w:rPr>
-              <w:t>, 2), "\n")</w:t>
-            </w:r>
-          </w:p>
-          <w:p>
-            <w:pPr>
-              <w:rPr>
-                <w:rFonts w:ascii="Times New Roman" w:eastAsia="Times New Roman" w:hAnsi="Times New Roman" w:cs="Times New Roman"/>
-              </w:rPr>
-            </w:pPr>
-            <w:proofErr w:type="gramStart"/>
-            <w:r>
-              <w:rPr>
-                <w:rFonts w:ascii="Times New Roman" w:eastAsia="Times New Roman" w:hAnsi="Times New Roman" w:cs="Times New Roman"/>
-              </w:rPr>
-              <w:t>cat(</w:t>
-            </w:r>
-            <w:proofErr w:type="gramEnd"/>
-            <w:r>
-              <w:rPr>
-                <w:rFonts w:ascii="Times New Roman" w:eastAsia="Times New Roman" w:hAnsi="Times New Roman" w:cs="Times New Roman"/>
-              </w:rPr>
-              <w:t>"Max:    ", round(</w:t>
-            </w:r>
-            <w:proofErr w:type="spellStart"/>
-            <w:r>
-              <w:rPr>
-                <w:rFonts w:ascii="Times New Roman" w:eastAsia="Times New Roman" w:hAnsi="Times New Roman" w:cs="Times New Roman"/>
-              </w:rPr>
-              <w:t>max_alcohol</w:t>
-            </w:r>
-            <w:proofErr w:type="spellEnd"/>
-            <w:r>
-              <w:rPr>
-                <w:rFonts w:ascii="Times New Roman" w:eastAsia="Times New Roman" w:hAnsi="Times New Roman" w:cs="Times New Roman"/>
-              </w:rPr>
-              <w:t>, 2), "\n\n")</w:t>
-            </w:r>
-          </w:p>
-          <w:p>
-            <w:pPr>
-              <w:rPr>
-                <w:rFonts w:ascii="Times New Roman" w:eastAsia="Times New Roman" w:hAnsi="Times New Roman" w:cs="Times New Roman"/>
-              </w:rPr>
-            </w:pPr>
-          </w:p>
-          <w:p>
-            <w:pPr>
-              <w:rPr>
-                <w:rFonts w:ascii="Times New Roman" w:eastAsia="Times New Roman" w:hAnsi="Times New Roman" w:cs="Times New Roman"/>
-              </w:rPr>
-            </w:pPr>
-            <w:r>
-              <w:rPr>
-                <w:rFonts w:ascii="Times New Roman" w:eastAsia="Times New Roman" w:hAnsi="Times New Roman" w:cs="Times New Roman"/>
-              </w:rPr>
-              <w:t># Life expectancy statistics</w:t>
-            </w:r>
-          </w:p>
-          <w:p>
-            <w:pPr>
-              <w:rPr>
-                <w:rFonts w:ascii="Times New Roman" w:eastAsia="Times New Roman" w:hAnsi="Times New Roman" w:cs="Times New Roman"/>
-              </w:rPr>
-            </w:pPr>
-            <w:proofErr w:type="spellStart"/>
-            <w:r>
-              <w:rPr>
-                <w:rFonts w:ascii="Times New Roman" w:eastAsia="Times New Roman" w:hAnsi="Times New Roman" w:cs="Times New Roman"/>
-              </w:rPr>
-              <w:t>mean_life_exp</w:t>
-            </w:r>
-            <w:proofErr w:type="spellEnd"/>
-            <w:r>
-              <w:rPr>
-                <w:rFonts w:ascii="Times New Roman" w:eastAsia="Times New Roman" w:hAnsi="Times New Roman" w:cs="Times New Roman"/>
-              </w:rPr>
-              <w:t xml:space="preserve"> &lt;- mean(</w:t>
-            </w:r>
-            <w:proofErr w:type="spellStart"/>
-            <w:r>
-              <w:rPr>
-                <w:rFonts w:ascii="Times New Roman" w:eastAsia="Times New Roman" w:hAnsi="Times New Roman" w:cs="Times New Roman"/>
-              </w:rPr>
-              <w:t>data_clean$Life_Expectancy</w:t>
-            </w:r>
-            <w:proofErr w:type="spellEnd"/>
-            <w:r>
-              <w:rPr>
-                <w:rFonts w:ascii="Times New Roman" w:eastAsia="Times New Roman" w:hAnsi="Times New Roman" w:cs="Times New Roman"/>
-              </w:rPr>
-              <w:t>)</w:t>
-            </w:r>
-          </w:p>
-          <w:p>
-            <w:pPr>
-              <w:rPr>
-                <w:rFonts w:ascii="Times New Roman" w:eastAsia="Times New Roman" w:hAnsi="Times New Roman" w:cs="Times New Roman"/>
-              </w:rPr>
-            </w:pPr>
-            <w:proofErr w:type="spellStart"/>
-            <w:r>
-              <w:rPr>
-                <w:rFonts w:ascii="Times New Roman" w:eastAsia="Times New Roman" w:hAnsi="Times New Roman" w:cs="Times New Roman"/>
-              </w:rPr>
-              <w:t>sd_life_exp</w:t>
-            </w:r>
-            <w:proofErr w:type="spellEnd"/>
-            <w:r>
-              <w:rPr>
-                <w:rFonts w:ascii="Times New Roman" w:eastAsia="Times New Roman" w:hAnsi="Times New Roman" w:cs="Times New Roman"/>
-              </w:rPr>
-              <w:t xml:space="preserve"> &lt;- </w:t>
-            </w:r>
-            <w:proofErr w:type="spellStart"/>
-            <w:r>
-              <w:rPr>
-                <w:rFonts w:ascii="Times New Roman" w:eastAsia="Times New Roman" w:hAnsi="Times New Roman" w:cs="Times New Roman"/>
-              </w:rPr>
-              <w:t>sd</w:t>
-            </w:r>
-            <w:proofErr w:type="spellEnd"/>
-            <w:r>
-              <w:rPr>
-                <w:rFonts w:ascii="Times New Roman" w:eastAsia="Times New Roman" w:hAnsi="Times New Roman" w:cs="Times New Roman"/>
-              </w:rPr>
-              <w:t>(</w:t>
-            </w:r>
-            <w:proofErr w:type="spellStart"/>
-            <w:r>
-              <w:rPr>
-                <w:rFonts w:ascii="Times New Roman" w:eastAsia="Times New Roman" w:hAnsi="Times New Roman" w:cs="Times New Roman"/>
-              </w:rPr>
-              <w:t>data_clean$Life_Expectancy</w:t>
-            </w:r>
-            <w:proofErr w:type="spellEnd"/>
-            <w:r>
-              <w:rPr>
-                <w:rFonts w:ascii="Times New Roman" w:eastAsia="Times New Roman" w:hAnsi="Times New Roman" w:cs="Times New Roman"/>
-              </w:rPr>
-              <w:t>)</w:t>
-            </w:r>
-          </w:p>
-          <w:p>
-            <w:pPr>
-              <w:rPr>
-                <w:rFonts w:ascii="Times New Roman" w:eastAsia="Times New Roman" w:hAnsi="Times New Roman" w:cs="Times New Roman"/>
-              </w:rPr>
-            </w:pPr>
-            <w:proofErr w:type="spellStart"/>
-            <w:r>
-              <w:rPr>
-                <w:rFonts w:ascii="Times New Roman" w:eastAsia="Times New Roman" w:hAnsi="Times New Roman" w:cs="Times New Roman"/>
-              </w:rPr>
-              <w:t>median_life_exp</w:t>
-            </w:r>
-            <w:proofErr w:type="spellEnd"/>
-            <w:r>
-              <w:rPr>
-                <w:rFonts w:ascii="Times New Roman" w:eastAsia="Times New Roman" w:hAnsi="Times New Roman" w:cs="Times New Roman"/>
-              </w:rPr>
-              <w:t xml:space="preserve"> &lt;- median(</w:t>
-            </w:r>
-            <w:proofErr w:type="spellStart"/>
-            <w:r>
-              <w:rPr>
-                <w:rFonts w:ascii="Times New Roman" w:eastAsia="Times New Roman" w:hAnsi="Times New Roman" w:cs="Times New Roman"/>
-              </w:rPr>
-              <w:t>data_clean$Life_Expectancy</w:t>
-            </w:r>
-            <w:proofErr w:type="spellEnd"/>
-            <w:r>
-              <w:rPr>
-                <w:rFonts w:ascii="Times New Roman" w:eastAsia="Times New Roman" w:hAnsi="Times New Roman" w:cs="Times New Roman"/>
-              </w:rPr>
-              <w:t>)</w:t>
-            </w:r>
-          </w:p>
-          <w:p>
-            <w:pPr>
-              <w:rPr>
-                <w:rFonts w:ascii="Times New Roman" w:eastAsia="Times New Roman" w:hAnsi="Times New Roman" w:cs="Times New Roman"/>
-              </w:rPr>
-            </w:pPr>
-            <w:proofErr w:type="spellStart"/>
-            <w:r>
-              <w:rPr>
-                <w:rFonts w:ascii="Times New Roman" w:eastAsia="Times New Roman" w:hAnsi="Times New Roman" w:cs="Times New Roman"/>
-              </w:rPr>
-              <w:t>min_life_exp</w:t>
-            </w:r>
-            <w:proofErr w:type="spellEnd"/>
-            <w:r>
-              <w:rPr>
-                <w:rFonts w:ascii="Times New Roman" w:eastAsia="Times New Roman" w:hAnsi="Times New Roman" w:cs="Times New Roman"/>
-              </w:rPr>
-              <w:t xml:space="preserve"> &lt;- min(</w:t>
-            </w:r>
-            <w:proofErr w:type="spellStart"/>
-            <w:r>
-              <w:rPr>
-                <w:rFonts w:ascii="Times New Roman" w:eastAsia="Times New Roman" w:hAnsi="Times New Roman" w:cs="Times New Roman"/>
-              </w:rPr>
-              <w:t>data_clean$Life_Expectancy</w:t>
-            </w:r>
-            <w:proofErr w:type="spellEnd"/>
-            <w:r>
-              <w:rPr>
-                <w:rFonts w:ascii="Times New Roman" w:eastAsia="Times New Roman" w:hAnsi="Times New Roman" w:cs="Times New Roman"/>
-              </w:rPr>
-              <w:t>)</w:t>
-            </w:r>
-          </w:p>
-          <w:p>
-            <w:pPr>
-              <w:rPr>
-                <w:rFonts w:ascii="Times New Roman" w:eastAsia="Times New Roman" w:hAnsi="Times New Roman" w:cs="Times New Roman"/>
-              </w:rPr>
-            </w:pPr>
-            <w:proofErr w:type="spellStart"/>
-            <w:r>
-              <w:rPr>
-                <w:rFonts w:ascii="Times New Roman" w:eastAsia="Times New Roman" w:hAnsi="Times New Roman" w:cs="Times New Roman"/>
-              </w:rPr>
-              <w:t>max_life_exp</w:t>
-            </w:r>
-            <w:proofErr w:type="spellEnd"/>
-            <w:r>
-              <w:rPr>
-                <w:rFonts w:ascii="Times New Roman" w:eastAsia="Times New Roman" w:hAnsi="Times New Roman" w:cs="Times New Roman"/>
-              </w:rPr>
-              <w:t xml:space="preserve"> &lt;- max(</w:t>
-            </w:r>
-            <w:proofErr w:type="spellStart"/>
-            <w:r>
-              <w:rPr>
-                <w:rFonts w:ascii="Times New Roman" w:eastAsia="Times New Roman" w:hAnsi="Times New Roman" w:cs="Times New Roman"/>
-              </w:rPr>
-              <w:t>data_clean$Life_Expectancy</w:t>
-            </w:r>
-            <w:proofErr w:type="spellEnd"/>
-            <w:r>
-              <w:rPr>
-                <w:rFonts w:ascii="Times New Roman" w:eastAsia="Times New Roman" w:hAnsi="Times New Roman" w:cs="Times New Roman"/>
-              </w:rPr>
-              <w:t>)</w:t>
-            </w:r>
-          </w:p>
-          <w:p>
-            <w:pPr>
-              <w:rPr>
-                <w:rFonts w:ascii="Times New Roman" w:eastAsia="Times New Roman" w:hAnsi="Times New Roman" w:cs="Times New Roman"/>
-              </w:rPr>
-            </w:pPr>
-          </w:p>
-          <w:p>
-            <w:pPr>
-              <w:rPr>
-                <w:rFonts w:ascii="Times New Roman" w:eastAsia="Times New Roman" w:hAnsi="Times New Roman" w:cs="Times New Roman"/>
-              </w:rPr>
-            </w:pPr>
-            <w:proofErr w:type="gramStart"/>
-            <w:r>
-              <w:rPr>
-                <w:rFonts w:ascii="Times New Roman" w:eastAsia="Times New Roman" w:hAnsi="Times New Roman" w:cs="Times New Roman"/>
-              </w:rPr>
-              <w:t>cat(</w:t>
-            </w:r>
-            <w:proofErr w:type="gramEnd"/>
-            <w:r>
-              <w:rPr>
-                <w:rFonts w:ascii="Times New Roman" w:eastAsia="Times New Roman" w:hAnsi="Times New Roman" w:cs="Times New Roman"/>
-              </w:rPr>
-              <w:t>"--- LIFE EXPECTANCY (years) ---\n")</w:t>
-            </w:r>
-          </w:p>
-          <w:p>
-            <w:pPr>
-              <w:rPr>
-                <w:rFonts w:ascii="Times New Roman" w:eastAsia="Times New Roman" w:hAnsi="Times New Roman" w:cs="Times New Roman"/>
-              </w:rPr>
-            </w:pPr>
-            <w:proofErr w:type="gramStart"/>
-            <w:r>
-              <w:rPr>
-                <w:rFonts w:ascii="Times New Roman" w:eastAsia="Times New Roman" w:hAnsi="Times New Roman" w:cs="Times New Roman"/>
-              </w:rPr>
-              <w:t>cat(</w:t>
-            </w:r>
-            <w:proofErr w:type="gramEnd"/>
-            <w:r>
-              <w:rPr>
-                <w:rFonts w:ascii="Times New Roman" w:eastAsia="Times New Roman" w:hAnsi="Times New Roman" w:cs="Times New Roman"/>
-              </w:rPr>
-              <w:t>"Mean:   ", round(</w:t>
-            </w:r>
-            <w:proofErr w:type="spellStart"/>
-            <w:r>
-              <w:rPr>
-                <w:rFonts w:ascii="Times New Roman" w:eastAsia="Times New Roman" w:hAnsi="Times New Roman" w:cs="Times New Roman"/>
-              </w:rPr>
-              <w:t>mean_life_exp</w:t>
-            </w:r>
-            <w:proofErr w:type="spellEnd"/>
-            <w:r>
-              <w:rPr>
-                <w:rFonts w:ascii="Times New Roman" w:eastAsia="Times New Roman" w:hAnsi="Times New Roman" w:cs="Times New Roman"/>
-              </w:rPr>
-              <w:t>, 2), "\n")</w:t>
-            </w:r>
-          </w:p>
-          <w:p>
-            <w:pPr>
-              <w:rPr>
-                <w:rFonts w:ascii="Times New Roman" w:eastAsia="Times New Roman" w:hAnsi="Times New Roman" w:cs="Times New Roman"/>
-              </w:rPr>
-            </w:pPr>
-            <w:proofErr w:type="gramStart"/>
-            <w:r>
-              <w:rPr>
-                <w:rFonts w:ascii="Times New Roman" w:eastAsia="Times New Roman" w:hAnsi="Times New Roman" w:cs="Times New Roman"/>
-              </w:rPr>
-              <w:t>cat(</w:t>
-            </w:r>
-            <w:proofErr w:type="gramEnd"/>
-            <w:r>
-              <w:rPr>
-                <w:rFonts w:ascii="Times New Roman" w:eastAsia="Times New Roman" w:hAnsi="Times New Roman" w:cs="Times New Roman"/>
-              </w:rPr>
-              <w:t>"SD:     ", round(</w:t>
-            </w:r>
-            <w:proofErr w:type="spellStart"/>
-            <w:r>
-              <w:rPr>
-                <w:rFonts w:ascii="Times New Roman" w:eastAsia="Times New Roman" w:hAnsi="Times New Roman" w:cs="Times New Roman"/>
-              </w:rPr>
-              <w:t>sd_life_exp</w:t>
-            </w:r>
-            <w:proofErr w:type="spellEnd"/>
-            <w:r>
-              <w:rPr>
-                <w:rFonts w:ascii="Times New Roman" w:eastAsia="Times New Roman" w:hAnsi="Times New Roman" w:cs="Times New Roman"/>
-              </w:rPr>
-              <w:t>, 2), "\n")</w:t>
-            </w:r>
-          </w:p>
-          <w:p>
-            <w:pPr>
-              <w:rPr>
-                <w:rFonts w:ascii="Times New Roman" w:eastAsia="Times New Roman" w:hAnsi="Times New Roman" w:cs="Times New Roman"/>
-              </w:rPr>
-            </w:pPr>
-            <w:proofErr w:type="gramStart"/>
-            <w:r>
-              <w:rPr>
-                <w:rFonts w:ascii="Times New Roman" w:eastAsia="Times New Roman" w:hAnsi="Times New Roman" w:cs="Times New Roman"/>
-              </w:rPr>
-              <w:t>cat(</w:t>
-            </w:r>
-            <w:proofErr w:type="gramEnd"/>
-            <w:r>
-              <w:rPr>
-                <w:rFonts w:ascii="Times New Roman" w:eastAsia="Times New Roman" w:hAnsi="Times New Roman" w:cs="Times New Roman"/>
-              </w:rPr>
-              <w:t>"Median: ", round(</w:t>
-            </w:r>
-            <w:proofErr w:type="spellStart"/>
-            <w:r>
-              <w:rPr>
-                <w:rFonts w:ascii="Times New Roman" w:eastAsia="Times New Roman" w:hAnsi="Times New Roman" w:cs="Times New Roman"/>
-              </w:rPr>
-              <w:t>median_life_exp</w:t>
-            </w:r>
-            <w:proofErr w:type="spellEnd"/>
-            <w:r>
-              <w:rPr>
-                <w:rFonts w:ascii="Times New Roman" w:eastAsia="Times New Roman" w:hAnsi="Times New Roman" w:cs="Times New Roman"/>
-              </w:rPr>
-              <w:t>, 2), "\n")</w:t>
-            </w:r>
-          </w:p>
-          <w:p>
-            <w:pPr>
-              <w:rPr>
-                <w:rFonts w:ascii="Times New Roman" w:eastAsia="Times New Roman" w:hAnsi="Times New Roman" w:cs="Times New Roman"/>
-              </w:rPr>
-            </w:pPr>
-            <w:proofErr w:type="gramStart"/>
-            <w:r>
-              <w:rPr>
-                <w:rFonts w:ascii="Times New Roman" w:eastAsia="Times New Roman" w:hAnsi="Times New Roman" w:cs="Times New Roman"/>
-              </w:rPr>
-              <w:t>cat(</w:t>
-            </w:r>
-            <w:proofErr w:type="gramEnd"/>
-            <w:r>
-              <w:rPr>
-                <w:rFonts w:ascii="Times New Roman" w:eastAsia="Times New Roman" w:hAnsi="Times New Roman" w:cs="Times New Roman"/>
-              </w:rPr>
-              <w:t>"Min:    ", round(</w:t>
-            </w:r>
-            <w:proofErr w:type="spellStart"/>
-            <w:r>
-              <w:rPr>
-                <w:rFonts w:ascii="Times New Roman" w:eastAsia="Times New Roman" w:hAnsi="Times New Roman" w:cs="Times New Roman"/>
-              </w:rPr>
-              <w:t>min_life_exp</w:t>
-            </w:r>
-            <w:proofErr w:type="spellEnd"/>
-            <w:r>
-              <w:rPr>
-                <w:rFonts w:ascii="Times New Roman" w:eastAsia="Times New Roman" w:hAnsi="Times New Roman" w:cs="Times New Roman"/>
-              </w:rPr>
-              <w:t>, 2), "\n")</w:t>
-            </w:r>
-          </w:p>
-          <w:p>
-            <w:pPr>
-              <w:rPr>
-                <w:rFonts w:ascii="Times New Roman" w:eastAsia="Times New Roman" w:hAnsi="Times New Roman" w:cs="Times New Roman"/>
-              </w:rPr>
-            </w:pPr>
-            <w:proofErr w:type="gramStart"/>
-            <w:r>
-              <w:rPr>
-                <w:rFonts w:ascii="Times New Roman" w:eastAsia="Times New Roman" w:hAnsi="Times New Roman" w:cs="Times New Roman"/>
-              </w:rPr>
-              <w:t>cat(</w:t>
-            </w:r>
-            <w:proofErr w:type="gramEnd"/>
-            <w:r>
-              <w:rPr>
-                <w:rFonts w:ascii="Times New Roman" w:eastAsia="Times New Roman" w:hAnsi="Times New Roman" w:cs="Times New Roman"/>
-              </w:rPr>
-              <w:t>"Max:    ", round(</w:t>
-            </w:r>
-            <w:proofErr w:type="spellStart"/>
-            <w:r>
-              <w:rPr>
-                <w:rFonts w:ascii="Times New Roman" w:eastAsia="Times New Roman" w:hAnsi="Times New Roman" w:cs="Times New Roman"/>
-              </w:rPr>
-              <w:t>max_life_exp</w:t>
-            </w:r>
-            <w:proofErr w:type="spellEnd"/>
-            <w:r>
-              <w:rPr>
-                <w:rFonts w:ascii="Times New Roman" w:eastAsia="Times New Roman" w:hAnsi="Times New Roman" w:cs="Times New Roman"/>
-              </w:rPr>
-              <w:t>, 2), "\n\n")</w:t>
-            </w:r>
-          </w:p>
-          <w:p>
-            <w:pPr>
-              <w:rPr>
-                <w:rFonts w:ascii="Times New Roman" w:eastAsia="Times New Roman" w:hAnsi="Times New Roman" w:cs="Times New Roman"/>
-              </w:rPr>
-            </w:pPr>
-          </w:p>
-          <w:p>
-            <w:pPr>
-              <w:rPr>
-                <w:rFonts w:ascii="Times New Roman" w:eastAsia="Times New Roman" w:hAnsi="Times New Roman" w:cs="Times New Roman"/>
-              </w:rPr>
-            </w:pPr>
-          </w:p>
-          <w:p>
-            <w:pPr>
-              <w:rPr>
-                <w:rFonts w:ascii="Times New Roman" w:eastAsia="Times New Roman" w:hAnsi="Times New Roman" w:cs="Times New Roman"/>
-              </w:rPr>
-            </w:pPr>
-          </w:p>
-          <w:p>
-            <w:pPr>
-              <w:rPr>
-                <w:rFonts w:ascii="Times New Roman" w:eastAsia="Times New Roman" w:hAnsi="Times New Roman" w:cs="Times New Roman"/>
-              </w:rPr>
-            </w:pPr>
-          </w:p>
-          <w:p>
-            <w:pPr>
-              <w:rPr>
-                <w:rFonts w:ascii="Times New Roman" w:eastAsia="Times New Roman" w:hAnsi="Times New Roman" w:cs="Times New Roman"/>
-              </w:rPr>
-            </w:pPr>
-          </w:p>
-          <w:p>
-            <w:pPr>
-              <w:rPr>
-                <w:rFonts w:ascii="Times New Roman" w:eastAsia="Times New Roman" w:hAnsi="Times New Roman" w:cs="Times New Roman"/>
-              </w:rPr>
-            </w:pPr>
-          </w:p>
-          <w:p>
-            <w:pPr>
-              <w:rPr>
-                <w:rFonts w:ascii="Times New Roman" w:eastAsia="Times New Roman" w:hAnsi="Times New Roman" w:cs="Times New Roman"/>
-              </w:rPr>
-            </w:pPr>
-          </w:p>
-          <w:p>
-            <w:pPr>
-              <w:rPr>
-                <w:rFonts w:ascii="Times New Roman" w:eastAsia="Times New Roman" w:hAnsi="Times New Roman" w:cs="Times New Roman"/>
-              </w:rPr>
-            </w:pPr>
-            <w:r>
-              <w:rPr>
-                <w:rFonts w:ascii="Times New Roman" w:eastAsia="Times New Roman" w:hAnsi="Times New Roman" w:cs="Times New Roman"/>
-              </w:rPr>
-              <w:t># ============================================================================</w:t>
-            </w:r>
-          </w:p>
-          <w:p>
-            <w:pPr>
-              <w:rPr>
-                <w:rFonts w:ascii="Times New Roman" w:eastAsia="Times New Roman" w:hAnsi="Times New Roman" w:cs="Times New Roman"/>
-              </w:rPr>
-            </w:pPr>
-            <w:r>
-              <w:rPr>
-                <w:rFonts w:ascii="Times New Roman" w:eastAsia="Times New Roman" w:hAnsi="Times New Roman" w:cs="Times New Roman"/>
-              </w:rPr>
-              <w:t xml:space="preserve"># 5. VISUALIZATIONS </w:t>
-            </w:r>
-          </w:p>
-          <w:p>
-            <w:pPr>
-              <w:rPr>
-                <w:rFonts w:ascii="Times New Roman" w:eastAsia="Times New Roman" w:hAnsi="Times New Roman" w:cs="Times New Roman"/>
-              </w:rPr>
-            </w:pPr>
-            <w:r>
-              <w:rPr>
-                <w:rFonts w:ascii="Times New Roman" w:eastAsia="Times New Roman" w:hAnsi="Times New Roman" w:cs="Times New Roman"/>
-              </w:rPr>
-              <w:t># ============================================================================</w:t>
-            </w:r>
-          </w:p>
-          <w:p>
-            <w:pPr>
-              <w:rPr>
-                <w:rFonts w:ascii="Times New Roman" w:eastAsia="Times New Roman" w:hAnsi="Times New Roman" w:cs="Times New Roman"/>
-              </w:rPr>
-            </w:pPr>
-          </w:p>
-          <w:p>
-            <w:pPr>
-              <w:rPr>
-                <w:rFonts w:ascii="Times New Roman" w:eastAsia="Times New Roman" w:hAnsi="Times New Roman" w:cs="Times New Roman"/>
-              </w:rPr>
-            </w:pPr>
-            <w:proofErr w:type="gramStart"/>
-            <w:r>
-              <w:rPr>
-                <w:rFonts w:ascii="Times New Roman" w:eastAsia="Times New Roman" w:hAnsi="Times New Roman" w:cs="Times New Roman"/>
-              </w:rPr>
-              <w:t>cat(</w:t>
-            </w:r>
-            <w:proofErr w:type="gramEnd"/>
-            <w:r>
-              <w:rPr>
-                <w:rFonts w:ascii="Times New Roman" w:eastAsia="Times New Roman" w:hAnsi="Times New Roman" w:cs="Times New Roman"/>
-              </w:rPr>
-              <w:t>"=== CREATING UPDATED VISUALIZATIONS ===\n\n")</w:t>
-            </w:r>
-          </w:p>
-          <w:p>
-            <w:pPr>
-              <w:rPr>
-                <w:rFonts w:ascii="Times New Roman" w:eastAsia="Times New Roman" w:hAnsi="Times New Roman" w:cs="Times New Roman"/>
-              </w:rPr>
-            </w:pPr>
-          </w:p>
-          <w:p>
-            <w:pPr>
-              <w:rPr>
-                <w:rFonts w:ascii="Times New Roman" w:eastAsia="Times New Roman" w:hAnsi="Times New Roman" w:cs="Times New Roman"/>
-              </w:rPr>
-            </w:pPr>
-          </w:p>
-          <w:p>
-            <w:pPr>
-              <w:rPr>
-                <w:rFonts w:ascii="Times New Roman" w:eastAsia="Times New Roman" w:hAnsi="Times New Roman" w:cs="Times New Roman"/>
-              </w:rPr>
-            </w:pPr>
-            <w:r>
-              <w:rPr>
-                <w:rFonts w:ascii="Times New Roman" w:eastAsia="Times New Roman" w:hAnsi="Times New Roman" w:cs="Times New Roman"/>
-              </w:rPr>
-              <w:t># --------------------------------------------------</w:t>
-            </w:r>
-          </w:p>
-          <w:p>
-            <w:pPr>
-              <w:rPr>
-                <w:rFonts w:ascii="Times New Roman" w:eastAsia="Times New Roman" w:hAnsi="Times New Roman" w:cs="Times New Roman"/>
-              </w:rPr>
-            </w:pPr>
-            <w:r>
-              <w:rPr>
-                <w:rFonts w:ascii="Times New Roman" w:eastAsia="Times New Roman" w:hAnsi="Times New Roman" w:cs="Times New Roman"/>
-              </w:rPr>
-              <w:t># Visualization 1: Scatter Plot with regression line</w:t>
-            </w:r>
-          </w:p>
-          <w:p>
-            <w:pPr>
-              <w:rPr>
-                <w:rFonts w:ascii="Times New Roman" w:eastAsia="Times New Roman" w:hAnsi="Times New Roman" w:cs="Times New Roman"/>
-              </w:rPr>
-            </w:pPr>
-            <w:r>
-              <w:rPr>
-                <w:rFonts w:ascii="Times New Roman" w:eastAsia="Times New Roman" w:hAnsi="Times New Roman" w:cs="Times New Roman"/>
-              </w:rPr>
-              <w:t># --------------------------------------------------</w:t>
-            </w:r>
-          </w:p>
-          <w:p>
-            <w:pPr>
-              <w:rPr>
-                <w:rFonts w:ascii="Times New Roman" w:eastAsia="Times New Roman" w:hAnsi="Times New Roman" w:cs="Times New Roman"/>
-              </w:rPr>
-            </w:pPr>
-          </w:p>
-          <w:p>
-            <w:pPr>
-              <w:rPr>
-                <w:rFonts w:ascii="Times New Roman" w:eastAsia="Times New Roman" w:hAnsi="Times New Roman" w:cs="Times New Roman"/>
-              </w:rPr>
-            </w:pPr>
-          </w:p>
-          <w:p>
-            <w:pPr>
-              <w:rPr>
-                <w:rFonts w:ascii="Times New Roman" w:eastAsia="Times New Roman" w:hAnsi="Times New Roman" w:cs="Times New Roman"/>
-              </w:rPr>
-            </w:pPr>
-            <w:r>
-              <w:rPr>
-                <w:rFonts w:ascii="Times New Roman" w:eastAsia="Times New Roman" w:hAnsi="Times New Roman" w:cs="Times New Roman"/>
-              </w:rPr>
-              <w:lastRenderedPageBreak/>
-              <w:t># Scatter plot with regression line</w:t>
-            </w:r>
-          </w:p>
-          <w:p>
-            <w:pPr>
-              <w:rPr>
-                <w:rFonts w:ascii="Times New Roman" w:eastAsia="Times New Roman" w:hAnsi="Times New Roman" w:cs="Times New Roman"/>
-              </w:rPr>
-            </w:pPr>
-            <w:proofErr w:type="spellStart"/>
-            <w:r>
-              <w:rPr>
-                <w:rFonts w:ascii="Times New Roman" w:eastAsia="Times New Roman" w:hAnsi="Times New Roman" w:cs="Times New Roman"/>
-              </w:rPr>
-              <w:t>scatter_plot</w:t>
-            </w:r>
-            <w:proofErr w:type="spellEnd"/>
-            <w:r>
-              <w:rPr>
-                <w:rFonts w:ascii="Times New Roman" w:eastAsia="Times New Roman" w:hAnsi="Times New Roman" w:cs="Times New Roman"/>
-              </w:rPr>
-              <w:t xml:space="preserve"> &lt;- </w:t>
-            </w:r>
-            <w:proofErr w:type="spellStart"/>
-            <w:proofErr w:type="gramStart"/>
-            <w:r>
-              <w:rPr>
-                <w:rFonts w:ascii="Times New Roman" w:eastAsia="Times New Roman" w:hAnsi="Times New Roman" w:cs="Times New Roman"/>
-              </w:rPr>
-              <w:t>ggplot</w:t>
-            </w:r>
-            <w:proofErr w:type="spellEnd"/>
-            <w:r>
-              <w:rPr>
-                <w:rFonts w:ascii="Times New Roman" w:eastAsia="Times New Roman" w:hAnsi="Times New Roman" w:cs="Times New Roman"/>
-              </w:rPr>
-              <w:t>(</w:t>
-            </w:r>
-            <w:proofErr w:type="spellStart"/>
-            <w:proofErr w:type="gramEnd"/>
-            <w:r>
-              <w:rPr>
-                <w:rFonts w:ascii="Times New Roman" w:eastAsia="Times New Roman" w:hAnsi="Times New Roman" w:cs="Times New Roman"/>
-              </w:rPr>
-              <w:t>data_clean</w:t>
-            </w:r>
-            <w:proofErr w:type="spellEnd"/>
-            <w:r>
-              <w:rPr>
-                <w:rFonts w:ascii="Times New Roman" w:eastAsia="Times New Roman" w:hAnsi="Times New Roman" w:cs="Times New Roman"/>
-              </w:rPr>
-              <w:t xml:space="preserve">, </w:t>
-            </w:r>
-            <w:proofErr w:type="spellStart"/>
-            <w:r>
-              <w:rPr>
-                <w:rFonts w:ascii="Times New Roman" w:eastAsia="Times New Roman" w:hAnsi="Times New Roman" w:cs="Times New Roman"/>
-              </w:rPr>
-              <w:t>aes</w:t>
-            </w:r>
-            <w:proofErr w:type="spellEnd"/>
-            <w:r>
-              <w:rPr>
-                <w:rFonts w:ascii="Times New Roman" w:eastAsia="Times New Roman" w:hAnsi="Times New Roman" w:cs="Times New Roman"/>
-              </w:rPr>
-              <w:t xml:space="preserve">(x = </w:t>
-            </w:r>
-            <w:proofErr w:type="spellStart"/>
-            <w:r>
-              <w:rPr>
-                <w:rFonts w:ascii="Times New Roman" w:eastAsia="Times New Roman" w:hAnsi="Times New Roman" w:cs="Times New Roman"/>
-              </w:rPr>
-              <w:t>Alcohol_Consumption</w:t>
-            </w:r>
-            <w:proofErr w:type="spellEnd"/>
-            <w:r>
-              <w:rPr>
-                <w:rFonts w:ascii="Times New Roman" w:eastAsia="Times New Roman" w:hAnsi="Times New Roman" w:cs="Times New Roman"/>
-              </w:rPr>
-              <w:t xml:space="preserve">, y = </w:t>
-            </w:r>
-            <w:proofErr w:type="spellStart"/>
-            <w:r>
-              <w:rPr>
-                <w:rFonts w:ascii="Times New Roman" w:eastAsia="Times New Roman" w:hAnsi="Times New Roman" w:cs="Times New Roman"/>
-              </w:rPr>
-              <w:t>Life_Expectancy</w:t>
-            </w:r>
-            <w:proofErr w:type="spellEnd"/>
-            <w:r>
-              <w:rPr>
-                <w:rFonts w:ascii="Times New Roman" w:eastAsia="Times New Roman" w:hAnsi="Times New Roman" w:cs="Times New Roman"/>
-              </w:rPr>
-              <w:t>)) +</w:t>
-            </w:r>
-          </w:p>
-          <w:p>
-            <w:pPr>
-              <w:rPr>
-                <w:rFonts w:ascii="Times New Roman" w:eastAsia="Times New Roman" w:hAnsi="Times New Roman" w:cs="Times New Roman"/>
-              </w:rPr>
-            </w:pPr>
-            <w:r>
-              <w:rPr>
-                <w:rFonts w:ascii="Times New Roman" w:eastAsia="Times New Roman" w:hAnsi="Times New Roman" w:cs="Times New Roman"/>
-              </w:rPr>
-              <w:t xml:space="preserve">  </w:t>
-            </w:r>
-            <w:proofErr w:type="spellStart"/>
-            <w:r>
-              <w:rPr>
-                <w:rFonts w:ascii="Times New Roman" w:eastAsia="Times New Roman" w:hAnsi="Times New Roman" w:cs="Times New Roman"/>
-              </w:rPr>
-              <w:t>geom_</w:t>
-            </w:r>
-            <w:proofErr w:type="gramStart"/>
-            <w:r>
-              <w:rPr>
-                <w:rFonts w:ascii="Times New Roman" w:eastAsia="Times New Roman" w:hAnsi="Times New Roman" w:cs="Times New Roman"/>
-              </w:rPr>
-              <w:t>point</w:t>
-            </w:r>
-            <w:proofErr w:type="spellEnd"/>
-            <w:r>
-              <w:rPr>
-                <w:rFonts w:ascii="Times New Roman" w:eastAsia="Times New Roman" w:hAnsi="Times New Roman" w:cs="Times New Roman"/>
-              </w:rPr>
-              <w:t>(</w:t>
-            </w:r>
-            <w:proofErr w:type="gramEnd"/>
-            <w:r>
-              <w:rPr>
-                <w:rFonts w:ascii="Times New Roman" w:eastAsia="Times New Roman" w:hAnsi="Times New Roman" w:cs="Times New Roman"/>
-              </w:rPr>
-              <w:t xml:space="preserve">alpha = 0.6, size = 3, </w:t>
-            </w:r>
-            <w:proofErr w:type="spellStart"/>
-            <w:r>
-              <w:rPr>
-                <w:rFonts w:ascii="Times New Roman" w:eastAsia="Times New Roman" w:hAnsi="Times New Roman" w:cs="Times New Roman"/>
-              </w:rPr>
-              <w:t>color</w:t>
-            </w:r>
-            <w:proofErr w:type="spellEnd"/>
-            <w:r>
-              <w:rPr>
-                <w:rFonts w:ascii="Times New Roman" w:eastAsia="Times New Roman" w:hAnsi="Times New Roman" w:cs="Times New Roman"/>
-              </w:rPr>
-              <w:t xml:space="preserve"> = "</w:t>
-            </w:r>
-            <w:proofErr w:type="spellStart"/>
-            <w:r>
-              <w:rPr>
-                <w:rFonts w:ascii="Times New Roman" w:eastAsia="Times New Roman" w:hAnsi="Times New Roman" w:cs="Times New Roman"/>
-              </w:rPr>
-              <w:t>darkblue</w:t>
-            </w:r>
-            <w:proofErr w:type="spellEnd"/>
-            <w:r>
-              <w:rPr>
-                <w:rFonts w:ascii="Times New Roman" w:eastAsia="Times New Roman" w:hAnsi="Times New Roman" w:cs="Times New Roman"/>
-              </w:rPr>
-              <w:t>") +</w:t>
-            </w:r>
-          </w:p>
-          <w:p>
-            <w:pPr>
-              <w:rPr>
-                <w:rFonts w:ascii="Times New Roman" w:eastAsia="Times New Roman" w:hAnsi="Times New Roman" w:cs="Times New Roman"/>
-              </w:rPr>
-            </w:pPr>
-            <w:r>
-              <w:rPr>
-                <w:rFonts w:ascii="Times New Roman" w:eastAsia="Times New Roman" w:hAnsi="Times New Roman" w:cs="Times New Roman"/>
-              </w:rPr>
-              <w:t xml:space="preserve">  </w:t>
-            </w:r>
-            <w:proofErr w:type="spellStart"/>
-            <w:r>
-              <w:rPr>
-                <w:rFonts w:ascii="Times New Roman" w:eastAsia="Times New Roman" w:hAnsi="Times New Roman" w:cs="Times New Roman"/>
-              </w:rPr>
-              <w:t>geom_</w:t>
-            </w:r>
-            <w:proofErr w:type="gramStart"/>
-            <w:r>
-              <w:rPr>
-                <w:rFonts w:ascii="Times New Roman" w:eastAsia="Times New Roman" w:hAnsi="Times New Roman" w:cs="Times New Roman"/>
-              </w:rPr>
-              <w:t>smooth</w:t>
-            </w:r>
-            <w:proofErr w:type="spellEnd"/>
-            <w:r>
-              <w:rPr>
-                <w:rFonts w:ascii="Times New Roman" w:eastAsia="Times New Roman" w:hAnsi="Times New Roman" w:cs="Times New Roman"/>
-              </w:rPr>
-              <w:t>(</w:t>
-            </w:r>
-            <w:proofErr w:type="gramEnd"/>
-            <w:r>
-              <w:rPr>
-                <w:rFonts w:ascii="Times New Roman" w:eastAsia="Times New Roman" w:hAnsi="Times New Roman" w:cs="Times New Roman"/>
-              </w:rPr>
-              <w:t>method = "</w:t>
-            </w:r>
-            <w:proofErr w:type="spellStart"/>
-            <w:r>
-              <w:rPr>
-                <w:rFonts w:ascii="Times New Roman" w:eastAsia="Times New Roman" w:hAnsi="Times New Roman" w:cs="Times New Roman"/>
-              </w:rPr>
-              <w:t>lm</w:t>
-            </w:r>
-            <w:proofErr w:type="spellEnd"/>
-            <w:r>
-              <w:rPr>
-                <w:rFonts w:ascii="Times New Roman" w:eastAsia="Times New Roman" w:hAnsi="Times New Roman" w:cs="Times New Roman"/>
-              </w:rPr>
-              <w:t xml:space="preserve">", se = TRUE, </w:t>
-            </w:r>
-            <w:proofErr w:type="spellStart"/>
-            <w:r>
-              <w:rPr>
-                <w:rFonts w:ascii="Times New Roman" w:eastAsia="Times New Roman" w:hAnsi="Times New Roman" w:cs="Times New Roman"/>
-              </w:rPr>
-              <w:t>color</w:t>
-            </w:r>
-            <w:proofErr w:type="spellEnd"/>
-            <w:r>
-              <w:rPr>
-                <w:rFonts w:ascii="Times New Roman" w:eastAsia="Times New Roman" w:hAnsi="Times New Roman" w:cs="Times New Roman"/>
-              </w:rPr>
-              <w:t xml:space="preserve"> = "red", linewidth = 1) +</w:t>
-            </w:r>
-          </w:p>
-          <w:p>
-            <w:pPr>
-              <w:rPr>
-                <w:rFonts w:ascii="Times New Roman" w:eastAsia="Times New Roman" w:hAnsi="Times New Roman" w:cs="Times New Roman"/>
-              </w:rPr>
-            </w:pPr>
-            <w:r>
-              <w:rPr>
-                <w:rFonts w:ascii="Times New Roman" w:eastAsia="Times New Roman" w:hAnsi="Times New Roman" w:cs="Times New Roman"/>
-              </w:rPr>
-              <w:t xml:space="preserve">  </w:t>
-            </w:r>
-            <w:proofErr w:type="gramStart"/>
-            <w:r>
-              <w:rPr>
-                <w:rFonts w:ascii="Times New Roman" w:eastAsia="Times New Roman" w:hAnsi="Times New Roman" w:cs="Times New Roman"/>
-              </w:rPr>
-              <w:t>labs(</w:t>
-            </w:r>
-            <w:proofErr w:type="gramEnd"/>
-            <w:r>
-              <w:rPr>
-                <w:rFonts w:ascii="Times New Roman" w:eastAsia="Times New Roman" w:hAnsi="Times New Roman" w:cs="Times New Roman"/>
-              </w:rPr>
-              <w:t>title = "Relationship between Alcohol Consumption and Life Expectancy",</w:t>
-            </w:r>
-          </w:p>
-          <w:p>
-            <w:pPr>
-              <w:rPr>
-                <w:rFonts w:ascii="Times New Roman" w:eastAsia="Times New Roman" w:hAnsi="Times New Roman" w:cs="Times New Roman"/>
-              </w:rPr>
-            </w:pPr>
-            <w:r>
-              <w:rPr>
-                <w:rFonts w:ascii="Times New Roman" w:eastAsia="Times New Roman" w:hAnsi="Times New Roman" w:cs="Times New Roman"/>
-              </w:rPr>
-              <w:t xml:space="preserve">       x = "Alcohol Consumption per Capita (litres)",</w:t>
-            </w:r>
-          </w:p>
-          <w:p>
-            <w:pPr>
-              <w:rPr>
-                <w:rFonts w:ascii="Times New Roman" w:eastAsia="Times New Roman" w:hAnsi="Times New Roman" w:cs="Times New Roman"/>
-              </w:rPr>
-            </w:pPr>
-            <w:r>
-              <w:rPr>
-                <w:rFonts w:ascii="Times New Roman" w:eastAsia="Times New Roman" w:hAnsi="Times New Roman" w:cs="Times New Roman"/>
-              </w:rPr>
-              <w:t xml:space="preserve">       y = "Life Expectancy at Birth (years)") +</w:t>
-            </w:r>
-          </w:p>
-          <w:p>
-            <w:pPr>
-              <w:rPr>
-                <w:rFonts w:ascii="Times New Roman" w:eastAsia="Times New Roman" w:hAnsi="Times New Roman" w:cs="Times New Roman"/>
-              </w:rPr>
-            </w:pPr>
-            <w:r>
-              <w:rPr>
-                <w:rFonts w:ascii="Times New Roman" w:eastAsia="Times New Roman" w:hAnsi="Times New Roman" w:cs="Times New Roman"/>
-              </w:rPr>
-              <w:t xml:space="preserve">  </w:t>
-            </w:r>
-            <w:proofErr w:type="spellStart"/>
-            <w:r>
-              <w:rPr>
-                <w:rFonts w:ascii="Times New Roman" w:eastAsia="Times New Roman" w:hAnsi="Times New Roman" w:cs="Times New Roman"/>
-              </w:rPr>
-              <w:t>theme_</w:t>
-            </w:r>
-            <w:proofErr w:type="gramStart"/>
-            <w:r>
-              <w:rPr>
-                <w:rFonts w:ascii="Times New Roman" w:eastAsia="Times New Roman" w:hAnsi="Times New Roman" w:cs="Times New Roman"/>
-              </w:rPr>
-              <w:t>minimal</w:t>
-            </w:r>
-            <w:proofErr w:type="spellEnd"/>
-            <w:r>
-              <w:rPr>
-                <w:rFonts w:ascii="Times New Roman" w:eastAsia="Times New Roman" w:hAnsi="Times New Roman" w:cs="Times New Roman"/>
-              </w:rPr>
-              <w:t>(</w:t>
-            </w:r>
-            <w:proofErr w:type="gramEnd"/>
-            <w:r>
-              <w:rPr>
-                <w:rFonts w:ascii="Times New Roman" w:eastAsia="Times New Roman" w:hAnsi="Times New Roman" w:cs="Times New Roman"/>
-              </w:rPr>
-              <w:t>) +</w:t>
-            </w:r>
-          </w:p>
-          <w:p>
-            <w:pPr>
-              <w:rPr>
-                <w:rFonts w:ascii="Times New Roman" w:eastAsia="Times New Roman" w:hAnsi="Times New Roman" w:cs="Times New Roman"/>
-              </w:rPr>
-            </w:pPr>
-            <w:r>
-              <w:rPr>
-                <w:rFonts w:ascii="Times New Roman" w:eastAsia="Times New Roman" w:hAnsi="Times New Roman" w:cs="Times New Roman"/>
-              </w:rPr>
-              <w:t xml:space="preserve">  </w:t>
-            </w:r>
-            <w:proofErr w:type="gramStart"/>
-            <w:r>
-              <w:rPr>
-                <w:rFonts w:ascii="Times New Roman" w:eastAsia="Times New Roman" w:hAnsi="Times New Roman" w:cs="Times New Roman"/>
-              </w:rPr>
-              <w:t>theme(</w:t>
-            </w:r>
-            <w:proofErr w:type="spellStart"/>
-            <w:proofErr w:type="gramEnd"/>
-            <w:r>
-              <w:rPr>
-                <w:rFonts w:ascii="Times New Roman" w:eastAsia="Times New Roman" w:hAnsi="Times New Roman" w:cs="Times New Roman"/>
-              </w:rPr>
-              <w:t>plot.title</w:t>
-            </w:r>
-            <w:proofErr w:type="spellEnd"/>
-            <w:r>
-              <w:rPr>
-                <w:rFonts w:ascii="Times New Roman" w:eastAsia="Times New Roman" w:hAnsi="Times New Roman" w:cs="Times New Roman"/>
-              </w:rPr>
-              <w:t xml:space="preserve"> = </w:t>
-            </w:r>
-            <w:proofErr w:type="spellStart"/>
-            <w:r>
-              <w:rPr>
-                <w:rFonts w:ascii="Times New Roman" w:eastAsia="Times New Roman" w:hAnsi="Times New Roman" w:cs="Times New Roman"/>
-              </w:rPr>
-              <w:t>element_text</w:t>
-            </w:r>
-            <w:proofErr w:type="spellEnd"/>
-            <w:r>
-              <w:rPr>
-                <w:rFonts w:ascii="Times New Roman" w:eastAsia="Times New Roman" w:hAnsi="Times New Roman" w:cs="Times New Roman"/>
-              </w:rPr>
-              <w:t>(</w:t>
-            </w:r>
-            <w:proofErr w:type="spellStart"/>
-            <w:r>
-              <w:rPr>
-                <w:rFonts w:ascii="Times New Roman" w:eastAsia="Times New Roman" w:hAnsi="Times New Roman" w:cs="Times New Roman"/>
-              </w:rPr>
-              <w:t>hjust</w:t>
-            </w:r>
-            <w:proofErr w:type="spellEnd"/>
-            <w:r>
-              <w:rPr>
-                <w:rFonts w:ascii="Times New Roman" w:eastAsia="Times New Roman" w:hAnsi="Times New Roman" w:cs="Times New Roman"/>
-              </w:rPr>
-              <w:t xml:space="preserve"> = 0.5, face = "bold"))</w:t>
-            </w:r>
-          </w:p>
-          <w:p>
-            <w:pPr>
-              <w:rPr>
-                <w:rFonts w:ascii="Times New Roman" w:eastAsia="Times New Roman" w:hAnsi="Times New Roman" w:cs="Times New Roman"/>
-              </w:rPr>
-            </w:pPr>
-          </w:p>
-          <w:p>
-            <w:pPr>
-              <w:rPr>
-                <w:rFonts w:ascii="Times New Roman" w:eastAsia="Times New Roman" w:hAnsi="Times New Roman" w:cs="Times New Roman"/>
-              </w:rPr>
-            </w:pPr>
-            <w:r>
-              <w:rPr>
-                <w:rFonts w:ascii="Times New Roman" w:eastAsia="Times New Roman" w:hAnsi="Times New Roman" w:cs="Times New Roman"/>
-              </w:rPr>
-              <w:t># Display plot</w:t>
-            </w:r>
-          </w:p>
-          <w:p>
-            <w:pPr>
-              <w:rPr>
-                <w:rFonts w:ascii="Times New Roman" w:eastAsia="Times New Roman" w:hAnsi="Times New Roman" w:cs="Times New Roman"/>
-              </w:rPr>
-            </w:pPr>
-            <w:r>
-              <w:rPr>
-                <w:rFonts w:ascii="Times New Roman" w:eastAsia="Times New Roman" w:hAnsi="Times New Roman" w:cs="Times New Roman"/>
-              </w:rPr>
-              <w:t>print(</w:t>
-            </w:r>
-            <w:proofErr w:type="spellStart"/>
-            <w:r>
-              <w:rPr>
-                <w:rFonts w:ascii="Times New Roman" w:eastAsia="Times New Roman" w:hAnsi="Times New Roman" w:cs="Times New Roman"/>
-              </w:rPr>
-              <w:t>scatter_plot</w:t>
-            </w:r>
-            <w:proofErr w:type="spellEnd"/>
-            <w:r>
-              <w:rPr>
-                <w:rFonts w:ascii="Times New Roman" w:eastAsia="Times New Roman" w:hAnsi="Times New Roman" w:cs="Times New Roman"/>
-              </w:rPr>
-              <w:t>)</w:t>
-            </w:r>
-          </w:p>
-          <w:p>
-            <w:pPr>
-              <w:rPr>
-                <w:rFonts w:ascii="Times New Roman" w:eastAsia="Times New Roman" w:hAnsi="Times New Roman" w:cs="Times New Roman"/>
-              </w:rPr>
-            </w:pPr>
-          </w:p>
-          <w:p>
-            <w:pPr>
-              <w:rPr>
-                <w:rFonts w:ascii="Times New Roman" w:eastAsia="Times New Roman" w:hAnsi="Times New Roman" w:cs="Times New Roman"/>
-              </w:rPr>
-            </w:pPr>
-          </w:p>
-          <w:p>
-            <w:pPr>
-              <w:rPr>
-                <w:rFonts w:ascii="Times New Roman" w:eastAsia="Times New Roman" w:hAnsi="Times New Roman" w:cs="Times New Roman"/>
-              </w:rPr>
-            </w:pPr>
-          </w:p>
-          <w:p>
-            <w:pPr>
-              <w:rPr>
-                <w:rFonts w:ascii="Times New Roman" w:eastAsia="Times New Roman" w:hAnsi="Times New Roman" w:cs="Times New Roman"/>
-              </w:rPr>
-            </w:pPr>
-            <w:r>
-              <w:rPr>
-                <w:rFonts w:ascii="Times New Roman" w:eastAsia="Times New Roman" w:hAnsi="Times New Roman" w:cs="Times New Roman"/>
-              </w:rPr>
-              <w:t># --------------------------------------------------</w:t>
-            </w:r>
-          </w:p>
-          <w:p>
-            <w:pPr>
-              <w:rPr>
-                <w:rFonts w:ascii="Times New Roman" w:eastAsia="Times New Roman" w:hAnsi="Times New Roman" w:cs="Times New Roman"/>
-              </w:rPr>
-            </w:pPr>
-            <w:r>
-              <w:rPr>
-                <w:rFonts w:ascii="Times New Roman" w:eastAsia="Times New Roman" w:hAnsi="Times New Roman" w:cs="Times New Roman"/>
-              </w:rPr>
-              <w:t># Visualization 2: Histogram of Alcohol Consumption</w:t>
-            </w:r>
-          </w:p>
-          <w:p>
-            <w:pPr>
-              <w:rPr>
-                <w:rFonts w:ascii="Times New Roman" w:eastAsia="Times New Roman" w:hAnsi="Times New Roman" w:cs="Times New Roman"/>
-              </w:rPr>
-            </w:pPr>
-            <w:r>
-              <w:rPr>
-                <w:rFonts w:ascii="Times New Roman" w:eastAsia="Times New Roman" w:hAnsi="Times New Roman" w:cs="Times New Roman"/>
-              </w:rPr>
-              <w:t># --------------------------------------------------</w:t>
-            </w:r>
-          </w:p>
-          <w:p>
-            <w:pPr>
-              <w:rPr>
-                <w:rFonts w:ascii="Times New Roman" w:eastAsia="Times New Roman" w:hAnsi="Times New Roman" w:cs="Times New Roman"/>
-              </w:rPr>
-            </w:pPr>
-          </w:p>
-          <w:p>
-            <w:pPr>
-              <w:rPr>
-                <w:rFonts w:ascii="Times New Roman" w:eastAsia="Times New Roman" w:hAnsi="Times New Roman" w:cs="Times New Roman"/>
-              </w:rPr>
-            </w:pPr>
-            <w:proofErr w:type="gramStart"/>
-            <w:r>
-              <w:rPr>
-                <w:rFonts w:ascii="Times New Roman" w:eastAsia="Times New Roman" w:hAnsi="Times New Roman" w:cs="Times New Roman"/>
-              </w:rPr>
-              <w:t>hist(</w:t>
-            </w:r>
-            <w:proofErr w:type="spellStart"/>
-            <w:proofErr w:type="gramEnd"/>
-            <w:r>
-              <w:rPr>
-                <w:rFonts w:ascii="Times New Roman" w:eastAsia="Times New Roman" w:hAnsi="Times New Roman" w:cs="Times New Roman"/>
-              </w:rPr>
-              <w:t>data_clean$Alcohol_Consumption</w:t>
-            </w:r>
-            <w:proofErr w:type="spellEnd"/>
-            <w:r>
-              <w:rPr>
-                <w:rFonts w:ascii="Times New Roman" w:eastAsia="Times New Roman" w:hAnsi="Times New Roman" w:cs="Times New Roman"/>
-              </w:rPr>
-              <w:t>,</w:t>
-            </w:r>
-          </w:p>
-          <w:p>
-            <w:pPr>
-              <w:rPr>
-                <w:rFonts w:ascii="Times New Roman" w:eastAsia="Times New Roman" w:hAnsi="Times New Roman" w:cs="Times New Roman"/>
-              </w:rPr>
-            </w:pPr>
-            <w:r>
-              <w:rPr>
-                <w:rFonts w:ascii="Times New Roman" w:eastAsia="Times New Roman" w:hAnsi="Times New Roman" w:cs="Times New Roman"/>
-              </w:rPr>
-              <w:t xml:space="preserve">     main = "Distribution of Alcohol Consumption per Capita",</w:t>
-            </w:r>
-          </w:p>
-          <w:p>
-            <w:pPr>
-              <w:rPr>
-                <w:rFonts w:ascii="Times New Roman" w:eastAsia="Times New Roman" w:hAnsi="Times New Roman" w:cs="Times New Roman"/>
-              </w:rPr>
-            </w:pPr>
-            <w:r>
-              <w:rPr>
-                <w:rFonts w:ascii="Times New Roman" w:eastAsia="Times New Roman" w:hAnsi="Times New Roman" w:cs="Times New Roman"/>
-              </w:rPr>
-              <w:t xml:space="preserve">     </w:t>
-            </w:r>
-            <w:proofErr w:type="spellStart"/>
-            <w:r>
-              <w:rPr>
-                <w:rFonts w:ascii="Times New Roman" w:eastAsia="Times New Roman" w:hAnsi="Times New Roman" w:cs="Times New Roman"/>
-              </w:rPr>
-              <w:t>xlab</w:t>
-            </w:r>
-            <w:proofErr w:type="spellEnd"/>
-            <w:r>
-              <w:rPr>
-                <w:rFonts w:ascii="Times New Roman" w:eastAsia="Times New Roman" w:hAnsi="Times New Roman" w:cs="Times New Roman"/>
-              </w:rPr>
-              <w:t xml:space="preserve"> = "Alcohol Consumption (litres per capita)",</w:t>
-            </w:r>
-          </w:p>
-          <w:p>
-            <w:pPr>
-              <w:rPr>
-                <w:rFonts w:ascii="Times New Roman" w:eastAsia="Times New Roman" w:hAnsi="Times New Roman" w:cs="Times New Roman"/>
-              </w:rPr>
-            </w:pPr>
-            <w:r>
-              <w:rPr>
-                <w:rFonts w:ascii="Times New Roman" w:eastAsia="Times New Roman" w:hAnsi="Times New Roman" w:cs="Times New Roman"/>
-              </w:rPr>
-              <w:t xml:space="preserve">     </w:t>
-            </w:r>
-            <w:proofErr w:type="spellStart"/>
-            <w:r>
-              <w:rPr>
-                <w:rFonts w:ascii="Times New Roman" w:eastAsia="Times New Roman" w:hAnsi="Times New Roman" w:cs="Times New Roman"/>
-              </w:rPr>
-              <w:t>ylab</w:t>
-            </w:r>
-            <w:proofErr w:type="spellEnd"/>
-            <w:r>
-              <w:rPr>
-                <w:rFonts w:ascii="Times New Roman" w:eastAsia="Times New Roman" w:hAnsi="Times New Roman" w:cs="Times New Roman"/>
-              </w:rPr>
-              <w:t xml:space="preserve"> = "Frequency",</w:t>
-            </w:r>
-          </w:p>
-          <w:p>
-            <w:pPr>
-              <w:rPr>
-                <w:rFonts w:ascii="Times New Roman" w:eastAsia="Times New Roman" w:hAnsi="Times New Roman" w:cs="Times New Roman"/>
-              </w:rPr>
-            </w:pPr>
-            <w:r>
-              <w:rPr>
-                <w:rFonts w:ascii="Times New Roman" w:eastAsia="Times New Roman" w:hAnsi="Times New Roman" w:cs="Times New Roman"/>
-              </w:rPr>
-              <w:t xml:space="preserve">     col = "</w:t>
-            </w:r>
-            <w:proofErr w:type="spellStart"/>
-            <w:r>
-              <w:rPr>
-                <w:rFonts w:ascii="Times New Roman" w:eastAsia="Times New Roman" w:hAnsi="Times New Roman" w:cs="Times New Roman"/>
-              </w:rPr>
-              <w:t>steelblue</w:t>
-            </w:r>
-            <w:proofErr w:type="spellEnd"/>
-            <w:r>
-              <w:rPr>
-                <w:rFonts w:ascii="Times New Roman" w:eastAsia="Times New Roman" w:hAnsi="Times New Roman" w:cs="Times New Roman"/>
-              </w:rPr>
-              <w:t>",</w:t>
-            </w:r>
-          </w:p>
-          <w:p>
-            <w:pPr>
-              <w:rPr>
-                <w:rFonts w:ascii="Times New Roman" w:eastAsia="Times New Roman" w:hAnsi="Times New Roman" w:cs="Times New Roman"/>
-              </w:rPr>
-            </w:pPr>
-            <w:r>
-              <w:rPr>
-                <w:rFonts w:ascii="Times New Roman" w:eastAsia="Times New Roman" w:hAnsi="Times New Roman" w:cs="Times New Roman"/>
-              </w:rPr>
-              <w:t xml:space="preserve">     border = "white",</w:t>
-            </w:r>
-          </w:p>
-          <w:p>
-            <w:pPr>
-              <w:rPr>
-                <w:rFonts w:ascii="Times New Roman" w:eastAsia="Times New Roman" w:hAnsi="Times New Roman" w:cs="Times New Roman"/>
-              </w:rPr>
-            </w:pPr>
-            <w:r>
-              <w:rPr>
-                <w:rFonts w:ascii="Times New Roman" w:eastAsia="Times New Roman" w:hAnsi="Times New Roman" w:cs="Times New Roman"/>
-              </w:rPr>
-              <w:t xml:space="preserve">     breaks = 15)</w:t>
-            </w:r>
-          </w:p>
-          <w:p>
-            <w:pPr>
-              <w:rPr>
-                <w:rFonts w:ascii="Times New Roman" w:eastAsia="Times New Roman" w:hAnsi="Times New Roman" w:cs="Times New Roman"/>
-              </w:rPr>
-            </w:pPr>
-          </w:p>
-          <w:p>
-            <w:pPr>
-              <w:rPr>
-                <w:rFonts w:ascii="Times New Roman" w:eastAsia="Times New Roman" w:hAnsi="Times New Roman" w:cs="Times New Roman"/>
-              </w:rPr>
-            </w:pPr>
-            <w:proofErr w:type="gramStart"/>
-            <w:r>
-              <w:rPr>
-                <w:rFonts w:ascii="Times New Roman" w:eastAsia="Times New Roman" w:hAnsi="Times New Roman" w:cs="Times New Roman"/>
-              </w:rPr>
-              <w:t>cat(</w:t>
-            </w:r>
-            <w:proofErr w:type="gramEnd"/>
-            <w:r>
-              <w:rPr>
-                <w:rFonts w:ascii="Times New Roman" w:eastAsia="Times New Roman" w:hAnsi="Times New Roman" w:cs="Times New Roman"/>
-              </w:rPr>
-              <w:t>"Displayed: Histogram of Alcohol Consumption\n")</w:t>
-            </w:r>
-          </w:p>
-          <w:p>
-            <w:pPr>
-              <w:rPr>
-                <w:rFonts w:ascii="Times New Roman" w:eastAsia="Times New Roman" w:hAnsi="Times New Roman" w:cs="Times New Roman"/>
-              </w:rPr>
-            </w:pPr>
-          </w:p>
-          <w:p>
-            <w:pPr>
-              <w:rPr>
-                <w:rFonts w:ascii="Times New Roman" w:eastAsia="Times New Roman" w:hAnsi="Times New Roman" w:cs="Times New Roman"/>
-              </w:rPr>
-            </w:pPr>
-            <w:r>
-              <w:rPr>
-                <w:rFonts w:ascii="Times New Roman" w:eastAsia="Times New Roman" w:hAnsi="Times New Roman" w:cs="Times New Roman"/>
-              </w:rPr>
-              <w:t># --------------------------------------------------</w:t>
-            </w:r>
-          </w:p>
-          <w:p>
-            <w:pPr>
-              <w:rPr>
-                <w:rFonts w:ascii="Times New Roman" w:eastAsia="Times New Roman" w:hAnsi="Times New Roman" w:cs="Times New Roman"/>
-              </w:rPr>
-            </w:pPr>
-            <w:r>
-              <w:rPr>
-                <w:rFonts w:ascii="Times New Roman" w:eastAsia="Times New Roman" w:hAnsi="Times New Roman" w:cs="Times New Roman"/>
-              </w:rPr>
-              <w:t># Visualization 3: Histogram of Life Expectancy</w:t>
-            </w:r>
-          </w:p>
-          <w:p>
-            <w:pPr>
-              <w:rPr>
-                <w:rFonts w:ascii="Times New Roman" w:eastAsia="Times New Roman" w:hAnsi="Times New Roman" w:cs="Times New Roman"/>
-              </w:rPr>
-            </w:pPr>
-            <w:r>
-              <w:rPr>
-                <w:rFonts w:ascii="Times New Roman" w:eastAsia="Times New Roman" w:hAnsi="Times New Roman" w:cs="Times New Roman"/>
-              </w:rPr>
-              <w:t># --------------------------------------------------</w:t>
-            </w:r>
-          </w:p>
-          <w:p>
-            <w:pPr>
-              <w:rPr>
-                <w:rFonts w:ascii="Times New Roman" w:eastAsia="Times New Roman" w:hAnsi="Times New Roman" w:cs="Times New Roman"/>
-              </w:rPr>
-            </w:pPr>
-          </w:p>
-          <w:p>
-            <w:pPr>
-              <w:rPr>
-                <w:rFonts w:ascii="Times New Roman" w:eastAsia="Times New Roman" w:hAnsi="Times New Roman" w:cs="Times New Roman"/>
-              </w:rPr>
-            </w:pPr>
-            <w:proofErr w:type="gramStart"/>
-            <w:r>
-              <w:rPr>
-                <w:rFonts w:ascii="Times New Roman" w:eastAsia="Times New Roman" w:hAnsi="Times New Roman" w:cs="Times New Roman"/>
-              </w:rPr>
-              <w:t>hist(</w:t>
-            </w:r>
-            <w:proofErr w:type="spellStart"/>
-            <w:proofErr w:type="gramEnd"/>
-            <w:r>
-              <w:rPr>
-                <w:rFonts w:ascii="Times New Roman" w:eastAsia="Times New Roman" w:hAnsi="Times New Roman" w:cs="Times New Roman"/>
-              </w:rPr>
-              <w:t>data_clean$Life_Expectancy</w:t>
-            </w:r>
-            <w:proofErr w:type="spellEnd"/>
-            <w:r>
-              <w:rPr>
-                <w:rFonts w:ascii="Times New Roman" w:eastAsia="Times New Roman" w:hAnsi="Times New Roman" w:cs="Times New Roman"/>
-              </w:rPr>
-              <w:t>,</w:t>
-            </w:r>
-          </w:p>
-          <w:p>
-            <w:pPr>
-              <w:rPr>
-                <w:rFonts w:ascii="Times New Roman" w:eastAsia="Times New Roman" w:hAnsi="Times New Roman" w:cs="Times New Roman"/>
-              </w:rPr>
-            </w:pPr>
-            <w:r>
-              <w:rPr>
-                <w:rFonts w:ascii="Times New Roman" w:eastAsia="Times New Roman" w:hAnsi="Times New Roman" w:cs="Times New Roman"/>
-              </w:rPr>
-              <w:t xml:space="preserve">     main = "Distribution of Life Expectancy",</w:t>
-            </w:r>
-          </w:p>
-          <w:p>
-            <w:pPr>
-              <w:rPr>
-                <w:rFonts w:ascii="Times New Roman" w:eastAsia="Times New Roman" w:hAnsi="Times New Roman" w:cs="Times New Roman"/>
-              </w:rPr>
-            </w:pPr>
-            <w:r>
-              <w:rPr>
-                <w:rFonts w:ascii="Times New Roman" w:eastAsia="Times New Roman" w:hAnsi="Times New Roman" w:cs="Times New Roman"/>
-              </w:rPr>
-              <w:t xml:space="preserve">     </w:t>
-            </w:r>
-            <w:proofErr w:type="spellStart"/>
-            <w:r>
-              <w:rPr>
-                <w:rFonts w:ascii="Times New Roman" w:eastAsia="Times New Roman" w:hAnsi="Times New Roman" w:cs="Times New Roman"/>
-              </w:rPr>
-              <w:t>xlab</w:t>
-            </w:r>
-            <w:proofErr w:type="spellEnd"/>
-            <w:r>
-              <w:rPr>
-                <w:rFonts w:ascii="Times New Roman" w:eastAsia="Times New Roman" w:hAnsi="Times New Roman" w:cs="Times New Roman"/>
-              </w:rPr>
-              <w:t xml:space="preserve"> = "Life Expectancy (years)",</w:t>
-            </w:r>
-          </w:p>
-          <w:p>
-            <w:pPr>
-              <w:rPr>
-                <w:rFonts w:ascii="Times New Roman" w:eastAsia="Times New Roman" w:hAnsi="Times New Roman" w:cs="Times New Roman"/>
-              </w:rPr>
-            </w:pPr>
-            <w:r>
-              <w:rPr>
-                <w:rFonts w:ascii="Times New Roman" w:eastAsia="Times New Roman" w:hAnsi="Times New Roman" w:cs="Times New Roman"/>
-              </w:rPr>
-              <w:t xml:space="preserve">     </w:t>
-            </w:r>
-            <w:proofErr w:type="spellStart"/>
-            <w:r>
-              <w:rPr>
-                <w:rFonts w:ascii="Times New Roman" w:eastAsia="Times New Roman" w:hAnsi="Times New Roman" w:cs="Times New Roman"/>
-              </w:rPr>
-              <w:t>ylab</w:t>
-            </w:r>
-            <w:proofErr w:type="spellEnd"/>
-            <w:r>
-              <w:rPr>
-                <w:rFonts w:ascii="Times New Roman" w:eastAsia="Times New Roman" w:hAnsi="Times New Roman" w:cs="Times New Roman"/>
-              </w:rPr>
-              <w:t xml:space="preserve"> = "Frequency",</w:t>
-            </w:r>
-          </w:p>
-          <w:p>
-            <w:pPr>
-              <w:rPr>
-                <w:rFonts w:ascii="Times New Roman" w:eastAsia="Times New Roman" w:hAnsi="Times New Roman" w:cs="Times New Roman"/>
-              </w:rPr>
-            </w:pPr>
-            <w:r>
-              <w:rPr>
-                <w:rFonts w:ascii="Times New Roman" w:eastAsia="Times New Roman" w:hAnsi="Times New Roman" w:cs="Times New Roman"/>
-              </w:rPr>
-              <w:t xml:space="preserve">     col = "coral",</w:t>
-            </w:r>
-          </w:p>
-          <w:p>
-            <w:pPr>
-              <w:rPr>
-                <w:rFonts w:ascii="Times New Roman" w:eastAsia="Times New Roman" w:hAnsi="Times New Roman" w:cs="Times New Roman"/>
-              </w:rPr>
-            </w:pPr>
-            <w:r>
-              <w:rPr>
-                <w:rFonts w:ascii="Times New Roman" w:eastAsia="Times New Roman" w:hAnsi="Times New Roman" w:cs="Times New Roman"/>
-              </w:rPr>
-              <w:t xml:space="preserve">     border = "white",</w:t>
-            </w:r>
-          </w:p>
-          <w:p>
-            <w:pPr>
-              <w:rPr>
-                <w:rFonts w:ascii="Times New Roman" w:eastAsia="Times New Roman" w:hAnsi="Times New Roman" w:cs="Times New Roman"/>
-              </w:rPr>
-            </w:pPr>
-            <w:r>
-              <w:rPr>
-                <w:rFonts w:ascii="Times New Roman" w:eastAsia="Times New Roman" w:hAnsi="Times New Roman" w:cs="Times New Roman"/>
-              </w:rPr>
-              <w:t xml:space="preserve">     breaks = 15)</w:t>
-            </w:r>
-          </w:p>
-          <w:p>
-            <w:pPr>
-              <w:rPr>
-                <w:rFonts w:ascii="Times New Roman" w:eastAsia="Times New Roman" w:hAnsi="Times New Roman" w:cs="Times New Roman"/>
-              </w:rPr>
-            </w:pPr>
-          </w:p>
-          <w:p>
-            <w:pPr>
-              <w:rPr>
-                <w:rFonts w:ascii="Times New Roman" w:eastAsia="Times New Roman" w:hAnsi="Times New Roman" w:cs="Times New Roman"/>
-              </w:rPr>
-            </w:pPr>
-            <w:proofErr w:type="gramStart"/>
-            <w:r>
-              <w:rPr>
-                <w:rFonts w:ascii="Times New Roman" w:eastAsia="Times New Roman" w:hAnsi="Times New Roman" w:cs="Times New Roman"/>
-              </w:rPr>
-              <w:t>cat(</w:t>
-            </w:r>
-            <w:proofErr w:type="gramEnd"/>
-            <w:r>
-              <w:rPr>
-                <w:rFonts w:ascii="Times New Roman" w:eastAsia="Times New Roman" w:hAnsi="Times New Roman" w:cs="Times New Roman"/>
-              </w:rPr>
-              <w:t>"Displayed: Histogram of Life Expectancy\n")</w:t>
-            </w:r>
-          </w:p>
-          <w:p>
-            <w:pPr>
-              <w:rPr>
-                <w:rFonts w:ascii="Times New Roman" w:eastAsia="Times New Roman" w:hAnsi="Times New Roman" w:cs="Times New Roman"/>
-              </w:rPr>
-            </w:pPr>
-          </w:p>
-          <w:p>
-            <w:pPr>
-              <w:rPr>
-                <w:rFonts w:ascii="Times New Roman" w:eastAsia="Times New Roman" w:hAnsi="Times New Roman" w:cs="Times New Roman"/>
-              </w:rPr>
-            </w:pPr>
-            <w:r>
-              <w:rPr>
-                <w:rFonts w:ascii="Times New Roman" w:eastAsia="Times New Roman" w:hAnsi="Times New Roman" w:cs="Times New Roman"/>
-              </w:rPr>
-              <w:t># Pearson correlation test</w:t>
-            </w:r>
-          </w:p>
-          <w:p>
-            <w:pPr>
-              <w:rPr>
-                <w:rFonts w:ascii="Times New Roman" w:eastAsia="Times New Roman" w:hAnsi="Times New Roman" w:cs="Times New Roman"/>
-              </w:rPr>
-            </w:pPr>
-            <w:proofErr w:type="spellStart"/>
-            <w:r>
-              <w:rPr>
-                <w:rFonts w:ascii="Times New Roman" w:eastAsia="Times New Roman" w:hAnsi="Times New Roman" w:cs="Times New Roman"/>
-              </w:rPr>
-              <w:t>correlation_test</w:t>
-            </w:r>
-            <w:proofErr w:type="spellEnd"/>
-            <w:r>
-              <w:rPr>
-                <w:rFonts w:ascii="Times New Roman" w:eastAsia="Times New Roman" w:hAnsi="Times New Roman" w:cs="Times New Roman"/>
-              </w:rPr>
-              <w:t xml:space="preserve"> &lt;- </w:t>
-            </w:r>
-            <w:proofErr w:type="spellStart"/>
-            <w:r>
-              <w:rPr>
-                <w:rFonts w:ascii="Times New Roman" w:eastAsia="Times New Roman" w:hAnsi="Times New Roman" w:cs="Times New Roman"/>
-              </w:rPr>
-              <w:t>cor.</w:t>
-            </w:r>
-            <w:proofErr w:type="gramStart"/>
-            <w:r>
-              <w:rPr>
-                <w:rFonts w:ascii="Times New Roman" w:eastAsia="Times New Roman" w:hAnsi="Times New Roman" w:cs="Times New Roman"/>
-              </w:rPr>
-              <w:t>test</w:t>
-            </w:r>
-            <w:proofErr w:type="spellEnd"/>
-            <w:r>
-              <w:rPr>
-                <w:rFonts w:ascii="Times New Roman" w:eastAsia="Times New Roman" w:hAnsi="Times New Roman" w:cs="Times New Roman"/>
-              </w:rPr>
-              <w:t>(</w:t>
-            </w:r>
-            <w:proofErr w:type="spellStart"/>
-            <w:proofErr w:type="gramEnd"/>
-            <w:r>
-              <w:rPr>
-                <w:rFonts w:ascii="Times New Roman" w:eastAsia="Times New Roman" w:hAnsi="Times New Roman" w:cs="Times New Roman"/>
-              </w:rPr>
-              <w:t>data_clean$Alcohol_Consumption</w:t>
-            </w:r>
-            <w:proofErr w:type="spellEnd"/>
-            <w:r>
-              <w:rPr>
-                <w:rFonts w:ascii="Times New Roman" w:eastAsia="Times New Roman" w:hAnsi="Times New Roman" w:cs="Times New Roman"/>
-              </w:rPr>
-              <w:t xml:space="preserve">, </w:t>
-            </w:r>
-          </w:p>
-          <w:p>
-            <w:pPr>
-              <w:rPr>
-                <w:rFonts w:ascii="Times New Roman" w:eastAsia="Times New Roman" w:hAnsi="Times New Roman" w:cs="Times New Roman"/>
-              </w:rPr>
-            </w:pPr>
-            <w:r>
-              <w:rPr>
-                <w:rFonts w:ascii="Times New Roman" w:eastAsia="Times New Roman" w:hAnsi="Times New Roman" w:cs="Times New Roman"/>
-              </w:rPr>
-              <w:t xml:space="preserve">                             </w:t>
-            </w:r>
-            <w:proofErr w:type="spellStart"/>
-            <w:r>
-              <w:rPr>
-                <w:rFonts w:ascii="Times New Roman" w:eastAsia="Times New Roman" w:hAnsi="Times New Roman" w:cs="Times New Roman"/>
-              </w:rPr>
-              <w:t>data_clean$Life_Expectancy</w:t>
-            </w:r>
-            <w:proofErr w:type="spellEnd"/>
-            <w:r>
-              <w:rPr>
-                <w:rFonts w:ascii="Times New Roman" w:eastAsia="Times New Roman" w:hAnsi="Times New Roman" w:cs="Times New Roman"/>
-              </w:rPr>
-              <w:t>,</w:t>
-            </w:r>
-          </w:p>
-          <w:p>
-            <w:pPr>
-              <w:rPr>
-                <w:rFonts w:ascii="Times New Roman" w:eastAsia="Times New Roman" w:hAnsi="Times New Roman" w:cs="Times New Roman"/>
-              </w:rPr>
-            </w:pPr>
-            <w:r>
-              <w:rPr>
-                <w:rFonts w:ascii="Times New Roman" w:eastAsia="Times New Roman" w:hAnsi="Times New Roman" w:cs="Times New Roman"/>
-              </w:rPr>
-              <w:t xml:space="preserve">                             method = "</w:t>
-            </w:r>
-            <w:proofErr w:type="spellStart"/>
-            <w:r>
-              <w:rPr>
-                <w:rFonts w:ascii="Times New Roman" w:eastAsia="Times New Roman" w:hAnsi="Times New Roman" w:cs="Times New Roman"/>
-              </w:rPr>
-              <w:t>pearson</w:t>
-            </w:r>
-            <w:proofErr w:type="spellEnd"/>
-            <w:r>
-              <w:rPr>
-                <w:rFonts w:ascii="Times New Roman" w:eastAsia="Times New Roman" w:hAnsi="Times New Roman" w:cs="Times New Roman"/>
-              </w:rPr>
-              <w:t>")</w:t>
-            </w:r>
-          </w:p>
-          <w:p>
-            <w:pPr>
-              <w:rPr>
-                <w:rFonts w:ascii="Times New Roman" w:eastAsia="Times New Roman" w:hAnsi="Times New Roman" w:cs="Times New Roman"/>
-              </w:rPr>
-            </w:pPr>
-          </w:p>
-          <w:p>
-            <w:pPr>
-              <w:rPr>
-                <w:rFonts w:ascii="Times New Roman" w:eastAsia="Times New Roman" w:hAnsi="Times New Roman" w:cs="Times New Roman"/>
-              </w:rPr>
-            </w:pPr>
-            <w:r>
-              <w:rPr>
-                <w:rFonts w:ascii="Times New Roman" w:eastAsia="Times New Roman" w:hAnsi="Times New Roman" w:cs="Times New Roman"/>
-              </w:rPr>
-              <w:t># Display correlation results</w:t>
-            </w:r>
-          </w:p>
-          <w:p>
-            <w:pPr>
-              <w:rPr>
-                <w:rFonts w:ascii="Times New Roman" w:eastAsia="Times New Roman" w:hAnsi="Times New Roman" w:cs="Times New Roman"/>
-              </w:rPr>
-            </w:pPr>
-            <w:r>
-              <w:rPr>
-                <w:rFonts w:ascii="Times New Roman" w:eastAsia="Times New Roman" w:hAnsi="Times New Roman" w:cs="Times New Roman"/>
-              </w:rPr>
-              <w:t>print(</w:t>
-            </w:r>
-            <w:proofErr w:type="spellStart"/>
-            <w:r>
-              <w:rPr>
-                <w:rFonts w:ascii="Times New Roman" w:eastAsia="Times New Roman" w:hAnsi="Times New Roman" w:cs="Times New Roman"/>
-              </w:rPr>
-              <w:t>correlation_test</w:t>
-            </w:r>
-            <w:proofErr w:type="spellEnd"/>
-            <w:r>
-              <w:rPr>
-                <w:rFonts w:ascii="Times New Roman" w:eastAsia="Times New Roman" w:hAnsi="Times New Roman" w:cs="Times New Roman"/>
-              </w:rPr>
-              <w:t>)</w:t>
-            </w:r>
-          </w:p>
-          <w:p>
-            <w:pPr>
-              <w:rPr>
-                <w:rFonts w:ascii="Times New Roman" w:eastAsia="Times New Roman" w:hAnsi="Times New Roman" w:cs="Times New Roman"/>
-              </w:rPr>
-            </w:pPr>
-          </w:p>
-          <w:p>
-            <w:pPr>
-              <w:rPr>
-                <w:rFonts w:ascii="Times New Roman" w:eastAsia="Times New Roman" w:hAnsi="Times New Roman" w:cs="Times New Roman"/>
-              </w:rPr>
-            </w:pPr>
-            <w:r>
-              <w:rPr>
-                <w:rFonts w:ascii="Times New Roman" w:eastAsia="Times New Roman" w:hAnsi="Times New Roman" w:cs="Times New Roman"/>
-              </w:rPr>
-              <w:t># Extract key statistics</w:t>
-            </w:r>
-          </w:p>
-          <w:p>
-            <w:pPr>
-              <w:rPr>
-                <w:rFonts w:ascii="Times New Roman" w:eastAsia="Times New Roman" w:hAnsi="Times New Roman" w:cs="Times New Roman"/>
-              </w:rPr>
-            </w:pPr>
-            <w:proofErr w:type="spellStart"/>
-            <w:r>
-              <w:rPr>
-                <w:rFonts w:ascii="Times New Roman" w:eastAsia="Times New Roman" w:hAnsi="Times New Roman" w:cs="Times New Roman"/>
-              </w:rPr>
-              <w:t>correlation_coefficient</w:t>
-            </w:r>
-            <w:proofErr w:type="spellEnd"/>
-            <w:r>
-              <w:rPr>
-                <w:rFonts w:ascii="Times New Roman" w:eastAsia="Times New Roman" w:hAnsi="Times New Roman" w:cs="Times New Roman"/>
-              </w:rPr>
-              <w:t xml:space="preserve"> &lt;- </w:t>
-            </w:r>
-            <w:proofErr w:type="spellStart"/>
-            <w:r>
-              <w:rPr>
-                <w:rFonts w:ascii="Times New Roman" w:eastAsia="Times New Roman" w:hAnsi="Times New Roman" w:cs="Times New Roman"/>
-              </w:rPr>
-              <w:t>correlation_test$estimate</w:t>
-            </w:r>
-            <w:proofErr w:type="spellEnd"/>
-          </w:p>
-          <w:p>
-            <w:pPr>
-              <w:rPr>
-                <w:rFonts w:ascii="Times New Roman" w:eastAsia="Times New Roman" w:hAnsi="Times New Roman" w:cs="Times New Roman"/>
-              </w:rPr>
-            </w:pPr>
-            <w:proofErr w:type="spellStart"/>
-            <w:r>
-              <w:rPr>
-                <w:rFonts w:ascii="Times New Roman" w:eastAsia="Times New Roman" w:hAnsi="Times New Roman" w:cs="Times New Roman"/>
-              </w:rPr>
-              <w:t>p_value</w:t>
-            </w:r>
-            <w:proofErr w:type="spellEnd"/>
-            <w:r>
-              <w:rPr>
-                <w:rFonts w:ascii="Times New Roman" w:eastAsia="Times New Roman" w:hAnsi="Times New Roman" w:cs="Times New Roman"/>
-              </w:rPr>
-              <w:t xml:space="preserve"> &lt;- </w:t>
-            </w:r>
-            <w:proofErr w:type="spellStart"/>
-            <w:r>
-              <w:rPr>
-                <w:rFonts w:ascii="Times New Roman" w:eastAsia="Times New Roman" w:hAnsi="Times New Roman" w:cs="Times New Roman"/>
-              </w:rPr>
-              <w:t>correlation_test$p.value</w:t>
-            </w:r>
-            <w:proofErr w:type="spellEnd"/>
-          </w:p>
-          <w:p>
-            <w:pPr>
-              <w:rPr>
-                <w:rFonts w:ascii="Times New Roman" w:eastAsia="Times New Roman" w:hAnsi="Times New Roman" w:cs="Times New Roman"/>
-              </w:rPr>
-            </w:pPr>
-            <w:proofErr w:type="spellStart"/>
-            <w:r>
-              <w:rPr>
-                <w:rFonts w:ascii="Times New Roman" w:eastAsia="Times New Roman" w:hAnsi="Times New Roman" w:cs="Times New Roman"/>
-              </w:rPr>
-              <w:t>confidence_interval</w:t>
-            </w:r>
-            <w:proofErr w:type="spellEnd"/>
-            <w:r>
-              <w:rPr>
-                <w:rFonts w:ascii="Times New Roman" w:eastAsia="Times New Roman" w:hAnsi="Times New Roman" w:cs="Times New Roman"/>
-              </w:rPr>
-              <w:t xml:space="preserve"> &lt;- correlation_test$conf.int</w:t>
-            </w:r>
-          </w:p>
-          <w:p>
-            <w:pPr>
-              <w:rPr>
-                <w:rFonts w:ascii="Times New Roman" w:eastAsia="Times New Roman" w:hAnsi="Times New Roman" w:cs="Times New Roman"/>
-              </w:rPr>
-            </w:pPr>
-          </w:p>
-          <w:p>
-            <w:pPr>
-              <w:rPr>
-                <w:rFonts w:ascii="Times New Roman" w:eastAsia="Times New Roman" w:hAnsi="Times New Roman" w:cs="Times New Roman"/>
-              </w:rPr>
-            </w:pPr>
-            <w:proofErr w:type="gramStart"/>
-            <w:r>
-              <w:rPr>
-                <w:rFonts w:ascii="Times New Roman" w:eastAsia="Times New Roman" w:hAnsi="Times New Roman" w:cs="Times New Roman"/>
-              </w:rPr>
-              <w:t>cat(</w:t>
-            </w:r>
-            <w:proofErr w:type="gramEnd"/>
-            <w:r>
-              <w:rPr>
-                <w:rFonts w:ascii="Times New Roman" w:eastAsia="Times New Roman" w:hAnsi="Times New Roman" w:cs="Times New Roman"/>
-              </w:rPr>
-              <w:t>"\n=== CORRELATION ANALYSIS RESULTS ===\n")</w:t>
-            </w:r>
-          </w:p>
-          <w:p>
-            <w:pPr>
-              <w:rPr>
-                <w:rFonts w:ascii="Times New Roman" w:eastAsia="Times New Roman" w:hAnsi="Times New Roman" w:cs="Times New Roman"/>
-              </w:rPr>
-            </w:pPr>
-            <w:proofErr w:type="gramStart"/>
-            <w:r>
-              <w:rPr>
-                <w:rFonts w:ascii="Times New Roman" w:eastAsia="Times New Roman" w:hAnsi="Times New Roman" w:cs="Times New Roman"/>
-              </w:rPr>
-              <w:t>cat(</w:t>
-            </w:r>
-            <w:proofErr w:type="gramEnd"/>
-            <w:r>
-              <w:rPr>
-                <w:rFonts w:ascii="Times New Roman" w:eastAsia="Times New Roman" w:hAnsi="Times New Roman" w:cs="Times New Roman"/>
-              </w:rPr>
-              <w:t xml:space="preserve">"Pearson Correlation Coefficient (r):", </w:t>
-            </w:r>
-            <w:proofErr w:type="spellStart"/>
-            <w:r>
-              <w:rPr>
-                <w:rFonts w:ascii="Times New Roman" w:eastAsia="Times New Roman" w:hAnsi="Times New Roman" w:cs="Times New Roman"/>
-              </w:rPr>
-              <w:t>correlation_coefficient</w:t>
-            </w:r>
-            <w:proofErr w:type="spellEnd"/>
-            <w:r>
-              <w:rPr>
-                <w:rFonts w:ascii="Times New Roman" w:eastAsia="Times New Roman" w:hAnsi="Times New Roman" w:cs="Times New Roman"/>
-              </w:rPr>
-              <w:t>, "\n")</w:t>
-            </w:r>
-          </w:p>
-          <w:p>
-            <w:pPr>
-              <w:rPr>
-                <w:rFonts w:ascii="Times New Roman" w:eastAsia="Times New Roman" w:hAnsi="Times New Roman" w:cs="Times New Roman"/>
-              </w:rPr>
-            </w:pPr>
-            <w:proofErr w:type="gramStart"/>
-            <w:r>
-              <w:rPr>
-                <w:rFonts w:ascii="Times New Roman" w:eastAsia="Times New Roman" w:hAnsi="Times New Roman" w:cs="Times New Roman"/>
-              </w:rPr>
-              <w:t>cat(</w:t>
-            </w:r>
-            <w:proofErr w:type="gramEnd"/>
-            <w:r>
-              <w:rPr>
-                <w:rFonts w:ascii="Times New Roman" w:eastAsia="Times New Roman" w:hAnsi="Times New Roman" w:cs="Times New Roman"/>
-              </w:rPr>
-              <w:t xml:space="preserve">"P-value:", </w:t>
-            </w:r>
-            <w:proofErr w:type="spellStart"/>
-            <w:r>
-              <w:rPr>
-                <w:rFonts w:ascii="Times New Roman" w:eastAsia="Times New Roman" w:hAnsi="Times New Roman" w:cs="Times New Roman"/>
-              </w:rPr>
-              <w:t>p_value</w:t>
-            </w:r>
-            <w:proofErr w:type="spellEnd"/>
-            <w:r>
-              <w:rPr>
-                <w:rFonts w:ascii="Times New Roman" w:eastAsia="Times New Roman" w:hAnsi="Times New Roman" w:cs="Times New Roman"/>
-              </w:rPr>
-              <w:t>, "\n")</w:t>
-            </w:r>
-          </w:p>
-          <w:p>
-            <w:pPr>
-              <w:rPr>
-                <w:rFonts w:ascii="Times New Roman" w:eastAsia="Times New Roman" w:hAnsi="Times New Roman" w:cs="Times New Roman"/>
-              </w:rPr>
-            </w:pPr>
-            <w:proofErr w:type="gramStart"/>
-            <w:r>
-              <w:rPr>
-                <w:rFonts w:ascii="Times New Roman" w:eastAsia="Times New Roman" w:hAnsi="Times New Roman" w:cs="Times New Roman"/>
-              </w:rPr>
-              <w:t>cat(</w:t>
-            </w:r>
-            <w:proofErr w:type="gramEnd"/>
-            <w:r>
-              <w:rPr>
-                <w:rFonts w:ascii="Times New Roman" w:eastAsia="Times New Roman" w:hAnsi="Times New Roman" w:cs="Times New Roman"/>
-              </w:rPr>
-              <w:t xml:space="preserve">"95% Confidence Interval:", </w:t>
-            </w:r>
-            <w:proofErr w:type="spellStart"/>
-            <w:r>
-              <w:rPr>
-                <w:rFonts w:ascii="Times New Roman" w:eastAsia="Times New Roman" w:hAnsi="Times New Roman" w:cs="Times New Roman"/>
-              </w:rPr>
-              <w:t>confidence_interval</w:t>
-            </w:r>
-            <w:proofErr w:type="spellEnd"/>
-            <w:r>
-              <w:rPr>
-                <w:rFonts w:ascii="Times New Roman" w:eastAsia="Times New Roman" w:hAnsi="Times New Roman" w:cs="Times New Roman"/>
-              </w:rPr>
-              <w:t xml:space="preserve">[1], "to", </w:t>
-            </w:r>
-            <w:proofErr w:type="spellStart"/>
-            <w:r>
-              <w:rPr>
-                <w:rFonts w:ascii="Times New Roman" w:eastAsia="Times New Roman" w:hAnsi="Times New Roman" w:cs="Times New Roman"/>
-              </w:rPr>
-              <w:t>confidence_interval</w:t>
-            </w:r>
-            <w:proofErr w:type="spellEnd"/>
-            <w:r>
-              <w:rPr>
-                <w:rFonts w:ascii="Times New Roman" w:eastAsia="Times New Roman" w:hAnsi="Times New Roman" w:cs="Times New Roman"/>
-              </w:rPr>
-              <w:t>[2], "\n")</w:t>
-            </w:r>
-          </w:p>
-          <w:p>
-            <w:pPr>
-              <w:rPr>
-                <w:rFonts w:ascii="Times New Roman" w:eastAsia="Times New Roman" w:hAnsi="Times New Roman" w:cs="Times New Roman"/>
-              </w:rPr>
-            </w:pPr>
-            <w:proofErr w:type="gramStart"/>
-            <w:r>
-              <w:rPr>
-                <w:rFonts w:ascii="Times New Roman" w:eastAsia="Times New Roman" w:hAnsi="Times New Roman" w:cs="Times New Roman"/>
-              </w:rPr>
-              <w:t>cat(</w:t>
-            </w:r>
-            <w:proofErr w:type="gramEnd"/>
-            <w:r>
-              <w:rPr>
-                <w:rFonts w:ascii="Times New Roman" w:eastAsia="Times New Roman" w:hAnsi="Times New Roman" w:cs="Times New Roman"/>
-              </w:rPr>
-              <w:t xml:space="preserve">"Sample size (n):", </w:t>
-            </w:r>
-            <w:proofErr w:type="spellStart"/>
-            <w:r>
-              <w:rPr>
-                <w:rFonts w:ascii="Times New Roman" w:eastAsia="Times New Roman" w:hAnsi="Times New Roman" w:cs="Times New Roman"/>
-              </w:rPr>
-              <w:t>nrow</w:t>
-            </w:r>
-            <w:proofErr w:type="spellEnd"/>
-            <w:r>
-              <w:rPr>
-                <w:rFonts w:ascii="Times New Roman" w:eastAsia="Times New Roman" w:hAnsi="Times New Roman" w:cs="Times New Roman"/>
-              </w:rPr>
-              <w:t>(</w:t>
-            </w:r>
-            <w:proofErr w:type="spellStart"/>
-            <w:r>
-              <w:rPr>
-                <w:rFonts w:ascii="Times New Roman" w:eastAsia="Times New Roman" w:hAnsi="Times New Roman" w:cs="Times New Roman"/>
-              </w:rPr>
-              <w:t>data_clean</w:t>
-            </w:r>
-            <w:proofErr w:type="spellEnd"/>
-            <w:r>
-              <w:rPr>
-                <w:rFonts w:ascii="Times New Roman" w:eastAsia="Times New Roman" w:hAnsi="Times New Roman" w:cs="Times New Roman"/>
-              </w:rPr>
-              <w:t>), "\n")</w:t>
-            </w:r>
-          </w:p>
-          <w:p>
-            <w:pPr>
-              <w:rPr>
-                <w:rFonts w:ascii="Times New Roman" w:eastAsia="Times New Roman" w:hAnsi="Times New Roman" w:cs="Times New Roman"/>
-              </w:rPr>
-            </w:pPr>
-          </w:p>
-          <w:p>
-            <w:pPr>
-              <w:rPr>
-                <w:rFonts w:ascii="Times New Roman" w:eastAsia="Times New Roman" w:hAnsi="Times New Roman" w:cs="Times New Roman"/>
-              </w:rPr>
-            </w:pPr>
-            <w:r>
-              <w:rPr>
-                <w:rFonts w:ascii="Times New Roman" w:eastAsia="Times New Roman" w:hAnsi="Times New Roman" w:cs="Times New Roman"/>
-              </w:rPr>
-              <w:t># Interpretation</w:t>
-            </w:r>
-          </w:p>
-          <w:p>
-            <w:pPr>
-              <w:rPr>
-                <w:rFonts w:ascii="Times New Roman" w:eastAsia="Times New Roman" w:hAnsi="Times New Roman" w:cs="Times New Roman"/>
-              </w:rPr>
-            </w:pPr>
-            <w:r>
-              <w:rPr>
-                <w:rFonts w:ascii="Times New Roman" w:eastAsia="Times New Roman" w:hAnsi="Times New Roman" w:cs="Times New Roman"/>
-              </w:rPr>
-              <w:t>if (</w:t>
-            </w:r>
-            <w:proofErr w:type="spellStart"/>
-            <w:r>
-              <w:rPr>
-                <w:rFonts w:ascii="Times New Roman" w:eastAsia="Times New Roman" w:hAnsi="Times New Roman" w:cs="Times New Roman"/>
-              </w:rPr>
-              <w:t>p_value</w:t>
-            </w:r>
-            <w:proofErr w:type="spellEnd"/>
-            <w:r>
-              <w:rPr>
-                <w:rFonts w:ascii="Times New Roman" w:eastAsia="Times New Roman" w:hAnsi="Times New Roman" w:cs="Times New Roman"/>
-              </w:rPr>
-              <w:t xml:space="preserve"> &lt; 0.05) {</w:t>
-            </w:r>
-          </w:p>
-          <w:p>
-            <w:pPr>
-              <w:rPr>
-                <w:rFonts w:ascii="Times New Roman" w:eastAsia="Times New Roman" w:hAnsi="Times New Roman" w:cs="Times New Roman"/>
-              </w:rPr>
-            </w:pPr>
-            <w:r>
-              <w:rPr>
-                <w:rFonts w:ascii="Times New Roman" w:eastAsia="Times New Roman" w:hAnsi="Times New Roman" w:cs="Times New Roman"/>
-              </w:rPr>
-              <w:t xml:space="preserve">  </w:t>
-            </w:r>
-            <w:proofErr w:type="gramStart"/>
-            <w:r>
-              <w:rPr>
-                <w:rFonts w:ascii="Times New Roman" w:eastAsia="Times New Roman" w:hAnsi="Times New Roman" w:cs="Times New Roman"/>
-              </w:rPr>
-              <w:t>cat(</w:t>
-            </w:r>
-            <w:proofErr w:type="gramEnd"/>
-            <w:r>
-              <w:rPr>
-                <w:rFonts w:ascii="Times New Roman" w:eastAsia="Times New Roman" w:hAnsi="Times New Roman" w:cs="Times New Roman"/>
-              </w:rPr>
-              <w:t>"\</w:t>
-            </w:r>
-            <w:proofErr w:type="spellStart"/>
-            <w:r>
-              <w:rPr>
-                <w:rFonts w:ascii="Times New Roman" w:eastAsia="Times New Roman" w:hAnsi="Times New Roman" w:cs="Times New Roman"/>
-              </w:rPr>
-              <w:t>nConclusion</w:t>
-            </w:r>
-            <w:proofErr w:type="spellEnd"/>
-            <w:r>
-              <w:rPr>
-                <w:rFonts w:ascii="Times New Roman" w:eastAsia="Times New Roman" w:hAnsi="Times New Roman" w:cs="Times New Roman"/>
-              </w:rPr>
-              <w:t>: The null hypothesis is REJECTED (p &lt; 0.05)\n")</w:t>
-            </w:r>
-          </w:p>
-          <w:p>
-            <w:pPr>
-              <w:rPr>
-                <w:rFonts w:ascii="Times New Roman" w:eastAsia="Times New Roman" w:hAnsi="Times New Roman" w:cs="Times New Roman"/>
-              </w:rPr>
-            </w:pPr>
-            <w:r>
-              <w:rPr>
-                <w:rFonts w:ascii="Times New Roman" w:eastAsia="Times New Roman" w:hAnsi="Times New Roman" w:cs="Times New Roman"/>
-              </w:rPr>
-              <w:t xml:space="preserve">  </w:t>
-            </w:r>
-            <w:proofErr w:type="gramStart"/>
-            <w:r>
-              <w:rPr>
-                <w:rFonts w:ascii="Times New Roman" w:eastAsia="Times New Roman" w:hAnsi="Times New Roman" w:cs="Times New Roman"/>
-              </w:rPr>
-              <w:t>cat(</w:t>
-            </w:r>
-            <w:proofErr w:type="gramEnd"/>
-            <w:r>
-              <w:rPr>
-                <w:rFonts w:ascii="Times New Roman" w:eastAsia="Times New Roman" w:hAnsi="Times New Roman" w:cs="Times New Roman"/>
-              </w:rPr>
-              <w:t>"There is a statistically significant correlation between alcohol consumption and life expectancy.\n")</w:t>
-            </w:r>
-          </w:p>
-          <w:p>
-            <w:pPr>
-              <w:rPr>
-                <w:rFonts w:ascii="Times New Roman" w:eastAsia="Times New Roman" w:hAnsi="Times New Roman" w:cs="Times New Roman"/>
-              </w:rPr>
-            </w:pPr>
-            <w:r>
-              <w:rPr>
-                <w:rFonts w:ascii="Times New Roman" w:eastAsia="Times New Roman" w:hAnsi="Times New Roman" w:cs="Times New Roman"/>
-              </w:rPr>
-              <w:t>} else {</w:t>
-            </w:r>
-          </w:p>
-          <w:p>
-            <w:pPr>
-              <w:rPr>
-                <w:rFonts w:ascii="Times New Roman" w:eastAsia="Times New Roman" w:hAnsi="Times New Roman" w:cs="Times New Roman"/>
-              </w:rPr>
-            </w:pPr>
-            <w:r>
-              <w:rPr>
-                <w:rFonts w:ascii="Times New Roman" w:eastAsia="Times New Roman" w:hAnsi="Times New Roman" w:cs="Times New Roman"/>
-              </w:rPr>
-              <w:t xml:space="preserve">  </w:t>
-            </w:r>
-            <w:proofErr w:type="gramStart"/>
-            <w:r>
-              <w:rPr>
-                <w:rFonts w:ascii="Times New Roman" w:eastAsia="Times New Roman" w:hAnsi="Times New Roman" w:cs="Times New Roman"/>
-              </w:rPr>
-              <w:t>cat(</w:t>
-            </w:r>
-            <w:proofErr w:type="gramEnd"/>
-            <w:r>
-              <w:rPr>
-                <w:rFonts w:ascii="Times New Roman" w:eastAsia="Times New Roman" w:hAnsi="Times New Roman" w:cs="Times New Roman"/>
-              </w:rPr>
-              <w:t>"\</w:t>
-            </w:r>
-            <w:proofErr w:type="spellStart"/>
-            <w:r>
-              <w:rPr>
-                <w:rFonts w:ascii="Times New Roman" w:eastAsia="Times New Roman" w:hAnsi="Times New Roman" w:cs="Times New Roman"/>
-              </w:rPr>
-              <w:t>nConclusion</w:t>
-            </w:r>
-            <w:proofErr w:type="spellEnd"/>
-            <w:r>
-              <w:rPr>
-                <w:rFonts w:ascii="Times New Roman" w:eastAsia="Times New Roman" w:hAnsi="Times New Roman" w:cs="Times New Roman"/>
-              </w:rPr>
               <w:t>: The null hypothesis is NOT REJECTED (p &gt;= 0.05)\n")</w:t>
             </w:r>
           </w:p>
@@ -9832,21 +9469,7 @@
               <w:rPr>
                 <w:rFonts w:ascii="Times New Roman" w:eastAsia="Times New Roman" w:hAnsi="Times New Roman" w:cs="Times New Roman"/>
               </w:rPr>
-              <w:t xml:space="preserve">  </w:t>
-            </w:r>
-            <w:proofErr w:type="gramStart"/>
-            <w:r>
-              <w:rPr>
-                <w:rFonts w:ascii="Times New Roman" w:eastAsia="Times New Roman" w:hAnsi="Times New Roman" w:cs="Times New Roman"/>
-              </w:rPr>
-              <w:t>cat(</w:t>
-            </w:r>
-            <w:proofErr w:type="gramEnd"/>
-            <w:r>
-              <w:rPr>
-                <w:rFonts w:ascii="Times New Roman" w:eastAsia="Times New Roman" w:hAnsi="Times New Roman" w:cs="Times New Roman"/>
-              </w:rPr>
-              <w:t>"There is no statistically significant correlation between alcohol consumption and life expectancy.\n")</w:t>
+              <w:t xml:space="preserve">  cat("There is no statistically significant correlation between alcohol consumption and life expectancy.\n")</w:t>
             </w:r>
           </w:p>
           <w:p>
@@ -9940,7 +9563,7 @@
 </file>
 
 <file path=word/endnotes.xml><?xml version="1.0" encoding="utf-8"?>
-<w:endnotes xmlns:wpc="http://schemas.microsoft.com/office/word/2010/wordprocessingCanvas" xmlns:cx="http://schemas.microsoft.com/office/drawing/2014/chartex" xmlns:cx1="http://schemas.microsoft.com/office/drawing/2015/9/8/chartex" xmlns:cx2="http://schemas.microsoft.com/office/drawing/2015/10/21/chartex" xmlns:cx3="http://schemas.microsoft.com/office/drawing/2016/5/9/chartex" xmlns:cx4="http://schemas.microsoft.com/office/drawing/2016/5/10/chartex" xmlns:cx5="http://schemas.microsoft.com/office/drawing/2016/5/11/chartex" xmlns:cx6="http://schemas.microsoft.com/office/drawing/2016/5/12/chartex" xmlns:cx7="http://schemas.microsoft.com/office/drawing/2016/5/13/chartex" xmlns:cx8="http://schemas.microsoft.com/office/drawing/2016/5/14/chartex" xmlns:mc="http://schemas.openxmlformats.org/markup-compatibility/2006" xmlns:aink="http://schemas.microsoft.com/office/drawing/2016/ink" xmlns:am3d="http://schemas.microsoft.com/office/drawing/2017/model3d" xmlns:o="urn:schemas-microsoft-com:office:office" xmlns:oel="http://schemas.microsoft.com/office/2019/extlst" xmlns:r="http://schemas.openxmlformats.org/officeDocument/2006/relationships" xmlns:m="http://schemas.openxmlformats.org/officeDocument/2006/math" xmlns:v="urn:schemas-microsoft-com:vml" xmlns:wp14="http://schemas.microsoft.com/office/word/2010/wordprocessingDrawing" xmlns:wp="http://schemas.openxmlformats.org/drawingml/2006/wordprocessingDrawing" xmlns:w10="urn:schemas-microsoft-com:office:word" xmlns:w="http://schemas.openxmlformats.org/wordprocessingml/2006/main" xmlns:w14="http://schemas.microsoft.com/office/word/2010/wordml" xmlns:w15="http://schemas.microsoft.com/office/word/2012/wordml" xmlns:w16cex="http://schemas.microsoft.com/office/word/2018/wordml/cex" xmlns:w16cid="http://schemas.microsoft.com/office/word/2016/wordml/cid" xmlns:w16="http://schemas.microsoft.com/office/word/2018/wordml" xmlns:w16sdtdh="http://schemas.microsoft.com/office/word/2020/wordml/sdtdatahash" xmlns:w16se="http://schemas.microsoft.com/office/word/2015/wordml/symex" xmlns:wpg="http://schemas.microsoft.com/office/word/2010/wordprocessingGroup" xmlns:wpi="http://schemas.microsoft.com/office/word/2010/wordprocessingInk" xmlns:wne="http://schemas.microsoft.com/office/word/2006/wordml" xmlns:wps="http://schemas.microsoft.com/office/word/2010/wordprocessingShape" mc:Ignorable="w14 w15 w16se w16cid w16 w16cex w16sdtdh wp14">
+<w:endnotes xmlns:wpc="http://schemas.microsoft.com/office/word/2010/wordprocessingCanvas" xmlns:cx="http://schemas.microsoft.com/office/drawing/2014/chartex" xmlns:cx1="http://schemas.microsoft.com/office/drawing/2015/9/8/chartex" xmlns:cx2="http://schemas.microsoft.com/office/drawing/2015/10/21/chartex" xmlns:cx3="http://schemas.microsoft.com/office/drawing/2016/5/9/chartex" xmlns:cx4="http://schemas.microsoft.com/office/drawing/2016/5/10/chartex" xmlns:cx5="http://schemas.microsoft.com/office/drawing/2016/5/11/chartex" xmlns:cx6="http://schemas.microsoft.com/office/drawing/2016/5/12/chartex" xmlns:cx7="http://schemas.microsoft.com/office/drawing/2016/5/13/chartex" xmlns:cx8="http://schemas.microsoft.com/office/drawing/2016/5/14/chartex" xmlns:mc="http://schemas.openxmlformats.org/markup-compatibility/2006" xmlns:aink="http://schemas.microsoft.com/office/drawing/2016/ink" xmlns:am3d="http://schemas.microsoft.com/office/drawing/2017/model3d" xmlns:o="urn:schemas-microsoft-com:office:office" xmlns:oel="http://schemas.microsoft.com/office/2019/extlst" xmlns:r="http://schemas.openxmlformats.org/officeDocument/2006/relationships" xmlns:m="http://schemas.openxmlformats.org/officeDocument/2006/math" xmlns:v="urn:schemas-microsoft-com:vml" xmlns:wp14="http://schemas.microsoft.com/office/word/2010/wordprocessingDrawing" xmlns:wp="http://schemas.openxmlformats.org/drawingml/2006/wordprocessingDrawing" xmlns:w10="urn:schemas-microsoft-com:office:word" xmlns:w="http://schemas.openxmlformats.org/wordprocessingml/2006/main" xmlns:w14="http://schemas.microsoft.com/office/word/2010/wordml" xmlns:w15="http://schemas.microsoft.com/office/word/2012/wordml" xmlns:w16cex="http://schemas.microsoft.com/office/word/2018/wordml/cex" xmlns:w16cid="http://schemas.microsoft.com/office/word/2016/wordml/cid" xmlns:w16="http://schemas.microsoft.com/office/word/2018/wordml" xmlns:w16du="http://schemas.microsoft.com/office/word/2023/wordml/word16du" xmlns:w16sdtdh="http://schemas.microsoft.com/office/word/2020/wordml/sdtdatahash" xmlns:w16sdtfl="http://schemas.microsoft.com/office/word/2024/wordml/sdtformatlock" xmlns:w16se="http://schemas.microsoft.com/office/word/2015/wordml/symex" xmlns:wpg="http://schemas.microsoft.com/office/word/2010/wordprocessingGroup" xmlns:wpi="http://schemas.microsoft.com/office/word/2010/wordprocessingInk" xmlns:wne="http://schemas.microsoft.com/office/word/2006/wordml" xmlns:wps="http://schemas.microsoft.com/office/word/2010/wordprocessingShape" mc:Ignorable="w14 w15 w16se w16cid w16 w16cex w16sdtdh w16sdtfl w16du wp14">
   <w:endnote w:type="separator" w:id="-1">
     <w:p>
       <w:r>
@@ -9962,7 +9585,7 @@
 </file>
 
 <file path=word/footer1.xml><?xml version="1.0" encoding="utf-8"?>
-<w:ftr xmlns:wpc="http://schemas.microsoft.com/office/word/2010/wordprocessingCanvas" xmlns:cx="http://schemas.microsoft.com/office/drawing/2014/chartex" xmlns:cx1="http://schemas.microsoft.com/office/drawing/2015/9/8/chartex" xmlns:cx2="http://schemas.microsoft.com/office/drawing/2015/10/21/chartex" xmlns:cx3="http://schemas.microsoft.com/office/drawing/2016/5/9/chartex" xmlns:cx4="http://schemas.microsoft.com/office/drawing/2016/5/10/chartex" xmlns:cx5="http://schemas.microsoft.com/office/drawing/2016/5/11/chartex" xmlns:cx6="http://schemas.microsoft.com/office/drawing/2016/5/12/chartex" xmlns:cx7="http://schemas.microsoft.com/office/drawing/2016/5/13/chartex" xmlns:cx8="http://schemas.microsoft.com/office/drawing/2016/5/14/chartex" xmlns:mc="http://schemas.openxmlformats.org/markup-compatibility/2006" xmlns:aink="http://schemas.microsoft.com/office/drawing/2016/ink" xmlns:am3d="http://schemas.microsoft.com/office/drawing/2017/model3d" xmlns:o="urn:schemas-microsoft-com:office:office" xmlns:oel="http://schemas.microsoft.com/office/2019/extlst" xmlns:r="http://schemas.openxmlformats.org/officeDocument/2006/relationships" xmlns:m="http://schemas.openxmlformats.org/officeDocument/2006/math" xmlns:v="urn:schemas-microsoft-com:vml" xmlns:wp14="http://schemas.microsoft.com/office/word/2010/wordprocessingDrawing" xmlns:wp="http://schemas.openxmlformats.org/drawingml/2006/wordprocessingDrawing" xmlns:w10="urn:schemas-microsoft-com:office:word" xmlns:w="http://schemas.openxmlformats.org/wordprocessingml/2006/main" xmlns:w14="http://schemas.microsoft.com/office/word/2010/wordml" xmlns:w15="http://schemas.microsoft.com/office/word/2012/wordml" xmlns:w16cex="http://schemas.microsoft.com/office/word/2018/wordml/cex" xmlns:w16cid="http://schemas.microsoft.com/office/word/2016/wordml/cid" xmlns:w16="http://schemas.microsoft.com/office/word/2018/wordml" xmlns:w16sdtdh="http://schemas.microsoft.com/office/word/2020/wordml/sdtdatahash" xmlns:w16se="http://schemas.microsoft.com/office/word/2015/wordml/symex" xmlns:wpg="http://schemas.microsoft.com/office/word/2010/wordprocessingGroup" xmlns:wpi="http://schemas.microsoft.com/office/word/2010/wordprocessingInk" xmlns:wne="http://schemas.microsoft.com/office/word/2006/wordml" xmlns:wps="http://schemas.microsoft.com/office/word/2010/wordprocessingShape" mc:Ignorable="w14 w15 w16se w16cid w16 w16cex w16sdtdh wp14">
+<w:ftr xmlns:wpc="http://schemas.microsoft.com/office/word/2010/wordprocessingCanvas" xmlns:cx="http://schemas.microsoft.com/office/drawing/2014/chartex" xmlns:cx1="http://schemas.microsoft.com/office/drawing/2015/9/8/chartex" xmlns:cx2="http://schemas.microsoft.com/office/drawing/2015/10/21/chartex" xmlns:cx3="http://schemas.microsoft.com/office/drawing/2016/5/9/chartex" xmlns:cx4="http://schemas.microsoft.com/office/drawing/2016/5/10/chartex" xmlns:cx5="http://schemas.microsoft.com/office/drawing/2016/5/11/chartex" xmlns:cx6="http://schemas.microsoft.com/office/drawing/2016/5/12/chartex" xmlns:cx7="http://schemas.microsoft.com/office/drawing/2016/5/13/chartex" xmlns:cx8="http://schemas.microsoft.com/office/drawing/2016/5/14/chartex" xmlns:mc="http://schemas.openxmlformats.org/markup-compatibility/2006" xmlns:aink="http://schemas.microsoft.com/office/drawing/2016/ink" xmlns:am3d="http://schemas.microsoft.com/office/drawing/2017/model3d" xmlns:o="urn:schemas-microsoft-com:office:office" xmlns:oel="http://schemas.microsoft.com/office/2019/extlst" xmlns:r="http://schemas.openxmlformats.org/officeDocument/2006/relationships" xmlns:m="http://schemas.openxmlformats.org/officeDocument/2006/math" xmlns:v="urn:schemas-microsoft-com:vml" xmlns:wp14="http://schemas.microsoft.com/office/word/2010/wordprocessingDrawing" xmlns:wp="http://schemas.openxmlformats.org/drawingml/2006/wordprocessingDrawing" xmlns:w10="urn:schemas-microsoft-com:office:word" xmlns:w="http://schemas.openxmlformats.org/wordprocessingml/2006/main" xmlns:w14="http://schemas.microsoft.com/office/word/2010/wordml" xmlns:w15="http://schemas.microsoft.com/office/word/2012/wordml" xmlns:w16cex="http://schemas.microsoft.com/office/word/2018/wordml/cex" xmlns:w16cid="http://schemas.microsoft.com/office/word/2016/wordml/cid" xmlns:w16="http://schemas.microsoft.com/office/word/2018/wordml" xmlns:w16du="http://schemas.microsoft.com/office/word/2023/wordml/word16du" xmlns:w16sdtdh="http://schemas.microsoft.com/office/word/2020/wordml/sdtdatahash" xmlns:w16sdtfl="http://schemas.microsoft.com/office/word/2024/wordml/sdtformatlock" xmlns:w16se="http://schemas.microsoft.com/office/word/2015/wordml/symex" xmlns:wpg="http://schemas.microsoft.com/office/word/2010/wordprocessingGroup" xmlns:wpi="http://schemas.microsoft.com/office/word/2010/wordprocessingInk" xmlns:wne="http://schemas.microsoft.com/office/word/2006/wordml" xmlns:wps="http://schemas.microsoft.com/office/word/2010/wordprocessingShape" mc:Ignorable="w14 w15 w16se w16cid w16 w16cex w16sdtdh w16sdtfl w16du wp14">
   <w:sdt>
     <w:sdtPr>
       <w:rPr>
@@ -10014,7 +9637,7 @@
 </file>
 
 <file path=word/footer2.xml><?xml version="1.0" encoding="utf-8"?>
-<w:ftr xmlns:wpc="http://schemas.microsoft.com/office/word/2010/wordprocessingCanvas" xmlns:cx="http://schemas.microsoft.com/office/drawing/2014/chartex" xmlns:cx1="http://schemas.microsoft.com/office/drawing/2015/9/8/chartex" xmlns:cx2="http://schemas.microsoft.com/office/drawing/2015/10/21/chartex" xmlns:cx3="http://schemas.microsoft.com/office/drawing/2016/5/9/chartex" xmlns:cx4="http://schemas.microsoft.com/office/drawing/2016/5/10/chartex" xmlns:cx5="http://schemas.microsoft.com/office/drawing/2016/5/11/chartex" xmlns:cx6="http://schemas.microsoft.com/office/drawing/2016/5/12/chartex" xmlns:cx7="http://schemas.microsoft.com/office/drawing/2016/5/13/chartex" xmlns:cx8="http://schemas.microsoft.com/office/drawing/2016/5/14/chartex" xmlns:mc="http://schemas.openxmlformats.org/markup-compatibility/2006" xmlns:aink="http://schemas.microsoft.com/office/drawing/2016/ink" xmlns:am3d="http://schemas.microsoft.com/office/drawing/2017/model3d" xmlns:o="urn:schemas-microsoft-com:office:office" xmlns:oel="http://schemas.microsoft.com/office/2019/extlst" xmlns:r="http://schemas.openxmlformats.org/officeDocument/2006/relationships" xmlns:m="http://schemas.openxmlformats.org/officeDocument/2006/math" xmlns:v="urn:schemas-microsoft-com:vml" xmlns:wp14="http://schemas.microsoft.com/office/word/2010/wordprocessingDrawing" xmlns:wp="http://schemas.openxmlformats.org/drawingml/2006/wordprocessingDrawing" xmlns:w10="urn:schemas-microsoft-com:office:word" xmlns:w="http://schemas.openxmlformats.org/wordprocessingml/2006/main" xmlns:w14="http://schemas.microsoft.com/office/word/2010/wordml" xmlns:w15="http://schemas.microsoft.com/office/word/2012/wordml" xmlns:w16cex="http://schemas.microsoft.com/office/word/2018/wordml/cex" xmlns:w16cid="http://schemas.microsoft.com/office/word/2016/wordml/cid" xmlns:w16="http://schemas.microsoft.com/office/word/2018/wordml" xmlns:w16sdtdh="http://schemas.microsoft.com/office/word/2020/wordml/sdtdatahash" xmlns:w16se="http://schemas.microsoft.com/office/word/2015/wordml/symex" xmlns:wpg="http://schemas.microsoft.com/office/word/2010/wordprocessingGroup" xmlns:wpi="http://schemas.microsoft.com/office/word/2010/wordprocessingInk" xmlns:wne="http://schemas.microsoft.com/office/word/2006/wordml" xmlns:wps="http://schemas.microsoft.com/office/word/2010/wordprocessingShape" mc:Ignorable="w14 w15 w16se w16cid w16 w16cex w16sdtdh wp14">
+<w:ftr xmlns:wpc="http://schemas.microsoft.com/office/word/2010/wordprocessingCanvas" xmlns:cx="http://schemas.microsoft.com/office/drawing/2014/chartex" xmlns:cx1="http://schemas.microsoft.com/office/drawing/2015/9/8/chartex" xmlns:cx2="http://schemas.microsoft.com/office/drawing/2015/10/21/chartex" xmlns:cx3="http://schemas.microsoft.com/office/drawing/2016/5/9/chartex" xmlns:cx4="http://schemas.microsoft.com/office/drawing/2016/5/10/chartex" xmlns:cx5="http://schemas.microsoft.com/office/drawing/2016/5/11/chartex" xmlns:cx6="http://schemas.microsoft.com/office/drawing/2016/5/12/chartex" xmlns:cx7="http://schemas.microsoft.com/office/drawing/2016/5/13/chartex" xmlns:cx8="http://schemas.microsoft.com/office/drawing/2016/5/14/chartex" xmlns:mc="http://schemas.openxmlformats.org/markup-compatibility/2006" xmlns:aink="http://schemas.microsoft.com/office/drawing/2016/ink" xmlns:am3d="http://schemas.microsoft.com/office/drawing/2017/model3d" xmlns:o="urn:schemas-microsoft-com:office:office" xmlns:oel="http://schemas.microsoft.com/office/2019/extlst" xmlns:r="http://schemas.openxmlformats.org/officeDocument/2006/relationships" xmlns:m="http://schemas.openxmlformats.org/officeDocument/2006/math" xmlns:v="urn:schemas-microsoft-com:vml" xmlns:wp14="http://schemas.microsoft.com/office/word/2010/wordprocessingDrawing" xmlns:wp="http://schemas.openxmlformats.org/drawingml/2006/wordprocessingDrawing" xmlns:w10="urn:schemas-microsoft-com:office:word" xmlns:w="http://schemas.openxmlformats.org/wordprocessingml/2006/main" xmlns:w14="http://schemas.microsoft.com/office/word/2010/wordml" xmlns:w15="http://schemas.microsoft.com/office/word/2012/wordml" xmlns:w16cex="http://schemas.microsoft.com/office/word/2018/wordml/cex" xmlns:w16cid="http://schemas.microsoft.com/office/word/2016/wordml/cid" xmlns:w16="http://schemas.microsoft.com/office/word/2018/wordml" xmlns:w16du="http://schemas.microsoft.com/office/word/2023/wordml/word16du" xmlns:w16sdtdh="http://schemas.microsoft.com/office/word/2020/wordml/sdtdatahash" xmlns:w16sdtfl="http://schemas.microsoft.com/office/word/2024/wordml/sdtformatlock" xmlns:w16se="http://schemas.microsoft.com/office/word/2015/wordml/symex" xmlns:wpg="http://schemas.microsoft.com/office/word/2010/wordprocessingGroup" xmlns:wpi="http://schemas.microsoft.com/office/word/2010/wordprocessingInk" xmlns:wne="http://schemas.microsoft.com/office/word/2006/wordml" xmlns:wps="http://schemas.microsoft.com/office/word/2010/wordprocessingShape" mc:Ignorable="w14 w15 w16se w16cid w16 w16cex w16sdtdh w16sdtfl w16du wp14">
   <w:sdt>
     <w:sdtPr>
       <w:rPr>
@@ -10082,7 +9705,7 @@
 </file>
 
 <file path=word/footer3.xml><?xml version="1.0" encoding="utf-8"?>
-<w:ftr xmlns:wpc="http://schemas.microsoft.com/office/word/2010/wordprocessingCanvas" xmlns:cx="http://schemas.microsoft.com/office/drawing/2014/chartex" xmlns:cx1="http://schemas.microsoft.com/office/drawing/2015/9/8/chartex" xmlns:cx2="http://schemas.microsoft.com/office/drawing/2015/10/21/chartex" xmlns:cx3="http://schemas.microsoft.com/office/drawing/2016/5/9/chartex" xmlns:cx4="http://schemas.microsoft.com/office/drawing/2016/5/10/chartex" xmlns:cx5="http://schemas.microsoft.com/office/drawing/2016/5/11/chartex" xmlns:cx6="http://schemas.microsoft.com/office/drawing/2016/5/12/chartex" xmlns:cx7="http://schemas.microsoft.com/office/drawing/2016/5/13/chartex" xmlns:cx8="http://schemas.microsoft.com/office/drawing/2016/5/14/chartex" xmlns:mc="http://schemas.openxmlformats.org/markup-compatibility/2006" xmlns:aink="http://schemas.microsoft.com/office/drawing/2016/ink" xmlns:am3d="http://schemas.microsoft.com/office/drawing/2017/model3d" xmlns:o="urn:schemas-microsoft-com:office:office" xmlns:oel="http://schemas.microsoft.com/office/2019/extlst" xmlns:r="http://schemas.openxmlformats.org/officeDocument/2006/relationships" xmlns:m="http://schemas.openxmlformats.org/officeDocument/2006/math" xmlns:v="urn:schemas-microsoft-com:vml" xmlns:wp14="http://schemas.microsoft.com/office/word/2010/wordprocessingDrawing" xmlns:wp="http://schemas.openxmlformats.org/drawingml/2006/wordprocessingDrawing" xmlns:w10="urn:schemas-microsoft-com:office:word" xmlns:w="http://schemas.openxmlformats.org/wordprocessingml/2006/main" xmlns:w14="http://schemas.microsoft.com/office/word/2010/wordml" xmlns:w15="http://schemas.microsoft.com/office/word/2012/wordml" xmlns:w16cex="http://schemas.microsoft.com/office/word/2018/wordml/cex" xmlns:w16cid="http://schemas.microsoft.com/office/word/2016/wordml/cid" xmlns:w16="http://schemas.microsoft.com/office/word/2018/wordml" xmlns:w16sdtdh="http://schemas.microsoft.com/office/word/2020/wordml/sdtdatahash" xmlns:w16se="http://schemas.microsoft.com/office/word/2015/wordml/symex" xmlns:wpg="http://schemas.microsoft.com/office/word/2010/wordprocessingGroup" xmlns:wpi="http://schemas.microsoft.com/office/word/2010/wordprocessingInk" xmlns:wne="http://schemas.microsoft.com/office/word/2006/wordml" xmlns:wps="http://schemas.microsoft.com/office/word/2010/wordprocessingShape" mc:Ignorable="w14 w15 w16se w16cid w16 w16cex w16sdtdh wp14">
+<w:ftr xmlns:wpc="http://schemas.microsoft.com/office/word/2010/wordprocessingCanvas" xmlns:cx="http://schemas.microsoft.com/office/drawing/2014/chartex" xmlns:cx1="http://schemas.microsoft.com/office/drawing/2015/9/8/chartex" xmlns:cx2="http://schemas.microsoft.com/office/drawing/2015/10/21/chartex" xmlns:cx3="http://schemas.microsoft.com/office/drawing/2016/5/9/chartex" xmlns:cx4="http://schemas.microsoft.com/office/drawing/2016/5/10/chartex" xmlns:cx5="http://schemas.microsoft.com/office/drawing/2016/5/11/chartex" xmlns:cx6="http://schemas.microsoft.com/office/drawing/2016/5/12/chartex" xmlns:cx7="http://schemas.microsoft.com/office/drawing/2016/5/13/chartex" xmlns:cx8="http://schemas.microsoft.com/office/drawing/2016/5/14/chartex" xmlns:mc="http://schemas.openxmlformats.org/markup-compatibility/2006" xmlns:aink="http://schemas.microsoft.com/office/drawing/2016/ink" xmlns:am3d="http://schemas.microsoft.com/office/drawing/2017/model3d" xmlns:o="urn:schemas-microsoft-com:office:office" xmlns:oel="http://schemas.microsoft.com/office/2019/extlst" xmlns:r="http://schemas.openxmlformats.org/officeDocument/2006/relationships" xmlns:m="http://schemas.openxmlformats.org/officeDocument/2006/math" xmlns:v="urn:schemas-microsoft-com:vml" xmlns:wp14="http://schemas.microsoft.com/office/word/2010/wordprocessingDrawing" xmlns:wp="http://schemas.openxmlformats.org/drawingml/2006/wordprocessingDrawing" xmlns:w10="urn:schemas-microsoft-com:office:word" xmlns:w="http://schemas.openxmlformats.org/wordprocessingml/2006/main" xmlns:w14="http://schemas.microsoft.com/office/word/2010/wordml" xmlns:w15="http://schemas.microsoft.com/office/word/2012/wordml" xmlns:w16cex="http://schemas.microsoft.com/office/word/2018/wordml/cex" xmlns:w16cid="http://schemas.microsoft.com/office/word/2016/wordml/cid" xmlns:w16="http://schemas.microsoft.com/office/word/2018/wordml" xmlns:w16du="http://schemas.microsoft.com/office/word/2023/wordml/word16du" xmlns:w16sdtdh="http://schemas.microsoft.com/office/word/2020/wordml/sdtdatahash" xmlns:w16sdtfl="http://schemas.microsoft.com/office/word/2024/wordml/sdtformatlock" xmlns:w16se="http://schemas.microsoft.com/office/word/2015/wordml/symex" xmlns:wpg="http://schemas.microsoft.com/office/word/2010/wordprocessingGroup" xmlns:wpi="http://schemas.microsoft.com/office/word/2010/wordprocessingInk" xmlns:wne="http://schemas.microsoft.com/office/word/2006/wordml" xmlns:wps="http://schemas.microsoft.com/office/word/2010/wordprocessingShape" mc:Ignorable="w14 w15 w16se w16cid w16 w16cex w16sdtdh w16sdtfl w16du wp14">
   <w:sdt>
     <w:sdtPr>
       <w:id w:val="-436516227"/>
@@ -10118,7 +9741,7 @@
 </file>
 
 <file path=word/footnotes.xml><?xml version="1.0" encoding="utf-8"?>
-<w:footnotes xmlns:wpc="http://schemas.microsoft.com/office/word/2010/wordprocessingCanvas" xmlns:cx="http://schemas.microsoft.com/office/drawing/2014/chartex" xmlns:cx1="http://schemas.microsoft.com/office/drawing/2015/9/8/chartex" xmlns:cx2="http://schemas.microsoft.com/office/drawing/2015/10/21/chartex" xmlns:cx3="http://schemas.microsoft.com/office/drawing/2016/5/9/chartex" xmlns:cx4="http://schemas.microsoft.com/office/drawing/2016/5/10/chartex" xmlns:cx5="http://schemas.microsoft.com/office/drawing/2016/5/11/chartex" xmlns:cx6="http://schemas.microsoft.com/office/drawing/2016/5/12/chartex" xmlns:cx7="http://schemas.microsoft.com/office/drawing/2016/5/13/chartex" xmlns:cx8="http://schemas.microsoft.com/office/drawing/2016/5/14/chartex" xmlns:mc="http://schemas.openxmlformats.org/markup-compatibility/2006" xmlns:aink="http://schemas.microsoft.com/office/drawing/2016/ink" xmlns:am3d="http://schemas.microsoft.com/office/drawing/2017/model3d" xmlns:o="urn:schemas-microsoft-com:office:office" xmlns:oel="http://schemas.microsoft.com/office/2019/extlst" xmlns:r="http://schemas.openxmlformats.org/officeDocument/2006/relationships" xmlns:m="http://schemas.openxmlformats.org/officeDocument/2006/math" xmlns:v="urn:schemas-microsoft-com:vml" xmlns:wp14="http://schemas.microsoft.com/office/word/2010/wordprocessingDrawing" xmlns:wp="http://schemas.openxmlformats.org/drawingml/2006/wordprocessingDrawing" xmlns:w10="urn:schemas-microsoft-com:office:word" xmlns:w="http://schemas.openxmlformats.org/wordprocessingml/2006/main" xmlns:w14="http://schemas.microsoft.com/office/word/2010/wordml" xmlns:w15="http://schemas.microsoft.com/office/word/2012/wordml" xmlns:w16cex="http://schemas.microsoft.com/office/word/2018/wordml/cex" xmlns:w16cid="http://schemas.microsoft.com/office/word/2016/wordml/cid" xmlns:w16="http://schemas.microsoft.com/office/word/2018/wordml" xmlns:w16sdtdh="http://schemas.microsoft.com/office/word/2020/wordml/sdtdatahash" xmlns:w16se="http://schemas.microsoft.com/office/word/2015/wordml/symex" xmlns:wpg="http://schemas.microsoft.com/office/word/2010/wordprocessingGroup" xmlns:wpi="http://schemas.microsoft.com/office/word/2010/wordprocessingInk" xmlns:wne="http://schemas.microsoft.com/office/word/2006/wordml" xmlns:wps="http://schemas.microsoft.com/office/word/2010/wordprocessingShape" mc:Ignorable="w14 w15 w16se w16cid w16 w16cex w16sdtdh wp14">
+<w:footnotes xmlns:wpc="http://schemas.microsoft.com/office/word/2010/wordprocessingCanvas" xmlns:cx="http://schemas.microsoft.com/office/drawing/2014/chartex" xmlns:cx1="http://schemas.microsoft.com/office/drawing/2015/9/8/chartex" xmlns:cx2="http://schemas.microsoft.com/office/drawing/2015/10/21/chartex" xmlns:cx3="http://schemas.microsoft.com/office/drawing/2016/5/9/chartex" xmlns:cx4="http://schemas.microsoft.com/office/drawing/2016/5/10/chartex" xmlns:cx5="http://schemas.microsoft.com/office/drawing/2016/5/11/chartex" xmlns:cx6="http://schemas.microsoft.com/office/drawing/2016/5/12/chartex" xmlns:cx7="http://schemas.microsoft.com/office/drawing/2016/5/13/chartex" xmlns:cx8="http://schemas.microsoft.com/office/drawing/2016/5/14/chartex" xmlns:mc="http://schemas.openxmlformats.org/markup-compatibility/2006" xmlns:aink="http://schemas.microsoft.com/office/drawing/2016/ink" xmlns:am3d="http://schemas.microsoft.com/office/drawing/2017/model3d" xmlns:o="urn:schemas-microsoft-com:office:office" xmlns:oel="http://schemas.microsoft.com/office/2019/extlst" xmlns:r="http://schemas.openxmlformats.org/officeDocument/2006/relationships" xmlns:m="http://schemas.openxmlformats.org/officeDocument/2006/math" xmlns:v="urn:schemas-microsoft-com:vml" xmlns:wp14="http://schemas.microsoft.com/office/word/2010/wordprocessingDrawing" xmlns:wp="http://schemas.openxmlformats.org/drawingml/2006/wordprocessingDrawing" xmlns:w10="urn:schemas-microsoft-com:office:word" xmlns:w="http://schemas.openxmlformats.org/wordprocessingml/2006/main" xmlns:w14="http://schemas.microsoft.com/office/word/2010/wordml" xmlns:w15="http://schemas.microsoft.com/office/word/2012/wordml" xmlns:w16cex="http://schemas.microsoft.com/office/word/2018/wordml/cex" xmlns:w16cid="http://schemas.microsoft.com/office/word/2016/wordml/cid" xmlns:w16="http://schemas.microsoft.com/office/word/2018/wordml" xmlns:w16du="http://schemas.microsoft.com/office/word/2023/wordml/word16du" xmlns:w16sdtdh="http://schemas.microsoft.com/office/word/2020/wordml/sdtdatahash" xmlns:w16sdtfl="http://schemas.microsoft.com/office/word/2024/wordml/sdtformatlock" xmlns:w16se="http://schemas.microsoft.com/office/word/2015/wordml/symex" xmlns:wpg="http://schemas.microsoft.com/office/word/2010/wordprocessingGroup" xmlns:wpi="http://schemas.microsoft.com/office/word/2010/wordprocessingInk" xmlns:wne="http://schemas.microsoft.com/office/word/2006/wordml" xmlns:wps="http://schemas.microsoft.com/office/word/2010/wordprocessingShape" mc:Ignorable="w14 w15 w16se w16cid w16 w16cex w16sdtdh w16sdtfl w16du wp14">
   <w:footnote w:type="separator" w:id="-1">
     <w:p>
       <w:r>
@@ -10148,7 +9771,7 @@
 </file>
 
 <file path=word/numbering.xml><?xml version="1.0" encoding="utf-8"?>
-<w:numbering xmlns:wpc="http://schemas.microsoft.com/office/word/2010/wordprocessingCanvas" xmlns:cx="http://schemas.microsoft.com/office/drawing/2014/chartex" xmlns:cx1="http://schemas.microsoft.com/office/drawing/2015/9/8/chartex" xmlns:cx2="http://schemas.microsoft.com/office/drawing/2015/10/21/chartex" xmlns:cx3="http://schemas.microsoft.com/office/drawing/2016/5/9/chartex" xmlns:cx4="http://schemas.microsoft.com/office/drawing/2016/5/10/chartex" xmlns:cx5="http://schemas.microsoft.com/office/drawing/2016/5/11/chartex" xmlns:cx6="http://schemas.microsoft.com/office/drawing/2016/5/12/chartex" xmlns:cx7="http://schemas.microsoft.com/office/drawing/2016/5/13/chartex" xmlns:cx8="http://schemas.microsoft.com/office/drawing/2016/5/14/chartex" xmlns:mc="http://schemas.openxmlformats.org/markup-compatibility/2006" xmlns:aink="http://schemas.microsoft.com/office/drawing/2016/ink" xmlns:am3d="http://schemas.microsoft.com/office/drawing/2017/model3d" xmlns:o="urn:schemas-microsoft-com:office:office" xmlns:oel="http://schemas.microsoft.com/office/2019/extlst" xmlns:r="http://schemas.openxmlformats.org/officeDocument/2006/relationships" xmlns:m="http://schemas.openxmlformats.org/officeDocument/2006/math" xmlns:v="urn:schemas-microsoft-com:vml" xmlns:wp14="http://schemas.microsoft.com/office/word/2010/wordprocessingDrawing" xmlns:wp="http://schemas.openxmlformats.org/drawingml/2006/wordprocessingDrawing" xmlns:w10="urn:schemas-microsoft-com:office:word" xmlns:w="http://schemas.openxmlformats.org/wordprocessingml/2006/main" xmlns:w14="http://schemas.microsoft.com/office/word/2010/wordml" xmlns:w15="http://schemas.microsoft.com/office/word/2012/wordml" xmlns:w16cex="http://schemas.microsoft.com/office/word/2018/wordml/cex" xmlns:w16cid="http://schemas.microsoft.com/office/word/2016/wordml/cid" xmlns:w16="http://schemas.microsoft.com/office/word/2018/wordml" xmlns:w16sdtdh="http://schemas.microsoft.com/office/word/2020/wordml/sdtdatahash" xmlns:w16se="http://schemas.microsoft.com/office/word/2015/wordml/symex" xmlns:wpg="http://schemas.microsoft.com/office/word/2010/wordprocessingGroup" xmlns:wpi="http://schemas.microsoft.com/office/word/2010/wordprocessingInk" xmlns:wne="http://schemas.microsoft.com/office/word/2006/wordml" xmlns:wps="http://schemas.microsoft.com/office/word/2010/wordprocessingShape" mc:Ignorable="w14 w15 w16se w16cid w16 w16cex w16sdtdh wp14">
+<w:numbering xmlns:wpc="http://schemas.microsoft.com/office/word/2010/wordprocessingCanvas" xmlns:cx="http://schemas.microsoft.com/office/drawing/2014/chartex" xmlns:cx1="http://schemas.microsoft.com/office/drawing/2015/9/8/chartex" xmlns:cx2="http://schemas.microsoft.com/office/drawing/2015/10/21/chartex" xmlns:cx3="http://schemas.microsoft.com/office/drawing/2016/5/9/chartex" xmlns:cx4="http://schemas.microsoft.com/office/drawing/2016/5/10/chartex" xmlns:cx5="http://schemas.microsoft.com/office/drawing/2016/5/11/chartex" xmlns:cx6="http://schemas.microsoft.com/office/drawing/2016/5/12/chartex" xmlns:cx7="http://schemas.microsoft.com/office/drawing/2016/5/13/chartex" xmlns:cx8="http://schemas.microsoft.com/office/drawing/2016/5/14/chartex" xmlns:mc="http://schemas.openxmlformats.org/markup-compatibility/2006" xmlns:aink="http://schemas.microsoft.com/office/drawing/2016/ink" xmlns:am3d="http://schemas.microsoft.com/office/drawing/2017/model3d" xmlns:o="urn:schemas-microsoft-com:office:office" xmlns:oel="http://schemas.microsoft.com/office/2019/extlst" xmlns:r="http://schemas.openxmlformats.org/officeDocument/2006/relationships" xmlns:m="http://schemas.openxmlformats.org/officeDocument/2006/math" xmlns:v="urn:schemas-microsoft-com:vml" xmlns:wp14="http://schemas.microsoft.com/office/word/2010/wordprocessingDrawing" xmlns:wp="http://schemas.openxmlformats.org/drawingml/2006/wordprocessingDrawing" xmlns:w10="urn:schemas-microsoft-com:office:word" xmlns:w="http://schemas.openxmlformats.org/wordprocessingml/2006/main" xmlns:w14="http://schemas.microsoft.com/office/word/2010/wordml" xmlns:w15="http://schemas.microsoft.com/office/word/2012/wordml" xmlns:w16cex="http://schemas.microsoft.com/office/word/2018/wordml/cex" xmlns:w16cid="http://schemas.microsoft.com/office/word/2016/wordml/cid" xmlns:w16="http://schemas.microsoft.com/office/word/2018/wordml" xmlns:w16du="http://schemas.microsoft.com/office/word/2023/wordml/word16du" xmlns:w16sdtdh="http://schemas.microsoft.com/office/word/2020/wordml/sdtdatahash" xmlns:w16sdtfl="http://schemas.microsoft.com/office/word/2024/wordml/sdtformatlock" xmlns:w16se="http://schemas.microsoft.com/office/word/2015/wordml/symex" xmlns:wpg="http://schemas.microsoft.com/office/word/2010/wordprocessingGroup" xmlns:wpi="http://schemas.microsoft.com/office/word/2010/wordprocessingInk" xmlns:wne="http://schemas.microsoft.com/office/word/2006/wordml" xmlns:wps="http://schemas.microsoft.com/office/word/2010/wordprocessingShape" mc:Ignorable="w14 w15 w16se w16cid w16 w16cex w16sdtdh w16sdtfl w16du wp14">
   <w:abstractNum w:abstractNumId="0" w15:restartNumberingAfterBreak="0">
     <w:nsid w:val="03867835"/>
     <w:multiLevelType w:val="hybridMultilevel"/>
@@ -14161,7 +13784,7 @@
 </file>
 
 <file path=word/styles.xml><?xml version="1.0" encoding="utf-8"?>
-<w:styles xmlns:mc="http://schemas.openxmlformats.org/markup-compatibility/2006" xmlns:r="http://schemas.openxmlformats.org/officeDocument/2006/relationships" xmlns:w="http://schemas.openxmlformats.org/wordprocessingml/2006/main" xmlns:w14="http://schemas.microsoft.com/office/word/2010/wordml" xmlns:w15="http://schemas.microsoft.com/office/word/2012/wordml" xmlns:w16cex="http://schemas.microsoft.com/office/word/2018/wordml/cex" xmlns:w16cid="http://schemas.microsoft.com/office/word/2016/wordml/cid" xmlns:w16="http://schemas.microsoft.com/office/word/2018/wordml" xmlns:w16sdtdh="http://schemas.microsoft.com/office/word/2020/wordml/sdtdatahash" xmlns:w16se="http://schemas.microsoft.com/office/word/2015/wordml/symex" mc:Ignorable="w14 w15 w16se w16cid w16 w16cex w16sdtdh">
+<w:styles xmlns:mc="http://schemas.openxmlformats.org/markup-compatibility/2006" xmlns:r="http://schemas.openxmlformats.org/officeDocument/2006/relationships" xmlns:w="http://schemas.openxmlformats.org/wordprocessingml/2006/main" xmlns:w14="http://schemas.microsoft.com/office/word/2010/wordml" xmlns:w15="http://schemas.microsoft.com/office/word/2012/wordml" xmlns:w16cex="http://schemas.microsoft.com/office/word/2018/wordml/cex" xmlns:w16cid="http://schemas.microsoft.com/office/word/2016/wordml/cid" xmlns:w16="http://schemas.microsoft.com/office/word/2018/wordml" xmlns:w16du="http://schemas.microsoft.com/office/word/2023/wordml/word16du" xmlns:w16sdtdh="http://schemas.microsoft.com/office/word/2020/wordml/sdtdatahash" xmlns:w16sdtfl="http://schemas.microsoft.com/office/word/2024/wordml/sdtformatlock" xmlns:w16se="http://schemas.microsoft.com/office/word/2015/wordml/symex" mc:Ignorable="w14 w15 w16se w16cid w16 w16cex w16sdtdh w16sdtfl w16du">
   <w:docDefaults>
     <w:rPrDefault>
       <w:rPr>
@@ -14756,7 +14379,6 @@
   <w:style w:type="character" w:default="1" w:styleId="DefaultParagraphFont">
     <w:name w:val="Default Paragraph Font"/>
     <w:uiPriority w:val="1"/>
-    <w:semiHidden/>
     <w:unhideWhenUsed/>
   </w:style>
   <w:style w:type="table" w:default="1" w:styleId="TableNormal">

--- a/7COM1079_Final report_template.docx
+++ b/7COM1079_Final report_template.docx
@@ -51,8 +51,12 @@
         <w:outlineLvl w:val="1"/>
         <w:rPr>
           <w:rFonts w:ascii="Times New Roman" w:eastAsia="Times New Roman" w:hAnsi="Times New Roman" w:cs="Times New Roman"/>
+          <w:b/>
+          <w:bCs/>
           <w:color w:val="2D3B45"/>
           <w:kern w:val="0"/>
+          <w:sz w:val="32"/>
+          <w:szCs w:val="32"/>
           <w:lang w:eastAsia="en-GB"/>
           <w14:ligatures w14:val="none"/>
         </w:rPr>
@@ -60,8 +64,12 @@
       <w:r>
         <w:rPr>
           <w:rFonts w:ascii="Times New Roman" w:eastAsia="Times New Roman" w:hAnsi="Times New Roman" w:cs="Times New Roman"/>
+          <w:b/>
+          <w:bCs/>
           <w:color w:val="2D3B45"/>
           <w:kern w:val="0"/>
+          <w:sz w:val="32"/>
+          <w:szCs w:val="32"/>
           <w:lang w:eastAsia="en-GB"/>
           <w14:ligatures w14:val="none"/>
         </w:rPr>
@@ -70,8 +78,12 @@
       <w:r>
         <w:rPr>
           <w:rFonts w:ascii="Times New Roman" w:eastAsia="Times New Roman" w:hAnsi="Times New Roman" w:cs="Times New Roman"/>
+          <w:b/>
+          <w:bCs/>
           <w:color w:val="2D3B45"/>
           <w:kern w:val="0"/>
+          <w:sz w:val="32"/>
+          <w:szCs w:val="32"/>
           <w:lang w:eastAsia="en-GB"/>
           <w14:ligatures w14:val="none"/>
         </w:rPr>
@@ -80,8 +92,12 @@
       <w:r>
         <w:rPr>
           <w:rFonts w:ascii="Times New Roman" w:eastAsia="Times New Roman" w:hAnsi="Times New Roman" w:cs="Times New Roman"/>
+          <w:b/>
+          <w:bCs/>
           <w:color w:val="2D3B45"/>
           <w:kern w:val="0"/>
+          <w:sz w:val="32"/>
+          <w:szCs w:val="32"/>
           <w:lang w:eastAsia="en-GB"/>
           <w14:ligatures w14:val="none"/>
         </w:rPr>
@@ -234,23 +250,7 @@
           <w:iCs/>
         </w:rPr>
         <w:tab/>
-        <w:t xml:space="preserve">         Tarun </w:t>
-      </w:r>
-      <w:proofErr w:type="spellStart"/>
-      <w:r>
-        <w:rPr>
-          <w:rFonts w:ascii="Times New Roman" w:eastAsia="Times New Roman" w:hAnsi="Times New Roman" w:cs="Times New Roman"/>
-          <w:iCs/>
-        </w:rPr>
-        <w:t>Cherupally</w:t>
-      </w:r>
-      <w:proofErr w:type="spellEnd"/>
-      <w:r>
-        <w:rPr>
-          <w:rFonts w:ascii="Times New Roman" w:eastAsia="Times New Roman" w:hAnsi="Times New Roman" w:cs="Times New Roman"/>
-          <w:iCs/>
-        </w:rPr>
-        <w:t xml:space="preserve"> </w:t>
+        <w:t xml:space="preserve">         Tarun Cherupally </w:t>
       </w:r>
       <w:r>
         <w:rPr>
@@ -281,33 +281,8 @@
           <w:iCs/>
         </w:rPr>
         <w:tab/>
-        <w:t xml:space="preserve">          Venumadhav </w:t>
-      </w:r>
-      <w:proofErr w:type="spellStart"/>
-      <w:r>
-        <w:rPr>
-          <w:rFonts w:ascii="Times New Roman" w:eastAsia="Times New Roman" w:hAnsi="Times New Roman" w:cs="Times New Roman"/>
-          <w:iCs/>
-        </w:rPr>
-        <w:t>reddy</w:t>
-      </w:r>
-      <w:proofErr w:type="spellEnd"/>
-      <w:r>
-        <w:rPr>
-          <w:rFonts w:ascii="Times New Roman" w:eastAsia="Times New Roman" w:hAnsi="Times New Roman" w:cs="Times New Roman"/>
-          <w:iCs/>
-        </w:rPr>
-        <w:t xml:space="preserve"> </w:t>
-      </w:r>
-      <w:proofErr w:type="spellStart"/>
-      <w:r>
-        <w:rPr>
-          <w:rFonts w:ascii="Times New Roman" w:eastAsia="Times New Roman" w:hAnsi="Times New Roman" w:cs="Times New Roman"/>
-          <w:iCs/>
-        </w:rPr>
-        <w:t>Marapally</w:t>
-      </w:r>
-      <w:proofErr w:type="spellEnd"/>
+        <w:t xml:space="preserve">          Venumadhav reddy Marapally</w:t>
+      </w:r>
       <w:r>
         <w:rPr>
           <w:rFonts w:ascii="Times New Roman" w:eastAsia="Times New Roman" w:hAnsi="Times New Roman" w:cs="Times New Roman"/>
@@ -331,6 +306,13 @@
           <w:iCs/>
         </w:rPr>
         <w:t xml:space="preserve">          Vinay Kumar Andoju</w:t>
+      </w:r>
+      <w:r>
+        <w:rPr>
+          <w:rFonts w:ascii="Times New Roman" w:eastAsia="Times New Roman" w:hAnsi="Times New Roman" w:cs="Times New Roman"/>
+          <w:iCs/>
+        </w:rPr>
+        <w:t xml:space="preserve"> </w:t>
       </w:r>
     </w:p>
     <w:p>
@@ -2823,19 +2805,19 @@
                 <w:lang w:val="en-IN" w:eastAsia="ko-KR"/>
                 <w14:ligatures w14:val="none"/>
               </w:rPr>
-              <w:t xml:space="preserve">data:  </w:t>
-            </w:r>
-            <w:proofErr w:type="spellStart"/>
-            <w:r>
+              <w:t>data:  data_clean$Alcohol_Consumption and data_clean$Life_Expectancy</w:t>
+            </w:r>
+          </w:p>
+          <w:p>
+            <w:pPr>
+              <w:jc w:val="both"/>
               <w:rPr>
                 <w:rFonts w:ascii="Times New Roman" w:eastAsia="Times New Roman" w:hAnsi="Times New Roman" w:cs="Times New Roman"/>
                 <w:kern w:val="0"/>
                 <w:lang w:val="en-IN" w:eastAsia="ko-KR"/>
                 <w14:ligatures w14:val="none"/>
               </w:rPr>
-              <w:t>data_clean$Alcohol_Consumption</w:t>
-            </w:r>
-            <w:proofErr w:type="spellEnd"/>
+            </w:pPr>
             <w:r>
               <w:rPr>
                 <w:rFonts w:ascii="Times New Roman" w:eastAsia="Times New Roman" w:hAnsi="Times New Roman" w:cs="Times New Roman"/>
@@ -2843,40 +2825,39 @@
                 <w:lang w:val="en-IN" w:eastAsia="ko-KR"/>
                 <w14:ligatures w14:val="none"/>
               </w:rPr>
-              <w:t xml:space="preserve"> and </w:t>
-            </w:r>
-            <w:proofErr w:type="spellStart"/>
-            <w:r>
+              <w:t>t = 11.711, df = 5509, p-value &lt; 2.2e-16</w:t>
+            </w:r>
+          </w:p>
+          <w:p>
+            <w:pPr>
+              <w:jc w:val="both"/>
               <w:rPr>
                 <w:rFonts w:ascii="Times New Roman" w:eastAsia="Times New Roman" w:hAnsi="Times New Roman" w:cs="Times New Roman"/>
                 <w:kern w:val="0"/>
                 <w:lang w:val="en-IN" w:eastAsia="ko-KR"/>
                 <w14:ligatures w14:val="none"/>
               </w:rPr>
-              <w:t>data_clean$Life_Expectancy</w:t>
-            </w:r>
-            <w:proofErr w:type="spellEnd"/>
-          </w:p>
-          <w:p>
-            <w:pPr>
-              <w:jc w:val="both"/>
+            </w:pPr>
+            <w:r>
               <w:rPr>
                 <w:rFonts w:ascii="Times New Roman" w:eastAsia="Times New Roman" w:hAnsi="Times New Roman" w:cs="Times New Roman"/>
                 <w:kern w:val="0"/>
                 <w:lang w:val="en-IN" w:eastAsia="ko-KR"/>
                 <w14:ligatures w14:val="none"/>
               </w:rPr>
-            </w:pPr>
-            <w:r>
+              <w:t>alternative hypothesis: true correlation is not equal to 0</w:t>
+            </w:r>
+          </w:p>
+          <w:p>
+            <w:pPr>
+              <w:jc w:val="both"/>
               <w:rPr>
                 <w:rFonts w:ascii="Times New Roman" w:eastAsia="Times New Roman" w:hAnsi="Times New Roman" w:cs="Times New Roman"/>
                 <w:kern w:val="0"/>
                 <w:lang w:val="en-IN" w:eastAsia="ko-KR"/>
                 <w14:ligatures w14:val="none"/>
               </w:rPr>
-              <w:t xml:space="preserve">t = 11.711, </w:t>
-            </w:r>
-            <w:proofErr w:type="spellStart"/>
+            </w:pPr>
             <w:r>
               <w:rPr>
                 <w:rFonts w:ascii="Times New Roman" w:eastAsia="Times New Roman" w:hAnsi="Times New Roman" w:cs="Times New Roman"/>
@@ -2884,98 +2865,99 @@
                 <w:lang w:val="en-IN" w:eastAsia="ko-KR"/>
                 <w14:ligatures w14:val="none"/>
               </w:rPr>
-              <w:t>df</w:t>
-            </w:r>
-            <w:proofErr w:type="spellEnd"/>
-            <w:r>
+              <w:t>95 percent confidence interval:</w:t>
+            </w:r>
+          </w:p>
+          <w:p>
+            <w:pPr>
+              <w:jc w:val="both"/>
               <w:rPr>
                 <w:rFonts w:ascii="Times New Roman" w:eastAsia="Times New Roman" w:hAnsi="Times New Roman" w:cs="Times New Roman"/>
                 <w:kern w:val="0"/>
                 <w:lang w:val="en-IN" w:eastAsia="ko-KR"/>
                 <w14:ligatures w14:val="none"/>
               </w:rPr>
-              <w:t xml:space="preserve"> = 5509, p-value &lt; 2.2e-16</w:t>
-            </w:r>
-          </w:p>
-          <w:p>
-            <w:pPr>
-              <w:jc w:val="both"/>
+            </w:pPr>
+            <w:r>
               <w:rPr>
                 <w:rFonts w:ascii="Times New Roman" w:eastAsia="Times New Roman" w:hAnsi="Times New Roman" w:cs="Times New Roman"/>
                 <w:kern w:val="0"/>
                 <w:lang w:val="en-IN" w:eastAsia="ko-KR"/>
                 <w14:ligatures w14:val="none"/>
               </w:rPr>
-            </w:pPr>
-            <w:r>
+              <w:t xml:space="preserve"> 0.1299834 0.1815073</w:t>
+            </w:r>
+          </w:p>
+          <w:p>
+            <w:pPr>
+              <w:jc w:val="both"/>
               <w:rPr>
                 <w:rFonts w:ascii="Times New Roman" w:eastAsia="Times New Roman" w:hAnsi="Times New Roman" w:cs="Times New Roman"/>
                 <w:kern w:val="0"/>
                 <w:lang w:val="en-IN" w:eastAsia="ko-KR"/>
                 <w14:ligatures w14:val="none"/>
               </w:rPr>
-              <w:t>alternative hypothesis: true correlation is not equal to 0</w:t>
-            </w:r>
-          </w:p>
-          <w:p>
-            <w:pPr>
-              <w:jc w:val="both"/>
+            </w:pPr>
+            <w:r>
               <w:rPr>
                 <w:rFonts w:ascii="Times New Roman" w:eastAsia="Times New Roman" w:hAnsi="Times New Roman" w:cs="Times New Roman"/>
                 <w:kern w:val="0"/>
                 <w:lang w:val="en-IN" w:eastAsia="ko-KR"/>
                 <w14:ligatures w14:val="none"/>
               </w:rPr>
-            </w:pPr>
-            <w:r>
+              <w:t>sample estimates:</w:t>
+            </w:r>
+          </w:p>
+          <w:p>
+            <w:pPr>
+              <w:jc w:val="both"/>
               <w:rPr>
                 <w:rFonts w:ascii="Times New Roman" w:eastAsia="Times New Roman" w:hAnsi="Times New Roman" w:cs="Times New Roman"/>
                 <w:kern w:val="0"/>
                 <w:lang w:val="en-IN" w:eastAsia="ko-KR"/>
                 <w14:ligatures w14:val="none"/>
               </w:rPr>
-              <w:t>95 percent confidence interval:</w:t>
-            </w:r>
-          </w:p>
-          <w:p>
-            <w:pPr>
-              <w:jc w:val="both"/>
+            </w:pPr>
+            <w:r>
               <w:rPr>
                 <w:rFonts w:ascii="Times New Roman" w:eastAsia="Times New Roman" w:hAnsi="Times New Roman" w:cs="Times New Roman"/>
                 <w:kern w:val="0"/>
                 <w:lang w:val="en-IN" w:eastAsia="ko-KR"/>
                 <w14:ligatures w14:val="none"/>
               </w:rPr>
-            </w:pPr>
-            <w:r>
+              <w:t xml:space="preserve">      cor </w:t>
+            </w:r>
+          </w:p>
+          <w:p>
+            <w:pPr>
+              <w:jc w:val="both"/>
               <w:rPr>
                 <w:rFonts w:ascii="Times New Roman" w:eastAsia="Times New Roman" w:hAnsi="Times New Roman" w:cs="Times New Roman"/>
                 <w:kern w:val="0"/>
                 <w:lang w:val="en-IN" w:eastAsia="ko-KR"/>
                 <w14:ligatures w14:val="none"/>
               </w:rPr>
-              <w:t xml:space="preserve"> 0.1299834 0.1815073</w:t>
-            </w:r>
-          </w:p>
-          <w:p>
-            <w:pPr>
-              <w:jc w:val="both"/>
+            </w:pPr>
+            <w:r>
               <w:rPr>
                 <w:rFonts w:ascii="Times New Roman" w:eastAsia="Times New Roman" w:hAnsi="Times New Roman" w:cs="Times New Roman"/>
                 <w:kern w:val="0"/>
                 <w:lang w:val="en-IN" w:eastAsia="ko-KR"/>
                 <w14:ligatures w14:val="none"/>
               </w:rPr>
-            </w:pPr>
-            <w:r>
+              <w:t xml:space="preserve">0.1558514 </w:t>
+            </w:r>
+          </w:p>
+          <w:p>
+            <w:pPr>
+              <w:jc w:val="both"/>
               <w:rPr>
                 <w:rFonts w:ascii="Times New Roman" w:eastAsia="Times New Roman" w:hAnsi="Times New Roman" w:cs="Times New Roman"/>
                 <w:kern w:val="0"/>
                 <w:lang w:val="en-IN" w:eastAsia="ko-KR"/>
                 <w14:ligatures w14:val="none"/>
               </w:rPr>
-              <w:t>sample estimates:</w:t>
-            </w:r>
+            </w:pPr>
           </w:p>
           <w:p>
             <w:pPr>
@@ -2994,19 +2976,20 @@
                 <w:lang w:val="en-IN" w:eastAsia="ko-KR"/>
                 <w14:ligatures w14:val="none"/>
               </w:rPr>
-              <w:t xml:space="preserve">      </w:t>
-            </w:r>
-            <w:proofErr w:type="spellStart"/>
-            <w:r>
+              <w:lastRenderedPageBreak/>
+              <w:t xml:space="preserve">&gt; </w:t>
+            </w:r>
+          </w:p>
+          <w:p>
+            <w:pPr>
+              <w:jc w:val="both"/>
               <w:rPr>
                 <w:rFonts w:ascii="Times New Roman" w:eastAsia="Times New Roman" w:hAnsi="Times New Roman" w:cs="Times New Roman"/>
                 <w:kern w:val="0"/>
                 <w:lang w:val="en-IN" w:eastAsia="ko-KR"/>
                 <w14:ligatures w14:val="none"/>
               </w:rPr>
-              <w:t>cor</w:t>
-            </w:r>
-            <w:proofErr w:type="spellEnd"/>
+            </w:pPr>
             <w:r>
               <w:rPr>
                 <w:rFonts w:ascii="Times New Roman" w:eastAsia="Times New Roman" w:hAnsi="Times New Roman" w:cs="Times New Roman"/>
@@ -3014,7 +2997,7 @@
                 <w:lang w:val="en-IN" w:eastAsia="ko-KR"/>
                 <w14:ligatures w14:val="none"/>
               </w:rPr>
-              <w:t xml:space="preserve"> </w:t>
+              <w:t>&gt; # Extract key statistics</w:t>
             </w:r>
           </w:p>
           <w:p>
@@ -3034,7 +3017,7 @@
                 <w:lang w:val="en-IN" w:eastAsia="ko-KR"/>
                 <w14:ligatures w14:val="none"/>
               </w:rPr>
-              <w:t xml:space="preserve">0.1558514 </w:t>
+              <w:t>&gt; correlation_coefficient &lt;- correlation_test$estimate</w:t>
             </w:r>
           </w:p>
           <w:p>
@@ -3047,68 +3030,66 @@
                 <w14:ligatures w14:val="none"/>
               </w:rPr>
             </w:pPr>
-          </w:p>
-          <w:p>
-            <w:pPr>
-              <w:jc w:val="both"/>
+            <w:r>
               <w:rPr>
                 <w:rFonts w:ascii="Times New Roman" w:eastAsia="Times New Roman" w:hAnsi="Times New Roman" w:cs="Times New Roman"/>
                 <w:kern w:val="0"/>
                 <w:lang w:val="en-IN" w:eastAsia="ko-KR"/>
                 <w14:ligatures w14:val="none"/>
               </w:rPr>
-            </w:pPr>
-            <w:r>
+              <w:t>&gt; p_value &lt;- correlation_test$p.value</w:t>
+            </w:r>
+          </w:p>
+          <w:p>
+            <w:pPr>
+              <w:jc w:val="both"/>
               <w:rPr>
                 <w:rFonts w:ascii="Times New Roman" w:eastAsia="Times New Roman" w:hAnsi="Times New Roman" w:cs="Times New Roman"/>
                 <w:kern w:val="0"/>
                 <w:lang w:val="en-IN" w:eastAsia="ko-KR"/>
                 <w14:ligatures w14:val="none"/>
               </w:rPr>
-              <w:lastRenderedPageBreak/>
-              <w:t xml:space="preserve">&gt; </w:t>
-            </w:r>
-          </w:p>
-          <w:p>
-            <w:pPr>
-              <w:jc w:val="both"/>
+            </w:pPr>
+            <w:r>
               <w:rPr>
                 <w:rFonts w:ascii="Times New Roman" w:eastAsia="Times New Roman" w:hAnsi="Times New Roman" w:cs="Times New Roman"/>
                 <w:kern w:val="0"/>
                 <w:lang w:val="en-IN" w:eastAsia="ko-KR"/>
                 <w14:ligatures w14:val="none"/>
               </w:rPr>
-            </w:pPr>
-            <w:r>
+              <w:t>&gt; confidence_interval &lt;- correlation_test$conf.int</w:t>
+            </w:r>
+          </w:p>
+          <w:p>
+            <w:pPr>
+              <w:jc w:val="both"/>
               <w:rPr>
                 <w:rFonts w:ascii="Times New Roman" w:eastAsia="Times New Roman" w:hAnsi="Times New Roman" w:cs="Times New Roman"/>
                 <w:kern w:val="0"/>
                 <w:lang w:val="en-IN" w:eastAsia="ko-KR"/>
                 <w14:ligatures w14:val="none"/>
               </w:rPr>
-              <w:t>&gt; # Extract key statistics</w:t>
-            </w:r>
-          </w:p>
-          <w:p>
-            <w:pPr>
-              <w:jc w:val="both"/>
+            </w:pPr>
+            <w:r>
               <w:rPr>
                 <w:rFonts w:ascii="Times New Roman" w:eastAsia="Times New Roman" w:hAnsi="Times New Roman" w:cs="Times New Roman"/>
                 <w:kern w:val="0"/>
                 <w:lang w:val="en-IN" w:eastAsia="ko-KR"/>
                 <w14:ligatures w14:val="none"/>
               </w:rPr>
-            </w:pPr>
-            <w:r>
+              <w:t xml:space="preserve">&gt; </w:t>
+            </w:r>
+          </w:p>
+          <w:p>
+            <w:pPr>
+              <w:jc w:val="both"/>
               <w:rPr>
                 <w:rFonts w:ascii="Times New Roman" w:eastAsia="Times New Roman" w:hAnsi="Times New Roman" w:cs="Times New Roman"/>
                 <w:kern w:val="0"/>
                 <w:lang w:val="en-IN" w:eastAsia="ko-KR"/>
                 <w14:ligatures w14:val="none"/>
               </w:rPr>
-              <w:t xml:space="preserve">&gt; </w:t>
-            </w:r>
-            <w:proofErr w:type="spellStart"/>
+            </w:pPr>
             <w:r>
               <w:rPr>
                 <w:rFonts w:ascii="Times New Roman" w:eastAsia="Times New Roman" w:hAnsi="Times New Roman" w:cs="Times New Roman"/>
@@ -3116,50 +3097,50 @@
                 <w:lang w:val="en-IN" w:eastAsia="ko-KR"/>
                 <w14:ligatures w14:val="none"/>
               </w:rPr>
-              <w:t>correlation_coefficient</w:t>
-            </w:r>
-            <w:proofErr w:type="spellEnd"/>
-            <w:r>
+              <w:t>&gt; cat("\n=== CORRELATION ANALYSIS RESULTS ===\n")</w:t>
+            </w:r>
+          </w:p>
+          <w:p>
+            <w:pPr>
+              <w:jc w:val="both"/>
               <w:rPr>
                 <w:rFonts w:ascii="Times New Roman" w:eastAsia="Times New Roman" w:hAnsi="Times New Roman" w:cs="Times New Roman"/>
                 <w:kern w:val="0"/>
                 <w:lang w:val="en-IN" w:eastAsia="ko-KR"/>
                 <w14:ligatures w14:val="none"/>
               </w:rPr>
-              <w:t xml:space="preserve"> &lt;- </w:t>
-            </w:r>
-            <w:proofErr w:type="spellStart"/>
-            <w:r>
+            </w:pPr>
+          </w:p>
+          <w:p>
+            <w:pPr>
+              <w:jc w:val="both"/>
               <w:rPr>
                 <w:rFonts w:ascii="Times New Roman" w:eastAsia="Times New Roman" w:hAnsi="Times New Roman" w:cs="Times New Roman"/>
                 <w:kern w:val="0"/>
                 <w:lang w:val="en-IN" w:eastAsia="ko-KR"/>
                 <w14:ligatures w14:val="none"/>
               </w:rPr>
-              <w:t>correlation_test$estimate</w:t>
-            </w:r>
-            <w:proofErr w:type="spellEnd"/>
-          </w:p>
-          <w:p>
-            <w:pPr>
-              <w:jc w:val="both"/>
+            </w:pPr>
+            <w:r>
               <w:rPr>
                 <w:rFonts w:ascii="Times New Roman" w:eastAsia="Times New Roman" w:hAnsi="Times New Roman" w:cs="Times New Roman"/>
                 <w:kern w:val="0"/>
                 <w:lang w:val="en-IN" w:eastAsia="ko-KR"/>
                 <w14:ligatures w14:val="none"/>
               </w:rPr>
-            </w:pPr>
-            <w:r>
+              <w:t>=== CORRELATION ANALYSIS RESULTS ===</w:t>
+            </w:r>
+          </w:p>
+          <w:p>
+            <w:pPr>
+              <w:jc w:val="both"/>
               <w:rPr>
                 <w:rFonts w:ascii="Times New Roman" w:eastAsia="Times New Roman" w:hAnsi="Times New Roman" w:cs="Times New Roman"/>
                 <w:kern w:val="0"/>
                 <w:lang w:val="en-IN" w:eastAsia="ko-KR"/>
                 <w14:ligatures w14:val="none"/>
               </w:rPr>
-              <w:t xml:space="preserve">&gt; </w:t>
-            </w:r>
-            <w:proofErr w:type="spellStart"/>
+            </w:pPr>
             <w:r>
               <w:rPr>
                 <w:rFonts w:ascii="Times New Roman" w:eastAsia="Times New Roman" w:hAnsi="Times New Roman" w:cs="Times New Roman"/>
@@ -3167,19 +3148,19 @@
                 <w:lang w:val="en-IN" w:eastAsia="ko-KR"/>
                 <w14:ligatures w14:val="none"/>
               </w:rPr>
-              <w:t>p_value</w:t>
-            </w:r>
-            <w:proofErr w:type="spellEnd"/>
-            <w:r>
+              <w:t>&gt; cat("Pearson Correlation Coefficient (r):", correlation_coefficient, "\n")</w:t>
+            </w:r>
+          </w:p>
+          <w:p>
+            <w:pPr>
+              <w:jc w:val="both"/>
               <w:rPr>
                 <w:rFonts w:ascii="Times New Roman" w:eastAsia="Times New Roman" w:hAnsi="Times New Roman" w:cs="Times New Roman"/>
                 <w:kern w:val="0"/>
                 <w:lang w:val="en-IN" w:eastAsia="ko-KR"/>
                 <w14:ligatures w14:val="none"/>
               </w:rPr>
-              <w:t xml:space="preserve"> &lt;- </w:t>
-            </w:r>
-            <w:proofErr w:type="spellStart"/>
+            </w:pPr>
             <w:r>
               <w:rPr>
                 <w:rFonts w:ascii="Times New Roman" w:eastAsia="Times New Roman" w:hAnsi="Times New Roman" w:cs="Times New Roman"/>
@@ -3187,9 +3168,8 @@
                 <w:lang w:val="en-IN" w:eastAsia="ko-KR"/>
                 <w14:ligatures w14:val="none"/>
               </w:rPr>
-              <w:t>correlation_test$p.value</w:t>
-            </w:r>
-            <w:proofErr w:type="spellEnd"/>
+              <w:t xml:space="preserve">Pearson Correlation Coefficient (r): 0.1558514 </w:t>
+            </w:r>
           </w:p>
           <w:p>
             <w:pPr>
@@ -3208,19 +3188,19 @@
                 <w:lang w:val="en-IN" w:eastAsia="ko-KR"/>
                 <w14:ligatures w14:val="none"/>
               </w:rPr>
-              <w:t xml:space="preserve">&gt; </w:t>
-            </w:r>
-            <w:proofErr w:type="spellStart"/>
-            <w:r>
+              <w:t>&gt; cat("P-value:", p_value, "\n")</w:t>
+            </w:r>
+          </w:p>
+          <w:p>
+            <w:pPr>
+              <w:jc w:val="both"/>
               <w:rPr>
                 <w:rFonts w:ascii="Times New Roman" w:eastAsia="Times New Roman" w:hAnsi="Times New Roman" w:cs="Times New Roman"/>
                 <w:kern w:val="0"/>
                 <w:lang w:val="en-IN" w:eastAsia="ko-KR"/>
                 <w14:ligatures w14:val="none"/>
               </w:rPr>
-              <w:t>confidence_interval</w:t>
-            </w:r>
-            <w:proofErr w:type="spellEnd"/>
+            </w:pPr>
             <w:r>
               <w:rPr>
                 <w:rFonts w:ascii="Times New Roman" w:eastAsia="Times New Roman" w:hAnsi="Times New Roman" w:cs="Times New Roman"/>
@@ -3228,7 +3208,7 @@
                 <w:lang w:val="en-IN" w:eastAsia="ko-KR"/>
                 <w14:ligatures w14:val="none"/>
               </w:rPr>
-              <w:t xml:space="preserve"> &lt;- correlation_test$conf.int</w:t>
+              <w:t xml:space="preserve">P-value: 2.630409e-31 </w:t>
             </w:r>
           </w:p>
           <w:p>
@@ -3248,7 +3228,7 @@
                 <w:lang w:val="en-IN" w:eastAsia="ko-KR"/>
                 <w14:ligatures w14:val="none"/>
               </w:rPr>
-              <w:t xml:space="preserve">&gt; </w:t>
+              <w:t>&gt; cat("95% Confidence Interval:", confidence_interval[1], "to", confidence_interval[2], "\n")</w:t>
             </w:r>
           </w:p>
           <w:p>
@@ -3268,7 +3248,7 @@
                 <w:lang w:val="en-IN" w:eastAsia="ko-KR"/>
                 <w14:ligatures w14:val="none"/>
               </w:rPr>
-              <w:t>&gt; cat("\n=== CORRELATION ANALYSIS RESULTS ===\n")</w:t>
+              <w:t xml:space="preserve">95% Confidence Interval: 0.1299834 to 0.1815073 </w:t>
             </w:r>
           </w:p>
           <w:p>
@@ -3281,285 +3261,14 @@
                 <w14:ligatures w14:val="none"/>
               </w:rPr>
             </w:pPr>
-          </w:p>
-          <w:p>
-            <w:pPr>
-              <w:jc w:val="both"/>
+            <w:r>
               <w:rPr>
                 <w:rFonts w:ascii="Times New Roman" w:eastAsia="Times New Roman" w:hAnsi="Times New Roman" w:cs="Times New Roman"/>
                 <w:kern w:val="0"/>
                 <w:lang w:val="en-IN" w:eastAsia="ko-KR"/>
                 <w14:ligatures w14:val="none"/>
               </w:rPr>
-            </w:pPr>
-            <w:r>
-              <w:rPr>
-                <w:rFonts w:ascii="Times New Roman" w:eastAsia="Times New Roman" w:hAnsi="Times New Roman" w:cs="Times New Roman"/>
-                <w:kern w:val="0"/>
-                <w:lang w:val="en-IN" w:eastAsia="ko-KR"/>
-                <w14:ligatures w14:val="none"/>
-              </w:rPr>
-              <w:t>=== CORRELATION ANALYSIS RESULTS ===</w:t>
-            </w:r>
-          </w:p>
-          <w:p>
-            <w:pPr>
-              <w:jc w:val="both"/>
-              <w:rPr>
-                <w:rFonts w:ascii="Times New Roman" w:eastAsia="Times New Roman" w:hAnsi="Times New Roman" w:cs="Times New Roman"/>
-                <w:kern w:val="0"/>
-                <w:lang w:val="en-IN" w:eastAsia="ko-KR"/>
-                <w14:ligatures w14:val="none"/>
-              </w:rPr>
-            </w:pPr>
-            <w:r>
-              <w:rPr>
-                <w:rFonts w:ascii="Times New Roman" w:eastAsia="Times New Roman" w:hAnsi="Times New Roman" w:cs="Times New Roman"/>
-                <w:kern w:val="0"/>
-                <w:lang w:val="en-IN" w:eastAsia="ko-KR"/>
-                <w14:ligatures w14:val="none"/>
-              </w:rPr>
-              <w:t xml:space="preserve">&gt; cat("Pearson Correlation Coefficient (r):", </w:t>
-            </w:r>
-            <w:proofErr w:type="spellStart"/>
-            <w:r>
-              <w:rPr>
-                <w:rFonts w:ascii="Times New Roman" w:eastAsia="Times New Roman" w:hAnsi="Times New Roman" w:cs="Times New Roman"/>
-                <w:kern w:val="0"/>
-                <w:lang w:val="en-IN" w:eastAsia="ko-KR"/>
-                <w14:ligatures w14:val="none"/>
-              </w:rPr>
-              <w:t>correlation_coefficient</w:t>
-            </w:r>
-            <w:proofErr w:type="spellEnd"/>
-            <w:r>
-              <w:rPr>
-                <w:rFonts w:ascii="Times New Roman" w:eastAsia="Times New Roman" w:hAnsi="Times New Roman" w:cs="Times New Roman"/>
-                <w:kern w:val="0"/>
-                <w:lang w:val="en-IN" w:eastAsia="ko-KR"/>
-                <w14:ligatures w14:val="none"/>
-              </w:rPr>
-              <w:t>, "\n")</w:t>
-            </w:r>
-          </w:p>
-          <w:p>
-            <w:pPr>
-              <w:jc w:val="both"/>
-              <w:rPr>
-                <w:rFonts w:ascii="Times New Roman" w:eastAsia="Times New Roman" w:hAnsi="Times New Roman" w:cs="Times New Roman"/>
-                <w:kern w:val="0"/>
-                <w:lang w:val="en-IN" w:eastAsia="ko-KR"/>
-                <w14:ligatures w14:val="none"/>
-              </w:rPr>
-            </w:pPr>
-            <w:r>
-              <w:rPr>
-                <w:rFonts w:ascii="Times New Roman" w:eastAsia="Times New Roman" w:hAnsi="Times New Roman" w:cs="Times New Roman"/>
-                <w:kern w:val="0"/>
-                <w:lang w:val="en-IN" w:eastAsia="ko-KR"/>
-                <w14:ligatures w14:val="none"/>
-              </w:rPr>
-              <w:t xml:space="preserve">Pearson Correlation Coefficient (r): 0.1558514 </w:t>
-            </w:r>
-          </w:p>
-          <w:p>
-            <w:pPr>
-              <w:jc w:val="both"/>
-              <w:rPr>
-                <w:rFonts w:ascii="Times New Roman" w:eastAsia="Times New Roman" w:hAnsi="Times New Roman" w:cs="Times New Roman"/>
-                <w:kern w:val="0"/>
-                <w:lang w:val="en-IN" w:eastAsia="ko-KR"/>
-                <w14:ligatures w14:val="none"/>
-              </w:rPr>
-            </w:pPr>
-            <w:r>
-              <w:rPr>
-                <w:rFonts w:ascii="Times New Roman" w:eastAsia="Times New Roman" w:hAnsi="Times New Roman" w:cs="Times New Roman"/>
-                <w:kern w:val="0"/>
-                <w:lang w:val="en-IN" w:eastAsia="ko-KR"/>
-                <w14:ligatures w14:val="none"/>
-              </w:rPr>
-              <w:t xml:space="preserve">&gt; cat("P-value:", </w:t>
-            </w:r>
-            <w:proofErr w:type="spellStart"/>
-            <w:r>
-              <w:rPr>
-                <w:rFonts w:ascii="Times New Roman" w:eastAsia="Times New Roman" w:hAnsi="Times New Roman" w:cs="Times New Roman"/>
-                <w:kern w:val="0"/>
-                <w:lang w:val="en-IN" w:eastAsia="ko-KR"/>
-                <w14:ligatures w14:val="none"/>
-              </w:rPr>
-              <w:t>p_value</w:t>
-            </w:r>
-            <w:proofErr w:type="spellEnd"/>
-            <w:r>
-              <w:rPr>
-                <w:rFonts w:ascii="Times New Roman" w:eastAsia="Times New Roman" w:hAnsi="Times New Roman" w:cs="Times New Roman"/>
-                <w:kern w:val="0"/>
-                <w:lang w:val="en-IN" w:eastAsia="ko-KR"/>
-                <w14:ligatures w14:val="none"/>
-              </w:rPr>
-              <w:t>, "\n")</w:t>
-            </w:r>
-          </w:p>
-          <w:p>
-            <w:pPr>
-              <w:jc w:val="both"/>
-              <w:rPr>
-                <w:rFonts w:ascii="Times New Roman" w:eastAsia="Times New Roman" w:hAnsi="Times New Roman" w:cs="Times New Roman"/>
-                <w:kern w:val="0"/>
-                <w:lang w:val="en-IN" w:eastAsia="ko-KR"/>
-                <w14:ligatures w14:val="none"/>
-              </w:rPr>
-            </w:pPr>
-            <w:r>
-              <w:rPr>
-                <w:rFonts w:ascii="Times New Roman" w:eastAsia="Times New Roman" w:hAnsi="Times New Roman" w:cs="Times New Roman"/>
-                <w:kern w:val="0"/>
-                <w:lang w:val="en-IN" w:eastAsia="ko-KR"/>
-                <w14:ligatures w14:val="none"/>
-              </w:rPr>
-              <w:t xml:space="preserve">P-value: 2.630409e-31 </w:t>
-            </w:r>
-          </w:p>
-          <w:p>
-            <w:pPr>
-              <w:jc w:val="both"/>
-              <w:rPr>
-                <w:rFonts w:ascii="Times New Roman" w:eastAsia="Times New Roman" w:hAnsi="Times New Roman" w:cs="Times New Roman"/>
-                <w:kern w:val="0"/>
-                <w:lang w:val="en-IN" w:eastAsia="ko-KR"/>
-                <w14:ligatures w14:val="none"/>
-              </w:rPr>
-            </w:pPr>
-            <w:r>
-              <w:rPr>
-                <w:rFonts w:ascii="Times New Roman" w:eastAsia="Times New Roman" w:hAnsi="Times New Roman" w:cs="Times New Roman"/>
-                <w:kern w:val="0"/>
-                <w:lang w:val="en-IN" w:eastAsia="ko-KR"/>
-                <w14:ligatures w14:val="none"/>
-              </w:rPr>
-              <w:t xml:space="preserve">&gt; cat("95% Confidence Interval:", </w:t>
-            </w:r>
-            <w:proofErr w:type="spellStart"/>
-            <w:r>
-              <w:rPr>
-                <w:rFonts w:ascii="Times New Roman" w:eastAsia="Times New Roman" w:hAnsi="Times New Roman" w:cs="Times New Roman"/>
-                <w:kern w:val="0"/>
-                <w:lang w:val="en-IN" w:eastAsia="ko-KR"/>
-                <w14:ligatures w14:val="none"/>
-              </w:rPr>
-              <w:t>confidence_interval</w:t>
-            </w:r>
-            <w:proofErr w:type="spellEnd"/>
-            <w:r>
-              <w:rPr>
-                <w:rFonts w:ascii="Times New Roman" w:eastAsia="Times New Roman" w:hAnsi="Times New Roman" w:cs="Times New Roman"/>
-                <w:kern w:val="0"/>
-                <w:lang w:val="en-IN" w:eastAsia="ko-KR"/>
-                <w14:ligatures w14:val="none"/>
-              </w:rPr>
-              <w:t xml:space="preserve">[1], "to", </w:t>
-            </w:r>
-            <w:proofErr w:type="spellStart"/>
-            <w:r>
-              <w:rPr>
-                <w:rFonts w:ascii="Times New Roman" w:eastAsia="Times New Roman" w:hAnsi="Times New Roman" w:cs="Times New Roman"/>
-                <w:kern w:val="0"/>
-                <w:lang w:val="en-IN" w:eastAsia="ko-KR"/>
-                <w14:ligatures w14:val="none"/>
-              </w:rPr>
-              <w:t>confidence_interval</w:t>
-            </w:r>
-            <w:proofErr w:type="spellEnd"/>
-            <w:r>
-              <w:rPr>
-                <w:rFonts w:ascii="Times New Roman" w:eastAsia="Times New Roman" w:hAnsi="Times New Roman" w:cs="Times New Roman"/>
-                <w:kern w:val="0"/>
-                <w:lang w:val="en-IN" w:eastAsia="ko-KR"/>
-                <w14:ligatures w14:val="none"/>
-              </w:rPr>
-              <w:t>[2], "\n")</w:t>
-            </w:r>
-          </w:p>
-          <w:p>
-            <w:pPr>
-              <w:jc w:val="both"/>
-              <w:rPr>
-                <w:rFonts w:ascii="Times New Roman" w:eastAsia="Times New Roman" w:hAnsi="Times New Roman" w:cs="Times New Roman"/>
-                <w:kern w:val="0"/>
-                <w:lang w:val="en-IN" w:eastAsia="ko-KR"/>
-                <w14:ligatures w14:val="none"/>
-              </w:rPr>
-            </w:pPr>
-            <w:r>
-              <w:rPr>
-                <w:rFonts w:ascii="Times New Roman" w:eastAsia="Times New Roman" w:hAnsi="Times New Roman" w:cs="Times New Roman"/>
-                <w:kern w:val="0"/>
-                <w:lang w:val="en-IN" w:eastAsia="ko-KR"/>
-                <w14:ligatures w14:val="none"/>
-              </w:rPr>
-              <w:t xml:space="preserve">95% Confidence Interval: 0.1299834 to 0.1815073 </w:t>
-            </w:r>
-          </w:p>
-          <w:p>
-            <w:pPr>
-              <w:jc w:val="both"/>
-              <w:rPr>
-                <w:rFonts w:ascii="Times New Roman" w:eastAsia="Times New Roman" w:hAnsi="Times New Roman" w:cs="Times New Roman"/>
-                <w:kern w:val="0"/>
-                <w:lang w:val="en-IN" w:eastAsia="ko-KR"/>
-                <w14:ligatures w14:val="none"/>
-              </w:rPr>
-            </w:pPr>
-            <w:r>
-              <w:rPr>
-                <w:rFonts w:ascii="Times New Roman" w:eastAsia="Times New Roman" w:hAnsi="Times New Roman" w:cs="Times New Roman"/>
-                <w:kern w:val="0"/>
-                <w:lang w:val="en-IN" w:eastAsia="ko-KR"/>
-                <w14:ligatures w14:val="none"/>
-              </w:rPr>
-              <w:t xml:space="preserve">&gt; cat("Sample size (n):", </w:t>
-            </w:r>
-            <w:proofErr w:type="spellStart"/>
-            <w:r>
-              <w:rPr>
-                <w:rFonts w:ascii="Times New Roman" w:eastAsia="Times New Roman" w:hAnsi="Times New Roman" w:cs="Times New Roman"/>
-                <w:kern w:val="0"/>
-                <w:lang w:val="en-IN" w:eastAsia="ko-KR"/>
-                <w14:ligatures w14:val="none"/>
-              </w:rPr>
-              <w:t>nrow</w:t>
-            </w:r>
-            <w:proofErr w:type="spellEnd"/>
-            <w:r>
-              <w:rPr>
-                <w:rFonts w:ascii="Times New Roman" w:eastAsia="Times New Roman" w:hAnsi="Times New Roman" w:cs="Times New Roman"/>
-                <w:kern w:val="0"/>
-                <w:lang w:val="en-IN" w:eastAsia="ko-KR"/>
-                <w14:ligatures w14:val="none"/>
-              </w:rPr>
-              <w:t>(</w:t>
-            </w:r>
-            <w:proofErr w:type="spellStart"/>
-            <w:r>
-              <w:rPr>
-                <w:rFonts w:ascii="Times New Roman" w:eastAsia="Times New Roman" w:hAnsi="Times New Roman" w:cs="Times New Roman"/>
-                <w:kern w:val="0"/>
-                <w:lang w:val="en-IN" w:eastAsia="ko-KR"/>
-                <w14:ligatures w14:val="none"/>
-              </w:rPr>
-              <w:t>data_clean</w:t>
-            </w:r>
-            <w:proofErr w:type="spellEnd"/>
-            <w:r>
-              <w:rPr>
-                <w:rFonts w:ascii="Times New Roman" w:eastAsia="Times New Roman" w:hAnsi="Times New Roman" w:cs="Times New Roman"/>
-                <w:kern w:val="0"/>
-                <w:lang w:val="en-IN" w:eastAsia="ko-KR"/>
-                <w14:ligatures w14:val="none"/>
-              </w:rPr>
-              <w:t>), "\n")</w:t>
+              <w:t>&gt; cat("Sample size (n):", nrow(data_clean), "\n")</w:t>
             </w:r>
           </w:p>
           <w:p>
@@ -3909,25 +3618,7 @@
           <w:color w:val="222222"/>
           <w:shd w:val="clear" w:color="auto" w:fill="FFFFFF"/>
         </w:rPr>
-        <w:t xml:space="preserve">With regular communication and precise task division, our group worked well together. Most team members contributed to the study question, and the selection and comprehension of the dataset went easily. Collaborative coding and version control were supported by GitHub. Members of the team delivered helpful criticism and fulfilled deadlines. By combining statistical analysis with R programming, we improved our technical proficiency and bolstered our team's capacity to </w:t>
-      </w:r>
-      <w:proofErr w:type="spellStart"/>
-      <w:r>
-        <w:rPr>
-          <w:rFonts w:ascii="Times New Roman" w:hAnsi="Times New Roman" w:cs="Times New Roman"/>
-          <w:color w:val="222222"/>
-          <w:shd w:val="clear" w:color="auto" w:fill="FFFFFF"/>
-        </w:rPr>
-        <w:t>analyze</w:t>
-      </w:r>
-      <w:proofErr w:type="spellEnd"/>
-      <w:r>
-        <w:rPr>
-          <w:rFonts w:ascii="Times New Roman" w:hAnsi="Times New Roman" w:cs="Times New Roman"/>
-          <w:color w:val="222222"/>
-          <w:shd w:val="clear" w:color="auto" w:fill="FFFFFF"/>
-        </w:rPr>
-        <w:t xml:space="preserve"> quantitative health data</w:t>
+        <w:t>With regular communication and precise task division, our group worked well together. Most team members contributed to the study question, and the selection and comprehension of the dataset went easily. Collaborative coding and version control were supported by GitHub. Members of the team delivered helpful criticism and fulfilled deadlines. By combining statistical analysis with R programming, we improved our technical proficiency and bolstered our team's capacity to analyze quantitative health data</w:t>
       </w:r>
     </w:p>
     <w:p>
@@ -5168,21 +4859,7 @@
         <w:rPr>
           <w:rFonts w:ascii="Times New Roman" w:hAnsi="Times New Roman" w:cs="Times New Roman"/>
         </w:rPr>
-        <w:t xml:space="preserve">, 392(10152), pp. 1015-1035. </w:t>
-      </w:r>
-      <w:proofErr w:type="spellStart"/>
-      <w:r>
-        <w:rPr>
-          <w:rFonts w:ascii="Times New Roman" w:hAnsi="Times New Roman" w:cs="Times New Roman"/>
-        </w:rPr>
-        <w:t>doi</w:t>
-      </w:r>
-      <w:proofErr w:type="spellEnd"/>
-      <w:r>
-        <w:rPr>
-          <w:rFonts w:ascii="Times New Roman" w:hAnsi="Times New Roman" w:cs="Times New Roman"/>
-        </w:rPr>
-        <w:t>: 10.1016/S0140-6736(18)31310-2.</w:t>
+        <w:t>, 392(10152), pp. 1015-1035. doi: 10.1016/S0140-6736(18)31310-2.</w:t>
       </w:r>
     </w:p>
     <w:p>
@@ -5215,21 +4892,7 @@
         <w:rPr>
           <w:rFonts w:ascii="Times New Roman" w:hAnsi="Times New Roman" w:cs="Times New Roman"/>
         </w:rPr>
-        <w:t xml:space="preserve">, 9(11), e825-e843. </w:t>
-      </w:r>
-      <w:proofErr w:type="spellStart"/>
-      <w:r>
-        <w:rPr>
-          <w:rFonts w:ascii="Times New Roman" w:hAnsi="Times New Roman" w:cs="Times New Roman"/>
-        </w:rPr>
-        <w:t>doi</w:t>
-      </w:r>
-      <w:proofErr w:type="spellEnd"/>
-      <w:r>
-        <w:rPr>
-          <w:rFonts w:ascii="Times New Roman" w:hAnsi="Times New Roman" w:cs="Times New Roman"/>
-        </w:rPr>
-        <w:t>: 10.1016/S2468-2667(24)00199-9.</w:t>
+        <w:t>, 9(11), e825-e843. doi: 10.1016/S2468-2667(24)00199-9.</w:t>
       </w:r>
     </w:p>
     <w:p>
@@ -5262,21 +4925,7 @@
         <w:rPr>
           <w:rFonts w:ascii="Times New Roman" w:hAnsi="Times New Roman" w:cs="Times New Roman"/>
         </w:rPr>
-        <w:t xml:space="preserve">, 373(9682), pp. 2223-2233. </w:t>
-      </w:r>
-      <w:proofErr w:type="spellStart"/>
-      <w:r>
-        <w:rPr>
-          <w:rFonts w:ascii="Times New Roman" w:hAnsi="Times New Roman" w:cs="Times New Roman"/>
-        </w:rPr>
-        <w:t>doi</w:t>
-      </w:r>
-      <w:proofErr w:type="spellEnd"/>
-      <w:r>
-        <w:rPr>
-          <w:rFonts w:ascii="Times New Roman" w:hAnsi="Times New Roman" w:cs="Times New Roman"/>
-        </w:rPr>
-        <w:t>: 10.1016/S0140-6736(09)60746-7.</w:t>
+        <w:t>, 373(9682), pp. 2223-2233. doi: 10.1016/S0140-6736(09)60746-7.</w:t>
       </w:r>
     </w:p>
     <w:p>
@@ -5448,7 +5097,7 @@
           </w:tcPr>
           <w:p>
             <w:pPr>
-              <w:ind w:left="34"/>
+              <w:ind w:left="33"/>
               <w:rPr>
                 <w:rFonts w:ascii="Times New Roman" w:eastAsia="Times New Roman" w:hAnsi="Times New Roman" w:cs="Times New Roman"/>
               </w:rPr>
@@ -5462,43 +5111,35 @@
           </w:p>
           <w:p>
             <w:pPr>
-              <w:ind w:left="34"/>
-              <w:rPr>
-                <w:rFonts w:ascii="Times New Roman" w:eastAsia="Times New Roman" w:hAnsi="Times New Roman" w:cs="Times New Roman"/>
-                <w:b/>
-                <w:bCs/>
-              </w:rPr>
-            </w:pPr>
-            <w:r>
-              <w:rPr>
-                <w:rFonts w:ascii="Times New Roman" w:eastAsia="Times New Roman" w:hAnsi="Times New Roman" w:cs="Times New Roman"/>
-                <w:b/>
-                <w:bCs/>
+              <w:ind w:left="33"/>
+              <w:rPr>
+                <w:rFonts w:ascii="Times New Roman" w:eastAsia="Times New Roman" w:hAnsi="Times New Roman" w:cs="Times New Roman"/>
+              </w:rPr>
+            </w:pPr>
+            <w:r>
+              <w:rPr>
+                <w:rFonts w:ascii="Times New Roman" w:eastAsia="Times New Roman" w:hAnsi="Times New Roman" w:cs="Times New Roman"/>
               </w:rPr>
               <w:t># ALCOHOL CONSUMPTION VS LIFE EXPECTANCY ANALYSIS</w:t>
             </w:r>
           </w:p>
           <w:p>
             <w:pPr>
-              <w:ind w:left="34"/>
-              <w:rPr>
-                <w:rFonts w:ascii="Times New Roman" w:eastAsia="Times New Roman" w:hAnsi="Times New Roman" w:cs="Times New Roman"/>
-                <w:b/>
-                <w:bCs/>
-              </w:rPr>
-            </w:pPr>
-            <w:r>
-              <w:rPr>
-                <w:rFonts w:ascii="Times New Roman" w:eastAsia="Times New Roman" w:hAnsi="Times New Roman" w:cs="Times New Roman"/>
-                <w:b/>
-                <w:bCs/>
+              <w:ind w:left="33"/>
+              <w:rPr>
+                <w:rFonts w:ascii="Times New Roman" w:eastAsia="Times New Roman" w:hAnsi="Times New Roman" w:cs="Times New Roman"/>
+              </w:rPr>
+            </w:pPr>
+            <w:r>
+              <w:rPr>
+                <w:rFonts w:ascii="Times New Roman" w:eastAsia="Times New Roman" w:hAnsi="Times New Roman" w:cs="Times New Roman"/>
               </w:rPr>
               <w:t># 7COM1079 - Team Research and Development Project</w:t>
             </w:r>
           </w:p>
           <w:p>
             <w:pPr>
-              <w:ind w:left="34"/>
+              <w:ind w:left="33"/>
               <w:rPr>
                 <w:rFonts w:ascii="Times New Roman" w:eastAsia="Times New Roman" w:hAnsi="Times New Roman" w:cs="Times New Roman"/>
               </w:rPr>
@@ -5512,15 +5153,15 @@
           </w:p>
           <w:p>
             <w:pPr>
-              <w:ind w:left="34"/>
-              <w:rPr>
-                <w:rFonts w:ascii="Times New Roman" w:eastAsia="Times New Roman" w:hAnsi="Times New Roman" w:cs="Times New Roman"/>
-              </w:rPr>
-            </w:pPr>
-          </w:p>
-          <w:p>
-            <w:pPr>
-              <w:ind w:left="34"/>
+              <w:ind w:left="33"/>
+              <w:rPr>
+                <w:rFonts w:ascii="Times New Roman" w:eastAsia="Times New Roman" w:hAnsi="Times New Roman" w:cs="Times New Roman"/>
+              </w:rPr>
+            </w:pPr>
+          </w:p>
+          <w:p>
+            <w:pPr>
+              <w:ind w:left="33"/>
               <w:rPr>
                 <w:rFonts w:ascii="Times New Roman" w:eastAsia="Times New Roman" w:hAnsi="Times New Roman" w:cs="Times New Roman"/>
               </w:rPr>
@@ -5534,7 +5175,7 @@
           </w:p>
           <w:p>
             <w:pPr>
-              <w:ind w:left="34"/>
+              <w:ind w:left="33"/>
               <w:rPr>
                 <w:rFonts w:ascii="Times New Roman" w:eastAsia="Times New Roman" w:hAnsi="Times New Roman" w:cs="Times New Roman"/>
               </w:rPr>
@@ -5548,43 +5189,29 @@
           </w:p>
           <w:p>
             <w:pPr>
-              <w:ind w:left="34"/>
-              <w:rPr>
-                <w:rFonts w:ascii="Times New Roman" w:eastAsia="Times New Roman" w:hAnsi="Times New Roman" w:cs="Times New Roman"/>
-              </w:rPr>
-            </w:pPr>
-            <w:r>
-              <w:rPr>
-                <w:rFonts w:ascii="Times New Roman" w:eastAsia="Times New Roman" w:hAnsi="Times New Roman" w:cs="Times New Roman"/>
-              </w:rPr>
-              <w:t>library(</w:t>
-            </w:r>
-            <w:proofErr w:type="spellStart"/>
-            <w:r>
-              <w:rPr>
-                <w:rFonts w:ascii="Times New Roman" w:eastAsia="Times New Roman" w:hAnsi="Times New Roman" w:cs="Times New Roman"/>
-              </w:rPr>
-              <w:t>dplyr</w:t>
-            </w:r>
-            <w:proofErr w:type="spellEnd"/>
-            <w:r>
-              <w:rPr>
-                <w:rFonts w:ascii="Times New Roman" w:eastAsia="Times New Roman" w:hAnsi="Times New Roman" w:cs="Times New Roman"/>
-              </w:rPr>
-              <w:t>)</w:t>
-            </w:r>
-          </w:p>
-          <w:p>
-            <w:pPr>
-              <w:ind w:left="34"/>
-              <w:rPr>
-                <w:rFonts w:ascii="Times New Roman" w:eastAsia="Times New Roman" w:hAnsi="Times New Roman" w:cs="Times New Roman"/>
-              </w:rPr>
-            </w:pPr>
-          </w:p>
-          <w:p>
-            <w:pPr>
-              <w:ind w:left="34"/>
+              <w:ind w:left="33"/>
+              <w:rPr>
+                <w:rFonts w:ascii="Times New Roman" w:eastAsia="Times New Roman" w:hAnsi="Times New Roman" w:cs="Times New Roman"/>
+              </w:rPr>
+            </w:pPr>
+            <w:r>
+              <w:rPr>
+                <w:rFonts w:ascii="Times New Roman" w:eastAsia="Times New Roman" w:hAnsi="Times New Roman" w:cs="Times New Roman"/>
+              </w:rPr>
+              <w:t>library(dplyr)</w:t>
+            </w:r>
+          </w:p>
+          <w:p>
+            <w:pPr>
+              <w:ind w:left="33"/>
+              <w:rPr>
+                <w:rFonts w:ascii="Times New Roman" w:eastAsia="Times New Roman" w:hAnsi="Times New Roman" w:cs="Times New Roman"/>
+              </w:rPr>
+            </w:pPr>
+          </w:p>
+          <w:p>
+            <w:pPr>
+              <w:ind w:left="33"/>
               <w:rPr>
                 <w:rFonts w:ascii="Times New Roman" w:eastAsia="Times New Roman" w:hAnsi="Times New Roman" w:cs="Times New Roman"/>
               </w:rPr>
@@ -5598,25 +5225,21 @@
           </w:p>
           <w:p>
             <w:pPr>
-              <w:ind w:left="34"/>
-              <w:rPr>
-                <w:rFonts w:ascii="Times New Roman" w:eastAsia="Times New Roman" w:hAnsi="Times New Roman" w:cs="Times New Roman"/>
-                <w:b/>
-                <w:bCs/>
-              </w:rPr>
-            </w:pPr>
-            <w:r>
-              <w:rPr>
-                <w:rFonts w:ascii="Times New Roman" w:eastAsia="Times New Roman" w:hAnsi="Times New Roman" w:cs="Times New Roman"/>
-                <w:b/>
-                <w:bCs/>
+              <w:ind w:left="33"/>
+              <w:rPr>
+                <w:rFonts w:ascii="Times New Roman" w:eastAsia="Times New Roman" w:hAnsi="Times New Roman" w:cs="Times New Roman"/>
+              </w:rPr>
+            </w:pPr>
+            <w:r>
+              <w:rPr>
+                <w:rFonts w:ascii="Times New Roman" w:eastAsia="Times New Roman" w:hAnsi="Times New Roman" w:cs="Times New Roman"/>
               </w:rPr>
               <w:t># 1. DATA LOADING AND PREPARATION</w:t>
             </w:r>
           </w:p>
           <w:p>
             <w:pPr>
-              <w:ind w:left="34"/>
+              <w:ind w:left="33"/>
               <w:rPr>
                 <w:rFonts w:ascii="Times New Roman" w:eastAsia="Times New Roman" w:hAnsi="Times New Roman" w:cs="Times New Roman"/>
               </w:rPr>
@@ -5630,15 +5253,15 @@
           </w:p>
           <w:p>
             <w:pPr>
-              <w:ind w:left="34"/>
-              <w:rPr>
-                <w:rFonts w:ascii="Times New Roman" w:eastAsia="Times New Roman" w:hAnsi="Times New Roman" w:cs="Times New Roman"/>
-              </w:rPr>
-            </w:pPr>
-          </w:p>
-          <w:p>
-            <w:pPr>
-              <w:ind w:left="34"/>
+              <w:ind w:left="33"/>
+              <w:rPr>
+                <w:rFonts w:ascii="Times New Roman" w:eastAsia="Times New Roman" w:hAnsi="Times New Roman" w:cs="Times New Roman"/>
+              </w:rPr>
+            </w:pPr>
+          </w:p>
+          <w:p>
+            <w:pPr>
+              <w:ind w:left="33"/>
               <w:rPr>
                 <w:rFonts w:ascii="Times New Roman" w:eastAsia="Times New Roman" w:hAnsi="Times New Roman" w:cs="Times New Roman"/>
               </w:rPr>
@@ -5652,14 +5275,15 @@
           </w:p>
           <w:p>
             <w:pPr>
-              <w:ind w:left="1080"/>
-              <w:rPr>
-                <w:rFonts w:ascii="Times New Roman" w:eastAsia="Times New Roman" w:hAnsi="Times New Roman" w:cs="Times New Roman"/>
-              </w:rPr>
-            </w:pPr>
-          </w:p>
-          <w:p>
-            <w:pPr>
+              <w:ind w:left="33"/>
+              <w:rPr>
+                <w:rFonts w:ascii="Times New Roman" w:eastAsia="Times New Roman" w:hAnsi="Times New Roman" w:cs="Times New Roman"/>
+              </w:rPr>
+            </w:pPr>
+          </w:p>
+          <w:p>
+            <w:pPr>
+              <w:ind w:left="33"/>
               <w:rPr>
                 <w:rFonts w:ascii="Times New Roman" w:eastAsia="Times New Roman" w:hAnsi="Times New Roman" w:cs="Times New Roman"/>
               </w:rPr>
@@ -5673,6 +5297,7 @@
           </w:p>
           <w:p>
             <w:pPr>
+              <w:ind w:left="33"/>
               <w:rPr>
                 <w:rFonts w:ascii="Times New Roman" w:eastAsia="Times New Roman" w:hAnsi="Times New Roman" w:cs="Times New Roman"/>
               </w:rPr>
@@ -5686,34 +5311,29 @@
           </w:p>
           <w:p>
             <w:pPr>
-              <w:rPr>
-                <w:rFonts w:ascii="Times New Roman" w:eastAsia="Times New Roman" w:hAnsi="Times New Roman" w:cs="Times New Roman"/>
-              </w:rPr>
-            </w:pPr>
-            <w:proofErr w:type="spellStart"/>
-            <w:r>
-              <w:rPr>
-                <w:rFonts w:ascii="Times New Roman" w:eastAsia="Times New Roman" w:hAnsi="Times New Roman" w:cs="Times New Roman"/>
-              </w:rPr>
-              <w:t>life_exp</w:t>
-            </w:r>
-            <w:proofErr w:type="spellEnd"/>
-            <w:r>
-              <w:rPr>
-                <w:rFonts w:ascii="Times New Roman" w:eastAsia="Times New Roman" w:hAnsi="Times New Roman" w:cs="Times New Roman"/>
-              </w:rPr>
-              <w:t xml:space="preserve"> &lt;- read.csv("C:\\Users\\hynda\\Downloads\\lifeexpectancy.csv")</w:t>
-            </w:r>
-          </w:p>
-          <w:p>
-            <w:pPr>
-              <w:rPr>
-                <w:rFonts w:ascii="Times New Roman" w:eastAsia="Times New Roman" w:hAnsi="Times New Roman" w:cs="Times New Roman"/>
-              </w:rPr>
-            </w:pPr>
-          </w:p>
-          <w:p>
-            <w:pPr>
+              <w:ind w:left="33"/>
+              <w:rPr>
+                <w:rFonts w:ascii="Times New Roman" w:eastAsia="Times New Roman" w:hAnsi="Times New Roman" w:cs="Times New Roman"/>
+              </w:rPr>
+            </w:pPr>
+            <w:r>
+              <w:rPr>
+                <w:rFonts w:ascii="Times New Roman" w:eastAsia="Times New Roman" w:hAnsi="Times New Roman" w:cs="Times New Roman"/>
+              </w:rPr>
+              <w:t>life_exp &lt;- read.csv("C:\\Users\\hynda\\Downloads\\lifeexpectancy.csv")</w:t>
+            </w:r>
+          </w:p>
+          <w:p>
+            <w:pPr>
+              <w:ind w:left="33"/>
+              <w:rPr>
+                <w:rFonts w:ascii="Times New Roman" w:eastAsia="Times New Roman" w:hAnsi="Times New Roman" w:cs="Times New Roman"/>
+              </w:rPr>
+            </w:pPr>
+          </w:p>
+          <w:p>
+            <w:pPr>
+              <w:ind w:left="33"/>
               <w:rPr>
                 <w:rFonts w:ascii="Times New Roman" w:eastAsia="Times New Roman" w:hAnsi="Times New Roman" w:cs="Times New Roman"/>
               </w:rPr>
@@ -5727,6 +5347,7 @@
           </w:p>
           <w:p>
             <w:pPr>
+              <w:ind w:left="33"/>
               <w:rPr>
                 <w:rFonts w:ascii="Times New Roman" w:eastAsia="Times New Roman" w:hAnsi="Times New Roman" w:cs="Times New Roman"/>
               </w:rPr>
@@ -5741,74 +5362,35 @@
           </w:p>
           <w:p>
             <w:pPr>
-              <w:rPr>
-                <w:rFonts w:ascii="Times New Roman" w:eastAsia="Times New Roman" w:hAnsi="Times New Roman" w:cs="Times New Roman"/>
-              </w:rPr>
-            </w:pPr>
-            <w:r>
-              <w:rPr>
-                <w:rFonts w:ascii="Times New Roman" w:eastAsia="Times New Roman" w:hAnsi="Times New Roman" w:cs="Times New Roman"/>
-              </w:rPr>
-              <w:t>cat("Columns:", paste(</w:t>
-            </w:r>
-            <w:proofErr w:type="spellStart"/>
-            <w:r>
-              <w:rPr>
-                <w:rFonts w:ascii="Times New Roman" w:eastAsia="Times New Roman" w:hAnsi="Times New Roman" w:cs="Times New Roman"/>
-              </w:rPr>
-              <w:t>colnames</w:t>
-            </w:r>
-            <w:proofErr w:type="spellEnd"/>
-            <w:r>
-              <w:rPr>
-                <w:rFonts w:ascii="Times New Roman" w:eastAsia="Times New Roman" w:hAnsi="Times New Roman" w:cs="Times New Roman"/>
-              </w:rPr>
-              <w:t>(drinks), collapse=", "), "\n")</w:t>
-            </w:r>
-          </w:p>
-          <w:p>
-            <w:pPr>
-              <w:rPr>
-                <w:rFonts w:ascii="Times New Roman" w:eastAsia="Times New Roman" w:hAnsi="Times New Roman" w:cs="Times New Roman"/>
-              </w:rPr>
-            </w:pPr>
-            <w:r>
-              <w:rPr>
-                <w:rFonts w:ascii="Times New Roman" w:eastAsia="Times New Roman" w:hAnsi="Times New Roman" w:cs="Times New Roman"/>
-              </w:rPr>
-              <w:t xml:space="preserve">cat("Dimensions:", </w:t>
-            </w:r>
-            <w:proofErr w:type="spellStart"/>
-            <w:r>
-              <w:rPr>
-                <w:rFonts w:ascii="Times New Roman" w:eastAsia="Times New Roman" w:hAnsi="Times New Roman" w:cs="Times New Roman"/>
-              </w:rPr>
-              <w:t>nrow</w:t>
-            </w:r>
-            <w:proofErr w:type="spellEnd"/>
-            <w:r>
-              <w:rPr>
-                <w:rFonts w:ascii="Times New Roman" w:eastAsia="Times New Roman" w:hAnsi="Times New Roman" w:cs="Times New Roman"/>
-              </w:rPr>
-              <w:t xml:space="preserve">(drinks), "rows x", </w:t>
-            </w:r>
-            <w:proofErr w:type="spellStart"/>
-            <w:r>
-              <w:rPr>
-                <w:rFonts w:ascii="Times New Roman" w:eastAsia="Times New Roman" w:hAnsi="Times New Roman" w:cs="Times New Roman"/>
-              </w:rPr>
-              <w:t>ncol</w:t>
-            </w:r>
-            <w:proofErr w:type="spellEnd"/>
-            <w:r>
-              <w:rPr>
-                <w:rFonts w:ascii="Times New Roman" w:eastAsia="Times New Roman" w:hAnsi="Times New Roman" w:cs="Times New Roman"/>
-              </w:rPr>
-              <w:t>(drinks), "columns\n\n")</w:t>
-            </w:r>
-          </w:p>
-          <w:p>
-            <w:pPr>
+              <w:ind w:left="33"/>
+              <w:rPr>
+                <w:rFonts w:ascii="Times New Roman" w:eastAsia="Times New Roman" w:hAnsi="Times New Roman" w:cs="Times New Roman"/>
+              </w:rPr>
+            </w:pPr>
+            <w:r>
+              <w:rPr>
+                <w:rFonts w:ascii="Times New Roman" w:eastAsia="Times New Roman" w:hAnsi="Times New Roman" w:cs="Times New Roman"/>
+              </w:rPr>
+              <w:t>cat("Columns:", paste(colnames(drinks), collapse=", "), "\n")</w:t>
+            </w:r>
+          </w:p>
+          <w:p>
+            <w:pPr>
+              <w:ind w:left="33"/>
+              <w:rPr>
+                <w:rFonts w:ascii="Times New Roman" w:eastAsia="Times New Roman" w:hAnsi="Times New Roman" w:cs="Times New Roman"/>
+              </w:rPr>
+            </w:pPr>
+            <w:r>
+              <w:rPr>
+                <w:rFonts w:ascii="Times New Roman" w:eastAsia="Times New Roman" w:hAnsi="Times New Roman" w:cs="Times New Roman"/>
+              </w:rPr>
+              <w:t>cat("Dimensions:", nrow(drinks), "rows x", ncol(drinks), "columns\n\n")</w:t>
+            </w:r>
+          </w:p>
+          <w:p>
+            <w:pPr>
+              <w:ind w:left="33"/>
               <w:rPr>
                 <w:rFonts w:ascii="Times New Roman" w:eastAsia="Times New Roman" w:hAnsi="Times New Roman" w:cs="Times New Roman"/>
               </w:rPr>
@@ -5822,6 +5404,7 @@
           </w:p>
           <w:p>
             <w:pPr>
+              <w:ind w:left="33"/>
               <w:rPr>
                 <w:rFonts w:ascii="Times New Roman" w:eastAsia="Times New Roman" w:hAnsi="Times New Roman" w:cs="Times New Roman"/>
               </w:rPr>
@@ -5835,13 +5418,15 @@
           </w:p>
           <w:p>
             <w:pPr>
-              <w:rPr>
-                <w:rFonts w:ascii="Times New Roman" w:eastAsia="Times New Roman" w:hAnsi="Times New Roman" w:cs="Times New Roman"/>
-              </w:rPr>
-            </w:pPr>
-          </w:p>
-          <w:p>
-            <w:pPr>
+              <w:ind w:left="33"/>
+              <w:rPr>
+                <w:rFonts w:ascii="Times New Roman" w:eastAsia="Times New Roman" w:hAnsi="Times New Roman" w:cs="Times New Roman"/>
+              </w:rPr>
+            </w:pPr>
+          </w:p>
+          <w:p>
+            <w:pPr>
+              <w:ind w:left="33"/>
               <w:rPr>
                 <w:rFonts w:ascii="Times New Roman" w:eastAsia="Times New Roman" w:hAnsi="Times New Roman" w:cs="Times New Roman"/>
               </w:rPr>
@@ -5855,6 +5440,7 @@
           </w:p>
           <w:p>
             <w:pPr>
+              <w:ind w:left="33"/>
               <w:rPr>
                 <w:rFonts w:ascii="Times New Roman" w:eastAsia="Times New Roman" w:hAnsi="Times New Roman" w:cs="Times New Roman"/>
               </w:rPr>
@@ -5868,177 +5454,71 @@
           </w:p>
           <w:p>
             <w:pPr>
-              <w:rPr>
-                <w:rFonts w:ascii="Times New Roman" w:eastAsia="Times New Roman" w:hAnsi="Times New Roman" w:cs="Times New Roman"/>
-              </w:rPr>
-            </w:pPr>
-            <w:r>
-              <w:rPr>
-                <w:rFonts w:ascii="Times New Roman" w:eastAsia="Times New Roman" w:hAnsi="Times New Roman" w:cs="Times New Roman"/>
-              </w:rPr>
-              <w:t>cat("Columns:", paste(</w:t>
-            </w:r>
-            <w:proofErr w:type="spellStart"/>
-            <w:r>
-              <w:rPr>
-                <w:rFonts w:ascii="Times New Roman" w:eastAsia="Times New Roman" w:hAnsi="Times New Roman" w:cs="Times New Roman"/>
-              </w:rPr>
-              <w:t>colnames</w:t>
-            </w:r>
-            <w:proofErr w:type="spellEnd"/>
-            <w:r>
-              <w:rPr>
-                <w:rFonts w:ascii="Times New Roman" w:eastAsia="Times New Roman" w:hAnsi="Times New Roman" w:cs="Times New Roman"/>
-              </w:rPr>
-              <w:t>(</w:t>
-            </w:r>
-            <w:proofErr w:type="spellStart"/>
-            <w:r>
-              <w:rPr>
-                <w:rFonts w:ascii="Times New Roman" w:eastAsia="Times New Roman" w:hAnsi="Times New Roman" w:cs="Times New Roman"/>
-              </w:rPr>
-              <w:t>life_exp</w:t>
-            </w:r>
-            <w:proofErr w:type="spellEnd"/>
-            <w:r>
-              <w:rPr>
-                <w:rFonts w:ascii="Times New Roman" w:eastAsia="Times New Roman" w:hAnsi="Times New Roman" w:cs="Times New Roman"/>
-              </w:rPr>
-              <w:t>), collapse=", "), "\n")</w:t>
-            </w:r>
-          </w:p>
-          <w:p>
-            <w:pPr>
-              <w:rPr>
-                <w:rFonts w:ascii="Times New Roman" w:eastAsia="Times New Roman" w:hAnsi="Times New Roman" w:cs="Times New Roman"/>
-              </w:rPr>
-            </w:pPr>
-            <w:r>
-              <w:rPr>
-                <w:rFonts w:ascii="Times New Roman" w:eastAsia="Times New Roman" w:hAnsi="Times New Roman" w:cs="Times New Roman"/>
-              </w:rPr>
-              <w:t xml:space="preserve">cat("Dimensions:", </w:t>
-            </w:r>
-            <w:proofErr w:type="spellStart"/>
-            <w:r>
-              <w:rPr>
-                <w:rFonts w:ascii="Times New Roman" w:eastAsia="Times New Roman" w:hAnsi="Times New Roman" w:cs="Times New Roman"/>
-              </w:rPr>
-              <w:t>nrow</w:t>
-            </w:r>
-            <w:proofErr w:type="spellEnd"/>
-            <w:r>
-              <w:rPr>
-                <w:rFonts w:ascii="Times New Roman" w:eastAsia="Times New Roman" w:hAnsi="Times New Roman" w:cs="Times New Roman"/>
-              </w:rPr>
-              <w:t>(</w:t>
-            </w:r>
-            <w:proofErr w:type="spellStart"/>
-            <w:r>
-              <w:rPr>
-                <w:rFonts w:ascii="Times New Roman" w:eastAsia="Times New Roman" w:hAnsi="Times New Roman" w:cs="Times New Roman"/>
-              </w:rPr>
-              <w:t>life_exp</w:t>
-            </w:r>
-            <w:proofErr w:type="spellEnd"/>
-            <w:r>
-              <w:rPr>
-                <w:rFonts w:ascii="Times New Roman" w:eastAsia="Times New Roman" w:hAnsi="Times New Roman" w:cs="Times New Roman"/>
-              </w:rPr>
-              <w:t xml:space="preserve">), "rows x", </w:t>
-            </w:r>
-            <w:proofErr w:type="spellStart"/>
-            <w:r>
-              <w:rPr>
-                <w:rFonts w:ascii="Times New Roman" w:eastAsia="Times New Roman" w:hAnsi="Times New Roman" w:cs="Times New Roman"/>
-              </w:rPr>
-              <w:t>ncol</w:t>
-            </w:r>
-            <w:proofErr w:type="spellEnd"/>
-            <w:r>
-              <w:rPr>
-                <w:rFonts w:ascii="Times New Roman" w:eastAsia="Times New Roman" w:hAnsi="Times New Roman" w:cs="Times New Roman"/>
-              </w:rPr>
-              <w:t>(</w:t>
-            </w:r>
-            <w:proofErr w:type="spellStart"/>
-            <w:r>
-              <w:rPr>
-                <w:rFonts w:ascii="Times New Roman" w:eastAsia="Times New Roman" w:hAnsi="Times New Roman" w:cs="Times New Roman"/>
-              </w:rPr>
-              <w:t>life_exp</w:t>
-            </w:r>
-            <w:proofErr w:type="spellEnd"/>
-            <w:r>
-              <w:rPr>
-                <w:rFonts w:ascii="Times New Roman" w:eastAsia="Times New Roman" w:hAnsi="Times New Roman" w:cs="Times New Roman"/>
-              </w:rPr>
-              <w:t>), "columns\n\n")</w:t>
-            </w:r>
-          </w:p>
-          <w:p>
-            <w:pPr>
-              <w:rPr>
-                <w:rFonts w:ascii="Times New Roman" w:eastAsia="Times New Roman" w:hAnsi="Times New Roman" w:cs="Times New Roman"/>
-              </w:rPr>
-            </w:pPr>
-            <w:r>
-              <w:rPr>
-                <w:rFonts w:ascii="Times New Roman" w:eastAsia="Times New Roman" w:hAnsi="Times New Roman" w:cs="Times New Roman"/>
-              </w:rPr>
-              <w:t>str(</w:t>
-            </w:r>
-            <w:proofErr w:type="spellStart"/>
-            <w:r>
-              <w:rPr>
-                <w:rFonts w:ascii="Times New Roman" w:eastAsia="Times New Roman" w:hAnsi="Times New Roman" w:cs="Times New Roman"/>
-              </w:rPr>
-              <w:t>life_exp</w:t>
-            </w:r>
-            <w:proofErr w:type="spellEnd"/>
-            <w:r>
-              <w:rPr>
-                <w:rFonts w:ascii="Times New Roman" w:eastAsia="Times New Roman" w:hAnsi="Times New Roman" w:cs="Times New Roman"/>
-              </w:rPr>
-              <w:t>)</w:t>
-            </w:r>
-          </w:p>
-          <w:p>
-            <w:pPr>
-              <w:rPr>
-                <w:rFonts w:ascii="Times New Roman" w:eastAsia="Times New Roman" w:hAnsi="Times New Roman" w:cs="Times New Roman"/>
-              </w:rPr>
-            </w:pPr>
-            <w:r>
-              <w:rPr>
-                <w:rFonts w:ascii="Times New Roman" w:eastAsia="Times New Roman" w:hAnsi="Times New Roman" w:cs="Times New Roman"/>
-              </w:rPr>
-              <w:t>summary(</w:t>
-            </w:r>
-            <w:proofErr w:type="spellStart"/>
-            <w:r>
-              <w:rPr>
-                <w:rFonts w:ascii="Times New Roman" w:eastAsia="Times New Roman" w:hAnsi="Times New Roman" w:cs="Times New Roman"/>
-              </w:rPr>
-              <w:t>life_exp</w:t>
-            </w:r>
-            <w:proofErr w:type="spellEnd"/>
-            <w:r>
-              <w:rPr>
-                <w:rFonts w:ascii="Times New Roman" w:eastAsia="Times New Roman" w:hAnsi="Times New Roman" w:cs="Times New Roman"/>
-              </w:rPr>
-              <w:t>)</w:t>
-            </w:r>
-          </w:p>
-          <w:p>
-            <w:pPr>
-              <w:rPr>
-                <w:rFonts w:ascii="Times New Roman" w:eastAsia="Times New Roman" w:hAnsi="Times New Roman" w:cs="Times New Roman"/>
-              </w:rPr>
-            </w:pPr>
-          </w:p>
-          <w:p>
-            <w:pPr>
+              <w:ind w:left="33"/>
+              <w:rPr>
+                <w:rFonts w:ascii="Times New Roman" w:eastAsia="Times New Roman" w:hAnsi="Times New Roman" w:cs="Times New Roman"/>
+              </w:rPr>
+            </w:pPr>
+            <w:r>
+              <w:rPr>
+                <w:rFonts w:ascii="Times New Roman" w:eastAsia="Times New Roman" w:hAnsi="Times New Roman" w:cs="Times New Roman"/>
+              </w:rPr>
+              <w:t>cat("Columns:", paste(colnames(life_exp), collapse=", "), "\n")</w:t>
+            </w:r>
+          </w:p>
+          <w:p>
+            <w:pPr>
+              <w:ind w:left="33"/>
+              <w:rPr>
+                <w:rFonts w:ascii="Times New Roman" w:eastAsia="Times New Roman" w:hAnsi="Times New Roman" w:cs="Times New Roman"/>
+              </w:rPr>
+            </w:pPr>
+            <w:r>
+              <w:rPr>
+                <w:rFonts w:ascii="Times New Roman" w:eastAsia="Times New Roman" w:hAnsi="Times New Roman" w:cs="Times New Roman"/>
+              </w:rPr>
+              <w:t>cat("Dimensions:", nrow(life_exp), "rows x", ncol(life_exp), "columns\n\n")</w:t>
+            </w:r>
+          </w:p>
+          <w:p>
+            <w:pPr>
+              <w:ind w:left="33"/>
+              <w:rPr>
+                <w:rFonts w:ascii="Times New Roman" w:eastAsia="Times New Roman" w:hAnsi="Times New Roman" w:cs="Times New Roman"/>
+              </w:rPr>
+            </w:pPr>
+            <w:r>
+              <w:rPr>
+                <w:rFonts w:ascii="Times New Roman" w:eastAsia="Times New Roman" w:hAnsi="Times New Roman" w:cs="Times New Roman"/>
+              </w:rPr>
+              <w:t>str(life_exp)</w:t>
+            </w:r>
+          </w:p>
+          <w:p>
+            <w:pPr>
+              <w:ind w:left="33"/>
+              <w:rPr>
+                <w:rFonts w:ascii="Times New Roman" w:eastAsia="Times New Roman" w:hAnsi="Times New Roman" w:cs="Times New Roman"/>
+              </w:rPr>
+            </w:pPr>
+            <w:r>
+              <w:rPr>
+                <w:rFonts w:ascii="Times New Roman" w:eastAsia="Times New Roman" w:hAnsi="Times New Roman" w:cs="Times New Roman"/>
+              </w:rPr>
+              <w:t>summary(life_exp)</w:t>
+            </w:r>
+          </w:p>
+          <w:p>
+            <w:pPr>
+              <w:ind w:left="33"/>
+              <w:rPr>
+                <w:rFonts w:ascii="Times New Roman" w:eastAsia="Times New Roman" w:hAnsi="Times New Roman" w:cs="Times New Roman"/>
+              </w:rPr>
+            </w:pPr>
+          </w:p>
+          <w:p>
+            <w:pPr>
+              <w:ind w:left="33"/>
               <w:rPr>
                 <w:rFonts w:ascii="Times New Roman" w:eastAsia="Times New Roman" w:hAnsi="Times New Roman" w:cs="Times New Roman"/>
               </w:rPr>
@@ -6052,6 +5532,7 @@
           </w:p>
           <w:p>
             <w:pPr>
+              <w:ind w:left="33"/>
               <w:rPr>
                 <w:rFonts w:ascii="Times New Roman" w:eastAsia="Times New Roman" w:hAnsi="Times New Roman" w:cs="Times New Roman"/>
               </w:rPr>
@@ -6065,6 +5546,7 @@
           </w:p>
           <w:p>
             <w:pPr>
+              <w:ind w:left="33"/>
               <w:rPr>
                 <w:rFonts w:ascii="Times New Roman" w:eastAsia="Times New Roman" w:hAnsi="Times New Roman" w:cs="Times New Roman"/>
               </w:rPr>
@@ -6078,40 +5560,29 @@
           </w:p>
           <w:p>
             <w:pPr>
-              <w:rPr>
-                <w:rFonts w:ascii="Times New Roman" w:eastAsia="Times New Roman" w:hAnsi="Times New Roman" w:cs="Times New Roman"/>
-              </w:rPr>
-            </w:pPr>
-            <w:r>
-              <w:rPr>
-                <w:rFonts w:ascii="Times New Roman" w:eastAsia="Times New Roman" w:hAnsi="Times New Roman" w:cs="Times New Roman"/>
-              </w:rPr>
-              <w:t>cat("Missing values in life expectancy:", sum(is.na(</w:t>
-            </w:r>
-            <w:proofErr w:type="spellStart"/>
-            <w:r>
-              <w:rPr>
-                <w:rFonts w:ascii="Times New Roman" w:eastAsia="Times New Roman" w:hAnsi="Times New Roman" w:cs="Times New Roman"/>
-              </w:rPr>
-              <w:t>life_exp</w:t>
-            </w:r>
-            <w:proofErr w:type="spellEnd"/>
-            <w:r>
-              <w:rPr>
-                <w:rFonts w:ascii="Times New Roman" w:eastAsia="Times New Roman" w:hAnsi="Times New Roman" w:cs="Times New Roman"/>
-              </w:rPr>
-              <w:t>)), "\n\n")</w:t>
-            </w:r>
-          </w:p>
-          <w:p>
-            <w:pPr>
-              <w:rPr>
-                <w:rFonts w:ascii="Times New Roman" w:eastAsia="Times New Roman" w:hAnsi="Times New Roman" w:cs="Times New Roman"/>
-              </w:rPr>
-            </w:pPr>
-          </w:p>
-          <w:p>
-            <w:pPr>
+              <w:ind w:left="33"/>
+              <w:rPr>
+                <w:rFonts w:ascii="Times New Roman" w:eastAsia="Times New Roman" w:hAnsi="Times New Roman" w:cs="Times New Roman"/>
+              </w:rPr>
+            </w:pPr>
+            <w:r>
+              <w:rPr>
+                <w:rFonts w:ascii="Times New Roman" w:eastAsia="Times New Roman" w:hAnsi="Times New Roman" w:cs="Times New Roman"/>
+              </w:rPr>
+              <w:t>cat("Missing values in life expectancy:", sum(is.na(life_exp)), "\n\n")</w:t>
+            </w:r>
+          </w:p>
+          <w:p>
+            <w:pPr>
+              <w:ind w:left="33"/>
+              <w:rPr>
+                <w:rFonts w:ascii="Times New Roman" w:eastAsia="Times New Roman" w:hAnsi="Times New Roman" w:cs="Times New Roman"/>
+              </w:rPr>
+            </w:pPr>
+          </w:p>
+          <w:p>
+            <w:pPr>
+              <w:ind w:left="33"/>
               <w:rPr>
                 <w:rFonts w:ascii="Times New Roman" w:eastAsia="Times New Roman" w:hAnsi="Times New Roman" w:cs="Times New Roman"/>
               </w:rPr>
@@ -6125,23 +5596,21 @@
           </w:p>
           <w:p>
             <w:pPr>
-              <w:rPr>
-                <w:rFonts w:ascii="Times New Roman" w:eastAsia="Times New Roman" w:hAnsi="Times New Roman" w:cs="Times New Roman"/>
-                <w:b/>
-                <w:bCs/>
-              </w:rPr>
-            </w:pPr>
-            <w:r>
-              <w:rPr>
-                <w:rFonts w:ascii="Times New Roman" w:eastAsia="Times New Roman" w:hAnsi="Times New Roman" w:cs="Times New Roman"/>
-                <w:b/>
-                <w:bCs/>
-              </w:rPr>
-              <w:t># 2. DATA MERGING</w:t>
-            </w:r>
-          </w:p>
-          <w:p>
-            <w:pPr>
+              <w:ind w:left="33"/>
+              <w:rPr>
+                <w:rFonts w:ascii="Times New Roman" w:eastAsia="Times New Roman" w:hAnsi="Times New Roman" w:cs="Times New Roman"/>
+              </w:rPr>
+            </w:pPr>
+            <w:r>
+              <w:rPr>
+                <w:rFonts w:ascii="Times New Roman" w:eastAsia="Times New Roman" w:hAnsi="Times New Roman" w:cs="Times New Roman"/>
+              </w:rPr>
+              <w:t># 2. DATA MERGING (FILTERING FOR YEAR 2013 AND MALE ONLY)</w:t>
+            </w:r>
+          </w:p>
+          <w:p>
+            <w:pPr>
+              <w:ind w:left="33"/>
               <w:rPr>
                 <w:rFonts w:ascii="Times New Roman" w:eastAsia="Times New Roman" w:hAnsi="Times New Roman" w:cs="Times New Roman"/>
               </w:rPr>
@@ -6155,458 +5624,303 @@
           </w:p>
           <w:p>
             <w:pPr>
-              <w:rPr>
-                <w:rFonts w:ascii="Times New Roman" w:eastAsia="Times New Roman" w:hAnsi="Times New Roman" w:cs="Times New Roman"/>
-              </w:rPr>
-            </w:pPr>
-          </w:p>
-          <w:p>
-            <w:pPr>
-              <w:rPr>
-                <w:rFonts w:ascii="Times New Roman" w:eastAsia="Times New Roman" w:hAnsi="Times New Roman" w:cs="Times New Roman"/>
-              </w:rPr>
-            </w:pPr>
-            <w:r>
-              <w:rPr>
-                <w:rFonts w:ascii="Times New Roman" w:eastAsia="Times New Roman" w:hAnsi="Times New Roman" w:cs="Times New Roman"/>
-              </w:rPr>
-              <w:t>cat("=== MERGING DATASETS ===\n\n")</w:t>
-            </w:r>
-          </w:p>
-          <w:p>
-            <w:pPr>
-              <w:rPr>
-                <w:rFonts w:ascii="Times New Roman" w:eastAsia="Times New Roman" w:hAnsi="Times New Roman" w:cs="Times New Roman"/>
-              </w:rPr>
-            </w:pPr>
-          </w:p>
-          <w:p>
-            <w:pPr>
-              <w:rPr>
-                <w:rFonts w:ascii="Times New Roman" w:eastAsia="Times New Roman" w:hAnsi="Times New Roman" w:cs="Times New Roman"/>
-              </w:rPr>
-            </w:pPr>
-            <w:r>
-              <w:rPr>
-                <w:rFonts w:ascii="Times New Roman" w:eastAsia="Times New Roman" w:hAnsi="Times New Roman" w:cs="Times New Roman"/>
-              </w:rPr>
-              <w:t># Merge the two datasets by country</w:t>
-            </w:r>
-          </w:p>
-          <w:p>
-            <w:pPr>
-              <w:rPr>
-                <w:rFonts w:ascii="Times New Roman" w:eastAsia="Times New Roman" w:hAnsi="Times New Roman" w:cs="Times New Roman"/>
-              </w:rPr>
-            </w:pPr>
-            <w:r>
-              <w:rPr>
-                <w:rFonts w:ascii="Times New Roman" w:eastAsia="Times New Roman" w:hAnsi="Times New Roman" w:cs="Times New Roman"/>
-              </w:rPr>
-              <w:t># IMPORTANT: Adjust column names based on your actual data</w:t>
-            </w:r>
-          </w:p>
-          <w:p>
-            <w:pPr>
-              <w:rPr>
-                <w:rFonts w:ascii="Times New Roman" w:eastAsia="Times New Roman" w:hAnsi="Times New Roman" w:cs="Times New Roman"/>
-              </w:rPr>
-            </w:pPr>
-            <w:r>
-              <w:rPr>
-                <w:rFonts w:ascii="Times New Roman" w:eastAsia="Times New Roman" w:hAnsi="Times New Roman" w:cs="Times New Roman"/>
-              </w:rPr>
-              <w:t># Common variations in drinks.csv: "country" or "Country"</w:t>
-            </w:r>
-          </w:p>
-          <w:p>
-            <w:pPr>
-              <w:rPr>
-                <w:rFonts w:ascii="Times New Roman" w:eastAsia="Times New Roman" w:hAnsi="Times New Roman" w:cs="Times New Roman"/>
-              </w:rPr>
-            </w:pPr>
-            <w:r>
-              <w:rPr>
-                <w:rFonts w:ascii="Times New Roman" w:eastAsia="Times New Roman" w:hAnsi="Times New Roman" w:cs="Times New Roman"/>
-              </w:rPr>
-              <w:t># Common variations in life expectancy: "Country", "country", "</w:t>
-            </w:r>
-            <w:proofErr w:type="spellStart"/>
-            <w:r>
-              <w:rPr>
-                <w:rFonts w:ascii="Times New Roman" w:eastAsia="Times New Roman" w:hAnsi="Times New Roman" w:cs="Times New Roman"/>
-              </w:rPr>
-              <w:t>country_name</w:t>
-            </w:r>
-            <w:proofErr w:type="spellEnd"/>
-            <w:r>
-              <w:rPr>
-                <w:rFonts w:ascii="Times New Roman" w:eastAsia="Times New Roman" w:hAnsi="Times New Roman" w:cs="Times New Roman"/>
-              </w:rPr>
-              <w:t>"</w:t>
-            </w:r>
-          </w:p>
-          <w:p>
-            <w:pPr>
-              <w:rPr>
-                <w:rFonts w:ascii="Times New Roman" w:eastAsia="Times New Roman" w:hAnsi="Times New Roman" w:cs="Times New Roman"/>
-              </w:rPr>
-            </w:pPr>
-          </w:p>
-          <w:p>
-            <w:pPr>
-              <w:rPr>
-                <w:rFonts w:ascii="Times New Roman" w:eastAsia="Times New Roman" w:hAnsi="Times New Roman" w:cs="Times New Roman"/>
-              </w:rPr>
-            </w:pPr>
-            <w:r>
-              <w:rPr>
-                <w:rFonts w:ascii="Times New Roman" w:eastAsia="Times New Roman" w:hAnsi="Times New Roman" w:cs="Times New Roman"/>
-              </w:rPr>
-              <w:t># Check column names to determine merge keys</w:t>
-            </w:r>
-          </w:p>
-          <w:p>
-            <w:pPr>
-              <w:rPr>
-                <w:rFonts w:ascii="Times New Roman" w:eastAsia="Times New Roman" w:hAnsi="Times New Roman" w:cs="Times New Roman"/>
-              </w:rPr>
-            </w:pPr>
-            <w:r>
-              <w:rPr>
-                <w:rFonts w:ascii="Times New Roman" w:eastAsia="Times New Roman" w:hAnsi="Times New Roman" w:cs="Times New Roman"/>
-              </w:rPr>
-              <w:t xml:space="preserve">cat("Drinks column names:", </w:t>
-            </w:r>
-            <w:proofErr w:type="spellStart"/>
-            <w:r>
-              <w:rPr>
-                <w:rFonts w:ascii="Times New Roman" w:eastAsia="Times New Roman" w:hAnsi="Times New Roman" w:cs="Times New Roman"/>
-              </w:rPr>
-              <w:t>colnames</w:t>
-            </w:r>
-            <w:proofErr w:type="spellEnd"/>
-            <w:r>
-              <w:rPr>
-                <w:rFonts w:ascii="Times New Roman" w:eastAsia="Times New Roman" w:hAnsi="Times New Roman" w:cs="Times New Roman"/>
-              </w:rPr>
-              <w:t>(drinks), "\n")</w:t>
-            </w:r>
-          </w:p>
-          <w:p>
-            <w:pPr>
-              <w:rPr>
-                <w:rFonts w:ascii="Times New Roman" w:eastAsia="Times New Roman" w:hAnsi="Times New Roman" w:cs="Times New Roman"/>
-              </w:rPr>
-            </w:pPr>
-            <w:r>
-              <w:rPr>
-                <w:rFonts w:ascii="Times New Roman" w:eastAsia="Times New Roman" w:hAnsi="Times New Roman" w:cs="Times New Roman"/>
-              </w:rPr>
-              <w:t xml:space="preserve">cat("Life expectancy column names:", </w:t>
-            </w:r>
-            <w:proofErr w:type="spellStart"/>
-            <w:r>
-              <w:rPr>
-                <w:rFonts w:ascii="Times New Roman" w:eastAsia="Times New Roman" w:hAnsi="Times New Roman" w:cs="Times New Roman"/>
-              </w:rPr>
-              <w:t>colnames</w:t>
-            </w:r>
-            <w:proofErr w:type="spellEnd"/>
-            <w:r>
-              <w:rPr>
-                <w:rFonts w:ascii="Times New Roman" w:eastAsia="Times New Roman" w:hAnsi="Times New Roman" w:cs="Times New Roman"/>
-              </w:rPr>
-              <w:t>(</w:t>
-            </w:r>
-            <w:proofErr w:type="spellStart"/>
-            <w:r>
-              <w:rPr>
-                <w:rFonts w:ascii="Times New Roman" w:eastAsia="Times New Roman" w:hAnsi="Times New Roman" w:cs="Times New Roman"/>
-              </w:rPr>
-              <w:t>life_exp</w:t>
-            </w:r>
-            <w:proofErr w:type="spellEnd"/>
-            <w:r>
-              <w:rPr>
-                <w:rFonts w:ascii="Times New Roman" w:eastAsia="Times New Roman" w:hAnsi="Times New Roman" w:cs="Times New Roman"/>
-              </w:rPr>
-              <w:t>), "\n\n")</w:t>
-            </w:r>
-          </w:p>
-          <w:p>
-            <w:pPr>
-              <w:rPr>
-                <w:rFonts w:ascii="Times New Roman" w:eastAsia="Times New Roman" w:hAnsi="Times New Roman" w:cs="Times New Roman"/>
-              </w:rPr>
-            </w:pPr>
-          </w:p>
-          <w:p>
-            <w:pPr>
-              <w:rPr>
-                <w:rFonts w:ascii="Times New Roman" w:eastAsia="Times New Roman" w:hAnsi="Times New Roman" w:cs="Times New Roman"/>
-              </w:rPr>
-            </w:pPr>
-            <w:r>
-              <w:rPr>
-                <w:rFonts w:ascii="Times New Roman" w:eastAsia="Times New Roman" w:hAnsi="Times New Roman" w:cs="Times New Roman"/>
-              </w:rPr>
-              <w:t xml:space="preserve"># Merge - adjust the </w:t>
-            </w:r>
-            <w:proofErr w:type="spellStart"/>
-            <w:r>
-              <w:rPr>
-                <w:rFonts w:ascii="Times New Roman" w:eastAsia="Times New Roman" w:hAnsi="Times New Roman" w:cs="Times New Roman"/>
-              </w:rPr>
-              <w:t>by.x</w:t>
-            </w:r>
-            <w:proofErr w:type="spellEnd"/>
-            <w:r>
-              <w:rPr>
-                <w:rFonts w:ascii="Times New Roman" w:eastAsia="Times New Roman" w:hAnsi="Times New Roman" w:cs="Times New Roman"/>
-              </w:rPr>
-              <w:t xml:space="preserve"> and </w:t>
-            </w:r>
-            <w:proofErr w:type="spellStart"/>
-            <w:r>
-              <w:rPr>
-                <w:rFonts w:ascii="Times New Roman" w:eastAsia="Times New Roman" w:hAnsi="Times New Roman" w:cs="Times New Roman"/>
-              </w:rPr>
-              <w:t>by.y</w:t>
-            </w:r>
-            <w:proofErr w:type="spellEnd"/>
-            <w:r>
-              <w:rPr>
-                <w:rFonts w:ascii="Times New Roman" w:eastAsia="Times New Roman" w:hAnsi="Times New Roman" w:cs="Times New Roman"/>
-              </w:rPr>
-              <w:t xml:space="preserve"> parameters to match your actual column names</w:t>
-            </w:r>
-          </w:p>
-          <w:p>
-            <w:pPr>
-              <w:rPr>
-                <w:rFonts w:ascii="Times New Roman" w:eastAsia="Times New Roman" w:hAnsi="Times New Roman" w:cs="Times New Roman"/>
-              </w:rPr>
-            </w:pPr>
-            <w:r>
-              <w:rPr>
-                <w:rFonts w:ascii="Times New Roman" w:eastAsia="Times New Roman" w:hAnsi="Times New Roman" w:cs="Times New Roman"/>
-              </w:rPr>
-              <w:t xml:space="preserve"># Example assuming drinks has "country" and </w:t>
-            </w:r>
-            <w:proofErr w:type="spellStart"/>
-            <w:r>
-              <w:rPr>
-                <w:rFonts w:ascii="Times New Roman" w:eastAsia="Times New Roman" w:hAnsi="Times New Roman" w:cs="Times New Roman"/>
-              </w:rPr>
-              <w:t>life_exp</w:t>
-            </w:r>
-            <w:proofErr w:type="spellEnd"/>
-            <w:r>
-              <w:rPr>
-                <w:rFonts w:ascii="Times New Roman" w:eastAsia="Times New Roman" w:hAnsi="Times New Roman" w:cs="Times New Roman"/>
-              </w:rPr>
-              <w:t xml:space="preserve"> has "</w:t>
-            </w:r>
-            <w:proofErr w:type="spellStart"/>
-            <w:r>
-              <w:rPr>
-                <w:rFonts w:ascii="Times New Roman" w:eastAsia="Times New Roman" w:hAnsi="Times New Roman" w:cs="Times New Roman"/>
-              </w:rPr>
-              <w:t>CountryDisplay</w:t>
-            </w:r>
-            <w:proofErr w:type="spellEnd"/>
-            <w:r>
-              <w:rPr>
-                <w:rFonts w:ascii="Times New Roman" w:eastAsia="Times New Roman" w:hAnsi="Times New Roman" w:cs="Times New Roman"/>
-              </w:rPr>
-              <w:t>"</w:t>
-            </w:r>
-          </w:p>
-          <w:p>
-            <w:pPr>
-              <w:rPr>
-                <w:rFonts w:ascii="Times New Roman" w:eastAsia="Times New Roman" w:hAnsi="Times New Roman" w:cs="Times New Roman"/>
-              </w:rPr>
-            </w:pPr>
-            <w:proofErr w:type="spellStart"/>
-            <w:r>
-              <w:rPr>
-                <w:rFonts w:ascii="Times New Roman" w:eastAsia="Times New Roman" w:hAnsi="Times New Roman" w:cs="Times New Roman"/>
-              </w:rPr>
-              <w:t>data_merged</w:t>
-            </w:r>
-            <w:proofErr w:type="spellEnd"/>
-            <w:r>
-              <w:rPr>
-                <w:rFonts w:ascii="Times New Roman" w:eastAsia="Times New Roman" w:hAnsi="Times New Roman" w:cs="Times New Roman"/>
-              </w:rPr>
-              <w:t xml:space="preserve"> &lt;- merge(drinks, </w:t>
-            </w:r>
-            <w:proofErr w:type="spellStart"/>
-            <w:r>
-              <w:rPr>
-                <w:rFonts w:ascii="Times New Roman" w:eastAsia="Times New Roman" w:hAnsi="Times New Roman" w:cs="Times New Roman"/>
-              </w:rPr>
-              <w:t>life_exp</w:t>
-            </w:r>
-            <w:proofErr w:type="spellEnd"/>
-            <w:r>
-              <w:rPr>
-                <w:rFonts w:ascii="Times New Roman" w:eastAsia="Times New Roman" w:hAnsi="Times New Roman" w:cs="Times New Roman"/>
-              </w:rPr>
-              <w:t xml:space="preserve">, </w:t>
-            </w:r>
-            <w:proofErr w:type="spellStart"/>
-            <w:r>
-              <w:rPr>
-                <w:rFonts w:ascii="Times New Roman" w:eastAsia="Times New Roman" w:hAnsi="Times New Roman" w:cs="Times New Roman"/>
-              </w:rPr>
-              <w:t>by.x</w:t>
-            </w:r>
-            <w:proofErr w:type="spellEnd"/>
-            <w:r>
-              <w:rPr>
-                <w:rFonts w:ascii="Times New Roman" w:eastAsia="Times New Roman" w:hAnsi="Times New Roman" w:cs="Times New Roman"/>
-              </w:rPr>
-              <w:t xml:space="preserve"> = "country", </w:t>
-            </w:r>
-            <w:proofErr w:type="spellStart"/>
-            <w:r>
-              <w:rPr>
-                <w:rFonts w:ascii="Times New Roman" w:eastAsia="Times New Roman" w:hAnsi="Times New Roman" w:cs="Times New Roman"/>
-              </w:rPr>
-              <w:t>by.y</w:t>
-            </w:r>
-            <w:proofErr w:type="spellEnd"/>
-            <w:r>
-              <w:rPr>
-                <w:rFonts w:ascii="Times New Roman" w:eastAsia="Times New Roman" w:hAnsi="Times New Roman" w:cs="Times New Roman"/>
-              </w:rPr>
-              <w:t xml:space="preserve"> = "</w:t>
-            </w:r>
-            <w:proofErr w:type="spellStart"/>
-            <w:r>
-              <w:rPr>
-                <w:rFonts w:ascii="Times New Roman" w:eastAsia="Times New Roman" w:hAnsi="Times New Roman" w:cs="Times New Roman"/>
-              </w:rPr>
-              <w:t>CountryDisplay</w:t>
-            </w:r>
-            <w:proofErr w:type="spellEnd"/>
-            <w:r>
-              <w:rPr>
-                <w:rFonts w:ascii="Times New Roman" w:eastAsia="Times New Roman" w:hAnsi="Times New Roman" w:cs="Times New Roman"/>
-              </w:rPr>
-              <w:t>", all = FALSE)</w:t>
-            </w:r>
-          </w:p>
-          <w:p>
-            <w:pPr>
-              <w:rPr>
-                <w:rFonts w:ascii="Times New Roman" w:eastAsia="Times New Roman" w:hAnsi="Times New Roman" w:cs="Times New Roman"/>
-              </w:rPr>
-            </w:pPr>
-          </w:p>
-          <w:p>
-            <w:pPr>
-              <w:rPr>
-                <w:rFonts w:ascii="Times New Roman" w:eastAsia="Times New Roman" w:hAnsi="Times New Roman" w:cs="Times New Roman"/>
-              </w:rPr>
-            </w:pPr>
-            <w:r>
-              <w:rPr>
-                <w:rFonts w:ascii="Times New Roman" w:eastAsia="Times New Roman" w:hAnsi="Times New Roman" w:cs="Times New Roman"/>
-              </w:rPr>
-              <w:t xml:space="preserve">cat("Number of countries after merge:", </w:t>
-            </w:r>
-            <w:proofErr w:type="spellStart"/>
-            <w:r>
-              <w:rPr>
-                <w:rFonts w:ascii="Times New Roman" w:eastAsia="Times New Roman" w:hAnsi="Times New Roman" w:cs="Times New Roman"/>
-              </w:rPr>
-              <w:t>nrow</w:t>
-            </w:r>
-            <w:proofErr w:type="spellEnd"/>
-            <w:r>
-              <w:rPr>
-                <w:rFonts w:ascii="Times New Roman" w:eastAsia="Times New Roman" w:hAnsi="Times New Roman" w:cs="Times New Roman"/>
-              </w:rPr>
-              <w:t>(</w:t>
-            </w:r>
-            <w:proofErr w:type="spellStart"/>
-            <w:r>
-              <w:rPr>
-                <w:rFonts w:ascii="Times New Roman" w:eastAsia="Times New Roman" w:hAnsi="Times New Roman" w:cs="Times New Roman"/>
-              </w:rPr>
-              <w:t>data_merged</w:t>
-            </w:r>
-            <w:proofErr w:type="spellEnd"/>
-            <w:r>
-              <w:rPr>
-                <w:rFonts w:ascii="Times New Roman" w:eastAsia="Times New Roman" w:hAnsi="Times New Roman" w:cs="Times New Roman"/>
-              </w:rPr>
-              <w:t>), "\n\n")</w:t>
-            </w:r>
-          </w:p>
-          <w:p>
-            <w:pPr>
-              <w:rPr>
-                <w:rFonts w:ascii="Times New Roman" w:eastAsia="Times New Roman" w:hAnsi="Times New Roman" w:cs="Times New Roman"/>
-              </w:rPr>
-            </w:pPr>
-          </w:p>
-          <w:p>
-            <w:pPr>
-              <w:rPr>
-                <w:rFonts w:ascii="Times New Roman" w:eastAsia="Times New Roman" w:hAnsi="Times New Roman" w:cs="Times New Roman"/>
-              </w:rPr>
-            </w:pPr>
-          </w:p>
-          <w:p>
-            <w:pPr>
-              <w:rPr>
-                <w:rFonts w:ascii="Times New Roman" w:eastAsia="Times New Roman" w:hAnsi="Times New Roman" w:cs="Times New Roman"/>
-              </w:rPr>
-            </w:pPr>
-          </w:p>
-          <w:p>
-            <w:pPr>
-              <w:rPr>
-                <w:rFonts w:ascii="Times New Roman" w:eastAsia="Times New Roman" w:hAnsi="Times New Roman" w:cs="Times New Roman"/>
-              </w:rPr>
-            </w:pPr>
-          </w:p>
-          <w:p>
-            <w:pPr>
-              <w:rPr>
-                <w:rFonts w:ascii="Times New Roman" w:eastAsia="Times New Roman" w:hAnsi="Times New Roman" w:cs="Times New Roman"/>
-              </w:rPr>
-            </w:pPr>
-          </w:p>
-          <w:p>
-            <w:pPr>
-              <w:rPr>
-                <w:rFonts w:ascii="Times New Roman" w:eastAsia="Times New Roman" w:hAnsi="Times New Roman" w:cs="Times New Roman"/>
-              </w:rPr>
-            </w:pPr>
-          </w:p>
-          <w:p>
-            <w:pPr>
-              <w:rPr>
-                <w:rFonts w:ascii="Times New Roman" w:eastAsia="Times New Roman" w:hAnsi="Times New Roman" w:cs="Times New Roman"/>
-              </w:rPr>
-            </w:pPr>
-          </w:p>
-          <w:p>
-            <w:pPr>
-              <w:ind w:left="-109"/>
-              <w:rPr>
-                <w:rFonts w:ascii="Times New Roman" w:eastAsia="Times New Roman" w:hAnsi="Times New Roman" w:cs="Times New Roman"/>
-              </w:rPr>
-            </w:pPr>
-          </w:p>
-          <w:p>
-            <w:pPr>
+              <w:ind w:left="33"/>
+              <w:rPr>
+                <w:rFonts w:ascii="Times New Roman" w:eastAsia="Times New Roman" w:hAnsi="Times New Roman" w:cs="Times New Roman"/>
+              </w:rPr>
+            </w:pPr>
+          </w:p>
+          <w:p>
+            <w:pPr>
+              <w:ind w:left="33"/>
+              <w:rPr>
+                <w:rFonts w:ascii="Times New Roman" w:eastAsia="Times New Roman" w:hAnsi="Times New Roman" w:cs="Times New Roman"/>
+              </w:rPr>
+            </w:pPr>
+            <w:r>
+              <w:rPr>
+                <w:rFonts w:ascii="Times New Roman" w:eastAsia="Times New Roman" w:hAnsi="Times New Roman" w:cs="Times New Roman"/>
+              </w:rPr>
+              <w:t>cat("=== FILTERING LIFE EXPECTANCY FOR YEAR 2013 AND MALE ===\n\n")</w:t>
+            </w:r>
+          </w:p>
+          <w:p>
+            <w:pPr>
+              <w:ind w:left="33"/>
+              <w:rPr>
+                <w:rFonts w:ascii="Times New Roman" w:eastAsia="Times New Roman" w:hAnsi="Times New Roman" w:cs="Times New Roman"/>
+              </w:rPr>
+            </w:pPr>
+          </w:p>
+          <w:p>
+            <w:pPr>
+              <w:ind w:left="33"/>
+              <w:rPr>
+                <w:rFonts w:ascii="Times New Roman" w:eastAsia="Times New Roman" w:hAnsi="Times New Roman" w:cs="Times New Roman"/>
+              </w:rPr>
+            </w:pPr>
+            <w:r>
+              <w:rPr>
+                <w:rFonts w:ascii="Times New Roman" w:eastAsia="Times New Roman" w:hAnsi="Times New Roman" w:cs="Times New Roman"/>
+              </w:rPr>
+              <w:t>base_year &lt;- 2013</w:t>
+            </w:r>
+          </w:p>
+          <w:p>
+            <w:pPr>
+              <w:ind w:left="33"/>
+              <w:rPr>
+                <w:rFonts w:ascii="Times New Roman" w:eastAsia="Times New Roman" w:hAnsi="Times New Roman" w:cs="Times New Roman"/>
+              </w:rPr>
+            </w:pPr>
+            <w:r>
+              <w:rPr>
+                <w:rFonts w:ascii="Times New Roman" w:eastAsia="Times New Roman" w:hAnsi="Times New Roman" w:cs="Times New Roman"/>
+              </w:rPr>
+              <w:t>sex_filter &lt;- "Male"  # Filter for males</w:t>
+            </w:r>
+          </w:p>
+          <w:p>
+            <w:pPr>
+              <w:ind w:left="33"/>
+              <w:rPr>
+                <w:rFonts w:ascii="Times New Roman" w:eastAsia="Times New Roman" w:hAnsi="Times New Roman" w:cs="Times New Roman"/>
+              </w:rPr>
+            </w:pPr>
+            <w:r>
+              <w:rPr>
+                <w:rFonts w:ascii="Times New Roman" w:eastAsia="Times New Roman" w:hAnsi="Times New Roman" w:cs="Times New Roman"/>
+              </w:rPr>
+              <w:t>ghofilter &lt;- "Life expectancy at birth (years)"</w:t>
+            </w:r>
+          </w:p>
+          <w:p>
+            <w:pPr>
+              <w:ind w:left="33"/>
+              <w:rPr>
+                <w:rFonts w:ascii="Times New Roman" w:eastAsia="Times New Roman" w:hAnsi="Times New Roman" w:cs="Times New Roman"/>
+              </w:rPr>
+            </w:pPr>
+          </w:p>
+          <w:p>
+            <w:pPr>
+              <w:ind w:left="33"/>
+              <w:rPr>
+                <w:rFonts w:ascii="Times New Roman" w:eastAsia="Times New Roman" w:hAnsi="Times New Roman" w:cs="Times New Roman"/>
+              </w:rPr>
+            </w:pPr>
+            <w:r>
+              <w:rPr>
+                <w:rFonts w:ascii="Times New Roman" w:eastAsia="Times New Roman" w:hAnsi="Times New Roman" w:cs="Times New Roman"/>
+              </w:rPr>
+              <w:t># Check the column names for sex and year</w:t>
+            </w:r>
+          </w:p>
+          <w:p>
+            <w:pPr>
+              <w:ind w:left="33"/>
+              <w:rPr>
+                <w:rFonts w:ascii="Times New Roman" w:eastAsia="Times New Roman" w:hAnsi="Times New Roman" w:cs="Times New Roman"/>
+              </w:rPr>
+            </w:pPr>
+            <w:r>
+              <w:rPr>
+                <w:rFonts w:ascii="Times New Roman" w:eastAsia="Times New Roman" w:hAnsi="Times New Roman" w:cs="Times New Roman"/>
+              </w:rPr>
+              <w:t>cat("Life expectancy columns:", colnames(life_exp), "\n\n")</w:t>
+            </w:r>
+          </w:p>
+          <w:p>
+            <w:pPr>
+              <w:ind w:left="33"/>
+              <w:rPr>
+                <w:rFonts w:ascii="Times New Roman" w:eastAsia="Times New Roman" w:hAnsi="Times New Roman" w:cs="Times New Roman"/>
+              </w:rPr>
+            </w:pPr>
+          </w:p>
+          <w:p>
+            <w:pPr>
+              <w:ind w:left="33"/>
+              <w:rPr>
+                <w:rFonts w:ascii="Times New Roman" w:eastAsia="Times New Roman" w:hAnsi="Times New Roman" w:cs="Times New Roman"/>
+              </w:rPr>
+            </w:pPr>
+            <w:r>
+              <w:rPr>
+                <w:rFonts w:ascii="Times New Roman" w:eastAsia="Times New Roman" w:hAnsi="Times New Roman" w:cs="Times New Roman"/>
+              </w:rPr>
+              <w:t># Filter life expectancy dataset for year 2013 and male</w:t>
+            </w:r>
+          </w:p>
+          <w:p>
+            <w:pPr>
+              <w:ind w:left="33"/>
+              <w:rPr>
+                <w:rFonts w:ascii="Times New Roman" w:eastAsia="Times New Roman" w:hAnsi="Times New Roman" w:cs="Times New Roman"/>
+              </w:rPr>
+            </w:pPr>
+            <w:r>
+              <w:rPr>
+                <w:rFonts w:ascii="Times New Roman" w:eastAsia="Times New Roman" w:hAnsi="Times New Roman" w:cs="Times New Roman"/>
+              </w:rPr>
+              <w:t>life_exp_year &lt;- life_exp %&gt;%</w:t>
+            </w:r>
+          </w:p>
+          <w:p>
+            <w:pPr>
+              <w:ind w:left="33"/>
+              <w:rPr>
+                <w:rFonts w:ascii="Times New Roman" w:eastAsia="Times New Roman" w:hAnsi="Times New Roman" w:cs="Times New Roman"/>
+              </w:rPr>
+            </w:pPr>
+            <w:r>
+              <w:rPr>
+                <w:rFonts w:ascii="Times New Roman" w:eastAsia="Times New Roman" w:hAnsi="Times New Roman" w:cs="Times New Roman"/>
+              </w:rPr>
+              <w:t xml:space="preserve">  filter(YearDisplay == base_year, SexDisplay == sex_filter, GhoDisplay == ghofilter)</w:t>
+            </w:r>
+          </w:p>
+          <w:p>
+            <w:pPr>
+              <w:ind w:left="33"/>
+              <w:rPr>
+                <w:rFonts w:ascii="Times New Roman" w:eastAsia="Times New Roman" w:hAnsi="Times New Roman" w:cs="Times New Roman"/>
+              </w:rPr>
+            </w:pPr>
+          </w:p>
+          <w:p>
+            <w:pPr>
+              <w:ind w:left="33"/>
+              <w:rPr>
+                <w:rFonts w:ascii="Times New Roman" w:eastAsia="Times New Roman" w:hAnsi="Times New Roman" w:cs="Times New Roman"/>
+              </w:rPr>
+            </w:pPr>
+            <w:r>
+              <w:rPr>
+                <w:rFonts w:ascii="Times New Roman" w:eastAsia="Times New Roman" w:hAnsi="Times New Roman" w:cs="Times New Roman"/>
+              </w:rPr>
+              <w:t>cat("Filtered life expectancy dataset for year:", base_year, "and sex:", sex_filter, "\n")</w:t>
+            </w:r>
+          </w:p>
+          <w:p>
+            <w:pPr>
+              <w:ind w:left="33"/>
+              <w:rPr>
+                <w:rFonts w:ascii="Times New Roman" w:eastAsia="Times New Roman" w:hAnsi="Times New Roman" w:cs="Times New Roman"/>
+              </w:rPr>
+            </w:pPr>
+            <w:r>
+              <w:rPr>
+                <w:rFonts w:ascii="Times New Roman" w:eastAsia="Times New Roman" w:hAnsi="Times New Roman" w:cs="Times New Roman"/>
+              </w:rPr>
+              <w:t>cat("Number of countries:", nrow(life_exp_year), "\n\n")</w:t>
+            </w:r>
+          </w:p>
+          <w:p>
+            <w:pPr>
+              <w:ind w:left="33"/>
+              <w:rPr>
+                <w:rFonts w:ascii="Times New Roman" w:eastAsia="Times New Roman" w:hAnsi="Times New Roman" w:cs="Times New Roman"/>
+              </w:rPr>
+            </w:pPr>
+          </w:p>
+          <w:p>
+            <w:pPr>
+              <w:ind w:left="33"/>
+              <w:rPr>
+                <w:rFonts w:ascii="Times New Roman" w:eastAsia="Times New Roman" w:hAnsi="Times New Roman" w:cs="Times New Roman"/>
+              </w:rPr>
+            </w:pPr>
+            <w:r>
+              <w:rPr>
+                <w:rFonts w:ascii="Times New Roman" w:eastAsia="Times New Roman" w:hAnsi="Times New Roman" w:cs="Times New Roman"/>
+              </w:rPr>
+              <w:t># Merge drinks dataset with filtered life expectancy dataset</w:t>
+            </w:r>
+          </w:p>
+          <w:p>
+            <w:pPr>
+              <w:ind w:left="33"/>
+              <w:rPr>
+                <w:rFonts w:ascii="Times New Roman" w:eastAsia="Times New Roman" w:hAnsi="Times New Roman" w:cs="Times New Roman"/>
+              </w:rPr>
+            </w:pPr>
+            <w:r>
+              <w:rPr>
+                <w:rFonts w:ascii="Times New Roman" w:eastAsia="Times New Roman" w:hAnsi="Times New Roman" w:cs="Times New Roman"/>
+              </w:rPr>
+              <w:t>data_merged &lt;- merge(drinks, life_exp_year, by.x = "country", by.y = "CountryDisplay", all = FALSE)</w:t>
+            </w:r>
+          </w:p>
+          <w:p>
+            <w:pPr>
+              <w:ind w:left="33"/>
+              <w:rPr>
+                <w:rFonts w:ascii="Times New Roman" w:eastAsia="Times New Roman" w:hAnsi="Times New Roman" w:cs="Times New Roman"/>
+              </w:rPr>
+            </w:pPr>
+            <w:r>
+              <w:rPr>
+                <w:rFonts w:ascii="Times New Roman" w:eastAsia="Times New Roman" w:hAnsi="Times New Roman" w:cs="Times New Roman"/>
+              </w:rPr>
+              <w:t>cat("Number of countries after merge:", nrow(data_merged), "\n\n")</w:t>
+            </w:r>
+          </w:p>
+          <w:p>
+            <w:pPr>
+              <w:ind w:left="33"/>
+              <w:rPr>
+                <w:rFonts w:ascii="Times New Roman" w:eastAsia="Times New Roman" w:hAnsi="Times New Roman" w:cs="Times New Roman"/>
+              </w:rPr>
+            </w:pPr>
+          </w:p>
+          <w:p>
+            <w:pPr>
+              <w:ind w:left="33"/>
+              <w:rPr>
+                <w:rFonts w:ascii="Times New Roman" w:eastAsia="Times New Roman" w:hAnsi="Times New Roman" w:cs="Times New Roman"/>
+              </w:rPr>
+            </w:pPr>
+            <w:r>
+              <w:rPr>
+                <w:rFonts w:ascii="Times New Roman" w:eastAsia="Times New Roman" w:hAnsi="Times New Roman" w:cs="Times New Roman"/>
+              </w:rPr>
+              <w:t># Display column names after merge</w:t>
+            </w:r>
+          </w:p>
+          <w:p>
+            <w:pPr>
+              <w:ind w:left="33"/>
+              <w:rPr>
+                <w:rFonts w:ascii="Times New Roman" w:eastAsia="Times New Roman" w:hAnsi="Times New Roman" w:cs="Times New Roman"/>
+              </w:rPr>
+            </w:pPr>
+            <w:r>
+              <w:rPr>
+                <w:rFonts w:ascii="Times New Roman" w:eastAsia="Times New Roman" w:hAnsi="Times New Roman" w:cs="Times New Roman"/>
+              </w:rPr>
+              <w:t>cat("Merged dataset columns:", colnames(data_merged), "\n\n")</w:t>
+            </w:r>
+          </w:p>
+          <w:p>
+            <w:pPr>
+              <w:ind w:left="33"/>
+              <w:rPr>
+                <w:rFonts w:ascii="Times New Roman" w:eastAsia="Times New Roman" w:hAnsi="Times New Roman" w:cs="Times New Roman"/>
+              </w:rPr>
+            </w:pPr>
+          </w:p>
+          <w:p>
+            <w:pPr>
+              <w:ind w:left="33"/>
+              <w:rPr>
+                <w:rFonts w:ascii="Times New Roman" w:eastAsia="Times New Roman" w:hAnsi="Times New Roman" w:cs="Times New Roman"/>
+              </w:rPr>
+            </w:pPr>
+          </w:p>
+          <w:p>
+            <w:pPr>
+              <w:ind w:left="33"/>
               <w:rPr>
                 <w:rFonts w:ascii="Times New Roman" w:eastAsia="Times New Roman" w:hAnsi="Times New Roman" w:cs="Times New Roman"/>
               </w:rPr>
@@ -6620,23 +5934,21 @@
           </w:p>
           <w:p>
             <w:pPr>
-              <w:rPr>
-                <w:rFonts w:ascii="Times New Roman" w:eastAsia="Times New Roman" w:hAnsi="Times New Roman" w:cs="Times New Roman"/>
-                <w:b/>
-                <w:bCs/>
-              </w:rPr>
-            </w:pPr>
-            <w:r>
-              <w:rPr>
-                <w:rFonts w:ascii="Times New Roman" w:eastAsia="Times New Roman" w:hAnsi="Times New Roman" w:cs="Times New Roman"/>
-                <w:b/>
-                <w:bCs/>
+              <w:ind w:left="33"/>
+              <w:rPr>
+                <w:rFonts w:ascii="Times New Roman" w:eastAsia="Times New Roman" w:hAnsi="Times New Roman" w:cs="Times New Roman"/>
+              </w:rPr>
+            </w:pPr>
+            <w:r>
+              <w:rPr>
+                <w:rFonts w:ascii="Times New Roman" w:eastAsia="Times New Roman" w:hAnsi="Times New Roman" w:cs="Times New Roman"/>
               </w:rPr>
               <w:t># 3. DATA CLEANING AND SELECTION</w:t>
             </w:r>
           </w:p>
           <w:p>
             <w:pPr>
+              <w:ind w:left="33"/>
               <w:rPr>
                 <w:rFonts w:ascii="Times New Roman" w:eastAsia="Times New Roman" w:hAnsi="Times New Roman" w:cs="Times New Roman"/>
               </w:rPr>
@@ -6650,41 +5962,21 @@
           </w:p>
           <w:p>
             <w:pPr>
-              <w:rPr>
-                <w:rFonts w:ascii="Times New Roman" w:eastAsia="Times New Roman" w:hAnsi="Times New Roman" w:cs="Times New Roman"/>
-              </w:rPr>
-            </w:pPr>
-            <w:proofErr w:type="spellStart"/>
-            <w:r>
-              <w:rPr>
-                <w:rFonts w:ascii="Times New Roman" w:eastAsia="Times New Roman" w:hAnsi="Times New Roman" w:cs="Times New Roman"/>
-              </w:rPr>
-              <w:t>colnames</w:t>
-            </w:r>
-            <w:proofErr w:type="spellEnd"/>
-            <w:r>
-              <w:rPr>
-                <w:rFonts w:ascii="Times New Roman" w:eastAsia="Times New Roman" w:hAnsi="Times New Roman" w:cs="Times New Roman"/>
-              </w:rPr>
-              <w:t>(</w:t>
-            </w:r>
-            <w:proofErr w:type="spellStart"/>
-            <w:r>
-              <w:rPr>
-                <w:rFonts w:ascii="Times New Roman" w:eastAsia="Times New Roman" w:hAnsi="Times New Roman" w:cs="Times New Roman"/>
-              </w:rPr>
-              <w:t>data_merged</w:t>
-            </w:r>
-            <w:proofErr w:type="spellEnd"/>
-            <w:r>
-              <w:rPr>
-                <w:rFonts w:ascii="Times New Roman" w:eastAsia="Times New Roman" w:hAnsi="Times New Roman" w:cs="Times New Roman"/>
-              </w:rPr>
-              <w:t>)</w:t>
-            </w:r>
-          </w:p>
-          <w:p>
-            <w:pPr>
+              <w:ind w:left="33"/>
+              <w:rPr>
+                <w:rFonts w:ascii="Times New Roman" w:eastAsia="Times New Roman" w:hAnsi="Times New Roman" w:cs="Times New Roman"/>
+              </w:rPr>
+            </w:pPr>
+            <w:r>
+              <w:rPr>
+                <w:rFonts w:ascii="Times New Roman" w:eastAsia="Times New Roman" w:hAnsi="Times New Roman" w:cs="Times New Roman"/>
+              </w:rPr>
+              <w:t>colnames(data_merged)</w:t>
+            </w:r>
+          </w:p>
+          <w:p>
+            <w:pPr>
+              <w:ind w:left="33"/>
               <w:rPr>
                 <w:rFonts w:ascii="Times New Roman" w:eastAsia="Times New Roman" w:hAnsi="Times New Roman" w:cs="Times New Roman"/>
               </w:rPr>
@@ -6698,13 +5990,15 @@
           </w:p>
           <w:p>
             <w:pPr>
-              <w:rPr>
-                <w:rFonts w:ascii="Times New Roman" w:eastAsia="Times New Roman" w:hAnsi="Times New Roman" w:cs="Times New Roman"/>
-              </w:rPr>
-            </w:pPr>
-          </w:p>
-          <w:p>
-            <w:pPr>
+              <w:ind w:left="33"/>
+              <w:rPr>
+                <w:rFonts w:ascii="Times New Roman" w:eastAsia="Times New Roman" w:hAnsi="Times New Roman" w:cs="Times New Roman"/>
+              </w:rPr>
+            </w:pPr>
+          </w:p>
+          <w:p>
+            <w:pPr>
+              <w:ind w:left="33"/>
               <w:rPr>
                 <w:rFonts w:ascii="Times New Roman" w:eastAsia="Times New Roman" w:hAnsi="Times New Roman" w:cs="Times New Roman"/>
               </w:rPr>
@@ -6718,103 +6012,43 @@
           </w:p>
           <w:p>
             <w:pPr>
-              <w:rPr>
-                <w:rFonts w:ascii="Times New Roman" w:eastAsia="Times New Roman" w:hAnsi="Times New Roman" w:cs="Times New Roman"/>
-              </w:rPr>
-            </w:pPr>
-            <w:proofErr w:type="spellStart"/>
-            <w:r>
-              <w:rPr>
-                <w:rFonts w:ascii="Times New Roman" w:eastAsia="Times New Roman" w:hAnsi="Times New Roman" w:cs="Times New Roman"/>
-              </w:rPr>
-              <w:t>data_clean</w:t>
-            </w:r>
-            <w:proofErr w:type="spellEnd"/>
-            <w:r>
-              <w:rPr>
-                <w:rFonts w:ascii="Times New Roman" w:eastAsia="Times New Roman" w:hAnsi="Times New Roman" w:cs="Times New Roman"/>
-              </w:rPr>
-              <w:t xml:space="preserve"> &lt;- </w:t>
-            </w:r>
-            <w:proofErr w:type="spellStart"/>
-            <w:r>
-              <w:rPr>
-                <w:rFonts w:ascii="Times New Roman" w:eastAsia="Times New Roman" w:hAnsi="Times New Roman" w:cs="Times New Roman"/>
-              </w:rPr>
-              <w:t>na.omit</w:t>
-            </w:r>
-            <w:proofErr w:type="spellEnd"/>
-            <w:r>
-              <w:rPr>
-                <w:rFonts w:ascii="Times New Roman" w:eastAsia="Times New Roman" w:hAnsi="Times New Roman" w:cs="Times New Roman"/>
-              </w:rPr>
-              <w:t>(</w:t>
-            </w:r>
-            <w:proofErr w:type="spellStart"/>
-            <w:r>
-              <w:rPr>
-                <w:rFonts w:ascii="Times New Roman" w:eastAsia="Times New Roman" w:hAnsi="Times New Roman" w:cs="Times New Roman"/>
-              </w:rPr>
-              <w:t>data_merged</w:t>
-            </w:r>
-            <w:proofErr w:type="spellEnd"/>
-            <w:r>
-              <w:rPr>
-                <w:rFonts w:ascii="Times New Roman" w:eastAsia="Times New Roman" w:hAnsi="Times New Roman" w:cs="Times New Roman"/>
-              </w:rPr>
-              <w:t>)</w:t>
-            </w:r>
-          </w:p>
-          <w:p>
-            <w:pPr>
-              <w:rPr>
-                <w:rFonts w:ascii="Times New Roman" w:eastAsia="Times New Roman" w:hAnsi="Times New Roman" w:cs="Times New Roman"/>
-              </w:rPr>
-            </w:pPr>
-            <w:r>
-              <w:rPr>
-                <w:rFonts w:ascii="Times New Roman" w:eastAsia="Times New Roman" w:hAnsi="Times New Roman" w:cs="Times New Roman"/>
-              </w:rPr>
-              <w:t xml:space="preserve">cat("Number of countries after removing NA:", </w:t>
-            </w:r>
-            <w:proofErr w:type="spellStart"/>
-            <w:r>
-              <w:rPr>
-                <w:rFonts w:ascii="Times New Roman" w:eastAsia="Times New Roman" w:hAnsi="Times New Roman" w:cs="Times New Roman"/>
-              </w:rPr>
-              <w:t>nrow</w:t>
-            </w:r>
-            <w:proofErr w:type="spellEnd"/>
-            <w:r>
-              <w:rPr>
-                <w:rFonts w:ascii="Times New Roman" w:eastAsia="Times New Roman" w:hAnsi="Times New Roman" w:cs="Times New Roman"/>
-              </w:rPr>
-              <w:t>(</w:t>
-            </w:r>
-            <w:proofErr w:type="spellStart"/>
-            <w:r>
-              <w:rPr>
-                <w:rFonts w:ascii="Times New Roman" w:eastAsia="Times New Roman" w:hAnsi="Times New Roman" w:cs="Times New Roman"/>
-              </w:rPr>
-              <w:t>data_clean</w:t>
-            </w:r>
-            <w:proofErr w:type="spellEnd"/>
-            <w:r>
-              <w:rPr>
-                <w:rFonts w:ascii="Times New Roman" w:eastAsia="Times New Roman" w:hAnsi="Times New Roman" w:cs="Times New Roman"/>
-              </w:rPr>
-              <w:t>), "\n\n")</w:t>
-            </w:r>
-          </w:p>
-          <w:p>
-            <w:pPr>
-              <w:rPr>
-                <w:rFonts w:ascii="Times New Roman" w:eastAsia="Times New Roman" w:hAnsi="Times New Roman" w:cs="Times New Roman"/>
-              </w:rPr>
-            </w:pPr>
-          </w:p>
-          <w:p>
-            <w:pPr>
+              <w:ind w:left="33"/>
+              <w:rPr>
+                <w:rFonts w:ascii="Times New Roman" w:eastAsia="Times New Roman" w:hAnsi="Times New Roman" w:cs="Times New Roman"/>
+              </w:rPr>
+            </w:pPr>
+            <w:r>
+              <w:rPr>
+                <w:rFonts w:ascii="Times New Roman" w:eastAsia="Times New Roman" w:hAnsi="Times New Roman" w:cs="Times New Roman"/>
+              </w:rPr>
+              <w:t>data_clean &lt;- na.omit(data_merged)</w:t>
+            </w:r>
+          </w:p>
+          <w:p>
+            <w:pPr>
+              <w:ind w:left="33"/>
+              <w:rPr>
+                <w:rFonts w:ascii="Times New Roman" w:eastAsia="Times New Roman" w:hAnsi="Times New Roman" w:cs="Times New Roman"/>
+              </w:rPr>
+            </w:pPr>
+            <w:r>
+              <w:rPr>
+                <w:rFonts w:ascii="Times New Roman" w:eastAsia="Times New Roman" w:hAnsi="Times New Roman" w:cs="Times New Roman"/>
+              </w:rPr>
+              <w:t>cat("Number of countries after removing NA:", nrow(data_clean), "\n\n")</w:t>
+            </w:r>
+          </w:p>
+          <w:p>
+            <w:pPr>
+              <w:ind w:left="33"/>
+              <w:rPr>
+                <w:rFonts w:ascii="Times New Roman" w:eastAsia="Times New Roman" w:hAnsi="Times New Roman" w:cs="Times New Roman"/>
+              </w:rPr>
+            </w:pPr>
+          </w:p>
+          <w:p>
+            <w:pPr>
+              <w:ind w:left="33"/>
               <w:rPr>
                 <w:rFonts w:ascii="Times New Roman" w:eastAsia="Times New Roman" w:hAnsi="Times New Roman" w:cs="Times New Roman"/>
               </w:rPr>
@@ -6828,69 +6062,21 @@
           </w:p>
           <w:p>
             <w:pPr>
-              <w:rPr>
-                <w:rFonts w:ascii="Times New Roman" w:eastAsia="Times New Roman" w:hAnsi="Times New Roman" w:cs="Times New Roman"/>
-              </w:rPr>
-            </w:pPr>
-            <w:r>
-              <w:rPr>
-                <w:rFonts w:ascii="Times New Roman" w:eastAsia="Times New Roman" w:hAnsi="Times New Roman" w:cs="Times New Roman"/>
-              </w:rPr>
-              <w:t xml:space="preserve"># drinks.csv columns: country, </w:t>
-            </w:r>
-            <w:proofErr w:type="spellStart"/>
-            <w:r>
-              <w:rPr>
-                <w:rFonts w:ascii="Times New Roman" w:eastAsia="Times New Roman" w:hAnsi="Times New Roman" w:cs="Times New Roman"/>
-              </w:rPr>
-              <w:t>beer_servings</w:t>
-            </w:r>
-            <w:proofErr w:type="spellEnd"/>
-            <w:r>
-              <w:rPr>
-                <w:rFonts w:ascii="Times New Roman" w:eastAsia="Times New Roman" w:hAnsi="Times New Roman" w:cs="Times New Roman"/>
-              </w:rPr>
-              <w:t xml:space="preserve">, </w:t>
-            </w:r>
-            <w:proofErr w:type="spellStart"/>
-            <w:r>
-              <w:rPr>
-                <w:rFonts w:ascii="Times New Roman" w:eastAsia="Times New Roman" w:hAnsi="Times New Roman" w:cs="Times New Roman"/>
-              </w:rPr>
-              <w:t>spirit_servings</w:t>
-            </w:r>
-            <w:proofErr w:type="spellEnd"/>
-            <w:r>
-              <w:rPr>
-                <w:rFonts w:ascii="Times New Roman" w:eastAsia="Times New Roman" w:hAnsi="Times New Roman" w:cs="Times New Roman"/>
-              </w:rPr>
-              <w:t xml:space="preserve">, </w:t>
-            </w:r>
-            <w:proofErr w:type="spellStart"/>
-            <w:r>
-              <w:rPr>
-                <w:rFonts w:ascii="Times New Roman" w:eastAsia="Times New Roman" w:hAnsi="Times New Roman" w:cs="Times New Roman"/>
-              </w:rPr>
-              <w:t>wine_servings</w:t>
-            </w:r>
-            <w:proofErr w:type="spellEnd"/>
-            <w:r>
-              <w:rPr>
-                <w:rFonts w:ascii="Times New Roman" w:eastAsia="Times New Roman" w:hAnsi="Times New Roman" w:cs="Times New Roman"/>
-              </w:rPr>
-              <w:t xml:space="preserve">, </w:t>
-            </w:r>
-            <w:proofErr w:type="spellStart"/>
-            <w:r>
-              <w:rPr>
-                <w:rFonts w:ascii="Times New Roman" w:eastAsia="Times New Roman" w:hAnsi="Times New Roman" w:cs="Times New Roman"/>
-              </w:rPr>
-              <w:t>total_litres_of_pure_alcohol</w:t>
-            </w:r>
-            <w:proofErr w:type="spellEnd"/>
-          </w:p>
-          <w:p>
-            <w:pPr>
+              <w:ind w:left="33"/>
+              <w:rPr>
+                <w:rFonts w:ascii="Times New Roman" w:eastAsia="Times New Roman" w:hAnsi="Times New Roman" w:cs="Times New Roman"/>
+              </w:rPr>
+            </w:pPr>
+            <w:r>
+              <w:rPr>
+                <w:rFonts w:ascii="Times New Roman" w:eastAsia="Times New Roman" w:hAnsi="Times New Roman" w:cs="Times New Roman"/>
+              </w:rPr>
+              <w:t># drinks.csv columns: country, beer_servings, spirit_servings, wine_servings, total_litres_of_pure_alcohol</w:t>
+            </w:r>
+          </w:p>
+          <w:p>
+            <w:pPr>
+              <w:ind w:left="33"/>
               <w:rPr>
                 <w:rFonts w:ascii="Times New Roman" w:eastAsia="Times New Roman" w:hAnsi="Times New Roman" w:cs="Times New Roman"/>
               </w:rPr>
@@ -6904,13 +6090,15 @@
           </w:p>
           <w:p>
             <w:pPr>
-              <w:rPr>
-                <w:rFonts w:ascii="Times New Roman" w:eastAsia="Times New Roman" w:hAnsi="Times New Roman" w:cs="Times New Roman"/>
-              </w:rPr>
-            </w:pPr>
-          </w:p>
-          <w:p>
-            <w:pPr>
+              <w:ind w:left="33"/>
+              <w:rPr>
+                <w:rFonts w:ascii="Times New Roman" w:eastAsia="Times New Roman" w:hAnsi="Times New Roman" w:cs="Times New Roman"/>
+              </w:rPr>
+            </w:pPr>
+          </w:p>
+          <w:p>
+            <w:pPr>
+              <w:ind w:left="33"/>
               <w:rPr>
                 <w:rFonts w:ascii="Times New Roman" w:eastAsia="Times New Roman" w:hAnsi="Times New Roman" w:cs="Times New Roman"/>
               </w:rPr>
@@ -6924,68 +6112,35 @@
           </w:p>
           <w:p>
             <w:pPr>
-              <w:rPr>
-                <w:rFonts w:ascii="Times New Roman" w:eastAsia="Times New Roman" w:hAnsi="Times New Roman" w:cs="Times New Roman"/>
-              </w:rPr>
-            </w:pPr>
-            <w:proofErr w:type="spellStart"/>
-            <w:r>
-              <w:rPr>
-                <w:rFonts w:ascii="Times New Roman" w:eastAsia="Times New Roman" w:hAnsi="Times New Roman" w:cs="Times New Roman"/>
-              </w:rPr>
-              <w:t>data_clean</w:t>
-            </w:r>
-            <w:proofErr w:type="spellEnd"/>
-            <w:r>
-              <w:rPr>
-                <w:rFonts w:ascii="Times New Roman" w:eastAsia="Times New Roman" w:hAnsi="Times New Roman" w:cs="Times New Roman"/>
-              </w:rPr>
-              <w:t xml:space="preserve"> &lt;- </w:t>
-            </w:r>
-            <w:proofErr w:type="spellStart"/>
-            <w:r>
-              <w:rPr>
-                <w:rFonts w:ascii="Times New Roman" w:eastAsia="Times New Roman" w:hAnsi="Times New Roman" w:cs="Times New Roman"/>
-              </w:rPr>
-              <w:t>data_merged</w:t>
-            </w:r>
-            <w:proofErr w:type="spellEnd"/>
-            <w:r>
-              <w:rPr>
-                <w:rFonts w:ascii="Times New Roman" w:eastAsia="Times New Roman" w:hAnsi="Times New Roman" w:cs="Times New Roman"/>
-              </w:rPr>
-              <w:t xml:space="preserve"> %&gt;%</w:t>
-            </w:r>
-          </w:p>
-          <w:p>
-            <w:pPr>
-              <w:rPr>
-                <w:rFonts w:ascii="Times New Roman" w:eastAsia="Times New Roman" w:hAnsi="Times New Roman" w:cs="Times New Roman"/>
-              </w:rPr>
-            </w:pPr>
-            <w:r>
-              <w:rPr>
-                <w:rFonts w:ascii="Times New Roman" w:eastAsia="Times New Roman" w:hAnsi="Times New Roman" w:cs="Times New Roman"/>
-              </w:rPr>
-              <w:t xml:space="preserve">  select(country, </w:t>
-            </w:r>
-            <w:proofErr w:type="spellStart"/>
-            <w:r>
-              <w:rPr>
-                <w:rFonts w:ascii="Times New Roman" w:eastAsia="Times New Roman" w:hAnsi="Times New Roman" w:cs="Times New Roman"/>
-              </w:rPr>
-              <w:t>total_litres_of_pure_alcohol</w:t>
-            </w:r>
-            <w:proofErr w:type="spellEnd"/>
-            <w:r>
-              <w:rPr>
-                <w:rFonts w:ascii="Times New Roman" w:eastAsia="Times New Roman" w:hAnsi="Times New Roman" w:cs="Times New Roman"/>
-              </w:rPr>
-              <w:t>, Numeric) %&gt;%</w:t>
-            </w:r>
-          </w:p>
-          <w:p>
-            <w:pPr>
+              <w:ind w:left="33"/>
+              <w:rPr>
+                <w:rFonts w:ascii="Times New Roman" w:eastAsia="Times New Roman" w:hAnsi="Times New Roman" w:cs="Times New Roman"/>
+              </w:rPr>
+            </w:pPr>
+            <w:r>
+              <w:rPr>
+                <w:rFonts w:ascii="Times New Roman" w:eastAsia="Times New Roman" w:hAnsi="Times New Roman" w:cs="Times New Roman"/>
+              </w:rPr>
+              <w:t>data_clean &lt;- data_merged %&gt;%</w:t>
+            </w:r>
+          </w:p>
+          <w:p>
+            <w:pPr>
+              <w:ind w:left="33"/>
+              <w:rPr>
+                <w:rFonts w:ascii="Times New Roman" w:eastAsia="Times New Roman" w:hAnsi="Times New Roman" w:cs="Times New Roman"/>
+              </w:rPr>
+            </w:pPr>
+            <w:r>
+              <w:rPr>
+                <w:rFonts w:ascii="Times New Roman" w:eastAsia="Times New Roman" w:hAnsi="Times New Roman" w:cs="Times New Roman"/>
+              </w:rPr>
+              <w:t xml:space="preserve">  select(country, total_litres_of_pure_alcohol, Numeric) %&gt;%</w:t>
+            </w:r>
+          </w:p>
+          <w:p>
+            <w:pPr>
+              <w:ind w:left="33"/>
               <w:rPr>
                 <w:rFonts w:ascii="Times New Roman" w:eastAsia="Times New Roman" w:hAnsi="Times New Roman" w:cs="Times New Roman"/>
               </w:rPr>
@@ -6999,81 +6154,43 @@
           </w:p>
           <w:p>
             <w:pPr>
-              <w:rPr>
-                <w:rFonts w:ascii="Times New Roman" w:eastAsia="Times New Roman" w:hAnsi="Times New Roman" w:cs="Times New Roman"/>
-              </w:rPr>
-            </w:pPr>
-            <w:r>
-              <w:rPr>
-                <w:rFonts w:ascii="Times New Roman" w:eastAsia="Times New Roman" w:hAnsi="Times New Roman" w:cs="Times New Roman"/>
-              </w:rPr>
-              <w:t xml:space="preserve">         </w:t>
-            </w:r>
-            <w:proofErr w:type="spellStart"/>
-            <w:r>
-              <w:rPr>
-                <w:rFonts w:ascii="Times New Roman" w:eastAsia="Times New Roman" w:hAnsi="Times New Roman" w:cs="Times New Roman"/>
-              </w:rPr>
-              <w:t>Alcohol_Consumption</w:t>
-            </w:r>
-            <w:proofErr w:type="spellEnd"/>
-            <w:r>
-              <w:rPr>
-                <w:rFonts w:ascii="Times New Roman" w:eastAsia="Times New Roman" w:hAnsi="Times New Roman" w:cs="Times New Roman"/>
-              </w:rPr>
-              <w:t xml:space="preserve"> = </w:t>
-            </w:r>
-            <w:proofErr w:type="spellStart"/>
-            <w:r>
-              <w:rPr>
-                <w:rFonts w:ascii="Times New Roman" w:eastAsia="Times New Roman" w:hAnsi="Times New Roman" w:cs="Times New Roman"/>
-              </w:rPr>
-              <w:t>total_litres_of_pure_alcohol</w:t>
-            </w:r>
-            <w:proofErr w:type="spellEnd"/>
-            <w:r>
-              <w:rPr>
-                <w:rFonts w:ascii="Times New Roman" w:eastAsia="Times New Roman" w:hAnsi="Times New Roman" w:cs="Times New Roman"/>
-              </w:rPr>
-              <w:t>,</w:t>
-            </w:r>
-          </w:p>
-          <w:p>
-            <w:pPr>
-              <w:rPr>
-                <w:rFonts w:ascii="Times New Roman" w:eastAsia="Times New Roman" w:hAnsi="Times New Roman" w:cs="Times New Roman"/>
-              </w:rPr>
-            </w:pPr>
-            <w:r>
-              <w:rPr>
-                <w:rFonts w:ascii="Times New Roman" w:eastAsia="Times New Roman" w:hAnsi="Times New Roman" w:cs="Times New Roman"/>
-              </w:rPr>
-              <w:t xml:space="preserve">         </w:t>
-            </w:r>
-            <w:proofErr w:type="spellStart"/>
-            <w:r>
-              <w:rPr>
-                <w:rFonts w:ascii="Times New Roman" w:eastAsia="Times New Roman" w:hAnsi="Times New Roman" w:cs="Times New Roman"/>
-              </w:rPr>
-              <w:t>Life_Expectancy</w:t>
-            </w:r>
-            <w:proofErr w:type="spellEnd"/>
-            <w:r>
-              <w:rPr>
-                <w:rFonts w:ascii="Times New Roman" w:eastAsia="Times New Roman" w:hAnsi="Times New Roman" w:cs="Times New Roman"/>
-              </w:rPr>
-              <w:t xml:space="preserve"> = Numeric)</w:t>
-            </w:r>
-          </w:p>
-          <w:p>
-            <w:pPr>
-              <w:rPr>
-                <w:rFonts w:ascii="Times New Roman" w:eastAsia="Times New Roman" w:hAnsi="Times New Roman" w:cs="Times New Roman"/>
-              </w:rPr>
-            </w:pPr>
-          </w:p>
-          <w:p>
-            <w:pPr>
+              <w:ind w:left="33"/>
+              <w:rPr>
+                <w:rFonts w:ascii="Times New Roman" w:eastAsia="Times New Roman" w:hAnsi="Times New Roman" w:cs="Times New Roman"/>
+              </w:rPr>
+            </w:pPr>
+            <w:r>
+              <w:rPr>
+                <w:rFonts w:ascii="Times New Roman" w:eastAsia="Times New Roman" w:hAnsi="Times New Roman" w:cs="Times New Roman"/>
+              </w:rPr>
+              <w:t xml:space="preserve">         Alcohol_Consumption = total_litres_of_pure_alcohol,</w:t>
+            </w:r>
+          </w:p>
+          <w:p>
+            <w:pPr>
+              <w:ind w:left="33"/>
+              <w:rPr>
+                <w:rFonts w:ascii="Times New Roman" w:eastAsia="Times New Roman" w:hAnsi="Times New Roman" w:cs="Times New Roman"/>
+              </w:rPr>
+            </w:pPr>
+            <w:r>
+              <w:rPr>
+                <w:rFonts w:ascii="Times New Roman" w:eastAsia="Times New Roman" w:hAnsi="Times New Roman" w:cs="Times New Roman"/>
+              </w:rPr>
+              <w:t xml:space="preserve">         Life_Expectancy = Numeric)</w:t>
+            </w:r>
+          </w:p>
+          <w:p>
+            <w:pPr>
+              <w:ind w:left="33"/>
+              <w:rPr>
+                <w:rFonts w:ascii="Times New Roman" w:eastAsia="Times New Roman" w:hAnsi="Times New Roman" w:cs="Times New Roman"/>
+              </w:rPr>
+            </w:pPr>
+          </w:p>
+          <w:p>
+            <w:pPr>
+              <w:ind w:left="33"/>
               <w:rPr>
                 <w:rFonts w:ascii="Times New Roman" w:eastAsia="Times New Roman" w:hAnsi="Times New Roman" w:cs="Times New Roman"/>
               </w:rPr>
@@ -7087,6 +6204,7 @@
           </w:p>
           <w:p>
             <w:pPr>
+              <w:ind w:left="33"/>
               <w:rPr>
                 <w:rFonts w:ascii="Times New Roman" w:eastAsia="Times New Roman" w:hAnsi="Times New Roman" w:cs="Times New Roman"/>
               </w:rPr>
@@ -7100,67 +6218,43 @@
           </w:p>
           <w:p>
             <w:pPr>
-              <w:rPr>
-                <w:rFonts w:ascii="Times New Roman" w:eastAsia="Times New Roman" w:hAnsi="Times New Roman" w:cs="Times New Roman"/>
-              </w:rPr>
-            </w:pPr>
-            <w:r>
-              <w:rPr>
-                <w:rFonts w:ascii="Times New Roman" w:eastAsia="Times New Roman" w:hAnsi="Times New Roman" w:cs="Times New Roman"/>
-              </w:rPr>
-              <w:t>str(</w:t>
-            </w:r>
-            <w:proofErr w:type="spellStart"/>
-            <w:r>
-              <w:rPr>
-                <w:rFonts w:ascii="Times New Roman" w:eastAsia="Times New Roman" w:hAnsi="Times New Roman" w:cs="Times New Roman"/>
-              </w:rPr>
-              <w:t>data_clean</w:t>
-            </w:r>
-            <w:proofErr w:type="spellEnd"/>
-            <w:r>
-              <w:rPr>
-                <w:rFonts w:ascii="Times New Roman" w:eastAsia="Times New Roman" w:hAnsi="Times New Roman" w:cs="Times New Roman"/>
-              </w:rPr>
-              <w:t>)</w:t>
-            </w:r>
-          </w:p>
-          <w:p>
-            <w:pPr>
-              <w:rPr>
-                <w:rFonts w:ascii="Times New Roman" w:eastAsia="Times New Roman" w:hAnsi="Times New Roman" w:cs="Times New Roman"/>
-              </w:rPr>
-            </w:pPr>
-            <w:r>
-              <w:rPr>
-                <w:rFonts w:ascii="Times New Roman" w:eastAsia="Times New Roman" w:hAnsi="Times New Roman" w:cs="Times New Roman"/>
-              </w:rPr>
-              <w:t>head(</w:t>
-            </w:r>
-            <w:proofErr w:type="spellStart"/>
-            <w:r>
-              <w:rPr>
-                <w:rFonts w:ascii="Times New Roman" w:eastAsia="Times New Roman" w:hAnsi="Times New Roman" w:cs="Times New Roman"/>
-              </w:rPr>
-              <w:t>data_clean</w:t>
-            </w:r>
-            <w:proofErr w:type="spellEnd"/>
-            <w:r>
-              <w:rPr>
-                <w:rFonts w:ascii="Times New Roman" w:eastAsia="Times New Roman" w:hAnsi="Times New Roman" w:cs="Times New Roman"/>
-              </w:rPr>
-              <w:t>, 50)</w:t>
-            </w:r>
-          </w:p>
-          <w:p>
-            <w:pPr>
-              <w:rPr>
-                <w:rFonts w:ascii="Times New Roman" w:eastAsia="Times New Roman" w:hAnsi="Times New Roman" w:cs="Times New Roman"/>
-              </w:rPr>
-            </w:pPr>
-          </w:p>
-          <w:p>
-            <w:pPr>
+              <w:ind w:left="33"/>
+              <w:rPr>
+                <w:rFonts w:ascii="Times New Roman" w:eastAsia="Times New Roman" w:hAnsi="Times New Roman" w:cs="Times New Roman"/>
+              </w:rPr>
+            </w:pPr>
+            <w:r>
+              <w:rPr>
+                <w:rFonts w:ascii="Times New Roman" w:eastAsia="Times New Roman" w:hAnsi="Times New Roman" w:cs="Times New Roman"/>
+              </w:rPr>
+              <w:t>str(data_clean)</w:t>
+            </w:r>
+          </w:p>
+          <w:p>
+            <w:pPr>
+              <w:ind w:left="33"/>
+              <w:rPr>
+                <w:rFonts w:ascii="Times New Roman" w:eastAsia="Times New Roman" w:hAnsi="Times New Roman" w:cs="Times New Roman"/>
+              </w:rPr>
+            </w:pPr>
+            <w:r>
+              <w:rPr>
+                <w:rFonts w:ascii="Times New Roman" w:eastAsia="Times New Roman" w:hAnsi="Times New Roman" w:cs="Times New Roman"/>
+              </w:rPr>
+              <w:t>head(data_clean, 50)</w:t>
+            </w:r>
+          </w:p>
+          <w:p>
+            <w:pPr>
+              <w:ind w:left="33"/>
+              <w:rPr>
+                <w:rFonts w:ascii="Times New Roman" w:eastAsia="Times New Roman" w:hAnsi="Times New Roman" w:cs="Times New Roman"/>
+              </w:rPr>
+            </w:pPr>
+          </w:p>
+          <w:p>
+            <w:pPr>
+              <w:ind w:left="33"/>
               <w:rPr>
                 <w:rFonts w:ascii="Times New Roman" w:eastAsia="Times New Roman" w:hAnsi="Times New Roman" w:cs="Times New Roman"/>
               </w:rPr>
@@ -7174,23 +6268,21 @@
           </w:p>
           <w:p>
             <w:pPr>
-              <w:rPr>
-                <w:rFonts w:ascii="Times New Roman" w:eastAsia="Times New Roman" w:hAnsi="Times New Roman" w:cs="Times New Roman"/>
-                <w:b/>
-                <w:bCs/>
-              </w:rPr>
-            </w:pPr>
-            <w:r>
-              <w:rPr>
-                <w:rFonts w:ascii="Times New Roman" w:eastAsia="Times New Roman" w:hAnsi="Times New Roman" w:cs="Times New Roman"/>
-                <w:b/>
-                <w:bCs/>
+              <w:ind w:left="33"/>
+              <w:rPr>
+                <w:rFonts w:ascii="Times New Roman" w:eastAsia="Times New Roman" w:hAnsi="Times New Roman" w:cs="Times New Roman"/>
+              </w:rPr>
+            </w:pPr>
+            <w:r>
+              <w:rPr>
+                <w:rFonts w:ascii="Times New Roman" w:eastAsia="Times New Roman" w:hAnsi="Times New Roman" w:cs="Times New Roman"/>
               </w:rPr>
               <w:t># 4. DESCRIPTIVE STATISTICS</w:t>
             </w:r>
           </w:p>
           <w:p>
             <w:pPr>
+              <w:ind w:left="33"/>
               <w:rPr>
                 <w:rFonts w:ascii="Times New Roman" w:eastAsia="Times New Roman" w:hAnsi="Times New Roman" w:cs="Times New Roman"/>
               </w:rPr>
@@ -7204,13 +6296,15 @@
           </w:p>
           <w:p>
             <w:pPr>
-              <w:rPr>
-                <w:rFonts w:ascii="Times New Roman" w:eastAsia="Times New Roman" w:hAnsi="Times New Roman" w:cs="Times New Roman"/>
-              </w:rPr>
-            </w:pPr>
-          </w:p>
-          <w:p>
-            <w:pPr>
+              <w:ind w:left="33"/>
+              <w:rPr>
+                <w:rFonts w:ascii="Times New Roman" w:eastAsia="Times New Roman" w:hAnsi="Times New Roman" w:cs="Times New Roman"/>
+              </w:rPr>
+            </w:pPr>
+          </w:p>
+          <w:p>
+            <w:pPr>
+              <w:ind w:left="33"/>
               <w:rPr>
                 <w:rFonts w:ascii="Times New Roman" w:eastAsia="Times New Roman" w:hAnsi="Times New Roman" w:cs="Times New Roman"/>
               </w:rPr>
@@ -7224,13 +6318,15 @@
           </w:p>
           <w:p>
             <w:pPr>
-              <w:rPr>
-                <w:rFonts w:ascii="Times New Roman" w:eastAsia="Times New Roman" w:hAnsi="Times New Roman" w:cs="Times New Roman"/>
-              </w:rPr>
-            </w:pPr>
-          </w:p>
-          <w:p>
-            <w:pPr>
+              <w:ind w:left="33"/>
+              <w:rPr>
+                <w:rFonts w:ascii="Times New Roman" w:eastAsia="Times New Roman" w:hAnsi="Times New Roman" w:cs="Times New Roman"/>
+              </w:rPr>
+            </w:pPr>
+          </w:p>
+          <w:p>
+            <w:pPr>
+              <w:ind w:left="33"/>
               <w:rPr>
                 <w:rFonts w:ascii="Times New Roman" w:eastAsia="Times New Roman" w:hAnsi="Times New Roman" w:cs="Times New Roman"/>
               </w:rPr>
@@ -7244,202 +6340,85 @@
           </w:p>
           <w:p>
             <w:pPr>
-              <w:rPr>
-                <w:rFonts w:ascii="Times New Roman" w:eastAsia="Times New Roman" w:hAnsi="Times New Roman" w:cs="Times New Roman"/>
-              </w:rPr>
-            </w:pPr>
-            <w:proofErr w:type="spellStart"/>
-            <w:r>
-              <w:rPr>
-                <w:rFonts w:ascii="Times New Roman" w:eastAsia="Times New Roman" w:hAnsi="Times New Roman" w:cs="Times New Roman"/>
-              </w:rPr>
-              <w:t>mean_alcohol</w:t>
-            </w:r>
-            <w:proofErr w:type="spellEnd"/>
-            <w:r>
-              <w:rPr>
-                <w:rFonts w:ascii="Times New Roman" w:eastAsia="Times New Roman" w:hAnsi="Times New Roman" w:cs="Times New Roman"/>
-              </w:rPr>
-              <w:t xml:space="preserve"> &lt;- mean(</w:t>
-            </w:r>
-            <w:proofErr w:type="spellStart"/>
-            <w:r>
-              <w:rPr>
-                <w:rFonts w:ascii="Times New Roman" w:eastAsia="Times New Roman" w:hAnsi="Times New Roman" w:cs="Times New Roman"/>
-              </w:rPr>
-              <w:t>data_clean$Alcohol_Consumption</w:t>
-            </w:r>
-            <w:proofErr w:type="spellEnd"/>
-            <w:r>
-              <w:rPr>
-                <w:rFonts w:ascii="Times New Roman" w:eastAsia="Times New Roman" w:hAnsi="Times New Roman" w:cs="Times New Roman"/>
-              </w:rPr>
-              <w:t>)</w:t>
-            </w:r>
-          </w:p>
-          <w:p>
-            <w:pPr>
-              <w:rPr>
-                <w:rFonts w:ascii="Times New Roman" w:eastAsia="Times New Roman" w:hAnsi="Times New Roman" w:cs="Times New Roman"/>
-              </w:rPr>
-            </w:pPr>
-            <w:proofErr w:type="spellStart"/>
-            <w:r>
-              <w:rPr>
-                <w:rFonts w:ascii="Times New Roman" w:eastAsia="Times New Roman" w:hAnsi="Times New Roman" w:cs="Times New Roman"/>
-              </w:rPr>
-              <w:t>sd_alcohol</w:t>
-            </w:r>
-            <w:proofErr w:type="spellEnd"/>
-            <w:r>
-              <w:rPr>
-                <w:rFonts w:ascii="Times New Roman" w:eastAsia="Times New Roman" w:hAnsi="Times New Roman" w:cs="Times New Roman"/>
-              </w:rPr>
-              <w:t xml:space="preserve"> &lt;- </w:t>
-            </w:r>
-            <w:proofErr w:type="spellStart"/>
-            <w:r>
-              <w:rPr>
-                <w:rFonts w:ascii="Times New Roman" w:eastAsia="Times New Roman" w:hAnsi="Times New Roman" w:cs="Times New Roman"/>
-              </w:rPr>
-              <w:t>sd</w:t>
-            </w:r>
-            <w:proofErr w:type="spellEnd"/>
-            <w:r>
-              <w:rPr>
-                <w:rFonts w:ascii="Times New Roman" w:eastAsia="Times New Roman" w:hAnsi="Times New Roman" w:cs="Times New Roman"/>
-              </w:rPr>
-              <w:t>(</w:t>
-            </w:r>
-            <w:proofErr w:type="spellStart"/>
-            <w:r>
-              <w:rPr>
-                <w:rFonts w:ascii="Times New Roman" w:eastAsia="Times New Roman" w:hAnsi="Times New Roman" w:cs="Times New Roman"/>
-              </w:rPr>
-              <w:t>data_clean$Alcohol_Consumption</w:t>
-            </w:r>
-            <w:proofErr w:type="spellEnd"/>
-            <w:r>
-              <w:rPr>
-                <w:rFonts w:ascii="Times New Roman" w:eastAsia="Times New Roman" w:hAnsi="Times New Roman" w:cs="Times New Roman"/>
-              </w:rPr>
-              <w:t>)</w:t>
-            </w:r>
-          </w:p>
-          <w:p>
-            <w:pPr>
-              <w:rPr>
-                <w:rFonts w:ascii="Times New Roman" w:eastAsia="Times New Roman" w:hAnsi="Times New Roman" w:cs="Times New Roman"/>
-              </w:rPr>
-            </w:pPr>
-            <w:proofErr w:type="spellStart"/>
-            <w:r>
-              <w:rPr>
-                <w:rFonts w:ascii="Times New Roman" w:eastAsia="Times New Roman" w:hAnsi="Times New Roman" w:cs="Times New Roman"/>
-              </w:rPr>
-              <w:t>median_alcohol</w:t>
-            </w:r>
-            <w:proofErr w:type="spellEnd"/>
-            <w:r>
-              <w:rPr>
-                <w:rFonts w:ascii="Times New Roman" w:eastAsia="Times New Roman" w:hAnsi="Times New Roman" w:cs="Times New Roman"/>
-              </w:rPr>
-              <w:t xml:space="preserve"> &lt;- median(</w:t>
-            </w:r>
-            <w:proofErr w:type="spellStart"/>
-            <w:r>
-              <w:rPr>
-                <w:rFonts w:ascii="Times New Roman" w:eastAsia="Times New Roman" w:hAnsi="Times New Roman" w:cs="Times New Roman"/>
-              </w:rPr>
-              <w:t>data_clean$Alcohol_Consumption</w:t>
-            </w:r>
-            <w:proofErr w:type="spellEnd"/>
-            <w:r>
-              <w:rPr>
-                <w:rFonts w:ascii="Times New Roman" w:eastAsia="Times New Roman" w:hAnsi="Times New Roman" w:cs="Times New Roman"/>
-              </w:rPr>
-              <w:t>)</w:t>
-            </w:r>
-          </w:p>
-          <w:p>
-            <w:pPr>
-              <w:rPr>
-                <w:rFonts w:ascii="Times New Roman" w:eastAsia="Times New Roman" w:hAnsi="Times New Roman" w:cs="Times New Roman"/>
-              </w:rPr>
-            </w:pPr>
-            <w:proofErr w:type="spellStart"/>
-            <w:r>
-              <w:rPr>
-                <w:rFonts w:ascii="Times New Roman" w:eastAsia="Times New Roman" w:hAnsi="Times New Roman" w:cs="Times New Roman"/>
-              </w:rPr>
-              <w:t>min_alcohol</w:t>
-            </w:r>
-            <w:proofErr w:type="spellEnd"/>
-            <w:r>
-              <w:rPr>
-                <w:rFonts w:ascii="Times New Roman" w:eastAsia="Times New Roman" w:hAnsi="Times New Roman" w:cs="Times New Roman"/>
-              </w:rPr>
-              <w:t xml:space="preserve"> &lt;- min(</w:t>
-            </w:r>
-            <w:proofErr w:type="spellStart"/>
-            <w:r>
-              <w:rPr>
-                <w:rFonts w:ascii="Times New Roman" w:eastAsia="Times New Roman" w:hAnsi="Times New Roman" w:cs="Times New Roman"/>
-              </w:rPr>
-              <w:t>data_clean$Alcohol_Consumption</w:t>
-            </w:r>
-            <w:proofErr w:type="spellEnd"/>
-            <w:r>
-              <w:rPr>
-                <w:rFonts w:ascii="Times New Roman" w:eastAsia="Times New Roman" w:hAnsi="Times New Roman" w:cs="Times New Roman"/>
-              </w:rPr>
-              <w:t>)</w:t>
-            </w:r>
-          </w:p>
-          <w:p>
-            <w:pPr>
-              <w:rPr>
-                <w:rFonts w:ascii="Times New Roman" w:eastAsia="Times New Roman" w:hAnsi="Times New Roman" w:cs="Times New Roman"/>
-              </w:rPr>
-            </w:pPr>
-            <w:proofErr w:type="spellStart"/>
-            <w:r>
-              <w:rPr>
-                <w:rFonts w:ascii="Times New Roman" w:eastAsia="Times New Roman" w:hAnsi="Times New Roman" w:cs="Times New Roman"/>
-              </w:rPr>
-              <w:t>max_alcohol</w:t>
-            </w:r>
-            <w:proofErr w:type="spellEnd"/>
-            <w:r>
-              <w:rPr>
-                <w:rFonts w:ascii="Times New Roman" w:eastAsia="Times New Roman" w:hAnsi="Times New Roman" w:cs="Times New Roman"/>
-              </w:rPr>
-              <w:t xml:space="preserve"> &lt;- max(</w:t>
-            </w:r>
-            <w:proofErr w:type="spellStart"/>
-            <w:r>
-              <w:rPr>
-                <w:rFonts w:ascii="Times New Roman" w:eastAsia="Times New Roman" w:hAnsi="Times New Roman" w:cs="Times New Roman"/>
-              </w:rPr>
-              <w:t>data_clean$Alcohol_Consumption</w:t>
-            </w:r>
-            <w:proofErr w:type="spellEnd"/>
-            <w:r>
-              <w:rPr>
-                <w:rFonts w:ascii="Times New Roman" w:eastAsia="Times New Roman" w:hAnsi="Times New Roman" w:cs="Times New Roman"/>
-              </w:rPr>
-              <w:t>)</w:t>
-            </w:r>
-          </w:p>
-          <w:p>
-            <w:pPr>
-              <w:rPr>
-                <w:rFonts w:ascii="Times New Roman" w:eastAsia="Times New Roman" w:hAnsi="Times New Roman" w:cs="Times New Roman"/>
-              </w:rPr>
-            </w:pPr>
-          </w:p>
-          <w:p>
-            <w:pPr>
+              <w:ind w:left="33"/>
+              <w:rPr>
+                <w:rFonts w:ascii="Times New Roman" w:eastAsia="Times New Roman" w:hAnsi="Times New Roman" w:cs="Times New Roman"/>
+              </w:rPr>
+            </w:pPr>
+            <w:r>
+              <w:rPr>
+                <w:rFonts w:ascii="Times New Roman" w:eastAsia="Times New Roman" w:hAnsi="Times New Roman" w:cs="Times New Roman"/>
+              </w:rPr>
+              <w:t>mean_alcohol &lt;- mean(data_clean$Alcohol_Consumption)</w:t>
+            </w:r>
+          </w:p>
+          <w:p>
+            <w:pPr>
+              <w:ind w:left="33"/>
+              <w:rPr>
+                <w:rFonts w:ascii="Times New Roman" w:eastAsia="Times New Roman" w:hAnsi="Times New Roman" w:cs="Times New Roman"/>
+              </w:rPr>
+            </w:pPr>
+            <w:r>
+              <w:rPr>
+                <w:rFonts w:ascii="Times New Roman" w:eastAsia="Times New Roman" w:hAnsi="Times New Roman" w:cs="Times New Roman"/>
+              </w:rPr>
+              <w:t>sd_alcohol &lt;- sd(data_clean$Alcohol_Consumption)</w:t>
+            </w:r>
+          </w:p>
+          <w:p>
+            <w:pPr>
+              <w:ind w:left="33"/>
+              <w:rPr>
+                <w:rFonts w:ascii="Times New Roman" w:eastAsia="Times New Roman" w:hAnsi="Times New Roman" w:cs="Times New Roman"/>
+              </w:rPr>
+            </w:pPr>
+            <w:r>
+              <w:rPr>
+                <w:rFonts w:ascii="Times New Roman" w:eastAsia="Times New Roman" w:hAnsi="Times New Roman" w:cs="Times New Roman"/>
+              </w:rPr>
+              <w:t>median_alcohol &lt;- median(data_clean$Alcohol_Consumption)</w:t>
+            </w:r>
+          </w:p>
+          <w:p>
+            <w:pPr>
+              <w:ind w:left="33"/>
+              <w:rPr>
+                <w:rFonts w:ascii="Times New Roman" w:eastAsia="Times New Roman" w:hAnsi="Times New Roman" w:cs="Times New Roman"/>
+              </w:rPr>
+            </w:pPr>
+            <w:r>
+              <w:rPr>
+                <w:rFonts w:ascii="Times New Roman" w:eastAsia="Times New Roman" w:hAnsi="Times New Roman" w:cs="Times New Roman"/>
+              </w:rPr>
+              <w:t>min_alcohol &lt;- min(data_clean$Alcohol_Consumption)</w:t>
+            </w:r>
+          </w:p>
+          <w:p>
+            <w:pPr>
+              <w:ind w:left="33"/>
+              <w:rPr>
+                <w:rFonts w:ascii="Times New Roman" w:eastAsia="Times New Roman" w:hAnsi="Times New Roman" w:cs="Times New Roman"/>
+              </w:rPr>
+            </w:pPr>
+            <w:r>
+              <w:rPr>
+                <w:rFonts w:ascii="Times New Roman" w:eastAsia="Times New Roman" w:hAnsi="Times New Roman" w:cs="Times New Roman"/>
+              </w:rPr>
+              <w:t>max_alcohol &lt;- max(data_clean$Alcohol_Consumption)</w:t>
+            </w:r>
+          </w:p>
+          <w:p>
+            <w:pPr>
+              <w:ind w:left="33"/>
+              <w:rPr>
+                <w:rFonts w:ascii="Times New Roman" w:eastAsia="Times New Roman" w:hAnsi="Times New Roman" w:cs="Times New Roman"/>
+              </w:rPr>
+            </w:pPr>
+          </w:p>
+          <w:p>
+            <w:pPr>
+              <w:ind w:left="33"/>
               <w:rPr>
                 <w:rFonts w:ascii="Times New Roman" w:eastAsia="Times New Roman" w:hAnsi="Times New Roman" w:cs="Times New Roman"/>
               </w:rPr>
@@ -7453,6 +6432,7 @@
           </w:p>
           <w:p>
             <w:pPr>
+              <w:ind w:left="33"/>
               <w:rPr>
                 <w:rFonts w:ascii="Times New Roman" w:eastAsia="Times New Roman" w:hAnsi="Times New Roman" w:cs="Times New Roman"/>
               </w:rPr>
@@ -7462,140 +6442,76 @@
                 <w:rFonts w:ascii="Times New Roman" w:eastAsia="Times New Roman" w:hAnsi="Times New Roman" w:cs="Times New Roman"/>
               </w:rPr>
               <w:lastRenderedPageBreak/>
-              <w:t>cat("Mean:   ", round(</w:t>
-            </w:r>
-            <w:proofErr w:type="spellStart"/>
-            <w:r>
-              <w:rPr>
-                <w:rFonts w:ascii="Times New Roman" w:eastAsia="Times New Roman" w:hAnsi="Times New Roman" w:cs="Times New Roman"/>
-              </w:rPr>
-              <w:t>mean_alcohol</w:t>
-            </w:r>
-            <w:proofErr w:type="spellEnd"/>
-            <w:r>
-              <w:rPr>
-                <w:rFonts w:ascii="Times New Roman" w:eastAsia="Times New Roman" w:hAnsi="Times New Roman" w:cs="Times New Roman"/>
-              </w:rPr>
-              <w:t>, 2), "\n")</w:t>
-            </w:r>
-          </w:p>
-          <w:p>
-            <w:pPr>
-              <w:rPr>
-                <w:rFonts w:ascii="Times New Roman" w:eastAsia="Times New Roman" w:hAnsi="Times New Roman" w:cs="Times New Roman"/>
-              </w:rPr>
-            </w:pPr>
-            <w:r>
-              <w:rPr>
-                <w:rFonts w:ascii="Times New Roman" w:eastAsia="Times New Roman" w:hAnsi="Times New Roman" w:cs="Times New Roman"/>
-              </w:rPr>
-              <w:t>cat("SD:     ", round(</w:t>
-            </w:r>
-            <w:proofErr w:type="spellStart"/>
-            <w:r>
-              <w:rPr>
-                <w:rFonts w:ascii="Times New Roman" w:eastAsia="Times New Roman" w:hAnsi="Times New Roman" w:cs="Times New Roman"/>
-              </w:rPr>
-              <w:t>sd_alcohol</w:t>
-            </w:r>
-            <w:proofErr w:type="spellEnd"/>
-            <w:r>
-              <w:rPr>
-                <w:rFonts w:ascii="Times New Roman" w:eastAsia="Times New Roman" w:hAnsi="Times New Roman" w:cs="Times New Roman"/>
-              </w:rPr>
-              <w:t>, 2), "\n")</w:t>
-            </w:r>
-          </w:p>
-          <w:p>
-            <w:pPr>
-              <w:rPr>
-                <w:rFonts w:ascii="Times New Roman" w:eastAsia="Times New Roman" w:hAnsi="Times New Roman" w:cs="Times New Roman"/>
-              </w:rPr>
-            </w:pPr>
-            <w:r>
-              <w:rPr>
-                <w:rFonts w:ascii="Times New Roman" w:eastAsia="Times New Roman" w:hAnsi="Times New Roman" w:cs="Times New Roman"/>
-              </w:rPr>
-              <w:t>cat("Median: ", round(</w:t>
-            </w:r>
-            <w:proofErr w:type="spellStart"/>
-            <w:r>
-              <w:rPr>
-                <w:rFonts w:ascii="Times New Roman" w:eastAsia="Times New Roman" w:hAnsi="Times New Roman" w:cs="Times New Roman"/>
-              </w:rPr>
-              <w:t>median_alcohol</w:t>
-            </w:r>
-            <w:proofErr w:type="spellEnd"/>
-            <w:r>
-              <w:rPr>
-                <w:rFonts w:ascii="Times New Roman" w:eastAsia="Times New Roman" w:hAnsi="Times New Roman" w:cs="Times New Roman"/>
-              </w:rPr>
-              <w:t>, 2), "\n")</w:t>
-            </w:r>
-          </w:p>
-          <w:p>
-            <w:pPr>
-              <w:rPr>
-                <w:rFonts w:ascii="Times New Roman" w:eastAsia="Times New Roman" w:hAnsi="Times New Roman" w:cs="Times New Roman"/>
-              </w:rPr>
-            </w:pPr>
-            <w:r>
-              <w:rPr>
-                <w:rFonts w:ascii="Times New Roman" w:eastAsia="Times New Roman" w:hAnsi="Times New Roman" w:cs="Times New Roman"/>
-              </w:rPr>
-              <w:t>cat("Min:    ", round(</w:t>
-            </w:r>
-            <w:proofErr w:type="spellStart"/>
-            <w:r>
-              <w:rPr>
-                <w:rFonts w:ascii="Times New Roman" w:eastAsia="Times New Roman" w:hAnsi="Times New Roman" w:cs="Times New Roman"/>
-              </w:rPr>
-              <w:t>min_alcohol</w:t>
-            </w:r>
-            <w:proofErr w:type="spellEnd"/>
-            <w:r>
-              <w:rPr>
-                <w:rFonts w:ascii="Times New Roman" w:eastAsia="Times New Roman" w:hAnsi="Times New Roman" w:cs="Times New Roman"/>
-              </w:rPr>
-              <w:t>, 2), "\n")</w:t>
-            </w:r>
-          </w:p>
-          <w:p>
-            <w:pPr>
-              <w:rPr>
-                <w:rFonts w:ascii="Times New Roman" w:eastAsia="Times New Roman" w:hAnsi="Times New Roman" w:cs="Times New Roman"/>
-              </w:rPr>
-            </w:pPr>
-            <w:r>
-              <w:rPr>
-                <w:rFonts w:ascii="Times New Roman" w:eastAsia="Times New Roman" w:hAnsi="Times New Roman" w:cs="Times New Roman"/>
-              </w:rPr>
-              <w:t>cat("Max:    ", round(</w:t>
-            </w:r>
-            <w:proofErr w:type="spellStart"/>
-            <w:r>
-              <w:rPr>
-                <w:rFonts w:ascii="Times New Roman" w:eastAsia="Times New Roman" w:hAnsi="Times New Roman" w:cs="Times New Roman"/>
-              </w:rPr>
-              <w:t>max_alcohol</w:t>
-            </w:r>
-            <w:proofErr w:type="spellEnd"/>
-            <w:r>
-              <w:rPr>
-                <w:rFonts w:ascii="Times New Roman" w:eastAsia="Times New Roman" w:hAnsi="Times New Roman" w:cs="Times New Roman"/>
-              </w:rPr>
-              <w:t>, 2), "\n\n")</w:t>
-            </w:r>
-          </w:p>
-          <w:p>
-            <w:pPr>
-              <w:rPr>
-                <w:rFonts w:ascii="Times New Roman" w:eastAsia="Times New Roman" w:hAnsi="Times New Roman" w:cs="Times New Roman"/>
-              </w:rPr>
-            </w:pPr>
-          </w:p>
-          <w:p>
-            <w:pPr>
+              <w:t>cat("Mean:   ", round(mean_alcohol, 2), "\n")</w:t>
+            </w:r>
+          </w:p>
+          <w:p>
+            <w:pPr>
+              <w:ind w:left="33"/>
+              <w:rPr>
+                <w:rFonts w:ascii="Times New Roman" w:eastAsia="Times New Roman" w:hAnsi="Times New Roman" w:cs="Times New Roman"/>
+              </w:rPr>
+            </w:pPr>
+            <w:r>
+              <w:rPr>
+                <w:rFonts w:ascii="Times New Roman" w:eastAsia="Times New Roman" w:hAnsi="Times New Roman" w:cs="Times New Roman"/>
+              </w:rPr>
+              <w:t>cat("SD:     ", round(sd_alcohol, 2), "\n")</w:t>
+            </w:r>
+          </w:p>
+          <w:p>
+            <w:pPr>
+              <w:ind w:left="33"/>
+              <w:rPr>
+                <w:rFonts w:ascii="Times New Roman" w:eastAsia="Times New Roman" w:hAnsi="Times New Roman" w:cs="Times New Roman"/>
+              </w:rPr>
+            </w:pPr>
+            <w:r>
+              <w:rPr>
+                <w:rFonts w:ascii="Times New Roman" w:eastAsia="Times New Roman" w:hAnsi="Times New Roman" w:cs="Times New Roman"/>
+              </w:rPr>
+              <w:t>cat("Median: ", round(median_alcohol, 2), "\n")</w:t>
+            </w:r>
+          </w:p>
+          <w:p>
+            <w:pPr>
+              <w:ind w:left="33"/>
+              <w:rPr>
+                <w:rFonts w:ascii="Times New Roman" w:eastAsia="Times New Roman" w:hAnsi="Times New Roman" w:cs="Times New Roman"/>
+              </w:rPr>
+            </w:pPr>
+            <w:r>
+              <w:rPr>
+                <w:rFonts w:ascii="Times New Roman" w:eastAsia="Times New Roman" w:hAnsi="Times New Roman" w:cs="Times New Roman"/>
+              </w:rPr>
+              <w:t>cat("Min:    ", round(min_alcohol, 2), "\n")</w:t>
+            </w:r>
+          </w:p>
+          <w:p>
+            <w:pPr>
+              <w:ind w:left="33"/>
+              <w:rPr>
+                <w:rFonts w:ascii="Times New Roman" w:eastAsia="Times New Roman" w:hAnsi="Times New Roman" w:cs="Times New Roman"/>
+              </w:rPr>
+            </w:pPr>
+            <w:r>
+              <w:rPr>
+                <w:rFonts w:ascii="Times New Roman" w:eastAsia="Times New Roman" w:hAnsi="Times New Roman" w:cs="Times New Roman"/>
+              </w:rPr>
+              <w:t>cat("Max:    ", round(max_alcohol, 2), "\n\n")</w:t>
+            </w:r>
+          </w:p>
+          <w:p>
+            <w:pPr>
+              <w:ind w:left="33"/>
+              <w:rPr>
+                <w:rFonts w:ascii="Times New Roman" w:eastAsia="Times New Roman" w:hAnsi="Times New Roman" w:cs="Times New Roman"/>
+              </w:rPr>
+            </w:pPr>
+          </w:p>
+          <w:p>
+            <w:pPr>
+              <w:ind w:left="33"/>
               <w:rPr>
                 <w:rFonts w:ascii="Times New Roman" w:eastAsia="Times New Roman" w:hAnsi="Times New Roman" w:cs="Times New Roman"/>
               </w:rPr>
@@ -7609,202 +6525,85 @@
           </w:p>
           <w:p>
             <w:pPr>
-              <w:rPr>
-                <w:rFonts w:ascii="Times New Roman" w:eastAsia="Times New Roman" w:hAnsi="Times New Roman" w:cs="Times New Roman"/>
-              </w:rPr>
-            </w:pPr>
-            <w:proofErr w:type="spellStart"/>
-            <w:r>
-              <w:rPr>
-                <w:rFonts w:ascii="Times New Roman" w:eastAsia="Times New Roman" w:hAnsi="Times New Roman" w:cs="Times New Roman"/>
-              </w:rPr>
-              <w:t>mean_life_exp</w:t>
-            </w:r>
-            <w:proofErr w:type="spellEnd"/>
-            <w:r>
-              <w:rPr>
-                <w:rFonts w:ascii="Times New Roman" w:eastAsia="Times New Roman" w:hAnsi="Times New Roman" w:cs="Times New Roman"/>
-              </w:rPr>
-              <w:t xml:space="preserve"> &lt;- mean(</w:t>
-            </w:r>
-            <w:proofErr w:type="spellStart"/>
-            <w:r>
-              <w:rPr>
-                <w:rFonts w:ascii="Times New Roman" w:eastAsia="Times New Roman" w:hAnsi="Times New Roman" w:cs="Times New Roman"/>
-              </w:rPr>
-              <w:t>data_clean$Life_Expectancy</w:t>
-            </w:r>
-            <w:proofErr w:type="spellEnd"/>
-            <w:r>
-              <w:rPr>
-                <w:rFonts w:ascii="Times New Roman" w:eastAsia="Times New Roman" w:hAnsi="Times New Roman" w:cs="Times New Roman"/>
-              </w:rPr>
-              <w:t>)</w:t>
-            </w:r>
-          </w:p>
-          <w:p>
-            <w:pPr>
-              <w:rPr>
-                <w:rFonts w:ascii="Times New Roman" w:eastAsia="Times New Roman" w:hAnsi="Times New Roman" w:cs="Times New Roman"/>
-              </w:rPr>
-            </w:pPr>
-            <w:proofErr w:type="spellStart"/>
-            <w:r>
-              <w:rPr>
-                <w:rFonts w:ascii="Times New Roman" w:eastAsia="Times New Roman" w:hAnsi="Times New Roman" w:cs="Times New Roman"/>
-              </w:rPr>
-              <w:t>sd_life_exp</w:t>
-            </w:r>
-            <w:proofErr w:type="spellEnd"/>
-            <w:r>
-              <w:rPr>
-                <w:rFonts w:ascii="Times New Roman" w:eastAsia="Times New Roman" w:hAnsi="Times New Roman" w:cs="Times New Roman"/>
-              </w:rPr>
-              <w:t xml:space="preserve"> &lt;- </w:t>
-            </w:r>
-            <w:proofErr w:type="spellStart"/>
-            <w:r>
-              <w:rPr>
-                <w:rFonts w:ascii="Times New Roman" w:eastAsia="Times New Roman" w:hAnsi="Times New Roman" w:cs="Times New Roman"/>
-              </w:rPr>
-              <w:t>sd</w:t>
-            </w:r>
-            <w:proofErr w:type="spellEnd"/>
-            <w:r>
-              <w:rPr>
-                <w:rFonts w:ascii="Times New Roman" w:eastAsia="Times New Roman" w:hAnsi="Times New Roman" w:cs="Times New Roman"/>
-              </w:rPr>
-              <w:t>(</w:t>
-            </w:r>
-            <w:proofErr w:type="spellStart"/>
-            <w:r>
-              <w:rPr>
-                <w:rFonts w:ascii="Times New Roman" w:eastAsia="Times New Roman" w:hAnsi="Times New Roman" w:cs="Times New Roman"/>
-              </w:rPr>
-              <w:t>data_clean$Life_Expectancy</w:t>
-            </w:r>
-            <w:proofErr w:type="spellEnd"/>
-            <w:r>
-              <w:rPr>
-                <w:rFonts w:ascii="Times New Roman" w:eastAsia="Times New Roman" w:hAnsi="Times New Roman" w:cs="Times New Roman"/>
-              </w:rPr>
-              <w:t>)</w:t>
-            </w:r>
-          </w:p>
-          <w:p>
-            <w:pPr>
-              <w:rPr>
-                <w:rFonts w:ascii="Times New Roman" w:eastAsia="Times New Roman" w:hAnsi="Times New Roman" w:cs="Times New Roman"/>
-              </w:rPr>
-            </w:pPr>
-            <w:proofErr w:type="spellStart"/>
-            <w:r>
-              <w:rPr>
-                <w:rFonts w:ascii="Times New Roman" w:eastAsia="Times New Roman" w:hAnsi="Times New Roman" w:cs="Times New Roman"/>
-              </w:rPr>
-              <w:t>median_life_exp</w:t>
-            </w:r>
-            <w:proofErr w:type="spellEnd"/>
-            <w:r>
-              <w:rPr>
-                <w:rFonts w:ascii="Times New Roman" w:eastAsia="Times New Roman" w:hAnsi="Times New Roman" w:cs="Times New Roman"/>
-              </w:rPr>
-              <w:t xml:space="preserve"> &lt;- median(</w:t>
-            </w:r>
-            <w:proofErr w:type="spellStart"/>
-            <w:r>
-              <w:rPr>
-                <w:rFonts w:ascii="Times New Roman" w:eastAsia="Times New Roman" w:hAnsi="Times New Roman" w:cs="Times New Roman"/>
-              </w:rPr>
-              <w:t>data_clean$Life_Expectancy</w:t>
-            </w:r>
-            <w:proofErr w:type="spellEnd"/>
-            <w:r>
-              <w:rPr>
-                <w:rFonts w:ascii="Times New Roman" w:eastAsia="Times New Roman" w:hAnsi="Times New Roman" w:cs="Times New Roman"/>
-              </w:rPr>
-              <w:t>)</w:t>
-            </w:r>
-          </w:p>
-          <w:p>
-            <w:pPr>
-              <w:rPr>
-                <w:rFonts w:ascii="Times New Roman" w:eastAsia="Times New Roman" w:hAnsi="Times New Roman" w:cs="Times New Roman"/>
-              </w:rPr>
-            </w:pPr>
-            <w:proofErr w:type="spellStart"/>
-            <w:r>
-              <w:rPr>
-                <w:rFonts w:ascii="Times New Roman" w:eastAsia="Times New Roman" w:hAnsi="Times New Roman" w:cs="Times New Roman"/>
-              </w:rPr>
-              <w:t>min_life_exp</w:t>
-            </w:r>
-            <w:proofErr w:type="spellEnd"/>
-            <w:r>
-              <w:rPr>
-                <w:rFonts w:ascii="Times New Roman" w:eastAsia="Times New Roman" w:hAnsi="Times New Roman" w:cs="Times New Roman"/>
-              </w:rPr>
-              <w:t xml:space="preserve"> &lt;- min(</w:t>
-            </w:r>
-            <w:proofErr w:type="spellStart"/>
-            <w:r>
-              <w:rPr>
-                <w:rFonts w:ascii="Times New Roman" w:eastAsia="Times New Roman" w:hAnsi="Times New Roman" w:cs="Times New Roman"/>
-              </w:rPr>
-              <w:t>data_clean$Life_Expectancy</w:t>
-            </w:r>
-            <w:proofErr w:type="spellEnd"/>
-            <w:r>
-              <w:rPr>
-                <w:rFonts w:ascii="Times New Roman" w:eastAsia="Times New Roman" w:hAnsi="Times New Roman" w:cs="Times New Roman"/>
-              </w:rPr>
-              <w:t>)</w:t>
-            </w:r>
-          </w:p>
-          <w:p>
-            <w:pPr>
-              <w:rPr>
-                <w:rFonts w:ascii="Times New Roman" w:eastAsia="Times New Roman" w:hAnsi="Times New Roman" w:cs="Times New Roman"/>
-              </w:rPr>
-            </w:pPr>
-            <w:proofErr w:type="spellStart"/>
-            <w:r>
-              <w:rPr>
-                <w:rFonts w:ascii="Times New Roman" w:eastAsia="Times New Roman" w:hAnsi="Times New Roman" w:cs="Times New Roman"/>
-              </w:rPr>
-              <w:t>max_life_exp</w:t>
-            </w:r>
-            <w:proofErr w:type="spellEnd"/>
-            <w:r>
-              <w:rPr>
-                <w:rFonts w:ascii="Times New Roman" w:eastAsia="Times New Roman" w:hAnsi="Times New Roman" w:cs="Times New Roman"/>
-              </w:rPr>
-              <w:t xml:space="preserve"> &lt;- max(</w:t>
-            </w:r>
-            <w:proofErr w:type="spellStart"/>
-            <w:r>
-              <w:rPr>
-                <w:rFonts w:ascii="Times New Roman" w:eastAsia="Times New Roman" w:hAnsi="Times New Roman" w:cs="Times New Roman"/>
-              </w:rPr>
-              <w:t>data_clean$Life_Expectancy</w:t>
-            </w:r>
-            <w:proofErr w:type="spellEnd"/>
-            <w:r>
-              <w:rPr>
-                <w:rFonts w:ascii="Times New Roman" w:eastAsia="Times New Roman" w:hAnsi="Times New Roman" w:cs="Times New Roman"/>
-              </w:rPr>
-              <w:t>)</w:t>
-            </w:r>
-          </w:p>
-          <w:p>
-            <w:pPr>
-              <w:rPr>
-                <w:rFonts w:ascii="Times New Roman" w:eastAsia="Times New Roman" w:hAnsi="Times New Roman" w:cs="Times New Roman"/>
-              </w:rPr>
-            </w:pPr>
-          </w:p>
-          <w:p>
-            <w:pPr>
+              <w:ind w:left="33"/>
+              <w:rPr>
+                <w:rFonts w:ascii="Times New Roman" w:eastAsia="Times New Roman" w:hAnsi="Times New Roman" w:cs="Times New Roman"/>
+              </w:rPr>
+            </w:pPr>
+            <w:r>
+              <w:rPr>
+                <w:rFonts w:ascii="Times New Roman" w:eastAsia="Times New Roman" w:hAnsi="Times New Roman" w:cs="Times New Roman"/>
+              </w:rPr>
+              <w:t>mean_life_exp &lt;- mean(data_clean$Life_Expectancy)</w:t>
+            </w:r>
+          </w:p>
+          <w:p>
+            <w:pPr>
+              <w:ind w:left="33"/>
+              <w:rPr>
+                <w:rFonts w:ascii="Times New Roman" w:eastAsia="Times New Roman" w:hAnsi="Times New Roman" w:cs="Times New Roman"/>
+              </w:rPr>
+            </w:pPr>
+            <w:r>
+              <w:rPr>
+                <w:rFonts w:ascii="Times New Roman" w:eastAsia="Times New Roman" w:hAnsi="Times New Roman" w:cs="Times New Roman"/>
+              </w:rPr>
+              <w:t>sd_life_exp &lt;- sd(data_clean$Life_Expectancy)</w:t>
+            </w:r>
+          </w:p>
+          <w:p>
+            <w:pPr>
+              <w:ind w:left="33"/>
+              <w:rPr>
+                <w:rFonts w:ascii="Times New Roman" w:eastAsia="Times New Roman" w:hAnsi="Times New Roman" w:cs="Times New Roman"/>
+              </w:rPr>
+            </w:pPr>
+            <w:r>
+              <w:rPr>
+                <w:rFonts w:ascii="Times New Roman" w:eastAsia="Times New Roman" w:hAnsi="Times New Roman" w:cs="Times New Roman"/>
+              </w:rPr>
+              <w:t>median_life_exp &lt;- median(data_clean$Life_Expectancy)</w:t>
+            </w:r>
+          </w:p>
+          <w:p>
+            <w:pPr>
+              <w:ind w:left="33"/>
+              <w:rPr>
+                <w:rFonts w:ascii="Times New Roman" w:eastAsia="Times New Roman" w:hAnsi="Times New Roman" w:cs="Times New Roman"/>
+              </w:rPr>
+            </w:pPr>
+            <w:r>
+              <w:rPr>
+                <w:rFonts w:ascii="Times New Roman" w:eastAsia="Times New Roman" w:hAnsi="Times New Roman" w:cs="Times New Roman"/>
+              </w:rPr>
+              <w:t>min_life_exp &lt;- min(data_clean$Life_Expectancy)</w:t>
+            </w:r>
+          </w:p>
+          <w:p>
+            <w:pPr>
+              <w:ind w:left="33"/>
+              <w:rPr>
+                <w:rFonts w:ascii="Times New Roman" w:eastAsia="Times New Roman" w:hAnsi="Times New Roman" w:cs="Times New Roman"/>
+              </w:rPr>
+            </w:pPr>
+            <w:r>
+              <w:rPr>
+                <w:rFonts w:ascii="Times New Roman" w:eastAsia="Times New Roman" w:hAnsi="Times New Roman" w:cs="Times New Roman"/>
+              </w:rPr>
+              <w:t>max_life_exp &lt;- max(data_clean$Life_Expectancy)</w:t>
+            </w:r>
+          </w:p>
+          <w:p>
+            <w:pPr>
+              <w:ind w:left="33"/>
+              <w:rPr>
+                <w:rFonts w:ascii="Times New Roman" w:eastAsia="Times New Roman" w:hAnsi="Times New Roman" w:cs="Times New Roman"/>
+              </w:rPr>
+            </w:pPr>
+          </w:p>
+          <w:p>
+            <w:pPr>
+              <w:ind w:left="33"/>
               <w:rPr>
                 <w:rFonts w:ascii="Times New Roman" w:eastAsia="Times New Roman" w:hAnsi="Times New Roman" w:cs="Times New Roman"/>
               </w:rPr>
@@ -7818,148 +6617,85 @@
           </w:p>
           <w:p>
             <w:pPr>
-              <w:rPr>
-                <w:rFonts w:ascii="Times New Roman" w:eastAsia="Times New Roman" w:hAnsi="Times New Roman" w:cs="Times New Roman"/>
-              </w:rPr>
-            </w:pPr>
-            <w:r>
-              <w:rPr>
-                <w:rFonts w:ascii="Times New Roman" w:eastAsia="Times New Roman" w:hAnsi="Times New Roman" w:cs="Times New Roman"/>
-              </w:rPr>
-              <w:t>cat("Mean:   ", round(</w:t>
-            </w:r>
-            <w:proofErr w:type="spellStart"/>
-            <w:r>
-              <w:rPr>
-                <w:rFonts w:ascii="Times New Roman" w:eastAsia="Times New Roman" w:hAnsi="Times New Roman" w:cs="Times New Roman"/>
-              </w:rPr>
-              <w:t>mean_life_exp</w:t>
-            </w:r>
-            <w:proofErr w:type="spellEnd"/>
-            <w:r>
-              <w:rPr>
-                <w:rFonts w:ascii="Times New Roman" w:eastAsia="Times New Roman" w:hAnsi="Times New Roman" w:cs="Times New Roman"/>
-              </w:rPr>
-              <w:t>, 2), "\n")</w:t>
-            </w:r>
-          </w:p>
-          <w:p>
-            <w:pPr>
-              <w:rPr>
-                <w:rFonts w:ascii="Times New Roman" w:eastAsia="Times New Roman" w:hAnsi="Times New Roman" w:cs="Times New Roman"/>
-              </w:rPr>
-            </w:pPr>
-            <w:r>
-              <w:rPr>
-                <w:rFonts w:ascii="Times New Roman" w:eastAsia="Times New Roman" w:hAnsi="Times New Roman" w:cs="Times New Roman"/>
-              </w:rPr>
-              <w:t>cat("SD:     ", round(</w:t>
-            </w:r>
-            <w:proofErr w:type="spellStart"/>
-            <w:r>
-              <w:rPr>
-                <w:rFonts w:ascii="Times New Roman" w:eastAsia="Times New Roman" w:hAnsi="Times New Roman" w:cs="Times New Roman"/>
-              </w:rPr>
-              <w:t>sd_life_exp</w:t>
-            </w:r>
-            <w:proofErr w:type="spellEnd"/>
-            <w:r>
-              <w:rPr>
-                <w:rFonts w:ascii="Times New Roman" w:eastAsia="Times New Roman" w:hAnsi="Times New Roman" w:cs="Times New Roman"/>
-              </w:rPr>
-              <w:t>, 2), "\n")</w:t>
-            </w:r>
-          </w:p>
-          <w:p>
-            <w:pPr>
-              <w:rPr>
-                <w:rFonts w:ascii="Times New Roman" w:eastAsia="Times New Roman" w:hAnsi="Times New Roman" w:cs="Times New Roman"/>
-              </w:rPr>
-            </w:pPr>
-            <w:r>
-              <w:rPr>
-                <w:rFonts w:ascii="Times New Roman" w:eastAsia="Times New Roman" w:hAnsi="Times New Roman" w:cs="Times New Roman"/>
-              </w:rPr>
-              <w:t>cat("Median: ", round(</w:t>
-            </w:r>
-            <w:proofErr w:type="spellStart"/>
-            <w:r>
-              <w:rPr>
-                <w:rFonts w:ascii="Times New Roman" w:eastAsia="Times New Roman" w:hAnsi="Times New Roman" w:cs="Times New Roman"/>
-              </w:rPr>
-              <w:t>median_life_exp</w:t>
-            </w:r>
-            <w:proofErr w:type="spellEnd"/>
-            <w:r>
-              <w:rPr>
-                <w:rFonts w:ascii="Times New Roman" w:eastAsia="Times New Roman" w:hAnsi="Times New Roman" w:cs="Times New Roman"/>
-              </w:rPr>
-              <w:t>, 2), "\n")</w:t>
-            </w:r>
-          </w:p>
-          <w:p>
-            <w:pPr>
-              <w:rPr>
-                <w:rFonts w:ascii="Times New Roman" w:eastAsia="Times New Roman" w:hAnsi="Times New Roman" w:cs="Times New Roman"/>
-              </w:rPr>
-            </w:pPr>
-            <w:r>
-              <w:rPr>
-                <w:rFonts w:ascii="Times New Roman" w:eastAsia="Times New Roman" w:hAnsi="Times New Roman" w:cs="Times New Roman"/>
-              </w:rPr>
-              <w:t>cat("Min:    ", round(</w:t>
-            </w:r>
-            <w:proofErr w:type="spellStart"/>
-            <w:r>
-              <w:rPr>
-                <w:rFonts w:ascii="Times New Roman" w:eastAsia="Times New Roman" w:hAnsi="Times New Roman" w:cs="Times New Roman"/>
-              </w:rPr>
-              <w:t>min_life_exp</w:t>
-            </w:r>
-            <w:proofErr w:type="spellEnd"/>
-            <w:r>
-              <w:rPr>
-                <w:rFonts w:ascii="Times New Roman" w:eastAsia="Times New Roman" w:hAnsi="Times New Roman" w:cs="Times New Roman"/>
-              </w:rPr>
-              <w:t>, 2), "\n")</w:t>
-            </w:r>
-          </w:p>
-          <w:p>
-            <w:pPr>
-              <w:rPr>
-                <w:rFonts w:ascii="Times New Roman" w:eastAsia="Times New Roman" w:hAnsi="Times New Roman" w:cs="Times New Roman"/>
-              </w:rPr>
-            </w:pPr>
-            <w:r>
-              <w:rPr>
-                <w:rFonts w:ascii="Times New Roman" w:eastAsia="Times New Roman" w:hAnsi="Times New Roman" w:cs="Times New Roman"/>
-              </w:rPr>
-              <w:t>cat("Max:    ", round(</w:t>
-            </w:r>
-            <w:proofErr w:type="spellStart"/>
-            <w:r>
-              <w:rPr>
-                <w:rFonts w:ascii="Times New Roman" w:eastAsia="Times New Roman" w:hAnsi="Times New Roman" w:cs="Times New Roman"/>
-              </w:rPr>
-              <w:t>max_life_exp</w:t>
-            </w:r>
-            <w:proofErr w:type="spellEnd"/>
-            <w:r>
-              <w:rPr>
-                <w:rFonts w:ascii="Times New Roman" w:eastAsia="Times New Roman" w:hAnsi="Times New Roman" w:cs="Times New Roman"/>
-              </w:rPr>
-              <w:t>, 2), "\n\n")</w:t>
-            </w:r>
-          </w:p>
-          <w:p>
-            <w:pPr>
-              <w:rPr>
-                <w:rFonts w:ascii="Times New Roman" w:eastAsia="Times New Roman" w:hAnsi="Times New Roman" w:cs="Times New Roman"/>
-              </w:rPr>
-            </w:pPr>
-          </w:p>
-          <w:p>
-            <w:pPr>
+              <w:ind w:left="33"/>
+              <w:rPr>
+                <w:rFonts w:ascii="Times New Roman" w:eastAsia="Times New Roman" w:hAnsi="Times New Roman" w:cs="Times New Roman"/>
+              </w:rPr>
+            </w:pPr>
+            <w:r>
+              <w:rPr>
+                <w:rFonts w:ascii="Times New Roman" w:eastAsia="Times New Roman" w:hAnsi="Times New Roman" w:cs="Times New Roman"/>
+              </w:rPr>
+              <w:t>cat("Mean:   ", round(mean_life_exp, 2), "\n")</w:t>
+            </w:r>
+          </w:p>
+          <w:p>
+            <w:pPr>
+              <w:ind w:left="33"/>
+              <w:rPr>
+                <w:rFonts w:ascii="Times New Roman" w:eastAsia="Times New Roman" w:hAnsi="Times New Roman" w:cs="Times New Roman"/>
+              </w:rPr>
+            </w:pPr>
+            <w:r>
+              <w:rPr>
+                <w:rFonts w:ascii="Times New Roman" w:eastAsia="Times New Roman" w:hAnsi="Times New Roman" w:cs="Times New Roman"/>
+              </w:rPr>
+              <w:t>cat("SD:     ", round(sd_life_exp, 2), "\n")</w:t>
+            </w:r>
+          </w:p>
+          <w:p>
+            <w:pPr>
+              <w:ind w:left="33"/>
+              <w:rPr>
+                <w:rFonts w:ascii="Times New Roman" w:eastAsia="Times New Roman" w:hAnsi="Times New Roman" w:cs="Times New Roman"/>
+              </w:rPr>
+            </w:pPr>
+            <w:r>
+              <w:rPr>
+                <w:rFonts w:ascii="Times New Roman" w:eastAsia="Times New Roman" w:hAnsi="Times New Roman" w:cs="Times New Roman"/>
+              </w:rPr>
+              <w:t>cat("Median: ", round(median_life_exp, 2), "\n")</w:t>
+            </w:r>
+          </w:p>
+          <w:p>
+            <w:pPr>
+              <w:ind w:left="33"/>
+              <w:rPr>
+                <w:rFonts w:ascii="Times New Roman" w:eastAsia="Times New Roman" w:hAnsi="Times New Roman" w:cs="Times New Roman"/>
+              </w:rPr>
+            </w:pPr>
+            <w:r>
+              <w:rPr>
+                <w:rFonts w:ascii="Times New Roman" w:eastAsia="Times New Roman" w:hAnsi="Times New Roman" w:cs="Times New Roman"/>
+              </w:rPr>
+              <w:t>cat("Min:    ", round(min_life_exp, 2), "\n")</w:t>
+            </w:r>
+          </w:p>
+          <w:p>
+            <w:pPr>
+              <w:ind w:left="33"/>
+              <w:rPr>
+                <w:rFonts w:ascii="Times New Roman" w:eastAsia="Times New Roman" w:hAnsi="Times New Roman" w:cs="Times New Roman"/>
+              </w:rPr>
+            </w:pPr>
+            <w:r>
+              <w:rPr>
+                <w:rFonts w:ascii="Times New Roman" w:eastAsia="Times New Roman" w:hAnsi="Times New Roman" w:cs="Times New Roman"/>
+              </w:rPr>
+              <w:t>cat("Max:    ", round(max_life_exp, 2), "\n\n")</w:t>
+            </w:r>
+          </w:p>
+          <w:p>
+            <w:pPr>
+              <w:ind w:left="33"/>
+              <w:rPr>
+                <w:rFonts w:ascii="Times New Roman" w:eastAsia="Times New Roman" w:hAnsi="Times New Roman" w:cs="Times New Roman"/>
+              </w:rPr>
+            </w:pPr>
+          </w:p>
+          <w:p>
+            <w:pPr>
+              <w:ind w:left="33"/>
               <w:rPr>
                 <w:rFonts w:ascii="Times New Roman" w:eastAsia="Times New Roman" w:hAnsi="Times New Roman" w:cs="Times New Roman"/>
               </w:rPr>
@@ -7973,6 +6709,7 @@
           </w:p>
           <w:p>
             <w:pPr>
+              <w:ind w:left="33"/>
               <w:rPr>
                 <w:rFonts w:ascii="Times New Roman" w:eastAsia="Times New Roman" w:hAnsi="Times New Roman" w:cs="Times New Roman"/>
               </w:rPr>
@@ -7986,6 +6723,7 @@
           </w:p>
           <w:p>
             <w:pPr>
+              <w:ind w:left="33"/>
               <w:rPr>
                 <w:rFonts w:ascii="Times New Roman" w:eastAsia="Times New Roman" w:hAnsi="Times New Roman" w:cs="Times New Roman"/>
               </w:rPr>
@@ -7999,93 +6737,37 @@
           </w:p>
           <w:p>
             <w:pPr>
-              <w:rPr>
-                <w:rFonts w:ascii="Times New Roman" w:eastAsia="Times New Roman" w:hAnsi="Times New Roman" w:cs="Times New Roman"/>
-              </w:rPr>
-            </w:pPr>
-          </w:p>
-          <w:p>
-            <w:pPr>
-              <w:rPr>
-                <w:rFonts w:ascii="Times New Roman" w:eastAsia="Times New Roman" w:hAnsi="Times New Roman" w:cs="Times New Roman"/>
-              </w:rPr>
-            </w:pPr>
-            <w:r>
-              <w:rPr>
-                <w:rFonts w:ascii="Times New Roman" w:eastAsia="Times New Roman" w:hAnsi="Times New Roman" w:cs="Times New Roman"/>
-              </w:rPr>
-              <w:t>cat("=== CREATING UPDATED VISUALIZATIONS ===\n\n")</w:t>
-            </w:r>
-          </w:p>
-          <w:p>
-            <w:pPr>
-              <w:rPr>
-                <w:rFonts w:ascii="Times New Roman" w:eastAsia="Times New Roman" w:hAnsi="Times New Roman" w:cs="Times New Roman"/>
-              </w:rPr>
-            </w:pPr>
-          </w:p>
-          <w:p>
-            <w:pPr>
-              <w:rPr>
-                <w:rFonts w:ascii="Times New Roman" w:eastAsia="Times New Roman" w:hAnsi="Times New Roman" w:cs="Times New Roman"/>
-              </w:rPr>
-            </w:pPr>
-          </w:p>
-          <w:p>
-            <w:pPr>
-              <w:rPr>
-                <w:rFonts w:ascii="Times New Roman" w:eastAsia="Times New Roman" w:hAnsi="Times New Roman" w:cs="Times New Roman"/>
-              </w:rPr>
-            </w:pPr>
-            <w:r>
-              <w:rPr>
-                <w:rFonts w:ascii="Times New Roman" w:eastAsia="Times New Roman" w:hAnsi="Times New Roman" w:cs="Times New Roman"/>
-              </w:rPr>
-              <w:t># --------------------------------------------------</w:t>
-            </w:r>
-          </w:p>
-          <w:p>
-            <w:pPr>
-              <w:rPr>
-                <w:rFonts w:ascii="Times New Roman" w:eastAsia="Times New Roman" w:hAnsi="Times New Roman" w:cs="Times New Roman"/>
-              </w:rPr>
-            </w:pPr>
-            <w:r>
-              <w:rPr>
-                <w:rFonts w:ascii="Times New Roman" w:eastAsia="Times New Roman" w:hAnsi="Times New Roman" w:cs="Times New Roman"/>
-              </w:rPr>
-              <w:t># Visualization 1: Scatter Plot with regression line</w:t>
-            </w:r>
-          </w:p>
-          <w:p>
-            <w:pPr>
-              <w:rPr>
-                <w:rFonts w:ascii="Times New Roman" w:eastAsia="Times New Roman" w:hAnsi="Times New Roman" w:cs="Times New Roman"/>
-              </w:rPr>
-            </w:pPr>
-            <w:r>
-              <w:rPr>
-                <w:rFonts w:ascii="Times New Roman" w:eastAsia="Times New Roman" w:hAnsi="Times New Roman" w:cs="Times New Roman"/>
-              </w:rPr>
-              <w:t># --------------------------------------------------</w:t>
-            </w:r>
-          </w:p>
-          <w:p>
-            <w:pPr>
-              <w:rPr>
-                <w:rFonts w:ascii="Times New Roman" w:eastAsia="Times New Roman" w:hAnsi="Times New Roman" w:cs="Times New Roman"/>
-              </w:rPr>
-            </w:pPr>
-          </w:p>
-          <w:p>
-            <w:pPr>
-              <w:rPr>
-                <w:rFonts w:ascii="Times New Roman" w:eastAsia="Times New Roman" w:hAnsi="Times New Roman" w:cs="Times New Roman"/>
-              </w:rPr>
-            </w:pPr>
-          </w:p>
-          <w:p>
-            <w:pPr>
+              <w:ind w:left="33"/>
+              <w:rPr>
+                <w:rFonts w:ascii="Times New Roman" w:eastAsia="Times New Roman" w:hAnsi="Times New Roman" w:cs="Times New Roman"/>
+              </w:rPr>
+            </w:pPr>
+          </w:p>
+          <w:p>
+            <w:pPr>
+              <w:ind w:left="33"/>
+              <w:rPr>
+                <w:rFonts w:ascii="Times New Roman" w:eastAsia="Times New Roman" w:hAnsi="Times New Roman" w:cs="Times New Roman"/>
+              </w:rPr>
+            </w:pPr>
+            <w:r>
+              <w:rPr>
+                <w:rFonts w:ascii="Times New Roman" w:eastAsia="Times New Roman" w:hAnsi="Times New Roman" w:cs="Times New Roman"/>
+              </w:rPr>
+              <w:t>cat("=== CREATING VISUALIZATIONS FOR MERGED DATA ONLY ===\n\n")</w:t>
+            </w:r>
+          </w:p>
+          <w:p>
+            <w:pPr>
+              <w:ind w:left="33"/>
+              <w:rPr>
+                <w:rFonts w:ascii="Times New Roman" w:eastAsia="Times New Roman" w:hAnsi="Times New Roman" w:cs="Times New Roman"/>
+              </w:rPr>
+            </w:pPr>
+          </w:p>
+          <w:p>
+            <w:pPr>
+              <w:ind w:left="33"/>
               <w:rPr>
                 <w:rFonts w:ascii="Times New Roman" w:eastAsia="Times New Roman" w:hAnsi="Times New Roman" w:cs="Times New Roman"/>
               </w:rPr>
@@ -8099,220 +6781,63 @@
           </w:p>
           <w:p>
             <w:pPr>
-              <w:rPr>
-                <w:rFonts w:ascii="Times New Roman" w:eastAsia="Times New Roman" w:hAnsi="Times New Roman" w:cs="Times New Roman"/>
-              </w:rPr>
-            </w:pPr>
-            <w:proofErr w:type="spellStart"/>
-            <w:r>
-              <w:rPr>
-                <w:rFonts w:ascii="Times New Roman" w:eastAsia="Times New Roman" w:hAnsi="Times New Roman" w:cs="Times New Roman"/>
-              </w:rPr>
-              <w:t>scatter_plot</w:t>
-            </w:r>
-            <w:proofErr w:type="spellEnd"/>
-            <w:r>
-              <w:rPr>
-                <w:rFonts w:ascii="Times New Roman" w:eastAsia="Times New Roman" w:hAnsi="Times New Roman" w:cs="Times New Roman"/>
-              </w:rPr>
-              <w:t xml:space="preserve"> &lt;- </w:t>
-            </w:r>
-            <w:proofErr w:type="spellStart"/>
-            <w:r>
-              <w:rPr>
-                <w:rFonts w:ascii="Times New Roman" w:eastAsia="Times New Roman" w:hAnsi="Times New Roman" w:cs="Times New Roman"/>
-              </w:rPr>
-              <w:t>ggplot</w:t>
-            </w:r>
-            <w:proofErr w:type="spellEnd"/>
-            <w:r>
-              <w:rPr>
-                <w:rFonts w:ascii="Times New Roman" w:eastAsia="Times New Roman" w:hAnsi="Times New Roman" w:cs="Times New Roman"/>
-              </w:rPr>
-              <w:t>(</w:t>
-            </w:r>
-            <w:proofErr w:type="spellStart"/>
-            <w:r>
-              <w:rPr>
-                <w:rFonts w:ascii="Times New Roman" w:eastAsia="Times New Roman" w:hAnsi="Times New Roman" w:cs="Times New Roman"/>
-              </w:rPr>
-              <w:t>data_clean</w:t>
-            </w:r>
-            <w:proofErr w:type="spellEnd"/>
-            <w:r>
-              <w:rPr>
-                <w:rFonts w:ascii="Times New Roman" w:eastAsia="Times New Roman" w:hAnsi="Times New Roman" w:cs="Times New Roman"/>
-              </w:rPr>
-              <w:t xml:space="preserve">, </w:t>
-            </w:r>
-            <w:proofErr w:type="spellStart"/>
-            <w:r>
-              <w:rPr>
-                <w:rFonts w:ascii="Times New Roman" w:eastAsia="Times New Roman" w:hAnsi="Times New Roman" w:cs="Times New Roman"/>
-              </w:rPr>
-              <w:t>aes</w:t>
-            </w:r>
-            <w:proofErr w:type="spellEnd"/>
-            <w:r>
-              <w:rPr>
-                <w:rFonts w:ascii="Times New Roman" w:eastAsia="Times New Roman" w:hAnsi="Times New Roman" w:cs="Times New Roman"/>
-              </w:rPr>
-              <w:t xml:space="preserve">(x = </w:t>
-            </w:r>
-            <w:proofErr w:type="spellStart"/>
-            <w:r>
-              <w:rPr>
-                <w:rFonts w:ascii="Times New Roman" w:eastAsia="Times New Roman" w:hAnsi="Times New Roman" w:cs="Times New Roman"/>
-              </w:rPr>
-              <w:t>Alcohol_Consumption</w:t>
-            </w:r>
-            <w:proofErr w:type="spellEnd"/>
-            <w:r>
-              <w:rPr>
-                <w:rFonts w:ascii="Times New Roman" w:eastAsia="Times New Roman" w:hAnsi="Times New Roman" w:cs="Times New Roman"/>
-              </w:rPr>
-              <w:t xml:space="preserve">, y = </w:t>
-            </w:r>
-            <w:proofErr w:type="spellStart"/>
-            <w:r>
-              <w:rPr>
-                <w:rFonts w:ascii="Times New Roman" w:eastAsia="Times New Roman" w:hAnsi="Times New Roman" w:cs="Times New Roman"/>
-              </w:rPr>
-              <w:t>Life_Expectancy</w:t>
-            </w:r>
-            <w:proofErr w:type="spellEnd"/>
-            <w:r>
-              <w:rPr>
-                <w:rFonts w:ascii="Times New Roman" w:eastAsia="Times New Roman" w:hAnsi="Times New Roman" w:cs="Times New Roman"/>
-              </w:rPr>
-              <w:t>)) +</w:t>
-            </w:r>
-          </w:p>
-          <w:p>
-            <w:pPr>
-              <w:rPr>
-                <w:rFonts w:ascii="Times New Roman" w:eastAsia="Times New Roman" w:hAnsi="Times New Roman" w:cs="Times New Roman"/>
-              </w:rPr>
-            </w:pPr>
-            <w:r>
-              <w:rPr>
-                <w:rFonts w:ascii="Times New Roman" w:eastAsia="Times New Roman" w:hAnsi="Times New Roman" w:cs="Times New Roman"/>
-              </w:rPr>
-              <w:t xml:space="preserve">  </w:t>
-            </w:r>
-            <w:proofErr w:type="spellStart"/>
-            <w:r>
-              <w:rPr>
-                <w:rFonts w:ascii="Times New Roman" w:eastAsia="Times New Roman" w:hAnsi="Times New Roman" w:cs="Times New Roman"/>
-              </w:rPr>
-              <w:t>geom_point</w:t>
-            </w:r>
-            <w:proofErr w:type="spellEnd"/>
-            <w:r>
-              <w:rPr>
-                <w:rFonts w:ascii="Times New Roman" w:eastAsia="Times New Roman" w:hAnsi="Times New Roman" w:cs="Times New Roman"/>
-              </w:rPr>
-              <w:t xml:space="preserve">(alpha = 0.6, size = 3, </w:t>
-            </w:r>
-            <w:proofErr w:type="spellStart"/>
-            <w:r>
-              <w:rPr>
-                <w:rFonts w:ascii="Times New Roman" w:eastAsia="Times New Roman" w:hAnsi="Times New Roman" w:cs="Times New Roman"/>
-              </w:rPr>
-              <w:t>color</w:t>
-            </w:r>
-            <w:proofErr w:type="spellEnd"/>
-            <w:r>
-              <w:rPr>
-                <w:rFonts w:ascii="Times New Roman" w:eastAsia="Times New Roman" w:hAnsi="Times New Roman" w:cs="Times New Roman"/>
-              </w:rPr>
-              <w:t xml:space="preserve"> = "</w:t>
-            </w:r>
-            <w:proofErr w:type="spellStart"/>
-            <w:r>
-              <w:rPr>
-                <w:rFonts w:ascii="Times New Roman" w:eastAsia="Times New Roman" w:hAnsi="Times New Roman" w:cs="Times New Roman"/>
-              </w:rPr>
-              <w:t>darkblue</w:t>
-            </w:r>
-            <w:proofErr w:type="spellEnd"/>
-            <w:r>
-              <w:rPr>
-                <w:rFonts w:ascii="Times New Roman" w:eastAsia="Times New Roman" w:hAnsi="Times New Roman" w:cs="Times New Roman"/>
-              </w:rPr>
-              <w:t>") +</w:t>
-            </w:r>
-          </w:p>
-          <w:p>
-            <w:pPr>
-              <w:rPr>
-                <w:rFonts w:ascii="Times New Roman" w:eastAsia="Times New Roman" w:hAnsi="Times New Roman" w:cs="Times New Roman"/>
-              </w:rPr>
-            </w:pPr>
-            <w:r>
-              <w:rPr>
-                <w:rFonts w:ascii="Times New Roman" w:eastAsia="Times New Roman" w:hAnsi="Times New Roman" w:cs="Times New Roman"/>
-              </w:rPr>
-              <w:t xml:space="preserve">  </w:t>
-            </w:r>
-            <w:proofErr w:type="spellStart"/>
-            <w:r>
-              <w:rPr>
-                <w:rFonts w:ascii="Times New Roman" w:eastAsia="Times New Roman" w:hAnsi="Times New Roman" w:cs="Times New Roman"/>
-              </w:rPr>
-              <w:t>geom_smooth</w:t>
-            </w:r>
-            <w:proofErr w:type="spellEnd"/>
-            <w:r>
-              <w:rPr>
-                <w:rFonts w:ascii="Times New Roman" w:eastAsia="Times New Roman" w:hAnsi="Times New Roman" w:cs="Times New Roman"/>
-              </w:rPr>
-              <w:t>(method = "</w:t>
-            </w:r>
-            <w:proofErr w:type="spellStart"/>
-            <w:r>
-              <w:rPr>
-                <w:rFonts w:ascii="Times New Roman" w:eastAsia="Times New Roman" w:hAnsi="Times New Roman" w:cs="Times New Roman"/>
-              </w:rPr>
-              <w:t>lm</w:t>
-            </w:r>
-            <w:proofErr w:type="spellEnd"/>
-            <w:r>
-              <w:rPr>
-                <w:rFonts w:ascii="Times New Roman" w:eastAsia="Times New Roman" w:hAnsi="Times New Roman" w:cs="Times New Roman"/>
-              </w:rPr>
-              <w:t xml:space="preserve">", se = TRUE, </w:t>
-            </w:r>
-            <w:proofErr w:type="spellStart"/>
-            <w:r>
-              <w:rPr>
-                <w:rFonts w:ascii="Times New Roman" w:eastAsia="Times New Roman" w:hAnsi="Times New Roman" w:cs="Times New Roman"/>
-              </w:rPr>
-              <w:t>color</w:t>
-            </w:r>
-            <w:proofErr w:type="spellEnd"/>
-            <w:r>
-              <w:rPr>
-                <w:rFonts w:ascii="Times New Roman" w:eastAsia="Times New Roman" w:hAnsi="Times New Roman" w:cs="Times New Roman"/>
-              </w:rPr>
-              <w:t xml:space="preserve"> = "red", linewidth = 1) +</w:t>
-            </w:r>
-          </w:p>
-          <w:p>
-            <w:pPr>
-              <w:rPr>
-                <w:rFonts w:ascii="Times New Roman" w:eastAsia="Times New Roman" w:hAnsi="Times New Roman" w:cs="Times New Roman"/>
-              </w:rPr>
-            </w:pPr>
-            <w:r>
-              <w:rPr>
-                <w:rFonts w:ascii="Times New Roman" w:eastAsia="Times New Roman" w:hAnsi="Times New Roman" w:cs="Times New Roman"/>
-              </w:rPr>
-              <w:t xml:space="preserve">  labs(title = "Relationship between Alcohol Consumption and Life Expectancy",</w:t>
-            </w:r>
-          </w:p>
-          <w:p>
-            <w:pPr>
+              <w:ind w:left="33"/>
+              <w:rPr>
+                <w:rFonts w:ascii="Times New Roman" w:eastAsia="Times New Roman" w:hAnsi="Times New Roman" w:cs="Times New Roman"/>
+              </w:rPr>
+            </w:pPr>
+            <w:r>
+              <w:rPr>
+                <w:rFonts w:ascii="Times New Roman" w:eastAsia="Times New Roman" w:hAnsi="Times New Roman" w:cs="Times New Roman"/>
+              </w:rPr>
+              <w:t>scatter_plot &lt;- ggplot(data_clean, aes(x = Alcohol_Consumption, y = Life_Expectancy)) +</w:t>
+            </w:r>
+          </w:p>
+          <w:p>
+            <w:pPr>
+              <w:ind w:left="33"/>
+              <w:rPr>
+                <w:rFonts w:ascii="Times New Roman" w:eastAsia="Times New Roman" w:hAnsi="Times New Roman" w:cs="Times New Roman"/>
+              </w:rPr>
+            </w:pPr>
+            <w:r>
+              <w:rPr>
+                <w:rFonts w:ascii="Times New Roman" w:eastAsia="Times New Roman" w:hAnsi="Times New Roman" w:cs="Times New Roman"/>
+              </w:rPr>
+              <w:t xml:space="preserve">  geom_point(alpha = 0.6, size = 3, color = "darkblue") +</w:t>
+            </w:r>
+          </w:p>
+          <w:p>
+            <w:pPr>
+              <w:ind w:left="33"/>
+              <w:rPr>
+                <w:rFonts w:ascii="Times New Roman" w:eastAsia="Times New Roman" w:hAnsi="Times New Roman" w:cs="Times New Roman"/>
+              </w:rPr>
+            </w:pPr>
+            <w:r>
+              <w:rPr>
+                <w:rFonts w:ascii="Times New Roman" w:eastAsia="Times New Roman" w:hAnsi="Times New Roman" w:cs="Times New Roman"/>
+              </w:rPr>
+              <w:t xml:space="preserve">  geom_smooth(method = "lm", se = TRUE, color = "red", linewidth = 1) +</w:t>
+            </w:r>
+          </w:p>
+          <w:p>
+            <w:pPr>
+              <w:ind w:left="33"/>
+              <w:rPr>
+                <w:rFonts w:ascii="Times New Roman" w:eastAsia="Times New Roman" w:hAnsi="Times New Roman" w:cs="Times New Roman"/>
+              </w:rPr>
+            </w:pPr>
+            <w:r>
+              <w:rPr>
+                <w:rFonts w:ascii="Times New Roman" w:eastAsia="Times New Roman" w:hAnsi="Times New Roman" w:cs="Times New Roman"/>
+              </w:rPr>
+              <w:t xml:space="preserve">  labs(title = "Alcohol Consumption vs Life Expectancy (Merged Dataset)",</w:t>
+            </w:r>
+          </w:p>
+          <w:p>
+            <w:pPr>
+              <w:ind w:left="33"/>
               <w:rPr>
                 <w:rFonts w:ascii="Times New Roman" w:eastAsia="Times New Roman" w:hAnsi="Times New Roman" w:cs="Times New Roman"/>
               </w:rPr>
@@ -8326,6 +6851,7 @@
           </w:p>
           <w:p>
             <w:pPr>
+              <w:ind w:left="33"/>
               <w:rPr>
                 <w:rFonts w:ascii="Times New Roman" w:eastAsia="Times New Roman" w:hAnsi="Times New Roman" w:cs="Times New Roman"/>
               </w:rPr>
@@ -8339,323 +6865,149 @@
           </w:p>
           <w:p>
             <w:pPr>
-              <w:rPr>
-                <w:rFonts w:ascii="Times New Roman" w:eastAsia="Times New Roman" w:hAnsi="Times New Roman" w:cs="Times New Roman"/>
-              </w:rPr>
-            </w:pPr>
-            <w:r>
-              <w:rPr>
-                <w:rFonts w:ascii="Times New Roman" w:eastAsia="Times New Roman" w:hAnsi="Times New Roman" w:cs="Times New Roman"/>
-              </w:rPr>
-              <w:t xml:space="preserve">  </w:t>
-            </w:r>
-            <w:proofErr w:type="spellStart"/>
-            <w:r>
-              <w:rPr>
-                <w:rFonts w:ascii="Times New Roman" w:eastAsia="Times New Roman" w:hAnsi="Times New Roman" w:cs="Times New Roman"/>
-              </w:rPr>
-              <w:t>theme_minimal</w:t>
-            </w:r>
-            <w:proofErr w:type="spellEnd"/>
-            <w:r>
-              <w:rPr>
-                <w:rFonts w:ascii="Times New Roman" w:eastAsia="Times New Roman" w:hAnsi="Times New Roman" w:cs="Times New Roman"/>
-              </w:rPr>
-              <w:t>() +</w:t>
-            </w:r>
-          </w:p>
-          <w:p>
-            <w:pPr>
-              <w:rPr>
-                <w:rFonts w:ascii="Times New Roman" w:eastAsia="Times New Roman" w:hAnsi="Times New Roman" w:cs="Times New Roman"/>
-              </w:rPr>
-            </w:pPr>
-            <w:r>
-              <w:rPr>
-                <w:rFonts w:ascii="Times New Roman" w:eastAsia="Times New Roman" w:hAnsi="Times New Roman" w:cs="Times New Roman"/>
-              </w:rPr>
-              <w:t xml:space="preserve">  theme(</w:t>
-            </w:r>
-            <w:proofErr w:type="spellStart"/>
-            <w:r>
-              <w:rPr>
-                <w:rFonts w:ascii="Times New Roman" w:eastAsia="Times New Roman" w:hAnsi="Times New Roman" w:cs="Times New Roman"/>
-              </w:rPr>
-              <w:t>plot.title</w:t>
-            </w:r>
-            <w:proofErr w:type="spellEnd"/>
-            <w:r>
-              <w:rPr>
-                <w:rFonts w:ascii="Times New Roman" w:eastAsia="Times New Roman" w:hAnsi="Times New Roman" w:cs="Times New Roman"/>
-              </w:rPr>
-              <w:t xml:space="preserve"> = </w:t>
-            </w:r>
-            <w:proofErr w:type="spellStart"/>
-            <w:r>
-              <w:rPr>
-                <w:rFonts w:ascii="Times New Roman" w:eastAsia="Times New Roman" w:hAnsi="Times New Roman" w:cs="Times New Roman"/>
-              </w:rPr>
-              <w:t>element_text</w:t>
-            </w:r>
-            <w:proofErr w:type="spellEnd"/>
-            <w:r>
-              <w:rPr>
-                <w:rFonts w:ascii="Times New Roman" w:eastAsia="Times New Roman" w:hAnsi="Times New Roman" w:cs="Times New Roman"/>
-              </w:rPr>
-              <w:t>(</w:t>
-            </w:r>
-            <w:proofErr w:type="spellStart"/>
-            <w:r>
-              <w:rPr>
-                <w:rFonts w:ascii="Times New Roman" w:eastAsia="Times New Roman" w:hAnsi="Times New Roman" w:cs="Times New Roman"/>
-              </w:rPr>
-              <w:t>hjust</w:t>
-            </w:r>
-            <w:proofErr w:type="spellEnd"/>
-            <w:r>
-              <w:rPr>
-                <w:rFonts w:ascii="Times New Roman" w:eastAsia="Times New Roman" w:hAnsi="Times New Roman" w:cs="Times New Roman"/>
-              </w:rPr>
-              <w:t xml:space="preserve"> = 0.5, face = "bold"))</w:t>
-            </w:r>
-          </w:p>
-          <w:p>
-            <w:pPr>
-              <w:rPr>
-                <w:rFonts w:ascii="Times New Roman" w:eastAsia="Times New Roman" w:hAnsi="Times New Roman" w:cs="Times New Roman"/>
-              </w:rPr>
-            </w:pPr>
-          </w:p>
-          <w:p>
-            <w:pPr>
-              <w:rPr>
-                <w:rFonts w:ascii="Times New Roman" w:eastAsia="Times New Roman" w:hAnsi="Times New Roman" w:cs="Times New Roman"/>
-              </w:rPr>
-            </w:pPr>
-            <w:r>
-              <w:rPr>
-                <w:rFonts w:ascii="Times New Roman" w:eastAsia="Times New Roman" w:hAnsi="Times New Roman" w:cs="Times New Roman"/>
-              </w:rPr>
-              <w:t># Display plot</w:t>
-            </w:r>
-          </w:p>
-          <w:p>
-            <w:pPr>
-              <w:rPr>
-                <w:rFonts w:ascii="Times New Roman" w:eastAsia="Times New Roman" w:hAnsi="Times New Roman" w:cs="Times New Roman"/>
-              </w:rPr>
-            </w:pPr>
-            <w:r>
-              <w:rPr>
-                <w:rFonts w:ascii="Times New Roman" w:eastAsia="Times New Roman" w:hAnsi="Times New Roman" w:cs="Times New Roman"/>
-              </w:rPr>
-              <w:t>print(</w:t>
-            </w:r>
-            <w:proofErr w:type="spellStart"/>
-            <w:r>
-              <w:rPr>
-                <w:rFonts w:ascii="Times New Roman" w:eastAsia="Times New Roman" w:hAnsi="Times New Roman" w:cs="Times New Roman"/>
-              </w:rPr>
-              <w:t>scatter_plot</w:t>
-            </w:r>
-            <w:proofErr w:type="spellEnd"/>
-            <w:r>
-              <w:rPr>
-                <w:rFonts w:ascii="Times New Roman" w:eastAsia="Times New Roman" w:hAnsi="Times New Roman" w:cs="Times New Roman"/>
-              </w:rPr>
-              <w:t>)</w:t>
-            </w:r>
-          </w:p>
-          <w:p>
-            <w:pPr>
-              <w:rPr>
-                <w:rFonts w:ascii="Times New Roman" w:eastAsia="Times New Roman" w:hAnsi="Times New Roman" w:cs="Times New Roman"/>
-              </w:rPr>
-            </w:pPr>
-          </w:p>
-          <w:p>
-            <w:pPr>
-              <w:rPr>
-                <w:rFonts w:ascii="Times New Roman" w:eastAsia="Times New Roman" w:hAnsi="Times New Roman" w:cs="Times New Roman"/>
-              </w:rPr>
-            </w:pPr>
-          </w:p>
-          <w:p>
-            <w:pPr>
-              <w:rPr>
-                <w:rFonts w:ascii="Times New Roman" w:eastAsia="Times New Roman" w:hAnsi="Times New Roman" w:cs="Times New Roman"/>
-              </w:rPr>
-            </w:pPr>
-          </w:p>
-          <w:p>
-            <w:pPr>
-              <w:rPr>
-                <w:rFonts w:ascii="Times New Roman" w:eastAsia="Times New Roman" w:hAnsi="Times New Roman" w:cs="Times New Roman"/>
-              </w:rPr>
-            </w:pPr>
-            <w:r>
-              <w:rPr>
-                <w:rFonts w:ascii="Times New Roman" w:eastAsia="Times New Roman" w:hAnsi="Times New Roman" w:cs="Times New Roman"/>
-              </w:rPr>
-              <w:t># --------------------------------------------------</w:t>
-            </w:r>
-          </w:p>
-          <w:p>
-            <w:pPr>
-              <w:rPr>
-                <w:rFonts w:ascii="Times New Roman" w:eastAsia="Times New Roman" w:hAnsi="Times New Roman" w:cs="Times New Roman"/>
-              </w:rPr>
-            </w:pPr>
-            <w:r>
-              <w:rPr>
-                <w:rFonts w:ascii="Times New Roman" w:eastAsia="Times New Roman" w:hAnsi="Times New Roman" w:cs="Times New Roman"/>
-              </w:rPr>
-              <w:t># Visualization 2: Histogram of Alcohol Consumption</w:t>
-            </w:r>
-          </w:p>
-          <w:p>
-            <w:pPr>
-              <w:rPr>
-                <w:rFonts w:ascii="Times New Roman" w:eastAsia="Times New Roman" w:hAnsi="Times New Roman" w:cs="Times New Roman"/>
-              </w:rPr>
-            </w:pPr>
-            <w:r>
-              <w:rPr>
-                <w:rFonts w:ascii="Times New Roman" w:eastAsia="Times New Roman" w:hAnsi="Times New Roman" w:cs="Times New Roman"/>
-              </w:rPr>
-              <w:t># --------------------------------------------------</w:t>
-            </w:r>
-          </w:p>
-          <w:p>
-            <w:pPr>
-              <w:rPr>
-                <w:rFonts w:ascii="Times New Roman" w:eastAsia="Times New Roman" w:hAnsi="Times New Roman" w:cs="Times New Roman"/>
-              </w:rPr>
-            </w:pPr>
-          </w:p>
-          <w:p>
-            <w:pPr>
-              <w:rPr>
-                <w:rFonts w:ascii="Times New Roman" w:eastAsia="Times New Roman" w:hAnsi="Times New Roman" w:cs="Times New Roman"/>
-              </w:rPr>
-            </w:pPr>
-            <w:r>
-              <w:rPr>
-                <w:rFonts w:ascii="Times New Roman" w:eastAsia="Times New Roman" w:hAnsi="Times New Roman" w:cs="Times New Roman"/>
-              </w:rPr>
-              <w:t>hist(</w:t>
-            </w:r>
-            <w:proofErr w:type="spellStart"/>
-            <w:r>
-              <w:rPr>
-                <w:rFonts w:ascii="Times New Roman" w:eastAsia="Times New Roman" w:hAnsi="Times New Roman" w:cs="Times New Roman"/>
-              </w:rPr>
-              <w:t>data_clean$Alcohol_Consumption</w:t>
-            </w:r>
-            <w:proofErr w:type="spellEnd"/>
-            <w:r>
-              <w:rPr>
-                <w:rFonts w:ascii="Times New Roman" w:eastAsia="Times New Roman" w:hAnsi="Times New Roman" w:cs="Times New Roman"/>
-              </w:rPr>
-              <w:t>,</w:t>
-            </w:r>
-          </w:p>
-          <w:p>
-            <w:pPr>
-              <w:rPr>
-                <w:rFonts w:ascii="Times New Roman" w:eastAsia="Times New Roman" w:hAnsi="Times New Roman" w:cs="Times New Roman"/>
-              </w:rPr>
-            </w:pPr>
-            <w:r>
-              <w:rPr>
-                <w:rFonts w:ascii="Times New Roman" w:eastAsia="Times New Roman" w:hAnsi="Times New Roman" w:cs="Times New Roman"/>
-              </w:rPr>
-              <w:t xml:space="preserve">     main = "Distribution of Alcohol Consumption per Capita",</w:t>
-            </w:r>
-          </w:p>
-          <w:p>
-            <w:pPr>
-              <w:rPr>
-                <w:rFonts w:ascii="Times New Roman" w:eastAsia="Times New Roman" w:hAnsi="Times New Roman" w:cs="Times New Roman"/>
-              </w:rPr>
-            </w:pPr>
-            <w:r>
-              <w:rPr>
-                <w:rFonts w:ascii="Times New Roman" w:eastAsia="Times New Roman" w:hAnsi="Times New Roman" w:cs="Times New Roman"/>
-              </w:rPr>
-              <w:t xml:space="preserve">     </w:t>
-            </w:r>
-            <w:proofErr w:type="spellStart"/>
-            <w:r>
-              <w:rPr>
-                <w:rFonts w:ascii="Times New Roman" w:eastAsia="Times New Roman" w:hAnsi="Times New Roman" w:cs="Times New Roman"/>
-              </w:rPr>
-              <w:t>xlab</w:t>
-            </w:r>
-            <w:proofErr w:type="spellEnd"/>
-            <w:r>
-              <w:rPr>
-                <w:rFonts w:ascii="Times New Roman" w:eastAsia="Times New Roman" w:hAnsi="Times New Roman" w:cs="Times New Roman"/>
-              </w:rPr>
-              <w:t xml:space="preserve"> = "Alcohol Consumption (litres per capita)",</w:t>
-            </w:r>
-          </w:p>
-          <w:p>
-            <w:pPr>
-              <w:rPr>
-                <w:rFonts w:ascii="Times New Roman" w:eastAsia="Times New Roman" w:hAnsi="Times New Roman" w:cs="Times New Roman"/>
-              </w:rPr>
-            </w:pPr>
-            <w:r>
-              <w:rPr>
-                <w:rFonts w:ascii="Times New Roman" w:eastAsia="Times New Roman" w:hAnsi="Times New Roman" w:cs="Times New Roman"/>
-              </w:rPr>
-              <w:t xml:space="preserve">     </w:t>
-            </w:r>
-            <w:proofErr w:type="spellStart"/>
-            <w:r>
-              <w:rPr>
-                <w:rFonts w:ascii="Times New Roman" w:eastAsia="Times New Roman" w:hAnsi="Times New Roman" w:cs="Times New Roman"/>
-              </w:rPr>
-              <w:t>ylab</w:t>
-            </w:r>
-            <w:proofErr w:type="spellEnd"/>
-            <w:r>
-              <w:rPr>
-                <w:rFonts w:ascii="Times New Roman" w:eastAsia="Times New Roman" w:hAnsi="Times New Roman" w:cs="Times New Roman"/>
-              </w:rPr>
-              <w:t xml:space="preserve"> = "Frequency",</w:t>
-            </w:r>
-          </w:p>
-          <w:p>
-            <w:pPr>
-              <w:rPr>
-                <w:rFonts w:ascii="Times New Roman" w:eastAsia="Times New Roman" w:hAnsi="Times New Roman" w:cs="Times New Roman"/>
-              </w:rPr>
-            </w:pPr>
-            <w:r>
-              <w:rPr>
-                <w:rFonts w:ascii="Times New Roman" w:eastAsia="Times New Roman" w:hAnsi="Times New Roman" w:cs="Times New Roman"/>
-              </w:rPr>
-              <w:t xml:space="preserve">     col = "</w:t>
-            </w:r>
-            <w:proofErr w:type="spellStart"/>
-            <w:r>
-              <w:rPr>
-                <w:rFonts w:ascii="Times New Roman" w:eastAsia="Times New Roman" w:hAnsi="Times New Roman" w:cs="Times New Roman"/>
-              </w:rPr>
-              <w:t>steelblue</w:t>
-            </w:r>
-            <w:proofErr w:type="spellEnd"/>
-            <w:r>
-              <w:rPr>
-                <w:rFonts w:ascii="Times New Roman" w:eastAsia="Times New Roman" w:hAnsi="Times New Roman" w:cs="Times New Roman"/>
-              </w:rPr>
-              <w:t>",</w:t>
-            </w:r>
-          </w:p>
-          <w:p>
-            <w:pPr>
+              <w:ind w:left="33"/>
+              <w:rPr>
+                <w:rFonts w:ascii="Times New Roman" w:eastAsia="Times New Roman" w:hAnsi="Times New Roman" w:cs="Times New Roman"/>
+              </w:rPr>
+            </w:pPr>
+            <w:r>
+              <w:rPr>
+                <w:rFonts w:ascii="Times New Roman" w:eastAsia="Times New Roman" w:hAnsi="Times New Roman" w:cs="Times New Roman"/>
+              </w:rPr>
+              <w:t xml:space="preserve">  theme_minimal() +</w:t>
+            </w:r>
+          </w:p>
+          <w:p>
+            <w:pPr>
+              <w:ind w:left="33"/>
+              <w:rPr>
+                <w:rFonts w:ascii="Times New Roman" w:eastAsia="Times New Roman" w:hAnsi="Times New Roman" w:cs="Times New Roman"/>
+              </w:rPr>
+            </w:pPr>
+            <w:r>
+              <w:rPr>
+                <w:rFonts w:ascii="Times New Roman" w:eastAsia="Times New Roman" w:hAnsi="Times New Roman" w:cs="Times New Roman"/>
+              </w:rPr>
+              <w:t xml:space="preserve">  theme(plot.title = element_text(hjust = 0.5, face = "bold"))</w:t>
+            </w:r>
+          </w:p>
+          <w:p>
+            <w:pPr>
+              <w:ind w:left="33"/>
+              <w:rPr>
+                <w:rFonts w:ascii="Times New Roman" w:eastAsia="Times New Roman" w:hAnsi="Times New Roman" w:cs="Times New Roman"/>
+              </w:rPr>
+            </w:pPr>
+          </w:p>
+          <w:p>
+            <w:pPr>
+              <w:ind w:left="33"/>
+              <w:rPr>
+                <w:rFonts w:ascii="Times New Roman" w:eastAsia="Times New Roman" w:hAnsi="Times New Roman" w:cs="Times New Roman"/>
+              </w:rPr>
+            </w:pPr>
+            <w:r>
+              <w:rPr>
+                <w:rFonts w:ascii="Times New Roman" w:eastAsia="Times New Roman" w:hAnsi="Times New Roman" w:cs="Times New Roman"/>
+              </w:rPr>
+              <w:t>print(scatter_plot)</w:t>
+            </w:r>
+          </w:p>
+          <w:p>
+            <w:pPr>
+              <w:ind w:left="33"/>
+              <w:rPr>
+                <w:rFonts w:ascii="Times New Roman" w:eastAsia="Times New Roman" w:hAnsi="Times New Roman" w:cs="Times New Roman"/>
+              </w:rPr>
+            </w:pPr>
+          </w:p>
+          <w:p>
+            <w:pPr>
+              <w:ind w:left="33"/>
+              <w:rPr>
+                <w:rFonts w:ascii="Times New Roman" w:eastAsia="Times New Roman" w:hAnsi="Times New Roman" w:cs="Times New Roman"/>
+              </w:rPr>
+            </w:pPr>
+            <w:r>
+              <w:rPr>
+                <w:rFonts w:ascii="Times New Roman" w:eastAsia="Times New Roman" w:hAnsi="Times New Roman" w:cs="Times New Roman"/>
+              </w:rPr>
+              <w:t># Histogram of Alcohol Consumption</w:t>
+            </w:r>
+          </w:p>
+          <w:p>
+            <w:pPr>
+              <w:ind w:left="33"/>
+              <w:rPr>
+                <w:rFonts w:ascii="Times New Roman" w:eastAsia="Times New Roman" w:hAnsi="Times New Roman" w:cs="Times New Roman"/>
+              </w:rPr>
+            </w:pPr>
+            <w:r>
+              <w:rPr>
+                <w:rFonts w:ascii="Times New Roman" w:eastAsia="Times New Roman" w:hAnsi="Times New Roman" w:cs="Times New Roman"/>
+              </w:rPr>
+              <w:t>hist(data_clean$Alcohol_Consumption,</w:t>
+            </w:r>
+          </w:p>
+          <w:p>
+            <w:pPr>
+              <w:ind w:left="33"/>
+              <w:rPr>
+                <w:rFonts w:ascii="Times New Roman" w:eastAsia="Times New Roman" w:hAnsi="Times New Roman" w:cs="Times New Roman"/>
+              </w:rPr>
+            </w:pPr>
+            <w:r>
+              <w:rPr>
+                <w:rFonts w:ascii="Times New Roman" w:eastAsia="Times New Roman" w:hAnsi="Times New Roman" w:cs="Times New Roman"/>
+              </w:rPr>
+              <w:t xml:space="preserve">     main = "Distribution of Alcohol Consumption (Merged Dataset)",</w:t>
+            </w:r>
+          </w:p>
+          <w:p>
+            <w:pPr>
+              <w:ind w:left="33"/>
+              <w:rPr>
+                <w:rFonts w:ascii="Times New Roman" w:eastAsia="Times New Roman" w:hAnsi="Times New Roman" w:cs="Times New Roman"/>
+              </w:rPr>
+            </w:pPr>
+            <w:r>
+              <w:rPr>
+                <w:rFonts w:ascii="Times New Roman" w:eastAsia="Times New Roman" w:hAnsi="Times New Roman" w:cs="Times New Roman"/>
+              </w:rPr>
+              <w:t xml:space="preserve">     xlab = "Alcohol Consumption (litres per capita)",</w:t>
+            </w:r>
+          </w:p>
+          <w:p>
+            <w:pPr>
+              <w:ind w:left="33"/>
+              <w:rPr>
+                <w:rFonts w:ascii="Times New Roman" w:eastAsia="Times New Roman" w:hAnsi="Times New Roman" w:cs="Times New Roman"/>
+              </w:rPr>
+            </w:pPr>
+            <w:r>
+              <w:rPr>
+                <w:rFonts w:ascii="Times New Roman" w:eastAsia="Times New Roman" w:hAnsi="Times New Roman" w:cs="Times New Roman"/>
+              </w:rPr>
+              <w:t xml:space="preserve">     ylab = "Frequency",</w:t>
+            </w:r>
+          </w:p>
+          <w:p>
+            <w:pPr>
+              <w:ind w:left="33"/>
+              <w:rPr>
+                <w:rFonts w:ascii="Times New Roman" w:eastAsia="Times New Roman" w:hAnsi="Times New Roman" w:cs="Times New Roman"/>
+              </w:rPr>
+            </w:pPr>
+            <w:r>
+              <w:rPr>
+                <w:rFonts w:ascii="Times New Roman" w:eastAsia="Times New Roman" w:hAnsi="Times New Roman" w:cs="Times New Roman"/>
+              </w:rPr>
+              <w:t xml:space="preserve">     col = "steelblue",</w:t>
+            </w:r>
+          </w:p>
+          <w:p>
+            <w:pPr>
+              <w:ind w:left="33"/>
               <w:rPr>
                 <w:rFonts w:ascii="Times New Roman" w:eastAsia="Times New Roman" w:hAnsi="Times New Roman" w:cs="Times New Roman"/>
               </w:rPr>
@@ -8669,6 +7021,7 @@
           </w:p>
           <w:p>
             <w:pPr>
+              <w:ind w:left="33"/>
               <w:rPr>
                 <w:rFonts w:ascii="Times New Roman" w:eastAsia="Times New Roman" w:hAnsi="Times New Roman" w:cs="Times New Roman"/>
               </w:rPr>
@@ -8682,173 +7035,107 @@
           </w:p>
           <w:p>
             <w:pPr>
-              <w:rPr>
-                <w:rFonts w:ascii="Times New Roman" w:eastAsia="Times New Roman" w:hAnsi="Times New Roman" w:cs="Times New Roman"/>
-              </w:rPr>
-            </w:pPr>
-          </w:p>
-          <w:p>
-            <w:pPr>
-              <w:rPr>
-                <w:rFonts w:ascii="Times New Roman" w:eastAsia="Times New Roman" w:hAnsi="Times New Roman" w:cs="Times New Roman"/>
-              </w:rPr>
-            </w:pPr>
-            <w:r>
-              <w:rPr>
-                <w:rFonts w:ascii="Times New Roman" w:eastAsia="Times New Roman" w:hAnsi="Times New Roman" w:cs="Times New Roman"/>
-              </w:rPr>
-              <w:t>cat("Displayed: Histogram of Alcohol Consumption\n")</w:t>
-            </w:r>
-          </w:p>
-          <w:p>
-            <w:pPr>
-              <w:rPr>
-                <w:rFonts w:ascii="Times New Roman" w:eastAsia="Times New Roman" w:hAnsi="Times New Roman" w:cs="Times New Roman"/>
-              </w:rPr>
-            </w:pPr>
-          </w:p>
-          <w:p>
-            <w:pPr>
-              <w:rPr>
-                <w:rFonts w:ascii="Times New Roman" w:eastAsia="Times New Roman" w:hAnsi="Times New Roman" w:cs="Times New Roman"/>
-              </w:rPr>
-            </w:pPr>
-            <w:r>
-              <w:rPr>
-                <w:rFonts w:ascii="Times New Roman" w:eastAsia="Times New Roman" w:hAnsi="Times New Roman" w:cs="Times New Roman"/>
-              </w:rPr>
-              <w:t># --------------------------------------------------</w:t>
-            </w:r>
-          </w:p>
-          <w:p>
-            <w:pPr>
-              <w:rPr>
-                <w:rFonts w:ascii="Times New Roman" w:eastAsia="Times New Roman" w:hAnsi="Times New Roman" w:cs="Times New Roman"/>
-              </w:rPr>
-            </w:pPr>
-            <w:r>
-              <w:rPr>
-                <w:rFonts w:ascii="Times New Roman" w:eastAsia="Times New Roman" w:hAnsi="Times New Roman" w:cs="Times New Roman"/>
-              </w:rPr>
-              <w:t># Visualization 3: Histogram of Life Expectancy</w:t>
-            </w:r>
-          </w:p>
-          <w:p>
-            <w:pPr>
-              <w:rPr>
-                <w:rFonts w:ascii="Times New Roman" w:eastAsia="Times New Roman" w:hAnsi="Times New Roman" w:cs="Times New Roman"/>
-              </w:rPr>
-            </w:pPr>
-            <w:r>
-              <w:rPr>
-                <w:rFonts w:ascii="Times New Roman" w:eastAsia="Times New Roman" w:hAnsi="Times New Roman" w:cs="Times New Roman"/>
-              </w:rPr>
-              <w:t># --------------------------------------------------</w:t>
-            </w:r>
-          </w:p>
-          <w:p>
-            <w:pPr>
-              <w:rPr>
-                <w:rFonts w:ascii="Times New Roman" w:eastAsia="Times New Roman" w:hAnsi="Times New Roman" w:cs="Times New Roman"/>
-              </w:rPr>
-            </w:pPr>
-          </w:p>
-          <w:p>
-            <w:pPr>
-              <w:rPr>
-                <w:rFonts w:ascii="Times New Roman" w:eastAsia="Times New Roman" w:hAnsi="Times New Roman" w:cs="Times New Roman"/>
-              </w:rPr>
-            </w:pPr>
-            <w:r>
-              <w:rPr>
-                <w:rFonts w:ascii="Times New Roman" w:eastAsia="Times New Roman" w:hAnsi="Times New Roman" w:cs="Times New Roman"/>
-              </w:rPr>
-              <w:t>hist(</w:t>
-            </w:r>
-            <w:proofErr w:type="spellStart"/>
-            <w:r>
-              <w:rPr>
-                <w:rFonts w:ascii="Times New Roman" w:eastAsia="Times New Roman" w:hAnsi="Times New Roman" w:cs="Times New Roman"/>
-              </w:rPr>
-              <w:t>data_clean$Life_Expectancy</w:t>
-            </w:r>
-            <w:proofErr w:type="spellEnd"/>
-            <w:r>
-              <w:rPr>
-                <w:rFonts w:ascii="Times New Roman" w:eastAsia="Times New Roman" w:hAnsi="Times New Roman" w:cs="Times New Roman"/>
-              </w:rPr>
-              <w:t>,</w:t>
-            </w:r>
-          </w:p>
-          <w:p>
-            <w:pPr>
-              <w:rPr>
-                <w:rFonts w:ascii="Times New Roman" w:eastAsia="Times New Roman" w:hAnsi="Times New Roman" w:cs="Times New Roman"/>
-              </w:rPr>
-            </w:pPr>
-            <w:r>
-              <w:rPr>
-                <w:rFonts w:ascii="Times New Roman" w:eastAsia="Times New Roman" w:hAnsi="Times New Roman" w:cs="Times New Roman"/>
-              </w:rPr>
-              <w:t xml:space="preserve">     main = "Distribution of Life Expectancy",</w:t>
-            </w:r>
-          </w:p>
-          <w:p>
-            <w:pPr>
-              <w:rPr>
-                <w:rFonts w:ascii="Times New Roman" w:eastAsia="Times New Roman" w:hAnsi="Times New Roman" w:cs="Times New Roman"/>
-              </w:rPr>
-            </w:pPr>
-            <w:r>
-              <w:rPr>
-                <w:rFonts w:ascii="Times New Roman" w:eastAsia="Times New Roman" w:hAnsi="Times New Roman" w:cs="Times New Roman"/>
-              </w:rPr>
-              <w:t xml:space="preserve">     </w:t>
-            </w:r>
-            <w:proofErr w:type="spellStart"/>
-            <w:r>
-              <w:rPr>
-                <w:rFonts w:ascii="Times New Roman" w:eastAsia="Times New Roman" w:hAnsi="Times New Roman" w:cs="Times New Roman"/>
-              </w:rPr>
-              <w:t>xlab</w:t>
-            </w:r>
-            <w:proofErr w:type="spellEnd"/>
-            <w:r>
-              <w:rPr>
-                <w:rFonts w:ascii="Times New Roman" w:eastAsia="Times New Roman" w:hAnsi="Times New Roman" w:cs="Times New Roman"/>
-              </w:rPr>
-              <w:t xml:space="preserve"> = "Life Expectancy (years)",</w:t>
-            </w:r>
-          </w:p>
-          <w:p>
-            <w:pPr>
-              <w:rPr>
-                <w:rFonts w:ascii="Times New Roman" w:eastAsia="Times New Roman" w:hAnsi="Times New Roman" w:cs="Times New Roman"/>
-              </w:rPr>
-            </w:pPr>
-            <w:r>
-              <w:rPr>
-                <w:rFonts w:ascii="Times New Roman" w:eastAsia="Times New Roman" w:hAnsi="Times New Roman" w:cs="Times New Roman"/>
-              </w:rPr>
-              <w:t xml:space="preserve">     </w:t>
-            </w:r>
-            <w:proofErr w:type="spellStart"/>
-            <w:r>
-              <w:rPr>
-                <w:rFonts w:ascii="Times New Roman" w:eastAsia="Times New Roman" w:hAnsi="Times New Roman" w:cs="Times New Roman"/>
-              </w:rPr>
-              <w:t>ylab</w:t>
-            </w:r>
-            <w:proofErr w:type="spellEnd"/>
-            <w:r>
-              <w:rPr>
-                <w:rFonts w:ascii="Times New Roman" w:eastAsia="Times New Roman" w:hAnsi="Times New Roman" w:cs="Times New Roman"/>
-              </w:rPr>
-              <w:t xml:space="preserve"> = "Frequency",</w:t>
-            </w:r>
-          </w:p>
-          <w:p>
-            <w:pPr>
+              <w:ind w:left="33"/>
+              <w:rPr>
+                <w:rFonts w:ascii="Times New Roman" w:eastAsia="Times New Roman" w:hAnsi="Times New Roman" w:cs="Times New Roman"/>
+              </w:rPr>
+            </w:pPr>
+          </w:p>
+          <w:p>
+            <w:pPr>
+              <w:ind w:left="33"/>
+              <w:rPr>
+                <w:rFonts w:ascii="Times New Roman" w:eastAsia="Times New Roman" w:hAnsi="Times New Roman" w:cs="Times New Roman"/>
+              </w:rPr>
+            </w:pPr>
+            <w:r>
+              <w:rPr>
+                <w:rFonts w:ascii="Times New Roman" w:eastAsia="Times New Roman" w:hAnsi="Times New Roman" w:cs="Times New Roman"/>
+              </w:rPr>
+              <w:t>cat("Displayed: Histogram of Alcohol Consumption (Merged Data)\n")</w:t>
+            </w:r>
+          </w:p>
+          <w:p>
+            <w:pPr>
+              <w:ind w:left="33"/>
+              <w:rPr>
+                <w:rFonts w:ascii="Times New Roman" w:eastAsia="Times New Roman" w:hAnsi="Times New Roman" w:cs="Times New Roman"/>
+              </w:rPr>
+            </w:pPr>
+          </w:p>
+          <w:p>
+            <w:pPr>
+              <w:ind w:left="33"/>
+              <w:rPr>
+                <w:rFonts w:ascii="Times New Roman" w:eastAsia="Times New Roman" w:hAnsi="Times New Roman" w:cs="Times New Roman"/>
+              </w:rPr>
+            </w:pPr>
+            <w:r>
+              <w:rPr>
+                <w:rFonts w:ascii="Times New Roman" w:eastAsia="Times New Roman" w:hAnsi="Times New Roman" w:cs="Times New Roman"/>
+              </w:rPr>
+              <w:t># Histogram of Life Expectancy</w:t>
+            </w:r>
+          </w:p>
+          <w:p>
+            <w:pPr>
+              <w:ind w:left="33"/>
+              <w:rPr>
+                <w:rFonts w:ascii="Times New Roman" w:eastAsia="Times New Roman" w:hAnsi="Times New Roman" w:cs="Times New Roman"/>
+              </w:rPr>
+            </w:pPr>
+            <w:r>
+              <w:rPr>
+                <w:rFonts w:ascii="Times New Roman" w:eastAsia="Times New Roman" w:hAnsi="Times New Roman" w:cs="Times New Roman"/>
+              </w:rPr>
+              <w:t>hist(data_clean$Life_Expectancy,</w:t>
+            </w:r>
+          </w:p>
+          <w:p>
+            <w:pPr>
+              <w:ind w:left="33"/>
+              <w:rPr>
+                <w:rFonts w:ascii="Times New Roman" w:eastAsia="Times New Roman" w:hAnsi="Times New Roman" w:cs="Times New Roman"/>
+              </w:rPr>
+            </w:pPr>
+            <w:r>
+              <w:rPr>
+                <w:rFonts w:ascii="Times New Roman" w:eastAsia="Times New Roman" w:hAnsi="Times New Roman" w:cs="Times New Roman"/>
+              </w:rPr>
+              <w:t xml:space="preserve">     main = "Distribution of Life Expectancy (Merged Dataset)",</w:t>
+            </w:r>
+          </w:p>
+          <w:p>
+            <w:pPr>
+              <w:ind w:left="33"/>
+              <w:rPr>
+                <w:rFonts w:ascii="Times New Roman" w:eastAsia="Times New Roman" w:hAnsi="Times New Roman" w:cs="Times New Roman"/>
+              </w:rPr>
+            </w:pPr>
+            <w:r>
+              <w:rPr>
+                <w:rFonts w:ascii="Times New Roman" w:eastAsia="Times New Roman" w:hAnsi="Times New Roman" w:cs="Times New Roman"/>
+              </w:rPr>
+              <w:t xml:space="preserve">     xlab = "Life Expectancy (years)",</w:t>
+            </w:r>
+          </w:p>
+          <w:p>
+            <w:pPr>
+              <w:ind w:left="33"/>
+              <w:rPr>
+                <w:rFonts w:ascii="Times New Roman" w:eastAsia="Times New Roman" w:hAnsi="Times New Roman" w:cs="Times New Roman"/>
+              </w:rPr>
+            </w:pPr>
+            <w:r>
+              <w:rPr>
+                <w:rFonts w:ascii="Times New Roman" w:eastAsia="Times New Roman" w:hAnsi="Times New Roman" w:cs="Times New Roman"/>
+              </w:rPr>
+              <w:t xml:space="preserve">     ylab = "Frequency",</w:t>
+            </w:r>
+          </w:p>
+          <w:p>
+            <w:pPr>
+              <w:ind w:left="33"/>
               <w:rPr>
                 <w:rFonts w:ascii="Times New Roman" w:eastAsia="Times New Roman" w:hAnsi="Times New Roman" w:cs="Times New Roman"/>
               </w:rPr>
@@ -8862,6 +7149,7 @@
           </w:p>
           <w:p>
             <w:pPr>
+              <w:ind w:left="33"/>
               <w:rPr>
                 <w:rFonts w:ascii="Times New Roman" w:eastAsia="Times New Roman" w:hAnsi="Times New Roman" w:cs="Times New Roman"/>
               </w:rPr>
@@ -8875,6 +7163,7 @@
           </w:p>
           <w:p>
             <w:pPr>
+              <w:ind w:left="33"/>
               <w:rPr>
                 <w:rFonts w:ascii="Times New Roman" w:eastAsia="Times New Roman" w:hAnsi="Times New Roman" w:cs="Times New Roman"/>
               </w:rPr>
@@ -8888,33 +7177,45 @@
           </w:p>
           <w:p>
             <w:pPr>
-              <w:rPr>
-                <w:rFonts w:ascii="Times New Roman" w:eastAsia="Times New Roman" w:hAnsi="Times New Roman" w:cs="Times New Roman"/>
-              </w:rPr>
-            </w:pPr>
-          </w:p>
-          <w:p>
-            <w:pPr>
-              <w:rPr>
-                <w:rFonts w:ascii="Times New Roman" w:eastAsia="Times New Roman" w:hAnsi="Times New Roman" w:cs="Times New Roman"/>
-              </w:rPr>
-            </w:pPr>
-            <w:r>
-              <w:rPr>
-                <w:rFonts w:ascii="Times New Roman" w:eastAsia="Times New Roman" w:hAnsi="Times New Roman" w:cs="Times New Roman"/>
-              </w:rPr>
-              <w:t>cat("Displayed: Histogram of Life Expectancy\n")</w:t>
-            </w:r>
-          </w:p>
-          <w:p>
-            <w:pPr>
-              <w:rPr>
-                <w:rFonts w:ascii="Times New Roman" w:eastAsia="Times New Roman" w:hAnsi="Times New Roman" w:cs="Times New Roman"/>
-              </w:rPr>
-            </w:pPr>
-          </w:p>
-          <w:p>
-            <w:pPr>
+              <w:ind w:left="33"/>
+              <w:rPr>
+                <w:rFonts w:ascii="Times New Roman" w:eastAsia="Times New Roman" w:hAnsi="Times New Roman" w:cs="Times New Roman"/>
+              </w:rPr>
+            </w:pPr>
+          </w:p>
+          <w:p>
+            <w:pPr>
+              <w:ind w:left="33"/>
+              <w:rPr>
+                <w:rFonts w:ascii="Times New Roman" w:eastAsia="Times New Roman" w:hAnsi="Times New Roman" w:cs="Times New Roman"/>
+              </w:rPr>
+            </w:pPr>
+            <w:r>
+              <w:rPr>
+                <w:rFonts w:ascii="Times New Roman" w:eastAsia="Times New Roman" w:hAnsi="Times New Roman" w:cs="Times New Roman"/>
+              </w:rPr>
+              <w:t>cat("Displayed: Histogram of Life Expectancy (Merged Data)\n")</w:t>
+            </w:r>
+          </w:p>
+          <w:p>
+            <w:pPr>
+              <w:ind w:left="33"/>
+              <w:rPr>
+                <w:rFonts w:ascii="Times New Roman" w:eastAsia="Times New Roman" w:hAnsi="Times New Roman" w:cs="Times New Roman"/>
+              </w:rPr>
+            </w:pPr>
+          </w:p>
+          <w:p>
+            <w:pPr>
+              <w:ind w:left="33"/>
+              <w:rPr>
+                <w:rFonts w:ascii="Times New Roman" w:eastAsia="Times New Roman" w:hAnsi="Times New Roman" w:cs="Times New Roman"/>
+              </w:rPr>
+            </w:pPr>
+          </w:p>
+          <w:p>
+            <w:pPr>
+              <w:ind w:left="33"/>
               <w:rPr>
                 <w:rFonts w:ascii="Times New Roman" w:eastAsia="Times New Roman" w:hAnsi="Times New Roman" w:cs="Times New Roman"/>
               </w:rPr>
@@ -8928,116 +7229,57 @@
           </w:p>
           <w:p>
             <w:pPr>
-              <w:rPr>
-                <w:rFonts w:ascii="Times New Roman" w:eastAsia="Times New Roman" w:hAnsi="Times New Roman" w:cs="Times New Roman"/>
-              </w:rPr>
-            </w:pPr>
-            <w:proofErr w:type="spellStart"/>
-            <w:r>
-              <w:rPr>
-                <w:rFonts w:ascii="Times New Roman" w:eastAsia="Times New Roman" w:hAnsi="Times New Roman" w:cs="Times New Roman"/>
-              </w:rPr>
-              <w:t>correlation_test</w:t>
-            </w:r>
-            <w:proofErr w:type="spellEnd"/>
-            <w:r>
-              <w:rPr>
-                <w:rFonts w:ascii="Times New Roman" w:eastAsia="Times New Roman" w:hAnsi="Times New Roman" w:cs="Times New Roman"/>
-              </w:rPr>
-              <w:t xml:space="preserve"> &lt;- </w:t>
-            </w:r>
-            <w:proofErr w:type="spellStart"/>
-            <w:r>
-              <w:rPr>
-                <w:rFonts w:ascii="Times New Roman" w:eastAsia="Times New Roman" w:hAnsi="Times New Roman" w:cs="Times New Roman"/>
-              </w:rPr>
-              <w:t>cor.test</w:t>
-            </w:r>
-            <w:proofErr w:type="spellEnd"/>
-            <w:r>
-              <w:rPr>
-                <w:rFonts w:ascii="Times New Roman" w:eastAsia="Times New Roman" w:hAnsi="Times New Roman" w:cs="Times New Roman"/>
-              </w:rPr>
-              <w:t>(</w:t>
-            </w:r>
-            <w:proofErr w:type="spellStart"/>
-            <w:r>
-              <w:rPr>
-                <w:rFonts w:ascii="Times New Roman" w:eastAsia="Times New Roman" w:hAnsi="Times New Roman" w:cs="Times New Roman"/>
-              </w:rPr>
-              <w:t>data_clean$Alcohol_Consumption</w:t>
-            </w:r>
-            <w:proofErr w:type="spellEnd"/>
-            <w:r>
-              <w:rPr>
-                <w:rFonts w:ascii="Times New Roman" w:eastAsia="Times New Roman" w:hAnsi="Times New Roman" w:cs="Times New Roman"/>
-              </w:rPr>
-              <w:t xml:space="preserve">, </w:t>
-            </w:r>
-          </w:p>
-          <w:p>
-            <w:pPr>
-              <w:rPr>
-                <w:rFonts w:ascii="Times New Roman" w:eastAsia="Times New Roman" w:hAnsi="Times New Roman" w:cs="Times New Roman"/>
-              </w:rPr>
-            </w:pPr>
-            <w:r>
-              <w:rPr>
-                <w:rFonts w:ascii="Times New Roman" w:eastAsia="Times New Roman" w:hAnsi="Times New Roman" w:cs="Times New Roman"/>
-              </w:rPr>
-              <w:t xml:space="preserve">                             </w:t>
-            </w:r>
-            <w:proofErr w:type="spellStart"/>
-            <w:r>
-              <w:rPr>
-                <w:rFonts w:ascii="Times New Roman" w:eastAsia="Times New Roman" w:hAnsi="Times New Roman" w:cs="Times New Roman"/>
-              </w:rPr>
-              <w:t>data_clean$Life_Expectancy</w:t>
-            </w:r>
-            <w:proofErr w:type="spellEnd"/>
-            <w:r>
-              <w:rPr>
-                <w:rFonts w:ascii="Times New Roman" w:eastAsia="Times New Roman" w:hAnsi="Times New Roman" w:cs="Times New Roman"/>
-              </w:rPr>
-              <w:t>,</w:t>
-            </w:r>
-          </w:p>
-          <w:p>
-            <w:pPr>
-              <w:rPr>
-                <w:rFonts w:ascii="Times New Roman" w:eastAsia="Times New Roman" w:hAnsi="Times New Roman" w:cs="Times New Roman"/>
-              </w:rPr>
-            </w:pPr>
-            <w:r>
-              <w:rPr>
-                <w:rFonts w:ascii="Times New Roman" w:eastAsia="Times New Roman" w:hAnsi="Times New Roman" w:cs="Times New Roman"/>
-              </w:rPr>
-              <w:t xml:space="preserve">                             method = "</w:t>
-            </w:r>
-            <w:proofErr w:type="spellStart"/>
-            <w:r>
-              <w:rPr>
-                <w:rFonts w:ascii="Times New Roman" w:eastAsia="Times New Roman" w:hAnsi="Times New Roman" w:cs="Times New Roman"/>
-              </w:rPr>
-              <w:t>pearson</w:t>
-            </w:r>
-            <w:proofErr w:type="spellEnd"/>
-            <w:r>
-              <w:rPr>
-                <w:rFonts w:ascii="Times New Roman" w:eastAsia="Times New Roman" w:hAnsi="Times New Roman" w:cs="Times New Roman"/>
-              </w:rPr>
-              <w:t>")</w:t>
-            </w:r>
-          </w:p>
-          <w:p>
-            <w:pPr>
-              <w:rPr>
-                <w:rFonts w:ascii="Times New Roman" w:eastAsia="Times New Roman" w:hAnsi="Times New Roman" w:cs="Times New Roman"/>
-              </w:rPr>
-            </w:pPr>
-          </w:p>
-          <w:p>
-            <w:pPr>
+              <w:ind w:left="33"/>
+              <w:rPr>
+                <w:rFonts w:ascii="Times New Roman" w:eastAsia="Times New Roman" w:hAnsi="Times New Roman" w:cs="Times New Roman"/>
+              </w:rPr>
+            </w:pPr>
+            <w:r>
+              <w:rPr>
+                <w:rFonts w:ascii="Times New Roman" w:eastAsia="Times New Roman" w:hAnsi="Times New Roman" w:cs="Times New Roman"/>
+              </w:rPr>
+              <w:t xml:space="preserve">correlation_test &lt;- cor.test(data_clean$Alcohol_Consumption, </w:t>
+            </w:r>
+          </w:p>
+          <w:p>
+            <w:pPr>
+              <w:ind w:left="33"/>
+              <w:rPr>
+                <w:rFonts w:ascii="Times New Roman" w:eastAsia="Times New Roman" w:hAnsi="Times New Roman" w:cs="Times New Roman"/>
+              </w:rPr>
+            </w:pPr>
+            <w:r>
+              <w:rPr>
+                <w:rFonts w:ascii="Times New Roman" w:eastAsia="Times New Roman" w:hAnsi="Times New Roman" w:cs="Times New Roman"/>
+              </w:rPr>
+              <w:t xml:space="preserve">                             data_clean$Life_Expectancy,</w:t>
+            </w:r>
+          </w:p>
+          <w:p>
+            <w:pPr>
+              <w:ind w:left="33"/>
+              <w:rPr>
+                <w:rFonts w:ascii="Times New Roman" w:eastAsia="Times New Roman" w:hAnsi="Times New Roman" w:cs="Times New Roman"/>
+              </w:rPr>
+            </w:pPr>
+            <w:r>
+              <w:rPr>
+                <w:rFonts w:ascii="Times New Roman" w:eastAsia="Times New Roman" w:hAnsi="Times New Roman" w:cs="Times New Roman"/>
+              </w:rPr>
+              <w:t xml:space="preserve">                             method = "pearson")</w:t>
+            </w:r>
+          </w:p>
+          <w:p>
+            <w:pPr>
+              <w:ind w:left="33"/>
+              <w:rPr>
+                <w:rFonts w:ascii="Times New Roman" w:eastAsia="Times New Roman" w:hAnsi="Times New Roman" w:cs="Times New Roman"/>
+              </w:rPr>
+            </w:pPr>
+          </w:p>
+          <w:p>
+            <w:pPr>
+              <w:ind w:left="33"/>
               <w:rPr>
                 <w:rFonts w:ascii="Times New Roman" w:eastAsia="Times New Roman" w:hAnsi="Times New Roman" w:cs="Times New Roman"/>
               </w:rPr>
@@ -9051,40 +7293,29 @@
           </w:p>
           <w:p>
             <w:pPr>
-              <w:rPr>
-                <w:rFonts w:ascii="Times New Roman" w:eastAsia="Times New Roman" w:hAnsi="Times New Roman" w:cs="Times New Roman"/>
-              </w:rPr>
-            </w:pPr>
-            <w:r>
-              <w:rPr>
-                <w:rFonts w:ascii="Times New Roman" w:eastAsia="Times New Roman" w:hAnsi="Times New Roman" w:cs="Times New Roman"/>
-              </w:rPr>
-              <w:t>print(</w:t>
-            </w:r>
-            <w:proofErr w:type="spellStart"/>
-            <w:r>
-              <w:rPr>
-                <w:rFonts w:ascii="Times New Roman" w:eastAsia="Times New Roman" w:hAnsi="Times New Roman" w:cs="Times New Roman"/>
-              </w:rPr>
-              <w:t>correlation_test</w:t>
-            </w:r>
-            <w:proofErr w:type="spellEnd"/>
-            <w:r>
-              <w:rPr>
-                <w:rFonts w:ascii="Times New Roman" w:eastAsia="Times New Roman" w:hAnsi="Times New Roman" w:cs="Times New Roman"/>
-              </w:rPr>
-              <w:t>)</w:t>
-            </w:r>
-          </w:p>
-          <w:p>
-            <w:pPr>
-              <w:rPr>
-                <w:rFonts w:ascii="Times New Roman" w:eastAsia="Times New Roman" w:hAnsi="Times New Roman" w:cs="Times New Roman"/>
-              </w:rPr>
-            </w:pPr>
-          </w:p>
-          <w:p>
-            <w:pPr>
+              <w:ind w:left="33"/>
+              <w:rPr>
+                <w:rFonts w:ascii="Times New Roman" w:eastAsia="Times New Roman" w:hAnsi="Times New Roman" w:cs="Times New Roman"/>
+              </w:rPr>
+            </w:pPr>
+            <w:r>
+              <w:rPr>
+                <w:rFonts w:ascii="Times New Roman" w:eastAsia="Times New Roman" w:hAnsi="Times New Roman" w:cs="Times New Roman"/>
+              </w:rPr>
+              <w:t>print(correlation_test)</w:t>
+            </w:r>
+          </w:p>
+          <w:p>
+            <w:pPr>
+              <w:ind w:left="33"/>
+              <w:rPr>
+                <w:rFonts w:ascii="Times New Roman" w:eastAsia="Times New Roman" w:hAnsi="Times New Roman" w:cs="Times New Roman"/>
+              </w:rPr>
+            </w:pPr>
+          </w:p>
+          <w:p>
+            <w:pPr>
+              <w:ind w:left="33"/>
               <w:rPr>
                 <w:rFonts w:ascii="Times New Roman" w:eastAsia="Times New Roman" w:hAnsi="Times New Roman" w:cs="Times New Roman"/>
               </w:rPr>
@@ -9098,92 +7329,57 @@
           </w:p>
           <w:p>
             <w:pPr>
-              <w:rPr>
-                <w:rFonts w:ascii="Times New Roman" w:eastAsia="Times New Roman" w:hAnsi="Times New Roman" w:cs="Times New Roman"/>
-              </w:rPr>
-            </w:pPr>
-            <w:proofErr w:type="spellStart"/>
-            <w:r>
-              <w:rPr>
-                <w:rFonts w:ascii="Times New Roman" w:eastAsia="Times New Roman" w:hAnsi="Times New Roman" w:cs="Times New Roman"/>
-              </w:rPr>
-              <w:t>correlation_coefficient</w:t>
-            </w:r>
-            <w:proofErr w:type="spellEnd"/>
-            <w:r>
-              <w:rPr>
-                <w:rFonts w:ascii="Times New Roman" w:eastAsia="Times New Roman" w:hAnsi="Times New Roman" w:cs="Times New Roman"/>
-              </w:rPr>
-              <w:t xml:space="preserve"> &lt;- </w:t>
-            </w:r>
-            <w:proofErr w:type="spellStart"/>
-            <w:r>
-              <w:rPr>
-                <w:rFonts w:ascii="Times New Roman" w:eastAsia="Times New Roman" w:hAnsi="Times New Roman" w:cs="Times New Roman"/>
-              </w:rPr>
-              <w:t>correlation_test$estimate</w:t>
-            </w:r>
-            <w:proofErr w:type="spellEnd"/>
-          </w:p>
-          <w:p>
-            <w:pPr>
-              <w:rPr>
-                <w:rFonts w:ascii="Times New Roman" w:eastAsia="Times New Roman" w:hAnsi="Times New Roman" w:cs="Times New Roman"/>
-              </w:rPr>
-            </w:pPr>
-            <w:proofErr w:type="spellStart"/>
-            <w:r>
-              <w:rPr>
-                <w:rFonts w:ascii="Times New Roman" w:eastAsia="Times New Roman" w:hAnsi="Times New Roman" w:cs="Times New Roman"/>
-              </w:rPr>
-              <w:t>p_value</w:t>
-            </w:r>
-            <w:proofErr w:type="spellEnd"/>
-            <w:r>
-              <w:rPr>
-                <w:rFonts w:ascii="Times New Roman" w:eastAsia="Times New Roman" w:hAnsi="Times New Roman" w:cs="Times New Roman"/>
-              </w:rPr>
-              <w:t xml:space="preserve"> &lt;- </w:t>
-            </w:r>
-            <w:proofErr w:type="spellStart"/>
-            <w:r>
-              <w:rPr>
-                <w:rFonts w:ascii="Times New Roman" w:eastAsia="Times New Roman" w:hAnsi="Times New Roman" w:cs="Times New Roman"/>
-              </w:rPr>
-              <w:t>correlation_test$p.value</w:t>
-            </w:r>
-            <w:proofErr w:type="spellEnd"/>
-          </w:p>
-          <w:p>
-            <w:pPr>
-              <w:rPr>
-                <w:rFonts w:ascii="Times New Roman" w:eastAsia="Times New Roman" w:hAnsi="Times New Roman" w:cs="Times New Roman"/>
-              </w:rPr>
-            </w:pPr>
-            <w:proofErr w:type="spellStart"/>
-            <w:r>
-              <w:rPr>
-                <w:rFonts w:ascii="Times New Roman" w:eastAsia="Times New Roman" w:hAnsi="Times New Roman" w:cs="Times New Roman"/>
-              </w:rPr>
-              <w:t>confidence_interval</w:t>
-            </w:r>
-            <w:proofErr w:type="spellEnd"/>
-            <w:r>
-              <w:rPr>
-                <w:rFonts w:ascii="Times New Roman" w:eastAsia="Times New Roman" w:hAnsi="Times New Roman" w:cs="Times New Roman"/>
-              </w:rPr>
-              <w:t xml:space="preserve"> &lt;- correlation_test$conf.int</w:t>
-            </w:r>
-          </w:p>
-          <w:p>
-            <w:pPr>
-              <w:rPr>
-                <w:rFonts w:ascii="Times New Roman" w:eastAsia="Times New Roman" w:hAnsi="Times New Roman" w:cs="Times New Roman"/>
-              </w:rPr>
-            </w:pPr>
-          </w:p>
-          <w:p>
-            <w:pPr>
+              <w:ind w:left="33"/>
+              <w:rPr>
+                <w:rFonts w:ascii="Times New Roman" w:eastAsia="Times New Roman" w:hAnsi="Times New Roman" w:cs="Times New Roman"/>
+              </w:rPr>
+            </w:pPr>
+            <w:r>
+              <w:rPr>
+                <w:rFonts w:ascii="Times New Roman" w:eastAsia="Times New Roman" w:hAnsi="Times New Roman" w:cs="Times New Roman"/>
+              </w:rPr>
+              <w:t>correlation_coefficient &lt;- correlation_test$estimate</w:t>
+            </w:r>
+          </w:p>
+          <w:p>
+            <w:pPr>
+              <w:ind w:left="33"/>
+              <w:rPr>
+                <w:rFonts w:ascii="Times New Roman" w:eastAsia="Times New Roman" w:hAnsi="Times New Roman" w:cs="Times New Roman"/>
+              </w:rPr>
+            </w:pPr>
+            <w:r>
+              <w:rPr>
+                <w:rFonts w:ascii="Times New Roman" w:eastAsia="Times New Roman" w:hAnsi="Times New Roman" w:cs="Times New Roman"/>
+              </w:rPr>
+              <w:t>p_value &lt;- correlation_test$p.value</w:t>
+            </w:r>
+          </w:p>
+          <w:p>
+            <w:pPr>
+              <w:ind w:left="33"/>
+              <w:rPr>
+                <w:rFonts w:ascii="Times New Roman" w:eastAsia="Times New Roman" w:hAnsi="Times New Roman" w:cs="Times New Roman"/>
+              </w:rPr>
+            </w:pPr>
+            <w:r>
+              <w:rPr>
+                <w:rFonts w:ascii="Times New Roman" w:eastAsia="Times New Roman" w:hAnsi="Times New Roman" w:cs="Times New Roman"/>
+              </w:rPr>
+              <w:t>confidence_interval &lt;- correlation_test$conf.int</w:t>
+            </w:r>
+          </w:p>
+          <w:p>
+            <w:pPr>
+              <w:ind w:left="33"/>
+              <w:rPr>
+                <w:rFonts w:ascii="Times New Roman" w:eastAsia="Times New Roman" w:hAnsi="Times New Roman" w:cs="Times New Roman"/>
+              </w:rPr>
+            </w:pPr>
+          </w:p>
+          <w:p>
+            <w:pPr>
+              <w:ind w:left="33"/>
               <w:rPr>
                 <w:rFonts w:ascii="Times New Roman" w:eastAsia="Times New Roman" w:hAnsi="Times New Roman" w:cs="Times New Roman"/>
               </w:rPr>
@@ -9197,149 +7393,71 @@
           </w:p>
           <w:p>
             <w:pPr>
-              <w:rPr>
-                <w:rFonts w:ascii="Times New Roman" w:eastAsia="Times New Roman" w:hAnsi="Times New Roman" w:cs="Times New Roman"/>
-              </w:rPr>
-            </w:pPr>
-            <w:r>
-              <w:rPr>
-                <w:rFonts w:ascii="Times New Roman" w:eastAsia="Times New Roman" w:hAnsi="Times New Roman" w:cs="Times New Roman"/>
-              </w:rPr>
-              <w:t xml:space="preserve">cat("Pearson Correlation Coefficient (r):", </w:t>
-            </w:r>
-            <w:proofErr w:type="spellStart"/>
-            <w:r>
-              <w:rPr>
-                <w:rFonts w:ascii="Times New Roman" w:eastAsia="Times New Roman" w:hAnsi="Times New Roman" w:cs="Times New Roman"/>
-              </w:rPr>
-              <w:t>correlation_coefficient</w:t>
-            </w:r>
-            <w:proofErr w:type="spellEnd"/>
-            <w:r>
-              <w:rPr>
-                <w:rFonts w:ascii="Times New Roman" w:eastAsia="Times New Roman" w:hAnsi="Times New Roman" w:cs="Times New Roman"/>
-              </w:rPr>
-              <w:t>, "\n")</w:t>
-            </w:r>
-          </w:p>
-          <w:p>
-            <w:pPr>
-              <w:rPr>
-                <w:rFonts w:ascii="Times New Roman" w:eastAsia="Times New Roman" w:hAnsi="Times New Roman" w:cs="Times New Roman"/>
-              </w:rPr>
-            </w:pPr>
-            <w:r>
-              <w:rPr>
-                <w:rFonts w:ascii="Times New Roman" w:eastAsia="Times New Roman" w:hAnsi="Times New Roman" w:cs="Times New Roman"/>
-              </w:rPr>
-              <w:t xml:space="preserve">cat("P-value:", </w:t>
-            </w:r>
-            <w:proofErr w:type="spellStart"/>
-            <w:r>
-              <w:rPr>
-                <w:rFonts w:ascii="Times New Roman" w:eastAsia="Times New Roman" w:hAnsi="Times New Roman" w:cs="Times New Roman"/>
-              </w:rPr>
-              <w:t>p_value</w:t>
-            </w:r>
-            <w:proofErr w:type="spellEnd"/>
-            <w:r>
-              <w:rPr>
-                <w:rFonts w:ascii="Times New Roman" w:eastAsia="Times New Roman" w:hAnsi="Times New Roman" w:cs="Times New Roman"/>
-              </w:rPr>
-              <w:t>, "\n")</w:t>
-            </w:r>
-          </w:p>
-          <w:p>
-            <w:pPr>
-              <w:rPr>
-                <w:rFonts w:ascii="Times New Roman" w:eastAsia="Times New Roman" w:hAnsi="Times New Roman" w:cs="Times New Roman"/>
-              </w:rPr>
-            </w:pPr>
-            <w:r>
-              <w:rPr>
-                <w:rFonts w:ascii="Times New Roman" w:eastAsia="Times New Roman" w:hAnsi="Times New Roman" w:cs="Times New Roman"/>
-              </w:rPr>
-              <w:t xml:space="preserve">cat("95% Confidence Interval:", </w:t>
-            </w:r>
-            <w:proofErr w:type="spellStart"/>
-            <w:r>
-              <w:rPr>
-                <w:rFonts w:ascii="Times New Roman" w:eastAsia="Times New Roman" w:hAnsi="Times New Roman" w:cs="Times New Roman"/>
-              </w:rPr>
-              <w:t>confidence_interval</w:t>
-            </w:r>
-            <w:proofErr w:type="spellEnd"/>
-            <w:r>
-              <w:rPr>
-                <w:rFonts w:ascii="Times New Roman" w:eastAsia="Times New Roman" w:hAnsi="Times New Roman" w:cs="Times New Roman"/>
-              </w:rPr>
-              <w:t xml:space="preserve">[1], "to", </w:t>
-            </w:r>
-            <w:proofErr w:type="spellStart"/>
-            <w:r>
-              <w:rPr>
-                <w:rFonts w:ascii="Times New Roman" w:eastAsia="Times New Roman" w:hAnsi="Times New Roman" w:cs="Times New Roman"/>
-              </w:rPr>
-              <w:t>confidence_interval</w:t>
-            </w:r>
-            <w:proofErr w:type="spellEnd"/>
-            <w:r>
-              <w:rPr>
-                <w:rFonts w:ascii="Times New Roman" w:eastAsia="Times New Roman" w:hAnsi="Times New Roman" w:cs="Times New Roman"/>
-              </w:rPr>
-              <w:t>[2], "\n")</w:t>
-            </w:r>
-          </w:p>
-          <w:p>
-            <w:pPr>
-              <w:rPr>
-                <w:rFonts w:ascii="Times New Roman" w:eastAsia="Times New Roman" w:hAnsi="Times New Roman" w:cs="Times New Roman"/>
-              </w:rPr>
-            </w:pPr>
-            <w:r>
-              <w:rPr>
-                <w:rFonts w:ascii="Times New Roman" w:eastAsia="Times New Roman" w:hAnsi="Times New Roman" w:cs="Times New Roman"/>
-              </w:rPr>
-              <w:t xml:space="preserve">cat("Sample size (n):", </w:t>
-            </w:r>
-            <w:proofErr w:type="spellStart"/>
-            <w:r>
-              <w:rPr>
-                <w:rFonts w:ascii="Times New Roman" w:eastAsia="Times New Roman" w:hAnsi="Times New Roman" w:cs="Times New Roman"/>
-              </w:rPr>
-              <w:t>nrow</w:t>
-            </w:r>
-            <w:proofErr w:type="spellEnd"/>
-            <w:r>
-              <w:rPr>
-                <w:rFonts w:ascii="Times New Roman" w:eastAsia="Times New Roman" w:hAnsi="Times New Roman" w:cs="Times New Roman"/>
-              </w:rPr>
-              <w:t>(</w:t>
-            </w:r>
-            <w:proofErr w:type="spellStart"/>
-            <w:r>
-              <w:rPr>
-                <w:rFonts w:ascii="Times New Roman" w:eastAsia="Times New Roman" w:hAnsi="Times New Roman" w:cs="Times New Roman"/>
-              </w:rPr>
-              <w:t>data_clean</w:t>
-            </w:r>
-            <w:proofErr w:type="spellEnd"/>
-            <w:r>
-              <w:rPr>
-                <w:rFonts w:ascii="Times New Roman" w:eastAsia="Times New Roman" w:hAnsi="Times New Roman" w:cs="Times New Roman"/>
-              </w:rPr>
-              <w:t>), "\n")</w:t>
-            </w:r>
-          </w:p>
-          <w:p>
-            <w:pPr>
-              <w:rPr>
-                <w:rFonts w:ascii="Times New Roman" w:eastAsia="Times New Roman" w:hAnsi="Times New Roman" w:cs="Times New Roman"/>
-              </w:rPr>
-            </w:pPr>
-          </w:p>
-          <w:p>
-            <w:pPr>
+              <w:ind w:left="33"/>
+              <w:rPr>
+                <w:rFonts w:ascii="Times New Roman" w:eastAsia="Times New Roman" w:hAnsi="Times New Roman" w:cs="Times New Roman"/>
+              </w:rPr>
+            </w:pPr>
+            <w:r>
+              <w:rPr>
+                <w:rFonts w:ascii="Times New Roman" w:eastAsia="Times New Roman" w:hAnsi="Times New Roman" w:cs="Times New Roman"/>
+              </w:rPr>
+              <w:t>cat("Pearson Correlation Coefficient (r):", correlation_coefficient, "\n")</w:t>
+            </w:r>
+          </w:p>
+          <w:p>
+            <w:pPr>
+              <w:ind w:left="33"/>
+              <w:rPr>
+                <w:rFonts w:ascii="Times New Roman" w:eastAsia="Times New Roman" w:hAnsi="Times New Roman" w:cs="Times New Roman"/>
+              </w:rPr>
+            </w:pPr>
+            <w:r>
+              <w:rPr>
+                <w:rFonts w:ascii="Times New Roman" w:eastAsia="Times New Roman" w:hAnsi="Times New Roman" w:cs="Times New Roman"/>
+              </w:rPr>
+              <w:t>cat("P-value:", p_value, "\n")</w:t>
+            </w:r>
+          </w:p>
+          <w:p>
+            <w:pPr>
+              <w:ind w:left="33"/>
+              <w:rPr>
+                <w:rFonts w:ascii="Times New Roman" w:eastAsia="Times New Roman" w:hAnsi="Times New Roman" w:cs="Times New Roman"/>
+              </w:rPr>
+            </w:pPr>
+            <w:r>
+              <w:rPr>
+                <w:rFonts w:ascii="Times New Roman" w:eastAsia="Times New Roman" w:hAnsi="Times New Roman" w:cs="Times New Roman"/>
+              </w:rPr>
+              <w:t>cat("95% Confidence Interval:", confidence_interval[1], "to", confidence_interval[2], "\n")</w:t>
+            </w:r>
+          </w:p>
+          <w:p>
+            <w:pPr>
+              <w:ind w:left="33"/>
+              <w:rPr>
+                <w:rFonts w:ascii="Times New Roman" w:eastAsia="Times New Roman" w:hAnsi="Times New Roman" w:cs="Times New Roman"/>
+              </w:rPr>
+            </w:pPr>
+            <w:r>
+              <w:rPr>
+                <w:rFonts w:ascii="Times New Roman" w:eastAsia="Times New Roman" w:hAnsi="Times New Roman" w:cs="Times New Roman"/>
+              </w:rPr>
+              <w:t>cat("Sample size (n):", nrow(data_clean), "\n")</w:t>
+            </w:r>
+          </w:p>
+          <w:p>
+            <w:pPr>
+              <w:ind w:left="33"/>
+              <w:rPr>
+                <w:rFonts w:ascii="Times New Roman" w:eastAsia="Times New Roman" w:hAnsi="Times New Roman" w:cs="Times New Roman"/>
+              </w:rPr>
+            </w:pPr>
+          </w:p>
+          <w:p>
+            <w:pPr>
+              <w:ind w:left="33"/>
               <w:rPr>
                 <w:rFonts w:ascii="Times New Roman" w:eastAsia="Times New Roman" w:hAnsi="Times New Roman" w:cs="Times New Roman"/>
               </w:rPr>
@@ -9353,61 +7471,35 @@
           </w:p>
           <w:p>
             <w:pPr>
-              <w:rPr>
-                <w:rFonts w:ascii="Times New Roman" w:eastAsia="Times New Roman" w:hAnsi="Times New Roman" w:cs="Times New Roman"/>
-              </w:rPr>
-            </w:pPr>
-            <w:r>
-              <w:rPr>
-                <w:rFonts w:ascii="Times New Roman" w:eastAsia="Times New Roman" w:hAnsi="Times New Roman" w:cs="Times New Roman"/>
-              </w:rPr>
-              <w:t>if (</w:t>
-            </w:r>
-            <w:proofErr w:type="spellStart"/>
-            <w:r>
-              <w:rPr>
-                <w:rFonts w:ascii="Times New Roman" w:eastAsia="Times New Roman" w:hAnsi="Times New Roman" w:cs="Times New Roman"/>
-              </w:rPr>
-              <w:t>p_value</w:t>
-            </w:r>
-            <w:proofErr w:type="spellEnd"/>
-            <w:r>
-              <w:rPr>
-                <w:rFonts w:ascii="Times New Roman" w:eastAsia="Times New Roman" w:hAnsi="Times New Roman" w:cs="Times New Roman"/>
-              </w:rPr>
-              <w:t xml:space="preserve"> &lt; 0.05) {</w:t>
-            </w:r>
-          </w:p>
-          <w:p>
-            <w:pPr>
-              <w:rPr>
-                <w:rFonts w:ascii="Times New Roman" w:eastAsia="Times New Roman" w:hAnsi="Times New Roman" w:cs="Times New Roman"/>
-              </w:rPr>
-            </w:pPr>
-            <w:r>
-              <w:rPr>
-                <w:rFonts w:ascii="Times New Roman" w:eastAsia="Times New Roman" w:hAnsi="Times New Roman" w:cs="Times New Roman"/>
-              </w:rPr>
-              <w:lastRenderedPageBreak/>
-              <w:t xml:space="preserve">  cat("\</w:t>
-            </w:r>
-            <w:proofErr w:type="spellStart"/>
-            <w:r>
-              <w:rPr>
-                <w:rFonts w:ascii="Times New Roman" w:eastAsia="Times New Roman" w:hAnsi="Times New Roman" w:cs="Times New Roman"/>
-              </w:rPr>
-              <w:t>nConclusion</w:t>
-            </w:r>
-            <w:proofErr w:type="spellEnd"/>
-            <w:r>
-              <w:rPr>
-                <w:rFonts w:ascii="Times New Roman" w:eastAsia="Times New Roman" w:hAnsi="Times New Roman" w:cs="Times New Roman"/>
-              </w:rPr>
-              <w:t>: The null hypothesis is REJECTED (p &lt; 0.05)\n")</w:t>
-            </w:r>
-          </w:p>
-          <w:p>
-            <w:pPr>
+              <w:ind w:left="33"/>
+              <w:rPr>
+                <w:rFonts w:ascii="Times New Roman" w:eastAsia="Times New Roman" w:hAnsi="Times New Roman" w:cs="Times New Roman"/>
+              </w:rPr>
+            </w:pPr>
+            <w:r>
+              <w:rPr>
+                <w:rFonts w:ascii="Times New Roman" w:eastAsia="Times New Roman" w:hAnsi="Times New Roman" w:cs="Times New Roman"/>
+              </w:rPr>
+              <w:t>if (p_value &lt; 0.05) {</w:t>
+            </w:r>
+          </w:p>
+          <w:p>
+            <w:pPr>
+              <w:ind w:left="33"/>
+              <w:rPr>
+                <w:rFonts w:ascii="Times New Roman" w:eastAsia="Times New Roman" w:hAnsi="Times New Roman" w:cs="Times New Roman"/>
+              </w:rPr>
+            </w:pPr>
+            <w:r>
+              <w:rPr>
+                <w:rFonts w:ascii="Times New Roman" w:eastAsia="Times New Roman" w:hAnsi="Times New Roman" w:cs="Times New Roman"/>
+              </w:rPr>
+              <w:t xml:space="preserve">  cat("\nConclusion: The null hypothesis is REJECTED (p &lt; 0.05)\n")</w:t>
+            </w:r>
+          </w:p>
+          <w:p>
+            <w:pPr>
+              <w:ind w:left="33"/>
               <w:rPr>
                 <w:rFonts w:ascii="Times New Roman" w:eastAsia="Times New Roman" w:hAnsi="Times New Roman" w:cs="Times New Roman"/>
               </w:rPr>
@@ -9421,6 +7513,7 @@
           </w:p>
           <w:p>
             <w:pPr>
+              <w:ind w:left="33"/>
               <w:rPr>
                 <w:rFonts w:ascii="Times New Roman" w:eastAsia="Times New Roman" w:hAnsi="Times New Roman" w:cs="Times New Roman"/>
               </w:rPr>
@@ -9434,33 +7527,21 @@
           </w:p>
           <w:p>
             <w:pPr>
-              <w:rPr>
-                <w:rFonts w:ascii="Times New Roman" w:eastAsia="Times New Roman" w:hAnsi="Times New Roman" w:cs="Times New Roman"/>
-              </w:rPr>
-            </w:pPr>
-            <w:r>
-              <w:rPr>
-                <w:rFonts w:ascii="Times New Roman" w:eastAsia="Times New Roman" w:hAnsi="Times New Roman" w:cs="Times New Roman"/>
-              </w:rPr>
-              <w:t xml:space="preserve">  cat("\</w:t>
-            </w:r>
-            <w:proofErr w:type="spellStart"/>
-            <w:r>
-              <w:rPr>
-                <w:rFonts w:ascii="Times New Roman" w:eastAsia="Times New Roman" w:hAnsi="Times New Roman" w:cs="Times New Roman"/>
-              </w:rPr>
-              <w:t>nConclusion</w:t>
-            </w:r>
-            <w:proofErr w:type="spellEnd"/>
-            <w:r>
-              <w:rPr>
-                <w:rFonts w:ascii="Times New Roman" w:eastAsia="Times New Roman" w:hAnsi="Times New Roman" w:cs="Times New Roman"/>
-              </w:rPr>
-              <w:t>: The null hypothesis is NOT REJECTED (p &gt;= 0.05)\n")</w:t>
-            </w:r>
-          </w:p>
-          <w:p>
-            <w:pPr>
+              <w:ind w:left="33"/>
+              <w:rPr>
+                <w:rFonts w:ascii="Times New Roman" w:eastAsia="Times New Roman" w:hAnsi="Times New Roman" w:cs="Times New Roman"/>
+              </w:rPr>
+            </w:pPr>
+            <w:r>
+              <w:rPr>
+                <w:rFonts w:ascii="Times New Roman" w:eastAsia="Times New Roman" w:hAnsi="Times New Roman" w:cs="Times New Roman"/>
+              </w:rPr>
+              <w:t xml:space="preserve">  cat("\nConclusion: The null hypothesis is NOT REJECTED (p &gt;= 0.05)\n")</w:t>
+            </w:r>
+          </w:p>
+          <w:p>
+            <w:pPr>
+              <w:ind w:left="33"/>
               <w:rPr>
                 <w:rFonts w:ascii="Times New Roman" w:eastAsia="Times New Roman" w:hAnsi="Times New Roman" w:cs="Times New Roman"/>
               </w:rPr>
@@ -9474,6 +7555,7 @@
           </w:p>
           <w:p>
             <w:pPr>
+              <w:ind w:left="33"/>
               <w:rPr>
                 <w:rFonts w:ascii="Times New Roman" w:eastAsia="Times New Roman" w:hAnsi="Times New Roman" w:cs="Times New Roman"/>
               </w:rPr>
@@ -9487,13 +7569,23 @@
           </w:p>
           <w:p>
             <w:pPr>
-              <w:rPr>
-                <w:rFonts w:ascii="Times New Roman" w:eastAsia="Times New Roman" w:hAnsi="Times New Roman" w:cs="Times New Roman"/>
-              </w:rPr>
-            </w:pPr>
-          </w:p>
-          <w:p>
-            <w:pPr>
+              <w:ind w:left="33"/>
+              <w:rPr>
+                <w:rFonts w:ascii="Times New Roman" w:eastAsia="Times New Roman" w:hAnsi="Times New Roman" w:cs="Times New Roman"/>
+              </w:rPr>
+            </w:pPr>
+          </w:p>
+          <w:p>
+            <w:pPr>
+              <w:ind w:left="33"/>
+              <w:rPr>
+                <w:rFonts w:ascii="Times New Roman" w:eastAsia="Times New Roman" w:hAnsi="Times New Roman" w:cs="Times New Roman"/>
+              </w:rPr>
+            </w:pPr>
+          </w:p>
+          <w:p>
+            <w:pPr>
+              <w:ind w:left="33"/>
               <w:rPr>
                 <w:rFonts w:ascii="Times New Roman" w:eastAsia="Times New Roman" w:hAnsi="Times New Roman" w:cs="Times New Roman"/>
               </w:rPr>
@@ -9542,6 +7634,1697 @@
         <w:t xml:space="preserve"> log output. </w:t>
       </w:r>
     </w:p>
+    <w:p>
+      <w:pPr>
+        <w:rPr>
+          <w:rFonts w:ascii="Times New Roman" w:eastAsia="Times New Roman" w:hAnsi="Times New Roman" w:cs="Times New Roman"/>
+        </w:rPr>
+      </w:pPr>
+    </w:p>
+    <w:tbl>
+      <w:tblPr>
+        <w:tblStyle w:val="TableGrid"/>
+        <w:tblW w:w="0" w:type="auto"/>
+        <w:tblLook w:val="04A0" w:firstRow="1" w:lastRow="0" w:firstColumn="1" w:lastColumn="0" w:noHBand="0" w:noVBand="1"/>
+      </w:tblPr>
+      <w:tblGrid>
+        <w:gridCol w:w="9016"/>
+      </w:tblGrid>
+      <w:tr>
+        <w:tc>
+          <w:tcPr>
+            <w:tcW w:w="9016" w:type="dxa"/>
+          </w:tcPr>
+          <w:p>
+            <w:pPr>
+              <w:rPr>
+                <w:rFonts w:ascii="Times New Roman" w:eastAsia="Times New Roman" w:hAnsi="Times New Roman" w:cs="Times New Roman"/>
+              </w:rPr>
+            </w:pPr>
+            <w:r>
+              <w:rPr>
+                <w:rFonts w:ascii="Times New Roman" w:eastAsia="Times New Roman" w:hAnsi="Times New Roman" w:cs="Times New Roman"/>
+              </w:rPr>
+              <w:lastRenderedPageBreak/>
+              <w:t>commit 586ec79db6f8ba4d8161fe9e2086fd1bdd0e83cb (HEAD -&gt; main, origin/main, origin/HEAD)</w:t>
+            </w:r>
+          </w:p>
+          <w:p>
+            <w:pPr>
+              <w:rPr>
+                <w:rFonts w:ascii="Times New Roman" w:eastAsia="Times New Roman" w:hAnsi="Times New Roman" w:cs="Times New Roman"/>
+              </w:rPr>
+            </w:pPr>
+            <w:r>
+              <w:rPr>
+                <w:rFonts w:ascii="Times New Roman" w:eastAsia="Times New Roman" w:hAnsi="Times New Roman" w:cs="Times New Roman"/>
+              </w:rPr>
+              <w:t>Author: Hyndavi Yasarapu &lt;hyndavi.yasarapu@dbd.co.uk&gt;</w:t>
+            </w:r>
+          </w:p>
+          <w:p>
+            <w:pPr>
+              <w:rPr>
+                <w:rFonts w:ascii="Times New Roman" w:eastAsia="Times New Roman" w:hAnsi="Times New Roman" w:cs="Times New Roman"/>
+              </w:rPr>
+            </w:pPr>
+            <w:r>
+              <w:rPr>
+                <w:rFonts w:ascii="Times New Roman" w:eastAsia="Times New Roman" w:hAnsi="Times New Roman" w:cs="Times New Roman"/>
+              </w:rPr>
+              <w:t>Date:   Mon Dec 8 17:07:14 2025 +0000</w:t>
+            </w:r>
+          </w:p>
+          <w:p>
+            <w:pPr>
+              <w:rPr>
+                <w:rFonts w:ascii="Times New Roman" w:eastAsia="Times New Roman" w:hAnsi="Times New Roman" w:cs="Times New Roman"/>
+              </w:rPr>
+            </w:pPr>
+          </w:p>
+          <w:p>
+            <w:pPr>
+              <w:rPr>
+                <w:rFonts w:ascii="Times New Roman" w:eastAsia="Times New Roman" w:hAnsi="Times New Roman" w:cs="Times New Roman"/>
+              </w:rPr>
+            </w:pPr>
+            <w:r>
+              <w:rPr>
+                <w:rFonts w:ascii="Times New Roman" w:eastAsia="Times New Roman" w:hAnsi="Times New Roman" w:cs="Times New Roman"/>
+              </w:rPr>
+              <w:t xml:space="preserve">    Updated the Conclusions</w:t>
+            </w:r>
+          </w:p>
+          <w:p>
+            <w:pPr>
+              <w:rPr>
+                <w:rFonts w:ascii="Times New Roman" w:eastAsia="Times New Roman" w:hAnsi="Times New Roman" w:cs="Times New Roman"/>
+              </w:rPr>
+            </w:pPr>
+          </w:p>
+          <w:p>
+            <w:pPr>
+              <w:rPr>
+                <w:rFonts w:ascii="Times New Roman" w:eastAsia="Times New Roman" w:hAnsi="Times New Roman" w:cs="Times New Roman"/>
+              </w:rPr>
+            </w:pPr>
+            <w:r>
+              <w:rPr>
+                <w:rFonts w:ascii="Times New Roman" w:eastAsia="Times New Roman" w:hAnsi="Times New Roman" w:cs="Times New Roman"/>
+              </w:rPr>
+              <w:t>commit 65c6f30f2c014890bec00ba1a96ff6c32814e6d3</w:t>
+            </w:r>
+          </w:p>
+          <w:p>
+            <w:pPr>
+              <w:rPr>
+                <w:rFonts w:ascii="Times New Roman" w:eastAsia="Times New Roman" w:hAnsi="Times New Roman" w:cs="Times New Roman"/>
+              </w:rPr>
+            </w:pPr>
+            <w:r>
+              <w:rPr>
+                <w:rFonts w:ascii="Times New Roman" w:eastAsia="Times New Roman" w:hAnsi="Times New Roman" w:cs="Times New Roman"/>
+              </w:rPr>
+              <w:t>Author: venureddymvmr &lt;vm25aav@herts.ac.uk&gt;</w:t>
+            </w:r>
+          </w:p>
+          <w:p>
+            <w:pPr>
+              <w:rPr>
+                <w:rFonts w:ascii="Times New Roman" w:eastAsia="Times New Roman" w:hAnsi="Times New Roman" w:cs="Times New Roman"/>
+              </w:rPr>
+            </w:pPr>
+            <w:r>
+              <w:rPr>
+                <w:rFonts w:ascii="Times New Roman" w:eastAsia="Times New Roman" w:hAnsi="Times New Roman" w:cs="Times New Roman"/>
+              </w:rPr>
+              <w:t>Date:   Mon Dec 8 16:50:06 2025 +0000</w:t>
+            </w:r>
+          </w:p>
+          <w:p>
+            <w:pPr>
+              <w:rPr>
+                <w:rFonts w:ascii="Times New Roman" w:eastAsia="Times New Roman" w:hAnsi="Times New Roman" w:cs="Times New Roman"/>
+              </w:rPr>
+            </w:pPr>
+          </w:p>
+          <w:p>
+            <w:pPr>
+              <w:rPr>
+                <w:rFonts w:ascii="Times New Roman" w:eastAsia="Times New Roman" w:hAnsi="Times New Roman" w:cs="Times New Roman"/>
+              </w:rPr>
+            </w:pPr>
+            <w:r>
+              <w:rPr>
+                <w:rFonts w:ascii="Times New Roman" w:eastAsia="Times New Roman" w:hAnsi="Times New Roman" w:cs="Times New Roman"/>
+              </w:rPr>
+              <w:t xml:space="preserve">    updated Evaluation group experience with git log</w:t>
+            </w:r>
+          </w:p>
+          <w:p>
+            <w:pPr>
+              <w:rPr>
+                <w:rFonts w:ascii="Times New Roman" w:eastAsia="Times New Roman" w:hAnsi="Times New Roman" w:cs="Times New Roman"/>
+              </w:rPr>
+            </w:pPr>
+          </w:p>
+          <w:p>
+            <w:pPr>
+              <w:rPr>
+                <w:rFonts w:ascii="Times New Roman" w:eastAsia="Times New Roman" w:hAnsi="Times New Roman" w:cs="Times New Roman"/>
+              </w:rPr>
+            </w:pPr>
+            <w:r>
+              <w:rPr>
+                <w:rFonts w:ascii="Times New Roman" w:eastAsia="Times New Roman" w:hAnsi="Times New Roman" w:cs="Times New Roman"/>
+              </w:rPr>
+              <w:t>commit cc21646cb0d7c9e7b67452bd45daa8d5a660dca1</w:t>
+            </w:r>
+          </w:p>
+          <w:p>
+            <w:pPr>
+              <w:rPr>
+                <w:rFonts w:ascii="Times New Roman" w:eastAsia="Times New Roman" w:hAnsi="Times New Roman" w:cs="Times New Roman"/>
+              </w:rPr>
+            </w:pPr>
+            <w:r>
+              <w:rPr>
+                <w:rFonts w:ascii="Times New Roman" w:eastAsia="Times New Roman" w:hAnsi="Times New Roman" w:cs="Times New Roman"/>
+              </w:rPr>
+              <w:t>Author: Hyndavi Yasarapu &lt;hyndavi.yasarapu@dbd.co.uk&gt;</w:t>
+            </w:r>
+          </w:p>
+          <w:p>
+            <w:pPr>
+              <w:rPr>
+                <w:rFonts w:ascii="Times New Roman" w:eastAsia="Times New Roman" w:hAnsi="Times New Roman" w:cs="Times New Roman"/>
+              </w:rPr>
+            </w:pPr>
+            <w:r>
+              <w:rPr>
+                <w:rFonts w:ascii="Times New Roman" w:eastAsia="Times New Roman" w:hAnsi="Times New Roman" w:cs="Times New Roman"/>
+              </w:rPr>
+              <w:t>Date:   Mon Dec 8 16:06:14 2025 +0000</w:t>
+            </w:r>
+          </w:p>
+          <w:p>
+            <w:pPr>
+              <w:rPr>
+                <w:rFonts w:ascii="Times New Roman" w:eastAsia="Times New Roman" w:hAnsi="Times New Roman" w:cs="Times New Roman"/>
+              </w:rPr>
+            </w:pPr>
+          </w:p>
+          <w:p>
+            <w:pPr>
+              <w:rPr>
+                <w:rFonts w:ascii="Times New Roman" w:eastAsia="Times New Roman" w:hAnsi="Times New Roman" w:cs="Times New Roman"/>
+              </w:rPr>
+            </w:pPr>
+            <w:r>
+              <w:rPr>
+                <w:rFonts w:ascii="Times New Roman" w:eastAsia="Times New Roman" w:hAnsi="Times New Roman" w:cs="Times New Roman"/>
+              </w:rPr>
+              <w:t xml:space="preserve">    Updated the Visualizations and Plots</w:t>
+            </w:r>
+          </w:p>
+          <w:p>
+            <w:pPr>
+              <w:rPr>
+                <w:rFonts w:ascii="Times New Roman" w:eastAsia="Times New Roman" w:hAnsi="Times New Roman" w:cs="Times New Roman"/>
+              </w:rPr>
+            </w:pPr>
+          </w:p>
+          <w:p>
+            <w:pPr>
+              <w:rPr>
+                <w:rFonts w:ascii="Times New Roman" w:eastAsia="Times New Roman" w:hAnsi="Times New Roman" w:cs="Times New Roman"/>
+              </w:rPr>
+            </w:pPr>
+            <w:r>
+              <w:rPr>
+                <w:rFonts w:ascii="Times New Roman" w:eastAsia="Times New Roman" w:hAnsi="Times New Roman" w:cs="Times New Roman"/>
+              </w:rPr>
+              <w:t>commit 45a515ee19c4da2da96b3716ad68f6d642b1233d</w:t>
+            </w:r>
+          </w:p>
+          <w:p>
+            <w:pPr>
+              <w:rPr>
+                <w:rFonts w:ascii="Times New Roman" w:eastAsia="Times New Roman" w:hAnsi="Times New Roman" w:cs="Times New Roman"/>
+              </w:rPr>
+            </w:pPr>
+            <w:r>
+              <w:rPr>
+                <w:rFonts w:ascii="Times New Roman" w:eastAsia="Times New Roman" w:hAnsi="Times New Roman" w:cs="Times New Roman"/>
+              </w:rPr>
+              <w:t>Author: Hyndavi Yasarapu &lt;hyndavi.yasarapu@dbd.co.uk&gt;</w:t>
+            </w:r>
+          </w:p>
+          <w:p>
+            <w:pPr>
+              <w:rPr>
+                <w:rFonts w:ascii="Times New Roman" w:eastAsia="Times New Roman" w:hAnsi="Times New Roman" w:cs="Times New Roman"/>
+              </w:rPr>
+            </w:pPr>
+            <w:r>
+              <w:rPr>
+                <w:rFonts w:ascii="Times New Roman" w:eastAsia="Times New Roman" w:hAnsi="Times New Roman" w:cs="Times New Roman"/>
+              </w:rPr>
+              <w:t>Date:   Mon Dec 8 15:41:52 2025 +0000</w:t>
+            </w:r>
+          </w:p>
+          <w:p>
+            <w:pPr>
+              <w:rPr>
+                <w:rFonts w:ascii="Times New Roman" w:eastAsia="Times New Roman" w:hAnsi="Times New Roman" w:cs="Times New Roman"/>
+              </w:rPr>
+            </w:pPr>
+          </w:p>
+          <w:p>
+            <w:pPr>
+              <w:rPr>
+                <w:rFonts w:ascii="Times New Roman" w:eastAsia="Times New Roman" w:hAnsi="Times New Roman" w:cs="Times New Roman"/>
+              </w:rPr>
+            </w:pPr>
+            <w:r>
+              <w:rPr>
+                <w:rFonts w:ascii="Times New Roman" w:eastAsia="Times New Roman" w:hAnsi="Times New Roman" w:cs="Times New Roman"/>
+              </w:rPr>
+              <w:t xml:space="preserve">    Updated the R value in Analysis Documentation</w:t>
+            </w:r>
+          </w:p>
+          <w:p>
+            <w:pPr>
+              <w:rPr>
+                <w:rFonts w:ascii="Times New Roman" w:eastAsia="Times New Roman" w:hAnsi="Times New Roman" w:cs="Times New Roman"/>
+              </w:rPr>
+            </w:pPr>
+          </w:p>
+          <w:p>
+            <w:pPr>
+              <w:rPr>
+                <w:rFonts w:ascii="Times New Roman" w:eastAsia="Times New Roman" w:hAnsi="Times New Roman" w:cs="Times New Roman"/>
+              </w:rPr>
+            </w:pPr>
+            <w:r>
+              <w:rPr>
+                <w:rFonts w:ascii="Times New Roman" w:eastAsia="Times New Roman" w:hAnsi="Times New Roman" w:cs="Times New Roman"/>
+              </w:rPr>
+              <w:t>commit 7aa9e3a771c2c836392ae2920ebf9ae96d2e3e1f</w:t>
+            </w:r>
+          </w:p>
+          <w:p>
+            <w:pPr>
+              <w:rPr>
+                <w:rFonts w:ascii="Times New Roman" w:eastAsia="Times New Roman" w:hAnsi="Times New Roman" w:cs="Times New Roman"/>
+              </w:rPr>
+            </w:pPr>
+            <w:r>
+              <w:rPr>
+                <w:rFonts w:ascii="Times New Roman" w:eastAsia="Times New Roman" w:hAnsi="Times New Roman" w:cs="Times New Roman"/>
+              </w:rPr>
+              <w:t>Author: Hyndavi Yasarapu &lt;hyndavi.yasarapu@dbd.co.uk&gt;</w:t>
+            </w:r>
+          </w:p>
+          <w:p>
+            <w:pPr>
+              <w:rPr>
+                <w:rFonts w:ascii="Times New Roman" w:eastAsia="Times New Roman" w:hAnsi="Times New Roman" w:cs="Times New Roman"/>
+              </w:rPr>
+            </w:pPr>
+            <w:r>
+              <w:rPr>
+                <w:rFonts w:ascii="Times New Roman" w:eastAsia="Times New Roman" w:hAnsi="Times New Roman" w:cs="Times New Roman"/>
+              </w:rPr>
+              <w:t>Date:   Mon Dec 8 12:43:49 2025 +0000</w:t>
+            </w:r>
+          </w:p>
+          <w:p>
+            <w:pPr>
+              <w:rPr>
+                <w:rFonts w:ascii="Times New Roman" w:eastAsia="Times New Roman" w:hAnsi="Times New Roman" w:cs="Times New Roman"/>
+              </w:rPr>
+            </w:pPr>
+          </w:p>
+          <w:p>
+            <w:pPr>
+              <w:rPr>
+                <w:rFonts w:ascii="Times New Roman" w:eastAsia="Times New Roman" w:hAnsi="Times New Roman" w:cs="Times New Roman"/>
+              </w:rPr>
+            </w:pPr>
+            <w:r>
+              <w:rPr>
+                <w:rFonts w:ascii="Times New Roman" w:eastAsia="Times New Roman" w:hAnsi="Times New Roman" w:cs="Times New Roman"/>
+              </w:rPr>
+              <w:t xml:space="preserve">    Updated Analysis Code, Updated Docmentation - Analysis and Appendices - Analysis r code</w:t>
+            </w:r>
+          </w:p>
+          <w:p>
+            <w:pPr>
+              <w:rPr>
+                <w:rFonts w:ascii="Times New Roman" w:eastAsia="Times New Roman" w:hAnsi="Times New Roman" w:cs="Times New Roman"/>
+              </w:rPr>
+            </w:pPr>
+          </w:p>
+          <w:p>
+            <w:pPr>
+              <w:rPr>
+                <w:rFonts w:ascii="Times New Roman" w:eastAsia="Times New Roman" w:hAnsi="Times New Roman" w:cs="Times New Roman"/>
+              </w:rPr>
+            </w:pPr>
+            <w:r>
+              <w:rPr>
+                <w:rFonts w:ascii="Times New Roman" w:eastAsia="Times New Roman" w:hAnsi="Times New Roman" w:cs="Times New Roman"/>
+              </w:rPr>
+              <w:t>commit 9f84f106232cec553f89d87f9cdc7185bd42e941</w:t>
+            </w:r>
+          </w:p>
+          <w:p>
+            <w:pPr>
+              <w:rPr>
+                <w:rFonts w:ascii="Times New Roman" w:eastAsia="Times New Roman" w:hAnsi="Times New Roman" w:cs="Times New Roman"/>
+              </w:rPr>
+            </w:pPr>
+            <w:r>
+              <w:rPr>
+                <w:rFonts w:ascii="Times New Roman" w:eastAsia="Times New Roman" w:hAnsi="Times New Roman" w:cs="Times New Roman"/>
+              </w:rPr>
+              <w:t>Merge: 6908f21 190207a</w:t>
+            </w:r>
+          </w:p>
+          <w:p>
+            <w:pPr>
+              <w:rPr>
+                <w:rFonts w:ascii="Times New Roman" w:eastAsia="Times New Roman" w:hAnsi="Times New Roman" w:cs="Times New Roman"/>
+              </w:rPr>
+            </w:pPr>
+            <w:r>
+              <w:rPr>
+                <w:rFonts w:ascii="Times New Roman" w:eastAsia="Times New Roman" w:hAnsi="Times New Roman" w:cs="Times New Roman"/>
+              </w:rPr>
+              <w:t>Author: Hyndavi Yasarapu &lt;hyndavi.yasarapu@dbd.co.uk&gt;</w:t>
+            </w:r>
+          </w:p>
+          <w:p>
+            <w:pPr>
+              <w:rPr>
+                <w:rFonts w:ascii="Times New Roman" w:eastAsia="Times New Roman" w:hAnsi="Times New Roman" w:cs="Times New Roman"/>
+              </w:rPr>
+            </w:pPr>
+            <w:r>
+              <w:rPr>
+                <w:rFonts w:ascii="Times New Roman" w:eastAsia="Times New Roman" w:hAnsi="Times New Roman" w:cs="Times New Roman"/>
+              </w:rPr>
+              <w:t>Date:   Mon Dec 8 12:32:04 2025 +0000</w:t>
+            </w:r>
+          </w:p>
+          <w:p>
+            <w:pPr>
+              <w:rPr>
+                <w:rFonts w:ascii="Times New Roman" w:eastAsia="Times New Roman" w:hAnsi="Times New Roman" w:cs="Times New Roman"/>
+              </w:rPr>
+            </w:pPr>
+          </w:p>
+          <w:p>
+            <w:pPr>
+              <w:rPr>
+                <w:rFonts w:ascii="Times New Roman" w:eastAsia="Times New Roman" w:hAnsi="Times New Roman" w:cs="Times New Roman"/>
+              </w:rPr>
+            </w:pPr>
+            <w:r>
+              <w:rPr>
+                <w:rFonts w:ascii="Times New Roman" w:eastAsia="Times New Roman" w:hAnsi="Times New Roman" w:cs="Times New Roman"/>
+              </w:rPr>
+              <w:t xml:space="preserve">    Merge branch 'main' of https://github.com/HyndaviYasarapu/GroupProjectLifeVsAlcohol</w:t>
+            </w:r>
+          </w:p>
+          <w:p>
+            <w:pPr>
+              <w:rPr>
+                <w:rFonts w:ascii="Times New Roman" w:eastAsia="Times New Roman" w:hAnsi="Times New Roman" w:cs="Times New Roman"/>
+              </w:rPr>
+            </w:pPr>
+          </w:p>
+          <w:p>
+            <w:pPr>
+              <w:rPr>
+                <w:rFonts w:ascii="Times New Roman" w:eastAsia="Times New Roman" w:hAnsi="Times New Roman" w:cs="Times New Roman"/>
+              </w:rPr>
+            </w:pPr>
+            <w:r>
+              <w:rPr>
+                <w:rFonts w:ascii="Times New Roman" w:eastAsia="Times New Roman" w:hAnsi="Times New Roman" w:cs="Times New Roman"/>
+              </w:rPr>
+              <w:t>commit 6908f212fb08c9f9e22bacba8cbedeb03d75441b</w:t>
+            </w:r>
+          </w:p>
+          <w:p>
+            <w:pPr>
+              <w:rPr>
+                <w:rFonts w:ascii="Times New Roman" w:eastAsia="Times New Roman" w:hAnsi="Times New Roman" w:cs="Times New Roman"/>
+              </w:rPr>
+            </w:pPr>
+            <w:r>
+              <w:rPr>
+                <w:rFonts w:ascii="Times New Roman" w:eastAsia="Times New Roman" w:hAnsi="Times New Roman" w:cs="Times New Roman"/>
+              </w:rPr>
+              <w:t>Author: Hyndavi Yasarapu &lt;hyndavi.yasarapu@dbd.co.uk&gt;</w:t>
+            </w:r>
+          </w:p>
+          <w:p>
+            <w:pPr>
+              <w:rPr>
+                <w:rFonts w:ascii="Times New Roman" w:eastAsia="Times New Roman" w:hAnsi="Times New Roman" w:cs="Times New Roman"/>
+              </w:rPr>
+            </w:pPr>
+            <w:r>
+              <w:rPr>
+                <w:rFonts w:ascii="Times New Roman" w:eastAsia="Times New Roman" w:hAnsi="Times New Roman" w:cs="Times New Roman"/>
+              </w:rPr>
+              <w:t>Date:   Mon Dec 8 12:31:51 2025 +0000</w:t>
+            </w:r>
+          </w:p>
+          <w:p>
+            <w:pPr>
+              <w:rPr>
+                <w:rFonts w:ascii="Times New Roman" w:eastAsia="Times New Roman" w:hAnsi="Times New Roman" w:cs="Times New Roman"/>
+              </w:rPr>
+            </w:pPr>
+          </w:p>
+          <w:p>
+            <w:pPr>
+              <w:rPr>
+                <w:rFonts w:ascii="Times New Roman" w:eastAsia="Times New Roman" w:hAnsi="Times New Roman" w:cs="Times New Roman"/>
+              </w:rPr>
+            </w:pPr>
+            <w:r>
+              <w:rPr>
+                <w:rFonts w:ascii="Times New Roman" w:eastAsia="Times New Roman" w:hAnsi="Times New Roman" w:cs="Times New Roman"/>
+              </w:rPr>
+              <w:t xml:space="preserve">    Updated Analysis - Pearson Correlation and Intepretation of data</w:t>
+            </w:r>
+          </w:p>
+          <w:p>
+            <w:pPr>
+              <w:rPr>
+                <w:rFonts w:ascii="Times New Roman" w:eastAsia="Times New Roman" w:hAnsi="Times New Roman" w:cs="Times New Roman"/>
+              </w:rPr>
+            </w:pPr>
+          </w:p>
+          <w:p>
+            <w:pPr>
+              <w:rPr>
+                <w:rFonts w:ascii="Times New Roman" w:eastAsia="Times New Roman" w:hAnsi="Times New Roman" w:cs="Times New Roman"/>
+              </w:rPr>
+            </w:pPr>
+            <w:r>
+              <w:rPr>
+                <w:rFonts w:ascii="Times New Roman" w:eastAsia="Times New Roman" w:hAnsi="Times New Roman" w:cs="Times New Roman"/>
+              </w:rPr>
+              <w:t>commit 190207ae69030c5011885ed1b63c009aea6de946</w:t>
+            </w:r>
+          </w:p>
+          <w:p>
+            <w:pPr>
+              <w:rPr>
+                <w:rFonts w:ascii="Times New Roman" w:eastAsia="Times New Roman" w:hAnsi="Times New Roman" w:cs="Times New Roman"/>
+              </w:rPr>
+            </w:pPr>
+            <w:r>
+              <w:rPr>
+                <w:rFonts w:ascii="Times New Roman" w:eastAsia="Times New Roman" w:hAnsi="Times New Roman" w:cs="Times New Roman"/>
+              </w:rPr>
+              <w:t>Author: HyndaviYasarapu &lt;hy24aax@herts.ac.uk&gt;</w:t>
+            </w:r>
+          </w:p>
+          <w:p>
+            <w:pPr>
+              <w:rPr>
+                <w:rFonts w:ascii="Times New Roman" w:eastAsia="Times New Roman" w:hAnsi="Times New Roman" w:cs="Times New Roman"/>
+              </w:rPr>
+            </w:pPr>
+            <w:r>
+              <w:rPr>
+                <w:rFonts w:ascii="Times New Roman" w:eastAsia="Times New Roman" w:hAnsi="Times New Roman" w:cs="Times New Roman"/>
+              </w:rPr>
+              <w:t>Date:   Mon Dec 8 11:06:27 2025 +0000</w:t>
+            </w:r>
+          </w:p>
+          <w:p>
+            <w:pPr>
+              <w:rPr>
+                <w:rFonts w:ascii="Times New Roman" w:eastAsia="Times New Roman" w:hAnsi="Times New Roman" w:cs="Times New Roman"/>
+              </w:rPr>
+            </w:pPr>
+          </w:p>
+          <w:p>
+            <w:pPr>
+              <w:rPr>
+                <w:rFonts w:ascii="Times New Roman" w:eastAsia="Times New Roman" w:hAnsi="Times New Roman" w:cs="Times New Roman"/>
+              </w:rPr>
+            </w:pPr>
+            <w:r>
+              <w:rPr>
+                <w:rFonts w:ascii="Times New Roman" w:eastAsia="Times New Roman" w:hAnsi="Times New Roman" w:cs="Times New Roman"/>
+              </w:rPr>
+              <w:lastRenderedPageBreak/>
+              <w:t xml:space="preserve">    Delete ~$OM1079_Final report_template.docx Not required File</w:t>
+            </w:r>
+          </w:p>
+          <w:p>
+            <w:pPr>
+              <w:rPr>
+                <w:rFonts w:ascii="Times New Roman" w:eastAsia="Times New Roman" w:hAnsi="Times New Roman" w:cs="Times New Roman"/>
+              </w:rPr>
+            </w:pPr>
+          </w:p>
+          <w:p>
+            <w:pPr>
+              <w:rPr>
+                <w:rFonts w:ascii="Times New Roman" w:eastAsia="Times New Roman" w:hAnsi="Times New Roman" w:cs="Times New Roman"/>
+              </w:rPr>
+            </w:pPr>
+            <w:r>
+              <w:rPr>
+                <w:rFonts w:ascii="Times New Roman" w:eastAsia="Times New Roman" w:hAnsi="Times New Roman" w:cs="Times New Roman"/>
+              </w:rPr>
+              <w:t>commit 61b99298443256dfb01daa24a1f4cdd8760d553a</w:t>
+            </w:r>
+          </w:p>
+          <w:p>
+            <w:pPr>
+              <w:rPr>
+                <w:rFonts w:ascii="Times New Roman" w:eastAsia="Times New Roman" w:hAnsi="Times New Roman" w:cs="Times New Roman"/>
+              </w:rPr>
+            </w:pPr>
+            <w:r>
+              <w:rPr>
+                <w:rFonts w:ascii="Times New Roman" w:eastAsia="Times New Roman" w:hAnsi="Times New Roman" w:cs="Times New Roman"/>
+              </w:rPr>
+              <w:t>Author: Hyndavi Yasarapu &lt;hyndavi.yasarapu@dbd.co.uk&gt;</w:t>
+            </w:r>
+          </w:p>
+          <w:p>
+            <w:pPr>
+              <w:rPr>
+                <w:rFonts w:ascii="Times New Roman" w:eastAsia="Times New Roman" w:hAnsi="Times New Roman" w:cs="Times New Roman"/>
+              </w:rPr>
+            </w:pPr>
+            <w:r>
+              <w:rPr>
+                <w:rFonts w:ascii="Times New Roman" w:eastAsia="Times New Roman" w:hAnsi="Times New Roman" w:cs="Times New Roman"/>
+              </w:rPr>
+              <w:t>Date:   Mon Dec 8 11:05:59 2025 +0000</w:t>
+            </w:r>
+          </w:p>
+          <w:p>
+            <w:pPr>
+              <w:rPr>
+                <w:rFonts w:ascii="Times New Roman" w:eastAsia="Times New Roman" w:hAnsi="Times New Roman" w:cs="Times New Roman"/>
+              </w:rPr>
+            </w:pPr>
+          </w:p>
+          <w:p>
+            <w:pPr>
+              <w:rPr>
+                <w:rFonts w:ascii="Times New Roman" w:eastAsia="Times New Roman" w:hAnsi="Times New Roman" w:cs="Times New Roman"/>
+              </w:rPr>
+            </w:pPr>
+            <w:r>
+              <w:rPr>
+                <w:rFonts w:ascii="Times New Roman" w:eastAsia="Times New Roman" w:hAnsi="Times New Roman" w:cs="Times New Roman"/>
+              </w:rPr>
+              <w:t xml:space="preserve">    Updated Git ignore file</w:t>
+            </w:r>
+          </w:p>
+          <w:p>
+            <w:pPr>
+              <w:rPr>
+                <w:rFonts w:ascii="Times New Roman" w:eastAsia="Times New Roman" w:hAnsi="Times New Roman" w:cs="Times New Roman"/>
+              </w:rPr>
+            </w:pPr>
+          </w:p>
+          <w:p>
+            <w:pPr>
+              <w:rPr>
+                <w:rFonts w:ascii="Times New Roman" w:eastAsia="Times New Roman" w:hAnsi="Times New Roman" w:cs="Times New Roman"/>
+              </w:rPr>
+            </w:pPr>
+            <w:r>
+              <w:rPr>
+                <w:rFonts w:ascii="Times New Roman" w:eastAsia="Times New Roman" w:hAnsi="Times New Roman" w:cs="Times New Roman"/>
+              </w:rPr>
+              <w:t>commit 8685b28b00a0b18d09ae8ef65641793d0224eaca</w:t>
+            </w:r>
+          </w:p>
+          <w:p>
+            <w:pPr>
+              <w:rPr>
+                <w:rFonts w:ascii="Times New Roman" w:eastAsia="Times New Roman" w:hAnsi="Times New Roman" w:cs="Times New Roman"/>
+              </w:rPr>
+            </w:pPr>
+            <w:r>
+              <w:rPr>
+                <w:rFonts w:ascii="Times New Roman" w:eastAsia="Times New Roman" w:hAnsi="Times New Roman" w:cs="Times New Roman"/>
+              </w:rPr>
+              <w:t>Author: Hyndavi Yasarapu &lt;hyndavi.yasarapu@dbd.co.uk&gt;</w:t>
+            </w:r>
+          </w:p>
+          <w:p>
+            <w:pPr>
+              <w:rPr>
+                <w:rFonts w:ascii="Times New Roman" w:eastAsia="Times New Roman" w:hAnsi="Times New Roman" w:cs="Times New Roman"/>
+              </w:rPr>
+            </w:pPr>
+            <w:r>
+              <w:rPr>
+                <w:rFonts w:ascii="Times New Roman" w:eastAsia="Times New Roman" w:hAnsi="Times New Roman" w:cs="Times New Roman"/>
+              </w:rPr>
+              <w:t>Date:   Mon Dec 8 11:04:07 2025 +0000</w:t>
+            </w:r>
+          </w:p>
+          <w:p>
+            <w:pPr>
+              <w:rPr>
+                <w:rFonts w:ascii="Times New Roman" w:eastAsia="Times New Roman" w:hAnsi="Times New Roman" w:cs="Times New Roman"/>
+              </w:rPr>
+            </w:pPr>
+          </w:p>
+          <w:p>
+            <w:pPr>
+              <w:rPr>
+                <w:rFonts w:ascii="Times New Roman" w:eastAsia="Times New Roman" w:hAnsi="Times New Roman" w:cs="Times New Roman"/>
+              </w:rPr>
+            </w:pPr>
+            <w:r>
+              <w:rPr>
+                <w:rFonts w:ascii="Times New Roman" w:eastAsia="Times New Roman" w:hAnsi="Times New Roman" w:cs="Times New Roman"/>
+              </w:rPr>
+              <w:t xml:space="preserve">    Updated Visualization Charts and Documentation - Added Appendices with R code</w:t>
+            </w:r>
+          </w:p>
+          <w:p>
+            <w:pPr>
+              <w:rPr>
+                <w:rFonts w:ascii="Times New Roman" w:eastAsia="Times New Roman" w:hAnsi="Times New Roman" w:cs="Times New Roman"/>
+              </w:rPr>
+            </w:pPr>
+          </w:p>
+          <w:p>
+            <w:pPr>
+              <w:rPr>
+                <w:rFonts w:ascii="Times New Roman" w:eastAsia="Times New Roman" w:hAnsi="Times New Roman" w:cs="Times New Roman"/>
+              </w:rPr>
+            </w:pPr>
+            <w:r>
+              <w:rPr>
+                <w:rFonts w:ascii="Times New Roman" w:eastAsia="Times New Roman" w:hAnsi="Times New Roman" w:cs="Times New Roman"/>
+              </w:rPr>
+              <w:t>commit 9fdbd6a33d4780af7653fdcc23a568ded58a09d5</w:t>
+            </w:r>
+          </w:p>
+          <w:p>
+            <w:pPr>
+              <w:rPr>
+                <w:rFonts w:ascii="Times New Roman" w:eastAsia="Times New Roman" w:hAnsi="Times New Roman" w:cs="Times New Roman"/>
+              </w:rPr>
+            </w:pPr>
+            <w:r>
+              <w:rPr>
+                <w:rFonts w:ascii="Times New Roman" w:eastAsia="Times New Roman" w:hAnsi="Times New Roman" w:cs="Times New Roman"/>
+              </w:rPr>
+              <w:t>Author: Hyndavi Yasarapu &lt;hyndavi.yasarapu@dbd.co.uk&gt;</w:t>
+            </w:r>
+          </w:p>
+          <w:p>
+            <w:pPr>
+              <w:rPr>
+                <w:rFonts w:ascii="Times New Roman" w:eastAsia="Times New Roman" w:hAnsi="Times New Roman" w:cs="Times New Roman"/>
+              </w:rPr>
+            </w:pPr>
+            <w:r>
+              <w:rPr>
+                <w:rFonts w:ascii="Times New Roman" w:eastAsia="Times New Roman" w:hAnsi="Times New Roman" w:cs="Times New Roman"/>
+              </w:rPr>
+              <w:t>Date:   Mon Dec 8 10:36:27 2025 +0000</w:t>
+            </w:r>
+          </w:p>
+          <w:p>
+            <w:pPr>
+              <w:rPr>
+                <w:rFonts w:ascii="Times New Roman" w:eastAsia="Times New Roman" w:hAnsi="Times New Roman" w:cs="Times New Roman"/>
+              </w:rPr>
+            </w:pPr>
+          </w:p>
+          <w:p>
+            <w:pPr>
+              <w:rPr>
+                <w:rFonts w:ascii="Times New Roman" w:eastAsia="Times New Roman" w:hAnsi="Times New Roman" w:cs="Times New Roman"/>
+              </w:rPr>
+            </w:pPr>
+            <w:r>
+              <w:rPr>
+                <w:rFonts w:ascii="Times New Roman" w:eastAsia="Times New Roman" w:hAnsi="Times New Roman" w:cs="Times New Roman"/>
+              </w:rPr>
+              <w:t xml:space="preserve">    Updated Visualization Charts</w:t>
+            </w:r>
+          </w:p>
+          <w:p>
+            <w:pPr>
+              <w:rPr>
+                <w:rFonts w:ascii="Times New Roman" w:eastAsia="Times New Roman" w:hAnsi="Times New Roman" w:cs="Times New Roman"/>
+              </w:rPr>
+            </w:pPr>
+          </w:p>
+          <w:p>
+            <w:pPr>
+              <w:rPr>
+                <w:rFonts w:ascii="Times New Roman" w:eastAsia="Times New Roman" w:hAnsi="Times New Roman" w:cs="Times New Roman"/>
+              </w:rPr>
+            </w:pPr>
+            <w:r>
+              <w:rPr>
+                <w:rFonts w:ascii="Times New Roman" w:eastAsia="Times New Roman" w:hAnsi="Times New Roman" w:cs="Times New Roman"/>
+              </w:rPr>
+              <w:t>commit 9a2feb879031346e91489d52a7875df0e3eedf09</w:t>
+            </w:r>
+          </w:p>
+          <w:p>
+            <w:pPr>
+              <w:rPr>
+                <w:rFonts w:ascii="Times New Roman" w:eastAsia="Times New Roman" w:hAnsi="Times New Roman" w:cs="Times New Roman"/>
+              </w:rPr>
+            </w:pPr>
+            <w:r>
+              <w:rPr>
+                <w:rFonts w:ascii="Times New Roman" w:eastAsia="Times New Roman" w:hAnsi="Times New Roman" w:cs="Times New Roman"/>
+              </w:rPr>
+              <w:t>Merge: a5b0bc8 b8cbc6a</w:t>
+            </w:r>
+          </w:p>
+          <w:p>
+            <w:pPr>
+              <w:rPr>
+                <w:rFonts w:ascii="Times New Roman" w:eastAsia="Times New Roman" w:hAnsi="Times New Roman" w:cs="Times New Roman"/>
+              </w:rPr>
+            </w:pPr>
+            <w:r>
+              <w:rPr>
+                <w:rFonts w:ascii="Times New Roman" w:eastAsia="Times New Roman" w:hAnsi="Times New Roman" w:cs="Times New Roman"/>
+              </w:rPr>
+              <w:t>Author: Hyndavi Yasarapu &lt;hyndavi.yasarapu@dbd.co.uk&gt;</w:t>
+            </w:r>
+          </w:p>
+          <w:p>
+            <w:pPr>
+              <w:rPr>
+                <w:rFonts w:ascii="Times New Roman" w:eastAsia="Times New Roman" w:hAnsi="Times New Roman" w:cs="Times New Roman"/>
+              </w:rPr>
+            </w:pPr>
+            <w:r>
+              <w:rPr>
+                <w:rFonts w:ascii="Times New Roman" w:eastAsia="Times New Roman" w:hAnsi="Times New Roman" w:cs="Times New Roman"/>
+              </w:rPr>
+              <w:t>Date:   Mon Dec 8 02:28:09 2025 +0000</w:t>
+            </w:r>
+          </w:p>
+          <w:p>
+            <w:pPr>
+              <w:rPr>
+                <w:rFonts w:ascii="Times New Roman" w:eastAsia="Times New Roman" w:hAnsi="Times New Roman" w:cs="Times New Roman"/>
+              </w:rPr>
+            </w:pPr>
+          </w:p>
+          <w:p>
+            <w:pPr>
+              <w:rPr>
+                <w:rFonts w:ascii="Times New Roman" w:eastAsia="Times New Roman" w:hAnsi="Times New Roman" w:cs="Times New Roman"/>
+              </w:rPr>
+            </w:pPr>
+            <w:r>
+              <w:rPr>
+                <w:rFonts w:ascii="Times New Roman" w:eastAsia="Times New Roman" w:hAnsi="Times New Roman" w:cs="Times New Roman"/>
+              </w:rPr>
+              <w:t xml:space="preserve">    Merge branch 'main' of https://github.com/HyndaviYasarapu/GroupProjectLifeVsAlcohol</w:t>
+            </w:r>
+          </w:p>
+          <w:p>
+            <w:pPr>
+              <w:rPr>
+                <w:rFonts w:ascii="Times New Roman" w:eastAsia="Times New Roman" w:hAnsi="Times New Roman" w:cs="Times New Roman"/>
+              </w:rPr>
+            </w:pPr>
+          </w:p>
+          <w:p>
+            <w:pPr>
+              <w:rPr>
+                <w:rFonts w:ascii="Times New Roman" w:eastAsia="Times New Roman" w:hAnsi="Times New Roman" w:cs="Times New Roman"/>
+              </w:rPr>
+            </w:pPr>
+            <w:r>
+              <w:rPr>
+                <w:rFonts w:ascii="Times New Roman" w:eastAsia="Times New Roman" w:hAnsi="Times New Roman" w:cs="Times New Roman"/>
+              </w:rPr>
+              <w:t>commit a5b0bc898eea8a6d9c9c3aa60d87ef0954cceed7</w:t>
+            </w:r>
+          </w:p>
+          <w:p>
+            <w:pPr>
+              <w:rPr>
+                <w:rFonts w:ascii="Times New Roman" w:eastAsia="Times New Roman" w:hAnsi="Times New Roman" w:cs="Times New Roman"/>
+              </w:rPr>
+            </w:pPr>
+            <w:r>
+              <w:rPr>
+                <w:rFonts w:ascii="Times New Roman" w:eastAsia="Times New Roman" w:hAnsi="Times New Roman" w:cs="Times New Roman"/>
+              </w:rPr>
+              <w:t>Author: Hyndavi Yasarapu &lt;hyndavi.yasarapu@dbd.co.uk&gt;</w:t>
+            </w:r>
+          </w:p>
+          <w:p>
+            <w:pPr>
+              <w:rPr>
+                <w:rFonts w:ascii="Times New Roman" w:eastAsia="Times New Roman" w:hAnsi="Times New Roman" w:cs="Times New Roman"/>
+              </w:rPr>
+            </w:pPr>
+            <w:r>
+              <w:rPr>
+                <w:rFonts w:ascii="Times New Roman" w:eastAsia="Times New Roman" w:hAnsi="Times New Roman" w:cs="Times New Roman"/>
+              </w:rPr>
+              <w:t>Date:   Mon Dec 8 02:27:53 2025 +0000</w:t>
+            </w:r>
+          </w:p>
+          <w:p>
+            <w:pPr>
+              <w:rPr>
+                <w:rFonts w:ascii="Times New Roman" w:eastAsia="Times New Roman" w:hAnsi="Times New Roman" w:cs="Times New Roman"/>
+              </w:rPr>
+            </w:pPr>
+          </w:p>
+          <w:p>
+            <w:pPr>
+              <w:rPr>
+                <w:rFonts w:ascii="Times New Roman" w:eastAsia="Times New Roman" w:hAnsi="Times New Roman" w:cs="Times New Roman"/>
+              </w:rPr>
+            </w:pPr>
+            <w:r>
+              <w:rPr>
+                <w:rFonts w:ascii="Times New Roman" w:eastAsia="Times New Roman" w:hAnsi="Times New Roman" w:cs="Times New Roman"/>
+              </w:rPr>
+              <w:t xml:space="preserve">    Updated Documentation - Background research, Reference List</w:t>
+            </w:r>
+          </w:p>
+          <w:p>
+            <w:pPr>
+              <w:rPr>
+                <w:rFonts w:ascii="Times New Roman" w:eastAsia="Times New Roman" w:hAnsi="Times New Roman" w:cs="Times New Roman"/>
+              </w:rPr>
+            </w:pPr>
+          </w:p>
+          <w:p>
+            <w:pPr>
+              <w:rPr>
+                <w:rFonts w:ascii="Times New Roman" w:eastAsia="Times New Roman" w:hAnsi="Times New Roman" w:cs="Times New Roman"/>
+              </w:rPr>
+            </w:pPr>
+            <w:r>
+              <w:rPr>
+                <w:rFonts w:ascii="Times New Roman" w:eastAsia="Times New Roman" w:hAnsi="Times New Roman" w:cs="Times New Roman"/>
+              </w:rPr>
+              <w:t>commit b8cbc6a7f3e6372020a2ad2ebf708deb0959f1fe</w:t>
+            </w:r>
+          </w:p>
+          <w:p>
+            <w:pPr>
+              <w:rPr>
+                <w:rFonts w:ascii="Times New Roman" w:eastAsia="Times New Roman" w:hAnsi="Times New Roman" w:cs="Times New Roman"/>
+              </w:rPr>
+            </w:pPr>
+            <w:r>
+              <w:rPr>
+                <w:rFonts w:ascii="Times New Roman" w:eastAsia="Times New Roman" w:hAnsi="Times New Roman" w:cs="Times New Roman"/>
+              </w:rPr>
+              <w:t>Author: HyndaviYasarapu &lt;hy24aax@herts.ac.uk&gt;</w:t>
+            </w:r>
+          </w:p>
+          <w:p>
+            <w:pPr>
+              <w:rPr>
+                <w:rFonts w:ascii="Times New Roman" w:eastAsia="Times New Roman" w:hAnsi="Times New Roman" w:cs="Times New Roman"/>
+              </w:rPr>
+            </w:pPr>
+            <w:r>
+              <w:rPr>
+                <w:rFonts w:ascii="Times New Roman" w:eastAsia="Times New Roman" w:hAnsi="Times New Roman" w:cs="Times New Roman"/>
+              </w:rPr>
+              <w:t>Date:   Mon Dec 8 02:16:20 2025 +0000</w:t>
+            </w:r>
+          </w:p>
+          <w:p>
+            <w:pPr>
+              <w:rPr>
+                <w:rFonts w:ascii="Times New Roman" w:eastAsia="Times New Roman" w:hAnsi="Times New Roman" w:cs="Times New Roman"/>
+              </w:rPr>
+            </w:pPr>
+          </w:p>
+          <w:p>
+            <w:pPr>
+              <w:rPr>
+                <w:rFonts w:ascii="Times New Roman" w:eastAsia="Times New Roman" w:hAnsi="Times New Roman" w:cs="Times New Roman"/>
+              </w:rPr>
+            </w:pPr>
+            <w:r>
+              <w:rPr>
+                <w:rFonts w:ascii="Times New Roman" w:eastAsia="Times New Roman" w:hAnsi="Times New Roman" w:cs="Times New Roman"/>
+              </w:rPr>
+              <w:t xml:space="preserve">    Delete alcohol_lifeexp_project.Rproj dummy file</w:t>
+            </w:r>
+          </w:p>
+          <w:p>
+            <w:pPr>
+              <w:rPr>
+                <w:rFonts w:ascii="Times New Roman" w:eastAsia="Times New Roman" w:hAnsi="Times New Roman" w:cs="Times New Roman"/>
+              </w:rPr>
+            </w:pPr>
+          </w:p>
+          <w:p>
+            <w:pPr>
+              <w:rPr>
+                <w:rFonts w:ascii="Times New Roman" w:eastAsia="Times New Roman" w:hAnsi="Times New Roman" w:cs="Times New Roman"/>
+              </w:rPr>
+            </w:pPr>
+            <w:r>
+              <w:rPr>
+                <w:rFonts w:ascii="Times New Roman" w:eastAsia="Times New Roman" w:hAnsi="Times New Roman" w:cs="Times New Roman"/>
+              </w:rPr>
+              <w:t>commit 360fc4deae5dc5d1af5c91021c86ae1f1a42529f</w:t>
+            </w:r>
+          </w:p>
+          <w:p>
+            <w:pPr>
+              <w:rPr>
+                <w:rFonts w:ascii="Times New Roman" w:eastAsia="Times New Roman" w:hAnsi="Times New Roman" w:cs="Times New Roman"/>
+              </w:rPr>
+            </w:pPr>
+            <w:r>
+              <w:rPr>
+                <w:rFonts w:ascii="Times New Roman" w:eastAsia="Times New Roman" w:hAnsi="Times New Roman" w:cs="Times New Roman"/>
+              </w:rPr>
+              <w:t>Author: tc25abg &lt;tc25abg@herts.ac.uk&gt;</w:t>
+            </w:r>
+          </w:p>
+          <w:p>
+            <w:pPr>
+              <w:rPr>
+                <w:rFonts w:ascii="Times New Roman" w:eastAsia="Times New Roman" w:hAnsi="Times New Roman" w:cs="Times New Roman"/>
+              </w:rPr>
+            </w:pPr>
+            <w:r>
+              <w:rPr>
+                <w:rFonts w:ascii="Times New Roman" w:eastAsia="Times New Roman" w:hAnsi="Times New Roman" w:cs="Times New Roman"/>
+              </w:rPr>
+              <w:t>Date:   Sat Dec 6 10:12:29 2025 +0000</w:t>
+            </w:r>
+          </w:p>
+          <w:p>
+            <w:pPr>
+              <w:rPr>
+                <w:rFonts w:ascii="Times New Roman" w:eastAsia="Times New Roman" w:hAnsi="Times New Roman" w:cs="Times New Roman"/>
+              </w:rPr>
+            </w:pPr>
+          </w:p>
+          <w:p>
+            <w:pPr>
+              <w:rPr>
+                <w:rFonts w:ascii="Times New Roman" w:eastAsia="Times New Roman" w:hAnsi="Times New Roman" w:cs="Times New Roman"/>
+              </w:rPr>
+            </w:pPr>
+            <w:r>
+              <w:rPr>
+                <w:rFonts w:ascii="Times New Roman" w:eastAsia="Times New Roman" w:hAnsi="Times New Roman" w:cs="Times New Roman"/>
+              </w:rPr>
+              <w:t xml:space="preserve">    Add files via upload</w:t>
+            </w:r>
+          </w:p>
+          <w:p>
+            <w:pPr>
+              <w:rPr>
+                <w:rFonts w:ascii="Times New Roman" w:eastAsia="Times New Roman" w:hAnsi="Times New Roman" w:cs="Times New Roman"/>
+              </w:rPr>
+            </w:pPr>
+          </w:p>
+          <w:p>
+            <w:pPr>
+              <w:rPr>
+                <w:rFonts w:ascii="Times New Roman" w:eastAsia="Times New Roman" w:hAnsi="Times New Roman" w:cs="Times New Roman"/>
+              </w:rPr>
+            </w:pPr>
+            <w:r>
+              <w:rPr>
+                <w:rFonts w:ascii="Times New Roman" w:eastAsia="Times New Roman" w:hAnsi="Times New Roman" w:cs="Times New Roman"/>
+              </w:rPr>
+              <w:t xml:space="preserve">    Check out this</w:t>
+            </w:r>
+          </w:p>
+          <w:p>
+            <w:pPr>
+              <w:rPr>
+                <w:rFonts w:ascii="Times New Roman" w:eastAsia="Times New Roman" w:hAnsi="Times New Roman" w:cs="Times New Roman"/>
+              </w:rPr>
+            </w:pPr>
+          </w:p>
+          <w:p>
+            <w:pPr>
+              <w:rPr>
+                <w:rFonts w:ascii="Times New Roman" w:eastAsia="Times New Roman" w:hAnsi="Times New Roman" w:cs="Times New Roman"/>
+              </w:rPr>
+            </w:pPr>
+            <w:r>
+              <w:rPr>
+                <w:rFonts w:ascii="Times New Roman" w:eastAsia="Times New Roman" w:hAnsi="Times New Roman" w:cs="Times New Roman"/>
+              </w:rPr>
+              <w:t>commit 92fc5a9152d775e908ea6c46165a37eda585f8af</w:t>
+            </w:r>
+          </w:p>
+          <w:p>
+            <w:pPr>
+              <w:rPr>
+                <w:rFonts w:ascii="Times New Roman" w:eastAsia="Times New Roman" w:hAnsi="Times New Roman" w:cs="Times New Roman"/>
+              </w:rPr>
+            </w:pPr>
+            <w:r>
+              <w:rPr>
+                <w:rFonts w:ascii="Times New Roman" w:eastAsia="Times New Roman" w:hAnsi="Times New Roman" w:cs="Times New Roman"/>
+              </w:rPr>
+              <w:t>Author: tc25abg &lt;tc25abg@herts.ac.uk&gt;</w:t>
+            </w:r>
+          </w:p>
+          <w:p>
+            <w:pPr>
+              <w:rPr>
+                <w:rFonts w:ascii="Times New Roman" w:eastAsia="Times New Roman" w:hAnsi="Times New Roman" w:cs="Times New Roman"/>
+              </w:rPr>
+            </w:pPr>
+            <w:r>
+              <w:rPr>
+                <w:rFonts w:ascii="Times New Roman" w:eastAsia="Times New Roman" w:hAnsi="Times New Roman" w:cs="Times New Roman"/>
+              </w:rPr>
+              <w:lastRenderedPageBreak/>
+              <w:t>Date:   Sat Dec 6 10:07:49 2025 +0000</w:t>
+            </w:r>
+          </w:p>
+          <w:p>
+            <w:pPr>
+              <w:rPr>
+                <w:rFonts w:ascii="Times New Roman" w:eastAsia="Times New Roman" w:hAnsi="Times New Roman" w:cs="Times New Roman"/>
+              </w:rPr>
+            </w:pPr>
+          </w:p>
+          <w:p>
+            <w:pPr>
+              <w:rPr>
+                <w:rFonts w:ascii="Times New Roman" w:eastAsia="Times New Roman" w:hAnsi="Times New Roman" w:cs="Times New Roman"/>
+              </w:rPr>
+            </w:pPr>
+            <w:r>
+              <w:rPr>
+                <w:rFonts w:ascii="Times New Roman" w:eastAsia="Times New Roman" w:hAnsi="Times New Roman" w:cs="Times New Roman"/>
+              </w:rPr>
+              <w:t xml:space="preserve">    Delete alcohol_lifeexp_project.Rproj</w:t>
+            </w:r>
+          </w:p>
+          <w:p>
+            <w:pPr>
+              <w:rPr>
+                <w:rFonts w:ascii="Times New Roman" w:eastAsia="Times New Roman" w:hAnsi="Times New Roman" w:cs="Times New Roman"/>
+              </w:rPr>
+            </w:pPr>
+          </w:p>
+          <w:p>
+            <w:pPr>
+              <w:rPr>
+                <w:rFonts w:ascii="Times New Roman" w:eastAsia="Times New Roman" w:hAnsi="Times New Roman" w:cs="Times New Roman"/>
+              </w:rPr>
+            </w:pPr>
+            <w:r>
+              <w:rPr>
+                <w:rFonts w:ascii="Times New Roman" w:eastAsia="Times New Roman" w:hAnsi="Times New Roman" w:cs="Times New Roman"/>
+              </w:rPr>
+              <w:t xml:space="preserve">    Deleted file</w:t>
+            </w:r>
+          </w:p>
+          <w:p>
+            <w:pPr>
+              <w:rPr>
+                <w:rFonts w:ascii="Times New Roman" w:eastAsia="Times New Roman" w:hAnsi="Times New Roman" w:cs="Times New Roman"/>
+              </w:rPr>
+            </w:pPr>
+          </w:p>
+          <w:p>
+            <w:pPr>
+              <w:rPr>
+                <w:rFonts w:ascii="Times New Roman" w:eastAsia="Times New Roman" w:hAnsi="Times New Roman" w:cs="Times New Roman"/>
+              </w:rPr>
+            </w:pPr>
+            <w:r>
+              <w:rPr>
+                <w:rFonts w:ascii="Times New Roman" w:eastAsia="Times New Roman" w:hAnsi="Times New Roman" w:cs="Times New Roman"/>
+              </w:rPr>
+              <w:t>commit 3d97580c7bdaf270e216e2d83492136b94f12367</w:t>
+            </w:r>
+          </w:p>
+          <w:p>
+            <w:pPr>
+              <w:rPr>
+                <w:rFonts w:ascii="Times New Roman" w:eastAsia="Times New Roman" w:hAnsi="Times New Roman" w:cs="Times New Roman"/>
+              </w:rPr>
+            </w:pPr>
+            <w:r>
+              <w:rPr>
+                <w:rFonts w:ascii="Times New Roman" w:eastAsia="Times New Roman" w:hAnsi="Times New Roman" w:cs="Times New Roman"/>
+              </w:rPr>
+              <w:t>Author: tc25abg &lt;tc25abg@herts.ac.uk&gt;</w:t>
+            </w:r>
+          </w:p>
+          <w:p>
+            <w:pPr>
+              <w:rPr>
+                <w:rFonts w:ascii="Times New Roman" w:eastAsia="Times New Roman" w:hAnsi="Times New Roman" w:cs="Times New Roman"/>
+              </w:rPr>
+            </w:pPr>
+            <w:r>
+              <w:rPr>
+                <w:rFonts w:ascii="Times New Roman" w:eastAsia="Times New Roman" w:hAnsi="Times New Roman" w:cs="Times New Roman"/>
+              </w:rPr>
+              <w:t>Date:   Sat Dec 6 10:03:12 2025 +0000</w:t>
+            </w:r>
+          </w:p>
+          <w:p>
+            <w:pPr>
+              <w:rPr>
+                <w:rFonts w:ascii="Times New Roman" w:eastAsia="Times New Roman" w:hAnsi="Times New Roman" w:cs="Times New Roman"/>
+              </w:rPr>
+            </w:pPr>
+          </w:p>
+          <w:p>
+            <w:pPr>
+              <w:rPr>
+                <w:rFonts w:ascii="Times New Roman" w:eastAsia="Times New Roman" w:hAnsi="Times New Roman" w:cs="Times New Roman"/>
+              </w:rPr>
+            </w:pPr>
+            <w:r>
+              <w:rPr>
+                <w:rFonts w:ascii="Times New Roman" w:eastAsia="Times New Roman" w:hAnsi="Times New Roman" w:cs="Times New Roman"/>
+              </w:rPr>
+              <w:t xml:space="preserve">    File uploa</w:t>
+            </w:r>
+          </w:p>
+          <w:p>
+            <w:pPr>
+              <w:rPr>
+                <w:rFonts w:ascii="Times New Roman" w:eastAsia="Times New Roman" w:hAnsi="Times New Roman" w:cs="Times New Roman"/>
+              </w:rPr>
+            </w:pPr>
+          </w:p>
+          <w:p>
+            <w:pPr>
+              <w:rPr>
+                <w:rFonts w:ascii="Times New Roman" w:eastAsia="Times New Roman" w:hAnsi="Times New Roman" w:cs="Times New Roman"/>
+              </w:rPr>
+            </w:pPr>
+            <w:r>
+              <w:rPr>
+                <w:rFonts w:ascii="Times New Roman" w:eastAsia="Times New Roman" w:hAnsi="Times New Roman" w:cs="Times New Roman"/>
+              </w:rPr>
+              <w:t xml:space="preserve">    Hey guys I submitted the r code and please check out</w:t>
+            </w:r>
+          </w:p>
+          <w:p>
+            <w:pPr>
+              <w:rPr>
+                <w:rFonts w:ascii="Times New Roman" w:eastAsia="Times New Roman" w:hAnsi="Times New Roman" w:cs="Times New Roman"/>
+              </w:rPr>
+            </w:pPr>
+          </w:p>
+          <w:p>
+            <w:pPr>
+              <w:rPr>
+                <w:rFonts w:ascii="Times New Roman" w:eastAsia="Times New Roman" w:hAnsi="Times New Roman" w:cs="Times New Roman"/>
+              </w:rPr>
+            </w:pPr>
+            <w:r>
+              <w:rPr>
+                <w:rFonts w:ascii="Times New Roman" w:eastAsia="Times New Roman" w:hAnsi="Times New Roman" w:cs="Times New Roman"/>
+              </w:rPr>
+              <w:t>commit e22a31c93b97187abd4a70d85d0413e6ca7fed53</w:t>
+            </w:r>
+          </w:p>
+          <w:p>
+            <w:pPr>
+              <w:rPr>
+                <w:rFonts w:ascii="Times New Roman" w:eastAsia="Times New Roman" w:hAnsi="Times New Roman" w:cs="Times New Roman"/>
+              </w:rPr>
+            </w:pPr>
+            <w:r>
+              <w:rPr>
+                <w:rFonts w:ascii="Times New Roman" w:eastAsia="Times New Roman" w:hAnsi="Times New Roman" w:cs="Times New Roman"/>
+              </w:rPr>
+              <w:t>Author: Hyndavi Yasarapu &lt;hyndavi.yasarapu@dbd.co.uk&gt;</w:t>
+            </w:r>
+          </w:p>
+          <w:p>
+            <w:pPr>
+              <w:rPr>
+                <w:rFonts w:ascii="Times New Roman" w:eastAsia="Times New Roman" w:hAnsi="Times New Roman" w:cs="Times New Roman"/>
+              </w:rPr>
+            </w:pPr>
+            <w:r>
+              <w:rPr>
+                <w:rFonts w:ascii="Times New Roman" w:eastAsia="Times New Roman" w:hAnsi="Times New Roman" w:cs="Times New Roman"/>
+              </w:rPr>
+              <w:t>Date:   Sat Dec 6 08:38:40 2025 +0000</w:t>
+            </w:r>
+          </w:p>
+          <w:p>
+            <w:pPr>
+              <w:rPr>
+                <w:rFonts w:ascii="Times New Roman" w:eastAsia="Times New Roman" w:hAnsi="Times New Roman" w:cs="Times New Roman"/>
+              </w:rPr>
+            </w:pPr>
+          </w:p>
+          <w:p>
+            <w:pPr>
+              <w:rPr>
+                <w:rFonts w:ascii="Times New Roman" w:eastAsia="Times New Roman" w:hAnsi="Times New Roman" w:cs="Times New Roman"/>
+              </w:rPr>
+            </w:pPr>
+            <w:r>
+              <w:rPr>
+                <w:rFonts w:ascii="Times New Roman" w:eastAsia="Times New Roman" w:hAnsi="Times New Roman" w:cs="Times New Roman"/>
+              </w:rPr>
+              <w:t xml:space="preserve">    Add the Dataset loading, Cleaning, Merging, Descriptive statistics and Visualization</w:t>
+            </w:r>
+          </w:p>
+          <w:p>
+            <w:pPr>
+              <w:rPr>
+                <w:rFonts w:ascii="Times New Roman" w:eastAsia="Times New Roman" w:hAnsi="Times New Roman" w:cs="Times New Roman"/>
+              </w:rPr>
+            </w:pPr>
+          </w:p>
+          <w:p>
+            <w:pPr>
+              <w:rPr>
+                <w:rFonts w:ascii="Times New Roman" w:eastAsia="Times New Roman" w:hAnsi="Times New Roman" w:cs="Times New Roman"/>
+              </w:rPr>
+            </w:pPr>
+            <w:r>
+              <w:rPr>
+                <w:rFonts w:ascii="Times New Roman" w:eastAsia="Times New Roman" w:hAnsi="Times New Roman" w:cs="Times New Roman"/>
+              </w:rPr>
+              <w:t>commit 508eb1bf5477dce3c852f1ddf01a5eac8c224862</w:t>
+            </w:r>
+          </w:p>
+          <w:p>
+            <w:pPr>
+              <w:rPr>
+                <w:rFonts w:ascii="Times New Roman" w:eastAsia="Times New Roman" w:hAnsi="Times New Roman" w:cs="Times New Roman"/>
+              </w:rPr>
+            </w:pPr>
+            <w:r>
+              <w:rPr>
+                <w:rFonts w:ascii="Times New Roman" w:eastAsia="Times New Roman" w:hAnsi="Times New Roman" w:cs="Times New Roman"/>
+              </w:rPr>
+              <w:t>Author: HyndaviYasarapu &lt;hy24aax@herts.ac.uk&gt;</w:t>
+            </w:r>
+          </w:p>
+  